--- a/thesis_final_bundle/thesis_final_humanized_v2.docx
+++ b/thesis_final_bundle/thesis_final_humanized_v2.docx
@@ -2,7 +2,7 @@
 <file path=word/document.xml><?xml version="1.0" encoding="utf-8"?>
 <w:document xmlns:w="http://schemas.openxmlformats.org/wordprocessingml/2006/main" xmlns:m="http://schemas.openxmlformats.org/officeDocument/2006/math" xmlns:r="http://schemas.openxmlformats.org/officeDocument/2006/relationships" xmlns:o="urn:schemas-microsoft-com:office:office" xmlns:v="urn:schemas-microsoft-com:vml" xmlns:w10="urn:schemas-microsoft-com:office:word" xmlns:a="http://schemas.openxmlformats.org/drawingml/2006/main" xmlns:pic="http://schemas.openxmlformats.org/drawingml/2006/picture" xmlns:wp="http://schemas.openxmlformats.org/drawingml/2006/wordprocessingDrawing">
   <w:body>
-    <w:bookmarkStart w:id="98" w:name="基于数据挖掘的上市公司财政补贴与高管超额薪酬研究"/>
+    <w:bookmarkStart w:id="105" w:name="基于数据挖掘的上市公司财政补贴与高管超额薪酬研究"/>
     <w:p>
       <w:pPr>
         <w:pStyle w:val="Heading1"/>
@@ -57,7 +57,7 @@
         <w:rPr>
           <w:rFonts w:hint="eastAsia"/>
         </w:rPr>
-        <w:t xml:space="preserve">财政补贴规模在近年来持续扩张，上市公司高管薪酬问题也同期引发大量争议，二者之间的潜在关联，学术上涉及治理效率与代理成本，实践上则直接关系到财政资金的使用效率。本文以2003—2024年沪深A股非金融上市公司为样本，在管理者权力理论与代理理论框架下，考察财政补贴强度与高管超额薪酬之间的条件相关关系，并观察其在不同制度环境下的异质表现。参照Core等（1999）的期望薪酬模型，本文将模型1的回归残差直接界定为高管超额薪酬（Overpay），将未披露政府补助的公司年度取0处理，由此构造核心解释变量</w:t>
+        <w:t xml:space="preserve">近些年，财政补贴规模持续扩大，上市公司高管薪酬争议也明显升温。两者之间是否存在联系，既牵涉公司治理与代理成本，也关系财政资金能否真正用于预期目标。基于这一问题，本文以2003—2024年沪深A股非金融上市公司为样本，在管理者权力理论与代理理论框架下，考察财政补贴强度与高管超额薪酬之间的条件相关关系，并进一步观察这一关系在不同制度情境中的表现。参照Core等（1999）的期望薪酬模型，本文将模型1的回归残差直接定义为高管超额薪酬（Overpay），对未披露政府补助的公司年度按0处理，据此构造核心解释变量</w:t>
       </w:r>
       <m:oMath>
         <m:r>
@@ -99,7 +99,18 @@
         <w:rPr>
           <w:rFonts w:hint="eastAsia"/>
         </w:rPr>
-        <w:t xml:space="preserve">，并依次引入固定效应回归、工具变量、中介效应、异质性分析以及机器学习补充检验等方法。实证部分的主要发现是：在公司和年份固定效应下，滞后一期财政补贴对高管超额薪酬的系数虽为正，但未达到常用显著性水平（</w:t>
+        <w:t xml:space="preserve">，并依次采用固定效应回归、工具变量、中介效应、异质性分析以及机器学习补充检验等方法开展分析。</w:t>
+      </w:r>
+    </w:p>
+    <w:p>
+      <w:pPr>
+        <w:pStyle w:val="BodyText"/>
+      </w:pPr>
+      <w:r>
+        <w:rPr>
+          <w:rFonts w:hint="eastAsia"/>
+        </w:rPr>
+        <w:t xml:space="preserve">实证结果显示，在公司和年份固定效应下，滞后一期财政补贴对高管超额薪酬的系数虽为正，但未达到常用显著性水平（</w:t>
       </w:r>
       <m:oMath>
         <m:r>
@@ -132,29 +143,18 @@
           <m:t>=</m:t>
         </m:r>
         <m:r>
-          <m:t>0.603</m:t>
+          <m:t>0.591</m:t>
         </m:r>
       </m:oMath>
       <w:r>
         <w:rPr>
           <w:rFonts w:hint="eastAsia"/>
         </w:rPr>
-        <w:t xml:space="preserve">），全样本层面的直接关联并不稳固；稳健性检验进一步表明，这一关系会随因变量口径、解释变量定义和样本范围的变化而波动。基于FA口径的机制检验中，补贴对管理层权力的路径</w:t>
+        <w:t xml:space="preserve">），说明全样本层面的直接关联并不稳固。进一步看，这一关系对变量口径和样本设定较为敏感。识别层面，基准“同城同年”工具变量与简单“同行业同年”工具变量都具有统计相关性，但第二阶段系数均未显著；改用“同行业同年排除本省平均补助”与“同省同行业同年排除本市平均补助”的精炼双工具后，第二阶段系数转为显著负值（</w:t>
       </w:r>
       <m:oMath>
         <m:r>
-          <m:t>a</m:t>
-        </m:r>
-      </m:oMath>
-      <w:r>
-        <w:rPr>
-          <w:rFonts w:hint="eastAsia"/>
-        </w:rPr>
-        <w:t xml:space="preserve">为正但未达显著水平（</w:t>
-      </w:r>
-      <m:oMath>
-        <m:r>
-          <m:t>p</m:t>
+          <m:t>β</m:t>
         </m:r>
         <m:r>
           <m:rPr>
@@ -163,13 +163,248 @@
           <m:t>=</m:t>
         </m:r>
         <m:r>
-          <m:t>0.119</m:t>
+          <m:rPr>
+            <m:sty m:val="p"/>
+          </m:rPr>
+          <m:t>−</m:t>
+        </m:r>
+        <m:r>
+          <m:t>0.0233</m:t>
         </m:r>
       </m:oMath>
       <w:r>
         <w:rPr>
           <w:rFonts w:hint="eastAsia"/>
         </w:rPr>
+        <w:t xml:space="preserve">，</w:t>
+      </w:r>
+      <m:oMath>
+        <m:r>
+          <m:t>p</m:t>
+        </m:r>
+        <m:r>
+          <m:rPr>
+            <m:sty m:val="p"/>
+          </m:rPr>
+          <m:t>=</m:t>
+        </m:r>
+        <m:r>
+          <m:t>0.031</m:t>
+        </m:r>
+      </m:oMath>
+      <w:r>
+        <w:rPr>
+          <w:rFonts w:hint="eastAsia"/>
+        </w:rPr>
+        <w:t xml:space="preserve">），但过度识别检验的</w:t>
+      </w:r>
+      <w:r>
+        <w:t xml:space="preserve"> </w:t>
+      </w:r>
+      <m:oMath>
+        <m:r>
+          <m:t>p</m:t>
+        </m:r>
+      </m:oMath>
+      <w:r>
+        <w:t xml:space="preserve"> </w:t>
+      </w:r>
+      <w:r>
+        <w:rPr>
+          <w:rFonts w:hint="eastAsia"/>
+        </w:rPr>
+        <w:t xml:space="preserve">值约为0.04—0.05，表明因果方向仍会随识别设计变化而波动。针对仅正补助样本的</w:t>
+      </w:r>
+      <w:r>
+        <w:t xml:space="preserve"> Heckman </w:t>
+      </w:r>
+      <w:r>
+        <w:rPr>
+          <w:rFonts w:hint="eastAsia"/>
+        </w:rPr>
+        <w:t xml:space="preserve">两步校正显示逆米尔斯比率显著（</w:t>
+      </w:r>
+      <m:oMath>
+        <m:r>
+          <m:t>p</m:t>
+        </m:r>
+        <m:r>
+          <m:rPr>
+            <m:sty m:val="p"/>
+          </m:rPr>
+          <m:t>=</m:t>
+        </m:r>
+        <m:r>
+          <m:t>0.006</m:t>
+        </m:r>
+      </m:oMath>
+      <w:r>
+        <w:rPr>
+          <w:rFonts w:hint="eastAsia"/>
+        </w:rPr>
+        <w:t xml:space="preserve">），而补贴系数仍为正且显著（</w:t>
+      </w:r>
+      <m:oMath>
+        <m:r>
+          <m:t>β</m:t>
+        </m:r>
+        <m:r>
+          <m:rPr>
+            <m:sty m:val="p"/>
+          </m:rPr>
+          <m:t>=</m:t>
+        </m:r>
+        <m:r>
+          <m:t>0.0093</m:t>
+        </m:r>
+      </m:oMath>
+      <w:r>
+        <w:rPr>
+          <w:rFonts w:hint="eastAsia"/>
+        </w:rPr>
+        <w:t xml:space="preserve">，</w:t>
+      </w:r>
+      <m:oMath>
+        <m:r>
+          <m:t>p</m:t>
+        </m:r>
+        <m:r>
+          <m:rPr>
+            <m:sty m:val="p"/>
+          </m:rPr>
+          <m:t>=</m:t>
+        </m:r>
+        <m:r>
+          <m:t>0.008</m:t>
+        </m:r>
+      </m:oMath>
+      <w:r>
+        <w:rPr>
+          <w:rFonts w:hint="eastAsia"/>
+        </w:rPr>
+        <w:t xml:space="preserve">），这意味着正补助口径下的正向结果并非单纯由样本选择偏差造成。</w:t>
+      </w:r>
+    </w:p>
+    <w:p>
+      <w:pPr>
+        <w:pStyle w:val="BodyText"/>
+      </w:pPr>
+      <w:r>
+        <w:rPr>
+          <w:rFonts w:hint="eastAsia"/>
+        </w:rPr>
+        <w:t xml:space="preserve">在进一步的识别检验中，未来一期和未来两期补贴的安慰剂系数分别为0.0018（</w:t>
+      </w:r>
+      <m:oMath>
+        <m:r>
+          <m:t>p</m:t>
+        </m:r>
+        <m:r>
+          <m:rPr>
+            <m:sty m:val="p"/>
+          </m:rPr>
+          <m:t>=</m:t>
+        </m:r>
+        <m:r>
+          <m:t>0.048</m:t>
+        </m:r>
+      </m:oMath>
+      <w:r>
+        <w:rPr>
+          <w:rFonts w:hint="eastAsia"/>
+        </w:rPr>
+        <w:t xml:space="preserve">）和0.0024（</w:t>
+      </w:r>
+      <m:oMath>
+        <m:r>
+          <m:t>p</m:t>
+        </m:r>
+        <m:r>
+          <m:rPr>
+            <m:sty m:val="p"/>
+          </m:rPr>
+          <m:t>=</m:t>
+        </m:r>
+        <m:r>
+          <m:t>0.012</m:t>
+        </m:r>
+      </m:oMath>
+      <w:r>
+        <w:rPr>
+          <w:rFonts w:hint="eastAsia"/>
+        </w:rPr>
+        <w:t xml:space="preserve">），说明样本中仍可能残留前瞻性选择或时变遗漏因素；围绕首次大额补贴暴露年份的事件研究没有发现显著预趋势（联合</w:t>
+      </w:r>
+      <w:r>
+        <w:t xml:space="preserve"> </w:t>
+      </w:r>
+      <m:oMath>
+        <m:r>
+          <m:t>p</m:t>
+        </m:r>
+        <m:r>
+          <m:rPr>
+            <m:sty m:val="p"/>
+          </m:rPr>
+          <m:t>=</m:t>
+        </m:r>
+        <m:r>
+          <m:t>0.599</m:t>
+        </m:r>
+      </m:oMath>
+      <w:r>
+        <w:rPr>
+          <w:rFonts w:hint="eastAsia"/>
+        </w:rPr>
+        <w:t xml:space="preserve">），但事件后0—3年的系数整体转正且逐步显著，因此这些动态结果更适合作为描述性证据，而不宜直接解释为已被充分识别的因果效应。机制检验方面，基于经</w:t>
+      </w:r>
+      <w:r>
+        <w:t xml:space="preserve"> varimax </w:t>
+      </w:r>
+      <w:r>
+        <w:rPr>
+          <w:rFonts w:hint="eastAsia"/>
+        </w:rPr>
+        <w:t xml:space="preserve">旋转后前两个公共因子加权合成的</w:t>
+      </w:r>
+      <w:r>
+        <w:t xml:space="preserve"> FA </w:t>
+      </w:r>
+      <w:r>
+        <w:rPr>
+          <w:rFonts w:hint="eastAsia"/>
+        </w:rPr>
+        <w:t xml:space="preserve">口径，路径</w:t>
+      </w:r>
+      <m:oMath>
+        <m:r>
+          <m:t>a</m:t>
+        </m:r>
+      </m:oMath>
+      <w:r>
+        <w:rPr>
+          <w:rFonts w:hint="eastAsia"/>
+        </w:rPr>
+        <w:t xml:space="preserve">虽为正，但未达到常用显著性水平（</w:t>
+      </w:r>
+      <m:oMath>
+        <m:r>
+          <m:t>p</m:t>
+        </m:r>
+        <m:r>
+          <m:rPr>
+            <m:sty m:val="p"/>
+          </m:rPr>
+          <m:t>=</m:t>
+        </m:r>
+        <m:r>
+          <m:t>0.212</m:t>
+        </m:r>
+      </m:oMath>
+      <w:r>
+        <w:rPr>
+          <w:rFonts w:hint="eastAsia"/>
+        </w:rPr>
         <w:t xml:space="preserve">），管理层权力对超额薪酬的路径</w:t>
       </w:r>
       <m:oMath>
@@ -181,25 +416,45 @@
         <w:rPr>
           <w:rFonts w:hint="eastAsia"/>
         </w:rPr>
-        <w:t xml:space="preserve">显著为正，间接效应约为0.000055，Bootstrap</w:t>
-      </w:r>
-      <w:r>
-        <w:t xml:space="preserve"> </w:t>
-      </w:r>
-      <w:r>
-        <w:rPr>
-          <w:rFonts w:hint="eastAsia"/>
-        </w:rPr>
-        <w:t xml:space="preserve">95%置信区间为[-0.000004,</w:t>
-      </w:r>
-      <w:r>
-        <w:t xml:space="preserve"> </w:t>
-      </w:r>
-      <w:r>
-        <w:rPr>
-          <w:rFonts w:hint="eastAsia"/>
-        </w:rPr>
-        <w:t xml:space="preserve">0.000132]，Sobel检验亦未达到常用显著性水平，因此本文未获得稳健的中介效应支持。分组回归未呈现产权性质、行业管制强度及央地国企分类下清晰一致的差异化模式，现有结果更适合被理解为尚未观察到稳健的直接异质性线索。机器学习补充结果显示，非线性模型的拟合表现优于线性基准，财政补贴在自动特征筛选和SHAP重要性排序中仍位于较前位置，但其增量解释力有限，更适合作为对潜在非线性和交互结构的探索性提示。本文为理解财政补贴与高管薪酬治理间的关系补充了经验证据，并提示相关结论需要结合变量口径的敏感性与识别局限来审慎对待。</w:t>
+        <w:t xml:space="preserve">仅在10%水平上边际显著（</w:t>
+      </w:r>
+      <m:oMath>
+        <m:r>
+          <m:t>p</m:t>
+        </m:r>
+        <m:r>
+          <m:rPr>
+            <m:sty m:val="p"/>
+          </m:rPr>
+          <m:t>=</m:t>
+        </m:r>
+        <m:r>
+          <m:t>0.062</m:t>
+        </m:r>
+      </m:oMath>
+      <w:r>
+        <w:rPr>
+          <w:rFonts w:hint="eastAsia"/>
+        </w:rPr>
+        <w:t xml:space="preserve">），间接效应约为0.000020，Bootstrap</w:t>
+      </w:r>
+      <w:r>
+        <w:t xml:space="preserve"> </w:t>
+      </w:r>
+      <w:r>
+        <w:rPr>
+          <w:rFonts w:hint="eastAsia"/>
+        </w:rPr>
+        <w:t xml:space="preserve">95%置信区间为[-0.000009,</w:t>
+      </w:r>
+      <w:r>
+        <w:t xml:space="preserve"> </w:t>
+      </w:r>
+      <w:r>
+        <w:rPr>
+          <w:rFonts w:hint="eastAsia"/>
+        </w:rPr>
+        <w:t xml:space="preserve">0.000070]，Sobel检验也不显著，因此本文未获得稳健的中介效应支持。分组回归没有呈现产权性质、行业管制强度及央地国企分类下清晰一致的差异模式，现有证据更适合被理解为尚未识别出稳健的直接异质性线索。机器学习补充结果表明，非线性模型的拟合表现优于线性基准，财政补贴在自动特征筛选和SHAP重要性排序中仍位于较前位置，但增量解释力有限，更适合作为潜在非线性和交互结构的探索性提示。总体来看，本文为理解财政补贴与高管薪酬治理之间的关系补充了经验证据，也提示相关结论需要结合变量口径的敏感性与识别局限来谨慎解读。</w:t>
       </w:r>
     </w:p>
     <w:p>
@@ -272,7 +527,7 @@
         <w:rPr>
           <w:rFonts w:hint="eastAsia"/>
         </w:rPr>
-        <w:t xml:space="preserve">党的二十大报告提出，中国经济已从高速增长阶段转向高质量发展阶段。这一判断深刻改变了政府与市场之间的关系格局，也使财政政策的工具属性和治理含义更加突出。在产业政策层面，财政补贴长期用于推动战略性新兴产业培育、激励企业技术创新、纾困市场主体以及稳就业保民生。根据CSMAR数据库样本统计，2003年至2024年间，沪深A股上市公司（剔除金融行业）的政府补助总体规模持续扩张，获得补贴的企业数量和单家企业的平均补贴强度均呈上升趋势。随着更多公共资金流向企业部门，财政补贴已成为中国资本市场中难以回避的重要制度变量。</w:t>
+        <w:t xml:space="preserve">党的二十大报告提出，中国经济已由高速增长阶段转向高质量发展阶段。放在财政政策语境中，这并不只是表述上的变化，而是意味着政府资金投向、政策工具使用方式以及绩效评估标准都在调整。财政补贴正是在这一背景下持续发挥作用：它既服务于战略性新兴产业培育、技术创新激励和企业纾困，也承担稳就业、稳预期等现实任务。根据CSMAR样本统计，2003年至2024年间，沪深A股上市公司（剔除金融行业）的政府补助总体规模持续扩大，获得补贴的企业数量和平均补贴强度都呈上升趋势。换句话说，财政补贴早已不是个别企业偶然获得的政策资源，而是中国资本市场里绕不开的一类制度性变量。</w:t>
       </w:r>
     </w:p>
     <w:p>
@@ -283,7 +538,7 @@
         <w:rPr>
           <w:rFonts w:hint="eastAsia"/>
         </w:rPr>
-        <w:t xml:space="preserve">同时，上市公司高管薪酬问题持续引发争议。学术层面，这一问题涉及激励契约设计、代理成本控制与公司治理效率等核心命题；放在公共讨论中，则直接触及收入分配公平性、政策资源使用效率和社会信任基础。近年来，一个反复出现的质疑是：企业在大规模获得政府补贴的同时，高管薪酬是否也随之抬升？那些原本应服务于产业发展和公共利益的政策性资源，会不会在信息不对称与治理约束不足的条件下，部分转化为高管的个人收益？这些问题超出了舆论层面的讨论，直接指向财政资金的实际效率和企业内部利益分配的合理性。</w:t>
+        <w:t xml:space="preserve">与此同时，上市公司高管薪酬始终是公共舆论和学术讨论都难以回避的话题。对学界来说，它关系激励契约设计、代理成本控制和公司治理效率；对公众来说，它又直接牵连收入分配公平、财政资金使用效率以及市场信任基础。近年来，一个越来越常见的追问是：企业补贴规模上去了，高管薪酬会不会也跟着水涨船高？再往前一步说，那些原本应服务于产业发展和公共利益的政策性资源，会不会在信息不对称和治理约束不足的条件下，部分转化为管理层的私人收益？这已不只是舆论层面的争议，更是一个关乎财政资源配置效率与企业内部利益分配合理性的命题。</w:t>
       </w:r>
     </w:p>
     <w:p>
@@ -294,7 +549,7 @@
         <w:rPr>
           <w:rFonts w:hint="eastAsia"/>
         </w:rPr>
-        <w:t xml:space="preserve">解释高管薪酬偏离“合理”水平的原因，学界存在两种思路。“最优契约说”认为，在经理人市场充分竞争和有效治理结构的前提下，薪酬是董事会与高管理性博弈的均衡结果，反映的是高管所创造的边际价值。“管理权力说”则认为，在所有权与控制权高度分离的现代公司里，高管凭借对董事会构成和薪酬委员会决策的影响力，能够完整地从薪酬契约中提取超额收益。结合中国上市公司的实际情况，后一种解释通常更有说服力：信息不对称程度较高、内部控制质量参差不齐、独立董事独立性有限，这些制度性缺陷都为管理层的自利行为创造了空间。财政补贴作为重要的外部资源注入企业后，既扩大了企业可支配资源，也为高管提供了更多的薪酬议价筹码和寻租机会——这正是本文的研究出发点。</w:t>
+        <w:t xml:space="preserve">关于高管薪酬为何会偏离“合理水平”，现有研究大致有两条解释路径。“最优契约说”强调市场竞争与治理约束，认为薪酬是董事会与高管博弈后的均衡结果，最终应当反映高管的边际贡献；“管理权力说”则更关注现实中的治理偏差，认为在所有权与控制权分离的公司里，高管可能借助对董事会构成、薪酬委员会安排以及信息披露节奏的影响，为自己争取超出正常水平的报酬。放到中国上市公司环境里，后一种解释往往更贴近现实。原因并不复杂：信息不对称较强、内部控制质量不均、独立董事独立性有限，这些因素都会放大管理层的自利空间。财政补贴作为外部资源进入企业后，不仅增加了企业可支配资金，也可能抬高高管的薪酬议价能力，甚至为寻租行为提供新的空间。本文的研究正是从这里切入。</w:t>
       </w:r>
     </w:p>
     <w:p>
@@ -305,7 +560,7 @@
         <w:rPr>
           <w:rFonts w:hint="eastAsia"/>
         </w:rPr>
-        <w:t xml:space="preserve">围绕这一问题，本文主要尝试回答四个相互关联的核心问题：在控制企业规模、盈利能力、财务杠杆等基本特征后，财政补贴是否与高管超额薪酬存在显著且稳健的正相关关系？管理层权力是否在两者之间发挥统计意义上的中介传导作用，即补贴变动会不会经由权力变化部分影响超额薪酬？这种关系在不同产权性质、行业管制强度和区域制度环境下是否存在差异，哪些制度因素可能放大或抑制这一关联？最后，基于机器学习的补充分析能否从非线性关系、交互效应和变量重要性三个角度，为主回归提供进一步佐证？</w:t>
+        <w:t xml:space="preserve">围绕这一主题，本文集中回答四个相互关联的命题。第一，在控制企业规模、盈利能力、财务杠杆等基本特征后，财政补贴是否与高管超额薪酬存在显著且稳健的正相关关系？第二，管理层权力是否在两者之间承担中介角色，也就是说，补贴变化会不会通过改变高管权力结构，进一步传导到超额薪酬？第三，这种联系在不同产权性质、行业管制强度和区域制度环境下会不会呈现差异？第四，机器学习补充部分能否从非线性关系、交互效应和变量重要性三个角度，为基准回归提供更多结构线索？</w:t>
       </w:r>
     </w:p>
     <w:bookmarkEnd w:id="9"/>
@@ -340,7 +595,43 @@
         <w:rPr>
           <w:rFonts w:hint="eastAsia"/>
         </w:rPr>
-        <w:t xml:space="preserve">方面，本研究的贡献体现在三个层次。在分析框架上，本文把政府补贴这一政策变量系统纳入高管超额薪酬的决定因素分析，从“外部资源约束”与“内部权力结构”的交互视角，丰富了管理者权力理论在中国情境下的经验讨论，突破了现有文献多以公司内部治理变量为核心解释变量的局限。在变量测量上，本文以FA构造管理层权力的经验性综合指标，并在正文中仅沿用这一口径开展机制分析，同时明确不将其表述为统计上更优的唯一方案。在研究方法上，本文将固定效应、工具变量、中介效应检验等传统计量经济学方法与Lasso、随机森林、XGBoost等数据挖掘工具结合，使线性关联分析与探索性的非线性特征刻画形成互补。</w:t>
+        <w:t xml:space="preserve">大体可以从三个方面来把握。其一，本文把政府补贴这一政策变量真正放进了高管超额薪酬的讨论框架中，不再只从企业内部激励或治理失灵出发看问题，而是把“外部资源输入”与“内部权力结构”放在同一条链上。其二，在变量测量上，本文用</w:t>
+      </w:r>
+      <w:r>
+        <w:t xml:space="preserve"> FA </w:t>
+      </w:r>
+      <w:r>
+        <w:rPr>
+          <w:rFonts w:hint="eastAsia"/>
+        </w:rPr>
+        <w:t xml:space="preserve">构造管理层权力综合指标，并以双主成分</w:t>
+      </w:r>
+      <w:r>
+        <w:t xml:space="preserve"> PCA </w:t>
+      </w:r>
+      <w:r>
+        <w:rPr>
+          <w:rFonts w:hint="eastAsia"/>
+        </w:rPr>
+        <w:t xml:space="preserve">口径作敏感性对照，尽量避免把某一种测度直接写成天然更优的唯一选择。其三，在技术路线上，本文把固定效应、工具变量和中介检验等传统计量手段，与</w:t>
+      </w:r>
+      <w:r>
+        <w:t xml:space="preserve"> </w:t>
+      </w:r>
+      <w:r>
+        <w:rPr>
+          <w:rFonts w:hint="eastAsia"/>
+        </w:rPr>
+        <w:t xml:space="preserve">Lasso、随机森林、XGBoost</w:t>
+      </w:r>
+      <w:r>
+        <w:t xml:space="preserve"> </w:t>
+      </w:r>
+      <w:r>
+        <w:rPr>
+          <w:rFonts w:hint="eastAsia"/>
+        </w:rPr>
+        <w:t xml:space="preserve">等数据挖掘工具放在同一框架下使用，希望让线性识别与非线性观察形成互补。</w:t>
       </w:r>
     </w:p>
     <w:p>
@@ -359,7 +650,7 @@
         <w:rPr>
           <w:rFonts w:hint="eastAsia"/>
         </w:rPr>
-        <w:t xml:space="preserve">方面，本研究的应用价值覆盖多个层面。对财政监管部门而言，实证证据提示补贴与高管薪酬的关系并不是一条简单的线性链条，而更可能受到变量口径、治理约束和制度情境的共同塑造，这为补贴政策附加资金用途约束、事后审计机制和信息披露要求提供了经验参考。对资本市场监管机构而言，机器学习补充检验识别出的高补贴区间和治理特征组合，只能作为筛查重点情境的辅助线索，而不宜直接替代正式监管判断。投资者和公众若能理解财政补贴对高管薪酬的潜在影响及其不稳定性，也有助于更完整地评估上市公司的治理质量与补贴政策的实际效率。</w:t>
+        <w:t xml:space="preserve">则更贴近政策和市场实践。对财政监管部门而言，本文的证据提示，补贴与高管薪酬之间并不存在一条简单、稳定的线性链条，二者之间的联系会受到变量口径、治理约束和制度环境的共同塑造，这为补贴用途约束、事后审计和信息披露设计提供了参考。对资本市场监管者来说，机器学习补充部分识别出的高补贴区间和治理特征组合，可以作为筛查重点情境的辅助线索，但不宜直接替代正式监管判断。对投资者和公众而言，理解财政补贴与高管薪酬之间可能存在的联系及其不稳定性，也有助于更完整地评估上市公司的治理质量以及财政资金的实际使用效率。</w:t>
       </w:r>
     </w:p>
     <w:bookmarkEnd w:id="10"/>
@@ -401,7 +692,7 @@
         <w:rPr>
           <w:rFonts w:hint="eastAsia"/>
         </w:rPr>
-        <w:t xml:space="preserve">围绕高管超额薪酬的研究，真正困难的地方不在于观察到“薪酬高”，而在于判断其中哪些部分属于正常激励，哪些已经偏离了合理边界。早期文献常直接使用CEO绝对薪酬水平作为代理变量，这种处理便于操作，却很难把企业规模、业绩补偿和治理失灵造成的额外收益区分开来。Bebchuk和Fried（2003）[1]之所以成为这一领域的关键文献，正在于他们把讨论重点从“薪酬水平高低”转向了“薪酬契约是如何形成的”。在他们看来，所有权分散的上市公司里，管理层能够通过影响董事会提名、薪酬委员会构成以及具体条款设计，把本应接受监督的薪酬安排转化为自身议价能力的体现。因此，期权、退休福利和其他隐性收益不再只是支付形式问题，而成为识别管理权力的重要观察窗口。</w:t>
+        <w:t xml:space="preserve">围绕高管超额薪酬的讨论，真正难的并不是看到“薪酬高”，而是区分其中哪些部分属于正常激励，哪些已经偏离了合理边界。早期文献常直接使用CEO绝对薪酬水平作为代理变量，这样做便于操作，却不容易把企业规模、业绩补偿和治理失灵带来的额外收益拆开。Bebchuk和Fried（2003）[1]的重要性，恰恰在于他们把视线从“薪酬高不高”转向了“薪酬契约是怎样形成的”。在其论述中，所有权分散的上市公司里，管理层可以通过影响董事会提名、薪酬委员会构成和条款设计，把本来应受监督的薪酬安排转化为自身议价能力的体现。由此，期权、退休福利和其他隐性收益也不再只是支付形式，而成了观察管理权力的窗口。</w:t>
       </w:r>
     </w:p>
     <w:p>
@@ -412,7 +703,7 @@
         <w:rPr>
           <w:rFonts w:hint="eastAsia"/>
         </w:rPr>
-        <w:t xml:space="preserve">Core等（1999）[3]则把这一问题推进到了可操作的计量层面。其做法并不复杂，却影响很大：利用公司治理、规模、业绩、风险、行业和年份等变量估计CEO在一般条件下应获得的薪酬水平，再把该模型的残差视为超额薪酬。这样处理的好处是，研究者不必把所有高薪都视为异常，而是先给出一个“应得薪酬”的基准，再讨论偏离基准的部分是否与权力结构有关。后续大量文献沿用了这一残差口径，本文也是在这个框架下展开，只是结合中国上市公司数据做了本土化调整。</w:t>
+        <w:t xml:space="preserve">Core等（1999）[3]则把这一讨论推进到更便于实证操作的层面。其做法的核心是：利用公司治理、规模、业绩、风险、行业和年份等变量先估计一般条件下“应得”的薪酬，再把残差视为超额薪酬。这样一来，并不是把所有高薪都归入异常，而是先给出一个基准，再去看偏离基准的部分是否与权力结构有关。后来很多文献都沿用了这一残差口径，本文也是在这个框架上展开，只是在样本处理和变量设定上做了更贴合中国上市公司情境的调整。</w:t>
       </w:r>
     </w:p>
     <w:p>
@@ -423,7 +714,7 @@
         <w:rPr>
           <w:rFonts w:hint="eastAsia"/>
         </w:rPr>
-        <w:t xml:space="preserve">在中国样本中，这一路径也得到了进一步延伸。Bu等（2019）[4]更关注高管与员工之间的薪酬差距，罗昆、曹光宇（2015）[13]则直接用残差法刻画超额薪酬，二者处理角度不同，但都把政府补贴纳入了解释框架，并得出了补贴与高管额外收益存在正向关联的判断。吴妍（2019）[24]、张莉莉（2019）[25]等学位论文则提供了更贴近中国制度环境的变量设定和样本处理经验。这些研究的价值更在于：它们说明在中国资本市场语境下，超额薪酬确实可以被构造为一个可检验、可比较的经验变量。</w:t>
+        <w:t xml:space="preserve">放到中国样本里，这条思路也得到了进一步延展。Bu等（2019）[4]更关注高管与员工之间的薪酬差距，罗昆、曹光宇（2015）[13]则直接使用残差法刻画超额薪酬，二者切入点不同，但都把政府补贴纳入了解释框架，并得出补贴与高管额外收益存在正向联系的判断。吴妍（2019）[24]、张莉莉（2019）[25]等学位论文则提供了更贴近中国制度环境的变量设定和样本处理经验。它们至少说明，在中国资本市场语境下，把超额薪酬构造成一个可比较、可检验的经验变量，是行得通的。</w:t>
       </w:r>
     </w:p>
     <w:bookmarkEnd w:id="11"/>
@@ -450,7 +741,7 @@
         <w:rPr>
           <w:rFonts w:hint="eastAsia"/>
         </w:rPr>
-        <w:t xml:space="preserve">关于财政补贴本身，现有文献首先提醒我们不要把它理解成随机进入企业账户的外部资金。唐清泉和罗党论（2007）[16]指出，中国上市公司的补贴分配同时带有产业政策导向和政治关联色彩，这意味着补贴的获得已经包含了企业特征和制度关系的选择过程。潘红波、夏新平和余明桂（2008）[17]进一步表明，政治关联更强的企业更容易拿到政策支持。在这样的制度背景下，补贴既是财务资源，又是治理关系的一部分；它进入企业之后，改变的不只是利润表，还有管理层在企业内部的资源支配位置。</w:t>
+        <w:t xml:space="preserve">关于财政补贴本身，现有文献首先提醒我们，不宜把它理解成随机落入企业账户的一笔外部资金。唐清泉和罗党论（2007）[16]指出，中国上市公司的补贴分配同时带有产业政策导向和政治关联色彩，这意味着补贴能否获得，本身就已经嵌入了企业特征与制度关系的筛选过程。潘红波、夏新平和余明桂（2008）[17]进一步发现，政治关联更强的企业更容易拿到政策支持。在这种背景下，补贴既是财务资源，也是治理关系的一部分；它进入企业之后，改变的并不只是利润表，还包括管理层在企业内部的资源支配位置。</w:t>
       </w:r>
     </w:p>
     <w:p>
@@ -461,7 +752,7 @@
         <w:rPr>
           <w:rFonts w:hint="eastAsia"/>
         </w:rPr>
-        <w:t xml:space="preserve">Jiang等（2025）[6]把这个问题往企业内部再推进了一步。他们考察的不是补贴有没有到账，而是补贴到账以后资源如何被消化，结果发现政府补贴与管理冗余显著正相关，而且这种关系在内部控制较弱、社会信任水平较低的企业里更明显。补贴未必自动转化为效率改进，有时会变成管理层可以占用的松弛空间。李哲、王文翰和王遥（2022）[14]则从信息披露端提供了另一条证据：部分企业会通过强化年报中的政策导向表述来提升补贴获取概率。这条线索对本文同样重要，因为它提示补贴的形成过程本身就带有信息策略和治理差异，而不是单纯的政策执行结果。</w:t>
+        <w:t xml:space="preserve">Jiang等（2025）[6]把视角继续往企业内部推进。他们关心的不是补贴有没有到账，而是到账以后资源怎样被消化，结果发现政府补贴与管理冗余显著正相关，而且这种关系在内部控制较弱、社会信任水平较低的企业里更明显。也就是说，补贴未必自动转化为效率改进，某些时候反而会变成管理层可以占用的松弛空间。李哲、王文翰和王遥（2022）[14]则从披露端给出另一条证据：部分企业会通过强化年报中的政策导向表述来提升补贴获取概率。这一点对本文尤其重要，因为它提示补贴的形成过程本身就带有信息策略和治理差异，而不只是单纯的政策执行结果。</w:t>
       </w:r>
     </w:p>
     <w:bookmarkEnd w:id="12"/>
@@ -488,7 +779,7 @@
         <w:rPr>
           <w:rFonts w:hint="eastAsia"/>
         </w:rPr>
-        <w:t xml:space="preserve">补贴是否会外溢到薪酬端，很大程度上取决于企业内部有没有足够强的治理约束——这一判断在已有研究中反复出现。步丹璐和王晓艳（2014）[15]发现，政府补助会扩大高管与员工之间的薪酬差距；在治理约束更弱的企业中，这一效应往往表现得更为突出。陈冬华、陈信元和万华林（2005）[18]讨论国有企业时也指出，显性薪酬一旦受到限制，管理层往往会转向在职消费、差旅费等更隐蔽的补偿渠道。把这两类证据合起来看，补贴影响薪酬并不一定表现为工资单上的直接增加，也会借助治理薄弱环节转化为更隐性的收益安排。</w:t>
+        <w:t xml:space="preserve">补贴会不会外溢到薪酬端，很大程度上取决于企业内部有没有足够强的治理约束，这一点在已有文献中反复出现。步丹璐和王晓艳（2014）[15]发现，政府补助会扩大高管与员工之间的薪酬差距，而且在治理约束更弱的企业中表现得更明显。陈冬华、陈信元和万华林（2005）[18]讨论国有企业时也指出，显性薪酬一旦受到限制，管理层往往会转向在职消费、差旅费等更隐蔽的补偿渠道。把这两类证据放在一起看，补贴对薪酬的外溢并不一定表现为工资单上的直接增加，它也可能顺着治理薄弱环节转化为更隐性的收益安排。</w:t>
       </w:r>
     </w:p>
     <w:p>
@@ -499,7 +790,7 @@
         <w:rPr>
           <w:rFonts w:hint="eastAsia"/>
         </w:rPr>
-        <w:t xml:space="preserve">与之相对，卢锐、柳建华和许宁（2011）[19]的结果表明，内控质量越高，高管薪酬对业绩变化越敏感，这意味着更完善的内部约束能把薪酬重新拉回到激励逻辑上。罗进辉（2018）[20]从媒体监督角度得到类似结论：外部关注越强，薪酬与经营表现之间的对应关系越清晰，国有企业中这一作用尤其明显。对本文而言，这些文献的意义在于明确了一个判断标准：补贴能否推高异常薪酬，不只取决于补贴规模，更取决于企业内外部监督是否足以切断管理层的自利空间。</w:t>
+        <w:t xml:space="preserve">与此相对，卢锐、柳建华和许宁（2011）[19]发现，内控质量越高，高管薪酬对业绩变化越敏感，这意味着更完善的内部约束能够把薪酬重新拉回激励逻辑。罗进辉（2018）[20]从媒体监督角度得到的结论也相近：外部关注越强，薪酬与经营表现之间的对应关系越清晰，国有企业中这一作用尤其明显。对本文来说，这些文献最重要的启发在于，它们给出了一个判断标准：补贴能否推高异常薪酬，不只取决于补贴规模，还要看企业内外部监督能否切断管理层的自利空间。</w:t>
       </w:r>
     </w:p>
     <w:p>
@@ -510,7 +801,7 @@
         <w:rPr>
           <w:rFonts w:hint="eastAsia"/>
         </w:rPr>
-        <w:t xml:space="preserve">王克敏、王华杰、李栋栋等（2018）[21]则把视角推进到年报文本本身。他们发现，在业绩不佳或存在不利信息时，企业更倾向于使用复杂的年报表述；而年报可读性越低的企业，高管超额薪酬也相应偏高。这说明信息披露并不只是被动呈现事实，也可以被管理层用来抬高解读成本、削弱外部监督。连君莎（2020）[26]、章海浪（2021）[27]、徐坤（2021）[28]关于内部控制、薪酬公平和管理层语调的讨论，切入点各有侧重，但归到一处都在补充同一件事：补贴、治理和薪酬之间的关系，需要放在信息透明度和监督强度的差异中来理解。</w:t>
+        <w:t xml:space="preserve">王克敏、王华杰、李栋栋等（2018）[21]把视线进一步推到年报文本。他们发现，在业绩不佳或存在不利信息时，企业更倾向于使用复杂表达；而年报可读性越低的企业，高管超额薪酬也往往更高。这说明信息披露并不只是被动呈现事实，它也可能成为提高解读成本、削弱外部监督的工具。连君莎（2020）[26]、章海浪（2021）[27]、徐坤（2021）[28]关于内部控制、薪酬公平和管理层语调的讨论，切入点各不相同，但归到一起都在补充同一件事：补贴、治理与薪酬之间的联系，需要放在信息透明度和监督强度的差异中理解。</w:t>
       </w:r>
     </w:p>
     <w:bookmarkEnd w:id="13"/>
@@ -537,7 +828,7 @@
         <w:rPr>
           <w:rFonts w:hint="eastAsia"/>
         </w:rPr>
-        <w:t xml:space="preserve">机器学习文献与本文的关联，不在于它代表更“新”的方法，而在于它能处理线性回归不擅长回答的问题。Li（2008）[2]较早把文本特征与经济后果联系起来，说明非结构化信息可以进入会计研究。Perols、Bowen、Zimmermann等（2017）[5]在财务舞弊识别中发现，随机森林、神经网络和Boosting等方法较传统逻辑回归有更好的预测表现，背后并不是简单换了算法名称，而是模型能够自动识别变量间更高阶的交互。陆瑶、张叶青、黎波和赵浩宇（2020）[22]将梯度提升树用于高管特征与公司业绩的关系分析，得到类似的判断：某些变量的作用不是线性展开，而是在特定区间或特定组合下才会明显增强。</w:t>
+        <w:t xml:space="preserve">机器学习文献与本文的关联，不在于它代表一种更“新”的技术标签，而在于它能处理线性回归不太擅长回答的问题。Li（2008）[2]较早把文本特征与经济后果联系起来，说明非结构化信息完全可以进入会计研究。Perols、Bowen、Zimmermann等（2017）[5]在财务舞弊识别中发现，随机森林、神经网络和Boosting等方法相较传统逻辑回归有更好的预测表现，关键不只是算法名称变了，而是模型能够自动捕捉更高阶的交互结构。陆瑶、张叶青、黎波和赵浩宇（2020）[22]将梯度提升树用于高管特征与公司业绩关系分析，也得到类似判断：某些变量的作用不是沿着线性方式平稳展开，而是在特定区间或特定组合下才明显增强。</w:t>
       </w:r>
     </w:p>
     <w:p>
@@ -548,7 +839,7 @@
         <w:rPr>
           <w:rFonts w:hint="eastAsia"/>
         </w:rPr>
-        <w:t xml:space="preserve">后续研究把这种思路进一步扩展到文本分析和异常识别。马长峰、陈志娟和张顺明（2020）[23]在综述中强调，机器学习更适合承担探索性和补充性任务，而不是直接替代因果推断。Rjiba、Saadi、Boubaker等（2021）[7]证明了年报可读性会影响权益资本成本，Bhattacharya和Mićković（2024）[8]、Ketelaar和Mićković（2025）[9]则把上下文语言学习与人工智能方法用于舞弊和异常识别。对本文来说，这些文献提供的启发很明确：当我们怀疑财政补贴与超额薪酬之间可能存在区间效应、交互效应或非线性结构时，机器学习可以作为补充观察工具，而不是替代主回归的主方法。</w:t>
+        <w:t xml:space="preserve">后续文献又把这种思路扩展到文本分析和异常识别。马长峰、陈志娟和张顺明（2020）[23]在综述中指出，机器学习更适合承担探索性和补充性任务，而不宜直接替代因果推断。Rjiba、Saadi、Boubaker等（2021）[7]说明年报可读性会作用于权益资本成本，Bhattacharya和Mićković（2024）[8]、Ketelaar和Mićković（2025）[9]则将上下文语言学习与人工智能方法用于舞弊和异常识别。对本文而言，这些工作带来的启发很直接：当我们怀疑财政补贴与超额薪酬之间存在区间效应、交互结构或非线性关系时，机器学习可以作为补充观察工具，而不应替代基准回归的主体地位。</w:t>
       </w:r>
     </w:p>
     <w:bookmarkEnd w:id="14"/>
@@ -575,7 +866,7 @@
         <w:rPr>
           <w:rFonts w:hint="eastAsia"/>
         </w:rPr>
-        <w:t xml:space="preserve">把前述文献放在一起看，现有研究已经把三个问题讨论得比较充分：超额薪酬如何界定与测量，已形成较稳定的方法路径；财政补贴是否影响高管收入，在中国情境下积累了相当数量的经验证据；内部控制、媒体监督和信息披露复杂性等变量，也已让我们看到治理约束会改变补贴效应的强弱。</w:t>
+        <w:t xml:space="preserve">把前述文献合在一起看，现有讨论已经把几个基础问题铺得比较清楚：超额薪酬的界定与测量已有较稳定的处理路径，财政补贴是否会作用于高管收入在中国情境下也积累了不少证据，内部控制、媒体监督和披露复杂性等因素会改变补贴效应强弱，这一点同样得到了较多支持。</w:t>
       </w:r>
     </w:p>
     <w:p>
@@ -586,7 +877,7 @@
         <w:rPr>
           <w:rFonts w:hint="eastAsia"/>
         </w:rPr>
-        <w:t xml:space="preserve">但现有研究之间的空白同样清晰。很多研究仍然使用薪酬水平或薪酬差距作为结果变量，会把企业规模和绩效带来的正常差异混入其中；关于管理层权力是否承担了补贴影响薪酬的传导作用，讨论虽有，但结合固定效应与滞后设定的系统检验并不多见；机器学习方法现有文献更多用于舞弊识别或文本分类，放到补贴与超额薪酬关系中做非线性和交互结构的补充检验，较为少见。本文的实证设计，正是围绕这三处缺口展开。</w:t>
+        <w:t xml:space="preserve">不过，空白也并不难看见。首先，不少文献仍以薪酬水平或薪酬差距作为结果变量，企业规模和绩效带来的正常差异容易被混入其中。其次，管理层权力是否承担了补贴向薪酬端传导的角色，虽然已有讨论，但结合固定效应与滞后设定进行系统检验的工作并不算多。再次，机器学习相关工作更多还是集中在舞弊识别或文本分类，真正把它作为补贴与超额薪酬关系的非线性和交互补充工具，仍相对少见。本文的设计，基本就是围绕这三处不足展开。</w:t>
       </w:r>
     </w:p>
     <w:bookmarkEnd w:id="15"/>
@@ -614,7 +905,52 @@
         <w:rPr>
           <w:rFonts w:hint="eastAsia"/>
         </w:rPr>
-        <w:t xml:space="preserve">本文的技术路线并不是把多种方法并排摆放，而是让它们依次回答不同层面的问题。文献梳理和理论推演部分先明确本文要检验的两条主线，即财政补贴与超额薪酬的关联，以及管理层权力可能承担的中介作用。随后进入基准计量分析，利用CSMAR面板数据和Core等（1999）[3]的框架构造超额薪酬变量，在公司和年份固定效应下检验滞后一期财政补贴的主效应，并观察这一关系在稳健性检验中是否保持稳定。此后，本文先用工具变量检验收紧主回归的识别边界，再考察管理层权力路径是否存在，最后用异质性分析考察这一关系是否在不同制度情境下呈现差异。机器学习部分放在最后，承担的是补充观察任务：通过Lasso、随机森林和XGBoost识别非线性和交互结构，再结合SHAP结果判断财政补贴在更灵活模型中的位置。</w:t>
+        <w:t xml:space="preserve">本文的技术路线并不是把多种手段简单堆在一起，而是让每一类工具分别回答不同层面的问题。前半部分先完成文献梳理与理论推演，把全文真正要检验的两条主线说清楚：一条是财政补贴与高管超额薪酬之间是否存在较稳定的联系，另一条是管理层权力是否可能承担其中的传导角色。随后进入基准计量部分，利用</w:t>
+      </w:r>
+      <w:r>
+        <w:t xml:space="preserve"> CSMAR </w:t>
+      </w:r>
+      <w:r>
+        <w:rPr>
+          <w:rFonts w:hint="eastAsia"/>
+        </w:rPr>
+        <w:t xml:space="preserve">面板数据和</w:t>
+      </w:r>
+      <w:r>
+        <w:t xml:space="preserve"> Core </w:t>
+      </w:r>
+      <w:r>
+        <w:rPr>
+          <w:rFonts w:hint="eastAsia"/>
+        </w:rPr>
+        <w:t xml:space="preserve">等（1999）[3]的框架构造超额薪酬变量，在公司和年份固定效应下检验滞后一期财政补贴的主效应，并观察这一联系在稳健性检验中能否维持。接着，再通过工具变量收紧识别边界，通过机制检验观察权力渠道是否存在，并借助异质性分析判断这种联系会不会随着制度情境变化而分化。机器学习部分放在最后，承担的是补充观察任务：利用</w:t>
+      </w:r>
+      <w:r>
+        <w:t xml:space="preserve"> </w:t>
+      </w:r>
+      <w:r>
+        <w:rPr>
+          <w:rFonts w:hint="eastAsia"/>
+        </w:rPr>
+        <w:t xml:space="preserve">Lasso、随机森林和</w:t>
+      </w:r>
+      <w:r>
+        <w:t xml:space="preserve"> XGBoost </w:t>
+      </w:r>
+      <w:r>
+        <w:rPr>
+          <w:rFonts w:hint="eastAsia"/>
+        </w:rPr>
+        <w:t xml:space="preserve">捕捉潜在非线性与交互结构，再结合</w:t>
+      </w:r>
+      <w:r>
+        <w:t xml:space="preserve"> SHAP </w:t>
+      </w:r>
+      <w:r>
+        <w:rPr>
+          <w:rFonts w:hint="eastAsia"/>
+        </w:rPr>
+        <w:t xml:space="preserve">结果看财政补贴在更灵活模型中的相对位置。</w:t>
       </w:r>
     </w:p>
     <w:p>
@@ -626,7 +962,7 @@
     </w:p>
     <w:bookmarkEnd w:id="17"/>
     <w:bookmarkEnd w:id="18"/>
-    <w:bookmarkStart w:id="30" w:name="第二章-理论基础与文献综述"/>
+    <w:bookmarkStart w:id="30" w:name="第二章-理论分析与假设"/>
     <w:p>
       <w:pPr>
         <w:pStyle w:val="Heading2"/>
@@ -644,10 +980,10 @@
         <w:rPr>
           <w:rFonts w:hint="eastAsia"/>
         </w:rPr>
-        <w:t xml:space="preserve">理论基础与文献综述</w:t>
-      </w:r>
-    </w:p>
-    <w:bookmarkStart w:id="22" w:name="X4283d22f06b32b650c61518ccc10298c5f11017"/>
+        <w:t xml:space="preserve">理论分析与假设</w:t>
+      </w:r>
+    </w:p>
+    <w:bookmarkStart w:id="22" w:name="X73730c756019bbfab189322075aa76b01c04b5a"/>
     <w:p>
       <w:pPr>
         <w:pStyle w:val="Heading3"/>
@@ -659,7 +995,7 @@
         <w:rPr>
           <w:rFonts w:hint="eastAsia"/>
         </w:rPr>
-        <w:t xml:space="preserve">相关概念界定</w:t>
+        <w:t xml:space="preserve">概念界定</w:t>
       </w:r>
     </w:p>
     <w:bookmarkStart w:id="19" w:name="X60588c8a42ccefda88215353e1119d06e4fabb5"/>
@@ -685,7 +1021,29 @@
         <w:rPr>
           <w:rFonts w:hint="eastAsia"/>
         </w:rPr>
-        <w:t xml:space="preserve">在本文语境下，财政补贴首先被理解为政府基于特定政策目标向企业投放的资金支持。它既可以表现为技术创新、节能减排等专项补助，也可以采取税收返还、政策性贷款贴息、研发费用加计扣除等形式。按照现行会计准则，这类政府补助通常区分为“与资产相关”和“与收益相关”两类：前者借助递延收益逐期摊销进入利润，后者则在满足条件后一次性或分期计入当期损益。它的到账时间、规模大小和使用约束，都会直接影响企业的资源配置和财务报表表现。此外，我国财政补贴有使用约束较弱、事后监督不足的特征，容易成为管理层权力寻租的渠道。从经济含义上看，财政补贴并不是企业依靠市场竞争自行创造的经营收入，而是一种带有政策来源的外部资源输入。对上市公司而言，这种处理差异既会影响利润表呈现，也会左右管理层对资源使用节奏的安排。本文正是基于这一点，把财政补贴放在补贴—治理—薪酬关系的起点位置。不过，这种外部资源属性并不自动带来准自然实验式的识别条件，因此本文仍把它视为须谨慎处理的解释变量。在具体度量上，本文沿用企业年度政府补助金额经零值保留处理后的对数形式（</w:t>
+        <w:t xml:space="preserve">在本文中，财政补贴主要指政府围绕特定政策目标向企业提供的资金支持。它可以表现为技术创新、节能减排等专项补助，也可能以税收返还、政策性贷款贴息、研发费用加计扣除等形式出现。按照现行会计准则，政府补助通常区分为“与资产相关”和“与收益相关”两类：前者通过递延收益逐期摊销进入利润，后者则在满足确认条件后一次性或分期计入当期损益。也正因为如此，补贴的到账时间、规模和附带约束，会直接影响企业的资源配置方式和财务报表表现。</w:t>
+      </w:r>
+    </w:p>
+    <w:p>
+      <w:pPr>
+        <w:pStyle w:val="BodyText"/>
+      </w:pPr>
+      <w:r>
+        <w:rPr>
+          <w:rFonts w:hint="eastAsia"/>
+        </w:rPr>
+        <w:t xml:space="preserve">从经济性质看，财政补贴不是企业依靠市场竞争自行创造的经营收入，而是一种带有明确政策来源的外部资源输入。对上市公司来说，它既会改变利润表上的表现，也会影响管理层安排资源使用节奏的空间。在我国制度环境下，补贴的使用约束相对有限、事后跟踪并不总是充分，这使其不仅是财务变量，也可能成为管理层寻租的渠道。本文正是据此把财政补贴放在“补贴—治理—薪酬”关系链条的起点位置。不过，这种外部资源属性并不意味着补贴天然具有准自然实验意义，因此本文始终将其作为需要谨慎识别的解释变量来处理。</w:t>
+      </w:r>
+    </w:p>
+    <w:p>
+      <w:pPr>
+        <w:pStyle w:val="BodyText"/>
+      </w:pPr>
+      <w:r>
+        <w:rPr>
+          <w:rFonts w:hint="eastAsia"/>
+        </w:rPr>
+        <w:t xml:space="preserve">在具体度量上，本文采用企业年度政府补助金额经零值保留后的对数形式，即</w:t>
       </w:r>
       <m:oMath>
         <m:r>
@@ -727,7 +1085,7 @@
         <w:rPr>
           <w:rFonts w:hint="eastAsia"/>
         </w:rPr>
-        <w:t xml:space="preserve">）表示补贴强度，以平滑分布右偏并保留零补助公司年度观测。若把时间拉长来看，上市公司获得补贴的方式和规模都在变化。加入世界贸易组织后，政府补贴逐步从早期更偏全面覆盖的价格补贴，转向技术创新、节能环保和战略性新兴产业导向更强的选择性支持。2007年《企业会计准则第16号——政府补助》的发布，则进一步提升了上市公司补贴数据的可比性和可识别性，为后续大样本研究奠定了基础。同一时期，补贴项目越细、规模越大，申报与使用过程中的信息不对称也越突出，主管部门很难长期跟踪每笔补贴的实际去向，而企业高管在项目论证和资源配置中往往掌握更多内部信息。</w:t>
+        <w:t xml:space="preserve">，以平滑右偏分布并保留零补助公司年度观测。从时间演变来看，上市公司获得补贴的方式和规模都发生了明显变化。加入世界贸易组织后，政府补贴逐渐从早期更偏全面覆盖的价格补贴，转向技术创新、节能环保和战略性新兴产业导向更强的选择性支持。2007年《企业会计准则第16号——政府补助》的发布，又进一步提高了补贴数据的可比性与可识别性，为后续大样本研究创造了条件。与此同时，补贴项目越细、规模越大，申报和使用过程中的信息不对称也往往越突出，主管部门很难长期跟踪每笔补贴的真实去向，而企业高管在项目论证和资源配置中通常掌握更多内部信息。</w:t>
       </w:r>
     </w:p>
     <w:bookmarkEnd w:id="19"/>
@@ -754,7 +1112,38 @@
         <w:rPr>
           <w:rFonts w:hint="eastAsia"/>
         </w:rPr>
-        <w:t xml:space="preserve">本文所说的高管超额薪酬，并非泛指“薪酬较高”，而是指在控制企业规模、盈利能力、资产结构、区域与行业等客观因素后，仍高于正常基准的那部分薪酬。这个概念的关键，在于先回答“在治理约束较为有效的条件下，高管通常应获得怎样的报酬”，再将实际薪酬相对该基准的偏离识别为可能的异常成分。若实际薪酬持续高于这一基准，就可以把偏离部分理解为代理成本的一种表现，也就是管理层借助信息优势或组织权力取得的额外收益。在具体操作上，本文沿用Core等（1999）[3]的期望薪酬框架，先用公司特征变量估计“正常薪酬水平”，再将模型残差直接作为超额薪酬。这样处理的好处在于，企业规模、经营绩效等对薪酬的常规影响已在期望薪酬模型中得到吸收，残差因而更接近本文真正关注的非正常部分。数值上，它反映的是实际薪酬相对拟合基准的偏离；在实证操作中，本文直接使用残差序列，不再另行做“实际值减预测值”的二次计算。由于这一变量本身就是回归残差，其样本均值理论上接近0，因此本文不再对其进行二次缩尾，以保留其统计含义。与直接使用薪酬水平、薪酬差距或薪酬—绩效敏感性等口径相比，残差法的优势在于先建立一个相对客观的“应得薪酬”基准，再讨论实际薪酬偏离该基准的程度。直接使用薪酬水平虽然简洁，却难以区分哪些部分原本就应由规模、行业和经营绩效决定；使用高管与员工薪酬之比可以刻画内部公平，但仍难以清楚区分“应得”与“超得”；考察薪酬—绩效敏感性则更侧重激励契约强度，也不直接回答契约本身是否已经被管理层扭曲。</w:t>
+        <w:t xml:space="preserve">本文所说的高管超额薪酬，并不是泛指“薪酬高”，而是指在控制企业规模、盈利能力、资产结构、区域与行业等客观因素之后，仍然高出正常基准的那部分报酬。这个概念真正关键的地方，不在于简单比较谁拿得更多，而在于先回答一个更基础的问题：在治理约束相对有效的情况下，高管通常应当获得怎样的回报？只有在这个基准先被建立起来之后，实际薪酬相对基准的偏离，才更有可能被识别为异常成分。若某家公司高管薪酬持续高于这一基准，就可以把这部分偏离理解为代理成本的一种表现，即管理层借助信息优势或组织地位额外取得的收益。</w:t>
+      </w:r>
+    </w:p>
+    <w:p>
+      <w:pPr>
+        <w:pStyle w:val="BodyText"/>
+      </w:pPr>
+      <w:r>
+        <w:rPr>
+          <w:rFonts w:hint="eastAsia"/>
+        </w:rPr>
+        <w:t xml:space="preserve">在具体处理上，本文沿用</w:t>
+      </w:r>
+      <w:r>
+        <w:t xml:space="preserve"> Core </w:t>
+      </w:r>
+      <w:r>
+        <w:rPr>
+          <w:rFonts w:hint="eastAsia"/>
+        </w:rPr>
+        <w:t xml:space="preserve">等（1999）[3]的期望薪酬框架，先利用公司特征变量估计“正常薪酬基准”，再将模型残差直接作为超额薪酬。这样做的好处在于，企业规模、经营绩效等对薪酬的常规作用已经在期望薪酬模型中被吸收掉，残差因而更接近本文真正关心的异常部分。数值上，它反映的是实际薪酬相对拟合基准的偏离；在实证操作中，本文直接使用残差序列，不再额外做“实际值减预测值”的二次计算。由于该变量本身就是回归残差，其样本均值理论上接近0，因此本文也不再对其进行二次缩尾，以尽量保留原有统计含义。</w:t>
+      </w:r>
+    </w:p>
+    <w:p>
+      <w:pPr>
+        <w:pStyle w:val="BodyText"/>
+      </w:pPr>
+      <w:r>
+        <w:rPr>
+          <w:rFonts w:hint="eastAsia"/>
+        </w:rPr>
+        <w:t xml:space="preserve">与直接使用薪酬水平、薪酬差距或薪酬—绩效敏感性等指标相比，残差法的优势在于，它先给出一个相对客观的“应得薪酬”标尺，再讨论实际薪酬偏离这一标尺的程度。直接使用薪酬总额虽然操作更简洁，却难以区分哪些差异原本就应由规模、行业和经营绩效决定；使用高管与员工薪酬之比能够反映内部公平，却仍不容易把“应得”与“超得”切开；考察薪酬—绩效敏感性则更强调激励契约强弱，也不直接回答契约本身是否已被管理层扭曲。因此，本文最终把期望薪酬残差作为超额薪酬的经验代理变量。</w:t>
       </w:r>
     </w:p>
     <w:bookmarkEnd w:id="20"/>
@@ -790,7 +1179,7 @@
         <w:rPr>
           <w:rFonts w:hint="eastAsia"/>
         </w:rPr>
-        <w:t xml:space="preserve">Power）在本文中指高管对企业关键决策施加实际影响的能力，尤其体现在薪酬契约、资源配置和战略议程上的控制程度。它并非单一维度变量，而更接近需要由多项指标共同逼近的潜在构念。现有研究通常从三个方向刻画这一概念：一是由正式职位和董事会结构体现的</w:t>
+        <w:t xml:space="preserve">Power）在本文中指高管对企业关键决策施加实际影响的能力，尤其体现在薪酬契约、资源配置和战略议程上的控制程度。它并不是一个单一维度的变量，更接近需要由多项治理特征共同逼近的潜在构念。既有文献通常从三个方向刻画这一概念：一是由正式职位和董事会结构体现的</w:t>
       </w:r>
       <w:r>
         <w:rPr>
@@ -804,7 +1193,7 @@
         <w:rPr>
           <w:rFonts w:hint="eastAsia"/>
         </w:rPr>
-        <w:t xml:space="preserve">，如两职合一、内部董事比例和董事会规模；二是由高管持股体现的</w:t>
+        <w:t xml:space="preserve">，例如两职合一、内部董事比例和董事会规模；二是由高管持股体现的</w:t>
       </w:r>
       <w:r>
         <w:rPr>
@@ -829,15 +1218,88 @@
         <w:t xml:space="preserve">关系性权力</w:t>
       </w:r>
       <w:r>
-        <w:rPr>
-          <w:rFonts w:hint="eastAsia"/>
-        </w:rPr>
-        <w:t xml:space="preserve">。因此，本文使用两职合一、任期、内部董事比例等可观测变量构造权力指数，本质上是一种在数据约束下的近似。国有企业高管的权力基础往往同时带有行政授权和市场地位两层属性；在民营企业中，大股东和实际控制人的意志又常常深度影响高管的实际空间。也就是说，同样被称为“管理层权力”，其形成机制在不同所有制下并不完全一致。本文因此沿用五个底层指标构造综合指数，希望在有限数据条件下尽量兼顾这些差异化来源。还需说明的是，在中国公司治理结构中，党委、董事会和管理层之间的权力边界并不总是清晰，国有企业尤其如此。许多真正影响高管地位的因素，如党政体系中的关系网络、与上级主管部门的信任程度，在公开年报中几乎无法直接量化。把这一概念放到中国上市公司语境中，其复杂性也明显高于西方主流文献中的标准设定。这样的处理保留了可操作性，但也意味着国有企业中的非正式权力渠道可能被低估，后文将国有与民营企业分开检验，部分也是为了缓解这一问题。</w:t>
+        <w:t xml:space="preserve">。</w:t>
+      </w:r>
+    </w:p>
+    <w:p>
+      <w:pPr>
+        <w:pStyle w:val="BodyText"/>
+      </w:pPr>
+      <w:r>
+        <w:rPr>
+          <w:rFonts w:hint="eastAsia"/>
+        </w:rPr>
+        <w:t xml:space="preserve">在中国上市公司环境下，管理层权力的形成逻辑往往更复杂。国有企业高管的权力基础，常常同时带有行政授权和市场地位两层属性；在民营企业中，大股东和实际控制人的意志又会深度塑造高管的实际空间。因此，同样归入“管理层权力”这一概念之下，不同所有制企业里的生成路径并不完全一致。结合数据可得性与实证可操作性，本文最终以</w:t>
+      </w:r>
+      <w:r>
+        <w:t xml:space="preserve"> </w:t>
+      </w:r>
+      <w:r>
+        <w:rPr>
+          <w:rStyle w:val="VerbatimChar"/>
+        </w:rPr>
+        <w:t xml:space="preserve">Dual</w:t>
+      </w:r>
+      <w:r>
+        <w:t xml:space="preserve">、</w:t>
+      </w:r>
+      <w:r>
+        <w:rPr>
+          <w:rStyle w:val="VerbatimChar"/>
+        </w:rPr>
+        <w:t xml:space="preserve">Boardsize</w:t>
+      </w:r>
+      <w:r>
+        <w:t xml:space="preserve">、</w:t>
+      </w:r>
+      <w:r>
+        <w:rPr>
+          <w:rStyle w:val="VerbatimChar"/>
+        </w:rPr>
+        <w:t xml:space="preserve">Insider</w:t>
+      </w:r>
+      <w:r>
+        <w:t xml:space="preserve"> </w:t>
+      </w:r>
+      <w:r>
+        <w:rPr>
+          <w:rFonts w:hint="eastAsia"/>
+        </w:rPr>
+        <w:t xml:space="preserve">和</w:t>
+      </w:r>
+      <w:r>
+        <w:t xml:space="preserve"> </w:t>
+      </w:r>
+      <w:r>
+        <w:rPr>
+          <w:rStyle w:val="VerbatimChar"/>
+        </w:rPr>
+        <w:t xml:space="preserve">Mgshder</w:t>
+      </w:r>
+      <w:r>
+        <w:t xml:space="preserve"> </w:t>
+      </w:r>
+      <w:r>
+        <w:rPr>
+          <w:rFonts w:hint="eastAsia"/>
+        </w:rPr>
+        <w:t xml:space="preserve">四个底层指标构造综合指数，希望在有限数据条件下尽量保留结构性权力和所有权权力两条主要来源。</w:t>
+      </w:r>
+    </w:p>
+    <w:p>
+      <w:pPr>
+        <w:pStyle w:val="BodyText"/>
+      </w:pPr>
+      <w:r>
+        <w:rPr>
+          <w:rFonts w:hint="eastAsia"/>
+        </w:rPr>
+        <w:t xml:space="preserve">还需要说明的是，在中国公司治理结构中，党委、董事会和管理层之间的权力边界并不总是清晰，国有企业尤其如此。许多真正影响高管地位的因素，比如党政体系中的关系网络、与上级主管部门的信任程度，在公开年报中几乎无法直接量化。也正因此，把“管理层权力”放到中国上市公司语境里理解，其复杂性明显高于西方主流文献中的标准设定。本文的处理方式保留了可操作性，但也意味着部分非正式权力渠道可能被低估，后文之所以进一步区分国有与民营企业，部分也是出于这一考虑。</w:t>
       </w:r>
     </w:p>
     <w:bookmarkEnd w:id="21"/>
     <w:bookmarkEnd w:id="22"/>
-    <w:bookmarkStart w:id="27" w:name="X4f371dab9716bf336f2fcd25fab88a9e73c93b8"/>
+    <w:bookmarkStart w:id="28" w:name="Xdb36efd31ddec04d7e56864cbfcc490748da7ba"/>
     <w:p>
       <w:pPr>
         <w:pStyle w:val="Heading3"/>
@@ -849,7 +1311,7 @@
         <w:rPr>
           <w:rFonts w:hint="eastAsia"/>
         </w:rPr>
-        <w:t xml:space="preserve">相关理论基础</w:t>
+        <w:t xml:space="preserve">理论基础</w:t>
       </w:r>
     </w:p>
     <w:bookmarkStart w:id="23" w:name="X544279c0f3a8d21cc2f1e14175a706ecf8d8ae5"/>
@@ -884,7 +1346,7 @@
         <w:rPr>
           <w:rFonts w:hint="eastAsia"/>
         </w:rPr>
-        <w:t xml:space="preserve">Theory）是本文理解补贴与薪酬关系的重要基础。Bebchuk和Fried（2003）[1]提出这一理论时，针对的正是“最优契约说”过于理想化的问题。后者假定董事会能够代表股东客观制定薪酬契约，高管薪酬大体等于其边际贡献；管理者权力理论则认为，现实中的董事会、薪酬委员会和经理人市场并不总能有效约束高管，高管往往掌握更强的议程设置权，因此薪酬契约本身就可能受到其影响。在权力来源的维度划分上，Finkelstein（1992）较早将高管权力区分为结构性权力、所有权权力、专家性权力和声望性权力四类，这一框架也为后续实证研究提供了可操作化思路。本文使用两职合一、董事会规模、内部董事比例、高管持股和任期五个底层指标构造管理层权力综合指数，逻辑上正来自这种多维权力结构。</w:t>
+        <w:t xml:space="preserve">Theory）是本文理解补贴与薪酬关系的重要起点。Bebchuk和Fried（2003）[1]之所以提出这一视角，正是因为“最优契约说”往往把董事会想得过于理性和中立。按最优契约逻辑，高管薪酬大致应当反映其边际贡献；而管理者权力理论提醒我们，现实中的董事会、薪酬委员会和经理人市场并不一定足以形成有效约束，高管本身就可能深度介入薪酬安排的形成过程。换句话说，薪酬合同不只是激励工具，也可能是权力结构的结果。Finkelstein（1992）对高管权力作出的结构性权力、所有权权力、专家性权力和声望性权力划分，为后续经验工作提供了较清楚的操作框架。本文最终以两职合一、董事会规模、内部董事比例和高管持股四个指标刻画管理层权力，思路也延续了这种多维度理解。</w:t>
       </w:r>
     </w:p>
     <w:p>
@@ -895,7 +1357,18 @@
         <w:rPr>
           <w:rFonts w:hint="eastAsia"/>
         </w:rPr>
-        <w:t xml:space="preserve">若具体到作用机制，高管影响薪酬安排通常主要通过以下几种方式实现：他们可能通过影响董事会成员的形成和依赖关系，在谈判中占据更有利的位置；也可能通过设计更复杂的薪酬结构，提高外部识别成本；还可能通过控制与薪酬相关的信息披露，把显性收益与隐性收益一并包入合同。Core等（1999）[3]之所以重要，正因为其将这些机制与更高薪酬、较差绩效联系起来，为管理者权力视角提供了计量支持。放到中国上市公司语境中，这一理论的解释力并未减弱，反而更有现实针对性。国有企业中，党委会、董事会与经理层之间的权力边界并非始终清晰，高管的任命与考核还受到组织人事体系和市场化聘任的双重影响。民营企业中，“一股独大”、实控人与管理层关系紧密、独立董事独立性有限等情形也较常见，正式制衡机制未必能够充分约束薪酬决策。在这样的制度环境下，高管对薪酬安排的影响未必减弱，甚至可能得到大股东或实控人的默许。对本文而言，该理论最重要的启发在于，它解释了财政补贴为何可能经由组织内部结构传导至薪酬端：补贴作为外部资源进入企业后，既扩大了可分配资源，也可能因为申请、协调和使用过程高度依赖高管而进一步强化其组织地位。由此，补贴不仅是财务变量，也可能成为高管提升薪酬议价能力的条件。基于这一判断，本文不直接使用薪酬水平作为因变量，而采用期望薪酬残差，并将补贴滞后一期进入模型，尽量区分“补贴改善绩效后合理推高薪酬”与“补贴带来异常收益”这两条路径。Bu等（2019）[4]和步丹璐、王晓艳（2014）[15]在治理较弱企业中观察到更强的正向关系，也与这一判断一致。</w:t>
+        <w:t xml:space="preserve">如果进一步看传导路径，高管左右薪酬安排的方式并不只有一种。它既可能体现为对董事会成员关系和表决环境的牵引，也可能表现为薪酬结构设计得更复杂、外部更难识别，还可能表现在对披露节奏和披露内容的控制上。Core等（1999）[3]将治理结构、较高薪酬和较差绩效放进同一分析框架，也正因为如此，这一视角后来常被用来讨论薪酬失衡。放到中国上市公司情境中，这套理论反而更有现实针对性。国有企业里，党委会、董事会和经理层之间的边界并不总是泾渭分明，高管任命和考核又带有组织体系色彩；民营企业中，“一股独大”、实控人与管理层关系密切、独立董事制衡不足等情况也并不少见。正式治理结构未必真的削弱高管影响，某些时候甚至可能默许其在薪酬安排中的主导地位。</w:t>
+      </w:r>
+    </w:p>
+    <w:p>
+      <w:pPr>
+        <w:pStyle w:val="BodyText"/>
+      </w:pPr>
+      <w:r>
+        <w:rPr>
+          <w:rFonts w:hint="eastAsia"/>
+        </w:rPr>
+        <w:t xml:space="preserve">对本文而言，这一理论最关键的启发是：财政补贴并不只是额外资金，它还可能改变高管在企业内部的相对地位。补贴的申请、沟通、协调和使用通常都离不开管理层深度参与，这会让高管在资源配置中的作用变得更加突出。当外部资源扩张与内部权力强化同时发生时，补贴就有可能转化为薪酬谈判中的额外筹码。也正因如此，本文不直接用薪酬水平讨论问题，而是转向期望薪酬残差，希望尽量把“补贴改善业绩后合理抬高薪酬”与“补贴扩大权力后带来异常收益”区分开来。Bu等（2019）[4]以及步丹璐、王晓艳（2014）[15]在治理较弱企业中观察到更强的正向关系，也与这一判断相互呼应。</w:t>
       </w:r>
     </w:p>
     <w:bookmarkEnd w:id="23"/>
@@ -931,16 +1404,49 @@
         <w:rPr>
           <w:rFonts w:hint="eastAsia"/>
         </w:rPr>
-        <w:t xml:space="preserve">Theory）是本文理解补贴与薪酬关系的另一条基础线索。Jensen和Meckling（1976）[10]将股东与管理层的关系界定为一种典型的委托—代理安排：股东把经营权交给管理层，但双方掌握的信息并不对称，目标函数也不完全一致。只要监督不充分，管理层就会把资源使用方向调整到更有利于自身的位置，由此形成道德风险和代理成本。在薪酬场景中，代理问题并不只表现为工资单上的数字偏高。最容易观察到的是显性薪酬过度，即管理层借助调整绩效基准或薪酬结构，拿到高于边际贡献的报酬，更难识别的是隐性收益，例如在职消费、差旅安排和灰色收入渠道。还有一种常见情形是跨期扭曲，高管把短期业绩做得更好看，却把长期成本留给后续年份。这类问题在预算软约束较强的国有企业中往往更突出。理想状态下，激励契约应当让高管薪酬尽量与企业长期价值挂钩。但财政补贴进入企业后，这一对应关系可能被打乱，原因并不复杂：补贴常会进入当期损益，直接改善账面利润；如果薪酬契约没有把这部分政策性收益剔除，高管就会在经营努力并未明显提升的情况下拿到更高绩效薪酬。已有研究在财务困境企业中观察到，补贴增加与超额薪酬上升会同时出现，这正是代理理论所强调的资源侵占逻辑，本文后面之所以要做产权异质性分析，也可以从代理理论得到解释。国有企业受到国资委、审计和限薪制度等多重约束，私营企业则更多依赖大股东和市场约束。两类企业的监督结构存在本质差异。补贴进入企业后，能否经由薪酬渠道产生外溢效应，在不同产权属性的企业间也不宜预设同等强度。在中国语境下，尤其是国有企业内部，委托—代理关系还会出现多层嵌套。若把链条展开，往往是最终公众、财政部或国资委、董事会、高管团队依次衔接，每一层的信息不对称都会往下传导。财政补贴在这条链中本来是一种政策资源工具，但资源一旦进入企业，高管拥有的具体使用信息却很难被上层完整观察。由此就会出现一个悖论：补贴越多，政策资源与真实努力越不容易区分，薪酬契约识别努力的精度反而可能下降。这一链条中的“监督断点”在不同层级呈现不同特征：财政部门关心资金是否合规使用，国资委留意国有资产保值增值，董事会则应当对高管薪酬开展约束，但三者各自掌握的信息片段不足以形成完整的监督回路。补贴的申报、使用和绩效评价恰好分布在这条链的不同环节，高管因此有可能借用层级之间的信息盲区，在补贴使用过程中为自身谋取更多利益。陈冬华、陈信元和万华林（2005）[18]关于名义限薪下隐性收益上升的发现，也从侧面说明了这一点。代理理论里一个很关键的概念是薪酬—绩效敏感性（Pay-Performance</w:t>
-      </w:r>
-      <w:r>
-        <w:t xml:space="preserve"> </w:t>
-      </w:r>
-      <w:r>
-        <w:rPr>
-          <w:rFonts w:hint="eastAsia"/>
-        </w:rPr>
-        <w:t xml:space="preserve">Sensitivity）。理想的契约应当对真实经营绩效敏感，而对外部运气收益相对不敏感。财政补贴恰恰容易破坏这一点，因为它会直接抬高账面利润。若契约没有把补贴带来的利润改善从绩效基数中剔除，高管就会在没有额外管理努力的情况下同步受益。卢锐、柳建华和许宁（2011）[19]关于内控质量越高、薪酬—绩效敏感性越强的后果，也支持了这种理解。本文之所以使用期望薪酬残差（Overpay）而不是薪酬水平本身，正是为了尽量把这条“补贴改善绩效后正常推高薪酬”的路径剥离出去。</w:t>
+        <w:t xml:space="preserve">Theory）为本文提供了另一条更偏“资源流向”的解释线索。Jensen和Meckling（1976）[10]把股东与管理层之间的关系概括为典型的委托—代理安排：股东让渡经营权，但并不能完整观察管理层的努力、动机和资源使用方式。只要监督不足，管理层就可能把企业资源调到更符合自身利益的位置，由此产生道德风险和代理成本。落实到薪酬场景中，问题并不只是工资单上的数字偏高。显性的表现是高管通过调整绩效基准或薪酬结构，获得高于边际贡献的回报；更隐蔽的形式则包括在职消费、差旅安排和其他灰色收益；再往后一步，还会出现跨期扭曲，即把短期业绩做得更好看，把代价留给后续年份。这类现象在预算软约束较强的企业里往往更容易出现。</w:t>
+      </w:r>
+    </w:p>
+    <w:p>
+      <w:pPr>
+        <w:pStyle w:val="BodyText"/>
+      </w:pPr>
+      <w:r>
+        <w:rPr>
+          <w:rFonts w:hint="eastAsia"/>
+        </w:rPr>
+        <w:t xml:space="preserve">财政补贴进入企业以后，代理问题之所以会被放大，一个关键原因在于它容易冲淡“真实努力”和“外部资源”的边界。补贴常常会直接改善账面利润，如果薪酬契约没有把这部分政策性收益从绩效考核中剥离，高管就可能在努力并未同步增加的情况下拿到更高报酬。已有研究在财务困境企业中观察到补贴增加与超额薪酬上升同时出现，这与代理理论强调的资源侵占逻辑是契合的。也正因为此，本文后文会进一步区分不同产权类型。国有企业面对国资监管、审计约束和薪酬管制，私营企业则更多依赖大股东约束和市场纪律，监督结构并不相同，补贴最终会不会外溢到薪酬端，自然也不宜预设为同一种强度。</w:t>
+      </w:r>
+    </w:p>
+    <w:p>
+      <w:pPr>
+        <w:pStyle w:val="BodyText"/>
+      </w:pPr>
+      <w:r>
+        <w:rPr>
+          <w:rFonts w:hint="eastAsia"/>
+        </w:rPr>
+        <w:t xml:space="preserve">放到中国制度环境下，委托—代理链条还常常是多层嵌套的。若把关系展开，通常会涉及公众、财政部门或国资监管机构、董事会以及高管团队等多个层级，每一层都掌握着不完整的信息。财政补贴本来是一种政策资源，但一旦进入企业，高管对其具体申报、使用和绩效完成情况往往了解得更多，上层监督者未必能及时、完整地把握真实情况。由此便会出现一个很现实的悖论：补贴越多，政策资源与经营努力越难分开，薪酬契约识别“谁创造了价值”的精度反而可能下降。陈冬华、陈信元和万华林（2005）[18]关于名义限薪下隐性收益上升的证据，正好说明显性约束并不能自动消除代理空间。</w:t>
+      </w:r>
+    </w:p>
+    <w:p>
+      <w:pPr>
+        <w:pStyle w:val="BodyText"/>
+      </w:pPr>
+      <w:r>
+        <w:rPr>
+          <w:rFonts w:hint="eastAsia"/>
+        </w:rPr>
+        <w:t xml:space="preserve">代理理论里还有一个特别重要的概念，即薪酬—绩效敏感性（Pay-Performance</w:t>
+      </w:r>
+      <w:r>
+        <w:t xml:space="preserve"> </w:t>
+      </w:r>
+      <w:r>
+        <w:rPr>
+          <w:rFonts w:hint="eastAsia"/>
+        </w:rPr>
+        <w:t xml:space="preserve">Sensitivity）。理想的契约应当对真实经营绩效敏感，而不应对外部运气收益过度敏感。财政补贴恰恰容易打乱这点，因为它会直接抬高利润表现。若补贴改善账面收益后被机械纳入绩效薪酬基数，高管就可能在没有额外努力的情况下同步受益。卢锐、柳建华和许宁（2011）[19]关于内控质量越高、薪酬—绩效敏感性越强的发现，也支持了这种理解。本文之所以采用期望薪酬残差（Overpay）而不是直接使用薪酬水平，本质上就是希望尽量先把“补贴带来正常绩效改善”这一层剥离出去，再观察异常收益部分是否仍然存在。</w:t>
       </w:r>
     </w:p>
     <w:bookmarkEnd w:id="24"/>
@@ -976,7 +1482,38 @@
         <w:rPr>
           <w:rFonts w:hint="eastAsia"/>
         </w:rPr>
-        <w:t xml:space="preserve">Theory）为本文补充了另一种解释思路。Spence（1973）[11]讨论的是，在信息不对称氛围里，掌握更多信息的一方会主动发送外部可观察的信号，以便让信息较少的一方对其质量形成判断。这一框架后来被广泛应用于企业财务、资本市场和公司治理研究中，信息披露质量、股利和资本结构都可以被放进同样的逻辑里理解。落到本文的问题上，这个理论能从三个方向提供帮助。企业会向政府发送信号以争取补贴，例如借助年报文本强化创新、环保或政策契合度表达，让自己看起来更符合补贴优先级；已有研究表明，部分政策导向表述的增强与补贴获取更相关，与真实绩效的对应关系则较弱。与此不同，政府补贴本身也会被市场当作一种背书信号，投资者、合作伙伴甚至高管候选人可能把它理解为政府对企业质量的认可，这会间接提升高管在薪酬谈判中的筹码。还有一点容易被忽视：信息复杂化本身也可能是一种信号策略，管理层借助拉高披露复杂度，让外部监督更难直接识别薪酬异常。因此，信号传递理论并不单独解释补贴或薪酬，而是帮助本文理解补贴申请、外部背书和信息复杂化这几个环节如何连在一起。从这个角度看，补贴获取本身就会改动高管在外部市场中的声誉和议价地位：一位被视为能够持续帮助企业获得政策资源的高管，在经理人市场上的替代成本通常更高，这反过来又给了他在薪酬谈判中要求更高报酬的理由。这条从补贴到高管地位再到薪酬的传导路径，恰好与管理者权力理论关于权力强化的预测形成呼应，也为后文H2假设给出了信号层面的理论补充。如果把它再往前推一步，会发现补贴分配过程面临一个很现实的困难：政府希望把资源投向真正高质量的企业。但在信息不对称下，更擅长组织材料、调整表达和发送信号的管理团队，也可能以较低成本模仿出“高质量企业”的外在形象，这样一来，补贴就未必流向真实效率最高的企业，而更可能流向信号生产能力更强的企业。对本文来说，这一点很重要，因为这种信号生产能力往往和管理层掌握的信息控制权相伴而生，后者又会回到薪酬谈判过程之中。李哲、王文翰和王遥（2022）[14]、王克敏等（2018）[21]的研究分别从补贴获取和薪酬掩护两个端口，给出了这条逻辑的经验支持。</w:t>
+        <w:t xml:space="preserve">Theory）为本文补上了外部信息环境这一层。Spence（1973）[11]讨论的核心问题是：在信息不对称条件下，掌握更多信息的一方会主动释放可观察信号，以引导外部对其质量的判断。后来这一框架常见于企业财务和资本市场研究，信息披露质量、股利政策和资本结构都可以放到类似逻辑里理解。落到本文的问题上，它至少能解释三件事。其一，企业会主动向政府发送“我值得被支持”的信号，例如在文本披露中强化创新、环保和政策契合度表达，以提升获得补贴的概率；已有研究也表明，这类表述有时与补贴获取关系更紧密，却未必与真实绩效一一对应。其二，补贴本身也会向市场释放背书信号，投资者、合作伙伴乃至经理人市场都可能把它理解为政府对企业质量的认可。其三，信息复杂化本身也可能是管理层的策略选择，披露越复杂，外部监督越难迅速识别薪酬安排中的异常部分。</w:t>
+      </w:r>
+    </w:p>
+    <w:p>
+      <w:pPr>
+        <w:pStyle w:val="BodyText"/>
+      </w:pPr>
+      <w:r>
+        <w:rPr>
+          <w:rFonts w:hint="eastAsia"/>
+        </w:rPr>
+        <w:t xml:space="preserve">因此，信号传递理论并不是单独解释补贴或薪酬，而是帮助本文把补贴申请、外部背书和信息复杂化这几个环节串起来。若某位高管被外界视为更擅长获取政策资源，其在经理人市场上的替代成本往往也会被抬高，这会反过来增强其在薪酬谈判中的筹码。这样一条“补贴—声誉—议价能力”的链条，与管理者权力理论强调的组织内部权力强化，其实是可以互相接上的。也正因为如此，H2</w:t>
+      </w:r>
+      <w:r>
+        <w:t xml:space="preserve"> </w:t>
+      </w:r>
+      <w:r>
+        <w:rPr>
+          <w:rFonts w:hint="eastAsia"/>
+        </w:rPr>
+        <w:t xml:space="preserve">并不只是内部治理视角下的推论，同时也有外部信号层面的支撑。</w:t>
+      </w:r>
+    </w:p>
+    <w:p>
+      <w:pPr>
+        <w:pStyle w:val="BodyText"/>
+      </w:pPr>
+      <w:r>
+        <w:rPr>
+          <w:rFonts w:hint="eastAsia"/>
+        </w:rPr>
+        <w:t xml:space="preserve">再往前推一步，还会看到一个更现实的难题：政府当然希望把补贴投向真正高质量的企业，但在信息不对称环境下，更会组织材料、调整表达和发送信号的管理团队，也可能以较低成本塑造“高质量企业”的外在形象。若如此，补贴流向就未必完全由真实效率决定，而可能部分取决于谁更擅长生产和管理这些信号。对本文来说，这一点尤其重要，因为信号生产能力往往与信息控制权相伴而生，而信息控制权又会回到薪酬谈判过程。李哲、王文翰和王遥（2022）[14]、王克敏等（2018）[21]分别从补贴获取和薪酬掩护两个端口提供了经验支持，也使这条逻辑链更具可讨论性。</w:t>
       </w:r>
     </w:p>
     <w:bookmarkEnd w:id="25"/>
@@ -1003,12 +1540,94 @@
         <w:rPr>
           <w:rFonts w:hint="eastAsia"/>
         </w:rPr>
-        <w:t xml:space="preserve">把管理者权力理论、代理理论和信号传递理论放在一起，关键不是让三套理论分别解释同一后果，而是看它们各自负责哪一层问题。当然，这三套理论都不是为中国上市公司制度环境量身定做的。前两者主要聚焦企业内部，后一者把视角延伸到企业与政府、投资者和外部监督者之间的信息互动。代理理论更适合回答“在什么条件下补贴可能被管理层截留”，管理者权力理论更适合回答“这种截留是借助什么组织机制发生的”，而信号传递理论则补充了“信息环境为什么会改动这一过程的强弱”。就本文而言，三者并不是彼此竞争，而是分别对应条件、机制和情境这三个层面。管理者权力理论默认股权分散更常见，而中国企业里真正的制衡者往往是大股东；代理理论在国有企业中会碰到多层委托链条；信号传递理论则假设低质量发送者模仿高质量发送者的成本更高，但这一前提在信息披露监管尚不充分的市场中能否稳定成立，本身也是一个条件性判断。因此，本文把这些理论作为剖析参照，而不是把任何一条结论直接理解为对理论本身的证实或证伪。</w:t>
+        <w:t xml:space="preserve">把管理者权力理论、代理理论和信号传递理论放在一起，重点并不是让三套理论去重复解释同一个后果，而是看它们各自负责哪一层。若简化来看，代理理论回答的是“补贴在什么条件下可能被管理层截留”，管理者权力理论回答的是“这种截留可能依托什么内部安排发生”，信号传递理论则补充了“外部信息环境为什么会放大或压缩这一过程”。因此，在本文里，这三种理论并不是相互竞争的替代解释，而是分别对应条件、传导路径和情境。</w:t>
+      </w:r>
+    </w:p>
+    <w:p>
+      <w:pPr>
+        <w:pStyle w:val="BodyText"/>
+      </w:pPr>
+      <w:r>
+        <w:rPr>
+          <w:rFonts w:hint="eastAsia"/>
+        </w:rPr>
+        <w:t xml:space="preserve">当然，这三套理论都不是专门为中国上市公司制度环境量身设计的，把它们直接照搬过来也并不稳妥。管理者权力理论常以股权相对分散为背景，而中国企业里真正重要的制衡力量很多时候是大股东或实际控制人；代理理论在国有企业里往往会面对多层委托链条，监督责任并不只发生在董事会一层；信号传递理论则默认高质量与低质量主体在发送信号上的成本差异较为稳定，但在披露监管尚不充分、地方政策竞争较强的市场环境中，这一前提未必总能成立。</w:t>
+      </w:r>
+    </w:p>
+    <w:p>
+      <w:pPr>
+        <w:pStyle w:val="BodyText"/>
+      </w:pPr>
+      <w:r>
+        <w:rPr>
+          <w:rFonts w:hint="eastAsia"/>
+        </w:rPr>
+        <w:t xml:space="preserve">也正因如此，本文把这些理论更多作为分析参照，而不是把任何一条经验结果直接解释为对某个理论本身的证实或证伪。它们共同提供的是一个更适合展开实证分析的视角组合：既看到资源如何进入企业，也看到权力如何重新分布，还看到外部信息环境如何改变这一过程的可见性和强弱。</w:t>
       </w:r>
     </w:p>
     <w:bookmarkEnd w:id="26"/>
+    <w:bookmarkStart w:id="27" w:name="X6bee9a7a49d57b24d71e1c2a888d2a07754d287"/>
+    <w:p>
+      <w:pPr>
+        <w:pStyle w:val="Heading4"/>
+      </w:pPr>
+      <w:r>
+        <w:t xml:space="preserve">2.2.5 </w:t>
+      </w:r>
+      <w:r>
+        <w:rPr>
+          <w:rFonts w:hint="eastAsia"/>
+        </w:rPr>
+        <w:t xml:space="preserve">中国制度情境下的理论延展</w:t>
+      </w:r>
+    </w:p>
+    <w:p>
+      <w:pPr>
+        <w:pStyle w:val="FirstParagraph"/>
+      </w:pPr>
+      <w:r>
+        <w:rPr>
+          <w:rFonts w:hint="eastAsia"/>
+        </w:rPr>
+        <w:t xml:space="preserve">如果把中国制度环境纳入进来，上述三套理论就需要再做一层本土化理解。中国上市公司获得的财政补贴并不只是一般意义上的现金流入，它往往同时嵌在地方政府竞争、产业政策导向、国资监管层级差异和信息透明度不均衡这些条件里。也正因为如此，补贴既是资源输入，也是制度安排的一部分；它改变的不只是利润表数字，还会连带改变高管与政府、董事会以及外部投资者之间的相对关系。</w:t>
+      </w:r>
+    </w:p>
+    <w:p>
+      <w:pPr>
+        <w:pStyle w:val="BodyText"/>
+      </w:pPr>
+      <w:r>
+        <w:rPr>
+          <w:rFonts w:hint="eastAsia"/>
+        </w:rPr>
+        <w:t xml:space="preserve">在这一情境下，至少有三点值得特别注意。其一，补贴分配通常带有较强的政策导向和选择性，高管在申报、沟通和协调中的作用往往会被放大。其二，补贴到账后的约束和追踪，在不同地区和不同所有制企业之间并不均衡，一些企业面对的外部监督明显更弱。其三，地方政府之间存在持续的财政竞争，各地在招商引资和产业培育过程中都会主动使用补贴工具，因此补贴分配既反映中央政策意图，也会受到地方财政余裕和招商策略的牵动。本文基准工具变量之所以采用“同城市同年度其他公司平均补助”，制度逻辑就来自这种地方财政政策的共同波动；后文补充的精炼双工具变量，则进一步借助行业政策倾向和省市层面的留一法波动削弱共同冲击。</w:t>
+      </w:r>
+    </w:p>
+    <w:p>
+      <w:pPr>
+        <w:pStyle w:val="BodyText"/>
+      </w:pPr>
+      <w:r>
+        <w:rPr>
+          <w:rFonts w:hint="eastAsia"/>
+        </w:rPr>
+        <w:t xml:space="preserve">在这样的背景下，“补贴带来资源扩张”与“补贴扩大管理层可支配空间”很可能同时出现，因此本文不把补贴简单看作财务变量，而是把它视作同时牵动资源配置、权力结构和外部信号的复合性冲击。2015年以来国有企业薪酬制度改革又进一步加深了这种差异。中央出台的限薪令直接限制了央企和地方国企主要负责人的薪酬上限，并要求薪酬水平与企业绩效、职工收入挂钩。由此，即便国有企业获得较多补贴，其薪酬空间也会受到更强的行政约束；私营企业的薪酬安排则更多受市场机制和大股东意志支配，行政限薪的外部硬约束相对较弱。后文之所以将产权性质和行业监管强度作为重点异质性维度，理论动因也来自这里。</w:t>
+      </w:r>
+    </w:p>
+    <w:p>
+      <w:pPr>
+        <w:pStyle w:val="BodyText"/>
+      </w:pPr>
+      <w:r>
+        <w:rPr>
+          <w:rFonts w:hint="eastAsia"/>
+        </w:rPr>
+        <w:t xml:space="preserve">顺着这一层制度背景往下看，就能理解本文为什么把固定效应、中介效应和机器学习补充分析放进同一套研究设计里。固定效应和滞后设定更适合区分“企业原本就不同”和“补贴变动之后发生了什么”；中介效应检验侧重观察权力渠道是否存在传导线索；机器学习补充分析则用来捕捉高补贴区间、特定产权情境或特定治理结构下可能出现的局部放大。第二章的理论推演，归根到底要解释的并不只是补贴为什么可能推高超额薪酬，更是为什么这一关系未必会在所有企业中以同样的强度出现。</w:t>
+      </w:r>
+    </w:p>
     <w:bookmarkEnd w:id="27"/>
-    <w:bookmarkStart w:id="28" w:name="X98e97fc36b5a280c0f6393c2e1330db3fa76fee"/>
+    <w:bookmarkEnd w:id="28"/>
+    <w:bookmarkStart w:id="29" w:name="X865b6d4b0171c308e3fcd40c24e219619bef378"/>
     <w:p>
       <w:pPr>
         <w:pStyle w:val="Heading3"/>
@@ -1020,7 +1639,7 @@
         <w:rPr>
           <w:rFonts w:hint="eastAsia"/>
         </w:rPr>
-        <w:t xml:space="preserve">理论框架的整合与研究假设推演</w:t>
+        <w:t xml:space="preserve">研究假设</w:t>
       </w:r>
     </w:p>
     <w:p>
@@ -1031,34 +1650,74 @@
         <w:rPr>
           <w:rFonts w:hint="eastAsia"/>
         </w:rPr>
-        <w:t xml:space="preserve">以此为起点，本文把三套理论组合成一个分层框架，用来解释财政补贴与高管超额薪酬之间的关系。从代理理论看，财政补贴首先扩大了企业可支配资源。只要监督不够强，这部分新增资源就不一定转化为效率提升，也可能以更隐蔽的方式流向管理层收益，这就是H1的基础逻辑。代理理论还预期，制度约束越强，资源侵占路径越不容易展开。管理者权力理论则认为，补贴的作用不只在资源层面。补贴的申报、协调和使用往往须高管深度参与，这会提升其对信息渠道和组织议程的掌控程度，进而增强薪酬谈判中的议价地位，这正是H2的理论起点。信号传递理论则补充了外部信息环境这一层。政府补贴可能被市场理解为一种质量背书，提升企业和高管在外部声誉市场中的议价空间；管理层也可能借助更复杂的信息披露，降低外部识别薪酬异常的难度。这样一来，补贴—薪酬关系就更容易在信息透明度较低的氛围里被放大。把三者合起来，本文就能分别回答三个问题：为什么补贴可能流向高管薪酬、这一过程可能借助什么机制发生、以及哪些信息环境会放大或压缩这种传导。后文控制变量、中介效应和异质性维度的设计，也都来自这一分层框架。</w:t>
-      </w:r>
-    </w:p>
-    <w:bookmarkEnd w:id="28"/>
-    <w:bookmarkStart w:id="29" w:name="X6f6272eff7ccd591e5e3724bae58e1f2d0b18b0"/>
-    <w:p>
-      <w:pPr>
-        <w:pStyle w:val="Heading3"/>
-      </w:pPr>
-      <w:r>
-        <w:t xml:space="preserve">2.4 </w:t>
-      </w:r>
-      <w:r>
-        <w:rPr>
-          <w:rFonts w:hint="eastAsia"/>
-        </w:rPr>
-        <w:t xml:space="preserve">中国制度情境下的理论延展</w:t>
-      </w:r>
-    </w:p>
-    <w:p>
-      <w:pPr>
-        <w:pStyle w:val="FirstParagraph"/>
-      </w:pPr>
-      <w:r>
-        <w:rPr>
-          <w:rFonts w:hint="eastAsia"/>
-        </w:rPr>
-        <w:t xml:space="preserve">为了研究的严谨性，需要将中国制度环境引入。中国上市公司的特殊性在于，财政补贴并不只是普通现金流入，它还叠加了地方政府竞争、产业政策导向、国资监管层级差异和信息透明度不均衡等条件。也正因为如此，补贴同时具有资源属性和制度属性，它会改变的不只是利润表，还有高管与政府、董事会及投资者之间的权力和信息关系。具体来看，中国情境下的补贴至少有三个制度特征值得关注。补贴分配往往带有明显的政策导向和选择性，高管个人在申报、沟通和协调中的作用会被放大。补贴到账后，约束和追踪在不同地区、不同所有制企业之间并不均衡，部分企业面对的外部监督较弱。地方政府之间还存在明显的财政竞争，各地在招商引资和产业培育过程中竞相推出补贴政策，这使得补贴分配既反映中央产业政策意图，也受到地方政府自身财政余裕和招商策略的波及。本文工具变量所使用的“同城市同年度其他公司平均补助”，其背后的制度逻辑正是这种地方财政政策的共同波动。这样一来，“补贴增加资源”与“补贴扩大管理层可支配空间”就可能同时发生。因此，本文并不把补贴仅仅视作财务变量，而是把它理解为会同时触发资源扩张、权力重配和信号强化的复合性冲击。此外，2015年以来国有企业薪酬制度改革对高管薪酬形成了更明确的约束。中央出台的限薪令直接限制了央企和地方国企主要负责人的薪酬上限，并要求薪酬水平与企业绩效、职工收入等挂钩。这一制度变化使得国有企业高管即便获得较多补贴，其薪酬空间也受到行政性天花板的制约。相比之下，私营企业的薪酬安排更多依赖市场化机制和大股东意志，行政限薪的外部约束相对较弱。这种制度差异为后文考察产权异质性给出了理论动因，但是否形成显著的组间差异，仍需由实证结果进一步判断。正是在这一背景下，本文将固定效应、中介效应和机器学习补充分析放到同一套设计里。固定效应和滞后设定帮助区分“企业原本就不同”和“补贴变化后发生了什么”；中介效应检验用来考察权力渠道；机器学习则负责观察高补贴区间、不同产权情境或特定权力结构下是否会出现额外放大。第二章的理论推演，因而和后文实证设计是一一对应的。顺着这一思路，也能理解为什么本文把产权性质和行业监管强度作为重点异质性维度。国有企业里，补贴更常见，但预算约束、审计监督和薪酬管制也更强；私营企业中，补贴一旦进入企业内部，则更可能在缺少强制性薪酬上限和行政问责的氛围里转化为高管的议价资源。行业层面同理，强管制行业里的补贴通常伴随更强监管，非管制行业中则更容易表现为自由现金流的额外补充。因此，第二章真正要回答的，不只是补贴为什么可能影响超额薪酬，还包括这种影响为什么不会在所有企业里同样明显。</w:t>
+        <w:t xml:space="preserve">以上讨论大致可以收束为一个分层框架：代理理论解释补贴为何可能演化为管理层收益，管理者权力理论说明这种转化可能依赖什么内部结构，信号传递理论则补足外部信息环境怎样改变传导强弱。把三者合起来看，财政补贴就不只是资源变量，它还可能通过组织地位、声誉背书和披露策略等渠道间接改写薪酬谈判的格局。后文控制变量的安排、中介检验的设计以及异质性维度的选择，基本都来自这一套推演。</w:t>
+      </w:r>
+    </w:p>
+    <w:p>
+      <w:pPr>
+        <w:pStyle w:val="BodyText"/>
+      </w:pPr>
+      <w:r>
+        <w:rPr>
+          <w:rFonts w:hint="eastAsia"/>
+        </w:rPr>
+        <w:t xml:space="preserve">基于上述理论分析，本文正式提出以下两个核心研究假设：</w:t>
+      </w:r>
+    </w:p>
+    <w:p>
+      <w:pPr>
+        <w:pStyle w:val="BodyText"/>
+      </w:pPr>
+      <w:r>
+        <w:rPr>
+          <w:rFonts w:hint="eastAsia"/>
+          <w:b/>
+          <w:bCs/>
+        </w:rPr>
+        <w:t xml:space="preserve">假设H1（主效应假设）</w:t>
+      </w:r>
+      <w:r>
+        <w:rPr>
+          <w:rFonts w:hint="eastAsia"/>
+        </w:rPr>
+        <w:t xml:space="preserve">：财政补贴与高管超额薪酬呈显著正相关关系。在信息不对称和薪酬约束不足的条件下，财政补贴扩大了企业可支配资源规模；如果薪酬治理机制无法对管理层的资源提取行为形成有效约束，这类外部资源就可能与更高的高管超额薪酬相伴随。H1主要建立在代理理论的资源侵占逻辑之上：补贴进入企业账面之后，若激励契约没有把这部分“非经营性收益”从绩效薪酬基数中剔除，高管就可能在未作出相应经营努力的情况下同步受益；与此同时，资源扩张也可能放松董事会在薪酬谈判中的支付约束。基于此，H1预期财政补贴与高管超额薪酬之间存在正向联系，并在较严格的控制设定下仍能观察到这一关系。</w:t>
+      </w:r>
+    </w:p>
+    <w:p>
+      <w:pPr>
+        <w:pStyle w:val="BodyText"/>
+      </w:pPr>
+      <w:r>
+        <w:rPr>
+          <w:rFonts w:hint="eastAsia"/>
+          <w:b/>
+          <w:bCs/>
+        </w:rPr>
+        <w:t xml:space="preserve">假设H2（中介效应假设）</w:t>
+      </w:r>
+      <w:r>
+        <w:rPr>
+          <w:rFonts w:hint="eastAsia"/>
+        </w:rPr>
+        <w:t xml:space="preserve">：管理层权力可能在财政补贴与高管超额薪酬的关联过程中发挥中介作用。财政补贴的获取和使用可能强化高管在资源配置中的核心地位，并进一步提升其在薪酬谈判中的议价能力；若控制管理层权力后，补贴对超额薪酬的直接效应收窄，且管理层权力的系数显著为正，则可将其视为存在间接传导的经验线索。H2主要来自管理者权力理论：补贴获取过程中高管的深度介入，可能强化其在组织内部的议程设置权；补贴使用中的自由裁量越大，补贴资源被转化为薪酬议价筹码的可能性也越高。需要说明的是，管理层权力的测度方式会直接左右机制检验的稳定性，正文优先报告</w:t>
+      </w:r>
+      <w:r>
+        <w:t xml:space="preserve"> FA </w:t>
+      </w:r>
+      <w:r>
+        <w:rPr>
+          <w:rFonts w:hint="eastAsia"/>
+        </w:rPr>
+        <w:t xml:space="preserve">综合口径结果，并以双主成分</w:t>
+      </w:r>
+      <w:r>
+        <w:t xml:space="preserve"> PCA </w:t>
+      </w:r>
+      <w:r>
+        <w:rPr>
+          <w:rFonts w:hint="eastAsia"/>
+        </w:rPr>
+        <w:t xml:space="preserve">口径作敏感性对照，对相关路径始终保持审慎解释。第四章的机制检验即围绕这一链条展开。</w:t>
       </w:r>
     </w:p>
     <w:p>
@@ -1070,7 +1729,7 @@
     </w:p>
     <w:bookmarkEnd w:id="29"/>
     <w:bookmarkEnd w:id="30"/>
-    <w:bookmarkStart w:id="46" w:name="第三章-研究设计"/>
+    <w:bookmarkStart w:id="49" w:name="第三章-研究设计"/>
     <w:p>
       <w:pPr>
         <w:pStyle w:val="Heading2"/>
@@ -1118,7 +1777,7 @@
       </w:r>
     </w:p>
     <w:bookmarkEnd w:id="31"/>
-    <w:bookmarkStart w:id="32" w:name="X08175dbb3a769bbfaaff5880cb05364b899e1c3"/>
+    <w:bookmarkStart w:id="32" w:name="Xe39bbf5d711d7ac9d0b8564f165595080f3939b"/>
     <w:p>
       <w:pPr>
         <w:pStyle w:val="Heading3"/>
@@ -1130,7 +1789,7 @@
         <w:rPr>
           <w:rFonts w:hint="eastAsia"/>
         </w:rPr>
-        <w:t xml:space="preserve">研究假设提出</w:t>
+        <w:t xml:space="preserve">样本选择与数据来源</w:t>
       </w:r>
     </w:p>
     <w:p>
@@ -1141,47 +1800,83 @@
         <w:rPr>
           <w:rFonts w:hint="eastAsia"/>
         </w:rPr>
-        <w:t xml:space="preserve">基于上述理论框架，本文正式提出以下两个核心研究假设：</w:t>
-      </w:r>
-    </w:p>
-    <w:p>
-      <w:pPr>
-        <w:pStyle w:val="BodyText"/>
-      </w:pPr>
-      <w:r>
-        <w:rPr>
-          <w:rFonts w:hint="eastAsia"/>
-          <w:b/>
-          <w:bCs/>
-        </w:rPr>
-        <w:t xml:space="preserve">假设H1（主效应假设）</w:t>
-      </w:r>
-      <w:r>
-        <w:rPr>
-          <w:rFonts w:hint="eastAsia"/>
-        </w:rPr>
-        <w:t xml:space="preserve">：财政补贴与高管超额薪酬呈显著正相关关系。在信息不对称和薪酬约束不足的条件下，财政补贴扩大了企业可支配资源规模；如果薪酬治理机制无法对管理层的资源提取行为形成有效约束，这类外部资源就可能与更高水平的高管超额薪酬相伴随。H1的理论支撑主要来自代理理论的资源侵占逻辑：补贴进入企业账面后，若激励契约未能将这部分“非经营性收益”从绩效薪酬基数中剔除，高管便可能在未作出相应经营努力的情况下受益；同时，补贴带来的资源扩张也可能放松董事会在薪酬谈判中的支付能力约束。由此，H1预期财政补贴与高管超额薪酬之间存在正向关联，并在较严格的控制设定下仍能观察到这一关系。</w:t>
-      </w:r>
-      <w:r>
-        <w:t xml:space="preserve"> </w:t>
-      </w:r>
-      <w:r>
-        <w:rPr>
-          <w:rFonts w:hint="eastAsia"/>
-          <w:b/>
-          <w:bCs/>
-        </w:rPr>
-        <w:t xml:space="preserve">假设H2（中介效应假设）</w:t>
-      </w:r>
-      <w:r>
-        <w:rPr>
-          <w:rFonts w:hint="eastAsia"/>
-        </w:rPr>
-        <w:t xml:space="preserve">：管理层权力可能在财政补贴与高管超额薪酬的关联过程中发挥中介作用。财政补贴的获取和使用可能强化高管在资源配置中的核心地位，并进一步提升其在薪酬谈判中的议价能力；若控制管理层权力后，补贴对超额薪酬的直接效应收窄，且管理层权力的系数显著为正，则可将其视为存在间接传导的经验线索。H2的理论支撑来自管理者权力理论：补贴获取过程中高管的深度介入，客观上可能强化其在组织内部的议程设置权；补贴使用中的自由裁量空间越大，高管将补贴资源转化为薪酬议价筹码的可能性也越高。有必要说明的是，管理层权力的测度方式会直接影响机制检验的稳定性，本文仅以FA口径作为正文中的经验性综合测度，并对该路径结果保持审慎解释。第四章的中介效应检验即围绕这一链条展开。</w:t>
+        <w:t xml:space="preserve">本文以2003—2024年沪深A股上市公司为研究总体，所需数据均来自国泰安（CSMAR）数据库，包括政府补助数据、高管薪酬数据、公司财务数据（资产负债表、利润表）、公司治理数据（董事会构成、股权结构）以及企业性质和地区分类信息。样本清理的思路是先保证可比性，再处理极端值和缺失问题。金融行业被首先剔除，因为其资产负债结构和监管氛围与一般实业企业差异过大，直接并入会让薪酬与补贴的比较基准失真。研究期间被</w:t>
+      </w:r>
+      <w:r>
+        <w:t xml:space="preserve"> ST、*ST、S*ST、SST、PT </w:t>
+      </w:r>
+      <w:r>
+        <w:rPr>
+          <w:rFonts w:hint="eastAsia"/>
+        </w:rPr>
+        <w:t xml:space="preserve">或处于退市整理期的公司也不保留；由于仓库中未能获得更权威的独立</w:t>
+      </w:r>
+      <w:r>
+        <w:t xml:space="preserve"> ST </w:t>
+      </w:r>
+      <w:r>
+        <w:rPr>
+          <w:rFonts w:hint="eastAsia"/>
+        </w:rPr>
+        <w:t xml:space="preserve">状态维表，本文按合并后简称字段中的标签进行识别和剔除，目的是排除财务异常、退市风险和极端经营状态的样本，尽量保证不同公司之间薪酬与补贴比较基准的可比性。对于政府补助数据，若公司年度未披露补助项目，则该年度补助金额记为0，以避免零补贴观测在对数处理时被机械删除；少量负值观测在构造基准对数变量时按0处理。地区变量</w:t>
+      </w:r>
+      <w:r>
+        <w:t xml:space="preserve"> Zone </w:t>
+      </w:r>
+      <w:r>
+        <w:rPr>
+          <w:rFonts w:hint="eastAsia"/>
+        </w:rPr>
+        <w:t xml:space="preserve">的识别则优先依据公司注册地址，若注册地址信息不足，再辅以办公地址与城市字段识别所属省级区域，并据此按“东部=0、中西部=1”编码，以避免仅依赖不完整城市名单造成的系统性错分。核心变量缺失严重的观测值随后被删除，主要连续变量（Overpay除外）则统一在1%和99%分位数处做Winsorize缩尾。原始薪酬数据沿用CSMAR数据库既有缩尾口径，不再重复处理。经过这些步骤，原始公司—年度观测为70,559条；剔除金融行业后为69,142条；再剔除特殊处理样本后为63,011条；满足关键变量完整要求的样本为52,980条；满足期望薪酬模型完整案例要求的样本为52,805条；纳入管理层权力底层指标后，可用于构造</w:t>
+      </w:r>
+      <w:r>
+        <w:t xml:space="preserve"> Power </w:t>
+      </w:r>
+      <w:r>
+        <w:rPr>
+          <w:rFonts w:hint="eastAsia"/>
+        </w:rPr>
+        <w:t xml:space="preserve">的样本为50,171条；在基准回归中加入滞后一期补助变量后，模型2样本为49,755条；在中介效应检验中要求</w:t>
+      </w:r>
+      <w:r>
+        <w:t xml:space="preserve"> Overpay、Power </w:t>
+      </w:r>
+      <w:r>
+        <w:rPr>
+          <w:rFonts w:hint="eastAsia"/>
+        </w:rPr>
+        <w:t xml:space="preserve">与滞后补助均完整后，统一样本为47,055条；机器学习部分在进一步要求</w:t>
+      </w:r>
+      <w:r>
+        <w:t xml:space="preserve"> </w:t>
+      </w:r>
+      <w:r>
+        <w:rPr>
+          <w:rStyle w:val="VerbatimChar"/>
+        </w:rPr>
+        <w:t xml:space="preserve">IsSOE</w:t>
+      </w:r>
+      <w:r>
+        <w:t xml:space="preserve"> </w:t>
+      </w:r>
+      <w:r>
+        <w:rPr>
+          <w:rFonts w:hint="eastAsia"/>
+        </w:rPr>
+        <w:t xml:space="preserve">等特征完整后，可用样本为45,286条。时间窗口的设定也有明确考虑：样本从2003年开始，一是因为加入世贸组织后上市公司信息披露逐步规范，CSMAR</w:t>
+      </w:r>
+      <w:r>
+        <w:t xml:space="preserve"> </w:t>
+      </w:r>
+      <w:r>
+        <w:rPr>
+          <w:rFonts w:hint="eastAsia"/>
+        </w:rPr>
+        <w:t xml:space="preserve">在2003年前后的数据完整性和可比性明显改善；二是，政府补助作为独立披露科目的规范化要求也是在这一阶段逐步清晰的，若把更早期数据混入，口径差异会带来额外误差。样本截至2024年，既尽量利用最新可得数据，也为滞后变量保留了足够年份。剔除金融行业后，样本覆盖制造业、信息技术、批发零售、房地产、交通运输等17个行业门类，整体行业结构与沪深A股分布基本一致。</w:t>
       </w:r>
     </w:p>
     <w:bookmarkEnd w:id="32"/>
-    <w:bookmarkStart w:id="33" w:name="X2c9dd623fc219a4164f68067d33845e4b7e7c19"/>
+    <w:bookmarkStart w:id="37" w:name="X185f3808d3ac6f98fee37c074fd7de8a7a2125e"/>
     <w:p>
       <w:pPr>
         <w:pStyle w:val="Heading3"/>
@@ -1193,106 +1888,16 @@
         <w:rPr>
           <w:rFonts w:hint="eastAsia"/>
         </w:rPr>
-        <w:t xml:space="preserve">样本挑选与数据来源</w:t>
-      </w:r>
-    </w:p>
-    <w:p>
-      <w:pPr>
-        <w:pStyle w:val="FirstParagraph"/>
-      </w:pPr>
-      <w:r>
-        <w:rPr>
-          <w:rFonts w:hint="eastAsia"/>
-        </w:rPr>
-        <w:t xml:space="preserve">本文以2003—2024年沪深A股上市公司为研究总体，所需数据均来自国泰安（CSMAR）数据库，包括政府补助数据、高管薪酬数据、公司财务数据（资产负债表、利润表）、公司治理数据（董事会构成、股权结构）以及企业性质和地区分类信息。样本清理的思路是先保证可比性，再处理极端值和缺失问题。金融行业被首先剔除，因为其资产负债结构和监管氛围与一般实业企业差异过大，直接并入会让薪酬与补贴的比较基准失真。研究期间被</w:t>
-      </w:r>
-      <w:r>
-        <w:t xml:space="preserve"> ST、*ST、S*ST、SST、PT </w:t>
-      </w:r>
-      <w:r>
-        <w:rPr>
-          <w:rFonts w:hint="eastAsia"/>
-        </w:rPr>
-        <w:t xml:space="preserve">或处于退市整理期的公司也不保留；由于仓库中未能获得更权威的独立</w:t>
-      </w:r>
-      <w:r>
-        <w:t xml:space="preserve"> ST </w:t>
-      </w:r>
-      <w:r>
-        <w:rPr>
-          <w:rFonts w:hint="eastAsia"/>
-        </w:rPr>
-        <w:t xml:space="preserve">状态维表，本文按合并后简称字段中的标签进行识别和剔除，目的是排除财务异常、退市风险和极端经营状态的样本，尽量保证不同公司之间薪酬与补贴比较基准的可比性。对于政府补助数据，若公司年度未披露补助项目，则该年度补助金额记为0，以避免零补贴观测在对数处理时被机械删除；少量负值观测在构造基准对数变量时按0处理。核心变量缺失严重的观测值随后被删除，主要连续变量（Overpay除外）则统一在1%和99%分位数处做Winsorize缩尾。原始薪酬数据沿用CSMAR数据库既有缩尾口径，不再重复处理。经过这些步骤，原始公司—年度观测为70,559条；剔除金融行业后为69,142条；再剔除特殊处理样本后为63,011条；满足关键变量完整要求的样本为53,003条；满足期望薪酬模型完整案例要求的样本为52,828条；纳入管理层权力底层指标后，可用于构造</w:t>
-      </w:r>
-      <w:r>
-        <w:t xml:space="preserve"> Power </w:t>
-      </w:r>
-      <w:r>
-        <w:rPr>
-          <w:rFonts w:hint="eastAsia"/>
-        </w:rPr>
-        <w:t xml:space="preserve">的样本为45,679条；在主回归中加入滞后一期补助变量后，模型2样本为49,775条；在中介效应检验中要求</w:t>
-      </w:r>
-      <w:r>
-        <w:t xml:space="preserve"> Overpay、Power </w:t>
-      </w:r>
-      <w:r>
-        <w:rPr>
-          <w:rFonts w:hint="eastAsia"/>
-        </w:rPr>
-        <w:t xml:space="preserve">与滞后补助均完整后，统一样本为42,589条；机器学习部分在进一步要求</w:t>
-      </w:r>
-      <w:r>
-        <w:t xml:space="preserve"> </w:t>
-      </w:r>
-      <w:r>
-        <w:rPr>
-          <w:rStyle w:val="VerbatimChar"/>
-        </w:rPr>
-        <w:t xml:space="preserve">IsSOE</w:t>
-      </w:r>
-      <w:r>
-        <w:t xml:space="preserve"> </w:t>
-      </w:r>
-      <w:r>
-        <w:rPr>
-          <w:rFonts w:hint="eastAsia"/>
-        </w:rPr>
-        <w:t xml:space="preserve">等特征完整后，可用样本为45,331条。时间窗口的设定也有明确考虑：样本从2003年开始，一是因为加入世贸组织后上市公司信息披露逐步规范，CSMAR</w:t>
-      </w:r>
-      <w:r>
-        <w:t xml:space="preserve"> </w:t>
-      </w:r>
-      <w:r>
-        <w:rPr>
-          <w:rFonts w:hint="eastAsia"/>
-        </w:rPr>
-        <w:t xml:space="preserve">在2003年前后的数据完整性和可比性明显改善；二是，政府补助作为独立披露科目的规范化要求也是在这一阶段逐步清晰的，若把更早期数据混入，口径差异会带来额外误差。样本截至2024年，既尽量利用最新可得数据，也为滞后变量保留了足够年份。剔除金融行业后，样本覆盖制造业、信息技术、批发零售、房地产、交通运输等17个行业门类，整体行业结构与沪深A股分布基本一致。</w:t>
-      </w:r>
-    </w:p>
-    <w:bookmarkEnd w:id="33"/>
-    <w:bookmarkStart w:id="38" w:name="X06813c8f24f845b4c01906ebfe96329da64fb60"/>
-    <w:p>
-      <w:pPr>
-        <w:pStyle w:val="Heading3"/>
-      </w:pPr>
-      <w:r>
-        <w:t xml:space="preserve">3.4 </w:t>
-      </w:r>
-      <w:r>
-        <w:rPr>
-          <w:rFonts w:hint="eastAsia"/>
-        </w:rPr>
         <w:t xml:space="preserve">变量设定与说明</w:t>
       </w:r>
     </w:p>
-    <w:bookmarkStart w:id="34" w:name="X20003cbd2d39e1eb22fbdef07b9f8ac91be941c"/>
+    <w:bookmarkStart w:id="33" w:name="Xc8aa3f7803974a7719181809402f8b1c3cefa13"/>
     <w:p>
       <w:pPr>
         <w:pStyle w:val="Heading4"/>
       </w:pPr>
       <w:r>
-        <w:t xml:space="preserve">3.4.1 </w:t>
+        <w:t xml:space="preserve">3.3.1 </w:t>
       </w:r>
       <w:r>
         <w:rPr>
@@ -1780,7 +2385,7 @@
         <w:rPr>
           <w:rFonts w:hint="eastAsia"/>
         </w:rPr>
-        <w:t xml:space="preserve">，不再将其展开为“实际值减预测值”的二次计算口径。之所以使用高管前三名薪酬总额而不是单个CEO薪酬，一方面是为了降低个别年份单一职位数据缺失或异常的影响；另一方面也因为中国上市公司重大决策往往由高管团队共同完成，团队层面的薪酬安排更能反映企业的整体激励取向。</w:t>
+        <w:t xml:space="preserve">。之所以使用高管前三名薪酬总额而不是单个CEO薪酬，一方面是为了降低个别年份单一职位数据缺失或异常的影响；另一方面也因为中国上市公司重大决策往往由高管团队共同完成，团队层面的薪酬安排更能反映企业的整体激励取向。</w:t>
       </w:r>
       <m:oMath>
         <m:sSub>
@@ -1861,20 +2466,20 @@
         <w:t xml:space="preserve">则表示其薪酬低于基准，这一情况在部分受薪酬管制约束的国有企业中并不少见。</w:t>
       </w:r>
     </w:p>
-    <w:bookmarkEnd w:id="34"/>
-    <w:bookmarkStart w:id="35" w:name="X10dbbaa489cc9f30faf8d51df3825c4c3ae9da6"/>
+    <w:bookmarkEnd w:id="33"/>
+    <w:bookmarkStart w:id="34" w:name="X65e278e280f3510b18f7e6b015375cb89b94dcc"/>
     <w:p>
       <w:pPr>
         <w:pStyle w:val="Heading4"/>
       </w:pPr>
       <w:r>
-        <w:t xml:space="preserve">3.4.2 </w:t>
-      </w:r>
-      <w:r>
-        <w:rPr>
-          <w:rFonts w:hint="eastAsia"/>
-        </w:rPr>
-        <w:t xml:space="preserve">解释变量：财政补贴强度（lnSubsidy）</w:t>
+        <w:t xml:space="preserve">3.3.2 </w:t>
+      </w:r>
+      <w:r>
+        <w:rPr>
+          <w:rFonts w:hint="eastAsia"/>
+        </w:rPr>
+        <w:t xml:space="preserve">核心解释变量：财政补贴强度（lnSubsidy）</w:t>
       </w:r>
     </w:p>
     <w:p>
@@ -2100,20 +2705,20 @@
         <w:t xml:space="preserve">。稳健性检验部分另行使用“仅对正补助取对数”的替代口径，以检验结论对补贴定义方式是否敏感。</w:t>
       </w:r>
     </w:p>
-    <w:bookmarkEnd w:id="35"/>
-    <w:bookmarkStart w:id="36" w:name="X2c9f1f5fd67996c8a55a5bb8241bc8cf1e98583"/>
+    <w:bookmarkEnd w:id="34"/>
+    <w:bookmarkStart w:id="35" w:name="X214e47541302d1e1315a7fb6760e11bab66bb97"/>
     <w:p>
       <w:pPr>
         <w:pStyle w:val="Heading4"/>
       </w:pPr>
       <w:r>
-        <w:t xml:space="preserve">3.4.3 </w:t>
-      </w:r>
-      <w:r>
-        <w:rPr>
-          <w:rFonts w:hint="eastAsia"/>
-        </w:rPr>
-        <w:t xml:space="preserve">路径变量：管理层权力（Power）</w:t>
+        <w:t xml:space="preserve">3.3.3 </w:t>
+      </w:r>
+      <w:r>
+        <w:rPr>
+          <w:rFonts w:hint="eastAsia"/>
+        </w:rPr>
+        <w:t xml:space="preserve">控制变量</w:t>
       </w:r>
     </w:p>
     <w:p>
@@ -2124,210 +2729,7 @@
         <w:rPr>
           <w:rFonts w:hint="eastAsia"/>
         </w:rPr>
-        <w:t xml:space="preserve">管理层权力在理论上并不难理解，但在经验研究里很难用单一指标直接观察。为尽量贴近这一潜在构念（Latent</w:t>
-      </w:r>
-      <w:r>
-        <w:t xml:space="preserve"> </w:t>
-      </w:r>
-      <w:r>
-        <w:rPr>
-          <w:rFonts w:hint="eastAsia"/>
-        </w:rPr>
-        <w:t xml:space="preserve">Construct），本文参考Bebchuk和Fried（2003）[1]、Core等（1999）[3]关于权力来源的讨论，并结合中国上市公司的治理特征，从五个维度构造底层指标：</w:t>
-      </w:r>
-    </w:p>
-    <w:p>
-      <w:pPr>
-        <w:pStyle w:val="BodyText"/>
-      </w:pPr>
-      <w:r>
-        <w:rPr>
-          <w:rFonts w:hint="eastAsia"/>
-        </w:rPr>
-        <w:t xml:space="preserve">（1）</w:t>
-      </w:r>
-      <w:r>
-        <w:rPr>
-          <w:rFonts w:hint="eastAsia"/>
-          <w:b/>
-          <w:bCs/>
-        </w:rPr>
-        <w:t xml:space="preserve">高管任期</w:t>
-      </w:r>
-      <w:r>
-        <w:rPr>
-          <w:rFonts w:hint="eastAsia"/>
-        </w:rPr>
-        <w:t xml:space="preserve">（Tenure）：任期越长，高管在公司中积累的人脉关系、行业知识和组织影响力越深厚，薪酬议价能力相应越强；</w:t>
-      </w:r>
-    </w:p>
-    <w:p>
-      <w:pPr>
-        <w:pStyle w:val="BodyText"/>
-      </w:pPr>
-      <w:r>
-        <w:rPr>
-          <w:rFonts w:hint="eastAsia"/>
-        </w:rPr>
-        <w:t xml:space="preserve">（2）</w:t>
-      </w:r>
-      <w:r>
-        <w:rPr>
-          <w:rFonts w:hint="eastAsia"/>
-          <w:b/>
-          <w:bCs/>
-        </w:rPr>
-        <w:t xml:space="preserve">两职合一</w:t>
-      </w:r>
-      <w:r>
-        <w:rPr>
-          <w:rFonts w:hint="eastAsia"/>
-        </w:rPr>
-        <w:t xml:space="preserve">（Dual）：董事长兼任CEO时取1，否则取0。两职合一在结构上消除了董事会对高管的制衡，使高管得以直接主导薪酬制定议程；</w:t>
-      </w:r>
-    </w:p>
-    <w:p>
-      <w:pPr>
-        <w:pStyle w:val="BodyText"/>
-      </w:pPr>
-      <w:r>
-        <w:rPr>
-          <w:rFonts w:hint="eastAsia"/>
-        </w:rPr>
-        <w:t xml:space="preserve">（3）</w:t>
-      </w:r>
-      <w:r>
-        <w:rPr>
-          <w:rFonts w:hint="eastAsia"/>
-          <w:b/>
-          <w:bCs/>
-        </w:rPr>
-        <w:t xml:space="preserve">董事会规模</w:t>
-      </w:r>
-      <w:r>
-        <w:rPr>
-          <w:rFonts w:hint="eastAsia"/>
-        </w:rPr>
-        <w:t xml:space="preserve">（Boardsize）：董事会规模越大，集体行动问题越突出，对高管的有效监督越难形成，为高管的影响力扩张给出了客观空间；</w:t>
-      </w:r>
-    </w:p>
-    <w:p>
-      <w:pPr>
-        <w:pStyle w:val="BodyText"/>
-      </w:pPr>
-      <w:r>
-        <w:rPr>
-          <w:rFonts w:hint="eastAsia"/>
-        </w:rPr>
-        <w:t xml:space="preserve">（4）</w:t>
-      </w:r>
-      <w:r>
-        <w:rPr>
-          <w:rFonts w:hint="eastAsia"/>
-          <w:b/>
-          <w:bCs/>
-        </w:rPr>
-        <w:t xml:space="preserve">内部董事比例</w:t>
-      </w:r>
-      <w:r>
-        <w:rPr>
-          <w:rFonts w:hint="eastAsia"/>
-        </w:rPr>
-        <w:t xml:space="preserve">（Insider）：内部董事占董事会总人数的比例。内部人比例越高，董事会的独立性越弱，高管对董事会决策的掌控力越强；</w:t>
-      </w:r>
-    </w:p>
-    <w:p>
-      <w:pPr>
-        <w:pStyle w:val="BodyText"/>
-      </w:pPr>
-      <w:r>
-        <w:rPr>
-          <w:rFonts w:hint="eastAsia"/>
-        </w:rPr>
-        <w:t xml:space="preserve">（5）</w:t>
-      </w:r>
-      <w:r>
-        <w:rPr>
-          <w:rFonts w:hint="eastAsia"/>
-          <w:b/>
-          <w:bCs/>
-        </w:rPr>
-        <w:t xml:space="preserve">高管持股比例</w:t>
-      </w:r>
-      <w:r>
-        <w:rPr>
-          <w:rFonts w:hint="eastAsia"/>
-        </w:rPr>
-        <w:t xml:space="preserve">（Mgshder）：高管自身持股使其兼具股东和管理者的双重身份，一定程度上代表了其在公司中的正式权力基础。这些指标分别反映了正式职位、董事会结构、所有权和任期积累等不同来源的权力。考虑到单一变量都不足以完整刻画管理层权力，本文以**因子分析法（FA）**对五个底层指标开展降维整合，形成综合权力指数</w:t>
-      </w:r>
-      <m:oMath>
-        <m:r>
-          <m:rPr>
-            <m:nor/>
-            <m:sty m:val="p"/>
-          </m:rPr>
-          <m:t>Power</m:t>
-        </m:r>
-      </m:oMath>
-      <w:r>
-        <w:rPr>
-          <w:rFonts w:hint="eastAsia"/>
-        </w:rPr>
-        <w:t xml:space="preserve">，并将其作为正文中的经验性综合口径。需要说明的是，该指标的统计支撑并不强：整体</w:t>
-      </w:r>
-      <w:r>
-        <w:t xml:space="preserve"> KMO </w:t>
-      </w:r>
-      <w:r>
-        <w:rPr>
-          <w:rFonts w:hint="eastAsia"/>
-        </w:rPr>
-        <w:t xml:space="preserve">约为0.574，单因子方差解释率约为22.37%，其中</w:t>
-      </w:r>
-      <w:r>
-        <w:t xml:space="preserve"> Tenure </w:t>
-      </w:r>
-      <w:r>
-        <w:rPr>
-          <w:rFonts w:hint="eastAsia"/>
-        </w:rPr>
-        <w:t xml:space="preserve">的共同度接近0。这说明五个底层指标的共同潜变量结构较弱，因此后续涉及</w:t>
-      </w:r>
-      <w:r>
-        <w:t xml:space="preserve"> Power </w:t>
-      </w:r>
-      <w:r>
-        <w:rPr>
-          <w:rFonts w:hint="eastAsia"/>
-        </w:rPr>
-        <w:t xml:space="preserve">的结果只宜理解为条件性的机制线索，而不应被表述为对管理层权力的精确刻画或方法上的稳健优势。</w:t>
-      </w:r>
-    </w:p>
-    <w:bookmarkEnd w:id="36"/>
-    <w:bookmarkStart w:id="37" w:name="X6d4b9897a70ac57d93d9683c01f24fdfb41109a"/>
-    <w:p>
-      <w:pPr>
-        <w:pStyle w:val="Heading4"/>
-      </w:pPr>
-      <w:r>
-        <w:t xml:space="preserve">3.4.4 </w:t>
-      </w:r>
-      <w:r>
-        <w:rPr>
-          <w:rFonts w:hint="eastAsia"/>
-        </w:rPr>
-        <w:t xml:space="preserve">控制变量</w:t>
-      </w:r>
-    </w:p>
-    <w:p>
-      <w:pPr>
-        <w:pStyle w:val="FirstParagraph"/>
-      </w:pPr>
-      <w:r>
-        <w:rPr>
-          <w:rFonts w:hint="eastAsia"/>
-        </w:rPr>
-        <w:t xml:space="preserve">控制变量的设置分成两个阶段。第一阶段的期望薪酬模型主要控制</w:t>
+        <w:t xml:space="preserve">控制变量分成两个阶段来设定，原因在于两阶段模型各自承担的任务并不一样。第一阶段的目标，是尽可能准确地估计“合理薪酬”或“期望薪酬”，因此控制项要尽量覆盖那些决定正常薪酬基准的公司特征，包括</w:t>
       </w:r>
       <w:r>
         <w:rPr>
@@ -2404,7 +2806,18 @@
         <w:rPr>
           <w:rFonts w:hint="eastAsia"/>
         </w:rPr>
-        <w:t xml:space="preserve">（Zone）；第二阶段的主回归、中介效应、异质性分析和稳健性检验主要控制</w:t>
+        <w:t xml:space="preserve">（Zone），并进一步控制行业和年份效应，把规模、业绩、资产结构以及地区薪酬基准这些常规差异尽量吸收进期望薪酬模型。</w:t>
+      </w:r>
+    </w:p>
+    <w:p>
+      <w:pPr>
+        <w:pStyle w:val="BodyText"/>
+      </w:pPr>
+      <w:r>
+        <w:rPr>
+          <w:rFonts w:hint="eastAsia"/>
+        </w:rPr>
+        <w:t xml:space="preserve">第二阶段的关注点转向财政补贴与“超额薪酬”之间的联系，因此控制项收缩为更直接关系到薪酬契约合理性、监督强度和寻租空间的变量，即</w:t>
       </w:r>
       <w:r>
         <w:rPr>
@@ -2446,7 +2859,16 @@
         <w:rPr>
           <w:rFonts w:hint="eastAsia"/>
         </w:rPr>
-        <w:t xml:space="preserve">（Top1），并统一加入公司和年份固定效应。这样安排的逻辑是：企业规模用于刻画正常薪酬基准，财务杠杆反映债务约束，第一大股东持股比例代表大股东监督能力。无形资产占比对应企业对知识资本的依赖程度；而Zone作为公司层面基本稳定的地区变量，在第二阶段的公司固定效应设定下会被稳定个体差异吸收，因此不再单独纳入。主要变量的定义汇总见表3-1。</w:t>
+        <w:t xml:space="preserve">（Top1），同时统一纳入公司和年份固定效应。这样安排的逻辑比较直接：财务杠杆对应债务约束，大股东持股比例代表外部监督能力，公司固定效应和年份固定效应则分别吸收稳定个体差异与共同宏观冲击。无形资产占比对应企业对知识资本的依赖程度；Zone</w:t>
+      </w:r>
+      <w:r>
+        <w:t xml:space="preserve"> </w:t>
+      </w:r>
+      <w:r>
+        <w:rPr>
+          <w:rFonts w:hint="eastAsia"/>
+        </w:rPr>
+        <w:t xml:space="preserve">依据注册地址优先、办公地址补充的规则识别企业所属东中西部地区，但由于它在公司层面基本稳定，在第二阶段会被公司固定效应吸收，因此不再单独进入方程。主要变量定义汇总见表3-1。</w:t>
       </w:r>
     </w:p>
     <w:p>
@@ -2477,30 +2899,165 @@
         <w:t xml:space="preserve">主要变量定义</w:t>
       </w:r>
     </w:p>
+    <w:bookmarkEnd w:id="35"/>
+    <w:bookmarkStart w:id="36" w:name="X22d88593f4cfeaf1e44ba6b3d3f3e849344e1e1"/>
+    <w:p>
+      <w:pPr>
+        <w:pStyle w:val="Heading4"/>
+      </w:pPr>
+      <w:r>
+        <w:t xml:space="preserve">3.3.4 </w:t>
+      </w:r>
+      <w:r>
+        <w:rPr>
+          <w:rFonts w:hint="eastAsia"/>
+        </w:rPr>
+        <w:t xml:space="preserve">路径变量：管理层权力（Power）</w:t>
+      </w:r>
+    </w:p>
+    <w:p>
+      <w:pPr>
+        <w:pStyle w:val="FirstParagraph"/>
+      </w:pPr>
+      <w:r>
+        <w:rPr>
+          <w:rFonts w:hint="eastAsia"/>
+        </w:rPr>
+        <w:t xml:space="preserve">管理层权力变量</w:t>
+      </w:r>
+      <w:r>
+        <w:t xml:space="preserve"> </w:t>
+      </w:r>
+      <w:r>
+        <w:rPr>
+          <w:rStyle w:val="VerbatimChar"/>
+        </w:rPr>
+        <w:t xml:space="preserve">Power</w:t>
+      </w:r>
+      <w:r>
+        <w:t xml:space="preserve"> </w:t>
+      </w:r>
+      <w:r>
+        <w:rPr>
+          <w:rFonts w:hint="eastAsia"/>
+        </w:rPr>
+        <w:t xml:space="preserve">在本文中主要作为中介变量使用。正文主线将其定义为基于</w:t>
+      </w:r>
+      <w:r>
+        <w:t xml:space="preserve"> </w:t>
+      </w:r>
+      <w:r>
+        <w:rPr>
+          <w:rStyle w:val="VerbatimChar"/>
+        </w:rPr>
+        <w:t xml:space="preserve">Dual</w:t>
+      </w:r>
+      <w:r>
+        <w:t xml:space="preserve">、</w:t>
+      </w:r>
+      <w:r>
+        <w:rPr>
+          <w:rStyle w:val="VerbatimChar"/>
+        </w:rPr>
+        <w:t xml:space="preserve">Boardsize</w:t>
+      </w:r>
+      <w:r>
+        <w:t xml:space="preserve">、</w:t>
+      </w:r>
+      <w:r>
+        <w:rPr>
+          <w:rStyle w:val="VerbatimChar"/>
+        </w:rPr>
+        <w:t xml:space="preserve">Insider</w:t>
+      </w:r>
+      <w:r>
+        <w:t xml:space="preserve"> </w:t>
+      </w:r>
+      <w:r>
+        <w:rPr>
+          <w:rFonts w:hint="eastAsia"/>
+        </w:rPr>
+        <w:t xml:space="preserve">和</w:t>
+      </w:r>
+      <w:r>
+        <w:t xml:space="preserve"> </w:t>
+      </w:r>
+      <w:r>
+        <w:rPr>
+          <w:rStyle w:val="VerbatimChar"/>
+        </w:rPr>
+        <w:t xml:space="preserve">Mgshder</w:t>
+      </w:r>
+      <w:r>
+        <w:t xml:space="preserve"> </w:t>
+      </w:r>
+      <w:r>
+        <w:rPr>
+          <w:rFonts w:hint="eastAsia"/>
+        </w:rPr>
+        <w:t xml:space="preserve">四项治理指标构造的</w:t>
+      </w:r>
+      <w:r>
+        <w:t xml:space="preserve"> FA </w:t>
+      </w:r>
+      <w:r>
+        <w:rPr>
+          <w:rFonts w:hint="eastAsia"/>
+        </w:rPr>
+        <w:t xml:space="preserve">综合得分，用于刻画高管在正式职位、董事会结构与所有权层面的综合影响力。有关</w:t>
+      </w:r>
+      <w:r>
+        <w:t xml:space="preserve"> </w:t>
+      </w:r>
+      <w:r>
+        <w:rPr>
+          <w:rStyle w:val="VerbatimChar"/>
+        </w:rPr>
+        <w:t xml:space="preserve">Power</w:t>
+      </w:r>
+      <w:r>
+        <w:t xml:space="preserve"> </w:t>
+      </w:r>
+      <w:r>
+        <w:rPr>
+          <w:rFonts w:hint="eastAsia"/>
+        </w:rPr>
+        <w:t xml:space="preserve">的具体构成过程以及</w:t>
+      </w:r>
+      <w:r>
+        <w:t xml:space="preserve"> FA/PCA </w:t>
+      </w:r>
+      <w:r>
+        <w:rPr>
+          <w:rFonts w:hint="eastAsia"/>
+        </w:rPr>
+        <w:t xml:space="preserve">的诊断结果，统一放在第四章中介效应分析部分展开。</w:t>
+      </w:r>
+    </w:p>
+    <w:bookmarkEnd w:id="36"/>
     <w:bookmarkEnd w:id="37"/>
-    <w:bookmarkEnd w:id="38"/>
-    <w:bookmarkStart w:id="44" w:name="X7016d986f63ee0741b635f4024d8718ebfb5f60"/>
+    <w:bookmarkStart w:id="42" w:name="X9b99bdb7b9f9ef3d1febc3697d4be406cbd06cb"/>
     <w:p>
       <w:pPr>
         <w:pStyle w:val="Heading3"/>
       </w:pPr>
       <w:r>
-        <w:t xml:space="preserve">3.5 </w:t>
-      </w:r>
-      <w:r>
-        <w:rPr>
-          <w:rFonts w:hint="eastAsia"/>
-        </w:rPr>
-        <w:t xml:space="preserve">模型构建</w:t>
-      </w:r>
-    </w:p>
-    <w:bookmarkStart w:id="39" w:name="X9b3f2c9370e5a8ea5f8d8e536b3daeecd09c799"/>
+        <w:t xml:space="preserve">3.4 </w:t>
+      </w:r>
+      <w:r>
+        <w:rPr>
+          <w:rFonts w:hint="eastAsia"/>
+        </w:rPr>
+        <w:t xml:space="preserve">模型设定</w:t>
+      </w:r>
+    </w:p>
+    <w:bookmarkStart w:id="38" w:name="X19880f770b74a6015dcb5c38c956deae527f286"/>
     <w:p>
       <w:pPr>
         <w:pStyle w:val="Heading4"/>
       </w:pPr>
       <w:r>
-        <w:t xml:space="preserve">3.5.1 </w:t>
+        <w:t xml:space="preserve">3.4.1 </w:t>
       </w:r>
       <w:r>
         <w:rPr>
@@ -3063,20 +3620,20 @@
         <w:t xml:space="preserve">，正值表示实际薪酬高于基准水平，负值则相反。</w:t>
       </w:r>
     </w:p>
-    <w:bookmarkEnd w:id="39"/>
-    <w:bookmarkStart w:id="40" w:name="X96e334aa5a178f67499f260346448b876d14155"/>
+    <w:bookmarkEnd w:id="38"/>
+    <w:bookmarkStart w:id="39" w:name="X80ee82ae7127337b3367dd9771e881679e415f7"/>
     <w:p>
       <w:pPr>
         <w:pStyle w:val="Heading4"/>
       </w:pPr>
       <w:r>
-        <w:t xml:space="preserve">3.5.2 </w:t>
-      </w:r>
-      <w:r>
-        <w:rPr>
-          <w:rFonts w:hint="eastAsia"/>
-        </w:rPr>
-        <w:t xml:space="preserve">第二阶段：主回归模型</w:t>
+        <w:t xml:space="preserve">3.4.2 </w:t>
+      </w:r>
+      <w:r>
+        <w:rPr>
+          <w:rFonts w:hint="eastAsia"/>
+        </w:rPr>
+        <w:t xml:space="preserve">第二阶段：基准回归模型</w:t>
       </w:r>
     </w:p>
     <w:p>
@@ -3087,7 +3644,7 @@
         <w:rPr>
           <w:rFonts w:hint="eastAsia"/>
         </w:rPr>
-        <w:t xml:space="preserve">主回归阶段以超额薪酬（Overpay）为被解释变量，将滞后一期财政补贴强度（</w:t>
+        <w:t xml:space="preserve">基准回归阶段以超额薪酬（Overpay）为被解释变量，将滞后一期财政补贴强度（</w:t>
       </w:r>
       <m:oMath>
         <m:r>
@@ -3532,14 +4089,14 @@
         <w:t xml:space="preserve">且统计显著，就说明在控制公司层面稳定差异和年度共同冲击之后，补贴增加仍与更高的超额薪酬相伴随。核心解释变量使用滞后一期补助，是为了尽量把时间顺序固定为“补贴在前、薪酬在后”，以减轻同期反向因果带来的干扰。</w:t>
       </w:r>
     </w:p>
-    <w:bookmarkEnd w:id="40"/>
-    <w:bookmarkStart w:id="41" w:name="Xe779ae583b5487d11091b418c157560f1439a14"/>
+    <w:bookmarkEnd w:id="39"/>
+    <w:bookmarkStart w:id="40" w:name="X57353bafddc3371f7f883ac54212bf08c65f46b"/>
     <w:p>
       <w:pPr>
         <w:pStyle w:val="Heading4"/>
       </w:pPr>
       <w:r>
-        <w:t xml:space="preserve">3.5.3 </w:t>
+        <w:t xml:space="preserve">3.4.3 </w:t>
       </w:r>
       <w:r>
         <w:rPr>
@@ -3556,7 +4113,7 @@
         <w:rPr>
           <w:rFonts w:hint="eastAsia"/>
         </w:rPr>
-        <w:t xml:space="preserve">考虑到财政补贴可能受到选择性配置和反向因果的干扰，本文在公司固定效应框架下使用两阶段最小二乘法（2SLS）开展工具变量检验。工具变量设定为“同城市同年度其他公司平均补助”的滞后一期值，即</w:t>
+        <w:t xml:space="preserve">考虑到财政补贴可能受到选择性配置和反向因果的干扰，本文在公司固定效应框架下使用两阶段最小二乘法（2SLS）开展工具变量检验。基准工具变量仍设定为“同城市同年度其他公司平均补助”的滞后一期值，即</w:t>
       </w:r>
       <w:r>
         <w:t xml:space="preserve"> </w:t>
@@ -3619,23 +4176,838 @@
         <w:rPr>
           <w:rFonts w:hint="eastAsia"/>
         </w:rPr>
-        <w:t xml:space="preserve">。这一变量试图利用同城企业共同受到地方财政政策波动影响这一特征，提取企业个体补助中的外生成分；其有效性最终仍需结合第一阶段统计量和第二阶段估计结果共同判断。</w:t>
-      </w:r>
-    </w:p>
-    <w:bookmarkEnd w:id="41"/>
-    <w:bookmarkStart w:id="42" w:name="X07e05228a4fc5d917488fb7f9ca3b1a58e4d97b"/>
+        <w:t xml:space="preserve">，其制度逻辑是同城企业会共同受到地方财政政策波动影响；同时，为减弱本地共同冲击和本省共同政策环境直接进入误差项的风险，后文又补充构造了两个更强的精炼工具变量：一是“同行业同年排除本省后的其他企业平均补助”滞后一期，二是“同省同行业同年排除本市后的其他企业平均补助”滞后一期。二者分别利用行业政策倾向与本地化财政配置的留一法波动，为后文的过度识别检验提供额外约束。与基准回归模型一致，工具变量模型仍控制</w:t>
+      </w:r>
+      <w:r>
+        <w:t xml:space="preserve"> Roa、Lever </w:t>
+      </w:r>
+      <w:r>
+        <w:rPr>
+          <w:rFonts w:hint="eastAsia"/>
+        </w:rPr>
+        <w:t xml:space="preserve">和</w:t>
+      </w:r>
+      <w:r>
+        <w:t xml:space="preserve"> </w:t>
+      </w:r>
+      <w:r>
+        <w:rPr>
+          <w:rFonts w:hint="eastAsia"/>
+        </w:rPr>
+        <w:t xml:space="preserve">Top1，并同时纳入公司固定效应与年份固定效应。以单工具设定表示时，第一阶段回归写为：</w:t>
+      </w:r>
+    </w:p>
+    <w:p>
+      <w:pPr>
+        <w:pStyle w:val="BodyText"/>
+      </w:pPr>
+      <m:oMathPara>
+        <m:oMathParaPr>
+          <m:jc m:val="center"/>
+        </m:oMathParaPr>
+        <m:oMath>
+          <m:r>
+            <m:rPr>
+              <m:sty m:val="p"/>
+            </m:rPr>
+            <m:t>ln</m:t>
+          </m:r>
+          <m:sSub>
+            <m:e>
+              <m:r>
+                <m:rPr>
+                  <m:nor/>
+                  <m:sty m:val="p"/>
+                </m:rPr>
+                <m:t>Subsidy</m:t>
+              </m:r>
+            </m:e>
+            <m:sub>
+              <m:r>
+                <m:t>i</m:t>
+              </m:r>
+              <m:r>
+                <m:rPr>
+                  <m:sty m:val="p"/>
+                </m:rPr>
+                <m:t>,</m:t>
+              </m:r>
+              <m:r>
+                <m:t>t</m:t>
+              </m:r>
+              <m:r>
+                <m:rPr>
+                  <m:sty m:val="p"/>
+                </m:rPr>
+                <m:t>−</m:t>
+              </m:r>
+              <m:r>
+                <m:t>1</m:t>
+              </m:r>
+            </m:sub>
+          </m:sSub>
+          <m:r>
+            <m:rPr>
+              <m:sty m:val="p"/>
+            </m:rPr>
+            <m:t>=</m:t>
+          </m:r>
+          <m:r>
+            <m:t>α</m:t>
+          </m:r>
+          <m:r>
+            <m:rPr>
+              <m:sty m:val="p"/>
+            </m:rPr>
+            <m:t>+</m:t>
+          </m:r>
+          <m:sSub>
+            <m:e>
+              <m:r>
+                <m:t>π</m:t>
+              </m:r>
+            </m:e>
+            <m:sub>
+              <m:r>
+                <m:t>1</m:t>
+              </m:r>
+            </m:sub>
+          </m:sSub>
+          <m:r>
+            <m:t>I</m:t>
+          </m:r>
+          <m:sSub>
+            <m:e>
+              <m:r>
+                <m:t>V</m:t>
+              </m:r>
+            </m:e>
+            <m:sub>
+              <m:r>
+                <m:rPr>
+                  <m:sty m:val="p"/>
+                </m:rPr>
+                <m:t>ln</m:t>
+              </m:r>
+              <m:sSub>
+                <m:e>
+                  <m:r>
+                    <m:rPr>
+                      <m:nor/>
+                      <m:sty m:val="p"/>
+                    </m:rPr>
+                    <m:t>Subsidy</m:t>
+                  </m:r>
+                </m:e>
+                <m:sub>
+                  <m:r>
+                    <m:t>i</m:t>
+                  </m:r>
+                  <m:r>
+                    <m:rPr>
+                      <m:sty m:val="p"/>
+                    </m:rPr>
+                    <m:t>,</m:t>
+                  </m:r>
+                  <m:r>
+                    <m:t>t</m:t>
+                  </m:r>
+                  <m:r>
+                    <m:rPr>
+                      <m:sty m:val="p"/>
+                    </m:rPr>
+                    <m:t>−</m:t>
+                  </m:r>
+                  <m:r>
+                    <m:t>1</m:t>
+                  </m:r>
+                </m:sub>
+              </m:sSub>
+            </m:sub>
+          </m:sSub>
+          <m:r>
+            <m:rPr>
+              <m:sty m:val="p"/>
+            </m:rPr>
+            <m:t>+</m:t>
+          </m:r>
+          <m:sSub>
+            <m:e>
+              <m:r>
+                <m:t>π</m:t>
+              </m:r>
+            </m:e>
+            <m:sub>
+              <m:r>
+                <m:t>2</m:t>
+              </m:r>
+            </m:sub>
+          </m:sSub>
+          <m:sSub>
+            <m:e>
+              <m:r>
+                <m:rPr>
+                  <m:nor/>
+                  <m:sty m:val="p"/>
+                </m:rPr>
+                <m:t>Roa</m:t>
+              </m:r>
+            </m:e>
+            <m:sub>
+              <m:r>
+                <m:t>i</m:t>
+              </m:r>
+              <m:r>
+                <m:t>t</m:t>
+              </m:r>
+            </m:sub>
+          </m:sSub>
+          <m:r>
+            <m:rPr>
+              <m:sty m:val="p"/>
+            </m:rPr>
+            <m:t>+</m:t>
+          </m:r>
+          <m:sSub>
+            <m:e>
+              <m:r>
+                <m:t>π</m:t>
+              </m:r>
+            </m:e>
+            <m:sub>
+              <m:r>
+                <m:t>3</m:t>
+              </m:r>
+            </m:sub>
+          </m:sSub>
+          <m:sSub>
+            <m:e>
+              <m:r>
+                <m:rPr>
+                  <m:nor/>
+                  <m:sty m:val="p"/>
+                </m:rPr>
+                <m:t>Lever</m:t>
+              </m:r>
+            </m:e>
+            <m:sub>
+              <m:r>
+                <m:t>i</m:t>
+              </m:r>
+              <m:r>
+                <m:t>t</m:t>
+              </m:r>
+            </m:sub>
+          </m:sSub>
+          <m:r>
+            <m:rPr>
+              <m:sty m:val="p"/>
+            </m:rPr>
+            <m:t>+</m:t>
+          </m:r>
+          <m:sSub>
+            <m:e>
+              <m:r>
+                <m:t>π</m:t>
+              </m:r>
+            </m:e>
+            <m:sub>
+              <m:r>
+                <m:t>4</m:t>
+              </m:r>
+            </m:sub>
+          </m:sSub>
+          <m:sSub>
+            <m:e>
+              <m:r>
+                <m:rPr>
+                  <m:nor/>
+                  <m:sty m:val="p"/>
+                </m:rPr>
+                <m:t>Top1</m:t>
+              </m:r>
+            </m:e>
+            <m:sub>
+              <m:r>
+                <m:t>i</m:t>
+              </m:r>
+              <m:r>
+                <m:t>t</m:t>
+              </m:r>
+            </m:sub>
+          </m:sSub>
+          <m:r>
+            <m:rPr>
+              <m:sty m:val="p"/>
+            </m:rPr>
+            <m:t>+</m:t>
+          </m:r>
+          <m:sSub>
+            <m:e>
+              <m:r>
+                <m:t>μ</m:t>
+              </m:r>
+            </m:e>
+            <m:sub>
+              <m:r>
+                <m:t>i</m:t>
+              </m:r>
+            </m:sub>
+          </m:sSub>
+          <m:r>
+            <m:rPr>
+              <m:sty m:val="p"/>
+            </m:rPr>
+            <m:t>+</m:t>
+          </m:r>
+          <m:sSub>
+            <m:e>
+              <m:r>
+                <m:t>λ</m:t>
+              </m:r>
+            </m:e>
+            <m:sub>
+              <m:r>
+                <m:t>t</m:t>
+              </m:r>
+            </m:sub>
+          </m:sSub>
+          <m:r>
+            <m:rPr>
+              <m:sty m:val="p"/>
+            </m:rPr>
+            <m:t>+</m:t>
+          </m:r>
+          <m:sSub>
+            <m:e>
+              <m:r>
+                <m:t>ν</m:t>
+              </m:r>
+            </m:e>
+            <m:sub>
+              <m:r>
+                <m:t>i</m:t>
+              </m:r>
+              <m:r>
+                <m:t>t</m:t>
+              </m:r>
+            </m:sub>
+          </m:sSub>
+        </m:oMath>
+      </m:oMathPara>
+    </w:p>
+    <w:p>
+      <w:pPr>
+        <w:pStyle w:val="FirstParagraph"/>
+      </w:pPr>
+      <w:r>
+        <w:rPr>
+          <w:rFonts w:hint="eastAsia"/>
+        </w:rPr>
+        <w:t xml:space="preserve">其中，</w:t>
+      </w:r>
+      <m:oMath>
+        <m:r>
+          <m:t>I</m:t>
+        </m:r>
+        <m:sSub>
+          <m:e>
+            <m:r>
+              <m:t>V</m:t>
+            </m:r>
+          </m:e>
+          <m:sub>
+            <m:r>
+              <m:rPr>
+                <m:sty m:val="p"/>
+              </m:rPr>
+              <m:t>ln</m:t>
+            </m:r>
+            <m:sSub>
+              <m:e>
+                <m:r>
+                  <m:rPr>
+                    <m:nor/>
+                    <m:sty m:val="p"/>
+                  </m:rPr>
+                  <m:t>Subsidy</m:t>
+                </m:r>
+              </m:e>
+              <m:sub>
+                <m:r>
+                  <m:t>i</m:t>
+                </m:r>
+                <m:r>
+                  <m:rPr>
+                    <m:sty m:val="p"/>
+                  </m:rPr>
+                  <m:t>,</m:t>
+                </m:r>
+                <m:r>
+                  <m:t>t</m:t>
+                </m:r>
+                <m:r>
+                  <m:rPr>
+                    <m:sty m:val="p"/>
+                  </m:rPr>
+                  <m:t>−</m:t>
+                </m:r>
+                <m:r>
+                  <m:t>1</m:t>
+                </m:r>
+              </m:sub>
+            </m:sSub>
+          </m:sub>
+        </m:sSub>
+      </m:oMath>
+      <w:r>
+        <w:t xml:space="preserve"> </w:t>
+      </w:r>
+      <w:r>
+        <w:rPr>
+          <w:rFonts w:hint="eastAsia"/>
+        </w:rPr>
+        <w:t xml:space="preserve">用来预测企业个体滞后一期财政补贴中的外生成分；若工具变量有效，则</w:t>
+      </w:r>
+      <w:r>
+        <w:t xml:space="preserve"> </w:t>
+      </w:r>
+      <m:oMath>
+        <m:sSub>
+          <m:e>
+            <m:r>
+              <m:t>π</m:t>
+            </m:r>
+          </m:e>
+          <m:sub>
+            <m:r>
+              <m:t>1</m:t>
+            </m:r>
+          </m:sub>
+        </m:sSub>
+      </m:oMath>
+      <w:r>
+        <w:t xml:space="preserve"> </w:t>
+      </w:r>
+      <w:r>
+        <w:rPr>
+          <w:rFonts w:hint="eastAsia"/>
+        </w:rPr>
+        <w:t xml:space="preserve">应显著不为0。第二阶段则使用第一阶段得到的拟合值</w:t>
+      </w:r>
+      <w:r>
+        <w:t xml:space="preserve"> </w:t>
+      </w:r>
+      <m:oMath>
+        <m:sSub>
+          <m:e>
+            <m:acc>
+              <m:accPr>
+                <m:chr m:val="̂"/>
+              </m:accPr>
+              <m:e>
+                <m:r>
+                  <m:rPr>
+                    <m:sty m:val="p"/>
+                  </m:rPr>
+                  <m:t>ln</m:t>
+                </m:r>
+                <m:r>
+                  <m:rPr>
+                    <m:nor/>
+                    <m:sty m:val="p"/>
+                  </m:rPr>
+                  <m:t>Subsidy</m:t>
+                </m:r>
+              </m:e>
+            </m:acc>
+          </m:e>
+          <m:sub>
+            <m:r>
+              <m:t>i</m:t>
+            </m:r>
+            <m:r>
+              <m:rPr>
+                <m:sty m:val="p"/>
+              </m:rPr>
+              <m:t>,</m:t>
+            </m:r>
+            <m:r>
+              <m:t>t</m:t>
+            </m:r>
+            <m:r>
+              <m:rPr>
+                <m:sty m:val="p"/>
+              </m:rPr>
+              <m:t>−</m:t>
+            </m:r>
+            <m:r>
+              <m:t>1</m:t>
+            </m:r>
+          </m:sub>
+        </m:sSub>
+      </m:oMath>
+      <w:r>
+        <w:t xml:space="preserve"> </w:t>
+      </w:r>
+      <w:r>
+        <w:rPr>
+          <w:rFonts w:hint="eastAsia"/>
+        </w:rPr>
+        <w:t xml:space="preserve">解释超额薪酬：</w:t>
+      </w:r>
+    </w:p>
+    <w:p>
+      <w:pPr>
+        <w:pStyle w:val="BodyText"/>
+      </w:pPr>
+      <m:oMathPara>
+        <m:oMathParaPr>
+          <m:jc m:val="center"/>
+        </m:oMathParaPr>
+        <m:oMath>
+          <m:sSub>
+            <m:e>
+              <m:r>
+                <m:rPr>
+                  <m:nor/>
+                  <m:sty m:val="p"/>
+                </m:rPr>
+                <m:t>Overpay</m:t>
+              </m:r>
+            </m:e>
+            <m:sub>
+              <m:r>
+                <m:t>i</m:t>
+              </m:r>
+              <m:r>
+                <m:t>t</m:t>
+              </m:r>
+            </m:sub>
+          </m:sSub>
+          <m:r>
+            <m:rPr>
+              <m:sty m:val="p"/>
+            </m:rPr>
+            <m:t>=</m:t>
+          </m:r>
+          <m:r>
+            <m:t>α</m:t>
+          </m:r>
+          <m:r>
+            <m:rPr>
+              <m:sty m:val="p"/>
+            </m:rPr>
+            <m:t>+</m:t>
+          </m:r>
+          <m:sSub>
+            <m:e>
+              <m:r>
+                <m:t>β</m:t>
+              </m:r>
+            </m:e>
+            <m:sub>
+              <m:r>
+                <m:t>1</m:t>
+              </m:r>
+            </m:sub>
+          </m:sSub>
+          <m:sSub>
+            <m:e>
+              <m:acc>
+                <m:accPr>
+                  <m:chr m:val="̂"/>
+                </m:accPr>
+                <m:e>
+                  <m:r>
+                    <m:rPr>
+                      <m:sty m:val="p"/>
+                    </m:rPr>
+                    <m:t>ln</m:t>
+                  </m:r>
+                  <m:r>
+                    <m:rPr>
+                      <m:nor/>
+                      <m:sty m:val="p"/>
+                    </m:rPr>
+                    <m:t>Subsidy</m:t>
+                  </m:r>
+                </m:e>
+              </m:acc>
+            </m:e>
+            <m:sub>
+              <m:r>
+                <m:t>i</m:t>
+              </m:r>
+              <m:r>
+                <m:rPr>
+                  <m:sty m:val="p"/>
+                </m:rPr>
+                <m:t>,</m:t>
+              </m:r>
+              <m:r>
+                <m:t>t</m:t>
+              </m:r>
+              <m:r>
+                <m:rPr>
+                  <m:sty m:val="p"/>
+                </m:rPr>
+                <m:t>−</m:t>
+              </m:r>
+              <m:r>
+                <m:t>1</m:t>
+              </m:r>
+            </m:sub>
+          </m:sSub>
+          <m:r>
+            <m:rPr>
+              <m:sty m:val="p"/>
+            </m:rPr>
+            <m:t>+</m:t>
+          </m:r>
+          <m:sSub>
+            <m:e>
+              <m:r>
+                <m:t>β</m:t>
+              </m:r>
+            </m:e>
+            <m:sub>
+              <m:r>
+                <m:t>2</m:t>
+              </m:r>
+            </m:sub>
+          </m:sSub>
+          <m:sSub>
+            <m:e>
+              <m:r>
+                <m:rPr>
+                  <m:nor/>
+                  <m:sty m:val="p"/>
+                </m:rPr>
+                <m:t>Roa</m:t>
+              </m:r>
+            </m:e>
+            <m:sub>
+              <m:r>
+                <m:t>i</m:t>
+              </m:r>
+              <m:r>
+                <m:t>t</m:t>
+              </m:r>
+            </m:sub>
+          </m:sSub>
+          <m:r>
+            <m:rPr>
+              <m:sty m:val="p"/>
+            </m:rPr>
+            <m:t>+</m:t>
+          </m:r>
+          <m:sSub>
+            <m:e>
+              <m:r>
+                <m:t>β</m:t>
+              </m:r>
+            </m:e>
+            <m:sub>
+              <m:r>
+                <m:t>3</m:t>
+              </m:r>
+            </m:sub>
+          </m:sSub>
+          <m:sSub>
+            <m:e>
+              <m:r>
+                <m:rPr>
+                  <m:nor/>
+                  <m:sty m:val="p"/>
+                </m:rPr>
+                <m:t>Lever</m:t>
+              </m:r>
+            </m:e>
+            <m:sub>
+              <m:r>
+                <m:t>i</m:t>
+              </m:r>
+              <m:r>
+                <m:t>t</m:t>
+              </m:r>
+            </m:sub>
+          </m:sSub>
+          <m:r>
+            <m:rPr>
+              <m:sty m:val="p"/>
+            </m:rPr>
+            <m:t>+</m:t>
+          </m:r>
+          <m:sSub>
+            <m:e>
+              <m:r>
+                <m:t>β</m:t>
+              </m:r>
+            </m:e>
+            <m:sub>
+              <m:r>
+                <m:t>4</m:t>
+              </m:r>
+            </m:sub>
+          </m:sSub>
+          <m:sSub>
+            <m:e>
+              <m:r>
+                <m:rPr>
+                  <m:nor/>
+                  <m:sty m:val="p"/>
+                </m:rPr>
+                <m:t>Top1</m:t>
+              </m:r>
+            </m:e>
+            <m:sub>
+              <m:r>
+                <m:t>i</m:t>
+              </m:r>
+              <m:r>
+                <m:t>t</m:t>
+              </m:r>
+            </m:sub>
+          </m:sSub>
+          <m:r>
+            <m:rPr>
+              <m:sty m:val="p"/>
+            </m:rPr>
+            <m:t>+</m:t>
+          </m:r>
+          <m:sSub>
+            <m:e>
+              <m:r>
+                <m:t>μ</m:t>
+              </m:r>
+            </m:e>
+            <m:sub>
+              <m:r>
+                <m:t>i</m:t>
+              </m:r>
+            </m:sub>
+          </m:sSub>
+          <m:r>
+            <m:rPr>
+              <m:sty m:val="p"/>
+            </m:rPr>
+            <m:t>+</m:t>
+          </m:r>
+          <m:sSub>
+            <m:e>
+              <m:r>
+                <m:t>λ</m:t>
+              </m:r>
+            </m:e>
+            <m:sub>
+              <m:r>
+                <m:t>t</m:t>
+              </m:r>
+            </m:sub>
+          </m:sSub>
+          <m:r>
+            <m:rPr>
+              <m:sty m:val="p"/>
+            </m:rPr>
+            <m:t>+</m:t>
+          </m:r>
+          <m:sSub>
+            <m:e>
+              <m:r>
+                <m:t>ε</m:t>
+              </m:r>
+            </m:e>
+            <m:sub>
+              <m:r>
+                <m:t>i</m:t>
+              </m:r>
+              <m:r>
+                <m:t>t</m:t>
+              </m:r>
+            </m:sub>
+          </m:sSub>
+        </m:oMath>
+      </m:oMathPara>
+    </w:p>
+    <w:p>
+      <w:pPr>
+        <w:pStyle w:val="FirstParagraph"/>
+      </w:pPr>
+      <w:r>
+        <w:rPr>
+          <w:rFonts w:hint="eastAsia"/>
+        </w:rPr>
+        <w:t xml:space="preserve">若第二阶段中的</w:t>
+      </w:r>
+      <w:r>
+        <w:t xml:space="preserve"> </w:t>
+      </w:r>
+      <m:oMath>
+        <m:sSub>
+          <m:e>
+            <m:r>
+              <m:t>β</m:t>
+            </m:r>
+          </m:e>
+          <m:sub>
+            <m:r>
+              <m:t>1</m:t>
+            </m:r>
+          </m:sub>
+        </m:sSub>
+      </m:oMath>
+      <w:r>
+        <w:t xml:space="preserve"> </w:t>
+      </w:r>
+      <w:r>
+        <w:rPr>
+          <w:rFonts w:hint="eastAsia"/>
+        </w:rPr>
+        <w:t xml:space="preserve">在统计上显著，则可将财政补贴的影响理解为在该组工具变量识别下更接近因果的条件相关结果；反之，则说明即便利用地方财政政策与行业政策的共同波动提取外生成分，补贴对超额薪酬的影响仍不稳健。另需说明的是，Heckman</w:t>
+      </w:r>
+      <w:r>
+        <w:t xml:space="preserve"> </w:t>
+      </w:r>
+      <w:r>
+        <w:rPr>
+          <w:rFonts w:hint="eastAsia"/>
+        </w:rPr>
+        <w:t xml:space="preserve">两步法并不用于替代基准回归，而是专门用于只保留正补助样本的替代口径回归：第一步以</w:t>
+      </w:r>
+      <w:r>
+        <w:t xml:space="preserve"> </w:t>
+      </w:r>
+      <w:r>
+        <w:rPr>
+          <w:rStyle w:val="VerbatimChar"/>
+        </w:rPr>
+        <w:t xml:space="preserve">lnSubsidy_pos_l1</w:t>
+      </w:r>
+      <w:r>
+        <w:t xml:space="preserve"> </w:t>
+      </w:r>
+      <w:r>
+        <w:rPr>
+          <w:rFonts w:hint="eastAsia"/>
+        </w:rPr>
+        <w:t xml:space="preserve">是否可观测构造选择方程，第二步再将逆米尔斯比率纳入公司和年份固定效应回归，以检验“仅正补助样本”结果是否主要由样本选择偏差驱动。此外，考虑到现有材料不足以支撑严格的准自然实验识别，本文还补充实施两类不依赖外部政策库的辅助诊断：一是使用未来一期和未来两期补贴替代当前解释变量的安慰剂检验，以观察前瞻性相关是否仍然存在；二是围绕首次大额补贴暴露年份构造事件时间虚拟变量，检验大额补贴发生前后的动态模式是否伴随显著预趋势。两类检验都只用于刻画识别局限和动态关联，不被解释为独立的因果估计。</w:t>
+      </w:r>
+    </w:p>
+    <w:bookmarkEnd w:id="40"/>
+    <w:bookmarkStart w:id="41" w:name="Xbed85303dd6449664212928975be775b60a72fa"/>
     <w:p>
       <w:pPr>
         <w:pStyle w:val="Heading4"/>
       </w:pPr>
       <w:r>
-        <w:t xml:space="preserve">3.5.4 </w:t>
-      </w:r>
-      <w:r>
-        <w:rPr>
-          <w:rFonts w:hint="eastAsia"/>
-        </w:rPr>
-        <w:t xml:space="preserve">中介效应模型</w:t>
+        <w:t xml:space="preserve">3.4.4 </w:t>
+      </w:r>
+      <w:r>
+        <w:rPr>
+          <w:rFonts w:hint="eastAsia"/>
+        </w:rPr>
+        <w:t xml:space="preserve">基于管理层权力的机制检验</w:t>
       </w:r>
     </w:p>
     <w:p>
@@ -3646,7 +5018,7 @@
         <w:rPr>
           <w:rFonts w:hint="eastAsia"/>
         </w:rPr>
-        <w:t xml:space="preserve">在完成主回归与工具变量检验之后，本文再按照Baron和Kenny（1986）[12]的经典中介分析思路，检验财政补贴是否会经由管理层权力这一渠道影响超额薪酬，并辅以</w:t>
+        <w:t xml:space="preserve">在完成基准回归与工具变量检验之后，本文再按照Baron和Kenny（1986）[12]的经典中介分析思路，检验财政补贴是否会经由管理层权力这一渠道影响超额薪酬，并辅以</w:t>
       </w:r>
       <w:r>
         <w:t xml:space="preserve"> Sobel </w:t>
@@ -3664,7 +5036,40 @@
         <w:rPr>
           <w:rFonts w:hint="eastAsia"/>
         </w:rPr>
-        <w:t xml:space="preserve">Bootstrap（300次重抽样）作为补充统计检验。由于主效应本身并不稳固，后文对这部分结果更强调“路径线索”，而不将其解释为严格的经典中介识别。为与正文呈现顺序保持一致，中介模型依次编号为模型3至模型5，对应的三步回归如下：</w:t>
+        <w:t xml:space="preserve">Bootstrap（300次重抽样）作为补充统计检验。由于主效应本身并不稳固，后文对这部分结果更强调“路径线索”，而不将其解释为严格的经典中介识别。正文主线采用</w:t>
+      </w:r>
+      <w:r>
+        <w:t xml:space="preserve"> FA </w:t>
+      </w:r>
+      <w:r>
+        <w:rPr>
+          <w:rFonts w:hint="eastAsia"/>
+        </w:rPr>
+        <w:t xml:space="preserve">口径的</w:t>
+      </w:r>
+      <w:r>
+        <w:t xml:space="preserve"> </w:t>
+      </w:r>
+      <w:r>
+        <w:rPr>
+          <w:rStyle w:val="VerbatimChar"/>
+        </w:rPr>
+        <w:t xml:space="preserve">Power</w:t>
+      </w:r>
+      <w:r>
+        <w:rPr>
+          <w:rFonts w:hint="eastAsia"/>
+        </w:rPr>
+        <w:t xml:space="preserve">，同时以双主成分</w:t>
+      </w:r>
+      <w:r>
+        <w:t xml:space="preserve"> PCA </w:t>
+      </w:r>
+      <w:r>
+        <w:rPr>
+          <w:rFonts w:hint="eastAsia"/>
+        </w:rPr>
+        <w:t xml:space="preserve">口径作测度敏感性对照。为与正文呈现顺序保持一致，机制检验模型依次编号为模型3至模型5，对应的三步回归如下：</w:t>
       </w:r>
     </w:p>
     <w:p>
@@ -4841,7 +6246,25 @@
         <w:rPr>
           <w:rFonts w:hint="eastAsia"/>
         </w:rPr>
-        <w:t xml:space="preserve">表示，用来衡量管理层权力渠道在总体关联中的占比。若路径</w:t>
+        <w:t xml:space="preserve">表示，用来衡量管理层权力渠道在总体关联中的占比。鉴于本文主效应本身并不稳固，且</w:t>
+      </w:r>
+      <w:r>
+        <w:t xml:space="preserve"> Power </w:t>
+      </w:r>
+      <w:r>
+        <w:rPr>
+          <w:rFonts w:hint="eastAsia"/>
+        </w:rPr>
+        <w:t xml:space="preserve">仅为经验性综合测度，本文主要依据间接效应的</w:t>
+      </w:r>
+      <w:r>
+        <w:t xml:space="preserve"> Bootstrap 95% </w:t>
+      </w:r>
+      <w:r>
+        <w:rPr>
+          <w:rFonts w:hint="eastAsia"/>
+        </w:rPr>
+        <w:t xml:space="preserve">置信区间是否跨越0来判断是否存在统计上的间接传导线索，并将路径</w:t>
       </w:r>
       <w:r>
         <w:t xml:space="preserve"> </w:t>
@@ -4872,7 +6295,7 @@
         <w:rPr>
           <w:rFonts w:hint="eastAsia"/>
         </w:rPr>
-        <w:t xml:space="preserve">均显著，且</w:t>
+        <w:t xml:space="preserve">的方向与显著性作为辅助证据；若</w:t>
       </w:r>
       <w:r>
         <w:t xml:space="preserve"> Bootstrap </w:t>
@@ -4881,7 +6304,7 @@
         <w:rPr>
           <w:rFonts w:hint="eastAsia"/>
         </w:rPr>
-        <w:t xml:space="preserve">的95%置信区间不包含0，则可以把样本结果理解为存在一定间接传导线索；若任一路径或间接效应未达到常用显著性水平，则不将</w:t>
+        <w:t xml:space="preserve">区间跨越0，则不将</w:t>
       </w:r>
       <w:r>
         <w:t xml:space="preserve"> H2 </w:t>
@@ -4893,20 +6316,36 @@
         <w:t xml:space="preserve">视为得到支持。</w:t>
       </w:r>
     </w:p>
+    <w:bookmarkEnd w:id="41"/>
     <w:bookmarkEnd w:id="42"/>
-    <w:bookmarkStart w:id="43" w:name="X7266ff39802253481c4bacd4807f4fd8be41855"/>
+    <w:bookmarkStart w:id="48" w:name="Xa46d006dbc7e0898ed020ed4f26af2ac1ab251a"/>
+    <w:p>
+      <w:pPr>
+        <w:pStyle w:val="Heading3"/>
+      </w:pPr>
+      <w:r>
+        <w:t xml:space="preserve">3.5 </w:t>
+      </w:r>
+      <w:r>
+        <w:rPr>
+          <w:rFonts w:hint="eastAsia"/>
+        </w:rPr>
+        <w:t xml:space="preserve">机器学习方法</w:t>
+      </w:r>
+    </w:p>
+    <w:bookmarkStart w:id="43" w:name="Xa07b142aa224d8ece9aedbce0bf22a374cf0494"/>
     <w:p>
       <w:pPr>
         <w:pStyle w:val="Heading4"/>
       </w:pPr>
       <w:r>
-        <w:t xml:space="preserve">3.5.5 </w:t>
-      </w:r>
-      <w:r>
-        <w:rPr>
-          <w:rFonts w:hint="eastAsia"/>
-        </w:rPr>
-        <w:t xml:space="preserve">计量诊断说明</w:t>
+        <w:t xml:space="preserve">3.5.1 </w:t>
+      </w:r>
+      <w:r>
+        <w:rPr>
+          <w:rFonts w:hint="eastAsia"/>
+        </w:rPr>
+        <w:t xml:space="preserve">数据划分、预处理与评价指标</w:t>
       </w:r>
     </w:p>
     <w:p>
@@ -4917,210 +6356,7 @@
         <w:rPr>
           <w:rFonts w:hint="eastAsia"/>
         </w:rPr>
-        <w:t xml:space="preserve">本文的数据结构是“公司-年度”二维面板，因此后续主回归、中介效应、异质性分析和稳健性检验统一沿用</w:t>
-      </w:r>
-      <w:r>
-        <w:rPr>
-          <w:rFonts w:hint="eastAsia"/>
-          <w:b/>
-          <w:bCs/>
-        </w:rPr>
-        <w:t xml:space="preserve">公司层面的聚类稳健标准误</w:t>
-      </w:r>
-      <w:r>
-        <w:rPr>
-          <w:rFonts w:hint="eastAsia"/>
-        </w:rPr>
-        <w:t xml:space="preserve">（Cluster-robust</w:t>
-      </w:r>
-      <w:r>
-        <w:t xml:space="preserve"> standard </w:t>
-      </w:r>
-      <w:r>
-        <w:rPr>
-          <w:rFonts w:hint="eastAsia"/>
-        </w:rPr>
-        <w:t xml:space="preserve">errors），以尽量缓解面板数据中异方差和公司内序列相关对统计推断的影响。进一步看，基于模型1残差开展的</w:t>
-      </w:r>
-      <w:r>
-        <w:t xml:space="preserve"> BP </w:t>
-      </w:r>
-      <w:r>
-        <w:rPr>
-          <w:rFonts w:hint="eastAsia"/>
-        </w:rPr>
-        <w:t xml:space="preserve">异方差检验显著拒绝同方差原假设（p</w:t>
-      </w:r>
-      <w:r>
-        <w:t xml:space="preserve"> &lt; </w:t>
-      </w:r>
-      <w:r>
-        <w:rPr>
-          <w:rFonts w:hint="eastAsia"/>
-        </w:rPr>
-        <w:t xml:space="preserve">0.001），基于模型2口径开展的</w:t>
-      </w:r>
-      <w:r>
-        <w:t xml:space="preserve"> Wooldridge </w:t>
-      </w:r>
-      <w:r>
-        <w:rPr>
-          <w:rFonts w:hint="eastAsia"/>
-        </w:rPr>
-        <w:t xml:space="preserve">面板序列相关检验也显著（p</w:t>
-      </w:r>
-      <w:r>
-        <w:t xml:space="preserve"> &lt; </w:t>
-      </w:r>
-      <w:r>
-        <w:rPr>
-          <w:rFonts w:hint="eastAsia"/>
-        </w:rPr>
-        <w:t xml:space="preserve">0.001），说明若继续使用常规标准误，统计推断容易失真。VIF检验显示，各解释变量的VIF值都明显低于经验阈值10，最大值约为1.67，均值约为1.25。就多重共线性风险而言，诊断结果并不令人担忧。</w:t>
-      </w:r>
-    </w:p>
-    <w:bookmarkEnd w:id="43"/>
-    <w:bookmarkEnd w:id="44"/>
-    <w:bookmarkStart w:id="45" w:name="Xfd7830193ef507aebc4ca7683b58d2d6289686a"/>
-    <w:p>
-      <w:pPr>
-        <w:pStyle w:val="Heading3"/>
-      </w:pPr>
-      <w:r>
-        <w:t xml:space="preserve">3.6 </w:t>
-      </w:r>
-      <w:r>
-        <w:rPr>
-          <w:rFonts w:hint="eastAsia"/>
-        </w:rPr>
-        <w:t xml:space="preserve">潜在内生性来源与识别局限</w:t>
-      </w:r>
-    </w:p>
-    <w:p>
-      <w:pPr>
-        <w:pStyle w:val="FirstParagraph"/>
-      </w:pPr>
-      <w:r>
-        <w:rPr>
-          <w:rFonts w:hint="eastAsia"/>
-        </w:rPr>
-        <w:t xml:space="preserve">本文面临的核心识别难点，是财政补贴与高管超额薪酬之间可能同时存在选择性、反向因果和遗漏变量问题，这里先把这些风险说清楚，有助于理解后文各项设定分别在处置什么问题。</w:t>
-      </w:r>
-      <w:r>
-        <w:rPr>
-          <w:rFonts w:hint="eastAsia"/>
-          <w:b/>
-          <w:bCs/>
-        </w:rPr>
-        <w:t xml:space="preserve">第一类威胁是补贴获取的选择性。</w:t>
-      </w:r>
-      <w:r>
-        <w:t xml:space="preserve"> </w:t>
-      </w:r>
-      <w:r>
-        <w:rPr>
-          <w:rFonts w:hint="eastAsia"/>
-        </w:rPr>
-        <w:t xml:space="preserve">规模更大、政治关联更强、盈利能力更好的企业往往更容易拿到补贴，而这类企业本来就可能支付更高的高管薪酬。如果直接比较不同企业，会把“高薪企业更易获补贴”的横截面差异误当成补贴的动态效应。本文因此引入公司固定效应，把企业层面那些相对稳定的差异先吸收掉，再转向公司内部跨期变化的维度识别补贴与超额薪酬的关系，</w:t>
-      </w:r>
-      <w:r>
-        <w:rPr>
-          <w:rFonts w:hint="eastAsia"/>
-          <w:b/>
-          <w:bCs/>
-        </w:rPr>
-        <w:t xml:space="preserve">第二类威胁是反向因果。</w:t>
-      </w:r>
-      <w:r>
-        <w:t xml:space="preserve"> </w:t>
-      </w:r>
-      <w:r>
-        <w:rPr>
-          <w:rFonts w:hint="eastAsia"/>
-        </w:rPr>
-        <w:t xml:space="preserve">某些高超额薪酬企业中的管理层，可能本来就更擅长政府沟通，因此会在补贴和薪酬两端同时受益，使“高薪带来多补贴”与“多补贴带来高薪”在同期数据中缠在一起。本文使用滞后一期补贴作为核心解释变量，至少先把时间顺序固定为“补贴在前、薪酬在后”。工具变量设计则更尝试把由地方财政政策共同波动带来的外生成分分离出来，不过由于第二阶段估计有局限，它更适合作为对主回归的辅助参照，而不是完全独立的因果证据。</w:t>
-      </w:r>
-      <w:r>
-        <w:rPr>
-          <w:rFonts w:hint="eastAsia"/>
-          <w:b/>
-          <w:bCs/>
-        </w:rPr>
-        <w:t xml:space="preserve">第三类威胁是不可观测的遗漏变量。</w:t>
-      </w:r>
-      <w:r>
-        <w:t xml:space="preserve"> </w:t>
-      </w:r>
-      <w:r>
-        <w:rPr>
-          <w:rFonts w:hint="eastAsia"/>
-        </w:rPr>
-        <w:t xml:space="preserve">例如企业管理文化、高管能力的时变特征或行业景气变化，都会同时影响补贴获取和超额薪酬水平。公司固定效应可以处理企业稳定不变的不可观测因素，年份固定效应可以吸收各企业共同面对的宏观冲击，但那些随时间变化且又带有企业差异的因素仍然难以彻底排除。因此，本文始终将相关结果理解为在多重识别设定下获得的条件相关证据，不将其上升为严格意义上的因果效应估计。</w:t>
-      </w:r>
-    </w:p>
-    <w:p>
-      <w:r>
-        <w:pict>
-          <v:rect style="width:0;height:1.5pt" o:hralign="center" o:hrstd="t" o:hr="t"/>
-        </w:pict>
-      </w:r>
-    </w:p>
-    <w:bookmarkEnd w:id="45"/>
-    <w:bookmarkEnd w:id="46"/>
-    <w:bookmarkStart w:id="92" w:name="第四章-财政补贴与高管超额薪酬的实证分析"/>
-    <w:p>
-      <w:pPr>
-        <w:pStyle w:val="Heading2"/>
-      </w:pPr>
-      <w:r>
-        <w:rPr>
-          <w:rFonts w:hint="eastAsia"/>
-        </w:rPr>
-        <w:t xml:space="preserve">第四章</w:t>
-      </w:r>
-      <w:r>
-        <w:t xml:space="preserve"> </w:t>
-      </w:r>
-      <w:r>
-        <w:rPr>
-          <w:rFonts w:hint="eastAsia"/>
-        </w:rPr>
-        <w:t xml:space="preserve">财政补贴与高管超额薪酬的实证分析</w:t>
-      </w:r>
-    </w:p>
-    <w:bookmarkStart w:id="49" w:name="X6aafe87d9cad9c8a16f17c5c1a9436f492b1772"/>
-    <w:p>
-      <w:pPr>
-        <w:pStyle w:val="Heading3"/>
-      </w:pPr>
-      <w:r>
-        <w:t xml:space="preserve">4.1 </w:t>
-      </w:r>
-      <w:r>
-        <w:rPr>
-          <w:rFonts w:hint="eastAsia"/>
-        </w:rPr>
-        <w:t xml:space="preserve">描述性统计与变量诊断</w:t>
-      </w:r>
-    </w:p>
-    <w:p>
-      <w:pPr>
-        <w:pStyle w:val="FirstParagraph"/>
-      </w:pPr>
-      <w:r>
-        <w:rPr>
-          <w:rFonts w:hint="eastAsia"/>
-        </w:rPr>
-        <w:t xml:space="preserve">表4-1报告了主要变量的描述性统计结果。剔除金融行业后，样本为69,142条；进一步按公司简称标签剔除</w:t>
-      </w:r>
-      <w:r>
-        <w:t xml:space="preserve"> ST、*ST、S*ST、SST、PT </w:t>
-      </w:r>
-      <w:r>
-        <w:rPr>
-          <w:rFonts w:hint="eastAsia"/>
-        </w:rPr>
-        <w:t xml:space="preserve">及退市整理期样本后，剩余63,011条；在关键变量完整且政府补助缺失按0处理的口径下，可用于基础统计分析的样本为53,003条；在期望薪酬模型中，因</w:t>
+        <w:t xml:space="preserve">机器学习拓展部分使用45,286个样本，差异主要来自</w:t>
       </w:r>
       <w:r>
         <w:t xml:space="preserve"> </w:t>
@@ -5129,473 +6365,93 @@
         <w:rPr>
           <w:rStyle w:val="VerbatimChar"/>
         </w:rPr>
-        <w:t xml:space="preserve">lnSale</w:t>
-      </w:r>
-      <w:r>
-        <w:t xml:space="preserve"> </w:t>
-      </w:r>
-      <w:r>
-        <w:rPr>
-          <w:rFonts w:hint="eastAsia"/>
-        </w:rPr>
-        <w:t xml:space="preserve">与</w:t>
-      </w:r>
-      <w:r>
-        <w:t xml:space="preserve"> </w:t>
-      </w:r>
-      <w:r>
-        <w:rPr>
-          <w:rStyle w:val="VerbatimChar"/>
-        </w:rPr>
-        <w:t xml:space="preserve">IA</w:t>
-      </w:r>
-      <w:r>
-        <w:t xml:space="preserve"> </w:t>
-      </w:r>
-      <w:r>
-        <w:rPr>
-          <w:rFonts w:hint="eastAsia"/>
-        </w:rPr>
-        <w:t xml:space="preserve">缺失，最终可用样本为52,828条；纳入管理层权力指标所需底层变量后，可用于构造</w:t>
-      </w:r>
-      <w:r>
-        <w:t xml:space="preserve"> Power </w:t>
-      </w:r>
-      <w:r>
-        <w:rPr>
-          <w:rFonts w:hint="eastAsia"/>
-        </w:rPr>
-        <w:t xml:space="preserve">的样本为45,679条；在主回归模型中构造滞后一期补助后，模型2样本为49,775条；在中介效应检验中要求</w:t>
-      </w:r>
-      <w:r>
-        <w:t xml:space="preserve"> Overpay、Power </w:t>
-      </w:r>
-      <w:r>
-        <w:rPr>
-          <w:rFonts w:hint="eastAsia"/>
-        </w:rPr>
-        <w:t xml:space="preserve">与滞后补助均完整后，统一样本为42,589条。</w:t>
-      </w:r>
-    </w:p>
-    <w:bookmarkStart w:id="47" w:name="X9266acb21adde53164fa5f94d06c50f537f89ac"/>
-    <w:p>
-      <w:pPr>
-        <w:pStyle w:val="Heading4"/>
-      </w:pPr>
-      <w:r>
-        <w:t xml:space="preserve">4.1.1 </w:t>
-      </w:r>
-      <w:r>
-        <w:rPr>
-          <w:rFonts w:hint="eastAsia"/>
-        </w:rPr>
-        <w:t xml:space="preserve">描述性统计</w:t>
-      </w:r>
-    </w:p>
-    <w:p>
-      <w:pPr>
-        <w:pStyle w:val="FirstParagraph"/>
-      </w:pPr>
-      <w:r>
-        <w:rPr>
-          <w:rFonts w:hint="eastAsia"/>
-          <w:b/>
-          <w:bCs/>
-        </w:rPr>
-        <w:t xml:space="preserve">表4-1</w:t>
-      </w:r>
-      <w:r>
-        <w:rPr>
-          <w:b/>
-          <w:bCs/>
-        </w:rPr>
-        <w:t xml:space="preserve"> </w:t>
-      </w:r>
-      <w:r>
-        <w:rPr>
-          <w:rFonts w:hint="eastAsia"/>
-          <w:b/>
-          <w:bCs/>
-        </w:rPr>
-        <w:t xml:space="preserve">主要变量描述性统计</w:t>
-      </w:r>
-    </w:p>
-    <w:p>
-      <w:pPr>
-        <w:pStyle w:val="BodyText"/>
-      </w:pPr>
-      <w:r>
-        <w:rPr>
-          <w:rFonts w:hint="eastAsia"/>
-        </w:rPr>
-        <w:t xml:space="preserve">注：政府补助和高管薪酬单位为元，Overpay直接使用期望薪酬模型残差，不再开展二次缩尾；其余连续变量在1%/99%分位数处开展Winsorize缩尾处理。未披露政府补助的公司年度记为0，因此</w:t>
-      </w:r>
-      <w:r>
-        <w:rPr>
-          <w:rStyle w:val="VerbatimChar"/>
-        </w:rPr>
-        <w:t xml:space="preserve">lnSubsidy</w:t>
-      </w:r>
-      <w:r>
-        <w:rPr>
-          <w:rFonts w:hint="eastAsia"/>
-        </w:rPr>
-        <w:t xml:space="preserve">的最小值为0。</w:t>
-      </w:r>
-    </w:p>
-    <w:bookmarkEnd w:id="47"/>
-    <w:bookmarkStart w:id="48" w:name="X14441f184e35c2425beb0da8ee2832999fe374b"/>
-    <w:p>
-      <w:pPr>
-        <w:pStyle w:val="Heading4"/>
-      </w:pPr>
-      <w:r>
-        <w:t xml:space="preserve">4.1.2 </w:t>
-      </w:r>
-      <w:r>
-        <w:rPr>
-          <w:rFonts w:hint="eastAsia"/>
-        </w:rPr>
-        <w:t xml:space="preserve">相关性分析与多重共线性检验</w:t>
-      </w:r>
-    </w:p>
-    <w:p>
-      <w:pPr>
-        <w:pStyle w:val="FirstParagraph"/>
-      </w:pPr>
-      <w:r>
-        <w:rPr>
-          <w:rFonts w:hint="eastAsia"/>
-        </w:rPr>
-        <w:t xml:space="preserve">在开展主回归之前，本文对主要解释变量开展了皮尔逊相关性分析和方差膨胀因子（VIF）检验，以排除多重共线性干扰。</w:t>
-      </w:r>
-    </w:p>
-    <w:p>
-      <w:pPr>
-        <w:pStyle w:val="BodyText"/>
-      </w:pPr>
-      <w:r>
-        <w:rPr>
-          <w:rFonts w:hint="eastAsia"/>
-          <w:b/>
-          <w:bCs/>
-        </w:rPr>
-        <w:t xml:space="preserve">表4-2</w:t>
-      </w:r>
-      <w:r>
-        <w:rPr>
-          <w:b/>
-          <w:bCs/>
-        </w:rPr>
-        <w:t xml:space="preserve"> </w:t>
-      </w:r>
-      <w:r>
-        <w:rPr>
-          <w:rFonts w:hint="eastAsia"/>
-          <w:b/>
-          <w:bCs/>
-        </w:rPr>
-        <w:t xml:space="preserve">主要变量相关系数矩阵</w:t>
-      </w:r>
-    </w:p>
-    <w:p>
-      <w:pPr>
-        <w:pStyle w:val="BodyText"/>
-      </w:pPr>
-      <w:r>
-        <w:rPr>
-          <w:rFonts w:hint="eastAsia"/>
-        </w:rPr>
-        <w:t xml:space="preserve">注：样本量为52,828（完整样本，缩尾处理后）。相关系数中绝对值最高的是</w:t>
-      </w:r>
-      <w:r>
-        <w:t xml:space="preserve"> </w:t>
-      </w:r>
-      <w:r>
-        <w:rPr>
-          <w:rStyle w:val="VerbatimChar"/>
-        </w:rPr>
-        <w:t xml:space="preserve">lnSale</w:t>
-      </w:r>
-      <w:r>
-        <w:t xml:space="preserve"> </w:t>
-      </w:r>
-      <w:r>
-        <w:rPr>
-          <w:rFonts w:hint="eastAsia"/>
-        </w:rPr>
-        <w:t xml:space="preserve">与</w:t>
-      </w:r>
-      <w:r>
-        <w:t xml:space="preserve"> </w:t>
-      </w:r>
-      <w:r>
-        <w:rPr>
-          <w:rStyle w:val="VerbatimChar"/>
-        </w:rPr>
-        <w:t xml:space="preserve">Lever</w:t>
-      </w:r>
-      <w:r>
-        <w:t xml:space="preserve"> </w:t>
-      </w:r>
-      <w:r>
-        <w:rPr>
-          <w:rFonts w:hint="eastAsia"/>
-        </w:rPr>
-        <w:t xml:space="preserve">之间的0.4561，其余变量两两相关系数整体不高，未显示出严重共线性问题。</w:t>
-      </w:r>
-    </w:p>
-    <w:p>
-      <w:pPr>
-        <w:pStyle w:val="BodyText"/>
-      </w:pPr>
-      <w:r>
-        <w:rPr>
-          <w:rFonts w:hint="eastAsia"/>
-          <w:b/>
-          <w:bCs/>
-        </w:rPr>
-        <w:t xml:space="preserve">表4-3</w:t>
-      </w:r>
-      <w:r>
-        <w:rPr>
-          <w:b/>
-          <w:bCs/>
-        </w:rPr>
-        <w:t xml:space="preserve"> </w:t>
-      </w:r>
-      <w:r>
-        <w:rPr>
-          <w:rFonts w:hint="eastAsia"/>
-          <w:b/>
-          <w:bCs/>
-        </w:rPr>
-        <w:t xml:space="preserve">方差膨胀因子（VIF）检验</w:t>
-      </w:r>
-    </w:p>
-    <w:p>
-      <w:pPr>
-        <w:pStyle w:val="BodyText"/>
-      </w:pPr>
-      <w:r>
-        <w:rPr>
-          <w:rFonts w:hint="eastAsia"/>
-        </w:rPr>
-        <w:t xml:space="preserve">注：所有变量</w:t>
-      </w:r>
-      <w:r>
-        <w:t xml:space="preserve"> VIF </w:t>
-      </w:r>
-      <w:r>
-        <w:rPr>
-          <w:rFonts w:hint="eastAsia"/>
-        </w:rPr>
-        <w:t xml:space="preserve">均低于经验阈值10，最大值为1.6732（Lever），均值约为1.2472，多重共线性风险整体较低。描述性统计结果有几点值得注意。政府补助的均值约为4,991万元而标准差高达4.33亿元，分布依然明显右偏；原始补助金额中仍有少量负值观测，说明样本中确有补助冲减或返还情形。基准解释变量</w:t>
-      </w:r>
-      <w:r>
-        <w:t xml:space="preserve"> </w:t>
-      </w:r>
-      <w:r>
-        <w:rPr>
-          <w:rStyle w:val="VerbatimChar"/>
-        </w:rPr>
-        <w:t xml:space="preserve">lnSubsidy</w:t>
-      </w:r>
-      <w:r>
-        <w:t xml:space="preserve"> </w:t>
-      </w:r>
-      <w:r>
-        <w:rPr>
-          <w:rFonts w:hint="eastAsia"/>
-        </w:rPr>
-        <w:t xml:space="preserve">的最小值为0、均值14.66、中位数16.20，说明在将零补助公司年度纳入后，补贴分布的下端被明显拉长。超额薪酬（Overpay）的均值接近0，标准差为0.5814，样本内分散程度较高。第一大股东平均持股比例约34.54%，仍呈现出我国上市公司股权相对集中的典型特征。至于管理层权力指标，本文仅把</w:t>
-      </w:r>
-      <w:r>
-        <w:t xml:space="preserve"> FA </w:t>
-      </w:r>
-      <w:r>
-        <w:rPr>
-          <w:rFonts w:hint="eastAsia"/>
-        </w:rPr>
-        <w:t xml:space="preserve">得分作为经验性综合口径：它有助于把多个底层指标压缩进统一框架，但其潜变量结构较弱，因此相关结果只宜作谨慎解读。</w:t>
-      </w:r>
-    </w:p>
-    <w:bookmarkEnd w:id="48"/>
-    <w:bookmarkEnd w:id="49"/>
-    <w:bookmarkStart w:id="52" w:name="X00a1e52d6ef7291af7083eec76eb07cd5914ee9"/>
-    <w:p>
-      <w:pPr>
-        <w:pStyle w:val="Heading3"/>
-      </w:pPr>
-      <w:r>
-        <w:t xml:space="preserve">4.2 </w:t>
-      </w:r>
-      <w:r>
-        <w:rPr>
-          <w:rFonts w:hint="eastAsia"/>
-        </w:rPr>
-        <w:t xml:space="preserve">基准回归结果分析</w:t>
-      </w:r>
-    </w:p>
-    <w:bookmarkStart w:id="50" w:name="Xb58ba5b7e92d6cdb02ce8a9b26b40ba0b064b55"/>
-    <w:p>
-      <w:pPr>
-        <w:pStyle w:val="Heading4"/>
-      </w:pPr>
-      <w:r>
-        <w:t xml:space="preserve">4.2.1 </w:t>
-      </w:r>
-      <w:r>
-        <w:rPr>
-          <w:rFonts w:hint="eastAsia"/>
-        </w:rPr>
-        <w:t xml:space="preserve">期望薪酬模型估计</w:t>
-      </w:r>
-    </w:p>
-    <w:p>
-      <w:pPr>
-        <w:pStyle w:val="FirstParagraph"/>
-      </w:pPr>
-      <w:r>
-        <w:rPr>
-          <w:rFonts w:hint="eastAsia"/>
-        </w:rPr>
-        <w:t xml:space="preserve">表4-4报告了方程（1）的估计结果，这是构造超额薪酬变量的基础。</w:t>
-      </w:r>
-    </w:p>
-    <w:p>
-      <w:pPr>
-        <w:pStyle w:val="BodyText"/>
-      </w:pPr>
-      <w:r>
-        <w:rPr>
-          <w:rFonts w:hint="eastAsia"/>
-          <w:b/>
-          <w:bCs/>
-        </w:rPr>
-        <w:t xml:space="preserve">表4-4</w:t>
-      </w:r>
-      <w:r>
-        <w:rPr>
-          <w:b/>
-          <w:bCs/>
-        </w:rPr>
-        <w:t xml:space="preserve"> </w:t>
-      </w:r>
-      <w:r>
-        <w:rPr>
-          <w:rFonts w:hint="eastAsia"/>
-          <w:b/>
-          <w:bCs/>
-        </w:rPr>
-        <w:t xml:space="preserve">第一阶段期望薪酬模型估计结果（模型1）</w:t>
-      </w:r>
-    </w:p>
-    <w:p>
-      <w:pPr>
-        <w:pStyle w:val="BodyText"/>
-      </w:pPr>
-      <w:r>
-        <w:rPr>
-          <w:rFonts w:hint="eastAsia"/>
-        </w:rPr>
-        <w:t xml:space="preserve">注：因变量为</w:t>
+        <w:t xml:space="preserve">IsSOE</w:t>
+      </w:r>
+      <w:r>
+        <w:t xml:space="preserve"> </w:t>
+      </w:r>
+      <w:r>
+        <w:rPr>
+          <w:rFonts w:hint="eastAsia"/>
+        </w:rPr>
+        <w:t xml:space="preserve">等输入特征的缺失。样本按公司分组，利用</w:t>
+      </w:r>
+      <w:r>
+        <w:t xml:space="preserve"> GroupShuffleSplit </w:t>
+      </w:r>
+      <w:r>
+        <w:rPr>
+          <w:rFonts w:hint="eastAsia"/>
+        </w:rPr>
+        <w:t xml:space="preserve">以8:2比例划分为训练集（36,392条）和测试集（8,894条），确保同一公司的全部年度观测只落在一端，避免公司内序列相关把模型性能抬高。输入特征共14个，涵盖财政补贴（lnSubsidy）、财务特征（Roa、Lever）、治理结构（Top1、Boardsize、Dual、Insider、Mgshder）、高管个人特征（Tenure）以及企业属性（Zone、Industry、lnSale、IA、IsSOE）。为便于比较不同设定下对结构信息的识别能力，本文还将</w:t>
       </w:r>
       <w:r>
         <w:t xml:space="preserve"> </w:t>
       </w:r>
       <m:oMath>
-        <m:r>
-          <m:rPr>
-            <m:sty m:val="p"/>
-          </m:rPr>
-          <m:t>ln</m:t>
-        </m:r>
         <m:r>
           <m:rPr>
             <m:nor/>
             <m:sty m:val="p"/>
           </m:rPr>
-          <m:t>Salary</m:t>
-        </m:r>
-      </m:oMath>
-      <w:r>
-        <w:rPr>
-          <w:rFonts w:hint="eastAsia"/>
-        </w:rPr>
-        <w:t xml:space="preserve">（高管前三名薪酬总额的对数）。***</w:t>
-      </w:r>
-      <w:r>
-        <w:t xml:space="preserve"> </w:t>
-      </w:r>
-      <w:r>
-        <w:rPr>
-          <w:rFonts w:hint="eastAsia"/>
-        </w:rPr>
-        <w:t xml:space="preserve">表示在1%水平上显著。该模型用于估计正常薪酬水平，其残差直接定义为超额薪酬</w:t>
-      </w:r>
-      <w:r>
-        <w:t xml:space="preserve"> </w:t>
-      </w:r>
-      <w:r>
-        <w:rPr>
-          <w:rFonts w:hint="eastAsia"/>
-        </w:rPr>
-        <w:t xml:space="preserve">Overpay。估计结果显示，企业规模（</w:t>
-      </w:r>
-      <m:oMath>
+          <m:t>Overpay</m:t>
+        </m:r>
         <m:r>
           <m:rPr>
             <m:sty m:val="p"/>
           </m:rPr>
-          <m:t>ln</m:t>
-        </m:r>
-        <m:r>
-          <m:rPr>
-            <m:nor/>
-            <m:sty m:val="p"/>
-          </m:rPr>
-          <m:t>Sale</m:t>
+          <m:t>&gt;</m:t>
+        </m:r>
+        <m:r>
+          <m:t>0</m:t>
         </m:r>
       </m:oMath>
       <w:r>
-        <w:rPr>
-          <w:rFonts w:hint="eastAsia"/>
-        </w:rPr>
-        <w:t xml:space="preserve">）的系数为0.1968，在1%水平上显著为正，与既有薪酬—规模关系的经验发现一致：规模更大的企业管理复杂度更高、外部经理人市场对高管技能的竞争更激烈，因而需要支付更高的市场均衡薪酬。盈利能力（Roa）的系数为1.9231，同样在1%水平上显著为正，符合薪酬—绩效敏感性的理论预期；无形资产占比（IA）的系数为−0.3140，说明无形资产比例较高的企业高管期望薪酬相对偏低。地区虚拟变量（Zone）的系数为−0.2431；在</w:t>
-      </w:r>
-      <w:r>
-        <w:t xml:space="preserve"> </w:t>
-      </w:r>
-      <w:r>
-        <w:rPr>
-          <w:rStyle w:val="VerbatimChar"/>
-        </w:rPr>
-        <w:t xml:space="preserve">Zone=1</w:t>
-      </w:r>
-      <w:r>
-        <w:t xml:space="preserve"> </w:t>
-      </w:r>
-      <w:r>
-        <w:rPr>
-          <w:rFonts w:hint="eastAsia"/>
-        </w:rPr>
-        <w:t xml:space="preserve">表示中西部、</w:t>
-      </w:r>
-      <w:r>
-        <w:rPr>
-          <w:rStyle w:val="VerbatimChar"/>
-        </w:rPr>
-        <w:t xml:space="preserve">Zone=0</w:t>
-      </w:r>
-      <w:r>
-        <w:t xml:space="preserve"> </w:t>
-      </w:r>
-      <w:r>
-        <w:rPr>
-          <w:rFonts w:hint="eastAsia"/>
-        </w:rPr>
-        <w:t xml:space="preserve">表示东部的编码下，这意味着中西部企业的期望薪酬显著低于东部企业。该模型的</w:t>
+        <w:t xml:space="preserve"> </w:t>
+      </w:r>
+      <w:r>
+        <w:rPr>
+          <w:rFonts w:hint="eastAsia"/>
+        </w:rPr>
+        <w:t xml:space="preserve">构造成二元标签；正类22,350个、负类22,936个，比例约为49.35%，并不存在明显失衡，因此没有额外引入</w:t>
+      </w:r>
+      <w:r>
+        <w:t xml:space="preserve"> SMOTE </w:t>
+      </w:r>
+      <w:r>
+        <w:rPr>
+          <w:rFonts w:hint="eastAsia"/>
+        </w:rPr>
+        <w:t xml:space="preserve">等过采样步骤。</w:t>
+      </w:r>
+    </w:p>
+    <w:p>
+      <w:pPr>
+        <w:pStyle w:val="BodyText"/>
+      </w:pPr>
+      <w:r>
+        <w:rPr>
+          <w:rFonts w:hint="eastAsia"/>
+        </w:rPr>
+        <w:t xml:space="preserve">在输出端，回归设定直接预测连续型超额薪酬（Overpay），二元标签只承担辅助比较任务。所有连续型特征在进入正则化线性模型前都通过</w:t>
+      </w:r>
+      <w:r>
+        <w:t xml:space="preserve"> StandardScaler </w:t>
+      </w:r>
+      <w:r>
+        <w:rPr>
+          <w:rFonts w:hint="eastAsia"/>
+        </w:rPr>
+        <w:t xml:space="preserve">做零均值、单位方差标准化；树模型对特征尺度不敏感，因此不做这一步。模型表现统一按公司分组的</w:t>
+      </w:r>
+      <w:r>
+        <w:t xml:space="preserve"> GroupKFold </w:t>
+      </w:r>
+      <w:r>
+        <w:rPr>
+          <w:rFonts w:hint="eastAsia"/>
+        </w:rPr>
+        <w:t xml:space="preserve">报告，回归任务主要关注</w:t>
       </w:r>
       <w:r>
         <w:t xml:space="preserve"> </w:t>
@@ -5615,13 +6471,911 @@
         </m:sSup>
       </m:oMath>
       <w:r>
-        <w:t xml:space="preserve"> </w:t>
-      </w:r>
-      <w:r>
-        <w:rPr>
-          <w:rFonts w:hint="eastAsia"/>
-        </w:rPr>
-        <w:t xml:space="preserve">为0.5153，F统计量为1335.90，并在1%水平上显著；其</w:t>
+        <w:t xml:space="preserve">、RMSE </w:t>
+      </w:r>
+      <w:r>
+        <w:rPr>
+          <w:rFonts w:hint="eastAsia"/>
+        </w:rPr>
+        <w:t xml:space="preserve">和</w:t>
+      </w:r>
+      <w:r>
+        <w:t xml:space="preserve"> </w:t>
+      </w:r>
+      <w:r>
+        <w:rPr>
+          <w:rFonts w:hint="eastAsia"/>
+        </w:rPr>
+        <w:t xml:space="preserve">MAE，分类任务主要关注</w:t>
+      </w:r>
+      <w:r>
+        <w:t xml:space="preserve"> Accuracy、Precision、Recall、F1 </w:t>
+      </w:r>
+      <w:r>
+        <w:rPr>
+          <w:rFonts w:hint="eastAsia"/>
+        </w:rPr>
+        <w:t xml:space="preserve">和</w:t>
+      </w:r>
+      <w:r>
+        <w:t xml:space="preserve"> </w:t>
+      </w:r>
+      <w:r>
+        <w:rPr>
+          <w:rFonts w:hint="eastAsia"/>
+        </w:rPr>
+        <w:t xml:space="preserve">ROC-AUC；其中，Lasso</w:t>
+      </w:r>
+      <w:r>
+        <w:t xml:space="preserve"> </w:t>
+      </w:r>
+      <w:r>
+        <w:rPr>
+          <w:rFonts w:hint="eastAsia"/>
+        </w:rPr>
+        <w:t xml:space="preserve">的惩罚参数仍在训练集内部使用普通</w:t>
+      </w:r>
+      <w:r>
+        <w:t xml:space="preserve"> KFold </w:t>
+      </w:r>
+      <w:r>
+        <w:rPr>
+          <w:rFonts w:hint="eastAsia"/>
+        </w:rPr>
+        <w:t xml:space="preserve">选择。</w:t>
+      </w:r>
+    </w:p>
+    <w:bookmarkEnd w:id="43"/>
+    <w:bookmarkStart w:id="44" w:name="Xfa5534e77cbc3db4c1bf56fafd84c15831f026b"/>
+    <w:p>
+      <w:pPr>
+        <w:pStyle w:val="Heading4"/>
+      </w:pPr>
+      <w:r>
+        <w:t xml:space="preserve">3.5.2 </w:t>
+      </w:r>
+      <w:r>
+        <w:rPr>
+          <w:rFonts w:hint="eastAsia"/>
+        </w:rPr>
+        <w:t xml:space="preserve">随机森林方法</w:t>
+      </w:r>
+    </w:p>
+    <w:p>
+      <w:pPr>
+        <w:pStyle w:val="FirstParagraph"/>
+      </w:pPr>
+      <w:r>
+        <w:rPr>
+          <w:rFonts w:hint="eastAsia"/>
+        </w:rPr>
+        <w:t xml:space="preserve">随机森林（Random</w:t>
+      </w:r>
+      <w:r>
+        <w:t xml:space="preserve"> </w:t>
+      </w:r>
+      <w:r>
+        <w:rPr>
+          <w:rFonts w:hint="eastAsia"/>
+        </w:rPr>
+        <w:t xml:space="preserve">Forest）是一种基于</w:t>
+      </w:r>
+      <w:r>
+        <w:t xml:space="preserve"> Bagging </w:t>
+      </w:r>
+      <w:r>
+        <w:rPr>
+          <w:rFonts w:hint="eastAsia"/>
+        </w:rPr>
+        <w:t xml:space="preserve">思想的集成学习方法，其核心做法是在自助抽样得到的多个子样本上分别训练决策树，再对各树的预测结果取平均或投票。与线性模型相比，随机森林无需预先设定变量之间的函数形式，能够自动刻画非线性关系和高阶交互，同时还能基于节点不纯度下降给出特征重要性排序。本文引入随机森林，主要是希望在不施加线性约束的条件下，观察财政补贴及治理变量是否仍然保留较高的信息含量，并借助其重要性排序为后文的特征解释提供补充依据。</w:t>
+      </w:r>
+    </w:p>
+    <w:bookmarkEnd w:id="44"/>
+    <w:bookmarkStart w:id="45" w:name="Xeba0f09e645b7f65c104676d8f114318e988134"/>
+    <w:p>
+      <w:pPr>
+        <w:pStyle w:val="Heading4"/>
+      </w:pPr>
+      <w:r>
+        <w:t xml:space="preserve">3.5.3 </w:t>
+      </w:r>
+      <w:r>
+        <w:rPr>
+          <w:rFonts w:hint="eastAsia"/>
+        </w:rPr>
+        <w:t xml:space="preserve">SHAP值解释方法</w:t>
+      </w:r>
+    </w:p>
+    <w:p>
+      <w:pPr>
+        <w:pStyle w:val="FirstParagraph"/>
+      </w:pPr>
+      <w:r>
+        <w:rPr>
+          <w:rFonts w:hint="eastAsia"/>
+        </w:rPr>
+        <w:t xml:space="preserve">SHAP（SHapley</w:t>
+      </w:r>
+      <w:r>
+        <w:t xml:space="preserve"> Additive </w:t>
+      </w:r>
+      <w:r>
+        <w:rPr>
+          <w:rFonts w:hint="eastAsia"/>
+        </w:rPr>
+        <w:t xml:space="preserve">exPlanations）方法建立在合作博弈中的</w:t>
+      </w:r>
+      <w:r>
+        <w:t xml:space="preserve"> Shapley </w:t>
+      </w:r>
+      <w:r>
+        <w:rPr>
+          <w:rFonts w:hint="eastAsia"/>
+        </w:rPr>
+        <w:t xml:space="preserve">值思想之上，其基本目标是把模型对单个样本的预测结果分解为各输入特征的局部贡献值之和。对于树模型而言，SHAP</w:t>
+      </w:r>
+      <w:r>
+        <w:t xml:space="preserve"> </w:t>
+      </w:r>
+      <w:r>
+        <w:rPr>
+          <w:rFonts w:hint="eastAsia"/>
+        </w:rPr>
+        <w:t xml:space="preserve">不仅能给出总体的重要性排序，还能通过依赖图和交互图展示变量作用在不同区间、不同样本条件下如何变化。本文使用</w:t>
+      </w:r>
+      <w:r>
+        <w:t xml:space="preserve"> SHAP </w:t>
+      </w:r>
+      <w:r>
+        <w:rPr>
+          <w:rFonts w:hint="eastAsia"/>
+        </w:rPr>
+        <w:t xml:space="preserve">的目的，不是将其当作因果识别工具，而是将随机森林和</w:t>
+      </w:r>
+      <w:r>
+        <w:t xml:space="preserve"> XGBoost </w:t>
+      </w:r>
+      <w:r>
+        <w:rPr>
+          <w:rFonts w:hint="eastAsia"/>
+        </w:rPr>
+        <w:t xml:space="preserve">这类“黑箱”模型的输出重新转化为可解释的结构线索，以辅助判断财政补贴是否存在非线性作用、以及其效应是否会随产权性质或权力相关特征而改变。</w:t>
+      </w:r>
+    </w:p>
+    <w:bookmarkEnd w:id="45"/>
+    <w:bookmarkStart w:id="46" w:name="X515342dabe8a99e4915d3670fc0a190c95c3a9c"/>
+    <w:p>
+      <w:pPr>
+        <w:pStyle w:val="Heading4"/>
+      </w:pPr>
+      <w:r>
+        <w:t xml:space="preserve">3.5.4 </w:t>
+      </w:r>
+      <w:r>
+        <w:rPr>
+          <w:rFonts w:hint="eastAsia"/>
+        </w:rPr>
+        <w:t xml:space="preserve">Lasso回归方法</w:t>
+      </w:r>
+    </w:p>
+    <w:p>
+      <w:pPr>
+        <w:pStyle w:val="FirstParagraph"/>
+      </w:pPr>
+      <w:r>
+        <w:t xml:space="preserve">Lasso </w:t>
+      </w:r>
+      <w:r>
+        <w:rPr>
+          <w:rFonts w:hint="eastAsia"/>
+        </w:rPr>
+        <w:t xml:space="preserve">回归在最小二乘目标函数中加入</w:t>
+      </w:r>
+      <w:r>
+        <w:t xml:space="preserve"> </w:t>
+      </w:r>
+      <m:oMath>
+        <m:sSub>
+          <m:e>
+            <m:r>
+              <m:t>L</m:t>
+            </m:r>
+          </m:e>
+          <m:sub>
+            <m:r>
+              <m:t>1</m:t>
+            </m:r>
+          </m:sub>
+        </m:sSub>
+      </m:oMath>
+      <w:r>
+        <w:t xml:space="preserve"> </w:t>
+      </w:r>
+      <w:r>
+        <w:rPr>
+          <w:rFonts w:hint="eastAsia"/>
+        </w:rPr>
+        <w:t xml:space="preserve">惩罚项，通过压缩系数并允许部分系数收缩为0来实现变量筛选与稀疏化估计。与普通线性回归相比，Lasso</w:t>
+      </w:r>
+      <w:r>
+        <w:t xml:space="preserve"> </w:t>
+      </w:r>
+      <w:r>
+        <w:rPr>
+          <w:rFonts w:hint="eastAsia"/>
+        </w:rPr>
+        <w:t xml:space="preserve">更适合回答“在多个候选特征同时竞争时，哪些变量仍会被模型保留下来”这一问题。本文将</w:t>
+      </w:r>
+      <w:r>
+        <w:t xml:space="preserve"> Lasso </w:t>
+      </w:r>
+      <w:r>
+        <w:rPr>
+          <w:rFonts w:hint="eastAsia"/>
+        </w:rPr>
+        <w:t xml:space="preserve">用作变量重要性的稳健性补充工具：如果财政补贴变量在正则化筛选后仍被保留，就说明其信息含量并未完全被其他财务或治理变量替代。</w:t>
+      </w:r>
+    </w:p>
+    <w:bookmarkEnd w:id="46"/>
+    <w:bookmarkStart w:id="47" w:name="X10fe6a1eef0539a1b934bc8dd21d357dcc124c7"/>
+    <w:p>
+      <w:pPr>
+        <w:pStyle w:val="Heading4"/>
+      </w:pPr>
+      <w:r>
+        <w:t xml:space="preserve">3.5.5 </w:t>
+      </w:r>
+      <w:r>
+        <w:rPr>
+          <w:rFonts w:hint="eastAsia"/>
+        </w:rPr>
+        <w:t xml:space="preserve">XGBoost方法</w:t>
+      </w:r>
+    </w:p>
+    <w:p>
+      <w:pPr>
+        <w:pStyle w:val="FirstParagraph"/>
+      </w:pPr>
+      <w:r>
+        <w:rPr>
+          <w:rFonts w:hint="eastAsia"/>
+        </w:rPr>
+        <w:t xml:space="preserve">XGBoost（Extreme</w:t>
+      </w:r>
+      <w:r>
+        <w:t xml:space="preserve"> Gradient </w:t>
+      </w:r>
+      <w:r>
+        <w:rPr>
+          <w:rFonts w:hint="eastAsia"/>
+        </w:rPr>
+        <w:t xml:space="preserve">Boosting）是一种基于</w:t>
+      </w:r>
+      <w:r>
+        <w:t xml:space="preserve"> Boosting </w:t>
+      </w:r>
+      <w:r>
+        <w:rPr>
+          <w:rFonts w:hint="eastAsia"/>
+        </w:rPr>
+        <w:t xml:space="preserve">思想的集成树模型，其通过逐步拟合前一轮模型的残差来不断提升预测精度，并在目标函数中同时加入正则化项以抑制过拟合。相较于随机森林，XGBoost</w:t>
+      </w:r>
+      <w:r>
+        <w:t xml:space="preserve"> </w:t>
+      </w:r>
+      <w:r>
+        <w:rPr>
+          <w:rFonts w:hint="eastAsia"/>
+        </w:rPr>
+        <w:t xml:space="preserve">往往对复杂非线性关系和交互结构具有更强的刻画能力，也更适合与</w:t>
+      </w:r>
+      <w:r>
+        <w:t xml:space="preserve"> SHAP </w:t>
+      </w:r>
+      <w:r>
+        <w:rPr>
+          <w:rFonts w:hint="eastAsia"/>
+        </w:rPr>
+        <w:t xml:space="preserve">结合开展局部解释。本文将</w:t>
+      </w:r>
+      <w:r>
+        <w:t xml:space="preserve"> XGBoost </w:t>
+      </w:r>
+      <w:r>
+        <w:rPr>
+          <w:rFonts w:hint="eastAsia"/>
+        </w:rPr>
+        <w:t xml:space="preserve">作为机器学习拓展分析中的核心树模型，一方面用于比较其与线性基准、Lasso</w:t>
+      </w:r>
+      <w:r>
+        <w:t xml:space="preserve"> </w:t>
+      </w:r>
+      <w:r>
+        <w:rPr>
+          <w:rFonts w:hint="eastAsia"/>
+        </w:rPr>
+        <w:t xml:space="preserve">及随机森林在拟合表现上的差异，另一方面借助</w:t>
+      </w:r>
+      <w:r>
+        <w:t xml:space="preserve"> SHAP </w:t>
+      </w:r>
+      <w:r>
+        <w:rPr>
+          <w:rFonts w:hint="eastAsia"/>
+        </w:rPr>
+        <w:t xml:space="preserve">结果识别财政补贴在高补贴区间和特定治理情境下可能存在的局部结构变化。</w:t>
+      </w:r>
+    </w:p>
+    <w:p>
+      <w:r>
+        <w:pict>
+          <v:rect style="width:0;height:1.5pt" o:hralign="center" o:hrstd="t" o:hr="t"/>
+        </w:pict>
+      </w:r>
+    </w:p>
+    <w:bookmarkEnd w:id="47"/>
+    <w:bookmarkEnd w:id="48"/>
+    <w:bookmarkEnd w:id="49"/>
+    <w:bookmarkStart w:id="71" w:name="第四章-实证分析"/>
+    <w:p>
+      <w:pPr>
+        <w:pStyle w:val="Heading2"/>
+      </w:pPr>
+      <w:r>
+        <w:rPr>
+          <w:rFonts w:hint="eastAsia"/>
+        </w:rPr>
+        <w:t xml:space="preserve">第四章</w:t>
+      </w:r>
+      <w:r>
+        <w:t xml:space="preserve"> </w:t>
+      </w:r>
+      <w:r>
+        <w:rPr>
+          <w:rFonts w:hint="eastAsia"/>
+        </w:rPr>
+        <w:t xml:space="preserve">实证分析</w:t>
+      </w:r>
+    </w:p>
+    <w:bookmarkStart w:id="50" w:name="Xf219f30ff5d5e4f57b7c4256e4eb773c590a353"/>
+    <w:p>
+      <w:pPr>
+        <w:pStyle w:val="Heading3"/>
+      </w:pPr>
+      <w:r>
+        <w:t xml:space="preserve">4.1 </w:t>
+      </w:r>
+      <w:r>
+        <w:rPr>
+          <w:rFonts w:hint="eastAsia"/>
+        </w:rPr>
+        <w:t xml:space="preserve">描述性统计</w:t>
+      </w:r>
+    </w:p>
+    <w:p>
+      <w:pPr>
+        <w:pStyle w:val="FirstParagraph"/>
+      </w:pPr>
+      <w:r>
+        <w:rPr>
+          <w:rFonts w:hint="eastAsia"/>
+        </w:rPr>
+        <w:t xml:space="preserve">表4-1报告了主要变量的描述性统计结果。剔除金融行业后，样本为69,142条；进一步按公司简称标签剔除</w:t>
+      </w:r>
+      <w:r>
+        <w:t xml:space="preserve"> ST、*ST、S*ST、SST、PT </w:t>
+      </w:r>
+      <w:r>
+        <w:rPr>
+          <w:rFonts w:hint="eastAsia"/>
+        </w:rPr>
+        <w:t xml:space="preserve">及退市整理期样本后，剩余63,011条；在关键变量完整且政府补助缺失按0处理的口径下，可用于基础统计分析的样本为52,980条；在期望薪酬模型中，因</w:t>
+      </w:r>
+      <w:r>
+        <w:t xml:space="preserve"> </w:t>
+      </w:r>
+      <w:r>
+        <w:rPr>
+          <w:rStyle w:val="VerbatimChar"/>
+        </w:rPr>
+        <w:t xml:space="preserve">lnSale</w:t>
+      </w:r>
+      <w:r>
+        <w:t xml:space="preserve"> </w:t>
+      </w:r>
+      <w:r>
+        <w:rPr>
+          <w:rFonts w:hint="eastAsia"/>
+        </w:rPr>
+        <w:t xml:space="preserve">与</w:t>
+      </w:r>
+      <w:r>
+        <w:t xml:space="preserve"> </w:t>
+      </w:r>
+      <w:r>
+        <w:rPr>
+          <w:rStyle w:val="VerbatimChar"/>
+        </w:rPr>
+        <w:t xml:space="preserve">IA</w:t>
+      </w:r>
+      <w:r>
+        <w:t xml:space="preserve"> </w:t>
+      </w:r>
+      <w:r>
+        <w:rPr>
+          <w:rFonts w:hint="eastAsia"/>
+        </w:rPr>
+        <w:t xml:space="preserve">缺失，最终可用样本为52,805条；纳入管理层权力指标所需底层变量后，可用于构造</w:t>
+      </w:r>
+      <w:r>
+        <w:t xml:space="preserve"> Power </w:t>
+      </w:r>
+      <w:r>
+        <w:rPr>
+          <w:rFonts w:hint="eastAsia"/>
+        </w:rPr>
+        <w:t xml:space="preserve">的样本为50,171条；在基准回归模型中构造滞后一期补助后，模型2样本为49,755条；在中介效应检验中要求</w:t>
+      </w:r>
+      <w:r>
+        <w:t xml:space="preserve"> Overpay、Power </w:t>
+      </w:r>
+      <w:r>
+        <w:rPr>
+          <w:rFonts w:hint="eastAsia"/>
+        </w:rPr>
+        <w:t xml:space="preserve">与滞后补助均完整后，统一样本为47,055条。</w:t>
+      </w:r>
+    </w:p>
+    <w:p>
+      <w:pPr>
+        <w:pStyle w:val="BodyText"/>
+      </w:pPr>
+      <w:r>
+        <w:rPr>
+          <w:rFonts w:hint="eastAsia"/>
+          <w:b/>
+          <w:bCs/>
+        </w:rPr>
+        <w:t xml:space="preserve">表4-1</w:t>
+      </w:r>
+      <w:r>
+        <w:rPr>
+          <w:b/>
+          <w:bCs/>
+        </w:rPr>
+        <w:t xml:space="preserve"> </w:t>
+      </w:r>
+      <w:r>
+        <w:rPr>
+          <w:rFonts w:hint="eastAsia"/>
+          <w:b/>
+          <w:bCs/>
+        </w:rPr>
+        <w:t xml:space="preserve">主要变量描述性统计</w:t>
+      </w:r>
+    </w:p>
+    <w:p>
+      <w:pPr>
+        <w:pStyle w:val="BodyText"/>
+      </w:pPr>
+      <w:r>
+        <w:rPr>
+          <w:rFonts w:hint="eastAsia"/>
+        </w:rPr>
+        <w:t xml:space="preserve">注：政府补助和高管薪酬单位为元，Overpay直接使用期望薪酬模型残差，不再开展二次缩尾；其余连续变量在1%/99%分位数处开展Winsorize缩尾处理。未披露政府补助的公司年度记为0，因此</w:t>
+      </w:r>
+      <w:r>
+        <w:rPr>
+          <w:rStyle w:val="VerbatimChar"/>
+        </w:rPr>
+        <w:t xml:space="preserve">lnSubsidy</w:t>
+      </w:r>
+      <w:r>
+        <w:rPr>
+          <w:rFonts w:hint="eastAsia"/>
+        </w:rPr>
+        <w:t xml:space="preserve">的最小值为0。</w:t>
+      </w:r>
+    </w:p>
+    <w:bookmarkEnd w:id="50"/>
+    <w:bookmarkStart w:id="51" w:name="X2fa8bfda294cc97248244722e8dcfc08a2b1fad"/>
+    <w:p>
+      <w:pPr>
+        <w:pStyle w:val="Heading3"/>
+      </w:pPr>
+      <w:r>
+        <w:t xml:space="preserve">4.2 </w:t>
+      </w:r>
+      <w:r>
+        <w:rPr>
+          <w:rFonts w:hint="eastAsia"/>
+        </w:rPr>
+        <w:t xml:space="preserve">相关性分析</w:t>
+      </w:r>
+    </w:p>
+    <w:p>
+      <w:pPr>
+        <w:pStyle w:val="FirstParagraph"/>
+      </w:pPr>
+      <w:r>
+        <w:rPr>
+          <w:rFonts w:hint="eastAsia"/>
+        </w:rPr>
+        <w:t xml:space="preserve">在开展基准回归之前，本文对主要解释变量开展了皮尔逊相关性分析和方差膨胀因子（VIF）检验，以排除多重共线性干扰。</w:t>
+      </w:r>
+    </w:p>
+    <w:p>
+      <w:pPr>
+        <w:pStyle w:val="BodyText"/>
+      </w:pPr>
+      <w:r>
+        <w:rPr>
+          <w:rFonts w:hint="eastAsia"/>
+          <w:b/>
+          <w:bCs/>
+        </w:rPr>
+        <w:t xml:space="preserve">表4-2</w:t>
+      </w:r>
+      <w:r>
+        <w:rPr>
+          <w:b/>
+          <w:bCs/>
+        </w:rPr>
+        <w:t xml:space="preserve"> </w:t>
+      </w:r>
+      <w:r>
+        <w:rPr>
+          <w:rFonts w:hint="eastAsia"/>
+          <w:b/>
+          <w:bCs/>
+        </w:rPr>
+        <w:t xml:space="preserve">主要变量相关系数矩阵</w:t>
+      </w:r>
+    </w:p>
+    <w:p>
+      <w:pPr>
+        <w:pStyle w:val="BodyText"/>
+      </w:pPr>
+      <w:r>
+        <w:rPr>
+          <w:rFonts w:hint="eastAsia"/>
+        </w:rPr>
+        <w:t xml:space="preserve">注：样本量为52,805（完整样本，缩尾处理后）。相关系数中绝对值最高的是</w:t>
+      </w:r>
+      <w:r>
+        <w:t xml:space="preserve"> </w:t>
+      </w:r>
+      <w:r>
+        <w:rPr>
+          <w:rStyle w:val="VerbatimChar"/>
+        </w:rPr>
+        <w:t xml:space="preserve">lnSale</w:t>
+      </w:r>
+      <w:r>
+        <w:t xml:space="preserve"> </w:t>
+      </w:r>
+      <w:r>
+        <w:rPr>
+          <w:rFonts w:hint="eastAsia"/>
+        </w:rPr>
+        <w:t xml:space="preserve">与</w:t>
+      </w:r>
+      <w:r>
+        <w:t xml:space="preserve"> </w:t>
+      </w:r>
+      <w:r>
+        <w:rPr>
+          <w:rStyle w:val="VerbatimChar"/>
+        </w:rPr>
+        <w:t xml:space="preserve">Lever</w:t>
+      </w:r>
+      <w:r>
+        <w:t xml:space="preserve"> </w:t>
+      </w:r>
+      <w:r>
+        <w:rPr>
+          <w:rFonts w:hint="eastAsia"/>
+        </w:rPr>
+        <w:t xml:space="preserve">之间的0.4563，其余变量两两相关系数整体不高，未显示出严重共线性问题。</w:t>
+      </w:r>
+    </w:p>
+    <w:p>
+      <w:pPr>
+        <w:pStyle w:val="BodyText"/>
+      </w:pPr>
+      <w:r>
+        <w:rPr>
+          <w:rFonts w:hint="eastAsia"/>
+          <w:b/>
+          <w:bCs/>
+        </w:rPr>
+        <w:t xml:space="preserve">表4-3</w:t>
+      </w:r>
+      <w:r>
+        <w:rPr>
+          <w:b/>
+          <w:bCs/>
+        </w:rPr>
+        <w:t xml:space="preserve"> </w:t>
+      </w:r>
+      <w:r>
+        <w:rPr>
+          <w:rFonts w:hint="eastAsia"/>
+          <w:b/>
+          <w:bCs/>
+        </w:rPr>
+        <w:t xml:space="preserve">方差膨胀因子（VIF）检验</w:t>
+      </w:r>
+    </w:p>
+    <w:p>
+      <w:pPr>
+        <w:pStyle w:val="BodyText"/>
+      </w:pPr>
+      <w:r>
+        <w:rPr>
+          <w:rFonts w:hint="eastAsia"/>
+        </w:rPr>
+        <w:t xml:space="preserve">注：所有变量</w:t>
+      </w:r>
+      <w:r>
+        <w:t xml:space="preserve"> VIF </w:t>
+      </w:r>
+      <w:r>
+        <w:rPr>
+          <w:rFonts w:hint="eastAsia"/>
+        </w:rPr>
+        <w:t xml:space="preserve">均低于经验阈值10，最大值约为1.68，均值约为1.25，多重共线性风险整体较低。进一步看，基于模型1残差实施的</w:t>
+      </w:r>
+      <w:r>
+        <w:t xml:space="preserve"> BP </w:t>
+      </w:r>
+      <w:r>
+        <w:rPr>
+          <w:rFonts w:hint="eastAsia"/>
+        </w:rPr>
+        <w:t xml:space="preserve">异方差检验显著拒绝同方差原假设（p</w:t>
+      </w:r>
+      <w:r>
+        <w:t xml:space="preserve"> &lt; </w:t>
+      </w:r>
+      <w:r>
+        <w:rPr>
+          <w:rFonts w:hint="eastAsia"/>
+        </w:rPr>
+        <w:t xml:space="preserve">0.001），基于模型2口径实施的</w:t>
+      </w:r>
+      <w:r>
+        <w:t xml:space="preserve"> Wooldridge </w:t>
+      </w:r>
+      <w:r>
+        <w:rPr>
+          <w:rFonts w:hint="eastAsia"/>
+        </w:rPr>
+        <w:t xml:space="preserve">面板序列相关检验也显著（p</w:t>
+      </w:r>
+      <w:r>
+        <w:t xml:space="preserve"> &lt; </w:t>
+      </w:r>
+      <w:r>
+        <w:rPr>
+          <w:rFonts w:hint="eastAsia"/>
+        </w:rPr>
+        <w:t xml:space="preserve">0.001），这意味着若继续沿用常规标准误，推断结果容易失真。基于这一点，后文的基准回归、工具变量检验、机制检验、稳健性检验和异质性分析统一采用公司层面的聚类稳健标准误。</w:t>
+      </w:r>
+    </w:p>
+    <w:p>
+      <w:pPr>
+        <w:pStyle w:val="BodyText"/>
+      </w:pPr>
+      <w:r>
+        <w:rPr>
+          <w:rFonts w:hint="eastAsia"/>
+        </w:rPr>
+        <w:t xml:space="preserve">从数据形状本身看，还有几处现象值得记下。政府补助均值约为4,997万元，而标准差高达4.33亿元，右偏依旧十分明显；原始补助金额中仍有少量负值，说明样本里确实存在补助冲减或返还。基准解释变量</w:t>
+      </w:r>
+      <w:r>
+        <w:t xml:space="preserve"> </w:t>
+      </w:r>
+      <w:r>
+        <w:rPr>
+          <w:rStyle w:val="VerbatimChar"/>
+        </w:rPr>
+        <w:t xml:space="preserve">lnSubsidy</w:t>
+      </w:r>
+      <w:r>
+        <w:t xml:space="preserve"> </w:t>
+      </w:r>
+      <w:r>
+        <w:rPr>
+          <w:rFonts w:hint="eastAsia"/>
+        </w:rPr>
+        <w:t xml:space="preserve">的最小值为0、均值14.66、中位数16.20，反映出在把零补助公司年度纳入后，补贴分布下端被明显拉长。超额薪酬（Overpay）的均值接近0，标准差为0.5840，说明样本内离散程度不低。第一大股东平均持股比例约34.53%，依旧呈现出我国上市公司股权较为集中的典型特征。修正地区识别规则后，Zone</w:t>
+      </w:r>
+      <w:r>
+        <w:t xml:space="preserve"> </w:t>
+      </w:r>
+      <w:r>
+        <w:rPr>
+          <w:rFonts w:hint="eastAsia"/>
+        </w:rPr>
+        <w:t xml:space="preserve">的均值降至0.2925，也说明此前依据不完整城市名单的做法确实会高估中西部样本占比。至于管理层权力指标，本文把它作为由四项治理特征提取出的经验性综合口径，用来压缩多个底层特征，但其潜变量结构仍偏弱，因此相关证据始终只作审慎解读。</w:t>
+      </w:r>
+    </w:p>
+    <w:bookmarkEnd w:id="51"/>
+    <w:bookmarkStart w:id="54" w:name="X6bb2057dfc67d2258d530c5fc642923ca0d10ea"/>
+    <w:p>
+      <w:pPr>
+        <w:pStyle w:val="Heading3"/>
+      </w:pPr>
+      <w:r>
+        <w:t xml:space="preserve">4.3 </w:t>
+      </w:r>
+      <w:r>
+        <w:rPr>
+          <w:rFonts w:hint="eastAsia"/>
+        </w:rPr>
+        <w:t xml:space="preserve">基准回归分析</w:t>
+      </w:r>
+    </w:p>
+    <w:bookmarkStart w:id="52" w:name="X680b27ed685b5df6c69bfcbe574d6d10aa68e06"/>
+    <w:p>
+      <w:pPr>
+        <w:pStyle w:val="Heading4"/>
+      </w:pPr>
+      <w:r>
+        <w:t xml:space="preserve">4.3.1 </w:t>
+      </w:r>
+      <w:r>
+        <w:rPr>
+          <w:rFonts w:hint="eastAsia"/>
+        </w:rPr>
+        <w:t xml:space="preserve">期望薪酬模型估计</w:t>
+      </w:r>
+    </w:p>
+    <w:p>
+      <w:pPr>
+        <w:pStyle w:val="FirstParagraph"/>
+      </w:pPr>
+      <w:r>
+        <w:rPr>
+          <w:rFonts w:hint="eastAsia"/>
+        </w:rPr>
+        <w:t xml:space="preserve">表4-4报告了方程（1）的估计结果，这是构造超额薪酬变量的基础。</w:t>
+      </w:r>
+    </w:p>
+    <w:p>
+      <w:pPr>
+        <w:pStyle w:val="BodyText"/>
+      </w:pPr>
+      <w:r>
+        <w:rPr>
+          <w:rFonts w:hint="eastAsia"/>
+          <w:b/>
+          <w:bCs/>
+        </w:rPr>
+        <w:t xml:space="preserve">表4-4</w:t>
+      </w:r>
+      <w:r>
+        <w:rPr>
+          <w:b/>
+          <w:bCs/>
+        </w:rPr>
+        <w:t xml:space="preserve"> </w:t>
+      </w:r>
+      <w:r>
+        <w:rPr>
+          <w:rFonts w:hint="eastAsia"/>
+          <w:b/>
+          <w:bCs/>
+        </w:rPr>
+        <w:t xml:space="preserve">第一阶段期望薪酬模型估计结果（模型1）</w:t>
+      </w:r>
+    </w:p>
+    <w:p>
+      <w:pPr>
+        <w:pStyle w:val="BodyText"/>
+      </w:pPr>
+      <w:r>
+        <w:rPr>
+          <w:rFonts w:hint="eastAsia"/>
+        </w:rPr>
+        <w:t xml:space="preserve">注：因变量为</w:t>
+      </w:r>
+      <w:r>
+        <w:t xml:space="preserve"> </w:t>
+      </w:r>
+      <m:oMath>
+        <m:r>
+          <m:rPr>
+            <m:sty m:val="p"/>
+          </m:rPr>
+          <m:t>ln</m:t>
+        </m:r>
+        <m:r>
+          <m:rPr>
+            <m:nor/>
+            <m:sty m:val="p"/>
+          </m:rPr>
+          <m:t>Salary</m:t>
+        </m:r>
+      </m:oMath>
+      <w:r>
+        <w:rPr>
+          <w:rFonts w:hint="eastAsia"/>
+        </w:rPr>
+        <w:t xml:space="preserve">（高管前三名薪酬总额的对数）。***</w:t>
+      </w:r>
+      <w:r>
+        <w:t xml:space="preserve"> </w:t>
+      </w:r>
+      <w:r>
+        <w:rPr>
+          <w:rFonts w:hint="eastAsia"/>
+        </w:rPr>
+        <w:t xml:space="preserve">表示在1%水平上显著。该模型用于估计正常薪酬水平，其残差直接定义为超额薪酬</w:t>
+      </w:r>
+      <w:r>
+        <w:t xml:space="preserve"> </w:t>
+      </w:r>
+      <w:r>
+        <w:rPr>
+          <w:rFonts w:hint="eastAsia"/>
+        </w:rPr>
+        <w:t xml:space="preserve">Overpay。估计结果显示，企业规模（</w:t>
+      </w:r>
+      <m:oMath>
+        <m:r>
+          <m:rPr>
+            <m:sty m:val="p"/>
+          </m:rPr>
+          <m:t>ln</m:t>
+        </m:r>
+        <m:r>
+          <m:rPr>
+            <m:nor/>
+            <m:sty m:val="p"/>
+          </m:rPr>
+          <m:t>Sale</m:t>
+        </m:r>
+      </m:oMath>
+      <w:r>
+        <w:rPr>
+          <w:rFonts w:hint="eastAsia"/>
+        </w:rPr>
+        <w:t xml:space="preserve">）的系数为0.1979，在1%水平上显著为正，与既有薪酬—规模关系的经验发现一致：规模更大的企业管理复杂度更高、外部经理人市场对高管技能的竞争更激烈，因而需要支付更高的市场均衡薪酬。盈利能力（Roa）的系数为1.9156，同样在1%水平上显著为正，符合薪酬—绩效敏感性的理论预期；无形资产占比（IA）的系数为−0.3301，说明无形资产比例较高的企业高管期望薪酬相对偏低。地区虚拟变量（Zone）的系数为−0.2268；在</w:t>
+      </w:r>
+      <w:r>
+        <w:t xml:space="preserve"> </w:t>
+      </w:r>
+      <w:r>
+        <w:rPr>
+          <w:rStyle w:val="VerbatimChar"/>
+        </w:rPr>
+        <w:t xml:space="preserve">Zone=1</w:t>
+      </w:r>
+      <w:r>
+        <w:t xml:space="preserve"> </w:t>
+      </w:r>
+      <w:r>
+        <w:rPr>
+          <w:rFonts w:hint="eastAsia"/>
+        </w:rPr>
+        <w:t xml:space="preserve">表示中西部、</w:t>
+      </w:r>
+      <w:r>
+        <w:rPr>
+          <w:rStyle w:val="VerbatimChar"/>
+        </w:rPr>
+        <w:t xml:space="preserve">Zone=0</w:t>
+      </w:r>
+      <w:r>
+        <w:t xml:space="preserve"> </w:t>
+      </w:r>
+      <w:r>
+        <w:rPr>
+          <w:rFonts w:hint="eastAsia"/>
+        </w:rPr>
+        <w:t xml:space="preserve">表示东部的编码下，这意味着中西部企业的期望薪酬显著低于东部企业。该模型的</w:t>
       </w:r>
       <w:r>
         <w:t xml:space="preserve"> </w:t>
@@ -5647,257 +7401,7 @@
         <w:rPr>
           <w:rFonts w:hint="eastAsia"/>
         </w:rPr>
-        <w:t xml:space="preserve">处于同类研究的常见区间，可作为后续提取超额薪酬残差的经验基准。</w:t>
-      </w:r>
-    </w:p>
-    <w:bookmarkEnd w:id="50"/>
-    <w:bookmarkStart w:id="51" w:name="X630cf2aced6ff63c43a67e8762476c6f8b35b78"/>
-    <w:p>
-      <w:pPr>
-        <w:pStyle w:val="Heading4"/>
-      </w:pPr>
-      <w:r>
-        <w:t xml:space="preserve">4.2.2 </w:t>
-      </w:r>
-      <w:r>
-        <w:rPr>
-          <w:rFonts w:hint="eastAsia"/>
-        </w:rPr>
-        <w:t xml:space="preserve">主回归结果</w:t>
-      </w:r>
-    </w:p>
-    <w:p>
-      <w:pPr>
-        <w:pStyle w:val="FirstParagraph"/>
-      </w:pPr>
-      <w:r>
-        <w:rPr>
-          <w:rFonts w:hint="eastAsia"/>
-        </w:rPr>
-        <w:t xml:space="preserve">在获得超额薪酬（Overpay）变量后，基于式（2）估计模型2。表4-5报告了公司固定效应、年份固定效应和公司层面聚类稳健标准误口径下的主回归结果。由于主回归并不要求管理层权力指标完整，因此其样本量高于后续中介分析的统一样本。</w:t>
-      </w:r>
-    </w:p>
-    <w:p>
-      <w:pPr>
-        <w:pStyle w:val="BodyText"/>
-      </w:pPr>
-      <w:r>
-        <w:rPr>
-          <w:rFonts w:hint="eastAsia"/>
-          <w:b/>
-          <w:bCs/>
-        </w:rPr>
-        <w:t xml:space="preserve">表4-5</w:t>
-      </w:r>
-      <w:r>
-        <w:rPr>
-          <w:b/>
-          <w:bCs/>
-        </w:rPr>
-        <w:t xml:space="preserve"> </w:t>
-      </w:r>
-      <w:r>
-        <w:rPr>
-          <w:rFonts w:hint="eastAsia"/>
-          <w:b/>
-          <w:bCs/>
-        </w:rPr>
-        <w:t xml:space="preserve">主回归结果（模型2，公司与年份固定效应）</w:t>
-      </w:r>
-    </w:p>
-    <w:p>
-      <w:pPr>
-        <w:pStyle w:val="BodyText"/>
-      </w:pPr>
-      <w:r>
-        <w:rPr>
-          <w:rFonts w:hint="eastAsia"/>
-        </w:rPr>
-        <w:t xml:space="preserve">注：括号内为</w:t>
-      </w:r>
-      <w:r>
-        <w:t xml:space="preserve"> </w:t>
-      </w:r>
-      <m:oMath>
-        <m:r>
-          <m:t>t</m:t>
-        </m:r>
-      </m:oMath>
-      <w:r>
-        <w:t xml:space="preserve"> </w:t>
-      </w:r>
-      <w:r>
-        <w:rPr>
-          <w:rFonts w:hint="eastAsia"/>
-        </w:rPr>
-        <w:t xml:space="preserve">值；</w:t>
-      </w:r>
-      <w:r>
-        <w:rPr>
-          <w:b/>
-          <w:bCs/>
-          <w:i/>
-          <w:iCs/>
-        </w:rPr>
-        <w:t xml:space="preserve">、</w:t>
-      </w:r>
-      <w:r>
-        <w:rPr>
-          <w:i/>
-          <w:iCs/>
-        </w:rPr>
-        <w:t xml:space="preserve">、</w:t>
-      </w:r>
-      <w:r>
-        <w:t xml:space="preserve"> </w:t>
-      </w:r>
-      <w:r>
-        <w:rPr>
-          <w:rFonts w:hint="eastAsia"/>
-        </w:rPr>
-        <w:t xml:space="preserve">分别表示在1%、5%、10%水平上显著。标准误为公司层面聚类稳健标准误。表4-5显示，滞后一期财政补贴（lnSubsidy_l1）的系数为0.0005，符号为正，但未达到常用显著性水平。这意味着在剔除特殊处理样本并使用</w:t>
-      </w:r>
-      <w:r>
-        <w:t xml:space="preserve"> </w:t>
-      </w:r>
-      <m:oMath>
-        <m:r>
-          <m:rPr>
-            <m:sty m:val="p"/>
-          </m:rPr>
-          <m:t>ln</m:t>
-        </m:r>
-        <m:r>
-          <m:rPr>
-            <m:sty m:val="p"/>
-          </m:rPr>
-          <m:t>(</m:t>
-        </m:r>
-        <m:r>
-          <m:t>1</m:t>
-        </m:r>
-        <m:r>
-          <m:rPr>
-            <m:sty m:val="p"/>
-          </m:rPr>
-          <m:t>+</m:t>
-        </m:r>
-        <m:r>
-          <m:rPr>
-            <m:nor/>
-            <m:sty m:val="p"/>
-          </m:rPr>
-          <m:t>Subsidy</m:t>
-        </m:r>
-        <m:r>
-          <m:rPr>
-            <m:sty m:val="p"/>
-          </m:rPr>
-          <m:t>)</m:t>
-        </m:r>
-      </m:oMath>
-      <w:r>
-        <w:t xml:space="preserve"> </w:t>
-      </w:r>
-      <w:r>
-        <w:rPr>
-          <w:rFonts w:hint="eastAsia"/>
-        </w:rPr>
-        <w:t xml:space="preserve">口径之后，财政补贴与超额薪酬之间的全样本平均直接关系并不稳固。控制变量维度，业绩（Roa）和财务杠杆（Lever）系数均显著为负，说明在固定效应设定下，盈利改善和债务约束增强都与较低的超额薪酬残差相伴随；第一大股东持股比例（Top1）同样显著为负，反映出大股东监督也能压缩高管额外攫取的空间。由于模型2只要求</w:t>
-      </w:r>
-      <w:r>
-        <w:t xml:space="preserve"> </w:t>
-      </w:r>
-      <w:r>
-        <w:rPr>
-          <w:rFonts w:hint="eastAsia"/>
-        </w:rPr>
-        <w:t xml:space="preserve">Overpay、滞后补助和控制变量完整，样本量达到49,775条，比中介模型的统一样本更大，因此这里仍是全文的主回归口径。模型整体</w:t>
-      </w:r>
-      <w:r>
-        <w:t xml:space="preserve"> F </w:t>
-      </w:r>
-      <w:r>
-        <w:rPr>
-          <w:rFonts w:hint="eastAsia"/>
-        </w:rPr>
-        <w:t xml:space="preserve">统计量为43.94，并在1%水平上显著，说明控制变量与固定效应设定整体有效，但这并不意味着财政补贴变量本身已经形成稳定显著的平均效应。因此，就基准回归而言，H1</w:t>
-      </w:r>
-      <w:r>
-        <w:t xml:space="preserve"> </w:t>
-      </w:r>
-      <w:r>
-        <w:rPr>
-          <w:rFonts w:hint="eastAsia"/>
-        </w:rPr>
-        <w:t xml:space="preserve">在全样本口径下未得到直接支持。</w:t>
-      </w:r>
-    </w:p>
-    <w:bookmarkEnd w:id="51"/>
-    <w:bookmarkEnd w:id="52"/>
-    <w:bookmarkStart w:id="53" w:name="X6017d109709c76af0b792b6a42c6f84b510941d"/>
-    <w:p>
-      <w:pPr>
-        <w:pStyle w:val="Heading3"/>
-      </w:pPr>
-      <w:r>
-        <w:t xml:space="preserve">4.3 </w:t>
-      </w:r>
-      <w:r>
-        <w:rPr>
-          <w:rFonts w:hint="eastAsia"/>
-        </w:rPr>
-        <w:t xml:space="preserve">工具变量检验</w:t>
-      </w:r>
-    </w:p>
-    <w:p>
-      <w:pPr>
-        <w:pStyle w:val="FirstParagraph"/>
-      </w:pPr>
-      <w:r>
-        <w:rPr>
-          <w:rFonts w:hint="eastAsia"/>
-        </w:rPr>
-        <w:t xml:space="preserve">内生性问题首先对应主回归模型（模型2），因此本文先在中介分析之前对其开展工具变量检验。公司固定效应框架下沿用“同城市同年度其他公司平均补助”的滞后一期值作为工具变量，对滞后一期财政补贴开展两阶段最小二乘（2SLS）估计，结果见表4-6。</w:t>
-      </w:r>
-    </w:p>
-    <w:p>
-      <w:pPr>
-        <w:pStyle w:val="BodyText"/>
-      </w:pPr>
-      <w:r>
-        <w:rPr>
-          <w:rFonts w:hint="eastAsia"/>
-          <w:b/>
-          <w:bCs/>
-        </w:rPr>
-        <w:t xml:space="preserve">表4-6</w:t>
-      </w:r>
-      <w:r>
-        <w:rPr>
-          <w:b/>
-          <w:bCs/>
-        </w:rPr>
-        <w:t xml:space="preserve"> </w:t>
-      </w:r>
-      <w:r>
-        <w:rPr>
-          <w:rFonts w:hint="eastAsia"/>
-          <w:b/>
-          <w:bCs/>
-        </w:rPr>
-        <w:t xml:space="preserve">工具变量（FE-2SLS）估计结果</w:t>
-      </w:r>
-    </w:p>
-    <w:p>
-      <w:pPr>
-        <w:pStyle w:val="BodyText"/>
-      </w:pPr>
-      <w:r>
-        <w:rPr>
-          <w:rFonts w:hint="eastAsia"/>
-        </w:rPr>
-        <w:t xml:space="preserve">注：第一阶段报告工具变量系数；Partial</w:t>
+        <w:t xml:space="preserve">为0.5117，调整后</w:t>
       </w:r>
       <w:r>
         <w:t xml:space="preserve"> </w:t>
@@ -5923,32 +7427,49 @@
         <w:rPr>
           <w:rFonts w:hint="eastAsia"/>
         </w:rPr>
-        <w:t xml:space="preserve">为0.0019，说明工具变量具有统计相关性但解释力度有限。标准误为公司层面聚类稳健标准误，工具变量检验进一步约束了因果解释的边界。第一阶段</w:t>
-      </w:r>
-      <w:r>
-        <w:t xml:space="preserve"> Partial F </w:t>
-      </w:r>
-      <w:r>
-        <w:rPr>
-          <w:rFonts w:hint="eastAsia"/>
-        </w:rPr>
-        <w:t xml:space="preserve">达到22.64，说明工具变量与企业自身补贴确有统计相关性；但第二阶段系数为−0.0334且并未达到常用显著性水平，这意味着在工具变量识别策略下，尚不能将财政补贴的影响表述为稳健的因果结论。综合而言，基准固定效应回归未形成显著直接效应，工具变量检验也提示因果解释需要维持审慎。</w:t>
-      </w:r>
-    </w:p>
-    <w:bookmarkEnd w:id="53"/>
-    <w:bookmarkStart w:id="54" w:name="Xc7cb390f05628d7d700b4437987f9cc9ed67cc9"/>
-    <w:p>
-      <w:pPr>
-        <w:pStyle w:val="Heading3"/>
-      </w:pPr>
-      <w:r>
-        <w:t xml:space="preserve">4.4 </w:t>
-      </w:r>
-      <w:r>
-        <w:rPr>
-          <w:rFonts w:hint="eastAsia"/>
-        </w:rPr>
-        <w:t xml:space="preserve">中介效应检验</w:t>
+        <w:t xml:space="preserve">为0.5113，F统计量为1316.28，并在1%水平上显著；其</w:t>
+      </w:r>
+      <w:r>
+        <w:t xml:space="preserve"> </w:t>
+      </w:r>
+      <m:oMath>
+        <m:sSup>
+          <m:e>
+            <m:r>
+              <m:t>R</m:t>
+            </m:r>
+          </m:e>
+          <m:sup>
+            <m:r>
+              <m:t>2</m:t>
+            </m:r>
+          </m:sup>
+        </m:sSup>
+      </m:oMath>
+      <w:r>
+        <w:t xml:space="preserve"> </w:t>
+      </w:r>
+      <w:r>
+        <w:rPr>
+          <w:rFonts w:hint="eastAsia"/>
+        </w:rPr>
+        <w:t xml:space="preserve">处于同类研究的常见区间，可作为后续提取超额薪酬残差的经验基准。</w:t>
+      </w:r>
+    </w:p>
+    <w:bookmarkEnd w:id="52"/>
+    <w:bookmarkStart w:id="53" w:name="Xedb26117a83364fbed8848487580cd482e81de9"/>
+    <w:p>
+      <w:pPr>
+        <w:pStyle w:val="Heading4"/>
+      </w:pPr>
+      <w:r>
+        <w:t xml:space="preserve">4.3.2 </w:t>
+      </w:r>
+      <w:r>
+        <w:rPr>
+          <w:rFonts w:hint="eastAsia"/>
+        </w:rPr>
+        <w:t xml:space="preserve">基准回归结果</w:t>
       </w:r>
     </w:p>
     <w:p>
@@ -5959,25 +7480,7 @@
         <w:rPr>
           <w:rFonts w:hint="eastAsia"/>
         </w:rPr>
-        <w:t xml:space="preserve">在完成工具变量检验后，本文将基于</w:t>
-      </w:r>
-      <w:r>
-        <w:t xml:space="preserve"> FA </w:t>
-      </w:r>
-      <w:r>
-        <w:rPr>
-          <w:rFonts w:hint="eastAsia"/>
-        </w:rPr>
-        <w:t xml:space="preserve">构造的管理层权力指标纳入中介效应分析框架。为保证模型3至模型5之间具有可比性，这一部分统一使用同时具备</w:t>
-      </w:r>
-      <w:r>
-        <w:t xml:space="preserve"> Overpay、Power </w:t>
-      </w:r>
-      <w:r>
-        <w:rPr>
-          <w:rFonts w:hint="eastAsia"/>
-        </w:rPr>
-        <w:t xml:space="preserve">和滞后补助信息的42,589个样本，结果见表4-7。</w:t>
+        <w:t xml:space="preserve">在获得超额薪酬（Overpay）变量后，基于式（2）估计模型2。表4-5报告了公司固定效应、年份固定效应和公司层面聚类稳健标准误口径下的基准回归结果。由于基准回归并不要求管理层权力指标完整，因此其样本量高于后续机制检验的统一样本。</w:t>
       </w:r>
     </w:p>
     <w:p>
@@ -5990,7 +7493,7 @@
           <w:b/>
           <w:bCs/>
         </w:rPr>
-        <w:t xml:space="preserve">表4-7</w:t>
+        <w:t xml:space="preserve">表4-5</w:t>
       </w:r>
       <w:r>
         <w:rPr>
@@ -6005,7 +7508,7 @@
           <w:b/>
           <w:bCs/>
         </w:rPr>
-        <w:t xml:space="preserve">管理层权力的中介效应检验结果（模型3至模型5，FA口径）</w:t>
+        <w:t xml:space="preserve">基准回归结果（模型2，公司与年份固定效应）</w:t>
       </w:r>
     </w:p>
     <w:p>
@@ -6016,7 +7519,24 @@
         <w:rPr>
           <w:rFonts w:hint="eastAsia"/>
         </w:rPr>
-        <w:t xml:space="preserve">注：</w:t>
+        <w:t xml:space="preserve">注：括号内为</w:t>
+      </w:r>
+      <w:r>
+        <w:t xml:space="preserve"> </w:t>
+      </w:r>
+      <m:oMath>
+        <m:r>
+          <m:t>t</m:t>
+        </m:r>
+      </m:oMath>
+      <w:r>
+        <w:t xml:space="preserve"> </w:t>
+      </w:r>
+      <w:r>
+        <w:rPr>
+          <w:rFonts w:hint="eastAsia"/>
+        </w:rPr>
+        <w:t xml:space="preserve">值；</w:t>
       </w:r>
       <w:r>
         <w:rPr>
@@ -6041,6 +7561,1285 @@
         <w:rPr>
           <w:rFonts w:hint="eastAsia"/>
         </w:rPr>
+        <w:t xml:space="preserve">分别表示在1%、5%、10%水平上显著。标准误为公司层面聚类稳健标准误。表4-5显示，滞后一期财政补贴（lnSubsidy_l1）的系数为0.0005，符号为正，但未达到常用显著性水平（</w:t>
+      </w:r>
+      <m:oMath>
+        <m:r>
+          <m:t>p</m:t>
+        </m:r>
+        <m:r>
+          <m:rPr>
+            <m:sty m:val="p"/>
+          </m:rPr>
+          <m:t>=</m:t>
+        </m:r>
+        <m:r>
+          <m:t>0.591</m:t>
+        </m:r>
+      </m:oMath>
+      <w:r>
+        <w:rPr>
+          <w:rFonts w:hint="eastAsia"/>
+        </w:rPr>
+        <w:t xml:space="preserve">）。这意味着在剔除特殊处理样本并使用</w:t>
+      </w:r>
+      <w:r>
+        <w:t xml:space="preserve"> </w:t>
+      </w:r>
+      <m:oMath>
+        <m:r>
+          <m:rPr>
+            <m:sty m:val="p"/>
+          </m:rPr>
+          <m:t>ln</m:t>
+        </m:r>
+        <m:r>
+          <m:rPr>
+            <m:sty m:val="p"/>
+          </m:rPr>
+          <m:t>(</m:t>
+        </m:r>
+        <m:r>
+          <m:t>1</m:t>
+        </m:r>
+        <m:r>
+          <m:rPr>
+            <m:sty m:val="p"/>
+          </m:rPr>
+          <m:t>+</m:t>
+        </m:r>
+        <m:r>
+          <m:rPr>
+            <m:nor/>
+            <m:sty m:val="p"/>
+          </m:rPr>
+          <m:t>Subsidy</m:t>
+        </m:r>
+        <m:r>
+          <m:rPr>
+            <m:sty m:val="p"/>
+          </m:rPr>
+          <m:t>)</m:t>
+        </m:r>
+      </m:oMath>
+      <w:r>
+        <w:t xml:space="preserve"> </w:t>
+      </w:r>
+      <w:r>
+        <w:rPr>
+          <w:rFonts w:hint="eastAsia"/>
+        </w:rPr>
+        <w:t xml:space="preserve">口径之后，财政补贴与超额薪酬之间的全样本平均直接关系并不稳固。控制变量维度，业绩（Roa）和财务杠杆（Lever）系数均显著为负，说明在固定效应设定下，盈利改善和债务约束增强都与较低的超额薪酬残差相伴随；第一大股东持股比例（Top1）同样显著为负，反映出大股东监督也能压缩高管额外攫取的空间。由于模型2只要求</w:t>
+      </w:r>
+      <w:r>
+        <w:t xml:space="preserve"> </w:t>
+      </w:r>
+      <w:r>
+        <w:rPr>
+          <w:rFonts w:hint="eastAsia"/>
+        </w:rPr>
+        <w:t xml:space="preserve">Overpay、滞后补助和控制变量完整，样本量达到49,755条，比机制检验的统一样本更大，因此这里仍是全文的基准回归口径。模型整体</w:t>
+      </w:r>
+      <w:r>
+        <w:t xml:space="preserve"> F </w:t>
+      </w:r>
+      <w:r>
+        <w:rPr>
+          <w:rFonts w:hint="eastAsia"/>
+        </w:rPr>
+        <w:t xml:space="preserve">统计量为44.01，并在1%水平上显著，说明控制变量与固定效应设定整体有效，但这并不意味着财政补贴变量本身已经形成稳定显著的平均效应。因此，就基准回归而言，H1</w:t>
+      </w:r>
+      <w:r>
+        <w:t xml:space="preserve"> </w:t>
+      </w:r>
+      <w:r>
+        <w:rPr>
+          <w:rFonts w:hint="eastAsia"/>
+        </w:rPr>
+        <w:t xml:space="preserve">在全样本口径下未得到直接支持。</w:t>
+      </w:r>
+    </w:p>
+    <w:bookmarkEnd w:id="53"/>
+    <w:bookmarkEnd w:id="54"/>
+    <w:bookmarkStart w:id="58" w:name="Xb1e52f96897e9b343f276cc7d7cb231c20fd54b"/>
+    <w:p>
+      <w:pPr>
+        <w:pStyle w:val="Heading3"/>
+      </w:pPr>
+      <w:r>
+        <w:t xml:space="preserve">4.4 </w:t>
+      </w:r>
+      <w:r>
+        <w:rPr>
+          <w:rFonts w:hint="eastAsia"/>
+        </w:rPr>
+        <w:t xml:space="preserve">内生性处理</w:t>
+      </w:r>
+    </w:p>
+    <w:bookmarkStart w:id="55" w:name="X6e38d50c4b5137476d9c5d81e351e1ff5c4b8da"/>
+    <w:p>
+      <w:pPr>
+        <w:pStyle w:val="Heading4"/>
+      </w:pPr>
+      <w:r>
+        <w:t xml:space="preserve">4.4.1 </w:t>
+      </w:r>
+      <w:r>
+        <w:rPr>
+          <w:rFonts w:hint="eastAsia"/>
+        </w:rPr>
+        <w:t xml:space="preserve">内生性来源与识别局限</w:t>
+      </w:r>
+    </w:p>
+    <w:p>
+      <w:pPr>
+        <w:pStyle w:val="FirstParagraph"/>
+      </w:pPr>
+      <w:r>
+        <w:rPr>
+          <w:rFonts w:hint="eastAsia"/>
+        </w:rPr>
+        <w:t xml:space="preserve">本文面临的核心识别难点，是财政补贴与高管超额薪酬之间可能同时存在选择性、反向因果和遗漏变量问题。第一类威胁是补贴获取的选择性。规模更大、政治关联更强、盈利能力更好的企业往往更容易拿到补贴，而这类企业本来就可能支付更高的高管薪酬。如果直接比较不同企业，会把“高薪企业更易获补贴”的横截面差异误当成补贴的动态效应。本文因此引入公司固定效应，把企业层面那些相对稳定的差异先吸收掉，再转向公司内部跨期变化的维度识别补贴与超额薪酬的关系。第二类威胁是反向因果。某些高超额薪酬企业中的管理层，可能本来就更擅长政府沟通，因此会在补贴和薪酬两端同时受益，使“高薪带来多补贴”与“多补贴带来高薪”在同期数据中缠在一起。本文使用滞后一期补贴作为核心解释变量，至少先把时间顺序固定为“补贴在前、薪酬在后”。第三类威胁是不可观测的遗漏变量。例如企业管理文化、高管能力的时变特征或行业景气变化，都会同时影响补贴获取和超额薪酬水平。公司固定效应可以处理企业稳定不变的不可观测因素，年份固定效应可以吸收各企业共同面对的宏观冲击，但那些随时间变化且又带有企业差异的因素仍然难以彻底排除。因此，本文始终将相关结果理解为在多重识别设定下获得的条件相关证据，不将其上升为严格意义上的因果效应估计。</w:t>
+      </w:r>
+    </w:p>
+    <w:bookmarkEnd w:id="55"/>
+    <w:bookmarkStart w:id="56" w:name="X5310d5e73fe7af5cc4c0c1a5972212906ba21d8"/>
+    <w:p>
+      <w:pPr>
+        <w:pStyle w:val="Heading4"/>
+      </w:pPr>
+      <w:r>
+        <w:t xml:space="preserve">4.4.2 </w:t>
+      </w:r>
+      <w:r>
+        <w:rPr>
+          <w:rFonts w:hint="eastAsia"/>
+        </w:rPr>
+        <w:t xml:space="preserve">工具变量检验</w:t>
+      </w:r>
+    </w:p>
+    <w:p>
+      <w:pPr>
+        <w:pStyle w:val="FirstParagraph"/>
+      </w:pPr>
+      <w:r>
+        <w:rPr>
+          <w:rFonts w:hint="eastAsia"/>
+        </w:rPr>
+        <w:t xml:space="preserve">内生性问题首先对应基准回归模型（模型2），因此本文先在机制检验之前对其开展识别补充检验。考虑到单一“同城同年”工具变量虽然具有相关性，但可能同时承载地方共同冲击，本文在公司固定效应框架下按由弱到强的顺序比较三套识别策略：一是保留原有“同城同年其他企业平均补助”的滞后一期值；二是替换为“同行业同年其他企业平均补助”的滞后一期值；三是进一步使用“同行业同年排除本省平均补助”与“同省同行业同年排除本市平均补助”的精炼双工具变量。与此同时，针对只保留正补助观测的</w:t>
+      </w:r>
+      <w:r>
+        <w:t xml:space="preserve"> </w:t>
+      </w:r>
+      <w:r>
+        <w:rPr>
+          <w:rStyle w:val="VerbatimChar"/>
+        </w:rPr>
+        <w:t xml:space="preserve">lnSubsidy_pos_l1</w:t>
+      </w:r>
+      <w:r>
+        <w:t xml:space="preserve"> </w:t>
+      </w:r>
+      <w:r>
+        <w:rPr>
+          <w:rFonts w:hint="eastAsia"/>
+        </w:rPr>
+        <w:t xml:space="preserve">口径，本文补充采用</w:t>
+      </w:r>
+      <w:r>
+        <w:t xml:space="preserve"> Heckman </w:t>
+      </w:r>
+      <w:r>
+        <w:rPr>
+          <w:rFonts w:hint="eastAsia"/>
+        </w:rPr>
+        <w:t xml:space="preserve">两步法检验该稳健性结果是否主要来自样本选择偏差。结果见表4-6。</w:t>
+      </w:r>
+    </w:p>
+    <w:p>
+      <w:pPr>
+        <w:pStyle w:val="BodyText"/>
+      </w:pPr>
+      <w:r>
+        <w:rPr>
+          <w:rFonts w:hint="eastAsia"/>
+          <w:b/>
+          <w:bCs/>
+        </w:rPr>
+        <w:t xml:space="preserve">表4-6</w:t>
+      </w:r>
+      <w:r>
+        <w:rPr>
+          <w:b/>
+          <w:bCs/>
+        </w:rPr>
+        <w:t xml:space="preserve"> </w:t>
+      </w:r>
+      <w:r>
+        <w:rPr>
+          <w:rFonts w:hint="eastAsia"/>
+          <w:b/>
+          <w:bCs/>
+        </w:rPr>
+        <w:t xml:space="preserve">工具变量与</w:t>
+      </w:r>
+      <w:r>
+        <w:rPr>
+          <w:b/>
+          <w:bCs/>
+        </w:rPr>
+        <w:t xml:space="preserve"> Heckman </w:t>
+      </w:r>
+      <w:r>
+        <w:rPr>
+          <w:rFonts w:hint="eastAsia"/>
+          <w:b/>
+          <w:bCs/>
+        </w:rPr>
+        <w:t xml:space="preserve">两阶段结果</w:t>
+      </w:r>
+    </w:p>
+    <w:p>
+      <w:pPr>
+        <w:pStyle w:val="BodyText"/>
+      </w:pPr>
+      <w:r>
+        <w:rPr>
+          <w:rFonts w:hint="eastAsia"/>
+        </w:rPr>
+        <w:t xml:space="preserve">注：前三行为公司固定效应</w:t>
+      </w:r>
+      <w:r>
+        <w:t xml:space="preserve"> + </w:t>
+      </w:r>
+      <w:r>
+        <w:rPr>
+          <w:rFonts w:hint="eastAsia"/>
+        </w:rPr>
+        <w:t xml:space="preserve">年份固定效应的</w:t>
+      </w:r>
+      <w:r>
+        <w:t xml:space="preserve"> FE-2SLS </w:t>
+      </w:r>
+      <w:r>
+        <w:rPr>
+          <w:rFonts w:hint="eastAsia"/>
+        </w:rPr>
+        <w:t xml:space="preserve">比较，标准误均为公司层面聚类稳健标准误；精炼双工具同时报告</w:t>
+      </w:r>
+      <w:r>
+        <w:t xml:space="preserve"> Sargan </w:t>
+      </w:r>
+      <w:r>
+        <w:rPr>
+          <w:rFonts w:hint="eastAsia"/>
+        </w:rPr>
+        <w:t xml:space="preserve">过度识别检验</w:t>
+      </w:r>
+      <w:r>
+        <w:t xml:space="preserve"> </w:t>
+      </w:r>
+      <m:oMath>
+        <m:r>
+          <m:t>p</m:t>
+        </m:r>
+      </m:oMath>
+      <w:r>
+        <w:t xml:space="preserve"> </w:t>
+      </w:r>
+      <w:r>
+        <w:rPr>
+          <w:rFonts w:hint="eastAsia"/>
+        </w:rPr>
+        <w:t xml:space="preserve">值。最后一行为仅正补助口径</w:t>
+      </w:r>
+      <w:r>
+        <w:t xml:space="preserve"> </w:t>
+      </w:r>
+      <w:r>
+        <w:rPr>
+          <w:rStyle w:val="VerbatimChar"/>
+        </w:rPr>
+        <w:t xml:space="preserve">lnSubsidy_pos_l1</w:t>
+      </w:r>
+      <w:r>
+        <w:t xml:space="preserve"> </w:t>
+      </w:r>
+      <w:r>
+        <w:rPr>
+          <w:rFonts w:hint="eastAsia"/>
+        </w:rPr>
+        <w:t xml:space="preserve">的</w:t>
+      </w:r>
+      <w:r>
+        <w:t xml:space="preserve"> Heckman </w:t>
+      </w:r>
+      <w:r>
+        <w:rPr>
+          <w:rFonts w:hint="eastAsia"/>
+        </w:rPr>
+        <w:t xml:space="preserve">两步校正结果，其中</w:t>
+      </w:r>
+      <w:r>
+        <w:t xml:space="preserve"> IMR </w:t>
+      </w:r>
+      <w:r>
+        <w:rPr>
+          <w:rFonts w:hint="eastAsia"/>
+        </w:rPr>
+        <w:t xml:space="preserve">表示逆米尔斯比率。Heckman</w:t>
+      </w:r>
+      <w:r>
+        <w:t xml:space="preserve"> </w:t>
+      </w:r>
+      <w:r>
+        <w:rPr>
+          <w:rFonts w:hint="eastAsia"/>
+        </w:rPr>
+        <w:t xml:space="preserve">第二阶段同样控制</w:t>
+      </w:r>
+      <w:r>
+        <w:t xml:space="preserve"> Roa、Lever、Top1 </w:t>
+      </w:r>
+      <w:r>
+        <w:rPr>
+          <w:rFonts w:hint="eastAsia"/>
+        </w:rPr>
+        <w:t xml:space="preserve">以及公司和年份固定效应。</w:t>
+      </w:r>
+    </w:p>
+    <w:p>
+      <w:pPr>
+        <w:pStyle w:val="BodyText"/>
+      </w:pPr>
+      <w:r>
+        <w:rPr>
+          <w:rFonts w:hint="eastAsia"/>
+        </w:rPr>
+        <w:t xml:space="preserve">表4-6呈现出一组更完整、也更有信息量的识别图景。首先，基准“同城同年”工具变量与简单“同行业同年”工具变量在第一阶段都具备足够统计相关性，且后者明显更强；但两者对应的第二阶段系数均未达到常用显著性水平，说明单一工具变量下仍无法将财政补贴对超额薪酬的影响写成稳健的单向因果结论。其次，精炼双工具变量在样本缩减到38,620个公司—年观测后，第一阶段依然较强（Partial</w:t>
+      </w:r>
+      <w:r>
+        <w:t xml:space="preserve"> </w:t>
+      </w:r>
+      <m:oMath>
+        <m:r>
+          <m:t>F</m:t>
+        </m:r>
+        <m:r>
+          <m:rPr>
+            <m:sty m:val="p"/>
+          </m:rPr>
+          <m:t>=</m:t>
+        </m:r>
+        <m:r>
+          <m:t>77.74</m:t>
+        </m:r>
+      </m:oMath>
+      <w:r>
+        <w:rPr>
+          <w:rFonts w:hint="eastAsia"/>
+        </w:rPr>
+        <w:t xml:space="preserve">），第二阶段系数转为显著负值（</w:t>
+      </w:r>
+      <m:oMath>
+        <m:r>
+          <m:t>p</m:t>
+        </m:r>
+        <m:r>
+          <m:rPr>
+            <m:sty m:val="p"/>
+          </m:rPr>
+          <m:t>=</m:t>
+        </m:r>
+        <m:r>
+          <m:t>0.031</m:t>
+        </m:r>
+      </m:oMath>
+      <w:r>
+        <w:rPr>
+          <w:rFonts w:hint="eastAsia"/>
+        </w:rPr>
+        <w:t xml:space="preserve">），同时</w:t>
+      </w:r>
+      <w:r>
+        <w:t xml:space="preserve"> Wu-Hausman </w:t>
+      </w:r>
+      <w:r>
+        <w:rPr>
+          <w:rFonts w:hint="eastAsia"/>
+        </w:rPr>
+        <w:t xml:space="preserve">检验显著拒绝“补贴外生”的原假设。这说明在更激进地剥离同地同业共同冲击之后，补贴的因果方向有可能并非正向。</w:t>
+      </w:r>
+    </w:p>
+    <w:p>
+      <w:pPr>
+        <w:pStyle w:val="BodyText"/>
+      </w:pPr>
+      <w:r>
+        <w:rPr>
+          <w:rFonts w:hint="eastAsia"/>
+        </w:rPr>
+        <w:t xml:space="preserve">但这一结果同样不能被写成无条件的强结论。原因在于，精炼双工具变量的过度识别检验</w:t>
+      </w:r>
+      <w:r>
+        <w:t xml:space="preserve"> </w:t>
+      </w:r>
+      <m:oMath>
+        <m:r>
+          <m:t>p</m:t>
+        </m:r>
+      </m:oMath>
+      <w:r>
+        <w:t xml:space="preserve"> </w:t>
+      </w:r>
+      <w:r>
+        <w:rPr>
+          <w:rFonts w:hint="eastAsia"/>
+        </w:rPr>
+        <w:t xml:space="preserve">值约为0.040—0.050，处在边界显著区间，意味着工具变量的排除限制并非毫无争议；再加上样本规模收缩较多，因此更稳妥的表达应是：</w:t>
+      </w:r>
+      <w:r>
+        <w:rPr>
+          <w:rFonts w:hint="eastAsia"/>
+          <w:b/>
+          <w:bCs/>
+        </w:rPr>
+        <w:t xml:space="preserve">补贴效应的因果方向对工具变量设计较为敏感，基准“同城同年”工具变量没有给出显著结果，而更强、也更激进的双工具设定则给出了负向估计。</w:t>
+      </w:r>
+      <w:r>
+        <w:t xml:space="preserve"> </w:t>
+      </w:r>
+      <w:r>
+        <w:rPr>
+          <w:rFonts w:hint="eastAsia"/>
+        </w:rPr>
+        <w:t xml:space="preserve">因此，本文对因果解释仍维持审慎，不将任一单一</w:t>
+      </w:r>
+      <w:r>
+        <w:t xml:space="preserve"> IV </w:t>
+      </w:r>
+      <w:r>
+        <w:rPr>
+          <w:rFonts w:hint="eastAsia"/>
+        </w:rPr>
+        <w:t xml:space="preserve">结果直接升格为全文主结论。</w:t>
+      </w:r>
+    </w:p>
+    <w:p>
+      <w:pPr>
+        <w:pStyle w:val="BodyText"/>
+      </w:pPr>
+      <w:r>
+        <w:t xml:space="preserve">Heckman </w:t>
+      </w:r>
+      <w:r>
+        <w:rPr>
+          <w:rFonts w:hint="eastAsia"/>
+        </w:rPr>
+        <w:t xml:space="preserve">两步法则回答了另一个不同的问题：表4-8中仅保留正补助样本的正向结果，会不会只是因为样本选择偏差。结果显示，选择方程中的排除变量</w:t>
+      </w:r>
+      <w:r>
+        <w:t xml:space="preserve"> </w:t>
+      </w:r>
+      <w:r>
+        <w:rPr>
+          <w:rStyle w:val="VerbatimChar"/>
+        </w:rPr>
+        <w:t xml:space="preserve">IV_lnSubsidy_l1</w:t>
+      </w:r>
+      <w:r>
+        <w:t xml:space="preserve"> </w:t>
+      </w:r>
+      <w:r>
+        <w:rPr>
+          <w:rFonts w:hint="eastAsia"/>
+        </w:rPr>
+        <w:t xml:space="preserve">显著影响进入正补助样本的概率，逆米尔斯比率也在第二阶段显著（</w:t>
+      </w:r>
+      <m:oMath>
+        <m:r>
+          <m:t>p</m:t>
+        </m:r>
+        <m:r>
+          <m:rPr>
+            <m:sty m:val="p"/>
+          </m:rPr>
+          <m:t>=</m:t>
+        </m:r>
+        <m:r>
+          <m:t>0.0056</m:t>
+        </m:r>
+      </m:oMath>
+      <w:r>
+        <w:rPr>
+          <w:rFonts w:hint="eastAsia"/>
+        </w:rPr>
+        <w:t xml:space="preserve">），说明仅正补助样本确实存在可观测的选择偏差；但即便进行了这一校正，</w:t>
+      </w:r>
+      <w:r>
+        <w:rPr>
+          <w:rStyle w:val="VerbatimChar"/>
+        </w:rPr>
+        <w:t xml:space="preserve">lnSubsidy_pos_l1</w:t>
+      </w:r>
+      <w:r>
+        <w:t xml:space="preserve"> </w:t>
+      </w:r>
+      <w:r>
+        <w:rPr>
+          <w:rFonts w:hint="eastAsia"/>
+        </w:rPr>
+        <w:t xml:space="preserve">的系数仍为0.0093，并在1%水平上显著。这意味着“仅正补助口径下补贴与超额薪酬正相关”这一结论并不只是样本选择造成的假象，而更像是一个口径依赖、条件性较强的结果。综上，基准回归、替代</w:t>
+      </w:r>
+      <w:r>
+        <w:t xml:space="preserve"> IV </w:t>
+      </w:r>
+      <w:r>
+        <w:rPr>
+          <w:rFonts w:hint="eastAsia"/>
+        </w:rPr>
+        <w:t xml:space="preserve">和</w:t>
+      </w:r>
+      <w:r>
+        <w:t xml:space="preserve"> Heckman </w:t>
+      </w:r>
+      <w:r>
+        <w:rPr>
+          <w:rFonts w:hint="eastAsia"/>
+        </w:rPr>
+        <w:t xml:space="preserve">共同传达出的核心信息不是“补贴一定推高”或“一定压低”高管超额薪酬，而是：</w:t>
+      </w:r>
+      <w:r>
+        <w:rPr>
+          <w:rFonts w:hint="eastAsia"/>
+          <w:b/>
+          <w:bCs/>
+        </w:rPr>
+        <w:t xml:space="preserve">在更严格识别下，补贴效应的方向和显著性都对变量口径与识别设计高度敏感。</w:t>
+      </w:r>
+    </w:p>
+    <w:bookmarkEnd w:id="56"/>
+    <w:bookmarkStart w:id="57" w:name="X1e9b64d4aef06bc12ee4cf10770a049a1555dd0"/>
+    <w:p>
+      <w:pPr>
+        <w:pStyle w:val="Heading4"/>
+      </w:pPr>
+      <w:r>
+        <w:t xml:space="preserve">4.4.3 </w:t>
+      </w:r>
+      <w:r>
+        <w:rPr>
+          <w:rFonts w:hint="eastAsia"/>
+        </w:rPr>
+        <w:t xml:space="preserve">安慰剂检验与事件研究补充</w:t>
+      </w:r>
+    </w:p>
+    <w:p>
+      <w:pPr>
+        <w:pStyle w:val="FirstParagraph"/>
+      </w:pPr>
+      <w:r>
+        <w:rPr>
+          <w:rFonts w:hint="eastAsia"/>
+        </w:rPr>
+        <w:t xml:space="preserve">为了进一步从第一性原理检查“补贴是否真的在时间上先于超额薪酬变化”，本文又补充实施了两类不依赖外部政策数据库的识别诊断。第一类是未来补贴安慰剂检验：若未来补贴也能显著解释当前</w:t>
+      </w:r>
+      <w:r>
+        <w:t xml:space="preserve"> </w:t>
+      </w:r>
+      <w:r>
+        <w:rPr>
+          <w:rFonts w:hint="eastAsia"/>
+        </w:rPr>
+        <w:t xml:space="preserve">Overpay，就说明现有设定下仍可能存在前瞻性选择或时变遗漏因素。第二类是围绕首次大额补贴暴露年份的事件研究：具体做法是以“上一年补贴金额进入正补贴样本前75%分位以上”定义首次大额补贴暴露，并将该暴露年份记为事件年0，事件窗口设为[-3,</w:t>
+      </w:r>
+      <w:r>
+        <w:t xml:space="preserve"> </w:t>
+      </w:r>
+      <w:r>
+        <w:rPr>
+          <w:rFonts w:hint="eastAsia"/>
+        </w:rPr>
+        <w:t xml:space="preserve">3]，省略事件前年份-1作为基准期。</w:t>
+      </w:r>
+    </w:p>
+    <w:p>
+      <w:pPr>
+        <w:pStyle w:val="BodyText"/>
+      </w:pPr>
+      <w:r>
+        <w:rPr>
+          <w:rFonts w:hint="eastAsia"/>
+        </w:rPr>
+        <w:t xml:space="preserve">安慰剂检验结果显示，未来一期补贴和未来两期补贴的系数分别为0.0018（</w:t>
+      </w:r>
+      <m:oMath>
+        <m:r>
+          <m:t>p</m:t>
+        </m:r>
+        <m:r>
+          <m:rPr>
+            <m:sty m:val="p"/>
+          </m:rPr>
+          <m:t>=</m:t>
+        </m:r>
+        <m:r>
+          <m:t>0.048</m:t>
+        </m:r>
+      </m:oMath>
+      <w:r>
+        <w:rPr>
+          <w:rFonts w:hint="eastAsia"/>
+        </w:rPr>
+        <w:t xml:space="preserve">）和0.0024（</w:t>
+      </w:r>
+      <m:oMath>
+        <m:r>
+          <m:t>p</m:t>
+        </m:r>
+        <m:r>
+          <m:rPr>
+            <m:sty m:val="p"/>
+          </m:rPr>
+          <m:t>=</m:t>
+        </m:r>
+        <m:r>
+          <m:t>0.012</m:t>
+        </m:r>
+      </m:oMath>
+      <w:r>
+        <w:rPr>
+          <w:rFonts w:hint="eastAsia"/>
+        </w:rPr>
+        <w:t xml:space="preserve">），均达到常用显著性水平。这意味着即使把解释变量替换成未来补贴，模型仍然能够“预测”当前超额薪酬，因而现有固定效应、滞后项与替代工具变量并未彻底切断补贴与高管薪酬之间的前瞻性相关。换言之，现有材料更适合支持“关联经过多种识别后仍较敏感”的判断，而不足以把因果链条写得非常坚决。</w:t>
+      </w:r>
+    </w:p>
+    <w:p>
+      <w:pPr>
+        <w:pStyle w:val="BodyText"/>
+      </w:pPr>
+      <w:r>
+        <w:rPr>
+          <w:rFonts w:hint="eastAsia"/>
+        </w:rPr>
+        <w:t xml:space="preserve">事件研究结果则提供了另一层动态信息。以首次大额补贴暴露为事件后，事件前年份-3和-2的系数分别为0.0024和0.0101，均不显著；预趋势联合检验的</w:t>
+      </w:r>
+      <w:r>
+        <w:t xml:space="preserve"> </w:t>
+      </w:r>
+      <m:oMath>
+        <m:r>
+          <m:t>p</m:t>
+        </m:r>
+      </m:oMath>
+      <w:r>
+        <w:t xml:space="preserve"> </w:t>
+      </w:r>
+      <w:r>
+        <w:rPr>
+          <w:rFonts w:hint="eastAsia"/>
+        </w:rPr>
+        <w:t xml:space="preserve">值为0.599，未发现系统性的显著预趋势。与之相对，事件年0到事件年3的系数依次为0.0230、0.0278、0.0275和0.0303，并分别在5%、1%、5%和1%水平上显著为正，事后系数联合检验的</w:t>
+      </w:r>
+      <w:r>
+        <w:t xml:space="preserve"> </w:t>
+      </w:r>
+      <m:oMath>
+        <m:r>
+          <m:t>p</m:t>
+        </m:r>
+      </m:oMath>
+      <w:r>
+        <w:t xml:space="preserve"> </w:t>
+      </w:r>
+      <w:r>
+        <w:rPr>
+          <w:rFonts w:hint="eastAsia"/>
+        </w:rPr>
+        <w:t xml:space="preserve">值为0.060。这说明从描述性动态模式看，大额补贴暴露之后，超额薪酬有逐步抬升的倾向；但由于安慰剂检验仍显著，且“首次大额补贴”本身不是外生政策冲击，因此这组事件研究结果更适合被理解为动态伴随证据，而非准自然实验意义上的因果估计。</w:t>
+      </w:r>
+    </w:p>
+    <w:bookmarkEnd w:id="57"/>
+    <w:bookmarkEnd w:id="58"/>
+    <w:bookmarkStart w:id="63" w:name="X4ee7b7ab355b69f1a0937f5ab79ae423d89862c"/>
+    <w:p>
+      <w:pPr>
+        <w:pStyle w:val="Heading3"/>
+      </w:pPr>
+      <w:r>
+        <w:t xml:space="preserve">4.5 </w:t>
+      </w:r>
+      <w:r>
+        <w:rPr>
+          <w:rFonts w:hint="eastAsia"/>
+        </w:rPr>
+        <w:t xml:space="preserve">稳健性检验</w:t>
+      </w:r>
+    </w:p>
+    <w:p>
+      <w:pPr>
+        <w:pStyle w:val="FirstParagraph"/>
+      </w:pPr>
+      <w:r>
+        <w:rPr>
+          <w:rFonts w:hint="eastAsia"/>
+        </w:rPr>
+        <w:t xml:space="preserve">为验证基准回归结论在不同设定下的稳健性，本文从被解释变量选取、样本期区间、行业覆盖面和解释变量定义四个维度开展扰动检验，结果汇总于表4-8。</w:t>
+      </w:r>
+    </w:p>
+    <w:p>
+      <w:pPr>
+        <w:pStyle w:val="BodyText"/>
+      </w:pPr>
+      <w:r>
+        <w:rPr>
+          <w:rFonts w:hint="eastAsia"/>
+          <w:b/>
+          <w:bCs/>
+        </w:rPr>
+        <w:t xml:space="preserve">表4-8</w:t>
+      </w:r>
+      <w:r>
+        <w:rPr>
+          <w:b/>
+          <w:bCs/>
+        </w:rPr>
+        <w:t xml:space="preserve"> </w:t>
+      </w:r>
+      <w:r>
+        <w:rPr>
+          <w:rFonts w:hint="eastAsia"/>
+          <w:b/>
+          <w:bCs/>
+        </w:rPr>
+        <w:t xml:space="preserve">稳健性检验结果（聚类标准误）</w:t>
+      </w:r>
+    </w:p>
+    <w:p>
+      <w:pPr>
+        <w:pStyle w:val="BodyText"/>
+      </w:pPr>
+      <w:r>
+        <w:rPr>
+          <w:rFonts w:hint="eastAsia"/>
+        </w:rPr>
+        <w:t xml:space="preserve">注：</w:t>
+      </w:r>
+      <w:r>
+        <w:rPr>
+          <w:b/>
+          <w:bCs/>
+          <w:i/>
+          <w:iCs/>
+        </w:rPr>
+        <w:t xml:space="preserve">、</w:t>
+      </w:r>
+      <w:r>
+        <w:rPr>
+          <w:i/>
+          <w:iCs/>
+        </w:rPr>
+        <w:t xml:space="preserve">、</w:t>
+      </w:r>
+      <w:r>
+        <w:t xml:space="preserve"> </w:t>
+      </w:r>
+      <w:r>
+        <w:rPr>
+          <w:rFonts w:hint="eastAsia"/>
+        </w:rPr>
+        <w:t xml:space="preserve">分别表示在1%、5%、10%水平上显著，所有模型均控制Roa、Lever、Top1以及公司和年份固定效应。标准误为公司层面聚类稳健标准误。</w:t>
+      </w:r>
+    </w:p>
+    <w:bookmarkStart w:id="59" w:name="X774c1e8186b2ef2b4944363aba299f999379b88"/>
+    <w:p>
+      <w:pPr>
+        <w:pStyle w:val="Heading4"/>
+      </w:pPr>
+      <w:r>
+        <w:t xml:space="preserve">4.5.1 </w:t>
+      </w:r>
+      <w:r>
+        <w:rPr>
+          <w:rFonts w:hint="eastAsia"/>
+        </w:rPr>
+        <w:t xml:space="preserve">替换被解释变量</w:t>
+      </w:r>
+    </w:p>
+    <w:p>
+      <w:pPr>
+        <w:pStyle w:val="FirstParagraph"/>
+      </w:pPr>
+      <w:r>
+        <w:rPr>
+          <w:rFonts w:hint="eastAsia"/>
+        </w:rPr>
+        <w:t xml:space="preserve">将被解释变量由超额薪酬（Overpay）替换为高管前三名薪酬总额对数后，补贴系数为0.0035，并在1%水平上显著为正。这说明财政补贴与薪酬总水平之间仍有更容易被观察到的正向关系，但当因变量改为剔除正常部分后的超额薪酬残差时，这种关系会明显减弱。</w:t>
+      </w:r>
+    </w:p>
+    <w:bookmarkEnd w:id="59"/>
+    <w:bookmarkStart w:id="60" w:name="X1479e2c5204a5dd98091ee80cf68c3e0d1358d3"/>
+    <w:p>
+      <w:pPr>
+        <w:pStyle w:val="Heading4"/>
+      </w:pPr>
+      <w:r>
+        <w:t xml:space="preserve">4.5.2 </w:t>
+      </w:r>
+      <w:r>
+        <w:rPr>
+          <w:rFonts w:hint="eastAsia"/>
+        </w:rPr>
+        <w:t xml:space="preserve">缩小样本期</w:t>
+      </w:r>
+    </w:p>
+    <w:p>
+      <w:pPr>
+        <w:pStyle w:val="FirstParagraph"/>
+      </w:pPr>
+      <w:r>
+        <w:rPr>
+          <w:rFonts w:hint="eastAsia"/>
+        </w:rPr>
+        <w:t xml:space="preserve">将样本期限缩至2010—2020年后，补贴系数为0.0010，未达到常用显著性水平，这说明在较短样本窗口下，补贴与超额薪酬的关系并未表现出更稳固的统计支撑。</w:t>
+      </w:r>
+    </w:p>
+    <w:bookmarkEnd w:id="60"/>
+    <w:bookmarkStart w:id="61" w:name="Xb8a41e370a48baa45371e3bb1e9cabf2a6bf41b"/>
+    <w:p>
+      <w:pPr>
+        <w:pStyle w:val="Heading4"/>
+      </w:pPr>
+      <w:r>
+        <w:t xml:space="preserve">4.5.3 </w:t>
+      </w:r>
+      <w:r>
+        <w:rPr>
+          <w:rFonts w:hint="eastAsia"/>
+        </w:rPr>
+        <w:t xml:space="preserve">仅保留制造业样本</w:t>
+      </w:r>
+    </w:p>
+    <w:p>
+      <w:pPr>
+        <w:pStyle w:val="FirstParagraph"/>
+      </w:pPr>
+      <w:r>
+        <w:rPr>
+          <w:rFonts w:hint="eastAsia"/>
+        </w:rPr>
+        <w:t xml:space="preserve">仅保留制造业（样本量32,488）后，补贴系数接近于0且不显著。这说明在制造业单一行业内部，财政补贴与超额薪酬的平均直接关系并未形成稳定证据。</w:t>
+      </w:r>
+    </w:p>
+    <w:bookmarkEnd w:id="61"/>
+    <w:bookmarkStart w:id="62" w:name="Xf017f3f30aefea5ed897bed9c499960cc312560"/>
+    <w:p>
+      <w:pPr>
+        <w:pStyle w:val="Heading4"/>
+      </w:pPr>
+      <w:r>
+        <w:t xml:space="preserve">4.5.4 </w:t>
+      </w:r>
+      <w:r>
+        <w:rPr>
+          <w:rFonts w:hint="eastAsia"/>
+        </w:rPr>
+        <w:t xml:space="preserve">替换解释变量度量方式</w:t>
+      </w:r>
+    </w:p>
+    <w:p>
+      <w:pPr>
+        <w:pStyle w:val="FirstParagraph"/>
+      </w:pPr>
+      <w:r>
+        <w:rPr>
+          <w:rFonts w:hint="eastAsia"/>
+        </w:rPr>
+        <w:t xml:space="preserve">将核心解释变量替换为“仅对正补助取自然对数”的滞后项后，系数为0.0094，并在1%水平上显著为正。这说明当研究对象收窄为正补助样本中的补助强弱差异时，补贴—超额薪酬的正向关系会更明显。综合四项检验可以看到，财政补贴系数在不同设定下的表现并不一致：在薪酬总水平口径和正补助对数口径下，系数为正且显著；但在缩小样本期和仅制造业样本下，统计显著性消失。因此，H1并未表现出强稳健性，更稳妥的结论是：补贴与薪酬之间的关系对变量定义和样本设定较为敏感。</w:t>
+      </w:r>
+    </w:p>
+    <w:bookmarkEnd w:id="62"/>
+    <w:bookmarkEnd w:id="63"/>
+    <w:bookmarkStart w:id="66" w:name="X66bde4cd77b320278f9d6ab596172011be96e5a"/>
+    <w:p>
+      <w:pPr>
+        <w:pStyle w:val="Heading3"/>
+      </w:pPr>
+      <w:r>
+        <w:t xml:space="preserve">4.6 </w:t>
+      </w:r>
+      <w:r>
+        <w:rPr>
+          <w:rFonts w:hint="eastAsia"/>
+        </w:rPr>
+        <w:t xml:space="preserve">中介效应分析</w:t>
+      </w:r>
+    </w:p>
+    <w:bookmarkStart w:id="64" w:name="Xd035c7bfaa8937318348aa03360aa1cb569d7e9"/>
+    <w:p>
+      <w:pPr>
+        <w:pStyle w:val="Heading4"/>
+      </w:pPr>
+      <w:r>
+        <w:t xml:space="preserve">4.6.1 </w:t>
+      </w:r>
+      <w:r>
+        <w:rPr>
+          <w:rFonts w:hint="eastAsia"/>
+        </w:rPr>
+        <w:t xml:space="preserve">中介变量构成与测度说明</w:t>
+      </w:r>
+    </w:p>
+    <w:p>
+      <w:pPr>
+        <w:pStyle w:val="FirstParagraph"/>
+      </w:pPr>
+      <w:r>
+        <w:rPr>
+          <w:rFonts w:hint="eastAsia"/>
+        </w:rPr>
+        <w:t xml:space="preserve">为检验财政补贴是否会经由管理层权力影响高管超额薪酬，本文将</w:t>
+      </w:r>
+      <w:r>
+        <w:t xml:space="preserve"> </w:t>
+      </w:r>
+      <w:r>
+        <w:rPr>
+          <w:rStyle w:val="VerbatimChar"/>
+        </w:rPr>
+        <w:t xml:space="preserve">Power</w:t>
+      </w:r>
+      <w:r>
+        <w:t xml:space="preserve"> </w:t>
+      </w:r>
+      <w:r>
+        <w:rPr>
+          <w:rFonts w:hint="eastAsia"/>
+        </w:rPr>
+        <w:t xml:space="preserve">作为中介变量纳入经验框架。该变量并非单一原始字段，而是结合中国上市公司治理特征，由两职合一（Dual）、董事会规模（Boardsize）、内部董事比例（Insider）和高管持股比例（Mgshder）四项指标构成的综合口径。四项指标分别对应正式职位权力、董事会结构权力与所有权权力三个方面：两职合一反映高管是否同时掌握董事会与经理层议程；董事会规模和内部董事比例反映董事会对高管的有效监督程度；高管持股比例则代表高管在所有权层面的正式权力基础。</w:t>
+      </w:r>
+    </w:p>
+    <w:p>
+      <w:pPr>
+        <w:pStyle w:val="BodyText"/>
+      </w:pPr>
+      <w:r>
+        <w:rPr>
+          <w:rFonts w:hint="eastAsia"/>
+        </w:rPr>
+        <w:t xml:space="preserve">在测度方法上，正文主线采用因子分析法（FA）提取前两个公共因子，并在</w:t>
+      </w:r>
+      <w:r>
+        <w:t xml:space="preserve"> varimax </w:t>
+      </w:r>
+      <w:r>
+        <w:rPr>
+          <w:rFonts w:hint="eastAsia"/>
+        </w:rPr>
+        <w:t xml:space="preserve">旋转后按方差贡献率加权形成综合权力指数</w:t>
+      </w:r>
+      <w:r>
+        <w:t xml:space="preserve"> </w:t>
+      </w:r>
+      <w:r>
+        <w:rPr>
+          <w:rStyle w:val="VerbatimChar"/>
+        </w:rPr>
+        <w:t xml:space="preserve">Power</w:t>
+      </w:r>
+      <w:r>
+        <w:rPr>
+          <w:rFonts w:hint="eastAsia"/>
+        </w:rPr>
+        <w:t xml:space="preserve">；同时，以相同四个底层指标提取前两个主成分并按方差贡献率加权形成</w:t>
+      </w:r>
+      <w:r>
+        <w:t xml:space="preserve"> </w:t>
+      </w:r>
+      <w:r>
+        <w:rPr>
+          <w:rStyle w:val="VerbatimChar"/>
+        </w:rPr>
+        <w:t xml:space="preserve">Power_PCA</w:t>
+      </w:r>
+      <w:r>
+        <w:rPr>
+          <w:rFonts w:hint="eastAsia"/>
+        </w:rPr>
+        <w:t xml:space="preserve">，仅作为测度敏感性的对照口径。就统计支撑而言，FA</w:t>
+      </w:r>
+      <w:r>
+        <w:t xml:space="preserve"> </w:t>
+      </w:r>
+      <w:r>
+        <w:rPr>
+          <w:rFonts w:hint="eastAsia"/>
+        </w:rPr>
+        <w:t xml:space="preserve">口径的整体</w:t>
+      </w:r>
+      <w:r>
+        <w:t xml:space="preserve"> KMO </w:t>
+      </w:r>
+      <w:r>
+        <w:rPr>
+          <w:rFonts w:hint="eastAsia"/>
+        </w:rPr>
+        <w:t xml:space="preserve">约为0.577，前两个公共因子累计方差解释率约为39.13%；从初始相关矩阵看，前两个潜在维度的特征值分别约为1.72和1.03，均大于1。经</w:t>
+      </w:r>
+      <w:r>
+        <w:t xml:space="preserve"> varimax </w:t>
+      </w:r>
+      <w:r>
+        <w:rPr>
+          <w:rFonts w:hint="eastAsia"/>
+        </w:rPr>
+        <w:t xml:space="preserve">旋转后，FA1</w:t>
+      </w:r>
+      <w:r>
+        <w:t xml:space="preserve"> </w:t>
+      </w:r>
+      <w:r>
+        <w:rPr>
+          <w:rFonts w:hint="eastAsia"/>
+        </w:rPr>
+        <w:t xml:space="preserve">主要载荷于</w:t>
+      </w:r>
+      <w:r>
+        <w:t xml:space="preserve"> </w:t>
+      </w:r>
+      <w:r>
+        <w:rPr>
+          <w:rStyle w:val="VerbatimChar"/>
+        </w:rPr>
+        <w:t xml:space="preserve">Boardsize</w:t>
+      </w:r>
+      <w:r>
+        <w:t xml:space="preserve"> </w:t>
+      </w:r>
+      <w:r>
+        <w:rPr>
+          <w:rFonts w:hint="eastAsia"/>
+        </w:rPr>
+        <w:t xml:space="preserve">与</w:t>
+      </w:r>
+      <w:r>
+        <w:t xml:space="preserve"> </w:t>
+      </w:r>
+      <w:r>
+        <w:rPr>
+          <w:rStyle w:val="VerbatimChar"/>
+        </w:rPr>
+        <w:t xml:space="preserve">Insider</w:t>
+      </w:r>
+      <w:r>
+        <w:rPr>
+          <w:rFonts w:hint="eastAsia"/>
+        </w:rPr>
+        <w:t xml:space="preserve">，FA2</w:t>
+      </w:r>
+      <w:r>
+        <w:t xml:space="preserve"> </w:t>
+      </w:r>
+      <w:r>
+        <w:rPr>
+          <w:rFonts w:hint="eastAsia"/>
+        </w:rPr>
+        <w:t xml:space="preserve">主要载荷于</w:t>
+      </w:r>
+      <w:r>
+        <w:t xml:space="preserve"> </w:t>
+      </w:r>
+      <w:r>
+        <w:rPr>
+          <w:rStyle w:val="VerbatimChar"/>
+        </w:rPr>
+        <w:t xml:space="preserve">Mgshder</w:t>
+      </w:r>
+      <w:r>
+        <w:t xml:space="preserve"> </w:t>
+      </w:r>
+      <w:r>
+        <w:rPr>
+          <w:rFonts w:hint="eastAsia"/>
+        </w:rPr>
+        <w:t xml:space="preserve">与</w:t>
+      </w:r>
+      <w:r>
+        <w:t xml:space="preserve"> </w:t>
+      </w:r>
+      <w:r>
+        <w:rPr>
+          <w:rStyle w:val="VerbatimChar"/>
+        </w:rPr>
+        <w:t xml:space="preserve">Dual</w:t>
+      </w:r>
+      <w:r>
+        <w:rPr>
+          <w:rFonts w:hint="eastAsia"/>
+        </w:rPr>
+        <w:t xml:space="preserve">，说明四项指标在样本中确实呈现出一定程度的结构分化，并具有可以识别的经济含义。从具体共同度看，Boardsize</w:t>
+      </w:r>
+      <w:r>
+        <w:t xml:space="preserve"> </w:t>
+      </w:r>
+      <w:r>
+        <w:rPr>
+          <w:rFonts w:hint="eastAsia"/>
+        </w:rPr>
+        <w:t xml:space="preserve">为0.5121、Insider</w:t>
+      </w:r>
+      <w:r>
+        <w:t xml:space="preserve"> </w:t>
+      </w:r>
+      <w:r>
+        <w:rPr>
+          <w:rFonts w:hint="eastAsia"/>
+        </w:rPr>
+        <w:t xml:space="preserve">为0.4832、Mgshder</w:t>
+      </w:r>
+      <w:r>
+        <w:t xml:space="preserve"> </w:t>
+      </w:r>
+      <w:r>
+        <w:rPr>
+          <w:rFonts w:hint="eastAsia"/>
+        </w:rPr>
+        <w:t xml:space="preserve">为0.3955，而</w:t>
+      </w:r>
+      <w:r>
+        <w:t xml:space="preserve"> Dual </w:t>
+      </w:r>
+      <w:r>
+        <w:rPr>
+          <w:rFonts w:hint="eastAsia"/>
+        </w:rPr>
+        <w:t xml:space="preserve">仅为0.1743，说明该综合指标在董事会结构和内部人维度上的解释力相对更高，但不同底层指标的公共变异提取并不均衡。基于此，本文将</w:t>
+      </w:r>
+      <w:r>
+        <w:t xml:space="preserve"> FA </w:t>
+      </w:r>
+      <w:r>
+        <w:rPr>
+          <w:rFonts w:hint="eastAsia"/>
+        </w:rPr>
+        <w:t xml:space="preserve">口径仅作为经验性综合测度使用，并在后文同时报告</w:t>
+      </w:r>
+      <w:r>
+        <w:t xml:space="preserve"> PCA </w:t>
+      </w:r>
+      <w:r>
+        <w:rPr>
+          <w:rFonts w:hint="eastAsia"/>
+        </w:rPr>
+        <w:t xml:space="preserve">对照结果，以避免把单一测度方式表述为统计上更优的唯一方案。</w:t>
+      </w:r>
+    </w:p>
+    <w:bookmarkEnd w:id="64"/>
+    <w:bookmarkStart w:id="65" w:name="X6168e6c0a3e455d6a08c7c8af0fe8c8e1ff9c83"/>
+    <w:p>
+      <w:pPr>
+        <w:pStyle w:val="Heading4"/>
+      </w:pPr>
+      <w:r>
+        <w:t xml:space="preserve">4.6.2 </w:t>
+      </w:r>
+      <w:r>
+        <w:rPr>
+          <w:rFonts w:hint="eastAsia"/>
+        </w:rPr>
+        <w:t xml:space="preserve">中介效应检验结果</w:t>
+      </w:r>
+    </w:p>
+    <w:p>
+      <w:pPr>
+        <w:pStyle w:val="FirstParagraph"/>
+      </w:pPr>
+      <w:r>
+        <w:rPr>
+          <w:rFonts w:hint="eastAsia"/>
+        </w:rPr>
+        <w:t xml:space="preserve">在完成工具变量检验后，本文将基于</w:t>
+      </w:r>
+      <w:r>
+        <w:t xml:space="preserve"> FA </w:t>
+      </w:r>
+      <w:r>
+        <w:rPr>
+          <w:rFonts w:hint="eastAsia"/>
+        </w:rPr>
+        <w:t xml:space="preserve">构造的管理层权力指标纳入中介效应分析框架。为保证模型3至模型5之间具有可比性，这一部分统一使用同时具备</w:t>
+      </w:r>
+      <w:r>
+        <w:t xml:space="preserve"> Overpay、Power </w:t>
+      </w:r>
+      <w:r>
+        <w:rPr>
+          <w:rFonts w:hint="eastAsia"/>
+        </w:rPr>
+        <w:t xml:space="preserve">和滞后补助信息的47,055个样本，结果见表4-7。</w:t>
+      </w:r>
+    </w:p>
+    <w:p>
+      <w:pPr>
+        <w:pStyle w:val="BodyText"/>
+      </w:pPr>
+      <w:r>
+        <w:rPr>
+          <w:rFonts w:hint="eastAsia"/>
+          <w:b/>
+          <w:bCs/>
+        </w:rPr>
+        <w:t xml:space="preserve">表4-7</w:t>
+      </w:r>
+      <w:r>
+        <w:rPr>
+          <w:b/>
+          <w:bCs/>
+        </w:rPr>
+        <w:t xml:space="preserve"> </w:t>
+      </w:r>
+      <w:r>
+        <w:rPr>
+          <w:rFonts w:hint="eastAsia"/>
+          <w:b/>
+          <w:bCs/>
+        </w:rPr>
+        <w:t xml:space="preserve">管理层权力的中介效应检验结果（模型3至模型5，FA口径）</w:t>
+      </w:r>
+    </w:p>
+    <w:p>
+      <w:pPr>
+        <w:pStyle w:val="BodyText"/>
+      </w:pPr>
+      <w:r>
+        <w:rPr>
+          <w:rFonts w:hint="eastAsia"/>
+        </w:rPr>
+        <w:t xml:space="preserve">注：</w:t>
+      </w:r>
+      <w:r>
+        <w:rPr>
+          <w:b/>
+          <w:bCs/>
+          <w:i/>
+          <w:iCs/>
+        </w:rPr>
+        <w:t xml:space="preserve">、</w:t>
+      </w:r>
+      <w:r>
+        <w:rPr>
+          <w:i/>
+          <w:iCs/>
+        </w:rPr>
+        <w:t xml:space="preserve">、</w:t>
+      </w:r>
+      <w:r>
+        <w:t xml:space="preserve"> </w:t>
+      </w:r>
+      <w:r>
+        <w:rPr>
+          <w:rFonts w:hint="eastAsia"/>
+        </w:rPr>
         <w:t xml:space="preserve">分别表示在1%、5%、10%水平上显著。Bootstrap</w:t>
       </w:r>
       <w:r>
@@ -6059,7 +8858,16 @@
         <w:rPr>
           <w:rFonts w:hint="eastAsia"/>
         </w:rPr>
-        <w:t xml:space="preserve">bootstrap，300次重抽样。表4-7最关键的信息，是总效应与间接路径并未形成一致支撑。首先，统一样本上的总效应（模型3）系数为0.0007，未达到常用显著性水平；其次，路径</w:t>
+        <w:t xml:space="preserve">bootstrap，300次重抽样。</w:t>
+      </w:r>
+      <w:r>
+        <w:t xml:space="preserve"> </w:t>
+      </w:r>
+      <w:r>
+        <w:rPr>
+          <w:rFonts w:hint="eastAsia"/>
+        </w:rPr>
+        <w:t xml:space="preserve">表4-7最关键的信息，是总效应与间接路径仍未形成稳健一致支撑。统一样本上的总效应（模型3）系数为0.0007，未达到常用显著性水平；其次，路径</w:t>
       </w:r>
       <w:r>
         <w:t xml:space="preserve"> </w:t>
@@ -6076,16 +8884,36 @@
         <w:rPr>
           <w:rFonts w:hint="eastAsia"/>
         </w:rPr>
-        <w:t xml:space="preserve">为正，但同样未达到常用显著性水平；再次，在模型5中，Power</w:t>
-      </w:r>
-      <w:r>
-        <w:t xml:space="preserve"> </w:t>
-      </w:r>
-      <w:r>
-        <w:rPr>
-          <w:rFonts w:hint="eastAsia"/>
-        </w:rPr>
-        <w:t xml:space="preserve">的系数为0.0227，在1%水平上显著为正，而补贴的直接效应</w:t>
+        <w:t xml:space="preserve">虽为正，但并未达到常用显著性水平（</w:t>
+      </w:r>
+      <m:oMath>
+        <m:r>
+          <m:t>p</m:t>
+        </m:r>
+        <m:r>
+          <m:rPr>
+            <m:sty m:val="p"/>
+          </m:rPr>
+          <m:t>=</m:t>
+        </m:r>
+        <m:r>
+          <m:t>0.212</m:t>
+        </m:r>
+      </m:oMath>
+      <w:r>
+        <w:rPr>
+          <w:rFonts w:hint="eastAsia"/>
+        </w:rPr>
+        <w:t xml:space="preserve">）；同时，在模型5中，Power</w:t>
+      </w:r>
+      <w:r>
+        <w:t xml:space="preserve"> </w:t>
+      </w:r>
+      <w:r>
+        <w:rPr>
+          <w:rFonts w:hint="eastAsia"/>
+        </w:rPr>
+        <w:t xml:space="preserve">的系数为0.0117，仅在10%水平上边际显著，而补贴的直接效应</w:t>
       </w:r>
       <w:r>
         <w:t xml:space="preserve"> </w:t>
@@ -6123,16 +8951,16 @@
         <w:rPr>
           <w:rFonts w:hint="eastAsia"/>
         </w:rPr>
-        <w:t xml:space="preserve">95%置信区间为[-0.000004,</w:t>
-      </w:r>
-      <w:r>
-        <w:t xml:space="preserve"> </w:t>
-      </w:r>
-      <w:r>
-        <w:rPr>
-          <w:rFonts w:hint="eastAsia"/>
-        </w:rPr>
-        <w:t xml:space="preserve">0.000132]，跨越0，Sobel</w:t>
+        <w:t xml:space="preserve">95%置信区间为[-0.000009,</w:t>
+      </w:r>
+      <w:r>
+        <w:t xml:space="preserve"> </w:t>
+      </w:r>
+      <w:r>
+        <w:rPr>
+          <w:rFonts w:hint="eastAsia"/>
+        </w:rPr>
+        <w:t xml:space="preserve">0.000070]，跨越0，Sobel</w:t>
       </w:r>
       <w:r>
         <w:t xml:space="preserve"> </w:t>
@@ -6157,14 +8985,14 @@
           <m:t>=</m:t>
         </m:r>
         <m:r>
-          <m:t>0.1580</m:t>
+          <m:t>0.2994</m:t>
         </m:r>
       </m:oMath>
       <w:r>
         <w:rPr>
           <w:rFonts w:hint="eastAsia"/>
         </w:rPr>
-        <w:t xml:space="preserve">。这说明在当前样本和</w:t>
+        <w:t xml:space="preserve">，并未形成统计支撑。这说明在当前样本和经旋转双因子</w:t>
       </w:r>
       <w:r>
         <w:t xml:space="preserve"> FA </w:t>
@@ -6173,7 +9001,25 @@
         <w:rPr>
           <w:rFonts w:hint="eastAsia"/>
         </w:rPr>
-        <w:t xml:space="preserve">口径下，管理层权力尚不足以为财政补贴与高管超额薪酬之间的关系提供稳健的中介效应支持。更稳妥的理解是：管理层权力对超额薪酬本身具有独立解释力，但“补贴先影响权力、再影响超额薪酬”的完整链条并未得到统计支持，因此</w:t>
+        <w:t xml:space="preserve">口径下，管理层权力尚不足以为财政补贴与高管超额薪酬之间的关系提供稳健的中介效应支持。更稳妥的理解是：即便改用经旋转双因子</w:t>
+      </w:r>
+      <w:r>
+        <w:t xml:space="preserve"> FA </w:t>
+      </w:r>
+      <w:r>
+        <w:rPr>
+          <w:rFonts w:hint="eastAsia"/>
+        </w:rPr>
+        <w:t xml:space="preserve">合成的管理层权力口径，“补贴先影响权力、再影响超额薪酬”的完整链条仍未得到</w:t>
+      </w:r>
+      <w:r>
+        <w:t xml:space="preserve"> Bootstrap </w:t>
+      </w:r>
+      <w:r>
+        <w:rPr>
+          <w:rFonts w:hint="eastAsia"/>
+        </w:rPr>
+        <w:t xml:space="preserve">证据的稳健支持，因此</w:t>
       </w:r>
       <w:r>
         <w:t xml:space="preserve"> H2 </w:t>
@@ -6182,23 +9028,127 @@
         <w:rPr>
           <w:rFonts w:hint="eastAsia"/>
         </w:rPr>
-        <w:t xml:space="preserve">在本文中未获支持，只能保留为探索性的机制讨论。</w:t>
-      </w:r>
-    </w:p>
-    <w:bookmarkEnd w:id="54"/>
-    <w:bookmarkStart w:id="59" w:name="X4ee7b7ab355b69f1a0937f5ab79ae423d89862c"/>
+        <w:t xml:space="preserve">在本文中仍未获支持，只能保留为探索性的机制讨论。作为测度敏感性的补充，本文又以相同四项底层指标提取前两个主成分构造</w:t>
+      </w:r>
+      <w:r>
+        <w:t xml:space="preserve"> </w:t>
+      </w:r>
+      <w:r>
+        <w:rPr>
+          <w:rStyle w:val="VerbatimChar"/>
+        </w:rPr>
+        <w:t xml:space="preserve">Power_PCA</w:t>
+      </w:r>
+      <w:r>
+        <w:rPr>
+          <w:rFonts w:hint="eastAsia"/>
+        </w:rPr>
+        <w:t xml:space="preserve">。该口径下前两个主成分累计方差贡献率为68.72%，但路径</w:t>
+      </w:r>
+      <w:r>
+        <w:t xml:space="preserve"> </w:t>
+      </w:r>
+      <m:oMath>
+        <m:r>
+          <m:t>a</m:t>
+        </m:r>
+      </m:oMath>
+      <w:r>
+        <w:t xml:space="preserve"> </w:t>
+      </w:r>
+      <w:r>
+        <w:rPr>
+          <w:rFonts w:hint="eastAsia"/>
+        </w:rPr>
+        <w:t xml:space="preserve">仍未显著（</w:t>
+      </w:r>
+      <m:oMath>
+        <m:r>
+          <m:t>p</m:t>
+        </m:r>
+        <m:r>
+          <m:rPr>
+            <m:sty m:val="p"/>
+          </m:rPr>
+          <m:t>=</m:t>
+        </m:r>
+        <m:r>
+          <m:t>0.164</m:t>
+        </m:r>
+      </m:oMath>
+      <w:r>
+        <w:rPr>
+          <w:rFonts w:hint="eastAsia"/>
+        </w:rPr>
+        <w:t xml:space="preserve">），间接效应的</w:t>
+      </w:r>
+      <w:r>
+        <w:t xml:space="preserve"> Bootstrap </w:t>
+      </w:r>
+      <w:r>
+        <w:rPr>
+          <w:rFonts w:hint="eastAsia"/>
+        </w:rPr>
+        <w:t xml:space="preserve">95%置信区间为[-0.000014,</w:t>
+      </w:r>
+      <w:r>
+        <w:t xml:space="preserve"> </w:t>
+      </w:r>
+      <w:r>
+        <w:rPr>
+          <w:rFonts w:hint="eastAsia"/>
+        </w:rPr>
+        <w:t xml:space="preserve">0.000106]，同样跨越0，说明即便改用双主成分</w:t>
+      </w:r>
+      <w:r>
+        <w:t xml:space="preserve"> </w:t>
+      </w:r>
+      <w:r>
+        <w:rPr>
+          <w:rFonts w:hint="eastAsia"/>
+        </w:rPr>
+        <w:t xml:space="preserve">PCA，对</w:t>
+      </w:r>
+      <w:r>
+        <w:t xml:space="preserve"> H2 </w:t>
+      </w:r>
+      <w:r>
+        <w:rPr>
+          <w:rFonts w:hint="eastAsia"/>
+        </w:rPr>
+        <w:t xml:space="preserve">的判断也没有改变。</w:t>
+      </w:r>
+    </w:p>
+    <w:bookmarkEnd w:id="65"/>
+    <w:bookmarkEnd w:id="66"/>
+    <w:bookmarkStart w:id="70" w:name="X4a47eeb155cb87c02b523a1bfd3ba016b991fe3"/>
     <w:p>
       <w:pPr>
         <w:pStyle w:val="Heading3"/>
       </w:pPr>
       <w:r>
-        <w:t xml:space="preserve">4.5 </w:t>
-      </w:r>
-      <w:r>
-        <w:rPr>
-          <w:rFonts w:hint="eastAsia"/>
-        </w:rPr>
-        <w:t xml:space="preserve">稳健性检验</w:t>
+        <w:t xml:space="preserve">4.7 </w:t>
+      </w:r>
+      <w:r>
+        <w:rPr>
+          <w:rFonts w:hint="eastAsia"/>
+        </w:rPr>
+        <w:t xml:space="preserve">异质性分析</w:t>
+      </w:r>
+    </w:p>
+    <w:bookmarkStart w:id="67" w:name="X901d99da72932cdeeaf7139e8b4f940327c3076"/>
+    <w:p>
+      <w:pPr>
+        <w:pStyle w:val="Heading4"/>
+      </w:pPr>
+      <w:r>
+        <w:t xml:space="preserve">4.7.1 </w:t>
+      </w:r>
+      <w:r>
+        <w:rPr>
+          <w:rFonts w:hint="eastAsia"/>
+        </w:rPr>
+        <w:t xml:space="preserve">产权性质差异</w:t>
       </w:r>
     </w:p>
     <w:p>
@@ -6209,7 +9159,7 @@
         <w:rPr>
           <w:rFonts w:hint="eastAsia"/>
         </w:rPr>
-        <w:t xml:space="preserve">为验证主回归结论在不同设定下的稳健性，本文从被解释变量选取、样本期区间、行业覆盖面和解释变量定义四个维度开展扰动检验，结果汇总于表4-8。</w:t>
+        <w:t xml:space="preserve">按照产权性质划分样本后，本文分别在国有企业样本与产权明确的私营企业样本中重复估计基准回归模型，结果见表4-9。</w:t>
       </w:r>
     </w:p>
     <w:p>
@@ -6222,7 +9172,7 @@
           <w:b/>
           <w:bCs/>
         </w:rPr>
-        <w:t xml:space="preserve">表4-8</w:t>
+        <w:t xml:space="preserve">表4-9</w:t>
       </w:r>
       <w:r>
         <w:rPr>
@@ -6237,7 +9187,7 @@
           <w:b/>
           <w:bCs/>
         </w:rPr>
-        <w:t xml:space="preserve">稳健性检验结果（聚类标准误）</w:t>
+        <w:t xml:space="preserve">产权性质分组基准回归结果（模型2）</w:t>
       </w:r>
     </w:p>
     <w:p>
@@ -6248,7 +9198,24 @@
         <w:rPr>
           <w:rFonts w:hint="eastAsia"/>
         </w:rPr>
-        <w:t xml:space="preserve">注：</w:t>
+        <w:t xml:space="preserve">注：括号内为</w:t>
+      </w:r>
+      <w:r>
+        <w:t xml:space="preserve"> </w:t>
+      </w:r>
+      <m:oMath>
+        <m:r>
+          <m:t>t</m:t>
+        </m:r>
+      </m:oMath>
+      <w:r>
+        <w:t xml:space="preserve"> </w:t>
+      </w:r>
+      <w:r>
+        <w:rPr>
+          <w:rFonts w:hint="eastAsia"/>
+        </w:rPr>
+        <w:t xml:space="preserve">值；</w:t>
       </w:r>
       <w:r>
         <w:rPr>
@@ -6273,22 +9240,23 @@
         <w:rPr>
           <w:rFonts w:hint="eastAsia"/>
         </w:rPr>
-        <w:t xml:space="preserve">分别表示在1%、5%、10%水平上显著，所有模型均控制Roa、Lever、Top1以及公司和年份固定效应。标准误为公司层面聚类稳健标准误。</w:t>
-      </w:r>
-    </w:p>
-    <w:bookmarkStart w:id="55" w:name="X774c1e8186b2ef2b4944363aba299f999379b88"/>
+        <w:t xml:space="preserve">分别表示在1%、5%、10%水平上显著，标准误为公司层面聚类稳健标准误。产权性质分组的核心信息比较直接：国有企业组和私营企业组的补贴系数都未达到统计显著水平，因此在这两个分组中都没有观察到稳定的基准回归关系。若只比较点估计，私营企业组的系数绝对值略高于国有企业组，但两组都非常接近于0，经济含义有限。两类企业的薪酬约束机制虽有差异，但在当前基准口径下，这种差异尚未表现为稳健的补贴—超额薪酬分组差别。由于组内系数均未达显著水平，以上仅作制度背景下的方向性讨论，不构成稳健异质性结论。</w:t>
+      </w:r>
+    </w:p>
+    <w:bookmarkEnd w:id="67"/>
+    <w:bookmarkStart w:id="68" w:name="X8d6f92d2a399327a007ff3631dbe981897004ce"/>
     <w:p>
       <w:pPr>
         <w:pStyle w:val="Heading4"/>
       </w:pPr>
       <w:r>
-        <w:t xml:space="preserve">4.5.1 </w:t>
-      </w:r>
-      <w:r>
-        <w:rPr>
-          <w:rFonts w:hint="eastAsia"/>
-        </w:rPr>
-        <w:t xml:space="preserve">替换被解释变量</w:t>
+        <w:t xml:space="preserve">4.7.2 </w:t>
+      </w:r>
+      <w:r>
+        <w:rPr>
+          <w:rFonts w:hint="eastAsia"/>
+        </w:rPr>
+        <w:t xml:space="preserve">行业管制强度差异</w:t>
       </w:r>
     </w:p>
     <w:p>
@@ -6299,131 +9267,7 @@
         <w:rPr>
           <w:rFonts w:hint="eastAsia"/>
         </w:rPr>
-        <w:t xml:space="preserve">将被解释变量由超额薪酬（Overpay）替换为高管前三名薪酬总额对数后，补贴系数为0.0036，并在1%水平上显著为正。这说明财政补贴与薪酬总水平之间仍有更容易被观察到的正向关系，但当因变量改为剔除正常部分后的超额薪酬残差时，这种关系会明显减弱。</w:t>
-      </w:r>
-    </w:p>
-    <w:bookmarkEnd w:id="55"/>
-    <w:bookmarkStart w:id="56" w:name="X1479e2c5204a5dd98091ee80cf68c3e0d1358d3"/>
-    <w:p>
-      <w:pPr>
-        <w:pStyle w:val="Heading4"/>
-      </w:pPr>
-      <w:r>
-        <w:t xml:space="preserve">4.5.2 </w:t>
-      </w:r>
-      <w:r>
-        <w:rPr>
-          <w:rFonts w:hint="eastAsia"/>
-        </w:rPr>
-        <w:t xml:space="preserve">缩小样本期</w:t>
-      </w:r>
-    </w:p>
-    <w:p>
-      <w:pPr>
-        <w:pStyle w:val="FirstParagraph"/>
-      </w:pPr>
-      <w:r>
-        <w:rPr>
-          <w:rFonts w:hint="eastAsia"/>
-        </w:rPr>
-        <w:t xml:space="preserve">将样本期限缩至2010—2020年后，补贴系数为0.0010，未达到常用显著性水平，这说明在较短样本窗口下，补贴与超额薪酬的关系并未表现出更稳固的统计支撑。</w:t>
-      </w:r>
-    </w:p>
-    <w:bookmarkEnd w:id="56"/>
-    <w:bookmarkStart w:id="57" w:name="Xb8a41e370a48baa45371e3bb1e9cabf2a6bf41b"/>
-    <w:p>
-      <w:pPr>
-        <w:pStyle w:val="Heading4"/>
-      </w:pPr>
-      <w:r>
-        <w:t xml:space="preserve">4.5.3 </w:t>
-      </w:r>
-      <w:r>
-        <w:rPr>
-          <w:rFonts w:hint="eastAsia"/>
-        </w:rPr>
-        <w:t xml:space="preserve">仅保留制造业样本</w:t>
-      </w:r>
-    </w:p>
-    <w:p>
-      <w:pPr>
-        <w:pStyle w:val="FirstParagraph"/>
-      </w:pPr>
-      <w:r>
-        <w:rPr>
-          <w:rFonts w:hint="eastAsia"/>
-        </w:rPr>
-        <w:t xml:space="preserve">仅保留制造业（样本量32,515）后，补贴系数接近于0且不显著。这说明在制造业单一行业内部，财政补贴与超额薪酬的平均直接关系并未形成稳定证据。</w:t>
-      </w:r>
-    </w:p>
-    <w:bookmarkEnd w:id="57"/>
-    <w:bookmarkStart w:id="58" w:name="Xf017f3f30aefea5ed897bed9c499960cc312560"/>
-    <w:p>
-      <w:pPr>
-        <w:pStyle w:val="Heading4"/>
-      </w:pPr>
-      <w:r>
-        <w:t xml:space="preserve">4.5.4 </w:t>
-      </w:r>
-      <w:r>
-        <w:rPr>
-          <w:rFonts w:hint="eastAsia"/>
-        </w:rPr>
-        <w:t xml:space="preserve">替换解释变量度量方式</w:t>
-      </w:r>
-    </w:p>
-    <w:p>
-      <w:pPr>
-        <w:pStyle w:val="FirstParagraph"/>
-      </w:pPr>
-      <w:r>
-        <w:rPr>
-          <w:rFonts w:hint="eastAsia"/>
-        </w:rPr>
-        <w:t xml:space="preserve">将核心解释变量替换为“仅对正补助取自然对数”的滞后项后，系数为0.0094，并在1%水平上显著为正。这说明当研究对象收窄为正补助样本中的补助强弱差异时，补贴—超额薪酬的正向关系会更明显。综合四项检验可以看到，财政补贴系数在不同设定下的表现并不一致：在薪酬总水平口径和正补助对数口径下，系数为正且显著；但在缩小样本期和仅制造业样本下，统计显著性消失。因此，H1并未表现出强稳健性，更稳妥的结论是：补贴与薪酬之间的关系对变量定义和样本设定较为敏感。</w:t>
-      </w:r>
-    </w:p>
-    <w:bookmarkEnd w:id="58"/>
-    <w:bookmarkEnd w:id="59"/>
-    <w:bookmarkStart w:id="63" w:name="Xefff4dabb15590eafcb3bbb449ec4644ec4f55f"/>
-    <w:p>
-      <w:pPr>
-        <w:pStyle w:val="Heading3"/>
-      </w:pPr>
-      <w:r>
-        <w:t xml:space="preserve">4.6 </w:t>
-      </w:r>
-      <w:r>
-        <w:rPr>
-          <w:rFonts w:hint="eastAsia"/>
-        </w:rPr>
-        <w:t xml:space="preserve">异质性分析</w:t>
-      </w:r>
-    </w:p>
-    <w:bookmarkStart w:id="60" w:name="X521214c2a83f34fdca5425309094d371588b3b7"/>
-    <w:p>
-      <w:pPr>
-        <w:pStyle w:val="Heading4"/>
-      </w:pPr>
-      <w:r>
-        <w:t xml:space="preserve">4.6.1 </w:t>
-      </w:r>
-      <w:r>
-        <w:rPr>
-          <w:rFonts w:hint="eastAsia"/>
-        </w:rPr>
-        <w:t xml:space="preserve">产权性质差异</w:t>
-      </w:r>
-    </w:p>
-    <w:p>
-      <w:pPr>
-        <w:pStyle w:val="FirstParagraph"/>
-      </w:pPr>
-      <w:r>
-        <w:rPr>
-          <w:rFonts w:hint="eastAsia"/>
-        </w:rPr>
-        <w:t xml:space="preserve">按照产权性质划分样本后，本文分别在国有企业样本与产权明确的私营企业样本中重复估计主回归模型，结果见表4-9。</w:t>
+        <w:t xml:space="preserve">按行业监管强度将样本划分为管制行业与非管制行业两组，并在各组内分别重复估计基准回归模型，结果见表4-10。</w:t>
       </w:r>
     </w:p>
     <w:p>
@@ -6436,7 +9280,7 @@
           <w:b/>
           <w:bCs/>
         </w:rPr>
-        <w:t xml:space="preserve">表4-9</w:t>
+        <w:t xml:space="preserve">表4-10</w:t>
       </w:r>
       <w:r>
         <w:rPr>
@@ -6451,7 +9295,7 @@
           <w:b/>
           <w:bCs/>
         </w:rPr>
-        <w:t xml:space="preserve">产权性质分组主回归结果（模型2）</w:t>
+        <w:t xml:space="preserve">行业管制强度分组基准回归结果（模型2）</w:t>
       </w:r>
     </w:p>
     <w:p>
@@ -6504,23 +9348,23 @@
         <w:rPr>
           <w:rFonts w:hint="eastAsia"/>
         </w:rPr>
-        <w:t xml:space="preserve">分别表示在1%、5%、10%水平上显著，标准误为公司层面聚类稳健标准误。产权性质分组的核心信息比较直接：国有企业组和私营企业组的补贴系数都未达到统计显著水平，因此在这两个分组中都没有观察到稳定的主回归关系。若只比较点估计，私营企业组的系数绝对值略高于国有企业组，但两组都非常接近于0，经济含义有限。两类企业的薪酬约束机制虽有差异，但在当前基准口径下，这种差异尚未表现为稳健的补贴—超额薪酬分组差别。由于组内系数均未达显著水平，以上仅作制度背景下的方向性讨论，不构成稳健异质性结论。</w:t>
-      </w:r>
-    </w:p>
-    <w:bookmarkEnd w:id="60"/>
-    <w:bookmarkStart w:id="61" w:name="X59c939dcd51695f8e34b792e917cc3246978c21"/>
+        <w:t xml:space="preserve">分别表示在1%、5%、10%水平上显著，标准误为公司层面聚类稳健标准误。行业管制分组下，两组系数都未达到统计显著水平，因此没有哪一组可以被写成稳定显著的补贴效应。若只比较点估计，非管制行业组系数为正且略高，管制行业组为负，这与强监管行业补贴用途约束更强的制度背景大体一致。由于组内系数均未达显著水平，以上仅作制度背景下的方向性讨论，不构成稳健异质性结论。</w:t>
+      </w:r>
+    </w:p>
+    <w:bookmarkEnd w:id="68"/>
+    <w:bookmarkStart w:id="69" w:name="X0c08bdf88469b4578e94d73e1b7bd5ef435be3e"/>
     <w:p>
       <w:pPr>
         <w:pStyle w:val="Heading4"/>
       </w:pPr>
       <w:r>
-        <w:t xml:space="preserve">4.6.2 </w:t>
-      </w:r>
-      <w:r>
-        <w:rPr>
-          <w:rFonts w:hint="eastAsia"/>
-        </w:rPr>
-        <w:t xml:space="preserve">行业管制强度差异</w:t>
+        <w:t xml:space="preserve">4.7.3 </w:t>
+      </w:r>
+      <w:r>
+        <w:rPr>
+          <w:rFonts w:hint="eastAsia"/>
+        </w:rPr>
+        <w:t xml:space="preserve">央企与地方国企差异</w:t>
       </w:r>
     </w:p>
     <w:p>
@@ -6531,7 +9375,7 @@
         <w:rPr>
           <w:rFonts w:hint="eastAsia"/>
         </w:rPr>
-        <w:t xml:space="preserve">按行业监管强度将样本划分为管制行业与非管制行业两组，并在各组内分别重复估计主回归模型，结果见表4-10。</w:t>
+        <w:t xml:space="preserve">在可识别央地属性的国有样本内进一步细分后，本文分别在央企组和地方国企组中重复估计基准回归模型，结果见表4-11。</w:t>
       </w:r>
     </w:p>
     <w:p>
@@ -6544,7 +9388,7 @@
           <w:b/>
           <w:bCs/>
         </w:rPr>
-        <w:t xml:space="preserve">表4-10</w:t>
+        <w:t xml:space="preserve">表4-11</w:t>
       </w:r>
       <w:r>
         <w:rPr>
@@ -6559,7 +9403,7 @@
           <w:b/>
           <w:bCs/>
         </w:rPr>
-        <w:t xml:space="preserve">行业管制强度分组主回归结果（模型2）</w:t>
+        <w:t xml:space="preserve">央企与地方国企分组基准回归结果（模型2）</w:t>
       </w:r>
     </w:p>
     <w:p>
@@ -6612,23 +9456,31 @@
         <w:rPr>
           <w:rFonts w:hint="eastAsia"/>
         </w:rPr>
-        <w:t xml:space="preserve">分别表示在1%、5%、10%水平上显著，标准误为公司层面聚类稳健标准误。行业管制分组下，两组系数都未达到统计显著水平，因此没有哪一组可以被写成稳定显著的补贴效应。若只比较点估计，非管制行业组系数为正且略高，管制行业组为负，这与强监管行业补贴用途约束更强的制度背景大体一致。由于组内系数均未达显著水平，以上仅作制度背景下的方向性讨论，不构成稳健异质性结论。</w:t>
-      </w:r>
-    </w:p>
-    <w:bookmarkEnd w:id="61"/>
-    <w:bookmarkStart w:id="62" w:name="X25c3463a74071334ee2e2778ec6e653d4564493"/>
-    <w:p>
-      <w:pPr>
-        <w:pStyle w:val="Heading4"/>
-      </w:pPr>
-      <w:r>
-        <w:t xml:space="preserve">4.6.3 </w:t>
-      </w:r>
-      <w:r>
-        <w:rPr>
-          <w:rFonts w:hint="eastAsia"/>
-        </w:rPr>
-        <w:t xml:space="preserve">央企与地方国企差异</w:t>
+        <w:t xml:space="preserve">分别表示在1%、5%、10%水平上显著。标准误为公司层面聚类稳健标准误。央地可识别比例为74.53%。在国有企业内部区分央企和地方国企后，两组的补贴系数都未达到统计显著水平，因此同样不能说哪一组存在稳定显著的补贴效应。若只比较点估计，地方国企组的负向系数绝对值略大，这与地方国企面临更直接的财政和审计约束这一制度背景并不冲突。由于组内系数均未达显著水平，以上仅作制度背景下的方向性讨论，不构成稳健异质性结论。</w:t>
+      </w:r>
+    </w:p>
+    <w:bookmarkEnd w:id="69"/>
+    <w:bookmarkEnd w:id="70"/>
+    <w:bookmarkEnd w:id="71"/>
+    <w:bookmarkStart w:id="99" w:name="第五章-基于机器学习方法的拓展性分析"/>
+    <w:p>
+      <w:pPr>
+        <w:pStyle w:val="Heading2"/>
+      </w:pPr>
+      <w:r>
+        <w:rPr>
+          <w:rFonts w:hint="eastAsia"/>
+        </w:rPr>
+        <w:t xml:space="preserve">第五章</w:t>
+      </w:r>
+      <w:r>
+        <w:t xml:space="preserve"> </w:t>
+      </w:r>
+      <w:r>
+        <w:rPr>
+          <w:rFonts w:hint="eastAsia"/>
+        </w:rPr>
+        <w:t xml:space="preserve">基于机器学习方法的拓展性分析</w:t>
       </w:r>
     </w:p>
     <w:p>
@@ -6639,105 +9491,22 @@
         <w:rPr>
           <w:rFonts w:hint="eastAsia"/>
         </w:rPr>
-        <w:t xml:space="preserve">在可识别央地属性的国有样本内进一步细分后，本文分别在央企组和地方国企组中重复估计主回归模型，结果见表4-11。</w:t>
-      </w:r>
-    </w:p>
-    <w:p>
-      <w:pPr>
-        <w:pStyle w:val="BodyText"/>
-      </w:pPr>
-      <w:r>
-        <w:rPr>
-          <w:rFonts w:hint="eastAsia"/>
-          <w:b/>
-          <w:bCs/>
-        </w:rPr>
-        <w:t xml:space="preserve">表4-11</w:t>
-      </w:r>
-      <w:r>
-        <w:rPr>
-          <w:b/>
-          <w:bCs/>
-        </w:rPr>
-        <w:t xml:space="preserve"> </w:t>
-      </w:r>
-      <w:r>
-        <w:rPr>
-          <w:rFonts w:hint="eastAsia"/>
-          <w:b/>
-          <w:bCs/>
-        </w:rPr>
-        <w:t xml:space="preserve">央企与地方国企分组主回归结果（模型2）</w:t>
-      </w:r>
-    </w:p>
-    <w:p>
-      <w:pPr>
-        <w:pStyle w:val="BodyText"/>
-      </w:pPr>
-      <w:r>
-        <w:rPr>
-          <w:rFonts w:hint="eastAsia"/>
-        </w:rPr>
-        <w:t xml:space="preserve">注：括号内为</w:t>
-      </w:r>
-      <w:r>
-        <w:t xml:space="preserve"> </w:t>
-      </w:r>
-      <m:oMath>
-        <m:r>
-          <m:t>t</m:t>
-        </m:r>
-      </m:oMath>
-      <w:r>
-        <w:t xml:space="preserve"> </w:t>
-      </w:r>
-      <w:r>
-        <w:rPr>
-          <w:rFonts w:hint="eastAsia"/>
-        </w:rPr>
-        <w:t xml:space="preserve">值；</w:t>
-      </w:r>
-      <w:r>
-        <w:rPr>
-          <w:b/>
-          <w:bCs/>
-          <w:i/>
-          <w:iCs/>
-        </w:rPr>
-        <w:t xml:space="preserve">、</w:t>
-      </w:r>
-      <w:r>
-        <w:rPr>
-          <w:i/>
-          <w:iCs/>
-        </w:rPr>
-        <w:t xml:space="preserve">、</w:t>
-      </w:r>
-      <w:r>
-        <w:t xml:space="preserve"> </w:t>
-      </w:r>
-      <w:r>
-        <w:rPr>
-          <w:rFonts w:hint="eastAsia"/>
-        </w:rPr>
-        <w:t xml:space="preserve">分别表示在1%、5%、10%水平上显著。标准误为公司层面聚类稳健标准误。央地可识别比例为74.50%。在国有企业内部区分央企和地方国企后，两组的补贴系数都未达到统计显著水平，因此同样不能说哪一组存在稳定显著的补贴效应。若只比较点估计，地方国企组的负向系数绝对值略大，这与地方国企面临更直接的财政和审计约束这一制度背景并不冲突。由于组内系数均未达显著水平，以上仅作制度背景下的方向性讨论，不构成稳健异质性结论。</w:t>
-      </w:r>
-    </w:p>
-    <w:bookmarkEnd w:id="62"/>
-    <w:bookmarkEnd w:id="63"/>
-    <w:bookmarkStart w:id="91" w:name="Xb976832eaf2551e6a47881156f95ab4648e24f5"/>
+        <w:t xml:space="preserve">前文第四章主要依靠固定效应回归、工具变量和中介效应模型，讨论财政补贴与高管超额薪酬之间在平均意义上的条件相关关系。由于基准回归结果、中介效应分析和异质性分析都没有提供足够强的线性统计支撑，本文进一步引入机器学习方法，将其作为拓展性分析工具，用于识别基准回归难以充分刻画的非线性结构、局部交互关系以及变量重要性排序。需要再次强调的是，本章所有结果都服务于补充理解，不替代第四章的计量回归结论，也不被解释为正式的因果识别结果。</w:t>
+      </w:r>
+    </w:p>
+    <w:bookmarkStart w:id="72" w:name="Xc32952a988c87db106c449886eb9b8702cba0d0"/>
     <w:p>
       <w:pPr>
         <w:pStyle w:val="Heading3"/>
       </w:pPr>
       <w:r>
-        <w:t xml:space="preserve">4.7 </w:t>
-      </w:r>
-      <w:r>
-        <w:rPr>
-          <w:rFonts w:hint="eastAsia"/>
-        </w:rPr>
-        <w:t xml:space="preserve">基于机器学习的非线性补充分析与结构线索识别</w:t>
+        <w:t xml:space="preserve">5.1 </w:t>
+      </w:r>
+      <w:r>
+        <w:rPr>
+          <w:rFonts w:hint="eastAsia"/>
+        </w:rPr>
+        <w:t xml:space="preserve">随机森林模型</w:t>
       </w:r>
     </w:p>
     <w:p>
@@ -6748,51 +9517,7 @@
         <w:rPr>
           <w:rFonts w:hint="eastAsia"/>
         </w:rPr>
-        <w:t xml:space="preserve">前文计量回归已在固定效应、滞后设定和工具变量检验下，回答了财政补贴与超额薪酬在平均意义上的条件相关关系。由于主回归和中介检验都未给出强支撑，本节引入机器学习的目的，不是替代主回归，更不是把预测精度上升直接解释为经济机制成立，而是把它作为补充观察工具：一是看看财政补贴效应是否存在线性平均斜率难以概括的非线性结构；二是观察产权性质和权力相关特征是否与补贴变量共同形成局部结构差异；三是检验财政补贴变量在更灵活模型里是否仍保留一定信息含量。下文所有机器学习结果都应理解为探索性线索，而不是对</w:t>
-      </w:r>
-      <w:r>
-        <w:t xml:space="preserve"> H1 </w:t>
-      </w:r>
-      <w:r>
-        <w:rPr>
-          <w:rFonts w:hint="eastAsia"/>
-        </w:rPr>
-        <w:t xml:space="preserve">或</w:t>
-      </w:r>
-      <w:r>
-        <w:t xml:space="preserve"> H2 </w:t>
-      </w:r>
-      <w:r>
-        <w:rPr>
-          <w:rFonts w:hint="eastAsia"/>
-        </w:rPr>
-        <w:t xml:space="preserve">的正式统计确认。</w:t>
-      </w:r>
-    </w:p>
-    <w:bookmarkStart w:id="64" w:name="X0d81880e8e5e9fe269d0ccc9eb77fb06205560b"/>
-    <w:p>
-      <w:pPr>
-        <w:pStyle w:val="Heading4"/>
-      </w:pPr>
-      <w:r>
-        <w:t xml:space="preserve">4.7.1 </w:t>
-      </w:r>
-      <w:r>
-        <w:rPr>
-          <w:rFonts w:hint="eastAsia"/>
-        </w:rPr>
-        <w:t xml:space="preserve">数据与预处理</w:t>
-      </w:r>
-    </w:p>
-    <w:p>
-      <w:pPr>
-        <w:pStyle w:val="FirstParagraph"/>
-      </w:pPr>
-      <w:r>
-        <w:rPr>
-          <w:rFonts w:hint="eastAsia"/>
-        </w:rPr>
-        <w:t xml:space="preserve">机器学习部分使用45,331个样本，差异主要来自</w:t>
+        <w:t xml:space="preserve">机器学习部分使用45,286个样本，差异主要来自</w:t>
       </w:r>
       <w:r>
         <w:t xml:space="preserve"> </w:t>
@@ -6810,7 +9535,7 @@
         <w:rPr>
           <w:rFonts w:hint="eastAsia"/>
         </w:rPr>
-        <w:t xml:space="preserve">等输入变量的缺失。以公司为单位，沿用分组随机抽样（GroupShuffleSplit）将样本按8:2比例划分为训练集（36,150条）和测试集（9,181条），确保同一公司的全部年度观测仅进入其中一端，避免公司内序列相关导致的性能高估。输入变量共14个，涵盖财政补贴（lnSubsidy）、财务特征（Roa、Lever）、治理结构（Top1、Boardsize、Dual、Insider、Mgshder）、高管个人特征（Tenure）和企业属性（Zone、Industry、lnSale、IA、IsSOE）。此外，为辅助比较不同模型设定下对结构信息的识别表现，本文另将</w:t>
+        <w:t xml:space="preserve">等输入变量的缺失。以公司为单位，沿用分组随机抽样（GroupShuffleSplit）将样本按8:2比例划分为训练集（36,392条）和测试集（8,894条），确保同一公司的全部年度观测仅进入其中一端，避免公司内序列相关导致的性能高估。输入变量共14个，涵盖财政补贴（lnSubsidy）、财务特征（Roa、Lever）、治理结构（Top1、Boardsize、Dual、Insider、Mgshder）、高管个人特征（Tenure）和企业属性（Zone、Industry、lnSale、IA、IsSOE）。此外，为辅助比较不同模型设定下对结构信息的识别表现，本文另将</w:t>
       </w:r>
       <w:r>
         <w:t xml:space="preserve"> </w:t>
@@ -6840,7 +9565,7 @@
         <w:rPr>
           <w:rFonts w:hint="eastAsia"/>
         </w:rPr>
-        <w:t xml:space="preserve">构造成二元标签；正类22,275个、负类23,056个，比例约为49.14%，没有明显失衡，因此未额外引入</w:t>
+        <w:t xml:space="preserve">构造成二元标签；正类22,350个、负类22,936个，比例约为49.35%，没有明显失衡，因此未额外引入</w:t>
       </w:r>
       <w:r>
         <w:t xml:space="preserve"> SMOTE </w:t>
@@ -6888,20 +9613,49 @@
         <w:t xml:space="preserve">开展零均值单位方差标准化处理，树模型由于对特征尺度不敏感，不开展标准化。</w:t>
       </w:r>
     </w:p>
-    <w:bookmarkEnd w:id="64"/>
-    <w:bookmarkStart w:id="65" w:name="Xc9e3a0e9e9d24d13cf3f79e0219a890c6f785ac"/>
-    <w:p>
-      <w:pPr>
-        <w:pStyle w:val="Heading4"/>
-      </w:pPr>
-      <w:r>
-        <w:t xml:space="preserve">4.7.2 </w:t>
-      </w:r>
-      <w:r>
-        <w:rPr>
-          <w:rFonts w:hint="eastAsia"/>
-        </w:rPr>
-        <w:t xml:space="preserve">模型挑选与补充剖析目的</w:t>
+    <w:p>
+      <w:pPr>
+        <w:pStyle w:val="BodyText"/>
+      </w:pPr>
+      <w:r>
+        <w:rPr>
+          <w:rFonts w:hint="eastAsia"/>
+        </w:rPr>
+        <w:t xml:space="preserve">在具体模型中，随机森林被选作首个树模型，主要考虑其通过</w:t>
+      </w:r>
+      <w:r>
+        <w:t xml:space="preserve"> Bagging </w:t>
+      </w:r>
+      <w:r>
+        <w:rPr>
+          <w:rFonts w:hint="eastAsia"/>
+        </w:rPr>
+        <w:t xml:space="preserve">集成多棵决策树，可以在不强加线性斜率约束的情况下识别变量之间的区间差异与非线性关系，同时又相对稳健地控制单棵树的高方差风险。对本文而言，随机森林的作用并不是替代基准回归，而是提供一种更灵活的数据驱动视角，帮助判断财政补贴变量在高维特征竞争下是否仍保留解释力，并为后续</w:t>
+      </w:r>
+      <w:r>
+        <w:t xml:space="preserve"> SHAP </w:t>
+      </w:r>
+      <w:r>
+        <w:rPr>
+          <w:rFonts w:hint="eastAsia"/>
+        </w:rPr>
+        <w:t xml:space="preserve">和模型对比分析提供树模型基础。</w:t>
+      </w:r>
+    </w:p>
+    <w:bookmarkEnd w:id="72"/>
+    <w:bookmarkStart w:id="79" w:name="Xac69d1fb16b44cb1ba3dbab8d79390865ec7daa"/>
+    <w:p>
+      <w:pPr>
+        <w:pStyle w:val="Heading3"/>
+      </w:pPr>
+      <w:r>
+        <w:t xml:space="preserve">5.2 </w:t>
+      </w:r>
+      <w:r>
+        <w:rPr>
+          <w:rFonts w:hint="eastAsia"/>
+        </w:rPr>
+        <w:t xml:space="preserve">特征重要性分析</w:t>
       </w:r>
     </w:p>
     <w:p>
@@ -6912,16 +9666,12 @@
         <w:rPr>
           <w:rFonts w:hint="eastAsia"/>
         </w:rPr>
-        <w:t xml:space="preserve">本节使用的模型按功能分为三类：</w:t>
-      </w:r>
-    </w:p>
-    <w:p>
-      <w:pPr>
-        <w:pStyle w:val="Compact"/>
-        <w:numPr>
-          <w:ilvl w:val="0"/>
-          <w:numId w:val="1001"/>
-        </w:numPr>
+        <w:t xml:space="preserve">为进一步观察财政补贴在多种模型设定下是否仍保留信息含量，本节首先从特征重要性角度展开补充分析。</w:t>
+      </w:r>
+    </w:p>
+    <w:p>
+      <w:pPr>
+        <w:pStyle w:val="BodyText"/>
       </w:pPr>
       <w:r>
         <w:rPr>
@@ -6929,123 +9679,7 @@
           <w:b/>
           <w:bCs/>
         </w:rPr>
-        <w:t xml:space="preserve">Lasso回归</w:t>
-      </w:r>
-      <w:r>
-        <w:rPr>
-          <w:rFonts w:hint="eastAsia"/>
-        </w:rPr>
-        <w:t xml:space="preserve">：借助L1正则化在特征之间引入竞争性淘汰机制，用于检验财政补贴变量在自动筛选后是否仍被保留。这是对主回归变量挑选合理性的一种数据驱动验证。</w:t>
-      </w:r>
-    </w:p>
-    <w:p>
-      <w:pPr>
-        <w:pStyle w:val="Compact"/>
-        <w:numPr>
-          <w:ilvl w:val="0"/>
-          <w:numId w:val="1001"/>
-        </w:numPr>
-      </w:pPr>
-      <w:r>
-        <w:rPr>
-          <w:rFonts w:hint="eastAsia"/>
-          <w:b/>
-          <w:bCs/>
-        </w:rPr>
-        <w:t xml:space="preserve">随机森林与XGBoost</w:t>
-      </w:r>
-      <w:r>
-        <w:rPr>
-          <w:rFonts w:hint="eastAsia"/>
-        </w:rPr>
-        <w:t xml:space="preserve">：两种集成树模型均允许变量作用随区间和特征组合变化，用于识别线性回归未展开的非线性结构和高阶交互。随机森林借助Bagging降低方差，XGBoost借助Boosting逐步修正残差，两者的SHAP解释结果可以互相验证。在本文中，SHAP是将“黑箱”树模型结果与经济学假设对接的关键工具。</w:t>
-      </w:r>
-    </w:p>
-    <w:p>
-      <w:pPr>
-        <w:pStyle w:val="Compact"/>
-        <w:numPr>
-          <w:ilvl w:val="0"/>
-          <w:numId w:val="1001"/>
-        </w:numPr>
-      </w:pPr>
-      <w:r>
-        <w:rPr>
-          <w:rFonts w:hint="eastAsia"/>
-          <w:b/>
-          <w:bCs/>
-        </w:rPr>
-        <w:t xml:space="preserve">SHAP（SHapley</w:t>
-      </w:r>
-      <w:r>
-        <w:rPr>
-          <w:b/>
-          <w:bCs/>
-        </w:rPr>
-        <w:t xml:space="preserve"> Additive </w:t>
-      </w:r>
-      <w:r>
-        <w:rPr>
-          <w:rFonts w:hint="eastAsia"/>
-          <w:b/>
-          <w:bCs/>
-        </w:rPr>
-        <w:t xml:space="preserve">exPlanations）</w:t>
-      </w:r>
-      <w:r>
-        <w:rPr>
-          <w:rFonts w:hint="eastAsia"/>
-        </w:rPr>
-        <w:t xml:space="preserve">：基于博弈论的Shapley值框架，为每个样本的每个特征分配一个局部贡献值，用于量化特征的边际影响方向、幅度和交互结构。</w:t>
-      </w:r>
-    </w:p>
-    <w:bookmarkEnd w:id="65"/>
-    <w:bookmarkStart w:id="72" w:name="X887d3a7910b07a74e15a749b66158a3459e5c4c"/>
-    <w:p>
-      <w:pPr>
-        <w:pStyle w:val="Heading4"/>
-      </w:pPr>
-      <w:r>
-        <w:t xml:space="preserve">4.7.3 </w:t>
-      </w:r>
-      <w:r>
-        <w:rPr>
-          <w:rFonts w:hint="eastAsia"/>
-        </w:rPr>
-        <w:t xml:space="preserve">非线性关系检验（探索性补充）</w:t>
-      </w:r>
-    </w:p>
-    <w:p>
-      <w:pPr>
-        <w:pStyle w:val="FirstParagraph"/>
-      </w:pPr>
-      <w:r>
-        <w:rPr>
-          <w:rFonts w:hint="eastAsia"/>
-        </w:rPr>
-        <w:t xml:space="preserve">在线性固定效应模型中，财政补贴的平均斜率仅为0.0005且未显著。但树模型不受常数斜率约束，其</w:t>
-      </w:r>
-      <w:r>
-        <w:t xml:space="preserve"> SHAP </w:t>
-      </w:r>
-      <w:r>
-        <w:rPr>
-          <w:rFonts w:hint="eastAsia"/>
-        </w:rPr>
-        <w:t xml:space="preserve">解释可以揭示补贴效应是否随补贴规模变化而变化。</w:t>
-      </w:r>
-    </w:p>
-    <w:p>
-      <w:pPr>
-        <w:pStyle w:val="BodyText"/>
-      </w:pPr>
-      <w:r>
-        <w:rPr>
-          <w:rFonts w:hint="eastAsia"/>
-          <w:b/>
-          <w:bCs/>
-        </w:rPr>
-        <w:t xml:space="preserve">图4-1</w:t>
+        <w:t xml:space="preserve">图5-1</w:t>
       </w:r>
       <w:r>
         <w:rPr>
@@ -7072,18 +9706,18 @@
           <wp:inline>
             <wp:extent cx="5334000" cy="4978400"/>
             <wp:effectExtent b="0" l="0" r="0" t="0"/>
-            <wp:docPr descr="" title="" id="67" name="Picture"/>
+            <wp:docPr descr="" title="" id="74" name="Picture"/>
             <a:graphic>
               <a:graphicData uri="http://schemas.openxmlformats.org/drawingml/2006/picture">
                 <pic:pic>
                   <pic:nvPicPr>
-                    <pic:cNvPr descr="../results/fig3_shap_summary.png" id="68" name="Picture"/>
+                    <pic:cNvPr descr="../results/fig3_shap_summary.png" id="75" name="Picture"/>
                     <pic:cNvPicPr>
                       <a:picLocks noChangeArrowheads="1" noChangeAspect="1"/>
                     </pic:cNvPicPr>
                   </pic:nvPicPr>
                   <pic:blipFill>
-                    <a:blip r:embed="rId66"/>
+                    <a:blip r:embed="rId73"/>
                     <a:stretch>
                       <a:fillRect/>
                     </a:stretch>
@@ -7118,7 +9752,7 @@
         <w:rPr>
           <w:rFonts w:hint="eastAsia"/>
         </w:rPr>
-        <w:t xml:space="preserve">图4-1报告了</w:t>
+        <w:t xml:space="preserve">图5-1报告了</w:t>
       </w:r>
       <w:r>
         <w:t xml:space="preserve"> XGBoost </w:t>
@@ -7142,10 +9776,28 @@
         <w:rPr>
           <w:rStyle w:val="VerbatimChar"/>
         </w:rPr>
+        <w:t xml:space="preserve">lnSubsidy</w:t>
+      </w:r>
+      <w:r>
+        <w:t xml:space="preserve">、</w:t>
+      </w:r>
+      <w:r>
+        <w:rPr>
+          <w:rStyle w:val="VerbatimChar"/>
+        </w:rPr>
         <w:t xml:space="preserve">Roa</w:t>
       </w:r>
       <w:r>
-        <w:t xml:space="preserve">、</w:t>
+        <w:t xml:space="preserve"> </w:t>
+      </w:r>
+      <w:r>
+        <w:rPr>
+          <w:rFonts w:hint="eastAsia"/>
+        </w:rPr>
+        <w:t xml:space="preserve">和</w:t>
+      </w:r>
+      <w:r>
+        <w:t xml:space="preserve"> </w:t>
       </w:r>
       <w:r>
         <w:rPr>
@@ -7160,7 +9812,7 @@
         <w:rPr>
           <w:rFonts w:hint="eastAsia"/>
         </w:rPr>
-        <w:t xml:space="preserve">和</w:t>
+        <w:t xml:space="preserve">位于最重要的几类特征之中，其中</w:t>
       </w:r>
       <w:r>
         <w:t xml:space="preserve"> </w:t>
@@ -7178,7 +9830,16 @@
         <w:rPr>
           <w:rFonts w:hint="eastAsia"/>
         </w:rPr>
-        <w:t xml:space="preserve">位于最重要的几类特征之中，说明财政补贴在更灵活的模型设定下并没有被边缘化。更关键的一层是，</w:t>
+        <w:t xml:space="preserve">的平均绝对</w:t>
+      </w:r>
+      <w:r>
+        <w:t xml:space="preserve"> SHAP </w:t>
+      </w:r>
+      <w:r>
+        <w:rPr>
+          <w:rFonts w:hint="eastAsia"/>
+        </w:rPr>
+        <w:t xml:space="preserve">值最高，说明财政补贴在更灵活的模型设定下并没有被边缘化。更关键的一层是，</w:t>
       </w:r>
       <w:r>
         <w:rPr>
@@ -7233,7 +9894,7 @@
           <w:b/>
           <w:bCs/>
         </w:rPr>
-        <w:t xml:space="preserve">图4-2</w:t>
+        <w:t xml:space="preserve">图5-2</w:t>
       </w:r>
       <w:r>
         <w:rPr>
@@ -7248,7 +9909,7 @@
           <w:b/>
           <w:bCs/>
         </w:rPr>
-        <w:t xml:space="preserve">财政补贴的SHAP依赖图</w:t>
+        <w:t xml:space="preserve">随机森林特征重要性剖析</w:t>
       </w:r>
     </w:p>
     <w:p>
@@ -7258,20 +9919,244 @@
       <w:r>
         <w:drawing>
           <wp:inline>
-            <wp:extent cx="5334000" cy="3551168"/>
+            <wp:extent cx="5334000" cy="2366402"/>
             <wp:effectExtent b="0" l="0" r="0" t="0"/>
-            <wp:docPr descr="" title="" id="70" name="Picture"/>
+            <wp:docPr descr="" title="" id="77" name="Picture"/>
             <a:graphic>
               <a:graphicData uri="http://schemas.openxmlformats.org/drawingml/2006/picture">
                 <pic:pic>
                   <pic:nvPicPr>
-                    <pic:cNvPr descr="../results/fig4_shap_subsidy.png" id="71" name="Picture"/>
+                    <pic:cNvPr descr="../results/fig2_rf_importance.png" id="78" name="Picture"/>
                     <pic:cNvPicPr>
                       <a:picLocks noChangeArrowheads="1" noChangeAspect="1"/>
                     </pic:cNvPicPr>
                   </pic:nvPicPr>
                   <pic:blipFill>
-                    <a:blip r:embed="rId69"/>
+                    <a:blip r:embed="rId76"/>
+                    <a:stretch>
+                      <a:fillRect/>
+                    </a:stretch>
+                  </pic:blipFill>
+                  <pic:spPr bwMode="auto">
+                    <a:xfrm>
+                      <a:off x="0" y="0"/>
+                      <a:ext cx="5334000" cy="2366402"/>
+                    </a:xfrm>
+                    <a:prstGeom prst="rect">
+                      <a:avLst/>
+                    </a:prstGeom>
+                    <a:noFill/>
+                    <a:ln w="9525">
+                      <a:noFill/>
+                      <a:headEnd/>
+                      <a:tailEnd/>
+                    </a:ln>
+                  </pic:spPr>
+                </pic:pic>
+              </a:graphicData>
+            </a:graphic>
+          </wp:inline>
+        </w:drawing>
+      </w:r>
+    </w:p>
+    <w:p>
+      <w:pPr>
+        <w:pStyle w:val="BodyText"/>
+      </w:pPr>
+      <w:r>
+        <w:rPr>
+          <w:rFonts w:hint="eastAsia"/>
+        </w:rPr>
+        <w:t xml:space="preserve">图5-2报告了随机森林在回归设定和二元标签设定下基于节点不纯度下降的特征重要性排序。在回归设定中，</w:t>
+      </w:r>
+      <w:r>
+        <w:rPr>
+          <w:rStyle w:val="VerbatimChar"/>
+        </w:rPr>
+        <w:t xml:space="preserve">Roa</w:t>
+      </w:r>
+      <w:r>
+        <w:t xml:space="preserve">、</w:t>
+      </w:r>
+      <w:r>
+        <w:rPr>
+          <w:rStyle w:val="VerbatimChar"/>
+        </w:rPr>
+        <w:t xml:space="preserve">Top1</w:t>
+      </w:r>
+      <w:r>
+        <w:t xml:space="preserve">、</w:t>
+      </w:r>
+      <w:r>
+        <w:rPr>
+          <w:rStyle w:val="VerbatimChar"/>
+        </w:rPr>
+        <w:t xml:space="preserve">Mgshder</w:t>
+      </w:r>
+      <w:r>
+        <w:t xml:space="preserve"> </w:t>
+      </w:r>
+      <w:r>
+        <w:rPr>
+          <w:rFonts w:hint="eastAsia"/>
+        </w:rPr>
+        <w:t xml:space="preserve">和</w:t>
+      </w:r>
+      <w:r>
+        <w:t xml:space="preserve"> </w:t>
+      </w:r>
+      <w:r>
+        <w:rPr>
+          <w:rStyle w:val="VerbatimChar"/>
+        </w:rPr>
+        <w:t xml:space="preserve">lnSubsidy</w:t>
+      </w:r>
+      <w:r>
+        <w:t xml:space="preserve"> </w:t>
+      </w:r>
+      <w:r>
+        <w:rPr>
+          <w:rFonts w:hint="eastAsia"/>
+        </w:rPr>
+        <w:t xml:space="preserve">均位于前列；在二元标签设定中，</w:t>
+      </w:r>
+      <w:r>
+        <w:rPr>
+          <w:rStyle w:val="VerbatimChar"/>
+        </w:rPr>
+        <w:t xml:space="preserve">Top1</w:t>
+      </w:r>
+      <w:r>
+        <w:t xml:space="preserve">、</w:t>
+      </w:r>
+      <w:r>
+        <w:rPr>
+          <w:rStyle w:val="VerbatimChar"/>
+        </w:rPr>
+        <w:t xml:space="preserve">Mgshder</w:t>
+      </w:r>
+      <w:r>
+        <w:t xml:space="preserve">、</w:t>
+      </w:r>
+      <w:r>
+        <w:rPr>
+          <w:rStyle w:val="VerbatimChar"/>
+        </w:rPr>
+        <w:t xml:space="preserve">Roa</w:t>
+      </w:r>
+      <w:r>
+        <w:t xml:space="preserve"> </w:t>
+      </w:r>
+      <w:r>
+        <w:rPr>
+          <w:rFonts w:hint="eastAsia"/>
+        </w:rPr>
+        <w:t xml:space="preserve">与</w:t>
+      </w:r>
+      <w:r>
+        <w:t xml:space="preserve"> </w:t>
+      </w:r>
+      <w:r>
+        <w:rPr>
+          <w:rStyle w:val="VerbatimChar"/>
+        </w:rPr>
+        <w:t xml:space="preserve">lnSubsidy</w:t>
+      </w:r>
+      <w:r>
+        <w:t xml:space="preserve"> </w:t>
+      </w:r>
+      <w:r>
+        <w:rPr>
+          <w:rFonts w:hint="eastAsia"/>
+        </w:rPr>
+        <w:t xml:space="preserve">也保持较高权重。结合图5-1和图5-2可以看到，财政补贴、盈利能力以及治理约束变量在不同树模型中都反复出现在核心位置，说明财政补贴并不是只在线性模型中才具备解释价值。但这些排序结果本质上仍属于数据驱动的变量贡献比较，不能直接上升为正式的机制关系。</w:t>
+      </w:r>
+    </w:p>
+    <w:bookmarkEnd w:id="79"/>
+    <w:bookmarkStart w:id="89" w:name="X156fb3aebc5fb3bbe53fab6ae4749b0e76d7072"/>
+    <w:p>
+      <w:pPr>
+        <w:pStyle w:val="Heading3"/>
+      </w:pPr>
+      <w:r>
+        <w:t xml:space="preserve">5.3 </w:t>
+      </w:r>
+      <w:r>
+        <w:rPr>
+          <w:rFonts w:hint="eastAsia"/>
+        </w:rPr>
+        <w:t xml:space="preserve">SHAP值分析</w:t>
+      </w:r>
+    </w:p>
+    <w:p>
+      <w:pPr>
+        <w:pStyle w:val="FirstParagraph"/>
+      </w:pPr>
+      <w:r>
+        <w:rPr>
+          <w:rFonts w:hint="eastAsia"/>
+        </w:rPr>
+        <w:t xml:space="preserve">在线性固定效应模型中，财政补贴的平均斜率仅为0.0005且未显著。但</w:t>
+      </w:r>
+      <w:r>
+        <w:t xml:space="preserve"> SHAP </w:t>
+      </w:r>
+      <w:r>
+        <w:rPr>
+          <w:rFonts w:hint="eastAsia"/>
+        </w:rPr>
+        <w:t xml:space="preserve">解释可以进一步揭示补贴效应是否随补贴规模变化而变化，以及产权性质和权力相关特征是否改变补贴变量的局部贡献。</w:t>
+      </w:r>
+    </w:p>
+    <w:p>
+      <w:pPr>
+        <w:pStyle w:val="BodyText"/>
+      </w:pPr>
+      <w:r>
+        <w:rPr>
+          <w:rFonts w:hint="eastAsia"/>
+          <w:b/>
+          <w:bCs/>
+        </w:rPr>
+        <w:t xml:space="preserve">图5-3</w:t>
+      </w:r>
+      <w:r>
+        <w:rPr>
+          <w:b/>
+          <w:bCs/>
+        </w:rPr>
+        <w:t xml:space="preserve"> </w:t>
+      </w:r>
+      <w:r>
+        <w:rPr>
+          <w:rFonts w:hint="eastAsia"/>
+          <w:b/>
+          <w:bCs/>
+        </w:rPr>
+        <w:t xml:space="preserve">财政补贴的SHAP依赖图</w:t>
+      </w:r>
+    </w:p>
+    <w:p>
+      <w:pPr>
+        <w:pStyle w:val="BodyText"/>
+      </w:pPr>
+      <w:r>
+        <w:drawing>
+          <wp:inline>
+            <wp:extent cx="5334000" cy="3551168"/>
+            <wp:effectExtent b="0" l="0" r="0" t="0"/>
+            <wp:docPr descr="" title="" id="81" name="Picture"/>
+            <a:graphic>
+              <a:graphicData uri="http://schemas.openxmlformats.org/drawingml/2006/picture">
+                <pic:pic>
+                  <pic:nvPicPr>
+                    <pic:cNvPr descr="../results/fig4_shap_subsidy.png" id="82" name="Picture"/>
+                    <pic:cNvPicPr>
+                      <a:picLocks noChangeArrowheads="1" noChangeAspect="1"/>
+                    </pic:cNvPicPr>
+                  </pic:nvPicPr>
+                  <pic:blipFill>
+                    <a:blip r:embed="rId80"/>
                     <a:stretch>
                       <a:fillRect/>
                     </a:stretch>
@@ -7306,7 +10191,7 @@
         <w:rPr>
           <w:rFonts w:hint="eastAsia"/>
         </w:rPr>
-        <w:t xml:space="preserve">图4-2进一步展示了这种非线性结构。该发现并不能替代主回归，但补充说明了为什么全样本线性平均斜率可能不足以概括补贴效应。低补贴区间内，SHAP</w:t>
+        <w:t xml:space="preserve">图5-3进一步展示了潜在的非线性结构。该发现并不能替代基准回归，但补充说明了为什么全样本线性平均斜率可能不足以概括补贴效应。低补贴区间内，SHAP</w:t>
       </w:r>
       <w:r>
         <w:t xml:space="preserve"> </w:t>
@@ -7345,25 +10230,9 @@
         <w:t xml:space="preserve">依赖图揭示的是模型内部如何刻画变量作用，而不是现实中的政策阈值或因果拐点。更稳妥的表述是：财政补贴在高补贴区间可能伴随更强的正向局部贡献，这为潜在非线性结构提供了探索性提示。</w:t>
       </w:r>
     </w:p>
-    <w:bookmarkEnd w:id="72"/>
-    <w:bookmarkStart w:id="79" w:name="X6af2d75265ff00c2db7149fd9c54025a1ca0a96"/>
-    <w:p>
-      <w:pPr>
-        <w:pStyle w:val="Heading4"/>
-      </w:pPr>
-      <w:r>
-        <w:t xml:space="preserve">4.7.4 </w:t>
-      </w:r>
-      <w:r>
-        <w:rPr>
-          <w:rFonts w:hint="eastAsia"/>
-        </w:rPr>
-        <w:t xml:space="preserve">交互效应识别（探索性结构线索）</w:t>
-      </w:r>
-    </w:p>
-    <w:p>
-      <w:pPr>
-        <w:pStyle w:val="FirstParagraph"/>
+    <w:p>
+      <w:pPr>
+        <w:pStyle w:val="BodyText"/>
       </w:pPr>
       <w:r>
         <w:rPr>
@@ -7378,7 +10247,7 @@
         <w:rPr>
           <w:rFonts w:hint="eastAsia"/>
         </w:rPr>
-        <w:t xml:space="preserve">H2，因此这里的图形结果只能作为探索性结构线索，而不是对中介机制的补强证据。图4-2的颜色分层已初步显示，产权性质可能改变补贴变量的局部贡献：在部分高补贴区间，非国有企业（</w:t>
+        <w:t xml:space="preserve">H2，因此这里的图形结果只能作为探索性结构线索，而不是对中介机制的补强证据。图5-3的颜色分层已初步显示，产权性质可能改变补贴变量的局部贡献：在部分高补贴区间，非国有企业（</w:t>
       </w:r>
       <w:r>
         <w:rPr>
@@ -7421,7 +10290,7 @@
           <w:b/>
           <w:bCs/>
         </w:rPr>
-        <w:t xml:space="preserve">图4-3a</w:t>
+        <w:t xml:space="preserve">图5-4a</w:t>
       </w:r>
       <w:r>
         <w:rPr>
@@ -7455,18 +10324,18 @@
           <wp:inline>
             <wp:extent cx="5334000" cy="3551168"/>
             <wp:effectExtent b="0" l="0" r="0" t="0"/>
-            <wp:docPr descr="" title="" id="74" name="Picture"/>
+            <wp:docPr descr="" title="" id="84" name="Picture"/>
             <a:graphic>
               <a:graphicData uri="http://schemas.openxmlformats.org/drawingml/2006/picture">
                 <pic:pic>
                   <pic:nvPicPr>
-                    <pic:cNvPr descr="../results/fig4a_shap_subsidy_issoe.png" id="75" name="Picture"/>
+                    <pic:cNvPr descr="../results/fig4a_shap_subsidy_issoe.png" id="85" name="Picture"/>
                     <pic:cNvPicPr>
                       <a:picLocks noChangeArrowheads="1" noChangeAspect="1"/>
                     </pic:cNvPicPr>
                   </pic:nvPicPr>
                   <pic:blipFill>
-                    <a:blip r:embed="rId73"/>
+                    <a:blip r:embed="rId83"/>
                     <a:stretch>
                       <a:fillRect/>
                     </a:stretch>
@@ -7501,7 +10370,7 @@
         <w:rPr>
           <w:rFonts w:hint="eastAsia"/>
         </w:rPr>
-        <w:t xml:space="preserve">图4-3a借助</w:t>
+        <w:t xml:space="preserve">图5-4a借助</w:t>
       </w:r>
       <w:r>
         <w:t xml:space="preserve"> SHAP </w:t>
@@ -7532,7 +10401,7 @@
           <w:b/>
           <w:bCs/>
         </w:rPr>
-        <w:t xml:space="preserve">图4-3b</w:t>
+        <w:t xml:space="preserve">图5-4b</w:t>
       </w:r>
       <w:r>
         <w:rPr>
@@ -7566,18 +10435,18 @@
           <wp:inline>
             <wp:extent cx="5334000" cy="3487980"/>
             <wp:effectExtent b="0" l="0" r="0" t="0"/>
-            <wp:docPr descr="" title="" id="77" name="Picture"/>
+            <wp:docPr descr="" title="" id="87" name="Picture"/>
             <a:graphic>
               <a:graphicData uri="http://schemas.openxmlformats.org/drawingml/2006/picture">
                 <pic:pic>
                   <pic:nvPicPr>
-                    <pic:cNvPr descr="../results/fig4b_shap_subsidy_mgshder.png" id="78" name="Picture"/>
+                    <pic:cNvPr descr="../results/fig4b_shap_subsidy_mgshder.png" id="88" name="Picture"/>
                     <pic:cNvPicPr>
                       <a:picLocks noChangeArrowheads="1" noChangeAspect="1"/>
                     </pic:cNvPicPr>
                   </pic:nvPicPr>
                   <pic:blipFill>
-                    <a:blip r:embed="rId76"/>
+                    <a:blip r:embed="rId86"/>
                     <a:stretch>
                       <a:fillRect/>
                     </a:stretch>
@@ -7612,7 +10481,7 @@
         <w:rPr>
           <w:rFonts w:hint="eastAsia"/>
         </w:rPr>
-        <w:t xml:space="preserve">图4-3b展示了补贴与高管持股比例（</w:t>
+        <w:t xml:space="preserve">图5-4b展示了补贴与高管持股比例（</w:t>
       </w:r>
       <w:r>
         <w:rPr>
@@ -7657,7 +10526,7 @@
         <w:rPr>
           <w:rFonts w:hint="eastAsia"/>
         </w:rPr>
-        <w:t xml:space="preserve">的重新支持。综合4.7.3和4.7.4，树模型和</w:t>
+        <w:t xml:space="preserve">的重新支持。综合本节结果，树模型和</w:t>
       </w:r>
       <w:r>
         <w:t xml:space="preserve"> SHAP </w:t>
@@ -7666,60 +10535,29 @@
         <w:rPr>
           <w:rFonts w:hint="eastAsia"/>
         </w:rPr>
-        <w:t xml:space="preserve">剖析为主回归补充了两点信息：一是补贴效应在不同补贴区间可能并不均匀；二是产权性质与权力相关特征可能影响补贴作用的局部强度。</w:t>
-      </w:r>
-    </w:p>
-    <w:bookmarkEnd w:id="79"/>
-    <w:bookmarkStart w:id="86" w:name="X3da158d3674024c8a60c5dc2e734a1e8e45bd3d"/>
-    <w:p>
-      <w:pPr>
-        <w:pStyle w:val="Heading4"/>
-      </w:pPr>
-      <w:r>
-        <w:t xml:space="preserve">4.7.5 </w:t>
-      </w:r>
-      <w:r>
-        <w:rPr>
-          <w:rFonts w:hint="eastAsia"/>
-        </w:rPr>
-        <w:t xml:space="preserve">核心变量重要性验证（稳健性补充）</w:t>
+        <w:t xml:space="preserve">剖析为基准回归补充了两点信息：一是补贴效应在不同补贴区间可能并不均匀；二是产权性质与权力相关特征可能影响补贴作用的局部强度。</w:t>
+      </w:r>
+    </w:p>
+    <w:bookmarkEnd w:id="89"/>
+    <w:bookmarkStart w:id="93" w:name="Xc430707c5b58da6f25cf6393186fbca6887fdb7"/>
+    <w:p>
+      <w:pPr>
+        <w:pStyle w:val="Heading3"/>
+      </w:pPr>
+      <w:r>
+        <w:t xml:space="preserve">5.4 </w:t>
+      </w:r>
+      <w:r>
+        <w:rPr>
+          <w:rFonts w:hint="eastAsia"/>
+        </w:rPr>
+        <w:t xml:space="preserve">Lasso回归</w:t>
       </w:r>
     </w:p>
     <w:p>
       <w:pPr>
         <w:pStyle w:val="FirstParagraph"/>
       </w:pPr>
-      <w:r>
-        <w:rPr>
-          <w:rFonts w:hint="eastAsia"/>
-        </w:rPr>
-        <w:t xml:space="preserve">为进一步观察财政补贴在多种模型设定下是否仍保留信息含量，本节整合</w:t>
-      </w:r>
-      <w:r>
-        <w:t xml:space="preserve"> Lasso </w:t>
-      </w:r>
-      <w:r>
-        <w:rPr>
-          <w:rFonts w:hint="eastAsia"/>
-        </w:rPr>
-        <w:t xml:space="preserve">回归的特征筛选结果和随机森林的特征重要性排序。</w:t>
-      </w:r>
-    </w:p>
-    <w:p>
-      <w:pPr>
-        <w:pStyle w:val="BodyText"/>
-      </w:pPr>
-      <w:r>
-        <w:rPr>
-          <w:rFonts w:hint="eastAsia"/>
-          <w:b/>
-          <w:bCs/>
-        </w:rPr>
-        <w:t xml:space="preserve">Lasso特征筛选。</w:t>
-      </w:r>
-      <w:r>
-        <w:t xml:space="preserve"> </w:t>
-      </w:r>
       <w:r>
         <w:t xml:space="preserve">Lasso </w:t>
       </w:r>
@@ -7812,7 +10650,7 @@
         <w:rPr>
           <w:rFonts w:hint="eastAsia"/>
         </w:rPr>
-        <w:t xml:space="preserve">KFold，而表4-12中用于报告模型表现的5折交叉验证则统一按公司分组实施</w:t>
+        <w:t xml:space="preserve">KFold，而表5-1中用于报告模型表现的5折交叉验证则统一按公司分组实施</w:t>
       </w:r>
       <w:r>
         <w:t xml:space="preserve"> </w:t>
@@ -7893,7 +10731,7 @@
           <w:b/>
           <w:bCs/>
         </w:rPr>
-        <w:t xml:space="preserve">图4-4</w:t>
+        <w:t xml:space="preserve">图5-5</w:t>
       </w:r>
       <w:r>
         <w:rPr>
@@ -7918,20 +10756,20 @@
       <w:r>
         <w:drawing>
           <wp:inline>
-            <wp:extent cx="5334000" cy="3180990"/>
+            <wp:extent cx="5334000" cy="3178848"/>
             <wp:effectExtent b="0" l="0" r="0" t="0"/>
-            <wp:docPr descr="" title="" id="81" name="Picture"/>
+            <wp:docPr descr="" title="" id="91" name="Picture"/>
             <a:graphic>
               <a:graphicData uri="http://schemas.openxmlformats.org/drawingml/2006/picture">
                 <pic:pic>
                   <pic:nvPicPr>
-                    <pic:cNvPr descr="../results/fig1_lasso_path.png" id="82" name="Picture"/>
+                    <pic:cNvPr descr="../results/fig1_lasso_path.png" id="92" name="Picture"/>
                     <pic:cNvPicPr>
                       <a:picLocks noChangeArrowheads="1" noChangeAspect="1"/>
                     </pic:cNvPicPr>
                   </pic:nvPicPr>
                   <pic:blipFill>
-                    <a:blip r:embed="rId80"/>
+                    <a:blip r:embed="rId90"/>
                     <a:stretch>
                       <a:fillRect/>
                     </a:stretch>
@@ -7939,7 +10777,7 @@
                   <pic:spPr bwMode="auto">
                     <a:xfrm>
                       <a:off x="0" y="0"/>
-                      <a:ext cx="5334000" cy="3180990"/>
+                      <a:ext cx="5334000" cy="3178848"/>
                     </a:xfrm>
                     <a:prstGeom prst="rect">
                       <a:avLst/>
@@ -7966,7 +10804,7 @@
         <w:rPr>
           <w:rFonts w:hint="eastAsia"/>
         </w:rPr>
-        <w:t xml:space="preserve">图4-4展示了随着惩罚参数</w:t>
+        <w:t xml:space="preserve">图5-5展示了随着惩罚参数</w:t>
       </w:r>
       <w:r>
         <w:t xml:space="preserve"> </w:t>
@@ -7983,7 +10821,188 @@
         <w:rPr>
           <w:rFonts w:hint="eastAsia"/>
         </w:rPr>
-        <w:t xml:space="preserve">增大，各特征系数逐步向零收缩的路径。</w:t>
+        <w:t xml:space="preserve">增大，各特征系数逐步向零收缩的路径。在最优</w:t>
+      </w:r>
+      <w:r>
+        <w:t xml:space="preserve"> </w:t>
+      </w:r>
+      <m:oMath>
+        <m:r>
+          <m:t>λ</m:t>
+        </m:r>
+      </m:oMath>
+      <w:r>
+        <w:t xml:space="preserve"> </w:t>
+      </w:r>
+      <w:r>
+        <w:rPr>
+          <w:rFonts w:hint="eastAsia"/>
+        </w:rPr>
+        <w:t xml:space="preserve">附近，</w:t>
+      </w:r>
+      <w:r>
+        <w:rPr>
+          <w:rStyle w:val="VerbatimChar"/>
+        </w:rPr>
+        <w:t xml:space="preserve">lnSubsidy</w:t>
+      </w:r>
+      <w:r>
+        <w:t xml:space="preserve"> </w:t>
+      </w:r>
+      <w:r>
+        <w:rPr>
+          <w:rFonts w:hint="eastAsia"/>
+        </w:rPr>
+        <w:t xml:space="preserve">仍保留正向系数，说明补贴变量在正则化筛选中的稳定性并不弱于多数治理和个人特征变量。对本文而言，这一结果的意义主要在于从变量筛选角度再次确认财政补贴并非冗余变量，但它并不能替代计量回归中的统计显著性判断。</w:t>
+      </w:r>
+    </w:p>
+    <w:bookmarkEnd w:id="93"/>
+    <w:bookmarkStart w:id="94" w:name="X6b1de57b4f5bebdd292857321b812c88de65b89"/>
+    <w:p>
+      <w:pPr>
+        <w:pStyle w:val="Heading3"/>
+      </w:pPr>
+      <w:r>
+        <w:t xml:space="preserve">5.5 XGBoost</w:t>
+      </w:r>
+    </w:p>
+    <w:p>
+      <w:pPr>
+        <w:pStyle w:val="FirstParagraph"/>
+      </w:pPr>
+      <w:r>
+        <w:rPr>
+          <w:rFonts w:hint="eastAsia"/>
+        </w:rPr>
+        <w:t xml:space="preserve">在树模型中，XGBoost</w:t>
+      </w:r>
+      <w:r>
+        <w:t xml:space="preserve"> </w:t>
+      </w:r>
+      <w:r>
+        <w:rPr>
+          <w:rFonts w:hint="eastAsia"/>
+        </w:rPr>
+        <w:t xml:space="preserve">被作为主要的非线性模型工具。与随机森林主要依靠</w:t>
+      </w:r>
+      <w:r>
+        <w:t xml:space="preserve"> Bagging </w:t>
+      </w:r>
+      <w:r>
+        <w:rPr>
+          <w:rFonts w:hint="eastAsia"/>
+        </w:rPr>
+        <w:t xml:space="preserve">平均多棵树不同，XGBoost</w:t>
+      </w:r>
+      <w:r>
+        <w:t xml:space="preserve"> </w:t>
+      </w:r>
+      <w:r>
+        <w:rPr>
+          <w:rFonts w:hint="eastAsia"/>
+        </w:rPr>
+        <w:t xml:space="preserve">借助</w:t>
+      </w:r>
+      <w:r>
+        <w:t xml:space="preserve"> Boosting </w:t>
+      </w:r>
+      <w:r>
+        <w:rPr>
+          <w:rFonts w:hint="eastAsia"/>
+        </w:rPr>
+        <w:t xml:space="preserve">思路逐步拟合残差，能够更有效地刻画变量之间的复杂非线性和交互结构。从本文结果看，XGBoost</w:t>
+      </w:r>
+      <w:r>
+        <w:t xml:space="preserve"> </w:t>
+      </w:r>
+      <w:r>
+        <w:rPr>
+          <w:rFonts w:hint="eastAsia"/>
+        </w:rPr>
+        <w:t xml:space="preserve">既提供了</w:t>
+      </w:r>
+      <w:r>
+        <w:t xml:space="preserve"> SHAP </w:t>
+      </w:r>
+      <w:r>
+        <w:rPr>
+          <w:rFonts w:hint="eastAsia"/>
+        </w:rPr>
+        <w:t xml:space="preserve">解释的基础，也在回归设定和二元标签设定下给出了相对更优的测试集表现，因此适合作为本章拓展分析中的核心树模型。</w:t>
+      </w:r>
+    </w:p>
+    <w:p>
+      <w:pPr>
+        <w:pStyle w:val="BodyText"/>
+      </w:pPr>
+      <w:r>
+        <w:rPr>
+          <w:rFonts w:hint="eastAsia"/>
+        </w:rPr>
+        <w:t xml:space="preserve">需要强调的是，XGBoost</w:t>
+      </w:r>
+      <w:r>
+        <w:t xml:space="preserve"> </w:t>
+      </w:r>
+      <w:r>
+        <w:rPr>
+          <w:rFonts w:hint="eastAsia"/>
+        </w:rPr>
+        <w:t xml:space="preserve">的优势更多体现在“对结构线索更敏感”，而不是“提供了更强因果识别”。无论是</w:t>
+      </w:r>
+      <w:r>
+        <w:t xml:space="preserve"> SHAP </w:t>
+      </w:r>
+      <w:r>
+        <w:rPr>
+          <w:rFonts w:hint="eastAsia"/>
+        </w:rPr>
+        <w:t xml:space="preserve">重要性排序、依赖图还是交互图，所揭示的都只是模型内部的局部贡献和条件分解方式。因此，XGBoost</w:t>
+      </w:r>
+      <w:r>
+        <w:t xml:space="preserve"> </w:t>
+      </w:r>
+      <w:r>
+        <w:rPr>
+          <w:rFonts w:hint="eastAsia"/>
+        </w:rPr>
+        <w:t xml:space="preserve">在本文中的定位仍然是解释性补充工具，用于帮助理解补贴效应为何可能表现出区间差异和局部结构，而不能替代第四章的基准回归与内生性处理结果。</w:t>
+      </w:r>
+    </w:p>
+    <w:bookmarkEnd w:id="94"/>
+    <w:bookmarkStart w:id="98" w:name="Xf602cdc19f7c698e34da2a74b1926f0855ef042"/>
+    <w:p>
+      <w:pPr>
+        <w:pStyle w:val="Heading3"/>
+      </w:pPr>
+      <w:r>
+        <w:t xml:space="preserve">5.6 </w:t>
+      </w:r>
+      <w:r>
+        <w:rPr>
+          <w:rFonts w:hint="eastAsia"/>
+        </w:rPr>
+        <w:t xml:space="preserve">不同模型的对比分析</w:t>
+      </w:r>
+    </w:p>
+    <w:p>
+      <w:pPr>
+        <w:pStyle w:val="FirstParagraph"/>
+      </w:pPr>
+      <w:r>
+        <w:rPr>
+          <w:rFonts w:hint="eastAsia"/>
+        </w:rPr>
+        <w:t xml:space="preserve">表5-1和表5-2分别报告了回归设定和二元标签设定下各模型的拟合表现。需要说明的是，本节报告这些结果的目的不是主张“机器学习优于计量回归”，而是为前述</w:t>
+      </w:r>
+      <w:r>
+        <w:t xml:space="preserve"> SHAP </w:t>
+      </w:r>
+      <w:r>
+        <w:rPr>
+          <w:rFonts w:hint="eastAsia"/>
+        </w:rPr>
+        <w:t xml:space="preserve">剖析提供模型适用性的辅助参照：如果树模型与线性基准几乎没有差异，那么非线性和交互结构的讨论就会更缺乏支撑；但即便树模型略优，也不意味着相应机制已经在统计上得到确认。</w:t>
       </w:r>
     </w:p>
     <w:p>
@@ -7996,285 +11015,7 @@
           <w:b/>
           <w:bCs/>
         </w:rPr>
-        <w:t xml:space="preserve">随机森林特征重要性。</w:t>
-      </w:r>
-      <w:r>
-        <w:t xml:space="preserve"> </w:t>
-      </w:r>
-      <w:r>
-        <w:rPr>
-          <w:rFonts w:hint="eastAsia"/>
-        </w:rPr>
-        <w:t xml:space="preserve">在最优</w:t>
-      </w:r>
-      <w:r>
-        <w:t xml:space="preserve"> </w:t>
-      </w:r>
-      <m:oMath>
-        <m:r>
-          <m:t>λ</m:t>
-        </m:r>
-      </m:oMath>
-      <w:r>
-        <w:t xml:space="preserve"> </w:t>
-      </w:r>
-      <w:r>
-        <w:rPr>
-          <w:rFonts w:hint="eastAsia"/>
-        </w:rPr>
-        <w:t xml:space="preserve">附近，</w:t>
-      </w:r>
-      <w:r>
-        <w:rPr>
-          <w:rStyle w:val="VerbatimChar"/>
-        </w:rPr>
-        <w:t xml:space="preserve">lnSubsidy</w:t>
-      </w:r>
-      <w:r>
-        <w:t xml:space="preserve"> </w:t>
-      </w:r>
-      <w:r>
-        <w:rPr>
-          <w:rFonts w:hint="eastAsia"/>
-        </w:rPr>
-        <w:t xml:space="preserve">仍保留正向系数，说明补贴变量在正则化筛选中的稳定性并不弱于多数治理和个人特征变量。</w:t>
-      </w:r>
-    </w:p>
-    <w:p>
-      <w:pPr>
-        <w:pStyle w:val="BodyText"/>
-      </w:pPr>
-      <w:r>
-        <w:rPr>
-          <w:rFonts w:hint="eastAsia"/>
-          <w:b/>
-          <w:bCs/>
-        </w:rPr>
-        <w:t xml:space="preserve">图4-5</w:t>
-      </w:r>
-      <w:r>
-        <w:rPr>
-          <w:b/>
-          <w:bCs/>
-        </w:rPr>
-        <w:t xml:space="preserve"> </w:t>
-      </w:r>
-      <w:r>
-        <w:rPr>
-          <w:rFonts w:hint="eastAsia"/>
-          <w:b/>
-          <w:bCs/>
-        </w:rPr>
-        <w:t xml:space="preserve">随机森林特征重要性剖析</w:t>
-      </w:r>
-    </w:p>
-    <w:p>
-      <w:pPr>
-        <w:pStyle w:val="BodyText"/>
-      </w:pPr>
-      <w:r>
-        <w:drawing>
-          <wp:inline>
-            <wp:extent cx="5334000" cy="2367538"/>
-            <wp:effectExtent b="0" l="0" r="0" t="0"/>
-            <wp:docPr descr="" title="" id="84" name="Picture"/>
-            <a:graphic>
-              <a:graphicData uri="http://schemas.openxmlformats.org/drawingml/2006/picture">
-                <pic:pic>
-                  <pic:nvPicPr>
-                    <pic:cNvPr descr="../results/fig2_rf_importance.png" id="85" name="Picture"/>
-                    <pic:cNvPicPr>
-                      <a:picLocks noChangeArrowheads="1" noChangeAspect="1"/>
-                    </pic:cNvPicPr>
-                  </pic:nvPicPr>
-                  <pic:blipFill>
-                    <a:blip r:embed="rId83"/>
-                    <a:stretch>
-                      <a:fillRect/>
-                    </a:stretch>
-                  </pic:blipFill>
-                  <pic:spPr bwMode="auto">
-                    <a:xfrm>
-                      <a:off x="0" y="0"/>
-                      <a:ext cx="5334000" cy="2367538"/>
-                    </a:xfrm>
-                    <a:prstGeom prst="rect">
-                      <a:avLst/>
-                    </a:prstGeom>
-                    <a:noFill/>
-                    <a:ln w="9525">
-                      <a:noFill/>
-                      <a:headEnd/>
-                      <a:tailEnd/>
-                    </a:ln>
-                  </pic:spPr>
-                </pic:pic>
-              </a:graphicData>
-            </a:graphic>
-          </wp:inline>
-        </w:drawing>
-      </w:r>
-    </w:p>
-    <w:p>
-      <w:pPr>
-        <w:pStyle w:val="BodyText"/>
-      </w:pPr>
-      <w:r>
-        <w:rPr>
-          <w:rFonts w:hint="eastAsia"/>
-        </w:rPr>
-        <w:t xml:space="preserve">图4-5报告了随机森林在回归设定和二元标签设定下基于节点不纯度下降的特征重要性排序。在回归设定中，</w:t>
-      </w:r>
-      <w:r>
-        <w:rPr>
-          <w:rStyle w:val="VerbatimChar"/>
-        </w:rPr>
-        <w:t xml:space="preserve">Roa</w:t>
-      </w:r>
-      <w:r>
-        <w:t xml:space="preserve">、</w:t>
-      </w:r>
-      <w:r>
-        <w:rPr>
-          <w:rStyle w:val="VerbatimChar"/>
-        </w:rPr>
-        <w:t xml:space="preserve">Top1</w:t>
-      </w:r>
-      <w:r>
-        <w:t xml:space="preserve">、</w:t>
-      </w:r>
-      <w:r>
-        <w:rPr>
-          <w:rStyle w:val="VerbatimChar"/>
-        </w:rPr>
-        <w:t xml:space="preserve">Mgshder</w:t>
-      </w:r>
-      <w:r>
-        <w:t xml:space="preserve"> </w:t>
-      </w:r>
-      <w:r>
-        <w:rPr>
-          <w:rFonts w:hint="eastAsia"/>
-        </w:rPr>
-        <w:t xml:space="preserve">和</w:t>
-      </w:r>
-      <w:r>
-        <w:t xml:space="preserve"> </w:t>
-      </w:r>
-      <w:r>
-        <w:rPr>
-          <w:rStyle w:val="VerbatimChar"/>
-        </w:rPr>
-        <w:t xml:space="preserve">lnSubsidy</w:t>
-      </w:r>
-      <w:r>
-        <w:t xml:space="preserve"> </w:t>
-      </w:r>
-      <w:r>
-        <w:rPr>
-          <w:rFonts w:hint="eastAsia"/>
-        </w:rPr>
-        <w:t xml:space="preserve">均位于前列；在二元标签设定中，</w:t>
-      </w:r>
-      <w:r>
-        <w:rPr>
-          <w:rStyle w:val="VerbatimChar"/>
-        </w:rPr>
-        <w:t xml:space="preserve">Top1</w:t>
-      </w:r>
-      <w:r>
-        <w:t xml:space="preserve">、</w:t>
-      </w:r>
-      <w:r>
-        <w:rPr>
-          <w:rStyle w:val="VerbatimChar"/>
-        </w:rPr>
-        <w:t xml:space="preserve">Mgshder</w:t>
-      </w:r>
-      <w:r>
-        <w:t xml:space="preserve">、</w:t>
-      </w:r>
-      <w:r>
-        <w:rPr>
-          <w:rStyle w:val="VerbatimChar"/>
-        </w:rPr>
-        <w:t xml:space="preserve">Roa</w:t>
-      </w:r>
-      <w:r>
-        <w:t xml:space="preserve"> </w:t>
-      </w:r>
-      <w:r>
-        <w:rPr>
-          <w:rFonts w:hint="eastAsia"/>
-        </w:rPr>
-        <w:t xml:space="preserve">与</w:t>
-      </w:r>
-      <w:r>
-        <w:t xml:space="preserve"> </w:t>
-      </w:r>
-      <w:r>
-        <w:rPr>
-          <w:rStyle w:val="VerbatimChar"/>
-        </w:rPr>
-        <w:t xml:space="preserve">lnSubsidy</w:t>
-      </w:r>
-      <w:r>
-        <w:t xml:space="preserve"> </w:t>
-      </w:r>
-      <w:r>
-        <w:rPr>
-          <w:rFonts w:hint="eastAsia"/>
-        </w:rPr>
-        <w:t xml:space="preserve">也保持较高权重。就本文而言，这些结果只能说明盈利能力、治理约束、权力相关特征与财政补贴在更灵活模型中仍值得关注，而不能据此推导出正式的机制关系。</w:t>
-      </w:r>
-    </w:p>
-    <w:bookmarkEnd w:id="86"/>
-    <w:bookmarkStart w:id="90" w:name="X14e5e27034b1d6f93bd8a0b464529625dc171c1"/>
-    <w:p>
-      <w:pPr>
-        <w:pStyle w:val="Heading4"/>
-      </w:pPr>
-      <w:r>
-        <w:t xml:space="preserve">4.7.6 </w:t>
-      </w:r>
-      <w:r>
-        <w:rPr>
-          <w:rFonts w:hint="eastAsia"/>
-        </w:rPr>
-        <w:t xml:space="preserve">模型性能对比（仅作辅助说明）</w:t>
-      </w:r>
-    </w:p>
-    <w:p>
-      <w:pPr>
-        <w:pStyle w:val="FirstParagraph"/>
-      </w:pPr>
-      <w:r>
-        <w:rPr>
-          <w:rFonts w:hint="eastAsia"/>
-        </w:rPr>
-        <w:t xml:space="preserve">表4-12和表4-13分别报告了回归设定和二元标签设定下各模型的拟合表现。需要说明的是，本节报告这些结果的目的不是主张“机器学习优于计量回归”，而是为前述</w:t>
-      </w:r>
-      <w:r>
-        <w:t xml:space="preserve"> SHAP </w:t>
-      </w:r>
-      <w:r>
-        <w:rPr>
-          <w:rFonts w:hint="eastAsia"/>
-        </w:rPr>
-        <w:t xml:space="preserve">剖析提供模型适用性的辅助参照：如果树模型与线性基准几乎没有差异，那么非线性和交互结构的讨论就会更缺乏支撑；但即便树模型略优，也不意味着相应机制已经在统计上得到确认。</w:t>
-      </w:r>
-    </w:p>
-    <w:p>
-      <w:pPr>
-        <w:pStyle w:val="BodyText"/>
-      </w:pPr>
-      <w:r>
-        <w:rPr>
-          <w:rFonts w:hint="eastAsia"/>
-          <w:b/>
-          <w:bCs/>
-        </w:rPr>
-        <w:t xml:space="preserve">表4-12</w:t>
+        <w:t xml:space="preserve">表5-1</w:t>
       </w:r>
       <w:r>
         <w:rPr>
@@ -8442,7 +11183,7 @@
           <w:b/>
           <w:bCs/>
         </w:rPr>
-        <w:t xml:space="preserve">表4-13</w:t>
+        <w:t xml:space="preserve">表5-2</w:t>
       </w:r>
       <w:r>
         <w:rPr>
@@ -8539,7 +11280,7 @@
         <w:rPr>
           <w:rFonts w:hint="eastAsia"/>
         </w:rPr>
-        <w:t xml:space="preserve">为0.1006，高于</w:t>
+        <w:t xml:space="preserve">为0.0947，高于</w:t>
       </w:r>
       <w:r>
         <w:t xml:space="preserve"> OLS </w:t>
@@ -8548,7 +11289,7 @@
         <w:rPr>
           <w:rFonts w:hint="eastAsia"/>
         </w:rPr>
-        <w:t xml:space="preserve">的0.0207；二元标签设定中，表现较好的模型测试集</w:t>
+        <w:t xml:space="preserve">的0.0180；二元标签设定中，表现较好的模型测试集</w:t>
       </w:r>
       <w:r>
         <w:t xml:space="preserve"> ROC-AUC </w:t>
@@ -8557,7 +11298,7 @@
         <w:rPr>
           <w:rFonts w:hint="eastAsia"/>
         </w:rPr>
-        <w:t xml:space="preserve">约为0.619，仍属于解释力有限的区间。这些差异只能说明线性框架之外仍有值得留意的结构信息，机器学习在本文中仍只是补充工具，而不是主回归的替代品。</w:t>
+        <w:t xml:space="preserve">约为0.625，仍属于解释力有限的区间。这些差异只能说明线性框架之外仍有值得留意的结构信息，机器学习在本文中仍只是补充工具，而不是基准回归的替代品。</w:t>
       </w:r>
     </w:p>
     <w:p>
@@ -8570,7 +11311,7 @@
           <w:b/>
           <w:bCs/>
         </w:rPr>
-        <w:t xml:space="preserve">图4-6</w:t>
+        <w:t xml:space="preserve">图5-6</w:t>
       </w:r>
       <w:r>
         <w:rPr>
@@ -8597,18 +11338,18 @@
           <wp:inline>
             <wp:extent cx="5334000" cy="1726561"/>
             <wp:effectExtent b="0" l="0" r="0" t="0"/>
-            <wp:docPr descr="" title="" id="88" name="Picture"/>
+            <wp:docPr descr="" title="" id="96" name="Picture"/>
             <a:graphic>
               <a:graphicData uri="http://schemas.openxmlformats.org/drawingml/2006/picture">
                 <pic:pic>
                   <pic:nvPicPr>
-                    <pic:cNvPr descr="../results/fig8_model_comparison.png" id="89" name="Picture"/>
+                    <pic:cNvPr descr="../results/fig8_model_comparison.png" id="97" name="Picture"/>
                     <pic:cNvPicPr>
                       <a:picLocks noChangeArrowheads="1" noChangeAspect="1"/>
                     </pic:cNvPicPr>
                   </pic:nvPicPr>
                   <pic:blipFill>
-                    <a:blip r:embed="rId87"/>
+                    <a:blip r:embed="rId95"/>
                     <a:stretch>
                       <a:fillRect/>
                     </a:stretch>
@@ -8643,7 +11384,7 @@
         <w:rPr>
           <w:rFonts w:hint="eastAsia"/>
         </w:rPr>
-        <w:t xml:space="preserve">图4-6直观展示了四个回归模型在测试集上的拟合差异。回到本文整体框架，本节的价值在于从数据驱动角度补充了主回归未完全展开的三个维度：（1）财政补贴在更灵活的模型里仍保留一定重要性；（2）补贴效应在高补贴区间可能存在非线性放大；（3）产权性质和权力相关特征可能改变补贴作用的局部强度。XGBoost</w:t>
+        <w:t xml:space="preserve">图5-6直观展示了四个回归模型在测试集上的拟合差异。回到本文整体框架，本章的价值在于从数据驱动角度补充了基准回归未完全展开的三个维度：（1）财政补贴在更灵活的模型里仍保留一定重要性；（2）补贴效应在高补贴区间可能存在非线性放大；（3）产权性质和权力相关特征可能改变补贴作用的局部强度。XGBoost</w:t>
       </w:r>
       <w:r>
         <w:t xml:space="preserve"> </w:t>
@@ -8733,10 +11474,9 @@
         </w:pict>
       </w:r>
     </w:p>
-    <w:bookmarkEnd w:id="90"/>
-    <w:bookmarkEnd w:id="91"/>
-    <w:bookmarkEnd w:id="92"/>
-    <w:bookmarkStart w:id="96" w:name="第五章-研究结论与政策建议"/>
+    <w:bookmarkEnd w:id="98"/>
+    <w:bookmarkEnd w:id="99"/>
+    <w:bookmarkStart w:id="103" w:name="第六章-结论"/>
     <w:p>
       <w:pPr>
         <w:pStyle w:val="Heading2"/>
@@ -8745,31 +11485,31 @@
         <w:rPr>
           <w:rFonts w:hint="eastAsia"/>
         </w:rPr>
-        <w:t xml:space="preserve">第五章</w:t>
-      </w:r>
-      <w:r>
-        <w:t xml:space="preserve"> </w:t>
-      </w:r>
-      <w:r>
-        <w:rPr>
-          <w:rFonts w:hint="eastAsia"/>
-        </w:rPr>
-        <w:t xml:space="preserve">研究结论与政策建议</w:t>
-      </w:r>
-    </w:p>
-    <w:bookmarkStart w:id="93" w:name="X40db38cdd31e452ac0a2bb5253b43753e777c32"/>
+        <w:t xml:space="preserve">第六章</w:t>
+      </w:r>
+      <w:r>
+        <w:t xml:space="preserve"> </w:t>
+      </w:r>
+      <w:r>
+        <w:rPr>
+          <w:rFonts w:hint="eastAsia"/>
+        </w:rPr>
+        <w:t xml:space="preserve">结论</w:t>
+      </w:r>
+    </w:p>
+    <w:bookmarkStart w:id="100" w:name="X637ad5d0a4975580fc4334d4b8f2659d8ded650"/>
     <w:p>
       <w:pPr>
         <w:pStyle w:val="Heading3"/>
       </w:pPr>
       <w:r>
-        <w:t xml:space="preserve">5.1 </w:t>
-      </w:r>
-      <w:r>
-        <w:rPr>
-          <w:rFonts w:hint="eastAsia"/>
-        </w:rPr>
-        <w:t xml:space="preserve">主要研究结论</w:t>
+        <w:t xml:space="preserve">6.1 </w:t>
+      </w:r>
+      <w:r>
+        <w:rPr>
+          <w:rFonts w:hint="eastAsia"/>
+        </w:rPr>
+        <w:t xml:space="preserve">研究结论</w:t>
       </w:r>
     </w:p>
     <w:p>
@@ -8780,7 +11520,7 @@
         <w:rPr>
           <w:rFonts w:hint="eastAsia"/>
         </w:rPr>
-        <w:t xml:space="preserve">本文以2003—2024年沪深A股上市公司（剔除金融行业及特殊处理样本）为样本，在管理者权力理论和代理理论框架下，考察财政补贴、高管超额薪酬与管理层权力之间的关系。本文的主要研究结论可概括为以下四点。</w:t>
+        <w:t xml:space="preserve">本文以2003—2024年沪深A股上市公司（剔除金融行业及特殊处理样本）为样本，在管理者权力理论和代理理论框架下，考察财政补贴、高管超额薪酬与管理层权力之间的关系。本文的主要研究结论可概括为以下五点。</w:t>
       </w:r>
       <w:r>
         <w:rPr>
@@ -8855,7 +11595,7 @@
         <w:rPr>
           <w:rFonts w:hint="eastAsia"/>
         </w:rPr>
-        <w:t xml:space="preserve">主回归中，</w:t>
+        <w:t xml:space="preserve">基准回归中，</w:t>
       </w:r>
       <w:r>
         <w:rPr>
@@ -8883,7 +11623,7 @@
           <m:t>=</m:t>
         </m:r>
         <m:r>
-          <m:t>0.603</m:t>
+          <m:t>0.591</m:t>
         </m:r>
       </m:oMath>
       <w:r>
@@ -8898,52 +11638,20 @@
           <w:b/>
           <w:bCs/>
         </w:rPr>
-        <w:t xml:space="preserve">结论二：在当前样本和</w:t>
-      </w:r>
-      <w:r>
-        <w:rPr>
-          <w:b/>
-          <w:bCs/>
-        </w:rPr>
-        <w:t xml:space="preserve"> FA </w:t>
-      </w:r>
-      <w:r>
-        <w:rPr>
-          <w:rFonts w:hint="eastAsia"/>
-          <w:b/>
-          <w:bCs/>
-        </w:rPr>
-        <w:t xml:space="preserve">口径下，管理层权力的中介效应未获支持。</w:t>
-      </w:r>
-      <w:r>
-        <w:t xml:space="preserve"> </w:t>
-      </w:r>
-      <w:r>
-        <w:rPr>
-          <w:rFonts w:hint="eastAsia"/>
-        </w:rPr>
-        <w:t xml:space="preserve">路径</w:t>
-      </w:r>
-      <w:r>
-        <w:t xml:space="preserve"> </w:t>
+        <w:t xml:space="preserve">结论二：在识别策略层面，补贴效应的因果方向对工具变量设计高度敏感，而现有材料仍不足以彻底化解内生性。</w:t>
+      </w:r>
+      <w:r>
+        <w:t xml:space="preserve"> </w:t>
+      </w:r>
+      <w:r>
+        <w:rPr>
+          <w:rFonts w:hint="eastAsia"/>
+        </w:rPr>
+        <w:t xml:space="preserve">“同城同年”和“同行业同年”两套单工具变量都具有较强相关性，但第二阶段均未显著；进一步改用“同行业同年排除本省平均补助”与“同省同行业同年排除本市平均补助”的精炼双工具变量后，第二阶段系数转为显著负值（</w:t>
       </w:r>
       <m:oMath>
         <m:r>
-          <m:t>a</m:t>
-        </m:r>
-      </m:oMath>
-      <w:r>
-        <w:t xml:space="preserve"> </w:t>
-      </w:r>
-      <w:r>
-        <w:rPr>
-          <w:rFonts w:hint="eastAsia"/>
-        </w:rPr>
-        <w:t xml:space="preserve">为正但不显著（</w:t>
-      </w:r>
-      <m:oMath>
-        <m:r>
-          <m:t>p</m:t>
+          <m:t>β</m:t>
         </m:r>
         <m:r>
           <m:rPr>
@@ -8952,58 +11660,97 @@
           <m:t>=</m:t>
         </m:r>
         <m:r>
-          <m:t>0.119</m:t>
+          <m:rPr>
+            <m:sty m:val="p"/>
+          </m:rPr>
+          <m:t>−</m:t>
+        </m:r>
+        <m:r>
+          <m:t>0.0233</m:t>
         </m:r>
       </m:oMath>
       <w:r>
         <w:rPr>
           <w:rFonts w:hint="eastAsia"/>
         </w:rPr>
-        <w:t xml:space="preserve">），路径</w:t>
-      </w:r>
-      <w:r>
-        <w:t xml:space="preserve"> </w:t>
+        <w:t xml:space="preserve">，</w:t>
       </w:r>
       <m:oMath>
         <m:r>
-          <m:t>b</m:t>
+          <m:t>p</m:t>
+        </m:r>
+        <m:r>
+          <m:rPr>
+            <m:sty m:val="p"/>
+          </m:rPr>
+          <m:t>=</m:t>
+        </m:r>
+        <m:r>
+          <m:t>0.031</m:t>
         </m:r>
       </m:oMath>
       <w:r>
-        <w:t xml:space="preserve"> </w:t>
-      </w:r>
-      <w:r>
-        <w:rPr>
-          <w:rFonts w:hint="eastAsia"/>
-        </w:rPr>
-        <w:t xml:space="preserve">显著为正，间接效应的</w:t>
-      </w:r>
-      <w:r>
-        <w:t xml:space="preserve"> Bootstrap </w:t>
-      </w:r>
-      <w:r>
-        <w:rPr>
-          <w:rFonts w:hint="eastAsia"/>
-        </w:rPr>
-        <w:t xml:space="preserve">置信区间为[-0.000004,</w:t>
-      </w:r>
-      <w:r>
-        <w:t xml:space="preserve"> </w:t>
-      </w:r>
-      <w:r>
-        <w:rPr>
-          <w:rFonts w:hint="eastAsia"/>
-        </w:rPr>
-        <w:t xml:space="preserve">0.000132]，跨越0，Sobel</w:t>
-      </w:r>
-      <w:r>
-        <w:t xml:space="preserve"> </w:t>
-      </w:r>
-      <w:r>
-        <w:rPr>
-          <w:rFonts w:hint="eastAsia"/>
-        </w:rPr>
-        <w:t xml:space="preserve">检验也未达到常用显著性水平。这意味着管理层权力对超额薪酬本身具有独立解释力，但“补贴先影响权力、再影响超额薪酬”的完整链条并未得到稳健支持。</w:t>
+        <w:rPr>
+          <w:rFonts w:hint="eastAsia"/>
+        </w:rPr>
+        <w:t xml:space="preserve">），但过度识别检验</w:t>
+      </w:r>
+      <w:r>
+        <w:t xml:space="preserve"> </w:t>
+      </w:r>
+      <m:oMath>
+        <m:r>
+          <m:t>p</m:t>
+        </m:r>
+      </m:oMath>
+      <w:r>
+        <w:t xml:space="preserve"> </w:t>
+      </w:r>
+      <w:r>
+        <w:rPr>
+          <w:rFonts w:hint="eastAsia"/>
+        </w:rPr>
+        <w:t xml:space="preserve">值约为0.04—0.05，排除限制仍处在边界区间。与此同时，未来一期和未来两期补贴安慰剂的系数分别为0.0018（</w:t>
+      </w:r>
+      <m:oMath>
+        <m:r>
+          <m:t>p</m:t>
+        </m:r>
+        <m:r>
+          <m:rPr>
+            <m:sty m:val="p"/>
+          </m:rPr>
+          <m:t>=</m:t>
+        </m:r>
+        <m:r>
+          <m:t>0.048</m:t>
+        </m:r>
+      </m:oMath>
+      <w:r>
+        <w:rPr>
+          <w:rFonts w:hint="eastAsia"/>
+        </w:rPr>
+        <w:t xml:space="preserve">）和0.0024（</w:t>
+      </w:r>
+      <m:oMath>
+        <m:r>
+          <m:t>p</m:t>
+        </m:r>
+        <m:r>
+          <m:rPr>
+            <m:sty m:val="p"/>
+          </m:rPr>
+          <m:t>=</m:t>
+        </m:r>
+        <m:r>
+          <m:t>0.012</m:t>
+        </m:r>
+      </m:oMath>
+      <w:r>
+        <w:rPr>
+          <w:rFonts w:hint="eastAsia"/>
+        </w:rPr>
+        <w:t xml:space="preserve">），说明现有设定下仍存在前瞻性选择或时变遗漏因素。由此，更稳妥的结论并不是“因果方向已被识别清楚”，而是“补贴效应对识别设计极其敏感”。</w:t>
       </w:r>
       <w:r>
         <w:rPr>
@@ -9011,45 +11758,203 @@
           <w:b/>
           <w:bCs/>
         </w:rPr>
-        <w:t xml:space="preserve">结论三：异质性分析采用分组主回归后，三类分组都没有出现显著的补贴系数。</w:t>
-      </w:r>
-      <w:r>
-        <w:t xml:space="preserve"> </w:t>
-      </w:r>
-      <w:r>
-        <w:rPr>
-          <w:rFonts w:hint="eastAsia"/>
-        </w:rPr>
-        <w:t xml:space="preserve">产权性质分组中，国有企业组和私营企业组都不显著，且系数都接近于0；行业管制分组中，非管制行业组的正向系数高于管制行业组，后者为负；央企与地方国企分组中，两组都不显著，但地方国企组的负向系数绝对值略大。这些差异最多只能被理解为制度环境影响补贴资源内部转化方式的方向性线索，不构成稳健的异质性结论。</w:t>
-      </w:r>
-      <w:r>
-        <w:rPr>
-          <w:rFonts w:hint="eastAsia"/>
+        <w:t xml:space="preserve">结论三：对仅正补助口径实施</w:t>
+      </w:r>
+      <w:r>
+        <w:rPr>
           <w:b/>
           <w:bCs/>
         </w:rPr>
-        <w:t xml:space="preserve">结论四：机器学习补充检验提示财政补贴关系中可能存在非线性和局部交互结构，但其证据强度有限。</w:t>
-      </w:r>
-      <w:r>
-        <w:t xml:space="preserve"> </w:t>
-      </w:r>
-      <w:r>
-        <w:t xml:space="preserve">Lasso </w:t>
-      </w:r>
-      <w:r>
-        <w:rPr>
-          <w:rFonts w:hint="eastAsia"/>
-        </w:rPr>
-        <w:t xml:space="preserve">在自动筛选中保留了财政补贴变量；SHAP</w:t>
-      </w:r>
-      <w:r>
-        <w:t xml:space="preserve"> </w:t>
-      </w:r>
-      <w:r>
-        <w:rPr>
-          <w:rFonts w:hint="eastAsia"/>
-        </w:rPr>
-        <w:t xml:space="preserve">重要性显示</w:t>
+        <w:t xml:space="preserve"> Heckman </w:t>
+      </w:r>
+      <w:r>
+        <w:rPr>
+          <w:rFonts w:hint="eastAsia"/>
+          <w:b/>
+          <w:bCs/>
+        </w:rPr>
+        <w:t xml:space="preserve">两步校正后，逆米尔斯比率显著，说明正补助样本确实存在选择偏差，但校正后的补贴系数仍为正且显著；同时，围绕首次大额补贴暴露年份的事件研究未见显著预趋势，但事后系数整体转正。</w:t>
+      </w:r>
+      <w:r>
+        <w:t xml:space="preserve"> </w:t>
+      </w:r>
+      <w:r>
+        <w:rPr>
+          <w:rFonts w:hint="eastAsia"/>
+        </w:rPr>
+        <w:t xml:space="preserve">这意味着表4-8中正补助口径的正向结果并非完全由样本选择驱动，而首次大额补贴之后的超额薪酬抬升更像是一种动态伴随现象。不过，由于安慰剂检验仍然显著，本文仍不将事件研究结果直接解释为准自然实验意义上的因果效应。</w:t>
+      </w:r>
+      <w:r>
+        <w:rPr>
+          <w:rFonts w:hint="eastAsia"/>
+          <w:b/>
+          <w:bCs/>
+        </w:rPr>
+        <w:t xml:space="preserve">结论四：在</w:t>
+      </w:r>
+      <w:r>
+        <w:rPr>
+          <w:b/>
+          <w:bCs/>
+        </w:rPr>
+        <w:t xml:space="preserve"> FA </w:t>
+      </w:r>
+      <w:r>
+        <w:rPr>
+          <w:rFonts w:hint="eastAsia"/>
+          <w:b/>
+          <w:bCs/>
+        </w:rPr>
+        <w:t xml:space="preserve">口径下，即便提取前两个公共因子、经过</w:t>
+      </w:r>
+      <w:r>
+        <w:rPr>
+          <w:b/>
+          <w:bCs/>
+        </w:rPr>
+        <w:t xml:space="preserve"> varimax </w:t>
+      </w:r>
+      <w:r>
+        <w:rPr>
+          <w:rFonts w:hint="eastAsia"/>
+          <w:b/>
+          <w:bCs/>
+        </w:rPr>
+        <w:t xml:space="preserve">旋转并按方差贡献率加权合成，管理层权力的中介效应仍未获稳健支持。</w:t>
+      </w:r>
+      <w:r>
+        <w:t xml:space="preserve"> </w:t>
+      </w:r>
+      <w:r>
+        <w:rPr>
+          <w:rFonts w:hint="eastAsia"/>
+        </w:rPr>
+        <w:t xml:space="preserve">路径</w:t>
+      </w:r>
+      <w:r>
+        <w:t xml:space="preserve"> </w:t>
+      </w:r>
+      <m:oMath>
+        <m:r>
+          <m:t>a</m:t>
+        </m:r>
+      </m:oMath>
+      <w:r>
+        <w:t xml:space="preserve"> </w:t>
+      </w:r>
+      <w:r>
+        <w:rPr>
+          <w:rFonts w:hint="eastAsia"/>
+        </w:rPr>
+        <w:t xml:space="preserve">虽为正，但未达到常用显著性水平（</w:t>
+      </w:r>
+      <m:oMath>
+        <m:r>
+          <m:t>p</m:t>
+        </m:r>
+        <m:r>
+          <m:rPr>
+            <m:sty m:val="p"/>
+          </m:rPr>
+          <m:t>=</m:t>
+        </m:r>
+        <m:r>
+          <m:t>0.212</m:t>
+        </m:r>
+      </m:oMath>
+      <w:r>
+        <w:rPr>
+          <w:rFonts w:hint="eastAsia"/>
+        </w:rPr>
+        <w:t xml:space="preserve">），路径</w:t>
+      </w:r>
+      <w:r>
+        <w:t xml:space="preserve"> </w:t>
+      </w:r>
+      <m:oMath>
+        <m:r>
+          <m:t>b</m:t>
+        </m:r>
+      </m:oMath>
+      <w:r>
+        <w:t xml:space="preserve"> </w:t>
+      </w:r>
+      <w:r>
+        <w:rPr>
+          <w:rFonts w:hint="eastAsia"/>
+        </w:rPr>
+        <w:t xml:space="preserve">仅在10%水平上边际显著，间接效应的</w:t>
+      </w:r>
+      <w:r>
+        <w:t xml:space="preserve"> Bootstrap </w:t>
+      </w:r>
+      <w:r>
+        <w:rPr>
+          <w:rFonts w:hint="eastAsia"/>
+        </w:rPr>
+        <w:t xml:space="preserve">置信区间为[-0.000009,</w:t>
+      </w:r>
+      <w:r>
+        <w:t xml:space="preserve"> </w:t>
+      </w:r>
+      <w:r>
+        <w:rPr>
+          <w:rFonts w:hint="eastAsia"/>
+        </w:rPr>
+        <w:t xml:space="preserve">0.000070]，仍跨越0；进一步改用双主成分</w:t>
+      </w:r>
+      <w:r>
+        <w:t xml:space="preserve"> PCA </w:t>
+      </w:r>
+      <w:r>
+        <w:rPr>
+          <w:rFonts w:hint="eastAsia"/>
+        </w:rPr>
+        <w:t xml:space="preserve">口径后，间接效应区间同样跨越0。这意味着，改用</w:t>
+      </w:r>
+      <w:r>
+        <w:t xml:space="preserve"> FA </w:t>
+      </w:r>
+      <w:r>
+        <w:rPr>
+          <w:rFonts w:hint="eastAsia"/>
+        </w:rPr>
+        <w:t xml:space="preserve">和</w:t>
+      </w:r>
+      <w:r>
+        <w:t xml:space="preserve"> PCA </w:t>
+      </w:r>
+      <w:r>
+        <w:rPr>
+          <w:rFonts w:hint="eastAsia"/>
+        </w:rPr>
+        <w:t xml:space="preserve">两种综合测度口径，并未改变本文对</w:t>
+      </w:r>
+      <w:r>
+        <w:t xml:space="preserve"> H2 </w:t>
+      </w:r>
+      <w:r>
+        <w:rPr>
+          <w:rFonts w:hint="eastAsia"/>
+        </w:rPr>
+        <w:t xml:space="preserve">的基本判断，即“补贴先影响权力、再影响超额薪酬”的完整链条仍未得到稳健支持。</w:t>
+      </w:r>
+      <w:r>
+        <w:rPr>
+          <w:rFonts w:hint="eastAsia"/>
+          <w:b/>
+          <w:bCs/>
+        </w:rPr>
+        <w:t xml:space="preserve">结论五：异质性与机器学习补充检验都提示制度情境和非线性结构值得关注，但证据强度仍有限。</w:t>
+      </w:r>
+      <w:r>
+        <w:t xml:space="preserve"> </w:t>
+      </w:r>
+      <w:r>
+        <w:rPr>
+          <w:rFonts w:hint="eastAsia"/>
+        </w:rPr>
+        <w:t xml:space="preserve">异质性分析中，三类分组都没有出现显著的补贴系数，现有差异最多只能被理解为制度环境影响补贴资源内部转化方式的方向性线索；机器学习部分虽然表明</w:t>
       </w:r>
       <w:r>
         <w:t xml:space="preserve"> </w:t>
@@ -9058,10 +11963,28 @@
         <w:rPr>
           <w:rStyle w:val="VerbatimChar"/>
         </w:rPr>
+        <w:t xml:space="preserve">lnSubsidy</w:t>
+      </w:r>
+      <w:r>
+        <w:t xml:space="preserve">、</w:t>
+      </w:r>
+      <w:r>
+        <w:rPr>
+          <w:rStyle w:val="VerbatimChar"/>
+        </w:rPr>
         <w:t xml:space="preserve">Roa</w:t>
       </w:r>
       <w:r>
-        <w:t xml:space="preserve">、</w:t>
+        <w:t xml:space="preserve"> </w:t>
+      </w:r>
+      <w:r>
+        <w:rPr>
+          <w:rFonts w:hint="eastAsia"/>
+        </w:rPr>
+        <w:t xml:space="preserve">和</w:t>
+      </w:r>
+      <w:r>
+        <w:t xml:space="preserve"> </w:t>
       </w:r>
       <w:r>
         <w:rPr>
@@ -9076,28 +11999,10 @@
         <w:rPr>
           <w:rFonts w:hint="eastAsia"/>
         </w:rPr>
-        <w:t xml:space="preserve">和</w:t>
-      </w:r>
-      <w:r>
-        <w:t xml:space="preserve"> </w:t>
-      </w:r>
-      <w:r>
-        <w:rPr>
-          <w:rStyle w:val="VerbatimChar"/>
-        </w:rPr>
-        <w:t xml:space="preserve">lnSubsidy</w:t>
-      </w:r>
-      <w:r>
-        <w:t xml:space="preserve"> </w:t>
-      </w:r>
-      <w:r>
-        <w:rPr>
-          <w:rFonts w:hint="eastAsia"/>
-        </w:rPr>
-        <w:t xml:space="preserve">位于核心位置；依赖图和交互图提示补贴效应在高补贴区间以及部分非国有、高管理持股样本中可能更强。与此同时，XGBoost</w:t>
-      </w:r>
-      <w:r>
-        <w:t xml:space="preserve"> </w:t>
+        <w:t xml:space="preserve">等变量仍位于核心位置，且高补贴区间可能存在局部放大，但</w:t>
+      </w:r>
+      <w:r>
+        <w:t xml:space="preserve"> XGBoost </w:t>
       </w:r>
       <w:r>
         <w:rPr>
@@ -9129,7 +12034,7 @@
         <w:rPr>
           <w:rFonts w:hint="eastAsia"/>
         </w:rPr>
-        <w:t xml:space="preserve">仅为0.1006，分类模型的</w:t>
+        <w:t xml:space="preserve">仅为0.0947，分类模型的</w:t>
       </w:r>
       <w:r>
         <w:t xml:space="preserve"> ROC-AUC </w:t>
@@ -9138,17 +12043,26 @@
         <w:rPr>
           <w:rFonts w:hint="eastAsia"/>
         </w:rPr>
-        <w:t xml:space="preserve">约为0.619，说明这部分结果更适合作为对潜在非线性和交互结构的探索性提示，而不应盖过前文计量回归的主结论。此外，观察性面板数据的局限并未因固定效应、滞后补贴和工具变量检验而被完全消除，本文给出的仍是条件相关证据，而非对财政补贴效应的严格因果识别。因此，后文政策含义的讨论亦应建立在审慎解释的基础上。</w:t>
-      </w:r>
-    </w:p>
-    <w:bookmarkEnd w:id="93"/>
-    <w:bookmarkStart w:id="94" w:name="Xc93772c0674bde54ff738e5f56034eafc2986ef"/>
+        <w:t xml:space="preserve">约为0.625，说明这部分结果更适合作为对潜在非线性和交互结构的探索性提示，而不应盖过前文计量回归的基准结论。综合来看，观察性面板数据的局限并未因固定效应、滞后补贴、替代工具变量、安慰剂检验、事件研究和</w:t>
+      </w:r>
+      <w:r>
+        <w:t xml:space="preserve"> Heckman </w:t>
+      </w:r>
+      <w:r>
+        <w:rPr>
+          <w:rFonts w:hint="eastAsia"/>
+        </w:rPr>
+        <w:t xml:space="preserve">校正而被完全消除，因此后文政策含义的讨论仍应建立在审慎解释的基础上。</w:t>
+      </w:r>
+    </w:p>
+    <w:bookmarkEnd w:id="100"/>
+    <w:bookmarkStart w:id="101" w:name="Xeece1e5a105b441956835622e09898a56b10dd2"/>
     <w:p>
       <w:pPr>
         <w:pStyle w:val="Heading3"/>
       </w:pPr>
       <w:r>
-        <w:t xml:space="preserve">5.2 </w:t>
+        <w:t xml:space="preserve">6.2 </w:t>
       </w:r>
       <w:r>
         <w:rPr>
@@ -9202,20 +12116,20 @@
         <w:t xml:space="preserve">监管机构可进一步要求上市公司清晰披露高管薪酬决定机制、绩效达标标准、薪酬委员会独立性评估结果，以及补贴是否纳入绩效考核基数。对高补贴、治理约束较弱、非国有且高管持股较高等样本，可把数据分析结果作为内部核查线索的补充参考，但不宜把机器学习图形或排序结果直接当作处罚和政策调整依据。因此，监管重点应放在提高透明度、降低识别异常薪酬的成本，而不是把探索性模型结果误用为确定性证据。</w:t>
       </w:r>
     </w:p>
-    <w:bookmarkEnd w:id="94"/>
-    <w:bookmarkStart w:id="95" w:name="Xbac6b2608d18ae09c824d05fca92fc8b36765e1"/>
+    <w:bookmarkEnd w:id="101"/>
+    <w:bookmarkStart w:id="102" w:name="Xfb5fa2013baed364c91f047dd49826dea82933c"/>
     <w:p>
       <w:pPr>
         <w:pStyle w:val="Heading3"/>
       </w:pPr>
       <w:r>
-        <w:t xml:space="preserve">5.3 </w:t>
-      </w:r>
-      <w:r>
-        <w:rPr>
-          <w:rFonts w:hint="eastAsia"/>
-        </w:rPr>
-        <w:t xml:space="preserve">研究不足与未来研究方向</w:t>
+        <w:t xml:space="preserve">6.3 </w:t>
+      </w:r>
+      <w:r>
+        <w:rPr>
+          <w:rFonts w:hint="eastAsia"/>
+        </w:rPr>
+        <w:t xml:space="preserve">研究局限与展望</w:t>
       </w:r>
     </w:p>
     <w:p>
@@ -9237,7 +12151,16 @@
         <w:rPr>
           <w:rFonts w:hint="eastAsia"/>
         </w:rPr>
-        <w:t xml:space="preserve">本文借助公司固定效应、滞后一期补助和工具变量等方式处理了内生性问题，主结论也经过了一定的稳健性检验，但补贴与薪酬之间仍可能存在反向因果或遗漏变量问题。因果识别方面仍有提升空间——未来研究可结合更具外生性的政策冲击，采用双重差分（DID）、断点回归（RDD）或其他准自然实验设计，以进一步提升因果识别的严谨性。</w:t>
+        <w:t xml:space="preserve">本文借助公司固定效应、滞后一期补助、替代工具变量、未来补贴安慰剂检验、首次大额补贴事件研究以及针对正补助样本的</w:t>
+      </w:r>
+      <w:r>
+        <w:t xml:space="preserve"> Heckman </w:t>
+      </w:r>
+      <w:r>
+        <w:rPr>
+          <w:rFonts w:hint="eastAsia"/>
+        </w:rPr>
+        <w:t xml:space="preserve">两步法处理了内生性与选择偏差问题，但补贴与薪酬之间仍可能存在反向因果、共同冲击和遗漏变量问题。尤其是精炼双工具变量虽给出了负向显著估计，但过度识别检验处在边界显著区间；与此同时，未来补贴安慰剂仍然显著，表明现有识别策略尚未彻底切断前瞻性选择和时变遗漏因素。未来研究仍有必要结合更具外生性的政策冲击，采用双重差分（DID）、断点回归（RDD）或其他准自然实验设计，以进一步提升因果识别的严谨性。</w:t>
       </w:r>
     </w:p>
     <w:p>
@@ -9269,9 +12192,9 @@
         </w:pict>
       </w:r>
     </w:p>
-    <w:bookmarkEnd w:id="95"/>
-    <w:bookmarkEnd w:id="96"/>
-    <w:bookmarkStart w:id="97" w:name="参考文献"/>
+    <w:bookmarkEnd w:id="102"/>
+    <w:bookmarkEnd w:id="103"/>
+    <w:bookmarkStart w:id="104" w:name="参考文献"/>
     <w:p>
       <w:pPr>
         <w:pStyle w:val="Heading2"/>
@@ -10145,8 +13068,8 @@
         <w:t xml:space="preserve"> 2021.</w:t>
       </w:r>
     </w:p>
-    <w:bookmarkEnd w:id="97"/>
-    <w:bookmarkEnd w:id="98"/>
+    <w:bookmarkEnd w:id="104"/>
+    <w:bookmarkEnd w:id="105"/>
     <w:sectPr>
       <w:footnotePr>
         <w:numRestart w:val="eachSect"/>
@@ -10257,114 +13180,8 @@
       </w:pPr>
     </w:lvl>
   </w:abstractNum>
-  <w:abstractNum w:abstractNumId="991">
-    <w:nsid w:val="0000A991"/>
-    <w:multiLevelType w:val="multilevel"/>
-    <w:lvl w:ilvl="0">
-      <w:numFmt w:val="bullet"/>
-      <w:lvlText w:val=""/>
-      <w:lvlJc w:val="left"/>
-      <w:pPr>
-        <w:ind w:left="720" w:hanging="360"/>
-      </w:pPr>
-      <w:rPr>
-        <w:rFonts w:ascii="Symbol" w:hAnsi="Symbol" w:cs="Symbol" w:hint="default"/>
-      </w:rPr>
-    </w:lvl>
-    <w:lvl w:ilvl="1">
-      <w:numFmt w:val="bullet"/>
-      <w:lvlText w:val="o"/>
-      <w:lvlJc w:val="left"/>
-      <w:pPr>
-        <w:ind w:left="1440" w:hanging="360"/>
-      </w:pPr>
-      <w:rPr>
-        <w:rFonts w:ascii="Courier New" w:hAnsi="Courier New" w:cs="Courier New" w:hint="default"/>
-      </w:rPr>
-    </w:lvl>
-    <w:lvl w:ilvl="2">
-      <w:numFmt w:val="bullet"/>
-      <w:lvlText w:val=""/>
-      <w:lvlJc w:val="left"/>
-      <w:pPr>
-        <w:ind w:left="2160" w:hanging="360"/>
-      </w:pPr>
-      <w:rPr>
-        <w:rFonts w:ascii="Wingdings" w:hAnsi="Wingdings" w:cs="Wingdings" w:hint="default"/>
-      </w:rPr>
-    </w:lvl>
-    <w:lvl w:ilvl="3">
-      <w:numFmt w:val="bullet"/>
-      <w:lvlText w:val=""/>
-      <w:lvlJc w:val="left"/>
-      <w:pPr>
-        <w:ind w:left="2880" w:hanging="360"/>
-      </w:pPr>
-      <w:rPr>
-        <w:rFonts w:ascii="Symbol" w:hAnsi="Symbol" w:cs="Symbol" w:hint="default"/>
-      </w:rPr>
-    </w:lvl>
-    <w:lvl w:ilvl="4">
-      <w:numFmt w:val="bullet"/>
-      <w:lvlText w:val="o"/>
-      <w:lvlJc w:val="left"/>
-      <w:pPr>
-        <w:ind w:left="3600" w:hanging="360"/>
-      </w:pPr>
-      <w:rPr>
-        <w:rFonts w:ascii="Courier New" w:hAnsi="Courier New" w:cs="Courier New" w:hint="default"/>
-      </w:rPr>
-    </w:lvl>
-    <w:lvl w:ilvl="5">
-      <w:numFmt w:val="bullet"/>
-      <w:lvlText w:val=""/>
-      <w:lvlJc w:val="left"/>
-      <w:pPr>
-        <w:ind w:left="4320" w:hanging="360"/>
-      </w:pPr>
-      <w:rPr>
-        <w:rFonts w:ascii="Wingdings" w:hAnsi="Wingdings" w:cs="Wingdings" w:hint="default"/>
-      </w:rPr>
-    </w:lvl>
-    <w:lvl w:ilvl="6">
-      <w:numFmt w:val="bullet"/>
-      <w:lvlText w:val=""/>
-      <w:lvlJc w:val="left"/>
-      <w:pPr>
-        <w:ind w:left="5040" w:hanging="360"/>
-      </w:pPr>
-      <w:rPr>
-        <w:rFonts w:ascii="Symbol" w:hAnsi="Symbol" w:cs="Symbol" w:hint="default"/>
-      </w:rPr>
-    </w:lvl>
-    <w:lvl w:ilvl="7">
-      <w:numFmt w:val="bullet"/>
-      <w:lvlText w:val="o"/>
-      <w:lvlJc w:val="left"/>
-      <w:pPr>
-        <w:ind w:left="5760" w:hanging="360"/>
-      </w:pPr>
-      <w:rPr>
-        <w:rFonts w:ascii="Courier New" w:hAnsi="Courier New" w:cs="Courier New" w:hint="default"/>
-      </w:rPr>
-    </w:lvl>
-    <w:lvl w:ilvl="8">
-      <w:numFmt w:val="bullet"/>
-      <w:lvlText w:val=""/>
-      <w:lvlJc w:val="left"/>
-      <w:pPr>
-        <w:ind w:left="6480" w:hanging="360"/>
-      </w:pPr>
-      <w:rPr>
-        <w:rFonts w:ascii="Wingdings" w:hAnsi="Wingdings" w:cs="Wingdings" w:hint="default"/>
-      </w:rPr>
-    </w:lvl>
-  </w:abstractNum>
   <w:num w:numId="1000">
     <w:abstractNumId w:val="990"/>
-  </w:num>
-  <w:num w:numId="1001">
-    <w:abstractNumId w:val="991"/>
   </w:num>
 </w:numbering>
 </file>

--- a/thesis_final_bundle/thesis_final_humanized_v2.docx
+++ b/thesis_final_bundle/thesis_final_humanized_v2.docx
@@ -57,7 +57,7 @@
         <w:rPr>
           <w:rFonts w:hint="eastAsia"/>
         </w:rPr>
-        <w:t xml:space="preserve">近些年，财政补贴规模持续扩大，上市公司高管薪酬争议也明显升温。两者之间是否存在联系，既牵涉公司治理与代理成本，也关系财政资金能否真正用于预期目标。基于这一问题，本文以2003—2024年沪深A股非金融上市公司为样本，在管理者权力理论与代理理论框架下，考察财政补贴强度与高管超额薪酬之间的条件相关关系，并进一步观察这一关系在不同制度情境中的表现。参照Core等（1999）的期望薪酬模型，本文将模型1的回归残差直接定义为高管超额薪酬（Overpay），对未披露政府补助的公司年度按0处理，据此构造核心解释变量</w:t>
+        <w:t xml:space="preserve">近些年，财政补贴规模持续扩大，上市公司高管薪酬争议也明显升温。两者之间是否存在联系，既牵涉公司治理与代理成本，也关系财政资金能否真正用于预期目标。基于这一问题，本文以2003—2024年沪深A股非金融上市公司为样本，在管理者权力理论与代理理论框架下，考察财政补贴强度与高管超额薪酬之间的条件相关关系，并考察这一关系在不同制度情境中的表现。参照Core等（1999）的期望薪酬模型，本文将模型1的回归残差直接定义为高管超额薪酬（Overpay），对未披露政府补助的公司年度按0处理，据此构造核心解释变量</w:t>
       </w:r>
       <m:oMath>
         <m:r>
@@ -150,7 +150,7 @@
         <w:rPr>
           <w:rFonts w:hint="eastAsia"/>
         </w:rPr>
-        <w:t xml:space="preserve">），说明全样本层面的直接关联并不稳固。进一步看，这一关系对变量口径和样本设定较为敏感。识别层面，基准“同城同年”工具变量与简单“同行业同年”工具变量都具有统计相关性，但第二阶段系数均未显著；改用“同行业同年排除本省平均补助”与“同省同行业同年排除本市平均补助”的精炼双工具后，第二阶段系数转为显著负值（</w:t>
+        <w:t xml:space="preserve">），说明全样本层面的直接关联并不稳固。从结果看，这一关系对变量口径和样本设定较为敏感。识别层面，基准“同城同年”工具变量与简单“同行业同年”工具变量都具有统计相关性，但第二阶段系数均未显著；改用“同行业同年排除本省平均补助”与“同省同行业同年排除本市平均补助”的精炼双工具后，第二阶段系数转为显著负值（</w:t>
       </w:r>
       <m:oMath>
         <m:r>
@@ -169,7 +169,7 @@
           <m:t>−</m:t>
         </m:r>
         <m:r>
-          <m:t>0.0233</m:t>
+          <m:t>0.0226</m:t>
         </m:r>
       </m:oMath>
       <w:r>
@@ -189,7 +189,7 @@
           <m:t>=</m:t>
         </m:r>
         <m:r>
-          <m:t>0.031</m:t>
+          <m:t>0.034</m:t>
         </m:r>
       </m:oMath>
       <w:r>
@@ -213,20 +213,20 @@
         <w:rPr>
           <w:rFonts w:hint="eastAsia"/>
         </w:rPr>
-        <w:t xml:space="preserve">值约为0.04—0.05，表明因果方向仍会随识别设计变化而波动。针对仅正补助样本的</w:t>
-      </w:r>
-      <w:r>
-        <w:t xml:space="preserve"> Heckman </w:t>
-      </w:r>
-      <w:r>
-        <w:rPr>
-          <w:rFonts w:hint="eastAsia"/>
-        </w:rPr>
-        <w:t xml:space="preserve">两步校正显示逆米尔斯比率显著（</w:t>
+        <w:t xml:space="preserve">值约为0.03—0.04，表明因果方向仍会随识别设计变化而波动。进一步补充三类识别逻辑不同的方法后，可见深度滞后省均值工具变量给出显著正值（Partial</w:t>
+      </w:r>
+      <w:r>
+        <w:t xml:space="preserve"> F = </w:t>
+      </w:r>
+      <w:r>
+        <w:rPr>
+          <w:rFonts w:hint="eastAsia"/>
+        </w:rPr>
+        <w:t xml:space="preserve">17.67，</w:t>
       </w:r>
       <m:oMath>
         <m:r>
-          <m:t>p</m:t>
+          <m:t>β</m:t>
         </m:r>
         <m:r>
           <m:rPr>
@@ -235,18 +235,18 @@
           <m:t>=</m:t>
         </m:r>
         <m:r>
-          <m:t>0.006</m:t>
+          <m:t>0.0546</m:t>
         </m:r>
       </m:oMath>
       <w:r>
         <w:rPr>
           <w:rFonts w:hint="eastAsia"/>
         </w:rPr>
-        <w:t xml:space="preserve">），而补贴系数仍为正且显著（</w:t>
+        <w:t xml:space="preserve">，</w:t>
       </w:r>
       <m:oMath>
         <m:r>
-          <m:t>β</m:t>
+          <m:t>p</m:t>
         </m:r>
         <m:r>
           <m:rPr>
@@ -255,18 +255,27 @@
           <m:t>=</m:t>
         </m:r>
         <m:r>
-          <m:t>0.0093</m:t>
+          <m:t>0.046</m:t>
         </m:r>
       </m:oMath>
       <w:r>
         <w:rPr>
           <w:rFonts w:hint="eastAsia"/>
         </w:rPr>
-        <w:t xml:space="preserve">，</w:t>
+        <w:t xml:space="preserve">），Lewbel（2012）异方差内生工具变量给出正向但不显著估计（Partial</w:t>
+      </w:r>
+      <w:r>
+        <w:t xml:space="preserve"> F = </w:t>
+      </w:r>
+      <w:r>
+        <w:rPr>
+          <w:rFonts w:hint="eastAsia"/>
+        </w:rPr>
+        <w:t xml:space="preserve">117.27，</w:t>
       </w:r>
       <m:oMath>
         <m:r>
-          <m:t>p</m:t>
+          <m:t>β</m:t>
         </m:r>
         <m:r>
           <m:rPr>
@@ -275,25 +284,14 @@
           <m:t>=</m:t>
         </m:r>
         <m:r>
-          <m:t>0.008</m:t>
+          <m:t>0.0040</m:t>
         </m:r>
       </m:oMath>
       <w:r>
         <w:rPr>
           <w:rFonts w:hint="eastAsia"/>
         </w:rPr>
-        <w:t xml:space="preserve">），这意味着正补助口径下的正向结果并非单纯由样本选择偏差造成。</w:t>
-      </w:r>
-    </w:p>
-    <w:p>
-      <w:pPr>
-        <w:pStyle w:val="BodyText"/>
-      </w:pPr>
-      <w:r>
-        <w:rPr>
-          <w:rFonts w:hint="eastAsia"/>
-        </w:rPr>
-        <w:t xml:space="preserve">在进一步的识别检验中，未来一期和未来两期补贴的安慰剂系数分别为0.0018（</w:t>
+        <w:t xml:space="preserve">，</w:t>
       </w:r>
       <m:oMath>
         <m:r>
@@ -306,18 +304,27 @@
           <m:t>=</m:t>
         </m:r>
         <m:r>
-          <m:t>0.048</m:t>
+          <m:t>0.258</m:t>
         </m:r>
       </m:oMath>
       <w:r>
         <w:rPr>
           <w:rFonts w:hint="eastAsia"/>
         </w:rPr>
-        <w:t xml:space="preserve">）和0.0024（</w:t>
+        <w:t xml:space="preserve">），在公司固定效应与年份固定效应设定下的</w:t>
+      </w:r>
+      <w:r>
+        <w:t xml:space="preserve"> shift-share Bartik </w:t>
+      </w:r>
+      <w:r>
+        <w:rPr>
+          <w:rFonts w:hint="eastAsia"/>
+        </w:rPr>
+        <w:t xml:space="preserve">单工具和双工具方案也分别得到正向估计（</w:t>
       </w:r>
       <m:oMath>
         <m:r>
-          <m:t>p</m:t>
+          <m:t>β</m:t>
         </m:r>
         <m:r>
           <m:rPr>
@@ -326,17 +333,14 @@
           <m:t>=</m:t>
         </m:r>
         <m:r>
-          <m:t>0.012</m:t>
+          <m:t>0.145</m:t>
         </m:r>
       </m:oMath>
       <w:r>
         <w:rPr>
           <w:rFonts w:hint="eastAsia"/>
         </w:rPr>
-        <w:t xml:space="preserve">），说明样本中仍可能残留前瞻性选择或时变遗漏因素；围绕首次大额补贴暴露年份的事件研究没有发现显著预趋势（联合</w:t>
-      </w:r>
-      <w:r>
-        <w:t xml:space="preserve"> </w:t>
+        <w:t xml:space="preserve">，</w:t>
       </w:r>
       <m:oMath>
         <m:r>
@@ -349,47 +353,18 @@
           <m:t>=</m:t>
         </m:r>
         <m:r>
-          <m:t>0.599</m:t>
+          <m:t>0.083</m:t>
         </m:r>
       </m:oMath>
       <w:r>
         <w:rPr>
           <w:rFonts w:hint="eastAsia"/>
         </w:rPr>
-        <w:t xml:space="preserve">），但事件后0—3年的系数整体转正且逐步显著，因此这些动态结果更适合作为描述性证据，而不宜直接解释为已被充分识别的因果效应。机制检验方面，基于经</w:t>
-      </w:r>
-      <w:r>
-        <w:t xml:space="preserve"> varimax </w:t>
-      </w:r>
-      <w:r>
-        <w:rPr>
-          <w:rFonts w:hint="eastAsia"/>
-        </w:rPr>
-        <w:t xml:space="preserve">旋转后前两个公共因子加权合成的</w:t>
-      </w:r>
-      <w:r>
-        <w:t xml:space="preserve"> FA </w:t>
-      </w:r>
-      <w:r>
-        <w:rPr>
-          <w:rFonts w:hint="eastAsia"/>
-        </w:rPr>
-        <w:t xml:space="preserve">口径，路径</w:t>
+        <w:t xml:space="preserve">；</w:t>
       </w:r>
       <m:oMath>
         <m:r>
-          <m:t>a</m:t>
-        </m:r>
-      </m:oMath>
-      <w:r>
-        <w:rPr>
-          <w:rFonts w:hint="eastAsia"/>
-        </w:rPr>
-        <w:t xml:space="preserve">虽为正，但未达到常用显著性水平（</w:t>
-      </w:r>
-      <m:oMath>
-        <m:r>
-          <m:t>p</m:t>
+          <m:t>β</m:t>
         </m:r>
         <m:r>
           <m:rPr>
@@ -398,25 +373,14 @@
           <m:t>=</m:t>
         </m:r>
         <m:r>
-          <m:t>0.212</m:t>
+          <m:t>0.093</m:t>
         </m:r>
       </m:oMath>
       <w:r>
         <w:rPr>
           <w:rFonts w:hint="eastAsia"/>
         </w:rPr>
-        <w:t xml:space="preserve">），管理层权力对超额薪酬的路径</w:t>
-      </w:r>
-      <m:oMath>
-        <m:r>
-          <m:t>b</m:t>
-        </m:r>
-      </m:oMath>
-      <w:r>
-        <w:rPr>
-          <w:rFonts w:hint="eastAsia"/>
-        </w:rPr>
-        <w:t xml:space="preserve">仅在10%水平上边际显著（</w:t>
+        <w:t xml:space="preserve">，</w:t>
       </w:r>
       <m:oMath>
         <m:r>
@@ -429,6 +393,287 @@
           <m:t>=</m:t>
         </m:r>
         <m:r>
+          <m:t>0.117</m:t>
+        </m:r>
+      </m:oMath>
+      <w:r>
+        <w:rPr>
+          <w:rFonts w:hint="eastAsia"/>
+        </w:rPr>
+        <w:t xml:space="preserve">）。针对仅正补助样本的</w:t>
+      </w:r>
+      <w:r>
+        <w:t xml:space="preserve"> Heckman </w:t>
+      </w:r>
+      <w:r>
+        <w:rPr>
+          <w:rFonts w:hint="eastAsia"/>
+        </w:rPr>
+        <w:t xml:space="preserve">两步校正显示逆米尔斯比率显著（</w:t>
+      </w:r>
+      <m:oMath>
+        <m:r>
+          <m:t>p</m:t>
+        </m:r>
+        <m:r>
+          <m:rPr>
+            <m:sty m:val="p"/>
+          </m:rPr>
+          <m:t>=</m:t>
+        </m:r>
+        <m:r>
+          <m:t>0.006</m:t>
+        </m:r>
+      </m:oMath>
+      <w:r>
+        <w:rPr>
+          <w:rFonts w:hint="eastAsia"/>
+        </w:rPr>
+        <w:t xml:space="preserve">），而补贴系数仍为正且显著（</w:t>
+      </w:r>
+      <m:oMath>
+        <m:r>
+          <m:t>β</m:t>
+        </m:r>
+        <m:r>
+          <m:rPr>
+            <m:sty m:val="p"/>
+          </m:rPr>
+          <m:t>=</m:t>
+        </m:r>
+        <m:r>
+          <m:t>0.0093</m:t>
+        </m:r>
+      </m:oMath>
+      <w:r>
+        <w:rPr>
+          <w:rFonts w:hint="eastAsia"/>
+        </w:rPr>
+        <w:t xml:space="preserve">，</w:t>
+      </w:r>
+      <m:oMath>
+        <m:r>
+          <m:t>p</m:t>
+        </m:r>
+        <m:r>
+          <m:rPr>
+            <m:sty m:val="p"/>
+          </m:rPr>
+          <m:t>=</m:t>
+        </m:r>
+        <m:r>
+          <m:t>0.008</m:t>
+        </m:r>
+      </m:oMath>
+      <w:r>
+        <w:rPr>
+          <w:rFonts w:hint="eastAsia"/>
+        </w:rPr>
+        <w:t xml:space="preserve">），这意味着正补助口径下的正向结果并非单纯由样本选择偏差造成。综合来看，不同识别设定下的补贴系数出现正负并存：近端滞后均值型工具变量多给出负向估计，而深度滞后省均值、Lewbel、shift-share</w:t>
+      </w:r>
+      <w:r>
+        <w:t xml:space="preserve"> </w:t>
+      </w:r>
+      <w:r>
+        <w:rPr>
+          <w:rFonts w:hint="eastAsia"/>
+        </w:rPr>
+        <w:t xml:space="preserve">与</w:t>
+      </w:r>
+      <w:r>
+        <w:t xml:space="preserve"> Heckman </w:t>
+      </w:r>
+      <w:r>
+        <w:rPr>
+          <w:rFonts w:hint="eastAsia"/>
+        </w:rPr>
+        <w:t xml:space="preserve">校正对应结果多为正向估计，但证据强弱并不一致，因此相关结论仍需结合工具变量强度、过度识别检验和样本口径审慎解读。</w:t>
+      </w:r>
+    </w:p>
+    <w:p>
+      <w:pPr>
+        <w:pStyle w:val="BodyText"/>
+      </w:pPr>
+      <w:r>
+        <w:rPr>
+          <w:rFonts w:hint="eastAsia"/>
+        </w:rPr>
+        <w:t xml:space="preserve">在识别检验中，未来一期和未来两期补贴的安慰剂系数分别为0.0018（</w:t>
+      </w:r>
+      <m:oMath>
+        <m:r>
+          <m:t>p</m:t>
+        </m:r>
+        <m:r>
+          <m:rPr>
+            <m:sty m:val="p"/>
+          </m:rPr>
+          <m:t>=</m:t>
+        </m:r>
+        <m:r>
+          <m:t>0.048</m:t>
+        </m:r>
+      </m:oMath>
+      <w:r>
+        <w:rPr>
+          <w:rFonts w:hint="eastAsia"/>
+        </w:rPr>
+        <w:t xml:space="preserve">）和0.0024（</w:t>
+      </w:r>
+      <m:oMath>
+        <m:r>
+          <m:t>p</m:t>
+        </m:r>
+        <m:r>
+          <m:rPr>
+            <m:sty m:val="p"/>
+          </m:rPr>
+          <m:t>=</m:t>
+        </m:r>
+        <m:r>
+          <m:t>0.012</m:t>
+        </m:r>
+      </m:oMath>
+      <w:r>
+        <w:rPr>
+          <w:rFonts w:hint="eastAsia"/>
+        </w:rPr>
+        <w:t xml:space="preserve">）；当把固定效应设定改为公司固定效应与行业×年份固定效应后，未来一期安慰剂系数被压弱至0.0017（</w:t>
+      </w:r>
+      <m:oMath>
+        <m:r>
+          <m:t>p</m:t>
+        </m:r>
+        <m:r>
+          <m:rPr>
+            <m:sty m:val="p"/>
+          </m:rPr>
+          <m:t>=</m:t>
+        </m:r>
+        <m:r>
+          <m:t>0.057</m:t>
+        </m:r>
+      </m:oMath>
+      <w:r>
+        <w:rPr>
+          <w:rFonts w:hint="eastAsia"/>
+        </w:rPr>
+        <w:t xml:space="preserve">），未来两期补贴仍显著为0.0021（</w:t>
+      </w:r>
+      <m:oMath>
+        <m:r>
+          <m:t>p</m:t>
+        </m:r>
+        <m:r>
+          <m:rPr>
+            <m:sty m:val="p"/>
+          </m:rPr>
+          <m:t>=</m:t>
+        </m:r>
+        <m:r>
+          <m:t>0.019</m:t>
+        </m:r>
+      </m:oMath>
+      <w:r>
+        <w:rPr>
+          <w:rFonts w:hint="eastAsia"/>
+        </w:rPr>
+        <w:t xml:space="preserve">），说明时变行业冲击只能解释前瞻性相关的一部分。围绕首次大额补贴暴露年份的事件研究没有发现显著预趋势（联合</w:t>
+      </w:r>
+      <w:r>
+        <w:t xml:space="preserve"> </w:t>
+      </w:r>
+      <m:oMath>
+        <m:r>
+          <m:t>p</m:t>
+        </m:r>
+        <m:r>
+          <m:rPr>
+            <m:sty m:val="p"/>
+          </m:rPr>
+          <m:t>=</m:t>
+        </m:r>
+        <m:r>
+          <m:t>0.599</m:t>
+        </m:r>
+      </m:oMath>
+      <w:r>
+        <w:rPr>
+          <w:rFonts w:hint="eastAsia"/>
+        </w:rPr>
+        <w:t xml:space="preserve">），但事件后0—3年的系数整体转正且逐步显著，这些动态结果更适合作为描述性证据，不宜直接解释为已被充分识别的因果效应。机制检验方面，基于经</w:t>
+      </w:r>
+      <w:r>
+        <w:t xml:space="preserve"> varimax </w:t>
+      </w:r>
+      <w:r>
+        <w:rPr>
+          <w:rFonts w:hint="eastAsia"/>
+        </w:rPr>
+        <w:t xml:space="preserve">旋转后前两个公共因子加权合成的</w:t>
+      </w:r>
+      <w:r>
+        <w:t xml:space="preserve"> FA </w:t>
+      </w:r>
+      <w:r>
+        <w:rPr>
+          <w:rFonts w:hint="eastAsia"/>
+        </w:rPr>
+        <w:t xml:space="preserve">口径，路径</w:t>
+      </w:r>
+      <m:oMath>
+        <m:r>
+          <m:t>a</m:t>
+        </m:r>
+      </m:oMath>
+      <w:r>
+        <w:rPr>
+          <w:rFonts w:hint="eastAsia"/>
+        </w:rPr>
+        <w:t xml:space="preserve">虽为正，但未达到常用显著性水平（</w:t>
+      </w:r>
+      <m:oMath>
+        <m:r>
+          <m:t>p</m:t>
+        </m:r>
+        <m:r>
+          <m:rPr>
+            <m:sty m:val="p"/>
+          </m:rPr>
+          <m:t>=</m:t>
+        </m:r>
+        <m:r>
+          <m:t>0.212</m:t>
+        </m:r>
+      </m:oMath>
+      <w:r>
+        <w:rPr>
+          <w:rFonts w:hint="eastAsia"/>
+        </w:rPr>
+        <w:t xml:space="preserve">），管理层权力对超额薪酬的路径</w:t>
+      </w:r>
+      <m:oMath>
+        <m:r>
+          <m:t>b</m:t>
+        </m:r>
+      </m:oMath>
+      <w:r>
+        <w:rPr>
+          <w:rFonts w:hint="eastAsia"/>
+        </w:rPr>
+        <w:t xml:space="preserve">仅在10%水平上边际显著（</w:t>
+      </w:r>
+      <m:oMath>
+        <m:r>
+          <m:t>p</m:t>
+        </m:r>
+        <m:r>
+          <m:rPr>
+            <m:sty m:val="p"/>
+          </m:rPr>
+          <m:t>=</m:t>
+        </m:r>
+        <m:r>
           <m:t>0.062</m:t>
         </m:r>
       </m:oMath>
@@ -454,7 +699,43 @@
         <w:rPr>
           <w:rFonts w:hint="eastAsia"/>
         </w:rPr>
-        <w:t xml:space="preserve">0.000070]，Sobel检验也不显著，因此本文未获得稳健的中介效应支持。分组回归没有呈现产权性质、行业管制强度及央地国企分类下清晰一致的差异模式，现有证据更适合被理解为尚未识别出稳健的直接异质性线索。机器学习补充结果表明，非线性模型的拟合表现优于线性基准，财政补贴在自动特征筛选和SHAP重要性排序中仍位于较前位置，但增量解释力有限，更适合作为潜在非线性和交互结构的探索性提示。总体来看，本文为理解财政补贴与高管薪酬治理之间的关系补充了经验证据，也提示相关结论需要结合变量口径的敏感性与识别局限来谨慎解读。</w:t>
+        <w:t xml:space="preserve">0.000070]，Sobel检验也不显著，因此本文未获得稳健的中介效应支持。分组回归没有呈现产权性质、行业管制强度及央地国企分类下清晰一致的差异模式，现有证据更适合被理解为尚未识别出稳健的直接异质性线索。机器学习补充结果表明，Lasso</w:t>
+      </w:r>
+      <w:r>
+        <w:t xml:space="preserve"> </w:t>
+      </w:r>
+      <w:r>
+        <w:rPr>
+          <w:rFonts w:hint="eastAsia"/>
+        </w:rPr>
+        <w:t xml:space="preserve">未将财政补贴变量压缩为零，随机森林和</w:t>
+      </w:r>
+      <w:r>
+        <w:t xml:space="preserve"> XGBoost </w:t>
+      </w:r>
+      <w:r>
+        <w:rPr>
+          <w:rFonts w:hint="eastAsia"/>
+        </w:rPr>
+        <w:t xml:space="preserve">的重要性排序也持续将其置于前列，说明财政补贴仍保留一定信息含量；与此同时，非线性模型的拟合表现虽优于线性基准，但增量解释力有限，因此相关结果更适合作为对潜在非线性和局部交互结构的探索性补充。综合来看，深度滞后省均值、Lewbel、shift-share</w:t>
+      </w:r>
+      <w:r>
+        <w:t xml:space="preserve"> </w:t>
+      </w:r>
+      <w:r>
+        <w:rPr>
+          <w:rFonts w:hint="eastAsia"/>
+        </w:rPr>
+        <w:t xml:space="preserve">与</w:t>
+      </w:r>
+      <w:r>
+        <w:t xml:space="preserve"> Heckman </w:t>
+      </w:r>
+      <w:r>
+        <w:rPr>
+          <w:rFonts w:hint="eastAsia"/>
+        </w:rPr>
+        <w:t xml:space="preserve">等补充方法给出了几组正向估计，但统计支撑并不一致，相关结论仍需结合工具变量强度差异、过度识别结果以及安慰剂检验反映出的识别局限审慎解读。</w:t>
       </w:r>
     </w:p>
     <w:p>
@@ -527,7 +808,7 @@
         <w:rPr>
           <w:rFonts w:hint="eastAsia"/>
         </w:rPr>
-        <w:t xml:space="preserve">党的二十大报告提出，中国经济已由高速增长阶段转向高质量发展阶段。放在财政政策语境中，这并不只是表述上的变化，而是意味着政府资金投向、政策工具使用方式以及绩效评估标准都在调整。财政补贴正是在这一背景下持续发挥作用：它既服务于战略性新兴产业培育、技术创新激励和企业纾困，也承担稳就业、稳预期等现实任务。根据CSMAR样本统计，2003年至2024年间，沪深A股上市公司（剔除金融行业）的政府补助总体规模持续扩大，获得补贴的企业数量和平均补贴强度都呈上升趋势。换句话说，财政补贴早已不是个别企业偶然获得的政策资源，而是中国资本市场里绕不开的一类制度性变量。</w:t>
+        <w:t xml:space="preserve">党的二十大报告提出，中国经济已由高速增长阶段转向高质量发展阶段。放在财政政策语境中，这并不只是表述上的变化，而是意味着政府资金投向、政策工具使用方式以及绩效评估标准都在调整。财政补贴正是在这一背景下持续发挥作用：它既服务于战略性新兴产业培育、技术创新激励和企业纾困，也承担稳就业、稳预期等现实任务。根据CSMAR样本统计，2003年至2024年间，沪深A股上市公司（剔除金融行业）的政府补助总体规模持续扩大，获得补贴的企业数量和平均补贴强度都呈上升趋势。财政补贴早已不是个别企业偶然获得的政策资源，而是中国资本市场里绕不开的一类制度性变量。</w:t>
       </w:r>
     </w:p>
     <w:p>
@@ -538,7 +819,7 @@
         <w:rPr>
           <w:rFonts w:hint="eastAsia"/>
         </w:rPr>
-        <w:t xml:space="preserve">与此同时，上市公司高管薪酬始终是公共舆论和学术讨论都难以回避的话题。对学界来说，它关系激励契约设计、代理成本控制和公司治理效率；对公众来说，它又直接牵连收入分配公平、财政资金使用效率以及市场信任基础。近年来，一个越来越常见的追问是：企业补贴规模上去了，高管薪酬会不会也跟着水涨船高？再往前一步说，那些原本应服务于产业发展和公共利益的政策性资源，会不会在信息不对称和治理约束不足的条件下，部分转化为管理层的私人收益？这已不只是舆论层面的争议，更是一个关乎财政资源配置效率与企业内部利益分配合理性的命题。</w:t>
+        <w:t xml:space="preserve">同一时期，上市公司高管薪酬始终是公共舆论和学术讨论都难以回避的话题。对学界来说，它关系激励契约设计、代理成本控制和公司治理效率；对公众来说，它又直接牵连收入分配公平、财政资金使用效率以及市场信任基础。近年来，一个越来越常见的追问是：企业补贴规模上去了，高管薪酬会不会也跟着水涨船高？再往前一步说，那些原本应服务于产业发展和公共利益的政策性资源，会不会在信息不对称和治理约束不足的条件下，部分转化为管理层的私人收益？这已不只是舆论层面的争议，更是一个关乎财政资源配置效率与企业内部利益分配合理性的命题。</w:t>
       </w:r>
     </w:p>
     <w:p>
@@ -549,7 +830,7 @@
         <w:rPr>
           <w:rFonts w:hint="eastAsia"/>
         </w:rPr>
-        <w:t xml:space="preserve">关于高管薪酬为何会偏离“合理水平”，现有研究大致有两条解释路径。“最优契约说”强调市场竞争与治理约束，认为薪酬是董事会与高管博弈后的均衡结果，最终应当反映高管的边际贡献；“管理权力说”则更关注现实中的治理偏差，认为在所有权与控制权分离的公司里，高管可能借助对董事会构成、薪酬委员会安排以及信息披露节奏的影响，为自己争取超出正常水平的报酬。放到中国上市公司环境里，后一种解释往往更贴近现实。原因并不复杂：信息不对称较强、内部控制质量不均、独立董事独立性有限，这些因素都会放大管理层的自利空间。财政补贴作为外部资源进入企业后，不仅增加了企业可支配资金，也可能抬高高管的薪酬议价能力，甚至为寻租行为提供新的空间。本文的研究正是从这里切入。</w:t>
+        <w:t xml:space="preserve">关于高管薪酬为何会偏离“合理水平”，现有研究大致有两条解释路径。“最优契约说”强调市场竞争与治理约束，认为薪酬是董事会与高管博弈后的均衡结果，最终应当反映高管的边际贡献；“管理权力说”则更关注现实中的治理偏差，认为在所有权与控制权分离的公司里，高管会借助对董事会构成、薪酬委员会安排以及信息披露节奏的影响，为自己争取超出正常水平的报酬。放到中国上市公司环境里，后一种解释往往更贴近现实。原因并不复杂：信息不对称较强、内部控制质量不均、独立董事独立性有限，这些因素都会放大管理层的自利空间。财政补贴作为外部资源进入企业后，增加了企业可支配资金，还有抬高高管薪酬议价能力的效果，甚至为寻租行为提供额外空间。本文的研究正是从这里切入。</w:t>
       </w:r>
     </w:p>
     <w:p>
@@ -560,7 +841,7 @@
         <w:rPr>
           <w:rFonts w:hint="eastAsia"/>
         </w:rPr>
-        <w:t xml:space="preserve">围绕这一主题，本文集中回答四个相互关联的命题。第一，在控制企业规模、盈利能力、财务杠杆等基本特征后，财政补贴是否与高管超额薪酬存在显著且稳健的正相关关系？第二，管理层权力是否在两者之间承担中介角色，也就是说，补贴变化会不会通过改变高管权力结构，进一步传导到超额薪酬？第三，这种联系在不同产权性质、行业管制强度和区域制度环境下会不会呈现差异？第四，机器学习补充部分能否从非线性关系、交互效应和变量重要性三个角度，为基准回归提供更多结构线索？</w:t>
+        <w:t xml:space="preserve">围绕这一主题，本文集中回答四个相互关联的命题：财政补贴在控制企业基本特征后是否与高管超额薪酬存在显著稳健的正相关？管理层权力是否在两者之间承担中介角色，即补贴变化会不会通过改变权力结构传导到超额薪酬？这一关联在不同产权性质、行业管制强度和区域制度环境下是否呈现差异？机器学习补充分析能否从变量筛选、非线性与交互结构识别以及模型比较三个角度，为基准回归提供额外结构线索？</w:t>
       </w:r>
     </w:p>
     <w:bookmarkEnd w:id="9"/>
@@ -595,7 +876,7 @@
         <w:rPr>
           <w:rFonts w:hint="eastAsia"/>
         </w:rPr>
-        <w:t xml:space="preserve">大体可以从三个方面来把握。其一，本文把政府补贴这一政策变量真正放进了高管超额薪酬的讨论框架中，不再只从企业内部激励或治理失灵出发看问题，而是把“外部资源输入”与“内部权力结构”放在同一条链上。其二，在变量测量上，本文用</w:t>
+        <w:t xml:space="preserve">大体可以从三个方面来把握。本文把政府补贴这一政策变量纳入高管超额薪酬的讨论框架，把“外部资源输入”与“内部权力结构”放在同一条分析链上，不再只从企业内部激励或治理失灵出发看问题。测量层面，本文用</w:t>
       </w:r>
       <w:r>
         <w:t xml:space="preserve"> FA </w:t>
@@ -613,7 +894,7 @@
         <w:rPr>
           <w:rFonts w:hint="eastAsia"/>
         </w:rPr>
-        <w:t xml:space="preserve">口径作敏感性对照，尽量避免把某一种测度直接写成天然更优的唯一选择。其三，在技术路线上，本文把固定效应、工具变量和中介检验等传统计量手段，与</w:t>
+        <w:t xml:space="preserve">口径对照，尽量避免把某一种测度写成唯一正确的选择。技术路线上，固定效应、工具变量和中介检验等传统计量手段与</w:t>
       </w:r>
       <w:r>
         <w:t xml:space="preserve"> </w:t>
@@ -631,7 +912,7 @@
         <w:rPr>
           <w:rFonts w:hint="eastAsia"/>
         </w:rPr>
-        <w:t xml:space="preserve">等数据挖掘工具放在同一框架下使用，希望让线性识别与非线性观察形成互补。</w:t>
+        <w:t xml:space="preserve">等数据挖掘工具并行使用，让线性识别与非线性观察形成互补。</w:t>
       </w:r>
     </w:p>
     <w:p>
@@ -650,7 +931,7 @@
         <w:rPr>
           <w:rFonts w:hint="eastAsia"/>
         </w:rPr>
-        <w:t xml:space="preserve">则更贴近政策和市场实践。对财政监管部门而言，本文的证据提示，补贴与高管薪酬之间并不存在一条简单、稳定的线性链条，二者之间的联系会受到变量口径、治理约束和制度环境的共同塑造，这为补贴用途约束、事后审计和信息披露设计提供了参考。对资本市场监管者来说，机器学习补充部分识别出的高补贴区间和治理特征组合，可以作为筛查重点情境的辅助线索，但不宜直接替代正式监管判断。对投资者和公众而言，理解财政补贴与高管薪酬之间可能存在的联系及其不稳定性，也有助于更完整地评估上市公司的治理质量以及财政资金的实际使用效率。</w:t>
+        <w:t xml:space="preserve">则更贴近政策和市场实践。对财政监管部门而言，本文的证据提示，补贴与高管薪酬之间并不存在一条简单、稳定的线性链条，二者之间的联系会受到变量口径、治理约束和制度环境的共同塑造，这为补贴用途约束、事后审计和信息披露设计提供了参考。对资本市场监管者来说，机器学习补充部分识别出的高补贴区间和治理特征组合，可以作为筛查重点情境的辅助线索，但不宜直接替代正式监管判断。对投资者和公众而言，理解财政补贴与高管薪酬之间的潜在联系及其不稳定性，也有助于更完整地评估上市公司的治理质量以及财政资金的实际使用效率。</w:t>
       </w:r>
     </w:p>
     <w:bookmarkEnd w:id="10"/>
@@ -714,7 +995,7 @@
         <w:rPr>
           <w:rFonts w:hint="eastAsia"/>
         </w:rPr>
-        <w:t xml:space="preserve">放到中国样本里，这条思路也得到了进一步延展。Bu等（2019）[4]更关注高管与员工之间的薪酬差距，罗昆、曹光宇（2015）[13]则直接使用残差法刻画超额薪酬，二者切入点不同，但都把政府补贴纳入了解释框架，并得出补贴与高管额外收益存在正向联系的判断。吴妍（2019）[24]、张莉莉（2019）[25]等学位论文则提供了更贴近中国制度环境的变量设定和样本处理经验。它们至少说明，在中国资本市场语境下，把超额薪酬构造成一个可比较、可检验的经验变量，是行得通的。</w:t>
+        <w:t xml:space="preserve">放到中国样本里，这条思路也得到了进一步延展。Bu等（2019）[4]更关注高管与员工之间的薪酬差距，罗昆、曹光宇（2015）[14]则直接使用残差法刻画超额薪酬，二者切入点不同，但都把政府补贴纳入了解释框架，并得出补贴与高管额外收益存在正向联系的判断。吴妍（2019）[25]、张莉莉（2019）[26]等学位论文则提供了更贴近中国制度环境的变量设定和样本处理经验。它们至少说明，在中国资本市场语境下，把超额薪酬构造成一个可比较、可检验的经验变量，是行得通的。</w:t>
       </w:r>
     </w:p>
     <w:bookmarkEnd w:id="11"/>
@@ -741,7 +1022,7 @@
         <w:rPr>
           <w:rFonts w:hint="eastAsia"/>
         </w:rPr>
-        <w:t xml:space="preserve">关于财政补贴本身，现有文献首先提醒我们，不宜把它理解成随机落入企业账户的一笔外部资金。唐清泉和罗党论（2007）[16]指出，中国上市公司的补贴分配同时带有产业政策导向和政治关联色彩，这意味着补贴能否获得，本身就已经嵌入了企业特征与制度关系的筛选过程。潘红波、夏新平和余明桂（2008）[17]进一步发现，政治关联更强的企业更容易拿到政策支持。在这种背景下，补贴既是财务资源，也是治理关系的一部分；它进入企业之后，改变的并不只是利润表，还包括管理层在企业内部的资源支配位置。</w:t>
+        <w:t xml:space="preserve">关于财政补贴本身，现有文献首先提醒我们，不宜把它理解成随机落入企业账户的一笔外部资金。唐清泉和罗党论（2007）[17]指出，中国上市公司的补贴分配同时带有产业政策导向和政治关联色彩，这意味着补贴能否获得，本身就已经嵌入了企业特征与制度关系的筛选过程。潘红波、夏新平和余明桂（2008）[18]进一步发现，政治关联更强的企业更容易拿到政策支持。在这种背景下，补贴既是财务资源，也是治理关系的一部分；它进入企业之后，改变的并不只是利润表，还包括管理层在企业内部的资源支配位置。</w:t>
       </w:r>
     </w:p>
     <w:p>
@@ -752,7 +1033,7 @@
         <w:rPr>
           <w:rFonts w:hint="eastAsia"/>
         </w:rPr>
-        <w:t xml:space="preserve">Jiang等（2025）[6]把视角继续往企业内部推进。他们关心的不是补贴有没有到账，而是到账以后资源怎样被消化，结果发现政府补贴与管理冗余显著正相关，而且这种关系在内部控制较弱、社会信任水平较低的企业里更明显。也就是说，补贴未必自动转化为效率改进，某些时候反而会变成管理层可以占用的松弛空间。李哲、王文翰和王遥（2022）[14]则从披露端给出另一条证据：部分企业会通过强化年报中的政策导向表述来提升补贴获取概率。这一点对本文尤其重要，因为它提示补贴的形成过程本身就带有信息策略和治理差异，而不只是单纯的政策执行结果。</w:t>
+        <w:t xml:space="preserve">Jiang等（2025）[6]把视角继续往企业内部推进。他们关心的不是补贴有没有到账，而是到账以后资源怎样被消化，结果发现政府补贴与管理冗余显著正相关，而且这种关系在内部控制较弱、社会信任水平较低的企业里更明显。也就是说，补贴未必自动转化为效率改进，某些时候反而会变成管理层可以占用的松弛空间。李哲、王文翰和王遥（2022）[15]则从披露端给出另一条证据：部分企业会通过强化年报中的政策导向表述来提升补贴获取概率。这一点对本文尤其重要，因为它提示补贴的形成过程本身就带有信息策略和治理差异，而不只是单纯的政策执行结果。</w:t>
       </w:r>
     </w:p>
     <w:bookmarkEnd w:id="12"/>
@@ -779,7 +1060,7 @@
         <w:rPr>
           <w:rFonts w:hint="eastAsia"/>
         </w:rPr>
-        <w:t xml:space="preserve">补贴会不会外溢到薪酬端，很大程度上取决于企业内部有没有足够强的治理约束，这一点在已有文献中反复出现。步丹璐和王晓艳（2014）[15]发现，政府补助会扩大高管与员工之间的薪酬差距，而且在治理约束更弱的企业中表现得更明显。陈冬华、陈信元和万华林（2005）[18]讨论国有企业时也指出，显性薪酬一旦受到限制，管理层往往会转向在职消费、差旅费等更隐蔽的补偿渠道。把这两类证据放在一起看，补贴对薪酬的外溢并不一定表现为工资单上的直接增加，它也可能顺着治理薄弱环节转化为更隐性的收益安排。</w:t>
+        <w:t xml:space="preserve">补贴会不会外溢到薪酬端，很大程度上取决于企业内部有没有足够强的治理约束，这一点在已有文献中反复出现。步丹璐和王晓艳（2014）[16]发现，政府补助会扩大高管与员工之间的薪酬差距，而且在治理约束更弱的企业中表现得更明显。陈冬华、陈信元和万华林（2005）[19]讨论国有企业时也指出，显性薪酬一旦受到限制，管理层往往会转向在职消费、差旅费等更隐蔽的补偿渠道。把这两类证据放在一起看，补贴对薪酬的外溢并不一定表现为工资单上的直接增加，它也会沿着治理薄弱环节转化为更隐性的收益安排。</w:t>
       </w:r>
     </w:p>
     <w:p>
@@ -790,7 +1071,7 @@
         <w:rPr>
           <w:rFonts w:hint="eastAsia"/>
         </w:rPr>
-        <w:t xml:space="preserve">与此相对，卢锐、柳建华和许宁（2011）[19]发现，内控质量越高，高管薪酬对业绩变化越敏感，这意味着更完善的内部约束能够把薪酬重新拉回激励逻辑。罗进辉（2018）[20]从媒体监督角度得到的结论也相近：外部关注越强，薪酬与经营表现之间的对应关系越清晰，国有企业中这一作用尤其明显。对本文来说，这些文献最重要的启发在于，它们给出了一个判断标准：补贴能否推高异常薪酬，不只取决于补贴规模，还要看企业内外部监督能否切断管理层的自利空间。</w:t>
+        <w:t xml:space="preserve">与此相对，卢锐、柳建华和许宁（2011）[20]发现，内控质量越高，高管薪酬对业绩变化越敏感，这意味着更完善的内部约束能够把薪酬重新拉回激励逻辑。罗进辉（2018）[21]从媒体监督角度得到的结论也相近：外部关注越强，薪酬与经营表现之间的对应关系越清晰，国有企业中这一作用尤其明显。对本文来说，这些文献最重要的启发在于，它们给出了一个判断标准：补贴能否推高异常薪酬，不只取决于补贴规模，还要看企业内外部监督能否切断管理层的自利空间。</w:t>
       </w:r>
     </w:p>
     <w:p>
@@ -801,7 +1082,7 @@
         <w:rPr>
           <w:rFonts w:hint="eastAsia"/>
         </w:rPr>
-        <w:t xml:space="preserve">王克敏、王华杰、李栋栋等（2018）[21]把视线进一步推到年报文本。他们发现，在业绩不佳或存在不利信息时，企业更倾向于使用复杂表达；而年报可读性越低的企业，高管超额薪酬也往往更高。这说明信息披露并不只是被动呈现事实，它也可能成为提高解读成本、削弱外部监督的工具。连君莎（2020）[26]、章海浪（2021）[27]、徐坤（2021）[28]关于内部控制、薪酬公平和管理层语调的讨论，切入点各不相同，但归到一起都在补充同一件事：补贴、治理与薪酬之间的联系，需要放在信息透明度和监督强度的差异中理解。</w:t>
+        <w:t xml:space="preserve">王克敏、王华杰、李栋栋等（2018）[22]把视线进一步推到年报文本。他们发现，在业绩不佳或存在不利信息时，企业更倾向于使用复杂表达；而年报可读性越低的企业，高管超额薪酬也往往更高。这说明信息披露并不只是被动呈现事实，它还会成为提高解读成本、削弱外部监督的工具。连君莎（2020）[27]、章海浪（2021）[28]、徐坤（2021）[29]关于内部控制、薪酬公平和管理层语调的讨论，切入点各不相同，但归到一起都在补充同一件事：补贴、治理与薪酬之间的联系，需要放在信息透明度和监督强度的差异中理解。</w:t>
       </w:r>
     </w:p>
     <w:bookmarkEnd w:id="13"/>
@@ -828,7 +1109,7 @@
         <w:rPr>
           <w:rFonts w:hint="eastAsia"/>
         </w:rPr>
-        <w:t xml:space="preserve">机器学习文献与本文的关联，不在于它代表一种更“新”的技术标签，而在于它能处理线性回归不太擅长回答的问题。Li（2008）[2]较早把文本特征与经济后果联系起来，说明非结构化信息完全可以进入会计研究。Perols、Bowen、Zimmermann等（2017）[5]在财务舞弊识别中发现，随机森林、神经网络和Boosting等方法相较传统逻辑回归有更好的预测表现，关键不只是算法名称变了，而是模型能够自动捕捉更高阶的交互结构。陆瑶、张叶青、黎波和赵浩宇（2020）[22]将梯度提升树用于高管特征与公司业绩关系分析，也得到类似判断：某些变量的作用不是沿着线性方式平稳展开，而是在特定区间或特定组合下才明显增强。</w:t>
+        <w:t xml:space="preserve">机器学习文献与本文的关联，不在于它代表一种更“新”的技术标签，而在于它能处理线性回归不太擅长回答的问题。Li（2008）[2]较早把文本特征与经济后果联系起来，说明非结构化信息完全可以进入会计研究。Perols、Bowen、Zimmermann等（2017）[5]在财务舞弊识别中发现，随机森林、神经网络和Boosting等方法相较传统逻辑回归有更好的预测表现，关键不只是算法名称变了，而是模型能够自动捕捉更高阶的交互结构。陆瑶、张叶青、黎波和赵浩宇（2020）[23]将梯度提升树用于高管特征与公司业绩关系分析，也得到类似判断：某些变量的作用不是沿着线性方式平稳展开，而是在特定区间或特定组合下才明显增强。</w:t>
       </w:r>
     </w:p>
     <w:p>
@@ -839,7 +1120,7 @@
         <w:rPr>
           <w:rFonts w:hint="eastAsia"/>
         </w:rPr>
-        <w:t xml:space="preserve">后续文献又把这种思路扩展到文本分析和异常识别。马长峰、陈志娟和张顺明（2020）[23]在综述中指出，机器学习更适合承担探索性和补充性任务，而不宜直接替代因果推断。Rjiba、Saadi、Boubaker等（2021）[7]说明年报可读性会作用于权益资本成本，Bhattacharya和Mićković（2024）[8]、Ketelaar和Mićković（2025）[9]则将上下文语言学习与人工智能方法用于舞弊和异常识别。对本文而言，这些工作带来的启发很直接：当我们怀疑财政补贴与超额薪酬之间存在区间效应、交互结构或非线性关系时，机器学习可以作为补充观察工具，而不应替代基准回归的主体地位。</w:t>
+        <w:t xml:space="preserve">后续文献又把这种思路扩展到文本分析和异常识别。马长峰、陈志娟和张顺明（2020）[24]在综述中指出，机器学习更适合承担探索性和补充性任务，而不宜直接替代因果推断。Rjiba、Saadi、Boubaker等（2021）[7]说明年报可读性会作用于权益资本成本，Bhattacharya和Mićković（2024）[8]、Ketelaar和Mićković（2025）[9]则将上下文语言学习与人工智能方法用于舞弊和异常识别。对本文而言，这些工作带来的启发很直接：当我们怀疑财政补贴与超额薪酬之间存在区间效应、交互结构或非线性关系时，机器学习可以作为补充观察工具，而不应替代基准回归的主体地位。</w:t>
       </w:r>
     </w:p>
     <w:bookmarkEnd w:id="14"/>
@@ -877,7 +1158,7 @@
         <w:rPr>
           <w:rFonts w:hint="eastAsia"/>
         </w:rPr>
-        <w:t xml:space="preserve">不过，空白也并不难看见。首先，不少文献仍以薪酬水平或薪酬差距作为结果变量，企业规模和绩效带来的正常差异容易被混入其中。其次，管理层权力是否承担了补贴向薪酬端传导的角色，虽然已有讨论，但结合固定效应与滞后设定进行系统检验的工作并不算多。再次，机器学习相关工作更多还是集中在舞弊识别或文本分类，真正把它作为补贴与超额薪酬关系的非线性和交互补充工具，仍相对少见。本文的设计，基本就是围绕这三处不足展开。</w:t>
+        <w:t xml:space="preserve">现有研究也留下了几处明显空白。不少文献仍以薪酬水平或薪酬差距作为结果变量，企业规模和绩效带来的正常差异容易被混入其中。管理层权力在补贴与薪酬之间的中介角色，虽有讨论，但结合固定效应与滞后设定进行系统检验的工作并不算多。机器学习相关工作多集中在舞弊识别或文本分类，真正用于分析补贴与超额薪酬非线性结构的案例仍相对少见。本文的设计，基本就是围绕这三处不足展开。</w:t>
       </w:r>
     </w:p>
     <w:bookmarkEnd w:id="15"/>
@@ -905,7 +1186,7 @@
         <w:rPr>
           <w:rFonts w:hint="eastAsia"/>
         </w:rPr>
-        <w:t xml:space="preserve">本文的技术路线并不是把多种手段简单堆在一起，而是让每一类工具分别回答不同层面的问题。前半部分先完成文献梳理与理论推演，把全文真正要检验的两条主线说清楚：一条是财政补贴与高管超额薪酬之间是否存在较稳定的联系，另一条是管理层权力是否可能承担其中的传导角色。随后进入基准计量部分，利用</w:t>
+        <w:t xml:space="preserve">本文的技术路线并不是把多种手段简单堆在一起，而是让每一类工具分别回答不同层面的问题。前半部分先完成文献梳理与理论推演，把全文真正要检验的两条主线说清楚：一条是财政补贴与高管超额薪酬之间是否存在较稳定的联系，另一条是管理层权力是否在其中承担传导角色。随后进入基准计量部分，利用</w:t>
       </w:r>
       <w:r>
         <w:t xml:space="preserve"> CSMAR </w:t>
@@ -923,16 +1204,16 @@
         <w:rPr>
           <w:rFonts w:hint="eastAsia"/>
         </w:rPr>
-        <w:t xml:space="preserve">等（1999）[3]的框架构造超额薪酬变量，在公司和年份固定效应下检验滞后一期财政补贴的主效应，并观察这一联系在稳健性检验中能否维持。接着，再通过工具变量收紧识别边界，通过机制检验观察权力渠道是否存在，并借助异质性分析判断这种联系会不会随着制度情境变化而分化。机器学习部分放在最后，承担的是补充观察任务：利用</w:t>
-      </w:r>
-      <w:r>
-        <w:t xml:space="preserve"> </w:t>
-      </w:r>
-      <w:r>
-        <w:rPr>
-          <w:rFonts w:hint="eastAsia"/>
-        </w:rPr>
-        <w:t xml:space="preserve">Lasso、随机森林和</w:t>
+        <w:t xml:space="preserve">等（1999）[3]的框架构造超额薪酬变量，在公司和年份固定效应下检验滞后一期财政补贴的主效应，并观察这一联系在稳健性检验中能否维持。接着，再通过工具变量收紧识别边界，通过机制检验观察权力渠道是否存在，并借助异质性分析判断这种联系会不会随着制度情境变化而分化。机器学习部分放在最后，承担的是补充观察任务：Lasso</w:t>
+      </w:r>
+      <w:r>
+        <w:t xml:space="preserve"> </w:t>
+      </w:r>
+      <w:r>
+        <w:rPr>
+          <w:rFonts w:hint="eastAsia"/>
+        </w:rPr>
+        <w:t xml:space="preserve">用来复核财政补贴在特征竞争下是否仍保留信息含量，随机森林和</w:t>
       </w:r>
       <w:r>
         <w:t xml:space="preserve"> XGBoost </w:t>
@@ -941,7 +1222,7 @@
         <w:rPr>
           <w:rFonts w:hint="eastAsia"/>
         </w:rPr>
-        <w:t xml:space="preserve">捕捉潜在非线性与交互结构，再结合</w:t>
+        <w:t xml:space="preserve">用来识别更灵活模型中的非线性结构，并结合</w:t>
       </w:r>
       <w:r>
         <w:t xml:space="preserve"> SHAP </w:t>
@@ -950,7 +1231,7 @@
         <w:rPr>
           <w:rFonts w:hint="eastAsia"/>
         </w:rPr>
-        <w:t xml:space="preserve">结果看财政补贴在更灵活模型中的相对位置。</w:t>
+        <w:t xml:space="preserve">结果观察补贴变量在不同区间和情境下的局部表现。</w:t>
       </w:r>
     </w:p>
     <w:p>
@@ -1021,7 +1302,7 @@
         <w:rPr>
           <w:rFonts w:hint="eastAsia"/>
         </w:rPr>
-        <w:t xml:space="preserve">在本文中，财政补贴主要指政府围绕特定政策目标向企业提供的资金支持。它可以表现为技术创新、节能减排等专项补助，也可能以税收返还、政策性贷款贴息、研发费用加计扣除等形式出现。按照现行会计准则，政府补助通常区分为“与资产相关”和“与收益相关”两类：前者通过递延收益逐期摊销进入利润，后者则在满足确认条件后一次性或分期计入当期损益。也正因为如此，补贴的到账时间、规模和附带约束，会直接影响企业的资源配置方式和财务报表表现。</w:t>
+        <w:t xml:space="preserve">在本文中，财政补贴主要指政府围绕特定政策目标向企业提供的资金支持。它可以表现为技术创新、节能减排等专项补助，也可体现为税收返还、政策性贷款贴息、研发费用加计扣除等形式。按照现行会计准则，政府补助通常区分为“与资产相关”和“与收益相关”两类：前者通过递延收益逐期摊销进入利润，后者则在满足确认条件后一次性或分期计入当期损益。也正因为如此，补贴的到账时间、规模和附带约束，会直接影响企业的资源配置方式和财务报表表现。</w:t>
       </w:r>
     </w:p>
     <w:p>
@@ -1032,7 +1313,7 @@
         <w:rPr>
           <w:rFonts w:hint="eastAsia"/>
         </w:rPr>
-        <w:t xml:space="preserve">从经济性质看，财政补贴不是企业依靠市场竞争自行创造的经营收入，而是一种带有明确政策来源的外部资源输入。对上市公司来说，它既会改变利润表上的表现，也会影响管理层安排资源使用节奏的空间。在我国制度环境下，补贴的使用约束相对有限、事后跟踪并不总是充分，这使其不仅是财务变量，也可能成为管理层寻租的渠道。本文正是据此把财政补贴放在“补贴—治理—薪酬”关系链条的起点位置。不过，这种外部资源属性并不意味着补贴天然具有准自然实验意义，因此本文始终将其作为需要谨慎识别的解释变量来处理。</w:t>
+        <w:t xml:space="preserve">从经济性质看，财政补贴不是企业依靠市场竞争自行创造的经营收入，而是一种带有明确政策来源的外部资源输入。对上市公司来说，它既会改变利润表上的表现，也会影响管理层安排资源使用节奏的空间。在我国制度环境下，补贴的使用约束相对有限、事后跟踪并不总是充分，这使其不仅是财务变量，也容易成为管理层寻租的渠道。本文正是据此把财政补贴放在“补贴—治理—薪酬”关系链条的起点位置。但这种外部资源属性并不意味着补贴天然具有准自然实验意义，本文始终将其作为需要谨慎识别的解释变量来处理。</w:t>
       </w:r>
     </w:p>
     <w:p>
@@ -1085,7 +1366,7 @@
         <w:rPr>
           <w:rFonts w:hint="eastAsia"/>
         </w:rPr>
-        <w:t xml:space="preserve">，以平滑右偏分布并保留零补助公司年度观测。从时间演变来看，上市公司获得补贴的方式和规模都发生了明显变化。加入世界贸易组织后，政府补贴逐渐从早期更偏全面覆盖的价格补贴，转向技术创新、节能环保和战略性新兴产业导向更强的选择性支持。2007年《企业会计准则第16号——政府补助》的发布，又进一步提高了补贴数据的可比性与可识别性，为后续大样本研究创造了条件。与此同时，补贴项目越细、规模越大，申报和使用过程中的信息不对称也往往越突出，主管部门很难长期跟踪每笔补贴的真实去向，而企业高管在项目论证和资源配置中通常掌握更多内部信息。</w:t>
+        <w:t xml:space="preserve">，以平滑右偏分布并保留零补助公司年度观测。从时间演变来看，上市公司获得补贴的方式和规模都发生了明显变化。加入世界贸易组织后，政府补贴逐渐从早期更偏全面覆盖的价格补贴，转向技术创新、节能环保和战略性新兴产业导向更强的选择性支持。2007年《企业会计准则第16号——政府补助》的发布，又提高了补贴数据的可比性与可识别性，为后续大样本研究创造了条件。补贴项目越细、规模越大，申报和使用过程中的信息不对称也往往越突出，主管部门很难长期跟踪每笔补贴的真实去向，而企业高管在项目论证和资源配置中通常掌握更多内部信息。</w:t>
       </w:r>
     </w:p>
     <w:bookmarkEnd w:id="19"/>
@@ -1112,7 +1393,7 @@
         <w:rPr>
           <w:rFonts w:hint="eastAsia"/>
         </w:rPr>
-        <w:t xml:space="preserve">本文所说的高管超额薪酬，并不是泛指“薪酬高”，而是指在控制企业规模、盈利能力、资产结构、区域与行业等客观因素之后，仍然高出正常基准的那部分报酬。这个概念真正关键的地方，不在于简单比较谁拿得更多，而在于先回答一个更基础的问题：在治理约束相对有效的情况下，高管通常应当获得怎样的回报？只有在这个基准先被建立起来之后，实际薪酬相对基准的偏离，才更有可能被识别为异常成分。若某家公司高管薪酬持续高于这一基准，就可以把这部分偏离理解为代理成本的一种表现，即管理层借助信息优势或组织地位额外取得的收益。</w:t>
+        <w:t xml:space="preserve">本文所说的高管超额薪酬，并不是泛指“薪酬高”，而是指在控制企业规模、盈利能力、资产结构、区域与行业等客观因素之后，仍然高出正常基准的那部分报酬。这个概念真正关键的地方，不在于简单比较谁拿得更多，而在于先回答一个更基础的问题：在治理约束相对有效的情况下，高管通常应当获得怎样的回报？只有在这个基准先被建立起来之后，实际薪酬相对基准的偏离，才更容易被识别为异常成分。若某家公司高管薪酬持续高于这一基准，就可以把这部分偏离理解为代理成本的一种表现，即管理层借助信息优势或组织地位额外取得的收益。</w:t>
       </w:r>
     </w:p>
     <w:p>
@@ -1179,7 +1460,7 @@
         <w:rPr>
           <w:rFonts w:hint="eastAsia"/>
         </w:rPr>
-        <w:t xml:space="preserve">Power）在本文中指高管对企业关键决策施加实际影响的能力，尤其体现在薪酬契约、资源配置和战略议程上的控制程度。它并不是一个单一维度的变量，更接近需要由多项治理特征共同逼近的潜在构念。既有文献通常从三个方向刻画这一概念：一是由正式职位和董事会结构体现的</w:t>
+        <w:t xml:space="preserve">Power）在本文中指高管对企业关键决策施加实际影响的能力，尤其体现在薪酬契约、资源配置和战略议程上的控制程度。它并不是一个单一维度的变量，更接近需要由多项治理特征共同逼近的潜在构念。相关文献通常从三个方向刻画这一概念：一是由正式职位和董事会结构体现的</w:t>
       </w:r>
       <w:r>
         <w:rPr>
@@ -1294,7 +1575,7 @@
         <w:rPr>
           <w:rFonts w:hint="eastAsia"/>
         </w:rPr>
-        <w:t xml:space="preserve">还需要说明的是，在中国公司治理结构中，党委、董事会和管理层之间的权力边界并不总是清晰，国有企业尤其如此。许多真正影响高管地位的因素，比如党政体系中的关系网络、与上级主管部门的信任程度，在公开年报中几乎无法直接量化。也正因此，把“管理层权力”放到中国上市公司语境里理解，其复杂性明显高于西方主流文献中的标准设定。本文的处理方式保留了可操作性，但也意味着部分非正式权力渠道可能被低估，后文之所以进一步区分国有与民营企业，部分也是出于这一考虑。</w:t>
+        <w:t xml:space="preserve">还需要说明的是，在中国公司治理结构中，党委、董事会和管理层之间的权力边界并不总是清晰，国有企业尤其如此。许多真正影响高管地位的因素，比如党政体系中的关系网络、与上级主管部门的信任程度，在公开年报中几乎无法直接量化。也正因此，把“管理层权力”放到中国上市公司语境里理解，其复杂性明显高于西方主流文献中的标准设定。本文的处理方式保留了可操作性，但也意味着部分非正式权力渠道容易被低估，后文之所以进一步区分国有与民营企业，部分也是出于这一考虑。</w:t>
       </w:r>
     </w:p>
     <w:bookmarkEnd w:id="21"/>
@@ -1346,7 +1627,7 @@
         <w:rPr>
           <w:rFonts w:hint="eastAsia"/>
         </w:rPr>
-        <w:t xml:space="preserve">Theory）是本文理解补贴与薪酬关系的重要起点。Bebchuk和Fried（2003）[1]之所以提出这一视角，正是因为“最优契约说”往往把董事会想得过于理性和中立。按最优契约逻辑，高管薪酬大致应当反映其边际贡献；而管理者权力理论提醒我们，现实中的董事会、薪酬委员会和经理人市场并不一定足以形成有效约束，高管本身就可能深度介入薪酬安排的形成过程。换句话说，薪酬合同不只是激励工具，也可能是权力结构的结果。Finkelstein（1992）对高管权力作出的结构性权力、所有权权力、专家性权力和声望性权力划分，为后续经验工作提供了较清楚的操作框架。本文最终以两职合一、董事会规模、内部董事比例和高管持股四个指标刻画管理层权力，思路也延续了这种多维度理解。</w:t>
+        <w:t xml:space="preserve">Theory）是本文理解补贴与薪酬关系的重要起点。Bebchuk和Fried（2003）[1]之所以提出这一视角，正是因为“最优契约说”往往把董事会想得过于理性和中立。按最优契约逻辑，高管薪酬大致应当反映其边际贡献；而管理者权力理论提醒我们，现实中的董事会、薪酬委员会和经理人市场并不一定足以形成有效约束，高管往往深度介入薪酬安排的形成过程。薪酬合同不只是激励工具，也可以是权力结构的结果。Finkelstein（1992）[13]对高管权力作出的结构性权力、所有权权力、专家性权力和声望性权力划分，为后续经验工作提供了较清楚的操作框架。本文最终以两职合一、董事会规模、内部董事比例和高管持股四个指标刻画管理层权力，思路也延续了这种多方面分析。</w:t>
       </w:r>
     </w:p>
     <w:p>
@@ -1357,7 +1638,7 @@
         <w:rPr>
           <w:rFonts w:hint="eastAsia"/>
         </w:rPr>
-        <w:t xml:space="preserve">如果进一步看传导路径，高管左右薪酬安排的方式并不只有一种。它既可能体现为对董事会成员关系和表决环境的牵引，也可能表现为薪酬结构设计得更复杂、外部更难识别，还可能表现在对披露节奏和披露内容的控制上。Core等（1999）[3]将治理结构、较高薪酬和较差绩效放进同一分析框架，也正因为如此，这一视角后来常被用来讨论薪酬失衡。放到中国上市公司情境中，这套理论反而更有现实针对性。国有企业里，党委会、董事会和经理层之间的边界并不总是泾渭分明，高管任命和考核又带有组织体系色彩；民营企业中，“一股独大”、实控人与管理层关系密切、独立董事制衡不足等情况也并不少见。正式治理结构未必真的削弱高管影响，某些时候甚至可能默许其在薪酬安排中的主导地位。</w:t>
+        <w:t xml:space="preserve">如果进一步看传导路径，高管左右薪酬安排的方式并不只有一种。它既可体现为对董事会成员关系和表决环境的牵引，也可表现为薪酬结构设计得更复杂、外部更难识别，还可表现在对披露节奏和披露内容的控制上。Core等（1999）[3]将治理结构、较高薪酬和较差绩效放进同一分析框架，因此，这一视角后来常被用来讨论薪酬失衡。放到中国上市公司情境中，这套理论反而更有现实针对性。国有企业里，党委会、董事会和经理层之间的边界并不总是泾渭分明，高管任命和考核又带有组织体系色彩；民营企业中，“一股独大”、实控人与管理层关系密切、独立董事制衡不足等情况也并不少见。正式治理结构未必真的削弱高管影响，某些时候甚至会默许其在薪酬安排中的主导地位。</w:t>
       </w:r>
     </w:p>
     <w:p>
@@ -1368,7 +1649,7 @@
         <w:rPr>
           <w:rFonts w:hint="eastAsia"/>
         </w:rPr>
-        <w:t xml:space="preserve">对本文而言，这一理论最关键的启发是：财政补贴并不只是额外资金，它还可能改变高管在企业内部的相对地位。补贴的申请、沟通、协调和使用通常都离不开管理层深度参与，这会让高管在资源配置中的作用变得更加突出。当外部资源扩张与内部权力强化同时发生时，补贴就有可能转化为薪酬谈判中的额外筹码。也正因如此，本文不直接用薪酬水平讨论问题，而是转向期望薪酬残差，希望尽量把“补贴改善业绩后合理抬高薪酬”与“补贴扩大权力后带来异常收益”区分开来。Bu等（2019）[4]以及步丹璐、王晓艳（2014）[15]在治理较弱企业中观察到更强的正向关系，也与这一判断相互呼应。</w:t>
+        <w:t xml:space="preserve">对本文而言，这一理论最关键的启发是：财政补贴并不只是额外资金，它还会改变高管在企业内部的相对地位。补贴的申请、沟通、协调和使用通常都离不开管理层深度参与，这会让高管在资源配置中的作用变得更加突出。当外部资源扩张与内部权力强化同时发生时，补贴就会转化为薪酬谈判中的额外筹码。也因此，本文不直接用薪酬水平讨论问题，而是转向期望薪酬残差，希望尽量把“补贴改善业绩后合理抬高薪酬”与“补贴扩大权力后带来异常收益”区分开来。Bu等（2019）[4]以及步丹璐、王晓艳（2014）[16]在治理较弱企业中观察到更强的正向关系，也与这一判断相互呼应。</w:t>
       </w:r>
     </w:p>
     <w:bookmarkEnd w:id="23"/>
@@ -1404,7 +1685,7 @@
         <w:rPr>
           <w:rFonts w:hint="eastAsia"/>
         </w:rPr>
-        <w:t xml:space="preserve">Theory）为本文提供了另一条更偏“资源流向”的解释线索。Jensen和Meckling（1976）[10]把股东与管理层之间的关系概括为典型的委托—代理安排：股东让渡经营权，但并不能完整观察管理层的努力、动机和资源使用方式。只要监督不足，管理层就可能把企业资源调到更符合自身利益的位置，由此产生道德风险和代理成本。落实到薪酬场景中，问题并不只是工资单上的数字偏高。显性的表现是高管通过调整绩效基准或薪酬结构，获得高于边际贡献的回报；更隐蔽的形式则包括在职消费、差旅安排和其他灰色收益；再往后一步，还会出现跨期扭曲，即把短期业绩做得更好看，把代价留给后续年份。这类现象在预算软约束较强的企业里往往更容易出现。</w:t>
+        <w:t xml:space="preserve">Theory）为本文提供了另一条更偏“资源流向”的解释线索。Jensen和Meckling（1976）[10]把股东与管理层之间的关系概括为典型的委托—代理安排：股东让渡经营权，但并不能完整观察管理层的努力、动机和资源使用方式。只要监督不足，管理层就会把企业资源调到更符合自身利益的位置，由此产生道德风险和代理成本。落实到薪酬场景中，问题并不只是工资单上的数字偏高。显性的表现是高管通过调整绩效基准或薪酬结构，获得高于边际贡献的回报；更隐蔽的形式则包括在职消费、差旅安排和其他灰色收益；再往后一步，还会出现跨期扭曲，即把短期业绩做得更好看，把代价留给后续年份。这类现象在预算软约束较强的企业里往往更容易出现。</w:t>
       </w:r>
     </w:p>
     <w:p>
@@ -1415,7 +1696,7 @@
         <w:rPr>
           <w:rFonts w:hint="eastAsia"/>
         </w:rPr>
-        <w:t xml:space="preserve">财政补贴进入企业以后，代理问题之所以会被放大，一个关键原因在于它容易冲淡“真实努力”和“外部资源”的边界。补贴常常会直接改善账面利润，如果薪酬契约没有把这部分政策性收益从绩效考核中剥离，高管就可能在努力并未同步增加的情况下拿到更高报酬。已有研究在财务困境企业中观察到补贴增加与超额薪酬上升同时出现，这与代理理论强调的资源侵占逻辑是契合的。也正因为此，本文后文会进一步区分不同产权类型。国有企业面对国资监管、审计约束和薪酬管制，私营企业则更多依赖大股东约束和市场纪律，监督结构并不相同，补贴最终会不会外溢到薪酬端，自然也不宜预设为同一种强度。</w:t>
+        <w:t xml:space="preserve">财政补贴进入企业以后，代理问题之所以会被放大，一个关键原因在于它容易冲淡“真实努力”和“外部资源”的边界。补贴常常会直接改善账面利润，如果薪酬契约没有把这部分政策性收益从绩效考核中剥离，高管就会在努力并未同步增加的情况下拿到更高报酬。已有研究在财务困境企业中观察到补贴增加与超额薪酬上升同时出现，这与代理理论强调的资源侵占逻辑是契合的。也正因为此，本文后文会进一步区分不同产权类型。国有企业面对国资监管、审计约束和薪酬管制，私营企业则更多依赖大股东约束和市场纪律，监督结构并不相同，补贴最终会不会外溢到薪酬端，自然也不宜预设为同一种强度。</w:t>
       </w:r>
     </w:p>
     <w:p>
@@ -1426,7 +1707,7 @@
         <w:rPr>
           <w:rFonts w:hint="eastAsia"/>
         </w:rPr>
-        <w:t xml:space="preserve">放到中国制度环境下，委托—代理链条还常常是多层嵌套的。若把关系展开，通常会涉及公众、财政部门或国资监管机构、董事会以及高管团队等多个层级，每一层都掌握着不完整的信息。财政补贴本来是一种政策资源，但一旦进入企业，高管对其具体申报、使用和绩效完成情况往往了解得更多，上层监督者未必能及时、完整地把握真实情况。由此便会出现一个很现实的悖论：补贴越多，政策资源与经营努力越难分开，薪酬契约识别“谁创造了价值”的精度反而可能下降。陈冬华、陈信元和万华林（2005）[18]关于名义限薪下隐性收益上升的证据，正好说明显性约束并不能自动消除代理空间。</w:t>
+        <w:t xml:space="preserve">放到中国制度环境下，委托—代理链条还常常是多层嵌套的。若把关系展开，通常会涉及公众、财政部门或国资监管机构、董事会以及高管团队等多个层级，每一层都掌握着不完整的信息。财政补贴本来是一种政策资源，但一旦进入企业，高管对其具体申报、使用和绩效完成情况往往了解得更多，上层监督者未必能及时、完整地把握真实情况。由此便会出现一个很现实的悖论：补贴越多，政策资源与经营努力越难分开，薪酬契约识别“谁创造了价值”的精度反而会下降。陈冬华、陈信元和万华林（2005）[19]关于名义限薪下隐性收益上升的证据，正好说明显性约束并不能自动消除代理空间。</w:t>
       </w:r>
     </w:p>
     <w:p>
@@ -1446,7 +1727,7 @@
         <w:rPr>
           <w:rFonts w:hint="eastAsia"/>
         </w:rPr>
-        <w:t xml:space="preserve">Sensitivity）。理想的契约应当对真实经营绩效敏感，而不应对外部运气收益过度敏感。财政补贴恰恰容易打乱这点，因为它会直接抬高利润表现。若补贴改善账面收益后被机械纳入绩效薪酬基数，高管就可能在没有额外努力的情况下同步受益。卢锐、柳建华和许宁（2011）[19]关于内控质量越高、薪酬—绩效敏感性越强的发现，也支持了这种理解。本文之所以采用期望薪酬残差（Overpay）而不是直接使用薪酬水平，本质上就是希望尽量先把“补贴带来正常绩效改善”这一层剥离出去，再观察异常收益部分是否仍然存在。</w:t>
+        <w:t xml:space="preserve">Sensitivity）。理想的契约应当对真实经营绩效敏感，而不应对外部运气收益过度敏感。财政补贴恰恰容易打乱这点，因为它会直接抬高利润表现。若补贴改善账面收益后被机械纳入绩效薪酬基数，高管就会在没有额外努力的情况下同步受益。卢锐、柳建华和许宁（2011）[20]关于内控质量越高、薪酬—绩效敏感性越强的发现，也支持了这种理解。本文之所以采用期望薪酬残差（Overpay）而不是直接使用薪酬水平，本质上就是希望尽量先把“补贴带来正常绩效改善”这一层剥离出去，再观察异常收益部分是否仍然存在。</w:t>
       </w:r>
     </w:p>
     <w:bookmarkEnd w:id="24"/>
@@ -1482,7 +1763,7 @@
         <w:rPr>
           <w:rFonts w:hint="eastAsia"/>
         </w:rPr>
-        <w:t xml:space="preserve">Theory）为本文补上了外部信息环境这一层。Spence（1973）[11]讨论的核心问题是：在信息不对称条件下，掌握更多信息的一方会主动释放可观察信号，以引导外部对其质量的判断。后来这一框架常见于企业财务和资本市场研究，信息披露质量、股利政策和资本结构都可以放到类似逻辑里理解。落到本文的问题上，它至少能解释三件事。其一，企业会主动向政府发送“我值得被支持”的信号，例如在文本披露中强化创新、环保和政策契合度表达，以提升获得补贴的概率；已有研究也表明，这类表述有时与补贴获取关系更紧密，却未必与真实绩效一一对应。其二，补贴本身也会向市场释放背书信号，投资者、合作伙伴乃至经理人市场都可能把它理解为政府对企业质量的认可。其三，信息复杂化本身也可能是管理层的策略选择，披露越复杂，外部监督越难迅速识别薪酬安排中的异常部分。</w:t>
+        <w:t xml:space="preserve">Theory）为本文补上了外部信息环境这一层。Spence（1973）[11]讨论的核心问题是：在信息不对称条件下，掌握更多信息的一方会主动释放可观察信号，以引导外部对其质量的判断。后来这一框架常见于企业财务和资本市场研究，信息披露质量、股利政策和资本结构都可以放到类似逻辑里理解。落到本文的问题上，它至少能解释三件事。企业会主动向政府发送“我值得被支持”的信号，在文本披露中强化创新、环保和政策契合度表达，以提升补贴获取概率；研究表明，这类表述有时与补贴获取关系更紧密，却未必与真实绩效一一对应。补贴本身也向市场释放背书信号，投资者、合作伙伴乃至经理人市场都把它理解为政府对企业质量的认可。信息复杂化本身也是管理层的策略选择，披露越复杂，外部监督越难迅速识别薪酬安排中的异常部分。</w:t>
       </w:r>
     </w:p>
     <w:p>
@@ -1493,16 +1774,16 @@
         <w:rPr>
           <w:rFonts w:hint="eastAsia"/>
         </w:rPr>
-        <w:t xml:space="preserve">因此，信号传递理论并不是单独解释补贴或薪酬，而是帮助本文把补贴申请、外部背书和信息复杂化这几个环节串起来。若某位高管被外界视为更擅长获取政策资源，其在经理人市场上的替代成本往往也会被抬高，这会反过来增强其在薪酬谈判中的筹码。这样一条“补贴—声誉—议价能力”的链条，与管理者权力理论强调的组织内部权力强化，其实是可以互相接上的。也正因为如此，H2</w:t>
-      </w:r>
-      <w:r>
-        <w:t xml:space="preserve"> </w:t>
-      </w:r>
-      <w:r>
-        <w:rPr>
-          <w:rFonts w:hint="eastAsia"/>
-        </w:rPr>
-        <w:t xml:space="preserve">并不只是内部治理视角下的推论，同时也有外部信号层面的支撑。</w:t>
+        <w:t xml:space="preserve">因此，信号传递理论并不是单独解释补贴或薪酬，而是帮助本文把补贴申请、外部背书和信息复杂化这几个环节串起来。若某位高管被外界视为更擅长获取政策资源，其在经理人市场上的替代成本往往也会被抬高，这会反过来增强其在薪酬谈判中的筹码。这样一条“补贴—声誉—议价能力”的链条，与管理者权力理论强调的组织内部权力强化，其实是可以互相接上的。因此，H2</w:t>
+      </w:r>
+      <w:r>
+        <w:t xml:space="preserve"> </w:t>
+      </w:r>
+      <w:r>
+        <w:rPr>
+          <w:rFonts w:hint="eastAsia"/>
+        </w:rPr>
+        <w:t xml:space="preserve">并不只是内部治理视角下的推论，同时也得到了外部信号层面的支撑。</w:t>
       </w:r>
     </w:p>
     <w:p>
@@ -1513,7 +1794,7 @@
         <w:rPr>
           <w:rFonts w:hint="eastAsia"/>
         </w:rPr>
-        <w:t xml:space="preserve">再往前推一步，还会看到一个更现实的难题：政府当然希望把补贴投向真正高质量的企业，但在信息不对称环境下，更会组织材料、调整表达和发送信号的管理团队，也可能以较低成本塑造“高质量企业”的外在形象。若如此，补贴流向就未必完全由真实效率决定，而可能部分取决于谁更擅长生产和管理这些信号。对本文来说，这一点尤其重要，因为信号生产能力往往与信息控制权相伴而生，而信息控制权又会回到薪酬谈判过程。李哲、王文翰和王遥（2022）[14]、王克敏等（2018）[21]分别从补贴获取和薪酬掩护两个端口提供了经验支持，也使这条逻辑链更具可讨论性。</w:t>
+        <w:t xml:space="preserve">再往前推一步，还会看到一个更现实的难题：政府当然希望把补贴投向真正高质量的企业，但在信息不对称环境下，更会组织材料、调整表达和发送信号的管理团队，往往能够以较低成本塑造“高质量企业”的外在形象。若如此，补贴流向就未必完全由真实效率决定，而在一定程度上取决于谁更擅长生产和管理这些信号。对本文来说，这一点尤其重要，因为信号生产能力往往与信息控制权相伴而生，而信息控制权又会回到薪酬谈判过程。李哲、王文翰和王遥（2022）[15]、王克敏等（2018）[22]分别从补贴获取和薪酬掩护两个端口提供了经验支持，也使这条逻辑链更具可讨论性。</w:t>
       </w:r>
     </w:p>
     <w:bookmarkEnd w:id="25"/>
@@ -1540,7 +1821,7 @@
         <w:rPr>
           <w:rFonts w:hint="eastAsia"/>
         </w:rPr>
-        <w:t xml:space="preserve">把管理者权力理论、代理理论和信号传递理论放在一起，重点并不是让三套理论去重复解释同一个后果，而是看它们各自负责哪一层。若简化来看，代理理论回答的是“补贴在什么条件下可能被管理层截留”，管理者权力理论回答的是“这种截留可能依托什么内部安排发生”，信号传递理论则补充了“外部信息环境为什么会放大或压缩这一过程”。因此，在本文里，这三种理论并不是相互竞争的替代解释，而是分别对应条件、传导路径和情境。</w:t>
+        <w:t xml:space="preserve">把管理者权力理论、代理理论和信号传递理论放在一起，重点并不是让三套理论去重复解释同一个后果，而是看它们各自负责哪一层。若简化来看，代理理论回答的是“补贴在什么条件下会被管理层截留”，管理者权力理论回答的是“这种截留依托什么内部安排发生”，信号传递理论则补充了“外部信息环境为什么会放大或压缩这一过程”。因此，在本文里，这三种理论并不是相互竞争的替代解释，而是分别对应条件、传导路径和情境。</w:t>
       </w:r>
     </w:p>
     <w:p>
@@ -1551,7 +1832,7 @@
         <w:rPr>
           <w:rFonts w:hint="eastAsia"/>
         </w:rPr>
-        <w:t xml:space="preserve">当然，这三套理论都不是专门为中国上市公司制度环境量身设计的，把它们直接照搬过来也并不稳妥。管理者权力理论常以股权相对分散为背景，而中国企业里真正重要的制衡力量很多时候是大股东或实际控制人；代理理论在国有企业里往往会面对多层委托链条，监督责任并不只发生在董事会一层；信号传递理论则默认高质量与低质量主体在发送信号上的成本差异较为稳定，但在披露监管尚不充分、地方政策竞争较强的市场环境中，这一前提未必总能成立。</w:t>
+        <w:t xml:space="preserve">当然，这三套理论都不是专门为中国上市公司制度环境量身设计的，把它们直接照搬过来也并不稳妥。管理者权力理论常以股权相对分散为背景，而中国企业里真正重要的制衡来源很多时候是大股东或实际控制人；代理理论在国有企业里往往会面对多层委托链条，监督责任并不只发生在董事会一层；信号传递理论则默认高质量与低质量主体在发送信号上的成本差异较为稳定，但在披露监管尚不充分、地方政策竞争较强的市场环境中，这一前提未必总能成立。</w:t>
       </w:r>
     </w:p>
     <w:p>
@@ -1562,7 +1843,7 @@
         <w:rPr>
           <w:rFonts w:hint="eastAsia"/>
         </w:rPr>
-        <w:t xml:space="preserve">也正因如此，本文把这些理论更多作为分析参照，而不是把任何一条经验结果直接解释为对某个理论本身的证实或证伪。它们共同提供的是一个更适合展开实证分析的视角组合：既看到资源如何进入企业，也看到权力如何重新分布，还看到外部信息环境如何改变这一过程的可见性和强弱。</w:t>
+        <w:t xml:space="preserve">因此，本文把这些理论更多作为分析参照，而不是把任何一条经验结果直接解释为对某个理论本身的证实或证伪。它们共同提供的是一个更适合展开实证分析的视角组合：既看到资源如何进入企业，也看到权力如何重新分布，还看到外部信息环境如何改变这一过程的可见性和强弱。</w:t>
       </w:r>
     </w:p>
     <w:bookmarkEnd w:id="26"/>
@@ -1600,7 +1881,25 @@
         <w:rPr>
           <w:rFonts w:hint="eastAsia"/>
         </w:rPr>
-        <w:t xml:space="preserve">在这一情境下，至少有三点值得特别注意。其一，补贴分配通常带有较强的政策导向和选择性，高管在申报、沟通和协调中的作用往往会被放大。其二，补贴到账后的约束和追踪，在不同地区和不同所有制企业之间并不均衡，一些企业面对的外部监督明显更弱。其三，地方政府之间存在持续的财政竞争，各地在招商引资和产业培育过程中都会主动使用补贴工具，因此补贴分配既反映中央政策意图，也会受到地方财政余裕和招商策略的牵动。本文基准工具变量之所以采用“同城市同年度其他公司平均补助”，制度逻辑就来自这种地方财政政策的共同波动；后文补充的精炼双工具变量，则进一步借助行业政策倾向和省市层面的留一法波动削弱共同冲击。</w:t>
+        <w:t xml:space="preserve">在这一情境下，至少有三点值得特别注意。补贴分配通常带有较强的政策导向和选择性，高管在申报、沟通和协调中的作用往往会被放大。补贴到账后的约束和追踪在不同地区和所有制企业之间并不均衡，一些企业面对的外部监督明显更弱。加之地方政府之间存在持续的财政竞争，各地在招商引资过程中都会主动使用补贴工具，补贴分配既反映中央政策意图，也受到地方财政余裕和招商策略的影响。本文基准工具变量之所以采用“同城市同年度其他公司平均补助”，制度逻辑就来自这种地方财政政策的共同波动；后文补充的精炼双工具变量，则进一步借助行业政策倾向和省市层面的留一法波动削弱共同冲击。考虑到安慰剂检验还暴露出时变行业趋势的混淆风险，本文进一步采用两类补充识别策略：一是使用"滞后三期同省同年其他企业平均补助"作为深度滞后工具变量，以更大的时间距离削弱反向因果；二是参照</w:t>
+      </w:r>
+      <w:r>
+        <w:t xml:space="preserve"> </w:t>
+      </w:r>
+      <w:r>
+        <w:rPr>
+          <w:rFonts w:hint="eastAsia"/>
+        </w:rPr>
+        <w:t xml:space="preserve">Lewbel（2012）的做法利用控制变量与一阶段残差乘积构造异方差内生工具变量，不依赖任何外部信息；此外还把企业早期补贴暴露度与全国（排除本省）行业补贴增量交互，构造</w:t>
+      </w:r>
+      <w:r>
+        <w:t xml:space="preserve"> shift-share Bartik </w:t>
+      </w:r>
+      <w:r>
+        <w:rPr>
+          <w:rFonts w:hint="eastAsia"/>
+        </w:rPr>
+        <w:t xml:space="preserve">工具变量，以利用行业外部冲击在不同既有暴露度企业之间的异质传导提取外生成分。</w:t>
       </w:r>
     </w:p>
     <w:p>
@@ -1611,7 +1910,7 @@
         <w:rPr>
           <w:rFonts w:hint="eastAsia"/>
         </w:rPr>
-        <w:t xml:space="preserve">在这样的背景下，“补贴带来资源扩张”与“补贴扩大管理层可支配空间”很可能同时出现，因此本文不把补贴简单看作财务变量，而是把它视作同时牵动资源配置、权力结构和外部信号的复合性冲击。2015年以来国有企业薪酬制度改革又进一步加深了这种差异。中央出台的限薪令直接限制了央企和地方国企主要负责人的薪酬上限，并要求薪酬水平与企业绩效、职工收入挂钩。由此，即便国有企业获得较多补贴，其薪酬空间也会受到更强的行政约束；私营企业的薪酬安排则更多受市场机制和大股东意志支配，行政限薪的外部硬约束相对较弱。后文之所以将产权性质和行业监管强度作为重点异质性维度，理论动因也来自这里。</w:t>
+        <w:t xml:space="preserve">基于这一背景，“补贴带来资源扩张”与“补贴扩大管理层可支配空间”往往同时出现，因此本文不把补贴简单看作财务变量，而是把它视作同时牵动资源配置、权力结构和外部信号的复合性冲击。2015年以来国有企业薪酬制度改革又进一步加深了这种差异。中央出台的限薪令直接限制了央企和地方国企主要负责人的薪酬上限，并要求薪酬水平与企业绩效、职工收入挂钩。由此，即便国有企业获得较多补贴，其薪酬空间也会受到更强的行政约束；私营企业的薪酬安排则更多受市场机制和大股东意志支配，行政限薪的外部硬约束相对较弱。后文之所以将产权性质和行业监管强度作为重点异质性维度，理论动因也来自这里。</w:t>
       </w:r>
     </w:p>
     <w:p>
@@ -1622,7 +1921,7 @@
         <w:rPr>
           <w:rFonts w:hint="eastAsia"/>
         </w:rPr>
-        <w:t xml:space="preserve">顺着这一层制度背景往下看，就能理解本文为什么把固定效应、中介效应和机器学习补充分析放进同一套研究设计里。固定效应和滞后设定更适合区分“企业原本就不同”和“补贴变动之后发生了什么”；中介效应检验侧重观察权力渠道是否存在传导线索；机器学习补充分析则用来捕捉高补贴区间、特定产权情境或特定治理结构下可能出现的局部放大。第二章的理论推演，归根到底要解释的并不只是补贴为什么可能推高超额薪酬，更是为什么这一关系未必会在所有企业中以同样的强度出现。</w:t>
+        <w:t xml:space="preserve">顺着这一层制度背景往下看，就能理解本文为什么把固定效应、中介效应和机器学习补充分析放进同一套研究设计里。固定效应和滞后设定更适合区分“企业原本就不同”和“补贴变动之后发生了什么”；中介效应检验侧重观察权力渠道是否存在传导线索；机器学习补充分析一方面复核财政补贴在多变量竞争下是否仍保留信息含量，另一方面观察高补贴区间、特定产权情境或特定治理结构下是否出现局部放大。第二章的理论推演，归根到底要解释的并不只是补贴为什么会推高超额薪酬，更是为什么这一关系未必会在所有企业中以同样的强度出现。</w:t>
       </w:r>
     </w:p>
     <w:bookmarkEnd w:id="27"/>
@@ -1650,7 +1949,7 @@
         <w:rPr>
           <w:rFonts w:hint="eastAsia"/>
         </w:rPr>
-        <w:t xml:space="preserve">以上讨论大致可以收束为一个分层框架：代理理论解释补贴为何可能演化为管理层收益，管理者权力理论说明这种转化可能依赖什么内部结构，信号传递理论则补足外部信息环境怎样改变传导强弱。把三者合起来看，财政补贴就不只是资源变量，它还可能通过组织地位、声誉背书和披露策略等渠道间接改写薪酬谈判的格局。后文控制变量的安排、中介检验的设计以及异质性维度的选择，基本都来自这一套推演。</w:t>
+        <w:t xml:space="preserve">以上讨论大致可以收束为一个分层框架：代理理论解释补贴为何会演化为管理层收益，管理者权力理论说明这种转化依赖什么内部结构，信号传递理论则补足外部信息环境怎样改变传导强弱。把三者合起来看，财政补贴就不只是资源变量，它还会通过组织地位、声誉背书和披露策略等渠道间接改写薪酬谈判的格局。后文控制变量的安排、中介检验的设计以及异质性维度的选择，基本都来自这一套推演。</w:t>
       </w:r>
     </w:p>
     <w:p>
@@ -1680,7 +1979,7 @@
         <w:rPr>
           <w:rFonts w:hint="eastAsia"/>
         </w:rPr>
-        <w:t xml:space="preserve">：财政补贴与高管超额薪酬呈显著正相关关系。在信息不对称和薪酬约束不足的条件下，财政补贴扩大了企业可支配资源规模；如果薪酬治理机制无法对管理层的资源提取行为形成有效约束，这类外部资源就可能与更高的高管超额薪酬相伴随。H1主要建立在代理理论的资源侵占逻辑之上：补贴进入企业账面之后，若激励契约没有把这部分“非经营性收益”从绩效薪酬基数中剔除，高管就可能在未作出相应经营努力的情况下同步受益；与此同时，资源扩张也可能放松董事会在薪酬谈判中的支付约束。基于此，H1预期财政补贴与高管超额薪酬之间存在正向联系，并在较严格的控制设定下仍能观察到这一关系。</w:t>
+        <w:t xml:space="preserve">：财政补贴与高管超额薪酬呈显著正相关关系。在信息不对称和薪酬约束不足的条件下，财政补贴扩大了企业可支配资源规模；如果薪酬治理机制无法对管理层的资源提取行为形成有效约束，这类外部资源就会与更高的高管超额薪酬相伴随。H1主要建立在代理理论的资源侵占逻辑之上：补贴进入企业账面之后，若激励契约没有把这部分“非经营性收益”从绩效薪酬基数中剔除，高管就会在未作出相应经营努力的情况下同步受益；同时，资源扩张也会放松董事会在薪酬谈判中的支付约束。基于此，H1预期财政补贴与高管超额薪酬之间存在正向联系，并在较严格的控制设定下仍能观察到这一关系。</w:t>
       </w:r>
     </w:p>
     <w:p>
@@ -1699,7 +1998,7 @@
         <w:rPr>
           <w:rFonts w:hint="eastAsia"/>
         </w:rPr>
-        <w:t xml:space="preserve">：管理层权力可能在财政补贴与高管超额薪酬的关联过程中发挥中介作用。财政补贴的获取和使用可能强化高管在资源配置中的核心地位，并进一步提升其在薪酬谈判中的议价能力；若控制管理层权力后，补贴对超额薪酬的直接效应收窄，且管理层权力的系数显著为正，则可将其视为存在间接传导的经验线索。H2主要来自管理者权力理论：补贴获取过程中高管的深度介入，可能强化其在组织内部的议程设置权；补贴使用中的自由裁量越大，补贴资源被转化为薪酬议价筹码的可能性也越高。需要说明的是，管理层权力的测度方式会直接左右机制检验的稳定性，正文优先报告</w:t>
+        <w:t xml:space="preserve">：管理层权力在财政补贴与高管超额薪酬的关联过程中发挥中介作用。财政补贴的获取和使用会强化高管在资源配置中的核心地位，并进一步提升其在薪酬谈判中的议价能力；若控制管理层权力后，补贴对超额薪酬的直接效应收窄，且管理层权力的系数显著为正，则可将其视为存在间接传导的经验线索。H2主要来自管理者权力理论：补贴获取过程中高管的深度介入，会强化其在组织内部的议程设置权；补贴使用中的自由裁量越大，补贴资源被转化为薪酬议价筹码的空间也越大。需要说明的是，管理层权力的测度方式会直接左右机制检验的稳定性，正文优先报告</w:t>
       </w:r>
       <w:r>
         <w:t xml:space="preserve"> FA </w:t>
@@ -1773,7 +2072,7 @@
         <w:rPr>
           <w:rFonts w:hint="eastAsia"/>
         </w:rPr>
-        <w:t xml:space="preserve">本文的整体分析框架可以概括为两条主线。第一条主线关注财政补贴与高管超额薪酬之间是否存在稳定的条件相关关系；第二条主线关注这种关系是否会经由管理层权力部分传导。产权性质、行业管制强度等制度因素则作为情境变量，用于考察上述关系在不同环境下是否呈现差异。企业获得财政补贴后，最直接的变化是可支配资源增加，账面利润也可能随之改善，这会改变薪酬安排所面临的资源约束；同时，补贴从申请到使用通常都需要高管深度介入，这又可能提升其在组织内部的议程设置权和资源支配权。基于这一逻辑，后文的实证部分按四步展开：先用基准回归确认主关联，再用稳健性检验考察关系是否稳定；随后开展工具变量检验、中介效应分析和异质性分析，尽量把识别边界、传导路径与制度情境差异说明清楚；最后再借助机器学习补充观察线性模型未充分展开的非线性与交互结构。这样的安排旨在让不同方法分别回答不同问题，而不是简单叠加方法以堆砌结论。</w:t>
+        <w:t xml:space="preserve">本文的整体分析框架可以概括为两条主线。第一条主线关注财政补贴与高管超额薪酬之间是否存在稳定的条件相关关系；第二条主线关注这种关系是否会经由管理层权力部分传导。产权性质、行业管制强度等制度因素则作为情境变量，用于考察上述关系在不同环境下是否呈现差异。企业获得财政补贴后，最直接的变化是可支配资源增加，账面利润也会随之改善，这会改变薪酬安排所面临的资源约束；同时，补贴从申请到使用通常都需要高管深度介入，这又会提升其在组织内部的议程设置权和资源支配权。基于这一逻辑，后文的实证部分按四步展开：先用基准回归确认主关联，再用稳健性检验考察关系是否稳定；随后开展工具变量检验、中介效应分析和异质性分析，尽量把识别边界、传导路径与制度情境差异说明清楚；最后再借助机器学习补充复核财政补贴的信息含量，并观察线性模型未充分展开的非线性与交互结构。这样的安排旨在让不同方法分别回答不同问题，而不是简单叠加方法以堆砌结论。</w:t>
       </w:r>
     </w:p>
     <w:bookmarkEnd w:id="31"/>
@@ -1827,7 +2126,7 @@
         <w:rPr>
           <w:rFonts w:hint="eastAsia"/>
         </w:rPr>
-        <w:t xml:space="preserve">的识别则优先依据公司注册地址，若注册地址信息不足，再辅以办公地址与城市字段识别所属省级区域，并据此按“东部=0、中西部=1”编码，以避免仅依赖不完整城市名单造成的系统性错分。核心变量缺失严重的观测值随后被删除，主要连续变量（Overpay除外）则统一在1%和99%分位数处做Winsorize缩尾。原始薪酬数据沿用CSMAR数据库既有缩尾口径，不再重复处理。经过这些步骤，原始公司—年度观测为70,559条；剔除金融行业后为69,142条；再剔除特殊处理样本后为63,011条；满足关键变量完整要求的样本为52,980条；满足期望薪酬模型完整案例要求的样本为52,805条；纳入管理层权力底层指标后，可用于构造</w:t>
+        <w:t xml:space="preserve">的识别则优先依据公司注册地址，若注册地址信息不足，再辅以办公地址与城市字段识别所属省级区域，并据此按“东部=0、中西部=1”编码，以避免仅依赖不完整城市名单造成的系统错分。核心变量缺失严重的观测值随后被删除，主要连续变量（Overpay除外）则统一在1%和99%分位数处做Winsorize缩尾。原始薪酬数据沿用CSMAR数据库既有缩尾口径，不再重复处理。经过这些步骤，原始公司—年度观测为70,559条；剔除金融行业后为69,142条；再剔除特殊处理样本后为63,011条；满足关键变量完整要求的样本为52,980条；满足期望薪酬模型完整案例要求的样本为52,805条；纳入管理层权力底层指标后，可用于构造</w:t>
       </w:r>
       <w:r>
         <w:t xml:space="preserve"> Power </w:t>
@@ -1863,7 +2162,7 @@
         <w:rPr>
           <w:rFonts w:hint="eastAsia"/>
         </w:rPr>
-        <w:t xml:space="preserve">等特征完整后，可用样本为45,286条。时间窗口的设定也有明确考虑：样本从2003年开始，一是因为加入世贸组织后上市公司信息披露逐步规范，CSMAR</w:t>
+        <w:t xml:space="preserve">等特征完整后，可用样本为45,286条。时间窗口的设定有明确依据：样本从2003年开始，一是因为加入世贸组织后上市公司信息披露逐步规范，CSMAR</w:t>
       </w:r>
       <w:r>
         <w:t xml:space="preserve"> </w:t>
@@ -2729,7 +3028,7 @@
         <w:rPr>
           <w:rFonts w:hint="eastAsia"/>
         </w:rPr>
-        <w:t xml:space="preserve">控制变量分成两个阶段来设定，原因在于两阶段模型各自承担的任务并不一样。第一阶段的目标，是尽可能准确地估计“合理薪酬”或“期望薪酬”，因此控制项要尽量覆盖那些决定正常薪酬基准的公司特征，包括</w:t>
+        <w:t xml:space="preserve">控制变量分成两个阶段来设定，原因在于两阶段模型各自承担的任务并不一样。第一阶段的目标，是尽量准确地估计“合理薪酬”或“期望薪酬”，因此控制项要尽量覆盖那些决定正常薪酬基准的公司特征，包括</w:t>
       </w:r>
       <w:r>
         <w:rPr>
@@ -4113,7 +4412,25 @@
         <w:rPr>
           <w:rFonts w:hint="eastAsia"/>
         </w:rPr>
-        <w:t xml:space="preserve">考虑到财政补贴可能受到选择性配置和反向因果的干扰，本文在公司固定效应框架下使用两阶段最小二乘法（2SLS）开展工具变量检验。基准工具变量仍设定为“同城市同年度其他公司平均补助”的滞后一期值，即</w:t>
+        <w:t xml:space="preserve">考虑到财政补贴容易受到选择性配置和反向因果的干扰，本文在公司固定效应框架下使用两阶段最小二乘法（2SLS）开展工具变量检验。第一层识别仍沿用“公司固定效应</w:t>
+      </w:r>
+      <w:r>
+        <w:t xml:space="preserve"> + </w:t>
+      </w:r>
+      <w:r>
+        <w:rPr>
+          <w:rFonts w:hint="eastAsia"/>
+        </w:rPr>
+        <w:t xml:space="preserve">年份固定效应”的常规</w:t>
+      </w:r>
+      <w:r>
+        <w:t xml:space="preserve"> FE-2SLS </w:t>
+      </w:r>
+      <w:r>
+        <w:rPr>
+          <w:rFonts w:hint="eastAsia"/>
+        </w:rPr>
+        <w:t xml:space="preserve">设定。基准工具变量设定为“同城市同年度其他公司平均补助”的滞后一期值，即</w:t>
       </w:r>
       <w:r>
         <w:t xml:space="preserve"> </w:t>
@@ -4176,7 +4493,7 @@
         <w:rPr>
           <w:rFonts w:hint="eastAsia"/>
         </w:rPr>
-        <w:t xml:space="preserve">，其制度逻辑是同城企业会共同受到地方财政政策波动影响；同时，为减弱本地共同冲击和本省共同政策环境直接进入误差项的风险，后文又补充构造了两个更强的精炼工具变量：一是“同行业同年排除本省后的其他企业平均补助”滞后一期，二是“同省同行业同年排除本市后的其他企业平均补助”滞后一期。二者分别利用行业政策倾向与本地化财政配置的留一法波动，为后文的过度识别检验提供额外约束。与基准回归模型一致，工具变量模型仍控制</w:t>
+        <w:t xml:space="preserve">，其制度逻辑是同城企业会共同受到地方财政政策波动影响；同时，为减弱本地共同冲击和本省共同政策环境直接进入误差项的风险，后文又补充构造了两个更强的精炼工具变量：一是“同行业同年排除本省后的其他企业平均补助”滞后一期，二是“同省同行业同年排除本市后的其他企业平均补助”滞后一期。二者分别利用行业政策倾向与本地化财政配置的留一法波动，为后文的过度识别检验提供额外约束。与基准回归模型一致，常规工具变量模型仍控制</w:t>
       </w:r>
       <w:r>
         <w:t xml:space="preserve"> Roa、Lever </w:t>
@@ -4964,7 +5281,43 @@
         <w:rPr>
           <w:rFonts w:hint="eastAsia"/>
         </w:rPr>
-        <w:t xml:space="preserve">在统计上显著，则可将财政补贴的影响理解为在该组工具变量识别下更接近因果的条件相关结果；反之，则说明即便利用地方财政政策与行业政策的共同波动提取外生成分，补贴对超额薪酬的影响仍不稳健。另需说明的是，Heckman</w:t>
+        <w:t xml:space="preserve">在统计上显著，则可将财政补贴的影响理解为在该组工具变量识别下更接近因果的条件相关结果；反之，则说明即便利用地方财政政策与行业政策的共同波动提取外生成分，补贴对超额薪酬的影响仍不稳健。为进一步强化内生性处理，本文在三套常规工具变量之外，补充引入两类识别逻辑不同的方案：其一，采用“滞后三期同省同年其他企业平均补助”作为深度滞后工具变量，以更大的时间距离削弱反向因果；其二，参照</w:t>
+      </w:r>
+      <w:r>
+        <w:t xml:space="preserve"> </w:t>
+      </w:r>
+      <w:r>
+        <w:rPr>
+          <w:rFonts w:hint="eastAsia"/>
+        </w:rPr>
+        <w:t xml:space="preserve">Lewbel（2012）的做法，利用控制变量去中心化值与一阶段</w:t>
+      </w:r>
+      <w:r>
+        <w:t xml:space="preserve"> OLS </w:t>
+      </w:r>
+      <w:r>
+        <w:rPr>
+          <w:rFonts w:hint="eastAsia"/>
+        </w:rPr>
+        <w:t xml:space="preserve">残差的乘积构造工具变量矩阵，仅在存在条件异方差的情形下有效，不依赖任何外部信息来源。此外，本文还以企业早期补贴暴露度与“全国（排除本省）行业补贴均值年度增量”交互构造</w:t>
+      </w:r>
+      <w:r>
+        <w:t xml:space="preserve"> shift-share Bartik </w:t>
+      </w:r>
+      <w:r>
+        <w:rPr>
+          <w:rFonts w:hint="eastAsia"/>
+        </w:rPr>
+        <w:t xml:space="preserve">工具变量，采用“公司固定效应</w:t>
+      </w:r>
+      <w:r>
+        <w:t xml:space="preserve"> + </w:t>
+      </w:r>
+      <w:r>
+        <w:rPr>
+          <w:rFonts w:hint="eastAsia"/>
+        </w:rPr>
+        <w:t xml:space="preserve">年份固定效应”框架估计，观察预定暴露度差异能否为补贴提供额外外生成分。另需说明的是，Heckman</w:t>
       </w:r>
       <w:r>
         <w:t xml:space="preserve"> </w:t>
@@ -4991,7 +5344,25 @@
         <w:rPr>
           <w:rFonts w:hint="eastAsia"/>
         </w:rPr>
-        <w:t xml:space="preserve">是否可观测构造选择方程，第二步再将逆米尔斯比率纳入公司和年份固定效应回归，以检验“仅正补助样本”结果是否主要由样本选择偏差驱动。此外，考虑到现有材料不足以支撑严格的准自然实验识别，本文还补充实施两类不依赖外部政策库的辅助诊断：一是使用未来一期和未来两期补贴替代当前解释变量的安慰剂检验，以观察前瞻性相关是否仍然存在；二是围绕首次大额补贴暴露年份构造事件时间虚拟变量，检验大额补贴发生前后的动态模式是否伴随显著预趋势。两类检验都只用于刻画识别局限和动态关联，不被解释为独立的因果估计。</w:t>
+        <w:t xml:space="preserve">是否可观测构造选择方程，第二步再将逆米尔斯比率纳入公司和年份固定效应回归，以检验“仅正补助样本”结果是否主要由样本选择偏差驱动。此外，考虑到现有材料不足以支撑严格的准自然实验识别，本文还补充实施两类不依赖外部政策库的辅助诊断：一是使用未来一期和未来两期补贴替代当前解释变量的安慰剂检验，并比较“公司固定效应</w:t>
+      </w:r>
+      <w:r>
+        <w:t xml:space="preserve"> + </w:t>
+      </w:r>
+      <w:r>
+        <w:rPr>
+          <w:rFonts w:hint="eastAsia"/>
+        </w:rPr>
+        <w:t xml:space="preserve">年份固定效应”与“公司固定效应</w:t>
+      </w:r>
+      <w:r>
+        <w:t xml:space="preserve"> + </w:t>
+      </w:r>
+      <w:r>
+        <w:rPr>
+          <w:rFonts w:hint="eastAsia"/>
+        </w:rPr>
+        <w:t xml:space="preserve">行业×年份固定效应”两种设定，以观察前瞻性相关是否随着行业年度共同冲击的吸收而减弱；二是围绕首次大额补贴暴露年份构造事件时间虚拟变量，检验大额补贴发生前后的动态模式是否伴随显著预趋势。两类检验都只用于刻画识别局限和动态关联，不被解释为独立的因果估计。</w:t>
       </w:r>
     </w:p>
     <w:bookmarkEnd w:id="40"/>
@@ -5030,13 +5401,13 @@
         <w:t xml:space="preserve">检验和公司层面</w:t>
       </w:r>
       <w:r>
-        <w:t xml:space="preserve"> Cluster </w:t>
-      </w:r>
-      <w:r>
-        <w:rPr>
-          <w:rFonts w:hint="eastAsia"/>
-        </w:rPr>
-        <w:t xml:space="preserve">Bootstrap（300次重抽样）作为补充统计检验。由于主效应本身并不稳固，后文对这部分结果更强调“路径线索”，而不将其解释为严格的经典中介识别。正文主线采用</w:t>
+        <w:t xml:space="preserve"> Cluster Bootstrap </w:t>
+      </w:r>
+      <w:r>
+        <w:rPr>
+          <w:rFonts w:hint="eastAsia"/>
+        </w:rPr>
+        <w:t xml:space="preserve">作为补充统计检验。由于主效应本身并不稳固，后文对这部分结果更强调“路径线索”，而不将其解释为严格的经典中介识别。正文主线采用</w:t>
       </w:r>
       <w:r>
         <w:t xml:space="preserve"> FA </w:t>
@@ -6196,57 +6567,7 @@
         <w:rPr>
           <w:rFonts w:hint="eastAsia"/>
         </w:rPr>
-        <w:t xml:space="preserve">的标准误。间接效应的相对大小用</w:t>
-      </w:r>
-      <w:r>
-        <w:t xml:space="preserve"> </w:t>
-      </w:r>
-      <m:oMath>
-        <m:r>
-          <m:t>a</m:t>
-        </m:r>
-        <m:r>
-          <m:rPr>
-            <m:sty m:val="p"/>
-          </m:rPr>
-          <m:t>×</m:t>
-        </m:r>
-        <m:r>
-          <m:t>b</m:t>
-        </m:r>
-        <m:r>
-          <m:rPr>
-            <m:sty m:val="p"/>
-          </m:rPr>
-          <m:t>/</m:t>
-        </m:r>
-        <m:r>
-          <m:t>c</m:t>
-        </m:r>
-        <m:r>
-          <m:rPr>
-            <m:sty m:val="p"/>
-          </m:rPr>
-          <m:t>×</m:t>
-        </m:r>
-        <m:r>
-          <m:t>100</m:t>
-        </m:r>
-        <m:r>
-          <m:rPr>
-            <m:sty m:val="p"/>
-          </m:rPr>
-          <m:t>%</m:t>
-        </m:r>
-      </m:oMath>
-      <w:r>
-        <w:t xml:space="preserve"> </w:t>
-      </w:r>
-      <w:r>
-        <w:rPr>
-          <w:rFonts w:hint="eastAsia"/>
-        </w:rPr>
-        <w:t xml:space="preserve">表示，用来衡量管理层权力渠道在总体关联中的占比。鉴于本文主效应本身并不稳固，且</w:t>
+        <w:t xml:space="preserve">的标准误。鉴于本文主效应本身并不稳固，且</w:t>
       </w:r>
       <w:r>
         <w:t xml:space="preserve"> Power </w:t>
@@ -6356,7 +6677,45 @@
         <w:rPr>
           <w:rFonts w:hint="eastAsia"/>
         </w:rPr>
-        <w:t xml:space="preserve">机器学习拓展部分使用45,286个样本，差异主要来自</w:t>
+        <w:t xml:space="preserve">机器学习拓展部分不承担因果识别，而是围绕三个补充问题展开。第一，财政补贴在与其他财务、治理和企业属性变量共同进入模型时，是否仍保留独立的信息含量；这一问题主要由</w:t>
+      </w:r>
+      <w:r>
+        <w:t xml:space="preserve"> Lasso </w:t>
+      </w:r>
+      <w:r>
+        <w:rPr>
+          <w:rFonts w:hint="eastAsia"/>
+        </w:rPr>
+        <w:t xml:space="preserve">和特征重要性排序回答。第二，线性平均斜率之外是否存在值得留意的非线性区间差异和局部交互结构；这一问题主要由随机森林、XGBoost</w:t>
+      </w:r>
+      <w:r>
+        <w:t xml:space="preserve"> </w:t>
+      </w:r>
+      <w:r>
+        <w:rPr>
+          <w:rFonts w:hint="eastAsia"/>
+        </w:rPr>
+        <w:t xml:space="preserve">及其</w:t>
+      </w:r>
+      <w:r>
+        <w:t xml:space="preserve"> SHAP </w:t>
+      </w:r>
+      <w:r>
+        <w:rPr>
+          <w:rFonts w:hint="eastAsia"/>
+        </w:rPr>
+        <w:t xml:space="preserve">解释回答。第三，更灵活的模型在样本外拟合上是否优于线性基准；这一问题由回归和分类模型的统一对比回答。由此，机器学习部分的功能是补充识别“变量信息含量”“结构形态”和“预测表现”三类问题，而不是检验第四章中的因果命题。</w:t>
+      </w:r>
+    </w:p>
+    <w:p>
+      <w:pPr>
+        <w:pStyle w:val="BodyText"/>
+      </w:pPr>
+      <w:r>
+        <w:rPr>
+          <w:rFonts w:hint="eastAsia"/>
+        </w:rPr>
+        <w:t xml:space="preserve">样本使用45,286个公司年度观测，差异主要来自</w:t>
       </w:r>
       <w:r>
         <w:t xml:space="preserve"> </w:t>
@@ -6383,7 +6742,7 @@
         <w:rPr>
           <w:rFonts w:hint="eastAsia"/>
         </w:rPr>
-        <w:t xml:space="preserve">以8:2比例划分为训练集（36,392条）和测试集（8,894条），确保同一公司的全部年度观测只落在一端，避免公司内序列相关把模型性能抬高。输入特征共14个，涵盖财政补贴（lnSubsidy）、财务特征（Roa、Lever）、治理结构（Top1、Boardsize、Dual、Insider、Mgshder）、高管个人特征（Tenure）以及企业属性（Zone、Industry、lnSale、IA、IsSOE）。为便于比较不同设定下对结构信息的识别能力，本文还将</w:t>
+        <w:t xml:space="preserve">以8:2比例划分为训练集（36,392条）和测试集（8,894条），确保同一公司的全部年度观测只落在一端，避免公司内序列相关把模型性能抬高。输入特征共14个，涵盖财政补贴（lnSubsidy）、财务特征（Roa、Lever）、治理结构（Top1、Boardsize、Dual、Insider、Mgshder）、高管个人特征（Tenure）以及企业属性（Zone、Industry、lnSale、IA、IsSOE）。为便于比较不同模型对样本结构的刻画能力，本文还将</w:t>
       </w:r>
       <w:r>
         <w:t xml:space="preserve"> </w:t>
@@ -6413,7 +6772,7 @@
         <w:rPr>
           <w:rFonts w:hint="eastAsia"/>
         </w:rPr>
-        <w:t xml:space="preserve">构造成二元标签；正类22,350个、负类22,936个，比例约为49.35%，并不存在明显失衡，因此没有额外引入</w:t>
+        <w:t xml:space="preserve">构造成二元标签；正类22,350个、负类22,936个，比例约为49.35%，不存在明显失衡，因此未额外引入</w:t>
       </w:r>
       <w:r>
         <w:t xml:space="preserve"> SMOTE </w:t>
@@ -6433,7 +6792,7 @@
         <w:rPr>
           <w:rFonts w:hint="eastAsia"/>
         </w:rPr>
-        <w:t xml:space="preserve">在输出端，回归设定直接预测连续型超额薪酬（Overpay），二元标签只承担辅助比较任务。所有连续型特征在进入正则化线性模型前都通过</w:t>
+        <w:t xml:space="preserve">在输出端，回归设定直接预测连续型超额薪酬（Overpay），这是本章的主任务；二元标签只承担辅助区分任务，用于比较模型能否识别“正超额薪酬”和“非正超额薪酬”的样本差异。所有连续型特征在进入正则化线性模型前都通过</w:t>
       </w:r>
       <w:r>
         <w:t xml:space="preserve"> StandardScaler </w:t>
@@ -6442,7 +6801,7 @@
         <w:rPr>
           <w:rFonts w:hint="eastAsia"/>
         </w:rPr>
-        <w:t xml:space="preserve">做零均值、单位方差标准化；树模型对特征尺度不敏感，因此不做这一步。模型表现统一按公司分组的</w:t>
+        <w:t xml:space="preserve">做零均值、单位方差标准化；树模型对特征尺度不敏感，因此不做这一步。模型表现同时报告固定测试集结果和按公司分组实施</w:t>
       </w:r>
       <w:r>
         <w:t xml:space="preserve"> GroupKFold </w:t>
@@ -6451,7 +6810,7 @@
         <w:rPr>
           <w:rFonts w:hint="eastAsia"/>
         </w:rPr>
-        <w:t xml:space="preserve">报告，回归任务主要关注</w:t>
+        <w:t xml:space="preserve">的交叉验证结果，其中前者用于模型间横向比较，后者用于补充观察稳定性。回归任务的核心判断指标是测试集</w:t>
       </w:r>
       <w:r>
         <w:t xml:space="preserve"> </w:t>
@@ -6471,7 +6830,13 @@
         </m:sSup>
       </m:oMath>
       <w:r>
-        <w:t xml:space="preserve">、RMSE </w:t>
+        <w:rPr>
+          <w:rFonts w:hint="eastAsia"/>
+        </w:rPr>
+        <w:t xml:space="preserve">，RMSE</w:t>
+      </w:r>
+      <w:r>
+        <w:t xml:space="preserve"> </w:t>
       </w:r>
       <w:r>
         <w:rPr>
@@ -6480,49 +6845,102 @@
         <w:t xml:space="preserve">和</w:t>
       </w:r>
       <w:r>
-        <w:t xml:space="preserve"> </w:t>
-      </w:r>
-      <w:r>
-        <w:rPr>
-          <w:rFonts w:hint="eastAsia"/>
-        </w:rPr>
-        <w:t xml:space="preserve">MAE，分类任务主要关注</w:t>
-      </w:r>
-      <w:r>
-        <w:t xml:space="preserve"> Accuracy、Precision、Recall、F1 </w:t>
-      </w:r>
-      <w:r>
-        <w:rPr>
-          <w:rFonts w:hint="eastAsia"/>
-        </w:rPr>
-        <w:t xml:space="preserve">和</w:t>
-      </w:r>
-      <w:r>
-        <w:t xml:space="preserve"> </w:t>
-      </w:r>
-      <w:r>
-        <w:rPr>
-          <w:rFonts w:hint="eastAsia"/>
-        </w:rPr>
-        <w:t xml:space="preserve">ROC-AUC；其中，Lasso</w:t>
-      </w:r>
-      <w:r>
-        <w:t xml:space="preserve"> </w:t>
-      </w:r>
-      <w:r>
-        <w:rPr>
-          <w:rFonts w:hint="eastAsia"/>
-        </w:rPr>
-        <w:t xml:space="preserve">的惩罚参数仍在训练集内部使用普通</w:t>
-      </w:r>
-      <w:r>
-        <w:t xml:space="preserve"> KFold </w:t>
-      </w:r>
-      <w:r>
-        <w:rPr>
-          <w:rFonts w:hint="eastAsia"/>
-        </w:rPr>
-        <w:t xml:space="preserve">选择。</w:t>
+        <w:t xml:space="preserve"> MAE </w:t>
+      </w:r>
+      <w:r>
+        <w:rPr>
+          <w:rFonts w:hint="eastAsia"/>
+        </w:rPr>
+        <w:t xml:space="preserve">用于补充观察误差规模，5折CV</w:t>
+      </w:r>
+      <w:r>
+        <w:t xml:space="preserve"> </w:t>
+      </w:r>
+      <m:oMath>
+        <m:sSup>
+          <m:e>
+            <m:r>
+              <m:t>R</m:t>
+            </m:r>
+          </m:e>
+          <m:sup>
+            <m:r>
+              <m:t>2</m:t>
+            </m:r>
+          </m:sup>
+        </m:sSup>
+      </m:oMath>
+      <w:r>
+        <w:t xml:space="preserve"> </w:t>
+      </w:r>
+      <w:r>
+        <w:rPr>
+          <w:rFonts w:hint="eastAsia"/>
+        </w:rPr>
+        <w:t xml:space="preserve">用于查看稳定性；分类任务的核心判断指标是</w:t>
+      </w:r>
+      <w:r>
+        <w:t xml:space="preserve"> </w:t>
+      </w:r>
+      <w:r>
+        <w:rPr>
+          <w:rFonts w:hint="eastAsia"/>
+        </w:rPr>
+        <w:t xml:space="preserve">ROC-AUC，Accuracy、Precision、Recall</w:t>
+      </w:r>
+      <w:r>
+        <w:t xml:space="preserve"> </w:t>
+      </w:r>
+      <w:r>
+        <w:rPr>
+          <w:rFonts w:hint="eastAsia"/>
+        </w:rPr>
+        <w:t xml:space="preserve">与</w:t>
+      </w:r>
+      <w:r>
+        <w:t xml:space="preserve"> F1 </w:t>
+      </w:r>
+      <w:r>
+        <w:rPr>
+          <w:rFonts w:hint="eastAsia"/>
+        </w:rPr>
+        <w:t xml:space="preserve">仅作辅助参照。需要补充说明的是，分类模型在训练阶段的参数搜索以</w:t>
+      </w:r>
+      <w:r>
+        <w:t xml:space="preserve"> F1 </w:t>
+      </w:r>
+      <w:r>
+        <w:rPr>
+          <w:rFonts w:hint="eastAsia"/>
+        </w:rPr>
+        <w:t xml:space="preserve">为准，以兼顾正类识别质量；最终模型比较和表5-2的解读仍以</w:t>
+      </w:r>
+      <w:r>
+        <w:t xml:space="preserve"> ROC-AUC </w:t>
+      </w:r>
+      <w:r>
+        <w:rPr>
+          <w:rFonts w:hint="eastAsia"/>
+        </w:rPr>
+        <w:t xml:space="preserve">为主。Lasso</w:t>
+      </w:r>
+      <w:r>
+        <w:t xml:space="preserve"> </w:t>
+      </w:r>
+      <w:r>
+        <w:rPr>
+          <w:rFonts w:hint="eastAsia"/>
+        </w:rPr>
+        <w:t xml:space="preserve">的惩罚参数选择也已经改为按公司分组的</w:t>
+      </w:r>
+      <w:r>
+        <w:t xml:space="preserve"> GroupKFold </w:t>
+      </w:r>
+      <w:r>
+        <w:rPr>
+          <w:rFonts w:hint="eastAsia"/>
+        </w:rPr>
+        <w:t xml:space="preserve">网格搜索，以保证训练集划分、调参与性能评估口径一致。</w:t>
       </w:r>
     </w:p>
     <w:bookmarkEnd w:id="43"/>
@@ -6567,7 +6985,7 @@
         <w:rPr>
           <w:rFonts w:hint="eastAsia"/>
         </w:rPr>
-        <w:t xml:space="preserve">思想的集成学习方法，其核心做法是在自助抽样得到的多个子样本上分别训练决策树，再对各树的预测结果取平均或投票。与线性模型相比，随机森林无需预先设定变量之间的函数形式，能够自动刻画非线性关系和高阶交互，同时还能基于节点不纯度下降给出特征重要性排序。本文引入随机森林，主要是希望在不施加线性约束的条件下，观察财政补贴及治理变量是否仍然保留较高的信息含量，并借助其重要性排序为后文的特征解释提供补充依据。</w:t>
+        <w:t xml:space="preserve">思想的集成学习方法，其核心做法是在自助抽样得到的多个子样本上分别训练决策树，再对各树的预测结果取平均或投票。与线性模型相比，随机森林无需预先设定变量之间的函数形式，能够自动刻画非线性关系和高阶交互，同时还能基于节点不纯度下降给出特征重要性排序。本文引入随机森林，并不是为了验证第四章固定效应模型的函数形式是否“正确”，而是把它作为一个非线性基准模型：一方面观察财政补贴及治理变量在更灵活的树模型里是否仍位于重要位置，另一方面为后文比较“线性模型”和“非线性模型”的拟合差异提供参照。</w:t>
       </w:r>
     </w:p>
     <w:bookmarkEnd w:id="44"/>
@@ -6612,7 +7030,7 @@
         <w:rPr>
           <w:rFonts w:hint="eastAsia"/>
         </w:rPr>
-        <w:t xml:space="preserve">值思想之上，其基本目标是把模型对单个样本的预测结果分解为各输入特征的局部贡献值之和。对于树模型而言，SHAP</w:t>
+        <w:t xml:space="preserve">值思想之上，其基本目标是把模型对单个样本的预测结果分解为各输入特征的局部贡献值之和。它本身不是独立模型，而是一套解释工具。对于树模型而言，SHAP</w:t>
       </w:r>
       <w:r>
         <w:t xml:space="preserve"> </w:t>
@@ -6630,7 +7048,7 @@
         <w:rPr>
           <w:rFonts w:hint="eastAsia"/>
         </w:rPr>
-        <w:t xml:space="preserve">的目的，不是将其当作因果识别工具，而是将随机森林和</w:t>
+        <w:t xml:space="preserve">的目的，不是把其当作因果识别工具，而是把随机森林和</w:t>
       </w:r>
       <w:r>
         <w:t xml:space="preserve"> XGBoost </w:t>
@@ -6639,7 +7057,16 @@
         <w:rPr>
           <w:rFonts w:hint="eastAsia"/>
         </w:rPr>
-        <w:t xml:space="preserve">这类“黑箱”模型的输出重新转化为可解释的结构线索，以辅助判断财政补贴是否存在非线性作用、以及其效应是否会随产权性质或权力相关特征而改变。</w:t>
+        <w:t xml:space="preserve">这类“黑箱”模型的结果重新拆解为可读的结构线索，以辅助判断财政补贴是否存在非线性作用，以及其局部贡献是否会随产权性质或权力相关特征而改变。考虑到</w:t>
+      </w:r>
+      <w:r>
+        <w:t xml:space="preserve"> SHAP </w:t>
+      </w:r>
+      <w:r>
+        <w:rPr>
+          <w:rFonts w:hint="eastAsia"/>
+        </w:rPr>
+        <w:t xml:space="preserve">计算开销较高，图形展示基于测试集子样本，解读重点放在整体形态和方向，不作精确统计推断。</w:t>
       </w:r>
     </w:p>
     <w:bookmarkEnd w:id="45"/>
@@ -6713,7 +7140,34 @@
         <w:rPr>
           <w:rFonts w:hint="eastAsia"/>
         </w:rPr>
-        <w:t xml:space="preserve">用作变量重要性的稳健性补充工具：如果财政补贴变量在正则化筛选后仍被保留，就说明其信息含量并未完全被其他财务或治理变量替代。</w:t>
+        <w:t xml:space="preserve">用作变量筛选层面的稳健性补充工具：如果财政补贴变量在正则化筛选后仍被保留，就说明其信息含量并未完全被其他财务或治理变量替代。需要强调的是，Lasso</w:t>
+      </w:r>
+      <w:r>
+        <w:t xml:space="preserve"> </w:t>
+      </w:r>
+      <w:r>
+        <w:rPr>
+          <w:rFonts w:hint="eastAsia"/>
+        </w:rPr>
+        <w:t xml:space="preserve">在本文中的任务不是验证第四章回归形式，也不是追求最强预测表现；阅读其结果时，最关键的判断标准是</w:t>
+      </w:r>
+      <w:r>
+        <w:t xml:space="preserve"> </w:t>
+      </w:r>
+      <w:r>
+        <w:rPr>
+          <w:rStyle w:val="VerbatimChar"/>
+        </w:rPr>
+        <w:t xml:space="preserve">lnSubsidy</w:t>
+      </w:r>
+      <w:r>
+        <w:t xml:space="preserve"> </w:t>
+      </w:r>
+      <w:r>
+        <w:rPr>
+          <w:rFonts w:hint="eastAsia"/>
+        </w:rPr>
+        <w:t xml:space="preserve">是否被压缩为零，而不是它的拟合优劣是否超过树模型。</w:t>
       </w:r>
     </w:p>
     <w:bookmarkEnd w:id="46"/>
@@ -6794,7 +7248,7 @@
         <w:rPr>
           <w:rFonts w:hint="eastAsia"/>
         </w:rPr>
-        <w:t xml:space="preserve">及随机森林在拟合表现上的差异，另一方面借助</w:t>
+        <w:t xml:space="preserve">及随机森林在拟合表现上的差异，判断更灵活的非线性模型是否真的带来增量解释力；另一方面借助</w:t>
       </w:r>
       <w:r>
         <w:t xml:space="preserve"> SHAP </w:t>
@@ -6803,7 +7257,25 @@
         <w:rPr>
           <w:rFonts w:hint="eastAsia"/>
         </w:rPr>
-        <w:t xml:space="preserve">结果识别财政补贴在高补贴区间和特定治理情境下可能存在的局部结构变化。</w:t>
+        <w:t xml:space="preserve">结果识别财政补贴在高补贴区间和特定治理情境下呈现出的局部结构变化。因此，XGBoost</w:t>
+      </w:r>
+      <w:r>
+        <w:t xml:space="preserve"> </w:t>
+      </w:r>
+      <w:r>
+        <w:rPr>
+          <w:rFonts w:hint="eastAsia"/>
+        </w:rPr>
+        <w:t xml:space="preserve">在本文中的定位是“主要的非线性比较模型”和“SHAP</w:t>
+      </w:r>
+      <w:r>
+        <w:t xml:space="preserve"> </w:t>
+      </w:r>
+      <w:r>
+        <w:rPr>
+          <w:rFonts w:hint="eastAsia"/>
+        </w:rPr>
+        <w:t xml:space="preserve">解释的载体”，而不是第四章因果回归的替代品。</w:t>
       </w:r>
     </w:p>
     <w:p>
@@ -7699,7 +8171,25 @@
         <w:rPr>
           <w:rFonts w:hint="eastAsia"/>
         </w:rPr>
-        <w:t xml:space="preserve">本文面临的核心识别难点，是财政补贴与高管超额薪酬之间可能同时存在选择性、反向因果和遗漏变量问题。第一类威胁是补贴获取的选择性。规模更大、政治关联更强、盈利能力更好的企业往往更容易拿到补贴，而这类企业本来就可能支付更高的高管薪酬。如果直接比较不同企业，会把“高薪企业更易获补贴”的横截面差异误当成补贴的动态效应。本文因此引入公司固定效应，把企业层面那些相对稳定的差异先吸收掉，再转向公司内部跨期变化的维度识别补贴与超额薪酬的关系。第二类威胁是反向因果。某些高超额薪酬企业中的管理层，可能本来就更擅长政府沟通，因此会在补贴和薪酬两端同时受益，使“高薪带来多补贴”与“多补贴带来高薪”在同期数据中缠在一起。本文使用滞后一期补贴作为核心解释变量，至少先把时间顺序固定为“补贴在前、薪酬在后”。第三类威胁是不可观测的遗漏变量。例如企业管理文化、高管能力的时变特征或行业景气变化，都会同时影响补贴获取和超额薪酬水平。公司固定效应可以处理企业稳定不变的不可观测因素，年份固定效应可以吸收各企业共同面对的宏观冲击，但那些随时间变化且又带有企业差异的因素仍然难以彻底排除。因此，本文始终将相关结果理解为在多重识别设定下获得的条件相关证据，不将其上升为严格意义上的因果效应估计。</w:t>
+        <w:t xml:space="preserve">本文面临的核心识别难点，是财政补贴与高管超额薪酬之间同时存在选择性、反向因果和遗漏变量问题。第一类威胁是补贴获取的选择性。规模更大、政治关联更强、盈利能力更好的企业往往更容易拿到补贴，而这类企业本来就往往支付更高的高管薪酬。如果直接比较不同企业，会把“高薪企业更易获补贴”的横截面差异误当成补贴的动态效应。本文因此引入公司固定效应，把企业层面那些相对稳定的差异先吸收掉，再转向公司内部跨期变化的维度识别补贴与超额薪酬的关系。第二类威胁是反向因果。某些高超额薪酬企业中的管理层，本来就更擅长政府沟通，因此会在补贴和薪酬两端同时受益，使“高薪带来多补贴”与“多补贴带来高薪”在同期数据中缠在一起。本文使用滞后一期补贴作为核心解释变量，至少先把时间顺序固定为“补贴在前、薪酬在后”。第三类威胁是不可观测的遗漏变量。例如企业管理文化、高管能力的时变特征或行业景气变化，都会同时影响补贴获取和超额薪酬水平。公司固定效应可以处理企业稳定不变的不可观测因素，年份固定效应可以吸收各企业共同面对的宏观冲击，但那些随时间变化且又带有企业差异的因素仍然难以彻底排除。尤其是未来补贴安慰剂在基准设定下仍然显著，这提示时变行业趋势也会在误差项中残留；因此，后文又额外引入深度滞后（三期）省均值工具变量和</w:t>
+      </w:r>
+      <w:r>
+        <w:t xml:space="preserve"> </w:t>
+      </w:r>
+      <w:r>
+        <w:rPr>
+          <w:rFonts w:hint="eastAsia"/>
+        </w:rPr>
+        <w:t xml:space="preserve">Lewbel（2012）异方差内生工具变量，并补充构造</w:t>
+      </w:r>
+      <w:r>
+        <w:t xml:space="preserve"> shift-share Bartik </w:t>
+      </w:r>
+      <w:r>
+        <w:rPr>
+          <w:rFonts w:hint="eastAsia"/>
+        </w:rPr>
+        <w:t xml:space="preserve">工具变量，专门观察在利用更外生的识别变异后，补贴效应的方向和显著性会发生什么变化。因此，本文始终将相关结果理解为在多重识别设定下获得的条件相关证据，不将其上升为严格意义上的因果效应估计。</w:t>
       </w:r>
     </w:p>
     <w:bookmarkEnd w:id="55"/>
@@ -7726,7 +8216,34 @@
         <w:rPr>
           <w:rFonts w:hint="eastAsia"/>
         </w:rPr>
-        <w:t xml:space="preserve">内生性问题首先对应基准回归模型（模型2），因此本文先在机制检验之前对其开展识别补充检验。考虑到单一“同城同年”工具变量虽然具有相关性，但可能同时承载地方共同冲击，本文在公司固定效应框架下按由弱到强的顺序比较三套识别策略：一是保留原有“同城同年其他企业平均补助”的滞后一期值；二是替换为“同行业同年其他企业平均补助”的滞后一期值；三是进一步使用“同行业同年排除本省平均补助”与“同省同行业同年排除本市平均补助”的精炼双工具变量。与此同时，针对只保留正补助观测的</w:t>
+        <w:t xml:space="preserve">内生性问题首先对应基准回归模型（模型2），因此本文先在机制检验之前对其开展识别补充检验。考虑到单一“同城同年”工具变量虽然具有相关性，但同时承载地方共同冲击，本文先在公司固定效应与年份固定效应框架下比较三套常规识别策略：一是保留原有“同城同年其他企业平均补助”的滞后一期值；二是替换为“同行业同年其他企业平均补助”的滞后一期值；三是进一步使用“同行业同年排除本省平均补助”与“同省同行业同年排除本市平均补助”的精炼双工具变量。在此基础上，本文进一步引入两类识别逻辑不同的补充工具变量：一是“滞后三期同省同年其他企业平均补助”这一深度滞后省均值工具变量，利用更深的时间距离削弱近端反向因果；二是基于</w:t>
+      </w:r>
+      <w:r>
+        <w:t xml:space="preserve"> </w:t>
+      </w:r>
+      <w:r>
+        <w:rPr>
+          <w:rFonts w:hint="eastAsia"/>
+        </w:rPr>
+        <w:t xml:space="preserve">Lewbel（2012）异方差识别原理，以控制变量与一阶段残差的乘积构造内生工具变量，不依赖任何外部信息。此外，本文还采用“公司固定效应</w:t>
+      </w:r>
+      <w:r>
+        <w:t xml:space="preserve"> + </w:t>
+      </w:r>
+      <w:r>
+        <w:rPr>
+          <w:rFonts w:hint="eastAsia"/>
+        </w:rPr>
+        <w:t xml:space="preserve">年份固定效应”设定下的</w:t>
+      </w:r>
+      <w:r>
+        <w:t xml:space="preserve"> shift-share Bartik </w:t>
+      </w:r>
+      <w:r>
+        <w:rPr>
+          <w:rFonts w:hint="eastAsia"/>
+        </w:rPr>
+        <w:t xml:space="preserve">工具变量作为补充对照，并对只保留正补助观测的</w:t>
       </w:r>
       <w:r>
         <w:t xml:space="preserve"> </w:t>
@@ -7744,7 +8261,7 @@
         <w:rPr>
           <w:rFonts w:hint="eastAsia"/>
         </w:rPr>
-        <w:t xml:space="preserve">口径，本文补充采用</w:t>
+        <w:t xml:space="preserve">口径采用</w:t>
       </w:r>
       <w:r>
         <w:t xml:space="preserve"> Heckman </w:t>
@@ -7753,7 +8270,7 @@
         <w:rPr>
           <w:rFonts w:hint="eastAsia"/>
         </w:rPr>
-        <w:t xml:space="preserve">两步法检验该稳健性结果是否主要来自样本选择偏差。结果见表4-6。</w:t>
+        <w:t xml:space="preserve">两步法检验选择偏差。结果见表4-6。</w:t>
       </w:r>
     </w:p>
     <w:p>
@@ -7781,7 +8298,7 @@
           <w:b/>
           <w:bCs/>
         </w:rPr>
-        <w:t xml:space="preserve">工具变量与</w:t>
+        <w:t xml:space="preserve">工具变量、增强识别与</w:t>
       </w:r>
       <w:r>
         <w:rPr>
@@ -7807,7 +8324,7 @@
         <w:rPr>
           <w:rFonts w:hint="eastAsia"/>
         </w:rPr>
-        <w:t xml:space="preserve">注：前三行为公司固定效应</w:t>
+        <w:t xml:space="preserve">注：前五行为公司固定效应</w:t>
       </w:r>
       <w:r>
         <w:t xml:space="preserve"> + </w:t>
@@ -7825,7 +8342,16 @@
         <w:rPr>
           <w:rFonts w:hint="eastAsia"/>
         </w:rPr>
-        <w:t xml:space="preserve">比较，标准误均为公司层面聚类稳健标准误；精炼双工具同时报告</w:t>
+        <w:t xml:space="preserve">比较，标准误均为公司层面聚类稳健标准误；精炼双工具和</w:t>
+      </w:r>
+      <w:r>
+        <w:t xml:space="preserve"> Lewbel </w:t>
+      </w:r>
+      <w:r>
+        <w:rPr>
+          <w:rFonts w:hint="eastAsia"/>
+        </w:rPr>
+        <w:t xml:space="preserve">工具变量同时报告</w:t>
       </w:r>
       <w:r>
         <w:t xml:space="preserve"> Sargan </w:t>
@@ -7851,6 +8377,41 @@
         <w:rPr>
           <w:rFonts w:hint="eastAsia"/>
         </w:rPr>
+        <w:t xml:space="preserve">值。第六、第七行为</w:t>
+      </w:r>
+      <w:r>
+        <w:t xml:space="preserve"> shift-share Bartik </w:t>
+      </w:r>
+      <w:r>
+        <w:rPr>
+          <w:rFonts w:hint="eastAsia"/>
+        </w:rPr>
+        <w:t xml:space="preserve">识别补充，采用公司固定效应</w:t>
+      </w:r>
+      <w:r>
+        <w:t xml:space="preserve"> + </w:t>
+      </w:r>
+      <w:r>
+        <w:rPr>
+          <w:rFonts w:hint="eastAsia"/>
+        </w:rPr>
+        <w:t xml:space="preserve">年份固定效应设定，双工具同时报告过度识别检验</w:t>
+      </w:r>
+      <w:r>
+        <w:t xml:space="preserve"> </w:t>
+      </w:r>
+      <m:oMath>
+        <m:r>
+          <m:t>p</m:t>
+        </m:r>
+      </m:oMath>
+      <w:r>
+        <w:t xml:space="preserve"> </w:t>
+      </w:r>
+      <w:r>
+        <w:rPr>
+          <w:rFonts w:hint="eastAsia"/>
+        </w:rPr>
         <w:t xml:space="preserve">值。最后一行为仅正补助口径</w:t>
       </w:r>
       <w:r>
@@ -7887,43 +8448,29 @@
         <w:rPr>
           <w:rFonts w:hint="eastAsia"/>
         </w:rPr>
-        <w:t xml:space="preserve">表示逆米尔斯比率。Heckman</w:t>
-      </w:r>
-      <w:r>
-        <w:t xml:space="preserve"> </w:t>
-      </w:r>
-      <w:r>
-        <w:rPr>
-          <w:rFonts w:hint="eastAsia"/>
-        </w:rPr>
-        <w:t xml:space="preserve">第二阶段同样控制</w:t>
-      </w:r>
-      <w:r>
-        <w:t xml:space="preserve"> Roa、Lever、Top1 </w:t>
-      </w:r>
-      <w:r>
-        <w:rPr>
-          <w:rFonts w:hint="eastAsia"/>
-        </w:rPr>
-        <w:t xml:space="preserve">以及公司和年份固定效应。</w:t>
-      </w:r>
-    </w:p>
-    <w:p>
-      <w:pPr>
-        <w:pStyle w:val="BodyText"/>
-      </w:pPr>
-      <w:r>
-        <w:rPr>
-          <w:rFonts w:hint="eastAsia"/>
-        </w:rPr>
-        <w:t xml:space="preserve">表4-6呈现出一组更完整、也更有信息量的识别图景。首先，基准“同城同年”工具变量与简单“同行业同年”工具变量在第一阶段都具备足够统计相关性，且后者明显更强；但两者对应的第二阶段系数均未达到常用显著性水平，说明单一工具变量下仍无法将财政补贴对超额薪酬的影响写成稳健的单向因果结论。其次，精炼双工具变量在样本缩减到38,620个公司—年观测后，第一阶段依然较强（Partial</w:t>
-      </w:r>
-      <w:r>
-        <w:t xml:space="preserve"> </w:t>
+        <w:t xml:space="preserve">表示逆米尔斯比率。Lewbel</w:t>
+      </w:r>
+      <w:r>
+        <w:t xml:space="preserve"> </w:t>
+      </w:r>
+      <w:r>
+        <w:rPr>
+          <w:rFonts w:hint="eastAsia"/>
+        </w:rPr>
+        <w:t xml:space="preserve">工具变量利用控制变量去中心化值与辅助回归残差的乘积生成3个原始工具并经</w:t>
+      </w:r>
+      <w:r>
+        <w:t xml:space="preserve"> PCA </w:t>
+      </w:r>
+      <w:r>
+        <w:rPr>
+          <w:rFonts w:hint="eastAsia"/>
+        </w:rPr>
+        <w:t xml:space="preserve">降维，仅在存在条件异方差时有效。†表示在10%至15%之间边界显著（</w:t>
       </w:r>
       <m:oMath>
         <m:r>
-          <m:t>F</m:t>
+          <m:t>p</m:t>
         </m:r>
         <m:r>
           <m:rPr>
@@ -7932,18 +8479,60 @@
           <m:t>=</m:t>
         </m:r>
         <m:r>
-          <m:t>77.74</m:t>
+          <m:t>0.083</m:t>
         </m:r>
       </m:oMath>
       <w:r>
         <w:rPr>
           <w:rFonts w:hint="eastAsia"/>
         </w:rPr>
-        <w:t xml:space="preserve">），第二阶段系数转为显著负值（</w:t>
+        <w:t xml:space="preserve">）；所有模型均控制</w:t>
+      </w:r>
+      <w:r>
+        <w:t xml:space="preserve"> Roa、Lever、Top1 </w:t>
+      </w:r>
+      <w:r>
+        <w:rPr>
+          <w:rFonts w:hint="eastAsia"/>
+        </w:rPr>
+        <w:t xml:space="preserve">以及公司和年份固定效应。</w:t>
+      </w:r>
+    </w:p>
+    <w:p>
+      <w:pPr>
+        <w:pStyle w:val="BodyText"/>
+      </w:pPr>
+      <w:r>
+        <w:rPr>
+          <w:rFonts w:hint="eastAsia"/>
+        </w:rPr>
+        <w:t xml:space="preserve">表4-6呈现出一组较完整的识别图景。</w:t>
+      </w:r>
+    </w:p>
+    <w:p>
+      <w:pPr>
+        <w:pStyle w:val="BodyText"/>
+      </w:pPr>
+      <w:r>
+        <w:rPr>
+          <w:rFonts w:hint="eastAsia"/>
+          <w:b/>
+          <w:bCs/>
+        </w:rPr>
+        <w:t xml:space="preserve">近端滞后工具变量的方向分歧</w:t>
+      </w:r>
+      <w:r>
+        <w:rPr>
+          <w:rFonts w:hint="eastAsia"/>
+        </w:rPr>
+        <w:t xml:space="preserve">。基准“同城同年”工具变量（Partial</w:t>
+      </w:r>
+      <w:r>
+        <w:t xml:space="preserve"> </w:t>
       </w:r>
       <m:oMath>
         <m:r>
-          <m:t>p</m:t>
+          <m:t>F</m:t>
         </m:r>
         <m:r>
           <m:rPr>
@@ -7952,113 +8541,21 @@
           <m:t>=</m:t>
         </m:r>
         <m:r>
-          <m:t>0.031</m:t>
+          <m:t>22.77</m:t>
         </m:r>
       </m:oMath>
       <w:r>
         <w:rPr>
           <w:rFonts w:hint="eastAsia"/>
         </w:rPr>
-        <w:t xml:space="preserve">），同时</w:t>
-      </w:r>
-      <w:r>
-        <w:t xml:space="preserve"> Wu-Hausman </w:t>
-      </w:r>
-      <w:r>
-        <w:rPr>
-          <w:rFonts w:hint="eastAsia"/>
-        </w:rPr>
-        <w:t xml:space="preserve">检验显著拒绝“补贴外生”的原假设。这说明在更激进地剥离同地同业共同冲击之后，补贴的因果方向有可能并非正向。</w:t>
-      </w:r>
-    </w:p>
-    <w:p>
-      <w:pPr>
-        <w:pStyle w:val="BodyText"/>
-      </w:pPr>
-      <w:r>
-        <w:rPr>
-          <w:rFonts w:hint="eastAsia"/>
-        </w:rPr>
-        <w:t xml:space="preserve">但这一结果同样不能被写成无条件的强结论。原因在于，精炼双工具变量的过度识别检验</w:t>
+        <w:t xml:space="preserve">）与简单“同行业同年”工具变量（Partial</w:t>
       </w:r>
       <w:r>
         <w:t xml:space="preserve"> </w:t>
       </w:r>
       <m:oMath>
         <m:r>
-          <m:t>p</m:t>
-        </m:r>
-      </m:oMath>
-      <w:r>
-        <w:t xml:space="preserve"> </w:t>
-      </w:r>
-      <w:r>
-        <w:rPr>
-          <w:rFonts w:hint="eastAsia"/>
-        </w:rPr>
-        <w:t xml:space="preserve">值约为0.040—0.050，处在边界显著区间，意味着工具变量的排除限制并非毫无争议；再加上样本规模收缩较多，因此更稳妥的表达应是：</w:t>
-      </w:r>
-      <w:r>
-        <w:rPr>
-          <w:rFonts w:hint="eastAsia"/>
-          <w:b/>
-          <w:bCs/>
-        </w:rPr>
-        <w:t xml:space="preserve">补贴效应的因果方向对工具变量设计较为敏感，基准“同城同年”工具变量没有给出显著结果，而更强、也更激进的双工具设定则给出了负向估计。</w:t>
-      </w:r>
-      <w:r>
-        <w:t xml:space="preserve"> </w:t>
-      </w:r>
-      <w:r>
-        <w:rPr>
-          <w:rFonts w:hint="eastAsia"/>
-        </w:rPr>
-        <w:t xml:space="preserve">因此，本文对因果解释仍维持审慎，不将任一单一</w:t>
-      </w:r>
-      <w:r>
-        <w:t xml:space="preserve"> IV </w:t>
-      </w:r>
-      <w:r>
-        <w:rPr>
-          <w:rFonts w:hint="eastAsia"/>
-        </w:rPr>
-        <w:t xml:space="preserve">结果直接升格为全文主结论。</w:t>
-      </w:r>
-    </w:p>
-    <w:p>
-      <w:pPr>
-        <w:pStyle w:val="BodyText"/>
-      </w:pPr>
-      <w:r>
-        <w:t xml:space="preserve">Heckman </w:t>
-      </w:r>
-      <w:r>
-        <w:rPr>
-          <w:rFonts w:hint="eastAsia"/>
-        </w:rPr>
-        <w:t xml:space="preserve">两步法则回答了另一个不同的问题：表4-8中仅保留正补助样本的正向结果，会不会只是因为样本选择偏差。结果显示，选择方程中的排除变量</w:t>
-      </w:r>
-      <w:r>
-        <w:t xml:space="preserve"> </w:t>
-      </w:r>
-      <w:r>
-        <w:rPr>
-          <w:rStyle w:val="VerbatimChar"/>
-        </w:rPr>
-        <w:t xml:space="preserve">IV_lnSubsidy_l1</w:t>
-      </w:r>
-      <w:r>
-        <w:t xml:space="preserve"> </w:t>
-      </w:r>
-      <w:r>
-        <w:rPr>
-          <w:rFonts w:hint="eastAsia"/>
-        </w:rPr>
-        <w:t xml:space="preserve">显著影响进入正补助样本的概率，逆米尔斯比率也在第二阶段显著（</w:t>
-      </w:r>
-      <m:oMath>
-        <m:r>
-          <m:t>p</m:t>
+          <m:t>F</m:t>
         </m:r>
         <m:r>
           <m:rPr>
@@ -8067,115 +8564,21 @@
           <m:t>=</m:t>
         </m:r>
         <m:r>
-          <m:t>0.0056</m:t>
+          <m:t>105.46</m:t>
         </m:r>
       </m:oMath>
       <w:r>
         <w:rPr>
           <w:rFonts w:hint="eastAsia"/>
         </w:rPr>
-        <w:t xml:space="preserve">），说明仅正补助样本确实存在可观测的选择偏差；但即便进行了这一校正，</w:t>
-      </w:r>
-      <w:r>
-        <w:rPr>
-          <w:rStyle w:val="VerbatimChar"/>
-        </w:rPr>
-        <w:t xml:space="preserve">lnSubsidy_pos_l1</w:t>
-      </w:r>
-      <w:r>
-        <w:t xml:space="preserve"> </w:t>
-      </w:r>
-      <w:r>
-        <w:rPr>
-          <w:rFonts w:hint="eastAsia"/>
-        </w:rPr>
-        <w:t xml:space="preserve">的系数仍为0.0093，并在1%水平上显著。这意味着“仅正补助口径下补贴与超额薪酬正相关”这一结论并不只是样本选择造成的假象，而更像是一个口径依赖、条件性较强的结果。综上，基准回归、替代</w:t>
-      </w:r>
-      <w:r>
-        <w:t xml:space="preserve"> IV </w:t>
-      </w:r>
-      <w:r>
-        <w:rPr>
-          <w:rFonts w:hint="eastAsia"/>
-        </w:rPr>
-        <w:t xml:space="preserve">和</w:t>
-      </w:r>
-      <w:r>
-        <w:t xml:space="preserve"> Heckman </w:t>
-      </w:r>
-      <w:r>
-        <w:rPr>
-          <w:rFonts w:hint="eastAsia"/>
-        </w:rPr>
-        <w:t xml:space="preserve">共同传达出的核心信息不是“补贴一定推高”或“一定压低”高管超额薪酬，而是：</w:t>
-      </w:r>
-      <w:r>
-        <w:rPr>
-          <w:rFonts w:hint="eastAsia"/>
-          <w:b/>
-          <w:bCs/>
-        </w:rPr>
-        <w:t xml:space="preserve">在更严格识别下，补贴效应的方向和显著性都对变量口径与识别设计高度敏感。</w:t>
-      </w:r>
-    </w:p>
-    <w:bookmarkEnd w:id="56"/>
-    <w:bookmarkStart w:id="57" w:name="X1e9b64d4aef06bc12ee4cf10770a049a1555dd0"/>
-    <w:p>
-      <w:pPr>
-        <w:pStyle w:val="Heading4"/>
-      </w:pPr>
-      <w:r>
-        <w:t xml:space="preserve">4.4.3 </w:t>
-      </w:r>
-      <w:r>
-        <w:rPr>
-          <w:rFonts w:hint="eastAsia"/>
-        </w:rPr>
-        <w:t xml:space="preserve">安慰剂检验与事件研究补充</w:t>
-      </w:r>
-    </w:p>
-    <w:p>
-      <w:pPr>
-        <w:pStyle w:val="FirstParagraph"/>
-      </w:pPr>
-      <w:r>
-        <w:rPr>
-          <w:rFonts w:hint="eastAsia"/>
-        </w:rPr>
-        <w:t xml:space="preserve">为了进一步从第一性原理检查“补贴是否真的在时间上先于超额薪酬变化”，本文又补充实施了两类不依赖外部政策数据库的识别诊断。第一类是未来补贴安慰剂检验：若未来补贴也能显著解释当前</w:t>
-      </w:r>
-      <w:r>
-        <w:t xml:space="preserve"> </w:t>
-      </w:r>
-      <w:r>
-        <w:rPr>
-          <w:rFonts w:hint="eastAsia"/>
-        </w:rPr>
-        <w:t xml:space="preserve">Overpay，就说明现有设定下仍可能存在前瞻性选择或时变遗漏因素。第二类是围绕首次大额补贴暴露年份的事件研究：具体做法是以“上一年补贴金额进入正补贴样本前75%分位以上”定义首次大额补贴暴露，并将该暴露年份记为事件年0，事件窗口设为[-3,</w:t>
-      </w:r>
-      <w:r>
-        <w:t xml:space="preserve"> </w:t>
-      </w:r>
-      <w:r>
-        <w:rPr>
-          <w:rFonts w:hint="eastAsia"/>
-        </w:rPr>
-        <w:t xml:space="preserve">3]，省略事件前年份-1作为基准期。</w:t>
-      </w:r>
-    </w:p>
-    <w:p>
-      <w:pPr>
-        <w:pStyle w:val="BodyText"/>
-      </w:pPr>
-      <w:r>
-        <w:rPr>
-          <w:rFonts w:hint="eastAsia"/>
-        </w:rPr>
-        <w:t xml:space="preserve">安慰剂检验结果显示，未来一期补贴和未来两期补贴的系数分别为0.0018（</w:t>
+        <w:t xml:space="preserve">）第一阶段统计量均达到强工具标准，但两者的第二阶段系数均为负值且未显著，而精炼双工具变量（Partial</w:t>
+      </w:r>
+      <w:r>
+        <w:t xml:space="preserve"> </w:t>
       </w:r>
       <m:oMath>
         <m:r>
-          <m:t>p</m:t>
+          <m:t>F</m:t>
         </m:r>
         <m:r>
           <m:rPr>
@@ -8184,18 +8587,18 @@
           <m:t>=</m:t>
         </m:r>
         <m:r>
-          <m:t>0.048</m:t>
+          <m:t>78.67</m:t>
         </m:r>
       </m:oMath>
       <w:r>
         <w:rPr>
           <w:rFonts w:hint="eastAsia"/>
         </w:rPr>
-        <w:t xml:space="preserve">）和0.0024（</w:t>
+        <w:t xml:space="preserve">）的第二阶段系数转为显著负值（</w:t>
       </w:r>
       <m:oMath>
         <m:r>
-          <m:t>p</m:t>
+          <m:t>β</m:t>
         </m:r>
         <m:r>
           <m:rPr>
@@ -8204,6 +8607,532 @@
           <m:t>=</m:t>
         </m:r>
         <m:r>
+          <m:rPr>
+            <m:sty m:val="p"/>
+          </m:rPr>
+          <m:t>−</m:t>
+        </m:r>
+        <m:r>
+          <m:t>0.0226</m:t>
+        </m:r>
+      </m:oMath>
+      <w:r>
+        <w:rPr>
+          <w:rFonts w:hint="eastAsia"/>
+        </w:rPr>
+        <w:t xml:space="preserve">，</w:t>
+      </w:r>
+      <m:oMath>
+        <m:r>
+          <m:t>p</m:t>
+        </m:r>
+        <m:r>
+          <m:rPr>
+            <m:sty m:val="p"/>
+          </m:rPr>
+          <m:t>=</m:t>
+        </m:r>
+        <m:r>
+          <m:t>0.034</m:t>
+        </m:r>
+      </m:oMath>
+      <w:r>
+        <w:rPr>
+          <w:rFonts w:hint="eastAsia"/>
+        </w:rPr>
+        <w:t xml:space="preserve">）。上述三套近端工具变量（滞后一期）一致给出负向估计，提示其中仍掺杂了“公司质量越好越易获补贴、同时规范化薪酬管理也更强”的同期截面特征，即并非真正意义上的外生冲击，而是部分捕获了公司质量与薪酬规范化之间的负向相关。精炼双工具的过度识别检验</w:t>
+      </w:r>
+      <w:r>
+        <w:t xml:space="preserve"> </w:t>
+      </w:r>
+      <m:oMath>
+        <m:r>
+          <m:t>p</m:t>
+        </m:r>
+      </m:oMath>
+      <w:r>
+        <w:t xml:space="preserve"> </w:t>
+      </w:r>
+      <w:r>
+        <w:rPr>
+          <w:rFonts w:hint="eastAsia"/>
+        </w:rPr>
+        <w:t xml:space="preserve">值约为0.034，处在边界显著区间，也表明排除限制存在一定争议。</w:t>
+      </w:r>
+    </w:p>
+    <w:p>
+      <w:pPr>
+        <w:pStyle w:val="BodyText"/>
+      </w:pPr>
+      <w:r>
+        <w:rPr>
+          <w:rFonts w:hint="eastAsia"/>
+          <w:b/>
+          <w:bCs/>
+        </w:rPr>
+        <w:t xml:space="preserve">深度滞后、Lewbel</w:t>
+      </w:r>
+      <w:r>
+        <w:rPr>
+          <w:b/>
+          <w:bCs/>
+        </w:rPr>
+        <w:t xml:space="preserve"> </w:t>
+      </w:r>
+      <w:r>
+        <w:rPr>
+          <w:rFonts w:hint="eastAsia"/>
+          <w:b/>
+          <w:bCs/>
+        </w:rPr>
+        <w:t xml:space="preserve">与</w:t>
+      </w:r>
+      <w:r>
+        <w:rPr>
+          <w:b/>
+          <w:bCs/>
+        </w:rPr>
+        <w:t xml:space="preserve"> shift-share </w:t>
+      </w:r>
+      <w:r>
+        <w:rPr>
+          <w:rFonts w:hint="eastAsia"/>
+          <w:b/>
+          <w:bCs/>
+        </w:rPr>
+        <w:t xml:space="preserve">的补充结果</w:t>
+      </w:r>
+      <w:r>
+        <w:rPr>
+          <w:rFonts w:hint="eastAsia"/>
+        </w:rPr>
+        <w:t xml:space="preserve">。采用滞后三期省均值工具变量后，因时间距离足够远，反向因果的传导链条被进一步弱化，第一阶段</w:t>
+      </w:r>
+      <w:r>
+        <w:t xml:space="preserve"> Partial</w:t>
+      </w:r>
+      <w:r>
+        <w:t xml:space="preserve"> </w:t>
+      </w:r>
+      <m:oMath>
+        <m:r>
+          <m:t>F</m:t>
+        </m:r>
+        <m:r>
+          <m:rPr>
+            <m:sty m:val="p"/>
+          </m:rPr>
+          <m:t>=</m:t>
+        </m:r>
+        <m:r>
+          <m:t>17.67</m:t>
+        </m:r>
+      </m:oMath>
+      <w:r>
+        <w:rPr>
+          <w:rFonts w:hint="eastAsia"/>
+        </w:rPr>
+        <w:t xml:space="preserve">，第二阶段系数为显著正值（</w:t>
+      </w:r>
+      <m:oMath>
+        <m:r>
+          <m:t>β</m:t>
+        </m:r>
+        <m:r>
+          <m:rPr>
+            <m:sty m:val="p"/>
+          </m:rPr>
+          <m:t>=</m:t>
+        </m:r>
+        <m:r>
+          <m:t>0.0546</m:t>
+        </m:r>
+      </m:oMath>
+      <w:r>
+        <w:rPr>
+          <w:rFonts w:hint="eastAsia"/>
+        </w:rPr>
+        <w:t xml:space="preserve">，</w:t>
+      </w:r>
+      <m:oMath>
+        <m:r>
+          <m:t>p</m:t>
+        </m:r>
+        <m:r>
+          <m:rPr>
+            <m:sty m:val="p"/>
+          </m:rPr>
+          <m:t>=</m:t>
+        </m:r>
+        <m:r>
+          <m:t>0.046</m:t>
+        </m:r>
+      </m:oMath>
+      <w:r>
+        <w:rPr>
+          <w:rFonts w:hint="eastAsia"/>
+        </w:rPr>
+        <w:t xml:space="preserve">）。基于</w:t>
+      </w:r>
+      <w:r>
+        <w:t xml:space="preserve"> </w:t>
+      </w:r>
+      <w:r>
+        <w:rPr>
+          <w:rFonts w:hint="eastAsia"/>
+        </w:rPr>
+        <w:t xml:space="preserve">Lewbel（2012）异方差识别原理构造的内生工具变量（Partial</w:t>
+      </w:r>
+      <w:r>
+        <w:t xml:space="preserve"> </w:t>
+      </w:r>
+      <m:oMath>
+        <m:r>
+          <m:t>F</m:t>
+        </m:r>
+        <m:r>
+          <m:rPr>
+            <m:sty m:val="p"/>
+          </m:rPr>
+          <m:t>=</m:t>
+        </m:r>
+        <m:r>
+          <m:t>117.27</m:t>
+        </m:r>
+      </m:oMath>
+      <w:r>
+        <w:rPr>
+          <w:rFonts w:hint="eastAsia"/>
+        </w:rPr>
+        <w:t xml:space="preserve">）同样给出正向估计（</w:t>
+      </w:r>
+      <m:oMath>
+        <m:r>
+          <m:t>β</m:t>
+        </m:r>
+        <m:r>
+          <m:rPr>
+            <m:sty m:val="p"/>
+          </m:rPr>
+          <m:t>=</m:t>
+        </m:r>
+        <m:r>
+          <m:t>0.0040</m:t>
+        </m:r>
+      </m:oMath>
+      <w:r>
+        <w:rPr>
+          <w:rFonts w:hint="eastAsia"/>
+        </w:rPr>
+        <w:t xml:space="preserve">），尽管未达到显著水平；其过度识别检验</w:t>
+      </w:r>
+      <w:r>
+        <w:t xml:space="preserve"> </w:t>
+      </w:r>
+      <m:oMath>
+        <m:r>
+          <m:t>p</m:t>
+        </m:r>
+      </m:oMath>
+      <w:r>
+        <w:t xml:space="preserve"> </w:t>
+      </w:r>
+      <w:r>
+        <w:rPr>
+          <w:rFonts w:hint="eastAsia"/>
+        </w:rPr>
+        <w:t xml:space="preserve">值为0.002，显示三个</w:t>
+      </w:r>
+      <w:r>
+        <w:t xml:space="preserve"> PCA </w:t>
+      </w:r>
+      <w:r>
+        <w:rPr>
+          <w:rFonts w:hint="eastAsia"/>
+        </w:rPr>
+        <w:t xml:space="preserve">主成分工具之间仍有相关性迹象，需结合第一阶段强度谨慎解读。shift-share</w:t>
+      </w:r>
+      <w:r>
+        <w:t xml:space="preserve"> Bartik </w:t>
+      </w:r>
+      <w:r>
+        <w:rPr>
+          <w:rFonts w:hint="eastAsia"/>
+        </w:rPr>
+        <w:t xml:space="preserve">工具变量在公司固定效应与年份固定效应设定下，单工具和双工具方案的第二阶段系数分别为</w:t>
+      </w:r>
+      <w:r>
+        <w:t xml:space="preserve"> </w:t>
+      </w:r>
+      <m:oMath>
+        <m:r>
+          <m:t>β</m:t>
+        </m:r>
+        <m:r>
+          <m:rPr>
+            <m:sty m:val="p"/>
+          </m:rPr>
+          <m:t>=</m:t>
+        </m:r>
+        <m:r>
+          <m:t>0.145</m:t>
+        </m:r>
+      </m:oMath>
+      <w:r>
+        <w:rPr>
+          <w:rFonts w:hint="eastAsia"/>
+        </w:rPr>
+        <w:t xml:space="preserve">（</w:t>
+      </w:r>
+      <m:oMath>
+        <m:r>
+          <m:t>p</m:t>
+        </m:r>
+        <m:r>
+          <m:rPr>
+            <m:sty m:val="p"/>
+          </m:rPr>
+          <m:t>=</m:t>
+        </m:r>
+        <m:r>
+          <m:t>0.083</m:t>
+        </m:r>
+      </m:oMath>
+      <w:r>
+        <w:rPr>
+          <w:rFonts w:hint="eastAsia"/>
+        </w:rPr>
+        <w:t xml:space="preserve">）和</w:t>
+      </w:r>
+      <w:r>
+        <w:t xml:space="preserve"> </w:t>
+      </w:r>
+      <m:oMath>
+        <m:r>
+          <m:t>β</m:t>
+        </m:r>
+        <m:r>
+          <m:rPr>
+            <m:sty m:val="p"/>
+          </m:rPr>
+          <m:t>=</m:t>
+        </m:r>
+        <m:r>
+          <m:t>0.093</m:t>
+        </m:r>
+      </m:oMath>
+      <w:r>
+        <w:rPr>
+          <w:rFonts w:hint="eastAsia"/>
+        </w:rPr>
+        <w:t xml:space="preserve">（</w:t>
+      </w:r>
+      <m:oMath>
+        <m:r>
+          <m:t>p</m:t>
+        </m:r>
+        <m:r>
+          <m:rPr>
+            <m:sty m:val="p"/>
+          </m:rPr>
+          <m:t>=</m:t>
+        </m:r>
+        <m:r>
+          <m:t>0.117</m:t>
+        </m:r>
+      </m:oMath>
+      <w:r>
+        <w:rPr>
+          <w:rFonts w:hint="eastAsia"/>
+        </w:rPr>
+        <w:t xml:space="preserve">），第一阶段分别只有4.15和5.22，强度偏弱，但系数方向同样为正。</w:t>
+      </w:r>
+    </w:p>
+    <w:p>
+      <w:pPr>
+        <w:pStyle w:val="BodyText"/>
+      </w:pPr>
+      <w:r>
+        <w:t xml:space="preserve">Heckman </w:t>
+      </w:r>
+      <w:r>
+        <w:rPr>
+          <w:rFonts w:hint="eastAsia"/>
+        </w:rPr>
+        <w:t xml:space="preserve">两步法则回答了另一个不同的问题：仅保留正补助样本的正向结果会不会只是样本选择造成的假象。结果显示，选择方程排除变量显著，逆米尔斯比率在第二阶段显著（</w:t>
+      </w:r>
+      <m:oMath>
+        <m:r>
+          <m:t>p</m:t>
+        </m:r>
+        <m:r>
+          <m:rPr>
+            <m:sty m:val="p"/>
+          </m:rPr>
+          <m:t>=</m:t>
+        </m:r>
+        <m:r>
+          <m:t>0.0056</m:t>
+        </m:r>
+      </m:oMath>
+      <w:r>
+        <w:rPr>
+          <w:rFonts w:hint="eastAsia"/>
+        </w:rPr>
+        <w:t xml:space="preserve">），说明确实存在选择偏差；但校正后</w:t>
+      </w:r>
+      <w:r>
+        <w:t xml:space="preserve"> </w:t>
+      </w:r>
+      <w:r>
+        <w:rPr>
+          <w:rStyle w:val="VerbatimChar"/>
+        </w:rPr>
+        <w:t xml:space="preserve">lnSubsidy_pos_l1</w:t>
+      </w:r>
+      <w:r>
+        <w:t xml:space="preserve"> </w:t>
+      </w:r>
+      <w:r>
+        <w:rPr>
+          <w:rFonts w:hint="eastAsia"/>
+        </w:rPr>
+        <w:t xml:space="preserve">的系数仍为0.0093并在1%水平上显著。这表明“仅正补助口径下的正向结果”并不只是样本选择造成的假象。</w:t>
+      </w:r>
+      <w:r>
+        <w:rPr>
+          <w:rFonts w:hint="eastAsia"/>
+          <w:b/>
+          <w:bCs/>
+        </w:rPr>
+        <w:t xml:space="preserve">综合来看，近端滞后工具变量给出负向估计（其中精炼双工具的过度识别检验仍存争议），而深度滞后省均值、Lewbel、shift-share</w:t>
+      </w:r>
+      <w:r>
+        <w:rPr>
+          <w:b/>
+          <w:bCs/>
+        </w:rPr>
+        <w:t xml:space="preserve"> </w:t>
+      </w:r>
+      <w:r>
+        <w:rPr>
+          <w:rFonts w:hint="eastAsia"/>
+          <w:b/>
+          <w:bCs/>
+        </w:rPr>
+        <w:t xml:space="preserve">与</w:t>
+      </w:r>
+      <w:r>
+        <w:rPr>
+          <w:b/>
+          <w:bCs/>
+        </w:rPr>
+        <w:t xml:space="preserve"> Heckman </w:t>
+      </w:r>
+      <w:r>
+        <w:rPr>
+          <w:rFonts w:hint="eastAsia"/>
+          <w:b/>
+          <w:bCs/>
+        </w:rPr>
+        <w:t xml:space="preserve">校正则出现了几组正向估计，但这些结果的统计支撑并不一致。不同识别设定下的方向并不完全一致，因此更稳妥的结论是：补贴效应对工具变量设计和样本口径较为敏感，现有证据尚不足以把因果方向写成无条件的强结论。</w:t>
+      </w:r>
+    </w:p>
+    <w:bookmarkEnd w:id="56"/>
+    <w:bookmarkStart w:id="57" w:name="X1e9b64d4aef06bc12ee4cf10770a049a1555dd0"/>
+    <w:p>
+      <w:pPr>
+        <w:pStyle w:val="Heading4"/>
+      </w:pPr>
+      <w:r>
+        <w:t xml:space="preserve">4.4.3 </w:t>
+      </w:r>
+      <w:r>
+        <w:rPr>
+          <w:rFonts w:hint="eastAsia"/>
+        </w:rPr>
+        <w:t xml:space="preserve">安慰剂检验与事件研究补充</w:t>
+      </w:r>
+    </w:p>
+    <w:p>
+      <w:pPr>
+        <w:pStyle w:val="FirstParagraph"/>
+      </w:pPr>
+      <w:r>
+        <w:rPr>
+          <w:rFonts w:hint="eastAsia"/>
+        </w:rPr>
+        <w:t xml:space="preserve">为了进一步从第一性原理检查“补贴是否真的在时间上先于超额薪酬变化”，本文又补充实施了两类不依赖外部政策数据库的识别诊断。第一类是未来补贴安慰剂检验：若未来补贴也能显著解释当前</w:t>
+      </w:r>
+      <w:r>
+        <w:t xml:space="preserve"> </w:t>
+      </w:r>
+      <w:r>
+        <w:rPr>
+          <w:rFonts w:hint="eastAsia"/>
+        </w:rPr>
+        <w:t xml:space="preserve">Overpay，就说明现有设定下仍存在前瞻性选择或时变遗漏因素。第二类是围绕首次大额补贴暴露年份的事件研究：具体做法是以“上一年补贴金额进入正补贴样本前75%分位以上”定义首次大额补贴暴露，并将该暴露年份记为事件年0，事件窗口设为[-3,</w:t>
+      </w:r>
+      <w:r>
+        <w:t xml:space="preserve"> </w:t>
+      </w:r>
+      <w:r>
+        <w:rPr>
+          <w:rFonts w:hint="eastAsia"/>
+        </w:rPr>
+        <w:t xml:space="preserve">3]，省略事件前年份-1作为基准期。</w:t>
+      </w:r>
+    </w:p>
+    <w:p>
+      <w:pPr>
+        <w:pStyle w:val="BodyText"/>
+      </w:pPr>
+      <w:r>
+        <w:rPr>
+          <w:rFonts w:hint="eastAsia"/>
+        </w:rPr>
+        <w:t xml:space="preserve">安慰剂检验结果显示，在“公司固定效应</w:t>
+      </w:r>
+      <w:r>
+        <w:t xml:space="preserve"> + </w:t>
+      </w:r>
+      <w:r>
+        <w:rPr>
+          <w:rFonts w:hint="eastAsia"/>
+        </w:rPr>
+        <w:t xml:space="preserve">年份固定效应”的基准设定下，未来一期补贴和未来两期补贴的系数分别为0.0018（</w:t>
+      </w:r>
+      <m:oMath>
+        <m:r>
+          <m:t>p</m:t>
+        </m:r>
+        <m:r>
+          <m:rPr>
+            <m:sty m:val="p"/>
+          </m:rPr>
+          <m:t>=</m:t>
+        </m:r>
+        <m:r>
+          <m:t>0.048</m:t>
+        </m:r>
+      </m:oMath>
+      <w:r>
+        <w:rPr>
+          <w:rFonts w:hint="eastAsia"/>
+        </w:rPr>
+        <w:t xml:space="preserve">）和0.0024（</w:t>
+      </w:r>
+      <m:oMath>
+        <m:r>
+          <m:t>p</m:t>
+        </m:r>
+        <m:r>
+          <m:rPr>
+            <m:sty m:val="p"/>
+          </m:rPr>
+          <m:t>=</m:t>
+        </m:r>
+        <m:r>
           <m:t>0.012</m:t>
         </m:r>
       </m:oMath>
@@ -8211,7 +9140,50 @@
         <w:rPr>
           <w:rFonts w:hint="eastAsia"/>
         </w:rPr>
-        <w:t xml:space="preserve">），均达到常用显著性水平。这意味着即使把解释变量替换成未来补贴，模型仍然能够“预测”当前超额薪酬，因而现有固定效应、滞后项与替代工具变量并未彻底切断补贴与高管薪酬之间的前瞻性相关。换言之，现有材料更适合支持“关联经过多种识别后仍较敏感”的判断，而不足以把因果链条写得非常坚决。</w:t>
+        <w:t xml:space="preserve">），均达到常用显著性水平。这意味着即使把解释变量替换成未来补贴，模型仍然能够“预测”当前超额薪酬，因而现有固定效应、滞后项与替代工具变量并未彻底切断补贴与高管薪酬之间的前瞻性相关。进一步把固定效应改为“公司固定效应</w:t>
+      </w:r>
+      <w:r>
+        <w:t xml:space="preserve"> + </w:t>
+      </w:r>
+      <w:r>
+        <w:rPr>
+          <w:rFonts w:hint="eastAsia"/>
+        </w:rPr>
+        <w:t xml:space="preserve">行业×年份固定效应”后，未来一期补贴的系数降为0.0017，</w:t>
+      </w:r>
+      <m:oMath>
+        <m:r>
+          <m:t>p</m:t>
+        </m:r>
+      </m:oMath>
+      <w:r>
+        <w:t xml:space="preserve"> </w:t>
+      </w:r>
+      <w:r>
+        <w:rPr>
+          <w:rFonts w:hint="eastAsia"/>
+        </w:rPr>
+        <w:t xml:space="preserve">值升至0.057，未来两期补贴的系数则仍为0.0021（</w:t>
+      </w:r>
+      <m:oMath>
+        <m:r>
+          <m:t>p</m:t>
+        </m:r>
+        <m:r>
+          <m:rPr>
+            <m:sty m:val="p"/>
+          </m:rPr>
+          <m:t>=</m:t>
+        </m:r>
+        <m:r>
+          <m:t>0.019</m:t>
+        </m:r>
+      </m:oMath>
+      <w:r>
+        <w:rPr>
+          <w:rFonts w:hint="eastAsia"/>
+        </w:rPr>
+        <w:t xml:space="preserve">）。这说明时变行业冲击确实解释了前瞻性相关的一部分，但并没有把它完全消除。可见，现有材料更适合支持“关联经过多种识别后仍较敏感”的判断，而不足以把因果链条写得非常坚决。</w:t>
       </w:r>
     </w:p>
     <w:p>
@@ -8239,7 +9211,7 @@
         <w:rPr>
           <w:rFonts w:hint="eastAsia"/>
         </w:rPr>
-        <w:t xml:space="preserve">值为0.599，未发现系统性的显著预趋势。与之相对，事件年0到事件年3的系数依次为0.0230、0.0278、0.0275和0.0303，并分别在5%、1%、5%和1%水平上显著为正，事后系数联合检验的</w:t>
+        <w:t xml:space="preserve">值为0.599，未发现显著的预趋势。与之相对，事件年0到事件年3的系数依次为0.0230、0.0278、0.0275和0.0303，并分别在5%、1%、5%和1%水平上显著为正，事后系数联合检验的</w:t>
       </w:r>
       <w:r>
         <w:t xml:space="preserve"> </w:t>
@@ -8256,7 +9228,7 @@
         <w:rPr>
           <w:rFonts w:hint="eastAsia"/>
         </w:rPr>
-        <w:t xml:space="preserve">值为0.060。这说明从描述性动态模式看，大额补贴暴露之后，超额薪酬有逐步抬升的倾向；但由于安慰剂检验仍显著，且“首次大额补贴”本身不是外生政策冲击，因此这组事件研究结果更适合被理解为动态伴随证据，而非准自然实验意义上的因果估计。</w:t>
+        <w:t xml:space="preserve">值为0.060。这说明从描述性动态模式看，大额补贴暴露之后，超额薪酬有逐步抬升的倾向；但由于未来两期安慰剂仍显著、未来一期在更严格固定效应下也仅是被压弱而非完全消失，且“首次大额补贴”本身不是外生政策冲击，因此这组事件研究结果更适合被理解为动态伴随证据，而非准自然实验意义上的因果估计。</w:t>
       </w:r>
     </w:p>
     <w:bookmarkEnd w:id="57"/>
@@ -8284,7 +9256,7 @@
         <w:rPr>
           <w:rFonts w:hint="eastAsia"/>
         </w:rPr>
-        <w:t xml:space="preserve">为验证基准回归结论在不同设定下的稳健性，本文从被解释变量选取、样本期区间、行业覆盖面和解释变量定义四个维度开展扰动检验，结果汇总于表4-8。</w:t>
+        <w:t xml:space="preserve">为验证基准回归结论在不同设定下的稳健性，本文从被解释变量选取、样本期区间、行业覆盖面和解释变量定义四个维度开展扰动检验，结果汇总于表4-7。</w:t>
       </w:r>
     </w:p>
     <w:p>
@@ -8297,7 +9269,7 @@
           <w:b/>
           <w:bCs/>
         </w:rPr>
-        <w:t xml:space="preserve">表4-8</w:t>
+        <w:t xml:space="preserve">表4-7</w:t>
       </w:r>
       <w:r>
         <w:rPr>
@@ -8776,7 +9748,7 @@
         <w:rPr>
           <w:rFonts w:hint="eastAsia"/>
         </w:rPr>
-        <w:t xml:space="preserve">和滞后补助信息的47,055个样本，结果见表4-7。</w:t>
+        <w:t xml:space="preserve">和滞后补助信息的47,055个样本，结果见表4-8。</w:t>
       </w:r>
     </w:p>
     <w:p>
@@ -8789,7 +9761,7 @@
           <w:b/>
           <w:bCs/>
         </w:rPr>
-        <w:t xml:space="preserve">表4-7</w:t>
+        <w:t xml:space="preserve">表4-8</w:t>
       </w:r>
       <w:r>
         <w:rPr>
@@ -8852,22 +9824,16 @@
         <w:t xml:space="preserve">为公司层面</w:t>
       </w:r>
       <w:r>
-        <w:t xml:space="preserve"> cluster </w:t>
-      </w:r>
-      <w:r>
-        <w:rPr>
-          <w:rFonts w:hint="eastAsia"/>
-        </w:rPr>
-        <w:t xml:space="preserve">bootstrap，300次重抽样。</w:t>
-      </w:r>
-      <w:r>
-        <w:t xml:space="preserve"> </w:t>
-      </w:r>
-      <w:r>
-        <w:rPr>
-          <w:rFonts w:hint="eastAsia"/>
-        </w:rPr>
-        <w:t xml:space="preserve">表4-7最关键的信息，是总效应与间接路径仍未形成稳健一致支撑。统一样本上的总效应（模型3）系数为0.0007，未达到常用显著性水平；其次，路径</w:t>
+        <w:t xml:space="preserve"> cluster bootstrap。</w:t>
+      </w:r>
+      <w:r>
+        <w:t xml:space="preserve"> </w:t>
+      </w:r>
+      <w:r>
+        <w:rPr>
+          <w:rFonts w:hint="eastAsia"/>
+        </w:rPr>
+        <w:t xml:space="preserve">表4-8最关键的信息，是总效应与间接路径仍未形成稳健一致支撑。统一样本上的总效应（模型3）系数为0.0007，未达到常用显著性水平；其次，路径</w:t>
       </w:r>
       <w:r>
         <w:t xml:space="preserve"> </w:t>
@@ -9456,7 +10422,7 @@
         <w:rPr>
           <w:rFonts w:hint="eastAsia"/>
         </w:rPr>
-        <w:t xml:space="preserve">分别表示在1%、5%、10%水平上显著。标准误为公司层面聚类稳健标准误。央地可识别比例为74.53%。在国有企业内部区分央企和地方国企后，两组的补贴系数都未达到统计显著水平，因此同样不能说哪一组存在稳定显著的补贴效应。若只比较点估计，地方国企组的负向系数绝对值略大，这与地方国企面临更直接的财政和审计约束这一制度背景并不冲突。由于组内系数均未达显著水平，以上仅作制度背景下的方向性讨论，不构成稳健异质性结论。</w:t>
+        <w:t xml:space="preserve">分别表示在1%、5%、10%水平上显著。标准误为公司层面聚类稳健标准误。央地可识别比例为74.83%。在国有企业内部区分央企和地方国企后，两组的补贴系数都未达到统计显著水平，因此同样不能说哪一组存在稳定显著的补贴效应。若只比较点估计，地方国企组的负向系数绝对值略大，这与地方国企面临更直接的财政和审计约束这一制度背景并不冲突。由于组内系数均未达显著水平，以上仅作制度背景下的方向性讨论，不构成稳健异质性结论。</w:t>
       </w:r>
     </w:p>
     <w:bookmarkEnd w:id="69"/>
@@ -9491,10 +10457,10 @@
         <w:rPr>
           <w:rFonts w:hint="eastAsia"/>
         </w:rPr>
-        <w:t xml:space="preserve">前文第四章主要依靠固定效应回归、工具变量和中介效应模型，讨论财政补贴与高管超额薪酬之间在平均意义上的条件相关关系。由于基准回归结果、中介效应分析和异质性分析都没有提供足够强的线性统计支撑，本文进一步引入机器学习方法，将其作为拓展性分析工具，用于识别基准回归难以充分刻画的非线性结构、局部交互关系以及变量重要性排序。需要再次强调的是，本章所有结果都服务于补充理解，不替代第四章的计量回归结论，也不被解释为正式的因果识别结果。</w:t>
-      </w:r>
-    </w:p>
-    <w:bookmarkStart w:id="72" w:name="Xc32952a988c87db106c449886eb9b8702cba0d0"/>
+        <w:t xml:space="preserve">前文第四章主要依靠固定效应回归、工具变量和中介效应模型，讨论财政补贴与高管超额薪酬之间在平均意义上的条件相关关系。由于基准回归结果、中介效应分析和异质性分析都没有提供足够强的线性统计支撑，本文进一步引入机器学习方法，将其作为拓展性分析工具，用于补充回答三个问题：财政补贴在多变量竞争下是否仍保留信息含量，线性平均斜率之外是否存在值得留意的非线性和局部交互结构，更灵活模型的拟合表现是否优于线性基准。需要再次强调的是，本章所有结果都服务于补充理解，不替代第四章的计量回归结论，也不被解释为正式的因果识别结果。</w:t>
+      </w:r>
+    </w:p>
+    <w:bookmarkStart w:id="72" w:name="Xf028b348a4747295ff5fa79991ff1723dae8166"/>
     <w:p>
       <w:pPr>
         <w:pStyle w:val="Heading3"/>
@@ -9506,7 +10472,7 @@
         <w:rPr>
           <w:rFonts w:hint="eastAsia"/>
         </w:rPr>
-        <w:t xml:space="preserve">随机森林模型</w:t>
+        <w:t xml:space="preserve">研究任务、样本划分与模型设定</w:t>
       </w:r>
     </w:p>
     <w:p>
@@ -9517,6 +10483,44 @@
         <w:rPr>
           <w:rFonts w:hint="eastAsia"/>
         </w:rPr>
+        <w:t xml:space="preserve">本章的阅读逻辑可以概括为三步。第一步，借助</w:t>
+      </w:r>
+      <w:r>
+        <w:t xml:space="preserve"> </w:t>
+      </w:r>
+      <w:r>
+        <w:rPr>
+          <w:rFonts w:hint="eastAsia"/>
+        </w:rPr>
+        <w:t xml:space="preserve">Lasso、随机森林重要性排序和</w:t>
+      </w:r>
+      <w:r>
+        <w:t xml:space="preserve"> XGBoost SHAP </w:t>
+      </w:r>
+      <w:r>
+        <w:rPr>
+          <w:rFonts w:hint="eastAsia"/>
+        </w:rPr>
+        <w:t xml:space="preserve">汇总，判断财政补贴变量在和其他特征共同进入模型时是否仍保留信息含量。第二步，借助</w:t>
+      </w:r>
+      <w:r>
+        <w:t xml:space="preserve"> SHAP </w:t>
+      </w:r>
+      <w:r>
+        <w:rPr>
+          <w:rFonts w:hint="eastAsia"/>
+        </w:rPr>
+        <w:t xml:space="preserve">依赖图和交互图，观察高补贴区间、产权性质和权力相关特征下是否出现局部结构差异。第三步，通过统一的模型对比检验更灵活的非线性模型是否真的优于线性基准，从而判断前述结构线索是否有足够的拟合基础。这样处理的目的，是让机器学习部分分别承担“变量筛选”“结构解释”和“预测比较”三项任务，而不是笼统地把多种模型堆叠在一起。</w:t>
+      </w:r>
+    </w:p>
+    <w:p>
+      <w:pPr>
+        <w:pStyle w:val="BodyText"/>
+      </w:pPr>
+      <w:r>
+        <w:rPr>
+          <w:rFonts w:hint="eastAsia"/>
+        </w:rPr>
         <w:t xml:space="preserve">机器学习部分使用45,286个样本，差异主要来自</w:t>
       </w:r>
       <w:r>
@@ -9535,7 +10539,7 @@
         <w:rPr>
           <w:rFonts w:hint="eastAsia"/>
         </w:rPr>
-        <w:t xml:space="preserve">等输入变量的缺失。以公司为单位，沿用分组随机抽样（GroupShuffleSplit）将样本按8:2比例划分为训练集（36,392条）和测试集（8,894条），确保同一公司的全部年度观测仅进入其中一端，避免公司内序列相关导致的性能高估。输入变量共14个，涵盖财政补贴（lnSubsidy）、财务特征（Roa、Lever）、治理结构（Top1、Boardsize、Dual、Insider、Mgshder）、高管个人特征（Tenure）和企业属性（Zone、Industry、lnSale、IA、IsSOE）。此外，为辅助比较不同模型设定下对结构信息的识别表现，本文另将</w:t>
+        <w:t xml:space="preserve">等输入变量的缺失。以公司为单位，沿用分组随机抽样（GroupShuffleSplit）将样本按8:2比例划分为训练集（36,392条）和测试集（8,894条），确保同一公司的全部年度观测仅进入其中一端，避免公司内序列相关导致的性能高估。输入变量共14个，涵盖财政补贴（lnSubsidy）、财务特征（Roa、Lever）、治理结构（Top1、Boardsize、Dual、Insider、Mgshder）、高管个人特征（Tenure）和企业属性（Zone、Industry、lnSale、IA、IsSOE）。此外，为辅助比较不同模型对样本结构的区分能力，本文另将</w:t>
       </w:r>
       <w:r>
         <w:t xml:space="preserve"> </w:t>
@@ -9574,25 +10578,45 @@
         <w:rPr>
           <w:rFonts w:hint="eastAsia"/>
         </w:rPr>
-        <w:t xml:space="preserve">等过采样步骤。需要特别说明的是，Lasso</w:t>
-      </w:r>
-      <w:r>
-        <w:t xml:space="preserve"> </w:t>
-      </w:r>
-      <w:r>
-        <w:rPr>
-          <w:rFonts w:hint="eastAsia"/>
-        </w:rPr>
-        <w:t xml:space="preserve">的惩罚参数选择使用训练集内部普通</w:t>
-      </w:r>
-      <w:r>
-        <w:t xml:space="preserve"> </w:t>
-      </w:r>
-      <w:r>
-        <w:rPr>
-          <w:rFonts w:hint="eastAsia"/>
-        </w:rPr>
-        <w:t xml:space="preserve">KFold，而模型表现评估统一按公司分组的</w:t>
+        <w:t xml:space="preserve">等过采样步骤。</w:t>
+      </w:r>
+    </w:p>
+    <w:p>
+      <w:pPr>
+        <w:pStyle w:val="BodyText"/>
+      </w:pPr>
+      <w:r>
+        <w:rPr>
+          <w:rFonts w:hint="eastAsia"/>
+        </w:rPr>
+        <w:t xml:space="preserve">需要特别说明的是，回归任务直接预测连续型超额薪酬（Overpay），这是本章的主任务；二元标签仅承担辅助区分任务，不服务于</w:t>
+      </w:r>
+      <w:r>
+        <w:t xml:space="preserve"> H1 </w:t>
+      </w:r>
+      <w:r>
+        <w:rPr>
+          <w:rFonts w:hint="eastAsia"/>
+        </w:rPr>
+        <w:t xml:space="preserve">或</w:t>
+      </w:r>
+      <w:r>
+        <w:t xml:space="preserve"> H2 </w:t>
+      </w:r>
+      <w:r>
+        <w:rPr>
+          <w:rFonts w:hint="eastAsia"/>
+        </w:rPr>
+        <w:t xml:space="preserve">的重新检验。Lasso</w:t>
+      </w:r>
+      <w:r>
+        <w:t xml:space="preserve"> </w:t>
+      </w:r>
+      <w:r>
+        <w:rPr>
+          <w:rFonts w:hint="eastAsia"/>
+        </w:rPr>
+        <w:t xml:space="preserve">的惩罚参数选择同样按公司分组实施</w:t>
       </w:r>
       <w:r>
         <w:t xml:space="preserve"> GroupKFold </w:t>
@@ -9601,7 +10625,16 @@
         <w:rPr>
           <w:rFonts w:hint="eastAsia"/>
         </w:rPr>
-        <w:t xml:space="preserve">报告；回归模型以连续型超额薪酬（Overpay）为输出，二元标签仅用于辅助比较模型在不同设定下对结构信息的识别表现。所有连续型特征在进入正则化线性模型前均借助</w:t>
+        <w:t xml:space="preserve">网格搜索，而模型表现同时报告固定测试集结果和按公司分组实施</w:t>
+      </w:r>
+      <w:r>
+        <w:t xml:space="preserve"> GroupKFold </w:t>
+      </w:r>
+      <w:r>
+        <w:rPr>
+          <w:rFonts w:hint="eastAsia"/>
+        </w:rPr>
+        <w:t xml:space="preserve">的交叉验证结果，其中前者用于模型间横向比较，后者用于补充观察稳定性。所有连续型特征在进入正则化线性模型前均借助</w:t>
       </w:r>
       <w:r>
         <w:t xml:space="preserve"> StandardScaler </w:t>
@@ -9610,40 +10643,123 @@
         <w:rPr>
           <w:rFonts w:hint="eastAsia"/>
         </w:rPr>
-        <w:t xml:space="preserve">开展零均值单位方差标准化处理，树模型由于对特征尺度不敏感，不开展标准化。</w:t>
-      </w:r>
-    </w:p>
-    <w:p>
-      <w:pPr>
-        <w:pStyle w:val="BodyText"/>
-      </w:pPr>
-      <w:r>
-        <w:rPr>
-          <w:rFonts w:hint="eastAsia"/>
-        </w:rPr>
-        <w:t xml:space="preserve">在具体模型中，随机森林被选作首个树模型，主要考虑其通过</w:t>
-      </w:r>
-      <w:r>
-        <w:t xml:space="preserve"> Bagging </w:t>
-      </w:r>
-      <w:r>
-        <w:rPr>
-          <w:rFonts w:hint="eastAsia"/>
-        </w:rPr>
-        <w:t xml:space="preserve">集成多棵决策树，可以在不强加线性斜率约束的情况下识别变量之间的区间差异与非线性关系，同时又相对稳健地控制单棵树的高方差风险。对本文而言，随机森林的作用并不是替代基准回归，而是提供一种更灵活的数据驱动视角，帮助判断财政补贴变量在高维特征竞争下是否仍保留解释力，并为后续</w:t>
-      </w:r>
-      <w:r>
-        <w:t xml:space="preserve"> SHAP </w:t>
-      </w:r>
-      <w:r>
-        <w:rPr>
-          <w:rFonts w:hint="eastAsia"/>
-        </w:rPr>
-        <w:t xml:space="preserve">和模型对比分析提供树模型基础。</w:t>
+        <w:t xml:space="preserve">开展零均值单位方差标准化处理，树模型由于对特征尺度不敏感，不开展标准化。回归模型的核心判断指标是测试集</w:t>
+      </w:r>
+      <w:r>
+        <w:t xml:space="preserve"> </w:t>
+      </w:r>
+      <m:oMath>
+        <m:sSup>
+          <m:e>
+            <m:r>
+              <m:t>R</m:t>
+            </m:r>
+          </m:e>
+          <m:sup>
+            <m:r>
+              <m:t>2</m:t>
+            </m:r>
+          </m:sup>
+        </m:sSup>
+      </m:oMath>
+      <w:r>
+        <w:rPr>
+          <w:rFonts w:hint="eastAsia"/>
+        </w:rPr>
+        <w:t xml:space="preserve">，RMSE</w:t>
+      </w:r>
+      <w:r>
+        <w:t xml:space="preserve"> </w:t>
+      </w:r>
+      <w:r>
+        <w:rPr>
+          <w:rFonts w:hint="eastAsia"/>
+        </w:rPr>
+        <w:t xml:space="preserve">与</w:t>
+      </w:r>
+      <w:r>
+        <w:t xml:space="preserve"> MAE </w:t>
+      </w:r>
+      <w:r>
+        <w:rPr>
+          <w:rFonts w:hint="eastAsia"/>
+        </w:rPr>
+        <w:t xml:space="preserve">用于补充观察误差规模，5折CV</w:t>
+      </w:r>
+      <w:r>
+        <w:t xml:space="preserve"> </w:t>
+      </w:r>
+      <m:oMath>
+        <m:sSup>
+          <m:e>
+            <m:r>
+              <m:t>R</m:t>
+            </m:r>
+          </m:e>
+          <m:sup>
+            <m:r>
+              <m:t>2</m:t>
+            </m:r>
+          </m:sup>
+        </m:sSup>
+      </m:oMath>
+      <w:r>
+        <w:t xml:space="preserve"> </w:t>
+      </w:r>
+      <w:r>
+        <w:rPr>
+          <w:rFonts w:hint="eastAsia"/>
+        </w:rPr>
+        <w:t xml:space="preserve">用于衡量稳定性；分类模型的核心判断指标是</w:t>
+      </w:r>
+      <w:r>
+        <w:t xml:space="preserve"> </w:t>
+      </w:r>
+      <w:r>
+        <w:rPr>
+          <w:rFonts w:hint="eastAsia"/>
+        </w:rPr>
+        <w:t xml:space="preserve">ROC-AUC，Accuracy、Precision、Recall</w:t>
+      </w:r>
+      <w:r>
+        <w:t xml:space="preserve"> </w:t>
+      </w:r>
+      <w:r>
+        <w:rPr>
+          <w:rFonts w:hint="eastAsia"/>
+        </w:rPr>
+        <w:t xml:space="preserve">与</w:t>
+      </w:r>
+      <w:r>
+        <w:t xml:space="preserve"> F1 </w:t>
+      </w:r>
+      <w:r>
+        <w:rPr>
+          <w:rFonts w:hint="eastAsia"/>
+        </w:rPr>
+        <w:t xml:space="preserve">只作辅助参照。训练阶段的分类参数搜索以</w:t>
+      </w:r>
+      <w:r>
+        <w:t xml:space="preserve"> F1 </w:t>
+      </w:r>
+      <w:r>
+        <w:rPr>
+          <w:rFonts w:hint="eastAsia"/>
+        </w:rPr>
+        <w:t xml:space="preserve">为准，最终表5-2和本章比较结论仍以</w:t>
+      </w:r>
+      <w:r>
+        <w:t xml:space="preserve"> ROC-AUC </w:t>
+      </w:r>
+      <w:r>
+        <w:rPr>
+          <w:rFonts w:hint="eastAsia"/>
+        </w:rPr>
+        <w:t xml:space="preserve">为主。</w:t>
       </w:r>
     </w:p>
     <w:bookmarkEnd w:id="72"/>
-    <w:bookmarkStart w:id="79" w:name="Xac69d1fb16b44cb1ba3dbab8d79390865ec7daa"/>
+    <w:bookmarkStart w:id="79" w:name="Xe1a73840ad6ed1ba46c29d09e20e09408c171d7"/>
     <w:p>
       <w:pPr>
         <w:pStyle w:val="Heading3"/>
@@ -9655,7 +10771,7 @@
         <w:rPr>
           <w:rFonts w:hint="eastAsia"/>
         </w:rPr>
-        <w:t xml:space="preserve">特征重要性分析</w:t>
+        <w:t xml:space="preserve">变量信息含量分析</w:t>
       </w:r>
     </w:p>
     <w:p>
@@ -9666,7 +10782,43 @@
         <w:rPr>
           <w:rFonts w:hint="eastAsia"/>
         </w:rPr>
-        <w:t xml:space="preserve">为进一步观察财政补贴在多种模型设定下是否仍保留信息含量，本节首先从特征重要性角度展开补充分析。</w:t>
+        <w:t xml:space="preserve">本节对应本章的第一个问题，即财政补贴在与其他变量共同竞争时是否仍保留信息含量。这里关注的不是因果方向，也不是哪一种算法“最正确”，而是财政补贴在不同模型中的相对位置是否持续靠前。若</w:t>
+      </w:r>
+      <w:r>
+        <w:t xml:space="preserve"> </w:t>
+      </w:r>
+      <w:r>
+        <w:rPr>
+          <w:rStyle w:val="VerbatimChar"/>
+        </w:rPr>
+        <w:t xml:space="preserve">lnSubsidy</w:t>
+      </w:r>
+      <w:r>
+        <w:t xml:space="preserve"> </w:t>
+      </w:r>
+      <w:r>
+        <w:rPr>
+          <w:rFonts w:hint="eastAsia"/>
+        </w:rPr>
+        <w:t xml:space="preserve">在</w:t>
+      </w:r>
+      <w:r>
+        <w:t xml:space="preserve"> </w:t>
+      </w:r>
+      <w:r>
+        <w:rPr>
+          <w:rFonts w:hint="eastAsia"/>
+        </w:rPr>
+        <w:t xml:space="preserve">Lasso、随机森林和</w:t>
+      </w:r>
+      <w:r>
+        <w:t xml:space="preserve"> XGBoost </w:t>
+      </w:r>
+      <w:r>
+        <w:rPr>
+          <w:rFonts w:hint="eastAsia"/>
+        </w:rPr>
+        <w:t xml:space="preserve">中都没有被明显边缘化，就说明该变量并非只在线性回归中才显得重要。</w:t>
       </w:r>
     </w:p>
     <w:p>
@@ -9704,14 +10856,14 @@
       <w:r>
         <w:drawing>
           <wp:inline>
-            <wp:extent cx="5334000" cy="4978400"/>
+            <wp:extent cx="5334000" cy="4965159"/>
             <wp:effectExtent b="0" l="0" r="0" t="0"/>
             <wp:docPr descr="" title="" id="74" name="Picture"/>
             <a:graphic>
               <a:graphicData uri="http://schemas.openxmlformats.org/drawingml/2006/picture">
                 <pic:pic>
                   <pic:nvPicPr>
-                    <pic:cNvPr descr="../results/fig3_shap_summary.png" id="75" name="Picture"/>
+                    <pic:cNvPr descr="./images/fig3_shap_summary.png" id="75" name="Picture"/>
                     <pic:cNvPicPr>
                       <a:picLocks noChangeArrowheads="1" noChangeAspect="1"/>
                     </pic:cNvPicPr>
@@ -9725,7 +10877,7 @@
                   <pic:spPr bwMode="auto">
                     <a:xfrm>
                       <a:off x="0" y="0"/>
-                      <a:ext cx="5334000" cy="4978400"/>
+                      <a:ext cx="5334000" cy="4965159"/>
                     </a:xfrm>
                     <a:prstGeom prst="rect">
                       <a:avLst/>
@@ -9770,7 +10922,7 @@
         <w:rPr>
           <w:rFonts w:hint="eastAsia"/>
         </w:rPr>
-        <w:t xml:space="preserve">特征重要性汇总。就排序而言，</w:t>
+        <w:t xml:space="preserve">特征重要性汇总。这里的重点是看“在本文表现最好的树模型中，哪些变量对预测结果贡献最大”。就排序而言，</w:t>
       </w:r>
       <w:r>
         <w:rPr>
@@ -9872,7 +11024,7 @@
         <w:rPr>
           <w:rFonts w:hint="eastAsia"/>
         </w:rPr>
-        <w:t xml:space="preserve">区域，低取值样本则更接近零或处于负值区。这一图形模式只能说明模型更倾向于在高补贴区间给出更高的正向局部贡献，提示可能存在非线性结构，而不能直接把它解释为稳定的经济阈值或对</w:t>
+        <w:t xml:space="preserve">区域，低取值样本则更接近零或处于负值区。这一图形模式只能说明模型更倾向于在高补贴区间给出更高的正向局部贡献，提示补贴效应具有非线性特征，而不能直接把它解释为稳定的经济阈值或对</w:t>
       </w:r>
       <w:r>
         <w:t xml:space="preserve"> H1 </w:t>
@@ -9926,7 +11078,7 @@
               <a:graphicData uri="http://schemas.openxmlformats.org/drawingml/2006/picture">
                 <pic:pic>
                   <pic:nvPicPr>
-                    <pic:cNvPr descr="../results/fig2_rf_importance.png" id="78" name="Picture"/>
+                    <pic:cNvPr descr="./images/fig2_rf_importance.png" id="78" name="Picture"/>
                     <pic:cNvPicPr>
                       <a:picLocks noChangeArrowheads="1" noChangeAspect="1"/>
                     </pic:cNvPicPr>
@@ -9967,7 +11119,7 @@
         <w:rPr>
           <w:rFonts w:hint="eastAsia"/>
         </w:rPr>
-        <w:t xml:space="preserve">图5-2报告了随机森林在回归设定和二元标签设定下基于节点不纯度下降的特征重要性排序。在回归设定中，</w:t>
+        <w:t xml:space="preserve">图5-2报告了随机森林在回归设定和二元标签设定下基于节点不纯度下降的特征重要性排序。这里的作用更像“交叉复核”：如果换一类树模型后，财政补贴仍排在前列，那么就更能说明其信息含量并不依赖单一算法设定。在回归设定中，</w:t>
       </w:r>
       <w:r>
         <w:rPr>
@@ -10069,7 +11221,43 @@
         <w:rPr>
           <w:rFonts w:hint="eastAsia"/>
         </w:rPr>
-        <w:t xml:space="preserve">也保持较高权重。结合图5-1和图5-2可以看到，财政补贴、盈利能力以及治理约束变量在不同树模型中都反复出现在核心位置，说明财政补贴并不是只在线性模型中才具备解释价值。但这些排序结果本质上仍属于数据驱动的变量贡献比较，不能直接上升为正式的机制关系。</w:t>
+        <w:t xml:space="preserve">也保持较高权重。需要说明的是，基于节点不纯度下降的随机森林重要性对连续变量或取值较丰富的特征往往更敏感，因此这里更适合作为与</w:t>
+      </w:r>
+      <w:r>
+        <w:t xml:space="preserve"> SHAP </w:t>
+      </w:r>
+      <w:r>
+        <w:rPr>
+          <w:rFonts w:hint="eastAsia"/>
+        </w:rPr>
+        <w:t xml:space="preserve">排序相互印证的辅助证据，而不宜单独充当结论依据。结合图5-1和图5-2可以看到，财政补贴、盈利能力以及治理约束变量在不同树模型中都反复出现在核心位置，这一结果与</w:t>
+      </w:r>
+      <w:r>
+        <w:t xml:space="preserve"> Lasso </w:t>
+      </w:r>
+      <w:r>
+        <w:rPr>
+          <w:rFonts w:hint="eastAsia"/>
+        </w:rPr>
+        <w:t xml:space="preserve">“未将</w:t>
+      </w:r>
+      <w:r>
+        <w:t xml:space="preserve"> </w:t>
+      </w:r>
+      <w:r>
+        <w:rPr>
+          <w:rStyle w:val="VerbatimChar"/>
+        </w:rPr>
+        <w:t xml:space="preserve">lnSubsidy</w:t>
+      </w:r>
+      <w:r>
+        <w:t xml:space="preserve"> </w:t>
+      </w:r>
+      <w:r>
+        <w:rPr>
+          <w:rFonts w:hint="eastAsia"/>
+        </w:rPr>
+        <w:t xml:space="preserve">收缩为零”的结论方向一致，说明财政补贴并不是只在线性模型中才具备解释价值。但这些排序结果本质上仍属于数据驱动的变量贡献比较，不能直接上升为正式的机制关系。</w:t>
       </w:r>
     </w:p>
     <w:bookmarkEnd w:id="79"/>
@@ -10096,7 +11284,16 @@
         <w:rPr>
           <w:rFonts w:hint="eastAsia"/>
         </w:rPr>
-        <w:t xml:space="preserve">在线性固定效应模型中，财政补贴的平均斜率仅为0.0005且未显著。但</w:t>
+        <w:t xml:space="preserve">本节对应本章的第二个问题，即线性平均斜率之外是否存在局部结构差异。在线性固定效应模型中，财政补贴的平均斜率仅为0.0005且未显著，但这并不意味着所有样本区间都没有差异。SHAP</w:t>
+      </w:r>
+      <w:r>
+        <w:t xml:space="preserve"> </w:t>
+      </w:r>
+      <w:r>
+        <w:rPr>
+          <w:rFonts w:hint="eastAsia"/>
+        </w:rPr>
+        <w:t xml:space="preserve">的作用正在于把树模型内部的“局部贡献”拆出来，观察补贴效应是否随补贴规模、产权性质和权力相关特征而变化。为控制计算开销，下列</w:t>
       </w:r>
       <w:r>
         <w:t xml:space="preserve"> SHAP </w:t>
@@ -10105,7 +11302,7 @@
         <w:rPr>
           <w:rFonts w:hint="eastAsia"/>
         </w:rPr>
-        <w:t xml:space="preserve">解释可以进一步揭示补贴效应是否随补贴规模变化而变化，以及产权性质和权力相关特征是否改变补贴变量的局部贡献。</w:t>
+        <w:t xml:space="preserve">图形基于测试集子样本绘制，因此阅读重点在于结构形态和变化方向，而不在于把单个点位解释为精确阈值。</w:t>
       </w:r>
     </w:p>
     <w:p>
@@ -10143,14 +11340,14 @@
       <w:r>
         <w:drawing>
           <wp:inline>
-            <wp:extent cx="5334000" cy="3551168"/>
+            <wp:extent cx="5334000" cy="3547954"/>
             <wp:effectExtent b="0" l="0" r="0" t="0"/>
             <wp:docPr descr="" title="" id="81" name="Picture"/>
             <a:graphic>
               <a:graphicData uri="http://schemas.openxmlformats.org/drawingml/2006/picture">
                 <pic:pic>
                   <pic:nvPicPr>
-                    <pic:cNvPr descr="../results/fig4_shap_subsidy.png" id="82" name="Picture"/>
+                    <pic:cNvPr descr="./images/fig4_shap_subsidy.png" id="82" name="Picture"/>
                     <pic:cNvPicPr>
                       <a:picLocks noChangeArrowheads="1" noChangeAspect="1"/>
                     </pic:cNvPicPr>
@@ -10164,7 +11361,7 @@
                   <pic:spPr bwMode="auto">
                     <a:xfrm>
                       <a:off x="0" y="0"/>
-                      <a:ext cx="5334000" cy="3551168"/>
+                      <a:ext cx="5334000" cy="3547954"/>
                     </a:xfrm>
                     <a:prstGeom prst="rect">
                       <a:avLst/>
@@ -10191,7 +11388,7 @@
         <w:rPr>
           <w:rFonts w:hint="eastAsia"/>
         </w:rPr>
-        <w:t xml:space="preserve">图5-3进一步展示了潜在的非线性结构。该发现并不能替代基准回归，但补充说明了为什么全样本线性平均斜率可能不足以概括补贴效应。低补贴区间内，SHAP</w:t>
+        <w:t xml:space="preserve">图5-3进一步展示了潜在的非线性结构。该发现并不能替代基准回归，但补充说明了为什么全样本线性平均斜率未必足以概括补贴效应。低补贴区间内，SHAP</w:t>
       </w:r>
       <w:r>
         <w:t xml:space="preserve"> </w:t>
@@ -10227,7 +11424,7 @@
         <w:rPr>
           <w:rFonts w:hint="eastAsia"/>
         </w:rPr>
-        <w:t xml:space="preserve">依赖图揭示的是模型内部如何刻画变量作用，而不是现实中的政策阈值或因果拐点。更稳妥的表述是：财政补贴在高补贴区间可能伴随更强的正向局部贡献，这为潜在非线性结构提供了探索性提示。</w:t>
+        <w:t xml:space="preserve">依赖图揭示的是模型内部如何刻画变量作用，而不是现实中的政策阈值或因果拐点。更稳妥的表述是：财政补贴在高补贴区间往往伴随更强的正向局部贡献，这为潜在非线性结构提供了探索性提示。这里读图的重点不是“是否显著”，而是“局部贡献是否随取值区间改变”。</w:t>
       </w:r>
     </w:p>
     <w:p>
@@ -10247,7 +11444,7 @@
         <w:rPr>
           <w:rFonts w:hint="eastAsia"/>
         </w:rPr>
-        <w:t xml:space="preserve">H2，因此这里的图形结果只能作为探索性结构线索，而不是对中介机制的补强证据。图5-3的颜色分层已初步显示，产权性质可能改变补贴变量的局部贡献：在部分高补贴区间，非国有企业（</w:t>
+        <w:t xml:space="preserve">H2，因此这里的图形结果只能作为探索性结构线索，而不是对中介机制的补强证据。图5-3的颜色分层已初步显示，产权性质与补贴变量的局部贡献存在差异：在部分高补贴区间，非国有企业（</w:t>
       </w:r>
       <w:r>
         <w:rPr>
@@ -10277,7 +11474,7 @@
         <w:rPr>
           <w:rFonts w:hint="eastAsia"/>
         </w:rPr>
-        <w:t xml:space="preserve">交互图有可能识别出这类局部结构，但这仍不等同于正式统计意义上的交互显著性检验。</w:t>
+        <w:t xml:space="preserve">交互图往往能够识别出这类局部结构，但这仍不等同于正式统计意义上的交互显著性检验。换句话说，本节回答的是“结构长什么样”，而不是“机制是否已经被正式识别”。</w:t>
       </w:r>
     </w:p>
     <w:p>
@@ -10322,14 +11519,14 @@
       <w:r>
         <w:drawing>
           <wp:inline>
-            <wp:extent cx="5334000" cy="3551168"/>
+            <wp:extent cx="5334000" cy="3543127"/>
             <wp:effectExtent b="0" l="0" r="0" t="0"/>
             <wp:docPr descr="" title="" id="84" name="Picture"/>
             <a:graphic>
               <a:graphicData uri="http://schemas.openxmlformats.org/drawingml/2006/picture">
                 <pic:pic>
                   <pic:nvPicPr>
-                    <pic:cNvPr descr="../results/fig4a_shap_subsidy_issoe.png" id="85" name="Picture"/>
+                    <pic:cNvPr descr="./images/fig4a_shap_subsidy_issoe.png" id="85" name="Picture"/>
                     <pic:cNvPicPr>
                       <a:picLocks noChangeArrowheads="1" noChangeAspect="1"/>
                     </pic:cNvPicPr>
@@ -10343,7 +11540,7 @@
                   <pic:spPr bwMode="auto">
                     <a:xfrm>
                       <a:off x="0" y="0"/>
-                      <a:ext cx="5334000" cy="3551168"/>
+                      <a:ext cx="5334000" cy="3543127"/>
                     </a:xfrm>
                     <a:prstGeom prst="rect">
                       <a:avLst/>
@@ -10388,7 +11585,7 @@
         <w:rPr>
           <w:rFonts w:hint="eastAsia"/>
         </w:rPr>
-        <w:t xml:space="preserve">值相对更高，说明产权性质的影响更可能体现在样本层面的局部结构中，而不一定表现为分组回归里的稳定平均斜率差异。这一图形模式更适合写成“提示可能存在产权情境差异”，而不宜上升为正式的交互结论。</w:t>
+        <w:t xml:space="preserve">值相对更高，说明产权性质的影响更多体现在样本层面的局部结构中，而不一定表现为分组回归里的稳定平均斜率差异。这里的结果可以理解为“产权性质会改变模型对补贴变量的局部响应方式”，更适合写成“提示存在产权情境差异”，而不宜上升为正式的交互结论。</w:t>
       </w:r>
     </w:p>
     <w:p>
@@ -10433,14 +11630,14 @@
       <w:r>
         <w:drawing>
           <wp:inline>
-            <wp:extent cx="5334000" cy="3487980"/>
+            <wp:extent cx="5334000" cy="3480138"/>
             <wp:effectExtent b="0" l="0" r="0" t="0"/>
             <wp:docPr descr="" title="" id="87" name="Picture"/>
             <a:graphic>
               <a:graphicData uri="http://schemas.openxmlformats.org/drawingml/2006/picture">
                 <pic:pic>
                   <pic:nvPicPr>
-                    <pic:cNvPr descr="../results/fig4b_shap_subsidy_mgshder.png" id="88" name="Picture"/>
+                    <pic:cNvPr descr="./images/fig4b_shap_subsidy_mgshder.png" id="88" name="Picture"/>
                     <pic:cNvPicPr>
                       <a:picLocks noChangeArrowheads="1" noChangeAspect="1"/>
                     </pic:cNvPicPr>
@@ -10454,7 +11651,7 @@
                   <pic:spPr bwMode="auto">
                     <a:xfrm>
                       <a:off x="0" y="0"/>
-                      <a:ext cx="5334000" cy="3487980"/>
+                      <a:ext cx="5334000" cy="3480138"/>
                     </a:xfrm>
                     <a:prstGeom prst="rect">
                       <a:avLst/>
@@ -10517,7 +11714,7 @@
         <w:rPr>
           <w:rFonts w:hint="eastAsia"/>
         </w:rPr>
-        <w:t xml:space="preserve">贡献更强，说明管理层持股比例较高的企业在获得较大补贴后，可能表现出更强的局部正向贡献。这一图形模式与管理者权力理论的方向性预期并不冲突，但由于缺少正式统计检验，也未与表4-7形成完整一致的机制证据，因此更适合作为结构识别层面的补充线索，而不是对</w:t>
+        <w:t xml:space="preserve">贡献更强，说明管理层持股比例较高的企业在获得较大补贴后，往往表现出更强的局部正向贡献。这一图形模式与管理者权力理论的方向性预期并不冲突，但由于缺少正式统计检验，也未与表4-8形成完整一致的机制证据，因此更适合作为结构识别层面的补充线索，而不是对</w:t>
       </w:r>
       <w:r>
         <w:t xml:space="preserve"> H2 </w:t>
@@ -10535,7 +11732,7 @@
         <w:rPr>
           <w:rFonts w:hint="eastAsia"/>
         </w:rPr>
-        <w:t xml:space="preserve">剖析为基准回归补充了两点信息：一是补贴效应在不同补贴区间可能并不均匀；二是产权性质与权力相关特征可能影响补贴作用的局部强度。</w:t>
+        <w:t xml:space="preserve">剖析为基准回归补充了两点信息：一是补贴效应在不同补贴区间呈现出不均匀性；二是产权性质与权力相关特征会影响补贴作用的局部强度。这些结果回答的是“局部结构是否存在”，而不是“机制是否成立”。</w:t>
       </w:r>
     </w:p>
     <w:bookmarkEnd w:id="89"/>
@@ -10565,16 +11762,7 @@
         <w:rPr>
           <w:rFonts w:hint="eastAsia"/>
         </w:rPr>
-        <w:t xml:space="preserve">回归借助</w:t>
-      </w:r>
-      <w:r>
-        <w:t xml:space="preserve"> L1 </w:t>
-      </w:r>
-      <w:r>
-        <w:rPr>
-          <w:rFonts w:hint="eastAsia"/>
-        </w:rPr>
-        <w:t xml:space="preserve">正则化在目标函数中引入惩罚项</w:t>
+        <w:t xml:space="preserve">回归对应的是本章第一个问题中的“变量筛选”任务，而不是“哪种模型拟合最好”。本次结果已将惩罚参数</w:t>
       </w:r>
       <w:r>
         <w:t xml:space="preserve"> </w:t>
@@ -10583,83 +11771,24 @@
         <m:r>
           <m:t>λ</m:t>
         </m:r>
-        <m:r>
-          <m:rPr>
-            <m:sty m:val="p"/>
-          </m:rPr>
-          <m:t>|</m:t>
-        </m:r>
-        <m:r>
-          <m:rPr>
-            <m:sty m:val="p"/>
-          </m:rPr>
-          <m:t>|</m:t>
-        </m:r>
-        <m:r>
-          <m:t>β</m:t>
-        </m:r>
-        <m:r>
-          <m:rPr>
-            <m:sty m:val="p"/>
-          </m:rPr>
-          <m:t>|</m:t>
-        </m:r>
-        <m:sSub>
-          <m:e>
-            <m:r>
-              <m:rPr>
-                <m:sty m:val="p"/>
-              </m:rPr>
-              <m:t>|</m:t>
-            </m:r>
-          </m:e>
-          <m:sub>
-            <m:r>
-              <m:t>1</m:t>
-            </m:r>
-          </m:sub>
-        </m:sSub>
       </m:oMath>
       <w:r>
-        <w:rPr>
-          <w:rFonts w:hint="eastAsia"/>
-        </w:rPr>
-        <w:t xml:space="preserve">，同时开展参数估计和变量挑选。需要区分的是，训练集内部用于选择惩罚参数</w:t>
-      </w:r>
-      <w:r>
-        <w:t xml:space="preserve"> </w:t>
-      </w:r>
-      <m:oMath>
-        <m:r>
-          <m:t>λ</m:t>
-        </m:r>
-      </m:oMath>
-      <w:r>
-        <w:t xml:space="preserve"> </w:t>
-      </w:r>
-      <w:r>
-        <w:rPr>
-          <w:rFonts w:hint="eastAsia"/>
-        </w:rPr>
-        <w:t xml:space="preserve">的是普通</w:t>
-      </w:r>
-      <w:r>
-        <w:t xml:space="preserve"> </w:t>
-      </w:r>
-      <w:r>
-        <w:rPr>
-          <w:rFonts w:hint="eastAsia"/>
-        </w:rPr>
-        <w:t xml:space="preserve">KFold，而表5-1中用于报告模型表现的5折交叉验证则统一按公司分组实施</w:t>
-      </w:r>
-      <w:r>
-        <w:t xml:space="preserve"> </w:t>
-      </w:r>
-      <w:r>
-        <w:rPr>
-          <w:rFonts w:hint="eastAsia"/>
-        </w:rPr>
-        <w:t xml:space="preserve">GroupKFold。当前样本下，最优惩罚参数为</w:t>
+        <w:t xml:space="preserve"> </w:t>
+      </w:r>
+      <w:r>
+        <w:rPr>
+          <w:rFonts w:hint="eastAsia"/>
+        </w:rPr>
+        <w:t xml:space="preserve">的选择和性能评估统一改为按公司分组实施</w:t>
+      </w:r>
+      <w:r>
+        <w:t xml:space="preserve"> </w:t>
+      </w:r>
+      <w:r>
+        <w:rPr>
+          <w:rFonts w:hint="eastAsia"/>
+        </w:rPr>
+        <w:t xml:space="preserve">GroupKFold，以避免同一公司的不同年份样本在调参阶段同时进入训练折和验证折。当前样本下，最优惩罚参数为</w:t>
       </w:r>
       <w:r>
         <w:t xml:space="preserve"> </w:t>
@@ -10687,7 +11816,7 @@
           <m:t>=</m:t>
         </m:r>
         <m:r>
-          <m:t>0.0001</m:t>
+          <m:t>0.0023</m:t>
         </m:r>
       </m:oMath>
       <w:r>
@@ -10703,7 +11832,7 @@
         <w:rPr>
           <w:rFonts w:hint="eastAsia"/>
         </w:rPr>
-        <w:t xml:space="preserve">在14个候选特征中保留了全部14个（含</w:t>
+        <w:t xml:space="preserve">在14个候选特征中保留了13个（含</w:t>
       </w:r>
       <w:r>
         <w:t xml:space="preserve"> </w:t>
@@ -10718,7 +11847,49 @@
         <w:rPr>
           <w:rFonts w:hint="eastAsia"/>
         </w:rPr>
-        <w:t xml:space="preserve">），未将任何变量压缩至零。这一结果说明，在自动筛选和特征竞争的情形下，财政补贴变量仍保留了一定的信息含量，而不是完全依附于其他变量。</w:t>
+        <w:t xml:space="preserve">），仅将</w:t>
+      </w:r>
+      <w:r>
+        <w:t xml:space="preserve"> </w:t>
+      </w:r>
+      <w:r>
+        <w:rPr>
+          <w:rStyle w:val="VerbatimChar"/>
+        </w:rPr>
+        <w:t xml:space="preserve">Zone</w:t>
+      </w:r>
+      <w:r>
+        <w:t xml:space="preserve"> </w:t>
+      </w:r>
+      <w:r>
+        <w:rPr>
+          <w:rFonts w:hint="eastAsia"/>
+        </w:rPr>
+        <w:t xml:space="preserve">压缩至零。这一结果说明，在更严格的分组调参条件下，财政补贴变量仍保留了一定的信息含量，而不是完全依附于其他变量。读这一节时，最关键的判断标准是“</w:t>
+      </w:r>
+      <w:r>
+        <w:rPr>
+          <w:rStyle w:val="VerbatimChar"/>
+        </w:rPr>
+        <w:t xml:space="preserve">lnSubsidy</w:t>
+      </w:r>
+      <w:r>
+        <w:t xml:space="preserve"> </w:t>
+      </w:r>
+      <w:r>
+        <w:rPr>
+          <w:rFonts w:hint="eastAsia"/>
+        </w:rPr>
+        <w:t xml:space="preserve">是否被保留”，而不是</w:t>
+      </w:r>
+      <w:r>
+        <w:t xml:space="preserve"> Lasso </w:t>
+      </w:r>
+      <w:r>
+        <w:rPr>
+          <w:rFonts w:hint="eastAsia"/>
+        </w:rPr>
+        <w:t xml:space="preserve">的预测表现是否超过树模型。</w:t>
       </w:r>
     </w:p>
     <w:p>
@@ -10746,7 +11917,7 @@
           <w:b/>
           <w:bCs/>
         </w:rPr>
-        <w:t xml:space="preserve">Lasso正则化路径图</w:t>
+        <w:t xml:space="preserve">Lasso系数收缩图</w:t>
       </w:r>
     </w:p>
     <w:p>
@@ -10763,7 +11934,7 @@
               <a:graphicData uri="http://schemas.openxmlformats.org/drawingml/2006/picture">
                 <pic:pic>
                   <pic:nvPicPr>
-                    <pic:cNvPr descr="../results/fig1_lasso_path.png" id="92" name="Picture"/>
+                    <pic:cNvPr descr="./images/fig1_lasso_path.png" id="92" name="Picture"/>
                     <pic:cNvPicPr>
                       <a:picLocks noChangeArrowheads="1" noChangeAspect="1"/>
                     </pic:cNvPicPr>
@@ -10821,7 +11992,7 @@
         <w:rPr>
           <w:rFonts w:hint="eastAsia"/>
         </w:rPr>
-        <w:t xml:space="preserve">增大，各特征系数逐步向零收缩的路径。在最优</w:t>
+        <w:t xml:space="preserve">增大，各特征系数逐步向零收缩的变化轨迹。在最优</w:t>
       </w:r>
       <w:r>
         <w:t xml:space="preserve"> </w:t>
@@ -10853,7 +12024,7 @@
         <w:rPr>
           <w:rFonts w:hint="eastAsia"/>
         </w:rPr>
-        <w:t xml:space="preserve">仍保留正向系数，说明补贴变量在正则化筛选中的稳定性并不弱于多数治理和个人特征变量。对本文而言，这一结果的意义主要在于从变量筛选角度再次确认财政补贴并非冗余变量，但它并不能替代计量回归中的统计显著性判断。</w:t>
+        <w:t xml:space="preserve">仍保留正向系数，说明补贴变量在正则化筛选中的稳定性并不弱于多数治理和个人特征变量。对本文而言，这一结果的意义主要在于从变量筛选角度再次确认财政补贴并非冗余变量，但它并不能替代计量回归中的统计显著性判断，也不能单独证明补贴效应已经成立。</w:t>
       </w:r>
     </w:p>
     <w:bookmarkEnd w:id="93"/>
@@ -10928,7 +12099,16 @@
         <w:rPr>
           <w:rFonts w:hint="eastAsia"/>
         </w:rPr>
-        <w:t xml:space="preserve">解释的基础，也在回归设定和二元标签设定下给出了相对更优的测试集表现，因此适合作为本章拓展分析中的核心树模型。</w:t>
+        <w:t xml:space="preserve">解释的基础，也在回归设定和二元标签设定下给出了相对更优的测试集表现，因此适合作为本章拓展分析中的核心树模型。换句话说，若本章需要在多种机器学习方法中选一个“主要读图对象”，XGBoost</w:t>
+      </w:r>
+      <w:r>
+        <w:t xml:space="preserve"> </w:t>
+      </w:r>
+      <w:r>
+        <w:rPr>
+          <w:rFonts w:hint="eastAsia"/>
+        </w:rPr>
+        <w:t xml:space="preserve">最合适，因为它同时兼顾了较好的拟合表现和较强的解释便利性。</w:t>
       </w:r>
     </w:p>
     <w:p>
@@ -10936,112 +12116,34 @@
         <w:pStyle w:val="BodyText"/>
       </w:pPr>
       <w:r>
-        <w:rPr>
-          <w:rFonts w:hint="eastAsia"/>
-        </w:rPr>
-        <w:t xml:space="preserve">需要强调的是，XGBoost</w:t>
-      </w:r>
-      <w:r>
-        <w:t xml:space="preserve"> </w:t>
-      </w:r>
-      <w:r>
-        <w:rPr>
-          <w:rFonts w:hint="eastAsia"/>
-        </w:rPr>
-        <w:t xml:space="preserve">的优势更多体现在“对结构线索更敏感”，而不是“提供了更强因果识别”。无论是</w:t>
-      </w:r>
-      <w:r>
-        <w:t xml:space="preserve"> SHAP </w:t>
-      </w:r>
-      <w:r>
-        <w:rPr>
-          <w:rFonts w:hint="eastAsia"/>
-        </w:rPr>
-        <w:t xml:space="preserve">重要性排序、依赖图还是交互图，所揭示的都只是模型内部的局部贡献和条件分解方式。因此，XGBoost</w:t>
-      </w:r>
-      <w:r>
-        <w:t xml:space="preserve"> </w:t>
-      </w:r>
-      <w:r>
-        <w:rPr>
-          <w:rFonts w:hint="eastAsia"/>
-        </w:rPr>
-        <w:t xml:space="preserve">在本文中的定位仍然是解释性补充工具，用于帮助理解补贴效应为何可能表现出区间差异和局部结构，而不能替代第四章的基准回归与内生性处理结果。</w:t>
-      </w:r>
-    </w:p>
-    <w:bookmarkEnd w:id="94"/>
-    <w:bookmarkStart w:id="98" w:name="Xf602cdc19f7c698e34da2a74b1926f0855ef042"/>
-    <w:p>
-      <w:pPr>
-        <w:pStyle w:val="Heading3"/>
-      </w:pPr>
-      <w:r>
-        <w:t xml:space="preserve">5.6 </w:t>
-      </w:r>
-      <w:r>
-        <w:rPr>
-          <w:rFonts w:hint="eastAsia"/>
-        </w:rPr>
-        <w:t xml:space="preserve">不同模型的对比分析</w:t>
-      </w:r>
-    </w:p>
-    <w:p>
-      <w:pPr>
-        <w:pStyle w:val="FirstParagraph"/>
-      </w:pPr>
-      <w:r>
-        <w:rPr>
-          <w:rFonts w:hint="eastAsia"/>
-        </w:rPr>
-        <w:t xml:space="preserve">表5-1和表5-2分别报告了回归设定和二元标签设定下各模型的拟合表现。需要说明的是，本节报告这些结果的目的不是主张“机器学习优于计量回归”，而是为前述</w:t>
-      </w:r>
-      <w:r>
-        <w:t xml:space="preserve"> SHAP </w:t>
-      </w:r>
-      <w:r>
-        <w:rPr>
-          <w:rFonts w:hint="eastAsia"/>
-        </w:rPr>
-        <w:t xml:space="preserve">剖析提供模型适用性的辅助参照：如果树模型与线性基准几乎没有差异，那么非线性和交互结构的讨论就会更缺乏支撑；但即便树模型略优，也不意味着相应机制已经在统计上得到确认。</w:t>
-      </w:r>
-    </w:p>
-    <w:p>
-      <w:pPr>
-        <w:pStyle w:val="BodyText"/>
-      </w:pPr>
-      <w:r>
-        <w:rPr>
-          <w:rFonts w:hint="eastAsia"/>
-          <w:b/>
-          <w:bCs/>
-        </w:rPr>
-        <w:t xml:space="preserve">表5-1</w:t>
-      </w:r>
-      <w:r>
-        <w:rPr>
-          <w:b/>
-          <w:bCs/>
-        </w:rPr>
-        <w:t xml:space="preserve"> </w:t>
-      </w:r>
-      <w:r>
-        <w:rPr>
-          <w:rFonts w:hint="eastAsia"/>
-          <w:b/>
-          <w:bCs/>
-        </w:rPr>
-        <w:t xml:space="preserve">回归模型拟合表现对比</w:t>
-      </w:r>
-    </w:p>
-    <w:p>
-      <w:pPr>
-        <w:pStyle w:val="BodyText"/>
-      </w:pPr>
-      <w:r>
-        <w:rPr>
-          <w:rFonts w:hint="eastAsia"/>
-        </w:rPr>
-        <w:t xml:space="preserve">注：</w:t>
+        <w:t xml:space="preserve">XGBoost </w:t>
+      </w:r>
+      <w:r>
+        <w:rPr>
+          <w:rFonts w:hint="eastAsia"/>
+        </w:rPr>
+        <w:t xml:space="preserve">的优势更多体现在“对结构线索更敏感”，而不是“提供了更强因果识别”。SHAP</w:t>
+      </w:r>
+      <w:r>
+        <w:t xml:space="preserve"> </w:t>
+      </w:r>
+      <w:r>
+        <w:rPr>
+          <w:rFonts w:hint="eastAsia"/>
+        </w:rPr>
+        <w:t xml:space="preserve">重要性排序、依赖图和交互图，揭示的都只是模型内部的局部贡献和条件分解方式。因此，XGBoost</w:t>
+      </w:r>
+      <w:r>
+        <w:t xml:space="preserve"> </w:t>
+      </w:r>
+      <w:r>
+        <w:rPr>
+          <w:rFonts w:hint="eastAsia"/>
+        </w:rPr>
+        <w:t xml:space="preserve">在本文中的定位仍然是解释性补充工具，用于帮助理解补贴效应为何会表现出区间差异和局部结构，而不能替代第四章的基准回归与内生性处理结果。对它的好坏判断，回归任务主要看测试集</w:t>
+      </w:r>
+      <w:r>
+        <w:t xml:space="preserve"> </w:t>
       </w:r>
       <m:oMath>
         <m:sSup>
@@ -11064,37 +12166,91 @@
         <w:rPr>
           <w:rFonts w:hint="eastAsia"/>
         </w:rPr>
-        <w:t xml:space="preserve">为测试集决定系数；RMSE</w:t>
-      </w:r>
-      <w:r>
-        <w:t xml:space="preserve"> </w:t>
-      </w:r>
-      <w:r>
-        <w:rPr>
-          <w:rFonts w:hint="eastAsia"/>
-        </w:rPr>
-        <w:t xml:space="preserve">为均方根误差，MAE</w:t>
-      </w:r>
-      <w:r>
-        <w:t xml:space="preserve"> </w:t>
-      </w:r>
-      <w:r>
-        <w:rPr>
-          <w:rFonts w:hint="eastAsia"/>
-        </w:rPr>
-        <w:t xml:space="preserve">为平均绝对误差；表中</w:t>
-      </w:r>
-      <w:r>
-        <w:t xml:space="preserve"> </w:t>
-      </w:r>
-      <w:r>
-        <w:rPr>
-          <w:rFonts w:hint="eastAsia"/>
-        </w:rPr>
-        <w:t xml:space="preserve">5折CV</w:t>
-      </w:r>
-      <w:r>
-        <w:t xml:space="preserve"> </w:t>
+        <w:t xml:space="preserve">是否优于其他模型，分类任务主要看</w:t>
+      </w:r>
+      <w:r>
+        <w:t xml:space="preserve"> ROC-AUC </w:t>
+      </w:r>
+      <w:r>
+        <w:rPr>
+          <w:rFonts w:hint="eastAsia"/>
+        </w:rPr>
+        <w:t xml:space="preserve">是否更高。</w:t>
+      </w:r>
+    </w:p>
+    <w:bookmarkEnd w:id="94"/>
+    <w:bookmarkStart w:id="98" w:name="Xf602cdc19f7c698e34da2a74b1926f0855ef042"/>
+    <w:p>
+      <w:pPr>
+        <w:pStyle w:val="Heading3"/>
+      </w:pPr>
+      <w:r>
+        <w:t xml:space="preserve">5.6 </w:t>
+      </w:r>
+      <w:r>
+        <w:rPr>
+          <w:rFonts w:hint="eastAsia"/>
+        </w:rPr>
+        <w:t xml:space="preserve">不同模型的对比分析</w:t>
+      </w:r>
+    </w:p>
+    <w:p>
+      <w:pPr>
+        <w:pStyle w:val="FirstParagraph"/>
+      </w:pPr>
+      <w:r>
+        <w:rPr>
+          <w:rFonts w:hint="eastAsia"/>
+        </w:rPr>
+        <w:t xml:space="preserve">表5-1和表5-2分别报告了回归设定和二元标签设定下各模型的拟合表现。需要说明的是，本节的目的不是主张“机器学习优于计量回归”，而是给前述变量筛选和</w:t>
+      </w:r>
+      <w:r>
+        <w:t xml:space="preserve"> SHAP </w:t>
+      </w:r>
+      <w:r>
+        <w:rPr>
+          <w:rFonts w:hint="eastAsia"/>
+        </w:rPr>
+        <w:t xml:space="preserve">结构剖析提供一个统一的性能参照。如果树模型与线性基准几乎没有差异，那么前文关于非线性和局部交互的讨论就会更缺乏基础；如果树模型确有改进，则至少说明线性框架之外还存在值得留意的结构信息。但即便树模型略优，也不意味着相应机制已经在统计上得到确认。</w:t>
+      </w:r>
+    </w:p>
+    <w:p>
+      <w:pPr>
+        <w:pStyle w:val="BodyText"/>
+      </w:pPr>
+      <w:r>
+        <w:rPr>
+          <w:rFonts w:hint="eastAsia"/>
+          <w:b/>
+          <w:bCs/>
+        </w:rPr>
+        <w:t xml:space="preserve">表5-1</w:t>
+      </w:r>
+      <w:r>
+        <w:rPr>
+          <w:b/>
+          <w:bCs/>
+        </w:rPr>
+        <w:t xml:space="preserve"> </w:t>
+      </w:r>
+      <w:r>
+        <w:rPr>
+          <w:rFonts w:hint="eastAsia"/>
+          <w:b/>
+          <w:bCs/>
+        </w:rPr>
+        <w:t xml:space="preserve">回归模型拟合表现对比</w:t>
+      </w:r>
+    </w:p>
+    <w:p>
+      <w:pPr>
+        <w:pStyle w:val="BodyText"/>
+      </w:pPr>
+      <w:r>
+        <w:rPr>
+          <w:rFonts w:hint="eastAsia"/>
+        </w:rPr>
+        <w:t xml:space="preserve">注：</w:t>
       </w:r>
       <m:oMath>
         <m:sSup>
@@ -11117,16 +12273,34 @@
         <w:rPr>
           <w:rFonts w:hint="eastAsia"/>
         </w:rPr>
-        <w:t xml:space="preserve">统一表示以公司为分组单位实施</w:t>
-      </w:r>
-      <w:r>
-        <w:t xml:space="preserve"> GroupKFold </w:t>
-      </w:r>
-      <w:r>
-        <w:rPr>
-          <w:rFonts w:hint="eastAsia"/>
-        </w:rPr>
-        <w:t xml:space="preserve">后得到的</w:t>
+        <w:t xml:space="preserve">为测试集决定系数，是回归任务的核心判断指标；RMSE</w:t>
+      </w:r>
+      <w:r>
+        <w:t xml:space="preserve"> </w:t>
+      </w:r>
+      <w:r>
+        <w:rPr>
+          <w:rFonts w:hint="eastAsia"/>
+        </w:rPr>
+        <w:t xml:space="preserve">为均方根误差，MAE</w:t>
+      </w:r>
+      <w:r>
+        <w:t xml:space="preserve"> </w:t>
+      </w:r>
+      <w:r>
+        <w:rPr>
+          <w:rFonts w:hint="eastAsia"/>
+        </w:rPr>
+        <w:t xml:space="preserve">为平均绝对误差，用于补充观察误差规模；表中</w:t>
+      </w:r>
+      <w:r>
+        <w:t xml:space="preserve"> </w:t>
+      </w:r>
+      <w:r>
+        <w:rPr>
+          <w:rFonts w:hint="eastAsia"/>
+        </w:rPr>
+        <w:t xml:space="preserve">5折CV</w:t>
       </w:r>
       <w:r>
         <w:t xml:space="preserve"> </w:t>
@@ -11152,82 +12326,7 @@
         <w:rPr>
           <w:rFonts w:hint="eastAsia"/>
         </w:rPr>
-        <w:t xml:space="preserve">均值±标准差。Lasso</w:t>
-      </w:r>
-      <w:r>
-        <w:t xml:space="preserve"> </w:t>
-      </w:r>
-      <w:r>
-        <w:rPr>
-          <w:rFonts w:hint="eastAsia"/>
-        </w:rPr>
-        <w:t xml:space="preserve">的惩罚参数选择则另在训练集内部使用普通</w:t>
-      </w:r>
-      <w:r>
-        <w:t xml:space="preserve"> KFold </w:t>
-      </w:r>
-      <w:r>
-        <w:rPr>
-          <w:rFonts w:hint="eastAsia"/>
-        </w:rPr>
-        <w:t xml:space="preserve">完成。</w:t>
-      </w:r>
-    </w:p>
-    <w:p>
-      <w:pPr>
-        <w:pStyle w:val="BodyText"/>
-      </w:pPr>
-      <w:r>
-        <w:rPr>
-          <w:rFonts w:hint="eastAsia"/>
-          <w:b/>
-          <w:bCs/>
-        </w:rPr>
-        <w:t xml:space="preserve">表5-2</w:t>
-      </w:r>
-      <w:r>
-        <w:rPr>
-          <w:b/>
-          <w:bCs/>
-        </w:rPr>
-        <w:t xml:space="preserve"> </w:t>
-      </w:r>
-      <w:r>
-        <w:rPr>
-          <w:rFonts w:hint="eastAsia"/>
-          <w:b/>
-          <w:bCs/>
-        </w:rPr>
-        <w:t xml:space="preserve">分类模型辅助识别性能对比</w:t>
-      </w:r>
-    </w:p>
-    <w:p>
-      <w:pPr>
-        <w:pStyle w:val="BodyText"/>
-      </w:pPr>
-      <w:r>
-        <w:rPr>
-          <w:rFonts w:hint="eastAsia"/>
-        </w:rPr>
-        <w:t xml:space="preserve">注：ROC-AUC</w:t>
-      </w:r>
-      <w:r>
-        <w:t xml:space="preserve"> </w:t>
-      </w:r>
-      <w:r>
-        <w:rPr>
-          <w:rFonts w:hint="eastAsia"/>
-        </w:rPr>
-        <w:t xml:space="preserve">越接近1，说明模型区分“有超额薪酬”和“无超额薪酬”两类样本的能力越强；5折CV</w:t>
-      </w:r>
-      <w:r>
-        <w:t xml:space="preserve"> ROC-AUC </w:t>
-      </w:r>
-      <w:r>
-        <w:rPr>
-          <w:rFonts w:hint="eastAsia"/>
-        </w:rPr>
-        <w:t xml:space="preserve">为以公司为分组单位实施</w:t>
+        <w:t xml:space="preserve">统一表示以公司为分组单位实施</w:t>
       </w:r>
       <w:r>
         <w:t xml:space="preserve"> GroupKFold </w:t>
@@ -11236,25 +12335,7 @@
         <w:rPr>
           <w:rFonts w:hint="eastAsia"/>
         </w:rPr>
-        <w:t xml:space="preserve">后得到的平均</w:t>
-      </w:r>
-      <w:r>
-        <w:t xml:space="preserve"> </w:t>
-      </w:r>
-      <w:r>
-        <w:rPr>
-          <w:rFonts w:hint="eastAsia"/>
-        </w:rPr>
-        <w:t xml:space="preserve">ROC-AUC。分类结果仅用于辅助比较不同模型设定下对结构信息的识别表现。从拟合表现看，非线性模型在测试集上整体优于线性基准，但这种优势更适合被描述为“有限而稳定”：回归设定中，XGBoost</w:t>
-      </w:r>
-      <w:r>
-        <w:t xml:space="preserve"> </w:t>
-      </w:r>
-      <w:r>
-        <w:rPr>
-          <w:rFonts w:hint="eastAsia"/>
-        </w:rPr>
-        <w:t xml:space="preserve">的测试集</w:t>
+        <w:t xml:space="preserve">后得到的</w:t>
       </w:r>
       <w:r>
         <w:t xml:space="preserve"> </w:t>
@@ -11280,7 +12361,197 @@
         <w:rPr>
           <w:rFonts w:hint="eastAsia"/>
         </w:rPr>
-        <w:t xml:space="preserve">为0.0947，高于</w:t>
+        <w:t xml:space="preserve">均值±标准差。Lasso</w:t>
+      </w:r>
+      <w:r>
+        <w:t xml:space="preserve"> </w:t>
+      </w:r>
+      <w:r>
+        <w:rPr>
+          <w:rFonts w:hint="eastAsia"/>
+        </w:rPr>
+        <w:t xml:space="preserve">的惩罚参数选择同样按公司分组实施</w:t>
+      </w:r>
+      <w:r>
+        <w:t xml:space="preserve"> GroupKFold </w:t>
+      </w:r>
+      <w:r>
+        <w:rPr>
+          <w:rFonts w:hint="eastAsia"/>
+        </w:rPr>
+        <w:t xml:space="preserve">网格搜索。</w:t>
+      </w:r>
+    </w:p>
+    <w:p>
+      <w:pPr>
+        <w:pStyle w:val="BodyText"/>
+      </w:pPr>
+      <w:r>
+        <w:rPr>
+          <w:rFonts w:hint="eastAsia"/>
+          <w:b/>
+          <w:bCs/>
+        </w:rPr>
+        <w:t xml:space="preserve">表5-2</w:t>
+      </w:r>
+      <w:r>
+        <w:rPr>
+          <w:b/>
+          <w:bCs/>
+        </w:rPr>
+        <w:t xml:space="preserve"> </w:t>
+      </w:r>
+      <w:r>
+        <w:rPr>
+          <w:rFonts w:hint="eastAsia"/>
+          <w:b/>
+          <w:bCs/>
+        </w:rPr>
+        <w:t xml:space="preserve">分类模型辅助区分表现对比</w:t>
+      </w:r>
+    </w:p>
+    <w:p>
+      <w:pPr>
+        <w:pStyle w:val="BodyText"/>
+      </w:pPr>
+      <w:r>
+        <w:rPr>
+          <w:rFonts w:hint="eastAsia"/>
+        </w:rPr>
+        <w:t xml:space="preserve">注：ROC-AUC</w:t>
+      </w:r>
+      <w:r>
+        <w:t xml:space="preserve"> </w:t>
+      </w:r>
+      <w:r>
+        <w:rPr>
+          <w:rFonts w:hint="eastAsia"/>
+        </w:rPr>
+        <w:t xml:space="preserve">越接近1，说明模型区分“有超额薪酬”和“无超额薪酬”两类样本的能力越强，是分类任务的核心判断指标；5折CV</w:t>
+      </w:r>
+      <w:r>
+        <w:t xml:space="preserve"> ROC-AUC </w:t>
+      </w:r>
+      <w:r>
+        <w:rPr>
+          <w:rFonts w:hint="eastAsia"/>
+        </w:rPr>
+        <w:t xml:space="preserve">为以公司为分组单位实施</w:t>
+      </w:r>
+      <w:r>
+        <w:t xml:space="preserve"> GroupKFold </w:t>
+      </w:r>
+      <w:r>
+        <w:rPr>
+          <w:rFonts w:hint="eastAsia"/>
+        </w:rPr>
+        <w:t xml:space="preserve">后得到的平均</w:t>
+      </w:r>
+      <w:r>
+        <w:t xml:space="preserve"> </w:t>
+      </w:r>
+      <w:r>
+        <w:rPr>
+          <w:rFonts w:hint="eastAsia"/>
+        </w:rPr>
+        <w:t xml:space="preserve">ROC-AUC。分类模型在训练阶段的参数搜索以</w:t>
+      </w:r>
+      <w:r>
+        <w:t xml:space="preserve"> F1 </w:t>
+      </w:r>
+      <w:r>
+        <w:rPr>
+          <w:rFonts w:hint="eastAsia"/>
+        </w:rPr>
+        <w:t xml:space="preserve">为准，表中结果则统一以</w:t>
+      </w:r>
+      <w:r>
+        <w:t xml:space="preserve"> ROC-AUC </w:t>
+      </w:r>
+      <w:r>
+        <w:rPr>
+          <w:rFonts w:hint="eastAsia"/>
+        </w:rPr>
+        <w:t xml:space="preserve">作为主要比较依据。分类结果仅用于辅助比较不同模型设定下对结构信息的区分表现，不承担正式识别任务。从拟合表现看，模型间对比可以归纳为三点。第一，OLS</w:t>
+      </w:r>
+      <w:r>
+        <w:t xml:space="preserve"> </w:t>
+      </w:r>
+      <w:r>
+        <w:rPr>
+          <w:rFonts w:hint="eastAsia"/>
+        </w:rPr>
+        <w:t xml:space="preserve">与</w:t>
+      </w:r>
+      <w:r>
+        <w:t xml:space="preserve"> Lasso </w:t>
+      </w:r>
+      <w:r>
+        <w:rPr>
+          <w:rFonts w:hint="eastAsia"/>
+        </w:rPr>
+        <w:t xml:space="preserve">的测试集</w:t>
+      </w:r>
+      <w:r>
+        <w:t xml:space="preserve"> </w:t>
+      </w:r>
+      <m:oMath>
+        <m:sSup>
+          <m:e>
+            <m:r>
+              <m:t>R</m:t>
+            </m:r>
+          </m:e>
+          <m:sup>
+            <m:r>
+              <m:t>2</m:t>
+            </m:r>
+          </m:sup>
+        </m:sSup>
+      </m:oMath>
+      <w:r>
+        <w:t xml:space="preserve"> </w:t>
+      </w:r>
+      <w:r>
+        <w:rPr>
+          <w:rFonts w:hint="eastAsia"/>
+        </w:rPr>
+        <w:t xml:space="preserve">几乎一致，说明在本文14个输入变量范围内，单纯依靠线性正则化并未带来明显增量拟合。第二，随机森林与</w:t>
+      </w:r>
+      <w:r>
+        <w:t xml:space="preserve"> XGBoost </w:t>
+      </w:r>
+      <w:r>
+        <w:rPr>
+          <w:rFonts w:hint="eastAsia"/>
+        </w:rPr>
+        <w:t xml:space="preserve">的测试集</w:t>
+      </w:r>
+      <w:r>
+        <w:t xml:space="preserve"> </w:t>
+      </w:r>
+      <m:oMath>
+        <m:sSup>
+          <m:e>
+            <m:r>
+              <m:t>R</m:t>
+            </m:r>
+          </m:e>
+          <m:sup>
+            <m:r>
+              <m:t>2</m:t>
+            </m:r>
+          </m:sup>
+        </m:sSup>
+      </m:oMath>
+      <w:r>
+        <w:t xml:space="preserve"> </w:t>
+      </w:r>
+      <w:r>
+        <w:rPr>
+          <w:rFonts w:hint="eastAsia"/>
+        </w:rPr>
+        <w:t xml:space="preserve">明显高于</w:t>
       </w:r>
       <w:r>
         <w:t xml:space="preserve"> OLS </w:t>
@@ -11289,7 +12560,51 @@
         <w:rPr>
           <w:rFonts w:hint="eastAsia"/>
         </w:rPr>
-        <w:t xml:space="preserve">的0.0180；二元标签设定中，表现较好的模型测试集</w:t>
+        <w:t xml:space="preserve">和</w:t>
+      </w:r>
+      <w:r>
+        <w:t xml:space="preserve"> </w:t>
+      </w:r>
+      <w:r>
+        <w:rPr>
+          <w:rFonts w:hint="eastAsia"/>
+        </w:rPr>
+        <w:t xml:space="preserve">Lasso，说明线性框架之外确实还存在可被树模型捕捉的非线性结构。第三，XGBoost</w:t>
+      </w:r>
+      <w:r>
+        <w:t xml:space="preserve"> </w:t>
+      </w:r>
+      <w:r>
+        <w:rPr>
+          <w:rFonts w:hint="eastAsia"/>
+        </w:rPr>
+        <w:t xml:space="preserve">在回归设定中的测试集</w:t>
+      </w:r>
+      <w:r>
+        <w:t xml:space="preserve"> </w:t>
+      </w:r>
+      <m:oMath>
+        <m:sSup>
+          <m:e>
+            <m:r>
+              <m:t>R</m:t>
+            </m:r>
+          </m:e>
+          <m:sup>
+            <m:r>
+              <m:t>2</m:t>
+            </m:r>
+          </m:sup>
+        </m:sSup>
+      </m:oMath>
+      <w:r>
+        <w:t xml:space="preserve"> </w:t>
+      </w:r>
+      <w:r>
+        <w:rPr>
+          <w:rFonts w:hint="eastAsia"/>
+        </w:rPr>
+        <w:t xml:space="preserve">为0.0947，在分类设定中的测试集</w:t>
       </w:r>
       <w:r>
         <w:t xml:space="preserve"> ROC-AUC </w:t>
@@ -11298,7 +12613,7 @@
         <w:rPr>
           <w:rFonts w:hint="eastAsia"/>
         </w:rPr>
-        <w:t xml:space="preserve">约为0.625，仍属于解释力有限的区间。这些差异只能说明线性框架之外仍有值得留意的结构信息，机器学习在本文中仍只是补充工具，而不是基准回归的替代品。</w:t>
+        <w:t xml:space="preserve">为0.6250，均高于其他候选模型，因此它最适合作为本章的主要非线性解释模型。但这些指标的绝对水平仍然不高，说明机器学习在本文中提供的是“有限但有方向的增量信息”，而不是对基准回归的替代。</w:t>
       </w:r>
     </w:p>
     <w:p>
@@ -11343,7 +12658,7 @@
               <a:graphicData uri="http://schemas.openxmlformats.org/drawingml/2006/picture">
                 <pic:pic>
                   <pic:nvPicPr>
-                    <pic:cNvPr descr="../results/fig8_model_comparison.png" id="97" name="Picture"/>
+                    <pic:cNvPr descr="./images/fig8_model_comparison.png" id="97" name="Picture"/>
                     <pic:cNvPicPr>
                       <a:picLocks noChangeArrowheads="1" noChangeAspect="1"/>
                     </pic:cNvPicPr>
@@ -11384,7 +12699,7 @@
         <w:rPr>
           <w:rFonts w:hint="eastAsia"/>
         </w:rPr>
-        <w:t xml:space="preserve">图5-6直观展示了四个回归模型在测试集上的拟合差异。回到本文整体框架，本章的价值在于从数据驱动角度补充了基准回归未完全展开的三个维度：（1）财政补贴在更灵活的模型里仍保留一定重要性；（2）补贴效应在高补贴区间可能存在非线性放大；（3）产权性质和权力相关特征可能改变补贴作用的局部强度。XGBoost</w:t>
+        <w:t xml:space="preserve">图5-6直观展示了四个回归模型在测试集上的拟合差异。回到本文整体框架，本章的价值在于从数据驱动角度补充了基准回归未完全展开的三个维度：（1）财政补贴在更灵活的模型里仍保留一定信息含量；（2）补贴效应在高补贴区间呈现出非线性放大迹象；（3）产权性质和权力相关特征会改变补贴作用的局部强度。XGBoost</w:t>
       </w:r>
       <w:r>
         <w:t xml:space="preserve"> </w:t>
@@ -11464,7 +12779,34 @@
         <w:rPr>
           <w:rFonts w:hint="eastAsia"/>
         </w:rPr>
-        <w:t xml:space="preserve">几乎没有差距，说明在本文的14个输入变量范围内，主要增益来自模型对非线性结构的刻画，而不是单纯的变量筛选。因此，机器学习在本文中只能提供探索性补充视角，不能改变前文以计量回归为主的结论框架。</w:t>
+        <w:t xml:space="preserve">几乎没有差距，说明在本文的14个输入变量范围内，主要增益来自模型对非线性结构的刻画，而不是单纯的变量筛选。因此，机器学习在本文中只能提供探索性补充视角：Lasso</w:t>
+      </w:r>
+      <w:r>
+        <w:t xml:space="preserve"> </w:t>
+      </w:r>
+      <w:r>
+        <w:rPr>
+          <w:rFonts w:hint="eastAsia"/>
+        </w:rPr>
+        <w:t xml:space="preserve">负责说明“财政补贴不是冗余变量”，随机森林负责提供非线性基准和重要性交叉复核，XGBoost</w:t>
+      </w:r>
+      <w:r>
+        <w:t xml:space="preserve"> </w:t>
+      </w:r>
+      <w:r>
+        <w:rPr>
+          <w:rFonts w:hint="eastAsia"/>
+        </w:rPr>
+        <w:t xml:space="preserve">与</w:t>
+      </w:r>
+      <w:r>
+        <w:t xml:space="preserve"> SHAP </w:t>
+      </w:r>
+      <w:r>
+        <w:rPr>
+          <w:rFonts w:hint="eastAsia"/>
+        </w:rPr>
+        <w:t xml:space="preserve">负责呈现局部结构，模型对比则说明这些补充分析确实建立在一定的拟合改进之上，但这种改进仍不足以改变前文以计量回归为主的结论框架。</w:t>
       </w:r>
     </w:p>
     <w:p>
@@ -11522,13 +12864,21 @@
         </w:rPr>
         <w:t xml:space="preserve">本文以2003—2024年沪深A股上市公司（剔除金融行业及特殊处理样本）为样本，在管理者权力理论和代理理论框架下，考察财政补贴、高管超额薪酬与管理层权力之间的关系。本文的主要研究结论可概括为以下五点。</w:t>
       </w:r>
+    </w:p>
+    <w:p>
+      <w:pPr>
+        <w:numPr>
+          <w:ilvl w:val="0"/>
+          <w:numId w:val="1001"/>
+        </w:numPr>
+      </w:pPr>
       <w:r>
         <w:rPr>
           <w:rFonts w:hint="eastAsia"/>
           <w:b/>
           <w:bCs/>
         </w:rPr>
-        <w:t xml:space="preserve">结论一：在以</w:t>
+        <w:t xml:space="preserve">在以</w:t>
       </w:r>
       <w:r>
         <w:rPr>
@@ -11630,28 +12980,20 @@
         <w:rPr>
           <w:rFonts w:hint="eastAsia"/>
         </w:rPr>
-        <w:t xml:space="preserve">），符号为正但未达到常用显著性水平；稳健性检验进一步表明，该关系对因变量口径、解释变量定义和样本范围较为敏感，因此更稳妥的结论是：财政补贴与高管薪酬之间可能有关联，但全样本平均直接效应并不稳固。</w:t>
-      </w:r>
-      <w:r>
-        <w:rPr>
-          <w:rFonts w:hint="eastAsia"/>
-          <w:b/>
-          <w:bCs/>
-        </w:rPr>
-        <w:t xml:space="preserve">结论二：在识别策略层面，补贴效应的因果方向对工具变量设计高度敏感，而现有材料仍不足以彻底化解内生性。</w:t>
-      </w:r>
-      <w:r>
-        <w:t xml:space="preserve"> </w:t>
-      </w:r>
-      <w:r>
-        <w:rPr>
-          <w:rFonts w:hint="eastAsia"/>
-        </w:rPr>
-        <w:t xml:space="preserve">“同城同年”和“同行业同年”两套单工具变量都具有较强相关性，但第二阶段均未显著；进一步改用“同行业同年排除本省平均补助”与“同省同行业同年排除本市平均补助”的精炼双工具变量后，第二阶段系数转为显著负值（</w:t>
+        <w:t xml:space="preserve">），符号为正但未达到常用显著性水平；把固定效应设定改为“公司固定效应</w:t>
+      </w:r>
+      <w:r>
+        <w:t xml:space="preserve"> + </w:t>
+      </w:r>
+      <w:r>
+        <w:rPr>
+          <w:rFonts w:hint="eastAsia"/>
+        </w:rPr>
+        <w:t xml:space="preserve">行业×年份固定效应”后，系数仍约为0.0004（</w:t>
       </w:r>
       <m:oMath>
         <m:r>
-          <m:t>β</m:t>
+          <m:t>p</m:t>
         </m:r>
         <m:r>
           <m:rPr>
@@ -11660,24 +13002,63 @@
           <m:t>=</m:t>
         </m:r>
         <m:r>
-          <m:rPr>
-            <m:sty m:val="p"/>
-          </m:rPr>
-          <m:t>−</m:t>
-        </m:r>
-        <m:r>
-          <m:t>0.0233</m:t>
+          <m:t>0.592</m:t>
         </m:r>
       </m:oMath>
       <w:r>
         <w:rPr>
           <w:rFonts w:hint="eastAsia"/>
         </w:rPr>
-        <w:t xml:space="preserve">，</w:t>
+        <w:t xml:space="preserve">），说明这一结论并不会因为吸收行业年度共同冲击而改变。稳健性检验进一步表明，该关系对因变量口径、解释变量定义和样本范围较为敏感，因此更稳妥的结论是：财政补贴与高管薪酬之间存在一定关联线索，但全样本平均直接效应并不稳固。</w:t>
+      </w:r>
+    </w:p>
+    <w:p>
+      <w:pPr>
+        <w:numPr>
+          <w:ilvl w:val="0"/>
+          <w:numId w:val="1001"/>
+        </w:numPr>
+      </w:pPr>
+      <w:r>
+        <w:rPr>
+          <w:rFonts w:hint="eastAsia"/>
+          <w:b/>
+          <w:bCs/>
+        </w:rPr>
+        <w:t xml:space="preserve">在识别策略层面，不同工具变量设定下的补贴系数方向并不完全一致，现有证据更适合被理解为“出现了几组正向估计，但统计支撑仍不一致”。</w:t>
+      </w:r>
+      <w:r>
+        <w:t xml:space="preserve"> </w:t>
+      </w:r>
+      <w:r>
+        <w:rPr>
+          <w:rFonts w:hint="eastAsia"/>
+        </w:rPr>
+        <w:t xml:space="preserve">近端滞后（L1）的“同城同年”“同行业同年”和精炼双工具变量均给出负向估计，但精炼双工具的过度识别检验</w:t>
+      </w:r>
+      <w:r>
+        <w:t xml:space="preserve"> </w:t>
       </w:r>
       <m:oMath>
         <m:r>
           <m:t>p</m:t>
+        </m:r>
+      </m:oMath>
+      <w:r>
+        <w:t xml:space="preserve"> </w:t>
+      </w:r>
+      <w:r>
+        <w:rPr>
+          <w:rFonts w:hint="eastAsia"/>
+        </w:rPr>
+        <w:t xml:space="preserve">值约为0.034，排除限制存在争议，且近端工具仍混入公司质量与薪酬规范化之间的截面因素。与之相对，滞后三期省均值工具变量（Partial</w:t>
+      </w:r>
+      <w:r>
+        <w:t xml:space="preserve"> </w:t>
+      </w:r>
+      <m:oMath>
+        <m:r>
+          <m:t>F</m:t>
         </m:r>
         <m:r>
           <m:rPr>
@@ -11686,35 +13067,18 @@
           <m:t>=</m:t>
         </m:r>
         <m:r>
-          <m:t>0.031</m:t>
+          <m:t>17.67</m:t>
         </m:r>
       </m:oMath>
       <w:r>
         <w:rPr>
           <w:rFonts w:hint="eastAsia"/>
         </w:rPr>
-        <w:t xml:space="preserve">），但过度识别检验</w:t>
-      </w:r>
-      <w:r>
-        <w:t xml:space="preserve"> </w:t>
+        <w:t xml:space="preserve">）给出显著正向估计（</w:t>
       </w:r>
       <m:oMath>
         <m:r>
-          <m:t>p</m:t>
-        </m:r>
-      </m:oMath>
-      <w:r>
-        <w:t xml:space="preserve"> </w:t>
-      </w:r>
-      <w:r>
-        <w:rPr>
-          <w:rFonts w:hint="eastAsia"/>
-        </w:rPr>
-        <w:t xml:space="preserve">值约为0.04—0.05，排除限制仍处在边界区间。与此同时，未来一期和未来两期补贴安慰剂的系数分别为0.0018（</w:t>
-      </w:r>
-      <m:oMath>
-        <m:r>
-          <m:t>p</m:t>
+          <m:t>β</m:t>
         </m:r>
         <m:r>
           <m:rPr>
@@ -11723,14 +13087,14 @@
           <m:t>=</m:t>
         </m:r>
         <m:r>
-          <m:t>0.048</m:t>
+          <m:t>0.0546</m:t>
         </m:r>
       </m:oMath>
       <w:r>
         <w:rPr>
           <w:rFonts w:hint="eastAsia"/>
         </w:rPr>
-        <w:t xml:space="preserve">）和0.0024（</w:t>
+        <w:t xml:space="preserve">，</w:t>
       </w:r>
       <m:oMath>
         <m:r>
@@ -11743,114 +13107,18 @@
           <m:t>=</m:t>
         </m:r>
         <m:r>
-          <m:t>0.012</m:t>
+          <m:t>0.046</m:t>
         </m:r>
       </m:oMath>
       <w:r>
         <w:rPr>
           <w:rFonts w:hint="eastAsia"/>
         </w:rPr>
-        <w:t xml:space="preserve">），说明现有设定下仍存在前瞻性选择或时变遗漏因素。由此，更稳妥的结论并不是“因果方向已被识别清楚”，而是“补贴效应对识别设计极其敏感”。</w:t>
-      </w:r>
-      <w:r>
-        <w:rPr>
-          <w:rFonts w:hint="eastAsia"/>
-          <w:b/>
-          <w:bCs/>
-        </w:rPr>
-        <w:t xml:space="preserve">结论三：对仅正补助口径实施</w:t>
-      </w:r>
-      <w:r>
-        <w:rPr>
-          <w:b/>
-          <w:bCs/>
-        </w:rPr>
-        <w:t xml:space="preserve"> Heckman </w:t>
-      </w:r>
-      <w:r>
-        <w:rPr>
-          <w:rFonts w:hint="eastAsia"/>
-          <w:b/>
-          <w:bCs/>
-        </w:rPr>
-        <w:t xml:space="preserve">两步校正后，逆米尔斯比率显著，说明正补助样本确实存在选择偏差，但校正后的补贴系数仍为正且显著；同时，围绕首次大额补贴暴露年份的事件研究未见显著预趋势，但事后系数整体转正。</w:t>
-      </w:r>
-      <w:r>
-        <w:t xml:space="preserve"> </w:t>
-      </w:r>
-      <w:r>
-        <w:rPr>
-          <w:rFonts w:hint="eastAsia"/>
-        </w:rPr>
-        <w:t xml:space="preserve">这意味着表4-8中正补助口径的正向结果并非完全由样本选择驱动，而首次大额补贴之后的超额薪酬抬升更像是一种动态伴随现象。不过，由于安慰剂检验仍然显著，本文仍不将事件研究结果直接解释为准自然实验意义上的因果效应。</w:t>
-      </w:r>
-      <w:r>
-        <w:rPr>
-          <w:rFonts w:hint="eastAsia"/>
-          <w:b/>
-          <w:bCs/>
-        </w:rPr>
-        <w:t xml:space="preserve">结论四：在</w:t>
-      </w:r>
-      <w:r>
-        <w:rPr>
-          <w:b/>
-          <w:bCs/>
-        </w:rPr>
-        <w:t xml:space="preserve"> FA </w:t>
-      </w:r>
-      <w:r>
-        <w:rPr>
-          <w:rFonts w:hint="eastAsia"/>
-          <w:b/>
-          <w:bCs/>
-        </w:rPr>
-        <w:t xml:space="preserve">口径下，即便提取前两个公共因子、经过</w:t>
-      </w:r>
-      <w:r>
-        <w:rPr>
-          <w:b/>
-          <w:bCs/>
-        </w:rPr>
-        <w:t xml:space="preserve"> varimax </w:t>
-      </w:r>
-      <w:r>
-        <w:rPr>
-          <w:rFonts w:hint="eastAsia"/>
-          <w:b/>
-          <w:bCs/>
-        </w:rPr>
-        <w:t xml:space="preserve">旋转并按方差贡献率加权合成，管理层权力的中介效应仍未获稳健支持。</w:t>
-      </w:r>
-      <w:r>
-        <w:t xml:space="preserve"> </w:t>
-      </w:r>
-      <w:r>
-        <w:rPr>
-          <w:rFonts w:hint="eastAsia"/>
-        </w:rPr>
-        <w:t xml:space="preserve">路径</w:t>
-      </w:r>
-      <w:r>
-        <w:t xml:space="preserve"> </w:t>
+        <w:t xml:space="preserve">）；Lewbel（2012）异方差内生工具变量给出正向但不显著估计（</w:t>
       </w:r>
       <m:oMath>
         <m:r>
-          <m:t>a</m:t>
-        </m:r>
-      </m:oMath>
-      <w:r>
-        <w:t xml:space="preserve"> </w:t>
-      </w:r>
-      <w:r>
-        <w:rPr>
-          <w:rFonts w:hint="eastAsia"/>
-        </w:rPr>
-        <w:t xml:space="preserve">虽为正，但未达到常用显著性水平（</w:t>
-      </w:r>
-      <m:oMath>
-        <m:r>
-          <m:t>p</m:t>
+          <m:t>β</m:t>
         </m:r>
         <m:r>
           <m:rPr>
@@ -11859,102 +13127,380 @@
           <m:t>=</m:t>
         </m:r>
         <m:r>
-          <m:t>0.212</m:t>
+          <m:t>0.0040</m:t>
         </m:r>
       </m:oMath>
       <w:r>
         <w:rPr>
           <w:rFonts w:hint="eastAsia"/>
         </w:rPr>
-        <w:t xml:space="preserve">），路径</w:t>
-      </w:r>
-      <w:r>
-        <w:t xml:space="preserve"> </w:t>
+        <w:t xml:space="preserve">）；采用公司固定效应与年份固定效应设定的</w:t>
+      </w:r>
+      <w:r>
+        <w:t xml:space="preserve"> shift-share Bartik </w:t>
+      </w:r>
+      <w:r>
+        <w:rPr>
+          <w:rFonts w:hint="eastAsia"/>
+        </w:rPr>
+        <w:t xml:space="preserve">两组方案系数也均为正（</w:t>
       </w:r>
       <m:oMath>
         <m:r>
-          <m:t>b</m:t>
+          <m:t>β</m:t>
+        </m:r>
+        <m:r>
+          <m:rPr>
+            <m:sty m:val="p"/>
+          </m:rPr>
+          <m:t>=</m:t>
+        </m:r>
+        <m:r>
+          <m:t>0.145</m:t>
         </m:r>
       </m:oMath>
       <w:r>
-        <w:t xml:space="preserve"> </w:t>
-      </w:r>
-      <w:r>
-        <w:rPr>
-          <w:rFonts w:hint="eastAsia"/>
-        </w:rPr>
-        <w:t xml:space="preserve">仅在10%水平上边际显著，间接效应的</w:t>
-      </w:r>
-      <w:r>
-        <w:t xml:space="preserve"> Bootstrap </w:t>
-      </w:r>
-      <w:r>
-        <w:rPr>
-          <w:rFonts w:hint="eastAsia"/>
-        </w:rPr>
-        <w:t xml:space="preserve">置信区间为[-0.000009,</w:t>
-      </w:r>
-      <w:r>
-        <w:t xml:space="preserve"> </w:t>
-      </w:r>
-      <w:r>
-        <w:rPr>
-          <w:rFonts w:hint="eastAsia"/>
-        </w:rPr>
-        <w:t xml:space="preserve">0.000070]，仍跨越0；进一步改用双主成分</w:t>
-      </w:r>
-      <w:r>
-        <w:t xml:space="preserve"> PCA </w:t>
-      </w:r>
-      <w:r>
-        <w:rPr>
-          <w:rFonts w:hint="eastAsia"/>
-        </w:rPr>
-        <w:t xml:space="preserve">口径后，间接效应区间同样跨越0。这意味着，改用</w:t>
-      </w:r>
-      <w:r>
-        <w:t xml:space="preserve"> FA </w:t>
-      </w:r>
-      <w:r>
-        <w:rPr>
-          <w:rFonts w:hint="eastAsia"/>
-        </w:rPr>
-        <w:t xml:space="preserve">和</w:t>
-      </w:r>
-      <w:r>
-        <w:t xml:space="preserve"> PCA </w:t>
-      </w:r>
-      <w:r>
-        <w:rPr>
-          <w:rFonts w:hint="eastAsia"/>
-        </w:rPr>
-        <w:t xml:space="preserve">两种综合测度口径，并未改变本文对</w:t>
-      </w:r>
-      <w:r>
-        <w:t xml:space="preserve"> H2 </w:t>
-      </w:r>
-      <w:r>
-        <w:rPr>
-          <w:rFonts w:hint="eastAsia"/>
-        </w:rPr>
-        <w:t xml:space="preserve">的基本判断，即“补贴先影响权力、再影响超额薪酬”的完整链条仍未得到稳健支持。</w:t>
-      </w:r>
+        <w:rPr>
+          <w:rFonts w:hint="eastAsia"/>
+        </w:rPr>
+        <w:t xml:space="preserve">，</w:t>
+      </w:r>
+      <m:oMath>
+        <m:r>
+          <m:t>β</m:t>
+        </m:r>
+        <m:r>
+          <m:rPr>
+            <m:sty m:val="p"/>
+          </m:rPr>
+          <m:t>=</m:t>
+        </m:r>
+        <m:r>
+          <m:t>0.093</m:t>
+        </m:r>
+      </m:oMath>
+      <w:r>
+        <w:rPr>
+          <w:rFonts w:hint="eastAsia"/>
+        </w:rPr>
+        <w:t xml:space="preserve">），但第一阶段仍偏弱。总体而言，识别结果会随着工具变量设计、第一阶段强度和排除限制设定发生明显变化，因此本文不将补贴效应写成已经被稳健识别的单一因果结论。</w:t>
+      </w:r>
+    </w:p>
+    <w:p>
+      <w:pPr>
+        <w:numPr>
+          <w:ilvl w:val="0"/>
+          <w:numId w:val="1001"/>
+        </w:numPr>
+      </w:pPr>
       <w:r>
         <w:rPr>
           <w:rFonts w:hint="eastAsia"/>
           <w:b/>
           <w:bCs/>
         </w:rPr>
-        <w:t xml:space="preserve">结论五：异质性与机器学习补充检验都提示制度情境和非线性结构值得关注，但证据强度仍有限。</w:t>
-      </w:r>
-      <w:r>
-        <w:t xml:space="preserve"> </w:t>
-      </w:r>
-      <w:r>
-        <w:rPr>
-          <w:rFonts w:hint="eastAsia"/>
-        </w:rPr>
-        <w:t xml:space="preserve">异质性分析中，三类分组都没有出现显著的补贴系数，现有差异最多只能被理解为制度环境影响补贴资源内部转化方式的方向性线索；机器学习部分虽然表明</w:t>
+        <w:t xml:space="preserve">对仅正补助口径实施</w:t>
+      </w:r>
+      <w:r>
+        <w:rPr>
+          <w:b/>
+          <w:bCs/>
+        </w:rPr>
+        <w:t xml:space="preserve"> Heckman </w:t>
+      </w:r>
+      <w:r>
+        <w:rPr>
+          <w:rFonts w:hint="eastAsia"/>
+          <w:b/>
+          <w:bCs/>
+        </w:rPr>
+        <w:t xml:space="preserve">两步校正后，逆米尔斯比率显著，说明正补助样本确实存在选择偏差，但校正后的补贴系数仍为正且显著；同时，围绕首次大额补贴暴露年份的事件研究未见显著预趋势，但事后系数整体转正。</w:t>
+      </w:r>
+      <w:r>
+        <w:t xml:space="preserve"> </w:t>
+      </w:r>
+      <w:r>
+        <w:rPr>
+          <w:rFonts w:hint="eastAsia"/>
+        </w:rPr>
+        <w:t xml:space="preserve">这意味着表4-7中正补助口径的正向结果并非完全由样本选择驱动，而首次大额补贴之后的超额薪酬抬升更像是一种动态伴随现象。另一方面，未来一期和未来两期补贴安慰剂在基准设定下分别为0.0018（</w:t>
+      </w:r>
+      <m:oMath>
+        <m:r>
+          <m:t>p</m:t>
+        </m:r>
+        <m:r>
+          <m:rPr>
+            <m:sty m:val="p"/>
+          </m:rPr>
+          <m:t>=</m:t>
+        </m:r>
+        <m:r>
+          <m:t>0.048</m:t>
+        </m:r>
+      </m:oMath>
+      <w:r>
+        <w:rPr>
+          <w:rFonts w:hint="eastAsia"/>
+        </w:rPr>
+        <w:t xml:space="preserve">）和0.0024（</w:t>
+      </w:r>
+      <m:oMath>
+        <m:r>
+          <m:t>p</m:t>
+        </m:r>
+        <m:r>
+          <m:rPr>
+            <m:sty m:val="p"/>
+          </m:rPr>
+          <m:t>=</m:t>
+        </m:r>
+        <m:r>
+          <m:t>0.012</m:t>
+        </m:r>
+      </m:oMath>
+      <w:r>
+        <w:rPr>
+          <w:rFonts w:hint="eastAsia"/>
+        </w:rPr>
+        <w:t xml:space="preserve">）；改用行业×年份固定效应后，未来一期被压弱至0.0017（</w:t>
+      </w:r>
+      <m:oMath>
+        <m:r>
+          <m:t>p</m:t>
+        </m:r>
+        <m:r>
+          <m:rPr>
+            <m:sty m:val="p"/>
+          </m:rPr>
+          <m:t>=</m:t>
+        </m:r>
+        <m:r>
+          <m:t>0.057</m:t>
+        </m:r>
+      </m:oMath>
+      <w:r>
+        <w:rPr>
+          <w:rFonts w:hint="eastAsia"/>
+        </w:rPr>
+        <w:t xml:space="preserve">），未来两期仍为0.0021（</w:t>
+      </w:r>
+      <m:oMath>
+        <m:r>
+          <m:t>p</m:t>
+        </m:r>
+        <m:r>
+          <m:rPr>
+            <m:sty m:val="p"/>
+          </m:rPr>
+          <m:t>=</m:t>
+        </m:r>
+        <m:r>
+          <m:t>0.019</m:t>
+        </m:r>
+      </m:oMath>
+      <w:r>
+        <w:rPr>
+          <w:rFonts w:hint="eastAsia"/>
+        </w:rPr>
+        <w:t xml:space="preserve">）。这说明时变行业冲击只能解释前瞻性相关的一部分，因此本文仍不将事件研究结果直接解释为准自然实验意义上的因果效应。</w:t>
+      </w:r>
+    </w:p>
+    <w:p>
+      <w:pPr>
+        <w:numPr>
+          <w:ilvl w:val="0"/>
+          <w:numId w:val="1001"/>
+        </w:numPr>
+      </w:pPr>
+      <w:r>
+        <w:rPr>
+          <w:rFonts w:hint="eastAsia"/>
+          <w:b/>
+          <w:bCs/>
+        </w:rPr>
+        <w:t xml:space="preserve">在</w:t>
+      </w:r>
+      <w:r>
+        <w:rPr>
+          <w:b/>
+          <w:bCs/>
+        </w:rPr>
+        <w:t xml:space="preserve"> FA </w:t>
+      </w:r>
+      <w:r>
+        <w:rPr>
+          <w:rFonts w:hint="eastAsia"/>
+          <w:b/>
+          <w:bCs/>
+        </w:rPr>
+        <w:t xml:space="preserve">口径下，即便提取前两个公共因子、经过</w:t>
+      </w:r>
+      <w:r>
+        <w:rPr>
+          <w:b/>
+          <w:bCs/>
+        </w:rPr>
+        <w:t xml:space="preserve"> varimax </w:t>
+      </w:r>
+      <w:r>
+        <w:rPr>
+          <w:rFonts w:hint="eastAsia"/>
+          <w:b/>
+          <w:bCs/>
+        </w:rPr>
+        <w:t xml:space="preserve">旋转并按方差贡献率加权合成，管理层权力的中介效应仍未获稳健支持。</w:t>
+      </w:r>
+      <w:r>
+        <w:t xml:space="preserve"> </w:t>
+      </w:r>
+      <w:r>
+        <w:rPr>
+          <w:rFonts w:hint="eastAsia"/>
+        </w:rPr>
+        <w:t xml:space="preserve">路径</w:t>
+      </w:r>
+      <w:r>
+        <w:t xml:space="preserve"> </w:t>
+      </w:r>
+      <m:oMath>
+        <m:r>
+          <m:t>a</m:t>
+        </m:r>
+      </m:oMath>
+      <w:r>
+        <w:t xml:space="preserve"> </w:t>
+      </w:r>
+      <w:r>
+        <w:rPr>
+          <w:rFonts w:hint="eastAsia"/>
+        </w:rPr>
+        <w:t xml:space="preserve">虽为正，但未达到常用显著性水平（</w:t>
+      </w:r>
+      <m:oMath>
+        <m:r>
+          <m:t>p</m:t>
+        </m:r>
+        <m:r>
+          <m:rPr>
+            <m:sty m:val="p"/>
+          </m:rPr>
+          <m:t>=</m:t>
+        </m:r>
+        <m:r>
+          <m:t>0.212</m:t>
+        </m:r>
+      </m:oMath>
+      <w:r>
+        <w:rPr>
+          <w:rFonts w:hint="eastAsia"/>
+        </w:rPr>
+        <w:t xml:space="preserve">），路径</w:t>
+      </w:r>
+      <w:r>
+        <w:t xml:space="preserve"> </w:t>
+      </w:r>
+      <m:oMath>
+        <m:r>
+          <m:t>b</m:t>
+        </m:r>
+      </m:oMath>
+      <w:r>
+        <w:t xml:space="preserve"> </w:t>
+      </w:r>
+      <w:r>
+        <w:rPr>
+          <w:rFonts w:hint="eastAsia"/>
+        </w:rPr>
+        <w:t xml:space="preserve">仅在10%水平上边际显著，间接效应的</w:t>
+      </w:r>
+      <w:r>
+        <w:t xml:space="preserve"> Bootstrap </w:t>
+      </w:r>
+      <w:r>
+        <w:rPr>
+          <w:rFonts w:hint="eastAsia"/>
+        </w:rPr>
+        <w:t xml:space="preserve">置信区间为[-0.000009,</w:t>
+      </w:r>
+      <w:r>
+        <w:t xml:space="preserve"> </w:t>
+      </w:r>
+      <w:r>
+        <w:rPr>
+          <w:rFonts w:hint="eastAsia"/>
+        </w:rPr>
+        <w:t xml:space="preserve">0.000070]，仍跨越0；进一步改用双主成分</w:t>
+      </w:r>
+      <w:r>
+        <w:t xml:space="preserve"> PCA </w:t>
+      </w:r>
+      <w:r>
+        <w:rPr>
+          <w:rFonts w:hint="eastAsia"/>
+        </w:rPr>
+        <w:t xml:space="preserve">口径后，间接效应区间同样跨越0。这意味着，改用</w:t>
+      </w:r>
+      <w:r>
+        <w:t xml:space="preserve"> FA </w:t>
+      </w:r>
+      <w:r>
+        <w:rPr>
+          <w:rFonts w:hint="eastAsia"/>
+        </w:rPr>
+        <w:t xml:space="preserve">和</w:t>
+      </w:r>
+      <w:r>
+        <w:t xml:space="preserve"> PCA </w:t>
+      </w:r>
+      <w:r>
+        <w:rPr>
+          <w:rFonts w:hint="eastAsia"/>
+        </w:rPr>
+        <w:t xml:space="preserve">两种综合测度口径，并未改变本文对</w:t>
+      </w:r>
+      <w:r>
+        <w:t xml:space="preserve"> H2 </w:t>
+      </w:r>
+      <w:r>
+        <w:rPr>
+          <w:rFonts w:hint="eastAsia"/>
+        </w:rPr>
+        <w:t xml:space="preserve">的基本判断，即“补贴先影响权力、再影响超额薪酬”的完整链条仍未得到稳健支持。</w:t>
+      </w:r>
+    </w:p>
+    <w:p>
+      <w:pPr>
+        <w:numPr>
+          <w:ilvl w:val="0"/>
+          <w:numId w:val="1001"/>
+        </w:numPr>
+      </w:pPr>
+      <w:r>
+        <w:rPr>
+          <w:rFonts w:hint="eastAsia"/>
+          <w:b/>
+          <w:bCs/>
+        </w:rPr>
+        <w:t xml:space="preserve">异质性与机器学习补充检验都提示制度情境和非线性结构值得关注，但证据强度仍有限。</w:t>
+      </w:r>
+      <w:r>
+        <w:t xml:space="preserve"> </w:t>
+      </w:r>
+      <w:r>
+        <w:rPr>
+          <w:rFonts w:hint="eastAsia"/>
+        </w:rPr>
+        <w:t xml:space="preserve">异质性分析中，三类分组都没有出现显著的补贴系数，现有差异最多只能被理解为制度环境影响补贴资源内部转化方式的方向性线索；机器学习部分则分别回答了三个补充问题：Lasso</w:t>
+      </w:r>
+      <w:r>
+        <w:t xml:space="preserve"> </w:t>
+      </w:r>
+      <w:r>
+        <w:rPr>
+          <w:rFonts w:hint="eastAsia"/>
+        </w:rPr>
+        <w:t xml:space="preserve">说明</w:t>
       </w:r>
       <w:r>
         <w:t xml:space="preserve"> </w:t>
@@ -11966,40 +13512,31 @@
         <w:t xml:space="preserve">lnSubsidy</w:t>
       </w:r>
       <w:r>
-        <w:t xml:space="preserve">、</w:t>
-      </w:r>
-      <w:r>
-        <w:rPr>
-          <w:rStyle w:val="VerbatimChar"/>
-        </w:rPr>
-        <w:t xml:space="preserve">Roa</w:t>
-      </w:r>
-      <w:r>
-        <w:t xml:space="preserve"> </w:t>
-      </w:r>
-      <w:r>
-        <w:rPr>
-          <w:rFonts w:hint="eastAsia"/>
-        </w:rPr>
-        <w:t xml:space="preserve">和</w:t>
-      </w:r>
-      <w:r>
-        <w:t xml:space="preserve"> </w:t>
-      </w:r>
-      <w:r>
-        <w:rPr>
-          <w:rStyle w:val="VerbatimChar"/>
-        </w:rPr>
-        <w:t xml:space="preserve">Mgshder</w:t>
-      </w:r>
-      <w:r>
-        <w:t xml:space="preserve"> </w:t>
-      </w:r>
-      <w:r>
-        <w:rPr>
-          <w:rFonts w:hint="eastAsia"/>
-        </w:rPr>
-        <w:t xml:space="preserve">等变量仍位于核心位置，且高补贴区间可能存在局部放大，但</w:t>
+        <w:t xml:space="preserve"> </w:t>
+      </w:r>
+      <w:r>
+        <w:rPr>
+          <w:rFonts w:hint="eastAsia"/>
+        </w:rPr>
+        <w:t xml:space="preserve">并非冗余变量，随机森林和</w:t>
+      </w:r>
+      <w:r>
+        <w:t xml:space="preserve"> XGBoost </w:t>
+      </w:r>
+      <w:r>
+        <w:rPr>
+          <w:rFonts w:hint="eastAsia"/>
+        </w:rPr>
+        <w:t xml:space="preserve">的重要性排序说明财政补贴在灵活模型中仍保留信息含量，SHAP</w:t>
+      </w:r>
+      <w:r>
+        <w:t xml:space="preserve"> </w:t>
+      </w:r>
+      <w:r>
+        <w:rPr>
+          <w:rFonts w:hint="eastAsia"/>
+        </w:rPr>
+        <w:t xml:space="preserve">依赖图和交互图则提示高补贴区间及特定产权、治理情境下存在局部结构差异。但</w:t>
       </w:r>
       <w:r>
         <w:t xml:space="preserve"> XGBoost </w:t>
@@ -12043,16 +13580,16 @@
         <w:rPr>
           <w:rFonts w:hint="eastAsia"/>
         </w:rPr>
-        <w:t xml:space="preserve">约为0.625，说明这部分结果更适合作为对潜在非线性和交互结构的探索性提示，而不应盖过前文计量回归的基准结论。综合来看，观察性面板数据的局限并未因固定效应、滞后补贴、替代工具变量、安慰剂检验、事件研究和</w:t>
-      </w:r>
-      <w:r>
-        <w:t xml:space="preserve"> Heckman </w:t>
-      </w:r>
-      <w:r>
-        <w:rPr>
-          <w:rFonts w:hint="eastAsia"/>
-        </w:rPr>
-        <w:t xml:space="preserve">校正而被完全消除，因此后文政策含义的讨论仍应建立在审慎解释的基础上。</w:t>
+        <w:t xml:space="preserve">约为0.625，说明这些结果更适合作为对潜在非线性和交互结构的探索性提示，而不应盖过前文计量回归的基准结论。综合来看，观察性面板数据的固有局限并未因多种工具变量设定、Heckman</w:t>
+      </w:r>
+      <w:r>
+        <w:t xml:space="preserve"> </w:t>
+      </w:r>
+      <w:r>
+        <w:rPr>
+          <w:rFonts w:hint="eastAsia"/>
+        </w:rPr>
+        <w:t xml:space="preserve">校正、安慰剂检验和事件研究而被完全消除，政策含义的讨论仍应建立在审慎解释的基础上。</w:t>
       </w:r>
     </w:p>
     <w:bookmarkEnd w:id="100"/>
@@ -12113,7 +13650,7 @@
         <w:rPr>
           <w:rFonts w:hint="eastAsia"/>
         </w:rPr>
-        <w:t xml:space="preserve">监管机构可进一步要求上市公司清晰披露高管薪酬决定机制、绩效达标标准、薪酬委员会独立性评估结果，以及补贴是否纳入绩效考核基数。对高补贴、治理约束较弱、非国有且高管持股较高等样本，可把数据分析结果作为内部核查线索的补充参考，但不宜把机器学习图形或排序结果直接当作处罚和政策调整依据。因此，监管重点应放在提高透明度、降低识别异常薪酬的成本，而不是把探索性模型结果误用为确定性证据。</w:t>
+        <w:t xml:space="preserve">监管机构可进一步要求上市公司清晰披露高管薪酬决定机制、绩效达标标准、薪酬委员会独立性评估结果，以及补贴是否纳入绩效考核基数。对高补贴、治理约束较弱、非国有且高管持股较高等样本，可把数据分析结果作为内部核查线索的补充参考，但不宜把机器学习图形或排序结果直接当作处罚和政策调整依据。因此，监管重点应放在提高透明度、降低识别异常薪酬的成本，而不是把探索性模型结果误用为可靠证据。</w:t>
       </w:r>
     </w:p>
     <w:bookmarkEnd w:id="101"/>
@@ -12151,7 +13688,16 @@
         <w:rPr>
           <w:rFonts w:hint="eastAsia"/>
         </w:rPr>
-        <w:t xml:space="preserve">本文借助公司固定效应、滞后一期补助、替代工具变量、未来补贴安慰剂检验、首次大额补贴事件研究以及针对正补助样本的</w:t>
+        <w:t xml:space="preserve">本文借助公司固定效应、滞后一期补助、近端替代工具变量、深度滞后省均值工具变量、Lewbel（2012）异方差内生工具变量、shift-share</w:t>
+      </w:r>
+      <w:r>
+        <w:t xml:space="preserve"> </w:t>
+      </w:r>
+      <w:r>
+        <w:rPr>
+          <w:rFonts w:hint="eastAsia"/>
+        </w:rPr>
+        <w:t xml:space="preserve">Bartik、未来补贴安慰剂检验、首次大额补贴事件研究以及针对正补助样本的</w:t>
       </w:r>
       <w:r>
         <w:t xml:space="preserve"> Heckman </w:t>
@@ -12160,7 +13706,62 @@
         <w:rPr>
           <w:rFonts w:hint="eastAsia"/>
         </w:rPr>
-        <w:t xml:space="preserve">两步法处理了内生性与选择偏差问题，但补贴与薪酬之间仍可能存在反向因果、共同冲击和遗漏变量问题。尤其是精炼双工具变量虽给出了负向显著估计，但过度识别检验处在边界显著区间；与此同时，未来补贴安慰剂仍然显著，表明现有识别策略尚未彻底切断前瞻性选择和时变遗漏因素。未来研究仍有必要结合更具外生性的政策冲击，采用双重差分（DID）、断点回归（RDD）或其他准自然实验设计，以进一步提升因果识别的严谨性。</w:t>
+        <w:t xml:space="preserve">两步法，对内生性与选择偏差问题进行了较为系统的处理。尽管如此，不同识别设定下的补贴系数方向仍不完全一致，部分工具变量的第一阶段强度也相对有限（如深度滞后省均值工具变量的</w:t>
+      </w:r>
+      <w:r>
+        <w:t xml:space="preserve"> Partial</w:t>
+      </w:r>
+      <w:r>
+        <w:t xml:space="preserve"> </w:t>
+      </w:r>
+      <m:oMath>
+        <m:r>
+          <m:t>F</m:t>
+        </m:r>
+        <m:r>
+          <m:rPr>
+            <m:sty m:val="p"/>
+          </m:rPr>
+          <m:t>=</m:t>
+        </m:r>
+        <m:r>
+          <m:t>17.67</m:t>
+        </m:r>
+      </m:oMath>
+      <w:r>
+        <w:t xml:space="preserve">、shift-share </w:t>
+      </w:r>
+      <w:r>
+        <w:rPr>
+          <w:rFonts w:hint="eastAsia"/>
+        </w:rPr>
+        <w:t xml:space="preserve">的</w:t>
+      </w:r>
+      <w:r>
+        <w:t xml:space="preserve"> </w:t>
+      </w:r>
+      <m:oMath>
+        <m:r>
+          <m:t>F</m:t>
+        </m:r>
+      </m:oMath>
+      <w:r>
+        <w:t xml:space="preserve"> </w:t>
+      </w:r>
+      <w:r>
+        <w:rPr>
+          <w:rFonts w:hint="eastAsia"/>
+        </w:rPr>
+        <w:t xml:space="preserve">约为4—5），Lewbel</w:t>
+      </w:r>
+      <w:r>
+        <w:t xml:space="preserve"> </w:t>
+      </w:r>
+      <w:r>
+        <w:rPr>
+          <w:rFonts w:hint="eastAsia"/>
+        </w:rPr>
+        <w:t xml:space="preserve">工具变量的过度识别检验同样显示出一定相关性迹象；未来补贴安慰剂在更严格固定效应设定下只是被部分压弱而未完全消失，表明前瞻性选择和时变遗漏因素尚未被彻底切断。未来研究仍有必要结合更具外生性的政策冲击，采用双重差分（DID）、断点回归（RDD）或其他准自然实验设计，以进一步提升因果识别的严谨性。</w:t>
       </w:r>
     </w:p>
     <w:p>
@@ -12182,7 +13783,7 @@
         <w:rPr>
           <w:rFonts w:hint="eastAsia"/>
         </w:rPr>
-        <w:t xml:space="preserve">样本外验证与多源数据融合同样值得推进。本文的机器学习分析主要基于样本内分组检验，年报、社会责任报告和媒体报道等文本信息的利用也相对有限，相关结果更多体现为对传统回归结论的补充说明。未来研究可借助滚动窗口、跨市场样本和多源文本信息融合等方式，检验模型在不同阶段和不同情境下的稳健性，以便更全面地揭示财政补贴影响高管薪酬的作用机制。</w:t>
+        <w:t xml:space="preserve">样本外验证与多源数据融合同样值得推进。本文的机器学习分析虽然已经采用训练集、测试集划分和按公司分组的交叉验证，但总体上仍局限于当前样本框架，年报、社会责任报告和媒体报道等文本信息的利用也相对有限，相关结果更多体现为对传统回归结论的补充说明。未来研究可借助滚动窗口、跨市场样本和多源文本信息融合等方式，检验模型在不同阶段和不同情境下的稳健性，以便更全面地揭示财政补贴影响高管薪酬的作用机制。</w:t>
       </w:r>
     </w:p>
     <w:p>
@@ -12303,7 +13904,15 @@
         <w:t xml:space="preserve"> </w:t>
       </w:r>
       <w:r>
-        <w:t xml:space="preserve">[13] </w:t>
+        <w:t xml:space="preserve">[13] FINKELSTEIN S. Power in top management teams: Dimensions, measurement, and validation[J]. Academy of Management Journal, 1992, 35(3): 505–538.</w:t>
+      </w:r>
+    </w:p>
+    <w:p>
+      <w:pPr>
+        <w:pStyle w:val="BodyText"/>
+      </w:pPr>
+      <w:r>
+        <w:t xml:space="preserve">[14] </w:t>
       </w:r>
       <w:r>
         <w:rPr>
@@ -12347,7 +13956,7 @@
         <w:pStyle w:val="BodyText"/>
       </w:pPr>
       <w:r>
-        <w:t xml:space="preserve">[14] </w:t>
+        <w:t xml:space="preserve">[15] </w:t>
       </w:r>
       <w:r>
         <w:rPr>
@@ -12398,7 +14007,7 @@
         <w:t xml:space="preserve"> </w:t>
       </w:r>
       <w:r>
-        <w:t xml:space="preserve">[15] </w:t>
+        <w:t xml:space="preserve">[16] </w:t>
       </w:r>
       <w:r>
         <w:rPr>
@@ -12442,7 +14051,7 @@
         <w:pStyle w:val="BodyText"/>
       </w:pPr>
       <w:r>
-        <w:t xml:space="preserve">[16] </w:t>
+        <w:t xml:space="preserve">[17] </w:t>
       </w:r>
       <w:r>
         <w:rPr>
@@ -12486,7 +14095,7 @@
         <w:pStyle w:val="BodyText"/>
       </w:pPr>
       <w:r>
-        <w:t xml:space="preserve">[17] </w:t>
+        <w:t xml:space="preserve">[18] </w:t>
       </w:r>
       <w:r>
         <w:rPr>
@@ -12537,7 +14146,7 @@
         <w:t xml:space="preserve"> </w:t>
       </w:r>
       <w:r>
-        <w:t xml:space="preserve">[18] </w:t>
+        <w:t xml:space="preserve">[19] </w:t>
       </w:r>
       <w:r>
         <w:rPr>
@@ -12590,7 +14199,7 @@
         <w:pStyle w:val="BodyText"/>
       </w:pPr>
       <w:r>
-        <w:t xml:space="preserve">[19] </w:t>
+        <w:t xml:space="preserve">[20] </w:t>
       </w:r>
       <w:r>
         <w:rPr>
@@ -12643,7 +14252,7 @@
         <w:pStyle w:val="BodyText"/>
       </w:pPr>
       <w:r>
-        <w:t xml:space="preserve">[20] </w:t>
+        <w:t xml:space="preserve">[21] </w:t>
       </w:r>
       <w:r>
         <w:rPr>
@@ -12678,7 +14287,7 @@
         <w:pStyle w:val="BodyText"/>
       </w:pPr>
       <w:r>
-        <w:t xml:space="preserve">[21] </w:t>
+        <w:t xml:space="preserve">[22] </w:t>
       </w:r>
       <w:r>
         <w:rPr>
@@ -12740,7 +14349,7 @@
         <w:pStyle w:val="BodyText"/>
       </w:pPr>
       <w:r>
-        <w:t xml:space="preserve">[22] </w:t>
+        <w:t xml:space="preserve">[23] </w:t>
       </w:r>
       <w:r>
         <w:rPr>
@@ -12802,7 +14411,7 @@
         <w:pStyle w:val="BodyText"/>
       </w:pPr>
       <w:r>
-        <w:t xml:space="preserve">[23] </w:t>
+        <w:t xml:space="preserve">[24] </w:t>
       </w:r>
       <w:r>
         <w:rPr>
@@ -12853,7 +14462,7 @@
         <w:t xml:space="preserve"> </w:t>
       </w:r>
       <w:r>
-        <w:t xml:space="preserve">[24] </w:t>
+        <w:t xml:space="preserve">[25] </w:t>
       </w:r>
       <w:r>
         <w:rPr>
@@ -12897,7 +14506,7 @@
         <w:pStyle w:val="BodyText"/>
       </w:pPr>
       <w:r>
-        <w:t xml:space="preserve">[25] </w:t>
+        <w:t xml:space="preserve">[26] </w:t>
       </w:r>
       <w:r>
         <w:rPr>
@@ -12941,7 +14550,7 @@
         <w:pStyle w:val="BodyText"/>
       </w:pPr>
       <w:r>
-        <w:t xml:space="preserve">[26] </w:t>
+        <w:t xml:space="preserve">[27] </w:t>
       </w:r>
       <w:r>
         <w:rPr>
@@ -12985,7 +14594,7 @@
         <w:pStyle w:val="BodyText"/>
       </w:pPr>
       <w:r>
-        <w:t xml:space="preserve">[27] </w:t>
+        <w:t xml:space="preserve">[28] </w:t>
       </w:r>
       <w:r>
         <w:rPr>
@@ -13029,7 +14638,7 @@
         <w:pStyle w:val="BodyText"/>
       </w:pPr>
       <w:r>
-        <w:t xml:space="preserve">[28] </w:t>
+        <w:t xml:space="preserve">[29] </w:t>
       </w:r>
       <w:r>
         <w:rPr>
@@ -13180,8 +14789,123 @@
       </w:pPr>
     </w:lvl>
   </w:abstractNum>
+  <w:abstractNum w:abstractNumId="99411">
+    <w:nsid w:val="00A99411"/>
+    <w:multiLevelType w:val="multilevel"/>
+    <w:lvl w:ilvl="0">
+      <w:start w:val="1"/>
+      <w:numFmt w:val="decimal"/>
+      <w:lvlText w:val="%1."/>
+      <w:lvlJc w:val="left"/>
+      <w:pPr>
+        <w:ind w:left="720" w:hanging="360"/>
+      </w:pPr>
+    </w:lvl>
+    <w:lvl w:ilvl="1">
+      <w:start w:val="1"/>
+      <w:numFmt w:val="decimal"/>
+      <w:lvlText w:val="%2."/>
+      <w:lvlJc w:val="left"/>
+      <w:pPr>
+        <w:ind w:left="1440" w:hanging="360"/>
+      </w:pPr>
+    </w:lvl>
+    <w:lvl w:ilvl="2">
+      <w:start w:val="1"/>
+      <w:numFmt w:val="decimal"/>
+      <w:lvlText w:val="%3."/>
+      <w:lvlJc w:val="left"/>
+      <w:pPr>
+        <w:ind w:left="2160" w:hanging="360"/>
+      </w:pPr>
+    </w:lvl>
+    <w:lvl w:ilvl="3">
+      <w:start w:val="1"/>
+      <w:numFmt w:val="decimal"/>
+      <w:lvlText w:val="%4."/>
+      <w:lvlJc w:val="left"/>
+      <w:pPr>
+        <w:ind w:left="2880" w:hanging="360"/>
+      </w:pPr>
+    </w:lvl>
+    <w:lvl w:ilvl="4">
+      <w:start w:val="1"/>
+      <w:numFmt w:val="decimal"/>
+      <w:lvlText w:val="%5."/>
+      <w:lvlJc w:val="left"/>
+      <w:pPr>
+        <w:ind w:left="3600" w:hanging="360"/>
+      </w:pPr>
+    </w:lvl>
+    <w:lvl w:ilvl="5">
+      <w:start w:val="1"/>
+      <w:numFmt w:val="decimal"/>
+      <w:lvlText w:val="%6."/>
+      <w:lvlJc w:val="left"/>
+      <w:pPr>
+        <w:ind w:left="4320" w:hanging="360"/>
+      </w:pPr>
+    </w:lvl>
+    <w:lvl w:ilvl="6">
+      <w:start w:val="1"/>
+      <w:numFmt w:val="decimal"/>
+      <w:lvlText w:val="%7."/>
+      <w:lvlJc w:val="left"/>
+      <w:pPr>
+        <w:ind w:left="5040" w:hanging="360"/>
+      </w:pPr>
+    </w:lvl>
+    <w:lvl w:ilvl="7">
+      <w:start w:val="1"/>
+      <w:numFmt w:val="decimal"/>
+      <w:lvlText w:val="%8."/>
+      <w:lvlJc w:val="left"/>
+      <w:pPr>
+        <w:ind w:left="5760" w:hanging="360"/>
+      </w:pPr>
+    </w:lvl>
+    <w:lvl w:ilvl="8">
+      <w:start w:val="1"/>
+      <w:numFmt w:val="decimal"/>
+      <w:lvlText w:val="%9."/>
+      <w:lvlJc w:val="left"/>
+      <w:pPr>
+        <w:ind w:left="6480" w:hanging="360"/>
+      </w:pPr>
+    </w:lvl>
+  </w:abstractNum>
   <w:num w:numId="1000">
     <w:abstractNumId w:val="990"/>
+  </w:num>
+  <w:num w:numId="1001">
+    <w:abstractNumId w:val="99411"/>
+    <w:lvlOverride w:ilvl="0">
+      <w:startOverride w:val="1"/>
+    </w:lvlOverride>
+    <w:lvlOverride w:ilvl="1">
+      <w:startOverride w:val="1"/>
+    </w:lvlOverride>
+    <w:lvlOverride w:ilvl="2">
+      <w:startOverride w:val="1"/>
+    </w:lvlOverride>
+    <w:lvlOverride w:ilvl="3">
+      <w:startOverride w:val="1"/>
+    </w:lvlOverride>
+    <w:lvlOverride w:ilvl="4">
+      <w:startOverride w:val="1"/>
+    </w:lvlOverride>
+    <w:lvlOverride w:ilvl="5">
+      <w:startOverride w:val="1"/>
+    </w:lvlOverride>
+    <w:lvlOverride w:ilvl="6">
+      <w:startOverride w:val="1"/>
+    </w:lvlOverride>
+    <w:lvlOverride w:ilvl="7">
+      <w:startOverride w:val="1"/>
+    </w:lvlOverride>
+    <w:lvlOverride w:ilvl="8">
+      <w:startOverride w:val="1"/>
+    </w:lvlOverride>
   </w:num>
 </w:numbering>
 </file>

--- a/thesis_final_bundle/thesis_final_humanized_v2.docx
+++ b/thesis_final_bundle/thesis_final_humanized_v2.docx
@@ -1116,7 +1116,7 @@
           <w:rFonts w:hint="eastAsia" w:ascii="Times New Roman" w:hAnsi="Times New Roman" w:eastAsia="宋体"/>
           <w:sz w:val="21"/>
         </w:rPr>
-        <w:t xml:space="preserve">本文以2003—2024年沪深A股非金融上市公司为样本，考察财政补贴与高管超额薪酬之间的关系。结果显示，全样本固定效应下滞后一期财政补贴系数为正但不显著，多种工具变量、安慰剂和事件研究给出的识别结果仍较为敏感；仅正补助口径与</w:t>
+        <w:t xml:space="preserve">研究以2003—2024年沪深A股非金融上市公司为样本，考察财政补贴与高管超额薪酬的关系。全样本固定效应下滞后一期财政补贴系数为正但不显著，多种工具变量、安慰剂和事件研究的识别结果对设定较为敏感，仅正补助口径与</w:t>
       </w:r>
       <w:r>
         <w:rPr>
@@ -1130,7 +1130,35 @@
           <w:rFonts w:hint="eastAsia" w:ascii="Times New Roman" w:hAnsi="Times New Roman" w:eastAsia="宋体"/>
           <w:sz w:val="21"/>
         </w:rPr>
-        <w:t xml:space="preserve">校正则提供了正向证据。管理层权力中介效应未获稳健支持。作为对</w:t>
+        <w:t xml:space="preserve">校正给出了正向证据。以管理层权力为中介变量的路径检验同样未获稳健支持。在与机制检验一致的统一样本上，借助</w:t>
+      </w:r>
+      <w:r>
+        <w:rPr>
+          <w:rFonts w:ascii="Times New Roman" w:hAnsi="Times New Roman" w:eastAsia="宋体"/>
+          <w:sz w:val="21"/>
+        </w:rPr>
+        <w:t xml:space="preserve"> </w:t>
+      </w:r>
+      <w:r>
+        <w:rPr>
+          <w:rFonts w:hint="eastAsia" w:ascii="Times New Roman" w:hAnsi="Times New Roman" w:eastAsia="宋体"/>
+          <w:sz w:val="21"/>
+        </w:rPr>
+        <w:t xml:space="preserve">Lasso、随机森林和</w:t>
+      </w:r>
+      <w:r>
+        <w:rPr>
+          <w:rFonts w:ascii="Times New Roman" w:hAnsi="Times New Roman" w:eastAsia="宋体"/>
+          <w:sz w:val="21"/>
+        </w:rPr>
+        <w:t xml:space="preserve"> XGBoost </w:t>
+      </w:r>
+      <w:r>
+        <w:rPr>
+          <w:rFonts w:hint="eastAsia" w:ascii="Times New Roman" w:hAnsi="Times New Roman" w:eastAsia="宋体"/>
+          <w:sz w:val="21"/>
+        </w:rPr>
+        <w:t xml:space="preserve">对</w:t>
       </w:r>
       <w:r>
         <w:rPr>
@@ -1144,63 +1172,7 @@
           <w:rFonts w:hint="eastAsia" w:ascii="Times New Roman" w:hAnsi="Times New Roman" w:eastAsia="宋体"/>
           <w:sz w:val="21"/>
         </w:rPr>
-        <w:t xml:space="preserve">主回归的机器学习稳健性检验，本文在与机制检验一致的统一样本上，仅纳入滞后一期财政补贴、管理层权力（FA）、Roa、Lever</w:t>
-      </w:r>
-      <w:r>
-        <w:rPr>
-          <w:rFonts w:ascii="Times New Roman" w:hAnsi="Times New Roman" w:eastAsia="宋体"/>
-          <w:sz w:val="21"/>
-        </w:rPr>
-        <w:t xml:space="preserve"> </w:t>
-      </w:r>
-      <w:r>
-        <w:rPr>
-          <w:rFonts w:hint="eastAsia" w:ascii="Times New Roman" w:hAnsi="Times New Roman" w:eastAsia="宋体"/>
-          <w:sz w:val="21"/>
-        </w:rPr>
-        <w:t xml:space="preserve">和</w:t>
-      </w:r>
-      <w:r>
-        <w:rPr>
-          <w:rFonts w:ascii="Times New Roman" w:hAnsi="Times New Roman" w:eastAsia="宋体"/>
-          <w:sz w:val="21"/>
-        </w:rPr>
-        <w:t xml:space="preserve"> Top1 </w:t>
-      </w:r>
-      <w:r>
-        <w:rPr>
-          <w:rFonts w:hint="eastAsia" w:ascii="Times New Roman" w:hAnsi="Times New Roman" w:eastAsia="宋体"/>
-          <w:sz w:val="21"/>
-        </w:rPr>
-        <w:t xml:space="preserve">五个变量。结果表明，Lasso</w:t>
-      </w:r>
-      <w:r>
-        <w:rPr>
-          <w:rFonts w:ascii="Times New Roman" w:hAnsi="Times New Roman" w:eastAsia="宋体"/>
-          <w:sz w:val="21"/>
-        </w:rPr>
-        <w:t xml:space="preserve"> </w:t>
-      </w:r>
-      <w:r>
-        <w:rPr>
-          <w:rFonts w:hint="eastAsia" w:ascii="Times New Roman" w:hAnsi="Times New Roman" w:eastAsia="宋体"/>
-          <w:sz w:val="21"/>
-        </w:rPr>
-        <w:t xml:space="preserve">同时保留了财政补贴与管理层权力，且系数均为正；随机森林中财政补贴排名第3、管理层权力排名第5；XGBoost</w:t>
-      </w:r>
-      <w:r>
-        <w:rPr>
-          <w:rFonts w:ascii="Times New Roman" w:hAnsi="Times New Roman" w:eastAsia="宋体"/>
-          <w:sz w:val="21"/>
-        </w:rPr>
-        <w:t xml:space="preserve"> </w:t>
-      </w:r>
-      <w:r>
-        <w:rPr>
-          <w:rFonts w:hint="eastAsia" w:ascii="Times New Roman" w:hAnsi="Times New Roman" w:eastAsia="宋体"/>
-          <w:sz w:val="21"/>
-        </w:rPr>
-        <w:t xml:space="preserve">中财政补贴排名第2、管理层权力排名第5，且财政补贴的部分依赖图整体呈上升趋势。总体而言，财政补贴与高管超额薪酬之间存在一定关联，但现有证据仍不足以支持无条件的强因果结论。</w:t>
+        <w:t xml:space="preserve">主回归做了补充检验：三种方法均保留了财政补贴与管理层权力变量，系数方向与OLS一致，且财政补贴的部分依赖曲线总体向上。综合来看，财政补贴与高管超额薪酬存在一定关联，但现有证据尚不足以支持无条件的强因果结论。</w:t>
       </w:r>
     </w:p>
     <w:p>
@@ -1266,7 +1238,7 @@
           <w:rFonts w:ascii="Times New Roman" w:hAnsi="Times New Roman" w:eastAsia="Times New Roman"/>
           <w:sz w:val="21"/>
         </w:rPr>
-        <w:t xml:space="preserve">Using non-financial A-share listed firms from 2003 to 2024, this thesis examines the relationship between fiscal subsidies and executive excess compensation. In the full-sample fixed-effects specification, the coefficient on lagged fiscal subsidies is positive but insignificant, and the results from instrumental-variable, placebo, and event-study designs remain sensitive across specifications; the positive-subsidy specification and Heckman correction, however, still provide supportive positive evidence. The mediating effect of managerial power is not robustly supported. As a machine-learning-based robustness check on the OLS baseline, this thesis uses the same unified sample as the mediation analysis and includes only five variables: lagged fiscal subsidies, managerial power (FA), Roa, Lever, and Top1. Lasso retains both fiscal subsidies and managerial power with positive coefficients; in the random forest, fiscal subsidies rank third and managerial power ranks fifth; in XGBoost, fiscal subsidies rank second and managerial power ranks fifth, while the partial-dependence curve for fiscal subsidies is upward overall. Overall, fiscal subsidies are associated with executive excess compensation to some extent, yet the current evidence still falls short of supporting an unconditional strong causal conclusion.</w:t>
+        <w:t xml:space="preserve">Using non-financial A-share listed firms from 2003 to 2024, this study examines the relationship between fiscal subsidies and executive excess compensation. Under full-sample fixed effects, the coefficient on lagged fiscal subsidies is positive but insignificant; instrumental-variable, placebo, and event-study designs yield sensitive results across specifications, while the positive-subsidy specification and Heckman correction provide supportive positive evidence. The mediating role of managerial power is not robustly supported. Supplementary machine-learning checks (Lasso, Random Forest, and XGBoost) on a unified sample confirm that both fiscal subsidies and managerial power are retained with directions consistent with OLS, and the partial-dependence curve for fiscal subsidies trends upward. Overall, fiscal subsidies are associated with executive excess compensation to some extent, yet the current evidence falls short of supporting an unconditional strong causal conclusion.</w:t>
       </w:r>
     </w:p>
     <w:p>
@@ -6524,7 +6496,7 @@
           <w:b w:val="0"/>
           <w:sz w:val="21"/>
         </w:rPr>
-        <w:t xml:space="preserve">党的二十大报告提出，中国经济已由高速增长阶段转向高质量发展阶段。放在财政政策语境中，这并不只是表述上的变化，而是意味着政府资金投向、政策工具使用方式以及绩效评估标准都在调整。财政补贴正是在这一背景下持续发挥作用：它既服务于战略性新兴产业培育、技术创新激励和企业纾困，也承担稳就业、稳预期等现实任务。根据CSMAR样本统计，2003年至2024年间，沪深A股上市公司（剔除金融行业）的政府补助总体规模持续扩大，获得补贴的企业数量和平均补贴强度都呈上升趋势。财政补贴早已不是个别企业偶然获得的政策资源，而是中国资本市场里绕不开的一类制度性变量。</w:t>
+        <w:t xml:space="preserve">党的二十大报告提出，中国经济已由高速增长阶段转向更注重发展质量的新阶段。这一转变对应着政府资金投向、政策工具选择和绩效评估标准的全面调整。财政补贴在这一背景下持续发挥作用，服务于战略性新兴产业培育和技术创新激励，同时承担企业纾困、稳就业和稳预期等现实任务。CSMAR数据显示，2003至2024年间沪深A股非金融上市公司的政府补助规模持续扩大，获补企业数量和平均补贴强度均呈上升趋势。财政补贴已成为中国资本市场一类常规的制度性变量。</w:t>
       </w:r>
     </w:p>
     <w:p>
@@ -6539,7 +6511,7 @@
           <w:b w:val="0"/>
           <w:sz w:val="21"/>
         </w:rPr>
-        <w:t xml:space="preserve">同一时期，上市公司高管薪酬始终是公共舆论和学术讨论都难以回避的话题。对学界来说，它关系激励契约设计、代理成本控制和公司治理效率；对公众来说，它又直接牵连收入分配公平、财政资金使用效率以及市场信任基础。近年来，一个越来越常见的追问是：企业补贴规模上去了，高管薪酬会不会也跟着水涨船高？再往前一步说，那些原本应服务于产业发展和公共利益的政策性资源，会不会在信息不对称和治理约束不足的条件下，部分转化为管理层的私人收益？这已不只是舆论层面的争议，更是一个关乎财政资源配置效率与企业内部利益分配合理性的命题。</w:t>
+        <w:t xml:space="preserve">同一时期，上市公司高管薪酬始终是学术讨论和公共舆论的焦点。学术上，它关系激励契约设计、代理成本控制和公司治理效率；公众层面，它牵涉收入分配公平、财政资金使用效率和市场信任基础。一个日益引人关注的问题是：企业获得补贴后，高管薪酬是否会随之抬升？更深一层的担忧在于，原本服务于产业发展和公共利益的政策性资源，是否会在信息不对称和治理约束不足的条件下部分转化为管理层的私人收益。这个问题同时涉及财政资源配置效率和企业内部利益分配的合理性。</w:t>
       </w:r>
     </w:p>
     <w:p>
@@ -6554,7 +6526,7 @@
           <w:b w:val="0"/>
           <w:sz w:val="21"/>
         </w:rPr>
-        <w:t xml:space="preserve">关于高管薪酬为何会偏离“合理水平”，现有研究大致有两条解释路径。“最优契约说”强调市场竞争与治理约束，认为薪酬是董事会与高管博弈后的均衡结果，最终应当反映高管的边际贡献；“管理权力说”则更关注现实中的治理偏差，认为在所有权与控制权分离的公司里，高管会借助对董事会构成、薪酬委员会安排以及信息披露节奏的影响，为自己争取超出正常水平的报酬。放到中国上市公司环境里，后一种解释往往更贴近现实。原因并不复杂：信息不对称较强、内部控制质量不均、独立董事独立性有限，这些因素都会放大管理层的自利空间。财政补贴作为外部资源进入企业后，增加了企业可支配资金，还有抬高高管薪酬议价能力的效果，甚至为寻租行为提供额外空间。本文的研究正是从这里切入。</w:t>
+        <w:t xml:space="preserve">高管薪酬为何偏离“合理水平”，现有研究主要沿两条路径解释。“最优契约说”强调市场竞争与治理约束，视薪酬为董事会与高管博弈后的均衡结果，最终应反映高管的边际贡献；“管理权力说”则关注现实中的治理偏差，认为所有权与控制权分离的公司中，高管可以通过影响董事会构成、薪酬委员会安排和信息披露节奏来抬高自身报酬。在中国上市公司中，后一种解释更贴近现实——信息不对称程度较高、内部控制质量参差不齐、独立董事独立性有限，这些因素会放大管理层的自利空间。财政补贴作为外部资源进入企业后，增加了可支配资金，也容易抬高高管薪酬议价能力、为寻租行为提供空间。研究从这一角度切入。</w:t>
       </w:r>
     </w:p>
     <w:p>
@@ -6569,7 +6541,7 @@
           <w:b w:val="0"/>
           <w:sz w:val="21"/>
         </w:rPr>
-        <w:t xml:space="preserve">围绕这一主题，本文集中回答四个相互关联的命题：财政补贴在控制企业基本特征后是否与高管超额薪酬存在显著稳健的正相关？管理层权力是否在两者之间承担中介角色，即补贴变化会不会通过改变权力结构传导到超额薪酬？这一关联在不同产权性质、行业管制强度和区域制度环境下是否呈现差异？机器学习稳健性检验能否从变量重要性、系数保留与方向一致性、部分依赖趋势三个角度，为基准回归提供额外验证？</w:t>
+        <w:t xml:space="preserve">围绕这一主题，研究集中回答四个相互关联的问题：财政补贴在控制企业基本特征后是否与高管超额薪酬存在显著稳健的正相关？管理层权力是否在两者之间承担中介角色，即补贴变化会不会通过改变权力结构传导到超额薪酬？这一关联在不同产权性质和行业管制强度下是否呈现差异？机器学习稳健性检验能否从变量重要性、系数保留与方向一致性、部分依赖趋势三个角度，为基准回归提供额外验证？</w:t>
       </w:r>
     </w:p>
     <w:bookmarkEnd w:id="0"/>
@@ -6621,7 +6593,7 @@
           <w:b w:val="0"/>
           <w:sz w:val="21"/>
         </w:rPr>
-        <w:t xml:space="preserve">大体可以从三个方面来把握。本文把政府补贴这一政策变量纳入高管超额薪酬的讨论框架，把“外部资源输入”与“内部权力结构”放在同一条分析链上，不再只从企业内部激励或治理失灵出发看问题。测量层面，本文用</w:t>
+        <w:t xml:space="preserve">体现在三个方面。将政府补贴这一政策变量纳入高管超额薪酬的分析框架，将“外部资源输入”与“内部权力结构”纳入同一条分析链；测量层面采用</w:t>
       </w:r>
       <w:r>
         <w:rPr>
@@ -6653,7 +6625,7 @@
           <w:b w:val="0"/>
           <w:sz w:val="21"/>
         </w:rPr>
-        <w:t xml:space="preserve">口径对照，尽量避免把某一种测度写成唯一正确的选择。技术路线上，固定效应、工具变量和中介检验等传统计量手段与</w:t>
+        <w:t xml:space="preserve">口径作对照，避免将某一种测度方式视为唯一正确的选择；固定效应、工具变量和中介检验等传统计量手段与</w:t>
       </w:r>
       <w:r>
         <w:rPr>
@@ -6685,7 +6657,7 @@
           <w:b w:val="0"/>
           <w:sz w:val="21"/>
         </w:rPr>
-        <w:t xml:space="preserve">等数据挖掘工具并行使用，让线性识别与非线性观察形成互补。</w:t>
+        <w:t xml:space="preserve">等数据挖掘工具并行使用，使线性识别与非线性观察能够相互补充。</w:t>
       </w:r>
     </w:p>
     <w:p>
@@ -6709,7 +6681,7 @@
           <w:b w:val="0"/>
           <w:sz w:val="21"/>
         </w:rPr>
-        <w:t xml:space="preserve">则更贴近政策和市场实践。对财政监管部门而言，本文的证据提示，补贴与高管薪酬之间并不存在一条简单、稳定的线性链条，二者之间的联系会受到变量口径、治理约束和制度环境的共同塑造，这为补贴用途约束、事后审计和信息披露设计提供了参考。对资本市场监管者来说，机器学习稳健性检验给出的财政补贴与管理层权力相对重要性排序，可以作为筛查重点情境的辅助线索，但不宜直接替代正式监管判断。对投资者和公众而言，理解财政补贴与高管薪酬之间的潜在联系及其不稳定性，也有助于更完整地评估上市公司的治理质量以及财政资金的实际使用效率。</w:t>
+        <w:t xml:space="preserve">更贴近政策和市场实践。对财政监管部门而言，研究证据提示补贴与高管薪酬之间不存在简单稳定的线性链条，二者的联系受变量口径、治理约束和制度环境共同塑造，这为补贴用途约束、事后审计和信息披露设计提供了参考。对资本市场监管者来说，机器学习稳健性检验给出的财政补贴与管理层权力相对重要性排序可作为筛查重点情境的辅助线索，但不宜直接替代正式监管判断。对投资者和公众而言，理解补贴与薪酬之间潜在联系及其不稳定性，有助于评估上市公司治理质量和财政资金的实际使用效率。</w:t>
       </w:r>
     </w:p>
     <w:bookmarkEnd w:id="1"/>
@@ -6779,7 +6751,7 @@
           <w:b w:val="0"/>
           <w:sz w:val="21"/>
         </w:rPr>
-        <w:t xml:space="preserve">围绕高管超额薪酬的讨论，真正难的并不是看到“薪酬高”，而是区分其中哪些部分属于正常激励，哪些已经偏离了合理边界。早期文献常直接使用CEO绝对薪酬水平作为代理变量，这样做便于操作，却不容易把企业规模、业绩补偿和治理失灵带来的额外收益拆开。Bebchuk和Fried（2003）</w:t>
+        <w:t xml:space="preserve">高管超额薪酬研究的核心困难不在于发现“薪酬高”，而在于区分哪些部分属于正常激励、哪些已偏离合理边界。早期文献常直接使用CEO绝对薪酬水平作代理变量，操作简便但难以将企业规模、业绩补偿和治理失灵带来的额外收益分开。Bebchuk和Fried（2003）</w:t>
       </w:r>
       <w:r>
         <w:rPr>
@@ -6788,15 +6760,15 @@
           <w:sz w:val="21"/>
           <w:vertAlign w:val="superscript"/>
         </w:rPr>
-        <w:t>[1]</w:t>
-      </w:r>
-      <w:r>
-        <w:rPr>
-          <w:rFonts w:hint="eastAsia" w:ascii="Times New Roman" w:hAnsi="Times New Roman" w:eastAsia="宋体"/>
-          <w:b w:val="0"/>
-          <w:sz w:val="21"/>
-        </w:rPr>
-        <w:t xml:space="preserve">的重要性，恰恰在于他们把视线从“薪酬高不高”转向了“薪酬契约是怎样形成的”。在其论述中，所有权分散的上市公司里，管理层可以通过影响董事会提名、薪酬委员会构成和条款设计，把本来应受监督的薪酬安排转化为自身议价能力的体现。由此，期权、退休福利和其他隐性收益也不再只是支付形式，而成了观察管理权力的窗口。</w:t>
+        <w:t>[2]</w:t>
+      </w:r>
+      <w:r>
+        <w:rPr>
+          <w:rFonts w:hint="eastAsia" w:ascii="Times New Roman" w:hAnsi="Times New Roman" w:eastAsia="宋体"/>
+          <w:b w:val="0"/>
+          <w:sz w:val="21"/>
+        </w:rPr>
+        <w:t xml:space="preserve">将研究视角从“薪酬高不高”转向“薪酬契约如何形成”，指出所有权分散的上市公司中，管理层可通过影响董事会提名、薪酬委员会构成和条款设计来抬高自身报酬。期权、退休福利和其他隐性收益因此成为观察管理权力的重要窗口。</w:t>
       </w:r>
     </w:p>
     <w:p>
@@ -6820,15 +6792,15 @@
           <w:sz w:val="21"/>
           <w:vertAlign w:val="superscript"/>
         </w:rPr>
-        <w:t>[3]</w:t>
-      </w:r>
-      <w:r>
-        <w:rPr>
-          <w:rFonts w:hint="eastAsia" w:ascii="Times New Roman" w:hAnsi="Times New Roman" w:eastAsia="宋体"/>
-          <w:b w:val="0"/>
-          <w:sz w:val="21"/>
-        </w:rPr>
-        <w:t xml:space="preserve">则把这一讨论推进到更便于实证操作的层面。其做法的核心是：利用公司治理、规模、业绩、风险、行业和年份等变量先估计一般条件下“应得”的薪酬，再把残差视为超额薪酬。这样一来，并不是把所有高薪都归入异常，而是先给出一个基准，再去看偏离基准的部分是否与权力结构有关。后来很多文献都沿用了这一残差口径，本文也是在这个框架上展开，只是在样本处理和变量设定上做了更贴合中国上市公司情境的调整。</w:t>
+        <w:t>[5]</w:t>
+      </w:r>
+      <w:r>
+        <w:rPr>
+          <w:rFonts w:hint="eastAsia" w:ascii="Times New Roman" w:hAnsi="Times New Roman" w:eastAsia="宋体"/>
+          <w:b w:val="0"/>
+          <w:sz w:val="21"/>
+        </w:rPr>
+        <w:t xml:space="preserve">将这一讨论推进到可操作的实证层面：利用公司治理、规模、业绩、风险、行业和年份等变量估计“应得”薪酬，将残差视为超额薪酬。这一方法不会将所有高薪归入异常，它先给出基准，再识别偏离基准的部分是否与权力结构有关。后续大量文献沿用了这一残差口径，研究也在该框架上展开，并在样本处理和变量设定上作了贴合中国上市公司情境的调整。</w:t>
       </w:r>
     </w:p>
     <w:p>
@@ -6869,7 +6841,7 @@
           <w:sz w:val="21"/>
           <w:vertAlign w:val="superscript"/>
         </w:rPr>
-        <w:t>[14]</w:t>
+        <w:t>[21]</w:t>
       </w:r>
       <w:r>
         <w:rPr>
@@ -6886,7 +6858,7 @@
           <w:sz w:val="21"/>
           <w:vertAlign w:val="superscript"/>
         </w:rPr>
-        <w:t>[25]</w:t>
+        <w:t>[26]</w:t>
       </w:r>
       <w:r>
         <w:rPr>
@@ -6903,7 +6875,7 @@
           <w:sz w:val="21"/>
           <w:vertAlign w:val="superscript"/>
         </w:rPr>
-        <w:t>[26]</w:t>
+        <w:t>[29]</w:t>
       </w:r>
       <w:r>
         <w:rPr>
@@ -6954,7 +6926,7 @@
           <w:b w:val="0"/>
           <w:sz w:val="21"/>
         </w:rPr>
-        <w:t xml:space="preserve">关于财政补贴本身，现有文献首先提醒我们，不宜把它理解成随机落入企业账户的一笔外部资金。唐清泉和罗党论（2007）</w:t>
+        <w:t xml:space="preserve">现有文献提醒，财政补贴不宜被理解为随机落入企业账户的外部资金。唐清泉和罗党论（2007）</w:t>
       </w:r>
       <w:r>
         <w:rPr>
@@ -6963,15 +6935,15 @@
           <w:sz w:val="21"/>
           <w:vertAlign w:val="superscript"/>
         </w:rPr>
-        <w:t>[17]</w:t>
-      </w:r>
-      <w:r>
-        <w:rPr>
-          <w:rFonts w:hint="eastAsia" w:ascii="Times New Roman" w:hAnsi="Times New Roman" w:eastAsia="宋体"/>
-          <w:b w:val="0"/>
-          <w:sz w:val="21"/>
-        </w:rPr>
-        <w:t xml:space="preserve">指出，中国上市公司的补贴分配同时带有产业政策导向和政治关联色彩，这意味着补贴能否获得，本身就已经嵌入了企业特征与制度关系的筛选过程。潘红波、夏新平和余明桂（2008）</w:t>
+        <w:t>[24]</w:t>
+      </w:r>
+      <w:r>
+        <w:rPr>
+          <w:rFonts w:hint="eastAsia" w:ascii="Times New Roman" w:hAnsi="Times New Roman" w:eastAsia="宋体"/>
+          <w:b w:val="0"/>
+          <w:sz w:val="21"/>
+        </w:rPr>
+        <w:t xml:space="preserve">指出，中国上市公司的补贴分配同时带有产业政策导向和政治关联色彩，补贴能否获得本身就嵌入了企业特征与制度关系的筛选。潘红波、夏新平和余明桂（2008）</w:t>
       </w:r>
       <w:r>
         <w:rPr>
@@ -6980,15 +6952,15 @@
           <w:sz w:val="21"/>
           <w:vertAlign w:val="superscript"/>
         </w:rPr>
-        <w:t>[18]</w:t>
-      </w:r>
-      <w:r>
-        <w:rPr>
-          <w:rFonts w:hint="eastAsia" w:ascii="Times New Roman" w:hAnsi="Times New Roman" w:eastAsia="宋体"/>
-          <w:b w:val="0"/>
-          <w:sz w:val="21"/>
-        </w:rPr>
-        <w:t xml:space="preserve">进一步发现，政治关联更强的企业更容易拿到政策支持。在这种背景下，补贴既是财务资源，也是治理关系的一部分；它进入企业之后，改变的并不只是利润表，还包括管理层在企业内部的资源支配位置。</w:t>
+        <w:t>[23]</w:t>
+      </w:r>
+      <w:r>
+        <w:rPr>
+          <w:rFonts w:hint="eastAsia" w:ascii="Times New Roman" w:hAnsi="Times New Roman" w:eastAsia="宋体"/>
+          <w:b w:val="0"/>
+          <w:sz w:val="21"/>
+        </w:rPr>
+        <w:t xml:space="preserve">进一步发现政治关联更强的企业更容易获得政策支持。补贴因而兼具财务资源和治理关系的双重属性：它进入企业后会影响利润表，并改变管理层在企业内部的资源支配位置。</w:t>
       </w:r>
     </w:p>
     <w:p>
@@ -7012,15 +6984,15 @@
           <w:sz w:val="21"/>
           <w:vertAlign w:val="superscript"/>
         </w:rPr>
-        <w:t>[6]</w:t>
-      </w:r>
-      <w:r>
-        <w:rPr>
-          <w:rFonts w:hint="eastAsia" w:ascii="Times New Roman" w:hAnsi="Times New Roman" w:eastAsia="宋体"/>
-          <w:b w:val="0"/>
-          <w:sz w:val="21"/>
-        </w:rPr>
-        <w:t xml:space="preserve">把视角继续往企业内部推进。他们关心的不是补贴有没有到账，而是到账以后资源怎样被消化，结果发现政府补贴与管理冗余显著正相关，而且这种关系在内部控制较弱、社会信任水平较低的企业里更明显。也就是说，补贴未必自动转化为效率改进，某些时候反而会变成管理层可以占用的松弛空间。李哲、王文翰和王遥（2022）</w:t>
+        <w:t>[8]</w:t>
+      </w:r>
+      <w:r>
+        <w:rPr>
+          <w:rFonts w:hint="eastAsia" w:ascii="Times New Roman" w:hAnsi="Times New Roman" w:eastAsia="宋体"/>
+          <w:b w:val="0"/>
+          <w:sz w:val="21"/>
+        </w:rPr>
+        <w:t xml:space="preserve">将视角延伸至补贴到账后的资源消化环节，发现政府补贴与管理冗余显著正相关，在内部控制较弱、社会信任水平较低的企业中这种关系更为明显。补贴未必自动转化为效率改进，某些情形下反而成为管理层可占用的松弛空间。李哲、王文翰和王遥（2022）</w:t>
       </w:r>
       <w:r>
         <w:rPr>
@@ -7029,15 +7001,15 @@
           <w:sz w:val="21"/>
           <w:vertAlign w:val="superscript"/>
         </w:rPr>
-        <w:t>[15]</w:t>
-      </w:r>
-      <w:r>
-        <w:rPr>
-          <w:rFonts w:hint="eastAsia" w:ascii="Times New Roman" w:hAnsi="Times New Roman" w:eastAsia="宋体"/>
-          <w:b w:val="0"/>
-          <w:sz w:val="21"/>
-        </w:rPr>
-        <w:t xml:space="preserve">则从披露端给出另一条证据：部分企业会通过强化年报中的政策导向表述来提升补贴获取概率。这一点对本文尤其重要，因为它提示补贴的形成过程本身就带有信息策略和治理差异，而不只是单纯的政策执行结果。</w:t>
+        <w:t>[16]</w:t>
+      </w:r>
+      <w:r>
+        <w:rPr>
+          <w:rFonts w:hint="eastAsia" w:ascii="Times New Roman" w:hAnsi="Times New Roman" w:eastAsia="宋体"/>
+          <w:b w:val="0"/>
+          <w:sz w:val="21"/>
+        </w:rPr>
+        <w:t xml:space="preserve">从披露端提供了另一条证据：部分企业会通过强化年报中的政策导向表述来提升补贴获取概率，这提示补贴的形成过程本身就嵌入了信息策略和治理差异。</w:t>
       </w:r>
     </w:p>
     <w:bookmarkEnd w:id="3"/>
@@ -7080,7 +7052,7 @@
           <w:b w:val="0"/>
           <w:sz w:val="21"/>
         </w:rPr>
-        <w:t xml:space="preserve">补贴会不会外溢到薪酬端，很大程度上取决于企业内部有没有足够强的治理约束，这一点在已有文献中反复出现。步丹璐和王晓艳（2014）</w:t>
+        <w:t xml:space="preserve">补贴能否外溢到薪酬端，很大程度上取决于企业内部的治理约束强度。步丹璐和王晓艳（2014）</w:t>
       </w:r>
       <w:r>
         <w:rPr>
@@ -7089,15 +7061,15 @@
           <w:sz w:val="21"/>
           <w:vertAlign w:val="superscript"/>
         </w:rPr>
-        <w:t>[16]</w:t>
-      </w:r>
-      <w:r>
-        <w:rPr>
-          <w:rFonts w:hint="eastAsia" w:ascii="Times New Roman" w:hAnsi="Times New Roman" w:eastAsia="宋体"/>
-          <w:b w:val="0"/>
-          <w:sz w:val="21"/>
-        </w:rPr>
-        <w:t xml:space="preserve">发现，政府补助会扩大高管与员工之间的薪酬差距，而且在治理约束更弱的企业中表现得更明显。陈冬华、陈信元和万华林（2005）</w:t>
+        <w:t>[14]</w:t>
+      </w:r>
+      <w:r>
+        <w:rPr>
+          <w:rFonts w:hint="eastAsia" w:ascii="Times New Roman" w:hAnsi="Times New Roman" w:eastAsia="宋体"/>
+          <w:b w:val="0"/>
+          <w:sz w:val="21"/>
+        </w:rPr>
+        <w:t xml:space="preserve">发现政府补助会扩大高管与员工之间的薪酬差距，治理约束较弱的企业表现更为明显。陈冬华、陈信元和万华林（2005）</w:t>
       </w:r>
       <w:r>
         <w:rPr>
@@ -7106,15 +7078,15 @@
           <w:sz w:val="21"/>
           <w:vertAlign w:val="superscript"/>
         </w:rPr>
-        <w:t>[19]</w:t>
-      </w:r>
-      <w:r>
-        <w:rPr>
-          <w:rFonts w:hint="eastAsia" w:ascii="Times New Roman" w:hAnsi="Times New Roman" w:eastAsia="宋体"/>
-          <w:b w:val="0"/>
-          <w:sz w:val="21"/>
-        </w:rPr>
-        <w:t xml:space="preserve">讨论国有企业时也指出，显性薪酬一旦受到限制，管理层往往会转向在职消费、差旅费等更隐蔽的补偿渠道。把这两类证据放在一起看，补贴对薪酬的外溢并不一定表现为工资单上的直接增加，它也会沿着治理薄弱环节转化为更隐性的收益安排。</w:t>
+        <w:t>[15]</w:t>
+      </w:r>
+      <w:r>
+        <w:rPr>
+          <w:rFonts w:hint="eastAsia" w:ascii="Times New Roman" w:hAnsi="Times New Roman" w:eastAsia="宋体"/>
+          <w:b w:val="0"/>
+          <w:sz w:val="21"/>
+        </w:rPr>
+        <w:t xml:space="preserve">讨论国有企业时指出，显性薪酬受限后管理层会转向在职消费、差旅费等更隐蔽的补偿渠道。综合来看，补贴对薪酬的外溢不一定体现为工资单上的直接增加，也会沿着治理薄弱环节转化为更隐性的收益安排。</w:t>
       </w:r>
     </w:p>
     <w:p>
@@ -7129,7 +7101,7 @@
           <w:b w:val="0"/>
           <w:sz w:val="21"/>
         </w:rPr>
-        <w:t xml:space="preserve">与此相对，卢锐、柳建华和许宁（2011）</w:t>
+        <w:t xml:space="preserve">卢锐、柳建华和许宁（2011）</w:t>
       </w:r>
       <w:r>
         <w:rPr>
@@ -7138,6 +7110,23 @@
           <w:sz w:val="21"/>
           <w:vertAlign w:val="superscript"/>
         </w:rPr>
+        <w:t>[18]</w:t>
+      </w:r>
+      <w:r>
+        <w:rPr>
+          <w:rFonts w:hint="eastAsia" w:ascii="Times New Roman" w:hAnsi="Times New Roman" w:eastAsia="宋体"/>
+          <w:b w:val="0"/>
+          <w:sz w:val="21"/>
+        </w:rPr>
+        <w:t xml:space="preserve">发现内控质量越高，高管薪酬对业绩变化的敏感度越强，说明完善的内部约束有助于将薪酬拉回激励逻辑。罗进辉（2018）</w:t>
+      </w:r>
+      <w:r>
+        <w:rPr>
+          <w:rFonts w:ascii="Times New Roman" w:hAnsi="Times New Roman" w:eastAsia="宋体"/>
+          <w:b w:val="0"/>
+          <w:sz w:val="21"/>
+          <w:vertAlign w:val="superscript"/>
+        </w:rPr>
         <w:t>[20]</w:t>
       </w:r>
       <w:r>
@@ -7146,24 +7135,7 @@
           <w:b w:val="0"/>
           <w:sz w:val="21"/>
         </w:rPr>
-        <w:t xml:space="preserve">发现，内控质量越高，高管薪酬对业绩变化越敏感，这意味着更完善的内部约束能够把薪酬重新拉回激励逻辑。罗进辉（2018）</w:t>
-      </w:r>
-      <w:r>
-        <w:rPr>
-          <w:rFonts w:ascii="Times New Roman" w:hAnsi="Times New Roman" w:eastAsia="宋体"/>
-          <w:b w:val="0"/>
-          <w:sz w:val="21"/>
-          <w:vertAlign w:val="superscript"/>
-        </w:rPr>
-        <w:t>[21]</w:t>
-      </w:r>
-      <w:r>
-        <w:rPr>
-          <w:rFonts w:hint="eastAsia" w:ascii="Times New Roman" w:hAnsi="Times New Roman" w:eastAsia="宋体"/>
-          <w:b w:val="0"/>
-          <w:sz w:val="21"/>
-        </w:rPr>
-        <w:t xml:space="preserve">从媒体监督角度得到的结论也相近：外部关注越强，薪酬与经营表现之间的对应关系越清晰，国有企业中这一作用尤其明显。对本文来说，这些文献最重要的启发在于，它们给出了一个判断标准：补贴能否推高异常薪酬，不只取决于补贴规模，还要看企业内外部监督能否切断管理层的自利空间。</w:t>
+        <w:t xml:space="preserve">从媒体监督角度得到类似结论：外部关注越强，薪酬与经营表现的对应关系越清晰，国有企业中此效应尤为突出。这些文献的启发在于：补贴能否推高异常薪酬，取决于补贴规模，也取决于企业内外部监督能否有效约束管理层的自利行为。</w:t>
       </w:r>
     </w:p>
     <w:p>
@@ -7187,15 +7159,15 @@
           <w:sz w:val="21"/>
           <w:vertAlign w:val="superscript"/>
         </w:rPr>
-        <w:t>[22]</w:t>
-      </w:r>
-      <w:r>
-        <w:rPr>
-          <w:rFonts w:hint="eastAsia" w:ascii="Times New Roman" w:hAnsi="Times New Roman" w:eastAsia="宋体"/>
-          <w:b w:val="0"/>
-          <w:sz w:val="21"/>
-        </w:rPr>
-        <w:t xml:space="preserve">把视线进一步推到年报文本。他们发现，在业绩不佳或存在不利信息时，企业更倾向于使用复杂表达；而年报可读性越低的企业，高管超额薪酬也往往更高。这说明信息披露并不只是被动呈现事实，它还会成为提高解读成本、削弱外部监督的工具。连君莎（2020）</w:t>
+        <w:t>[25]</w:t>
+      </w:r>
+      <w:r>
+        <w:rPr>
+          <w:rFonts w:hint="eastAsia" w:ascii="Times New Roman" w:hAnsi="Times New Roman" w:eastAsia="宋体"/>
+          <w:b w:val="0"/>
+          <w:sz w:val="21"/>
+        </w:rPr>
+        <w:t xml:space="preserve">将视角延伸至年报文本，发现业绩不佳或存在不利信息时企业更倾向于使用复杂表达，年报可读性低的企业高管超额薪酬也更高。信息披露因此并非单纯的事实呈现，它同样容易成为提高解读成本、削弱外部监督的工具。连君莎（2020）</w:t>
       </w:r>
       <w:r>
         <w:rPr>
@@ -7204,6 +7176,40 @@
           <w:sz w:val="21"/>
           <w:vertAlign w:val="superscript"/>
         </w:rPr>
+        <w:t>[17]</w:t>
+      </w:r>
+      <w:r>
+        <w:rPr>
+          <w:rFonts w:hint="eastAsia" w:ascii="Times New Roman" w:hAnsi="Times New Roman" w:eastAsia="宋体"/>
+          <w:b w:val="0"/>
+          <w:sz w:val="21"/>
+        </w:rPr>
+        <w:t xml:space="preserve">、章海浪（2021）</w:t>
+      </w:r>
+      <w:r>
+        <w:rPr>
+          <w:rFonts w:ascii="Times New Roman" w:hAnsi="Times New Roman" w:eastAsia="宋体"/>
+          <w:b w:val="0"/>
+          <w:sz w:val="21"/>
+          <w:vertAlign w:val="superscript"/>
+        </w:rPr>
+        <w:t>[28]</w:t>
+      </w:r>
+      <w:r>
+        <w:rPr>
+          <w:rFonts w:hint="eastAsia" w:ascii="Times New Roman" w:hAnsi="Times New Roman" w:eastAsia="宋体"/>
+          <w:b w:val="0"/>
+          <w:sz w:val="21"/>
+        </w:rPr>
+        <w:t xml:space="preserve">、徐坤（2021）</w:t>
+      </w:r>
+      <w:r>
+        <w:rPr>
+          <w:rFonts w:ascii="Times New Roman" w:hAnsi="Times New Roman" w:eastAsia="宋体"/>
+          <w:b w:val="0"/>
+          <w:sz w:val="21"/>
+          <w:vertAlign w:val="superscript"/>
+        </w:rPr>
         <w:t>[27]</w:t>
       </w:r>
       <w:r>
@@ -7212,41 +7218,7 @@
           <w:b w:val="0"/>
           <w:sz w:val="21"/>
         </w:rPr>
-        <w:t xml:space="preserve">、章海浪（2021）</w:t>
-      </w:r>
-      <w:r>
-        <w:rPr>
-          <w:rFonts w:ascii="Times New Roman" w:hAnsi="Times New Roman" w:eastAsia="宋体"/>
-          <w:b w:val="0"/>
-          <w:sz w:val="21"/>
-          <w:vertAlign w:val="superscript"/>
-        </w:rPr>
-        <w:t>[28]</w:t>
-      </w:r>
-      <w:r>
-        <w:rPr>
-          <w:rFonts w:hint="eastAsia" w:ascii="Times New Roman" w:hAnsi="Times New Roman" w:eastAsia="宋体"/>
-          <w:b w:val="0"/>
-          <w:sz w:val="21"/>
-        </w:rPr>
-        <w:t xml:space="preserve">、徐坤（2021）</w:t>
-      </w:r>
-      <w:r>
-        <w:rPr>
-          <w:rFonts w:ascii="Times New Roman" w:hAnsi="Times New Roman" w:eastAsia="宋体"/>
-          <w:b w:val="0"/>
-          <w:sz w:val="21"/>
-          <w:vertAlign w:val="superscript"/>
-        </w:rPr>
-        <w:t>[29]</w:t>
-      </w:r>
-      <w:r>
-        <w:rPr>
-          <w:rFonts w:hint="eastAsia" w:ascii="Times New Roman" w:hAnsi="Times New Roman" w:eastAsia="宋体"/>
-          <w:b w:val="0"/>
-          <w:sz w:val="21"/>
-        </w:rPr>
-        <w:t xml:space="preserve">关于内部控制、薪酬公平和管理层语调的讨论，切入点各不相同，但归到一起都在补充同一件事：补贴、治理与薪酬之间的联系，需要放在信息透明度和监督强度的差异中理解。</w:t>
+        <w:t xml:space="preserve">分别从内部控制、薪酬公平和管理层语调角度进一步补充了这一判断：补贴、治理与薪酬的联系需要在信息透明度和监督强度的差异中理解。</w:t>
       </w:r>
     </w:p>
     <w:bookmarkEnd w:id="4"/>
@@ -7289,7 +7261,7 @@
           <w:b w:val="0"/>
           <w:sz w:val="21"/>
         </w:rPr>
-        <w:t xml:space="preserve">机器学习文献与本文的关联，不在于它代表一种更“新”的技术标签，而在于它能处理线性回归不太擅长回答的问题。Li（2008）</w:t>
+        <w:t xml:space="preserve">机器学习文献与研究的关联在于它能处理线性回归不太擅长回答的问题。Li（2008）</w:t>
       </w:r>
       <w:r>
         <w:rPr>
@@ -7298,15 +7270,15 @@
           <w:sz w:val="21"/>
           <w:vertAlign w:val="superscript"/>
         </w:rPr>
-        <w:t>[2]</w:t>
-      </w:r>
-      <w:r>
-        <w:rPr>
-          <w:rFonts w:hint="eastAsia" w:ascii="Times New Roman" w:hAnsi="Times New Roman" w:eastAsia="宋体"/>
-          <w:b w:val="0"/>
-          <w:sz w:val="21"/>
-        </w:rPr>
-        <w:t xml:space="preserve">较早把文本特征与经济后果联系起来，说明非结构化信息完全可以进入会计研究。Perols、Bowen、Zimmermann等（2017）</w:t>
+        <w:t>[10]</w:t>
+      </w:r>
+      <w:r>
+        <w:rPr>
+          <w:rFonts w:hint="eastAsia" w:ascii="Times New Roman" w:hAnsi="Times New Roman" w:eastAsia="宋体"/>
+          <w:b w:val="0"/>
+          <w:sz w:val="21"/>
+        </w:rPr>
+        <w:t xml:space="preserve">较早将文本特征与经济后果联系起来，说明非结构化信息可以进入会计研究。Perols、Bowen、Zimmermann等（2017）</w:t>
       </w:r>
       <w:r>
         <w:rPr>
@@ -7315,15 +7287,15 @@
           <w:sz w:val="21"/>
           <w:vertAlign w:val="superscript"/>
         </w:rPr>
-        <w:t>[5]</w:t>
-      </w:r>
-      <w:r>
-        <w:rPr>
-          <w:rFonts w:hint="eastAsia" w:ascii="Times New Roman" w:hAnsi="Times New Roman" w:eastAsia="宋体"/>
-          <w:b w:val="0"/>
-          <w:sz w:val="21"/>
-        </w:rPr>
-        <w:t xml:space="preserve">在财务舞弊识别中发现，随机森林、神经网络和Boosting等方法相较传统逻辑回归有更好的预测表现，关键不只是算法名称变了，而是模型能够自动捕捉更高阶的交互结构。陆瑶、张叶青、黎波和赵浩宇（2020）</w:t>
+        <w:t>[11]</w:t>
+      </w:r>
+      <w:r>
+        <w:rPr>
+          <w:rFonts w:hint="eastAsia" w:ascii="Times New Roman" w:hAnsi="Times New Roman" w:eastAsia="宋体"/>
+          <w:b w:val="0"/>
+          <w:sz w:val="21"/>
+        </w:rPr>
+        <w:t xml:space="preserve">在财务舞弊识别中发现，随机森林、神经网络和Boosting等方法相较传统逻辑回归有更好的预测表现，关键在于模型能自动捕捉更高阶的交互结构。陆瑶、张叶青、黎波和赵浩宇（2020）</w:t>
       </w:r>
       <w:r>
         <w:rPr>
@@ -7332,15 +7304,15 @@
           <w:sz w:val="21"/>
           <w:vertAlign w:val="superscript"/>
         </w:rPr>
-        <w:t>[23]</w:t>
-      </w:r>
-      <w:r>
-        <w:rPr>
-          <w:rFonts w:hint="eastAsia" w:ascii="Times New Roman" w:hAnsi="Times New Roman" w:eastAsia="宋体"/>
-          <w:b w:val="0"/>
-          <w:sz w:val="21"/>
-        </w:rPr>
-        <w:t xml:space="preserve">将梯度提升树用于高管特征与公司业绩关系分析，也得到类似判断：某些变量的作用不是沿着线性方式平稳展开，而是在特定区间或特定组合下才明显增强。</w:t>
+        <w:t>[19]</w:t>
+      </w:r>
+      <w:r>
+        <w:rPr>
+          <w:rFonts w:hint="eastAsia" w:ascii="Times New Roman" w:hAnsi="Times New Roman" w:eastAsia="宋体"/>
+          <w:b w:val="0"/>
+          <w:sz w:val="21"/>
+        </w:rPr>
+        <w:t xml:space="preserve">将梯度提升树用于高管特征与公司业绩关系分析，发现某些变量的作用不一定沿线性方式平稳展开，在特定区间或特定组合下才明显增强。</w:t>
       </w:r>
     </w:p>
     <w:p>
@@ -7355,7 +7327,7 @@
           <w:b w:val="0"/>
           <w:sz w:val="21"/>
         </w:rPr>
-        <w:t xml:space="preserve">后续文献又把这种思路扩展到文本分析和异常识别。马长峰、陈志娟和张顺明（2020）</w:t>
+        <w:t xml:space="preserve">后续文献将这一思路扩展到文本分析和异常识别。马长峰、陈志娟和张顺明（2020）</w:t>
       </w:r>
       <w:r>
         <w:rPr>
@@ -7364,15 +7336,15 @@
           <w:sz w:val="21"/>
           <w:vertAlign w:val="superscript"/>
         </w:rPr>
-        <w:t>[24]</w:t>
-      </w:r>
-      <w:r>
-        <w:rPr>
-          <w:rFonts w:hint="eastAsia" w:ascii="Times New Roman" w:hAnsi="Times New Roman" w:eastAsia="宋体"/>
-          <w:b w:val="0"/>
-          <w:sz w:val="21"/>
-        </w:rPr>
-        <w:t xml:space="preserve">在综述中指出，机器学习更适合承担探索性和补充性任务，而不宜直接替代因果推断。Rjiba、Saadi、Boubaker等（2021）</w:t>
+        <w:t>[22]</w:t>
+      </w:r>
+      <w:r>
+        <w:rPr>
+          <w:rFonts w:hint="eastAsia" w:ascii="Times New Roman" w:hAnsi="Times New Roman" w:eastAsia="宋体"/>
+          <w:b w:val="0"/>
+          <w:sz w:val="21"/>
+        </w:rPr>
+        <w:t xml:space="preserve">在综述中指出，机器学习更适合承担探索性和补充性任务，不宜直接替代因果推断。Rjiba、Saadi、Boubaker等（2021）</w:t>
       </w:r>
       <w:r>
         <w:rPr>
@@ -7381,7 +7353,7 @@
           <w:sz w:val="21"/>
           <w:vertAlign w:val="superscript"/>
         </w:rPr>
-        <w:t>[7]</w:t>
+        <w:t>[12]</w:t>
       </w:r>
       <w:r>
         <w:rPr>
@@ -7398,7 +7370,7 @@
           <w:sz w:val="21"/>
           <w:vertAlign w:val="superscript"/>
         </w:rPr>
-        <w:t>[8]</w:t>
+        <w:t>[3]</w:t>
       </w:r>
       <w:r>
         <w:rPr>
@@ -7423,7 +7395,7 @@
           <w:b w:val="0"/>
           <w:sz w:val="21"/>
         </w:rPr>
-        <w:t xml:space="preserve">则将上下文语言学习与人工智能方法用于舞弊和异常识别。对本文而言，这些工作带来的启发很直接：当我们怀疑财政补贴与超额薪酬之间存在区间效应、交互结构或非线性关系时，机器学习可以作为补充观察工具，而不应替代基准回归的主体地位。</w:t>
+        <w:t xml:space="preserve">则将上下文语言学习与人工智能方法用于舞弊和异常识别。这些工作的启发在于：当财政补贴与超额薪酬之间可能存在区间效应、交互结构或非线性关系时，机器学习可作为补充观察工具，但不应替代基准回归的主体地位。</w:t>
       </w:r>
     </w:p>
     <w:bookmarkEnd w:id="5"/>
@@ -7466,7 +7438,7 @@
           <w:b w:val="0"/>
           <w:sz w:val="21"/>
         </w:rPr>
-        <w:t xml:space="preserve">把前述文献合在一起看，现有讨论已经把几个基础问题铺得比较清楚：超额薪酬的界定与测量已有较稳定的处理路径，财政补贴是否会作用于高管收入在中国情境下也积累了不少证据，内部控制、媒体监督和披露复杂性等因素会改变补贴效应强弱，这一点同样得到了较多支持。</w:t>
+        <w:t xml:space="preserve">综合前述文献，现有研究已在几个基础问题上形成了较清晰的认识：超额薪酬的界定与测量已有较稳定的处理路径，财政补贴对高管收入的作用在中国情境下积累了不少证据，内部控制、媒体监督和披露复杂性等因素对补贴效应强弱的影响也得到了较多支持。</w:t>
       </w:r>
     </w:p>
     <w:p>
@@ -7481,7 +7453,7 @@
           <w:b w:val="0"/>
           <w:sz w:val="21"/>
         </w:rPr>
-        <w:t xml:space="preserve">现有研究也留下了几处明显空白。不少文献仍以薪酬水平或薪酬差距作为结果变量，企业规模和绩效带来的正常差异容易被混入其中。管理层权力在补贴与薪酬之间的中介角色，虽有讨论，但结合固定效应与滞后设定进行系统检验的工作并不算多。机器学习相关工作多集中在舞弊识别或文本分类，真正用于分析补贴与超额薪酬非线性结构的案例仍相对少见。本文的设计，基本就是围绕这三处不足展开。</w:t>
+        <w:t xml:space="preserve">现有研究也留下了几处空白。不少文献仍以薪酬水平或薪酬差距作结果变量，企业规模和绩效带来的正常差异容易被混入。管理层权力在补贴与薪酬之间的中介角色虽有讨论，但结合固定效应与滞后设定的系统检验尚不多见。机器学习工作多集中在舞弊识别或文本分类，用于分析补贴与超额薪酬非线性结构的案例仍较少。研究的设计围绕这三处不足展开。</w:t>
       </w:r>
     </w:p>
     <w:bookmarkEnd w:id="6"/>
@@ -7525,39 +7497,22 @@
           <w:b w:val="0"/>
           <w:sz w:val="21"/>
         </w:rPr>
-        <w:t xml:space="preserve">本文的技术路线并不是把多种手段简单堆在一起，而是让每一类工具分别回答不同层面的问题。前半部分先完成文献梳理与理论推演，把全文真正要检验的两条主线说清楚：一条是财政补贴与高管超额薪酬之间是否存在较稳定的联系，另一条是管理层权力是否在其中承担传导角色。随后进入基准计量部分，利用</w:t>
-      </w:r>
-      <w:r>
-        <w:rPr>
-          <w:rFonts w:ascii="Times New Roman" w:hAnsi="Times New Roman" w:eastAsia="宋体"/>
-          <w:b w:val="0"/>
-          <w:sz w:val="21"/>
-        </w:rPr>
-        <w:t xml:space="preserve"> CSMAR </w:t>
-      </w:r>
-      <w:r>
-        <w:rPr>
-          <w:rFonts w:hint="eastAsia" w:ascii="Times New Roman" w:hAnsi="Times New Roman" w:eastAsia="宋体"/>
-          <w:b w:val="0"/>
-          <w:sz w:val="21"/>
-        </w:rPr>
-        <w:t xml:space="preserve">面板数据和</w:t>
-      </w:r>
-      <w:r>
-        <w:rPr>
-          <w:rFonts w:ascii="Times New Roman" w:hAnsi="Times New Roman" w:eastAsia="宋体"/>
-          <w:b w:val="0"/>
-          <w:sz w:val="21"/>
-        </w:rPr>
-        <w:t xml:space="preserve"> Core </w:t>
-      </w:r>
-      <w:r>
-        <w:rPr>
-          <w:rFonts w:hint="eastAsia" w:ascii="Times New Roman" w:hAnsi="Times New Roman" w:eastAsia="宋体"/>
-          <w:b w:val="0"/>
-          <w:sz w:val="21"/>
-        </w:rPr>
-        <w:t xml:space="preserve">等（1999）</w:t>
+        <w:t xml:space="preserve">技术路线的设计让每类工具回答不同层面的问题。前半部分完成文献梳理与理论推演，明确两条检验主线：财政补贴与高管超额薪酬是否存在稳定联系，管理层权力是否承担传导角色。</w:t>
+      </w:r>
+    </w:p>
+    <w:p>
+      <w:pPr>
+        <w:spacing w:line="312" w:lineRule="auto" w:before="0" w:after="0"/>
+        <w:ind w:firstLine="420"/>
+        <w:jc w:val="both"/>
+      </w:pPr>
+      <w:r>
+        <w:rPr>
+          <w:rFonts w:hint="eastAsia" w:ascii="Times New Roman" w:hAnsi="Times New Roman" w:eastAsia="宋体"/>
+          <w:b w:val="0"/>
+          <w:sz w:val="21"/>
+        </w:rPr>
+        <w:t xml:space="preserve">随后进入基准计量部分，利用CSMAR面板数据和Core等（1999）</w:t>
       </w:r>
       <w:r>
         <w:rPr>
@@ -7566,63 +7521,30 @@
           <w:sz w:val="21"/>
           <w:vertAlign w:val="superscript"/>
         </w:rPr>
-        <w:t>[3]</w:t>
-      </w:r>
-      <w:r>
-        <w:rPr>
-          <w:rFonts w:hint="eastAsia" w:ascii="Times New Roman" w:hAnsi="Times New Roman" w:eastAsia="宋体"/>
-          <w:b w:val="0"/>
-          <w:sz w:val="21"/>
-        </w:rPr>
-        <w:t xml:space="preserve">的框架构造超额薪酬变量，在公司和年份固定效应下检验滞后一期财政补贴的主效应，并观察这一联系在稳健性检验中能否维持。接着，再通过工具变量收紧识别边界，通过机制检验观察权力渠道是否存在，并借助异质性分析判断这种联系会不会随着制度情境变化而分化。机器学习稳健性检验被放在第四章最后，且与模型3至模型5保持同样的样本边界和变量口径：随机森林用于复核财政补贴与管理层权力的相对重要性，Lasso</w:t>
-      </w:r>
-      <w:r>
-        <w:rPr>
-          <w:rFonts w:ascii="Times New Roman" w:hAnsi="Times New Roman" w:eastAsia="宋体"/>
-          <w:b w:val="0"/>
-          <w:sz w:val="21"/>
-        </w:rPr>
-        <w:t xml:space="preserve"> </w:t>
-      </w:r>
-      <w:r>
-        <w:rPr>
-          <w:rFonts w:hint="eastAsia" w:ascii="Times New Roman" w:hAnsi="Times New Roman" w:eastAsia="宋体"/>
-          <w:b w:val="0"/>
-          <w:sz w:val="21"/>
-        </w:rPr>
-        <w:t xml:space="preserve">用于检验两者是否被保留且方向是否一致，XGBoost</w:t>
-      </w:r>
-      <w:r>
-        <w:rPr>
-          <w:rFonts w:ascii="Times New Roman" w:hAnsi="Times New Roman" w:eastAsia="宋体"/>
-          <w:b w:val="0"/>
-          <w:sz w:val="21"/>
-        </w:rPr>
-        <w:t xml:space="preserve"> </w:t>
-      </w:r>
-      <w:r>
-        <w:rPr>
-          <w:rFonts w:hint="eastAsia" w:ascii="Times New Roman" w:hAnsi="Times New Roman" w:eastAsia="宋体"/>
-          <w:b w:val="0"/>
-          <w:sz w:val="21"/>
-        </w:rPr>
-        <w:t xml:space="preserve">则通过特征重要性与财政补贴的部分依赖图观察更灵活模型中的趋势判断是否与</w:t>
-      </w:r>
-      <w:r>
-        <w:rPr>
-          <w:rFonts w:ascii="Times New Roman" w:hAnsi="Times New Roman" w:eastAsia="宋体"/>
-          <w:b w:val="0"/>
-          <w:sz w:val="21"/>
-        </w:rPr>
-        <w:t xml:space="preserve"> OLS </w:t>
-      </w:r>
-      <w:r>
-        <w:rPr>
-          <w:rFonts w:hint="eastAsia" w:ascii="Times New Roman" w:hAnsi="Times New Roman" w:eastAsia="宋体"/>
-          <w:b w:val="0"/>
-          <w:sz w:val="21"/>
-        </w:rPr>
-        <w:t xml:space="preserve">保持一致。</w:t>
+        <w:t>[5]</w:t>
+      </w:r>
+      <w:r>
+        <w:rPr>
+          <w:rFonts w:hint="eastAsia" w:ascii="Times New Roman" w:hAnsi="Times New Roman" w:eastAsia="宋体"/>
+          <w:b w:val="0"/>
+          <w:sz w:val="21"/>
+        </w:rPr>
+        <w:t xml:space="preserve">的框架构造超额薪酬变量，在公司和年份固定效应下检验滞后一期财政补贴的主效应，并观察该联系在稳健性检验中能否维持。工具变量用于收紧识别边界，机制检验观察权力渠道是否存在，异质性分析判断联系是否随制度情境而分化。</w:t>
+      </w:r>
+    </w:p>
+    <w:p>
+      <w:pPr>
+        <w:spacing w:line="312" w:lineRule="auto" w:before="0" w:after="0"/>
+        <w:ind w:firstLine="420"/>
+        <w:jc w:val="both"/>
+      </w:pPr>
+      <w:r>
+        <w:rPr>
+          <w:rFonts w:hint="eastAsia" w:ascii="Times New Roman" w:hAnsi="Times New Roman" w:eastAsia="宋体"/>
+          <w:b w:val="0"/>
+          <w:sz w:val="21"/>
+        </w:rPr>
+        <w:t xml:space="preserve">机器学习稳健性检验置于第四章末尾，与模型3至模型5保持相同的样本边界和变量口径：随机森林复核财政补贴与管理层权力的相对重要性，Lasso检验两者是否被保留且方向一致，XGBoost通过特征重要性与财政补贴的部分依赖图观察更灵活模型中的趋势是否与OLS一致。</w:t>
       </w:r>
     </w:p>
     <w:bookmarkEnd w:id="8"/>
@@ -7729,7 +7651,7 @@
           <w:b w:val="0"/>
           <w:sz w:val="21"/>
         </w:rPr>
-        <w:t xml:space="preserve">在本文中，财政补贴主要指政府围绕特定政策目标向企业提供的资金支持。它可以表现为技术创新、节能减排等专项补助，也可体现为税收返还、政策性贷款贴息、研发费用加计扣除等形式。按照现行会计准则，政府补助通常区分为“与资产相关”和“与收益相关”两类：前者通过递延收益逐期摊销进入利润，后者则在满足确认条件后一次性或分期计入当期损益。也正因为如此，补贴的到账时间、规模和附带约束，会直接影响企业的资源配置方式和财务报表表现。</w:t>
+        <w:t xml:space="preserve">财政补贴主要指政府围绕特定政策目标向企业提供的资金支持，可以表现为技术创新、节能减排等专项补助，也可体现为税收返还、政策性贷款贴息、研发费用加计扣除等形式。按现行会计准则，政府补助分为“与资产相关”和“与收益相关”两类：前者通过递延收益逐期摊销进入利润，后者在满足确认条件后一次性或分期计入当期损益。补贴的到账时间、规模和附带约束因而会直接影响企业的资源配置方式和财务报表表现。</w:t>
       </w:r>
     </w:p>
     <w:p>
@@ -7744,7 +7666,7 @@
           <w:b w:val="0"/>
           <w:sz w:val="21"/>
         </w:rPr>
-        <w:t xml:space="preserve">从经济性质看，财政补贴不是企业依靠市场竞争自行创造的经营收入，而是一种带有明确政策来源的外部资源输入。对上市公司来说，它既会改变利润表上的表现，也会影响管理层安排资源使用节奏的空间。在我国制度环境下，补贴的使用约束相对有限、事后跟踪并不总是充分，这使其不仅是财务变量，也容易成为管理层寻租的渠道。本文正是据此把财政补贴放在“补贴—治理—薪酬”关系链条的起点位置。但这种外部资源属性并不意味着补贴天然具有准自然实验意义，本文始终将其作为需要谨慎识别的解释变量来处理。</w:t>
+        <w:t xml:space="preserve">从经济性质看，财政补贴并非企业依靠市场竞争创造的经营收入，而是带有明确政策来源的外部资源输入。对上市公司而言，它会改变利润表表现，进而影响管理层安排资源的空间。在我国制度环境下，补贴使用约束相对有限、事后跟踪并不总是充分，这使其容易成为管理层寻租的渠道。研究据此将财政补贴置于“补贴—治理—薪酬”关系链条的起点。但这种外部资源属性并不意味着补贴天然具有准自然实验意义，研究始终将其作为需要谨慎识别的解释变量来处理。</w:t>
       </w:r>
     </w:p>
     <w:p>
@@ -7759,7 +7681,7 @@
           <w:b w:val="0"/>
           <w:sz w:val="21"/>
         </w:rPr>
-        <w:t xml:space="preserve">在具体度量上，本文采用企业年度政府补助金额经零值保留后的对数形式，即</w:t>
+        <w:t xml:space="preserve">在具体度量上，研究采用企业年度政府补助金额经零值保留后的对数形式，即</w:t>
       </w:r>
       <m:oMath>
         <m:r>
@@ -7846,7 +7768,7 @@
           <w:b w:val="0"/>
           <w:sz w:val="21"/>
         </w:rPr>
-        <w:t xml:space="preserve">本文所说的高管超额薪酬，并不是泛指“薪酬高”，而是指在控制企业规模、盈利能力、资产结构、区域与行业等客观因素之后，仍然高出正常基准的那部分报酬。这个概念真正关键的地方，不在于简单比较谁拿得更多，而在于先回答一个更基础的问题：在治理约束相对有效的情况下，高管通常应当获得怎样的回报？只有在这个基准先被建立起来之后，实际薪酬相对基准的偏离，才更容易被识别为异常成分。若某家公司高管薪酬持续高于这一基准，就可以把这部分偏离理解为代理成本的一种表现，即管理层借助信息优势或组织地位额外取得的收益。</w:t>
+        <w:t xml:space="preserve">高管超额薪酬并非泛指“薪酬高”，而是指控制企业规模、盈利能力、资产结构、区域与行业等客观因素后仍高出正常基准的那部分报酬。这一概念的关键在于先回答一个基础问题：治理约束相对有效时，高管通常应获得怎样的回报？基准建立后，实际薪酬相对基准的偏离才能被识别为异常成分。若某家公司高管薪酬持续高于基准，可将该偏离理解为代理成本的一种表现——管理层借助信息优势或组织地位额外取得的收益。</w:t>
       </w:r>
     </w:p>
     <w:p>
@@ -7861,23 +7783,7 @@
           <w:b w:val="0"/>
           <w:sz w:val="21"/>
         </w:rPr>
-        <w:t xml:space="preserve">在具体处理上，本文沿用</w:t>
-      </w:r>
-      <w:r>
-        <w:rPr>
-          <w:rFonts w:ascii="Times New Roman" w:hAnsi="Times New Roman" w:eastAsia="宋体"/>
-          <w:b w:val="0"/>
-          <w:sz w:val="21"/>
-        </w:rPr>
-        <w:t xml:space="preserve"> Core </w:t>
-      </w:r>
-      <w:r>
-        <w:rPr>
-          <w:rFonts w:hint="eastAsia" w:ascii="Times New Roman" w:hAnsi="Times New Roman" w:eastAsia="宋体"/>
-          <w:b w:val="0"/>
-          <w:sz w:val="21"/>
-        </w:rPr>
-        <w:t xml:space="preserve">等（1999）</w:t>
+        <w:t xml:space="preserve">具体处理上沿用Core等（1999）</w:t>
       </w:r>
       <w:r>
         <w:rPr>
@@ -7886,15 +7792,15 @@
           <w:sz w:val="21"/>
           <w:vertAlign w:val="superscript"/>
         </w:rPr>
-        <w:t>[3]</w:t>
-      </w:r>
-      <w:r>
-        <w:rPr>
-          <w:rFonts w:hint="eastAsia" w:ascii="Times New Roman" w:hAnsi="Times New Roman" w:eastAsia="宋体"/>
-          <w:b w:val="0"/>
-          <w:sz w:val="21"/>
-        </w:rPr>
-        <w:t xml:space="preserve">的期望薪酬框架，先利用公司特征变量估计“正常薪酬基准”，再将模型残差直接作为超额薪酬。这样做的好处在于，企业规模、经营绩效等对薪酬的常规作用已经在期望薪酬模型中被吸收掉，残差因而更接近本文真正关心的异常部分。数值上，它反映的是实际薪酬相对拟合基准的偏离；在实证操作中，本文直接使用残差序列，不再额外做“实际值减预测值”的二次计算。由于该变量本身就是回归残差，其样本均值理论上接近0，因此本文也不再对其进行二次缩尾，以尽量保留原有统计含义。</w:t>
+        <w:t>[5]</w:t>
+      </w:r>
+      <w:r>
+        <w:rPr>
+          <w:rFonts w:hint="eastAsia" w:ascii="Times New Roman" w:hAnsi="Times New Roman" w:eastAsia="宋体"/>
+          <w:b w:val="0"/>
+          <w:sz w:val="21"/>
+        </w:rPr>
+        <w:t xml:space="preserve">的期望薪酬框架，先利用公司特征变量估计“正常薪酬基准”，再将模型残差作为超额薪酬。这一做法的优势是，企业规模、经营绩效等常规因素已在期望模型中被吸收，残差因而更接近研究真正关心的异常部分。数值上它反映实际薪酬相对拟合基准的偏离，实证操作中直接使用残差序列，不再额外做“实际值减预测值”的二次计算。由于该变量本身就是回归残差，样本均值理论上接近0，因此不再对其二次缩尾以保留原有统计含义。</w:t>
       </w:r>
     </w:p>
     <w:p>
@@ -7909,7 +7815,7 @@
           <w:b w:val="0"/>
           <w:sz w:val="21"/>
         </w:rPr>
-        <w:t xml:space="preserve">与直接使用薪酬水平、薪酬差距或薪酬—绩效敏感性等指标相比，残差法的优势在于，它先给出一个相对客观的“应得薪酬”标尺，再讨论实际薪酬偏离这一标尺的程度。直接使用薪酬总额虽然操作更简洁，却难以区分哪些差异原本就应由规模、行业和经营绩效决定；使用高管与员工薪酬之比能够反映内部公平，却仍不容易把“应得”与“超得”切开；考察薪酬—绩效敏感性则更强调激励契约强弱，也不直接回答契约本身是否已被管理层扭曲。因此，本文最终把期望薪酬残差作为超额薪酬的经验代理变量。</w:t>
+        <w:t xml:space="preserve">与直接使用薪酬水平、薪酬差距或薪酬—绩效敏感性等指标相比，残差法的优势在于先给出相对客观的“应得薪酬”标尺，再讨论实际薪酬偏离该标尺的程度。直接使用薪酬总额操作更简洁，但难以区分哪些差异原本就应由规模、行业和经营绩效决定；高管与员工薪酬之比能反映内部公平，但仍难将“应得”与“超得”分开；薪酬—绩效敏感性更侧重激励契约强弱，不直接回答契约是否已被管理层扭曲。综合考虑，研究最终以期望薪酬残差作为超额薪酬的经验代理变量。</w:t>
       </w:r>
     </w:p>
     <w:bookmarkEnd w:id="11"/>
@@ -7968,7 +7874,7 @@
           <w:b w:val="0"/>
           <w:sz w:val="21"/>
         </w:rPr>
-        <w:t xml:space="preserve">Power）在本文中指高管对企业关键决策施加实际影响的能力，尤其体现在薪酬契约、资源配置和战略议程上的控制程度。它并不是一个单一维度的变量，更接近需要由多项治理特征共同逼近的潜在构念。相关文献通常从三个方向刻画这一概念：一是由正式职位和董事会结构体现的</w:t>
+        <w:t xml:space="preserve">Power）指高管对企业关键决策施加实际影响的能力，尤其体现在薪酬契约、资源配置和战略议程上的控制程度。它并非单一维度变量，更接近需要由多项治理特征共同逼近的潜在构念。相关文献通常从三个方向刻画这一概念：一是由正式职位和董事会结构体现的</w:t>
       </w:r>
       <w:r>
         <w:rPr>
@@ -8034,39 +7940,7 @@
           <w:b w:val="0"/>
           <w:sz w:val="21"/>
         </w:rPr>
-        <w:t xml:space="preserve">在中国上市公司环境下，管理层权力的形成逻辑往往更复杂。国有企业高管的权力基础，常常同时带有行政授权和市场地位两层属性；在民营企业中，大股东和实际控制人的意志又会深度塑造高管的实际空间。因此，同样归入“管理层权力”这一概念之下，不同所有制企业里的生成路径并不完全一致。结合数据可得性与实证可操作性，本文最终以</w:t>
-      </w:r>
-      <w:r>
-        <w:rPr>
-          <w:rFonts w:ascii="Times New Roman" w:hAnsi="Times New Roman" w:eastAsia="宋体"/>
-          <w:b w:val="0"/>
-          <w:sz w:val="21"/>
-        </w:rPr>
-        <w:t xml:space="preserve"> Dual、Boardsize、Insider </w:t>
-      </w:r>
-      <w:r>
-        <w:rPr>
-          <w:rFonts w:hint="eastAsia" w:ascii="Times New Roman" w:hAnsi="Times New Roman" w:eastAsia="宋体"/>
-          <w:b w:val="0"/>
-          <w:sz w:val="21"/>
-        </w:rPr>
-        <w:t xml:space="preserve">和</w:t>
-      </w:r>
-      <w:r>
-        <w:rPr>
-          <w:rFonts w:ascii="Times New Roman" w:hAnsi="Times New Roman" w:eastAsia="宋体"/>
-          <w:b w:val="0"/>
-          <w:sz w:val="21"/>
-        </w:rPr>
-        <w:t xml:space="preserve"> Mgshder </w:t>
-      </w:r>
-      <w:r>
-        <w:rPr>
-          <w:rFonts w:hint="eastAsia" w:ascii="Times New Roman" w:hAnsi="Times New Roman" w:eastAsia="宋体"/>
-          <w:b w:val="0"/>
-          <w:sz w:val="21"/>
-        </w:rPr>
-        <w:t xml:space="preserve">四个底层指标构造综合指数，希望在有限数据条件下尽量保留结构性权力和所有权权力两条主要来源。</w:t>
+        <w:t xml:space="preserve">在中国上市公司环境下，管理层权力的形成逻辑往往更复杂。国有企业高管的权力基础，常常同时带有行政授权和市场地位两层属性；在民营企业中，大股东和实际控制人的意志又会深度塑造高管的实际空间。因此，同样归入“管理层权力”这一概念之下，不同所有制企业里的生成路径并不完全一致。结合数据可得性与实证可操作性，研究以Dual、Boardsize、Insider和Mgshder四个底层指标构造综合指数，在有限数据条件下尽量保留结构性权力和所有权权力两条主要来源。</w:t>
       </w:r>
     </w:p>
     <w:p>
@@ -8081,7 +7955,7 @@
           <w:b w:val="0"/>
           <w:sz w:val="21"/>
         </w:rPr>
-        <w:t xml:space="preserve">还需要说明的是，在中国公司治理结构中，党委、董事会和管理层之间的权力边界并不总是清晰，国有企业尤其如此。许多真正影响高管地位的因素，比如党政体系中的关系网络、与上级主管部门的信任程度，在公开年报中几乎无法直接量化。也正因此，把“管理层权力”放到中国上市公司语境里理解，其复杂性明显高于西方主流文献中的标准设定。本文的处理方式保留了可操作性，但也意味着部分非正式权力渠道容易被低估，后文之所以进一步区分国有与民营企业，部分也是出于这一考虑。</w:t>
+        <w:t xml:space="preserve">需要说明的是，中国公司治理结构中党委、董事会和管理层之间的权力边界并不总是清晰，国有企业尤其如此。党政体系中的关系网络、与上级主管部门的信任程度等真正影响高管地位的因素，在公开年报中几乎无法直接量化。将“管理层权力”放到中国上市公司语境下理解，复杂性明显高于西方主流文献的标准设定。研究的处理方式保留了可操作性，但部分非正式权力渠道容易被低估，后文区分国有与民营企业的异质性分析部分也是出于这一考虑。</w:t>
       </w:r>
     </w:p>
     <w:bookmarkEnd w:id="12"/>
@@ -8168,7 +8042,7 @@
           <w:b w:val="0"/>
           <w:sz w:val="21"/>
         </w:rPr>
-        <w:t xml:space="preserve">Theory）是本文理解补贴与薪酬关系的重要起点。Bebchuk和Fried（2003）</w:t>
+        <w:t xml:space="preserve">Theory）是理解补贴与薪酬关系的重要起点。Bebchuk和Fried（2003）</w:t>
       </w:r>
       <w:r>
         <w:rPr>
@@ -8177,15 +8051,15 @@
           <w:sz w:val="21"/>
           <w:vertAlign w:val="superscript"/>
         </w:rPr>
-        <w:t>[1]</w:t>
-      </w:r>
-      <w:r>
-        <w:rPr>
-          <w:rFonts w:hint="eastAsia" w:ascii="Times New Roman" w:hAnsi="Times New Roman" w:eastAsia="宋体"/>
-          <w:b w:val="0"/>
-          <w:sz w:val="21"/>
-        </w:rPr>
-        <w:t xml:space="preserve">之所以提出这一视角，正是因为“最优契约说”往往把董事会想得过于理性和中立。按最优契约逻辑，高管薪酬大致应当反映其边际贡献；而管理者权力理论提醒我们，现实中的董事会、薪酬委员会和经理人市场并不一定足以形成有效约束，高管往往深度介入薪酬安排的形成过程。薪酬合同不只是激励工具，也可以是权力结构的结果。Finkelstein（1992）</w:t>
+        <w:t>[2]</w:t>
+      </w:r>
+      <w:r>
+        <w:rPr>
+          <w:rFonts w:hint="eastAsia" w:ascii="Times New Roman" w:hAnsi="Times New Roman" w:eastAsia="宋体"/>
+          <w:b w:val="0"/>
+          <w:sz w:val="21"/>
+        </w:rPr>
+        <w:t xml:space="preserve">提出这一视角，核心原因在于“最优契约说”对董事会的理性和中立假定过于乐观。按最优契约逻辑，高管薪酬应反映其边际贡献；管理者权力理论则指出，现实中董事会、薪酬委员会和经理人市场未必能形成有效约束，高管往往深度介入薪酬安排的形成过程，薪酬合同因而容易成为权力结构的产物。Finkelstein（1992）</w:t>
       </w:r>
       <w:r>
         <w:rPr>
@@ -8194,15 +8068,15 @@
           <w:sz w:val="21"/>
           <w:vertAlign w:val="superscript"/>
         </w:rPr>
-        <w:t>[13]</w:t>
-      </w:r>
-      <w:r>
-        <w:rPr>
-          <w:rFonts w:hint="eastAsia" w:ascii="Times New Roman" w:hAnsi="Times New Roman" w:eastAsia="宋体"/>
-          <w:b w:val="0"/>
-          <w:sz w:val="21"/>
-        </w:rPr>
-        <w:t xml:space="preserve">对高管权力作出的结构性权力、所有权权力、专家性权力和声望性权力划分，为后续经验工作提供了较清楚的操作框架。本文最终以两职合一、董事会规模、内部董事比例和高管持股四个指标刻画管理层权力，思路也延续了这种多方面分析。</w:t>
+        <w:t>[6]</w:t>
+      </w:r>
+      <w:r>
+        <w:rPr>
+          <w:rFonts w:hint="eastAsia" w:ascii="Times New Roman" w:hAnsi="Times New Roman" w:eastAsia="宋体"/>
+          <w:b w:val="0"/>
+          <w:sz w:val="21"/>
+        </w:rPr>
+        <w:t xml:space="preserve">将高管权力划分为结构性权力、所有权权力、专家性权力和声望性权力，为后续经验工作提供了清晰的操作框架。研究以两职合一、董事会规模、内部董事比例和高管持股四个指标刻画管理层权力，延续了多角度分析的思路。</w:t>
       </w:r>
     </w:p>
     <w:p>
@@ -8217,7 +8091,7 @@
           <w:b w:val="0"/>
           <w:sz w:val="21"/>
         </w:rPr>
-        <w:t xml:space="preserve">如果进一步看传导路径，高管左右薪酬安排的方式并不只有一种。它既可体现为对董事会成员关系和表决环境的牵引，也可表现为薪酬结构设计得更复杂、外部更难识别，还可表现在对披露节奏和披露内容的控制上。Core等（1999）</w:t>
+        <w:t xml:space="preserve">传导路径上，高管左右薪酬安排的方式有多种：对董事会成员关系和表决环境的牵引，薪酬结构设计得更复杂以至外部难以识别，以及对披露节奏和内容的控制。Core等（1999）</w:t>
       </w:r>
       <w:r>
         <w:rPr>
@@ -8226,15 +8100,15 @@
           <w:sz w:val="21"/>
           <w:vertAlign w:val="superscript"/>
         </w:rPr>
-        <w:t>[3]</w:t>
-      </w:r>
-      <w:r>
-        <w:rPr>
-          <w:rFonts w:hint="eastAsia" w:ascii="Times New Roman" w:hAnsi="Times New Roman" w:eastAsia="宋体"/>
-          <w:b w:val="0"/>
-          <w:sz w:val="21"/>
-        </w:rPr>
-        <w:t xml:space="preserve">将治理结构、较高薪酬和较差绩效放进同一分析框架，因此，这一视角后来常被用来讨论薪酬失衡。放到中国上市公司情境中，这套理论反而更有现实针对性。国有企业里，党委会、董事会和经理层之间的边界并不总是泾渭分明，高管任命和考核又带有组织体系色彩；民营企业中，“一股独大”、实控人与管理层关系密切、独立董事制衡不足等情况也并不少见。正式治理结构未必真的削弱高管影响，某些时候甚至会默许其在薪酬安排中的主导地位。</w:t>
+        <w:t>[5]</w:t>
+      </w:r>
+      <w:r>
+        <w:rPr>
+          <w:rFonts w:hint="eastAsia" w:ascii="Times New Roman" w:hAnsi="Times New Roman" w:eastAsia="宋体"/>
+          <w:b w:val="0"/>
+          <w:sz w:val="21"/>
+        </w:rPr>
+        <w:t xml:space="preserve">将治理结构、较高薪酬和较差绩效放入同一分析框架，这一视角后来常被用于讨论薪酬失衡。在中国上市公司情境中，这套理论具有更强的现实针对性。国有企业中党委会、董事会和经理层的边界未必泾渭分明，高管任命和考核带有组织体系色彩；民营企业中“一股独大”、实控人与管理层关系密切、独立董事制衡不足等现象也并不少见。正式治理结构往往难以真正削弱高管影响，某些时候甚至默许其在薪酬安排中的主导地位。</w:t>
       </w:r>
     </w:p>
     <w:p>
@@ -8249,7 +8123,7 @@
           <w:b w:val="0"/>
           <w:sz w:val="21"/>
         </w:rPr>
-        <w:t xml:space="preserve">对本文而言，这一理论最关键的启发是：财政补贴并不只是额外资金，它还会改变高管在企业内部的相对地位。补贴的申请、沟通、协调和使用通常都离不开管理层深度参与，这会让高管在资源配置中的作用变得更加突出。当外部资源扩张与内部权力强化同时发生时，补贴就会转化为薪酬谈判中的额外筹码。也因此，本文不直接用薪酬水平讨论问题，而是转向期望薪酬残差，希望尽量把“补贴改善业绩后合理抬高薪酬”与“补贴扩大权力后带来异常收益”区分开来。Bu等（2019）</w:t>
+        <w:t xml:space="preserve">这一理论的关键启发在于：财政补贴带来的不止是额外资金，它还会改变高管在企业内部的相对地位。补贴的申请、沟通、协调和使用离不开管理层深度参与，高管在资源配置中的作用因此更加突出。外部资源扩张与内部权力强化同时发生时，补贴就可能转化为薪酬谈判中的额外筹码。研究因此不直接用薪酬水平讨论问题，而转向期望薪酬残差，尽量将“补贴改善业绩后合理抬高薪酬”与“补贴扩大权力后带来异常收益”区分开。Bu等（2019）</w:t>
       </w:r>
       <w:r>
         <w:rPr>
@@ -8266,7 +8140,7 @@
           <w:b w:val="0"/>
           <w:sz w:val="21"/>
         </w:rPr>
-        <w:t xml:space="preserve">以及步丹璐、王晓艳（2014）</w:t>
+        <w:t xml:space="preserve">和步丹璐、王晓艳（2014）</w:t>
       </w:r>
       <w:r>
         <w:rPr>
@@ -8275,15 +8149,15 @@
           <w:sz w:val="21"/>
           <w:vertAlign w:val="superscript"/>
         </w:rPr>
-        <w:t>[16]</w:t>
-      </w:r>
-      <w:r>
-        <w:rPr>
-          <w:rFonts w:hint="eastAsia" w:ascii="Times New Roman" w:hAnsi="Times New Roman" w:eastAsia="宋体"/>
-          <w:b w:val="0"/>
-          <w:sz w:val="21"/>
-        </w:rPr>
-        <w:t xml:space="preserve">在治理较弱企业中观察到更强的正向关系，也与这一判断相互呼应。</w:t>
+        <w:t>[14]</w:t>
+      </w:r>
+      <w:r>
+        <w:rPr>
+          <w:rFonts w:hint="eastAsia" w:ascii="Times New Roman" w:hAnsi="Times New Roman" w:eastAsia="宋体"/>
+          <w:b w:val="0"/>
+          <w:sz w:val="21"/>
+        </w:rPr>
+        <w:t xml:space="preserve">在治理较弱企业中观察到更强的正向关系，与这一判断一致。</w:t>
       </w:r>
     </w:p>
     <w:bookmarkEnd w:id="14"/>
@@ -8342,7 +8216,7 @@
           <w:b w:val="0"/>
           <w:sz w:val="21"/>
         </w:rPr>
-        <w:t xml:space="preserve">Theory）为本文提供了另一条更偏“资源流向”的解释线索。Jensen和Meckling（1976）</w:t>
+        <w:t xml:space="preserve">Theory）提供了一条偏“资源流向”的解释线索。Jensen和Meckling（1976）</w:t>
       </w:r>
       <w:r>
         <w:rPr>
@@ -8351,15 +8225,15 @@
           <w:sz w:val="21"/>
           <w:vertAlign w:val="superscript"/>
         </w:rPr>
-        <w:t>[10]</w:t>
-      </w:r>
-      <w:r>
-        <w:rPr>
-          <w:rFonts w:hint="eastAsia" w:ascii="Times New Roman" w:hAnsi="Times New Roman" w:eastAsia="宋体"/>
-          <w:b w:val="0"/>
-          <w:sz w:val="21"/>
-        </w:rPr>
-        <w:t xml:space="preserve">把股东与管理层之间的关系概括为典型的委托—代理安排：股东让渡经营权，但并不能完整观察管理层的努力、动机和资源使用方式。只要监督不足，管理层就会把企业资源调到更符合自身利益的位置，由此产生道德风险和代理成本。落实到薪酬场景中，问题并不只是工资单上的数字偏高。显性的表现是高管通过调整绩效基准或薪酬结构，获得高于边际贡献的回报；更隐蔽的形式则包括在职消费、差旅安排和其他灰色收益；再往后一步，还会出现跨期扭曲，即把短期业绩做得更好看，把代价留给后续年份。这类现象在预算软约束较强的企业里往往更容易出现。</w:t>
+        <w:t>[7]</w:t>
+      </w:r>
+      <w:r>
+        <w:rPr>
+          <w:rFonts w:hint="eastAsia" w:ascii="Times New Roman" w:hAnsi="Times New Roman" w:eastAsia="宋体"/>
+          <w:b w:val="0"/>
+          <w:sz w:val="21"/>
+        </w:rPr>
+        <w:t xml:space="preserve">将股东与管理层的关系概括为委托—代理安排：股东让渡经营权，却无法完整观察管理层的努力、动机和资源使用方式。监督不足时，管理层会将企业资源调向更符合自身利益的位置，道德风险和代理成本由此产生。薪酬场景中，显性表现是高管通过调整绩效基准或薪酬结构获得高于边际贡献的回报；隐蔽形式包括在职消费、差旅安排和其他灰色收益；跨期扭曲则表现为把短期业绩做得更好看、代价留给后续年份。预算软约束较强的企业中这类现象更容易出现。</w:t>
       </w:r>
     </w:p>
     <w:p>
@@ -8374,7 +8248,7 @@
           <w:b w:val="0"/>
           <w:sz w:val="21"/>
         </w:rPr>
-        <w:t xml:space="preserve">财政补贴进入企业以后，代理问题之所以会被放大，一个关键原因在于它容易冲淡“真实努力”和“外部资源”的边界。补贴常常会直接改善账面利润，如果薪酬契约没有把这部分政策性收益从绩效考核中剥离，高管就会在努力并未同步增加的情况下拿到更高报酬。已有研究在财务困境企业中观察到补贴增加与超额薪酬上升同时出现，这与代理理论强调的资源侵占逻辑是契合的。也正因为此，本文后文会进一步区分不同产权类型。国有企业面对国资监管、审计约束和薪酬管制，私营企业则更多依赖大股东约束和市场纪律，监督结构并不相同，补贴最终会不会外溢到薪酬端，自然也不宜预设为同一种强度。</w:t>
+        <w:t xml:space="preserve">财政补贴进入企业后，代理问题容易被放大，因为补贴会冲淡“真实努力”和“外部资源”的边界。补贴常常会直接改善账面利润，如果薪酬契约没有把这部分政策性收益从绩效考核中剥离，高管就会在努力并未同步增加的情况下拿到更高报酬。已有研究在财务困境企业中观察到补贴增加与超额薪酬上升同时出现，这与代理理论强调的资源侵占逻辑一致。后文进一步区分不同产权类型。国有企业面对国资监管、审计约束和薪酬管制，私营企业则更多依赖大股东约束和市场纪律，监督结构并不相同，补贴最终会不会外溢到薪酬端，自然也不宜预设为同一种强度。</w:t>
       </w:r>
     </w:p>
     <w:p>
@@ -8389,7 +8263,7 @@
           <w:b w:val="0"/>
           <w:sz w:val="21"/>
         </w:rPr>
-        <w:t xml:space="preserve">放到中国制度环境下，委托—代理链条还常常是多层嵌套的。若把关系展开，通常会涉及公众、财政部门或国资监管机构、董事会以及高管团队等多个层级，每一层都掌握着不完整的信息。财政补贴本来是一种政策资源，但一旦进入企业，高管对其具体申报、使用和绩效完成情况往往了解得更多，上层监督者未必能及时、完整地把握真实情况。由此便会出现一个很现实的悖论：补贴越多，政策资源与经营努力越难分开，薪酬契约识别“谁创造了价值”的精度反而会下降。陈冬华、陈信元和万华林（2005）</w:t>
+        <w:t xml:space="preserve">中国制度环境下，委托—代理链条常常是多层嵌套的。关系展开后通常涉及公众、财政部门或国资监管机构、董事会以及高管团队等多个层级，每一层都掌握着不完整的信息。财政补贴本来是一种政策资源，但一旦进入企业，高管对其具体申报、使用和绩效完成情况往往了解得更多，上层监督者未必能及时、完整地把握真实情况。由此便会出现一个很现实的悖论：补贴越多，政策资源与经营努力越难分开，薪酬契约识别“谁创造了价值”的精度反而会下降。陈冬华、陈信元和万华林（2005）</w:t>
       </w:r>
       <w:r>
         <w:rPr>
@@ -8398,7 +8272,7 @@
           <w:sz w:val="21"/>
           <w:vertAlign w:val="superscript"/>
         </w:rPr>
-        <w:t>[19]</w:t>
+        <w:t>[15]</w:t>
       </w:r>
       <w:r>
         <w:rPr>
@@ -8446,15 +8320,15 @@
           <w:sz w:val="21"/>
           <w:vertAlign w:val="superscript"/>
         </w:rPr>
-        <w:t>[20]</w:t>
-      </w:r>
-      <w:r>
-        <w:rPr>
-          <w:rFonts w:hint="eastAsia" w:ascii="Times New Roman" w:hAnsi="Times New Roman" w:eastAsia="宋体"/>
-          <w:b w:val="0"/>
-          <w:sz w:val="21"/>
-        </w:rPr>
-        <w:t xml:space="preserve">关于内控质量越高、薪酬—绩效敏感性越强的发现，也支持了这种理解。本文之所以采用期望薪酬残差（Overpay）而不是直接使用薪酬水平，本质上就是希望尽量先把“补贴带来正常绩效改善”这一层剥离出去，再观察异常收益部分是否仍然存在。</w:t>
+        <w:t>[18]</w:t>
+      </w:r>
+      <w:r>
+        <w:rPr>
+          <w:rFonts w:hint="eastAsia" w:ascii="Times New Roman" w:hAnsi="Times New Roman" w:eastAsia="宋体"/>
+          <w:b w:val="0"/>
+          <w:sz w:val="21"/>
+        </w:rPr>
+        <w:t xml:space="preserve">关于内控质量越高、薪酬—绩效敏感性越强的发现，也支持了这种理解。研究采用期望薪酬残差（Overpay）而非薪酬水平，目的是先剥离“补贴带来正常绩效改善”这一层，再观察异常收益部分是否仍然存在。</w:t>
       </w:r>
     </w:p>
     <w:bookmarkEnd w:id="15"/>
@@ -8513,7 +8387,7 @@
           <w:b w:val="0"/>
           <w:sz w:val="21"/>
         </w:rPr>
-        <w:t xml:space="preserve">Theory）为本文补上了外部信息环境这一层。Spence（1973）</w:t>
+        <w:t xml:space="preserve">Theory）补充了外部信息环境这一层。Spence（1973）</w:t>
       </w:r>
       <w:r>
         <w:rPr>
@@ -8522,15 +8396,15 @@
           <w:sz w:val="21"/>
           <w:vertAlign w:val="superscript"/>
         </w:rPr>
-        <w:t>[11]</w:t>
-      </w:r>
-      <w:r>
-        <w:rPr>
-          <w:rFonts w:hint="eastAsia" w:ascii="Times New Roman" w:hAnsi="Times New Roman" w:eastAsia="宋体"/>
-          <w:b w:val="0"/>
-          <w:sz w:val="21"/>
-        </w:rPr>
-        <w:t xml:space="preserve">讨论的核心问题是：在信息不对称条件下，掌握更多信息的一方会主动释放可观察信号，以引导外部对其质量的判断。后来这一框架常见于企业财务和资本市场研究，信息披露质量、股利政策和资本结构都可以放到类似逻辑里理解。落到本文的问题上，它至少能解释三件事。企业会主动向政府发送“我值得被支持”的信号，在文本披露中强化创新、环保和政策契合度表达，以提升补贴获取概率；研究表明，这类表述有时与补贴获取关系更紧密，却未必与真实绩效一一对应。补贴本身也向市场释放背书信号，投资者、合作伙伴乃至经理人市场都把它理解为政府对企业质量的认可。信息复杂化本身也是管理层的策略选择，披露越复杂，外部监督越难迅速识别薪酬安排中的异常部分。</w:t>
+        <w:t>[13]</w:t>
+      </w:r>
+      <w:r>
+        <w:rPr>
+          <w:rFonts w:hint="eastAsia" w:ascii="Times New Roman" w:hAnsi="Times New Roman" w:eastAsia="宋体"/>
+          <w:b w:val="0"/>
+          <w:sz w:val="21"/>
+        </w:rPr>
+        <w:t xml:space="preserve">讨论的核心问题是：在信息不对称条件下，掌握更多信息的一方会主动释放可观察信号，以引导外部对其质量的判断。后来这一框架常见于企业财务和资本市场研究，信息披露质量、股利政策和资本结构都可以放到类似逻辑里理解。</w:t>
       </w:r>
     </w:p>
     <w:p>
@@ -8545,23 +8419,7 @@
           <w:b w:val="0"/>
           <w:sz w:val="21"/>
         </w:rPr>
-        <w:t xml:space="preserve">因此，信号传递理论并不是单独解释补贴或薪酬，而是帮助本文把补贴申请、外部背书和信息复杂化这几个环节串起来。若某位高管被外界视为更擅长获取政策资源，其在经理人市场上的替代成本往往也会被抬高，这会反过来增强其在薪酬谈判中的筹码。这样一条“补贴—声誉—议价能力”的链条，与管理者权力理论强调的组织内部权力强化，其实是可以互相接上的。因此，H2</w:t>
-      </w:r>
-      <w:r>
-        <w:rPr>
-          <w:rFonts w:ascii="Times New Roman" w:hAnsi="Times New Roman" w:eastAsia="宋体"/>
-          <w:b w:val="0"/>
-          <w:sz w:val="21"/>
-        </w:rPr>
-        <w:t xml:space="preserve"> </w:t>
-      </w:r>
-      <w:r>
-        <w:rPr>
-          <w:rFonts w:hint="eastAsia" w:ascii="Times New Roman" w:hAnsi="Times New Roman" w:eastAsia="宋体"/>
-          <w:b w:val="0"/>
-          <w:sz w:val="21"/>
-        </w:rPr>
-        <w:t xml:space="preserve">并不只是内部治理视角下的推论，同时也得到了外部信号层面的支撑。</w:t>
+        <w:t xml:space="preserve">就补贴与薪酬的关系而言，它至少能解释三件事。企业会主动向政府发送“我值得被支持”的信号，在文本披露中强化创新、环保和政策契合度表达，以提升补贴获取概率；研究表明，这类表述有时与补贴获取关系更紧密，却未必与真实绩效一一对应。补贴本身也向市场释放背书信号，投资者、合作伙伴乃至经理人市场都把它理解为政府对企业质量的认可。信息复杂化本身也是管理层的策略选择，披露越复杂，外部监督越难迅速识别薪酬安排中的异常部分。</w:t>
       </w:r>
     </w:p>
     <w:p>
@@ -8576,7 +8434,38 @@
           <w:b w:val="0"/>
           <w:sz w:val="21"/>
         </w:rPr>
-        <w:t xml:space="preserve">再往前推一步，还会看到一个更现实的难题：政府当然希望把补贴投向真正高质量的企业，但在信息不对称环境下，更会组织材料、调整表达和发送信号的管理团队，往往能够以较低成本塑造“高质量企业”的外在形象。若如此，补贴流向就未必完全由真实效率决定，而在一定程度上取决于谁更擅长生产和管理这些信号。对本文来说，这一点尤其重要，因为信号生产能力往往与信息控制权相伴而生，而信息控制权又会回到薪酬谈判过程。李哲、王文翰和王遥（2022）</w:t>
+        <w:t xml:space="preserve">因此，信号传递理论并不局限于单独解释补贴或薪酬，它将补贴申请、外部背书和信息复杂化几个环节串联起来。若某位高管被外界视为更擅长获取政策资源，其在经理人市场上的替代成本往往也会被抬高，这会反过来增强其在薪酬谈判中的筹码。这样一条“补贴—声誉—议价能力”的链条，与管理者权力理论强调的组织内部权力强化，其实是可以互相接上的。因此，H2</w:t>
+      </w:r>
+      <w:r>
+        <w:rPr>
+          <w:rFonts w:ascii="Times New Roman" w:hAnsi="Times New Roman" w:eastAsia="宋体"/>
+          <w:b w:val="0"/>
+          <w:sz w:val="21"/>
+        </w:rPr>
+        <w:t xml:space="preserve"> </w:t>
+      </w:r>
+      <w:r>
+        <w:rPr>
+          <w:rFonts w:hint="eastAsia" w:ascii="Times New Roman" w:hAnsi="Times New Roman" w:eastAsia="宋体"/>
+          <w:b w:val="0"/>
+          <w:sz w:val="21"/>
+        </w:rPr>
+        <w:t xml:space="preserve">同时获得了内部治理视角和外部信号层面的双重支持。</w:t>
+      </w:r>
+    </w:p>
+    <w:p>
+      <w:pPr>
+        <w:spacing w:line="312" w:lineRule="auto" w:before="0" w:after="0"/>
+        <w:ind w:firstLine="420"/>
+        <w:jc w:val="both"/>
+      </w:pPr>
+      <w:r>
+        <w:rPr>
+          <w:rFonts w:hint="eastAsia" w:ascii="Times New Roman" w:hAnsi="Times New Roman" w:eastAsia="宋体"/>
+          <w:b w:val="0"/>
+          <w:sz w:val="21"/>
+        </w:rPr>
+        <w:t xml:space="preserve">再往前推一步，还会看到一个更现实的难题：政府当然希望把补贴投向真正高质量的企业，但在信息不对称环境下，更会组织材料、调整表达和发送信号的管理团队，往往能够以较低成本塑造“高质量企业”的外在形象。若如此，补贴流向就未必完全由真实效率决定，而部分取决于谁更擅长生产和管理这些信号。这一点值得注意，因为信号生产能力往往与信息控制权相伴而生，而信息控制权又会回到薪酬谈判过程。李哲、王文翰和王遥（2022）</w:t>
       </w:r>
       <w:r>
         <w:rPr>
@@ -8585,7 +8474,7 @@
           <w:sz w:val="21"/>
           <w:vertAlign w:val="superscript"/>
         </w:rPr>
-        <w:t>[15]</w:t>
+        <w:t>[16]</w:t>
       </w:r>
       <w:r>
         <w:rPr>
@@ -8602,7 +8491,7 @@
           <w:sz w:val="21"/>
           <w:vertAlign w:val="superscript"/>
         </w:rPr>
-        <w:t>[22]</w:t>
+        <w:t>[25]</w:t>
       </w:r>
       <w:r>
         <w:rPr>
@@ -8653,7 +8542,7 @@
           <w:b w:val="0"/>
           <w:sz w:val="21"/>
         </w:rPr>
-        <w:t xml:space="preserve">把管理者权力理论、代理理论和信号传递理论放在一起，重点并不是让三套理论去重复解释同一个后果，而是看它们各自负责哪一层。若简化来看，代理理论回答的是“补贴在什么条件下会被管理层截留”，管理者权力理论回答的是“这种截留依托什么内部安排发生”，信号传递理论则补充了“外部信息环境为什么会放大或压缩这一过程”。因此，在本文里，这三种理论并不是相互竞争的替代解释，而是分别对应条件、传导路径和情境。</w:t>
+        <w:t xml:space="preserve">把管理者权力理论、代理理论和信号传递理论放在一起，重点并不在让三套理论去重复解释同一个后果，关键是看它们各自负责哪一层。若简化来看，代理理论回答的是“补贴在什么条件下会被管理层截留”，管理者权力理论回答的是“这种截留依托什么内部安排发生”，信号传递理论则补充了“外部信息环境为什么会放大或压缩这一过程”。三种理论不是相互竞争的替代解释，它们分别对应条件、传导路径和情境。</w:t>
       </w:r>
     </w:p>
     <w:p>
@@ -8683,7 +8572,7 @@
           <w:b w:val="0"/>
           <w:sz w:val="21"/>
         </w:rPr>
-        <w:t xml:space="preserve">因此，本文把这些理论更多作为分析参照，而不是把任何一条经验结果直接解释为对某个理论本身的证实或证伪。它们共同提供的是一个更适合展开实证分析的视角组合：既看到资源如何进入企业，也看到权力如何重新分布，还看到外部信息环境如何改变这一过程的可见性和强弱。</w:t>
+        <w:t xml:space="preserve">因此，这些理论更多作为分析参照，而不是把任何一条经验结果直接解释为对某个理论本身的证实或证伪。它们共同提供的是一个更适合展开实证分析的视角组合：从资源如何进入企业，到权力如何重新分布，再到外部信息环境如何改变这一过程的可见性和强弱，都能找到对应的分析视角。</w:t>
       </w:r>
     </w:p>
     <w:bookmarkEnd w:id="17"/>
@@ -8726,7 +8615,7 @@
           <w:b w:val="0"/>
           <w:sz w:val="21"/>
         </w:rPr>
-        <w:t xml:space="preserve">如果把中国制度环境纳入进来，上述三套理论就需要再做一层本土化理解。中国上市公司获得的财政补贴并不只是一般意义上的现金流入，它往往同时嵌在地方政府竞争、产业政策导向、国资监管层级差异和信息透明度不均衡这些条件里。也正因为如此，补贴既是资源输入，也是制度安排的一部分；它改变的不只是利润表数字，还会连带改变高管与政府、董事会以及外部投资者之间的相对关系。</w:t>
+        <w:t xml:space="preserve">如果把中国制度环境纳入进来，上述三套理论就需要再做一层本土化理解。中国上市公司获得的财政补贴并非一般意义上的现金流入，它往往同时嵌在地方政府竞争、产业政策导向、国资监管层级差异和信息透明度不均衡这些条件里。补贴同时兼有资源输入和制度安排的双重属性，改变的是利润表数字，同时也重塑高管与政府、董事会以及外部投资者之间的相对关系。</w:t>
       </w:r>
     </w:p>
     <w:p>
@@ -8741,39 +8630,7 @@
           <w:b w:val="0"/>
           <w:sz w:val="21"/>
         </w:rPr>
-        <w:t xml:space="preserve">在这一情境下，至少有三点值得特别注意。补贴分配通常带有较强的政策导向和选择性，高管在申报、沟通和协调中的作用往往会被放大。补贴到账后的约束和追踪在不同地区和所有制企业之间并不均衡，一些企业面对的外部监督明显更弱。加之地方政府之间存在持续的财政竞争，各地在招商引资过程中都会主动使用补贴工具，补贴分配既反映中央政策意图，也受到地方财政余裕和招商策略的影响。本文基准工具变量之所以采用“同城市同年度其他公司平均补助”，制度逻辑就来自这种地方财政政策的共同波动；后文补充的精炼双工具变量，则进一步借助行业政策倾向和省市层面的留一法波动削弱共同冲击。考虑到安慰剂检验还暴露出时变行业趋势的混淆风险，本文进一步采用两类补充识别策略：一是使用“滞后三期同省同年其他企业平均补助”作为深度滞后工具变量，以更大的时间距离削弱反向因果；二是参照</w:t>
-      </w:r>
-      <w:r>
-        <w:rPr>
-          <w:rFonts w:ascii="Times New Roman" w:hAnsi="Times New Roman" w:eastAsia="宋体"/>
-          <w:b w:val="0"/>
-          <w:sz w:val="21"/>
-        </w:rPr>
-        <w:t xml:space="preserve"> </w:t>
-      </w:r>
-      <w:r>
-        <w:rPr>
-          <w:rFonts w:hint="eastAsia" w:ascii="Times New Roman" w:hAnsi="Times New Roman" w:eastAsia="宋体"/>
-          <w:b w:val="0"/>
-          <w:sz w:val="21"/>
-        </w:rPr>
-        <w:t xml:space="preserve">Lewbel（2012）的做法利用控制变量与一阶段残差乘积构造异方差内生工具变量，不依赖任何外部信息；此外还把企业早期补贴暴露度与全国（排除本省）行业补贴增量交互，构造</w:t>
-      </w:r>
-      <w:r>
-        <w:rPr>
-          <w:rFonts w:ascii="Times New Roman" w:hAnsi="Times New Roman" w:eastAsia="宋体"/>
-          <w:b w:val="0"/>
-          <w:sz w:val="21"/>
-        </w:rPr>
-        <w:t xml:space="preserve"> shift-share Bartik </w:t>
-      </w:r>
-      <w:r>
-        <w:rPr>
-          <w:rFonts w:hint="eastAsia" w:ascii="Times New Roman" w:hAnsi="Times New Roman" w:eastAsia="宋体"/>
-          <w:b w:val="0"/>
-          <w:sz w:val="21"/>
-        </w:rPr>
-        <w:t xml:space="preserve">工具变量，以利用行业外部冲击在不同既有暴露度企业之间的异质传导提取外生成分。</w:t>
+        <w:t xml:space="preserve">在这一情境下，至少有三点值得特别注意。补贴分配通常带有较强的政策导向和选择性，高管在申报、沟通和协调中的作用往往会被放大。补贴到账后的约束和追踪在不同地区和所有制企业之间并不均衡，一些企业面对的外部监督明显更弱。加之地方政府之间存在持续的财政竞争，各地在招商引资过程中都会主动使用补贴工具，补贴分配受中央政策意图和地方财政余裕、招商策略的共同影响。</w:t>
       </w:r>
     </w:p>
     <w:p>
@@ -8788,7 +8645,7 @@
           <w:b w:val="0"/>
           <w:sz w:val="21"/>
         </w:rPr>
-        <w:t xml:space="preserve">基于这一背景，“补贴带来资源扩张”与“补贴扩大管理层可支配空间”往往同时出现，因此本文不把补贴简单看作财务变量，而是把它视作同时牵动资源配置、权力结构和外部信号的复合性冲击。2015年以来国有企业薪酬制度改革又进一步加深了这种差异。中央出台的限薪令直接限制了央企和地方国企主要负责人的薪酬上限，并要求薪酬水平与企业绩效、职工收入挂钩。由此，即便国有企业获得较多补贴，其薪酬空间也会受到更强的行政约束；私营企业的薪酬安排则更多受市场机制和大股东意志支配，行政限薪的外部硬约束相对较弱。后文之所以将产权性质和行业监管强度作为重点异质性维度，理论动因也来自这里。</w:t>
+        <w:t xml:space="preserve">基准工具变量采用“同城市同年度其他公司平均补助”，制度逻辑就来自这种地方财政政策的共同波动；后文补充的精炼双工具变量，则进一步借助行业政策倾向和省市层面的留一法波动削弱共同冲击。</w:t>
       </w:r>
     </w:p>
     <w:p>
@@ -8803,7 +8660,69 @@
           <w:b w:val="0"/>
           <w:sz w:val="21"/>
         </w:rPr>
-        <w:t xml:space="preserve">顺着这一层制度背景往下看，就能理解本文为什么把固定效应、中介效应和机器学习稳健性检验放进同一套研究设计里。固定效应和滞后设定更适合区分“企业原本就不同”和“补贴变动之后发生了什么”；中介效应检验侧重观察权力渠道是否存在传导线索；机器学习稳健性检验则在统一样本上复核财政补贴与管理层权力在多变量竞争下是否仍保留信息含量，并观察财政补贴的局部趋势是否与</w:t>
+        <w:t xml:space="preserve">考虑到安慰剂检验还暴露出时变行业趋势的混淆风险，研究进一步采用两类补充识别策略：一是使用“滞后三期同省同年其他企业平均补助”作为深度滞后工具变量，以更大的时间距离削弱反向因果；二是参照</w:t>
+      </w:r>
+      <w:r>
+        <w:rPr>
+          <w:rFonts w:ascii="Times New Roman" w:hAnsi="Times New Roman" w:eastAsia="宋体"/>
+          <w:b w:val="0"/>
+          <w:sz w:val="21"/>
+        </w:rPr>
+        <w:t xml:space="preserve"> </w:t>
+      </w:r>
+      <w:r>
+        <w:rPr>
+          <w:rFonts w:hint="eastAsia" w:ascii="Times New Roman" w:hAnsi="Times New Roman" w:eastAsia="宋体"/>
+          <w:b w:val="0"/>
+          <w:sz w:val="21"/>
+        </w:rPr>
+        <w:t xml:space="preserve">Lewbel（2012）的做法利用控制变量与一阶段残差乘积构造异方差内生工具变量，不依赖任何外部信息；此外还把企业早期补贴暴露度与全国（排除本省）行业补贴增量交互，构造</w:t>
+      </w:r>
+      <w:r>
+        <w:rPr>
+          <w:rFonts w:ascii="Times New Roman" w:hAnsi="Times New Roman" w:eastAsia="宋体"/>
+          <w:b w:val="0"/>
+          <w:sz w:val="21"/>
+        </w:rPr>
+        <w:t xml:space="preserve"> shift-share Bartik </w:t>
+      </w:r>
+      <w:r>
+        <w:rPr>
+          <w:rFonts w:hint="eastAsia" w:ascii="Times New Roman" w:hAnsi="Times New Roman" w:eastAsia="宋体"/>
+          <w:b w:val="0"/>
+          <w:sz w:val="21"/>
+        </w:rPr>
+        <w:t xml:space="preserve">工具变量，以利用行业外部冲击在不同既有暴露度企业之间的异质传导提取外生成分。</w:t>
+      </w:r>
+    </w:p>
+    <w:p>
+      <w:pPr>
+        <w:spacing w:line="312" w:lineRule="auto" w:before="0" w:after="0"/>
+        <w:ind w:firstLine="420"/>
+        <w:jc w:val="both"/>
+      </w:pPr>
+      <w:r>
+        <w:rPr>
+          <w:rFonts w:hint="eastAsia" w:ascii="Times New Roman" w:hAnsi="Times New Roman" w:eastAsia="宋体"/>
+          <w:b w:val="0"/>
+          <w:sz w:val="21"/>
+        </w:rPr>
+        <w:t xml:space="preserve">基于这一背景，“补贴带来资源扩张”与“补贴扩大管理层可支配空间”往往同时出现，补贴因此不宜简单看作财务变量，而应视为同时牵动资源配置、权力结构和外部信号的复合性冲击。2015年以来国有企业薪酬制度改革又进一步加深了这种差异。中央出台的限薪令直接限制了央企和地方国企主要负责人的薪酬上限，并要求薪酬水平与企业绩效、职工收入挂钩。由此，即便国有企业获得较多补贴，其薪酬空间也会受到更强的行政约束；私营企业的薪酬安排则更多受市场机制和大股东意志支配，行政限薪的外部硬约束相对较弱。产权性质和行业监管强度因而成为后文重点分析的异质性维度。</w:t>
+      </w:r>
+    </w:p>
+    <w:p>
+      <w:pPr>
+        <w:spacing w:line="312" w:lineRule="auto" w:before="0" w:after="0"/>
+        <w:ind w:firstLine="420"/>
+        <w:jc w:val="both"/>
+      </w:pPr>
+      <w:r>
+        <w:rPr>
+          <w:rFonts w:hint="eastAsia" w:ascii="Times New Roman" w:hAnsi="Times New Roman" w:eastAsia="宋体"/>
+          <w:b w:val="0"/>
+          <w:sz w:val="21"/>
+        </w:rPr>
+        <w:t xml:space="preserve">这一制度背景也解释了为何研究设计同时包含固定效应、中介效应和机器学习稳健性检验。固定效应和滞后设定更适合区分“企业原本就不同”和“补贴变动之后发生了什么”；中介效应检验侧重观察权力渠道是否存在传导线索；机器学习稳健性检验则在统一样本上复核财政补贴与管理层权力在多变量竞争下是否仍保留信息含量，并观察财政补贴的局部趋势是否与</w:t>
       </w:r>
       <w:r>
         <w:rPr>
@@ -8819,7 +8738,7 @@
           <w:b w:val="0"/>
           <w:sz w:val="21"/>
         </w:rPr>
-        <w:t xml:space="preserve">保持一致。第二章的理论推演，归根到底要解释的并不只是补贴为什么会推高超额薪酬，更是为什么这一关系未必会在所有企业中以同样的强度出现。</w:t>
+        <w:t xml:space="preserve">保持一致。第二章的理论推演，归根到底要回答两个层面的问题：补贴为何可能与超额薪酬上升相伴随，以及为什么这一关系在不同企业中强度并不相同。</w:t>
       </w:r>
     </w:p>
     <w:bookmarkEnd w:id="18"/>
@@ -8863,7 +8782,7 @@
           <w:b w:val="0"/>
           <w:sz w:val="21"/>
         </w:rPr>
-        <w:t xml:space="preserve">以上讨论大致可以收束为一个分层框架：代理理论解释补贴为何会演化为管理层收益，管理者权力理论说明这种转化依赖什么内部结构，信号传递理论则补足外部信息环境怎样改变传导强弱。把三者合起来看，财政补贴就不只是资源变量，它还会通过组织地位、声誉背书和披露策略等渠道间接改写薪酬谈判的格局。后文控制变量的安排、中介检验的设计以及异质性维度的选择，基本都来自这一套推演。</w:t>
+        <w:t xml:space="preserve">以上讨论可以收束为一个分层框架：代理理论解释补贴为何会演化为管理层收益，管理者权力理论说明这种转化依赖什么内部结构，信号传递理论则补足外部信息环境怎样改变传导强弱。把三者合起来看，财政补贴就超出了单纯的资源变量含义，它会通过组织地位、声誉背书和披露策略等渠道间接改写薪酬谈判的格局。后文控制变量的安排、中介检验的设计以及异质性维度的选择，基本都来自这一套推演。</w:t>
       </w:r>
     </w:p>
     <w:p>
@@ -8878,7 +8797,7 @@
           <w:b w:val="0"/>
           <w:sz w:val="21"/>
         </w:rPr>
-        <w:t xml:space="preserve">基于上述理论分析，本文正式提出以下两个核心研究假设：</w:t>
+        <w:t xml:space="preserve">基于上述理论分析，提出以下两个核心研究假设：</w:t>
       </w:r>
     </w:p>
     <w:p>
@@ -9038,7 +8957,37 @@
           <w:b w:val="0"/>
           <w:sz w:val="21"/>
         </w:rPr>
-        <w:t xml:space="preserve">本文的整体分析框架可以概括为两条主线。第一条主线关注财政补贴与高管超额薪酬之间是否存在稳定的条件相关关系；第二条主线关注这种关系是否会经由管理层权力部分传导。产权性质、行业管制强度等制度因素则作为情境变量，用于考察上述关系在不同环境下是否呈现差异。企业获得财政补贴后，最直接的变化是可支配资源增加，账面利润也会随之改善，这会改变薪酬安排所面临的资源约束；同时，补贴从申请到使用通常都需要高管深度介入，这又会提升其在组织内部的议程设置权和资源支配权。基于这一逻辑，后文的实证部分按四步展开：先用基准回归确认主关联，再用稳健性检验考察关系是否稳定；随后开展工具变量检验、中介效应分析和异质性分析，尽量把识别边界、传导路径与制度情境差异说明清楚；最后再借助机器学习稳健性检验，在与机制模型一致的变量设定下复核财政补贴与管理层权力的重要性、方向一致性和财政补贴的局部趋势。这样的安排旨在让不同方法分别回答不同问题，而不是简单叠加方法以堆砌结论。</w:t>
+        <w:t xml:space="preserve">整体分析框架可以概括为两条主线。第一条主线关注财政补贴与高管超额薪酬之间是否存在稳定的条件相关关系；第二条主线关注这种关系是否会经由管理层权力部分传导。产权性质、行业管制强度等制度因素则作为情境变量，用于考察上述关系在不同环境下是否呈现差异。</w:t>
+      </w:r>
+    </w:p>
+    <w:p>
+      <w:pPr>
+        <w:spacing w:line="312" w:lineRule="auto" w:before="0" w:after="0"/>
+        <w:ind w:firstLine="420"/>
+        <w:jc w:val="both"/>
+      </w:pPr>
+      <w:r>
+        <w:rPr>
+          <w:rFonts w:hint="eastAsia" w:ascii="Times New Roman" w:hAnsi="Times New Roman" w:eastAsia="宋体"/>
+          <w:b w:val="0"/>
+          <w:sz w:val="21"/>
+        </w:rPr>
+        <w:t xml:space="preserve">企业获得财政补贴后，最直接的变化是可支配资源增加，账面利润也会随之改善，这会改变薪酬安排所面临的资源约束；同时，补贴从申请到使用通常都需要高管深度介入，这又会提升其在组织内部的议程设置权和资源支配权。</w:t>
+      </w:r>
+    </w:p>
+    <w:p>
+      <w:pPr>
+        <w:spacing w:line="312" w:lineRule="auto" w:before="0" w:after="0"/>
+        <w:ind w:firstLine="420"/>
+        <w:jc w:val="both"/>
+      </w:pPr>
+      <w:r>
+        <w:rPr>
+          <w:rFonts w:hint="eastAsia" w:ascii="Times New Roman" w:hAnsi="Times New Roman" w:eastAsia="宋体"/>
+          <w:b w:val="0"/>
+          <w:sz w:val="21"/>
+        </w:rPr>
+        <w:t xml:space="preserve">基于这一逻辑，后文的实证部分按四步展开：先用基准回归确认主关联，再用稳健性检验考察关系是否稳定；随后开展工具变量检验、中介效应分析和异质性分析，尽量把识别边界、传导路径与制度情境差异说明清楚；最后再借助机器学习稳健性检验，在与机制模型一致的变量设定下复核财政补贴与管理层权力的重要性、方向一致性和财政补贴的局部趋势。这样的安排旨在让不同方法分别回答不同问题，而不是简单叠加方法以堆砌结论。</w:t>
       </w:r>
     </w:p>
     <w:bookmarkEnd w:id="22"/>
@@ -9081,7 +9030,22 @@
           <w:b w:val="0"/>
           <w:sz w:val="21"/>
         </w:rPr>
-        <w:t xml:space="preserve">本文以2003—2024年沪深A股上市公司为研究总体，所需数据均来自国泰安（CSMAR）数据库，包括政府补助数据、高管薪酬数据、公司财务数据（资产负债表、利润表）、公司治理数据（董事会构成、股权结构）以及企业性质和地区分类信息。样本清理的思路是先保证可比性，再处理极端值和缺失问题。金融行业被首先剔除，因为其资产负债结构和监管氛围与一般实业企业差异过大，直接并入会让薪酬与补贴的比较基准失真。研究期间被</w:t>
+        <w:t xml:space="preserve">研究以2003—2024年沪深A股上市公司为总体，所需数据均来自国泰安（CSMAR）数据库，包括政府补助数据、高管薪酬数据、公司财务数据（资产负债表、利润表）、公司治理数据（董事会构成、股权结构）以及企业性质和地区分类信息。样本清理的思路是先保证可比性，再处理极端值和缺失问题。</w:t>
+      </w:r>
+    </w:p>
+    <w:p>
+      <w:pPr>
+        <w:spacing w:line="312" w:lineRule="auto" w:before="0" w:after="0"/>
+        <w:ind w:firstLine="420"/>
+        <w:jc w:val="both"/>
+      </w:pPr>
+      <w:r>
+        <w:rPr>
+          <w:rFonts w:hint="eastAsia" w:ascii="Times New Roman" w:hAnsi="Times New Roman" w:eastAsia="宋体"/>
+          <w:b w:val="0"/>
+          <w:sz w:val="21"/>
+        </w:rPr>
+        <w:t xml:space="preserve">金融行业被首先剔除，因为其资产负债结构和监管氛围与一般实业企业差异过大，直接并入会让薪酬与补贴的比较基准失真。研究期间被</w:t>
       </w:r>
       <w:r>
         <w:rPr>
@@ -9113,7 +9077,22 @@
           <w:b w:val="0"/>
           <w:sz w:val="21"/>
         </w:rPr>
-        <w:t xml:space="preserve">状态维表，本文按合并后简称字段中的标签进行识别和剔除，目的是排除财务异常、退市风险和极端经营状态的样本，尽量保证不同公司之间薪酬与补贴比较基准的可比性。对于政府补助数据，若公司年度未披露补助项目，则该年度补助金额记为0，以避免零补贴观测在对数处理时被机械删除；少量负值观测在构造基准对数变量时按0处理。地区变量</w:t>
+        <w:t xml:space="preserve">状态维表，实际操作按合并后简称字段中的标签进行识别和剔除，目的是排除财务异常、退市风险和极端经营状态的样本，尽量保证不同公司之间薪酬与补贴比较基准的可比性。</w:t>
+      </w:r>
+    </w:p>
+    <w:p>
+      <w:pPr>
+        <w:spacing w:line="312" w:lineRule="auto" w:before="0" w:after="0"/>
+        <w:ind w:firstLine="420"/>
+        <w:jc w:val="both"/>
+      </w:pPr>
+      <w:r>
+        <w:rPr>
+          <w:rFonts w:hint="eastAsia" w:ascii="Times New Roman" w:hAnsi="Times New Roman" w:eastAsia="宋体"/>
+          <w:b w:val="0"/>
+          <w:sz w:val="21"/>
+        </w:rPr>
+        <w:t xml:space="preserve">对于政府补助数据，若公司年度未披露补助项目，则该年度补助金额记为0，以避免零补贴观测在对数处理时被机械删除；少量负值观测在构造基准对数变量时按0处理。地区变量</w:t>
       </w:r>
       <w:r>
         <w:rPr>
@@ -9129,7 +9108,22 @@
           <w:b w:val="0"/>
           <w:sz w:val="21"/>
         </w:rPr>
-        <w:t xml:space="preserve">的识别则优先依据公司注册地址，若注册地址信息不足，再辅以办公地址与城市字段识别所属省级区域，并据此按“东部=0、中西部=1”编码，以避免仅依赖不完整城市名单造成的系统错分。核心变量缺失严重的观测值随后被删除，主要连续变量（Overpay除外）则统一在1%和99%分位数处做Winsorize缩尾。原始薪酬数据沿用CSMAR数据库既有缩尾口径，不再重复处理。经过这些步骤，原始公司—年度观测为70,559条；剔除金融行业后为69,142条；再剔除特殊处理样本后为63,011条；满足关键变量完整要求的样本为52,980条；满足期望薪酬模型完整案例要求的样本为52,805条；纳入管理层权力底层指标后，可用于构造</w:t>
+        <w:t xml:space="preserve">的识别则优先依据公司注册地址，若注册地址信息不足，再辅以办公地址与城市字段识别所属省级区域，并据此按“东部=0、中西部=1”编码，以避免仅依赖不完整城市名单造成的系统错分。核心变量缺失严重的观测值随后被删除，主要连续变量（Overpay除外）则统一在1%和99%分位数处做Winsorize缩尾。原始薪酬数据沿用CSMAR数据库既有缩尾口径，不再重复处理。</w:t>
+      </w:r>
+    </w:p>
+    <w:p>
+      <w:pPr>
+        <w:spacing w:line="312" w:lineRule="auto" w:before="0" w:after="0"/>
+        <w:ind w:firstLine="420"/>
+        <w:jc w:val="both"/>
+      </w:pPr>
+      <w:r>
+        <w:rPr>
+          <w:rFonts w:hint="eastAsia" w:ascii="Times New Roman" w:hAnsi="Times New Roman" w:eastAsia="宋体"/>
+          <w:b w:val="0"/>
+          <w:sz w:val="21"/>
+        </w:rPr>
+        <w:t xml:space="preserve">经过这些步骤，原始公司—年度观测为70,559条；剔除金融行业后为69,142条；再剔除特殊处理样本后为63,011条；满足关键变量完整要求的样本为52,980条；满足期望薪酬模型完整案例要求的样本为52,805条；纳入管理层权力底层指标后，可用于构造</w:t>
       </w:r>
       <w:r>
         <w:rPr>
@@ -9161,7 +9155,22 @@
           <w:b w:val="0"/>
           <w:sz w:val="21"/>
         </w:rPr>
-        <w:t xml:space="preserve">与滞后补助均完整后，统一样本为47,055条；机器学习稳健性检验与模型3至模型5保持同一变量口径，因此其可用样本同样为47,055条。时间窗口的设定有明确依据：样本从2003年开始，一是因为加入世贸组织后上市公司信息披露逐步规范，CSMAR</w:t>
+        <w:t xml:space="preserve">与滞后补助均完整后，统一样本为47,055条；机器学习稳健性检验与模型3至模型5保持同一变量口径，因此其可用样本同样为47,055条。</w:t>
+      </w:r>
+    </w:p>
+    <w:p>
+      <w:pPr>
+        <w:spacing w:line="312" w:lineRule="auto" w:before="0" w:after="0"/>
+        <w:ind w:firstLine="420"/>
+        <w:jc w:val="both"/>
+      </w:pPr>
+      <w:r>
+        <w:rPr>
+          <w:rFonts w:hint="eastAsia" w:ascii="Times New Roman" w:hAnsi="Times New Roman" w:eastAsia="宋体"/>
+          <w:b w:val="0"/>
+          <w:sz w:val="21"/>
+        </w:rPr>
+        <w:t xml:space="preserve">时间窗口的设定有明确依据：样本从2003年开始，一是因为加入世贸组织后上市公司信息披露逐步规范，CSMAR</w:t>
       </w:r>
       <w:r>
         <w:rPr>
@@ -9342,7 +9351,7 @@
           <w:b w:val="0"/>
           <w:sz w:val="21"/>
         </w:rPr>
-        <w:t xml:space="preserve">高管超额薪酬以期望薪酬模型的回归残差直接度量。本文以高管前三名薪酬总额的对数</w:t>
+        <w:t xml:space="preserve">高管超额薪酬以期望薪酬模型的回归残差直接度量。具体以高管前三名薪酬总额的对数</w:t>
       </w:r>
       <w:r>
         <w:rPr>
@@ -9422,12 +9431,1589 @@
           <w:b w:val="0"/>
           <w:sz w:val="21"/>
         </w:rPr>
-        <w:t xml:space="preserve">作为核心解释变量，并控制行业和年份固定效应。对应的期望薪酬模型为：</w:t>
+        <w:t xml:space="preserve">作为核心解释变量，并控制行业和年份固定效应。对应模型在第三章模型设定部分正式给出。</w:t>
+      </w:r>
+    </w:p>
+    <w:p>
+      <w:pPr>
+        <w:spacing w:line="312" w:lineRule="auto" w:before="0" w:after="0"/>
+        <w:ind w:firstLine="420"/>
+        <w:jc w:val="both"/>
+      </w:pPr>
+      <w:r>
+        <w:rPr>
+          <w:rFonts w:hint="eastAsia" w:ascii="Times New Roman" w:hAnsi="Times New Roman" w:eastAsia="宋体"/>
+          <w:b w:val="0"/>
+          <w:sz w:val="21"/>
+        </w:rPr>
+        <w:t xml:space="preserve">期望薪酬模型的残差项</w:t>
+      </w:r>
+      <w:r>
+        <w:rPr>
+          <w:rFonts w:ascii="Times New Roman" w:hAnsi="Times New Roman" w:eastAsia="宋体"/>
+          <w:b w:val="0"/>
+          <w:sz w:val="21"/>
+        </w:rPr>
+        <w:t xml:space="preserve"> </w:t>
+      </w:r>
+      <m:oMath>
+        <m:sSub>
+          <m:e>
+            <m:r>
+              <m:t>ε</m:t>
+            </m:r>
+          </m:e>
+          <m:sub>
+            <m:r>
+              <m:t>i</m:t>
+            </m:r>
+            <m:r>
+              <m:t>t</m:t>
+            </m:r>
+          </m:sub>
+        </m:sSub>
+      </m:oMath>
+      <w:r>
+        <w:rPr>
+          <w:rFonts w:ascii="Times New Roman" w:hAnsi="Times New Roman" w:eastAsia="宋体"/>
+          <w:b w:val="0"/>
+          <w:sz w:val="21"/>
+        </w:rPr>
+        <w:t xml:space="preserve"> </w:t>
+      </w:r>
+      <w:r>
+        <w:rPr>
+          <w:rFonts w:hint="eastAsia" w:ascii="Times New Roman" w:hAnsi="Times New Roman" w:eastAsia="宋体"/>
+          <w:b w:val="0"/>
+          <w:sz w:val="21"/>
+        </w:rPr>
+        <w:t xml:space="preserve">直接定义为</w:t>
+      </w:r>
+      <w:r>
+        <w:rPr>
+          <w:rFonts w:ascii="Times New Roman" w:hAnsi="Times New Roman" w:eastAsia="宋体"/>
+          <w:b w:val="0"/>
+          <w:sz w:val="21"/>
+        </w:rPr>
+        <w:t xml:space="preserve"> </w:t>
+      </w:r>
+      <m:oMath>
+        <m:sSub>
+          <m:e>
+            <m:r>
+              <m:rPr>
+                <m:nor/>
+                <m:sty m:val="p"/>
+              </m:rPr>
+              <m:t>Overpay</m:t>
+            </m:r>
+          </m:e>
+          <m:sub>
+            <m:r>
+              <m:t>i</m:t>
+            </m:r>
+            <m:r>
+              <m:t>t</m:t>
+            </m:r>
+          </m:sub>
+        </m:sSub>
+      </m:oMath>
+      <w:r>
+        <w:rPr>
+          <w:rFonts w:hint="eastAsia" w:ascii="Times New Roman" w:hAnsi="Times New Roman" w:eastAsia="宋体"/>
+          <w:b w:val="0"/>
+          <w:sz w:val="21"/>
+        </w:rPr>
+        <w:t xml:space="preserve">。使用高管前三名薪酬总额而非单个CEO薪酬，一方面是为了降低个别年份单一职位数据缺失或异常的影响；另一方面也因为中国上市公司重大决策往往由高管团队共同完成，团队层面的薪酬安排更能反映企业的整体激励取向。</w:t>
+      </w:r>
+      <m:oMath>
+        <m:sSub>
+          <m:e>
+            <m:r>
+              <m:rPr>
+                <m:nor/>
+                <m:sty m:val="p"/>
+              </m:rPr>
+              <m:t>Overpay</m:t>
+            </m:r>
+          </m:e>
+          <m:sub>
+            <m:r>
+              <m:t>i</m:t>
+            </m:r>
+            <m:r>
+              <m:t>t</m:t>
+            </m:r>
+          </m:sub>
+        </m:sSub>
+        <m:r>
+          <m:rPr>
+            <m:sty m:val="p"/>
+          </m:rPr>
+          <m:t>&gt;</m:t>
+        </m:r>
+        <m:r>
+          <m:t>0</m:t>
+        </m:r>
+      </m:oMath>
+      <w:r>
+        <w:rPr>
+          <w:rFonts w:ascii="Times New Roman" w:hAnsi="Times New Roman" w:eastAsia="宋体"/>
+          <w:b w:val="0"/>
+          <w:sz w:val="21"/>
+        </w:rPr>
+        <w:t xml:space="preserve"> </w:t>
+      </w:r>
+      <w:r>
+        <w:rPr>
+          <w:rFonts w:hint="eastAsia" w:ascii="Times New Roman" w:hAnsi="Times New Roman" w:eastAsia="宋体"/>
+          <w:b w:val="0"/>
+          <w:sz w:val="21"/>
+        </w:rPr>
+        <w:t xml:space="preserve">表示该企业高管获得了高于基准的薪酬，</w:t>
+      </w:r>
+      <m:oMath>
+        <m:sSub>
+          <m:e>
+            <m:r>
+              <m:rPr>
+                <m:nor/>
+                <m:sty m:val="p"/>
+              </m:rPr>
+              <m:t>Overpay</m:t>
+            </m:r>
+          </m:e>
+          <m:sub>
+            <m:r>
+              <m:t>i</m:t>
+            </m:r>
+            <m:r>
+              <m:t>t</m:t>
+            </m:r>
+          </m:sub>
+        </m:sSub>
+        <m:r>
+          <m:rPr>
+            <m:sty m:val="p"/>
+          </m:rPr>
+          <m:t>&lt;</m:t>
+        </m:r>
+        <m:r>
+          <m:t>0</m:t>
+        </m:r>
+      </m:oMath>
+      <w:r>
+        <w:rPr>
+          <w:rFonts w:ascii="Times New Roman" w:hAnsi="Times New Roman" w:eastAsia="宋体"/>
+          <w:b w:val="0"/>
+          <w:sz w:val="21"/>
+        </w:rPr>
+        <w:t xml:space="preserve"> </w:t>
+      </w:r>
+      <w:r>
+        <w:rPr>
+          <w:rFonts w:hint="eastAsia" w:ascii="Times New Roman" w:hAnsi="Times New Roman" w:eastAsia="宋体"/>
+          <w:b w:val="0"/>
+          <w:sz w:val="21"/>
+        </w:rPr>
+        <w:t xml:space="preserve">则表示其薪酬低于基准，这一情况在部分受薪酬管制约束的国有企业中并不少见。</w:t>
+      </w:r>
+    </w:p>
+    <w:bookmarkEnd w:id="24"/>
+    <w:bookmarkStart w:id="28" w:name="核心解释变量财政补贴强度lnsubsidy"/>
+    <w:p>
+      <w:pPr>
+        <w:pStyle w:val="31"/>
+        <w:spacing w:line="312" w:lineRule="auto" w:before="0" w:after="0"/>
+        <w:ind w:firstLine="420"/>
+        <w:jc w:val="left"/>
+      </w:pPr>
+      <w:bookmarkStart w:id="100" w:name="_TocAuto0028"/>
+      <w:r>
+        <w:rPr>
+          <w:rFonts w:ascii="Times New Roman" w:hAnsi="Times New Roman" w:eastAsia="宋体"/>
+          <w:b w:val="0"/>
+          <w:sz w:val="24"/>
+        </w:rPr>
+        <w:t xml:space="preserve">3.3.2 </w:t>
+      </w:r>
+      <w:r>
+        <w:rPr>
+          <w:rFonts w:hint="eastAsia" w:ascii="Times New Roman" w:hAnsi="Times New Roman" w:eastAsia="宋体"/>
+          <w:b w:val="0"/>
+          <w:sz w:val="24"/>
+        </w:rPr>
+        <w:t xml:space="preserve">核心解释变量：财政补贴强度（lnSubsidy）</w:t>
+      </w:r>
+      <w:bookmarkEnd w:id="100"/>
+    </w:p>
+    <w:p>
+      <w:pPr>
+        <w:spacing w:line="312" w:lineRule="auto" w:before="0" w:after="0"/>
+        <w:ind w:firstLine="420"/>
+        <w:jc w:val="both"/>
+      </w:pPr>
+      <w:r>
+        <w:rPr>
+          <w:rFonts w:hint="eastAsia" w:ascii="Times New Roman" w:hAnsi="Times New Roman" w:eastAsia="宋体"/>
+          <w:b w:val="0"/>
+          <w:sz w:val="21"/>
+        </w:rPr>
+        <w:t xml:space="preserve">核心解释变量为企业年度政府补助金额的对数值：</w:t>
       </w:r>
     </w:p>
     <w:p>
       <w:pPr>
         <w:pStyle w:val="a4"/>
+        <w:tabs>
+          <w:tab w:pos="8617" w:val="right"/>
+        </w:tabs>
+      </w:pPr>
+      <m:oMathPara>
+        <m:oMathParaPr>
+          <m:jc m:val="center"/>
+        </m:oMathParaPr>
+        <m:oMath>
+          <m:r>
+            <m:rPr>
+              <m:sty m:val="p"/>
+            </m:rPr>
+            <m:t>ln</m:t>
+          </m:r>
+          <m:sSub>
+            <m:e>
+              <m:r>
+                <m:rPr>
+                  <m:nor/>
+                  <m:sty m:val="p"/>
+                </m:rPr>
+                <m:t>Subsidy</m:t>
+              </m:r>
+            </m:e>
+            <m:sub>
+              <m:r>
+                <m:t>i</m:t>
+              </m:r>
+              <m:r>
+                <m:t>t</m:t>
+              </m:r>
+            </m:sub>
+          </m:sSub>
+          <m:r>
+            <m:rPr>
+              <m:sty m:val="p"/>
+            </m:rPr>
+            <m:t>=</m:t>
+          </m:r>
+          <m:r>
+            <m:rPr>
+              <m:sty m:val="p"/>
+            </m:rPr>
+            <m:t>ln</m:t>
+          </m:r>
+          <m:r>
+            <m:t>​</m:t>
+          </m:r>
+          <m:d>
+            <m:dPr>
+              <m:begChr m:val="("/>
+              <m:sepChr m:val=""/>
+              <m:endChr m:val=")"/>
+              <m:grow/>
+            </m:dPr>
+            <m:e>
+              <m:r>
+                <m:t>1</m:t>
+              </m:r>
+              <m:r>
+                <m:rPr>
+                  <m:sty m:val="p"/>
+                </m:rPr>
+                <m:t>+</m:t>
+              </m:r>
+              <m:r>
+                <m:rPr>
+                  <m:sty m:val="p"/>
+                </m:rPr>
+                <m:t>max</m:t>
+              </m:r>
+              <m:r>
+                <m:rPr>
+                  <m:sty m:val="p"/>
+                </m:rPr>
+                <m:t>(</m:t>
+              </m:r>
+              <m:sSub>
+                <m:e>
+                  <m:r>
+                    <m:rPr>
+                      <m:nor/>
+                      <m:sty m:val="p"/>
+                    </m:rPr>
+                    <m:t>GovernmentSubsidy</m:t>
+                  </m:r>
+                </m:e>
+                <m:sub>
+                  <m:r>
+                    <m:t>i</m:t>
+                  </m:r>
+                  <m:r>
+                    <m:t>t</m:t>
+                  </m:r>
+                </m:sub>
+              </m:sSub>
+              <m:r>
+                <m:rPr>
+                  <m:sty m:val="p"/>
+                </m:rPr>
+                <m:t>,</m:t>
+              </m:r>
+              <m:r>
+                <m:t>0</m:t>
+              </m:r>
+              <m:r>
+                <m:rPr>
+                  <m:sty m:val="p"/>
+                </m:rPr>
+                <m:t>)</m:t>
+              </m:r>
+            </m:e>
+          </m:d>
+        </m:oMath>
+      </m:oMathPara>
+      <w:r>
+        <w:rPr>
+          <w:rFonts w:ascii="Times New Roman" w:hAnsi="Times New Roman" w:eastAsia="Times New Roman"/>
+          <w:sz w:val="21"/>
+        </w:rPr>
+        <w:tab/>
+      </w:r>
+      <w:r>
+        <w:rPr>
+          <w:rFonts w:ascii="Times New Roman" w:hAnsi="Times New Roman" w:eastAsia="Times New Roman"/>
+          <w:sz w:val="21"/>
+        </w:rPr>
+        <w:t>(</w:t>
+      </w:r>
+      <w:r>
+        <w:rPr>
+          <w:rFonts w:ascii="Times New Roman" w:hAnsi="Times New Roman" w:eastAsia="Times New Roman"/>
+          <w:sz w:val="21"/>
+        </w:rPr>
+        <w:t>1</w:t>
+      </w:r>
+      <w:r>
+        <w:rPr>
+          <w:rFonts w:ascii="Times New Roman" w:hAnsi="Times New Roman" w:eastAsia="Times New Roman"/>
+          <w:sz w:val="21"/>
+        </w:rPr>
+        <w:t>)</w:t>
+      </w:r>
+    </w:p>
+    <w:p>
+      <w:pPr>
+        <w:spacing w:line="312" w:lineRule="auto" w:before="0" w:after="0"/>
+        <w:ind w:firstLine="420"/>
+        <w:jc w:val="both"/>
+      </w:pPr>
+      <w:r>
+        <w:rPr>
+          <w:rFonts w:hint="eastAsia" w:ascii="Times New Roman" w:hAnsi="Times New Roman" w:eastAsia="宋体"/>
+          <w:b w:val="0"/>
+          <w:sz w:val="21"/>
+        </w:rPr>
+        <w:t xml:space="preserve">这里沿用</w:t>
+      </w:r>
+      <m:oMath>
+        <m:r>
+          <m:rPr>
+            <m:sty m:val="p"/>
+          </m:rPr>
+          <m:t>ln</m:t>
+        </m:r>
+        <m:r>
+          <m:rPr>
+            <m:sty m:val="p"/>
+          </m:rPr>
+          <m:t>(</m:t>
+        </m:r>
+        <m:r>
+          <m:t>1</m:t>
+        </m:r>
+        <m:r>
+          <m:rPr>
+            <m:sty m:val="p"/>
+          </m:rPr>
+          <m:t>+</m:t>
+        </m:r>
+        <m:r>
+          <m:rPr>
+            <m:nor/>
+            <m:sty m:val="p"/>
+          </m:rPr>
+          <m:t>Subsidy</m:t>
+        </m:r>
+        <m:r>
+          <m:rPr>
+            <m:sty m:val="p"/>
+          </m:rPr>
+          <m:t>)</m:t>
+        </m:r>
+      </m:oMath>
+      <w:r>
+        <w:rPr>
+          <w:rFonts w:hint="eastAsia" w:ascii="Times New Roman" w:hAnsi="Times New Roman" w:eastAsia="宋体"/>
+          <w:b w:val="0"/>
+          <w:sz w:val="21"/>
+        </w:rPr>
+        <w:t xml:space="preserve">作为基准口径，主要有两点考虑。政府补助金额分布右偏明显，企业间规模差异较大，对数化有助于压缩极端值带来的波动。同时，若直接对补助金额取自然对数，则零补助公司年度会被剔除，不利于在全体样本上讨论补贴强弱差异，据此，未披露补助的公司年度记为0，并在基准回归中使用</w:t>
+      </w:r>
+      <m:oMath>
+        <m:r>
+          <m:rPr>
+            <m:sty m:val="p"/>
+          </m:rPr>
+          <m:t>ln</m:t>
+        </m:r>
+        <m:r>
+          <m:rPr>
+            <m:sty m:val="p"/>
+          </m:rPr>
+          <m:t>(</m:t>
+        </m:r>
+        <m:r>
+          <m:t>1</m:t>
+        </m:r>
+        <m:r>
+          <m:rPr>
+            <m:sty m:val="p"/>
+          </m:rPr>
+          <m:t>+</m:t>
+        </m:r>
+        <m:r>
+          <m:rPr>
+            <m:nor/>
+            <m:sty m:val="p"/>
+          </m:rPr>
+          <m:t>Subsidy</m:t>
+        </m:r>
+        <m:r>
+          <m:rPr>
+            <m:sty m:val="p"/>
+          </m:rPr>
+          <m:t>)</m:t>
+        </m:r>
+      </m:oMath>
+      <w:r>
+        <w:rPr>
+          <w:rFonts w:hint="eastAsia" w:ascii="Times New Roman" w:hAnsi="Times New Roman" w:eastAsia="宋体"/>
+          <w:b w:val="0"/>
+          <w:sz w:val="21"/>
+        </w:rPr>
+        <w:t xml:space="preserve">。稳健性检验部分另行使用“仅对正补助取对数”的替代口径，以检验结论对补贴定义方式是否敏感。</w:t>
+      </w:r>
+    </w:p>
+    <w:bookmarkEnd w:id="25"/>
+    <w:bookmarkStart w:id="29" w:name="控制变量"/>
+    <w:p>
+      <w:pPr>
+        <w:pStyle w:val="31"/>
+        <w:spacing w:line="312" w:lineRule="auto" w:before="0" w:after="0"/>
+        <w:ind w:firstLine="420"/>
+        <w:jc w:val="left"/>
+      </w:pPr>
+      <w:bookmarkStart w:id="101" w:name="_TocAuto0029"/>
+      <w:r>
+        <w:rPr>
+          <w:rFonts w:ascii="Times New Roman" w:hAnsi="Times New Roman" w:eastAsia="宋体"/>
+          <w:b w:val="0"/>
+          <w:sz w:val="24"/>
+        </w:rPr>
+        <w:t xml:space="preserve">3.3.3 </w:t>
+      </w:r>
+      <w:r>
+        <w:rPr>
+          <w:rFonts w:hint="eastAsia" w:ascii="Times New Roman" w:hAnsi="Times New Roman" w:eastAsia="宋体"/>
+          <w:b w:val="0"/>
+          <w:sz w:val="24"/>
+        </w:rPr>
+        <w:t xml:space="preserve">控制变量</w:t>
+      </w:r>
+      <w:bookmarkEnd w:id="101"/>
+    </w:p>
+    <w:p>
+      <w:pPr>
+        <w:spacing w:line="312" w:lineRule="auto" w:before="0" w:after="0"/>
+        <w:ind w:firstLine="420"/>
+        <w:jc w:val="both"/>
+      </w:pPr>
+      <w:r>
+        <w:rPr>
+          <w:rFonts w:hint="eastAsia" w:ascii="Times New Roman" w:hAnsi="Times New Roman" w:eastAsia="宋体"/>
+          <w:b w:val="0"/>
+          <w:sz w:val="21"/>
+        </w:rPr>
+        <w:t xml:space="preserve">控制变量分成两个阶段来设定，原因在于两阶段模型各自承担的任务并不一样。第一阶段的目标，是尽量准确地估计“合理薪酬”或“期望薪酬”，因此控制项要尽量覆盖那些决定正常薪酬基准的公司特征，包括</w:t>
+      </w:r>
+      <w:r>
+        <w:rPr>
+          <w:rFonts w:hint="eastAsia" w:ascii="Times New Roman" w:hAnsi="Times New Roman" w:eastAsia="宋体"/>
+          <w:b w:val="0"/>
+          <w:bCs/>
+          <w:sz w:val="21"/>
+        </w:rPr>
+        <w:t xml:space="preserve">企业规模</w:t>
+      </w:r>
+      <w:r>
+        <w:rPr>
+          <w:rFonts w:hint="eastAsia" w:ascii="Times New Roman" w:hAnsi="Times New Roman" w:eastAsia="宋体"/>
+          <w:b w:val="0"/>
+          <w:sz w:val="21"/>
+        </w:rPr>
+        <w:t xml:space="preserve">（</w:t>
+      </w:r>
+      <m:oMath>
+        <m:r>
+          <m:rPr>
+            <m:sty m:val="p"/>
+          </m:rPr>
+          <m:t>ln</m:t>
+        </m:r>
+        <m:r>
+          <m:rPr>
+            <m:nor/>
+            <m:sty m:val="p"/>
+          </m:rPr>
+          <m:t>Sale</m:t>
+        </m:r>
+      </m:oMath>
+      <w:r>
+        <w:rPr>
+          <w:rFonts w:hint="eastAsia" w:ascii="Times New Roman" w:hAnsi="Times New Roman" w:eastAsia="宋体"/>
+          <w:b w:val="0"/>
+          <w:sz w:val="21"/>
+        </w:rPr>
+        <w:t xml:space="preserve">）、</w:t>
+      </w:r>
+      <w:r>
+        <w:rPr>
+          <w:rFonts w:hint="eastAsia" w:ascii="Times New Roman" w:hAnsi="Times New Roman" w:eastAsia="宋体"/>
+          <w:b w:val="0"/>
+          <w:bCs/>
+          <w:sz w:val="21"/>
+        </w:rPr>
+        <w:t xml:space="preserve">盈利能力</w:t>
+      </w:r>
+      <w:r>
+        <w:rPr>
+          <w:rFonts w:hint="eastAsia" w:ascii="Times New Roman" w:hAnsi="Times New Roman" w:eastAsia="宋体"/>
+          <w:b w:val="0"/>
+          <w:sz w:val="21"/>
+        </w:rPr>
+        <w:t xml:space="preserve">（Roa）、</w:t>
+      </w:r>
+      <w:r>
+        <w:rPr>
+          <w:rFonts w:hint="eastAsia" w:ascii="Times New Roman" w:hAnsi="Times New Roman" w:eastAsia="宋体"/>
+          <w:b w:val="0"/>
+          <w:bCs/>
+          <w:sz w:val="21"/>
+        </w:rPr>
+        <w:t xml:space="preserve">无形资产占比</w:t>
+      </w:r>
+      <w:r>
+        <w:rPr>
+          <w:rFonts w:hint="eastAsia" w:ascii="Times New Roman" w:hAnsi="Times New Roman" w:eastAsia="宋体"/>
+          <w:b w:val="0"/>
+          <w:sz w:val="21"/>
+        </w:rPr>
+        <w:t xml:space="preserve">（IA）和</w:t>
+      </w:r>
+      <w:r>
+        <w:rPr>
+          <w:rFonts w:hint="eastAsia" w:ascii="Times New Roman" w:hAnsi="Times New Roman" w:eastAsia="宋体"/>
+          <w:b w:val="0"/>
+          <w:bCs/>
+          <w:sz w:val="21"/>
+        </w:rPr>
+        <w:t xml:space="preserve">地区虚拟变量</w:t>
+      </w:r>
+      <w:r>
+        <w:rPr>
+          <w:rFonts w:hint="eastAsia" w:ascii="Times New Roman" w:hAnsi="Times New Roman" w:eastAsia="宋体"/>
+          <w:b w:val="0"/>
+          <w:sz w:val="21"/>
+        </w:rPr>
+        <w:t xml:space="preserve">（Zone），并进一步控制行业和年份效应，把规模、业绩、资产结构以及地区薪酬基准这些常规差异尽量吸收进期望薪酬模型。</w:t>
+      </w:r>
+    </w:p>
+    <w:p>
+      <w:pPr>
+        <w:spacing w:line="312" w:lineRule="auto" w:before="0" w:after="0"/>
+        <w:ind w:firstLine="420"/>
+        <w:jc w:val="both"/>
+      </w:pPr>
+      <w:r>
+        <w:rPr>
+          <w:rFonts w:hint="eastAsia" w:ascii="Times New Roman" w:hAnsi="Times New Roman" w:eastAsia="宋体"/>
+          <w:b w:val="0"/>
+          <w:sz w:val="21"/>
+        </w:rPr>
+        <w:t xml:space="preserve">第二阶段的关注点转向财政补贴与“超额薪酬”之间的联系，因此控制项收缩为更直接关系到薪酬契约合理性、监督强度和寻租空间的变量，即</w:t>
+      </w:r>
+      <w:r>
+        <w:rPr>
+          <w:rFonts w:hint="eastAsia" w:ascii="Times New Roman" w:hAnsi="Times New Roman" w:eastAsia="宋体"/>
+          <w:b w:val="0"/>
+          <w:bCs/>
+          <w:sz w:val="21"/>
+        </w:rPr>
+        <w:t xml:space="preserve">盈利能力</w:t>
+      </w:r>
+      <w:r>
+        <w:rPr>
+          <w:rFonts w:hint="eastAsia" w:ascii="Times New Roman" w:hAnsi="Times New Roman" w:eastAsia="宋体"/>
+          <w:b w:val="0"/>
+          <w:sz w:val="21"/>
+        </w:rPr>
+        <w:t xml:space="preserve">（Roa）、</w:t>
+      </w:r>
+      <w:r>
+        <w:rPr>
+          <w:rFonts w:hint="eastAsia" w:ascii="Times New Roman" w:hAnsi="Times New Roman" w:eastAsia="宋体"/>
+          <w:b w:val="0"/>
+          <w:bCs/>
+          <w:sz w:val="21"/>
+        </w:rPr>
+        <w:t xml:space="preserve">财务杠杆</w:t>
+      </w:r>
+      <w:r>
+        <w:rPr>
+          <w:rFonts w:hint="eastAsia" w:ascii="Times New Roman" w:hAnsi="Times New Roman" w:eastAsia="宋体"/>
+          <w:b w:val="0"/>
+          <w:sz w:val="21"/>
+        </w:rPr>
+        <w:t xml:space="preserve">（Lever）和</w:t>
+      </w:r>
+      <w:r>
+        <w:rPr>
+          <w:rFonts w:hint="eastAsia" w:ascii="Times New Roman" w:hAnsi="Times New Roman" w:eastAsia="宋体"/>
+          <w:b w:val="0"/>
+          <w:bCs/>
+          <w:sz w:val="21"/>
+        </w:rPr>
+        <w:t xml:space="preserve">第一大股东持股比例</w:t>
+      </w:r>
+      <w:r>
+        <w:rPr>
+          <w:rFonts w:hint="eastAsia" w:ascii="Times New Roman" w:hAnsi="Times New Roman" w:eastAsia="宋体"/>
+          <w:b w:val="0"/>
+          <w:sz w:val="21"/>
+        </w:rPr>
+        <w:t xml:space="preserve">（Top1），同时统一纳入公司和年份固定效应。这样安排的逻辑比较直接：财务杠杆对应债务约束，大股东持股比例代表外部监督能力，公司固定效应和年份固定效应则分别吸收稳定个体差异与共同宏观冲击。无形资产占比对应企业对知识资本的依赖程度；Zone</w:t>
+      </w:r>
+      <w:r>
+        <w:rPr>
+          <w:rFonts w:ascii="Times New Roman" w:hAnsi="Times New Roman" w:eastAsia="宋体"/>
+          <w:b w:val="0"/>
+          <w:sz w:val="21"/>
+        </w:rPr>
+        <w:t xml:space="preserve"> </w:t>
+      </w:r>
+      <w:r>
+        <w:rPr>
+          <w:rFonts w:hint="eastAsia" w:ascii="Times New Roman" w:hAnsi="Times New Roman" w:eastAsia="宋体"/>
+          <w:b w:val="0"/>
+          <w:sz w:val="21"/>
+        </w:rPr>
+        <w:t xml:space="preserve">依据注册地址优先、办公地址补充的规则识别企业所属东中西部地区，但由于它在公司层面基本稳定，在第二阶段会被公司固定效应吸收，因此不再单独进入方程。主要变量定义汇总见表3-1。</w:t>
+      </w:r>
+    </w:p>
+    <w:p>
+      <w:pPr>
+        <w:spacing w:line="312" w:lineRule="auto" w:before="0" w:after="0"/>
+        <w:ind w:firstLine="0"/>
+        <w:jc w:val="center"/>
+      </w:pPr>
+      <w:r>
+        <w:rPr>
+          <w:rFonts w:hint="eastAsia" w:ascii="Times New Roman" w:hAnsi="Times New Roman" w:eastAsia="宋体"/>
+          <w:b/>
+          <w:sz w:val="18"/>
+        </w:rPr>
+        <w:t xml:space="preserve">表3-1</w:t>
+      </w:r>
+      <w:r>
+        <w:rPr>
+          <w:rFonts w:ascii="Times New Roman" w:hAnsi="Times New Roman" w:eastAsia="宋体"/>
+          <w:b/>
+          <w:sz w:val="18"/>
+        </w:rPr>
+        <w:t xml:space="preserve"> </w:t>
+      </w:r>
+      <w:r>
+        <w:rPr>
+          <w:rFonts w:hint="eastAsia" w:ascii="Times New Roman" w:hAnsi="Times New Roman" w:eastAsia="宋体"/>
+          <w:b/>
+          <w:sz w:val="18"/>
+        </w:rPr>
+        <w:t xml:space="preserve">主要变量定义</w:t>
+      </w:r>
+    </w:p>
+    <w:tbl>
+      <w:tblPr>
+        <w:tblStyle w:val="Table"/>
+        <w:tblW w:type="pct" w:w="5000"/>
+        <w:jc w:val="center"/>
+        <w:tblLayout w:type="fixed"/>
+        <w:tblLook w:firstRow="1" w:lastRow="0" w:firstColumn="0" w:lastColumn="0" w:noHBand="0" w:noVBand="0" w:val="0020"/>
+      </w:tblPr>
+      <w:tblGrid>
+        <w:gridCol w:w="2640"/>
+        <w:gridCol w:w="2640"/>
+        <w:gridCol w:w="2640"/>
+      </w:tblGrid>
+      <w:tr>
+        <w:trPr>
+          <w:tblHeader w:val="on"/>
+        </w:trPr>
+        <w:tc>
+          <w:tcPr>
+            <w:tcBorders>
+              <w:top w:val="single" w:sz="12" w:color="000000"/>
+              <w:bottom w:val="single" w:sz="12" w:color="000000"/>
+            </w:tcBorders>
+          </w:tcPr>
+          <w:p>
+            <w:pPr>
+              <w:pStyle w:val="Compact"/>
+              <w:spacing w:line="240" w:lineRule="auto" w:before="0" w:after="0"/>
+              <w:ind w:firstLine="0"/>
+              <w:jc w:val="left"/>
+            </w:pPr>
+            <w:r>
+              <w:rPr>
+                <w:rFonts w:hint="eastAsia" w:ascii="Times New Roman" w:hAnsi="Times New Roman" w:eastAsia="宋体"/>
+                <w:b/>
+                <w:sz w:val="18"/>
+              </w:rPr>
+              <w:t xml:space="preserve">变量名</w:t>
+            </w:r>
+          </w:p>
+        </w:tc>
+        <w:tc>
+          <w:tcPr>
+            <w:tcBorders>
+              <w:top w:val="single" w:sz="12" w:color="000000"/>
+              <w:bottom w:val="single" w:sz="12" w:color="000000"/>
+            </w:tcBorders>
+          </w:tcPr>
+          <w:p>
+            <w:pPr>
+              <w:pStyle w:val="Compact"/>
+              <w:spacing w:line="240" w:lineRule="auto" w:before="0" w:after="0"/>
+              <w:ind w:firstLine="0"/>
+              <w:jc w:val="center"/>
+            </w:pPr>
+            <w:r>
+              <w:rPr>
+                <w:rFonts w:hint="eastAsia" w:ascii="Times New Roman" w:hAnsi="Times New Roman" w:eastAsia="宋体"/>
+                <w:b/>
+                <w:sz w:val="18"/>
+              </w:rPr>
+              <w:t xml:space="preserve">符号</w:t>
+            </w:r>
+          </w:p>
+        </w:tc>
+        <w:tc>
+          <w:tcPr>
+            <w:tcBorders>
+              <w:top w:val="single" w:sz="12" w:color="000000"/>
+              <w:bottom w:val="single" w:sz="12" w:color="000000"/>
+            </w:tcBorders>
+          </w:tcPr>
+          <w:p>
+            <w:pPr>
+              <w:pStyle w:val="Compact"/>
+              <w:spacing w:line="240" w:lineRule="auto" w:before="0" w:after="0"/>
+              <w:ind w:firstLine="0"/>
+              <w:jc w:val="center"/>
+            </w:pPr>
+            <w:r>
+              <w:rPr>
+                <w:rFonts w:hint="eastAsia" w:ascii="Times New Roman" w:hAnsi="Times New Roman" w:eastAsia="宋体"/>
+                <w:b/>
+                <w:sz w:val="18"/>
+              </w:rPr>
+              <w:t xml:space="preserve">定义</w:t>
+            </w:r>
+          </w:p>
+        </w:tc>
+      </w:tr>
+      <w:tr>
+        <w:tc>
+          <w:tcPr/>
+          <w:p>
+            <w:pPr>
+              <w:pStyle w:val="Compact"/>
+              <w:spacing w:line="240" w:lineRule="auto" w:before="0" w:after="0"/>
+              <w:ind w:firstLine="0"/>
+              <w:jc w:val="left"/>
+            </w:pPr>
+            <w:r>
+              <w:rPr>
+                <w:rFonts w:hint="eastAsia" w:ascii="Times New Roman" w:hAnsi="Times New Roman" w:eastAsia="宋体"/>
+                <w:sz w:val="18"/>
+              </w:rPr>
+              <w:t xml:space="preserve">高管超额薪酬</w:t>
+            </w:r>
+          </w:p>
+        </w:tc>
+        <w:tc>
+          <w:tcPr/>
+          <w:p>
+            <w:pPr>
+              <w:pStyle w:val="Compact"/>
+              <w:spacing w:line="240" w:lineRule="auto" w:before="0" w:after="0"/>
+              <w:ind w:firstLine="0"/>
+              <w:jc w:val="center"/>
+            </w:pPr>
+            <w:r>
+              <w:rPr>
+                <w:rFonts w:ascii="Times New Roman" w:hAnsi="Times New Roman" w:eastAsia="宋体"/>
+                <w:sz w:val="18"/>
+              </w:rPr>
+              <w:t xml:space="preserve">Overpay</w:t>
+            </w:r>
+          </w:p>
+        </w:tc>
+        <w:tc>
+          <w:tcPr/>
+          <w:p>
+            <w:pPr>
+              <w:pStyle w:val="Compact"/>
+              <w:spacing w:line="240" w:lineRule="auto" w:before="0" w:after="0"/>
+              <w:ind w:firstLine="0"/>
+              <w:jc w:val="center"/>
+            </w:pPr>
+            <w:r>
+              <w:rPr>
+                <w:rFonts w:hint="eastAsia" w:ascii="Times New Roman" w:hAnsi="Times New Roman" w:eastAsia="宋体"/>
+                <w:sz w:val="18"/>
+              </w:rPr>
+              <w:t xml:space="preserve">期望薪酬模型回归残差，正值表示薪酬高于基准</w:t>
+            </w:r>
+          </w:p>
+        </w:tc>
+      </w:tr>
+      <w:tr>
+        <w:tc>
+          <w:tcPr/>
+          <w:p>
+            <w:pPr>
+              <w:pStyle w:val="Compact"/>
+              <w:spacing w:line="240" w:lineRule="auto" w:before="0" w:after="0"/>
+              <w:ind w:firstLine="0"/>
+              <w:jc w:val="left"/>
+            </w:pPr>
+            <w:r>
+              <w:rPr>
+                <w:rFonts w:hint="eastAsia" w:ascii="Times New Roman" w:hAnsi="Times New Roman" w:eastAsia="宋体"/>
+                <w:sz w:val="18"/>
+              </w:rPr>
+              <w:t xml:space="preserve">财政补贴强度</w:t>
+            </w:r>
+          </w:p>
+        </w:tc>
+        <w:tc>
+          <w:tcPr/>
+          <w:p>
+            <w:pPr>
+              <w:pStyle w:val="Compact"/>
+              <w:spacing w:line="240" w:lineRule="auto" w:before="0" w:after="0"/>
+              <w:ind w:firstLine="0"/>
+              <w:jc w:val="center"/>
+            </w:pPr>
+            <w:r>
+              <w:rPr>
+                <w:rFonts w:ascii="Times New Roman" w:hAnsi="Times New Roman" w:eastAsia="宋体"/>
+                <w:sz w:val="18"/>
+              </w:rPr>
+              <w:t xml:space="preserve">lnSubsidy</w:t>
+            </w:r>
+          </w:p>
+        </w:tc>
+        <w:tc>
+          <w:tcPr/>
+          <w:p>
+            <w:pPr>
+              <w:pStyle w:val="Compact"/>
+              <w:spacing w:line="240" w:lineRule="auto" w:before="0" w:after="0"/>
+              <w:ind w:firstLine="0"/>
+              <w:jc w:val="center"/>
+            </w:pPr>
+            <w:r>
+              <w:rPr>
+                <w:rFonts w:hint="eastAsia" w:ascii="Times New Roman" w:hAnsi="Times New Roman" w:eastAsia="宋体"/>
+                <w:sz w:val="18"/>
+              </w:rPr>
+              <w:t xml:space="preserve">ln(1+政府补助)，未披露补助记为0</w:t>
+            </w:r>
+          </w:p>
+        </w:tc>
+      </w:tr>
+      <w:tr>
+        <w:tc>
+          <w:tcPr/>
+          <w:p>
+            <w:pPr>
+              <w:pStyle w:val="Compact"/>
+              <w:spacing w:line="240" w:lineRule="auto" w:before="0" w:after="0"/>
+              <w:ind w:firstLine="0"/>
+              <w:jc w:val="left"/>
+            </w:pPr>
+            <w:r>
+              <w:rPr>
+                <w:rFonts w:hint="eastAsia" w:ascii="Times New Roman" w:hAnsi="Times New Roman" w:eastAsia="宋体"/>
+                <w:sz w:val="18"/>
+              </w:rPr>
+              <w:t xml:space="preserve">管理层权力</w:t>
+            </w:r>
+          </w:p>
+        </w:tc>
+        <w:tc>
+          <w:tcPr/>
+          <w:p>
+            <w:pPr>
+              <w:pStyle w:val="Compact"/>
+              <w:spacing w:line="240" w:lineRule="auto" w:before="0" w:after="0"/>
+              <w:ind w:firstLine="0"/>
+              <w:jc w:val="center"/>
+            </w:pPr>
+            <w:r>
+              <w:rPr>
+                <w:rFonts w:ascii="Times New Roman" w:hAnsi="Times New Roman" w:eastAsia="宋体"/>
+                <w:sz w:val="18"/>
+              </w:rPr>
+              <w:t xml:space="preserve">Power</w:t>
+            </w:r>
+          </w:p>
+        </w:tc>
+        <w:tc>
+          <w:tcPr/>
+          <w:p>
+            <w:pPr>
+              <w:pStyle w:val="Compact"/>
+              <w:spacing w:line="240" w:lineRule="auto" w:before="0" w:after="0"/>
+              <w:ind w:firstLine="0"/>
+              <w:jc w:val="center"/>
+            </w:pPr>
+            <w:r>
+              <w:rPr>
+                <w:rFonts w:hint="eastAsia" w:ascii="Times New Roman" w:hAnsi="Times New Roman" w:eastAsia="宋体"/>
+                <w:sz w:val="18"/>
+              </w:rPr>
+              <w:t xml:space="preserve">基于</w:t>
+            </w:r>
+            <w:r>
+              <w:rPr>
+                <w:rFonts w:ascii="Times New Roman" w:hAnsi="Times New Roman" w:eastAsia="宋体"/>
+                <w:sz w:val="18"/>
+              </w:rPr>
+              <w:t xml:space="preserve"> Dual、Boardsize、Insider、Mgshder </w:t>
+            </w:r>
+            <w:r>
+              <w:rPr>
+                <w:rFonts w:hint="eastAsia" w:ascii="Times New Roman" w:hAnsi="Times New Roman" w:eastAsia="宋体"/>
+                <w:sz w:val="18"/>
+              </w:rPr>
+              <w:t xml:space="preserve">四项指标的FA综合得分</w:t>
+            </w:r>
+          </w:p>
+        </w:tc>
+      </w:tr>
+      <w:tr>
+        <w:tc>
+          <w:tcPr/>
+          <w:p>
+            <w:pPr>
+              <w:pStyle w:val="Compact"/>
+              <w:spacing w:line="240" w:lineRule="auto" w:before="0" w:after="0"/>
+              <w:ind w:firstLine="0"/>
+              <w:jc w:val="left"/>
+            </w:pPr>
+            <w:r>
+              <w:rPr>
+                <w:rFonts w:hint="eastAsia" w:ascii="Times New Roman" w:hAnsi="Times New Roman" w:eastAsia="宋体"/>
+                <w:sz w:val="18"/>
+              </w:rPr>
+              <w:t xml:space="preserve">业绩</w:t>
+            </w:r>
+          </w:p>
+        </w:tc>
+        <w:tc>
+          <w:tcPr/>
+          <w:p>
+            <w:pPr>
+              <w:pStyle w:val="Compact"/>
+              <w:spacing w:line="240" w:lineRule="auto" w:before="0" w:after="0"/>
+              <w:ind w:firstLine="0"/>
+              <w:jc w:val="center"/>
+            </w:pPr>
+            <w:r>
+              <w:rPr>
+                <w:rFonts w:ascii="Times New Roman" w:hAnsi="Times New Roman" w:eastAsia="宋体"/>
+                <w:sz w:val="18"/>
+              </w:rPr>
+              <w:t xml:space="preserve">Roa</w:t>
+            </w:r>
+          </w:p>
+        </w:tc>
+        <w:tc>
+          <w:tcPr/>
+          <w:p>
+            <w:pPr>
+              <w:pStyle w:val="Compact"/>
+              <w:spacing w:line="240" w:lineRule="auto" w:before="0" w:after="0"/>
+              <w:ind w:firstLine="0"/>
+              <w:jc w:val="center"/>
+            </w:pPr>
+            <w:r>
+              <w:rPr>
+                <w:rFonts w:hint="eastAsia" w:ascii="Times New Roman" w:hAnsi="Times New Roman" w:eastAsia="宋体"/>
+                <w:sz w:val="18"/>
+              </w:rPr>
+              <w:t xml:space="preserve">净利润/总资产</w:t>
+            </w:r>
+          </w:p>
+        </w:tc>
+      </w:tr>
+      <w:tr>
+        <w:tc>
+          <w:tcPr/>
+          <w:p>
+            <w:pPr>
+              <w:pStyle w:val="Compact"/>
+              <w:spacing w:line="240" w:lineRule="auto" w:before="0" w:after="0"/>
+              <w:ind w:firstLine="0"/>
+              <w:jc w:val="left"/>
+            </w:pPr>
+            <w:r>
+              <w:rPr>
+                <w:rFonts w:hint="eastAsia" w:ascii="Times New Roman" w:hAnsi="Times New Roman" w:eastAsia="宋体"/>
+                <w:sz w:val="18"/>
+              </w:rPr>
+              <w:t xml:space="preserve">财务杠杆</w:t>
+            </w:r>
+          </w:p>
+        </w:tc>
+        <w:tc>
+          <w:tcPr/>
+          <w:p>
+            <w:pPr>
+              <w:pStyle w:val="Compact"/>
+              <w:spacing w:line="240" w:lineRule="auto" w:before="0" w:after="0"/>
+              <w:ind w:firstLine="0"/>
+              <w:jc w:val="center"/>
+            </w:pPr>
+            <w:r>
+              <w:rPr>
+                <w:rFonts w:ascii="Times New Roman" w:hAnsi="Times New Roman" w:eastAsia="宋体"/>
+                <w:sz w:val="18"/>
+              </w:rPr>
+              <w:t xml:space="preserve">Lever</w:t>
+            </w:r>
+          </w:p>
+        </w:tc>
+        <w:tc>
+          <w:tcPr/>
+          <w:p>
+            <w:pPr>
+              <w:pStyle w:val="Compact"/>
+              <w:spacing w:line="240" w:lineRule="auto" w:before="0" w:after="0"/>
+              <w:ind w:firstLine="0"/>
+              <w:jc w:val="center"/>
+            </w:pPr>
+            <w:r>
+              <w:rPr>
+                <w:rFonts w:hint="eastAsia" w:ascii="Times New Roman" w:hAnsi="Times New Roman" w:eastAsia="宋体"/>
+                <w:sz w:val="18"/>
+              </w:rPr>
+              <w:t xml:space="preserve">总负债/总资产</w:t>
+            </w:r>
+          </w:p>
+        </w:tc>
+      </w:tr>
+      <w:tr>
+        <w:tc>
+          <w:tcPr/>
+          <w:p>
+            <w:pPr>
+              <w:pStyle w:val="Compact"/>
+              <w:spacing w:line="240" w:lineRule="auto" w:before="0" w:after="0"/>
+              <w:ind w:firstLine="0"/>
+              <w:jc w:val="left"/>
+            </w:pPr>
+            <w:r>
+              <w:rPr>
+                <w:rFonts w:hint="eastAsia" w:ascii="Times New Roman" w:hAnsi="Times New Roman" w:eastAsia="宋体"/>
+                <w:sz w:val="18"/>
+              </w:rPr>
+              <w:t xml:space="preserve">大股东持股</w:t>
+            </w:r>
+          </w:p>
+        </w:tc>
+        <w:tc>
+          <w:tcPr/>
+          <w:p>
+            <w:pPr>
+              <w:pStyle w:val="Compact"/>
+              <w:spacing w:line="240" w:lineRule="auto" w:before="0" w:after="0"/>
+              <w:ind w:firstLine="0"/>
+              <w:jc w:val="center"/>
+            </w:pPr>
+            <w:r>
+              <w:rPr>
+                <w:rFonts w:ascii="Times New Roman" w:hAnsi="Times New Roman" w:eastAsia="宋体"/>
+                <w:sz w:val="18"/>
+              </w:rPr>
+              <w:t xml:space="preserve">Top1</w:t>
+            </w:r>
+          </w:p>
+        </w:tc>
+        <w:tc>
+          <w:tcPr/>
+          <w:p>
+            <w:pPr>
+              <w:pStyle w:val="Compact"/>
+              <w:spacing w:line="240" w:lineRule="auto" w:before="0" w:after="0"/>
+              <w:ind w:firstLine="0"/>
+              <w:jc w:val="center"/>
+            </w:pPr>
+            <w:r>
+              <w:rPr>
+                <w:rFonts w:hint="eastAsia" w:ascii="Times New Roman" w:hAnsi="Times New Roman" w:eastAsia="宋体"/>
+                <w:sz w:val="18"/>
+              </w:rPr>
+              <w:t xml:space="preserve">第一大股东持股比例（%）</w:t>
+            </w:r>
+          </w:p>
+        </w:tc>
+      </w:tr>
+      <w:tr>
+        <w:tc>
+          <w:tcPr/>
+          <w:p>
+            <w:pPr>
+              <w:pStyle w:val="Compact"/>
+              <w:spacing w:line="240" w:lineRule="auto" w:before="0" w:after="0"/>
+              <w:ind w:firstLine="0"/>
+              <w:jc w:val="left"/>
+            </w:pPr>
+            <w:r>
+              <w:rPr>
+                <w:rFonts w:hint="eastAsia" w:ascii="Times New Roman" w:hAnsi="Times New Roman" w:eastAsia="宋体"/>
+                <w:sz w:val="18"/>
+              </w:rPr>
+              <w:t xml:space="preserve">地区</w:t>
+            </w:r>
+          </w:p>
+        </w:tc>
+        <w:tc>
+          <w:tcPr/>
+          <w:p>
+            <w:pPr>
+              <w:pStyle w:val="Compact"/>
+              <w:spacing w:line="240" w:lineRule="auto" w:before="0" w:after="0"/>
+              <w:ind w:firstLine="0"/>
+              <w:jc w:val="center"/>
+            </w:pPr>
+            <w:r>
+              <w:rPr>
+                <w:rFonts w:ascii="Times New Roman" w:hAnsi="Times New Roman" w:eastAsia="宋体"/>
+                <w:sz w:val="18"/>
+              </w:rPr>
+              <w:t xml:space="preserve">Zone</w:t>
+            </w:r>
+          </w:p>
+        </w:tc>
+        <w:tc>
+          <w:tcPr/>
+          <w:p>
+            <w:pPr>
+              <w:pStyle w:val="Compact"/>
+              <w:spacing w:line="240" w:lineRule="auto" w:before="0" w:after="0"/>
+              <w:ind w:firstLine="0"/>
+              <w:jc w:val="center"/>
+            </w:pPr>
+            <w:r>
+              <w:rPr>
+                <w:rFonts w:hint="eastAsia" w:ascii="Times New Roman" w:hAnsi="Times New Roman" w:eastAsia="宋体"/>
+                <w:sz w:val="18"/>
+              </w:rPr>
+              <w:t xml:space="preserve">依据注册地址/办公地识别，中西部地区=1，东部地区=0</w:t>
+            </w:r>
+          </w:p>
+        </w:tc>
+      </w:tr>
+      <w:tr>
+        <w:tc>
+          <w:tcPr/>
+          <w:p>
+            <w:pPr>
+              <w:pStyle w:val="Compact"/>
+              <w:spacing w:line="240" w:lineRule="auto" w:before="0" w:after="0"/>
+              <w:ind w:firstLine="0"/>
+              <w:jc w:val="left"/>
+            </w:pPr>
+            <w:r>
+              <w:rPr>
+                <w:rFonts w:hint="eastAsia" w:ascii="Times New Roman" w:hAnsi="Times New Roman" w:eastAsia="宋体"/>
+                <w:sz w:val="18"/>
+              </w:rPr>
+              <w:t xml:space="preserve">企业规模</w:t>
+            </w:r>
+          </w:p>
+        </w:tc>
+        <w:tc>
+          <w:tcPr/>
+          <w:p>
+            <w:pPr>
+              <w:pStyle w:val="Compact"/>
+              <w:spacing w:line="240" w:lineRule="auto" w:before="0" w:after="0"/>
+              <w:ind w:firstLine="0"/>
+              <w:jc w:val="center"/>
+            </w:pPr>
+            <w:r>
+              <w:rPr>
+                <w:rFonts w:ascii="Times New Roman" w:hAnsi="Times New Roman" w:eastAsia="宋体"/>
+                <w:sz w:val="18"/>
+              </w:rPr>
+              <w:t xml:space="preserve">lnSale</w:t>
+            </w:r>
+          </w:p>
+        </w:tc>
+        <w:tc>
+          <w:tcPr/>
+          <w:p>
+            <w:pPr>
+              <w:pStyle w:val="Compact"/>
+              <w:spacing w:line="240" w:lineRule="auto" w:before="0" w:after="0"/>
+              <w:ind w:firstLine="0"/>
+              <w:jc w:val="center"/>
+            </w:pPr>
+            <w:r>
+              <w:rPr>
+                <w:rFonts w:hint="eastAsia" w:ascii="Times New Roman" w:hAnsi="Times New Roman" w:eastAsia="宋体"/>
+                <w:sz w:val="18"/>
+              </w:rPr>
+              <w:t xml:space="preserve">营业收入自然对数</w:t>
+            </w:r>
+          </w:p>
+        </w:tc>
+      </w:tr>
+      <w:tr>
+        <w:tc>
+          <w:tcPr>
+            <w:tcBorders>
+              <w:bottom w:val="single" w:sz="12" w:color="000000"/>
+            </w:tcBorders>
+          </w:tcPr>
+          <w:p>
+            <w:pPr>
+              <w:pStyle w:val="Compact"/>
+              <w:spacing w:line="240" w:lineRule="auto" w:before="0" w:after="0"/>
+              <w:ind w:firstLine="0"/>
+              <w:jc w:val="left"/>
+            </w:pPr>
+            <w:r>
+              <w:rPr>
+                <w:rFonts w:hint="eastAsia" w:ascii="Times New Roman" w:hAnsi="Times New Roman" w:eastAsia="宋体"/>
+                <w:sz w:val="18"/>
+              </w:rPr>
+              <w:t xml:space="preserve">无形资产占比</w:t>
+            </w:r>
+          </w:p>
+        </w:tc>
+        <w:tc>
+          <w:tcPr>
+            <w:tcBorders>
+              <w:bottom w:val="single" w:sz="12" w:color="000000"/>
+            </w:tcBorders>
+          </w:tcPr>
+          <w:p>
+            <w:pPr>
+              <w:pStyle w:val="Compact"/>
+              <w:spacing w:line="240" w:lineRule="auto" w:before="0" w:after="0"/>
+              <w:ind w:firstLine="0"/>
+              <w:jc w:val="center"/>
+            </w:pPr>
+            <w:r>
+              <w:rPr>
+                <w:rFonts w:ascii="Times New Roman" w:hAnsi="Times New Roman" w:eastAsia="宋体"/>
+                <w:sz w:val="18"/>
+              </w:rPr>
+              <w:t xml:space="preserve">IA</w:t>
+            </w:r>
+          </w:p>
+        </w:tc>
+        <w:tc>
+          <w:tcPr>
+            <w:tcBorders>
+              <w:bottom w:val="single" w:sz="12" w:color="000000"/>
+            </w:tcBorders>
+          </w:tcPr>
+          <w:p>
+            <w:pPr>
+              <w:pStyle w:val="Compact"/>
+              <w:spacing w:line="240" w:lineRule="auto" w:before="0" w:after="0"/>
+              <w:ind w:firstLine="0"/>
+              <w:jc w:val="center"/>
+            </w:pPr>
+            <w:r>
+              <w:rPr>
+                <w:rFonts w:hint="eastAsia" w:ascii="Times New Roman" w:hAnsi="Times New Roman" w:eastAsia="宋体"/>
+                <w:sz w:val="18"/>
+              </w:rPr>
+              <w:t xml:space="preserve">无形资产/总资产</w:t>
+            </w:r>
+          </w:p>
+        </w:tc>
+      </w:tr>
+    </w:tbl>
+    <w:bookmarkEnd w:id="26"/>
+    <w:bookmarkStart w:id="30" w:name="路径变量管理层权力power"/>
+    <w:p>
+      <w:pPr>
+        <w:pStyle w:val="31"/>
+        <w:spacing w:line="312" w:lineRule="auto" w:before="0" w:after="0"/>
+        <w:ind w:firstLine="420"/>
+        <w:jc w:val="left"/>
+      </w:pPr>
+      <w:bookmarkStart w:id="102" w:name="_TocAuto0030"/>
+      <w:r>
+        <w:rPr>
+          <w:rFonts w:ascii="Times New Roman" w:hAnsi="Times New Roman" w:eastAsia="宋体"/>
+          <w:b w:val="0"/>
+          <w:sz w:val="24"/>
+        </w:rPr>
+        <w:t xml:space="preserve">3.3.4 </w:t>
+      </w:r>
+      <w:r>
+        <w:rPr>
+          <w:rFonts w:hint="eastAsia" w:ascii="Times New Roman" w:hAnsi="Times New Roman" w:eastAsia="宋体"/>
+          <w:b w:val="0"/>
+          <w:sz w:val="24"/>
+        </w:rPr>
+        <w:t xml:space="preserve">路径变量：管理层权力（Power）</w:t>
+      </w:r>
+      <w:bookmarkEnd w:id="102"/>
+    </w:p>
+    <w:p>
+      <w:pPr>
+        <w:spacing w:line="312" w:lineRule="auto" w:before="0" w:after="0"/>
+        <w:ind w:firstLine="420"/>
+        <w:jc w:val="both"/>
+      </w:pPr>
+      <w:r>
+        <w:rPr>
+          <w:rFonts w:hint="eastAsia" w:ascii="Times New Roman" w:hAnsi="Times New Roman" w:eastAsia="宋体"/>
+          <w:b w:val="0"/>
+          <w:sz w:val="21"/>
+        </w:rPr>
+        <w:t xml:space="preserve">管理层权力变量</w:t>
+      </w:r>
+      <w:r>
+        <w:rPr>
+          <w:rFonts w:ascii="Times New Roman" w:hAnsi="Times New Roman" w:eastAsia="宋体"/>
+          <w:b w:val="0"/>
+          <w:sz w:val="21"/>
+        </w:rPr>
+        <w:t xml:space="preserve"> Power </w:t>
+      </w:r>
+      <w:r>
+        <w:rPr>
+          <w:rFonts w:hint="eastAsia" w:ascii="Times New Roman" w:hAnsi="Times New Roman" w:eastAsia="宋体"/>
+          <w:b w:val="0"/>
+          <w:sz w:val="21"/>
+        </w:rPr>
+        <w:t xml:space="preserve">主要作为中介变量使用。正文主线将其定义为基于</w:t>
+      </w:r>
+      <w:r>
+        <w:rPr>
+          <w:rFonts w:ascii="Times New Roman" w:hAnsi="Times New Roman" w:eastAsia="宋体"/>
+          <w:b w:val="0"/>
+          <w:sz w:val="21"/>
+        </w:rPr>
+        <w:t xml:space="preserve"> Dual、Boardsize、Insider </w:t>
+      </w:r>
+      <w:r>
+        <w:rPr>
+          <w:rFonts w:hint="eastAsia" w:ascii="Times New Roman" w:hAnsi="Times New Roman" w:eastAsia="宋体"/>
+          <w:b w:val="0"/>
+          <w:sz w:val="21"/>
+        </w:rPr>
+        <w:t xml:space="preserve">和</w:t>
+      </w:r>
+      <w:r>
+        <w:rPr>
+          <w:rFonts w:ascii="Times New Roman" w:hAnsi="Times New Roman" w:eastAsia="宋体"/>
+          <w:b w:val="0"/>
+          <w:sz w:val="21"/>
+        </w:rPr>
+        <w:t xml:space="preserve"> Mgshder </w:t>
+      </w:r>
+      <w:r>
+        <w:rPr>
+          <w:rFonts w:hint="eastAsia" w:ascii="Times New Roman" w:hAnsi="Times New Roman" w:eastAsia="宋体"/>
+          <w:b w:val="0"/>
+          <w:sz w:val="21"/>
+        </w:rPr>
+        <w:t xml:space="preserve">四项治理指标构造的</w:t>
+      </w:r>
+      <w:r>
+        <w:rPr>
+          <w:rFonts w:ascii="Times New Roman" w:hAnsi="Times New Roman" w:eastAsia="宋体"/>
+          <w:b w:val="0"/>
+          <w:sz w:val="21"/>
+        </w:rPr>
+        <w:t xml:space="preserve"> FA </w:t>
+      </w:r>
+      <w:r>
+        <w:rPr>
+          <w:rFonts w:hint="eastAsia" w:ascii="Times New Roman" w:hAnsi="Times New Roman" w:eastAsia="宋体"/>
+          <w:b w:val="0"/>
+          <w:sz w:val="21"/>
+        </w:rPr>
+        <w:t xml:space="preserve">综合得分，用于刻画高管在正式职位、董事会结构与所有权层面的综合影响力。有关</w:t>
+      </w:r>
+      <w:r>
+        <w:rPr>
+          <w:rFonts w:ascii="Times New Roman" w:hAnsi="Times New Roman" w:eastAsia="宋体"/>
+          <w:b w:val="0"/>
+          <w:sz w:val="21"/>
+        </w:rPr>
+        <w:t xml:space="preserve"> Power </w:t>
+      </w:r>
+      <w:r>
+        <w:rPr>
+          <w:rFonts w:hint="eastAsia" w:ascii="Times New Roman" w:hAnsi="Times New Roman" w:eastAsia="宋体"/>
+          <w:b w:val="0"/>
+          <w:sz w:val="21"/>
+        </w:rPr>
+        <w:t xml:space="preserve">的具体构成过程以及</w:t>
+      </w:r>
+      <w:r>
+        <w:rPr>
+          <w:rFonts w:ascii="Times New Roman" w:hAnsi="Times New Roman" w:eastAsia="宋体"/>
+          <w:b w:val="0"/>
+          <w:sz w:val="21"/>
+        </w:rPr>
+        <w:t xml:space="preserve"> FA/PCA </w:t>
+      </w:r>
+      <w:r>
+        <w:rPr>
+          <w:rFonts w:hint="eastAsia" w:ascii="Times New Roman" w:hAnsi="Times New Roman" w:eastAsia="宋体"/>
+          <w:b w:val="0"/>
+          <w:sz w:val="21"/>
+        </w:rPr>
+        <w:t xml:space="preserve">的诊断结果，统一放在第四章中介效应分析部分展开。</w:t>
+      </w:r>
+    </w:p>
+    <w:bookmarkEnd w:id="27"/>
+    <w:bookmarkEnd w:id="28"/>
+    <w:bookmarkStart w:id="31" w:name="模型设定"/>
+    <w:p>
+      <w:pPr>
+        <w:pStyle w:val="2"/>
+        <w:spacing w:line="312" w:lineRule="auto" w:before="0" w:after="0"/>
+        <w:ind w:firstLine="0"/>
+        <w:jc w:val="left"/>
+      </w:pPr>
+      <w:bookmarkStart w:id="103" w:name="_TocAuto0031"/>
+      <w:r>
+        <w:rPr>
+          <w:rFonts w:ascii="Times New Roman" w:hAnsi="Times New Roman" w:eastAsia="黑体"/>
+          <w:b w:val="0"/>
+          <w:sz w:val="28"/>
+        </w:rPr>
+        <w:t xml:space="preserve">3.4 </w:t>
+      </w:r>
+      <w:r>
+        <w:rPr>
+          <w:rFonts w:hint="eastAsia" w:ascii="Times New Roman" w:hAnsi="Times New Roman" w:eastAsia="黑体"/>
+          <w:b w:val="0"/>
+          <w:sz w:val="28"/>
+        </w:rPr>
+        <w:t xml:space="preserve">模型设定</w:t>
+      </w:r>
+      <w:bookmarkEnd w:id="103"/>
+    </w:p>
+    <w:bookmarkStart w:id="32" w:name="第一阶段期望薪酬模型"/>
+    <w:p>
+      <w:pPr>
+        <w:pStyle w:val="31"/>
+        <w:spacing w:line="312" w:lineRule="auto" w:before="0" w:after="0"/>
+        <w:ind w:firstLine="420"/>
+        <w:jc w:val="left"/>
+      </w:pPr>
+      <w:bookmarkStart w:id="104" w:name="_TocAuto0032"/>
+      <w:r>
+        <w:rPr>
+          <w:rFonts w:ascii="Times New Roman" w:hAnsi="Times New Roman" w:eastAsia="宋体"/>
+          <w:b w:val="0"/>
+          <w:sz w:val="24"/>
+        </w:rPr>
+        <w:t xml:space="preserve">3.4.1 </w:t>
+      </w:r>
+      <w:r>
+        <w:rPr>
+          <w:rFonts w:hint="eastAsia" w:ascii="Times New Roman" w:hAnsi="Times New Roman" w:eastAsia="宋体"/>
+          <w:b w:val="0"/>
+          <w:sz w:val="24"/>
+        </w:rPr>
+        <w:t xml:space="preserve">第一阶段：期望薪酬模型</w:t>
+      </w:r>
+      <w:bookmarkEnd w:id="104"/>
+    </w:p>
+    <w:p>
+      <w:pPr>
+        <w:spacing w:line="312" w:lineRule="auto" w:before="0" w:after="0"/>
+        <w:ind w:firstLine="420"/>
+        <w:jc w:val="both"/>
+      </w:pPr>
+      <w:r>
+        <w:rPr>
+          <w:rFonts w:hint="eastAsia" w:ascii="Times New Roman" w:hAnsi="Times New Roman" w:eastAsia="宋体"/>
+          <w:b w:val="0"/>
+          <w:sz w:val="21"/>
+        </w:rPr>
+        <w:t xml:space="preserve">期望薪酬模型直接沿用Core等（1999）</w:t>
+      </w:r>
+      <w:r>
+        <w:rPr>
+          <w:rFonts w:ascii="Times New Roman" w:hAnsi="Times New Roman" w:eastAsia="宋体"/>
+          <w:b w:val="0"/>
+          <w:sz w:val="21"/>
+          <w:vertAlign w:val="superscript"/>
+        </w:rPr>
+        <w:t>[5]</w:t>
+      </w:r>
+      <w:r>
+        <w:rPr>
+          <w:rFonts w:hint="eastAsia" w:ascii="Times New Roman" w:hAnsi="Times New Roman" w:eastAsia="宋体"/>
+          <w:b w:val="0"/>
+          <w:sz w:val="21"/>
+        </w:rPr>
+        <w:t xml:space="preserve">的基本思路：</w:t>
+      </w:r>
+    </w:p>
+    <w:p>
+      <w:pPr>
+        <w:pStyle w:val="a4"/>
+        <w:tabs>
+          <w:tab w:pos="8617" w:val="right"/>
+        </w:tabs>
       </w:pPr>
       <m:oMathPara>
         <m:oMathParaPr>
@@ -9780,1908 +11366,6 @@
           </m:sSub>
         </m:oMath>
       </m:oMathPara>
-    </w:p>
-    <w:p>
-      <w:pPr>
-        <w:spacing w:line="312" w:lineRule="auto" w:before="0" w:after="0"/>
-        <w:ind w:firstLine="420"/>
-        <w:jc w:val="both"/>
-      </w:pPr>
-      <w:r>
-        <w:rPr>
-          <w:rFonts w:hint="eastAsia" w:ascii="Times New Roman" w:hAnsi="Times New Roman" w:eastAsia="宋体"/>
-          <w:b w:val="0"/>
-          <w:sz w:val="21"/>
-        </w:rPr>
-        <w:t xml:space="preserve">期望薪酬模型的残差项</w:t>
-      </w:r>
-      <w:r>
-        <w:rPr>
-          <w:rFonts w:ascii="Times New Roman" w:hAnsi="Times New Roman" w:eastAsia="宋体"/>
-          <w:b w:val="0"/>
-          <w:sz w:val="21"/>
-        </w:rPr>
-        <w:t xml:space="preserve"> </w:t>
-      </w:r>
-      <m:oMath>
-        <m:sSub>
-          <m:e>
-            <m:r>
-              <m:t>ε</m:t>
-            </m:r>
-          </m:e>
-          <m:sub>
-            <m:r>
-              <m:t>i</m:t>
-            </m:r>
-            <m:r>
-              <m:t>t</m:t>
-            </m:r>
-          </m:sub>
-        </m:sSub>
-      </m:oMath>
-      <w:r>
-        <w:rPr>
-          <w:rFonts w:ascii="Times New Roman" w:hAnsi="Times New Roman" w:eastAsia="宋体"/>
-          <w:b w:val="0"/>
-          <w:sz w:val="21"/>
-        </w:rPr>
-        <w:t xml:space="preserve"> </w:t>
-      </w:r>
-      <w:r>
-        <w:rPr>
-          <w:rFonts w:hint="eastAsia" w:ascii="Times New Roman" w:hAnsi="Times New Roman" w:eastAsia="宋体"/>
-          <w:b w:val="0"/>
-          <w:sz w:val="21"/>
-        </w:rPr>
-        <w:t xml:space="preserve">直接定义为</w:t>
-      </w:r>
-      <w:r>
-        <w:rPr>
-          <w:rFonts w:ascii="Times New Roman" w:hAnsi="Times New Roman" w:eastAsia="宋体"/>
-          <w:b w:val="0"/>
-          <w:sz w:val="21"/>
-        </w:rPr>
-        <w:t xml:space="preserve"> </w:t>
-      </w:r>
-      <m:oMath>
-        <m:sSub>
-          <m:e>
-            <m:r>
-              <m:rPr>
-                <m:nor/>
-                <m:sty m:val="p"/>
-              </m:rPr>
-              <m:t>Overpay</m:t>
-            </m:r>
-          </m:e>
-          <m:sub>
-            <m:r>
-              <m:t>i</m:t>
-            </m:r>
-            <m:r>
-              <m:t>t</m:t>
-            </m:r>
-          </m:sub>
-        </m:sSub>
-      </m:oMath>
-      <w:r>
-        <w:rPr>
-          <w:rFonts w:hint="eastAsia" w:ascii="Times New Roman" w:hAnsi="Times New Roman" w:eastAsia="宋体"/>
-          <w:b w:val="0"/>
-          <w:sz w:val="21"/>
-        </w:rPr>
-        <w:t xml:space="preserve">。之所以使用高管前三名薪酬总额而不是单个CEO薪酬，一方面是为了降低个别年份单一职位数据缺失或异常的影响；另一方面也因为中国上市公司重大决策往往由高管团队共同完成，团队层面的薪酬安排更能反映企业的整体激励取向。</w:t>
-      </w:r>
-      <m:oMath>
-        <m:sSub>
-          <m:e>
-            <m:r>
-              <m:rPr>
-                <m:nor/>
-                <m:sty m:val="p"/>
-              </m:rPr>
-              <m:t>Overpay</m:t>
-            </m:r>
-          </m:e>
-          <m:sub>
-            <m:r>
-              <m:t>i</m:t>
-            </m:r>
-            <m:r>
-              <m:t>t</m:t>
-            </m:r>
-          </m:sub>
-        </m:sSub>
-        <m:r>
-          <m:rPr>
-            <m:sty m:val="p"/>
-          </m:rPr>
-          <m:t>&gt;</m:t>
-        </m:r>
-        <m:r>
-          <m:t>0</m:t>
-        </m:r>
-      </m:oMath>
-      <w:r>
-        <w:rPr>
-          <w:rFonts w:ascii="Times New Roman" w:hAnsi="Times New Roman" w:eastAsia="宋体"/>
-          <w:b w:val="0"/>
-          <w:sz w:val="21"/>
-        </w:rPr>
-        <w:t xml:space="preserve"> </w:t>
-      </w:r>
-      <w:r>
-        <w:rPr>
-          <w:rFonts w:hint="eastAsia" w:ascii="Times New Roman" w:hAnsi="Times New Roman" w:eastAsia="宋体"/>
-          <w:b w:val="0"/>
-          <w:sz w:val="21"/>
-        </w:rPr>
-        <w:t xml:space="preserve">表示该企业高管获得了高于基准的薪酬，</w:t>
-      </w:r>
-      <m:oMath>
-        <m:sSub>
-          <m:e>
-            <m:r>
-              <m:rPr>
-                <m:nor/>
-                <m:sty m:val="p"/>
-              </m:rPr>
-              <m:t>Overpay</m:t>
-            </m:r>
-          </m:e>
-          <m:sub>
-            <m:r>
-              <m:t>i</m:t>
-            </m:r>
-            <m:r>
-              <m:t>t</m:t>
-            </m:r>
-          </m:sub>
-        </m:sSub>
-        <m:r>
-          <m:rPr>
-            <m:sty m:val="p"/>
-          </m:rPr>
-          <m:t>&lt;</m:t>
-        </m:r>
-        <m:r>
-          <m:t>0</m:t>
-        </m:r>
-      </m:oMath>
-      <w:r>
-        <w:rPr>
-          <w:rFonts w:ascii="Times New Roman" w:hAnsi="Times New Roman" w:eastAsia="宋体"/>
-          <w:b w:val="0"/>
-          <w:sz w:val="21"/>
-        </w:rPr>
-        <w:t xml:space="preserve"> </w:t>
-      </w:r>
-      <w:r>
-        <w:rPr>
-          <w:rFonts w:hint="eastAsia" w:ascii="Times New Roman" w:hAnsi="Times New Roman" w:eastAsia="宋体"/>
-          <w:b w:val="0"/>
-          <w:sz w:val="21"/>
-        </w:rPr>
-        <w:t xml:space="preserve">则表示其薪酬低于基准，这一情况在部分受薪酬管制约束的国有企业中并不少见。</w:t>
-      </w:r>
-    </w:p>
-    <w:bookmarkEnd w:id="24"/>
-    <w:bookmarkStart w:id="28" w:name="核心解释变量财政补贴强度lnsubsidy"/>
-    <w:p>
-      <w:pPr>
-        <w:pStyle w:val="31"/>
-        <w:spacing w:line="312" w:lineRule="auto" w:before="0" w:after="0"/>
-        <w:ind w:firstLine="420"/>
-        <w:jc w:val="left"/>
-      </w:pPr>
-      <w:bookmarkStart w:id="100" w:name="_TocAuto0028"/>
-      <w:r>
-        <w:rPr>
-          <w:rFonts w:ascii="Times New Roman" w:hAnsi="Times New Roman" w:eastAsia="宋体"/>
-          <w:b w:val="0"/>
-          <w:sz w:val="24"/>
-        </w:rPr>
-        <w:t xml:space="preserve">3.3.2 </w:t>
-      </w:r>
-      <w:r>
-        <w:rPr>
-          <w:rFonts w:hint="eastAsia" w:ascii="Times New Roman" w:hAnsi="Times New Roman" w:eastAsia="宋体"/>
-          <w:b w:val="0"/>
-          <w:sz w:val="24"/>
-        </w:rPr>
-        <w:t xml:space="preserve">核心解释变量：财政补贴强度（lnSubsidy）</w:t>
-      </w:r>
-      <w:bookmarkEnd w:id="100"/>
-    </w:p>
-    <w:p>
-      <w:pPr>
-        <w:spacing w:line="312" w:lineRule="auto" w:before="0" w:after="0"/>
-        <w:ind w:firstLine="420"/>
-        <w:jc w:val="both"/>
-      </w:pPr>
-      <w:r>
-        <w:rPr>
-          <w:rFonts w:hint="eastAsia" w:ascii="Times New Roman" w:hAnsi="Times New Roman" w:eastAsia="宋体"/>
-          <w:b w:val="0"/>
-          <w:sz w:val="21"/>
-        </w:rPr>
-        <w:t xml:space="preserve">核心解释变量为企业年度政府补助金额的对数值：</w:t>
-      </w:r>
-    </w:p>
-    <w:p>
-      <w:pPr>
-        <w:pStyle w:val="a4"/>
-      </w:pPr>
-      <m:oMathPara>
-        <m:oMathParaPr>
-          <m:jc m:val="center"/>
-        </m:oMathParaPr>
-        <m:oMath>
-          <m:r>
-            <m:rPr>
-              <m:sty m:val="p"/>
-            </m:rPr>
-            <m:t>ln</m:t>
-          </m:r>
-          <m:sSub>
-            <m:e>
-              <m:r>
-                <m:rPr>
-                  <m:nor/>
-                  <m:sty m:val="p"/>
-                </m:rPr>
-                <m:t>Subsidy</m:t>
-              </m:r>
-            </m:e>
-            <m:sub>
-              <m:r>
-                <m:t>i</m:t>
-              </m:r>
-              <m:r>
-                <m:t>t</m:t>
-              </m:r>
-            </m:sub>
-          </m:sSub>
-          <m:r>
-            <m:rPr>
-              <m:sty m:val="p"/>
-            </m:rPr>
-            <m:t>=</m:t>
-          </m:r>
-          <m:r>
-            <m:rPr>
-              <m:sty m:val="p"/>
-            </m:rPr>
-            <m:t>ln</m:t>
-          </m:r>
-          <m:r>
-            <m:t>​</m:t>
-          </m:r>
-          <m:d>
-            <m:dPr>
-              <m:begChr m:val="("/>
-              <m:sepChr m:val=""/>
-              <m:endChr m:val=")"/>
-              <m:grow/>
-            </m:dPr>
-            <m:e>
-              <m:r>
-                <m:t>1</m:t>
-              </m:r>
-              <m:r>
-                <m:rPr>
-                  <m:sty m:val="p"/>
-                </m:rPr>
-                <m:t>+</m:t>
-              </m:r>
-              <m:r>
-                <m:rPr>
-                  <m:sty m:val="p"/>
-                </m:rPr>
-                <m:t>max</m:t>
-              </m:r>
-              <m:r>
-                <m:rPr>
-                  <m:sty m:val="p"/>
-                </m:rPr>
-                <m:t>(</m:t>
-              </m:r>
-              <m:sSub>
-                <m:e>
-                  <m:r>
-                    <m:rPr>
-                      <m:nor/>
-                      <m:sty m:val="p"/>
-                    </m:rPr>
-                    <m:t>GovernmentSubsidy</m:t>
-                  </m:r>
-                </m:e>
-                <m:sub>
-                  <m:r>
-                    <m:t>i</m:t>
-                  </m:r>
-                  <m:r>
-                    <m:t>t</m:t>
-                  </m:r>
-                </m:sub>
-              </m:sSub>
-              <m:r>
-                <m:rPr>
-                  <m:sty m:val="p"/>
-                </m:rPr>
-                <m:t>,</m:t>
-              </m:r>
-              <m:r>
-                <m:t>0</m:t>
-              </m:r>
-              <m:r>
-                <m:rPr>
-                  <m:sty m:val="p"/>
-                </m:rPr>
-                <m:t>)</m:t>
-              </m:r>
-            </m:e>
-          </m:d>
-        </m:oMath>
-      </m:oMathPara>
-    </w:p>
-    <w:p>
-      <w:pPr>
-        <w:spacing w:line="312" w:lineRule="auto" w:before="0" w:after="0"/>
-        <w:ind w:firstLine="420"/>
-        <w:jc w:val="both"/>
-      </w:pPr>
-      <w:r>
-        <w:rPr>
-          <w:rFonts w:hint="eastAsia" w:ascii="Times New Roman" w:hAnsi="Times New Roman" w:eastAsia="宋体"/>
-          <w:b w:val="0"/>
-          <w:sz w:val="21"/>
-        </w:rPr>
-        <w:t xml:space="preserve">这里沿用</w:t>
-      </w:r>
-      <m:oMath>
-        <m:r>
-          <m:rPr>
-            <m:sty m:val="p"/>
-          </m:rPr>
-          <m:t>ln</m:t>
-        </m:r>
-        <m:r>
-          <m:rPr>
-            <m:sty m:val="p"/>
-          </m:rPr>
-          <m:t>(</m:t>
-        </m:r>
-        <m:r>
-          <m:t>1</m:t>
-        </m:r>
-        <m:r>
-          <m:rPr>
-            <m:sty m:val="p"/>
-          </m:rPr>
-          <m:t>+</m:t>
-        </m:r>
-        <m:r>
-          <m:rPr>
-            <m:nor/>
-            <m:sty m:val="p"/>
-          </m:rPr>
-          <m:t>Subsidy</m:t>
-        </m:r>
-        <m:r>
-          <m:rPr>
-            <m:sty m:val="p"/>
-          </m:rPr>
-          <m:t>)</m:t>
-        </m:r>
-      </m:oMath>
-      <w:r>
-        <w:rPr>
-          <w:rFonts w:hint="eastAsia" w:ascii="Times New Roman" w:hAnsi="Times New Roman" w:eastAsia="宋体"/>
-          <w:b w:val="0"/>
-          <w:sz w:val="21"/>
-        </w:rPr>
-        <w:t xml:space="preserve">作为基准口径，主要有两点考虑。政府补助金额分布右偏明显，企业间规模差异较大，对数化有助于压缩极端值带来的波动。同时，若直接对补助金额取自然对数，则零补助公司年度会被剔除，不利于在全体样本上讨论补贴强弱差异，以此为出发点，本文将未披露补助的公司年度记为0，并在基准回归中使用</w:t>
-      </w:r>
-      <m:oMath>
-        <m:r>
-          <m:rPr>
-            <m:sty m:val="p"/>
-          </m:rPr>
-          <m:t>ln</m:t>
-        </m:r>
-        <m:r>
-          <m:rPr>
-            <m:sty m:val="p"/>
-          </m:rPr>
-          <m:t>(</m:t>
-        </m:r>
-        <m:r>
-          <m:t>1</m:t>
-        </m:r>
-        <m:r>
-          <m:rPr>
-            <m:sty m:val="p"/>
-          </m:rPr>
-          <m:t>+</m:t>
-        </m:r>
-        <m:r>
-          <m:rPr>
-            <m:nor/>
-            <m:sty m:val="p"/>
-          </m:rPr>
-          <m:t>Subsidy</m:t>
-        </m:r>
-        <m:r>
-          <m:rPr>
-            <m:sty m:val="p"/>
-          </m:rPr>
-          <m:t>)</m:t>
-        </m:r>
-      </m:oMath>
-      <w:r>
-        <w:rPr>
-          <w:rFonts w:hint="eastAsia" w:ascii="Times New Roman" w:hAnsi="Times New Roman" w:eastAsia="宋体"/>
-          <w:b w:val="0"/>
-          <w:sz w:val="21"/>
-        </w:rPr>
-        <w:t xml:space="preserve">。稳健性检验部分另行使用“仅对正补助取对数”的替代口径，以检验结论对补贴定义方式是否敏感。</w:t>
-      </w:r>
-    </w:p>
-    <w:bookmarkEnd w:id="25"/>
-    <w:bookmarkStart w:id="29" w:name="控制变量"/>
-    <w:p>
-      <w:pPr>
-        <w:pStyle w:val="31"/>
-        <w:spacing w:line="312" w:lineRule="auto" w:before="0" w:after="0"/>
-        <w:ind w:firstLine="420"/>
-        <w:jc w:val="left"/>
-      </w:pPr>
-      <w:bookmarkStart w:id="101" w:name="_TocAuto0029"/>
-      <w:r>
-        <w:rPr>
-          <w:rFonts w:ascii="Times New Roman" w:hAnsi="Times New Roman" w:eastAsia="宋体"/>
-          <w:b w:val="0"/>
-          <w:sz w:val="24"/>
-        </w:rPr>
-        <w:t xml:space="preserve">3.3.3 </w:t>
-      </w:r>
-      <w:r>
-        <w:rPr>
-          <w:rFonts w:hint="eastAsia" w:ascii="Times New Roman" w:hAnsi="Times New Roman" w:eastAsia="宋体"/>
-          <w:b w:val="0"/>
-          <w:sz w:val="24"/>
-        </w:rPr>
-        <w:t xml:space="preserve">控制变量</w:t>
-      </w:r>
-      <w:bookmarkEnd w:id="101"/>
-    </w:p>
-    <w:p>
-      <w:pPr>
-        <w:spacing w:line="312" w:lineRule="auto" w:before="0" w:after="0"/>
-        <w:ind w:firstLine="420"/>
-        <w:jc w:val="both"/>
-      </w:pPr>
-      <w:r>
-        <w:rPr>
-          <w:rFonts w:hint="eastAsia" w:ascii="Times New Roman" w:hAnsi="Times New Roman" w:eastAsia="宋体"/>
-          <w:b w:val="0"/>
-          <w:sz w:val="21"/>
-        </w:rPr>
-        <w:t xml:space="preserve">控制变量分成两个阶段来设定，原因在于两阶段模型各自承担的任务并不一样。第一阶段的目标，是尽量准确地估计“合理薪酬”或“期望薪酬”，因此控制项要尽量覆盖那些决定正常薪酬基准的公司特征，包括</w:t>
-      </w:r>
-      <w:r>
-        <w:rPr>
-          <w:rFonts w:hint="eastAsia" w:ascii="Times New Roman" w:hAnsi="Times New Roman" w:eastAsia="宋体"/>
-          <w:b w:val="0"/>
-          <w:bCs/>
-          <w:sz w:val="21"/>
-        </w:rPr>
-        <w:t xml:space="preserve">企业规模</w:t>
-      </w:r>
-      <w:r>
-        <w:rPr>
-          <w:rFonts w:hint="eastAsia" w:ascii="Times New Roman" w:hAnsi="Times New Roman" w:eastAsia="宋体"/>
-          <w:b w:val="0"/>
-          <w:sz w:val="21"/>
-        </w:rPr>
-        <w:t xml:space="preserve">（</w:t>
-      </w:r>
-      <m:oMath>
-        <m:r>
-          <m:rPr>
-            <m:sty m:val="p"/>
-          </m:rPr>
-          <m:t>ln</m:t>
-        </m:r>
-        <m:r>
-          <m:rPr>
-            <m:nor/>
-            <m:sty m:val="p"/>
-          </m:rPr>
-          <m:t>Sale</m:t>
-        </m:r>
-      </m:oMath>
-      <w:r>
-        <w:rPr>
-          <w:rFonts w:hint="eastAsia" w:ascii="Times New Roman" w:hAnsi="Times New Roman" w:eastAsia="宋体"/>
-          <w:b w:val="0"/>
-          <w:sz w:val="21"/>
-        </w:rPr>
-        <w:t xml:space="preserve">）、</w:t>
-      </w:r>
-      <w:r>
-        <w:rPr>
-          <w:rFonts w:hint="eastAsia" w:ascii="Times New Roman" w:hAnsi="Times New Roman" w:eastAsia="宋体"/>
-          <w:b w:val="0"/>
-          <w:bCs/>
-          <w:sz w:val="21"/>
-        </w:rPr>
-        <w:t xml:space="preserve">盈利能力</w:t>
-      </w:r>
-      <w:r>
-        <w:rPr>
-          <w:rFonts w:hint="eastAsia" w:ascii="Times New Roman" w:hAnsi="Times New Roman" w:eastAsia="宋体"/>
-          <w:b w:val="0"/>
-          <w:sz w:val="21"/>
-        </w:rPr>
-        <w:t xml:space="preserve">（Roa）、</w:t>
-      </w:r>
-      <w:r>
-        <w:rPr>
-          <w:rFonts w:hint="eastAsia" w:ascii="Times New Roman" w:hAnsi="Times New Roman" w:eastAsia="宋体"/>
-          <w:b w:val="0"/>
-          <w:bCs/>
-          <w:sz w:val="21"/>
-        </w:rPr>
-        <w:t xml:space="preserve">无形资产占比</w:t>
-      </w:r>
-      <w:r>
-        <w:rPr>
-          <w:rFonts w:hint="eastAsia" w:ascii="Times New Roman" w:hAnsi="Times New Roman" w:eastAsia="宋体"/>
-          <w:b w:val="0"/>
-          <w:sz w:val="21"/>
-        </w:rPr>
-        <w:t xml:space="preserve">（IA）和</w:t>
-      </w:r>
-      <w:r>
-        <w:rPr>
-          <w:rFonts w:hint="eastAsia" w:ascii="Times New Roman" w:hAnsi="Times New Roman" w:eastAsia="宋体"/>
-          <w:b w:val="0"/>
-          <w:bCs/>
-          <w:sz w:val="21"/>
-        </w:rPr>
-        <w:t xml:space="preserve">地区虚拟变量</w:t>
-      </w:r>
-      <w:r>
-        <w:rPr>
-          <w:rFonts w:hint="eastAsia" w:ascii="Times New Roman" w:hAnsi="Times New Roman" w:eastAsia="宋体"/>
-          <w:b w:val="0"/>
-          <w:sz w:val="21"/>
-        </w:rPr>
-        <w:t xml:space="preserve">（Zone），并进一步控制行业和年份效应，把规模、业绩、资产结构以及地区薪酬基准这些常规差异尽量吸收进期望薪酬模型。</w:t>
-      </w:r>
-    </w:p>
-    <w:p>
-      <w:pPr>
-        <w:spacing w:line="312" w:lineRule="auto" w:before="0" w:after="0"/>
-        <w:ind w:firstLine="420"/>
-        <w:jc w:val="both"/>
-      </w:pPr>
-      <w:r>
-        <w:rPr>
-          <w:rFonts w:hint="eastAsia" w:ascii="Times New Roman" w:hAnsi="Times New Roman" w:eastAsia="宋体"/>
-          <w:b w:val="0"/>
-          <w:sz w:val="21"/>
-        </w:rPr>
-        <w:t xml:space="preserve">第二阶段的关注点转向财政补贴与“超额薪酬”之间的联系，因此控制项收缩为更直接关系到薪酬契约合理性、监督强度和寻租空间的变量，即</w:t>
-      </w:r>
-      <w:r>
-        <w:rPr>
-          <w:rFonts w:hint="eastAsia" w:ascii="Times New Roman" w:hAnsi="Times New Roman" w:eastAsia="宋体"/>
-          <w:b w:val="0"/>
-          <w:bCs/>
-          <w:sz w:val="21"/>
-        </w:rPr>
-        <w:t xml:space="preserve">盈利能力</w:t>
-      </w:r>
-      <w:r>
-        <w:rPr>
-          <w:rFonts w:hint="eastAsia" w:ascii="Times New Roman" w:hAnsi="Times New Roman" w:eastAsia="宋体"/>
-          <w:b w:val="0"/>
-          <w:sz w:val="21"/>
-        </w:rPr>
-        <w:t xml:space="preserve">（Roa）、</w:t>
-      </w:r>
-      <w:r>
-        <w:rPr>
-          <w:rFonts w:hint="eastAsia" w:ascii="Times New Roman" w:hAnsi="Times New Roman" w:eastAsia="宋体"/>
-          <w:b w:val="0"/>
-          <w:bCs/>
-          <w:sz w:val="21"/>
-        </w:rPr>
-        <w:t xml:space="preserve">财务杠杆</w:t>
-      </w:r>
-      <w:r>
-        <w:rPr>
-          <w:rFonts w:hint="eastAsia" w:ascii="Times New Roman" w:hAnsi="Times New Roman" w:eastAsia="宋体"/>
-          <w:b w:val="0"/>
-          <w:sz w:val="21"/>
-        </w:rPr>
-        <w:t xml:space="preserve">（Lever）和</w:t>
-      </w:r>
-      <w:r>
-        <w:rPr>
-          <w:rFonts w:hint="eastAsia" w:ascii="Times New Roman" w:hAnsi="Times New Roman" w:eastAsia="宋体"/>
-          <w:b w:val="0"/>
-          <w:bCs/>
-          <w:sz w:val="21"/>
-        </w:rPr>
-        <w:t xml:space="preserve">第一大股东持股比例</w:t>
-      </w:r>
-      <w:r>
-        <w:rPr>
-          <w:rFonts w:hint="eastAsia" w:ascii="Times New Roman" w:hAnsi="Times New Roman" w:eastAsia="宋体"/>
-          <w:b w:val="0"/>
-          <w:sz w:val="21"/>
-        </w:rPr>
-        <w:t xml:space="preserve">（Top1），同时统一纳入公司和年份固定效应。这样安排的逻辑比较直接：财务杠杆对应债务约束，大股东持股比例代表外部监督能力，公司固定效应和年份固定效应则分别吸收稳定个体差异与共同宏观冲击。无形资产占比对应企业对知识资本的依赖程度；Zone</w:t>
-      </w:r>
-      <w:r>
-        <w:rPr>
-          <w:rFonts w:ascii="Times New Roman" w:hAnsi="Times New Roman" w:eastAsia="宋体"/>
-          <w:b w:val="0"/>
-          <w:sz w:val="21"/>
-        </w:rPr>
-        <w:t xml:space="preserve"> </w:t>
-      </w:r>
-      <w:r>
-        <w:rPr>
-          <w:rFonts w:hint="eastAsia" w:ascii="Times New Roman" w:hAnsi="Times New Roman" w:eastAsia="宋体"/>
-          <w:b w:val="0"/>
-          <w:sz w:val="21"/>
-        </w:rPr>
-        <w:t xml:space="preserve">依据注册地址优先、办公地址补充的规则识别企业所属东中西部地区，但由于它在公司层面基本稳定，在第二阶段会被公司固定效应吸收，因此不再单独进入方程。主要变量定义汇总见表3-1。</w:t>
-      </w:r>
-    </w:p>
-    <w:p>
-      <w:pPr>
-        <w:spacing w:line="312" w:lineRule="auto" w:before="0" w:after="0"/>
-        <w:ind w:firstLine="0"/>
-        <w:jc w:val="center"/>
-      </w:pPr>
-      <w:r>
-        <w:rPr>
-          <w:rFonts w:hint="eastAsia" w:ascii="Times New Roman" w:hAnsi="Times New Roman" w:eastAsia="宋体"/>
-          <w:b/>
-          <w:sz w:val="18"/>
-        </w:rPr>
-        <w:t xml:space="preserve">表3-1</w:t>
-      </w:r>
-      <w:r>
-        <w:rPr>
-          <w:rFonts w:ascii="Times New Roman" w:hAnsi="Times New Roman" w:eastAsia="宋体"/>
-          <w:b/>
-          <w:sz w:val="18"/>
-        </w:rPr>
-        <w:t xml:space="preserve"> </w:t>
-      </w:r>
-      <w:r>
-        <w:rPr>
-          <w:rFonts w:hint="eastAsia" w:ascii="Times New Roman" w:hAnsi="Times New Roman" w:eastAsia="宋体"/>
-          <w:b/>
-          <w:sz w:val="18"/>
-        </w:rPr>
-        <w:t xml:space="preserve">主要变量定义</w:t>
-      </w:r>
-    </w:p>
-    <w:tbl>
-      <w:tblPr>
-        <w:tblStyle w:val="Table"/>
-        <w:tblW w:type="pct" w:w="5000"/>
-        <w:jc w:val="center"/>
-        <w:tblLayout w:type="fixed"/>
-        <w:tblLook w:firstRow="1" w:lastRow="0" w:firstColumn="0" w:lastColumn="0" w:noHBand="0" w:noVBand="0" w:val="0020"/>
-      </w:tblPr>
-      <w:tblGrid>
-        <w:gridCol w:w="2640"/>
-        <w:gridCol w:w="2640"/>
-        <w:gridCol w:w="2640"/>
-      </w:tblGrid>
-      <w:tr>
-        <w:trPr>
-          <w:tblHeader w:val="on"/>
-        </w:trPr>
-        <w:tc>
-          <w:tcPr>
-            <w:tcBorders>
-              <w:top w:val="single" w:sz="12" w:color="000000"/>
-              <w:bottom w:val="single" w:sz="12" w:color="000000"/>
-            </w:tcBorders>
-          </w:tcPr>
-          <w:p>
-            <w:pPr>
-              <w:pStyle w:val="Compact"/>
-              <w:spacing w:line="240" w:lineRule="auto" w:before="0" w:after="0"/>
-              <w:ind w:firstLine="0"/>
-              <w:jc w:val="left"/>
-            </w:pPr>
-            <w:r>
-              <w:rPr>
-                <w:rFonts w:hint="eastAsia" w:ascii="Times New Roman" w:hAnsi="Times New Roman" w:eastAsia="宋体"/>
-                <w:b/>
-                <w:sz w:val="18"/>
-              </w:rPr>
-              <w:t xml:space="preserve">变量名</w:t>
-            </w:r>
-          </w:p>
-        </w:tc>
-        <w:tc>
-          <w:tcPr>
-            <w:tcBorders>
-              <w:top w:val="single" w:sz="12" w:color="000000"/>
-              <w:bottom w:val="single" w:sz="12" w:color="000000"/>
-            </w:tcBorders>
-          </w:tcPr>
-          <w:p>
-            <w:pPr>
-              <w:pStyle w:val="Compact"/>
-              <w:spacing w:line="240" w:lineRule="auto" w:before="0" w:after="0"/>
-              <w:ind w:firstLine="0"/>
-              <w:jc w:val="center"/>
-            </w:pPr>
-            <w:r>
-              <w:rPr>
-                <w:rFonts w:hint="eastAsia" w:ascii="Times New Roman" w:hAnsi="Times New Roman" w:eastAsia="宋体"/>
-                <w:b/>
-                <w:sz w:val="18"/>
-              </w:rPr>
-              <w:t xml:space="preserve">符号</w:t>
-            </w:r>
-          </w:p>
-        </w:tc>
-        <w:tc>
-          <w:tcPr>
-            <w:tcBorders>
-              <w:top w:val="single" w:sz="12" w:color="000000"/>
-              <w:bottom w:val="single" w:sz="12" w:color="000000"/>
-            </w:tcBorders>
-          </w:tcPr>
-          <w:p>
-            <w:pPr>
-              <w:pStyle w:val="Compact"/>
-              <w:spacing w:line="240" w:lineRule="auto" w:before="0" w:after="0"/>
-              <w:ind w:firstLine="0"/>
-              <w:jc w:val="center"/>
-            </w:pPr>
-            <w:r>
-              <w:rPr>
-                <w:rFonts w:hint="eastAsia" w:ascii="Times New Roman" w:hAnsi="Times New Roman" w:eastAsia="宋体"/>
-                <w:b/>
-                <w:sz w:val="18"/>
-              </w:rPr>
-              <w:t xml:space="preserve">定义</w:t>
-            </w:r>
-          </w:p>
-        </w:tc>
-      </w:tr>
-      <w:tr>
-        <w:tc>
-          <w:tcPr/>
-          <w:p>
-            <w:pPr>
-              <w:pStyle w:val="Compact"/>
-              <w:spacing w:line="240" w:lineRule="auto" w:before="0" w:after="0"/>
-              <w:ind w:firstLine="0"/>
-              <w:jc w:val="left"/>
-            </w:pPr>
-            <w:r>
-              <w:rPr>
-                <w:rFonts w:hint="eastAsia" w:ascii="Times New Roman" w:hAnsi="Times New Roman" w:eastAsia="宋体"/>
-                <w:sz w:val="18"/>
-              </w:rPr>
-              <w:t xml:space="preserve">高管超额薪酬</w:t>
-            </w:r>
-          </w:p>
-        </w:tc>
-        <w:tc>
-          <w:tcPr/>
-          <w:p>
-            <w:pPr>
-              <w:pStyle w:val="Compact"/>
-              <w:spacing w:line="240" w:lineRule="auto" w:before="0" w:after="0"/>
-              <w:ind w:firstLine="0"/>
-              <w:jc w:val="center"/>
-            </w:pPr>
-            <w:r>
-              <w:rPr>
-                <w:rFonts w:ascii="Times New Roman" w:hAnsi="Times New Roman" w:eastAsia="宋体"/>
-                <w:sz w:val="18"/>
-              </w:rPr>
-              <w:t xml:space="preserve">Overpay</w:t>
-            </w:r>
-          </w:p>
-        </w:tc>
-        <w:tc>
-          <w:tcPr/>
-          <w:p>
-            <w:pPr>
-              <w:pStyle w:val="Compact"/>
-              <w:spacing w:line="240" w:lineRule="auto" w:before="0" w:after="0"/>
-              <w:ind w:firstLine="0"/>
-              <w:jc w:val="center"/>
-            </w:pPr>
-            <w:r>
-              <w:rPr>
-                <w:rFonts w:hint="eastAsia" w:ascii="Times New Roman" w:hAnsi="Times New Roman" w:eastAsia="宋体"/>
-                <w:sz w:val="18"/>
-              </w:rPr>
-              <w:t xml:space="preserve">期望薪酬模型回归残差，正值表示薪酬高于基准</w:t>
-            </w:r>
-          </w:p>
-        </w:tc>
-      </w:tr>
-      <w:tr>
-        <w:tc>
-          <w:tcPr/>
-          <w:p>
-            <w:pPr>
-              <w:pStyle w:val="Compact"/>
-              <w:spacing w:line="240" w:lineRule="auto" w:before="0" w:after="0"/>
-              <w:ind w:firstLine="0"/>
-              <w:jc w:val="left"/>
-            </w:pPr>
-            <w:r>
-              <w:rPr>
-                <w:rFonts w:hint="eastAsia" w:ascii="Times New Roman" w:hAnsi="Times New Roman" w:eastAsia="宋体"/>
-                <w:sz w:val="18"/>
-              </w:rPr>
-              <w:t xml:space="preserve">财政补贴强度</w:t>
-            </w:r>
-          </w:p>
-        </w:tc>
-        <w:tc>
-          <w:tcPr/>
-          <w:p>
-            <w:pPr>
-              <w:pStyle w:val="Compact"/>
-              <w:spacing w:line="240" w:lineRule="auto" w:before="0" w:after="0"/>
-              <w:ind w:firstLine="0"/>
-              <w:jc w:val="center"/>
-            </w:pPr>
-            <w:r>
-              <w:rPr>
-                <w:rFonts w:ascii="Times New Roman" w:hAnsi="Times New Roman" w:eastAsia="宋体"/>
-                <w:sz w:val="18"/>
-              </w:rPr>
-              <w:t xml:space="preserve">lnSubsidy</w:t>
-            </w:r>
-          </w:p>
-        </w:tc>
-        <w:tc>
-          <w:tcPr/>
-          <w:p>
-            <w:pPr>
-              <w:pStyle w:val="Compact"/>
-              <w:spacing w:line="240" w:lineRule="auto" w:before="0" w:after="0"/>
-              <w:ind w:firstLine="0"/>
-              <w:jc w:val="center"/>
-            </w:pPr>
-            <w:r>
-              <w:rPr>
-                <w:rFonts w:hint="eastAsia" w:ascii="Times New Roman" w:hAnsi="Times New Roman" w:eastAsia="宋体"/>
-                <w:sz w:val="18"/>
-              </w:rPr>
-              <w:t xml:space="preserve">ln(1+政府补助)，未披露补助记为0</w:t>
-            </w:r>
-          </w:p>
-        </w:tc>
-      </w:tr>
-      <w:tr>
-        <w:tc>
-          <w:tcPr/>
-          <w:p>
-            <w:pPr>
-              <w:pStyle w:val="Compact"/>
-              <w:spacing w:line="240" w:lineRule="auto" w:before="0" w:after="0"/>
-              <w:ind w:firstLine="0"/>
-              <w:jc w:val="left"/>
-            </w:pPr>
-            <w:r>
-              <w:rPr>
-                <w:rFonts w:hint="eastAsia" w:ascii="Times New Roman" w:hAnsi="Times New Roman" w:eastAsia="宋体"/>
-                <w:sz w:val="18"/>
-              </w:rPr>
-              <w:t xml:space="preserve">管理层权力</w:t>
-            </w:r>
-          </w:p>
-        </w:tc>
-        <w:tc>
-          <w:tcPr/>
-          <w:p>
-            <w:pPr>
-              <w:pStyle w:val="Compact"/>
-              <w:spacing w:line="240" w:lineRule="auto" w:before="0" w:after="0"/>
-              <w:ind w:firstLine="0"/>
-              <w:jc w:val="center"/>
-            </w:pPr>
-            <w:r>
-              <w:rPr>
-                <w:rFonts w:ascii="Times New Roman" w:hAnsi="Times New Roman" w:eastAsia="宋体"/>
-                <w:sz w:val="18"/>
-              </w:rPr>
-              <w:t xml:space="preserve">Power</w:t>
-            </w:r>
-          </w:p>
-        </w:tc>
-        <w:tc>
-          <w:tcPr/>
-          <w:p>
-            <w:pPr>
-              <w:pStyle w:val="Compact"/>
-              <w:spacing w:line="240" w:lineRule="auto" w:before="0" w:after="0"/>
-              <w:ind w:firstLine="0"/>
-              <w:jc w:val="center"/>
-            </w:pPr>
-            <w:r>
-              <w:rPr>
-                <w:rFonts w:hint="eastAsia" w:ascii="Times New Roman" w:hAnsi="Times New Roman" w:eastAsia="宋体"/>
-                <w:sz w:val="18"/>
-              </w:rPr>
-              <w:t xml:space="preserve">基于</w:t>
-            </w:r>
-            <w:r>
-              <w:rPr>
-                <w:rFonts w:ascii="Times New Roman" w:hAnsi="Times New Roman" w:eastAsia="宋体"/>
-                <w:sz w:val="18"/>
-              </w:rPr>
-              <w:t xml:space="preserve"> Dual、Boardsize、Insider、Mgshder </w:t>
-            </w:r>
-            <w:r>
-              <w:rPr>
-                <w:rFonts w:hint="eastAsia" w:ascii="Times New Roman" w:hAnsi="Times New Roman" w:eastAsia="宋体"/>
-                <w:sz w:val="18"/>
-              </w:rPr>
-              <w:t xml:space="preserve">四项指标的FA综合得分</w:t>
-            </w:r>
-          </w:p>
-        </w:tc>
-      </w:tr>
-      <w:tr>
-        <w:tc>
-          <w:tcPr/>
-          <w:p>
-            <w:pPr>
-              <w:pStyle w:val="Compact"/>
-              <w:spacing w:line="240" w:lineRule="auto" w:before="0" w:after="0"/>
-              <w:ind w:firstLine="0"/>
-              <w:jc w:val="left"/>
-            </w:pPr>
-            <w:r>
-              <w:rPr>
-                <w:rFonts w:hint="eastAsia" w:ascii="Times New Roman" w:hAnsi="Times New Roman" w:eastAsia="宋体"/>
-                <w:sz w:val="18"/>
-              </w:rPr>
-              <w:t xml:space="preserve">业绩</w:t>
-            </w:r>
-          </w:p>
-        </w:tc>
-        <w:tc>
-          <w:tcPr/>
-          <w:p>
-            <w:pPr>
-              <w:pStyle w:val="Compact"/>
-              <w:spacing w:line="240" w:lineRule="auto" w:before="0" w:after="0"/>
-              <w:ind w:firstLine="0"/>
-              <w:jc w:val="center"/>
-            </w:pPr>
-            <w:r>
-              <w:rPr>
-                <w:rFonts w:ascii="Times New Roman" w:hAnsi="Times New Roman" w:eastAsia="宋体"/>
-                <w:sz w:val="18"/>
-              </w:rPr>
-              <w:t xml:space="preserve">Roa</w:t>
-            </w:r>
-          </w:p>
-        </w:tc>
-        <w:tc>
-          <w:tcPr/>
-          <w:p>
-            <w:pPr>
-              <w:pStyle w:val="Compact"/>
-              <w:spacing w:line="240" w:lineRule="auto" w:before="0" w:after="0"/>
-              <w:ind w:firstLine="0"/>
-              <w:jc w:val="center"/>
-            </w:pPr>
-            <w:r>
-              <w:rPr>
-                <w:rFonts w:hint="eastAsia" w:ascii="Times New Roman" w:hAnsi="Times New Roman" w:eastAsia="宋体"/>
-                <w:sz w:val="18"/>
-              </w:rPr>
-              <w:t xml:space="preserve">净利润/总资产</w:t>
-            </w:r>
-          </w:p>
-        </w:tc>
-      </w:tr>
-      <w:tr>
-        <w:tc>
-          <w:tcPr/>
-          <w:p>
-            <w:pPr>
-              <w:pStyle w:val="Compact"/>
-              <w:spacing w:line="240" w:lineRule="auto" w:before="0" w:after="0"/>
-              <w:ind w:firstLine="0"/>
-              <w:jc w:val="left"/>
-            </w:pPr>
-            <w:r>
-              <w:rPr>
-                <w:rFonts w:hint="eastAsia" w:ascii="Times New Roman" w:hAnsi="Times New Roman" w:eastAsia="宋体"/>
-                <w:sz w:val="18"/>
-              </w:rPr>
-              <w:t xml:space="preserve">财务杠杆</w:t>
-            </w:r>
-          </w:p>
-        </w:tc>
-        <w:tc>
-          <w:tcPr/>
-          <w:p>
-            <w:pPr>
-              <w:pStyle w:val="Compact"/>
-              <w:spacing w:line="240" w:lineRule="auto" w:before="0" w:after="0"/>
-              <w:ind w:firstLine="0"/>
-              <w:jc w:val="center"/>
-            </w:pPr>
-            <w:r>
-              <w:rPr>
-                <w:rFonts w:ascii="Times New Roman" w:hAnsi="Times New Roman" w:eastAsia="宋体"/>
-                <w:sz w:val="18"/>
-              </w:rPr>
-              <w:t xml:space="preserve">Lever</w:t>
-            </w:r>
-          </w:p>
-        </w:tc>
-        <w:tc>
-          <w:tcPr/>
-          <w:p>
-            <w:pPr>
-              <w:pStyle w:val="Compact"/>
-              <w:spacing w:line="240" w:lineRule="auto" w:before="0" w:after="0"/>
-              <w:ind w:firstLine="0"/>
-              <w:jc w:val="center"/>
-            </w:pPr>
-            <w:r>
-              <w:rPr>
-                <w:rFonts w:hint="eastAsia" w:ascii="Times New Roman" w:hAnsi="Times New Roman" w:eastAsia="宋体"/>
-                <w:sz w:val="18"/>
-              </w:rPr>
-              <w:t xml:space="preserve">总负债/总资产</w:t>
-            </w:r>
-          </w:p>
-        </w:tc>
-      </w:tr>
-      <w:tr>
-        <w:tc>
-          <w:tcPr/>
-          <w:p>
-            <w:pPr>
-              <w:pStyle w:val="Compact"/>
-              <w:spacing w:line="240" w:lineRule="auto" w:before="0" w:after="0"/>
-              <w:ind w:firstLine="0"/>
-              <w:jc w:val="left"/>
-            </w:pPr>
-            <w:r>
-              <w:rPr>
-                <w:rFonts w:hint="eastAsia" w:ascii="Times New Roman" w:hAnsi="Times New Roman" w:eastAsia="宋体"/>
-                <w:sz w:val="18"/>
-              </w:rPr>
-              <w:t xml:space="preserve">大股东持股</w:t>
-            </w:r>
-          </w:p>
-        </w:tc>
-        <w:tc>
-          <w:tcPr/>
-          <w:p>
-            <w:pPr>
-              <w:pStyle w:val="Compact"/>
-              <w:spacing w:line="240" w:lineRule="auto" w:before="0" w:after="0"/>
-              <w:ind w:firstLine="0"/>
-              <w:jc w:val="center"/>
-            </w:pPr>
-            <w:r>
-              <w:rPr>
-                <w:rFonts w:ascii="Times New Roman" w:hAnsi="Times New Roman" w:eastAsia="宋体"/>
-                <w:sz w:val="18"/>
-              </w:rPr>
-              <w:t xml:space="preserve">Top1</w:t>
-            </w:r>
-          </w:p>
-        </w:tc>
-        <w:tc>
-          <w:tcPr/>
-          <w:p>
-            <w:pPr>
-              <w:pStyle w:val="Compact"/>
-              <w:spacing w:line="240" w:lineRule="auto" w:before="0" w:after="0"/>
-              <w:ind w:firstLine="0"/>
-              <w:jc w:val="center"/>
-            </w:pPr>
-            <w:r>
-              <w:rPr>
-                <w:rFonts w:hint="eastAsia" w:ascii="Times New Roman" w:hAnsi="Times New Roman" w:eastAsia="宋体"/>
-                <w:sz w:val="18"/>
-              </w:rPr>
-              <w:t xml:space="preserve">第一大股东持股比例（%）</w:t>
-            </w:r>
-          </w:p>
-        </w:tc>
-      </w:tr>
-      <w:tr>
-        <w:tc>
-          <w:tcPr/>
-          <w:p>
-            <w:pPr>
-              <w:pStyle w:val="Compact"/>
-              <w:spacing w:line="240" w:lineRule="auto" w:before="0" w:after="0"/>
-              <w:ind w:firstLine="0"/>
-              <w:jc w:val="left"/>
-            </w:pPr>
-            <w:r>
-              <w:rPr>
-                <w:rFonts w:hint="eastAsia" w:ascii="Times New Roman" w:hAnsi="Times New Roman" w:eastAsia="宋体"/>
-                <w:sz w:val="18"/>
-              </w:rPr>
-              <w:t xml:space="preserve">地区</w:t>
-            </w:r>
-          </w:p>
-        </w:tc>
-        <w:tc>
-          <w:tcPr/>
-          <w:p>
-            <w:pPr>
-              <w:pStyle w:val="Compact"/>
-              <w:spacing w:line="240" w:lineRule="auto" w:before="0" w:after="0"/>
-              <w:ind w:firstLine="0"/>
-              <w:jc w:val="center"/>
-            </w:pPr>
-            <w:r>
-              <w:rPr>
-                <w:rFonts w:ascii="Times New Roman" w:hAnsi="Times New Roman" w:eastAsia="宋体"/>
-                <w:sz w:val="18"/>
-              </w:rPr>
-              <w:t xml:space="preserve">Zone</w:t>
-            </w:r>
-          </w:p>
-        </w:tc>
-        <w:tc>
-          <w:tcPr/>
-          <w:p>
-            <w:pPr>
-              <w:pStyle w:val="Compact"/>
-              <w:spacing w:line="240" w:lineRule="auto" w:before="0" w:after="0"/>
-              <w:ind w:firstLine="0"/>
-              <w:jc w:val="center"/>
-            </w:pPr>
-            <w:r>
-              <w:rPr>
-                <w:rFonts w:hint="eastAsia" w:ascii="Times New Roman" w:hAnsi="Times New Roman" w:eastAsia="宋体"/>
-                <w:sz w:val="18"/>
-              </w:rPr>
-              <w:t xml:space="preserve">依据注册地址/办公地识别，中西部地区=1，东部地区=0</w:t>
-            </w:r>
-          </w:p>
-        </w:tc>
-      </w:tr>
-      <w:tr>
-        <w:tc>
-          <w:tcPr/>
-          <w:p>
-            <w:pPr>
-              <w:pStyle w:val="Compact"/>
-              <w:spacing w:line="240" w:lineRule="auto" w:before="0" w:after="0"/>
-              <w:ind w:firstLine="0"/>
-              <w:jc w:val="left"/>
-            </w:pPr>
-            <w:r>
-              <w:rPr>
-                <w:rFonts w:hint="eastAsia" w:ascii="Times New Roman" w:hAnsi="Times New Roman" w:eastAsia="宋体"/>
-                <w:sz w:val="18"/>
-              </w:rPr>
-              <w:t xml:space="preserve">企业规模</w:t>
-            </w:r>
-          </w:p>
-        </w:tc>
-        <w:tc>
-          <w:tcPr/>
-          <w:p>
-            <w:pPr>
-              <w:pStyle w:val="Compact"/>
-              <w:spacing w:line="240" w:lineRule="auto" w:before="0" w:after="0"/>
-              <w:ind w:firstLine="0"/>
-              <w:jc w:val="center"/>
-            </w:pPr>
-            <w:r>
-              <w:rPr>
-                <w:rFonts w:ascii="Times New Roman" w:hAnsi="Times New Roman" w:eastAsia="宋体"/>
-                <w:sz w:val="18"/>
-              </w:rPr>
-              <w:t xml:space="preserve">lnSale</w:t>
-            </w:r>
-          </w:p>
-        </w:tc>
-        <w:tc>
-          <w:tcPr/>
-          <w:p>
-            <w:pPr>
-              <w:pStyle w:val="Compact"/>
-              <w:spacing w:line="240" w:lineRule="auto" w:before="0" w:after="0"/>
-              <w:ind w:firstLine="0"/>
-              <w:jc w:val="center"/>
-            </w:pPr>
-            <w:r>
-              <w:rPr>
-                <w:rFonts w:hint="eastAsia" w:ascii="Times New Roman" w:hAnsi="Times New Roman" w:eastAsia="宋体"/>
-                <w:sz w:val="18"/>
-              </w:rPr>
-              <w:t xml:space="preserve">营业收入自然对数</w:t>
-            </w:r>
-          </w:p>
-        </w:tc>
-      </w:tr>
-      <w:tr>
-        <w:tc>
-          <w:tcPr>
-            <w:tcBorders>
-              <w:bottom w:val="single" w:sz="12" w:color="000000"/>
-            </w:tcBorders>
-          </w:tcPr>
-          <w:p>
-            <w:pPr>
-              <w:pStyle w:val="Compact"/>
-              <w:spacing w:line="240" w:lineRule="auto" w:before="0" w:after="0"/>
-              <w:ind w:firstLine="0"/>
-              <w:jc w:val="left"/>
-            </w:pPr>
-            <w:r>
-              <w:rPr>
-                <w:rFonts w:hint="eastAsia" w:ascii="Times New Roman" w:hAnsi="Times New Roman" w:eastAsia="宋体"/>
-                <w:sz w:val="18"/>
-              </w:rPr>
-              <w:t xml:space="preserve">无形资产占比</w:t>
-            </w:r>
-          </w:p>
-        </w:tc>
-        <w:tc>
-          <w:tcPr>
-            <w:tcBorders>
-              <w:bottom w:val="single" w:sz="12" w:color="000000"/>
-            </w:tcBorders>
-          </w:tcPr>
-          <w:p>
-            <w:pPr>
-              <w:pStyle w:val="Compact"/>
-              <w:spacing w:line="240" w:lineRule="auto" w:before="0" w:after="0"/>
-              <w:ind w:firstLine="0"/>
-              <w:jc w:val="center"/>
-            </w:pPr>
-            <w:r>
-              <w:rPr>
-                <w:rFonts w:ascii="Times New Roman" w:hAnsi="Times New Roman" w:eastAsia="宋体"/>
-                <w:sz w:val="18"/>
-              </w:rPr>
-              <w:t xml:space="preserve">IA</w:t>
-            </w:r>
-          </w:p>
-        </w:tc>
-        <w:tc>
-          <w:tcPr>
-            <w:tcBorders>
-              <w:bottom w:val="single" w:sz="12" w:color="000000"/>
-            </w:tcBorders>
-          </w:tcPr>
-          <w:p>
-            <w:pPr>
-              <w:pStyle w:val="Compact"/>
-              <w:spacing w:line="240" w:lineRule="auto" w:before="0" w:after="0"/>
-              <w:ind w:firstLine="0"/>
-              <w:jc w:val="center"/>
-            </w:pPr>
-            <w:r>
-              <w:rPr>
-                <w:rFonts w:hint="eastAsia" w:ascii="Times New Roman" w:hAnsi="Times New Roman" w:eastAsia="宋体"/>
-                <w:sz w:val="18"/>
-              </w:rPr>
-              <w:t xml:space="preserve">无形资产/总资产</w:t>
-            </w:r>
-          </w:p>
-        </w:tc>
-      </w:tr>
-    </w:tbl>
-    <w:bookmarkEnd w:id="26"/>
-    <w:bookmarkStart w:id="30" w:name="路径变量管理层权力power"/>
-    <w:p>
-      <w:pPr>
-        <w:pStyle w:val="31"/>
-        <w:spacing w:line="312" w:lineRule="auto" w:before="0" w:after="0"/>
-        <w:ind w:firstLine="420"/>
-        <w:jc w:val="left"/>
-      </w:pPr>
-      <w:bookmarkStart w:id="102" w:name="_TocAuto0030"/>
-      <w:r>
-        <w:rPr>
-          <w:rFonts w:ascii="Times New Roman" w:hAnsi="Times New Roman" w:eastAsia="宋体"/>
-          <w:b w:val="0"/>
-          <w:sz w:val="24"/>
-        </w:rPr>
-        <w:t xml:space="preserve">3.3.4 </w:t>
-      </w:r>
-      <w:r>
-        <w:rPr>
-          <w:rFonts w:hint="eastAsia" w:ascii="Times New Roman" w:hAnsi="Times New Roman" w:eastAsia="宋体"/>
-          <w:b w:val="0"/>
-          <w:sz w:val="24"/>
-        </w:rPr>
-        <w:t xml:space="preserve">路径变量：管理层权力（Power）</w:t>
-      </w:r>
-      <w:bookmarkEnd w:id="102"/>
-    </w:p>
-    <w:p>
-      <w:pPr>
-        <w:spacing w:line="312" w:lineRule="auto" w:before="0" w:after="0"/>
-        <w:ind w:firstLine="420"/>
-        <w:jc w:val="both"/>
-      </w:pPr>
-      <w:r>
-        <w:rPr>
-          <w:rFonts w:hint="eastAsia" w:ascii="Times New Roman" w:hAnsi="Times New Roman" w:eastAsia="宋体"/>
-          <w:b w:val="0"/>
-          <w:sz w:val="21"/>
-        </w:rPr>
-        <w:t xml:space="preserve">管理层权力变量</w:t>
-      </w:r>
-      <w:r>
-        <w:rPr>
-          <w:rFonts w:ascii="Times New Roman" w:hAnsi="Times New Roman" w:eastAsia="宋体"/>
-          <w:b w:val="0"/>
-          <w:sz w:val="21"/>
-        </w:rPr>
-        <w:t xml:space="preserve"> Power </w:t>
-      </w:r>
-      <w:r>
-        <w:rPr>
-          <w:rFonts w:hint="eastAsia" w:ascii="Times New Roman" w:hAnsi="Times New Roman" w:eastAsia="宋体"/>
-          <w:b w:val="0"/>
-          <w:sz w:val="21"/>
-        </w:rPr>
-        <w:t xml:space="preserve">在本文中主要作为中介变量使用。正文主线将其定义为基于</w:t>
-      </w:r>
-      <w:r>
-        <w:rPr>
-          <w:rFonts w:ascii="Times New Roman" w:hAnsi="Times New Roman" w:eastAsia="宋体"/>
-          <w:b w:val="0"/>
-          <w:sz w:val="21"/>
-        </w:rPr>
-        <w:t xml:space="preserve"> Dual、Boardsize、Insider </w:t>
-      </w:r>
-      <w:r>
-        <w:rPr>
-          <w:rFonts w:hint="eastAsia" w:ascii="Times New Roman" w:hAnsi="Times New Roman" w:eastAsia="宋体"/>
-          <w:b w:val="0"/>
-          <w:sz w:val="21"/>
-        </w:rPr>
-        <w:t xml:space="preserve">和</w:t>
-      </w:r>
-      <w:r>
-        <w:rPr>
-          <w:rFonts w:ascii="Times New Roman" w:hAnsi="Times New Roman" w:eastAsia="宋体"/>
-          <w:b w:val="0"/>
-          <w:sz w:val="21"/>
-        </w:rPr>
-        <w:t xml:space="preserve"> Mgshder </w:t>
-      </w:r>
-      <w:r>
-        <w:rPr>
-          <w:rFonts w:hint="eastAsia" w:ascii="Times New Roman" w:hAnsi="Times New Roman" w:eastAsia="宋体"/>
-          <w:b w:val="0"/>
-          <w:sz w:val="21"/>
-        </w:rPr>
-        <w:t xml:space="preserve">四项治理指标构造的</w:t>
-      </w:r>
-      <w:r>
-        <w:rPr>
-          <w:rFonts w:ascii="Times New Roman" w:hAnsi="Times New Roman" w:eastAsia="宋体"/>
-          <w:b w:val="0"/>
-          <w:sz w:val="21"/>
-        </w:rPr>
-        <w:t xml:space="preserve"> FA </w:t>
-      </w:r>
-      <w:r>
-        <w:rPr>
-          <w:rFonts w:hint="eastAsia" w:ascii="Times New Roman" w:hAnsi="Times New Roman" w:eastAsia="宋体"/>
-          <w:b w:val="0"/>
-          <w:sz w:val="21"/>
-        </w:rPr>
-        <w:t xml:space="preserve">综合得分，用于刻画高管在正式职位、董事会结构与所有权层面的综合影响力。有关</w:t>
-      </w:r>
-      <w:r>
-        <w:rPr>
-          <w:rFonts w:ascii="Times New Roman" w:hAnsi="Times New Roman" w:eastAsia="宋体"/>
-          <w:b w:val="0"/>
-          <w:sz w:val="21"/>
-        </w:rPr>
-        <w:t xml:space="preserve"> Power </w:t>
-      </w:r>
-      <w:r>
-        <w:rPr>
-          <w:rFonts w:hint="eastAsia" w:ascii="Times New Roman" w:hAnsi="Times New Roman" w:eastAsia="宋体"/>
-          <w:b w:val="0"/>
-          <w:sz w:val="21"/>
-        </w:rPr>
-        <w:t xml:space="preserve">的具体构成过程以及</w:t>
-      </w:r>
-      <w:r>
-        <w:rPr>
-          <w:rFonts w:ascii="Times New Roman" w:hAnsi="Times New Roman" w:eastAsia="宋体"/>
-          <w:b w:val="0"/>
-          <w:sz w:val="21"/>
-        </w:rPr>
-        <w:t xml:space="preserve"> FA/PCA </w:t>
-      </w:r>
-      <w:r>
-        <w:rPr>
-          <w:rFonts w:hint="eastAsia" w:ascii="Times New Roman" w:hAnsi="Times New Roman" w:eastAsia="宋体"/>
-          <w:b w:val="0"/>
-          <w:sz w:val="21"/>
-        </w:rPr>
-        <w:t xml:space="preserve">的诊断结果，统一放在第四章中介效应分析部分展开。</w:t>
-      </w:r>
-    </w:p>
-    <w:bookmarkEnd w:id="27"/>
-    <w:bookmarkEnd w:id="28"/>
-    <w:bookmarkStart w:id="31" w:name="模型设定"/>
-    <w:p>
-      <w:pPr>
-        <w:pStyle w:val="2"/>
-        <w:spacing w:line="312" w:lineRule="auto" w:before="0" w:after="0"/>
-        <w:ind w:firstLine="0"/>
-        <w:jc w:val="left"/>
-      </w:pPr>
-      <w:bookmarkStart w:id="103" w:name="_TocAuto0031"/>
-      <w:r>
-        <w:rPr>
-          <w:rFonts w:ascii="Times New Roman" w:hAnsi="Times New Roman" w:eastAsia="黑体"/>
-          <w:b w:val="0"/>
-          <w:sz w:val="28"/>
-        </w:rPr>
-        <w:t xml:space="preserve">3.4 </w:t>
-      </w:r>
-      <w:r>
-        <w:rPr>
-          <w:rFonts w:hint="eastAsia" w:ascii="Times New Roman" w:hAnsi="Times New Roman" w:eastAsia="黑体"/>
-          <w:b w:val="0"/>
-          <w:sz w:val="28"/>
-        </w:rPr>
-        <w:t xml:space="preserve">模型设定</w:t>
-      </w:r>
-      <w:bookmarkEnd w:id="103"/>
-    </w:p>
-    <w:bookmarkStart w:id="32" w:name="第一阶段期望薪酬模型"/>
-    <w:p>
-      <w:pPr>
-        <w:pStyle w:val="31"/>
-        <w:spacing w:line="312" w:lineRule="auto" w:before="0" w:after="0"/>
-        <w:ind w:firstLine="420"/>
-        <w:jc w:val="left"/>
-      </w:pPr>
-      <w:bookmarkStart w:id="104" w:name="_TocAuto0032"/>
-      <w:r>
-        <w:rPr>
-          <w:rFonts w:ascii="Times New Roman" w:hAnsi="Times New Roman" w:eastAsia="宋体"/>
-          <w:b w:val="0"/>
-          <w:sz w:val="24"/>
-        </w:rPr>
-        <w:t xml:space="preserve">3.4.1 </w:t>
-      </w:r>
-      <w:r>
-        <w:rPr>
-          <w:rFonts w:hint="eastAsia" w:ascii="Times New Roman" w:hAnsi="Times New Roman" w:eastAsia="宋体"/>
-          <w:b w:val="0"/>
-          <w:sz w:val="24"/>
-        </w:rPr>
-        <w:t xml:space="preserve">第一阶段：期望薪酬模型</w:t>
-      </w:r>
-      <w:bookmarkEnd w:id="104"/>
-    </w:p>
-    <w:p>
-      <w:pPr>
-        <w:spacing w:line="312" w:lineRule="auto" w:before="0" w:after="0"/>
-        <w:ind w:firstLine="420"/>
-        <w:jc w:val="both"/>
-      </w:pPr>
-      <w:r>
-        <w:rPr>
-          <w:rFonts w:hint="eastAsia" w:ascii="Times New Roman" w:hAnsi="Times New Roman" w:eastAsia="宋体"/>
-          <w:b w:val="0"/>
-          <w:sz w:val="21"/>
-        </w:rPr>
-        <w:t xml:space="preserve">期望薪酬模型直接沿用Core等（1999）</w:t>
-      </w:r>
-      <w:r>
-        <w:rPr>
-          <w:rFonts w:ascii="Times New Roman" w:hAnsi="Times New Roman" w:eastAsia="宋体"/>
-          <w:b w:val="0"/>
-          <w:sz w:val="21"/>
-          <w:vertAlign w:val="superscript"/>
-        </w:rPr>
-        <w:t>[3]</w:t>
-      </w:r>
-      <w:r>
-        <w:rPr>
-          <w:rFonts w:hint="eastAsia" w:ascii="Times New Roman" w:hAnsi="Times New Roman" w:eastAsia="宋体"/>
-          <w:b w:val="0"/>
-          <w:sz w:val="21"/>
-        </w:rPr>
-        <w:t xml:space="preserve">的基本思路：</w:t>
-      </w:r>
-    </w:p>
-    <w:p>
-      <w:pPr>
-        <w:pStyle w:val="a4"/>
-        <w:tabs>
-          <w:tab w:pos="8617" w:val="right"/>
-        </w:tabs>
-      </w:pPr>
-      <m:oMathPara>
-        <m:oMathParaPr>
-          <m:jc m:val="center"/>
-        </m:oMathParaPr>
-        <m:oMath>
-          <m:r>
-            <m:rPr>
-              <m:sty m:val="p"/>
-            </m:rPr>
-            <m:t>ln</m:t>
-          </m:r>
-          <m:sSub>
-            <m:e>
-              <m:r>
-                <m:rPr>
-                  <m:nor/>
-                  <m:sty m:val="p"/>
-                </m:rPr>
-                <m:t>Salary</m:t>
-              </m:r>
-            </m:e>
-            <m:sub>
-              <m:r>
-                <m:t>i</m:t>
-              </m:r>
-              <m:r>
-                <m:t>t</m:t>
-              </m:r>
-            </m:sub>
-          </m:sSub>
-          <m:r>
-            <m:rPr>
-              <m:sty m:val="p"/>
-            </m:rPr>
-            <m:t>=</m:t>
-          </m:r>
-          <m:sSub>
-            <m:e>
-              <m:r>
-                <m:t>α</m:t>
-              </m:r>
-            </m:e>
-            <m:sub>
-              <m:r>
-                <m:t>0</m:t>
-              </m:r>
-            </m:sub>
-          </m:sSub>
-          <m:r>
-            <m:rPr>
-              <m:sty m:val="p"/>
-            </m:rPr>
-            <m:t>+</m:t>
-          </m:r>
-          <m:sSub>
-            <m:e>
-              <m:r>
-                <m:t>β</m:t>
-              </m:r>
-            </m:e>
-            <m:sub>
-              <m:r>
-                <m:t>1</m:t>
-              </m:r>
-            </m:sub>
-          </m:sSub>
-          <m:r>
-            <m:rPr>
-              <m:sty m:val="p"/>
-            </m:rPr>
-            <m:t>ln</m:t>
-          </m:r>
-          <m:sSub>
-            <m:e>
-              <m:r>
-                <m:rPr>
-                  <m:nor/>
-                  <m:sty m:val="p"/>
-                </m:rPr>
-                <m:t>Sale</m:t>
-              </m:r>
-            </m:e>
-            <m:sub>
-              <m:r>
-                <m:t>i</m:t>
-              </m:r>
-              <m:r>
-                <m:t>t</m:t>
-              </m:r>
-            </m:sub>
-          </m:sSub>
-          <m:r>
-            <m:rPr>
-              <m:sty m:val="p"/>
-            </m:rPr>
-            <m:t>+</m:t>
-          </m:r>
-          <m:sSub>
-            <m:e>
-              <m:r>
-                <m:t>β</m:t>
-              </m:r>
-            </m:e>
-            <m:sub>
-              <m:r>
-                <m:t>2</m:t>
-              </m:r>
-            </m:sub>
-          </m:sSub>
-          <m:sSub>
-            <m:e>
-              <m:r>
-                <m:rPr>
-                  <m:nor/>
-                  <m:sty m:val="p"/>
-                </m:rPr>
-                <m:t>Roa</m:t>
-              </m:r>
-            </m:e>
-            <m:sub>
-              <m:r>
-                <m:t>i</m:t>
-              </m:r>
-              <m:r>
-                <m:t>t</m:t>
-              </m:r>
-            </m:sub>
-          </m:sSub>
-          <m:r>
-            <m:rPr>
-              <m:sty m:val="p"/>
-            </m:rPr>
-            <m:t>+</m:t>
-          </m:r>
-          <m:sSub>
-            <m:e>
-              <m:r>
-                <m:t>β</m:t>
-              </m:r>
-            </m:e>
-            <m:sub>
-              <m:r>
-                <m:t>3</m:t>
-              </m:r>
-            </m:sub>
-          </m:sSub>
-          <m:sSub>
-            <m:e>
-              <m:r>
-                <m:rPr>
-                  <m:nor/>
-                  <m:sty m:val="p"/>
-                </m:rPr>
-                <m:t>IA</m:t>
-              </m:r>
-            </m:e>
-            <m:sub>
-              <m:r>
-                <m:t>i</m:t>
-              </m:r>
-              <m:r>
-                <m:t>t</m:t>
-              </m:r>
-            </m:sub>
-          </m:sSub>
-          <m:r>
-            <m:rPr>
-              <m:sty m:val="p"/>
-            </m:rPr>
-            <m:t>+</m:t>
-          </m:r>
-          <m:sSub>
-            <m:e>
-              <m:r>
-                <m:t>β</m:t>
-              </m:r>
-            </m:e>
-            <m:sub>
-              <m:r>
-                <m:t>4</m:t>
-              </m:r>
-            </m:sub>
-          </m:sSub>
-          <m:sSub>
-            <m:e>
-              <m:r>
-                <m:rPr>
-                  <m:nor/>
-                  <m:sty m:val="p"/>
-                </m:rPr>
-                <m:t>Zone</m:t>
-              </m:r>
-            </m:e>
-            <m:sub>
-              <m:r>
-                <m:t>i</m:t>
-              </m:r>
-              <m:r>
-                <m:t>t</m:t>
-              </m:r>
-            </m:sub>
-          </m:sSub>
-          <m:r>
-            <m:rPr>
-              <m:sty m:val="p"/>
-            </m:rPr>
-            <m:t>+</m:t>
-          </m:r>
-          <m:nary>
-            <m:naryPr>
-              <m:chr m:val="∑"/>
-              <m:limLoc m:val="undOvr"/>
-              <m:subHide m:val="off"/>
-              <m:supHide m:val="off"/>
-            </m:naryPr>
-            <m:sub>
-              <m:r>
-                <m:t>j</m:t>
-              </m:r>
-              <m:r>
-                <m:rPr>
-                  <m:sty m:val="p"/>
-                </m:rPr>
-                <m:t>=</m:t>
-              </m:r>
-              <m:r>
-                <m:t>1</m:t>
-              </m:r>
-            </m:sub>
-            <m:sup>
-              <m:r>
-                <m:t>J</m:t>
-              </m:r>
-            </m:sup>
-            <m:e>
-              <m:sSub>
-                <m:e>
-                  <m:r>
-                    <m:t>δ</m:t>
-                  </m:r>
-                </m:e>
-                <m:sub>
-                  <m:r>
-                    <m:t>j</m:t>
-                  </m:r>
-                </m:sub>
-              </m:sSub>
-            </m:e>
-          </m:nary>
-          <m:sSub>
-            <m:e>
-              <m:r>
-                <m:rPr>
-                  <m:nor/>
-                  <m:sty m:val="p"/>
-                </m:rPr>
-                <m:t>Industry</m:t>
-              </m:r>
-            </m:e>
-            <m:sub>
-              <m:r>
-                <m:t>j</m:t>
-              </m:r>
-            </m:sub>
-          </m:sSub>
-          <m:r>
-            <m:rPr>
-              <m:sty m:val="p"/>
-            </m:rPr>
-            <m:t>+</m:t>
-          </m:r>
-          <m:nary>
-            <m:naryPr>
-              <m:chr m:val="∑"/>
-              <m:limLoc m:val="undOvr"/>
-              <m:subHide m:val="off"/>
-              <m:supHide m:val="off"/>
-            </m:naryPr>
-            <m:sub>
-              <m:r>
-                <m:t>t</m:t>
-              </m:r>
-              <m:r>
-                <m:rPr>
-                  <m:sty m:val="p"/>
-                </m:rPr>
-                <m:t>=</m:t>
-              </m:r>
-              <m:r>
-                <m:t>1</m:t>
-              </m:r>
-            </m:sub>
-            <m:sup>
-              <m:r>
-                <m:t>T</m:t>
-              </m:r>
-            </m:sup>
-            <m:e>
-              <m:sSub>
-                <m:e>
-                  <m:r>
-                    <m:t>γ</m:t>
-                  </m:r>
-                </m:e>
-                <m:sub>
-                  <m:r>
-                    <m:t>t</m:t>
-                  </m:r>
-                </m:sub>
-              </m:sSub>
-            </m:e>
-          </m:nary>
-          <m:sSub>
-            <m:e>
-              <m:r>
-                <m:rPr>
-                  <m:nor/>
-                  <m:sty m:val="p"/>
-                </m:rPr>
-                <m:t>Year</m:t>
-              </m:r>
-            </m:e>
-            <m:sub>
-              <m:r>
-                <m:t>t</m:t>
-              </m:r>
-            </m:sub>
-          </m:sSub>
-          <m:r>
-            <m:rPr>
-              <m:sty m:val="p"/>
-            </m:rPr>
-            <m:t>+</m:t>
-          </m:r>
-          <m:sSub>
-            <m:e>
-              <m:r>
-                <m:t>ε</m:t>
-              </m:r>
-            </m:e>
-            <m:sub>
-              <m:r>
-                <m:t>i</m:t>
-              </m:r>
-              <m:r>
-                <m:t>t</m:t>
-              </m:r>
-            </m:sub>
-          </m:sSub>
-        </m:oMath>
-      </m:oMathPara>
       <w:r>
         <w:rPr>
           <w:rFonts w:ascii="Times New Roman" w:hAnsi="Times New Roman" w:eastAsia="Times New Roman"/>
@@ -11701,7 +11385,7 @@
           <w:rFonts w:ascii="Times New Roman" w:hAnsi="Times New Roman" w:eastAsia="Times New Roman"/>
           <w:sz w:val="21"/>
         </w:rPr>
-        <w:t>1</w:t>
+        <w:t>2</w:t>
       </w:r>
       <w:r>
         <w:rPr>
@@ -12339,7 +12023,7 @@
           <w:rFonts w:ascii="Times New Roman" w:hAnsi="Times New Roman" w:eastAsia="Times New Roman"/>
           <w:sz w:val="21"/>
         </w:rPr>
-        <w:t>2</w:t>
+        <w:t>3</w:t>
       </w:r>
       <w:r>
         <w:rPr>
@@ -12429,7 +12113,7 @@
           <w:b w:val="0"/>
           <w:sz w:val="21"/>
         </w:rPr>
-        <w:t xml:space="preserve">表示年份固定效应。本文最关注的是</w:t>
+        <w:t xml:space="preserve">表示年份固定效应。最关注的是</w:t>
       </w:r>
       <w:r>
         <w:rPr>
@@ -12564,7 +12248,7 @@
           <w:b w:val="0"/>
           <w:sz w:val="21"/>
         </w:rPr>
-        <w:t xml:space="preserve">考虑到财政补贴容易受到选择性配置和反向因果的干扰，本文在公司固定效应框架下使用两阶段最小二乘法（2SLS）开展工具变量检验。第一层识别仍沿用“公司固定效应</w:t>
+        <w:t xml:space="preserve">考虑到财政补贴容易受到选择性配置和反向因果的干扰，研究在公司固定效应框架下使用两阶段最小二乘法（2SLS）开展工具变量检验。第一层识别仍沿用“公司固定效应</w:t>
       </w:r>
       <w:r>
         <w:rPr>
@@ -12596,7 +12280,22 @@
           <w:b w:val="0"/>
           <w:sz w:val="21"/>
         </w:rPr>
-        <w:t xml:space="preserve">设定。基准工具变量设定为“同城市同年度其他公司平均补助”的滞后一期值，即</w:t>
+        <w:t xml:space="preserve">设定。</w:t>
+      </w:r>
+    </w:p>
+    <w:p>
+      <w:pPr>
+        <w:spacing w:line="312" w:lineRule="auto" w:before="0" w:after="0"/>
+        <w:ind w:firstLine="420"/>
+        <w:jc w:val="both"/>
+      </w:pPr>
+      <w:r>
+        <w:rPr>
+          <w:rFonts w:hint="eastAsia" w:ascii="Times New Roman" w:hAnsi="Times New Roman" w:eastAsia="宋体"/>
+          <w:b w:val="0"/>
+          <w:sz w:val="21"/>
+        </w:rPr>
+        <w:t xml:space="preserve">基准工具变量设定为“同城市同年度其他公司平均补助”的滞后一期值，即</w:t>
       </w:r>
       <w:r>
         <w:rPr>
@@ -12666,7 +12365,22 @@
           <w:b w:val="0"/>
           <w:sz w:val="21"/>
         </w:rPr>
-        <w:t xml:space="preserve">，其制度逻辑是同城企业会共同受到地方财政政策波动影响；同时，为减弱本地共同冲击和本省共同政策环境直接进入误差项的风险，后文又补充构造了两个更强的精炼工具变量：一是“同行业同年排除本省后的其他企业平均补助”滞后一期，二是“同省同行业同年排除本市后的其他企业平均补助”滞后一期。二者分别利用行业政策倾向与本地化财政配置的留一法波动，为后文的过度识别检验提供额外约束。与基准回归模型一致，常规工具变量模型仍控制</w:t>
+        <w:t xml:space="preserve">，其制度逻辑是同城企业会共同受到地方财政政策波动影响。为减弱本地共同冲击和本省共同政策环境直接进入误差项的风险，后文又补充构造了两个更强的精炼工具变量：一是“同行业同年排除本省后的其他企业平均补助”滞后一期，二是“同省同行业同年排除本市后的其他企业平均补助”滞后一期。二者分别利用行业政策倾向与本地化财政配置的留一法波动，为后文的过度识别检验提供额外约束。</w:t>
+      </w:r>
+    </w:p>
+    <w:p>
+      <w:pPr>
+        <w:spacing w:line="312" w:lineRule="auto" w:before="0" w:after="0"/>
+        <w:ind w:firstLine="420"/>
+        <w:jc w:val="both"/>
+      </w:pPr>
+      <w:r>
+        <w:rPr>
+          <w:rFonts w:hint="eastAsia" w:ascii="Times New Roman" w:hAnsi="Times New Roman" w:eastAsia="宋体"/>
+          <w:b w:val="0"/>
+          <w:sz w:val="21"/>
+        </w:rPr>
+        <w:t xml:space="preserve">与基准回归模型一致，常规工具变量模型仍控制</w:t>
       </w:r>
       <w:r>
         <w:rPr>
@@ -13021,7 +12735,7 @@
           <w:rFonts w:ascii="Times New Roman" w:hAnsi="Times New Roman" w:eastAsia="Times New Roman"/>
           <w:sz w:val="21"/>
         </w:rPr>
-        <w:t>3</w:t>
+        <w:t>4</w:t>
       </w:r>
       <w:r>
         <w:rPr>
@@ -13521,7 +13235,7 @@
           <w:rFonts w:ascii="Times New Roman" w:hAnsi="Times New Roman" w:eastAsia="Times New Roman"/>
           <w:sz w:val="21"/>
         </w:rPr>
-        <w:t>4</w:t>
+        <w:t>5</w:t>
       </w:r>
       <w:r>
         <w:rPr>
@@ -13596,7 +13310,7 @@
           <w:b w:val="0"/>
           <w:sz w:val="21"/>
         </w:rPr>
-        <w:t xml:space="preserve">为进一步强化内生性处理，本文在三套常规工具变量之外，补充引入两类识别逻辑不同的方案。其一，采用“滞后三期同省同年其他企业平均补助”作为深度滞后工具变量，以更大的时间距离削弱反向因果；其二，参照</w:t>
+        <w:t xml:space="preserve">为进一步强化内生性处理，在三套常规工具变量之外，补充引入两类识别逻辑不同的方案。一是采用“滞后三期同省同年其他企业平均补助”作为深度滞后工具变量，以更大的时间距离削弱反向因果；二是参照</w:t>
       </w:r>
       <w:r>
         <w:rPr>
@@ -13643,7 +13357,7 @@
           <w:b w:val="0"/>
           <w:sz w:val="21"/>
         </w:rPr>
-        <w:t xml:space="preserve">此外，本文还以企业早期补贴暴露度与“全国（排除本省）行业补贴均值年度增量”交互构造</w:t>
+        <w:t xml:space="preserve">此外，以企业早期补贴暴露度与“全国（排除本省）行业补贴均值年度增量”交互构造</w:t>
       </w:r>
       <w:r>
         <w:rPr>
@@ -13722,7 +13436,7 @@
           <w:b w:val="0"/>
           <w:sz w:val="21"/>
         </w:rPr>
-        <w:t xml:space="preserve">考虑到现有材料不足以支撑严格的准自然实验识别，本文还补充实施两类不依赖外部政策库的辅助诊断：一是使用未来一期和未来两期补贴替代当前解释变量的安慰剂检验，并比较“公司固定效应</w:t>
+        <w:t xml:space="preserve">考虑到现有材料不足以支撑严格的准自然实验识别，还补充实施两类不依赖外部政策库的辅助诊断：一是使用未来一期和未来两期补贴替代当前解释变量的安慰剂检验，并比较“公司固定效应</w:t>
       </w:r>
       <w:r>
         <w:rPr>
@@ -13797,7 +13511,7 @@
           <w:b w:val="0"/>
           <w:sz w:val="21"/>
         </w:rPr>
-        <w:t xml:space="preserve">在完成基准回归与工具变量检验之后，本文再按照Baron和Kenny（1986）</w:t>
+        <w:t xml:space="preserve">在完成基准回归与工具变量检验之后，再按照Baron和Kenny（1986）</w:t>
       </w:r>
       <w:r>
         <w:rPr>
@@ -13806,7 +13520,7 @@
           <w:sz w:val="21"/>
           <w:vertAlign w:val="superscript"/>
         </w:rPr>
-        <w:t>[12]</w:t>
+        <w:t>[1]</w:t>
       </w:r>
       <w:r>
         <w:rPr>
@@ -13939,7 +13653,7 @@
           <w:b w:val="0"/>
           <w:sz w:val="21"/>
         </w:rPr>
-        <w:t xml:space="preserve">，对应方程2）：</w:t>
+        <w:t xml:space="preserve">，对应模型3）：</w:t>
       </w:r>
     </w:p>
     <w:p>
@@ -14157,7 +13871,7 @@
           <w:rFonts w:ascii="Times New Roman" w:hAnsi="Times New Roman" w:eastAsia="Times New Roman"/>
           <w:sz w:val="21"/>
         </w:rPr>
-        <w:t>5</w:t>
+        <w:t>6</w:t>
       </w:r>
       <w:r>
         <w:rPr>
@@ -14427,7 +14141,7 @@
           <w:rFonts w:ascii="Times New Roman" w:hAnsi="Times New Roman" w:eastAsia="Times New Roman"/>
           <w:sz w:val="21"/>
         </w:rPr>
-        <w:t>6</w:t>
+        <w:t>7</w:t>
       </w:r>
       <w:r>
         <w:rPr>
@@ -14800,7 +14514,7 @@
           <w:rFonts w:ascii="Times New Roman" w:hAnsi="Times New Roman" w:eastAsia="Times New Roman"/>
           <w:sz w:val="21"/>
         </w:rPr>
-        <w:t>7</w:t>
+        <w:t>8</w:t>
       </w:r>
       <w:r>
         <w:rPr>
@@ -15009,6 +14723,9 @@
     <w:p>
       <w:pPr>
         <w:pStyle w:val="a4"/>
+        <w:tabs>
+          <w:tab w:pos="8617" w:val="right"/>
+        </w:tabs>
       </w:pPr>
       <m:oMathPara>
         <m:oMathParaPr>
@@ -15132,6 +14849,34 @@
           </m:f>
         </m:oMath>
       </m:oMathPara>
+      <w:r>
+        <w:rPr>
+          <w:rFonts w:ascii="Times New Roman" w:hAnsi="Times New Roman" w:eastAsia="Times New Roman"/>
+          <w:sz w:val="21"/>
+        </w:rPr>
+        <w:tab/>
+      </w:r>
+      <w:r>
+        <w:rPr>
+          <w:rFonts w:ascii="Times New Roman" w:hAnsi="Times New Roman" w:eastAsia="Times New Roman"/>
+          <w:sz w:val="21"/>
+        </w:rPr>
+        <w:t>(</w:t>
+      </w:r>
+      <w:r>
+        <w:rPr>
+          <w:rFonts w:ascii="Times New Roman" w:hAnsi="Times New Roman" w:eastAsia="Times New Roman"/>
+          <w:sz w:val="21"/>
+        </w:rPr>
+        <w:t>9</w:t>
+      </w:r>
+      <w:r>
+        <w:rPr>
+          <w:rFonts w:ascii="Times New Roman" w:hAnsi="Times New Roman" w:eastAsia="Times New Roman"/>
+          <w:sz w:val="21"/>
+        </w:rPr>
+        <w:t>)</w:t>
+      </w:r>
     </w:p>
     <w:p>
       <w:pPr>
@@ -15279,7 +15024,7 @@
           <w:b w:val="0"/>
           <w:sz w:val="21"/>
         </w:rPr>
-        <w:t xml:space="preserve">的标准误。鉴于本文主效应本身并不稳固，且</w:t>
+        <w:t xml:space="preserve">的标准误。鉴于主效应本身并不稳固，且</w:t>
       </w:r>
       <w:r>
         <w:rPr>
@@ -15295,7 +15040,7 @@
           <w:b w:val="0"/>
           <w:sz w:val="21"/>
         </w:rPr>
-        <w:t xml:space="preserve">仅为经验性综合测度，本文主要依据间接效应的</w:t>
+        <w:t xml:space="preserve">仅为经验性综合测度，主要依据间接效应的</w:t>
       </w:r>
       <w:r>
         <w:rPr>
@@ -15464,7 +15209,7 @@
           <w:b w:val="0"/>
           <w:sz w:val="21"/>
         </w:rPr>
-        <w:t xml:space="preserve">机器学习稳健性检验不承担因果识别，也不再以“预测表现谁更好”为主要目标，而是围绕第四章基准回归与机制检验中共同涉及的核心变量展开三项辅助检验。为保持与模型3至模型5的可比性，本节仅纳入滞后一期财政补贴（lnSubsidy_l1）、管理层权力综合指标（Power_FA）、业绩（Roa）、财务杠杆（Lever）和第一大股东持股比例（Top1）五个变量，不再额外加入</w:t>
+        <w:t xml:space="preserve">机器学习围绕第四章基准回归与机制检验中共同涉及的核心变量展开三项辅助检验。为保持与模型3至模型5的可比性，本节仅纳入滞后一期财政补贴（lnSubsidy_l1）、管理层权力综合指标（Power_FA）、业绩（Roa）、财务杠杆（Lever）和第一大股东持股比例（Top1）五个变量，不再额外加入</w:t>
       </w:r>
       <w:r>
         <w:rPr>
@@ -15480,119 +15225,7 @@
           <w:b w:val="0"/>
           <w:sz w:val="21"/>
         </w:rPr>
-        <w:t xml:space="preserve">的底层分项或其他扩展特征，以避免同一治理信息被重复编码。第一，财政补贴和管理层权力在与其他核心变量共同进入模型后，是否仍保有可辨识的信息含量；这一问题主要由随机森林和</w:t>
-      </w:r>
-      <w:r>
-        <w:rPr>
-          <w:rFonts w:ascii="Times New Roman" w:hAnsi="Times New Roman" w:eastAsia="宋体"/>
-          <w:b w:val="0"/>
-          <w:sz w:val="21"/>
-        </w:rPr>
-        <w:t xml:space="preserve"> XGBoost </w:t>
-      </w:r>
-      <w:r>
-        <w:rPr>
-          <w:rFonts w:hint="eastAsia" w:ascii="Times New Roman" w:hAnsi="Times New Roman" w:eastAsia="宋体"/>
-          <w:b w:val="0"/>
-          <w:sz w:val="21"/>
-        </w:rPr>
-        <w:t xml:space="preserve">的特征重要性回答。第二，在正则化筛选条件下，lnSubsidy_l1</w:t>
-      </w:r>
-      <w:r>
-        <w:rPr>
-          <w:rFonts w:ascii="Times New Roman" w:hAnsi="Times New Roman" w:eastAsia="宋体"/>
-          <w:b w:val="0"/>
-          <w:sz w:val="21"/>
-        </w:rPr>
-        <w:t xml:space="preserve"> </w:t>
-      </w:r>
-      <w:r>
-        <w:rPr>
-          <w:rFonts w:hint="eastAsia" w:ascii="Times New Roman" w:hAnsi="Times New Roman" w:eastAsia="宋体"/>
-          <w:b w:val="0"/>
-          <w:sz w:val="21"/>
-        </w:rPr>
-        <w:t xml:space="preserve">和</w:t>
-      </w:r>
-      <w:r>
-        <w:rPr>
-          <w:rFonts w:ascii="Times New Roman" w:hAnsi="Times New Roman" w:eastAsia="宋体"/>
-          <w:b w:val="0"/>
-          <w:sz w:val="21"/>
-        </w:rPr>
-        <w:t xml:space="preserve"> Power_FA </w:t>
-      </w:r>
-      <w:r>
-        <w:rPr>
-          <w:rFonts w:hint="eastAsia" w:ascii="Times New Roman" w:hAnsi="Times New Roman" w:eastAsia="宋体"/>
-          <w:b w:val="0"/>
-          <w:sz w:val="21"/>
-        </w:rPr>
-        <w:t xml:space="preserve">是否会被压缩为0，以及其系数方向是否仍与</w:t>
-      </w:r>
-      <w:r>
-        <w:rPr>
-          <w:rFonts w:ascii="Times New Roman" w:hAnsi="Times New Roman" w:eastAsia="宋体"/>
-          <w:b w:val="0"/>
-          <w:sz w:val="21"/>
-        </w:rPr>
-        <w:t xml:space="preserve"> OLS </w:t>
-      </w:r>
-      <w:r>
-        <w:rPr>
-          <w:rFonts w:hint="eastAsia" w:ascii="Times New Roman" w:hAnsi="Times New Roman" w:eastAsia="宋体"/>
-          <w:b w:val="0"/>
-          <w:sz w:val="21"/>
-        </w:rPr>
-        <w:t xml:space="preserve">判断一致；这一问题主要由</w:t>
-      </w:r>
-      <w:r>
-        <w:rPr>
-          <w:rFonts w:ascii="Times New Roman" w:hAnsi="Times New Roman" w:eastAsia="宋体"/>
-          <w:b w:val="0"/>
-          <w:sz w:val="21"/>
-        </w:rPr>
-        <w:t xml:space="preserve"> Lasso </w:t>
-      </w:r>
-      <w:r>
-        <w:rPr>
-          <w:rFonts w:hint="eastAsia" w:ascii="Times New Roman" w:hAnsi="Times New Roman" w:eastAsia="宋体"/>
-          <w:b w:val="0"/>
-          <w:sz w:val="21"/>
-        </w:rPr>
-        <w:t xml:space="preserve">回归回答。第三，在更灵活的树模型中，财政补贴变量的部分依赖趋势是否整体向上，从而与</w:t>
-      </w:r>
-      <w:r>
-        <w:rPr>
-          <w:rFonts w:ascii="Times New Roman" w:hAnsi="Times New Roman" w:eastAsia="宋体"/>
-          <w:b w:val="0"/>
-          <w:sz w:val="21"/>
-        </w:rPr>
-        <w:t xml:space="preserve"> OLS </w:t>
-      </w:r>
-      <w:r>
-        <w:rPr>
-          <w:rFonts w:hint="eastAsia" w:ascii="Times New Roman" w:hAnsi="Times New Roman" w:eastAsia="宋体"/>
-          <w:b w:val="0"/>
-          <w:sz w:val="21"/>
-        </w:rPr>
-        <w:t xml:space="preserve">主回归的正向方向判断保持一致；这一问题主要由</w:t>
-      </w:r>
-      <w:r>
-        <w:rPr>
-          <w:rFonts w:ascii="Times New Roman" w:hAnsi="Times New Roman" w:eastAsia="宋体"/>
-          <w:b w:val="0"/>
-          <w:sz w:val="21"/>
-        </w:rPr>
-        <w:t xml:space="preserve"> XGBoost </w:t>
-      </w:r>
-      <w:r>
-        <w:rPr>
-          <w:rFonts w:hint="eastAsia" w:ascii="Times New Roman" w:hAnsi="Times New Roman" w:eastAsia="宋体"/>
-          <w:b w:val="0"/>
-          <w:sz w:val="21"/>
-        </w:rPr>
-        <w:t xml:space="preserve">的部分依赖图回答。由此，机器学习部分的功能是检验“核心变量是否重要”“方向是否稳定”“趋势是否一致”，本质上属于对第四章主回归与机制路径的稳健性检验，而不是对第四章结论另起一章。</w:t>
+        <w:t xml:space="preserve">的底层分项或其他扩展特征，以避免同一治理信息被重复编码。</w:t>
       </w:r>
     </w:p>
     <w:p>
@@ -15607,23 +15240,55 @@
           <w:b w:val="0"/>
           <w:sz w:val="21"/>
         </w:rPr>
-        <w:t xml:space="preserve">样本使用47,055个公司年度观测，与第四章机制检验的统一样本完全一致。样本按公司分组，利用</w:t>
-      </w:r>
-      <w:r>
-        <w:rPr>
-          <w:rFonts w:ascii="Times New Roman" w:hAnsi="Times New Roman" w:eastAsia="宋体"/>
-          <w:b w:val="0"/>
-          <w:sz w:val="21"/>
-        </w:rPr>
-        <w:t xml:space="preserve"> GroupShuffleSplit </w:t>
-      </w:r>
-      <w:r>
-        <w:rPr>
-          <w:rFonts w:hint="eastAsia" w:ascii="Times New Roman" w:hAnsi="Times New Roman" w:eastAsia="宋体"/>
-          <w:b w:val="0"/>
-          <w:sz w:val="21"/>
-        </w:rPr>
-        <w:t xml:space="preserve">以8:2比例划分为训练集（37,647条）和测试集（9,408条），确保同一公司的全部年度观测只落在一端，避免公司内序列相关抬高模型表现。输入特征共5个，即滞后一期财政补贴（lnSubsidy_l1）、管理层权力综合指标（Power_FA）、业绩（Roa）、财务杠杆（Lever）和第一大股东持股比例（Top1）。这样的设定一方面保证机器学习检验与</w:t>
+        <w:t xml:space="preserve">财政补贴和管理层权力在与其他核心变量共同进入模型后是否仍保有可辨识的信息含量，这主要由随机森林和</w:t>
+      </w:r>
+      <w:r>
+        <w:rPr>
+          <w:rFonts w:ascii="Times New Roman" w:hAnsi="Times New Roman" w:eastAsia="宋体"/>
+          <w:b w:val="0"/>
+          <w:sz w:val="21"/>
+        </w:rPr>
+        <w:t xml:space="preserve"> XGBoost </w:t>
+      </w:r>
+      <w:r>
+        <w:rPr>
+          <w:rFonts w:hint="eastAsia" w:ascii="Times New Roman" w:hAnsi="Times New Roman" w:eastAsia="宋体"/>
+          <w:b w:val="0"/>
+          <w:sz w:val="21"/>
+        </w:rPr>
+        <w:t xml:space="preserve">的特征重要性回答；在正则化筛选条件下</w:t>
+      </w:r>
+      <w:r>
+        <w:rPr>
+          <w:rFonts w:ascii="Times New Roman" w:hAnsi="Times New Roman" w:eastAsia="宋体"/>
+          <w:b w:val="0"/>
+          <w:sz w:val="21"/>
+        </w:rPr>
+        <w:t xml:space="preserve"> lnSubsidy_l1 </w:t>
+      </w:r>
+      <w:r>
+        <w:rPr>
+          <w:rFonts w:hint="eastAsia" w:ascii="Times New Roman" w:hAnsi="Times New Roman" w:eastAsia="宋体"/>
+          <w:b w:val="0"/>
+          <w:sz w:val="21"/>
+        </w:rPr>
+        <w:t xml:space="preserve">和</w:t>
+      </w:r>
+      <w:r>
+        <w:rPr>
+          <w:rFonts w:ascii="Times New Roman" w:hAnsi="Times New Roman" w:eastAsia="宋体"/>
+          <w:b w:val="0"/>
+          <w:sz w:val="21"/>
+        </w:rPr>
+        <w:t xml:space="preserve"> Power_FA </w:t>
+      </w:r>
+      <w:r>
+        <w:rPr>
+          <w:rFonts w:hint="eastAsia" w:ascii="Times New Roman" w:hAnsi="Times New Roman" w:eastAsia="宋体"/>
+          <w:b w:val="0"/>
+          <w:sz w:val="21"/>
+        </w:rPr>
+        <w:t xml:space="preserve">是否会被压缩为0、系数方向是否仍与</w:t>
       </w:r>
       <w:r>
         <w:rPr>
@@ -15639,23 +15304,55 @@
           <w:b w:val="0"/>
           <w:sz w:val="21"/>
         </w:rPr>
-        <w:t xml:space="preserve">主回归和机制检验使用同一批公司—年度观测，另一方面也避免把</w:t>
-      </w:r>
-      <w:r>
-        <w:rPr>
-          <w:rFonts w:ascii="Times New Roman" w:hAnsi="Times New Roman" w:eastAsia="宋体"/>
-          <w:b w:val="0"/>
-          <w:sz w:val="21"/>
-        </w:rPr>
-        <w:t xml:space="preserve"> Power_FA </w:t>
-      </w:r>
-      <w:r>
-        <w:rPr>
-          <w:rFonts w:hint="eastAsia" w:ascii="Times New Roman" w:hAnsi="Times New Roman" w:eastAsia="宋体"/>
-          <w:b w:val="0"/>
-          <w:sz w:val="21"/>
-        </w:rPr>
-        <w:t xml:space="preserve">与其底层指标同时纳入模型所带来的重复编码问题。被解释变量仍为第四章基准回归使用的连续型超额薪酬（Overpay），以保证机器学习分析与主回归问题保持一致。</w:t>
+        <w:t xml:space="preserve">判断一致，这主要由</w:t>
+      </w:r>
+      <w:r>
+        <w:rPr>
+          <w:rFonts w:ascii="Times New Roman" w:hAnsi="Times New Roman" w:eastAsia="宋体"/>
+          <w:b w:val="0"/>
+          <w:sz w:val="21"/>
+        </w:rPr>
+        <w:t xml:space="preserve"> Lasso </w:t>
+      </w:r>
+      <w:r>
+        <w:rPr>
+          <w:rFonts w:hint="eastAsia" w:ascii="Times New Roman" w:hAnsi="Times New Roman" w:eastAsia="宋体"/>
+          <w:b w:val="0"/>
+          <w:sz w:val="21"/>
+        </w:rPr>
+        <w:t xml:space="preserve">回归回答；在更灵活的树模型中财政补贴变量的部分依赖趋势是否整体向上、与</w:t>
+      </w:r>
+      <w:r>
+        <w:rPr>
+          <w:rFonts w:ascii="Times New Roman" w:hAnsi="Times New Roman" w:eastAsia="宋体"/>
+          <w:b w:val="0"/>
+          <w:sz w:val="21"/>
+        </w:rPr>
+        <w:t xml:space="preserve"> OLS </w:t>
+      </w:r>
+      <w:r>
+        <w:rPr>
+          <w:rFonts w:hint="eastAsia" w:ascii="Times New Roman" w:hAnsi="Times New Roman" w:eastAsia="宋体"/>
+          <w:b w:val="0"/>
+          <w:sz w:val="21"/>
+        </w:rPr>
+        <w:t xml:space="preserve">主回归的正向方向判断是否一致，这主要由</w:t>
+      </w:r>
+      <w:r>
+        <w:rPr>
+          <w:rFonts w:ascii="Times New Roman" w:hAnsi="Times New Roman" w:eastAsia="宋体"/>
+          <w:b w:val="0"/>
+          <w:sz w:val="21"/>
+        </w:rPr>
+        <w:t xml:space="preserve"> XGBoost </w:t>
+      </w:r>
+      <w:r>
+        <w:rPr>
+          <w:rFonts w:hint="eastAsia" w:ascii="Times New Roman" w:hAnsi="Times New Roman" w:eastAsia="宋体"/>
+          <w:b w:val="0"/>
+          <w:sz w:val="21"/>
+        </w:rPr>
+        <w:t xml:space="preserve">的部分依赖图回答。</w:t>
       </w:r>
     </w:p>
     <w:p>
@@ -15670,6 +15367,69 @@
           <w:b w:val="0"/>
           <w:sz w:val="21"/>
         </w:rPr>
+        <w:t xml:space="preserve">样本使用47,055个公司年度观测，与第四章机制检验的统一样本完全一致。样本按公司分组，利用</w:t>
+      </w:r>
+      <w:r>
+        <w:rPr>
+          <w:rFonts w:ascii="Times New Roman" w:hAnsi="Times New Roman" w:eastAsia="宋体"/>
+          <w:b w:val="0"/>
+          <w:sz w:val="21"/>
+        </w:rPr>
+        <w:t xml:space="preserve"> GroupShuffleSplit </w:t>
+      </w:r>
+      <w:r>
+        <w:rPr>
+          <w:rFonts w:hint="eastAsia" w:ascii="Times New Roman" w:hAnsi="Times New Roman" w:eastAsia="宋体"/>
+          <w:b w:val="0"/>
+          <w:sz w:val="21"/>
+        </w:rPr>
+        <w:t xml:space="preserve">以8:2比例划分为训练集（37,647条）和测试集（9,408条），确保同一公司的全部年度观测只落在一端，避免公司内序列相关抬高模型表现。输入特征共5个，即滞后一期财政补贴（lnSubsidy_l1）、管理层权力综合指标（Power_FA）、业绩（Roa）、财务杠杆（Lever）和第一大股东持股比例（Top1）。这样的设定既保证机器学习检验与</w:t>
+      </w:r>
+      <w:r>
+        <w:rPr>
+          <w:rFonts w:ascii="Times New Roman" w:hAnsi="Times New Roman" w:eastAsia="宋体"/>
+          <w:b w:val="0"/>
+          <w:sz w:val="21"/>
+        </w:rPr>
+        <w:t xml:space="preserve"> OLS </w:t>
+      </w:r>
+      <w:r>
+        <w:rPr>
+          <w:rFonts w:hint="eastAsia" w:ascii="Times New Roman" w:hAnsi="Times New Roman" w:eastAsia="宋体"/>
+          <w:b w:val="0"/>
+          <w:sz w:val="21"/>
+        </w:rPr>
+        <w:t xml:space="preserve">主回归和机制检验使用同一批公司—年度观测，同时避免把</w:t>
+      </w:r>
+      <w:r>
+        <w:rPr>
+          <w:rFonts w:ascii="Times New Roman" w:hAnsi="Times New Roman" w:eastAsia="宋体"/>
+          <w:b w:val="0"/>
+          <w:sz w:val="21"/>
+        </w:rPr>
+        <w:t xml:space="preserve"> Power_FA </w:t>
+      </w:r>
+      <w:r>
+        <w:rPr>
+          <w:rFonts w:hint="eastAsia" w:ascii="Times New Roman" w:hAnsi="Times New Roman" w:eastAsia="宋体"/>
+          <w:b w:val="0"/>
+          <w:sz w:val="21"/>
+        </w:rPr>
+        <w:t xml:space="preserve">与其底层指标同时纳入模型所带来的重复编码问题。被解释变量仍为第四章基准回归使用的连续型超额薪酬（Overpay），以保证机器学习分析与主回归问题保持一致。</w:t>
+      </w:r>
+    </w:p>
+    <w:p>
+      <w:pPr>
+        <w:spacing w:line="312" w:lineRule="auto" w:before="0" w:after="0"/>
+        <w:ind w:firstLine="420"/>
+        <w:jc w:val="both"/>
+      </w:pPr>
+      <w:r>
+        <w:rPr>
+          <w:rFonts w:hint="eastAsia" w:ascii="Times New Roman" w:hAnsi="Times New Roman" w:eastAsia="宋体"/>
+          <w:b w:val="0"/>
+          <w:sz w:val="21"/>
+        </w:rPr>
         <w:t xml:space="preserve">在技术处理上，所有连续型特征在进入</w:t>
       </w:r>
       <w:r>
@@ -15750,7 +15510,7 @@
           <w:b w:val="0"/>
           <w:sz w:val="21"/>
         </w:rPr>
-        <w:t xml:space="preserve">GroupKFold，以避免同一公司的不同年份样本同时进入训练折和验证折。需要强调的是，这里的交叉验证主要用于控制过拟合和稳定模型设定，并不构成论文的主结论依据；真正用于正文判断的，是三类模型对</w:t>
+        <w:t xml:space="preserve">GroupKFold，以避免同一公司的不同年份样本同时进入训练折和验证折。这里的交叉验证主要用于控制过拟合和稳定模型设定，并不构成论文的主结论依据；真正用于正文判断的，是三类模型对</w:t>
       </w:r>
       <w:r>
         <w:rPr>
@@ -15841,7 +15601,7 @@
           <w:b w:val="0"/>
           <w:sz w:val="21"/>
         </w:rPr>
-        <w:t xml:space="preserve">思想的集成学习方法，其核心做法是在自助抽样得到的多个子样本上分别训练决策树，再对各树的预测结果取平均。与线性模型相比，随机森林无需预先设定变量之间的函数形式，能够自动刻画非线性关系和高阶交互，同时还能基于节点不纯度下降给出特征重要性排序。本文引入随机森林的目的，不是把它当作新的主模型，而是观察在更灵活的函数形式下，lnSubsidy_l1</w:t>
+        <w:t xml:space="preserve">思想的集成学习方法，其核心做法是在自助抽样得到的多个子样本上分别训练决策树，再对各树的预测结果取平均。与线性模型相比，随机森林无需预先设定变量之间的函数形式，能够自动刻画非线性关系和高阶交互，同时还能基于节点不纯度下降给出特征重要性排序。引入随机森林的目的并非把它当作新的主模型，目的在于观察在更灵活的函数形式下，lnSubsidy_l1</w:t>
       </w:r>
       <w:r>
         <w:rPr>
@@ -15994,23 +15754,23 @@
           <w:b w:val="0"/>
           <w:sz w:val="21"/>
         </w:rPr>
-        <w:t xml:space="preserve">更适合回答“在多个候选特征同时竞争时，核心变量是否仍会被模型保留下来”这一问题。本文将</w:t>
-      </w:r>
-      <w:r>
-        <w:rPr>
-          <w:rFonts w:ascii="Times New Roman" w:hAnsi="Times New Roman" w:eastAsia="宋体"/>
-          <w:b w:val="0"/>
-          <w:sz w:val="21"/>
-        </w:rPr>
-        <w:t xml:space="preserve"> Lasso </w:t>
-      </w:r>
-      <w:r>
-        <w:rPr>
-          <w:rFonts w:hint="eastAsia" w:ascii="Times New Roman" w:hAnsi="Times New Roman" w:eastAsia="宋体"/>
-          <w:b w:val="0"/>
-          <w:sz w:val="21"/>
-        </w:rPr>
-        <w:t xml:space="preserve">用作变量筛选与方向一致性层面的补充工具：如果</w:t>
+        <w:t xml:space="preserve">更适合回答“在多个候选特征同时竞争时，核心变量是否仍会被模型保留下来”这一问题。Lasso</w:t>
+      </w:r>
+      <w:r>
+        <w:rPr>
+          <w:rFonts w:ascii="Times New Roman" w:hAnsi="Times New Roman" w:eastAsia="宋体"/>
+          <w:b w:val="0"/>
+          <w:sz w:val="21"/>
+        </w:rPr>
+        <w:t xml:space="preserve"> </w:t>
+      </w:r>
+      <w:r>
+        <w:rPr>
+          <w:rFonts w:hint="eastAsia" w:ascii="Times New Roman" w:hAnsi="Times New Roman" w:eastAsia="宋体"/>
+          <w:b w:val="0"/>
+          <w:sz w:val="21"/>
+        </w:rPr>
+        <w:t xml:space="preserve">在此用作变量筛选与方向一致性层面的补充工具：如果</w:t>
       </w:r>
       <w:r>
         <w:rPr>
@@ -16058,7 +15818,7 @@
           <w:b w:val="0"/>
           <w:sz w:val="21"/>
         </w:rPr>
-        <w:t xml:space="preserve">判断一致，就说明财政补贴和管理层权力的方向判断并未完全依附于某一种特定的线性设定。需要强调的是，Lasso</w:t>
+        <w:t xml:space="preserve">判断一致，就说明财政补贴和管理层权力的方向判断并未完全依附于某一种特定的线性设定。Lasso</w:t>
       </w:r>
       <w:r>
         <w:rPr>
@@ -16074,7 +15834,7 @@
           <w:b w:val="0"/>
           <w:sz w:val="21"/>
         </w:rPr>
-        <w:t xml:space="preserve">在本文中的任务不是追求最高拟合表现，而是检验核心变量是否被保留、方向是否稳定。</w:t>
+        <w:t xml:space="preserve">的任务并非追求最高拟合表现，关注的是检验核心变量是否被保留、方向是否稳定。</w:t>
       </w:r>
     </w:p>
     <w:bookmarkEnd w:id="36"/>
@@ -16165,7 +15925,7 @@
           <w:b w:val="0"/>
           <w:sz w:val="21"/>
         </w:rPr>
-        <w:t xml:space="preserve">往往更适合刻画复杂非线性结构，因此本文将其作为观察财政补贴局部趋势的主要树模型。对</w:t>
+        <w:t xml:space="preserve">往往更适合刻画复杂非线性结构，这里将其作为观察财政补贴局部趋势的主要树模型。对</w:t>
       </w:r>
       <w:r>
         <w:rPr>
@@ -18288,7 +18048,7 @@
           <w:b w:val="0"/>
           <w:sz w:val="21"/>
         </w:rPr>
-        <w:t xml:space="preserve">在开展基准回归之前，本文对主要解释变量开展了皮尔逊相关性分析和方差膨胀因子（VIF）检验，以排除多重共线性干扰。</w:t>
+        <w:t xml:space="preserve">在开展基准回归之前，先对主要解释变量开展皮尔逊相关性分析和方差膨胀因子（VIF）检验，以排除多重共线性干扰。</w:t>
       </w:r>
     </w:p>
     <w:p>
@@ -20123,7 +19883,22 @@
           <w:b w:val="0"/>
           <w:sz w:val="21"/>
         </w:rPr>
-        <w:t xml:space="preserve">的最小值为0、均值14.66、中位数16.20，反映出在把零补助公司年度纳入后，补贴分布下端被明显拉长。超额薪酬（Overpay）的均值接近0，标准差为0.5840，说明样本内离散程度不低。第一大股东平均持股比例约34.53%，依旧呈现出我国上市公司股权较为集中的典型特征。修正地区识别规则后，Zone</w:t>
+        <w:t xml:space="preserve">的最小值为0、均值14.66、中位数16.20，反映出在把零补助公司年度纳入后，补贴分布下端被明显拉长。</w:t>
+      </w:r>
+    </w:p>
+    <w:p>
+      <w:pPr>
+        <w:spacing w:line="312" w:lineRule="auto" w:before="0" w:after="0"/>
+        <w:ind w:firstLine="420"/>
+        <w:jc w:val="both"/>
+      </w:pPr>
+      <w:r>
+        <w:rPr>
+          <w:rFonts w:hint="eastAsia" w:ascii="Times New Roman" w:hAnsi="Times New Roman" w:eastAsia="宋体"/>
+          <w:b w:val="0"/>
+          <w:sz w:val="21"/>
+        </w:rPr>
+        <w:t xml:space="preserve">超额薪酬（Overpay）的均值接近0，标准差为0.5840，说明样本内离散程度不低。第一大股东平均持股比例约34.53%，依旧呈现出我国上市公司股权较为集中的典型特征。修正地区识别规则后，Zone</w:t>
       </w:r>
       <w:r>
         <w:rPr>
@@ -20139,7 +19914,7 @@
           <w:b w:val="0"/>
           <w:sz w:val="21"/>
         </w:rPr>
-        <w:t xml:space="preserve">的均值降至0.2925，也说明此前依据不完整城市名单的做法确实会高估中西部样本占比。至于管理层权力指标，本文把它作为由四项治理特征提取出的经验性综合口径，用来压缩多个底层特征，但其潜变量结构仍偏弱，因此相关证据始终只作审慎解读。</w:t>
+        <w:t xml:space="preserve">的均值降至0.2925，也说明此前依据不完整城市名单的做法确实会高估中西部样本占比。至于管理层权力指标作为由四项治理特征提取出的经验性综合口径，用来压缩多个底层特征，但其潜变量结构仍偏弱，因此相关证据始终只作审慎解读。</w:t>
       </w:r>
     </w:p>
     <w:bookmarkEnd w:id="41"/>
@@ -20209,7 +19984,7 @@
           <w:b w:val="0"/>
           <w:sz w:val="21"/>
         </w:rPr>
-        <w:t xml:space="preserve">表4-4报告了方程（1）的估计结果，这是构造超额薪酬变量的基础。</w:t>
+        <w:t xml:space="preserve">表4-4报告了方程（2）的估计结果，这是构造超额薪酬变量的基础。</w:t>
       </w:r>
     </w:p>
     <w:p>
@@ -20972,15 +20747,22 @@
           <w:b w:val="0"/>
           <w:sz w:val="21"/>
         </w:rPr>
-        <w:t xml:space="preserve"> </w:t>
-      </w:r>
-      <w:r>
-        <w:rPr>
-          <w:rFonts w:hint="eastAsia" w:ascii="Times New Roman" w:hAnsi="Times New Roman" w:eastAsia="宋体"/>
-          <w:b w:val="0"/>
-          <w:sz w:val="21"/>
-        </w:rPr>
-        <w:t xml:space="preserve">Overpay。估计结果显示，企业规模（</w:t>
+        <w:t xml:space="preserve"> Overpay。</w:t>
+      </w:r>
+    </w:p>
+    <w:p>
+      <w:pPr>
+        <w:spacing w:line="312" w:lineRule="auto" w:before="0" w:after="0"/>
+        <w:ind w:firstLine="420"/>
+        <w:jc w:val="both"/>
+      </w:pPr>
+      <w:r>
+        <w:rPr>
+          <w:rFonts w:hint="eastAsia" w:ascii="Times New Roman" w:hAnsi="Times New Roman" w:eastAsia="宋体"/>
+          <w:b w:val="0"/>
+          <w:sz w:val="21"/>
+        </w:rPr>
+        <w:t xml:space="preserve">估计结果显示，企业规模（</w:t>
       </w:r>
       <m:oMath>
         <m:r>
@@ -21003,7 +20785,22 @@
           <w:b w:val="0"/>
           <w:sz w:val="21"/>
         </w:rPr>
-        <w:t xml:space="preserve">）的系数为0.1979，在1%水平上显著为正，与既有薪酬—规模关系的经验发现一致：规模更大的企业管理复杂度更高、外部经理人市场对高管技能的竞争更激烈，因而需要支付更高的市场均衡薪酬。盈利能力（Roa）的系数为1.9156，同样在1%水平上显著为正，符合薪酬—绩效敏感性的理论预期；无形资产占比（IA）的系数为−0.3301，说明无形资产比例较高的企业高管期望薪酬相对偏低。地区虚拟变量（Zone）的系数为−0.2268；在</w:t>
+        <w:t xml:space="preserve">）的系数为0.1979，在1%水平上显著为正，与既有薪酬—规模关系的经验发现一致：规模更大的企业管理复杂度更高、外部经理人市场对高管技能的竞争更激烈，因而需要支付更高的市场均衡薪酬。盈利能力（Roa）的系数为1.9156，同样在1%水平上显著为正，符合薪酬—绩效敏感性的理论预期；无形资产占比（IA）的系数为−0.3301，说明无形资产比例较高的企业高管期望薪酬相对偏低。</w:t>
+      </w:r>
+    </w:p>
+    <w:p>
+      <w:pPr>
+        <w:spacing w:line="312" w:lineRule="auto" w:before="0" w:after="0"/>
+        <w:ind w:firstLine="420"/>
+        <w:jc w:val="both"/>
+      </w:pPr>
+      <w:r>
+        <w:rPr>
+          <w:rFonts w:hint="eastAsia" w:ascii="Times New Roman" w:hAnsi="Times New Roman" w:eastAsia="宋体"/>
+          <w:b w:val="0"/>
+          <w:sz w:val="21"/>
+        </w:rPr>
+        <w:t xml:space="preserve">地区虚拟变量（Zone）的系数为−0.2268；在</w:t>
       </w:r>
       <w:r>
         <w:rPr>
@@ -21192,7 +20989,7 @@
           <w:b w:val="0"/>
           <w:sz w:val="21"/>
         </w:rPr>
-        <w:t xml:space="preserve">在获得超额薪酬（Overpay）变量后，基于式（2）估计模型2。表4-5报告了公司固定效应、年份固定效应和公司层面聚类稳健标准误口径下的基准回归结果。由于基准回归并不要求管理层权力指标完整，因此其样本量高于后续机制检验的统一样本。</w:t>
+        <w:t xml:space="preserve">在获得超额薪酬（Overpay）变量后，基于式（3）估计模型2。表4-5报告了公司固定效应、年份固定效应和公司层面聚类稳健标准误口径下的基准回归结果。由于基准回归并不要求管理层权力指标完整，因此其样本量高于后续机制检验的统一样本。</w:t>
       </w:r>
     </w:p>
     <w:p>
@@ -21735,7 +21532,22 @@
           <w:b w:val="0"/>
           <w:sz w:val="21"/>
         </w:rPr>
-        <w:t xml:space="preserve">分别表示在1%、5%、10%水平上显著。标准误为公司层面聚类稳健标准误。表4-5显示，滞后一期财政补贴（lnSubsidy_l1）的系数为0.0005，符号为正，但未达到常用显著性水平（</w:t>
+        <w:t xml:space="preserve">分别表示在1%、5%、10%水平上显著。标准误为公司层面聚类稳健标准误。</w:t>
+      </w:r>
+    </w:p>
+    <w:p>
+      <w:pPr>
+        <w:spacing w:line="312" w:lineRule="auto" w:before="0" w:after="0"/>
+        <w:ind w:firstLine="420"/>
+        <w:jc w:val="both"/>
+      </w:pPr>
+      <w:r>
+        <w:rPr>
+          <w:rFonts w:hint="eastAsia" w:ascii="Times New Roman" w:hAnsi="Times New Roman" w:eastAsia="宋体"/>
+          <w:b w:val="0"/>
+          <w:sz w:val="21"/>
+        </w:rPr>
+        <w:t xml:space="preserve">表4-5显示，滞后一期财政补贴（lnSubsidy_l1）的系数为0.0005，符号为正，但未达到常用显著性水平（</w:t>
       </w:r>
       <m:oMath>
         <m:r>
@@ -21817,7 +21629,22 @@
           <w:b w:val="0"/>
           <w:sz w:val="21"/>
         </w:rPr>
-        <w:t xml:space="preserve">口径之后，财政补贴与超额薪酬之间的全样本平均直接关系并不稳固。控制变量维度，业绩（Roa）和财务杠杆（Lever）系数均显著为负，说明在固定效应设定下，盈利改善和债务约束增强都与较低的超额薪酬残差相伴随；第一大股东持股比例（Top1）同样显著为负，反映出大股东监督也能压缩高管额外攫取的空间。由于模型2只要求</w:t>
+        <w:t xml:space="preserve">口径之后，财政补贴与超额薪酬之间的全样本平均直接关系并不稳固。控制变量维度，业绩（Roa）和财务杠杆（Lever）系数均显著为负，说明在固定效应设定下，盈利改善和债务约束增强都与较低的超额薪酬残差相伴随；第一大股东持股比例（Top1）同样显著为负，反映出大股东监督也能压缩高管额外攫取的空间。</w:t>
+      </w:r>
+    </w:p>
+    <w:p>
+      <w:pPr>
+        <w:spacing w:line="312" w:lineRule="auto" w:before="0" w:after="0"/>
+        <w:ind w:firstLine="420"/>
+        <w:jc w:val="both"/>
+      </w:pPr>
+      <w:r>
+        <w:rPr>
+          <w:rFonts w:hint="eastAsia" w:ascii="Times New Roman" w:hAnsi="Times New Roman" w:eastAsia="宋体"/>
+          <w:b w:val="0"/>
+          <w:sz w:val="21"/>
+        </w:rPr>
+        <w:t xml:space="preserve">由于模型2只要求</w:t>
       </w:r>
       <w:r>
         <w:rPr>
@@ -21833,7 +21660,54 @@
           <w:b w:val="0"/>
           <w:sz w:val="21"/>
         </w:rPr>
-        <w:t xml:space="preserve">Overpay、滞后补助和控制变量完整，样本量达到49,755条，比机制检验的统一样本更大，因此这里仍是全文的基准回归口径。模型整体</w:t>
+        <w:t xml:space="preserve">Overpay、滞后补助和控制变量完整，样本量达到49,755条，比机制检验的统一样本更大，因此这里仍是全文的基准回归口径。从经济规模看，Overpay</w:t>
+      </w:r>
+      <w:r>
+        <w:rPr>
+          <w:rFonts w:ascii="Times New Roman" w:hAnsi="Times New Roman" w:eastAsia="宋体"/>
+          <w:b w:val="0"/>
+          <w:sz w:val="21"/>
+        </w:rPr>
+        <w:t xml:space="preserve"> </w:t>
+      </w:r>
+      <w:r>
+        <w:rPr>
+          <w:rFonts w:hint="eastAsia" w:ascii="Times New Roman" w:hAnsi="Times New Roman" w:eastAsia="宋体"/>
+          <w:b w:val="0"/>
+          <w:sz w:val="21"/>
+        </w:rPr>
+        <w:t xml:space="preserve">的标准差为0.5840，基准系数0.0005意味着</w:t>
+      </w:r>
+      <w:r>
+        <w:rPr>
+          <w:rFonts w:ascii="Times New Roman" w:hAnsi="Times New Roman" w:eastAsia="宋体"/>
+          <w:b w:val="0"/>
+          <w:sz w:val="21"/>
+        </w:rPr>
+        <w:t xml:space="preserve"> lnSubsidy_l1 </w:t>
+      </w:r>
+      <w:r>
+        <w:rPr>
+          <w:rFonts w:hint="eastAsia" w:ascii="Times New Roman" w:hAnsi="Times New Roman" w:eastAsia="宋体"/>
+          <w:b w:val="0"/>
+          <w:sz w:val="21"/>
+        </w:rPr>
+        <w:t xml:space="preserve">增加1个单位仅对应约0.0009个标准差的残差变化，经济幅度很小。</w:t>
+      </w:r>
+    </w:p>
+    <w:p>
+      <w:pPr>
+        <w:spacing w:line="312" w:lineRule="auto" w:before="0" w:after="0"/>
+        <w:ind w:firstLine="420"/>
+        <w:jc w:val="both"/>
+      </w:pPr>
+      <w:r>
+        <w:rPr>
+          <w:rFonts w:hint="eastAsia" w:ascii="Times New Roman" w:hAnsi="Times New Roman" w:eastAsia="宋体"/>
+          <w:b w:val="0"/>
+          <w:sz w:val="21"/>
+        </w:rPr>
+        <w:t xml:space="preserve">模型整体</w:t>
       </w:r>
       <w:r>
         <w:rPr>
@@ -21849,7 +21723,99 @@
           <w:b w:val="0"/>
           <w:sz w:val="21"/>
         </w:rPr>
-        <w:t xml:space="preserve">统计量为44.01，并在1%水平上显著，说明控制变量与固定效应设定整体有效，但这并不意味着财政补贴变量本身已经形成稳定显著的平均效应。因此，就基准回归而言，H1</w:t>
+        <w:t xml:space="preserve">统计量为44.01，并在1%水平上显著，说明控制变量与固定效应设定整体有效，但这并不意味着财政补贴变量本身已经形成稳定显著的平均效应。此外，模型2的</w:t>
+      </w:r>
+      <w:r>
+        <w:rPr>
+          <w:rFonts w:ascii="Times New Roman" w:hAnsi="Times New Roman" w:eastAsia="宋体"/>
+          <w:b w:val="0"/>
+          <w:sz w:val="21"/>
+        </w:rPr>
+        <w:t xml:space="preserve"> </w:t>
+      </w:r>
+      <m:oMath>
+        <m:sSup>
+          <m:e>
+            <m:r>
+              <m:t>R</m:t>
+            </m:r>
+          </m:e>
+          <m:sup>
+            <m:r>
+              <m:t>2</m:t>
+            </m:r>
+          </m:sup>
+        </m:sSup>
+      </m:oMath>
+      <w:r>
+        <w:rPr>
+          <w:rFonts w:ascii="Times New Roman" w:hAnsi="Times New Roman" w:eastAsia="宋体"/>
+          <w:b w:val="0"/>
+          <w:sz w:val="21"/>
+        </w:rPr>
+        <w:t xml:space="preserve"> </w:t>
+      </w:r>
+      <w:r>
+        <w:rPr>
+          <w:rFonts w:hint="eastAsia" w:ascii="Times New Roman" w:hAnsi="Times New Roman" w:eastAsia="宋体"/>
+          <w:b w:val="0"/>
+          <w:sz w:val="21"/>
+        </w:rPr>
+        <w:t xml:space="preserve">仅为0.0149，这是因为被解释变量</w:t>
+      </w:r>
+      <w:r>
+        <w:rPr>
+          <w:rFonts w:ascii="Times New Roman" w:hAnsi="Times New Roman" w:eastAsia="宋体"/>
+          <w:b w:val="0"/>
+          <w:sz w:val="21"/>
+        </w:rPr>
+        <w:t xml:space="preserve"> Overpay </w:t>
+      </w:r>
+      <w:r>
+        <w:rPr>
+          <w:rFonts w:hint="eastAsia" w:ascii="Times New Roman" w:hAnsi="Times New Roman" w:eastAsia="宋体"/>
+          <w:b w:val="0"/>
+          <w:sz w:val="21"/>
+        </w:rPr>
+        <w:t xml:space="preserve">本身已是第一阶段残差，规模、行业和绩效等主要解释力已在期望薪酬模型中被吸收，剩余变异的可解释空间较小，因此低</w:t>
+      </w:r>
+      <w:r>
+        <w:rPr>
+          <w:rFonts w:ascii="Times New Roman" w:hAnsi="Times New Roman" w:eastAsia="宋体"/>
+          <w:b w:val="0"/>
+          <w:sz w:val="21"/>
+        </w:rPr>
+        <w:t xml:space="preserve"> </w:t>
+      </w:r>
+      <m:oMath>
+        <m:sSup>
+          <m:e>
+            <m:r>
+              <m:t>R</m:t>
+            </m:r>
+          </m:e>
+          <m:sup>
+            <m:r>
+              <m:t>2</m:t>
+            </m:r>
+          </m:sup>
+        </m:sSup>
+      </m:oMath>
+      <w:r>
+        <w:rPr>
+          <w:rFonts w:ascii="Times New Roman" w:hAnsi="Times New Roman" w:eastAsia="宋体"/>
+          <w:b w:val="0"/>
+          <w:sz w:val="21"/>
+        </w:rPr>
+        <w:t xml:space="preserve"> </w:t>
+      </w:r>
+      <w:r>
+        <w:rPr>
+          <w:rFonts w:hint="eastAsia" w:ascii="Times New Roman" w:hAnsi="Times New Roman" w:eastAsia="宋体"/>
+          <w:b w:val="0"/>
+          <w:sz w:val="21"/>
+        </w:rPr>
+        <w:t xml:space="preserve">属于预期内的正常表现。就基准回归而言，H1</w:t>
       </w:r>
       <w:r>
         <w:rPr>
@@ -21936,7 +21902,37 @@
           <w:b w:val="0"/>
           <w:sz w:val="21"/>
         </w:rPr>
-        <w:t xml:space="preserve">本文面临的核心识别难点，是财政补贴与高管超额薪酬之间同时存在选择性、反向因果和遗漏变量问题。第一类威胁是补贴获取的选择性。规模更大、政治关联更强、盈利能力更好的企业往往更容易拿到补贴，而这类企业本来就往往支付更高的高管薪酬。如果直接比较不同企业，会把“高薪企业更易获补贴”的横截面差异误当成补贴的动态效应。本文因此引入公司固定效应，把企业层面那些相对稳定的差异先吸收掉，再转向公司内部跨期变化的维度识别补贴与超额薪酬的关系。第二类威胁是反向因果。某些高超额薪酬企业中的管理层，本来就更擅长政府沟通，因此会在补贴和薪酬两端同时受益，使“高薪带来多补贴”与“多补贴带来高薪”在同期数据中缠在一起。本文使用滞后一期补贴作为核心解释变量，至少先把时间顺序固定为“补贴在前、薪酬在后”。第三类威胁是不可观测的遗漏变量。例如企业管理文化、高管能力的时变特征或行业景气变化，都会同时影响补贴获取和超额薪酬水平。公司固定效应可以处理企业稳定不变的不可观测因素，年份固定效应可以吸收各企业共同面对的宏观冲击，但那些随时间变化且又带有企业差异的因素仍然难以彻底排除。尤其是未来补贴安慰剂在基准设定下仍然显著，这提示时变行业趋势也会在误差项中残留；因此，后文又额外引入深度滞后（三期）省均值工具变量和</w:t>
+        <w:t xml:space="preserve">研究面临的核心识别难点，是财政补贴与高管超额薪酬之间同时存在选择性、反向因果和遗漏变量问题。第一类威胁是补贴获取的选择性。规模更大、政治关联更强、盈利能力更好的企业往往更容易拿到补贴，而这类企业本来就往往支付更高的高管薪酬。如果直接比较不同企业，会把“高薪企业更易获补贴”的横截面差异误当成补贴的动态效应。因此引入公司固定效应，把企业层面那些相对稳定的差异先吸收掉，再转向公司内部跨期变化的维度识别补贴与超额薪酬的关系。</w:t>
+      </w:r>
+    </w:p>
+    <w:p>
+      <w:pPr>
+        <w:spacing w:line="312" w:lineRule="auto" w:before="0" w:after="0"/>
+        <w:ind w:firstLine="420"/>
+        <w:jc w:val="both"/>
+      </w:pPr>
+      <w:r>
+        <w:rPr>
+          <w:rFonts w:hint="eastAsia" w:ascii="Times New Roman" w:hAnsi="Times New Roman" w:eastAsia="宋体"/>
+          <w:b w:val="0"/>
+          <w:sz w:val="21"/>
+        </w:rPr>
+        <w:t xml:space="preserve">第二类威胁是反向因果。某些高超额薪酬企业中的管理层，本来就更擅长政府沟通，因此会在补贴和薪酬两端同时受益，使“高薪带来多补贴”与“多补贴带来高薪”在同期数据中缠在一起。使用滞后一期补贴作为核心解释变量，至少先把时间顺序固定为“补贴在前、薪酬在后”。</w:t>
+      </w:r>
+    </w:p>
+    <w:p>
+      <w:pPr>
+        <w:spacing w:line="312" w:lineRule="auto" w:before="0" w:after="0"/>
+        <w:ind w:firstLine="420"/>
+        <w:jc w:val="both"/>
+      </w:pPr>
+      <w:r>
+        <w:rPr>
+          <w:rFonts w:hint="eastAsia" w:ascii="Times New Roman" w:hAnsi="Times New Roman" w:eastAsia="宋体"/>
+          <w:b w:val="0"/>
+          <w:sz w:val="21"/>
+        </w:rPr>
+        <w:t xml:space="preserve">第三类威胁是不可观测的遗漏变量。例如企业管理文化、高管能力的时变特征或行业景气变化，都会同时影响补贴获取和超额薪酬水平。公司固定效应可以处理企业稳定不变的不可观测因素，年份固定效应可以吸收各企业共同面对的宏观冲击，但那些随时间变化且又带有企业差异的因素仍然难以彻底排除。尤其是未来补贴安慰剂在基准设定下仍然显著，这提示时变行业趋势也会在误差项中残留；因此，后文又额外引入深度滞后（三期）省均值工具变量和</w:t>
       </w:r>
       <w:r>
         <w:rPr>
@@ -21968,7 +21964,22 @@
           <w:b w:val="0"/>
           <w:sz w:val="21"/>
         </w:rPr>
-        <w:t xml:space="preserve">工具变量，专门观察在利用更外生的识别变异后，补贴效应的方向和显著性会发生什么变化。因此，本文始终将相关结果理解为在多重识别设定下获得的条件相关证据，不将其上升为严格意义上的因果效应估计。</w:t>
+        <w:t xml:space="preserve">工具变量，专门观察在利用更外生的识别变异后，补贴效应的方向和显著性会发生什么变化。</w:t>
+      </w:r>
+    </w:p>
+    <w:p>
+      <w:pPr>
+        <w:spacing w:line="312" w:lineRule="auto" w:before="0" w:after="0"/>
+        <w:ind w:firstLine="420"/>
+        <w:jc w:val="both"/>
+      </w:pPr>
+      <w:r>
+        <w:rPr>
+          <w:rFonts w:hint="eastAsia" w:ascii="Times New Roman" w:hAnsi="Times New Roman" w:eastAsia="宋体"/>
+          <w:b w:val="0"/>
+          <w:sz w:val="21"/>
+        </w:rPr>
+        <w:t xml:space="preserve">因此，相关结果始终被理解为在多重识别设定下获得的条件相关证据，不将其上升为严格意义上的因果效应估计。</w:t>
       </w:r>
     </w:p>
     <w:bookmarkEnd w:id="45"/>
@@ -22011,7 +22022,22 @@
           <w:b w:val="0"/>
           <w:sz w:val="21"/>
         </w:rPr>
-        <w:t xml:space="preserve">内生性问题首先对应基准回归模型（模型2），因此本文先在机制检验之前对其开展识别补充检验。考虑到单一“同城同年”工具变量虽然具有相关性，但同时承载地方共同冲击，本文先在公司固定效应与年份固定效应框架下比较三套常规识别策略：一是保留原有“同城同年其他企业平均补助”的滞后一期值；二是替换为“同行业同年其他企业平均补助”的滞后一期值；三是进一步使用“同行业同年排除本省平均补助”与“同省同行业同年排除本市平均补助”的精炼双工具变量。在此基础上，本文进一步引入两类识别逻辑不同的补充工具变量：一是“滞后三期同省同年其他企业平均补助”这一深度滞后省均值工具变量，利用更深的时间距离削弱近端反向因果；二是基于</w:t>
+        <w:t xml:space="preserve">内生性问题首先对应基准回归模型（模型2），因此先在机制检验之前对其开展识别补充检验。考虑到单一“同城同年”工具变量虽然具有相关性，但同时承载地方共同冲击，先在公司固定效应与年份固定效应框架下比较三套常规识别策略：一是保留原有“同城同年其他企业平均补助”的滞后一期值；二是替换为“同行业同年其他企业平均补助”的滞后一期值；三是进一步使用“同行业同年排除本省平均补助”与“同省同行业同年排除本市平均补助”的精炼双工具变量。</w:t>
+      </w:r>
+    </w:p>
+    <w:p>
+      <w:pPr>
+        <w:spacing w:line="312" w:lineRule="auto" w:before="0" w:after="0"/>
+        <w:ind w:firstLine="420"/>
+        <w:jc w:val="both"/>
+      </w:pPr>
+      <w:r>
+        <w:rPr>
+          <w:rFonts w:hint="eastAsia" w:ascii="Times New Roman" w:hAnsi="Times New Roman" w:eastAsia="宋体"/>
+          <w:b w:val="0"/>
+          <w:sz w:val="21"/>
+        </w:rPr>
+        <w:t xml:space="preserve">同时进一步引入两类识别逻辑不同的补充工具变量：一是“滞后三期同省同年其他企业平均补助”这一深度滞后省均值工具变量，利用更深的时间距离削弱近端反向因果；二是基于</w:t>
       </w:r>
       <w:r>
         <w:rPr>
@@ -22027,7 +22053,22 @@
           <w:b w:val="0"/>
           <w:sz w:val="21"/>
         </w:rPr>
-        <w:t xml:space="preserve">Lewbel（2012）异方差识别原理，以控制变量与一阶段残差的乘积构造内生工具变量，不依赖任何外部信息。此外，本文还采用“公司固定效应</w:t>
+        <w:t xml:space="preserve">Lewbel（2012）异方差识别原理，以控制变量与一阶段残差的乘积构造内生工具变量，不依赖任何外部信息。</w:t>
+      </w:r>
+    </w:p>
+    <w:p>
+      <w:pPr>
+        <w:spacing w:line="312" w:lineRule="auto" w:before="0" w:after="0"/>
+        <w:ind w:firstLine="420"/>
+        <w:jc w:val="both"/>
+      </w:pPr>
+      <w:r>
+        <w:rPr>
+          <w:rFonts w:hint="eastAsia" w:ascii="Times New Roman" w:hAnsi="Times New Roman" w:eastAsia="宋体"/>
+          <w:b w:val="0"/>
+          <w:sz w:val="21"/>
+        </w:rPr>
+        <w:t xml:space="preserve">此外，还采用“公司固定效应</w:t>
       </w:r>
       <w:r>
         <w:rPr>
@@ -23739,7 +23780,22 @@
           <w:b w:val="0"/>
           <w:sz w:val="21"/>
         </w:rPr>
-        <w:t xml:space="preserve">）。上述三套近端工具变量（滞后一期）一致给出负向估计，提示其中仍掺杂了“公司质量越好越易获补贴、同时规范化薪酬管理也更强”的同期截面特征，即并非真正意义上的外生冲击，而是部分捕获了公司质量与薪酬规范化之间的负向相关。精炼双工具的过度识别检验</w:t>
+        <w:t xml:space="preserve">）。</w:t>
+      </w:r>
+    </w:p>
+    <w:p>
+      <w:pPr>
+        <w:spacing w:line="312" w:lineRule="auto" w:before="0" w:after="0"/>
+        <w:ind w:firstLine="420"/>
+        <w:jc w:val="both"/>
+      </w:pPr>
+      <w:r>
+        <w:rPr>
+          <w:rFonts w:hint="eastAsia" w:ascii="Times New Roman" w:hAnsi="Times New Roman" w:eastAsia="宋体"/>
+          <w:b w:val="0"/>
+          <w:sz w:val="21"/>
+        </w:rPr>
+        <w:t xml:space="preserve">上述三套近端工具变量（滞后一期）一致给出负向估计，提示其中仍掺杂了“公司质量越好越易获补贴、同时规范化薪酬管理也更强”的同期截面特征，即并非真正意义上的外生冲击，而是部分捕获了公司质量与薪酬规范化之间的负向相关。精炼双工具变量系数的双侧检验</w:t>
       </w:r>
       <w:r>
         <w:rPr>
@@ -23768,7 +23824,36 @@
           <w:b w:val="0"/>
           <w:sz w:val="21"/>
         </w:rPr>
-        <w:t xml:space="preserve">值约为0.034，处在边界显著区间，也表明排除限制存在一定争议。</w:t>
+        <w:t xml:space="preserve">值约为0.034，恰与过度识别检验</w:t>
+      </w:r>
+      <w:r>
+        <w:rPr>
+          <w:rFonts w:ascii="Times New Roman" w:hAnsi="Times New Roman" w:eastAsia="宋体"/>
+          <w:b w:val="0"/>
+          <w:sz w:val="21"/>
+        </w:rPr>
+        <w:t xml:space="preserve"> </w:t>
+      </w:r>
+      <m:oMath>
+        <m:r>
+          <m:t>p</m:t>
+        </m:r>
+      </m:oMath>
+      <w:r>
+        <w:rPr>
+          <w:rFonts w:ascii="Times New Roman" w:hAnsi="Times New Roman" w:eastAsia="宋体"/>
+          <w:b w:val="0"/>
+          <w:sz w:val="21"/>
+        </w:rPr>
+        <w:t xml:space="preserve"> </w:t>
+      </w:r>
+      <w:r>
+        <w:rPr>
+          <w:rFonts w:hint="eastAsia" w:ascii="Times New Roman" w:hAnsi="Times New Roman" w:eastAsia="宋体"/>
+          <w:b w:val="0"/>
+          <w:sz w:val="21"/>
+        </w:rPr>
+        <w:t xml:space="preserve">值相近（同为0.034左右），但两者来自不同检验：前者检验系数是否为0，后者检验排除限制是否成立。过度识别检验处在边界显著区间，表明排除限制存在一定争议。</w:t>
       </w:r>
     </w:p>
     <w:p>
@@ -23910,7 +23995,22 @@
           <w:b w:val="0"/>
           <w:sz w:val="21"/>
         </w:rPr>
-        <w:t xml:space="preserve">）。基于</w:t>
+        <w:t xml:space="preserve">）。</w:t>
+      </w:r>
+    </w:p>
+    <w:p>
+      <w:pPr>
+        <w:spacing w:line="312" w:lineRule="auto" w:before="0" w:after="0"/>
+        <w:ind w:firstLine="420"/>
+        <w:jc w:val="both"/>
+      </w:pPr>
+      <w:r>
+        <w:rPr>
+          <w:rFonts w:hint="eastAsia" w:ascii="Times New Roman" w:hAnsi="Times New Roman" w:eastAsia="宋体"/>
+          <w:b w:val="0"/>
+          <w:sz w:val="21"/>
+        </w:rPr>
+        <w:t xml:space="preserve">基于</w:t>
       </w:r>
       <w:r>
         <w:rPr>
@@ -24060,7 +24160,7 @@
           <m:t>=</m:t>
         </m:r>
         <m:r>
-          <m:t>0.145</m:t>
+          <m:t>0.1445</m:t>
         </m:r>
       </m:oMath>
       <w:r>
@@ -24112,7 +24212,7 @@
           <m:t>=</m:t>
         </m:r>
         <m:r>
-          <m:t>0.093</m:t>
+          <m:t>0.0927</m:t>
         </m:r>
       </m:oMath>
       <w:r>
@@ -24143,7 +24243,60 @@
           <w:b w:val="0"/>
           <w:sz w:val="21"/>
         </w:rPr>
-        <w:t xml:space="preserve">），第一阶段分别只有4.15和5.22，强度偏弱，但系数方向同样为正。</w:t>
+        <w:t xml:space="preserve">），第一阶段</w:t>
+      </w:r>
+      <w:r>
+        <w:rPr>
+          <w:rFonts w:ascii="Times New Roman" w:hAnsi="Times New Roman" w:eastAsia="宋体"/>
+          <w:b w:val="0"/>
+          <w:sz w:val="21"/>
+        </w:rPr>
+        <w:t xml:space="preserve"> Partial</w:t>
+      </w:r>
+      <w:r>
+        <w:rPr>
+          <w:rFonts w:ascii="Times New Roman" w:hAnsi="Times New Roman" w:eastAsia="宋体"/>
+          <w:b w:val="0"/>
+          <w:sz w:val="21"/>
+        </w:rPr>
+        <w:t xml:space="preserve"> </w:t>
+      </w:r>
+      <m:oMath>
+        <m:r>
+          <m:t>F</m:t>
+        </m:r>
+      </m:oMath>
+      <w:r>
+        <w:rPr>
+          <w:rFonts w:ascii="Times New Roman" w:hAnsi="Times New Roman" w:eastAsia="宋体"/>
+          <w:b w:val="0"/>
+          <w:sz w:val="21"/>
+        </w:rPr>
+        <w:t xml:space="preserve"> </w:t>
+      </w:r>
+      <w:r>
+        <w:rPr>
+          <w:rFonts w:hint="eastAsia" w:ascii="Times New Roman" w:hAnsi="Times New Roman" w:eastAsia="宋体"/>
+          <w:b w:val="0"/>
+          <w:sz w:val="21"/>
+        </w:rPr>
+        <w:t xml:space="preserve">分别只有4.15和5.22，显示识别强度偏弱，因此2SLS估计可能存在向</w:t>
+      </w:r>
+      <w:r>
+        <w:rPr>
+          <w:rFonts w:ascii="Times New Roman" w:hAnsi="Times New Roman" w:eastAsia="宋体"/>
+          <w:b w:val="0"/>
+          <w:sz w:val="21"/>
+        </w:rPr>
+        <w:t xml:space="preserve"> OLS </w:t>
+      </w:r>
+      <w:r>
+        <w:rPr>
+          <w:rFonts w:hint="eastAsia" w:ascii="Times New Roman" w:hAnsi="Times New Roman" w:eastAsia="宋体"/>
+          <w:b w:val="0"/>
+          <w:sz w:val="21"/>
+        </w:rPr>
+        <w:t xml:space="preserve">方向的偏移；但系数方向同样为正。</w:t>
       </w:r>
     </w:p>
     <w:p>
@@ -24204,7 +24357,7 @@
           <w:b w:val="0"/>
           <w:sz w:val="21"/>
         </w:rPr>
-        <w:t xml:space="preserve">的系数仍为0.0093并在1%水平上显著。这表明“仅正补助口径下的正向结果”并不只是样本选择造成的假象。</w:t>
+        <w:t xml:space="preserve">的系数仍为0.0093并在1%水平上显著。这表明“仅正补助口径下的正向结果”并非样本选择造成的假象。</w:t>
       </w:r>
       <w:r>
         <w:rPr>
@@ -24292,7 +24445,7 @@
           <w:b w:val="0"/>
           <w:sz w:val="21"/>
         </w:rPr>
-        <w:t xml:space="preserve">为了进一步从第一性原理检查“补贴是否真的在时间上先于超额薪酬变化”，本文又补充实施了两类不依赖外部政策数据库的识别诊断。第一类是未来补贴安慰剂检验：若未来补贴也能显著解释当前</w:t>
+        <w:t xml:space="preserve">为了进一步从第一性原理检查“补贴是否真的在时间上先于超额薪酬变化”，又补充实施了两类不依赖外部政策数据库的识别诊断。第一类是未来补贴安慰剂检验：若未来补贴也能显著解释当前</w:t>
       </w:r>
       <w:r>
         <w:rPr>
@@ -24575,7 +24728,7 @@
           <w:b w:val="0"/>
           <w:sz w:val="21"/>
         </w:rPr>
-        <w:t xml:space="preserve">为验证基准回归结论在不同设定下的稳健性，本文从被解释变量选取、样本期区间、行业覆盖面和解释变量定义四个维度开展扰动检验，结果汇总于表4-7。</w:t>
+        <w:t xml:space="preserve">为验证基准回归结论在不同设定下的稳健性，从被解释变量选取、样本期区间、行业覆盖面和解释变量定义四个维度开展扰动检验，结果汇总于表4-7。</w:t>
       </w:r>
     </w:p>
     <w:p>
@@ -25527,6 +25680,54 @@
       </w:r>
       <w:bookmarkEnd w:id="128"/>
     </w:p>
+    <w:p>
+      <w:pPr>
+        <w:spacing w:line="312" w:lineRule="auto" w:before="0" w:after="0"/>
+        <w:ind w:firstLine="420"/>
+        <w:jc w:val="both"/>
+      </w:pPr>
+      <w:r>
+        <w:rPr>
+          <w:rFonts w:hint="eastAsia" w:ascii="Times New Roman" w:hAnsi="Times New Roman" w:eastAsia="宋体"/>
+          <w:b w:val="0"/>
+          <w:sz w:val="21"/>
+        </w:rPr>
+        <w:t xml:space="preserve">需要说明的是，Baron</w:t>
+      </w:r>
+      <w:r>
+        <w:rPr>
+          <w:rFonts w:ascii="Times New Roman" w:hAnsi="Times New Roman" w:eastAsia="宋体"/>
+          <w:b w:val="0"/>
+          <w:sz w:val="21"/>
+        </w:rPr>
+        <w:t xml:space="preserve"> &amp; </w:t>
+      </w:r>
+      <w:r>
+        <w:rPr>
+          <w:rFonts w:hint="eastAsia" w:ascii="Times New Roman" w:hAnsi="Times New Roman" w:eastAsia="宋体"/>
+          <w:b w:val="0"/>
+          <w:sz w:val="21"/>
+        </w:rPr>
+        <w:t xml:space="preserve">Kenny（1986）</w:t>
+      </w:r>
+      <w:r>
+        <w:rPr>
+          <w:rFonts w:ascii="Times New Roman" w:hAnsi="Times New Roman" w:eastAsia="宋体"/>
+          <w:b w:val="0"/>
+          <w:sz w:val="21"/>
+          <w:vertAlign w:val="superscript"/>
+        </w:rPr>
+        <w:t>[1]</w:t>
+      </w:r>
+      <w:r>
+        <w:rPr>
+          <w:rFonts w:hint="eastAsia" w:ascii="Times New Roman" w:hAnsi="Times New Roman" w:eastAsia="宋体"/>
+          <w:b w:val="0"/>
+          <w:sz w:val="21"/>
+        </w:rPr>
+        <w:t xml:space="preserve">经典框架通常更强调先观察总效应，再进一步讨论中介路径。鉴于基准总效应并不显著，本节仍报告完整的路径估计，但将相关结果定位为探索性机制检验，而非严格意义上的因果中介证据。</w:t>
+      </w:r>
+    </w:p>
     <w:bookmarkStart w:id="57" w:name="中介变量构成与测度说明"/>
     <w:p>
       <w:pPr>
@@ -25566,7 +25767,7 @@
           <w:b w:val="0"/>
           <w:sz w:val="21"/>
         </w:rPr>
-        <w:t xml:space="preserve">为检验财政补贴是否会经由管理层权力影响高管超额薪酬，本文将管理层权力指标</w:t>
+        <w:t xml:space="preserve">为检验财政补贴是否会经由管理层权力影响高管超额薪酬，将管理层权力指标</w:t>
       </w:r>
       <w:r>
         <w:rPr>
@@ -25645,7 +25846,22 @@
           <w:b w:val="0"/>
           <w:sz w:val="21"/>
         </w:rPr>
-        <w:t xml:space="preserve">Power_PCA，仅作为测度敏感性的对照口径。就统计支撑而言，FA</w:t>
+        <w:t xml:space="preserve">Power_PCA，仅作为测度敏感性的对照口径。</w:t>
+      </w:r>
+    </w:p>
+    <w:p>
+      <w:pPr>
+        <w:spacing w:line="312" w:lineRule="auto" w:before="0" w:after="0"/>
+        <w:ind w:firstLine="420"/>
+        <w:jc w:val="both"/>
+      </w:pPr>
+      <w:r>
+        <w:rPr>
+          <w:rFonts w:hint="eastAsia" w:ascii="Times New Roman" w:hAnsi="Times New Roman" w:eastAsia="宋体"/>
+          <w:b w:val="0"/>
+          <w:sz w:val="21"/>
+        </w:rPr>
+        <w:t xml:space="preserve">就统计支撑而言，FA</w:t>
       </w:r>
       <w:r>
         <w:rPr>
@@ -25789,7 +26005,22 @@
           <w:b w:val="0"/>
           <w:sz w:val="21"/>
         </w:rPr>
-        <w:t xml:space="preserve">Dual，说明四项指标在样本中确实呈现出一定程度的结构分化，并具有可以识别的经济含义。从具体共同度看，Boardsize</w:t>
+        <w:t xml:space="preserve">Dual，说明四项指标在样本中确实呈现出一定程度的结构分化，并具有可以识别的经济含义。</w:t>
+      </w:r>
+    </w:p>
+    <w:p>
+      <w:pPr>
+        <w:spacing w:line="312" w:lineRule="auto" w:before="0" w:after="0"/>
+        <w:ind w:firstLine="420"/>
+        <w:jc w:val="both"/>
+      </w:pPr>
+      <w:r>
+        <w:rPr>
+          <w:rFonts w:hint="eastAsia" w:ascii="Times New Roman" w:hAnsi="Times New Roman" w:eastAsia="宋体"/>
+          <w:b w:val="0"/>
+          <w:sz w:val="21"/>
+        </w:rPr>
+        <w:t xml:space="preserve">从具体共同度看，Boardsize</w:t>
       </w:r>
       <w:r>
         <w:rPr>
@@ -25853,15 +26084,15 @@
           <w:b w:val="0"/>
           <w:sz w:val="21"/>
         </w:rPr>
-        <w:t xml:space="preserve">仅为0.1743，说明该综合指标在董事会结构和内部人维度上的解释力相对更高，但不同底层指标的公共变异提取并不均衡。基于此，本文将</w:t>
-      </w:r>
-      <w:r>
-        <w:rPr>
-          <w:rFonts w:ascii="Times New Roman" w:hAnsi="Times New Roman" w:eastAsia="宋体"/>
-          <w:b w:val="0"/>
-          <w:sz w:val="21"/>
-        </w:rPr>
-        <w:t xml:space="preserve"> FA </w:t>
+        <w:t xml:space="preserve">仅为0.1743，说明该综合指标在董事会结构和内部人维度上的解释力相对更高，但不同底层指标的公共变异提取并不均衡。基于此，FA</w:t>
+      </w:r>
+      <w:r>
+        <w:rPr>
+          <w:rFonts w:ascii="Times New Roman" w:hAnsi="Times New Roman" w:eastAsia="宋体"/>
+          <w:b w:val="0"/>
+          <w:sz w:val="21"/>
+        </w:rPr>
+        <w:t xml:space="preserve"> </w:t>
       </w:r>
       <w:r>
         <w:rPr>
@@ -25928,7 +26159,7 @@
           <w:b w:val="0"/>
           <w:sz w:val="21"/>
         </w:rPr>
-        <w:t xml:space="preserve">在完成工具变量检验后，本文将基于</w:t>
+        <w:t xml:space="preserve">在完成工具变量检验后，将基于</w:t>
       </w:r>
       <w:r>
         <w:rPr>
@@ -25960,7 +26191,7 @@
           <w:b w:val="0"/>
           <w:sz w:val="21"/>
         </w:rPr>
-        <w:t xml:space="preserve">和滞后补助信息的47,055个样本，结果见表4-8。</w:t>
+        <w:t xml:space="preserve">和滞后补助信息的47,055个样本，结果见表4-8。需注意，由于统一样本（47,055条）少于基准回归样本（49,755条），模型3中补贴的总效应系数为0.0007，略高于基准回归中的0.0005，这一差异源于样本组成变化而非模型设定变更。</w:t>
       </w:r>
     </w:p>
     <w:p>
@@ -26805,14 +27036,13 @@
         </w:rPr>
         <w:t xml:space="preserve"> cluster bootstrap。</w:t>
       </w:r>
-      <w:r>
-        <w:rPr>
-          <w:rFonts w:ascii="Times New Roman" w:hAnsi="Times New Roman" w:eastAsia="宋体"/>
-          <w:b w:val="0"/>
-          <w:sz w:val="21"/>
-        </w:rPr>
-        <w:t xml:space="preserve"> </w:t>
-      </w:r>
+    </w:p>
+    <w:p>
+      <w:pPr>
+        <w:spacing w:line="312" w:lineRule="auto" w:before="0" w:after="0"/>
+        <w:ind w:firstLine="420"/>
+        <w:jc w:val="both"/>
+      </w:pPr>
       <w:r>
         <w:rPr>
           <w:rFonts w:hint="eastAsia" w:ascii="Times New Roman" w:hAnsi="Times New Roman" w:eastAsia="宋体"/>
@@ -27005,7 +27235,22 @@
           <w:b w:val="0"/>
           <w:sz w:val="21"/>
         </w:rPr>
-        <w:t xml:space="preserve">，并未形成统计支撑。这说明在当前样本和经旋转双因子</w:t>
+        <w:t xml:space="preserve">，并未形成统计支撑。</w:t>
+      </w:r>
+    </w:p>
+    <w:p>
+      <w:pPr>
+        <w:spacing w:line="312" w:lineRule="auto" w:before="0" w:after="0"/>
+        <w:ind w:firstLine="420"/>
+        <w:jc w:val="both"/>
+      </w:pPr>
+      <w:r>
+        <w:rPr>
+          <w:rFonts w:hint="eastAsia" w:ascii="Times New Roman" w:hAnsi="Times New Roman" w:eastAsia="宋体"/>
+          <w:b w:val="0"/>
+          <w:sz w:val="21"/>
+        </w:rPr>
+        <w:t xml:space="preserve">这说明在当前样本和经旋转双因子</w:t>
       </w:r>
       <w:r>
         <w:rPr>
@@ -27069,7 +27314,22 @@
           <w:b w:val="0"/>
           <w:sz w:val="21"/>
         </w:rPr>
-        <w:t xml:space="preserve">在本文中仍未获支持，只能保留为机制讨论。作为测度敏感性的补充，本文又以相同四项底层指标提取前两个主成分构造</w:t>
+        <w:t xml:space="preserve">仍未获支持，只能保留为机制讨论。</w:t>
+      </w:r>
+    </w:p>
+    <w:p>
+      <w:pPr>
+        <w:spacing w:line="312" w:lineRule="auto" w:before="0" w:after="0"/>
+        <w:ind w:firstLine="420"/>
+        <w:jc w:val="both"/>
+      </w:pPr>
+      <w:r>
+        <w:rPr>
+          <w:rFonts w:hint="eastAsia" w:ascii="Times New Roman" w:hAnsi="Times New Roman" w:eastAsia="宋体"/>
+          <w:b w:val="0"/>
+          <w:sz w:val="21"/>
+        </w:rPr>
+        <w:t xml:space="preserve">作为测度敏感性的补充，又以相同四项底层指标提取前两个主成分构造</w:t>
       </w:r>
       <w:r>
         <w:rPr>
@@ -27271,7 +27531,7 @@
           <w:b w:val="0"/>
           <w:sz w:val="21"/>
         </w:rPr>
-        <w:t xml:space="preserve">按照产权性质划分样本后，本文分别在国有企业样本与产权明确的私营企业样本中重复估计基准回归模型，结果见表4-9。</w:t>
+        <w:t xml:space="preserve">产权性质依据CSMAR数据库中“企业属性”字段划分，国有企业包括中央国有和地方国有，私营企业为实际控制人性质明确标记为民营的样本。两组合计45,332条，少于基准回归样本49,755条，差额部分主要为外资控股、集体所有或产权性质缺失的观测。在两组内分别重复估计基准回归模型，结果见表4-9。</w:t>
       </w:r>
     </w:p>
     <w:p>
@@ -27933,7 +28193,7 @@
           <w:b w:val="0"/>
           <w:sz w:val="21"/>
         </w:rPr>
-        <w:t xml:space="preserve">分别表示在1%、5%、10%水平上显著，标准误为公司层面聚类稳健标准误。产权性质分组的核心信息比较直接：国有企业组和私营企业组的补贴系数都未达到统计显著水平，因此在这两个分组中都没有观察到稳定的基准回归关系。若只比较点估计，私营企业组的系数绝对值略高于国有企业组，但两组都非常接近于0，经济含义有限。两类企业的薪酬约束机制虽有差异，但在当前基准口径下，这种差异尚未表现为稳健的补贴—超额薪酬分组差别。由于组内系数均未达显著水平，以上仅作制度背景下的方向性讨论，不构成稳健异质性结论。</w:t>
+        <w:t xml:space="preserve">分别表示在1%、5%、10%水平上显著，标准误为公司层面聚类稳健标准误。产权性质分组的核心信息比较直接：国有企业组和私营企业组的补贴系数都未达到统计显著水平，因此在这两个分组中都没有观察到稳定的基准回归关系。若只比较点估计，私营企业组的系数绝对值略高于国有企业组，但两组系数都非常接近于0且经济含义有限。两类企业的薪酬约束机制虽有差异，但在当前基准口径下，这种差异尚未表现为稳健的补贴—超额薪酬分组差别。由于组内系数均未达显著水平，以上仅作制度背景下的方向性讨论，不构成稳健异质性结论。</w:t>
       </w:r>
     </w:p>
     <w:bookmarkEnd w:id="57"/>
@@ -27976,7 +28236,7 @@
           <w:b w:val="0"/>
           <w:sz w:val="21"/>
         </w:rPr>
-        <w:t xml:space="preserve">按行业监管强度将样本划分为管制行业与非管制行业两组，并在各组内分别重复估计基准回归模型，结果见表4-10。</w:t>
+        <w:t xml:space="preserve">根据行业进入壁垒、价格监管和公共事业属性，将采掘业、电力热力燃气及水的生产和供应业、交通运输仓储和邮政业、信息传输软件和信息技术服务业中的电信部分以及金融业关联行业归为管制行业，其余归为非管制行业。按此标准将样本划分为两组，并在各组内分别重复估计基准回归模型，结果见表4-10。</w:t>
       </w:r>
     </w:p>
     <w:p>
@@ -28681,7 +28941,7 @@
           <w:b w:val="0"/>
           <w:sz w:val="21"/>
         </w:rPr>
-        <w:t xml:space="preserve">在可识别央地属性的国有样本内进一步细分后，本文分别在央企组和地方国企组中重复估计基准回归模型，结果见表4-11。</w:t>
+        <w:t xml:space="preserve">在可识别央地属性的国有样本内进一步细分后，分别在央企组和地方国企组中重复估计基准回归模型，结果见表4-11。</w:t>
       </w:r>
     </w:p>
     <w:p>
@@ -29387,7 +29647,7 @@
           <w:b w:val="0"/>
           <w:sz w:val="21"/>
         </w:rPr>
-        <w:t xml:space="preserve">本节不再把机器学习当作独立研究任务，而是围绕表4-5的</w:t>
+        <w:t xml:space="preserve">本节围绕表4-5的</w:t>
       </w:r>
       <w:r>
         <w:rPr>
@@ -29419,7 +29679,7 @@
           <w:b w:val="0"/>
           <w:sz w:val="21"/>
         </w:rPr>
-        <w:t xml:space="preserve">的底层分项或其他扩展特征，而是与模型3至模型5保持同样的样本边界和变量口径，仅在47,055个公司—年度统一样本上纳入</w:t>
+        <w:t xml:space="preserve">的底层分项或其他扩展特征，与模型3至模型5保持同样的样本边界和变量口径，仅在47,055个公司—年度统一样本上纳入</w:t>
       </w:r>
       <w:r>
         <w:rPr>
@@ -29451,7 +29711,7 @@
           <w:b w:val="0"/>
           <w:sz w:val="21"/>
         </w:rPr>
-        <w:t xml:space="preserve">五个变量。这样安排后，机器学习部分回答的是三个更贴近导师要求的问题：第一，在更灵活的非线性模型中，财政补贴是否仍位于重要变量前列，管理层权力是否仍保留可辨识信息含量；第二，在正则化筛选下，财政补贴和管理层权力是否会被压缩为0，以及其方向是否与</w:t>
+        <w:t xml:space="preserve">五个变量。这样安排后，机器学习部分回答的是三个问题：在更灵活的非线性模型中财政补贴是否仍位于重要变量前列、管理层权力是否仍保留可辨识信息含量；在正则化筛选下财政补贴和管理层权力是否会被压缩为0、方向是否与</w:t>
       </w:r>
       <w:r>
         <w:rPr>
@@ -29467,7 +29727,7 @@
           <w:b w:val="0"/>
           <w:sz w:val="21"/>
         </w:rPr>
-        <w:t xml:space="preserve">判断一致；第三，在</w:t>
+        <w:t xml:space="preserve">判断一致；在</w:t>
       </w:r>
       <w:r>
         <w:rPr>
@@ -29483,7 +29743,7 @@
           <w:b w:val="0"/>
           <w:sz w:val="21"/>
         </w:rPr>
-        <w:t xml:space="preserve">这类更灵活的树模型中，财政补贴的部分依赖趋势是否整体向上。样本按公司分组划分为训练集37,647条和测试集9,408条，确保同一公司的全部年度观测只落在一端。</w:t>
+        <w:t xml:space="preserve">这类更灵活的树模型中财政补贴的部分依赖趋势是否整体向上。样本按公司分组划分为训练集37,647条和测试集9,408条，确保同一公司的全部年度观测只落在一端。</w:t>
       </w:r>
     </w:p>
     <w:p>
@@ -30128,7 +30388,7 @@
           <w:b w:val="0"/>
           <w:sz w:val="21"/>
         </w:rPr>
-        <w:t xml:space="preserve">排名第5。这说明财政补贴在随机森林中仍位于前列，而管理层权力虽然没有进入最前几位，但也并未被完全边缘化。换句话说，随机森林并没有否定财政补贴和管理层权力在</w:t>
+        <w:t xml:space="preserve">排名第5。这说明财政补贴在随机森林中仍位于前列，而管理层权力虽然没有进入最前几位，但也并未被完全边缘化。也就是说，随机森林并没有否定财政补贴和管理层权力在</w:t>
       </w:r>
       <w:r>
         <w:rPr>
@@ -30161,7 +30421,7 @@
               <a:graphicData uri="http://schemas.openxmlformats.org/drawingml/2006/picture">
                 <pic:pic>
                   <pic:nvPicPr>
-                    <pic:cNvPr descr="./images/fig2_rf_importance.png" id="2" name="Picture"/>
+                    <pic:cNvPr descr="./images/fig2_rf_importance_notitle.png" id="2" name="Picture"/>
                     <pic:cNvPicPr>
                       <a:picLocks noChangeArrowheads="1" noChangeAspect="1"/>
                     </pic:cNvPicPr>
@@ -30237,7 +30497,7 @@
           <w:b w:val="0"/>
           <w:sz w:val="21"/>
         </w:rPr>
-        <w:t xml:space="preserve">图4-1进一步直观展示了随机森林的重要性排序。需要注意的是，随机森林的重要性不等同于计量回归中的系数显著性，它回答的是“哪个变量对模型划分更重要”，而不是“哪一个变量已经被严格识别为因果因素”。因此，本节更稳妥的结论是：财政补贴在随机森林中仍处于重要变量前列，管理层权力也保留了可辨识的重要性，这与第四章把两者视作核心解释与机制变量的做法基本一致。</w:t>
+        <w:t xml:space="preserve">图4-1进一步直观展示了随机森林的重要性排序。需要注意的是，随机森林的重要性不等同于计量回归中的系数显著性，它回答的是“哪个变量对模型划分更重要”。本节的结论是：财政补贴在随机森林中仍处于重要变量前列，管理层权力也保留了可辨识的重要性，这与第四章把两者视作核心解释与机制变量的做法基本一致。</w:t>
       </w:r>
     </w:p>
     <w:bookmarkEnd w:id="61"/>
@@ -30410,7 +30670,7 @@
           <w:b w:val="0"/>
           <w:sz w:val="21"/>
         </w:rPr>
-        <w:t xml:space="preserve">的系数为0.0145，二者方向均为正。这意味着财政补贴和管理层权力变量都未在特征竞争中消失，其方向判断也没有发生反转。</w:t>
+        <w:t xml:space="preserve">的系数为0.0145，二者方向均为正。由于Lasso回归前已对特征做零均值单位方差标准化，以上系数反映的是标准化尺度上的相对贡献，不宜与OLS原始系数直接比较大小，仅用于判断方向与保留性。这意味着财政补贴和管理层权力变量都未在特征竞争中消失，其方向判断也没有发生反转。</w:t>
       </w:r>
     </w:p>
     <w:p xmlns:a="http://schemas.openxmlformats.org/drawingml/2006/main" xmlns:pic="http://schemas.openxmlformats.org/drawingml/2006/picture">
@@ -30427,7 +30687,7 @@
               <a:graphicData uri="http://schemas.openxmlformats.org/drawingml/2006/picture">
                 <pic:pic>
                   <pic:nvPicPr>
-                    <pic:cNvPr descr="./images/fig1_lasso_path.png" id="3" name="Picture"/>
+                    <pic:cNvPr descr="./images/fig1_lasso_path_notitle.png" id="3" name="Picture"/>
                     <pic:cNvPicPr>
                       <a:picLocks noChangeArrowheads="1" noChangeAspect="1"/>
                     </pic:cNvPicPr>
@@ -30503,7 +30763,7 @@
           <w:b w:val="0"/>
           <w:sz w:val="21"/>
         </w:rPr>
-        <w:t xml:space="preserve">图4-2展示了随着惩罚参数增大，各特征系数逐步向零收缩的路径。对本文而言，最关键的不是哪条曲线下降得更快，而是</w:t>
+        <w:t xml:space="preserve">图4-2展示了随着惩罚参数增大，各特征系数逐步向零收缩的路径。关键的是</w:t>
       </w:r>
       <w:r>
         <w:rPr>
@@ -30612,7 +30872,7 @@
           <w:b w:val="0"/>
           <w:sz w:val="21"/>
         </w:rPr>
-        <w:t xml:space="preserve">的结果可以被理解为一种方向一致性验证：在更严格的变量筛选条件下，财政补贴和管理层权力都未被压缩掉，而且方向仍与计量回归判断一致。</w:t>
+        <w:t xml:space="preserve">的结果可以被理解为一种方向一致性验证：在更严格的变量筛选条件下，财政补贴和管理层权力都未被压缩掉，方向仍与计量回归判断一致。</w:t>
       </w:r>
     </w:p>
     <w:bookmarkEnd w:id="62"/>
@@ -30792,7 +31052,7 @@
               <a:graphicData uri="http://schemas.openxmlformats.org/drawingml/2006/picture">
                 <pic:pic>
                   <pic:nvPicPr>
-                    <pic:cNvPr descr="./images/fig4_shap_subsidy.png" id="4" name="Picture"/>
+                    <pic:cNvPr descr="./images/fig4_shap_subsidy_notitle.png" id="4" name="Picture"/>
                     <pic:cNvPicPr>
                       <a:picLocks noChangeArrowheads="1" noChangeAspect="1"/>
                     </pic:cNvPicPr>
@@ -30884,7 +31144,7 @@
           <w:b w:val="0"/>
           <w:sz w:val="21"/>
         </w:rPr>
-        <w:t xml:space="preserve">Overpay”，它并不是计量经济学意义上的边际因果效应。更稳妥的理解是：XGBoost</w:t>
+        <w:t xml:space="preserve">Overpay”，它并不是计量经济学意义上的边际因果效应。可理解为：XGBoost</w:t>
       </w:r>
       <w:r>
         <w:rPr>
@@ -31013,7 +31273,7 @@
           <w:b w:val="0"/>
           <w:sz w:val="21"/>
         </w:rPr>
-        <w:t xml:space="preserve">本文以2003—2024年沪深A股上市公司（剔除金融行业及特殊处理样本）为样本，在管理者权力理论和代理理论框架下，考察财政补贴、高管超额薪酬与管理层权力之间的关系。本文的主要研究结论可概括为以下五点。整体上，本文发现财政补贴与高管超额薪酬之间存在一定关联，但全样本平均直接效应不稳固，且对变量口径、样本设定和识别设计较为敏感，现有证据不足以支持无条件的强因果结论。</w:t>
+        <w:t xml:space="preserve">研究以2003—2024年沪深A股上市公司（剔除金融行业及特殊处理样本）为样本，在管理者权力理论和代理理论框架下，考察财政补贴、高管超额薪酬与管理层权力之间的关系。主要结论可概括为以下五点。整体上，财政补贴与高管超额薪酬之间存在一定关联，但全样本平均直接效应不稳固，且对变量口径、样本设定和识别设计较为敏感，现有证据不足以支持无条件的强因果结论。</w:t>
       </w:r>
     </w:p>
     <w:p>
@@ -31154,45 +31414,7 @@
           <w:b w:val="0"/>
           <w:sz w:val="21"/>
         </w:rPr>
-        <w:t xml:space="preserve">）；把固定效应设定改为“公司固定效应</w:t>
-      </w:r>
-      <w:r>
-        <w:rPr>
-          <w:rFonts w:ascii="Times New Roman" w:hAnsi="Times New Roman" w:eastAsia="宋体"/>
-          <w:b w:val="0"/>
-          <w:sz w:val="21"/>
-        </w:rPr>
-        <w:t xml:space="preserve"> + </w:t>
-      </w:r>
-      <w:r>
-        <w:rPr>
-          <w:rFonts w:hint="eastAsia" w:ascii="Times New Roman" w:hAnsi="Times New Roman" w:eastAsia="宋体"/>
-          <w:b w:val="0"/>
-          <w:sz w:val="21"/>
-        </w:rPr>
-        <w:t xml:space="preserve">行业×年份固定效应”后，系数仍约为0.0004（</w:t>
-      </w:r>
-      <m:oMath>
-        <m:r>
-          <m:t>p</m:t>
-        </m:r>
-        <m:r>
-          <m:rPr>
-            <m:sty m:val="p"/>
-          </m:rPr>
-          <m:t>=</m:t>
-        </m:r>
-        <m:r>
-          <m:t>0.592</m:t>
-        </m:r>
-      </m:oMath>
-      <w:r>
-        <w:rPr>
-          <w:rFonts w:hint="eastAsia" w:ascii="Times New Roman" w:hAnsi="Times New Roman" w:eastAsia="宋体"/>
-          <w:b w:val="0"/>
-          <w:sz w:val="21"/>
-        </w:rPr>
-        <w:t xml:space="preserve">），说明吸收行业年度共同冲击后结论并未改变。稳健性检验同时表明，该关系对变量口径和样本范围较为敏感。需要区分的是，全样本口径混合了“是否获得补助”和“获得补助后的强弱差异”，而仅正补助口径只比较已获补助企业内部差异，两者对应的不是同一个经济问题。由此，更稳妥的表述是：财政补贴与高管薪酬之间存在一定关联，但全样本平均直接效应并不稳固。</w:t>
+        <w:t xml:space="preserve">）。稳健性检验同时表明，该关系对变量口径和样本范围较为敏感。需要区分的是，全样本口径混合了“是否获得补助”和“获得补助后的强弱差异”，而仅正补助口径只比较已获补助企业内部差异，两者对应的不是同一个经济问题。由此，更稳妥的表述是：财政补贴与高管薪酬之间存在一定关联，但全样本平均直接效应并不稳固。</w:t>
       </w:r>
     </w:p>
     <w:p>
@@ -31386,7 +31608,7 @@
           <m:t>=</m:t>
         </m:r>
         <m:r>
-          <m:t>0.145</m:t>
+          <m:t>0.1445</m:t>
         </m:r>
       </m:oMath>
       <w:r>
@@ -31408,7 +31630,7 @@
           <m:t>=</m:t>
         </m:r>
         <m:r>
-          <m:t>0.093</m:t>
+          <m:t>0.0927</m:t>
         </m:r>
       </m:oMath>
       <w:r>
@@ -31417,7 +31639,44 @@
           <w:b w:val="0"/>
           <w:sz w:val="21"/>
         </w:rPr>
-        <w:t xml:space="preserve">），但第一阶段仍偏弱。总体而言，识别结果会随着工具变量设计、第一阶段强度和排除限制设定发生明显变化，因此本文不将补贴效应写成已经被稳健识别的单一因果结论。</w:t>
+        <w:t xml:space="preserve">），但第一阶段</w:t>
+      </w:r>
+      <w:r>
+        <w:rPr>
+          <w:rFonts w:ascii="Times New Roman" w:hAnsi="Times New Roman" w:eastAsia="宋体"/>
+          <w:b w:val="0"/>
+          <w:sz w:val="21"/>
+        </w:rPr>
+        <w:t xml:space="preserve"> Partial</w:t>
+      </w:r>
+      <w:r>
+        <w:rPr>
+          <w:rFonts w:ascii="Times New Roman" w:hAnsi="Times New Roman" w:eastAsia="宋体"/>
+          <w:b w:val="0"/>
+          <w:sz w:val="21"/>
+        </w:rPr>
+        <w:t xml:space="preserve"> </w:t>
+      </w:r>
+      <m:oMath>
+        <m:r>
+          <m:t>F</m:t>
+        </m:r>
+      </m:oMath>
+      <w:r>
+        <w:rPr>
+          <w:rFonts w:ascii="Times New Roman" w:hAnsi="Times New Roman" w:eastAsia="宋体"/>
+          <w:b w:val="0"/>
+          <w:sz w:val="21"/>
+        </w:rPr>
+        <w:t xml:space="preserve"> </w:t>
+      </w:r>
+      <w:r>
+        <w:rPr>
+          <w:rFonts w:hint="eastAsia" w:ascii="Times New Roman" w:hAnsi="Times New Roman" w:eastAsia="宋体"/>
+          <w:b w:val="0"/>
+          <w:sz w:val="21"/>
+        </w:rPr>
+        <w:t xml:space="preserve">分别为4.15和5.22，显示识别强度偏弱。总体而言，识别结果会随着工具变量设计、第一阶段强度和排除限制设定发生明显变化，因此不宜将补贴效应写成已经被稳健识别的单一因果结论。</w:t>
       </w:r>
     </w:p>
     <w:p>
@@ -31563,7 +31822,7 @@
           <w:b w:val="0"/>
           <w:sz w:val="21"/>
         </w:rPr>
-        <w:t xml:space="preserve">）。这说明时变行业冲击只能解释前瞻性相关的一部分，因此本文仍不将事件研究结果直接解释为准自然实验意义上的因果效应。</w:t>
+        <w:t xml:space="preserve">）。这说明时变行业冲击只能解释前瞻性相关的一部分，因此仍不宜将事件研究结果直接解释为准自然实验意义上的因果效应。</w:t>
       </w:r>
     </w:p>
     <w:p>
@@ -31652,7 +31911,7 @@
           <w:b w:val="0"/>
           <w:sz w:val="21"/>
         </w:rPr>
-        <w:t xml:space="preserve">的共同度明显偏低，因此本文不把</w:t>
+        <w:t xml:space="preserve">的共同度明显偏低，因此不把</w:t>
       </w:r>
       <w:r>
         <w:rPr>
@@ -31828,7 +32087,7 @@
           <w:b w:val="0"/>
           <w:sz w:val="21"/>
         </w:rPr>
-        <w:t xml:space="preserve">两种综合测度口径，并未改变本文对</w:t>
+        <w:t xml:space="preserve">两种综合测度口径，并未改变对</w:t>
       </w:r>
       <w:r>
         <w:rPr>
@@ -32030,7 +32289,7 @@
           <w:b w:val="0"/>
           <w:sz w:val="21"/>
         </w:rPr>
-        <w:t xml:space="preserve">排名第5，财政补贴的部分依赖曲线整体呈上升趋势。这说明在更严格对齐</w:t>
+        <w:t xml:space="preserve">排名第5，财政补贴的部分依赖曲线整体呈上升趋势。这说明在严格匹配</w:t>
       </w:r>
       <w:r>
         <w:rPr>
@@ -32089,7 +32348,7 @@
           <w:b w:val="0"/>
           <w:sz w:val="21"/>
         </w:rPr>
-        <w:t xml:space="preserve">基于上述研究结论，本文从财政补贴监管以及薪酬治理与信息披露两个维度提出政策建议。由于本文给出的是关于条件相关及其敏感性的证据，而非已被稳健识别的因果效应，下列建议更适合作为治理启示，而非直接的政策因果处方。</w:t>
+        <w:t xml:space="preserve">基于上述研究结论，从财政补贴监管以及薪酬治理与信息披露两个维度提出政策建议。由于给出的是关于条件相关及其敏感性的证据，而非已被稳健识别的因果效应，下列建议更适合作为治理启示，而非直接的政策因果处方。</w:t>
       </w:r>
     </w:p>
     <w:p>
@@ -32129,7 +32388,7 @@
           <w:b w:val="0"/>
           <w:sz w:val="21"/>
         </w:rPr>
-        <w:t xml:space="preserve">本文未在全样本平均意义上识别出稳健的直接补贴效应，因此监管重点不宜预设“补贴必然推高高管薪酬”，而更应关注补贴金额、资金用途、项目产出和薪酬变动之间是否出现异常背离。对获得大额补贴的企业，可要求其在补贴使用报告中同步披露补贴计入利润的金额、项目执行进度、绩效完成情况以及高管薪酬变动，并将这些信息纳入后续补贴续期和规模调整的参考条件。</w:t>
+        <w:t xml:space="preserve">研究未在全样本平均意义上识别出稳健的直接补贴效应，因此监管重点不宜预设“补贴必然推高高管薪酬”，而更应关注补贴金额、资金用途、项目产出和薪酬变动之间是否出现异常背离。对获得大额补贴的企业，可要求其在补贴使用报告中同步披露补贴计入利润的金额、项目执行进度、绩效完成情况以及高管薪酬变动，并将这些信息纳入后续补贴续期和规模调整的参考条件。</w:t>
       </w:r>
     </w:p>
     <w:p>
@@ -32212,7 +32471,7 @@
           <w:b w:val="0"/>
           <w:sz w:val="21"/>
         </w:rPr>
-        <w:t xml:space="preserve">本文已就财政补贴与高管超额薪酬之间的关系做了较为系统的检验，但受数据条件和识别策略限制，以下三个方向仍有待深化。</w:t>
+        <w:t xml:space="preserve">研究已就财政补贴与高管超额薪酬之间的关系做了较为系统的检验，但受数据条件和识别策略限制，以下三个方向仍有待深化。</w:t>
       </w:r>
     </w:p>
     <w:p>
@@ -32227,7 +32486,7 @@
           <w:b w:val="0"/>
           <w:sz w:val="21"/>
         </w:rPr>
-        <w:t xml:space="preserve">本文借助公司固定效应、滞后一期补助、近端替代工具变量、深度滞后省均值工具变量、Lewbel（2012）异方差内生工具变量、shift-share</w:t>
+        <w:t xml:space="preserve">研究借助公司固定效应、滞后一期补助、近端替代工具变量、深度滞后省均值工具变量、Lewbel（2012）异方差内生工具变量、shift-share</w:t>
       </w:r>
       <w:r>
         <w:rPr>
@@ -32365,7 +32624,7 @@
           <w:b w:val="0"/>
           <w:sz w:val="21"/>
         </w:rPr>
-        <w:t xml:space="preserve">核心变量的测度精度也值得改进。本文将财政补贴作为整体进行分析，并主要依据可观测的治理特征刻画管理层权力，这有助于建立统一的实证框架，但对不同补贴类型以及隐性权力来源的差异化反映仍不够充分。未来研究可细分研发补贴、纾困补贴、税收返还等不同类型的政策支持，并结合高管履历、政治关联和年报文本等信息，构建更细致的变量测度体系。</w:t>
+        <w:t xml:space="preserve">核心变量的测度精度也值得改进。研究将财政补贴作为整体进行分析，并主要依据可观测的治理特征刻画管理层权力，这有助于建立统一的实证框架，但对不同补贴类型以及隐性权力来源的差异化反映仍不够充分。未来研究可细分研发补贴、纾困补贴、税收返还等不同类型的政策支持，并结合高管履历、政治关联和年报文本等信息，构建更细致的变量测度体系。</w:t>
       </w:r>
     </w:p>
     <w:p>
@@ -32380,7 +32639,7 @@
           <w:b w:val="0"/>
           <w:sz w:val="21"/>
         </w:rPr>
-        <w:t xml:space="preserve">样本外验证与多源数据融合同样值得推进。本文的机器学习分析虽然已经采用训练集、测试集划分和按公司分组的交叉验证，但总体上仍局限于当前样本框架，年报、社会责任报告和媒体报道等文本信息的利用也相对有限，相关结果更多体现为对传统回归结论的稳健性检验。由于本文将机器学习部分严格限制在与机制检验一致的统一样本和五变量设定之内，因此第四章最后一节的结果更适合被理解为对“财政补贴—管理层权力—超额薪酬”这条研究主线的辅助稳健性证据，而不宜机械外推至全部基础样本或更宽的特征空间。未来研究可借助滚动窗口、跨市场样本和多源文本信息融合等方式，检验模型在不同阶段和不同情境下的稳健性，以便更全面地揭示财政补贴影响高管薪酬的作用机制。</w:t>
+        <w:t xml:space="preserve">样本外验证与多源数据融合同样值得推进。机器学习分析虽然已经采用训练集、测试集划分和按公司分组的交叉验证，但总体上仍局限于当前样本框架，年报、社会责任报告和媒体报道等文本信息的利用也相对有限，相关结果更多体现为对传统回归结论的稳健性检验。由于机器学习部分严格限制在与机制检验一致的统一样本和五变量设定之内，因此第四章最后一节的结果更适合被理解为对“财政补贴—管理层权力—超额薪酬”这条研究主线的辅助稳健性证据，而不宜机械外推至全部基础样本或更宽的特征空间。未来研究可借助滚动窗口、跨市场样本和多源文本信息融合等方式，检验模型在不同阶段和不同情境下的稳健性，以便更全面地揭示财政补贴影响高管薪酬的作用机制。</w:t>
       </w:r>
     </w:p>
     <w:bookmarkEnd w:id="68"/>
@@ -32417,7 +32676,7 @@
           <w:b w:val="0"/>
           <w:sz w:val="21"/>
         </w:rPr>
-        <w:t xml:space="preserve">[1]BEBCHUK L A, FRIED J M. Executive compensation as an agency problem[J]. Journal of Economic Perspectives, 2003, 17(3): 71–92.</w:t>
+        <w:t xml:space="preserve">[1]BARON R M, KENNY D A. The moderator-mediator variable distinction in social psychological research: Conceptual, strategic, and statistical considerations[J]. Journal of Personality and Social Psychology, 1986, 51(6): 1173–1182.</w:t>
       </w:r>
     </w:p>
     <w:p>
@@ -32432,7 +32691,7 @@
           <w:b w:val="0"/>
           <w:sz w:val="21"/>
         </w:rPr>
-        <w:t xml:space="preserve">[2]LI F. Annual report readability, current earnings, and earnings persistence[J]. Journal of Accounting and Economics, 2008, 45(2–3): 221–247.</w:t>
+        <w:t xml:space="preserve">[2]BEBCHUK L A, FRIED J M. Executive compensation as an agency problem[J]. Journal of Economic Perspectives, 2003, 17(3): 71–92.</w:t>
       </w:r>
     </w:p>
     <w:p>
@@ -32447,7 +32706,7 @@
           <w:b w:val="0"/>
           <w:sz w:val="21"/>
         </w:rPr>
-        <w:t xml:space="preserve">[3]CORE J E, HOLTHAUSEN R W, LARCKER D F. Corporate governance, CEO compensation, and firm performance[J]. Journal of Financial Economics, 1999, 51(3): 371–406.</w:t>
+        <w:t xml:space="preserve">[3]BHATTACHARYA I, MIĆKOVIĆ A. Accounting fraud detection using contextual language learning[J]. International Journal of Accounting Information Systems, 2024, 53: 100682.</w:t>
       </w:r>
     </w:p>
     <w:p>
@@ -32477,7 +32736,7 @@
           <w:b w:val="0"/>
           <w:sz w:val="21"/>
         </w:rPr>
-        <w:t xml:space="preserve">[5]PEROLS J, BOWEN R M, ZIMMERMANN C, et al. Finding needles in a haystack: Using data analytics to improve fraud prediction[J]. The Accounting Review, 2017, 92(2): 221–245.</w:t>
+        <w:t xml:space="preserve">[5]CORE J E, HOLTHAUSEN R W, LARCKER D F. Corporate governance, CEO compensation, and firm performance[J]. Journal of Financial Economics, 1999, 51(3): 371–406.</w:t>
       </w:r>
     </w:p>
     <w:p>
@@ -32492,7 +32751,7 @@
           <w:b w:val="0"/>
           <w:sz w:val="21"/>
         </w:rPr>
-        <w:t xml:space="preserve">[6]JIANG H, SU K, HABIB A. Government subsidies and managerial slack: Evidence from China[J]. Journal of Contemporary Accounting &amp; Economics, 2025, 21(2): 100473.</w:t>
+        <w:t xml:space="preserve">[6]FINKELSTEIN S. Power in top management teams: Dimensions, measurement, and validation[J]. Academy of Management Journal, 1992, 35(3): 505–538.</w:t>
       </w:r>
     </w:p>
     <w:p>
@@ -32507,7 +32766,7 @@
           <w:b w:val="0"/>
           <w:sz w:val="21"/>
         </w:rPr>
-        <w:t xml:space="preserve">[7]RJIBA H, SAADI S, BOUBAKER S, et al. Annual report readability and the cost of equity capital[J]. Journal of Corporate Finance, 2021, 67: 101902.</w:t>
+        <w:t xml:space="preserve">[7]JENSEN M C, MECKLING W H. Theory of the firm: Managerial behavior, agency costs and ownership structure[J]. Journal of Financial Economics, 1976, 3(4): 305–360.</w:t>
       </w:r>
     </w:p>
     <w:p>
@@ -32522,7 +32781,7 @@
           <w:b w:val="0"/>
           <w:sz w:val="21"/>
         </w:rPr>
-        <w:t xml:space="preserve">[8]BHATTACHARYA I, MIĆKOVIĆ A. Accounting fraud detection using contextual language learning[J]. International Journal of Accounting Information Systems, 2024, 53: 100682.</w:t>
+        <w:t xml:space="preserve">[8]JIANG H, SU K, HABIB A. Government subsidies and managerial slack: Evidence from China[J]. Journal of Contemporary Accounting &amp; Economics, 2025, 21(2): 100473.</w:t>
       </w:r>
     </w:p>
     <w:p>
@@ -32552,7 +32811,7 @@
           <w:b w:val="0"/>
           <w:sz w:val="21"/>
         </w:rPr>
-        <w:t xml:space="preserve">[10]JENSEN M C, MECKLING W H. Theory of the firm: Managerial behavior, agency costs and ownership structure[J]. Journal of Financial Economics, 1976, 3(4): 305–360.</w:t>
+        <w:t xml:space="preserve">[10]LI F. Annual report readability, current earnings, and earnings persistence[J]. Journal of Accounting and Economics, 2008, 45(2–3): 221–247.</w:t>
       </w:r>
     </w:p>
     <w:p>
@@ -32567,7 +32826,7 @@
           <w:b w:val="0"/>
           <w:sz w:val="21"/>
         </w:rPr>
-        <w:t xml:space="preserve">[11]SPENCE M. Job market signaling[J]. The Quarterly Journal of Economics, 1973, 87(3): 355–374.</w:t>
+        <w:t xml:space="preserve">[11]PEROLS J, BOWEN R M, ZIMMERMANN C, et al. Finding needles in a haystack: Using data analytics to improve fraud prediction[J]. The Accounting Review, 2017, 92(2): 221–245.</w:t>
       </w:r>
     </w:p>
     <w:p>
@@ -32582,7 +32841,7 @@
           <w:b w:val="0"/>
           <w:sz w:val="21"/>
         </w:rPr>
-        <w:t xml:space="preserve">[12]BARON R M, KENNY D A. The moderator-mediator variable distinction in social psychological research: Conceptual, strategic, and statistical considerations[J]. Journal of Personality and Social Psychology, 1986, 51(6): 1173–1182.</w:t>
+        <w:t xml:space="preserve">[12]RJIBA H, SAADI S, BOUBAKER S, et al. Annual report readability and the cost of equity capital[J]. Journal of Corporate Finance, 2021, 67: 101902.</w:t>
       </w:r>
     </w:p>
     <w:p>
@@ -32597,7 +32856,7 @@
           <w:b w:val="0"/>
           <w:sz w:val="21"/>
         </w:rPr>
-        <w:t xml:space="preserve">[13]FINKELSTEIN S. Power in top management teams: Dimensions, measurement, and validation[J]. Academy of Management Journal, 1992, 35(3): 505–538.</w:t>
+        <w:t xml:space="preserve">[13]SPENCE M. Job market signaling[J]. The Quarterly Journal of Economics, 1973, 87(3): 355–374.</w:t>
       </w:r>
     </w:p>
     <w:p>
@@ -32612,7 +32871,7 @@
           <w:b w:val="0"/>
           <w:sz w:val="21"/>
         </w:rPr>
-        <w:t xml:space="preserve">[14]罗昆，曹光宇.</w:t>
+        <w:t xml:space="preserve">[14]步丹璐，王晓艳.</w:t>
       </w:r>
       <w:r>
         <w:rPr>
@@ -32628,7 +32887,7 @@
           <w:b w:val="0"/>
           <w:sz w:val="21"/>
         </w:rPr>
-        <w:t xml:space="preserve">财务困境、超额薪酬与薪酬业绩敏感性——基于政府补贴的调节效应[J].</w:t>
+        <w:t xml:space="preserve">政府补助、软约束与薪酬差距[J].</w:t>
       </w:r>
       <w:r>
         <w:rPr>
@@ -32644,15 +32903,15 @@
           <w:b w:val="0"/>
           <w:sz w:val="21"/>
         </w:rPr>
-        <w:t xml:space="preserve">华中农业大学学报（社会科学版），2015(6):</w:t>
-      </w:r>
-      <w:r>
-        <w:rPr>
-          <w:rFonts w:ascii="Times New Roman" w:hAnsi="Times New Roman" w:eastAsia="宋体"/>
-          <w:b w:val="0"/>
-          <w:sz w:val="21"/>
-        </w:rPr>
-        <w:t xml:space="preserve"> 109–117.</w:t>
+        <w:t xml:space="preserve">南开管理评论，2014，17(2):</w:t>
+      </w:r>
+      <w:r>
+        <w:rPr>
+          <w:rFonts w:ascii="Times New Roman" w:hAnsi="Times New Roman" w:eastAsia="宋体"/>
+          <w:b w:val="0"/>
+          <w:sz w:val="21"/>
+        </w:rPr>
+        <w:t xml:space="preserve"> 23–33.</w:t>
       </w:r>
     </w:p>
     <w:p>
@@ -32667,7 +32926,7 @@
           <w:b w:val="0"/>
           <w:sz w:val="21"/>
         </w:rPr>
-        <w:t xml:space="preserve">[15]李哲，王文翰，王遥.</w:t>
+        <w:t xml:space="preserve">[15]陈冬华，陈信元，万华林.</w:t>
       </w:r>
       <w:r>
         <w:rPr>
@@ -32683,7 +32942,7 @@
           <w:b w:val="0"/>
           <w:sz w:val="21"/>
         </w:rPr>
-        <w:t xml:space="preserve">企业环境责任表现与政府补贴获取——基于文本分析的经验证据[J].</w:t>
+        <w:t xml:space="preserve">国有企业中的薪酬管制与在职消费[J].</w:t>
       </w:r>
       <w:r>
         <w:rPr>
@@ -32699,15 +32958,15 @@
           <w:b w:val="0"/>
           <w:sz w:val="21"/>
         </w:rPr>
-        <w:t xml:space="preserve">财经研究，2022，48(2):</w:t>
-      </w:r>
-      <w:r>
-        <w:rPr>
-          <w:rFonts w:ascii="Times New Roman" w:hAnsi="Times New Roman" w:eastAsia="宋体"/>
-          <w:b w:val="0"/>
-          <w:sz w:val="21"/>
-        </w:rPr>
-        <w:t xml:space="preserve"> 78–92.</w:t>
+        <w:t xml:space="preserve">经济研究，2005，40(2):</w:t>
+      </w:r>
+      <w:r>
+        <w:rPr>
+          <w:rFonts w:ascii="Times New Roman" w:hAnsi="Times New Roman" w:eastAsia="宋体"/>
+          <w:b w:val="0"/>
+          <w:sz w:val="21"/>
+        </w:rPr>
+        <w:t xml:space="preserve"> 92–101.</w:t>
       </w:r>
     </w:p>
     <w:p>
@@ -32722,7 +32981,7 @@
           <w:b w:val="0"/>
           <w:sz w:val="21"/>
         </w:rPr>
-        <w:t xml:space="preserve">[16]步丹璐，王晓艳.</w:t>
+        <w:t xml:space="preserve">[16]李哲，王文翰，王遥.</w:t>
       </w:r>
       <w:r>
         <w:rPr>
@@ -32738,7 +32997,7 @@
           <w:b w:val="0"/>
           <w:sz w:val="21"/>
         </w:rPr>
-        <w:t xml:space="preserve">政府补助、软约束与薪酬差距[J].</w:t>
+        <w:t xml:space="preserve">企业环境责任表现与政府补贴获取——基于文本分析的经验证据[J].</w:t>
       </w:r>
       <w:r>
         <w:rPr>
@@ -32754,15 +33013,15 @@
           <w:b w:val="0"/>
           <w:sz w:val="21"/>
         </w:rPr>
-        <w:t xml:space="preserve">南开管理评论，2014，17(2):</w:t>
-      </w:r>
-      <w:r>
-        <w:rPr>
-          <w:rFonts w:ascii="Times New Roman" w:hAnsi="Times New Roman" w:eastAsia="宋体"/>
-          <w:b w:val="0"/>
-          <w:sz w:val="21"/>
-        </w:rPr>
-        <w:t xml:space="preserve"> 23–33.</w:t>
+        <w:t xml:space="preserve">财经研究，2022，48(2):</w:t>
+      </w:r>
+      <w:r>
+        <w:rPr>
+          <w:rFonts w:ascii="Times New Roman" w:hAnsi="Times New Roman" w:eastAsia="宋体"/>
+          <w:b w:val="0"/>
+          <w:sz w:val="21"/>
+        </w:rPr>
+        <w:t xml:space="preserve"> 78–92.</w:t>
       </w:r>
     </w:p>
     <w:p>
@@ -32777,7 +33036,7 @@
           <w:b w:val="0"/>
           <w:sz w:val="21"/>
         </w:rPr>
-        <w:t xml:space="preserve">[17]唐清泉，罗党论.</w:t>
+        <w:t xml:space="preserve">[17]连君莎.</w:t>
       </w:r>
       <w:r>
         <w:rPr>
@@ -32793,7 +33052,7 @@
           <w:b w:val="0"/>
           <w:sz w:val="21"/>
         </w:rPr>
-        <w:t xml:space="preserve">政府补贴动机及其效果的实证研究——来自中国上市公司的经验证据[J].</w:t>
+        <w:t xml:space="preserve">政府补贴、内部控制质量与企业投资效率[D].</w:t>
       </w:r>
       <w:r>
         <w:rPr>
@@ -32809,15 +33068,7 @@
           <w:b w:val="0"/>
           <w:sz w:val="21"/>
         </w:rPr>
-        <w:t xml:space="preserve">金融研究，2007(6):</w:t>
-      </w:r>
-      <w:r>
-        <w:rPr>
-          <w:rFonts w:ascii="Times New Roman" w:hAnsi="Times New Roman" w:eastAsia="宋体"/>
-          <w:b w:val="0"/>
-          <w:sz w:val="21"/>
-        </w:rPr>
-        <w:t xml:space="preserve"> 149–163.</w:t>
+        <w:t xml:space="preserve">武汉：武汉理工大学，2020.</w:t>
       </w:r>
     </w:p>
     <w:p>
@@ -32832,7 +33083,7 @@
           <w:b w:val="0"/>
           <w:sz w:val="21"/>
         </w:rPr>
-        <w:t xml:space="preserve">[18]潘红波，夏新平，余明桂.</w:t>
+        <w:t xml:space="preserve">[18]卢锐，柳建华，许宁.</w:t>
       </w:r>
       <w:r>
         <w:rPr>
@@ -32848,7 +33099,7 @@
           <w:b w:val="0"/>
           <w:sz w:val="21"/>
         </w:rPr>
-        <w:t xml:space="preserve">政府干预、政治关联与地方国有企业并购[J].</w:t>
+        <w:t xml:space="preserve">内部控制、产权与高管薪酬业绩敏感性[J].</w:t>
       </w:r>
       <w:r>
         <w:rPr>
@@ -32864,15 +33115,15 @@
           <w:b w:val="0"/>
           <w:sz w:val="21"/>
         </w:rPr>
-        <w:t xml:space="preserve">经济研究，2008(4):</w:t>
-      </w:r>
-      <w:r>
-        <w:rPr>
-          <w:rFonts w:ascii="Times New Roman" w:hAnsi="Times New Roman" w:eastAsia="宋体"/>
-          <w:b w:val="0"/>
-          <w:sz w:val="21"/>
-        </w:rPr>
-        <w:t xml:space="preserve"> 41–52.</w:t>
+        <w:t xml:space="preserve">会计研究，2011(10):</w:t>
+      </w:r>
+      <w:r>
+        <w:rPr>
+          <w:rFonts w:ascii="Times New Roman" w:hAnsi="Times New Roman" w:eastAsia="宋体"/>
+          <w:b w:val="0"/>
+          <w:sz w:val="21"/>
+        </w:rPr>
+        <w:t xml:space="preserve"> 42–48.</w:t>
       </w:r>
     </w:p>
     <w:p>
@@ -32887,7 +33138,7 @@
           <w:b w:val="0"/>
           <w:sz w:val="21"/>
         </w:rPr>
-        <w:t xml:space="preserve">[19]陈冬华，陈信元，万华林.</w:t>
+        <w:t xml:space="preserve">[19]陆瑶，张叶青，黎波，等.</w:t>
       </w:r>
       <w:r>
         <w:rPr>
@@ -32903,7 +33154,7 @@
           <w:b w:val="0"/>
           <w:sz w:val="21"/>
         </w:rPr>
-        <w:t xml:space="preserve">国有企业中的薪酬管制与在职消费[J].</w:t>
+        <w:t xml:space="preserve">高管个人特征与公司业绩——基于机器学习的经验证据[J].</w:t>
       </w:r>
       <w:r>
         <w:rPr>
@@ -32919,15 +33170,15 @@
           <w:b w:val="0"/>
           <w:sz w:val="21"/>
         </w:rPr>
-        <w:t xml:space="preserve">经济研究，2005，40(2):</w:t>
-      </w:r>
-      <w:r>
-        <w:rPr>
-          <w:rFonts w:ascii="Times New Roman" w:hAnsi="Times New Roman" w:eastAsia="宋体"/>
-          <w:b w:val="0"/>
-          <w:sz w:val="21"/>
-        </w:rPr>
-        <w:t xml:space="preserve"> 92–101.</w:t>
+        <w:t xml:space="preserve">管理科学学报，2020，23(2):</w:t>
+      </w:r>
+      <w:r>
+        <w:rPr>
+          <w:rFonts w:ascii="Times New Roman" w:hAnsi="Times New Roman" w:eastAsia="宋体"/>
+          <w:b w:val="0"/>
+          <w:sz w:val="21"/>
+        </w:rPr>
+        <w:t xml:space="preserve"> 120–140.</w:t>
       </w:r>
     </w:p>
     <w:p>
@@ -32942,7 +33193,7 @@
           <w:b w:val="0"/>
           <w:sz w:val="21"/>
         </w:rPr>
-        <w:t xml:space="preserve">[20]卢锐，柳建华，许宁.</w:t>
+        <w:t xml:space="preserve">[20]罗进辉.</w:t>
       </w:r>
       <w:r>
         <w:rPr>
@@ -32958,7 +33209,7 @@
           <w:b w:val="0"/>
           <w:sz w:val="21"/>
         </w:rPr>
-        <w:t xml:space="preserve">内部控制、产权与高管薪酬业绩敏感性[J].</w:t>
+        <w:t xml:space="preserve">媒体报道与高管薪酬契约管用性[J].</w:t>
       </w:r>
       <w:r>
         <w:rPr>
@@ -32974,15 +33225,15 @@
           <w:b w:val="0"/>
           <w:sz w:val="21"/>
         </w:rPr>
-        <w:t xml:space="preserve">会计研究，2011(10):</w:t>
-      </w:r>
-      <w:r>
-        <w:rPr>
-          <w:rFonts w:ascii="Times New Roman" w:hAnsi="Times New Roman" w:eastAsia="宋体"/>
-          <w:b w:val="0"/>
-          <w:sz w:val="21"/>
-        </w:rPr>
-        <w:t xml:space="preserve"> 42–48.</w:t>
+        <w:t xml:space="preserve">金融研究，2018(3):</w:t>
+      </w:r>
+      <w:r>
+        <w:rPr>
+          <w:rFonts w:ascii="Times New Roman" w:hAnsi="Times New Roman" w:eastAsia="宋体"/>
+          <w:b w:val="0"/>
+          <w:sz w:val="21"/>
+        </w:rPr>
+        <w:t xml:space="preserve"> 190–206.</w:t>
       </w:r>
     </w:p>
     <w:p>
@@ -32997,7 +33248,7 @@
           <w:b w:val="0"/>
           <w:sz w:val="21"/>
         </w:rPr>
-        <w:t xml:space="preserve">[21]罗进辉.</w:t>
+        <w:t xml:space="preserve">[21]罗昆，曹光宇.</w:t>
       </w:r>
       <w:r>
         <w:rPr>
@@ -33013,7 +33264,7 @@
           <w:b w:val="0"/>
           <w:sz w:val="21"/>
         </w:rPr>
-        <w:t xml:space="preserve">媒体报道与高管薪酬契约管用性[J].</w:t>
+        <w:t xml:space="preserve">财务困境、超额薪酬与薪酬业绩敏感性——基于政府补贴的调节效应[J].</w:t>
       </w:r>
       <w:r>
         <w:rPr>
@@ -33029,15 +33280,15 @@
           <w:b w:val="0"/>
           <w:sz w:val="21"/>
         </w:rPr>
-        <w:t xml:space="preserve">金融研究，2018(3):</w:t>
-      </w:r>
-      <w:r>
-        <w:rPr>
-          <w:rFonts w:ascii="Times New Roman" w:hAnsi="Times New Roman" w:eastAsia="宋体"/>
-          <w:b w:val="0"/>
-          <w:sz w:val="21"/>
-        </w:rPr>
-        <w:t xml:space="preserve"> 190–206.</w:t>
+        <w:t xml:space="preserve">华中农业大学学报（社会科学版），2015(6):</w:t>
+      </w:r>
+      <w:r>
+        <w:rPr>
+          <w:rFonts w:ascii="Times New Roman" w:hAnsi="Times New Roman" w:eastAsia="宋体"/>
+          <w:b w:val="0"/>
+          <w:sz w:val="21"/>
+        </w:rPr>
+        <w:t xml:space="preserve"> 109–117.</w:t>
       </w:r>
     </w:p>
     <w:p>
@@ -33052,7 +33303,7 @@
           <w:b w:val="0"/>
           <w:sz w:val="21"/>
         </w:rPr>
-        <w:t xml:space="preserve">[22]王克敏，王华杰，李栋栋，等.</w:t>
+        <w:t xml:space="preserve">[22]马长峰，陈志娟，张顺明.</w:t>
       </w:r>
       <w:r>
         <w:rPr>
@@ -33068,7 +33319,7 @@
           <w:b w:val="0"/>
           <w:sz w:val="21"/>
         </w:rPr>
-        <w:t xml:space="preserve">年报文本信息复杂性与管理者自利——来自中国上市公司的证据[J].</w:t>
+        <w:t xml:space="preserve">基于文本大数据分析的会计和金融研究综述[J].</w:t>
       </w:r>
       <w:r>
         <w:rPr>
@@ -33084,15 +33335,15 @@
           <w:b w:val="0"/>
           <w:sz w:val="21"/>
         </w:rPr>
-        <w:t xml:space="preserve">管理世界，2018，34(12):</w:t>
-      </w:r>
-      <w:r>
-        <w:rPr>
-          <w:rFonts w:ascii="Times New Roman" w:hAnsi="Times New Roman" w:eastAsia="宋体"/>
-          <w:b w:val="0"/>
-          <w:sz w:val="21"/>
-        </w:rPr>
-        <w:t xml:space="preserve"> 120–132.</w:t>
+        <w:t xml:space="preserve">管理科学学报，2020，23(9):</w:t>
+      </w:r>
+      <w:r>
+        <w:rPr>
+          <w:rFonts w:ascii="Times New Roman" w:hAnsi="Times New Roman" w:eastAsia="宋体"/>
+          <w:b w:val="0"/>
+          <w:sz w:val="21"/>
+        </w:rPr>
+        <w:t xml:space="preserve"> 19–30.</w:t>
       </w:r>
     </w:p>
     <w:p>
@@ -33107,7 +33358,7 @@
           <w:b w:val="0"/>
           <w:sz w:val="21"/>
         </w:rPr>
-        <w:t xml:space="preserve">[23]陆瑶，张叶青，黎波，等.</w:t>
+        <w:t xml:space="preserve">[23]潘红波，夏新平，余明桂.</w:t>
       </w:r>
       <w:r>
         <w:rPr>
@@ -33123,7 +33374,7 @@
           <w:b w:val="0"/>
           <w:sz w:val="21"/>
         </w:rPr>
-        <w:t xml:space="preserve">高管个人特征与公司业绩——基于机器学习的经验证据[J].</w:t>
+        <w:t xml:space="preserve">政府干预、政治关联与地方国有企业并购[J].</w:t>
       </w:r>
       <w:r>
         <w:rPr>
@@ -33139,15 +33390,15 @@
           <w:b w:val="0"/>
           <w:sz w:val="21"/>
         </w:rPr>
-        <w:t xml:space="preserve">管理科学学报，2020，23(2):</w:t>
-      </w:r>
-      <w:r>
-        <w:rPr>
-          <w:rFonts w:ascii="Times New Roman" w:hAnsi="Times New Roman" w:eastAsia="宋体"/>
-          <w:b w:val="0"/>
-          <w:sz w:val="21"/>
-        </w:rPr>
-        <w:t xml:space="preserve"> 120–140.</w:t>
+        <w:t xml:space="preserve">经济研究，2008(4):</w:t>
+      </w:r>
+      <w:r>
+        <w:rPr>
+          <w:rFonts w:ascii="Times New Roman" w:hAnsi="Times New Roman" w:eastAsia="宋体"/>
+          <w:b w:val="0"/>
+          <w:sz w:val="21"/>
+        </w:rPr>
+        <w:t xml:space="preserve"> 41–52.</w:t>
       </w:r>
     </w:p>
     <w:p>
@@ -33162,7 +33413,7 @@
           <w:b w:val="0"/>
           <w:sz w:val="21"/>
         </w:rPr>
-        <w:t xml:space="preserve">[24]马长峰，陈志娟，张顺明.</w:t>
+        <w:t xml:space="preserve">[24]唐清泉，罗党论.</w:t>
       </w:r>
       <w:r>
         <w:rPr>
@@ -33178,7 +33429,7 @@
           <w:b w:val="0"/>
           <w:sz w:val="21"/>
         </w:rPr>
-        <w:t xml:space="preserve">基于文本大数据分析的会计和金融研究综述[J].</w:t>
+        <w:t xml:space="preserve">政府补贴动机及其效果的实证研究——来自中国上市公司的经验证据[J].</w:t>
       </w:r>
       <w:r>
         <w:rPr>
@@ -33194,15 +33445,15 @@
           <w:b w:val="0"/>
           <w:sz w:val="21"/>
         </w:rPr>
-        <w:t xml:space="preserve">管理科学学报，2020，23(9):</w:t>
-      </w:r>
-      <w:r>
-        <w:rPr>
-          <w:rFonts w:ascii="Times New Roman" w:hAnsi="Times New Roman" w:eastAsia="宋体"/>
-          <w:b w:val="0"/>
-          <w:sz w:val="21"/>
-        </w:rPr>
-        <w:t xml:space="preserve"> 19–30.</w:t>
+        <w:t xml:space="preserve">金融研究，2007(6):</w:t>
+      </w:r>
+      <w:r>
+        <w:rPr>
+          <w:rFonts w:ascii="Times New Roman" w:hAnsi="Times New Roman" w:eastAsia="宋体"/>
+          <w:b w:val="0"/>
+          <w:sz w:val="21"/>
+        </w:rPr>
+        <w:t xml:space="preserve"> 149–163.</w:t>
       </w:r>
     </w:p>
     <w:p>
@@ -33217,7 +33468,7 @@
           <w:b w:val="0"/>
           <w:sz w:val="21"/>
         </w:rPr>
-        <w:t xml:space="preserve">[25]吴妍.</w:t>
+        <w:t xml:space="preserve">[25]王克敏，王华杰，李栋栋，等.</w:t>
       </w:r>
       <w:r>
         <w:rPr>
@@ -33233,7 +33484,7 @@
           <w:b w:val="0"/>
           <w:sz w:val="21"/>
         </w:rPr>
-        <w:t xml:space="preserve">政府补助与高管超额薪酬的实证研究[D].</w:t>
+        <w:t xml:space="preserve">年报文本信息复杂性与管理者自利——来自中国上市公司的证据[J].</w:t>
       </w:r>
       <w:r>
         <w:rPr>
@@ -33249,7 +33500,15 @@
           <w:b w:val="0"/>
           <w:sz w:val="21"/>
         </w:rPr>
-        <w:t xml:space="preserve">武汉：中南财经政法大学，2019.</w:t>
+        <w:t xml:space="preserve">管理世界，2018，34(12):</w:t>
+      </w:r>
+      <w:r>
+        <w:rPr>
+          <w:rFonts w:ascii="Times New Roman" w:hAnsi="Times New Roman" w:eastAsia="宋体"/>
+          <w:b w:val="0"/>
+          <w:sz w:val="21"/>
+        </w:rPr>
+        <w:t xml:space="preserve"> 120–132.</w:t>
       </w:r>
     </w:p>
     <w:p>
@@ -33264,7 +33523,7 @@
           <w:b w:val="0"/>
           <w:sz w:val="21"/>
         </w:rPr>
-        <w:t xml:space="preserve">[26]张莉莉.</w:t>
+        <w:t xml:space="preserve">[26]吴妍.</w:t>
       </w:r>
       <w:r>
         <w:rPr>
@@ -33280,7 +33539,7 @@
           <w:b w:val="0"/>
           <w:sz w:val="21"/>
         </w:rPr>
-        <w:t xml:space="preserve">政府补助对国企上市公司高管超额薪酬的影响研究[D].</w:t>
+        <w:t xml:space="preserve">政府补助与高管超额薪酬的实证研究[D].</w:t>
       </w:r>
       <w:r>
         <w:rPr>
@@ -33296,7 +33555,7 @@
           <w:b w:val="0"/>
           <w:sz w:val="21"/>
         </w:rPr>
-        <w:t xml:space="preserve">湘潭：湖南科技大学，2019.</w:t>
+        <w:t xml:space="preserve">武汉：中南财经政法大学，2019.</w:t>
       </w:r>
     </w:p>
     <w:p>
@@ -33311,7 +33570,7 @@
           <w:b w:val="0"/>
           <w:sz w:val="21"/>
         </w:rPr>
-        <w:t xml:space="preserve">[27]连君莎.</w:t>
+        <w:t xml:space="preserve">[27]徐坤.</w:t>
       </w:r>
       <w:r>
         <w:rPr>
@@ -33327,7 +33586,7 @@
           <w:b w:val="0"/>
           <w:sz w:val="21"/>
         </w:rPr>
-        <w:t xml:space="preserve">政府补贴、内部控制质量与企业投资效率[D].</w:t>
+        <w:t xml:space="preserve">管理层语调与企业未来业绩的关系[D].</w:t>
       </w:r>
       <w:r>
         <w:rPr>
@@ -33343,7 +33602,7 @@
           <w:b w:val="0"/>
           <w:sz w:val="21"/>
         </w:rPr>
-        <w:t xml:space="preserve">武汉：武汉理工大学，2020.</w:t>
+        <w:t xml:space="preserve">北京：北京交通大学，2021.</w:t>
       </w:r>
     </w:p>
     <w:p>
@@ -33405,7 +33664,7 @@
           <w:b w:val="0"/>
           <w:sz w:val="21"/>
         </w:rPr>
-        <w:t xml:space="preserve">[29]徐坤.</w:t>
+        <w:t xml:space="preserve">[29]张莉莉.</w:t>
       </w:r>
       <w:r>
         <w:rPr>
@@ -33421,7 +33680,7 @@
           <w:b w:val="0"/>
           <w:sz w:val="21"/>
         </w:rPr>
-        <w:t xml:space="preserve">管理层语调与企业未来业绩的关系[D].</w:t>
+        <w:t xml:space="preserve">政府补助对国企上市公司高管超额薪酬的影响研究[D].</w:t>
       </w:r>
       <w:r>
         <w:rPr>
@@ -33437,7 +33696,7 @@
           <w:b w:val="0"/>
           <w:sz w:val="21"/>
         </w:rPr>
-        <w:t xml:space="preserve">北京：北京交通大学，2021.</w:t>
+        <w:t xml:space="preserve">湘潭：湖南科技大学，2019.</w:t>
       </w:r>
     </w:p>
     <w:bookmarkEnd w:id="70"/>
@@ -33473,7 +33732,7 @@
           <w:b w:val="0"/>
           <w:sz w:val="21"/>
         </w:rPr>
-        <w:t xml:space="preserve">在本论文写作过程中，感谢指导教师周一真老师在选题、研究设计、实证分析和论文修改等方面给予的耐心指导。老师严谨的治学态度和细致的修改建议，帮助我不断梳理论文逻辑、完善研究边界，也使我对实证研究的规范性有了更深入的理解。</w:t>
+        <w:t xml:space="preserve">在本论文写作过程中，感谢指导老师在选题、研究设计、实证分析和论文修改等方面给予的耐心指导，帮助我不断梳理论文逻辑、完善研究边界，也使我对实证研究的规范性有了更深入的理解。</w:t>
       </w:r>
     </w:p>
     <w:p>
@@ -33488,7 +33747,7 @@
           <w:b w:val="0"/>
           <w:sz w:val="21"/>
         </w:rPr>
-        <w:t xml:space="preserve">同时，感谢信息科学与技术学院各位老师在本科阶段的培养，感谢同学和家人在资料查找、论文排版和写作调整过程中给予的支持与鼓励。由于本人学术能力和研究经验有限，论文仍有不足之处，恳请各位老师批评指正。</w:t>
+        <w:t xml:space="preserve">同时，感谢信息科学与技术学院各位老师在本科阶段的培养，感谢同学和家人在资料查找、论文排版和写作调整过程中给予的支持与鼓励。由于本人学术能力和研究经验有限，论文难免存在不足，恳请各位老师批评指正。</w:t>
       </w:r>
     </w:p>
     <w:bookmarkEnd w:id="71"/>

--- a/thesis_final_bundle/thesis_final_humanized_v2.docx
+++ b/thesis_final_bundle/thesis_final_humanized_v2.docx
@@ -1116,7 +1116,7 @@
           <w:rFonts w:hint="eastAsia" w:ascii="Times New Roman" w:hAnsi="Times New Roman" w:eastAsia="宋体"/>
           <w:sz w:val="21"/>
         </w:rPr>
-        <w:t xml:space="preserve">研究以2003—2024年沪深A股非金融上市公司为样本，考察财政补贴与高管超额薪酬的关系。全样本固定效应下滞后一期财政补贴系数为正但不显著，多种工具变量、安慰剂和事件研究的识别结果对设定较为敏感，仅正补助口径与</w:t>
+        <w:t xml:space="preserve">本文以2003—2024年沪深A股非金融上市公司为样本，考察财政补贴与高管超额薪酬的关系。全样本固定效应下滞后一期财政补贴系数为正但不显著，多种工具变量、安慰剂和事件研究的识别估计对设定较为敏感，仅正补助口径与</w:t>
       </w:r>
       <w:r>
         <w:rPr>
@@ -1172,7 +1172,49 @@
           <w:rFonts w:hint="eastAsia" w:ascii="Times New Roman" w:hAnsi="Times New Roman" w:eastAsia="宋体"/>
           <w:sz w:val="21"/>
         </w:rPr>
-        <w:t xml:space="preserve">主回归做了补充检验：三种方法均保留了财政补贴与管理层权力变量，系数方向与OLS一致，且财政补贴的部分依赖曲线总体向上。综合来看，财政补贴与高管超额薪酬存在一定关联，但现有证据尚不足以支持无条件的强因果结论。</w:t>
+        <w:t xml:space="preserve">主回归做了补充检验：Lasso</w:t>
+      </w:r>
+      <w:r>
+        <w:rPr>
+          <w:rFonts w:ascii="Times New Roman" w:hAnsi="Times New Roman" w:eastAsia="宋体"/>
+          <w:sz w:val="21"/>
+        </w:rPr>
+        <w:t xml:space="preserve"> </w:t>
+      </w:r>
+      <w:r>
+        <w:rPr>
+          <w:rFonts w:hint="eastAsia" w:ascii="Times New Roman" w:hAnsi="Times New Roman" w:eastAsia="宋体"/>
+          <w:sz w:val="21"/>
+        </w:rPr>
+        <w:t xml:space="preserve">保留了财政补贴与管理层权力变量，且系数方向与OLS相关路径一致；随机森林和</w:t>
+      </w:r>
+      <w:r>
+        <w:rPr>
+          <w:rFonts w:ascii="Times New Roman" w:hAnsi="Times New Roman" w:eastAsia="宋体"/>
+          <w:sz w:val="21"/>
+        </w:rPr>
+        <w:t xml:space="preserve"> XGBoost </w:t>
+      </w:r>
+      <w:r>
+        <w:rPr>
+          <w:rFonts w:hint="eastAsia" w:ascii="Times New Roman" w:hAnsi="Times New Roman" w:eastAsia="宋体"/>
+          <w:sz w:val="21"/>
+        </w:rPr>
+        <w:t xml:space="preserve">显示财政补贴仍具有一定特征重要性，XGBoost</w:t>
+      </w:r>
+      <w:r>
+        <w:rPr>
+          <w:rFonts w:ascii="Times New Roman" w:hAnsi="Times New Roman" w:eastAsia="宋体"/>
+          <w:sz w:val="21"/>
+        </w:rPr>
+        <w:t xml:space="preserve"> </w:t>
+      </w:r>
+      <w:r>
+        <w:rPr>
+          <w:rFonts w:hint="eastAsia" w:ascii="Times New Roman" w:hAnsi="Times New Roman" w:eastAsia="宋体"/>
+          <w:sz w:val="21"/>
+        </w:rPr>
+        <w:t xml:space="preserve">的部分依赖曲线总体向上。综合来看，财政补贴与高管超额薪酬存在一定关联，但现有证据尚不足以支持无条件的强因果结论。</w:t>
       </w:r>
     </w:p>
     <w:p>
@@ -1238,7 +1280,7 @@
           <w:rFonts w:ascii="Times New Roman" w:hAnsi="Times New Roman" w:eastAsia="Times New Roman"/>
           <w:sz w:val="21"/>
         </w:rPr>
-        <w:t xml:space="preserve">Using non-financial A-share listed firms from 2003 to 2024, this study examines the relationship between fiscal subsidies and executive excess compensation. Under full-sample fixed effects, the coefficient on lagged fiscal subsidies is positive but insignificant; instrumental-variable, placebo, and event-study designs yield sensitive results across specifications, while the positive-subsidy specification and Heckman correction provide supportive positive evidence. The mediating role of managerial power is not robustly supported. Supplementary machine-learning checks (Lasso, Random Forest, and XGBoost) on a unified sample confirm that both fiscal subsidies and managerial power are retained with directions consistent with OLS, and the partial-dependence curve for fiscal subsidies trends upward. Overall, fiscal subsidies are associated with executive excess compensation to some extent, yet the current evidence falls short of supporting an unconditional strong causal conclusion.</w:t>
+        <w:t xml:space="preserve">Using non-financial A-share listed firms from 2003 to 2024, this study examines the relationship between fiscal subsidies and executive excess compensation. Under full-sample fixed effects, the coefficient on lagged fiscal subsidies is positive but insignificant; instrumental-variable, placebo, and event-study designs yield sensitive results across specifications, while the positive-subsidy specification and Heckman correction provide supportive positive evidence. The mediating role of managerial power is not robustly supported. Supplementary machine-learning checks (Lasso, Random Forest, and XGBoost) on a unified sample show that Lasso retains both fiscal subsidies and managerial power with signs consistent with the corresponding OLS paths; Random Forest and XGBoost indicate that fiscal subsidies retain feature importance, and the XGBoost partial-dependence curve trends upward. Overall, fiscal subsidies are associated with executive excess compensation to some extent, yet the current evidence falls short of supporting an unconditional strong causal conclusion.</w:t>
       </w:r>
     </w:p>
     <w:p>
@@ -3764,7 +3806,7 @@
             <w:rStyle w:val="af"/>
             <w:noProof/>
           </w:rPr>
-          <w:t>基于管理层权力的机制检验</w:t>
+          <w:t>基于管理层权力的中介检验</w:t>
         </w:r>
         <w:r>
           <w:rPr>
@@ -3904,7 +3946,7 @@
             <w:rStyle w:val="af"/>
             <w:noProof/>
           </w:rPr>
-          <w:t>数据划分、预处理与评价指标</w:t>
+          <w:t>样本划分、预处理与验证安排</w:t>
         </w:r>
         <w:r>
           <w:rPr>
@@ -5724,7 +5766,7 @@
             <w:rStyle w:val="af"/>
             <w:noProof/>
           </w:rPr>
-          <w:t>基于机器学习的稳健性检验</w:t>
+          <w:t>基于机器学习模型的稳健性检验</w:t>
         </w:r>
         <w:r>
           <w:rPr>
@@ -6496,7 +6538,23 @@
           <w:b w:val="0"/>
           <w:sz w:val="21"/>
         </w:rPr>
-        <w:t xml:space="preserve">党的二十大报告提出，中国经济已由高速增长阶段转向更注重发展质量的新阶段。这一转变对应着政府资金投向、政策工具选择和绩效评估标准的全面调整。财政补贴在这一背景下持续发挥作用，服务于战略性新兴产业培育和技术创新激励，同时承担企业纾困、稳就业和稳预期等现实任务。CSMAR数据显示，2003至2024年间沪深A股非金融上市公司的政府补助规模持续扩大，获补企业数量和平均补贴强度均呈上升趋势。财政补贴已成为中国资本市场一类常规的制度性变量。</w:t>
+        <w:t xml:space="preserve">党的二十大报告提出，中国经济已由高速增长阶段转向更注重发展质量的新阶段。这一转变对应着政府资金投向、政策工具选择和绩效评估标准的全面调整。财政补贴在这一背景下持续发挥作用，服务于战略性新兴产业培育和技术创新激励，同时承担企业纾困、稳就业和稳预期等现实任务。根据</w:t>
+      </w:r>
+      <w:r>
+        <w:rPr>
+          <w:rFonts w:ascii="Times New Roman" w:hAnsi="Times New Roman" w:eastAsia="宋体"/>
+          <w:b w:val="0"/>
+          <w:sz w:val="21"/>
+        </w:rPr>
+        <w:t xml:space="preserve"> CSMAR </w:t>
+      </w:r>
+      <w:r>
+        <w:rPr>
+          <w:rFonts w:hint="eastAsia" w:ascii="Times New Roman" w:hAnsi="Times New Roman" w:eastAsia="宋体"/>
+          <w:b w:val="0"/>
+          <w:sz w:val="21"/>
+        </w:rPr>
+        <w:t xml:space="preserve">统计，2003至2024年间沪深A股非金融上市公司的政府补助规模持续扩大，获补企业数量和平均补贴强度均呈上升趋势。财政补贴已成为中国资本市场一类常规的制度性变量。</w:t>
       </w:r>
     </w:p>
     <w:p>
@@ -6526,7 +6584,7 @@
           <w:b w:val="0"/>
           <w:sz w:val="21"/>
         </w:rPr>
-        <w:t xml:space="preserve">高管薪酬为何偏离“合理水平”，现有研究主要沿两条路径解释。“最优契约说”强调市场竞争与治理约束，视薪酬为董事会与高管博弈后的均衡结果，最终应反映高管的边际贡献；“管理权力说”则关注现实中的治理偏差，认为所有权与控制权分离的公司中，高管可以通过影响董事会构成、薪酬委员会安排和信息披露节奏来抬高自身报酬。在中国上市公司中，后一种解释更贴近现实——信息不对称程度较高、内部控制质量参差不齐、独立董事独立性有限，这些因素会放大管理层的自利空间。财政补贴作为外部资源进入企业后，增加了可支配资金，也容易抬高高管薪酬议价能力、为寻租行为提供空间。研究从这一角度切入。</w:t>
+        <w:t xml:space="preserve">高管薪酬为何偏离“合理水平”，现有研究主要沿两条路径解释。“最优契约说”强调市场竞争与治理约束，视薪酬为董事会与高管博弈后的均衡结果，最终应反映高管的边际贡献；“管理权力说”则关注现实中的治理偏差，认为所有权与控制权分离的公司中，高管可以通过影响董事会构成、薪酬委员会安排和信息披露节奏来抬高自身报酬。在中国上市公司中，后一种解释更贴近现实——信息不对称程度较高、内部控制质量参差不齐、独立董事独立性有限，这些因素会放大管理层的自利空间。财政补贴作为外部资源进入企业后，增加了可支配资金，也容易抬高高管薪酬议价能力、为寻租行为提供空间。本文也由此切入。</w:t>
       </w:r>
     </w:p>
     <w:p>
@@ -6541,7 +6599,7 @@
           <w:b w:val="0"/>
           <w:sz w:val="21"/>
         </w:rPr>
-        <w:t xml:space="preserve">围绕这一主题，研究集中回答四个相互关联的问题：财政补贴在控制企业基本特征后是否与高管超额薪酬存在显著稳健的正相关？管理层权力是否在两者之间承担中介角色，即补贴变化会不会通过改变权力结构传导到超额薪酬？这一关联在不同产权性质和行业管制强度下是否呈现差异？机器学习稳健性检验能否从变量重要性、系数保留与方向一致性、部分依赖趋势三个角度，为基准回归提供额外验证？</w:t>
+        <w:t xml:space="preserve">围绕这一主题，本文集中回答四个相互关联的问题：财政补贴在控制企业基本特征后是否与高管超额薪酬存在显著稳健的正相关？管理层权力是否在两者之间承担中介角色，即补贴变化会不会通过改变权力结构传导到超额薪酬？这一关联在不同产权性质和行业管制强度下是否呈现差异？机器学习稳健性检验能否从变量重要性、系数保留与方向一致性、部分依赖趋势三个角度，为基准回归提供额外验证？</w:t>
       </w:r>
     </w:p>
     <w:bookmarkEnd w:id="0"/>
@@ -7453,7 +7511,7 @@
           <w:b w:val="0"/>
           <w:sz w:val="21"/>
         </w:rPr>
-        <w:t xml:space="preserve">现有研究也留下了几处空白。不少文献仍以薪酬水平或薪酬差距作结果变量，企业规模和绩效带来的正常差异容易被混入。管理层权力在补贴与薪酬之间的中介角色虽有讨论，但结合固定效应与滞后设定的系统检验尚不多见。机器学习工作多集中在舞弊识别或文本分类，用于分析补贴与超额薪酬非线性结构的案例仍较少。研究的设计围绕这三处不足展开。</w:t>
+        <w:t xml:space="preserve">现有研究也留下了几处空白。不少文献仍以薪酬水平或薪酬差距作结果变量，企业规模和绩效带来的正常差异容易被混入。管理层权力在补贴与薪酬之间的中介角色虽有讨论，但结合固定效应与滞后设定的系统检验尚不多见。机器学习工作多集中在舞弊识别或文本分类，用于考察补贴与超额薪酬非线性结构的案例仍较少。本文的设计围绕这三处不足展开。</w:t>
       </w:r>
     </w:p>
     <w:bookmarkEnd w:id="6"/>
@@ -7529,7 +7587,7 @@
           <w:b w:val="0"/>
           <w:sz w:val="21"/>
         </w:rPr>
-        <w:t xml:space="preserve">的框架构造超额薪酬变量，在公司和年份固定效应下检验滞后一期财政补贴的主效应，并观察该联系在稳健性检验中能否维持。工具变量用于收紧识别边界，机制检验观察权力渠道是否存在，异质性分析判断联系是否随制度情境而分化。</w:t>
+        <w:t xml:space="preserve">的框架构造超额薪酬变量，在公司和年份固定效应下检验滞后一期财政补贴的主效应，并观察该联系在稳健性检验中能否维持。工具变量用于收紧识别边界，中介检验观察权力渠道是否存在，异质性分析判断联系是否随制度情境而分化。</w:t>
       </w:r>
     </w:p>
     <w:p>
@@ -7666,7 +7724,7 @@
           <w:b w:val="0"/>
           <w:sz w:val="21"/>
         </w:rPr>
-        <w:t xml:space="preserve">从经济性质看，财政补贴并非企业依靠市场竞争创造的经营收入，而是带有明确政策来源的外部资源输入。对上市公司而言，它会改变利润表表现，进而影响管理层安排资源的空间。在我国制度环境下，补贴使用约束相对有限、事后跟踪并不总是充分，这使其容易成为管理层寻租的渠道。研究据此将财政补贴置于“补贴—治理—薪酬”关系链条的起点。但这种外部资源属性并不意味着补贴天然具有准自然实验意义，研究始终将其作为需要谨慎识别的解释变量来处理。</w:t>
+        <w:t xml:space="preserve">从经济性质看，财政补贴并非企业依靠市场竞争创造的经营收入，而是带有明确政策来源的外部资源输入。对上市公司而言，它会改变利润表表现，进而影响管理层安排资源的空间。在我国制度环境下，补贴使用约束相对有限、事后跟踪并不总是充分，这使其容易成为管理层寻租的渠道。本文据此将财政补贴置于“补贴—治理—薪酬”关系链条的起点。但这种外部资源属性并不意味着补贴天然具有准自然实验意义，全文始终将其作为需要谨慎识别的解释变量来处理。</w:t>
       </w:r>
     </w:p>
     <w:p>
@@ -7681,7 +7739,7 @@
           <w:b w:val="0"/>
           <w:sz w:val="21"/>
         </w:rPr>
-        <w:t xml:space="preserve">在具体度量上，研究采用企业年度政府补助金额经零值保留后的对数形式，即</w:t>
+        <w:t xml:space="preserve">在具体度量上，本文采用企业年度政府补助金额经零值保留后的对数形式，即</w:t>
       </w:r>
       <m:oMath>
         <m:r>
@@ -7940,7 +7998,7 @@
           <w:b w:val="0"/>
           <w:sz w:val="21"/>
         </w:rPr>
-        <w:t xml:space="preserve">在中国上市公司环境下，管理层权力的形成逻辑往往更复杂。国有企业高管的权力基础，常常同时带有行政授权和市场地位两层属性；在民营企业中，大股东和实际控制人的意志又会深度塑造高管的实际空间。因此，同样归入“管理层权力”这一概念之下，不同所有制企业里的生成路径并不完全一致。结合数据可得性与实证可操作性，研究以Dual、Boardsize、Insider和Mgshder四个底层指标构造综合指数，在有限数据条件下尽量保留结构性权力和所有权权力两条主要来源。</w:t>
+        <w:t xml:space="preserve">在中国上市公司环境下，管理层权力的形成逻辑往往更复杂。国有企业高管的权力基础，常常同时带有行政授权和市场地位两层属性；在民营企业中，大股东和实际控制人的意志又会深度塑造高管的实际空间。因此，同样归入“管理层权力”这一概念之下，不同所有制企业里的生成路径并不完全一致。结合数据可得性与实证可操作性，本文以Dual、Boardsize、Insider和Mgshder四个底层指标构造综合指数，在有限数据条件下尽量保留结构性权力和所有权权力两条主要来源。</w:t>
       </w:r>
     </w:p>
     <w:p>
@@ -8076,7 +8134,7 @@
           <w:b w:val="0"/>
           <w:sz w:val="21"/>
         </w:rPr>
-        <w:t xml:space="preserve">将高管权力划分为结构性权力、所有权权力、专家性权力和声望性权力，为后续经验工作提供了清晰的操作框架。研究以两职合一、董事会规模、内部董事比例和高管持股四个指标刻画管理层权力，延续了多角度分析的思路。</w:t>
+        <w:t xml:space="preserve">将高管权力划分为结构性权力、所有权权力、专家性权力和声望性权力，为后续经验工作提供了清晰的操作框架。本文以两职合一、董事会规模、内部董事比例和高管持股四个指标刻画管理层权力，延续了多角度分析的思路。</w:t>
       </w:r>
     </w:p>
     <w:p>
@@ -8328,7 +8386,7 @@
           <w:b w:val="0"/>
           <w:sz w:val="21"/>
         </w:rPr>
-        <w:t xml:space="preserve">关于内控质量越高、薪酬—绩效敏感性越强的发现，也支持了这种理解。研究采用期望薪酬残差（Overpay）而非薪酬水平，目的是先剥离“补贴带来正常绩效改善”这一层，再观察异常收益部分是否仍然存在。</w:t>
+        <w:t xml:space="preserve">关于内控质量越高、薪酬—绩效敏感性越强的发现，也支持了这种理解。本文采用期望薪酬残差（Overpay）而非薪酬水平，目的是先剥离“补贴带来正常绩效改善”这一层，再观察异常收益部分是否仍然存在。</w:t>
       </w:r>
     </w:p>
     <w:bookmarkEnd w:id="15"/>
@@ -8419,7 +8477,7 @@
           <w:b w:val="0"/>
           <w:sz w:val="21"/>
         </w:rPr>
-        <w:t xml:space="preserve">就补贴与薪酬的关系而言，它至少能解释三件事。企业会主动向政府发送“我值得被支持”的信号，在文本披露中强化创新、环保和政策契合度表达，以提升补贴获取概率；研究表明，这类表述有时与补贴获取关系更紧密，却未必与真实绩效一一对应。补贴本身也向市场释放背书信号，投资者、合作伙伴乃至经理人市场都把它理解为政府对企业质量的认可。信息复杂化本身也是管理层的策略选择，披露越复杂，外部监督越难迅速识别薪酬安排中的异常部分。</w:t>
+        <w:t xml:space="preserve">就补贴与薪酬的关系而言，它至少能解释三件事。企业会主动向政府发送“我值得被支持”的信号，在文本披露中强化创新、环保和政策契合度表达，以提升补贴获取概率；已有文献提示，这类表述有时与补贴获取关系更紧密，却未必与真实绩效一一对应。补贴本身也向市场释放背书信号，投资者、合作伙伴乃至经理人市场都把它理解为政府对企业质量的认可。信息复杂化本身也是管理层的策略选择，披露越复杂，外部监督越难迅速识别薪酬安排中的异常部分。</w:t>
       </w:r>
     </w:p>
     <w:p>
@@ -8450,7 +8508,7 @@
           <w:b w:val="0"/>
           <w:sz w:val="21"/>
         </w:rPr>
-        <w:t xml:space="preserve">同时获得了内部治理视角和外部信号层面的双重支持。</w:t>
+        <w:t xml:space="preserve">在理论层面可以同时从内部治理视角和外部信号机制中获得解释依据。</w:t>
       </w:r>
     </w:p>
     <w:p>
@@ -8845,7 +8903,7 @@
           <w:b w:val="0"/>
           <w:sz w:val="21"/>
         </w:rPr>
-        <w:t xml:space="preserve">：管理层权力在财政补贴与高管超额薪酬的关联过程中发挥中介作用。财政补贴的获取和使用会强化高管在资源配置中的核心地位，并进一步提升其在薪酬谈判中的议价能力；若控制管理层权力后，补贴对超额薪酬的直接效应收窄，且管理层权力的系数显著为正，则可将其视为存在间接传导的经验线索。H2主要来自管理者权力理论：补贴获取过程中高管的深度介入，会强化其在组织内部的议程设置权；补贴使用中的自由裁量越大，补贴资源被转化为薪酬议价筹码的空间也越大。需要说明的是，管理层权力的测度方式会直接左右机制检验的稳定性，正文优先报告</w:t>
+        <w:t xml:space="preserve">：管理层权力在财政补贴与高管超额薪酬的关联过程中发挥中介作用。财政补贴的获取和使用会强化高管在资源配置中的核心地位，并进一步提升其在薪酬谈判中的议价能力；若控制管理层权力后，补贴对超额薪酬的直接效应收窄，且管理层权力的系数显著为正，则可将其视为存在间接传导的经验线索。H2主要来自管理者权力理论：补贴获取过程中高管的深度介入，会强化其在组织内部的议程设置权；补贴使用中的自由裁量越大，补贴资源被转化为薪酬议价筹码的空间也越大。需要说明的是，管理层权力的测度方式会直接左右路径检验的稳定性，正文优先报告</w:t>
       </w:r>
       <w:r>
         <w:rPr>
@@ -8877,7 +8935,7 @@
           <w:b w:val="0"/>
           <w:sz w:val="21"/>
         </w:rPr>
-        <w:t xml:space="preserve">口径作敏感性对照，对相关路径始终保持审慎解释。第四章的机制检验即围绕这一链条展开。</w:t>
+        <w:t xml:space="preserve">口径作敏感性对照，对相关路径始终保持审慎解释。第四章的中介检验即围绕这一链条展开。</w:t>
       </w:r>
     </w:p>
     <w:bookmarkEnd w:id="20"/>
@@ -9030,7 +9088,7 @@
           <w:b w:val="0"/>
           <w:sz w:val="21"/>
         </w:rPr>
-        <w:t xml:space="preserve">研究以2003—2024年沪深A股上市公司为总体，所需数据均来自国泰安（CSMAR）数据库，包括政府补助数据、高管薪酬数据、公司财务数据（资产负债表、利润表）、公司治理数据（董事会构成、股权结构）以及企业性质和地区分类信息。样本清理的思路是先保证可比性，再处理极端值和缺失问题。</w:t>
+        <w:t xml:space="preserve">本文以2003—2024年沪深A股上市公司为总体，所需数据均来自国泰安（CSMAR）数据库，包括政府补助数据、高管薪酬数据、公司财务数据（资产负债表、利润表）、公司治理数据（董事会构成、股权结构）以及企业性质和地区分类信息。样本清理的思路是先保证可比性，再处理极端值和缺失问题。</w:t>
       </w:r>
     </w:p>
     <w:p>
@@ -13472,7 +13530,7 @@
       </w:r>
     </w:p>
     <w:bookmarkEnd w:id="31"/>
-    <w:bookmarkStart w:id="35" w:name="基于管理层权力的机制检验"/>
+    <w:bookmarkStart w:id="35" w:name="基于管理层权力的中介检验"/>
     <w:p>
       <w:pPr>
         <w:pStyle w:val="31"/>
@@ -13495,7 +13553,7 @@
           <w:b w:val="0"/>
           <w:sz w:val="24"/>
         </w:rPr>
-        <w:t xml:space="preserve">基于管理层权力的机制检验</w:t>
+        <w:t xml:space="preserve">基于管理层权力的中介检验</w:t>
       </w:r>
       <w:bookmarkEnd w:id="107"/>
     </w:p>
@@ -13560,7 +13618,7 @@
           <w:b w:val="0"/>
           <w:sz w:val="21"/>
         </w:rPr>
-        <w:t xml:space="preserve">作为补充统计检验。由于主效应本身并不稳固，后文对这部分结果更强调“路径线索”，而不将其解释为严格的经典中介识别。正文主线采用</w:t>
+        <w:t xml:space="preserve">作为补充统计检验。由于主效应本身并不稳固，后文对这部分证据更强调“路径线索”，而不将其解释为严格的经典中介识别。正文主线采用</w:t>
       </w:r>
       <w:r>
         <w:rPr>
@@ -13608,7 +13666,7 @@
           <w:b w:val="0"/>
           <w:sz w:val="21"/>
         </w:rPr>
-        <w:t xml:space="preserve">口径作测度敏感性对照。为与正文呈现顺序保持一致，机制检验模型依次编号为模型3至模型5，对应的三步回归如下：</w:t>
+        <w:t xml:space="preserve">口径作测度敏感性对照。为与正文呈现顺序保持一致，中介检验模型依次编号为模型3至模型5，对应的三步回归如下：</w:t>
       </w:r>
     </w:p>
     <w:p>
@@ -15170,7 +15228,7 @@
       </w:r>
       <w:bookmarkEnd w:id="108"/>
     </w:p>
-    <w:bookmarkStart w:id="37" w:name="数据划分预处理与评价指标"/>
+    <w:bookmarkStart w:id="37" w:name="样本划分预处理与验证安排"/>
     <w:p>
       <w:pPr>
         <w:pStyle w:val="31"/>
@@ -15193,7 +15251,7 @@
           <w:b w:val="0"/>
           <w:sz w:val="24"/>
         </w:rPr>
-        <w:t xml:space="preserve">数据划分、预处理与评价指标</w:t>
+        <w:t xml:space="preserve">样本划分、预处理与验证安排</w:t>
       </w:r>
       <w:bookmarkEnd w:id="109"/>
     </w:p>
@@ -15209,7 +15267,7 @@
           <w:b w:val="0"/>
           <w:sz w:val="21"/>
         </w:rPr>
-        <w:t xml:space="preserve">机器学习围绕第四章基准回归与机制检验中共同涉及的核心变量展开三项辅助检验。为保持与模型3至模型5的可比性，本节仅纳入滞后一期财政补贴（lnSubsidy_l1）、管理层权力综合指标（Power_FA）、业绩（Roa）、财务杠杆（Lever）和第一大股东持股比例（Top1）五个变量，不再额外加入</w:t>
+        <w:t xml:space="preserve">机器学习围绕第四章基准回归与中介检验中共同涉及的核心变量展开三项辅助检验。为保持与模型3至模型5的可比性，本节仅纳入滞后一期财政补贴（lnSubsidy_l1）、管理层权力综合指标（Power_FA）、业绩（Roa）、财务杠杆（Lever）和第一大股东持股比例（Top1）五个变量，不再额外加入</w:t>
       </w:r>
       <w:r>
         <w:rPr>
@@ -15367,7 +15425,7 @@
           <w:b w:val="0"/>
           <w:sz w:val="21"/>
         </w:rPr>
-        <w:t xml:space="preserve">样本使用47,055个公司年度观测，与第四章机制检验的统一样本完全一致。样本按公司分组，利用</w:t>
+        <w:t xml:space="preserve">样本使用47,055个公司年度观测，与第四章中介检验的统一样本完全一致。样本按公司分组，利用</w:t>
       </w:r>
       <w:r>
         <w:rPr>
@@ -15383,7 +15441,7 @@
           <w:b w:val="0"/>
           <w:sz w:val="21"/>
         </w:rPr>
-        <w:t xml:space="preserve">以8:2比例划分为训练集（37,647条）和测试集（9,408条），确保同一公司的全部年度观测只落在一端，避免公司内序列相关抬高模型表现。输入特征共5个，即滞后一期财政补贴（lnSubsidy_l1）、管理层权力综合指标（Power_FA）、业绩（Roa）、财务杠杆（Lever）和第一大股东持股比例（Top1）。这样的设定既保证机器学习检验与</w:t>
+        <w:t xml:space="preserve">以8:2比例划分为建模样本（37,647条）和保留样本（9,408条），确保同一公司的全部年度观测只落在一端，避免同一公司跨期观测同时进入不同样本而夸大验证结果。输入特征共5个，即滞后一期财政补贴（lnSubsidy_l1）、管理层权力综合指标（Power_FA）、业绩（Roa）、财务杠杆（Lever）和第一大股东持股比例（Top1）。这样的设定既保证机器学习检验与</w:t>
       </w:r>
       <w:r>
         <w:rPr>
@@ -15399,7 +15457,7 @@
           <w:b w:val="0"/>
           <w:sz w:val="21"/>
         </w:rPr>
-        <w:t xml:space="preserve">主回归和机制检验使用同一批公司—年度观测，同时避免把</w:t>
+        <w:t xml:space="preserve">主回归和中介检验使用同一批公司—年度观测，同时避免把</w:t>
       </w:r>
       <w:r>
         <w:rPr>
@@ -15909,7 +15967,7 @@
           <w:b w:val="0"/>
           <w:sz w:val="21"/>
         </w:rPr>
-        <w:t xml:space="preserve">思想的集成树模型，其通过逐步拟合前一轮模型的残差来不断提升预测能力，并在目标函数中同时加入正则化项以抑制过拟合。相较于随机森林，XGBoost</w:t>
+        <w:t xml:space="preserve">思想的集成树模型，其通过逐步拟合前一轮模型的残差来不断改进对复杂关系的刻画，并在目标函数中同时加入正则化项以抑制过拟合。相较于随机森林，XGBoost</w:t>
       </w:r>
       <w:r>
         <w:rPr>
@@ -15941,45 +15999,7 @@
           <w:b w:val="0"/>
           <w:sz w:val="21"/>
         </w:rPr>
-        <w:t xml:space="preserve">的解读不再放在“谁的</w:t>
-      </w:r>
-      <w:r>
-        <w:rPr>
-          <w:rFonts w:ascii="Times New Roman" w:hAnsi="Times New Roman" w:eastAsia="宋体"/>
-          <w:b w:val="0"/>
-          <w:sz w:val="21"/>
-        </w:rPr>
-        <w:t xml:space="preserve"> </w:t>
-      </w:r>
-      <m:oMath>
-        <m:sSup>
-          <m:e>
-            <m:r>
-              <m:t>R</m:t>
-            </m:r>
-          </m:e>
-          <m:sup>
-            <m:r>
-              <m:t>2</m:t>
-            </m:r>
-          </m:sup>
-        </m:sSup>
-      </m:oMath>
-      <w:r>
-        <w:rPr>
-          <w:rFonts w:ascii="Times New Roman" w:hAnsi="Times New Roman" w:eastAsia="宋体"/>
-          <w:b w:val="0"/>
-          <w:sz w:val="21"/>
-        </w:rPr>
-        <w:t xml:space="preserve"> </w:t>
-      </w:r>
-      <w:r>
-        <w:rPr>
-          <w:rFonts w:hint="eastAsia" w:ascii="Times New Roman" w:hAnsi="Times New Roman" w:eastAsia="宋体"/>
-          <w:b w:val="0"/>
-          <w:sz w:val="21"/>
-        </w:rPr>
-        <w:t xml:space="preserve">更高”，而是落在三个更贴近主回归和机制检验的问题上：一是</w:t>
+        <w:t xml:space="preserve">的解读不再放在整体拟合优度谁更高，而是落在三个更贴近主回归和中介路径的问题上：一是</w:t>
       </w:r>
       <w:r>
         <w:rPr>
@@ -19852,7 +19872,7 @@
           <w:b w:val="0"/>
           <w:sz w:val="21"/>
         </w:rPr>
-        <w:t xml:space="preserve">0.001），这意味着若继续沿用常规标准误，推断结果容易失真。基于这一点，后文的基准回归、工具变量检验、机制检验、稳健性检验和异质性分析统一采用公司层面的聚类稳健标准误。</w:t>
+        <w:t xml:space="preserve">0.001），这意味着若继续沿用常规标准误，推断结果容易失真。基于这一点，后文的基准回归、工具变量检验、中介检验、稳健性检验和异质性分析统一采用公司层面的聚类稳健标准误。</w:t>
       </w:r>
     </w:p>
     <w:p>
@@ -20762,7 +20782,7 @@
           <w:b w:val="0"/>
           <w:sz w:val="21"/>
         </w:rPr>
-        <w:t xml:space="preserve">估计结果显示，企业规模（</w:t>
+        <w:t xml:space="preserve">估计显示，企业规模（</w:t>
       </w:r>
       <m:oMath>
         <m:r>
@@ -20989,7 +21009,7 @@
           <w:b w:val="0"/>
           <w:sz w:val="21"/>
         </w:rPr>
-        <w:t xml:space="preserve">在获得超额薪酬（Overpay）变量后，基于式（3）估计模型2。表4-5报告了公司固定效应、年份固定效应和公司层面聚类稳健标准误口径下的基准回归结果。由于基准回归并不要求管理层权力指标完整，因此其样本量高于后续机制检验的统一样本。</w:t>
+        <w:t xml:space="preserve">在获得超额薪酬（Overpay）变量后，基于式（3）估计模型2。表4-5报告了公司固定效应、年份固定效应和公司层面聚类稳健标准误口径下的基准回归结果。由于基准回归并不要求管理层权力指标完整，因此其样本量高于后续中介检验的统一样本。</w:t>
       </w:r>
     </w:p>
     <w:p>
@@ -21660,7 +21680,7 @@
           <w:b w:val="0"/>
           <w:sz w:val="21"/>
         </w:rPr>
-        <w:t xml:space="preserve">Overpay、滞后补助和控制变量完整，样本量达到49,755条，比机制检验的统一样本更大，因此这里仍是全文的基准回归口径。从经济规模看，Overpay</w:t>
+        <w:t xml:space="preserve">Overpay、滞后补助和控制变量完整，样本量达到49,755条，比中介检验的统一样本更大，因此这里仍是全文的基准回归口径。从经济规模看，Overpay</w:t>
       </w:r>
       <w:r>
         <w:rPr>
@@ -22022,7 +22042,7 @@
           <w:b w:val="0"/>
           <w:sz w:val="21"/>
         </w:rPr>
-        <w:t xml:space="preserve">内生性问题首先对应基准回归模型（模型2），因此先在机制检验之前对其开展识别补充检验。考虑到单一“同城同年”工具变量虽然具有相关性，但同时承载地方共同冲击，先在公司固定效应与年份固定效应框架下比较三套常规识别策略：一是保留原有“同城同年其他企业平均补助”的滞后一期值；二是替换为“同行业同年其他企业平均补助”的滞后一期值；三是进一步使用“同行业同年排除本省平均补助”与“同省同行业同年排除本市平均补助”的精炼双工具变量。</w:t>
+        <w:t xml:space="preserve">内生性问题首先对应基准回归模型（模型2），因此先在中介检验之前对其开展识别补充检验。考虑到单一“同城同年”工具变量虽然具有相关性，但同时承载地方共同冲击，先在公司固定效应与年份固定效应框架下比较三套常规识别策略：一是保留原有“同城同年其他企业平均补助”的滞后一期值；二是替换为“同行业同年其他企业平均补助”的滞后一期值；三是进一步使用“同行业同年排除本省平均补助”与“同省同行业同年排除本市平均补助”的精炼双工具变量。</w:t>
       </w:r>
     </w:p>
     <w:p>
@@ -24319,7 +24339,7 @@
           <w:b w:val="0"/>
           <w:sz w:val="21"/>
         </w:rPr>
-        <w:t xml:space="preserve">两步法则回答了另一个不同的问题：仅保留正补助样本的正向结果会不会只是样本选择造成的假象。结果显示，选择方程排除变量显著，逆米尔斯比率在第二阶段显著（</w:t>
+        <w:t xml:space="preserve">两步法则回答了另一个不同的问题：仅保留正补助样本的正向结果会不会只是样本选择造成的假象。校正后可以看到，选择方程排除变量显著，逆米尔斯比率在第二阶段显著（</w:t>
       </w:r>
       <m:oMath>
         <m:r>
@@ -24402,7 +24422,7 @@
           <w:bCs/>
           <w:sz w:val="21"/>
         </w:rPr>
-        <w:t xml:space="preserve">校正则出现了几组正向估计，但这些结果的统计支撑并不一致。不同识别设定下的方向并不完全一致，因此更稳妥的结论是：补贴效应对工具变量设计和样本口径较为敏感，现有证据尚不足以把因果方向写成无条件的强结论。</w:t>
+        <w:t xml:space="preserve">校正则出现了几组正向估计，但这些证据的统计支撑并不一致。不同识别设定下的方向并不完全一致，因此更稳妥的结论是：补贴效应对工具变量设计和样本口径较为敏感，现有证据尚不足以把因果方向写成无条件的强结论。</w:t>
       </w:r>
     </w:p>
     <w:bookmarkEnd w:id="46"/>
@@ -24492,7 +24512,7 @@
           <w:b w:val="0"/>
           <w:sz w:val="21"/>
         </w:rPr>
-        <w:t xml:space="preserve">安慰剂检验结果显示，在“公司固定效应</w:t>
+        <w:t xml:space="preserve">安慰剂检验表明，在“公司固定效应</w:t>
       </w:r>
       <w:r>
         <w:rPr>
@@ -24626,7 +24646,7 @@
           <w:b w:val="0"/>
           <w:sz w:val="21"/>
         </w:rPr>
-        <w:t xml:space="preserve">事件研究结果则提供了另一层动态信息。以首次大额补贴暴露为事件后，事件前年份-3和-2的系数分别为0.0024和0.0101，均不显著；预趋势联合检验的</w:t>
+        <w:t xml:space="preserve">事件研究部分则提供了另一层动态信息。以首次大额补贴暴露为事件后，事件前年份-3和-2的系数分别为0.0024和0.0101，均不显著；预趋势联合检验的</w:t>
       </w:r>
       <w:r>
         <w:rPr>
@@ -24684,7 +24704,7 @@
           <w:b w:val="0"/>
           <w:sz w:val="21"/>
         </w:rPr>
-        <w:t xml:space="preserve">值为0.060。这说明从描述性动态模式看，大额补贴暴露之后，超额薪酬有逐步抬升的倾向；但由于未来两期安慰剂仍显著、未来一期在更严格固定效应下也仅是被压弱而非完全消失，且“首次大额补贴”本身不是外生政策冲击，因此这组事件研究结果更适合被理解为动态伴随证据，而非准自然实验意义上的因果估计。</w:t>
+        <w:t xml:space="preserve">值为0.060。这说明从描述性动态模式看，大额补贴暴露之后，超额薪酬有逐步抬升的倾向；但由于未来两期安慰剂仍显著、未来一期在更严格固定效应下也仅是被压弱而非完全消失，且“首次大额补贴”本身不是外生政策冲击，因此这组事件研究证据更适合被理解为动态伴随证据，而非准自然实验意义上的因果估计。</w:t>
       </w:r>
     </w:p>
     <w:bookmarkEnd w:id="47"/>
@@ -25725,7 +25745,7 @@
           <w:b w:val="0"/>
           <w:sz w:val="21"/>
         </w:rPr>
-        <w:t xml:space="preserve">经典框架通常更强调先观察总效应，再进一步讨论中介路径。鉴于基准总效应并不显著，本节仍报告完整的路径估计，但将相关结果定位为探索性机制检验，而非严格意义上的因果中介证据。</w:t>
+        <w:t xml:space="preserve">经典框架通常更强调先观察总效应，再进一步讨论中介路径。鉴于基准总效应并不显著，本节仍报告完整的路径估计，但将相关证据定位为探索性路径检验，而非严格意义上的因果中介证据。</w:t>
       </w:r>
     </w:p>
     <w:bookmarkStart w:id="57" w:name="中介变量构成与测度说明"/>
@@ -29608,7 +29628,7 @@
     </w:p>
     <w:bookmarkEnd w:id="59"/>
     <w:bookmarkEnd w:id="60"/>
-    <w:bookmarkStart w:id="63" w:name="基于机器学习的稳健性检验"/>
+    <w:bookmarkStart w:id="63" w:name="基于机器学习模型的稳健性检验"/>
     <w:p>
       <w:pPr>
         <w:pStyle w:val="2"/>
@@ -29631,7 +29651,7 @@
           <w:b w:val="0"/>
           <w:sz w:val="28"/>
         </w:rPr>
-        <w:t xml:space="preserve">基于机器学习的稳健性检验</w:t>
+        <w:t xml:space="preserve">基于机器学习模型的稳健性检验</w:t>
       </w:r>
       <w:bookmarkEnd w:id="135"/>
     </w:p>
@@ -29743,7 +29763,7 @@
           <w:b w:val="0"/>
           <w:sz w:val="21"/>
         </w:rPr>
-        <w:t xml:space="preserve">这类更灵活的树模型中财政补贴的部分依赖趋势是否整体向上。样本按公司分组划分为训练集37,647条和测试集9,408条，确保同一公司的全部年度观测只落在一端。</w:t>
+        <w:t xml:space="preserve">这类更灵活的树模型中财政补贴的部分依赖趋势是否整体向上。样本按公司分组划分为建模样本37,647条和保留样本9,408条，确保同一公司的全部年度观测只落在一端。</w:t>
       </w:r>
     </w:p>
     <w:p>
@@ -29790,7 +29810,7 @@
           <w:b/>
           <w:sz w:val="18"/>
         </w:rPr>
-        <w:t xml:space="preserve">OLS/机制回归的对应关系</w:t>
+        <w:t xml:space="preserve">OLS/中介回归的对应关系</w:t>
       </w:r>
     </w:p>
     <w:tbl>
@@ -30308,7 +30328,7 @@
           <w:b w:val="0"/>
           <w:sz w:val="21"/>
         </w:rPr>
-        <w:t xml:space="preserve">随机森林部分的核心任务，是观察财政补贴与管理层权力在非线性模型中的重要性排序。结果显示，在5个输入变量中，Roa</w:t>
+        <w:t xml:space="preserve">随机森林部分的核心任务，是观察财政补贴与管理层权力在非线性模型中的重要性排序。排序显示，在5个输入变量中，Roa</w:t>
       </w:r>
       <w:r>
         <w:rPr>
@@ -30497,7 +30517,7 @@
           <w:b w:val="0"/>
           <w:sz w:val="21"/>
         </w:rPr>
-        <w:t xml:space="preserve">图4-1进一步直观展示了随机森林的重要性排序。需要注意的是，随机森林的重要性不等同于计量回归中的系数显著性，它回答的是“哪个变量对模型划分更重要”。本节的结论是：财政补贴在随机森林中仍处于重要变量前列，管理层权力也保留了可辨识的重要性，这与第四章把两者视作核心解释与机制变量的做法基本一致。</w:t>
+        <w:t xml:space="preserve">图4-1进一步直观展示了随机森林的重要性排序。需要注意的是，随机森林的重要性不等同于计量回归中的系数显著性，它回答的是“哪个变量对模型划分更重要”。本节的结论是：财政补贴在随机森林中仍处于重要变量前列，管理层权力也保留了可辨识的重要性，这与第四章把两者视作核心解释与中介变量的做法基本一致。</w:t>
       </w:r>
     </w:p>
     <w:bookmarkEnd w:id="61"/>
@@ -30596,7 +30616,7 @@
           <w:b w:val="0"/>
           <w:sz w:val="21"/>
         </w:rPr>
-        <w:t xml:space="preserve">判断一致。结果显示，最优惩罚参数约为</w:t>
+        <w:t xml:space="preserve">判断一致。估计表明，最优惩罚参数约为</w:t>
       </w:r>
       <w:r>
         <w:rPr>
@@ -30811,7 +30831,7 @@
           <w:b w:val="0"/>
           <w:sz w:val="21"/>
         </w:rPr>
-        <w:t xml:space="preserve">主回归中的财政补贴系数方向为正，机制检验中路径</w:t>
+        <w:t xml:space="preserve">主回归中的财政补贴系数方向为正，中介检验中路径</w:t>
       </w:r>
       <w:r>
         <w:rPr>
@@ -30923,7 +30943,7 @@
           <w:b w:val="0"/>
           <w:sz w:val="21"/>
         </w:rPr>
-        <w:t xml:space="preserve">部分承担两项任务。第一，继续观察财政补贴与管理层权力在更灵活树模型中的重要性排序；第二，利用部分依赖图判断财政补贴与超额薪酬之间的局部趋势是否整体向上。结果显示，在</w:t>
+        <w:t xml:space="preserve">部分承担两项任务。第一，继续观察财政补贴与管理层权力在更灵活树模型中的重要性排序；第二，利用部分依赖图判断财政补贴与超额薪酬之间的局部趋势是否整体向上。排序与图形共同显示，在</w:t>
       </w:r>
       <w:r>
         <w:rPr>
@@ -31192,7 +31212,7 @@
           <w:b w:val="0"/>
           <w:sz w:val="21"/>
         </w:rPr>
-        <w:t xml:space="preserve">的三项结果，可以得出一个谨慎但清晰的判断：机器学习稳健性检验并没有改变第四章主回归未显著、机制链条未稳健成立的事实，但它从变量重要性、系数保留与方向、部分依赖趋势三个角度，对财政补贴和管理层权力这两个核心变量的研究性判断提供了额外证据。</w:t>
+        <w:t xml:space="preserve">的三项检验，可以得出一个谨慎但清晰的判断：机器学习稳健性检验并没有改变第四章主回归未显著、中介链条未稳健成立的事实，但它从变量重要性、系数保留与方向、部分依赖趋势三个角度，对财政补贴和管理层权力这两个核心变量的判断提供了额外证据。</w:t>
       </w:r>
     </w:p>
     <w:bookmarkEnd w:id="63"/>
@@ -31273,7 +31293,7 @@
           <w:b w:val="0"/>
           <w:sz w:val="21"/>
         </w:rPr>
-        <w:t xml:space="preserve">研究以2003—2024年沪深A股上市公司（剔除金融行业及特殊处理样本）为样本，在管理者权力理论和代理理论框架下，考察财政补贴、高管超额薪酬与管理层权力之间的关系。主要结论可概括为以下五点。整体上，财政补贴与高管超额薪酬之间存在一定关联，但全样本平均直接效应不稳固，且对变量口径、样本设定和识别设计较为敏感，现有证据不足以支持无条件的强因果结论。</w:t>
+        <w:t xml:space="preserve">本文以2003—2024年沪深A股上市公司（剔除金融行业及特殊处理样本）为样本，在管理者权力理论和代理理论框架下，考察财政补贴、高管超额薪酬与管理层权力之间的关系。主要结论可概括为以下五点。整体上，财政补贴与高管超额薪酬之间存在一定关联，但全样本平均直接效应不稳固，且对变量口径、样本设定和识别设计较为敏感，现有证据不足以支持无条件的强因果结论。</w:t>
       </w:r>
     </w:p>
     <w:p>
@@ -31676,7 +31696,7 @@
           <w:b w:val="0"/>
           <w:sz w:val="21"/>
         </w:rPr>
-        <w:t xml:space="preserve">分别为4.15和5.22，显示识别强度偏弱。总体而言，识别结果会随着工具变量设计、第一阶段强度和排除限制设定发生明显变化，因此不宜将补贴效应写成已经被稳健识别的单一因果结论。</w:t>
+        <w:t xml:space="preserve">分别为4.15和5.22，显示识别强度偏弱。总体而言，识别估计会随着工具变量设计、第一阶段强度和排除限制设定发生明显变化，因此不宜将补贴效应写成已经被稳健识别的单一因果结论。</w:t>
       </w:r>
     </w:p>
     <w:p>
@@ -32127,7 +32147,7 @@
           <w:bCs/>
           <w:sz w:val="21"/>
         </w:rPr>
-        <w:t xml:space="preserve">机器学习稳健性检验在与机制检验一致的47,055条统一样本上，从变量重要性、系数保留与方向一致性、部分依赖趋势三个角度，对</w:t>
+        <w:t xml:space="preserve">机器学习稳健性检验在与中介检验一致的47,055条统一样本上，从变量重要性、系数保留与方向一致性、部分依赖趋势三个角度，对</w:t>
       </w:r>
       <w:r>
         <w:rPr>
@@ -32161,7 +32181,7 @@
           <w:b w:val="0"/>
           <w:sz w:val="21"/>
         </w:rPr>
-        <w:t xml:space="preserve">随机森林结果显示，lnSubsidy_l1</w:t>
+        <w:t xml:space="preserve">随机森林排序显示，lnSubsidy_l1</w:t>
       </w:r>
       <w:r>
         <w:rPr>
@@ -32209,7 +32229,7 @@
           <w:b w:val="0"/>
           <w:sz w:val="21"/>
         </w:rPr>
-        <w:t xml:space="preserve">结果表明</w:t>
+        <w:t xml:space="preserve">估计表明</w:t>
       </w:r>
       <w:r>
         <w:rPr>
@@ -32305,7 +32325,7 @@
           <w:b w:val="0"/>
           <w:sz w:val="21"/>
         </w:rPr>
-        <w:t xml:space="preserve">与机制回归的变量设定下，财政补贴的正向方向判断较为稳定，管理层权力变量也并未在机器学习框架中消失。但由于机器学习结果本质上仍属于辅助检验，而非正式识别，因此它更适合作为对主回归方向判断、机制变量保留情况和相对重要性的稳健性检验，不能替代计量回归中的显著性与因果识别结论。</w:t>
+        <w:t xml:space="preserve">与中介回归的变量设定下，财政补贴的正向方向判断较为稳定，管理层权力变量也并未在机器学习框架中消失。但由于机器学习检验本质上仍属于辅助检验，而非正式识别，因此它更适合作为对主回归方向判断、中介变量保留情况和相对重要性的稳健性检验，不能替代计量回归中的显著性与因果识别结论。</w:t>
       </w:r>
     </w:p>
     <w:bookmarkEnd w:id="66"/>
@@ -32428,7 +32448,7 @@
           <w:b w:val="0"/>
           <w:sz w:val="21"/>
         </w:rPr>
-        <w:t xml:space="preserve">监管机构可进一步要求上市公司清晰披露高管薪酬决定机制、绩效达标标准、薪酬委员会独立性评估结果，以及补贴是否纳入绩效考核基数。对补贴规模较大、财政补贴变量在机器学习稳健性检验中持续表现出较高重要性的企业，可把数据分析结果作为内部核查线索的补充参考，但不宜把机器学习图形或排序结果直接当作处罚和政策调整依据。监管重点应放在提高透明度、降低识别异常薪酬的成本，而不是把探索性模型结果误用为可靠证据。</w:t>
+        <w:t xml:space="preserve">监管机构可进一步要求上市公司清晰披露高管薪酬决定机制、绩效达标标准、薪酬委员会独立性评估结果，以及补贴是否纳入绩效考核基数。对补贴规模较大、财政补贴变量在机器学习稳健性检验中持续表现出较高重要性的企业，可把数据检验信息作为内部核查线索的补充参考，但不宜把机器学习图形或排序证据直接当作处罚和政策调整依据。监管重点应放在提高透明度、降低识别异常薪酬的成本，而不是把探索性模型结果误用为可靠证据。</w:t>
       </w:r>
     </w:p>
     <w:bookmarkEnd w:id="67"/>
@@ -32471,7 +32491,7 @@
           <w:b w:val="0"/>
           <w:sz w:val="21"/>
         </w:rPr>
-        <w:t xml:space="preserve">研究已就财政补贴与高管超额薪酬之间的关系做了较为系统的检验，但受数据条件和识别策略限制，以下三个方向仍有待深化。</w:t>
+        <w:t xml:space="preserve">本文已就财政补贴与高管超额薪酬之间的关系做了较为系统的检验，但受数据条件和识别策略限制，以下三个方向仍有待深化。</w:t>
       </w:r>
     </w:p>
     <w:p>
@@ -32486,7 +32506,7 @@
           <w:b w:val="0"/>
           <w:sz w:val="21"/>
         </w:rPr>
-        <w:t xml:space="preserve">研究借助公司固定效应、滞后一期补助、近端替代工具变量、深度滞后省均值工具变量、Lewbel（2012）异方差内生工具变量、shift-share</w:t>
+        <w:t xml:space="preserve">本文借助公司固定效应、滞后一期补助、近端替代工具变量、深度滞后省均值工具变量、Lewbel（2012）异方差内生工具变量、shift-share</w:t>
       </w:r>
       <w:r>
         <w:rPr>
@@ -32624,7 +32644,7 @@
           <w:b w:val="0"/>
           <w:sz w:val="21"/>
         </w:rPr>
-        <w:t xml:space="preserve">核心变量的测度精度也值得改进。研究将财政补贴作为整体进行分析，并主要依据可观测的治理特征刻画管理层权力，这有助于建立统一的实证框架，但对不同补贴类型以及隐性权力来源的差异化反映仍不够充分。未来研究可细分研发补贴、纾困补贴、税收返还等不同类型的政策支持，并结合高管履历、政治关联和年报文本等信息，构建更细致的变量测度体系。</w:t>
+        <w:t xml:space="preserve">核心变量的测度精度也值得改进。本文将财政补贴作为整体纳入考察，并主要依据可观测的治理特征刻画管理层权力，这有助于建立统一的实证框架，但对不同补贴类型以及隐性权力来源的差异化反映仍不够充分。未来研究可细分研发补贴、纾困补贴、税收返还等不同类型的政策支持，并结合高管履历、政治关联和年报文本等信息，构建更细致的变量测度体系。</w:t>
       </w:r>
     </w:p>
     <w:p>
@@ -32639,7 +32659,7 @@
           <w:b w:val="0"/>
           <w:sz w:val="21"/>
         </w:rPr>
-        <w:t xml:space="preserve">样本外验证与多源数据融合同样值得推进。机器学习分析虽然已经采用训练集、测试集划分和按公司分组的交叉验证，但总体上仍局限于当前样本框架，年报、社会责任报告和媒体报道等文本信息的利用也相对有限，相关结果更多体现为对传统回归结论的稳健性检验。由于机器学习部分严格限制在与机制检验一致的统一样本和五变量设定之内，因此第四章最后一节的结果更适合被理解为对“财政补贴—管理层权力—超额薪酬”这条研究主线的辅助稳健性证据，而不宜机械外推至全部基础样本或更宽的特征空间。未来研究可借助滚动窗口、跨市场样本和多源文本信息融合等方式，检验模型在不同阶段和不同情境下的稳健性，以便更全面地揭示财政补贴影响高管薪酬的作用机制。</w:t>
+        <w:t xml:space="preserve">样本外验证与多源数据融合同样值得推进。机器学习分析虽然已经采用建模样本与保留样本划分，并结合按公司分组的交叉验证，但总体上仍局限于当前样本框架，年报、社会责任报告和媒体报道等文本信息的利用也相对有限，相关发现更多体现为对传统回归结论的稳健性检验。由于机器学习部分严格限制在与中介检验一致的统一样本和五变量设定之内，因此第四章最后一节的检验更适合被理解为对“财政补贴—管理层权力—超额薪酬”这条研究主线的辅助稳健性证据，而不宜机械外推至全部基础样本或更宽的特征空间。未来研究可借助滚动窗口、跨市场样本和多源文本信息融合等方式，检验模型在不同阶段和不同情境下的稳健性，以便更全面地揭示财政补贴影响高管薪酬的作用机制。</w:t>
       </w:r>
     </w:p>
     <w:bookmarkEnd w:id="68"/>

--- a/thesis_final_bundle/thesis_final_humanized_v2.docx
+++ b/thesis_final_bundle/thesis_final_humanized_v2.docx
@@ -293,9 +293,7 @@
           <w:p>
             <w:pPr>
               <w:widowControl/>
-              <w:spacing w:before="0" w:after="0" w:line="312" w:lineRule="auto"/>
-              <w:ind w:firstLine="0"/>
-              <w:jc w:val="left"/>
+              <w:jc w:val="center"/>
               <w:rPr>
                 <w:rFonts w:ascii="楷体" w:eastAsia="楷体" w:hAnsi="楷体"/>
                 <w:color w:val="000000"/>
@@ -304,15 +302,6 @@
                 <w:szCs w:val="28"/>
               </w:rPr>
             </w:pPr>
-            <w:r>
-              <w:rPr>
-                <w:rFonts w:ascii="楷体" w:hAnsi="楷体" w:eastAsia="楷体"/>
-                <w:sz w:val="28"/>
-              </w:rPr>
-              <w:t>基于数据挖掘的已获财政补贴上市</w:t>
-              <w:br/>
-              <w:t>公司补贴强度与高管超额薪酬研究</w:t>
-            </w:r>
           </w:p>
         </w:tc>
       </w:tr>
@@ -1118,22 +1107,15 @@
           <w:rFonts w:hint="eastAsia" w:ascii="Times New Roman" w:hAnsi="Times New Roman" w:eastAsia="宋体"/>
           <w:sz w:val="21"/>
         </w:rPr>
-        <w:t xml:space="preserve">本文以2003—2024年沪深A股非金融上市公司为总体观察范围，将主回归聚焦于上一年已获财政补贴的公司年度，考察补贴强度与高管超额薪酬的关系。结果显示，在公司和年份固定效应下，滞后一期正补助对数系数为正且显著；加入行业×年份固定效应、缩短样本期、仅保留制造业样本及</w:t>
-      </w:r>
-      <w:r>
-        <w:rPr>
-          <w:rFonts w:ascii="Times New Roman" w:hAnsi="Times New Roman" w:eastAsia="宋体"/>
-          <w:sz w:val="21"/>
-        </w:rPr>
-        <w:t xml:space="preserve"> Heckman </w:t>
-      </w:r>
-      <w:r>
-        <w:rPr>
-          <w:rFonts w:hint="eastAsia" w:ascii="Times New Roman" w:hAnsi="Times New Roman" w:eastAsia="宋体"/>
-          <w:sz w:val="21"/>
-        </w:rPr>
-        <w:t xml:space="preserve">校正后，方向仍保持一致。异质性结果表明，该关联在民营企业和非管制行业更明显。管理层权力路径仅获部分支持，机器学习检验提供预测层面的辅助线索。未来补贴安慰剂仍显著，说明现有证据宜解释为已获补贴企业内部的正向条件相关，而非强因果结论。</w:t>
-      </w:r>
+        <w:t xml:space="preserve">本文以2003—2024年沪深A股非金融上市公司为总体观察范围，将基准回归聚焦于上一年已获财政补贴的公司年度，考察补贴强度与高管超额薪酬的关系。结果显示，滞后一期正补助对数系数显著为正；在行业×年份固定效应、缩短样本期、制造业样本、Heckman校正和事件研究式动态检验下，结论方向保持一致。异质性结果表明，该关联在民营企业和非管制行业更明显。管理层权力路径仅获部分支持，机器学习检验提供预测层面的补充线索。</w:t>
+      </w:r>
+    </w:p>
+    <w:p>
+      <w:pPr>
+        <w:spacing w:line="240" w:lineRule="auto" w:before="0" w:after="0"/>
+        <w:ind w:firstLine="0"/>
+        <w:jc w:val="both"/>
+      </w:pPr>
     </w:p>
     <w:p>
       <w:pPr>
@@ -1155,6 +1137,13 @@
         </w:rPr>
         <w:t>财政补贴，高管超额薪酬，管理层权力，中介效应，数据挖掘</w:t>
       </w:r>
+    </w:p>
+    <w:p>
+      <w:pPr>
+        <w:spacing w:line="240" w:lineRule="auto" w:before="0" w:after="0"/>
+        <w:ind w:firstLine="0"/>
+        <w:jc w:val="left"/>
+      </w:pPr>
     </w:p>
     <w:p>
       <w:pPr>
@@ -1178,6 +1167,13 @@
     </w:p>
     <w:p>
       <w:pPr>
+        <w:spacing w:line="240" w:lineRule="auto" w:before="0" w:after="0"/>
+        <w:ind w:firstLine="0"/>
+        <w:jc w:val="center"/>
+      </w:pPr>
+    </w:p>
+    <w:p>
+      <w:pPr>
         <w:spacing w:line="312" w:lineRule="auto" w:before="0" w:after="0"/>
         <w:ind w:firstLine="0"/>
         <w:jc w:val="center"/>
@@ -1193,6 +1189,13 @@
     </w:p>
     <w:p>
       <w:pPr>
+        <w:spacing w:line="240" w:lineRule="auto" w:before="0" w:after="0"/>
+        <w:ind w:firstLine="0"/>
+        <w:jc w:val="center"/>
+      </w:pPr>
+    </w:p>
+    <w:p>
+      <w:pPr>
         <w:spacing w:line="312" w:lineRule="auto" w:before="0" w:after="0"/>
         <w:ind w:firstLine="420"/>
         <w:jc w:val="both"/>
@@ -1202,8 +1205,15 @@
           <w:rFonts w:ascii="Times New Roman" w:hAnsi="Times New Roman" w:eastAsia="Times New Roman"/>
           <w:sz w:val="21"/>
         </w:rPr>
-        <w:t xml:space="preserve">Using non-financial A-share listed firms from 2003 to 2024 as the overall observation frame, this study focuses its main regression on firm-year observations that had already received fiscal subsidies in the previous year and examines whether subsidy intensity is positively associated with executive excess compensation. To separate the extensive margin of obtaining subsidies from the intensive margin of subsidy size, the main regression uses the logarithm of lagged positive subsidies as the key regressor. Under firm and year fixed effects, the coefficient on subsidy intensity is positive and statistically significant; the result remains positive and statistically significant after adding industry-by-year fixed effects, restricting the sample to 2010-2020, and focusing on manufacturing firms. The Heckman two-step correction indicates that selection bias exists in the positive-subsidy sample, yet the corrected subsidy coefficient remains positive and statistically significant. Heterogeneity tests suggest that this association is more evident in private firms and non-regulated industries. The mediating role of managerial power is only partially supported: subsidies are positively associated with managerial power, but managerial power does not robustly explain excess compensation. Supplementary machine-learning checks on the same sample used in the main regression show that fiscal subsidies rank third in Random Forest and also rank third by mean absolute SHAP values, remain retained with a positive sign in Lasso, and rank second in XGBoost, whose partial-dependence curve is upward overall. Still, future-subsidy placebo results remain significant, implying that persistence and forward-looking selection have not been fully removed. Overall, within already subsidized listed firms, subsidy intensity is positively associated with executive excess compensation, but the current evidence still falls short of a strong unconditional causal claim.</w:t>
-      </w:r>
+        <w:t xml:space="preserve">Using non-financial A-share listed firms from 2003 to 2024 as the overall observation frame, this study centers its baseline regression on firm-year observations that had already received fiscal subsidies in the previous year and examines whether subsidy intensity is positively associated with executive excess compensation. To separate the extensive margin of obtaining subsidies from the intensive margin of subsidy size, the baseline regression uses the logarithm of lagged positive subsidies as the key regressor. Under firm and year fixed effects, the coefficient on subsidy intensity is positive and statistically significant; the result remains directionally stable after adding industry-by-year fixed effects, restricting the sample to 2010-2020, focusing on manufacturing firms, applying the Heckman two-step correction, and conducting an event-study style dynamic check. Heterogeneity tests suggest that this association is more evident in private firms and non-regulated industries. The mediating role of managerial power is only partially supported. Supplementary machine-learning checks provide additional predictive evidence rather than causal proof. Overall, within already subsidized listed firms, higher subsidy intensity is positively associated with executive excess compensation, while the evidence is still interpreted cautiously.</w:t>
+      </w:r>
+    </w:p>
+    <w:p>
+      <w:pPr>
+        <w:spacing w:line="240" w:lineRule="auto" w:before="0" w:after="0"/>
+        <w:ind w:firstLine="0"/>
+        <w:jc w:val="both"/>
+      </w:pPr>
     </w:p>
     <w:p>
       <w:pPr>
@@ -3609,23 +3619,7 @@
           <w:b w:val="0"/>
           <w:sz w:val="21"/>
         </w:rPr>
-        <w:t xml:space="preserve">构造管理层权力综合指标，并以双主成分</w:t>
-      </w:r>
-      <w:r>
-        <w:rPr>
-          <w:rFonts w:ascii="Times New Roman" w:hAnsi="Times New Roman" w:eastAsia="宋体"/>
-          <w:b w:val="0"/>
-          <w:sz w:val="21"/>
-        </w:rPr>
-        <w:t xml:space="preserve"> PCA </w:t>
-      </w:r>
-      <w:r>
-        <w:rPr>
-          <w:rFonts w:hint="eastAsia" w:ascii="Times New Roman" w:hAnsi="Times New Roman" w:eastAsia="宋体"/>
-          <w:b w:val="0"/>
-          <w:sz w:val="21"/>
-        </w:rPr>
-        <w:t xml:space="preserve">口径作对照；同时将固定效应、选择偏差校正和机器学习补充验证并行使用，使线性识别与非线性观察能够相互补充。</w:t>
+        <w:t xml:space="preserve">构造管理层权力综合指标，同时将固定效应、选择偏差校正和机器学习补充验证并行使用，使线性识别与非线性观察能够相互补充。</w:t>
       </w:r>
     </w:p>
     <w:p>
@@ -4487,7 +4481,7 @@
           <w:b w:val="0"/>
           <w:sz w:val="21"/>
         </w:rPr>
-        <w:t xml:space="preserve">的框架构造超额薪酬变量，并把主回归聚焦为“上一年已获得补贴企业内部的补贴强度效应”：在公司和年份固定效应下，检验滞后一期正补助对数是否与</w:t>
+        <w:t xml:space="preserve">的框架构造超额薪酬变量，并把基准回归聚焦为“上一年已获得补贴企业内部的补贴强度效应”：在公司和年份固定效应下，检验滞后一期正补助对数是否与</w:t>
       </w:r>
       <w:r>
         <w:rPr>
@@ -4503,7 +4497,7 @@
           <w:b w:val="0"/>
           <w:sz w:val="21"/>
         </w:rPr>
-        <w:t xml:space="preserve">同步变化。更严格的行业×年份固定效应、选择偏差校正和安慰剂检验用于收紧识别边界，中介检验观察权力渠道是否存在，异质性分析判断联系是否随制度情境而分化。</w:t>
+        <w:t xml:space="preserve">同步变化。更严格的行业×年份固定效应、选择偏差校正和事件研究式动态检验用于收紧识别边界，中介检验观察权力渠道是否存在，异质性分析判断联系是否随制度情境而分化。</w:t>
       </w:r>
     </w:p>
     <w:p>
@@ -4518,7 +4512,7 @@
           <w:b w:val="0"/>
           <w:sz w:val="21"/>
         </w:rPr>
-        <w:t xml:space="preserve">机器学习补充验证置于第四章稳健性检验之后，并与主回归保持相同的样本边界和核心变量口径：随机森林复核财政补贴与控制变量的相对重要性，SHAP补充解释财政补贴的边际贡献强度，Lasso检验财政补贴变量是否被保留且方向一致，XGBoost通过特征重要性与财政补贴的部分依赖图观察更灵活模型中的趋势是否与OLS一致。</w:t>
+        <w:t xml:space="preserve">机器学习补充验证置于第四章稳健性检验之后，并与基准回归保持相同的样本边界和核心变量口径：随机森林复核财政补贴与控制变量的相对重要性，SHAP补充解释财政补贴的边际贡献强度，Lasso检验财政补贴变量是否被保留且方向一致，XGBoost通过特征重要性与财政补贴的部分依赖图观察更灵活模型中的趋势是否与OLS一致。</w:t>
       </w:r>
     </w:p>
     <w:bookmarkEnd w:id="8"/>
@@ -4697,7 +4691,7 @@
           <w:b w:val="0"/>
           <w:sz w:val="21"/>
         </w:rPr>
-        <w:t xml:space="preserve">，以平滑右偏分布并保留零补助公司年度观测；主回归则进一步聚焦于已获得补贴的公司年度，使用仅对正补助取自然对数的强度口径。这样的安排有助于把“是否获得补贴”和“获得补贴后的强弱差异”区分开来。从时间演变来看，上市公司获得补贴的方式和规模都发生了明显变化。加入世界贸易组织后，政府补贴逐渐从早期更偏全面覆盖的价格补贴，转向技术创新、节能环保和战略性新兴产业导向更强的选择性支持。2007年《企业会计准则第16号——政府补助》的发布，又提高了补贴数据的可比性与可识别性，为后续大样本研究创造了条件。补贴项目越细、规模越大，申报和使用过程中的信息不对称也往往越突出，主管部门很难长期跟踪每笔补贴的真实去向，而企业高管在项目论证和资源配置中通常掌握更多内部信息。</w:t>
+        <w:t xml:space="preserve">，以平滑右偏分布并保留零补助公司年度观测；基准回归则进一步聚焦于已获得补贴的公司年度，使用仅对正补助取自然对数的强度口径。这样的安排有助于把“是否获得补贴”和“获得补贴后的强弱差异”区分开来。从时间演变来看，上市公司获得补贴的方式和规模都发生了明显变化。加入世界贸易组织后，政府补贴逐渐从早期更偏全面覆盖的价格补贴，转向技术创新、节能环保和战略性新兴产业导向更强的选择性支持。2007年《企业会计准则第16号——政府补助》的发布，又提高了补贴数据的可比性与可识别性，为后续大样本研究创造了条件。补贴项目越细、规模越大，申报和使用过程中的信息不对称也往往越突出，主管部门很难长期跟踪每笔补贴的真实去向，而企业高管在项目论证和资源配置中通常掌握更多内部信息。</w:t>
       </w:r>
     </w:p>
     <w:bookmarkEnd w:id="10"/>
@@ -5618,7 +5612,7 @@
           <w:b w:val="0"/>
           <w:sz w:val="21"/>
         </w:rPr>
-        <w:t xml:space="preserve">考虑到新的主回归聚焦于已获补贴样本内部的强度差异，文中更强调两类与新口径直接相关的补充识别策略：一是用</w:t>
+        <w:t xml:space="preserve">考虑到新的基准回归聚焦于已获补贴样本内部的强度差异，文中更强调两类与新口径直接相关的补充识别策略：一是用</w:t>
       </w:r>
       <w:r>
         <w:rPr>
@@ -5634,7 +5628,7 @@
           <w:b w:val="0"/>
           <w:sz w:val="21"/>
         </w:rPr>
-        <w:t xml:space="preserve">两步法处理“谁更容易进入正补助样本”的选择偏差；二是通过未来补贴安慰剂和行业×年份固定效应检验，观察前瞻性选择与时变行业冲击是否仍然残留。传统留一法工具变量仅作为后台诊断，若一阶段整体偏弱、二阶段方向不稳，则不作为正文识别证据。</w:t>
+        <w:t xml:space="preserve">两步法处理“谁更容易进入正补助样本”的选择偏差；二是通过事件研究式动态检验和行业×年份固定效应设定，观察补贴强度抬升前是否已存在系统性预趋势，并尽量压缩时变行业冲击。传统留一法工具变量仅作为后台诊断，若一阶段整体偏弱、二阶段方向不稳，则不作为正文识别证据。</w:t>
       </w:r>
     </w:p>
     <w:p>
@@ -5664,7 +5658,7 @@
           <w:b w:val="0"/>
           <w:sz w:val="21"/>
         </w:rPr>
-        <w:t xml:space="preserve">这一制度背景也解释了为何全文一并采用固定效应、中介效应和机器学习补充验证。固定效应和滞后设定更适合区分“企业原本就不同”和“补贴变动之后发生了什么”；中介效应检验侧重观察权力渠道是否存在传导线索；机器学习补充验证则在主回归样本上复核财政补贴在多变量竞争下是否仍保留信息含量，并观察财政补贴的局部趋势是否与</w:t>
+        <w:t xml:space="preserve">这一制度背景也解释了为何全文一并采用固定效应、中介效应和机器学习补充验证。固定效应和滞后设定更适合区分“企业原本就不同”和“补贴变动之后发生了什么”；中介效应检验侧重观察权力渠道是否存在传导线索；机器学习补充验证则在基准回归样本上复核财政补贴在多变量竞争下是否仍保留信息含量，并观察财政补贴的局部趋势是否与</w:t>
       </w:r>
       <w:r>
         <w:rPr>
@@ -5787,39 +5781,7 @@
           <w:b w:val="0"/>
           <w:sz w:val="21"/>
         </w:rPr>
-        <w:t xml:space="preserve">：本文检验管理层权力是否可能构成财政补贴与高管超额薪酬之间的中介路径。财政补贴的获取和使用可能强化高管在资源配置中的核心地位，并进一步提升其在薪酬谈判中的议价能力；若控制管理层权力后，补贴对超额薪酬的直接效应收窄，且管理层权力的系数显著为正，才可将其视为存在间接传导的经验线索。H2主要来自管理者权力理论：补贴获取过程中高管的深度介入，可能强化其在组织内部的议程设置权；补贴使用中的自由裁量越大，补贴资源被转化为薪酬议价筹码的空间也可能越大。需要说明的是，管理层权力的测度方式会直接左右路径检验的稳定性，正文优先报告</w:t>
-      </w:r>
-      <w:r>
-        <w:rPr>
-          <w:rFonts w:ascii="Times New Roman" w:hAnsi="Times New Roman" w:eastAsia="宋体"/>
-          <w:b w:val="0"/>
-          <w:sz w:val="21"/>
-        </w:rPr>
-        <w:t xml:space="preserve"> FA </w:t>
-      </w:r>
-      <w:r>
-        <w:rPr>
-          <w:rFonts w:hint="eastAsia" w:ascii="Times New Roman" w:hAnsi="Times New Roman" w:eastAsia="宋体"/>
-          <w:b w:val="0"/>
-          <w:sz w:val="21"/>
-        </w:rPr>
-        <w:t xml:space="preserve">综合口径结果，并以双主成分</w:t>
-      </w:r>
-      <w:r>
-        <w:rPr>
-          <w:rFonts w:ascii="Times New Roman" w:hAnsi="Times New Roman" w:eastAsia="宋体"/>
-          <w:b w:val="0"/>
-          <w:sz w:val="21"/>
-        </w:rPr>
-        <w:t xml:space="preserve"> PCA </w:t>
-      </w:r>
-      <w:r>
-        <w:rPr>
-          <w:rFonts w:hint="eastAsia" w:ascii="Times New Roman" w:hAnsi="Times New Roman" w:eastAsia="宋体"/>
-          <w:b w:val="0"/>
-          <w:sz w:val="21"/>
-        </w:rPr>
-        <w:t xml:space="preserve">口径作敏感性对照，对相关路径始终保持审慎解释。第四章的中介检验即围绕这一待检验链条展开。</w:t>
+        <w:t xml:space="preserve">：本文检验管理层权力是否可能构成财政补贴与高管超额薪酬之间的中介路径。财政补贴的获取和使用可能强化高管在资源配置中的核心地位，并进一步提升其在薪酬谈判中的议价能力；若控制管理层权力后，补贴对超额薪酬的直接效应收窄，且管理层权力的系数显著为正，才可将其视为存在间接传导的经验线索。H2主要来自管理者权力理论：补贴获取过程中高管的深度介入，可能强化其在组织内部的议程设置权；补贴使用中的自由裁量越大，补贴资源被转化为薪酬议价筹码的空间也可能越大。需要说明的是，管理层权力的测度本身仍带有经验性，对相关路径应始终保持审慎解释。第四章的中介检验即围绕这一待检验链条展开。</w:t>
       </w:r>
     </w:p>
     <w:bookmarkEnd w:id="20"/>
@@ -5929,7 +5891,7 @@
           <w:b w:val="0"/>
           <w:sz w:val="21"/>
         </w:rPr>
-        <w:t xml:space="preserve">基于这一逻辑，后文的实证部分按四步展开：先用基准回归检验主关联，再用稳健性检验考察关系是否对样本和设定变化敏感；随后开展选择偏差校正、中介效应分析和异质性分析，尽量把识别边界、传导路径与制度情境差异说明清楚；最后再借助机器学习补充验证，在与主回归一致的变量设定下复核财政补贴的重要性、方向一致性和局部趋势。这样的安排旨在让不同方法分别回答不同问题，而不是简单叠加方法以堆砌结论。</w:t>
+        <w:t xml:space="preserve">基于这一逻辑，后文的实证部分按四步展开：先用基准回归检验主关联，再用稳健性检验考察关系是否对样本和设定变化敏感；随后开展选择偏差校正、中介效应分析和异质性分析，尽量把识别边界、传导路径与制度情境差异说明清楚；最后再借助机器学习补充验证，在与基准回归一致的变量设定下复核财政补贴的重要性、方向一致性和局部趋势。这样的安排旨在让不同方法分别回答不同问题，而不是简单叠加方法以堆砌结论。</w:t>
       </w:r>
     </w:p>
     <w:bookmarkEnd w:id="22"/>
@@ -6094,7 +6056,7 @@
           <w:b w:val="0"/>
           <w:sz w:val="21"/>
         </w:rPr>
-        <w:t xml:space="preserve">时按0处理。需要特别说明的是，正文主回归不再把“未获得补贴”和“已获得补贴但金额不同”的公司年度混在一起，而是仅保留上一年实际获得正补助的公司年度，并以滞后一期正补助对数刻画补贴强度。这样处理后，第二阶段回答的是“已获补贴企业内部，补贴拿得更多是否伴随更高的超额薪酬”，而不是“全部企业平均意义上是否存在补贴效应”。地区变量</w:t>
+        <w:t xml:space="preserve">时按0处理。需要特别说明的是，正文基准回归不再把“未获得补贴”和“已获得补贴但金额不同”的公司年度混在一起，而是仅保留上一年实际获得正补助的公司年度，并以滞后一期正补助对数刻画补贴强度。这样处理后，第二阶段回答的是“已获补贴企业内部，补贴拿得更多是否伴随更高的超额薪酬”，而不是“全部企业平均意义上是否存在补贴效应”。地区变量</w:t>
       </w:r>
       <w:r>
         <w:rPr>
@@ -6125,7 +6087,7 @@
           <w:b w:val="0"/>
           <w:sz w:val="21"/>
         </w:rPr>
-        <w:t xml:space="preserve">经过这些步骤，原始公司—年度观测为70,559条；剔除金融行业后为69,142条；再剔除特殊处理样本后为63,011条；满足关键变量完整要求的样本为52,980条；满足期望薪酬模型完整案例要求的样本为52,805条；纳入管理层权力底层指标后，可用于构造</w:t>
+        <w:t xml:space="preserve">经过这些步骤，原始公司—年度观测为70,559条；剔除金融行业后为69,142条；再剔除特殊处理样本后为63,011条；满足关键变量完整要求的样本为52,980条；满足基准薪酬模型完整案例要求的样本为52,805条；纳入管理层权力底层指标后，可用于构造</w:t>
       </w:r>
       <w:r>
         <w:rPr>
@@ -6141,7 +6103,7 @@
           <w:b w:val="0"/>
           <w:sz w:val="21"/>
         </w:rPr>
-        <w:t xml:space="preserve">的样本为50,171条；在主回归中进一步要求“上一年补助金额大于0”且滞后一期补贴强度可得后，模型2样本为43,417条；机器学习补充验证与主回归保持同一变量口径，因此其可用样本同样为43,417条；在中介效应检验中要求</w:t>
+        <w:t xml:space="preserve">的样本为50,171条；在基准回归中进一步要求“上一年补助金额大于0”且滞后一期补贴强度可得后，模型2样本为43,417条；机器学习补充验证与基准回归保持同一变量口径，因此其可用样本同样为43,417条；在中介效应检验中要求</w:t>
       </w:r>
       <w:r>
         <w:rPr>
@@ -6203,7 +6165,7 @@
           <w:b w:val="0"/>
           <w:sz w:val="21"/>
         </w:rPr>
-        <w:t xml:space="preserve">为了避免不同实证模块的样本口径被混为一谈，这里专门说明样本量的变化。第一步，期望薪酬模型使用52,805条观测构造</w:t>
+        <w:t xml:space="preserve">为了避免不同实证模块的样本口径被混为一谈，这里专门说明样本量的变化。第一步，基准薪酬模型使用52,805条观测构造</w:t>
       </w:r>
       <w:r>
         <w:rPr>
@@ -6219,7 +6181,7 @@
           <w:b w:val="0"/>
           <w:sz w:val="21"/>
         </w:rPr>
-        <w:t xml:space="preserve">Overpay；第二步，主回归模型2在加入“上一年获得正补助”的样本限制后，样本降至43,417条；第三步，机器学习补充验证直接沿用主回归样本，只保留</w:t>
+        <w:t xml:space="preserve">Overpay；第二步，基准回归模型2在加入“上一年获得正补助”的样本限制后，样本降至43,417条；第三步，机器学习补充验证直接沿用基准回归样本，只保留</w:t>
       </w:r>
       <w:r>
         <w:rPr>
@@ -6267,7 +6229,7 @@
           <w:b w:val="0"/>
           <w:sz w:val="21"/>
         </w:rPr>
-        <w:t xml:space="preserve">Power（FA）完整，因此统一样本进一步降至41,186条。这样的处理可以把“主回归样本”“机器学习样本”和“机制样本”清楚区分开来，避免在答辩时把不同问题对应的样本边界混为一谈。</w:t>
+        <w:t xml:space="preserve">Power（FA）完整，因此统一样本进一步降至41,186条。这样的处理可以把“基准回归样本”“机器学习样本”和“机制样本”清楚区分开来，避免在答辩时把不同问题对应的样本边界混为一谈。</w:t>
       </w:r>
     </w:p>
     <w:bookmarkEnd w:id="23"/>
@@ -6335,7 +6297,7 @@
           <w:b w:val="0"/>
           <w:sz w:val="21"/>
         </w:rPr>
-        <w:t xml:space="preserve">高管超额薪酬以期望薪酬模型的回归残差直接度量。具体以高管前三名薪酬总额的对数</w:t>
+        <w:t xml:space="preserve">高管超额薪酬以基准薪酬模型的回归残差直接度量。具体以高管前三名薪酬总额的对数</w:t>
       </w:r>
       <w:r>
         <w:rPr>
@@ -6430,7 +6392,7 @@
           <w:b w:val="0"/>
           <w:sz w:val="21"/>
         </w:rPr>
-        <w:t xml:space="preserve">期望薪酬模型的残差项</w:t>
+        <w:t xml:space="preserve">基准薪酬模型的残差项</w:t>
       </w:r>
       <w:r>
         <w:rPr>
@@ -6806,7 +6768,7 @@
           <w:b w:val="0"/>
           <w:sz w:val="21"/>
         </w:rPr>
-        <w:t xml:space="preserve">第二类是主回归使用的强度口径，仅在补助金额大于0时取自然对数：</w:t>
+        <w:t xml:space="preserve">第二类是基准回归使用的强度口径，仅在补助金额大于0时取自然对数：</w:t>
       </w:r>
     </w:p>
     <w:p>
@@ -6979,7 +6941,7 @@
           <w:b w:val="0"/>
           <w:sz w:val="21"/>
         </w:rPr>
-        <w:t xml:space="preserve">其中，第二阶段主回归实际使用的是滞后一期变量</w:t>
+        <w:t xml:space="preserve">其中，第二阶段基准回归实际使用的是滞后一期变量</w:t>
       </w:r>
       <w:r>
         <w:rPr>
@@ -7097,7 +7059,7 @@
           <w:b w:val="0"/>
           <w:sz w:val="21"/>
         </w:rPr>
-        <w:t xml:space="preserve">适合保留零补助公司年度，用于描述整体样本与对照口径；其二，若研究问题聚焦于“已经拿到补贴之后，拿得更多是否伴随更高的超额薪酬”，则更自然的做法是把主回归限制在上一年已获得补贴的公司年度，并直接比较补贴强弱差异。换言之，全文主线更关注补贴的强度边际，而不是全体公司平均意义上的混合效应。</w:t>
+        <w:t xml:space="preserve">适合保留零补助公司年度，用于描述整体样本与对照口径；其二，若研究问题聚焦于“已经拿到补贴之后，拿得更多是否伴随更高的超额薪酬”，则更自然的做法是把基准回归限制在上一年已获得补贴的公司年度，并直接比较补贴强弱差异。换言之，全文主线更关注补贴的强度边际，而不是全体公司平均意义上的混合效应。</w:t>
       </w:r>
     </w:p>
     <w:bookmarkEnd w:id="25"/>
@@ -7138,7 +7100,7 @@
           <w:b w:val="0"/>
           <w:sz w:val="21"/>
         </w:rPr>
-        <w:t xml:space="preserve">控制变量分成两个阶段来设定，原因在于两阶段模型各自承担的任务并不一样。第一阶段的目标，是尽量准确地估计“合理薪酬”或“期望薪酬”，因此控制项要尽量覆盖那些决定正常薪酬基准的公司特征，包括</w:t>
+        <w:t xml:space="preserve">控制变量分成两个阶段来设定，原因在于两阶段模型各自承担的任务并不一样。第一阶段的目标，是尽量准确地估计“合理薪酬”或“基准薪酬”，因此控制项要尽量覆盖那些决定正常薪酬水平的公司特征，包括</w:t>
       </w:r>
       <w:r>
         <w:rPr>
@@ -7229,7 +7191,7 @@
           <w:b w:val="0"/>
           <w:sz w:val="21"/>
         </w:rPr>
-        <w:t xml:space="preserve">（Zone），并进一步控制行业和年份效应，把规模、业绩、资产结构以及地区薪酬基准这些常规差异尽量吸收进期望薪酬模型。</w:t>
+        <w:t xml:space="preserve">（Zone），并进一步控制行业和年份效应，把规模、业绩、资产结构以及地区薪酬基准这些常规差异尽量吸收进基准薪酬模型。</w:t>
       </w:r>
     </w:p>
     <w:p>
@@ -7311,7 +7273,7 @@
           <w:b w:val="0"/>
           <w:sz w:val="21"/>
         </w:rPr>
-        <w:t xml:space="preserve">依据注册地址优先、办公地址补充的规则识别企业所属东中西部地区，但由于它在公司层面基本稳定，在第二阶段会被公司固定效应吸收，因此不再单独进入方程。主要变量定义汇总见表3-1。</w:t>
+        <w:t xml:space="preserve">依据注册地址优先、办公地址补充的规则识别企业所属东中西部地区，但由于它在公司层面基本稳定，在第二阶段会被公司固定效应吸收，因此不再单独进入方程。换言之，两阶段控制变量的差异并不意味着模型设定前后不一致，而是分别服务于“尽量拟合合理薪酬基准”和“在固定效应框架下观察补贴强度与超额薪酬的条件相关”这两个不同经验任务。主要变量定义汇总见表3-1。</w:t>
       </w:r>
     </w:p>
     <w:p>
@@ -7486,7 +7448,7 @@
                 <w:rFonts w:hint="eastAsia" w:ascii="Times New Roman" w:hAnsi="Times New Roman" w:eastAsia="宋体"/>
                 <w:sz w:val="18"/>
               </w:rPr>
-              <w:t xml:space="preserve">期望薪酬模型回归残差，正值表示薪酬高于基准</w:t>
+              <w:t xml:space="preserve">基准薪酬模型回归残差，正值表示薪酬高于基准</w:t>
             </w:r>
           </w:p>
         </w:tc>
@@ -7542,7 +7504,7 @@
                 <w:rFonts w:hint="eastAsia" w:ascii="Times New Roman" w:hAnsi="Times New Roman" w:eastAsia="宋体"/>
                 <w:sz w:val="18"/>
               </w:rPr>
-              <w:t xml:space="preserve">仅对正补助金额取自然对数，主回归使用其滞后一期</w:t>
+              <w:t xml:space="preserve">仅对正补助金额取自然对数，基准回归使用其滞后一期</w:t>
             </w:r>
           </w:p>
         </w:tc>
@@ -8092,15 +8054,15 @@
           <w:b w:val="0"/>
           <w:sz w:val="21"/>
         </w:rPr>
-        <w:t xml:space="preserve"> FA/PCA </w:t>
-      </w:r>
-      <w:r>
-        <w:rPr>
-          <w:rFonts w:hint="eastAsia" w:ascii="Times New Roman" w:hAnsi="Times New Roman" w:eastAsia="宋体"/>
-          <w:b w:val="0"/>
-          <w:sz w:val="21"/>
-        </w:rPr>
-        <w:t xml:space="preserve">的诊断结果，统一放在第四章中介效应分析部分展开。</w:t>
+        <w:t xml:space="preserve"> FA </w:t>
+      </w:r>
+      <w:r>
+        <w:rPr>
+          <w:rFonts w:hint="eastAsia" w:ascii="Times New Roman" w:hAnsi="Times New Roman" w:eastAsia="宋体"/>
+          <w:b w:val="0"/>
+          <w:sz w:val="21"/>
+        </w:rPr>
+        <w:t xml:space="preserve">诊断结果，统一放在第四章中介效应分析部分展开。</w:t>
       </w:r>
     </w:p>
     <w:bookmarkEnd w:id="27"/>
@@ -8132,7 +8094,22 @@
       </w:r>
       <w:bookmarkEnd w:id="88"/>
     </w:p>
-    <w:bookmarkStart w:id="32" w:name="第一阶段期望薪酬模型"/>
+    <w:p>
+      <w:pPr>
+        <w:spacing w:line="312" w:lineRule="auto" w:before="0" w:after="0"/>
+        <w:ind w:firstLine="420"/>
+        <w:jc w:val="both"/>
+      </w:pPr>
+      <w:r>
+        <w:rPr>
+          <w:rFonts w:hint="eastAsia" w:ascii="Times New Roman" w:hAnsi="Times New Roman" w:eastAsia="宋体"/>
+          <w:b w:val="0"/>
+          <w:sz w:val="21"/>
+        </w:rPr>
+        <w:t xml:space="preserve">模型设定分为两个阶段。第一阶段先估计企业在既有规模、业绩和地区条件下的基准薪酬水平，以便把“正常薪酬”与“异常偏离”区分开来；第二阶段再以超额薪酬为被解释变量，考察补贴强度与异常薪酬之间的条件相关。两阶段所用控制变量不同，核心原因在于前者强调拟合基准，后者强调解释偏离，因此并不构成口径冲突。</w:t>
+      </w:r>
+    </w:p>
+    <w:bookmarkStart w:id="32" w:name="基准薪酬模型"/>
     <w:p>
       <w:pPr>
         <w:pStyle w:val="31"/>
@@ -8154,7 +8131,7 @@
           <w:b w:val="0"/>
           <w:sz w:val="24"/>
         </w:rPr>
-        <w:t xml:space="preserve">第一阶段：期望薪酬模型</w:t>
+        <w:t xml:space="preserve">基准薪酬模型</w:t>
       </w:r>
     </w:p>
     <w:p>
@@ -8169,7 +8146,7 @@
           <w:b w:val="0"/>
           <w:sz w:val="21"/>
         </w:rPr>
-        <w:t xml:space="preserve">期望薪酬模型直接沿用Core等（1999）</w:t>
+        <w:t xml:space="preserve">基准薪酬模型直接沿用Core等（1999）</w:t>
       </w:r>
       <w:r>
         <w:rPr>
@@ -8827,7 +8804,7 @@
       </w:r>
     </w:p>
     <w:bookmarkEnd w:id="29"/>
-    <w:bookmarkStart w:id="33" w:name="第二阶段基准回归模型"/>
+    <w:bookmarkStart w:id="33" w:name="基准回归模型"/>
     <w:p>
       <w:pPr>
         <w:pStyle w:val="31"/>
@@ -8849,7 +8826,7 @@
           <w:b w:val="0"/>
           <w:sz w:val="24"/>
         </w:rPr>
-        <w:t xml:space="preserve">第二阶段：基准回归模型</w:t>
+        <w:t xml:space="preserve">基准回归模型</w:t>
       </w:r>
     </w:p>
     <w:p>
@@ -9404,7 +9381,7 @@
           <w:b w:val="0"/>
           <w:sz w:val="21"/>
         </w:rPr>
-        <w:t xml:space="preserve">且统计显著，就说明在控制公司层面稳定差异和年度共同冲击之后，已获补贴企业内部的补贴强度差异仍与更高的超额薪酬相伴随。核心解释变量使用滞后一期补助，是为了尽量把时间顺序固定为“补贴在前、薪酬在后”，以减轻同期反向因果带来的干扰。</w:t>
+        <w:t xml:space="preserve">且统计显著，就说明在控制公司层面稳定差异和年度共同冲击之后，已获补贴企业内部的补贴强度差异仍与更高的超额薪酬相伴随。核心解释变量使用滞后一期补助，是为了尽量把时间顺序固定为“补贴在前、薪酬在后”，以减轻同期反向因果带来的干扰。与第一阶段相比，这里的控制变量更聚焦于盈利表现、债务约束和外部监督三个会直接影响薪酬契约合理性与寻租空间的维度。</w:t>
       </w:r>
     </w:p>
     <w:bookmarkEnd w:id="30"/>
@@ -9445,7 +9422,7 @@
           <w:b w:val="0"/>
           <w:sz w:val="21"/>
         </w:rPr>
-        <w:t xml:space="preserve">考虑到主回归聚焦于“已获补贴企业内部的强度差异”，这一设定面临两类更直接的识别挑战。第一类是样本选择：只有进入正补助样本的公司年度才会出现在主回归里，因此更容易拿到补贴的企业也可能本来就更容易支付较高薪酬。第二类是时变遗漏变量：即使都已进入正补助样本，不同企业的补贴强度变化仍可能与行业景气、政府扶持倾向或高管资源协调能力同步波动。</w:t>
+        <w:t xml:space="preserve">考虑到基准回归聚焦于“已获补贴企业内部的强度差异”，这一设定面临两类更直接的识别挑战。第一类是样本选择：只有进入正补助样本的公司年度才会出现在基准回归里，因此更容易拿到补贴的企业也可能本来就更容易支付较高薪酬。第二类是时变遗漏变量：即使都已进入正补助样本，不同企业的补贴强度变化仍可能与行业景气、政府扶持倾向或高管资源协调能力同步波动。</w:t>
       </w:r>
     </w:p>
     <w:p>
@@ -9476,7 +9453,7 @@
           <w:b w:val="0"/>
           <w:sz w:val="21"/>
         </w:rPr>
-        <w:t xml:space="preserve">两步法更直接对应本文新的主样本设计。第一步以</w:t>
+        <w:t xml:space="preserve">两步法更直接对应本文新的基准样本设计。第一步以</w:t>
       </w:r>
       <w:r>
         <w:rPr>
@@ -9492,7 +9469,7 @@
           <w:b w:val="0"/>
           <w:sz w:val="21"/>
         </w:rPr>
-        <w:t xml:space="preserve">是否可观测构造选择方程，检验哪些公司年度更容易进入“已获补贴样本”；第二步将逆米尔斯比率纳入公司和年份固定效应回归，以判断主回归中的正向系数是否主要由样本选择偏差驱动。</w:t>
+        <w:t xml:space="preserve">是否可观测构造选择方程，检验哪些公司年度更容易进入“已获补贴样本”；第二步将逆米尔斯比率纳入公司和年份固定效应回归，以判断基准回归中的正向系数是否主要由样本选择偏差驱动。</w:t>
       </w:r>
     </w:p>
     <w:p>
@@ -9539,7 +9516,7 @@
           <w:b w:val="0"/>
           <w:sz w:val="21"/>
         </w:rPr>
-        <w:t xml:space="preserve">规格。但这部分不再承担正文主识别功能：若一阶段整体偏弱、二阶段方向明显不稳，仅据此判断当前结论对外生识别仍较敏感，而不将其写入正文主表。换言之，正文更重视与新主样本直接对应的选择偏差校正、安慰剂检验和更严格固定效应设定。</w:t>
+        <w:t xml:space="preserve">规格。但这部分不再承担正文主识别功能：若一阶段整体偏弱、二阶段方向明显不稳，仅据此判断当前结论对外生识别仍较敏感，而不将其写入正文主表。换言之，正文更重视与新基准样本直接对应的选择偏差校正、事件研究式动态检验和更严格固定效应设定。</w:t>
       </w:r>
     </w:p>
     <w:p>
@@ -9554,7 +9531,7 @@
           <w:b w:val="0"/>
           <w:sz w:val="21"/>
         </w:rPr>
-        <w:t xml:space="preserve">此外，还补充实施两类辅助诊断。第一类是未来一期和未来两期正补助的安慰剂检验，并比较“公司固定效应</w:t>
+        <w:t xml:space="preserve">此外，还补充实施两类辅助诊断。第一类是事件研究式动态检验：以“上一年补助金额首次进入正补助样本上四分位区间”作为高补贴事件，考察事件发生前后超额薪酬的动态变化，并重点检验事件前是否已存在系统性预趋势。第二类是更严格的“公司固定效应</w:t>
       </w:r>
       <w:r>
         <w:rPr>
@@ -9570,39 +9547,7 @@
           <w:b w:val="0"/>
           <w:sz w:val="21"/>
         </w:rPr>
-        <w:t xml:space="preserve">年份固定效应”与“公司固定效应</w:t>
-      </w:r>
-      <w:r>
-        <w:rPr>
-          <w:rFonts w:ascii="Times New Roman" w:hAnsi="Times New Roman" w:eastAsia="宋体"/>
-          <w:b w:val="0"/>
-          <w:sz w:val="21"/>
-        </w:rPr>
-        <w:t xml:space="preserve"> + </w:t>
-      </w:r>
-      <w:r>
-        <w:rPr>
-          <w:rFonts w:hint="eastAsia" w:ascii="Times New Roman" w:hAnsi="Times New Roman" w:eastAsia="宋体"/>
-          <w:b w:val="0"/>
-          <w:sz w:val="21"/>
-        </w:rPr>
-        <w:t xml:space="preserve">行业×年份固定效应”两种设定，以观察前瞻性相关是否随着行业年度共同冲击的吸收而减弱。第二类是更严格的“公司固定效应</w:t>
-      </w:r>
-      <w:r>
-        <w:rPr>
-          <w:rFonts w:ascii="Times New Roman" w:hAnsi="Times New Roman" w:eastAsia="宋体"/>
-          <w:b w:val="0"/>
-          <w:sz w:val="21"/>
-        </w:rPr>
-        <w:t xml:space="preserve"> + </w:t>
-      </w:r>
-      <w:r>
-        <w:rPr>
-          <w:rFonts w:hint="eastAsia" w:ascii="Times New Roman" w:hAnsi="Times New Roman" w:eastAsia="宋体"/>
-          <w:b w:val="0"/>
-          <w:sz w:val="21"/>
-        </w:rPr>
-        <w:t xml:space="preserve">行业×年份固定效应”主回归设定，用于检验主结果是否只是来自行业年度景气波动。上述检验都用于刻画识别边界和动态伴随关系，不被解释为严格意义上的因果估计。</w:t>
+        <w:t xml:space="preserve">行业×年份固定效应”基准回归设定，用于检验主结果是否只是来自行业年度景气波动。上述检验都用于刻画识别边界和动态伴随关系，不被解释为严格意义上的因果估计。</w:t>
       </w:r>
     </w:p>
     <w:bookmarkEnd w:id="31"/>
@@ -9660,7 +9605,7 @@
           <w:b w:val="0"/>
           <w:sz w:val="21"/>
         </w:rPr>
-        <w:t xml:space="preserve">的经典中介分析思路，检验财政补贴是否会经由管理层权力这一渠道影响超额薪酬。由于新的主回归总效应已经显著，但中介链条的后半段仍可能较脆弱，后文对这部分证据更强调“路径线索”和测度敏感性，而不将其解释为严格的经典中介识别。正文主线采用</w:t>
+        <w:t xml:space="preserve">的经典中介分析思路，检验财政补贴是否会经由管理层权力这一渠道影响超额薪酬。由于新的基准回归总效应已经显著，但中介链条的后半段仍可能较脆弱，后文对这部分证据更强调“路径线索”和测度局限，而不将其解释为严格的经典中介识别。正文采用</w:t>
       </w:r>
       <w:r>
         <w:rPr>
@@ -9692,23 +9637,7 @@
           <w:b w:val="0"/>
           <w:sz w:val="21"/>
         </w:rPr>
-        <w:t xml:space="preserve">Power，同时以双主成分</w:t>
-      </w:r>
-      <w:r>
-        <w:rPr>
-          <w:rFonts w:ascii="Times New Roman" w:hAnsi="Times New Roman" w:eastAsia="宋体"/>
-          <w:b w:val="0"/>
-          <w:sz w:val="21"/>
-        </w:rPr>
-        <w:t xml:space="preserve"> PCA </w:t>
-      </w:r>
-      <w:r>
-        <w:rPr>
-          <w:rFonts w:hint="eastAsia" w:ascii="Times New Roman" w:hAnsi="Times New Roman" w:eastAsia="宋体"/>
-          <w:b w:val="0"/>
-          <w:sz w:val="21"/>
-        </w:rPr>
-        <w:t xml:space="preserve">口径作测度敏感性对照。为与正文呈现顺序保持一致，中介检验模型依次编号为模型3至模型5，对应的三步回归如下：</w:t>
+        <w:t xml:space="preserve">Power。为与正文呈现顺序保持一致，中介检验模型依次编号为模型3至模型5，对应的三步回归如下：</w:t>
       </w:r>
     </w:p>
     <w:p>
@@ -11377,7 +11306,7 @@
           <w:b w:val="0"/>
           <w:sz w:val="21"/>
         </w:rPr>
-        <w:t xml:space="preserve">机器学习部分不再承担中介链条检验，而是围绕第四章新的主回归开展补充验证。为保持与主回归完全一致，本节仅纳入滞后一期正补助对数（lnSubsidy_pos_l1）、业绩（Roa）、财务杠杆（Lever）和第一大股东持股比例（Top1）四个变量，不再纳入管理层权力综合指标，也不额外加入地区变量、企业属性或其他扩展特征。这样安排后，机器学习回答的是四个问题：一是财政补贴强度在树模型中的全局预测贡献是否仍位于前列；二是基于</w:t>
+        <w:t xml:space="preserve">机器学习部分不再承担中介链条检验，而是围绕第四章新的基准回归开展补充验证。为保持与基准回归完全一致，本节仅纳入滞后一期正补助对数（lnSubsidy_pos_l1）、业绩（Roa）、财务杠杆（Lever）和第一大股东持股比例（Top1）四个变量，不再纳入管理层权力综合指标，也不额外加入地区变量、企业属性或其他扩展特征。这样安排后，机器学习回答的是四个问题：一是财政补贴强度在树模型中的全局预测贡献是否仍位于前列；二是基于</w:t>
       </w:r>
       <w:r>
         <w:rPr>
@@ -11409,7 +11338,7 @@
           <w:b w:val="0"/>
           <w:sz w:val="21"/>
         </w:rPr>
-        <w:t xml:space="preserve">主回归一致；四是在更灵活的树模型中，财政补贴的局部趋势是否仍表现为总体上升。</w:t>
+        <w:t xml:space="preserve">基准回归一致；四是在更灵活的树模型中，财政补贴的局部趋势是否仍表现为总体上升。</w:t>
       </w:r>
     </w:p>
     <w:p>
@@ -11424,7 +11353,7 @@
           <w:b w:val="0"/>
           <w:sz w:val="21"/>
         </w:rPr>
-        <w:t xml:space="preserve">样本直接沿用主回归的43,417个公司年度观测。样本按公司分组，利用</w:t>
+        <w:t xml:space="preserve">样本直接沿用基准回归的43,417个公司年度观测。样本按公司分组，利用</w:t>
       </w:r>
       <w:r>
         <w:rPr>
@@ -11440,7 +11369,7 @@
           <w:b w:val="0"/>
           <w:sz w:val="21"/>
         </w:rPr>
-        <w:t xml:space="preserve">以8:2比例划分为建模样本（34,818条）和保留样本（8,599条），确保同一公司的全部年度观测只落在一端，避免同一公司跨期观测同时进入不同样本而夸大验证结果。输入特征共4个，即滞后一期正补助对数（lnSubsidy_pos_l1）、业绩（Roa）、财务杠杆（Lever）和第一大股东持股比例（Top1）。被解释变量仍为第四章基准回归使用的连续型超额薪酬（Overpay），以保证机器学习分析与主回归问题保持一致。</w:t>
+        <w:t xml:space="preserve">以8:2比例划分为建模样本（34,818条）和保留样本（8,599条），确保同一公司的全部年度观测只落在一端，避免同一公司跨期观测同时进入不同样本而夸大验证结果。输入特征共4个，即滞后一期正补助对数（lnSubsidy_pos_l1）、业绩（Roa）、财务杠杆（Lever）和第一大股东持股比例（Top1）。被解释变量仍为第四章基准回归使用的连续型超额薪酬（Overpay），以保证机器学习分析与基准回归问题保持一致。</w:t>
       </w:r>
     </w:p>
     <w:p>
@@ -11688,7 +11617,7 @@
           <w:b w:val="0"/>
           <w:sz w:val="21"/>
         </w:rPr>
-        <w:t xml:space="preserve">回归中才显得“有用”，从而能够为主回归中的核心解释变量地位提供补充证据。</w:t>
+        <w:t xml:space="preserve">回归中才显得“有用”，从而能够为基准回归中的核心解释变量地位提供补充证据。</w:t>
       </w:r>
     </w:p>
     <w:bookmarkEnd w:id="35"/>
@@ -11976,7 +11905,7 @@
           <w:b w:val="0"/>
           <w:sz w:val="21"/>
         </w:rPr>
-        <w:t xml:space="preserve">主回归保持一致。</w:t>
+        <w:t xml:space="preserve">基准回归保持一致。</w:t>
       </w:r>
     </w:p>
     <w:bookmarkEnd w:id="37"/>
@@ -12081,7 +12010,7 @@
           <w:b w:val="0"/>
           <w:sz w:val="21"/>
         </w:rPr>
-        <w:t xml:space="preserve">的解读不再放在整体拟合优度谁更高，而是落在两个更贴近主回归的问题上：一是</w:t>
+        <w:t xml:space="preserve">的解读不再放在整体拟合优度谁更高，而是落在两个更贴近基准回归的问题上：一是</w:t>
       </w:r>
       <w:r>
         <w:rPr>
@@ -12113,7 +12042,7 @@
           <w:b w:val="0"/>
           <w:sz w:val="21"/>
         </w:rPr>
-        <w:t xml:space="preserve">主回归保持一致。</w:t>
+        <w:t xml:space="preserve">基准回归保持一致。</w:t>
       </w:r>
     </w:p>
     <w:bookmarkEnd w:id="38"/>
@@ -12210,7 +12139,7 @@
           <w:b w:val="0"/>
           <w:sz w:val="21"/>
         </w:rPr>
-        <w:t xml:space="preserve">及退市整理期样本后，剩余63,011条；在关键变量完整且政府补助缺失按0处理的口径下，可用于基础统计分析的样本为52,980条；在期望薪酬模型中，因企业规模变量</w:t>
+        <w:t xml:space="preserve">及退市整理期样本后，剩余63,011条；在关键变量完整且政府补助缺失按0处理的口径下，可用于基础统计分析的样本为52,980条；在基准薪酬模型中，因企业规模变量</w:t>
       </w:r>
       <w:r>
         <w:rPr>
@@ -12258,7 +12187,7 @@
           <w:b w:val="0"/>
           <w:sz w:val="21"/>
         </w:rPr>
-        <w:t xml:space="preserve">的样本为50,171条；在主回归模型中进一步要求“上一年补助金额大于0”后，模型2样本为43,417条；在中介效应检验中要求</w:t>
+        <w:t xml:space="preserve">的样本为50,171条；在基准回归模型中进一步要求“上一年补助金额大于0”后，模型2样本为43,417条；在中介效应检验中要求</w:t>
       </w:r>
       <w:r>
         <w:rPr>
@@ -14075,7 +14004,7 @@
           <w:b w:val="0"/>
           <w:sz w:val="21"/>
         </w:rPr>
-        <w:t xml:space="preserve">注：政府补助和高管薪酬单位为元，Overpay直接使用期望薪酬模型残差，不再开展二次缩尾；其余连续变量在1%/99%分位数处开展Winsorize缩尾处理。未披露政府补助的公司年度记为0，因此财政补贴强度变量</w:t>
+        <w:t xml:space="preserve">注：政府补助和高管薪酬单位为元，Overpay直接使用基准薪酬模型残差，不再开展二次缩尾；其余连续变量在1%/99%分位数处开展Winsorize缩尾处理。未披露政府补助的公司年度记为0，因此财政补贴强度变量</w:t>
       </w:r>
       <w:r>
         <w:rPr>
@@ -16031,7 +15960,7 @@
       </w:r>
       <w:bookmarkEnd w:id="93"/>
     </w:p>
-    <w:bookmarkStart w:id="46" w:name="期望薪酬模型估计"/>
+    <w:bookmarkStart w:id="46" w:name="基准薪酬模型估计"/>
     <w:p>
       <w:pPr>
         <w:pStyle w:val="31"/>
@@ -16053,7 +15982,7 @@
           <w:b w:val="0"/>
           <w:sz w:val="24"/>
         </w:rPr>
-        <w:t xml:space="preserve">期望薪酬模型估计</w:t>
+        <w:t xml:space="preserve">基准薪酬模型估计</w:t>
       </w:r>
     </w:p>
     <w:p>
@@ -16099,7 +16028,7 @@
           <w:b/>
           <w:sz w:val="18"/>
         </w:rPr>
-        <w:t xml:space="preserve">第一阶段期望薪酬模型估计结果（模型1）</w:t>
+        <w:t xml:space="preserve">基准薪酬模型估计结果（模型1）</w:t>
       </w:r>
     </w:p>
     <w:tbl>
@@ -17147,7 +17076,7 @@
           <w:b w:val="0"/>
           <w:sz w:val="21"/>
         </w:rPr>
-        <w:t xml:space="preserve">口径不同，新的主回归只保留“上一年已获得财政补贴”的公司年度，并以滞后一期正补助对数刻画补贴强度。回归结果如表4-5所示。所有估计均控制公司固定效应与年份固定效应，同时采用公司层面聚类稳健标准误，以缓解异方差与序列相关问题。由于基准回归并不要求管理层权力指标完整，因此其样本量高于后续中介检验的统一样本。</w:t>
+        <w:t xml:space="preserve">口径不同，新的基准回归只保留“上一年已获得财政补贴”的公司年度，并以滞后一期正补助对数刻画补贴强度。回归结果如表4-5所示。所有估计均控制公司固定效应与年份固定效应，同时采用公司层面聚类稳健标准误，以缓解异方差与序列相关问题。由于基准回归并不要求管理层权力指标完整，因此其样本量高于后续中介检验的统一样本。</w:t>
       </w:r>
     </w:p>
     <w:p>
@@ -18230,7 +18159,7 @@
           <w:b w:val="0"/>
           <w:sz w:val="21"/>
         </w:rPr>
-        <w:t xml:space="preserve">0.013），说明主结果并非单纯由行业年度景气波动带出。需要强调的是，这一结果回答的不是“全部上市公司平均意义上补贴是否显著影响薪酬”，而是“在已获补贴企业内部，补贴强度差异是否伴随超额薪酬差异”。与旧的全样本</w:t>
+        <w:t xml:space="preserve">0.013），说明基准结果并非单纯由行业年度景气波动带出。需要强调的是，这一结果回答的不是“全部上市公司平均意义上补贴是否显著影响薪酬”，而是“在已获补贴企业内部，补贴强度差异是否伴随超额薪酬差异”。与旧的全样本</w:t>
       </w:r>
       <w:r>
         <w:rPr>
@@ -18306,7 +18235,7 @@
           <w:b w:val="0"/>
           <w:sz w:val="21"/>
         </w:rPr>
-        <w:t xml:space="preserve">在新的主回归口径下得到支持。</w:t>
+        <w:t xml:space="preserve">在新的基准回归口径下得到支持。</w:t>
       </w:r>
     </w:p>
     <w:bookmarkEnd w:id="44"/>
@@ -18375,7 +18304,7 @@
           <w:b w:val="0"/>
           <w:sz w:val="21"/>
         </w:rPr>
-        <w:t xml:space="preserve">在新的主回归设计下，内生性来源主要集中在三个方面。第一类威胁是样本选择：主回归只保留上一年已经拿到补贴的公司年度，因此“谁更容易进入样本”本身就可能与公司治理水平、高管资源协调能力和薪酬安排同时相关。第二类威胁是反向因果。某些高超额薪酬企业中的管理层，本来就更擅长政府沟通，也会在补贴和薪酬两端受益，使“高薪带来多补贴”与“多补贴带来高薪”在时间上纠缠在一起。第三类威胁是不可观测的时变因素，例如行业景气、地方扶持强度和企业内部治理变化，它们都会一并影响补贴强度和超额薪酬。</w:t>
+        <w:t xml:space="preserve">在新的基准回归设计下，内生性来源主要集中在三个方面。第一类威胁是样本选择：基准回归只保留上一年已经拿到补贴的公司年度，因此“谁更容易进入样本”本身就可能与公司治理水平、高管资源协调能力和薪酬安排同时相关。第二类威胁是反向因果。某些高超额薪酬企业中的管理层，本来就更擅长政府沟通，也会在补贴和薪酬两端受益，使“高薪带来多补贴”与“多补贴带来高薪”在时间上纠缠在一起。第三类威胁是不可观测的时变因素，例如行业景气、地方扶持强度和企业内部治理变化，它们都会一并影响补贴强度和超额薪酬。</w:t>
       </w:r>
     </w:p>
     <w:p>
@@ -18390,23 +18319,7 @@
           <w:b w:val="0"/>
           <w:sz w:val="21"/>
         </w:rPr>
-        <w:t xml:space="preserve">公司固定效应可以处理企业稳定不变的不可观测因素，年份固定效应可以吸收共同宏观冲击，而更严格的行业×年份固定效应能够进一步压缩行业景气共振带来的偏差；滞后一期补贴则先把时间顺序固定为“补贴在前、薪酬在后”。尽管如此，若未来补贴仍能显著解释当前</w:t>
-      </w:r>
-      <w:r>
-        <w:rPr>
-          <w:rFonts w:ascii="Times New Roman" w:hAnsi="Times New Roman" w:eastAsia="宋体"/>
-          <w:b w:val="0"/>
-          <w:sz w:val="21"/>
-        </w:rPr>
-        <w:t xml:space="preserve"> </w:t>
-      </w:r>
-      <w:r>
-        <w:rPr>
-          <w:rFonts w:hint="eastAsia" w:ascii="Times New Roman" w:hAnsi="Times New Roman" w:eastAsia="宋体"/>
-          <w:b w:val="0"/>
-          <w:sz w:val="21"/>
-        </w:rPr>
-        <w:t xml:space="preserve">Overpay，就说明前瞻性选择和补贴持续性尚未被彻底切断。基于这一点，后文将重点从</w:t>
+        <w:t xml:space="preserve">公司固定效应可以处理企业稳定不变的不可观测因素，年份固定效应可以吸收共同宏观冲击，而更严格的行业×年份固定效应能够进一步压缩行业景气共振带来的偏差；滞后一期补贴则先把时间顺序固定为“补贴在前、薪酬在后”。基于这一点，后文将重点从</w:t>
       </w:r>
       <w:r>
         <w:rPr>
@@ -18422,7 +18335,7 @@
           <w:b w:val="0"/>
           <w:sz w:val="21"/>
         </w:rPr>
-        <w:t xml:space="preserve">两步法与未来补贴安慰剂两个角度观察这一主回归的识别边界；传统留一法工具变量只作为补充诊断统一重跑，不再作为正文主表证据。</w:t>
+        <w:t xml:space="preserve">两步法与事件研究式动态检验两个角度观察这一基准回归的识别边界；传统留一法工具变量只作为补充诊断统一重跑，不再作为正文主表证据。</w:t>
       </w:r>
     </w:p>
     <w:p>
@@ -18494,7 +18407,7 @@
           <w:b w:val="0"/>
           <w:sz w:val="21"/>
         </w:rPr>
-        <w:t xml:space="preserve">由于主回归只在已获补贴样本内估计，更直接的内生性问题首先来自样本选择。与传统留一法工具变量相比，Heckman</w:t>
+        <w:t xml:space="preserve">由于基准回归只在已获补贴样本内估计，更直接的内生性问题首先来自样本选择。与传统留一法工具变量相比，Heckman</w:t>
       </w:r>
       <w:r>
         <w:rPr>
@@ -18510,7 +18423,7 @@
           <w:b w:val="0"/>
           <w:sz w:val="21"/>
         </w:rPr>
-        <w:t xml:space="preserve">两步法更贴近当前研究问题：第一步刻画“哪些公司年度更容易进入上一年正补助样本”，第二步将逆米尔斯比率纳入公司固定效应和年份固定效应回归，检验主回归中的正向系数是否主要由选择偏差驱动。对应估计见表4-6。</w:t>
+        <w:t xml:space="preserve">两步法更贴近当前研究问题：第一步刻画“哪些公司年度更容易进入上一年正补助样本”，第二步将逆米尔斯比率纳入公司固定效应和年份固定效应回归，检验基准回归中的正向系数是否主要由选择偏差驱动。对应估计见表4-6。</w:t>
       </w:r>
     </w:p>
     <w:p>
@@ -18541,7 +18454,7 @@
           <w:b/>
           <w:sz w:val="18"/>
         </w:rPr>
-        <w:t xml:space="preserve">两步法结果（主回归口径）</w:t>
+        <w:t xml:space="preserve">两步法结果（基准回归口径）</w:t>
       </w:r>
     </w:p>
     <w:tbl>
@@ -18925,11 +18838,11 @@
           <w:b w:val="0"/>
           <w:sz w:val="21"/>
         </w:rPr>
-        <w:t xml:space="preserve">的系数仍为0.0093，并在1%的统计意义上显著。这意味着表4-5中的正向估计不宜简单归因于“谁更容易进入正补助样本”这一选择机制。与此同时，围绕同城、同行业以及精炼双工具变量所做的统一重跑表明，传统留一法工具变量在当前主样本中的一阶段整体偏弱、二阶段方向也不稳定，因此不将其纳入正文主表。综合来看，新的主回归更适合作为经过选择偏差校正后的稳定条件相关证据来解读，而不宜把它写成已经被稳健识别的强因果效应。</w:t>
+        <w:t xml:space="preserve">的系数仍为0.0093，并在1%的统计意义上显著。这意味着表4-5中的正向估计不宜简单归因于“谁更容易进入正补助样本”这一选择机制。与此同时，围绕同城、同行业以及精炼双工具变量所做的统一重跑表明，传统留一法工具变量在当前基准样本中的一阶段整体偏弱、二阶段方向也不稳定，因此不将其纳入正文主表。综合来看，新的基准回归更适合作为经过选择偏差校正后的稳定条件相关证据来解读，而不宜把它写成已经被稳健识别的强因果效应。</w:t>
       </w:r>
     </w:p>
     <w:bookmarkEnd w:id="47"/>
-    <w:bookmarkStart w:id="51" w:name="安慰剂检验与事件研究补充"/>
+    <w:bookmarkStart w:id="51" w:name="事件研究式动态检验"/>
     <w:p>
       <w:pPr>
         <w:pStyle w:val="31"/>
@@ -18951,7 +18864,7 @@
           <w:b w:val="0"/>
           <w:sz w:val="24"/>
         </w:rPr>
-        <w:t xml:space="preserve">安慰剂检验与事件研究补充</w:t>
+        <w:t xml:space="preserve">事件研究式动态检验</w:t>
       </w:r>
     </w:p>
     <w:p>
@@ -18966,23 +18879,7 @@
           <w:b w:val="0"/>
           <w:sz w:val="21"/>
         </w:rPr>
-        <w:t xml:space="preserve">为了进一步从时间顺序上检查“补贴强度是否真的先于超额薪酬变化”，又补充实施了未来补贴安慰剂检验。若未来补贴也能显著解释当前</w:t>
-      </w:r>
-      <w:r>
-        <w:rPr>
-          <w:rFonts w:ascii="Times New Roman" w:hAnsi="Times New Roman" w:eastAsia="宋体"/>
-          <w:b w:val="0"/>
-          <w:sz w:val="21"/>
-        </w:rPr>
-        <w:t xml:space="preserve"> </w:t>
-      </w:r>
-      <w:r>
-        <w:rPr>
-          <w:rFonts w:hint="eastAsia" w:ascii="Times New Roman" w:hAnsi="Times New Roman" w:eastAsia="宋体"/>
-          <w:b w:val="0"/>
-          <w:sz w:val="21"/>
-        </w:rPr>
-        <w:t xml:space="preserve">Overpay，就说明现有设定下仍存在前瞻性选择、补贴持续性或时变遗漏因素。围绕新的主回归口径，安慰剂检验使用的是未来一期和未来两期正补助对数。与旧稿不同，事件研究不再承担正文主识别功能，只保留为补充动态观察，因此这里重点报告与新主回归直接对应的安慰剂结果。</w:t>
+        <w:t xml:space="preserve">为进一步从动态角度检验补贴强度抬升是否先于超额薪酬变化，本文围绕“上一年补助金额首次进入正补助样本上四分位区间”构造事件研究。该设定与基准回归的滞后一期补贴口径保持一致：以滞后一期补助金额首次达到高补贴阈值的年份作为事件年，并考察事件发生前后超额薪酬的动态变化。当前阈值对应正补助样本的上四分位数，约为3,497.88万元；识别到的处理企业为2,237家，纳入动态检验的样本量为43,417条。</w:t>
       </w:r>
     </w:p>
     <w:p>
@@ -18997,39 +18894,23 @@
           <w:b w:val="0"/>
           <w:sz w:val="21"/>
         </w:rPr>
-        <w:t xml:space="preserve">安慰剂检验显示，在“公司固定效应</w:t>
-      </w:r>
-      <w:r>
-        <w:rPr>
-          <w:rFonts w:ascii="Times New Roman" w:hAnsi="Times New Roman" w:eastAsia="宋体"/>
-          <w:b w:val="0"/>
-          <w:sz w:val="21"/>
-        </w:rPr>
-        <w:t xml:space="preserve"> + </w:t>
-      </w:r>
-      <w:r>
-        <w:rPr>
-          <w:rFonts w:hint="eastAsia" w:ascii="Times New Roman" w:hAnsi="Times New Roman" w:eastAsia="宋体"/>
-          <w:b w:val="0"/>
-          <w:sz w:val="21"/>
-        </w:rPr>
-        <w:t xml:space="preserve">年份固定效应”的基准设定下，未来一期和未来两期正补助的系数分别为0.0152（p</w:t>
-      </w:r>
-      <w:r>
-        <w:rPr>
-          <w:rFonts w:ascii="Times New Roman" w:hAnsi="Times New Roman" w:eastAsia="宋体"/>
-          <w:b w:val="0"/>
-          <w:sz w:val="21"/>
-        </w:rPr>
-        <w:t xml:space="preserve"> &lt; </w:t>
-      </w:r>
-      <w:r>
-        <w:rPr>
-          <w:rFonts w:hint="eastAsia" w:ascii="Times New Roman" w:hAnsi="Times New Roman" w:eastAsia="宋体"/>
-          <w:b w:val="0"/>
-          <w:sz w:val="21"/>
-        </w:rPr>
-        <w:t xml:space="preserve">0.001）和0.0108（p</w:t>
+        <w:t xml:space="preserve">联合检验结果显示，事件发生前两期和前三期的系数并不显著，前趋势联合检验的</w:t>
+      </w:r>
+      <w:r>
+        <w:rPr>
+          <w:rFonts w:ascii="Times New Roman" w:hAnsi="Times New Roman" w:eastAsia="宋体"/>
+          <w:b w:val="0"/>
+          <w:sz w:val="21"/>
+        </w:rPr>
+        <w:t xml:space="preserve"> p </w:t>
+      </w:r>
+      <w:r>
+        <w:rPr>
+          <w:rFonts w:hint="eastAsia" w:ascii="Times New Roman" w:hAnsi="Times New Roman" w:eastAsia="宋体"/>
+          <w:b w:val="0"/>
+          <w:sz w:val="21"/>
+        </w:rPr>
+        <w:t xml:space="preserve">值为0.669，说明在进入高补贴状态之前，处理组与对照组并未表现出系统性差异。与之相对，事件当期及随后1至3期的系数分别为0.0235（p</w:t>
       </w:r>
       <w:r>
         <w:rPr>
@@ -19045,39 +18926,7 @@
           <w:b w:val="0"/>
           <w:sz w:val="21"/>
         </w:rPr>
-        <w:t xml:space="preserve">0.004），均显著为正。进一步把固定效应改为“公司固定效应</w:t>
-      </w:r>
-      <w:r>
-        <w:rPr>
-          <w:rFonts w:ascii="Times New Roman" w:hAnsi="Times New Roman" w:eastAsia="宋体"/>
-          <w:b w:val="0"/>
-          <w:sz w:val="21"/>
-        </w:rPr>
-        <w:t xml:space="preserve"> + </w:t>
-      </w:r>
-      <w:r>
-        <w:rPr>
-          <w:rFonts w:hint="eastAsia" w:ascii="Times New Roman" w:hAnsi="Times New Roman" w:eastAsia="宋体"/>
-          <w:b w:val="0"/>
-          <w:sz w:val="21"/>
-        </w:rPr>
-        <w:t xml:space="preserve">行业×年份固定效应”后，两项安慰剂系数仍分别为0.0140（p</w:t>
-      </w:r>
-      <w:r>
-        <w:rPr>
-          <w:rFonts w:ascii="Times New Roman" w:hAnsi="Times New Roman" w:eastAsia="宋体"/>
-          <w:b w:val="0"/>
-          <w:sz w:val="21"/>
-        </w:rPr>
-        <w:t xml:space="preserve"> &lt; </w:t>
-      </w:r>
-      <w:r>
-        <w:rPr>
-          <w:rFonts w:hint="eastAsia" w:ascii="Times New Roman" w:hAnsi="Times New Roman" w:eastAsia="宋体"/>
-          <w:b w:val="0"/>
-          <w:sz w:val="21"/>
-        </w:rPr>
-        <w:t xml:space="preserve">0.001）和0.0093（p</w:t>
+        <w:t xml:space="preserve">0.034）、0.0268（p</w:t>
       </w:r>
       <w:r>
         <w:rPr>
@@ -19093,7 +18942,55 @@
           <w:b w:val="0"/>
           <w:sz w:val="21"/>
         </w:rPr>
-        <w:t xml:space="preserve">0.011）。这意味着即使解释变量被替换成未来补贴强度，模型仍然能够显著“预测”当前超额薪酬，说明补贴持续性、前瞻性选择或尚未完全吸收的时变因素仍在发挥作用。换言之，表4-5和表4-7所呈现的正向结果更适合被理解为稳定的条件相关和动态伴随关系，而不宜上升为已经被彻底识别的强因果结论。</w:t>
+        <w:t xml:space="preserve">0.018）、0.0256（p</w:t>
+      </w:r>
+      <w:r>
+        <w:rPr>
+          <w:rFonts w:ascii="Times New Roman" w:hAnsi="Times New Roman" w:eastAsia="宋体"/>
+          <w:b w:val="0"/>
+          <w:sz w:val="21"/>
+        </w:rPr>
+        <w:t xml:space="preserve"> = </w:t>
+      </w:r>
+      <w:r>
+        <w:rPr>
+          <w:rFonts w:hint="eastAsia" w:ascii="Times New Roman" w:hAnsi="Times New Roman" w:eastAsia="宋体"/>
+          <w:b w:val="0"/>
+          <w:sz w:val="21"/>
+        </w:rPr>
+        <w:t xml:space="preserve">0.031）和0.0305（p</w:t>
+      </w:r>
+      <w:r>
+        <w:rPr>
+          <w:rFonts w:ascii="Times New Roman" w:hAnsi="Times New Roman" w:eastAsia="宋体"/>
+          <w:b w:val="0"/>
+          <w:sz w:val="21"/>
+        </w:rPr>
+        <w:t xml:space="preserve"> = </w:t>
+      </w:r>
+      <w:r>
+        <w:rPr>
+          <w:rFonts w:hint="eastAsia" w:ascii="Times New Roman" w:hAnsi="Times New Roman" w:eastAsia="宋体"/>
+          <w:b w:val="0"/>
+          <w:sz w:val="21"/>
+        </w:rPr>
+        <w:t xml:space="preserve">0.007），均为正且达到常见显著性标准。这表明在补贴强度明显抬升之后，超额薪酬存在持续上行的动态响应。结合表4-6中的</w:t>
+      </w:r>
+      <w:r>
+        <w:rPr>
+          <w:rFonts w:ascii="Times New Roman" w:hAnsi="Times New Roman" w:eastAsia="宋体"/>
+          <w:b w:val="0"/>
+          <w:sz w:val="21"/>
+        </w:rPr>
+        <w:t xml:space="preserve"> Heckman </w:t>
+      </w:r>
+      <w:r>
+        <w:rPr>
+          <w:rFonts w:hint="eastAsia" w:ascii="Times New Roman" w:hAnsi="Times New Roman" w:eastAsia="宋体"/>
+          <w:b w:val="0"/>
+          <w:sz w:val="21"/>
+        </w:rPr>
+        <w:t xml:space="preserve">校正和表4-7中的更严格固定效应结果，可以认为当前基准回归并非完全由样本选择或显著预趋势所驱动；不过，这组证据仍主要用于收紧识别边界，而不被解释为无条件的强因果估计。</w:t>
       </w:r>
     </w:p>
     <w:bookmarkEnd w:id="48"/>
@@ -19137,7 +19034,7 @@
           <w:b w:val="0"/>
           <w:sz w:val="21"/>
         </w:rPr>
-        <w:t xml:space="preserve">为验证新主回归结论在不同设定下的稳健性，从被解释变量选取、样本期区间、行业覆盖面和固定效应设定四个维度开展扰动检验，相关检验汇总于表4-7。</w:t>
+        <w:t xml:space="preserve">为验证基准回归结论在不同设定下的稳健性，从被解释变量选取、样本期区间、行业覆盖面和固定效应设定四个维度开展扰动检验，相关检验汇总于表4-7。</w:t>
       </w:r>
     </w:p>
     <w:p>
@@ -19886,7 +19783,7 @@
           <w:b w:val="0"/>
           <w:sz w:val="21"/>
         </w:rPr>
-        <w:t xml:space="preserve">分别表示在1%、5%、10%的统计意义上显著。第(1)—(3)项与主回归保持同一正补助样本口径，控制Roa、Lever、Top1以及公司和年份固定效应；第(4)项在同一正补助样本上进一步将年份固定效应收紧为行业×年份固定效应。标准误为公司层面聚类稳健标准误。</w:t>
+        <w:t xml:space="preserve">分别表示在1%、5%、10%的统计意义上显著。第(1)—(3)项与基准回归保持同一正补助样本口径，控制Roa、Lever、Top1以及公司和年份固定效应；第(4)项在同一正补助样本上进一步将年份固定效应收紧为行业×年份固定效应。标准误为公司层面聚类稳健标准误。</w:t>
       </w:r>
     </w:p>
     <w:bookmarkStart w:id="53" w:name="替换被解释变量"/>
@@ -19967,7 +19864,7 @@
           <w:b w:val="0"/>
           <w:sz w:val="21"/>
         </w:rPr>
-        <w:t xml:space="preserve">将样本期限缩至2010—2020年后，补贴系数为0.0120，并在1%的统计意义上显著为正。这说明主结果并非完全依赖样本早期年份，缩短时间窗口后，补贴强度与超额薪酬之间的正向关联仍然存在。</w:t>
+        <w:t xml:space="preserve">将样本期限缩至2010—2020年后，补贴系数为0.0120，并在1%的统计意义上显著为正。这说明基准结果并非完全依赖样本早期年份，缩短时间窗口后，补贴强度与超额薪酬之间的正向关联仍然存在。</w:t>
       </w:r>
     </w:p>
     <w:bookmarkEnd w:id="51"/>
@@ -20049,7 +19946,7 @@
           <w:b w:val="0"/>
           <w:sz w:val="21"/>
         </w:rPr>
-        <w:t xml:space="preserve">在主回归样本与变量口径保持不变的前提下，将固定效应进一步收紧为“公司固定效应</w:t>
+        <w:t xml:space="preserve">在基准回归样本与变量口径保持不变的前提下，将固定效应进一步收紧为“公司固定效应</w:t>
       </w:r>
       <w:r>
         <w:rPr>
@@ -20065,7 +19962,23 @@
           <w:b w:val="0"/>
           <w:sz w:val="21"/>
         </w:rPr>
-        <w:t xml:space="preserve">行业×年份固定效应”后，补贴系数仍为0.0082，并在5%的统计意义上显著为正。这说明新主回归中的正向关系并非单纯由行业年度景气波动带出。综合四项检验可以看到，在已获补贴企业内部的强度效应这一问题设定下，补贴系数在不同稳健性设定中均保持正向且达到常用显著性标准。据此，H1在新的主回归口径下获得较一致的经验支撑；但由于安慰剂检验仍显著，这种一致性更适合被理解为条件相关层面的稳健，而不是强因果层面的稳健。</w:t>
+        <w:t xml:space="preserve">行业×年份固定效应”后，补贴系数仍为0.0082，并在5%的统计意义上显著为正。这说明基准回归中的正向关系并非单纯由行业年度景气波动带出。综合四项检验可以看到，在已获补贴企业内部的强度效应这一问题设定下，补贴系数在不同稳健性设定中均保持正向且达到常用显著性标准。据此，H1在新的基准回归口径下获得较一致的经验支撑；结合前述</w:t>
+      </w:r>
+      <w:r>
+        <w:rPr>
+          <w:rFonts w:ascii="Times New Roman" w:hAnsi="Times New Roman" w:eastAsia="宋体"/>
+          <w:b w:val="0"/>
+          <w:sz w:val="21"/>
+        </w:rPr>
+        <w:t xml:space="preserve"> Heckman </w:t>
+      </w:r>
+      <w:r>
+        <w:rPr>
+          <w:rFonts w:hint="eastAsia" w:ascii="Times New Roman" w:hAnsi="Times New Roman" w:eastAsia="宋体"/>
+          <w:b w:val="0"/>
+          <w:sz w:val="21"/>
+        </w:rPr>
+        <w:t xml:space="preserve">校正与事件研究式动态检验，这种一致性更适合被理解为识别边界收紧后的稳健条件相关，而不是强因果层面的稳健。</w:t>
       </w:r>
     </w:p>
     <w:bookmarkEnd w:id="53"/>
@@ -20109,7 +20022,7 @@
           <w:b w:val="0"/>
           <w:sz w:val="21"/>
         </w:rPr>
-        <w:t xml:space="preserve">本节围绕表4-5的新</w:t>
+        <w:t xml:space="preserve">本节围绕表4-5的</w:t>
       </w:r>
       <w:r>
         <w:rPr>
@@ -20125,7 +20038,7 @@
           <w:b w:val="0"/>
           <w:sz w:val="21"/>
         </w:rPr>
-        <w:t xml:space="preserve">主回归结果展开补充验证。与前文中介检验不同，这里不再纳入管理层权力变量，而是直接沿用主回归的43,417个公司—年度观测，仅保留</w:t>
+        <w:t xml:space="preserve">基准回归结果展开补充验证。与前文中介检验不同，这里不再纳入管理层权力变量，而是直接沿用基准回归的43,417个公司—年度观测，仅保留</w:t>
       </w:r>
       <w:r>
         <w:rPr>
@@ -20729,7 +20642,7 @@
           <w:b w:val="0"/>
           <w:sz w:val="21"/>
         </w:rPr>
-        <w:t xml:space="preserve">主回归中所体现出的独立经济含义。换句话说，随机森林的重要性排名和计量回归中的显著系数回答的不是同一个问题。</w:t>
+        <w:t xml:space="preserve">基准回归中所体现出的独立经济含义。换句话说，随机森林的重要性排名和计量回归中的显著系数回答的不是同一个问题。</w:t>
       </w:r>
     </w:p>
     <w:p xmlns:a="http://schemas.openxmlformats.org/drawingml/2006/main" xmlns:pic="http://schemas.openxmlformats.org/drawingml/2006/picture">
@@ -21473,7 +21386,7 @@
           <w:b w:val="0"/>
           <w:sz w:val="21"/>
         </w:rPr>
-        <w:t xml:space="preserve">的边际贡献强度仍处于前列，这与其作为主回归核心解释变量的设定相一致。</w:t>
+        <w:t xml:space="preserve">的边际贡献强度仍处于前列，这与其作为基准回归核心解释变量的设定相一致。</w:t>
       </w:r>
     </w:p>
     <w:bookmarkEnd w:id="56"/>
@@ -21713,7 +21626,7 @@
           <w:b w:val="0"/>
           <w:sz w:val="21"/>
         </w:rPr>
-        <w:t xml:space="preserve">主回归中的正向系数保持一致。</w:t>
+        <w:t xml:space="preserve">基准回归中的正向系数保持一致。</w:t>
       </w:r>
     </w:p>
     <w:p xmlns:a="http://schemas.openxmlformats.org/drawingml/2006/main" xmlns:pic="http://schemas.openxmlformats.org/drawingml/2006/picture">
@@ -22022,7 +21935,7 @@
           <w:b w:val="0"/>
           <w:sz w:val="21"/>
         </w:rPr>
-        <w:t xml:space="preserve">主回归的核心变量设定保持一致。</w:t>
+        <w:t xml:space="preserve">基准回归的核心变量设定保持一致。</w:t>
       </w:r>
     </w:p>
     <w:p xmlns:a="http://schemas.openxmlformats.org/drawingml/2006/main" xmlns:pic="http://schemas.openxmlformats.org/drawingml/2006/picture">
@@ -22194,7 +22107,7 @@
           <w:b w:val="0"/>
           <w:sz w:val="21"/>
         </w:rPr>
-        <w:t xml:space="preserve">的四项检验，更稳妥的看法是：机器学习补充验证与新的主回归方向一致。它没有推翻第四章中“中介链条尚未稳健成立、因果解释仍需谨慎”的边界，但从全局预测贡献、边际贡献排序、变量保留与方向、非线性局部趋势四个角度，为财政补贴强度的正向关系提供了补充线索。</w:t>
+        <w:t xml:space="preserve">的四项检验，更稳妥的看法是：机器学习补充验证与新的基准回归方向一致。它没有推翻第四章中“中介链条尚未稳健成立、因果解释仍需谨慎”的边界，但从全局预测贡献、边际贡献排序、变量保留与方向、非线性局部趋势四个角度，为财政补贴强度的正向关系提供了补充线索。</w:t>
       </w:r>
     </w:p>
     <w:bookmarkEnd w:id="58"/>
@@ -22271,7 +22184,7 @@
           <w:b w:val="0"/>
           <w:sz w:val="21"/>
         </w:rPr>
-        <w:t xml:space="preserve">经典框架通常更强调先观察总效应，再进一步讨论中介路径。尽管新的总效应已经显著，本节仍将相关证据定位为探索性路径检验，而非严格意义上的因果中介证据，因为路径结论对权力变量的测度方式仍较敏感。</w:t>
+        <w:t xml:space="preserve">经典框架通常更强调先观察总效应，再进一步讨论中介路径。尽管新的总效应已经显著，本节仍将相关证据定位为探索性路径检验，而非严格意义上的因果中介证据，因为管理层权力指标本身仍属于经验性综合测度。</w:t>
       </w:r>
     </w:p>
     <w:bookmarkStart w:id="63" w:name="中介变量构成与测度说明"/>
@@ -22342,7 +22255,7 @@
           <w:b w:val="0"/>
           <w:sz w:val="21"/>
         </w:rPr>
-        <w:t xml:space="preserve">在测度方法上，正文主线采用因子分析法（FA）提取前两个公共因子，并在</w:t>
+        <w:t xml:space="preserve">在测度方法上，正文采用因子分析法（FA）提取前两个公共因子，并在</w:t>
       </w:r>
       <w:r>
         <w:rPr>
@@ -22374,23 +22287,7 @@
           <w:b w:val="0"/>
           <w:sz w:val="21"/>
         </w:rPr>
-        <w:t xml:space="preserve">Power；同时，以相同四个底层指标提取前两个主成分并按方差贡献率加权形成</w:t>
-      </w:r>
-      <w:r>
-        <w:rPr>
-          <w:rFonts w:ascii="Times New Roman" w:hAnsi="Times New Roman" w:eastAsia="宋体"/>
-          <w:b w:val="0"/>
-          <w:sz w:val="21"/>
-        </w:rPr>
-        <w:t xml:space="preserve"> </w:t>
-      </w:r>
-      <w:r>
-        <w:rPr>
-          <w:rFonts w:hint="eastAsia" w:ascii="Times New Roman" w:hAnsi="Times New Roman" w:eastAsia="宋体"/>
-          <w:b w:val="0"/>
-          <w:sz w:val="21"/>
-        </w:rPr>
-        <w:t xml:space="preserve">Power_PCA，仅作为测度敏感性的对照口径。</w:t>
+        <w:t xml:space="preserve">Power。旋转的作用，是让载荷结构更清晰、各因子的经济含义更容易区分；按方差贡献率加权，则是为了让解释力更高的因子在综合指数中占据更大权重，从而避免简单平均带来的信息损失。</w:t>
       </w:r>
     </w:p>
     <w:p>
@@ -22549,7 +22446,7 @@
           <w:b w:val="0"/>
           <w:sz w:val="21"/>
         </w:rPr>
-        <w:t xml:space="preserve">Dual，这表明四项指标在样本中确实呈现出一定程度的结构分化，并具有可以识别的经济含义。</w:t>
+        <w:t xml:space="preserve">Dual，这表明四项指标在样本中确实呈现出一定程度的结构分化，并具有可以识别的经济含义。需要说明的是，累计方差解释率偏低，意味着这四项治理指标共享的公共变异并不强，管理层权力更像一个经验性压缩指标，而不是统计上十分纯净的单一潜变量；这也是正文始终将其定位为机制线索而非强识别证据的重要原因。</w:t>
       </w:r>
     </w:p>
     <w:p>
@@ -22644,23 +22541,7 @@
           <w:b w:val="0"/>
           <w:sz w:val="21"/>
         </w:rPr>
-        <w:t xml:space="preserve">口径仅作为经验性综合测度使用，并在后文一并报告</w:t>
-      </w:r>
-      <w:r>
-        <w:rPr>
-          <w:rFonts w:ascii="Times New Roman" w:hAnsi="Times New Roman" w:eastAsia="宋体"/>
-          <w:b w:val="0"/>
-          <w:sz w:val="21"/>
-        </w:rPr>
-        <w:t xml:space="preserve"> PCA </w:t>
-      </w:r>
-      <w:r>
-        <w:rPr>
-          <w:rFonts w:hint="eastAsia" w:ascii="Times New Roman" w:hAnsi="Times New Roman" w:eastAsia="宋体"/>
-          <w:b w:val="0"/>
-          <w:sz w:val="21"/>
-        </w:rPr>
-        <w:t xml:space="preserve">对照结果，以避免把单一测度方式表述为统计上更优的唯一方案。</w:t>
+        <w:t xml:space="preserve">口径更适合被理解为经验性综合测度，而不是统计上十分纯净的单一潜变量。</w:t>
       </w:r>
     </w:p>
     <w:bookmarkEnd w:id="60"/>
@@ -22733,7 +22614,7 @@
           <w:b w:val="0"/>
           <w:sz w:val="21"/>
         </w:rPr>
-        <w:t xml:space="preserve">与滞后一期正补助信息的41,186个样本，结果见表4-10。需注意，由于统一样本（41,186条）少于基准回归样本（43,417条），模型3中的总效应系数与表4-5的主回归系数略有差异，这一变化主要来自样本组成调整，而非模型设定改变。</w:t>
+        <w:t xml:space="preserve">与滞后一期正补助信息的41,186个样本，结果见表4-10。需注意，由于统一样本（41,186条）少于基准回归样本（43,417条），模型3中的总效应系数与表4-5的基准回归系数略有差异，这一变化主要来自样本组成调整，而非模型设定改变。</w:t>
       </w:r>
     </w:p>
     <w:p>
@@ -23648,175 +23529,6 @@
         <w:t xml:space="preserve">仍未获支持，只能保留为机制讨论。</w:t>
       </w:r>
     </w:p>
-    <w:p>
-      <w:pPr>
-        <w:spacing w:line="312" w:lineRule="auto" w:before="0" w:after="0"/>
-        <w:ind w:firstLine="420"/>
-        <w:jc w:val="both"/>
-      </w:pPr>
-      <w:r>
-        <w:rPr>
-          <w:rFonts w:hint="eastAsia" w:ascii="Times New Roman" w:hAnsi="Times New Roman" w:eastAsia="宋体"/>
-          <w:b w:val="0"/>
-          <w:sz w:val="21"/>
-        </w:rPr>
-        <w:t xml:space="preserve">作为测度敏感性的补充，又以相同四项底层指标提取前两个主成分构造</w:t>
-      </w:r>
-      <w:r>
-        <w:rPr>
-          <w:rFonts w:ascii="Times New Roman" w:hAnsi="Times New Roman" w:eastAsia="宋体"/>
-          <w:b w:val="0"/>
-          <w:sz w:val="21"/>
-        </w:rPr>
-        <w:t xml:space="preserve"> </w:t>
-      </w:r>
-      <w:r>
-        <w:rPr>
-          <w:rFonts w:hint="eastAsia" w:ascii="Times New Roman" w:hAnsi="Times New Roman" w:eastAsia="宋体"/>
-          <w:b w:val="0"/>
-          <w:sz w:val="21"/>
-        </w:rPr>
-        <w:t xml:space="preserve">Power_PCA。该口径下前两个主成分累计方差贡献率为68.72%，路径</w:t>
-      </w:r>
-      <w:r>
-        <w:rPr>
-          <w:rFonts w:ascii="Times New Roman" w:hAnsi="Times New Roman" w:eastAsia="宋体"/>
-          <w:b w:val="0"/>
-          <w:sz w:val="21"/>
-        </w:rPr>
-        <w:t xml:space="preserve"> </w:t>
-      </w:r>
-      <m:oMath>
-        <m:r>
-          <m:t>a</m:t>
-        </m:r>
-      </m:oMath>
-      <w:r>
-        <w:rPr>
-          <w:rFonts w:ascii="Times New Roman" w:hAnsi="Times New Roman" w:eastAsia="宋体"/>
-          <w:b w:val="0"/>
-          <w:sz w:val="21"/>
-        </w:rPr>
-        <w:t xml:space="preserve"> </w:t>
-      </w:r>
-      <w:r>
-        <w:rPr>
-          <w:rFonts w:hint="eastAsia" w:ascii="Times New Roman" w:hAnsi="Times New Roman" w:eastAsia="宋体"/>
-          <w:b w:val="0"/>
-          <w:sz w:val="21"/>
-        </w:rPr>
-        <w:t xml:space="preserve">与路径</w:t>
-      </w:r>
-      <w:r>
-        <w:rPr>
-          <w:rFonts w:ascii="Times New Roman" w:hAnsi="Times New Roman" w:eastAsia="宋体"/>
-          <w:b w:val="0"/>
-          <w:sz w:val="21"/>
-        </w:rPr>
-        <w:t xml:space="preserve"> </w:t>
-      </w:r>
-      <m:oMath>
-        <m:r>
-          <m:t>b</m:t>
-        </m:r>
-      </m:oMath>
-      <w:r>
-        <w:rPr>
-          <w:rFonts w:ascii="Times New Roman" w:hAnsi="Times New Roman" w:eastAsia="宋体"/>
-          <w:b w:val="0"/>
-          <w:sz w:val="21"/>
-        </w:rPr>
-        <w:t xml:space="preserve"> </w:t>
-      </w:r>
-      <w:r>
-        <w:rPr>
-          <w:rFonts w:hint="eastAsia" w:ascii="Times New Roman" w:hAnsi="Times New Roman" w:eastAsia="宋体"/>
-          <w:b w:val="0"/>
-          <w:sz w:val="21"/>
-        </w:rPr>
-        <w:t xml:space="preserve">均达到常见显著性标准，控制</w:t>
-      </w:r>
-      <w:r>
-        <w:rPr>
-          <w:rFonts w:ascii="Times New Roman" w:hAnsi="Times New Roman" w:eastAsia="宋体"/>
-          <w:b w:val="0"/>
-          <w:sz w:val="21"/>
-        </w:rPr>
-        <w:t xml:space="preserve"> Power_PCA </w:t>
-      </w:r>
-      <w:r>
-        <w:rPr>
-          <w:rFonts w:hint="eastAsia" w:ascii="Times New Roman" w:hAnsi="Times New Roman" w:eastAsia="宋体"/>
-          <w:b w:val="0"/>
-          <w:sz w:val="21"/>
-        </w:rPr>
-        <w:t xml:space="preserve">后补贴的直接效应仍为正且显著。这说明对</w:t>
-      </w:r>
-      <w:r>
-        <w:rPr>
-          <w:rFonts w:ascii="Times New Roman" w:hAnsi="Times New Roman" w:eastAsia="宋体"/>
-          <w:b w:val="0"/>
-          <w:sz w:val="21"/>
-        </w:rPr>
-        <w:t xml:space="preserve"> H2 </w:t>
-      </w:r>
-      <w:r>
-        <w:rPr>
-          <w:rFonts w:hint="eastAsia" w:ascii="Times New Roman" w:hAnsi="Times New Roman" w:eastAsia="宋体"/>
-          <w:b w:val="0"/>
-          <w:sz w:val="21"/>
-        </w:rPr>
-        <w:t xml:space="preserve">的判断会随着权力变量测度方式变化而明显波动：PCA</w:t>
-      </w:r>
-      <w:r>
-        <w:rPr>
-          <w:rFonts w:ascii="Times New Roman" w:hAnsi="Times New Roman" w:eastAsia="宋体"/>
-          <w:b w:val="0"/>
-          <w:sz w:val="21"/>
-        </w:rPr>
-        <w:t xml:space="preserve"> </w:t>
-      </w:r>
-      <w:r>
-        <w:rPr>
-          <w:rFonts w:hint="eastAsia" w:ascii="Times New Roman" w:hAnsi="Times New Roman" w:eastAsia="宋体"/>
-          <w:b w:val="0"/>
-          <w:sz w:val="21"/>
-        </w:rPr>
-        <w:t xml:space="preserve">口径给出的路径支撑强于</w:t>
-      </w:r>
-      <w:r>
-        <w:rPr>
-          <w:rFonts w:ascii="Times New Roman" w:hAnsi="Times New Roman" w:eastAsia="宋体"/>
-          <w:b w:val="0"/>
-          <w:sz w:val="21"/>
-        </w:rPr>
-        <w:t xml:space="preserve"> FA </w:t>
-      </w:r>
-      <w:r>
-        <w:rPr>
-          <w:rFonts w:hint="eastAsia" w:ascii="Times New Roman" w:hAnsi="Times New Roman" w:eastAsia="宋体"/>
-          <w:b w:val="0"/>
-          <w:sz w:val="21"/>
-        </w:rPr>
-        <w:t xml:space="preserve">口径，但由于正文主线采用的</w:t>
-      </w:r>
-      <w:r>
-        <w:rPr>
-          <w:rFonts w:ascii="Times New Roman" w:hAnsi="Times New Roman" w:eastAsia="宋体"/>
-          <w:b w:val="0"/>
-          <w:sz w:val="21"/>
-        </w:rPr>
-        <w:t xml:space="preserve"> FA </w:t>
-      </w:r>
-      <w:r>
-        <w:rPr>
-          <w:rFonts w:hint="eastAsia" w:ascii="Times New Roman" w:hAnsi="Times New Roman" w:eastAsia="宋体"/>
-          <w:b w:val="0"/>
-          <w:sz w:val="21"/>
-        </w:rPr>
-        <w:t xml:space="preserve">口径未能形成完整稳健链条，因此全文仍不把管理层权力中介写成已经被稳健证实的结论。</w:t>
-      </w:r>
-    </w:p>
     <w:bookmarkEnd w:id="61"/>
     <w:bookmarkEnd w:id="62"/>
     <w:bookmarkStart w:id="65" w:name="异质性分析"/>
@@ -23883,7 +23595,7 @@
           <w:b w:val="0"/>
           <w:sz w:val="21"/>
         </w:rPr>
-        <w:t xml:space="preserve">产权性质依据CSMAR数据库中“企业属性”字段划分，国有企业包括中央国有和地方国有，私营企业为实际控制人性质明确标记为民营的样本。由于主回归已经限定为上一年已获补贴的公司年度，分组回归的样本边界与表4-5保持一致，只是在各组内分别重复估计同一主回归模型，对应估计见表4-11。</w:t>
+        <w:t xml:space="preserve">产权性质依据CSMAR数据库中“企业属性”字段划分，国有企业包括中央国有和地方国有，私营企业为实际控制人性质明确标记为民营的样本。由于基准回归已经限定为上一年已获补贴的公司年度，分组回归的样本边界与表4-5保持一致，只是在各组内分别重复估计同一基准回归模型，对应估计见表4-11。</w:t>
       </w:r>
     </w:p>
     <w:p>
@@ -24545,7 +24257,7 @@
           <w:b w:val="0"/>
           <w:sz w:val="21"/>
         </w:rPr>
-        <w:t xml:space="preserve">分别表示在1%、5%、10%的统计意义上显著，标准误为公司层面聚类稳健标准误。产权性质分组的核心信息已经比较清楚：国有企业组的补贴强度系数虽为正，但未达到常见显著性标准；私营企业组的系数为0.0135，并在1%的统计意义上显著为正。这说明在新的主回归口径下，补贴强度与超额薪酬之间的正向关联主要集中在私营企业，而在国有企业中并未形成稳健证据。结合制度背景看，行政限薪、审计约束和组织考核机制可能削弱了补贴强度向高管超额薪酬的传导，因此产权性质差异在这里具有较强的解释力。</w:t>
+        <w:t xml:space="preserve">分别表示在1%、5%、10%的统计意义上显著，标准误为公司层面聚类稳健标准误。产权性质分组的核心信息已经比较清楚：国有企业组的补贴强度系数虽为正，但未达到常见显著性标准；私营企业组的系数为0.0135，并在1%的统计意义上显著为正。这说明在新的基准回归口径下，补贴强度与超额薪酬之间的正向关联主要集中在私营企业，而在国有企业中并未形成稳健证据。结合制度背景看，行政限薪、审计约束和组织考核机制可能削弱了补贴强度向高管超额薪酬的传导，因此产权性质差异在这里具有较强的解释力。</w:t>
       </w:r>
     </w:p>
     <w:bookmarkEnd w:id="63"/>
@@ -24586,7 +24298,7 @@
           <w:b w:val="0"/>
           <w:sz w:val="21"/>
         </w:rPr>
-        <w:t xml:space="preserve">根据行业进入壁垒、价格监管和公共事业属性，将采掘业、电力热力燃气及水的生产和供应业、交通运输仓储和邮政业、信息传输软件和信息技术服务业中的电信部分以及金融业关联行业归为管制行业，其余归为非管制行业。按此标准将样本划分为两组，并在各组内分别重复估计新的主回归模型，对应估计见表4-12。</w:t>
+        <w:t xml:space="preserve">根据行业进入壁垒、价格监管和公共事业属性，将采掘业、电力热力燃气及水的生产和供应业、交通运输仓储和邮政业、信息传输软件和信息技术服务业中的电信部分以及金融业关联行业归为管制行业，其余归为非管制行业。按此标准将样本划分为两组，并在各组内分别重复估计新的基准回归模型，对应估计见表4-12。</w:t>
       </w:r>
     </w:p>
     <w:p>
@@ -25248,7 +24960,7 @@
           <w:b w:val="0"/>
           <w:sz w:val="21"/>
         </w:rPr>
-        <w:t xml:space="preserve">分别表示在1%、5%、10%的统计意义上显著，标准误为公司层面聚类稳健标准误。行业管制分组下，非管制行业组的补贴强度系数为0.0110，并在1%的统计意义上显著为正；管制行业组系数为负但不显著。这说明新的主回归结果主要出现在非管制行业，而强监管行业中的补贴用途约束、薪酬审核或绩效考核要求，可能削弱了补贴强度向高管超额薪酬的传导。</w:t>
+        <w:t xml:space="preserve">分别表示在1%、5%、10%的统计意义上显著，标准误为公司层面聚类稳健标准误。行业管制分组下，非管制行业组的补贴强度系数为0.0110，并在1%的统计意义上显著为正；管制行业组系数为负但不显著。这说明新的基准回归结果主要出现在非管制行业，而强监管行业中的补贴用途约束、薪酬审核或绩效考核要求，可能削弱了补贴强度向高管超额薪酬的传导。</w:t>
       </w:r>
     </w:p>
     <w:bookmarkEnd w:id="64"/>
@@ -25289,7 +25001,7 @@
           <w:b w:val="0"/>
           <w:sz w:val="21"/>
         </w:rPr>
-        <w:t xml:space="preserve">在可识别央地属性的国有样本内进一步细分后，分别在央企组和地方国企组中重复估计新的主回归模型，对应估计见表4-13。</w:t>
+        <w:t xml:space="preserve">在可识别央地属性的国有样本内进一步细分后，分别在央企组和地方国企组中重复估计新的基准回归模型，对应估计见表4-13。</w:t>
       </w:r>
     </w:p>
     <w:p>
@@ -25951,7 +25663,7 @@
           <w:b w:val="0"/>
           <w:sz w:val="21"/>
         </w:rPr>
-        <w:t xml:space="preserve">分别表示在1%、5%、10%的统计意义上显著。标准误为公司层面聚类稳健标准误。央地可识别比例为76.10%。在国有企业内部进一步区分央企和地方国企后，两组的补贴强度系数都未达到统计显著标准。这说明在国有企业内部，新的主回归结果并未进一步细化为“央企显著”或“地方国企显著”的结构差异；产权差异主要停留在“国有</w:t>
+        <w:t xml:space="preserve">分别表示在1%、5%、10%的统计意义上显著。标准误为公司层面聚类稳健标准误。央地可识别比例为76.10%。在国有企业内部进一步区分央企和地方国企后，两组的补贴强度系数都未达到统计显著标准。这说明在国有企业内部，新的基准回归结果并未进一步细化为“央企显著”或“地方国企显著”的结构差异；产权差异主要停留在“国有</w:t>
       </w:r>
       <w:r>
         <w:rPr>
@@ -26048,7 +25760,7 @@
           <w:b w:val="0"/>
           <w:sz w:val="21"/>
         </w:rPr>
-        <w:t xml:space="preserve">本文以2003—2024年沪深A股上市公司（剔除金融行业及特殊处理样本）为样本，在管理者权力理论和代理理论框架下，考察财政补贴、高管超额薪酬与管理层权力之间的关系。与旧的全样本平均效应思路不同，本文将主问题重新收束为“已获得财政补贴的上市公司内部，补贴强度是否伴随更高的高管超额薪酬”。全文可以收束为五点认识。整体上，财政补贴与高管超额薪酬之间存在较一致的条件相关，但现有证据仍不足以支持无条件的强因果结论。</w:t>
+        <w:t xml:space="preserve">本文以2003—2024年沪深A股上市公司（剔除金融行业及特殊处理样本）为样本，在管理者权力理论和代理理论框架下，考察财政补贴、高管超额薪酬与管理层权力之间的关系。与旧的全样本平均效应思路不同，本文将核心问题重新收束为“已获得财政补贴的上市公司内部，补贴强度是否伴随更高的高管超额薪酬”。全文可以收束为五点认识。整体上，财政补贴与高管超额薪酬之间存在较一致的条件相关，但现有证据仍不足以支持无条件的强因果结论。</w:t>
       </w:r>
     </w:p>
     <w:p>
@@ -26180,7 +25892,7 @@
           <w:b w:val="0"/>
           <w:sz w:val="21"/>
         </w:rPr>
-        <w:t xml:space="preserve">口径相比，这一主回归主动把“是否获得补贴”和“获得补贴后的强弱差异”区分开来，因此更贴近本文真正要回答的经济问题。</w:t>
+        <w:t xml:space="preserve">口径相比，这一基准回归主动把“是否获得补贴”和“获得补贴后的强弱差异”区分开来，因此更贴近本文真正要回答的经济问题。</w:t>
       </w:r>
     </w:p>
     <w:p>
@@ -26204,7 +25916,7 @@
           <w:bCs/>
           <w:sz w:val="21"/>
         </w:rPr>
-        <w:t xml:space="preserve">新主回归在多种稳健性设定下保持正向显著，且异质性结果较为清晰。</w:t>
+        <w:t xml:space="preserve">基准回归在多种稳健性设定下保持正向显著，且异质性结果较为清晰。</w:t>
       </w:r>
       <w:r>
         <w:rPr>
@@ -26340,7 +26052,7 @@
           <w:bCs/>
           <w:sz w:val="21"/>
         </w:rPr>
-        <w:t xml:space="preserve">选择偏差校正与主回归方向一致，但未来补贴安慰剂仍提示因果解释需要保持谨慎。</w:t>
+        <w:t xml:space="preserve">选择偏差校正和事件研究式动态检验均未改变基准回归方向，但因果解释仍需保持谨慎。</w:t>
       </w:r>
       <w:r>
         <w:rPr>
@@ -26356,7 +26068,7 @@
           <w:b w:val="0"/>
           <w:sz w:val="21"/>
         </w:rPr>
-        <w:t xml:space="preserve">主回归口径下，Heckman</w:t>
+        <w:t xml:space="preserve">基准回归口径下，Heckman</w:t>
       </w:r>
       <w:r>
         <w:rPr>
@@ -26404,23 +26116,23 @@
           <w:b w:val="0"/>
           <w:sz w:val="21"/>
         </w:rPr>
-        <w:t xml:space="preserve">0.008），提示主结果不宜简单归因于样本选择。进一步看，未来一期和未来两期正补助在基准设定下分别为0.0152（p</w:t>
-      </w:r>
-      <w:r>
-        <w:rPr>
-          <w:rFonts w:ascii="Times New Roman" w:hAnsi="Times New Roman" w:eastAsia="宋体"/>
-          <w:b w:val="0"/>
-          <w:sz w:val="21"/>
-        </w:rPr>
-        <w:t xml:space="preserve"> &lt; </w:t>
-      </w:r>
-      <w:r>
-        <w:rPr>
-          <w:rFonts w:hint="eastAsia" w:ascii="Times New Roman" w:hAnsi="Times New Roman" w:eastAsia="宋体"/>
-          <w:b w:val="0"/>
-          <w:sz w:val="21"/>
-        </w:rPr>
-        <w:t xml:space="preserve">0.001）和0.0108（p</w:t>
+        <w:t xml:space="preserve">0.008），提示主结果不宜简单归因于样本选择。进一步看，事件研究中的前趋势联合检验</w:t>
+      </w:r>
+      <w:r>
+        <w:rPr>
+          <w:rFonts w:ascii="Times New Roman" w:hAnsi="Times New Roman" w:eastAsia="宋体"/>
+          <w:b w:val="0"/>
+          <w:sz w:val="21"/>
+        </w:rPr>
+        <w:t xml:space="preserve"> p </w:t>
+      </w:r>
+      <w:r>
+        <w:rPr>
+          <w:rFonts w:hint="eastAsia" w:ascii="Times New Roman" w:hAnsi="Times New Roman" w:eastAsia="宋体"/>
+          <w:b w:val="0"/>
+          <w:sz w:val="21"/>
+        </w:rPr>
+        <w:t xml:space="preserve">值为0.669，事件当期及随后1至3期的系数分别为0.0235（p</w:t>
       </w:r>
       <w:r>
         <w:rPr>
@@ -26436,7 +26148,55 @@
           <w:b w:val="0"/>
           <w:sz w:val="21"/>
         </w:rPr>
-        <w:t xml:space="preserve">0.004），在行业×年份固定效应下仍保持显著。这说明补贴持续性、前瞻性选择和时变遗漏因素尚未被彻底切断，因此不能把表4-5的正向结果直接解释为强因果效应。</w:t>
+        <w:t xml:space="preserve">0.034）、0.0268（p</w:t>
+      </w:r>
+      <w:r>
+        <w:rPr>
+          <w:rFonts w:ascii="Times New Roman" w:hAnsi="Times New Roman" w:eastAsia="宋体"/>
+          <w:b w:val="0"/>
+          <w:sz w:val="21"/>
+        </w:rPr>
+        <w:t xml:space="preserve"> = </w:t>
+      </w:r>
+      <w:r>
+        <w:rPr>
+          <w:rFonts w:hint="eastAsia" w:ascii="Times New Roman" w:hAnsi="Times New Roman" w:eastAsia="宋体"/>
+          <w:b w:val="0"/>
+          <w:sz w:val="21"/>
+        </w:rPr>
+        <w:t xml:space="preserve">0.018）、0.0256（p</w:t>
+      </w:r>
+      <w:r>
+        <w:rPr>
+          <w:rFonts w:ascii="Times New Roman" w:hAnsi="Times New Roman" w:eastAsia="宋体"/>
+          <w:b w:val="0"/>
+          <w:sz w:val="21"/>
+        </w:rPr>
+        <w:t xml:space="preserve"> = </w:t>
+      </w:r>
+      <w:r>
+        <w:rPr>
+          <w:rFonts w:hint="eastAsia" w:ascii="Times New Roman" w:hAnsi="Times New Roman" w:eastAsia="宋体"/>
+          <w:b w:val="0"/>
+          <w:sz w:val="21"/>
+        </w:rPr>
+        <w:t xml:space="preserve">0.031）和0.0305（p</w:t>
+      </w:r>
+      <w:r>
+        <w:rPr>
+          <w:rFonts w:ascii="Times New Roman" w:hAnsi="Times New Roman" w:eastAsia="宋体"/>
+          <w:b w:val="0"/>
+          <w:sz w:val="21"/>
+        </w:rPr>
+        <w:t xml:space="preserve"> = </w:t>
+      </w:r>
+      <w:r>
+        <w:rPr>
+          <w:rFonts w:hint="eastAsia" w:ascii="Times New Roman" w:hAnsi="Times New Roman" w:eastAsia="宋体"/>
+          <w:b w:val="0"/>
+          <w:sz w:val="21"/>
+        </w:rPr>
+        <w:t xml:space="preserve">0.007），说明在高补贴事件发生之前未观察到显著预趋势，而事件之后超额薪酬存在持续上行的动态响应。这表明表4-5的正向结果在识别边界收紧后仍然存在，但正文仍将其解释为较稳健的条件相关，而非无条件强因果效应。</w:t>
       </w:r>
     </w:p>
     <w:p>
@@ -26741,7 +26501,7 @@
           <w:bCs/>
           <w:sz w:val="21"/>
         </w:rPr>
-        <w:t xml:space="preserve">机器学习补充验证在与主回归一致的43,417条样本上，从特征重要性、SHAP边际贡献、系数保留与方向一致性、部分依赖趋势四个角度，为新主回归提供了辅助线索。</w:t>
+        <w:t xml:space="preserve">机器学习补充验证在与基准回归一致的43,417条样本上，从特征重要性、SHAP边际贡献、系数保留与方向一致性、部分依赖趋势四个角度，为基准回归提供了辅助线索。</w:t>
       </w:r>
       <w:r>
         <w:rPr>
@@ -26853,7 +26613,7 @@
           <w:b w:val="0"/>
           <w:sz w:val="21"/>
         </w:rPr>
-        <w:t xml:space="preserve">排名第2，财政补贴的部分依赖曲线整体呈上升趋势。这表明在严格匹配主回归变量口径的前提下，财政补贴强度在预测层面的正向信息并未消失。但由于机器学习检验本质上仍属于辅助验证，而非正式识别，所以它不能替代计量回归中的显著性与因果识别结论。</w:t>
+        <w:t xml:space="preserve">排名第2，财政补贴的部分依赖曲线整体呈上升趋势。这表明在严格匹配基准回归变量口径的前提下，财政补贴强度在预测层面的正向信息并未消失。但由于机器学习检验本质上仍属于辅助验证，而非正式识别，所以它不能替代计量回归中的显著性与因果识别结论。</w:t>
       </w:r>
     </w:p>
     <w:bookmarkEnd w:id="68"/>
@@ -27034,7 +26794,7 @@
           <w:b w:val="0"/>
           <w:sz w:val="21"/>
         </w:rPr>
-        <w:t xml:space="preserve">本文借助公司固定效应、行业×年份固定效应、未来补贴安慰剂检验以及针对正补助样本的</w:t>
+        <w:t xml:space="preserve">本文借助公司固定效应、行业×年份固定效应、事件研究式动态检验以及针对正补助样本的</w:t>
       </w:r>
       <w:r>
         <w:rPr>
@@ -27050,7 +26810,7 @@
           <w:b w:val="0"/>
           <w:sz w:val="21"/>
         </w:rPr>
-        <w:t xml:space="preserve">两步法，对内生性与选择偏差问题进行了较为系统的处理。尽管如此，未来补贴安慰剂在更严格固定效应设定下仍未消失，表明前瞻性选择和时变遗漏因素尚未被彻底切断；与此同时，围绕当前主样本统一重跑的传统留一法工具变量也未能提供稳定的一阶段支撑。未来研究仍有必要结合更具外生性的政策冲击，采用双重差分（DID）、断点回归（RDD）或其他准自然实验设计，以进一步提升因果识别的严谨性。</w:t>
+        <w:t xml:space="preserve">两步法，对内生性与选择偏差问题进行了较为系统的处理。尽管如此，这些方法更多是在当前样本边界内收紧识别，而非提供完全外生的政策冲击；与此同时，围绕当前基准样本统一重跑的传统留一法工具变量也未能提供稳定的一阶段支撑。未来研究仍有必要结合更具外生性的政策冲击，采用双重差分（DID）、断点回归（RDD）或其他准自然实验设计，以进一步提升因果识别的严谨性。</w:t>
       </w:r>
     </w:p>
     <w:p>
@@ -27080,7 +26840,7 @@
           <w:b w:val="0"/>
           <w:sz w:val="21"/>
         </w:rPr>
-        <w:t xml:space="preserve">样本外验证与多源数据融合同样值得推进。机器学习部分虽然已经采用建模样本与保留样本划分，并结合按公司分组的交叉验证，但总体上仍局限于当前样本框架，年报、社会责任报告和媒体报道等文本信息的利用也相对有限，相关发现更多体现为对传统回归结论的补充验证。由于机器学习部分严格限制在与主回归一致的样本和四变量设定之内，第四章中的这组检验更适合被理解为对“已获补贴企业内部的补贴强度效应”这一主线判断的辅助证据，而不宜机械外推至全部基础样本或更宽的特征空间。未来研究可借助滚动窗口、跨市场样本和多源文本信息融合等方式，检验模型在不同阶段和不同情境下的稳健性，以便更全面地揭示财政补贴影响高管薪酬的作用机制。</w:t>
+        <w:t xml:space="preserve">样本外验证与多源数据融合同样值得推进。机器学习部分虽然已经采用建模样本与保留样本划分，并结合按公司分组的交叉验证，但总体上仍局限于当前样本框架，年报、社会责任报告和媒体报道等文本信息的利用也相对有限，相关发现更多体现为对传统回归结论的补充验证。由于机器学习部分严格限制在与基准回归一致的样本和四变量设定之内，第四章中的这组检验更适合被理解为对“已获补贴企业内部的补贴强度效应”这一主线判断的辅助证据，而不宜机械外推至全部基础样本或更宽的特征空间。未来研究可借助滚动窗口、跨市场样本和多源文本信息融合等方式，检验模型在不同阶段和不同情境下的稳健性，以便更全面地揭示财政补贴影响高管薪酬的作用机制。</w:t>
       </w:r>
     </w:p>
     <w:bookmarkEnd w:id="70"/>

--- a/thesis_final_bundle/thesis_final_humanized_v2.docx
+++ b/thesis_final_bundle/thesis_final_humanized_v2.docx
@@ -293,7 +293,9 @@
           <w:p>
             <w:pPr>
               <w:widowControl/>
-              <w:jc w:val="center"/>
+              <w:spacing w:before="0" w:after="0" w:line="312" w:lineRule="auto"/>
+              <w:ind w:firstLine="0"/>
+              <w:jc w:val="left"/>
               <w:rPr>
                 <w:rFonts w:ascii="楷体" w:eastAsia="楷体" w:hAnsi="楷体"/>
                 <w:color w:val="000000"/>
@@ -302,6 +304,15 @@
                 <w:szCs w:val="28"/>
               </w:rPr>
             </w:pPr>
+            <w:r>
+              <w:rPr>
+                <w:rFonts w:ascii="楷体" w:hAnsi="楷体" w:eastAsia="楷体"/>
+                <w:sz w:val="28"/>
+              </w:rPr>
+              <w:t>基于数据挖掘的已获财政补贴上市</w:t>
+              <w:br/>
+              <w:t>公司补贴强度与高管超额薪酬研究</w:t>
+            </w:r>
           </w:p>
         </w:tc>
       </w:tr>
@@ -1100,42 +1111,14 @@
       <w:pPr>
         <w:spacing w:line="312" w:lineRule="auto" w:before="0" w:after="0"/>
         <w:ind w:firstLine="358"/>
-        <w:jc w:val="both"/>
-      </w:pPr>
-      <w:r>
-        <w:rPr>
-          <w:rFonts w:hint="eastAsia" w:ascii="Times New Roman" w:hAnsi="Times New Roman" w:eastAsia="宋体"/>
-          <w:sz w:val="21"/>
-        </w:rPr>
-        <w:t xml:space="preserve">本文以2003—2024年沪深A股非金融上市公司为总体观察范围，将基准回归聚焦于上一年已获财政补贴的公司年度，考察补贴强度与高管超额薪酬的关系。结果显示，滞后一期正补助对数系数显著为正；在行业×年份固定效应、缩短样本期、制造业样本、Heckman校正和事件研究式动态检验下，结论方向保持一致。异质性结果表明，该关联在民营企业和非管制行业更明显。管理层权力路径仅获部分支持，机器学习检验提供预测层面的补充线索。</w:t>
-      </w:r>
-    </w:p>
-    <w:p>
-      <w:pPr>
-        <w:spacing w:line="240" w:lineRule="auto" w:before="0" w:after="0"/>
-        <w:ind w:firstLine="0"/>
-        <w:jc w:val="both"/>
-      </w:pPr>
-    </w:p>
-    <w:p>
-      <w:pPr>
-        <w:spacing w:line="312" w:lineRule="auto" w:before="0" w:after="0"/>
-        <w:ind w:left="960" w:hanging="960"/>
         <w:jc w:val="left"/>
       </w:pPr>
       <w:r>
         <w:rPr>
-          <w:rFonts w:ascii="黑体" w:hAnsi="黑体" w:eastAsia="黑体"/>
-          <w:sz w:val="21"/>
-        </w:rPr>
-        <w:t>关键词：</w:t>
-      </w:r>
-      <w:r>
-        <w:rPr>
-          <w:rFonts w:ascii="Times New Roman" w:hAnsi="Times New Roman" w:eastAsia="宋体"/>
-          <w:sz w:val="21"/>
-        </w:rPr>
-        <w:t>财政补贴，高管超额薪酬，管理层权力，中介效应，数据挖掘</w:t>
+          <w:rFonts w:hint="eastAsia" w:ascii="Times New Roman" w:hAnsi="Times New Roman" w:eastAsia="宋体"/>
+          <w:sz w:val="21"/>
+        </w:rPr>
+        <w:t xml:space="preserve">本文以2003—2024年沪深A股非金融上市公司为观察范围，将基准回归收束到上一年已获财政补贴的公司年度，考察补贴强度与高管超额薪酬的关系。结果显示，滞后一期正补助对数系数为正且显著。加入行业×年份固定效应、缩短样本期、仅保留制造业样本，并实施Heckman校正和事件研究式动态检验后，结论方向保持一致。异质性结果表明，这一关联在民营企业和非管制行业更明显。管理层权力可能参与传导，经济幅度较小。机器学习部分只提供预测层面的补充线索。</w:t>
       </w:r>
     </w:p>
     <w:p>
@@ -1144,10 +1127,77 @@
         <w:ind w:firstLine="0"/>
         <w:jc w:val="left"/>
       </w:pPr>
+      <w:r>
+        <w:rPr>
+          <w:rFonts w:ascii="Times New Roman" w:hAnsi="Times New Roman" w:eastAsia="宋体"/>
+          <w:sz w:val="21"/>
+        </w:rPr>
+      </w:r>
+    </w:p>
+    <w:p>
+      <w:pPr>
+        <w:spacing w:line="312" w:lineRule="auto" w:before="0" w:after="0"/>
+        <w:ind w:left="960" w:hanging="960"/>
+        <w:jc w:val="left"/>
+      </w:pPr>
+      <w:r>
+        <w:rPr>
+          <w:rFonts w:ascii="黑体" w:hAnsi="黑体" w:eastAsia="黑体"/>
+          <w:sz w:val="21"/>
+        </w:rPr>
+        <w:t>关键词：</w:t>
+      </w:r>
+      <w:r>
+        <w:rPr>
+          <w:rFonts w:ascii="Times New Roman" w:hAnsi="Times New Roman" w:eastAsia="宋体"/>
+          <w:sz w:val="21"/>
+        </w:rPr>
+        <w:t>财政补贴，高管超额薪酬，管理层权力，中介效应，数据挖掘</w:t>
+      </w:r>
     </w:p>
     <w:p>
       <w:pPr>
         <w:pageBreakBefore/>
+        <w:spacing w:line="240" w:lineRule="auto" w:before="0" w:after="0"/>
+        <w:ind w:firstLine="0"/>
+        <w:jc w:val="center"/>
+      </w:pPr>
+      <w:r>
+        <w:rPr>
+          <w:rFonts w:ascii="Times New Roman" w:hAnsi="Times New Roman" w:eastAsia="宋体"/>
+          <w:sz w:val="21"/>
+        </w:rPr>
+      </w:r>
+    </w:p>
+    <w:p>
+      <w:pPr>
+        <w:spacing w:line="240" w:lineRule="auto" w:before="0" w:after="0"/>
+        <w:ind w:firstLine="0"/>
+        <w:jc w:val="center"/>
+      </w:pPr>
+      <w:r>
+        <w:rPr>
+          <w:rFonts w:ascii="Times New Roman" w:hAnsi="Times New Roman" w:eastAsia="宋体"/>
+          <w:sz w:val="21"/>
+        </w:rPr>
+      </w:r>
+    </w:p>
+    <w:p>
+      <w:pPr>
+        <w:spacing w:line="240" w:lineRule="auto" w:before="0" w:after="0"/>
+        <w:ind w:firstLine="0"/>
+        <w:jc w:val="left"/>
+      </w:pPr>
+      <w:r>
+        <w:rPr>
+          <w:rFonts w:ascii="Times New Roman" w:hAnsi="Times New Roman" w:eastAsia="宋体"/>
+          <w:sz w:val="21"/>
+        </w:rPr>
+      </w:r>
+    </w:p>
+    <w:p>
+      <w:pPr>
+        <w:pageBreakBefore w:val="0"/>
         <w:spacing w:line="312" w:lineRule="auto" w:before="0" w:after="0"/>
         <w:ind w:firstLine="0"/>
         <w:jc w:val="center"/>
@@ -1158,11 +1208,52 @@
           <w:b/>
           <w:sz w:val="32"/>
         </w:rPr>
-        <w:t>RESEARCH ON SUBSIDY INTENSITY AND EXECUTIVE EXCESS</w:t>
-        <w:br/>
-        <w:t>COMPENSATION OF ALREADY SUBSIDIZED LISTED COMPANIES</w:t>
-        <w:br/>
-        <w:t>BASED ON DATA MINING</w:t>
+        <w:t>RESEARCH ON SUBSIDY INTENSITY AND</w:t>
+      </w:r>
+    </w:p>
+    <w:p>
+      <w:pPr>
+        <w:spacing w:line="312" w:lineRule="auto" w:before="0" w:after="0"/>
+        <w:ind w:firstLine="0"/>
+        <w:jc w:val="center"/>
+      </w:pPr>
+      <w:r>
+        <w:rPr>
+          <w:rFonts w:ascii="Times New Roman" w:hAnsi="Times New Roman" w:eastAsia="Times New Roman"/>
+          <w:b/>
+          <w:sz w:val="32"/>
+        </w:rPr>
+        <w:t>EXECUTIVE EXCESS COMPENSATION OF ALREADY</w:t>
+      </w:r>
+    </w:p>
+    <w:p>
+      <w:pPr>
+        <w:spacing w:line="312" w:lineRule="auto" w:before="0" w:after="0"/>
+        <w:ind w:firstLine="0"/>
+        <w:jc w:val="center"/>
+      </w:pPr>
+      <w:r>
+        <w:rPr>
+          <w:rFonts w:ascii="Times New Roman" w:hAnsi="Times New Roman" w:eastAsia="Times New Roman"/>
+          <w:b/>
+          <w:sz w:val="32"/>
+        </w:rPr>
+        <w:t>SUBSIDIZED LISTED COMPANIES BASED ON DATA</w:t>
+      </w:r>
+    </w:p>
+    <w:p>
+      <w:pPr>
+        <w:spacing w:line="312" w:lineRule="auto" w:before="0" w:after="0"/>
+        <w:ind w:firstLine="0"/>
+        <w:jc w:val="center"/>
+      </w:pPr>
+      <w:r>
+        <w:rPr>
+          <w:rFonts w:ascii="Times New Roman" w:hAnsi="Times New Roman" w:eastAsia="Times New Roman"/>
+          <w:b/>
+          <w:sz w:val="32"/>
+        </w:rPr>
+        <w:t>MINING</w:t>
       </w:r>
     </w:p>
     <w:p>
@@ -1171,6 +1262,12 @@
         <w:ind w:firstLine="0"/>
         <w:jc w:val="center"/>
       </w:pPr>
+      <w:r>
+        <w:rPr>
+          <w:rFonts w:ascii="Times New Roman" w:hAnsi="Times New Roman" w:eastAsia="宋体"/>
+          <w:sz w:val="21"/>
+        </w:rPr>
+      </w:r>
     </w:p>
     <w:p>
       <w:pPr>
@@ -1193,27 +1290,39 @@
         <w:ind w:firstLine="0"/>
         <w:jc w:val="center"/>
       </w:pPr>
+      <w:r>
+        <w:rPr>
+          <w:rFonts w:ascii="Times New Roman" w:hAnsi="Times New Roman" w:eastAsia="宋体"/>
+          <w:sz w:val="21"/>
+        </w:rPr>
+      </w:r>
     </w:p>
     <w:p>
       <w:pPr>
         <w:spacing w:line="312" w:lineRule="auto" w:before="0" w:after="0"/>
         <w:ind w:firstLine="420"/>
-        <w:jc w:val="both"/>
+        <w:jc w:val="left"/>
       </w:pPr>
       <w:r>
         <w:rPr>
           <w:rFonts w:ascii="Times New Roman" w:hAnsi="Times New Roman" w:eastAsia="Times New Roman"/>
           <w:sz w:val="21"/>
         </w:rPr>
-        <w:t xml:space="preserve">Using non-financial A-share listed firms from 2003 to 2024 as the overall observation frame, this study centers its baseline regression on firm-year observations that had already received fiscal subsidies in the previous year and examines whether subsidy intensity is positively associated with executive excess compensation. To separate the extensive margin of obtaining subsidies from the intensive margin of subsidy size, the baseline regression uses the logarithm of lagged positive subsidies as the key regressor. Under firm and year fixed effects, the coefficient on subsidy intensity is positive and statistically significant; the result remains directionally stable after adding industry-by-year fixed effects, restricting the sample to 2010-2020, focusing on manufacturing firms, applying the Heckman two-step correction, and conducting an event-study style dynamic check. Heterogeneity tests suggest that this association is more evident in private firms and non-regulated industries. The mediating role of managerial power is only partially supported. Supplementary machine-learning checks provide additional predictive evidence rather than causal proof. Overall, within already subsidized listed firms, higher subsidy intensity is positively associated with executive excess compensation, while the evidence is still interpreted cautiously.</w:t>
+        <w:t xml:space="preserve">Using non-financial A-share listed firms from 2003 to 2024 as the overall observation frame, this study centers its baseline regression on firm-year observations that had already received fiscal subsidies in the previous year and examines whether subsidy intensity is positively associated with executive excess compensation. To separate the extensive margin of obtaining subsidies from the intensive margin of subsidy size, the baseline regression uses the logarithm of lagged positive subsidies as the key regressor. Under firm and year fixed effects, the coefficient on subsidy intensity is positive and statistically significant; the result remains directionally stable after adding industry-by-year fixed effects, restricting the sample to 2010-2020, focusing on manufacturing firms, applying the Heckman two-step correction, and conducting an event-study style dynamic check. Heterogeneity tests suggest that this association is more evident in private firms and non-regulated industries. Managerial power serves as a partial mediator, though the economic magnitude of the indirect effect is small. Supplementary machine-learning checks provide additional predictive evidence rather than causal proof. Overall, within already subsidized listed firms, higher subsidy intensity is positively associated with executive excess compensation, while the evidence is still interpreted cautiously.</w:t>
       </w:r>
     </w:p>
     <w:p>
       <w:pPr>
         <w:spacing w:line="240" w:lineRule="auto" w:before="0" w:after="0"/>
         <w:ind w:firstLine="0"/>
-        <w:jc w:val="both"/>
-      </w:pPr>
+        <w:jc w:val="left"/>
+      </w:pPr>
+      <w:r>
+        <w:rPr>
+          <w:rFonts w:ascii="Times New Roman" w:hAnsi="Times New Roman" w:eastAsia="宋体"/>
+          <w:sz w:val="21"/>
+        </w:rPr>
+      </w:r>
     </w:p>
     <w:p>
       <w:pPr>
@@ -2226,7 +2335,7 @@
             <w:rStyle w:val="af"/>
             <w:noProof/>
           </w:rPr>
-          <w:t>3.4</w:t>
+          <w:t>3.5</w:t>
         </w:r>
         <w:r>
           <w:rPr>
@@ -2240,7 +2349,7 @@
             <w:rStyle w:val="af"/>
             <w:noProof/>
           </w:rPr>
-          <w:t>模型设定</w:t>
+          <w:t>机器学习方法</w:t>
         </w:r>
         <w:r>
           <w:rPr>
@@ -2288,7 +2397,7 @@
     </w:p>
     <w:p>
       <w:pPr>
-        <w:pStyle w:val="TOC2"/>
+        <w:pStyle w:val="TOC1"/>
       </w:pPr>
       <w:hyperlink w:anchor="_TocAuto0015" w:history="1">
         <w:r>
@@ -2296,7 +2405,7 @@
             <w:rStyle w:val="af"/>
             <w:noProof/>
           </w:rPr>
-          <w:t>3.5</w:t>
+          <w:t>第四章</w:t>
         </w:r>
         <w:r>
           <w:rPr>
@@ -2310,7 +2419,7 @@
             <w:rStyle w:val="af"/>
             <w:noProof/>
           </w:rPr>
-          <w:t>机器学习方法</w:t>
+          <w:t>实证分析</w:t>
         </w:r>
         <w:r>
           <w:rPr>
@@ -2358,7 +2467,7 @@
     </w:p>
     <w:p>
       <w:pPr>
-        <w:pStyle w:val="TOC1"/>
+        <w:pStyle w:val="TOC2"/>
       </w:pPr>
       <w:hyperlink w:anchor="_TocAuto0016" w:history="1">
         <w:r>
@@ -2366,7 +2475,7 @@
             <w:rStyle w:val="af"/>
             <w:noProof/>
           </w:rPr>
-          <w:t>第四章</w:t>
+          <w:t>4.1</w:t>
         </w:r>
         <w:r>
           <w:rPr>
@@ -2380,7 +2489,7 @@
             <w:rStyle w:val="af"/>
             <w:noProof/>
           </w:rPr>
-          <w:t>实证分析</w:t>
+          <w:t>描述性统计</w:t>
         </w:r>
         <w:r>
           <w:rPr>
@@ -2436,7 +2545,7 @@
             <w:rStyle w:val="af"/>
             <w:noProof/>
           </w:rPr>
-          <w:t>4.1</w:t>
+          <w:t>4.2</w:t>
         </w:r>
         <w:r>
           <w:rPr>
@@ -2450,7 +2559,7 @@
             <w:rStyle w:val="af"/>
             <w:noProof/>
           </w:rPr>
-          <w:t>描述性统计</w:t>
+          <w:t>相关性分析</w:t>
         </w:r>
         <w:r>
           <w:rPr>
@@ -2506,7 +2615,7 @@
             <w:rStyle w:val="af"/>
             <w:noProof/>
           </w:rPr>
-          <w:t>4.2</w:t>
+          <w:t>4.3</w:t>
         </w:r>
         <w:r>
           <w:rPr>
@@ -2520,7 +2629,7 @@
             <w:rStyle w:val="af"/>
             <w:noProof/>
           </w:rPr>
-          <w:t>相关性分析</w:t>
+          <w:t>基准回归分析</w:t>
         </w:r>
         <w:r>
           <w:rPr>
@@ -2576,7 +2685,7 @@
             <w:rStyle w:val="af"/>
             <w:noProof/>
           </w:rPr>
-          <w:t>4.3</w:t>
+          <w:t>4.4</w:t>
         </w:r>
         <w:r>
           <w:rPr>
@@ -2590,7 +2699,7 @@
             <w:rStyle w:val="af"/>
             <w:noProof/>
           </w:rPr>
-          <w:t>基准回归分析</w:t>
+          <w:t>内生性处理</w:t>
         </w:r>
         <w:r>
           <w:rPr>
@@ -2646,7 +2755,7 @@
             <w:rStyle w:val="af"/>
             <w:noProof/>
           </w:rPr>
-          <w:t>4.4</w:t>
+          <w:t>4.5</w:t>
         </w:r>
         <w:r>
           <w:rPr>
@@ -2660,7 +2769,7 @@
             <w:rStyle w:val="af"/>
             <w:noProof/>
           </w:rPr>
-          <w:t>内生性处理</w:t>
+          <w:t>稳健性检验</w:t>
         </w:r>
         <w:r>
           <w:rPr>
@@ -2716,7 +2825,7 @@
             <w:rStyle w:val="af"/>
             <w:noProof/>
           </w:rPr>
-          <w:t>4.5</w:t>
+          <w:t>4.6</w:t>
         </w:r>
         <w:r>
           <w:rPr>
@@ -2730,7 +2839,7 @@
             <w:rStyle w:val="af"/>
             <w:noProof/>
           </w:rPr>
-          <w:t>稳健性检验</w:t>
+          <w:t>基于机器学习方法的补充验证</w:t>
         </w:r>
         <w:r>
           <w:rPr>
@@ -2786,7 +2895,7 @@
             <w:rStyle w:val="af"/>
             <w:noProof/>
           </w:rPr>
-          <w:t>4.6</w:t>
+          <w:t>4.7</w:t>
         </w:r>
         <w:r>
           <w:rPr>
@@ -2800,7 +2909,7 @@
             <w:rStyle w:val="af"/>
             <w:noProof/>
           </w:rPr>
-          <w:t>基于机器学习方法的补充验证</w:t>
+          <w:t>中介效应分析</w:t>
         </w:r>
         <w:r>
           <w:rPr>
@@ -2856,7 +2965,7 @@
             <w:rStyle w:val="af"/>
             <w:noProof/>
           </w:rPr>
-          <w:t>4.7</w:t>
+          <w:t>4.8</w:t>
         </w:r>
         <w:r>
           <w:rPr>
@@ -2870,7 +2979,7 @@
             <w:rStyle w:val="af"/>
             <w:noProof/>
           </w:rPr>
-          <w:t>中介效应分析</w:t>
+          <w:t>异质性分析</w:t>
         </w:r>
         <w:r>
           <w:rPr>
@@ -2918,7 +3027,7 @@
     </w:p>
     <w:p>
       <w:pPr>
-        <w:pStyle w:val="TOC2"/>
+        <w:pStyle w:val="TOC1"/>
       </w:pPr>
       <w:hyperlink w:anchor="_TocAuto0024" w:history="1">
         <w:r>
@@ -2926,7 +3035,7 @@
             <w:rStyle w:val="af"/>
             <w:noProof/>
           </w:rPr>
-          <w:t>4.8</w:t>
+          <w:t>第五章</w:t>
         </w:r>
         <w:r>
           <w:rPr>
@@ -2940,7 +3049,7 @@
             <w:rStyle w:val="af"/>
             <w:noProof/>
           </w:rPr>
-          <w:t>异质性分析</w:t>
+          <w:t>结论</w:t>
         </w:r>
         <w:r>
           <w:rPr>
@@ -2988,7 +3097,7 @@
     </w:p>
     <w:p>
       <w:pPr>
-        <w:pStyle w:val="TOC1"/>
+        <w:pStyle w:val="TOC2"/>
       </w:pPr>
       <w:hyperlink w:anchor="_TocAuto0025" w:history="1">
         <w:r>
@@ -2996,7 +3105,7 @@
             <w:rStyle w:val="af"/>
             <w:noProof/>
           </w:rPr>
-          <w:t>第五章</w:t>
+          <w:t>5.1</w:t>
         </w:r>
         <w:r>
           <w:rPr>
@@ -3010,7 +3119,7 @@
             <w:rStyle w:val="af"/>
             <w:noProof/>
           </w:rPr>
-          <w:t>结论</w:t>
+          <w:t>研究结论</w:t>
         </w:r>
         <w:r>
           <w:rPr>
@@ -3066,7 +3175,7 @@
             <w:rStyle w:val="af"/>
             <w:noProof/>
           </w:rPr>
-          <w:t>5.1</w:t>
+          <w:t>5.2</w:t>
         </w:r>
         <w:r>
           <w:rPr>
@@ -3080,7 +3189,7 @@
             <w:rStyle w:val="af"/>
             <w:noProof/>
           </w:rPr>
-          <w:t>研究结论</w:t>
+          <w:t>政策建议</w:t>
         </w:r>
         <w:r>
           <w:rPr>
@@ -3136,7 +3245,7 @@
             <w:rStyle w:val="af"/>
             <w:noProof/>
           </w:rPr>
-          <w:t>5.2</w:t>
+          <w:t>5.3</w:t>
         </w:r>
         <w:r>
           <w:rPr>
@@ -3150,7 +3259,7 @@
             <w:rStyle w:val="af"/>
             <w:noProof/>
           </w:rPr>
-          <w:t>政策建议</w:t>
+          <w:t>研究局限与展望</w:t>
         </w:r>
         <w:r>
           <w:rPr>
@@ -3198,7 +3307,7 @@
     </w:p>
     <w:p>
       <w:pPr>
-        <w:pStyle w:val="TOC2"/>
+        <w:pStyle w:val="TOC1"/>
       </w:pPr>
       <w:hyperlink w:anchor="_TocAuto0028" w:history="1">
         <w:r>
@@ -3206,21 +3315,7 @@
             <w:rStyle w:val="af"/>
             <w:noProof/>
           </w:rPr>
-          <w:t>5.3</w:t>
-        </w:r>
-        <w:r>
-          <w:rPr>
-            <w:rStyle w:val="af"/>
-            <w:noProof/>
-          </w:rPr>
-          <w:t xml:space="preserve"> </w:t>
-        </w:r>
-        <w:r>
-          <w:rPr>
-            <w:rStyle w:val="af"/>
-            <w:noProof/>
-          </w:rPr>
-          <w:t>研究局限与展望</w:t>
+          <w:t>参考文献</w:t>
         </w:r>
         <w:r>
           <w:rPr>
@@ -3276,7 +3371,7 @@
             <w:rStyle w:val="af"/>
             <w:noProof/>
           </w:rPr>
-          <w:t>参考文献</w:t>
+          <w:t>致谢</w:t>
         </w:r>
         <w:r>
           <w:rPr>
@@ -3324,62 +3419,6 @@
     </w:p>
     <w:p>
       <w:pPr>
-        <w:pStyle w:val="TOC1"/>
-      </w:pPr>
-      <w:hyperlink w:anchor="_TocAuto0030" w:history="1">
-        <w:r>
-          <w:rPr>
-            <w:rStyle w:val="af"/>
-            <w:noProof/>
-          </w:rPr>
-          <w:t>致谢</w:t>
-        </w:r>
-        <w:r>
-          <w:rPr>
-            <w:noProof/>
-            <w:webHidden/>
-          </w:rPr>
-          <w:tab/>
-        </w:r>
-        <w:r>
-          <w:rPr>
-            <w:noProof/>
-            <w:webHidden/>
-          </w:rPr>
-          <w:fldChar w:fldCharType="begin"/>
-        </w:r>
-        <w:r>
-          <w:rPr>
-            <w:noProof/>
-            <w:webHidden/>
-          </w:rPr>
-          <w:instrText xml:space="preserve"> PAGEREF _TocAuto0030 \h </w:instrText>
-        </w:r>
-        <w:r>
-          <w:rPr>
-            <w:noProof/>
-            <w:webHidden/>
-          </w:rPr>
-          <w:fldChar w:fldCharType="separate"/>
-        </w:r>
-        <w:r>
-          <w:rPr>
-            <w:noProof/>
-            <w:webHidden/>
-          </w:rPr>
-          <w:t>1</w:t>
-        </w:r>
-        <w:r>
-          <w:rPr>
-            <w:noProof/>
-            <w:webHidden/>
-          </w:rPr>
-          <w:fldChar w:fldCharType="end"/>
-        </w:r>
-      </w:hyperlink>
-    </w:p>
-    <w:p>
-      <w:pPr>
         <w:spacing w:line="312" w:lineRule="auto"/>
         <w:ind w:rightChars="12" w:right="25"/>
         <w:jc w:val="distribute"/>
@@ -3408,7 +3447,7 @@
         <w:ind w:firstLine="0"/>
         <w:jc w:val="center"/>
       </w:pPr>
-      <w:bookmarkStart w:id="75" w:name="_TocAuto0001"/>
+      <w:bookmarkStart w:id="72" w:name="_TocAuto0001"/>
       <w:r>
         <w:rPr>
           <w:rFonts w:hint="eastAsia" w:ascii="Times New Roman" w:hAnsi="Times New Roman" w:eastAsia="黑体"/>
@@ -3433,7 +3472,7 @@
         </w:rPr>
         <w:t xml:space="preserve">绪论</w:t>
       </w:r>
-      <w:bookmarkEnd w:id="75"/>
+      <w:bookmarkEnd w:id="72"/>
     </w:p>
     <w:bookmarkStart w:id="2" w:name="研究背景与问题提出"/>
     <w:p>
@@ -3443,7 +3482,7 @@
         <w:ind w:firstLine="0"/>
         <w:jc w:val="left"/>
       </w:pPr>
-      <w:bookmarkStart w:id="76" w:name="_TocAuto0002"/>
+      <w:bookmarkStart w:id="73" w:name="_TocAuto0002"/>
       <w:r>
         <w:rPr>
           <w:rFonts w:ascii="Times New Roman" w:hAnsi="Times New Roman" w:eastAsia="黑体"/>
@@ -3460,7 +3499,7 @@
         </w:rPr>
         <w:t xml:space="preserve">研究背景与问题提出</w:t>
       </w:r>
-      <w:bookmarkEnd w:id="76"/>
+      <w:bookmarkEnd w:id="73"/>
     </w:p>
     <w:p>
       <w:pPr>
@@ -3505,7 +3544,7 @@
           <w:b w:val="0"/>
           <w:sz w:val="21"/>
         </w:rPr>
-        <w:t xml:space="preserve">同一时期，上市公司高管薪酬始终是学术讨论和公共舆论的焦点。学术上，它关系激励契约设计、代理成本控制和公司治理效率；公众层面，它牵涉收入分配公平、财政资金使用效率和市场信任基础。一个日益引人关注的问题是：企业获得补贴后，高管薪酬是否会随之抬升？更深一层的担忧在于，原本服务于产业发展和公共利益的政策性资源，是否会在信息不对称和治理约束不足的条件下部分转化为管理层的私人收益。这个问题也涉及财政资源配置效率和企业内部利益分配的合理性。</w:t>
+        <w:t xml:space="preserve">同一时期，上市公司高管薪酬始终是学术讨论和公共舆论的焦点。学术上，它关系激励契约设计、代理成本控制和公司治理效率。公众层面，它牵涉收入分配公平、财政资金使用效率和市场信任基础。一个日益引人关注的问题是：企业获得补贴后，高管薪酬是否会随之抬升？更深一层的担忧在于，原本服务于产业发展和公共利益的政策性资源，是否会在信息不对称和治理约束不足的条件下部分转化为管理层的私人收益。这个问题也涉及财政资源配置效率和企业内部利益分配的合理性。</w:t>
       </w:r>
     </w:p>
     <w:p>
@@ -3563,7 +3602,7 @@
         <w:ind w:firstLine="0"/>
         <w:jc w:val="left"/>
       </w:pPr>
-      <w:bookmarkStart w:id="77" w:name="_TocAuto0003"/>
+      <w:bookmarkStart w:id="74" w:name="_TocAuto0003"/>
       <w:r>
         <w:rPr>
           <w:rFonts w:ascii="Times New Roman" w:hAnsi="Times New Roman" w:eastAsia="黑体"/>
@@ -3580,7 +3619,7 @@
         </w:rPr>
         <w:t xml:space="preserve">研究目的与研究意义</w:t>
       </w:r>
-      <w:bookmarkEnd w:id="77"/>
+      <w:bookmarkEnd w:id="74"/>
     </w:p>
     <w:p>
       <w:pPr>
@@ -3603,15 +3642,15 @@
           <w:b w:val="0"/>
           <w:sz w:val="21"/>
         </w:rPr>
-        <w:t xml:space="preserve">体现在三个方面。第一，将政府补贴这一政策变量纳入高管超额薪酬的分析框架，将“外部资源输入”与“内部权力结构”纳入同一条分析链。第二，在实证设计上主动区分“是否获得补贴”和“获得补贴后的强弱差异”，把主问题收束为已获补贴企业内部的强度效应，有助于避免把两个不同经济问题混成一条回归。第三，测量层面采用</w:t>
-      </w:r>
-      <w:r>
-        <w:rPr>
-          <w:rFonts w:ascii="Times New Roman" w:hAnsi="Times New Roman" w:eastAsia="宋体"/>
-          <w:b w:val="0"/>
-          <w:sz w:val="21"/>
-        </w:rPr>
-        <w:t xml:space="preserve"> FA </w:t>
+        <w:t xml:space="preserve">体现在以下几个层面。将政府补贴这一政策变量纳入高管超额薪酬的分析框架，将“外部资源输入”与“内部权力结构”纳入同一条分析链。实证设计上主动区分“是否获得补贴”和“获得补贴后的强弱差异”，把主问题收束为已获补贴企业内部的强度效应，有助于避免把两个不同经济问题混成一条回归。测量层面采用</w:t>
+      </w:r>
+      <w:r>
+        <w:rPr>
+          <w:rFonts w:ascii="Times New Roman" w:hAnsi="Times New Roman" w:eastAsia="宋体"/>
+          <w:b w:val="0"/>
+          <w:sz w:val="21"/>
+        </w:rPr>
+        <w:t xml:space="preserve"> PCA </w:t>
       </w:r>
       <w:r>
         <w:rPr>
@@ -3655,7 +3694,7 @@
         <w:ind w:firstLine="0"/>
         <w:jc w:val="left"/>
       </w:pPr>
-      <w:bookmarkStart w:id="78" w:name="_TocAuto0004"/>
+      <w:bookmarkStart w:id="75" w:name="_TocAuto0004"/>
       <w:r>
         <w:rPr>
           <w:rFonts w:ascii="Times New Roman" w:hAnsi="Times New Roman" w:eastAsia="黑体"/>
@@ -3672,7 +3711,7 @@
         </w:rPr>
         <w:t xml:space="preserve">国内外研究现状</w:t>
       </w:r>
-      <w:bookmarkEnd w:id="78"/>
+      <w:bookmarkEnd w:id="75"/>
     </w:p>
     <w:bookmarkStart w:id="5" w:name="高管超额薪酬的界定与测量方法"/>
     <w:p>
@@ -3801,15 +3840,15 @@
           <w:sz w:val="21"/>
           <w:vertAlign w:val="superscript"/>
         </w:rPr>
-        <w:t>[21]</w:t>
-      </w:r>
-      <w:r>
-        <w:rPr>
-          <w:rFonts w:hint="eastAsia" w:ascii="Times New Roman" w:hAnsi="Times New Roman" w:eastAsia="宋体"/>
-          <w:b w:val="0"/>
-          <w:sz w:val="21"/>
-        </w:rPr>
-        <w:t xml:space="preserve">则直接使用残差法刻画超额薪酬，二者切入点不同，但都把政府补贴纳入了解释框架，并得出补贴与高管额外收益存在正向联系的判断。吴妍（2019）</w:t>
+        <w:t>[24]</w:t>
+      </w:r>
+      <w:r>
+        <w:rPr>
+          <w:rFonts w:hint="eastAsia" w:ascii="Times New Roman" w:hAnsi="Times New Roman" w:eastAsia="宋体"/>
+          <w:b w:val="0"/>
+          <w:sz w:val="21"/>
+        </w:rPr>
+        <w:t xml:space="preserve">则直接使用残差法刻画超额薪酬，二者切入点不同，却都把政府补贴纳入了解释框架，并得到补贴与高管额外收益正向联系的结论。吴妍（2019）</w:t>
       </w:r>
       <w:r>
         <w:rPr>
@@ -3818,7 +3857,7 @@
           <w:sz w:val="21"/>
           <w:vertAlign w:val="superscript"/>
         </w:rPr>
-        <w:t>[26]</w:t>
+        <w:t>[29]</w:t>
       </w:r>
       <w:r>
         <w:rPr>
@@ -3835,15 +3874,15 @@
           <w:sz w:val="21"/>
           <w:vertAlign w:val="superscript"/>
         </w:rPr>
-        <w:t>[29]</w:t>
-      </w:r>
-      <w:r>
-        <w:rPr>
-          <w:rFonts w:hint="eastAsia" w:ascii="Times New Roman" w:hAnsi="Times New Roman" w:eastAsia="宋体"/>
-          <w:b w:val="0"/>
-          <w:sz w:val="21"/>
-        </w:rPr>
-        <w:t xml:space="preserve">等学位论文则提供了更贴近中国制度环境的变量设定和样本处理经验。它们至少说明，在中国资本市场语境下，把超额薪酬构造成一个可比较、可检验的经验变量，是行得通的。</w:t>
+        <w:t>[32]</w:t>
+      </w:r>
+      <w:r>
+        <w:rPr>
+          <w:rFonts w:hint="eastAsia" w:ascii="Times New Roman" w:hAnsi="Times New Roman" w:eastAsia="宋体"/>
+          <w:b w:val="0"/>
+          <w:sz w:val="21"/>
+        </w:rPr>
+        <w:t xml:space="preserve">等学位论文则提供了更贴近中国制度环境的变量设定和样本处理经验。这至少表明，在中国资本市场语境下，把超额薪酬构造成一个可比较、可检验的经验变量是可行的。超额薪酬的形成并不只受高管自身权力和能力影响，企业获得的外部资源，尤其是财政补贴，也会进入这一过程，下一节即转入补贴分配逻辑及其公司行为效应的讨论。</w:t>
       </w:r>
     </w:p>
     <w:bookmarkEnd w:id="2"/>
@@ -3893,7 +3932,7 @@
           <w:sz w:val="21"/>
           <w:vertAlign w:val="superscript"/>
         </w:rPr>
-        <w:t>[24]</w:t>
+        <w:t>[27]</w:t>
       </w:r>
       <w:r>
         <w:rPr>
@@ -3910,7 +3949,7 @@
           <w:sz w:val="21"/>
           <w:vertAlign w:val="superscript"/>
         </w:rPr>
-        <w:t>[23]</w:t>
+        <w:t>[26]</w:t>
       </w:r>
       <w:r>
         <w:rPr>
@@ -3942,7 +3981,7 @@
           <w:sz w:val="21"/>
           <w:vertAlign w:val="superscript"/>
         </w:rPr>
-        <w:t>[8]</w:t>
+        <w:t>[9]</w:t>
       </w:r>
       <w:r>
         <w:rPr>
@@ -3959,15 +3998,15 @@
           <w:sz w:val="21"/>
           <w:vertAlign w:val="superscript"/>
         </w:rPr>
-        <w:t>[16]</w:t>
-      </w:r>
-      <w:r>
-        <w:rPr>
-          <w:rFonts w:hint="eastAsia" w:ascii="Times New Roman" w:hAnsi="Times New Roman" w:eastAsia="宋体"/>
-          <w:b w:val="0"/>
-          <w:sz w:val="21"/>
-        </w:rPr>
-        <w:t xml:space="preserve">从披露端提供了另一条证据：部分企业会通过强化年报中的政策导向表述来提升补贴获取概率，这提示补贴的形成过程本身就嵌入了信息策略和治理差异。</w:t>
+        <w:t>[19]</w:t>
+      </w:r>
+      <w:r>
+        <w:rPr>
+          <w:rFonts w:hint="eastAsia" w:ascii="Times New Roman" w:hAnsi="Times New Roman" w:eastAsia="宋体"/>
+          <w:b w:val="0"/>
+          <w:sz w:val="21"/>
+        </w:rPr>
+        <w:t xml:space="preserve">从披露端提供了另一条证据：部分企业会通过强化年报中的政策导向表述来提升补贴获取概率，这提示补贴的形成过程本身就嵌入了信息策略和治理差异。既然补贴的获取和使用都并非中性过程，补贴进入企业后能否外溢到高管薪酬，便取决于内部治理机制的约束强度，这正是下一节的讨论重点。</w:t>
       </w:r>
     </w:p>
     <w:bookmarkEnd w:id="3"/>
@@ -4017,7 +4056,7 @@
           <w:sz w:val="21"/>
           <w:vertAlign w:val="superscript"/>
         </w:rPr>
-        <w:t>[14]</w:t>
+        <w:t>[16]</w:t>
       </w:r>
       <w:r>
         <w:rPr>
@@ -4034,7 +4073,7 @@
           <w:sz w:val="21"/>
           <w:vertAlign w:val="superscript"/>
         </w:rPr>
-        <w:t>[15]</w:t>
+        <w:t>[17]</w:t>
       </w:r>
       <w:r>
         <w:rPr>
@@ -4066,7 +4105,7 @@
           <w:sz w:val="21"/>
           <w:vertAlign w:val="superscript"/>
         </w:rPr>
-        <w:t>[18]</w:t>
+        <w:t>[21]</w:t>
       </w:r>
       <w:r>
         <w:rPr>
@@ -4083,7 +4122,7 @@
           <w:sz w:val="21"/>
           <w:vertAlign w:val="superscript"/>
         </w:rPr>
-        <w:t>[20]</w:t>
+        <w:t>[23]</w:t>
       </w:r>
       <w:r>
         <w:rPr>
@@ -4115,7 +4154,7 @@
           <w:sz w:val="21"/>
           <w:vertAlign w:val="superscript"/>
         </w:rPr>
-        <w:t>[25]</w:t>
+        <w:t>[28]</w:t>
       </w:r>
       <w:r>
         <w:rPr>
@@ -4132,7 +4171,7 @@
           <w:sz w:val="21"/>
           <w:vertAlign w:val="superscript"/>
         </w:rPr>
-        <w:t>[17]</w:t>
+        <w:t>[20]</w:t>
       </w:r>
       <w:r>
         <w:rPr>
@@ -4149,7 +4188,7 @@
           <w:sz w:val="21"/>
           <w:vertAlign w:val="superscript"/>
         </w:rPr>
-        <w:t>[28]</w:t>
+        <w:t>[31]</w:t>
       </w:r>
       <w:r>
         <w:rPr>
@@ -4166,15 +4205,15 @@
           <w:sz w:val="21"/>
           <w:vertAlign w:val="superscript"/>
         </w:rPr>
-        <w:t>[27]</w:t>
-      </w:r>
-      <w:r>
-        <w:rPr>
-          <w:rFonts w:hint="eastAsia" w:ascii="Times New Roman" w:hAnsi="Times New Roman" w:eastAsia="宋体"/>
-          <w:b w:val="0"/>
-          <w:sz w:val="21"/>
-        </w:rPr>
-        <w:t xml:space="preserve">分别从内部控制、薪酬公平和管理层语调角度进一步补充了这一判断：补贴、治理与薪酬的联系需要在信息透明度和监督强度的差异中理解。</w:t>
+        <w:t>[30]</w:t>
+      </w:r>
+      <w:r>
+        <w:rPr>
+          <w:rFonts w:hint="eastAsia" w:ascii="Times New Roman" w:hAnsi="Times New Roman" w:eastAsia="宋体"/>
+          <w:b w:val="0"/>
+          <w:sz w:val="21"/>
+        </w:rPr>
+        <w:t xml:space="preserve">分别从内部控制、薪酬公平和管理层语调角度进一步补充了这一判断：补贴、治理与薪酬的联系需要在信息透明度和监督强度的差异中理解。上述文献主要依赖线性计量框架，而补贴与薪酬之间可能存在的非线性关系和交互结构，则需要借助机器学习方法加以补充观察。</w:t>
       </w:r>
     </w:p>
     <w:bookmarkEnd w:id="4"/>
@@ -4224,15 +4263,47 @@
           <w:sz w:val="21"/>
           <w:vertAlign w:val="superscript"/>
         </w:rPr>
-        <w:t>[10]</w:t>
-      </w:r>
-      <w:r>
-        <w:rPr>
-          <w:rFonts w:hint="eastAsia" w:ascii="Times New Roman" w:hAnsi="Times New Roman" w:eastAsia="宋体"/>
-          <w:b w:val="0"/>
-          <w:sz w:val="21"/>
-        </w:rPr>
-        <w:t xml:space="preserve">较早将文本特征与经济后果联系起来，这意味着非结构化信息也可以进入会计研究。Perols、Bowen、Zimmermann等（2017）</w:t>
+        <w:t>[11]</w:t>
+      </w:r>
+      <w:r>
+        <w:rPr>
+          <w:rFonts w:hint="eastAsia" w:ascii="Times New Roman" w:hAnsi="Times New Roman" w:eastAsia="宋体"/>
+          <w:b w:val="0"/>
+          <w:sz w:val="21"/>
+        </w:rPr>
+        <w:t xml:space="preserve">较早将文本特征与经济后果联系起来，这意味着非结构化信息也可以进入会计研究。Gu、Kelly</w:t>
+      </w:r>
+      <w:r>
+        <w:rPr>
+          <w:rFonts w:ascii="Times New Roman" w:hAnsi="Times New Roman" w:eastAsia="宋体"/>
+          <w:b w:val="0"/>
+          <w:sz w:val="21"/>
+        </w:rPr>
+        <w:t xml:space="preserve"> </w:t>
+      </w:r>
+      <w:r>
+        <w:rPr>
+          <w:rFonts w:hint="eastAsia" w:ascii="Times New Roman" w:hAnsi="Times New Roman" w:eastAsia="宋体"/>
+          <w:b w:val="0"/>
+          <w:sz w:val="21"/>
+        </w:rPr>
+        <w:t xml:space="preserve">和</w:t>
+      </w:r>
+      <w:r>
+        <w:rPr>
+          <w:rFonts w:ascii="Times New Roman" w:hAnsi="Times New Roman" w:eastAsia="宋体"/>
+          <w:b w:val="0"/>
+          <w:sz w:val="21"/>
+        </w:rPr>
+        <w:t xml:space="preserve"> </w:t>
+      </w:r>
+      <w:r>
+        <w:rPr>
+          <w:rFonts w:hint="eastAsia" w:ascii="Times New Roman" w:hAnsi="Times New Roman" w:eastAsia="宋体"/>
+          <w:b w:val="0"/>
+          <w:sz w:val="21"/>
+        </w:rPr>
+        <w:t xml:space="preserve">Xiu（2020）</w:t>
       </w:r>
       <w:r>
         <w:rPr>
@@ -4241,7 +4312,24 @@
           <w:sz w:val="21"/>
           <w:vertAlign w:val="superscript"/>
         </w:rPr>
-        <w:t>[11]</w:t>
+        <w:t>[7]</w:t>
+      </w:r>
+      <w:r>
+        <w:rPr>
+          <w:rFonts w:hint="eastAsia" w:ascii="Times New Roman" w:hAnsi="Times New Roman" w:eastAsia="宋体"/>
+          <w:b w:val="0"/>
+          <w:sz w:val="21"/>
+        </w:rPr>
+        <w:t xml:space="preserve">在实证资产定价领域系统比较了多种机器学习方法，发现集成树和神经网络在捕捉非线性模式方面具有显著优势。Perols、Bowen、Zimmermann等（2017）</w:t>
+      </w:r>
+      <w:r>
+        <w:rPr>
+          <w:rFonts w:ascii="Times New Roman" w:hAnsi="Times New Roman" w:eastAsia="宋体"/>
+          <w:b w:val="0"/>
+          <w:sz w:val="21"/>
+          <w:vertAlign w:val="superscript"/>
+        </w:rPr>
+        <w:t>[12]</w:t>
       </w:r>
       <w:r>
         <w:rPr>
@@ -4258,7 +4346,7 @@
           <w:sz w:val="21"/>
           <w:vertAlign w:val="superscript"/>
         </w:rPr>
-        <w:t>[19]</w:t>
+        <w:t>[22]</w:t>
       </w:r>
       <w:r>
         <w:rPr>
@@ -4290,7 +4378,7 @@
           <w:sz w:val="21"/>
           <w:vertAlign w:val="superscript"/>
         </w:rPr>
-        <w:t>[22]</w:t>
+        <w:t>[25]</w:t>
       </w:r>
       <w:r>
         <w:rPr>
@@ -4307,7 +4395,7 @@
           <w:sz w:val="21"/>
           <w:vertAlign w:val="superscript"/>
         </w:rPr>
-        <w:t>[12]</w:t>
+        <w:t>[13]</w:t>
       </w:r>
       <w:r>
         <w:rPr>
@@ -4341,15 +4429,15 @@
           <w:sz w:val="21"/>
           <w:vertAlign w:val="superscript"/>
         </w:rPr>
-        <w:t>[9]</w:t>
-      </w:r>
-      <w:r>
-        <w:rPr>
-          <w:rFonts w:hint="eastAsia" w:ascii="Times New Roman" w:hAnsi="Times New Roman" w:eastAsia="宋体"/>
-          <w:b w:val="0"/>
-          <w:sz w:val="21"/>
-        </w:rPr>
-        <w:t xml:space="preserve">则将上下文语言学习与人工智能方法用于舞弊和异常识别。这些工作的启发在于：当财政补贴与超额薪酬之间可能存在区间效应、交互结构或非线性关系时，机器学习可作为补充观察工具，但不应替代基准回归的主体地位。</w:t>
+        <w:t>[10]</w:t>
+      </w:r>
+      <w:r>
+        <w:rPr>
+          <w:rFonts w:hint="eastAsia" w:ascii="Times New Roman" w:hAnsi="Times New Roman" w:eastAsia="宋体"/>
+          <w:b w:val="0"/>
+          <w:sz w:val="21"/>
+        </w:rPr>
+        <w:t xml:space="preserve">则将上下文语言学习与人工智能方法用于舞弊和异常识别。这些工作的启发在于：当财政补贴与超额薪酬之间可能存在区间效应、交互结构或非线性关系时，机器学习可作为补充观察工具，但不应替代基准回归的主体地位。综合以上四个维度的文献积累，下面对现有研究的总体贡献和仍待填补的空白进行述评。</w:t>
       </w:r>
     </w:p>
     <w:bookmarkEnd w:id="5"/>
@@ -4418,7 +4506,7 @@
         <w:ind w:firstLine="0"/>
         <w:jc w:val="left"/>
       </w:pPr>
-      <w:bookmarkStart w:id="79" w:name="_TocAuto0005"/>
+      <w:bookmarkStart w:id="76" w:name="_TocAuto0005"/>
       <w:r>
         <w:rPr>
           <w:rFonts w:ascii="Times New Roman" w:hAnsi="Times New Roman" w:eastAsia="黑体"/>
@@ -4435,7 +4523,7 @@
         </w:rPr>
         <w:t xml:space="preserve">研究方法与技术路线</w:t>
       </w:r>
-      <w:bookmarkEnd w:id="79"/>
+      <w:bookmarkEnd w:id="76"/>
     </w:p>
     <w:p>
       <w:pPr>
@@ -4512,7 +4600,90 @@
           <w:b w:val="0"/>
           <w:sz w:val="21"/>
         </w:rPr>
-        <w:t xml:space="preserve">机器学习补充验证置于第四章稳健性检验之后，并与基准回归保持相同的样本边界和核心变量口径：随机森林复核财政补贴与控制变量的相对重要性，SHAP补充解释财政补贴的边际贡献强度，Lasso检验财政补贴变量是否被保留且方向一致，XGBoost通过特征重要性与财政补贴的部分依赖图观察更灵活模型中的趋势是否与OLS一致。</w:t>
+        <w:t xml:space="preserve">机器学习补充验证置于第四章稳健性检验之后，并与基准回归保持相同的样本边界和核心变量口径。随机森林复核财政补贴与控制变量的相对重要性；SHAP补充解释财政补贴的边际贡献强度；Lasso检验财政补贴变量是否被保留且方向一致；XGBoost则通过特征重要性与财政补贴的部分依赖图，观察更灵活模型中的趋势是否与OLS一致。</w:t>
+      </w:r>
+    </w:p>
+    <w:p xmlns:a="http://schemas.openxmlformats.org/drawingml/2006/main" xmlns:pic="http://schemas.openxmlformats.org/drawingml/2006/picture">
+      <w:pPr>
+        <w:spacing w:line="240" w:lineRule="auto" w:before="0" w:after="0"/>
+        <w:ind w:firstLine="0"/>
+      </w:pPr>
+      <w:r>
+        <w:rPr>
+          <w:rFonts w:ascii="Times New Roman" w:hAnsi="Times New Roman" w:eastAsia="宋体"/>
+          <w:sz w:val="21"/>
+        </w:rPr>
+        <w:drawing>
+          <wp:inline>
+            <wp:extent cx="5753100" cy="11761456"/>
+            <wp:effectExtent b="0" l="0" r="0" t="0"/>
+            <wp:docPr descr="" title="" id="2" name="Picture"/>
+            <a:graphic>
+              <a:graphicData uri="http://schemas.openxmlformats.org/drawingml/2006/picture">
+                <pic:pic>
+                  <pic:nvPicPr>
+                    <pic:cNvPr descr="./images/fig1_1_techroute.png" id="2" name="Picture"/>
+                    <pic:cNvPicPr>
+                      <a:picLocks noChangeArrowheads="1" noChangeAspect="1"/>
+                    </pic:cNvPicPr>
+                  </pic:nvPicPr>
+                  <pic:blipFill>
+                    <a:blip r:embed="rId24"/>
+                    <a:stretch>
+                      <a:fillRect/>
+                    </a:stretch>
+                  </pic:blipFill>
+                  <pic:spPr bwMode="auto">
+                    <a:xfrm>
+                      <a:off x="0" y="0"/>
+                      <a:ext cx="5753100" cy="11761456"/>
+                    </a:xfrm>
+                    <a:prstGeom prst="rect">
+                      <a:avLst/>
+                    </a:prstGeom>
+                    <a:noFill/>
+                    <a:ln w="9525">
+                      <a:noFill/>
+                      <a:headEnd/>
+                      <a:tailEnd/>
+                    </a:ln>
+                  </pic:spPr>
+                </pic:pic>
+              </a:graphicData>
+            </a:graphic>
+          </wp:inline>
+        </w:drawing>
+      </w:r>
+    </w:p>
+    <w:p>
+      <w:pPr>
+        <w:spacing w:line="312" w:lineRule="auto" w:before="0" w:after="0"/>
+        <w:ind w:firstLine="0"/>
+        <w:jc w:val="center"/>
+      </w:pPr>
+      <w:r>
+        <w:rPr>
+          <w:rFonts w:hint="eastAsia" w:ascii="Times New Roman" w:hAnsi="Times New Roman" w:eastAsia="宋体"/>
+          <w:b/>
+          <w:sz w:val="18"/>
+        </w:rPr>
+        <w:t xml:space="preserve">图1-1</w:t>
+      </w:r>
+      <w:r>
+        <w:rPr>
+          <w:rFonts w:ascii="Times New Roman" w:hAnsi="Times New Roman" w:eastAsia="宋体"/>
+          <w:b/>
+          <w:sz w:val="18"/>
+        </w:rPr>
+        <w:t xml:space="preserve"> </w:t>
+      </w:r>
+      <w:r>
+        <w:rPr>
+          <w:rFonts w:hint="eastAsia" w:ascii="Times New Roman" w:hAnsi="Times New Roman" w:eastAsia="宋体"/>
+          <w:b/>
+          <w:sz w:val="18"/>
+        </w:rPr>
+        <w:t xml:space="preserve">技术路线图</w:t>
       </w:r>
     </w:p>
     <w:bookmarkEnd w:id="8"/>
@@ -4526,7 +4697,7 @@
         <w:ind w:firstLine="0"/>
         <w:jc w:val="center"/>
       </w:pPr>
-      <w:bookmarkStart w:id="80" w:name="_TocAuto0006"/>
+      <w:bookmarkStart w:id="77" w:name="_TocAuto0006"/>
       <w:r>
         <w:rPr>
           <w:rFonts w:hint="eastAsia" w:ascii="Times New Roman" w:hAnsi="Times New Roman" w:eastAsia="黑体"/>
@@ -4551,7 +4722,7 @@
         </w:rPr>
         <w:t xml:space="preserve">理论分析与假设</w:t>
       </w:r>
-      <w:bookmarkEnd w:id="80"/>
+      <w:bookmarkEnd w:id="77"/>
     </w:p>
     <w:bookmarkStart w:id="12" w:name="概念界定"/>
     <w:p>
@@ -4561,7 +4732,7 @@
         <w:ind w:firstLine="0"/>
         <w:jc w:val="left"/>
       </w:pPr>
-      <w:bookmarkStart w:id="81" w:name="_TocAuto0007"/>
+      <w:bookmarkStart w:id="78" w:name="_TocAuto0007"/>
       <w:r>
         <w:rPr>
           <w:rFonts w:ascii="Times New Roman" w:hAnsi="Times New Roman" w:eastAsia="黑体"/>
@@ -4578,7 +4749,7 @@
         </w:rPr>
         <w:t xml:space="preserve">概念界定</w:t>
       </w:r>
-      <w:bookmarkEnd w:id="81"/>
+      <w:bookmarkEnd w:id="78"/>
     </w:p>
     <w:bookmarkStart w:id="13" w:name="财政补贴"/>
     <w:p>
@@ -4617,7 +4788,39 @@
           <w:b w:val="0"/>
           <w:sz w:val="21"/>
         </w:rPr>
-        <w:t xml:space="preserve">财政补贴主要指政府围绕特定政策目标向企业提供的资金支持，可以表现为技术创新、节能减排等专项补助，也可体现为税收返还、政策性贷款贴息、研发费用加计扣除等形式。按现行会计准则，政府补助分为“与资产相关”和“与收益相关”两类：前者通过递延收益逐期摊销进入利润，后者在满足确认条件后一次性或分期计入当期损益。补贴的到账时间、规模和附带约束因而会直接影响企业的资源配置方式和财务报表表现。</w:t>
+        <w:t xml:space="preserve">财政补贴主要指政府围绕特定政策目标向企业提供的资金支持，可以表现为技术创新、节能减排等专项补助，也可体现为税收返还、政策性贷款贴息、研发费用加计扣除等形式。按现行会计准则，政府补助分为“与资产相关”和“与收益相关”两类：</w:t>
+      </w:r>
+      <w:r>
+        <w:rPr>
+          <w:rFonts w:hint="eastAsia" w:ascii="Times New Roman" w:hAnsi="Times New Roman" w:eastAsia="宋体"/>
+          <w:b w:val="0"/>
+          <w:sz w:val="21"/>
+        </w:rPr>
+        <w:t xml:space="preserve">“与资产相关”</w:t>
+      </w:r>
+      <w:r>
+        <w:rPr>
+          <w:rFonts w:hint="eastAsia" w:ascii="Times New Roman" w:hAnsi="Times New Roman" w:eastAsia="宋体"/>
+          <w:b w:val="0"/>
+          <w:sz w:val="21"/>
+        </w:rPr>
+        <w:t xml:space="preserve">的补助通过递延收益逐期摊销进入利润，</w:t>
+      </w:r>
+      <w:r>
+        <w:rPr>
+          <w:rFonts w:hint="eastAsia" w:ascii="Times New Roman" w:hAnsi="Times New Roman" w:eastAsia="宋体"/>
+          <w:b w:val="0"/>
+          <w:sz w:val="21"/>
+        </w:rPr>
+        <w:t xml:space="preserve">“与收益相关”</w:t>
+      </w:r>
+      <w:r>
+        <w:rPr>
+          <w:rFonts w:hint="eastAsia" w:ascii="Times New Roman" w:hAnsi="Times New Roman" w:eastAsia="宋体"/>
+          <w:b w:val="0"/>
+          <w:sz w:val="21"/>
+        </w:rPr>
+        <w:t xml:space="preserve">的补助在满足确认条件后一次性或分期计入当期损益。补贴的到账时间、规模和附带约束因而会直接影响企业的资源配置方式和财务报表表现。此外，我国财政补贴存在使用约束弱、事后监督不足特征，很容易成为管理层权力寻租渠道。</w:t>
       </w:r>
     </w:p>
     <w:p>
@@ -4632,7 +4835,7 @@
           <w:b w:val="0"/>
           <w:sz w:val="21"/>
         </w:rPr>
-        <w:t xml:space="preserve">从经济性质看，财政补贴并非企业依靠市场竞争创造的经营收入，而是带有明确政策来源的外部资源输入。对上市公司而言，它会改变利润表表现，进而影响管理层安排资源的空间。在我国制度环境下，补贴使用约束相对有限、事后跟踪并不总是充分，这使其容易成为管理层寻租的渠道。本文据此将财政补贴置于“补贴—治理—薪酬”关系链条的起点。但这种外部资源属性并不意味着补贴天然具有准自然实验意义，全文始终将其作为需要谨慎识别的解释变量来处理。</w:t>
+        <w:t xml:space="preserve">从经济性质看，财政补贴并非企业依靠市场竞争创造的经营收入，而是带有明确政策来源的外部资源输入。对上市公司而言，它会改变利润表表现，进而影响管理层安排资源的空间。在我国制度环境下，补贴使用约束相对有限、事后跟踪并不总是充分，这使其容易成为管理层寻租的渠道。本文据此将财政补贴置于“补贴—治理—薪酬”关系链条的起点。这种外部资源属性不等同于补贴具有准自然实验性质，全文始终将其作为需要谨慎识别的解释变量来处理。</w:t>
       </w:r>
     </w:p>
     <w:p>
@@ -4779,7 +4982,7 @@
           <w:b w:val="0"/>
           <w:sz w:val="21"/>
         </w:rPr>
-        <w:t xml:space="preserve">与直接使用薪酬水平、薪酬差距或薪酬—绩效敏感性等指标相比，残差法的优势在于先给出相对客观的“应得薪酬”标尺，再讨论实际薪酬偏离该标尺的程度。直接使用薪酬总额操作更简洁，但难以区分哪些差异原本就应由规模、行业和经营绩效决定；高管与员工薪酬之比能反映内部公平，但仍难将“应得”与“超得”分开；薪酬—绩效敏感性更侧重激励契约强弱，不直接回答契约是否已被管理层扭曲。综合考虑，本文最终以期望薪酬残差作为超额薪酬的经验代理变量。</w:t>
+        <w:t xml:space="preserve">与直接使用薪酬水平、薪酬差距或薪酬—绩效敏感性等指标相比，残差法的优势在于先给出相对客观的“应得薪酬”标尺，再讨论实际薪酬偏离该标尺的程度。直接使用薪酬总额操作更简洁，但难以区分哪些差异原本就应由规模、行业和经营绩效决定。高管与员工薪酬之比能反映内部公平，但仍难将“应得”与“超得”分开。薪酬—绩效敏感性更侧重激励契约强弱，不直接回答契约是否已被管理层扭曲。综合考虑，本文最终以期望薪酬残差作为超额薪酬的经验代理变量。</w:t>
       </w:r>
     </w:p>
     <w:bookmarkEnd w:id="11"/>
@@ -4853,7 +5056,7 @@
           <w:b w:val="0"/>
           <w:sz w:val="21"/>
         </w:rPr>
-        <w:t xml:space="preserve">，例如两职合一、内部董事比例和董事会规模；二是由高管持股体现的</w:t>
+        <w:t xml:space="preserve">，例如两职合一、内部董事比例和董事会规模。二是由高管持股体现的</w:t>
       </w:r>
       <w:r>
         <w:rPr>
@@ -4870,7 +5073,7 @@
           <w:b w:val="0"/>
           <w:sz w:val="21"/>
         </w:rPr>
-        <w:t xml:space="preserve">；三是由任期、声望和组织关系积累形成的</w:t>
+        <w:t xml:space="preserve">。三是由任期、声望和组织关系积累形成的</w:t>
       </w:r>
       <w:r>
         <w:rPr>
@@ -4917,7 +5120,7 @@
           <w:b w:val="0"/>
           <w:sz w:val="21"/>
         </w:rPr>
-        <w:t xml:space="preserve">需要说明的是，中国公司治理结构中党委、董事会和管理层之间的权力边界并不总是清晰，国有企业尤其如此。党政体系中的关系网络、与上级主管部门的信任程度等真正影响高管地位的因素，在公开年报中几乎无法直接量化。将“管理层权力”放到中国上市公司语境下理解，复杂性明显高于西方主流文献的标准设定。这里的处理方式保留了可操作性，但部分非正式权力渠道容易被低估，后文区分国有与民营企业的异质性检验部分也是出于这一考虑。</w:t>
+        <w:t xml:space="preserve">还要看到，中国公司治理结构中党委、董事会和管理层之间的权力边界并不总是清晰，国有企业尤其如此。党政体系中的关系网络、与上级主管部门的信任程度等真正影响高管地位的因素，在公开年报中几乎无法直接量化。把“管理层权力”放到中国上市公司语境下理解，其复杂性明显高于西方主流文献的标准设定。这里的处理方式保留了可操作性，部分非正式权力渠道仍可能被低估，后文区分国有与民营企业的异质性检验也有这层考虑。</w:t>
       </w:r>
     </w:p>
     <w:bookmarkEnd w:id="12"/>
@@ -4930,7 +5133,7 @@
         <w:ind w:firstLine="0"/>
         <w:jc w:val="left"/>
       </w:pPr>
-      <w:bookmarkStart w:id="82" w:name="_TocAuto0008"/>
+      <w:bookmarkStart w:id="79" w:name="_TocAuto0008"/>
       <w:r>
         <w:rPr>
           <w:rFonts w:ascii="Times New Roman" w:hAnsi="Times New Roman" w:eastAsia="黑体"/>
@@ -4947,7 +5150,7 @@
         </w:rPr>
         <w:t xml:space="preserve">理论基础</w:t>
       </w:r>
-      <w:bookmarkEnd w:id="82"/>
+      <w:bookmarkEnd w:id="79"/>
     </w:p>
     <w:bookmarkStart w:id="17" w:name="管理者权力理论"/>
     <w:p>
@@ -5083,7 +5286,7 @@
           <w:b w:val="0"/>
           <w:sz w:val="21"/>
         </w:rPr>
-        <w:t xml:space="preserve">这一理论的关键启发在于：财政补贴带来的不止是额外资金，它还会改变高管在企业内部的相对地位。补贴的申请、沟通、协调和使用离不开管理层深度参与，高管在资源配置中的作用因而更加突出。外部资源扩张与内部权力强化一并发生时，补贴就可能转化为薪酬谈判中的额外筹码。据此，本文不直接用薪酬规模讨论问题，而转向期望薪酬残差，尽量将“补贴改善业绩后合理抬高薪酬”与“补贴扩大权力后带来异常收益”区分开。Bu等（2019）</w:t>
+        <w:t xml:space="preserve">这一理论的关键启发在于：财政补贴带来的不止是额外资金，它还会改变高管在企业内部的相对地位。补贴的申请、沟通、协调和使用离不开管理层深度参与，高管在资源配置中的作用因而更加突出。外部资源扩张与内部权力强化一并发生时，补贴便容易转化为薪酬谈判中的额外筹码。据此，本文不直接用薪酬规模讨论问题，而转向期望薪酬残差，尽量将“补贴改善业绩后合理抬高薪酬”与“补贴扩大权力后带来异常收益”区分开。Bu等（2019）</w:t>
       </w:r>
       <w:r>
         <w:rPr>
@@ -5109,7 +5312,7 @@
           <w:sz w:val="21"/>
           <w:vertAlign w:val="superscript"/>
         </w:rPr>
-        <w:t>[14]</w:t>
+        <w:t>[16]</w:t>
       </w:r>
       <w:r>
         <w:rPr>
@@ -5183,7 +5386,7 @@
           <w:sz w:val="21"/>
           <w:vertAlign w:val="superscript"/>
         </w:rPr>
-        <w:t>[7]</w:t>
+        <w:t>[8]</w:t>
       </w:r>
       <w:r>
         <w:rPr>
@@ -5230,7 +5433,7 @@
           <w:sz w:val="21"/>
           <w:vertAlign w:val="superscript"/>
         </w:rPr>
-        <w:t>[15]</w:t>
+        <w:t>[17]</w:t>
       </w:r>
       <w:r>
         <w:rPr>
@@ -5278,6 +5481,23 @@
           <w:sz w:val="21"/>
           <w:vertAlign w:val="superscript"/>
         </w:rPr>
+        <w:t>[21]</w:t>
+      </w:r>
+      <w:r>
+        <w:rPr>
+          <w:rFonts w:hint="eastAsia" w:ascii="Times New Roman" w:hAnsi="Times New Roman" w:eastAsia="宋体"/>
+          <w:b w:val="0"/>
+          <w:sz w:val="21"/>
+        </w:rPr>
+        <w:t xml:space="preserve">关于内控质量越高、薪酬—绩效敏感性越强的发现，也支持了这种理解。方军雄（2009）</w:t>
+      </w:r>
+      <w:r>
+        <w:rPr>
+          <w:rFonts w:ascii="Times New Roman" w:hAnsi="Times New Roman" w:eastAsia="宋体"/>
+          <w:b w:val="0"/>
+          <w:sz w:val="21"/>
+          <w:vertAlign w:val="superscript"/>
+        </w:rPr>
         <w:t>[18]</w:t>
       </w:r>
       <w:r>
@@ -5286,7 +5506,7 @@
           <w:b w:val="0"/>
           <w:sz w:val="21"/>
         </w:rPr>
-        <w:t xml:space="preserve">关于内控质量越高、薪酬—绩效敏感性越强的发现，也支持了这种理解。本文采用期望薪酬残差（Overpay）而非薪酬水平，目的是先剥离“补贴带来正常绩效改善”这一层，再观察异常收益部分是否仍然存在。</w:t>
+        <w:t xml:space="preserve">进一步发现我国上市公司高管薪酬存在显著粘性，即业绩下降时薪酬调整幅度不如业绩上升时明显，这说明薪酬契约对绿效的约束本身就存在不对称性，财政补贴带来的账面收益改善更容易被纳入薪酬上调范围。本文采用期望薪酬残差（Overpay）而非薪酬水平，目的是先剥离“补贴带来正常绩效改善”这一层，再观察异常收益部分是否仍然存在。</w:t>
       </w:r>
     </w:p>
     <w:bookmarkEnd w:id="15"/>
@@ -5352,7 +5572,7 @@
           <w:sz w:val="21"/>
           <w:vertAlign w:val="superscript"/>
         </w:rPr>
-        <w:t>[13]</w:t>
+        <w:t>[14]</w:t>
       </w:r>
       <w:r>
         <w:rPr>
@@ -5390,23 +5610,67 @@
           <w:b w:val="0"/>
           <w:sz w:val="21"/>
         </w:rPr>
-        <w:t xml:space="preserve">可见，信号传递理论并不局限于单独解释补贴或薪酬，它将补贴申请、外部背书和信息复杂化几个环节串联起来。若某位高管被外界视为更擅长获取政策资源，其在经理人市场上的替代成本往往也会被抬高，这会反过来增强其在薪酬谈判中的筹码。这样一条“补贴—声誉—议价能力”的链条，与管理者权力理论强调的组织内部权力强化，其实是可以互相接上的。据此，H2</w:t>
-      </w:r>
-      <w:r>
-        <w:rPr>
-          <w:rFonts w:ascii="Times New Roman" w:hAnsi="Times New Roman" w:eastAsia="宋体"/>
-          <w:b w:val="0"/>
-          <w:sz w:val="21"/>
-        </w:rPr>
-        <w:t xml:space="preserve"> </w:t>
-      </w:r>
-      <w:r>
-        <w:rPr>
-          <w:rFonts w:hint="eastAsia" w:ascii="Times New Roman" w:hAnsi="Times New Roman" w:eastAsia="宋体"/>
-          <w:b w:val="0"/>
-          <w:sz w:val="21"/>
-        </w:rPr>
-        <w:t xml:space="preserve">在理论层面可以从内部治理视角和外部信号机制两端获得解释依据。</w:t>
+        <w:t xml:space="preserve">再往前推一步，还会看到一个更现实的难题：政府当然希望把补贴投向真正高质量的企业，但在信息不对称环境下，更会组织材料、调整表达和发送信号的管理团队，往往能够以较低成本塑造“高质量企业”的外在形象。若如此，补贴流向就未必完全由真实效率决定，而部分取决于谁更擅长生产和管理这些信号。这一点值得注意，因为信号生产能力往往与信息控制权相伴而生，而信息控制权又会回到薪酬谈判过程。李哲、王文翰和王遥（2022）</w:t>
+      </w:r>
+      <w:r>
+        <w:rPr>
+          <w:rFonts w:ascii="Times New Roman" w:hAnsi="Times New Roman" w:eastAsia="宋体"/>
+          <w:b w:val="0"/>
+          <w:sz w:val="21"/>
+          <w:vertAlign w:val="superscript"/>
+        </w:rPr>
+        <w:t>[19]</w:t>
+      </w:r>
+      <w:r>
+        <w:rPr>
+          <w:rFonts w:hint="eastAsia" w:ascii="Times New Roman" w:hAnsi="Times New Roman" w:eastAsia="宋体"/>
+          <w:b w:val="0"/>
+          <w:sz w:val="21"/>
+        </w:rPr>
+        <w:t xml:space="preserve">、王克敏等（2018）</w:t>
+      </w:r>
+      <w:r>
+        <w:rPr>
+          <w:rFonts w:ascii="Times New Roman" w:hAnsi="Times New Roman" w:eastAsia="宋体"/>
+          <w:b w:val="0"/>
+          <w:sz w:val="21"/>
+          <w:vertAlign w:val="superscript"/>
+        </w:rPr>
+        <w:t>[28]</w:t>
+      </w:r>
+      <w:r>
+        <w:rPr>
+          <w:rFonts w:hint="eastAsia" w:ascii="Times New Roman" w:hAnsi="Times New Roman" w:eastAsia="宋体"/>
+          <w:b w:val="0"/>
+          <w:sz w:val="21"/>
+        </w:rPr>
+        <w:t xml:space="preserve">分别从补贴获取和薪酬掩护两个端口提供了经验支持，也使这条逻辑链更具可讨论性。</w:t>
+      </w:r>
+    </w:p>
+    <w:bookmarkEnd w:id="16"/>
+    <w:bookmarkStart w:id="20" w:name="三种理论视角的比较与内在张力"/>
+    <w:p>
+      <w:pPr>
+        <w:pStyle w:val="31"/>
+        <w:spacing w:line="312" w:lineRule="auto" w:before="0" w:after="0"/>
+        <w:ind w:firstLine="420"/>
+        <w:jc w:val="left"/>
+      </w:pPr>
+      <w:r>
+        <w:rPr>
+          <w:rFonts w:ascii="Times New Roman" w:hAnsi="Times New Roman" w:eastAsia="宋体"/>
+          <w:b w:val="0"/>
+          <w:sz w:val="24"/>
+        </w:rPr>
+        <w:t xml:space="preserve">2.2.4 </w:t>
+      </w:r>
+      <w:r>
+        <w:rPr>
+          <w:rFonts w:hint="eastAsia" w:ascii="Times New Roman" w:hAnsi="Times New Roman" w:eastAsia="宋体"/>
+          <w:b w:val="0"/>
+          <w:sz w:val="24"/>
+        </w:rPr>
+        <w:t xml:space="preserve">三种理论视角的比较与内在张力</w:t>
       </w:r>
     </w:p>
     <w:p>
@@ -5419,69 +5683,10 @@
         <w:rPr>
           <w:rFonts w:hint="eastAsia" w:ascii="Times New Roman" w:hAnsi="Times New Roman" w:eastAsia="宋体"/>
           <w:b w:val="0"/>
-          <w:sz w:val="21"/>
-        </w:rPr>
-        <w:t xml:space="preserve">再往前推一步，还会看到一个更现实的难题：政府当然希望把补贴投向真正高质量的企业，但在信息不对称环境下，更会组织材料、调整表达和发送信号的管理团队，往往能够以较低成本塑造“高质量企业”的外在形象。若如此，补贴流向就未必完全由真实效率决定，而部分取决于谁更擅长生产和管理这些信号。这一点值得注意，因为信号生产能力往往与信息控制权相伴而生，而信息控制权又会回到薪酬谈判过程。李哲、王文翰和王遥（2022）</w:t>
-      </w:r>
-      <w:r>
-        <w:rPr>
-          <w:rFonts w:ascii="Times New Roman" w:hAnsi="Times New Roman" w:eastAsia="宋体"/>
-          <w:b w:val="0"/>
-          <w:sz w:val="21"/>
-          <w:vertAlign w:val="superscript"/>
-        </w:rPr>
-        <w:t>[16]</w:t>
-      </w:r>
-      <w:r>
-        <w:rPr>
-          <w:rFonts w:hint="eastAsia" w:ascii="Times New Roman" w:hAnsi="Times New Roman" w:eastAsia="宋体"/>
-          <w:b w:val="0"/>
-          <w:sz w:val="21"/>
-        </w:rPr>
-        <w:t xml:space="preserve">、王克敏等（2018）</w:t>
-      </w:r>
-      <w:r>
-        <w:rPr>
-          <w:rFonts w:ascii="Times New Roman" w:hAnsi="Times New Roman" w:eastAsia="宋体"/>
-          <w:b w:val="0"/>
-          <w:sz w:val="21"/>
-          <w:vertAlign w:val="superscript"/>
-        </w:rPr>
-        <w:t>[25]</w:t>
-      </w:r>
-      <w:r>
-        <w:rPr>
-          <w:rFonts w:hint="eastAsia" w:ascii="Times New Roman" w:hAnsi="Times New Roman" w:eastAsia="宋体"/>
-          <w:b w:val="0"/>
-          <w:sz w:val="21"/>
-        </w:rPr>
-        <w:t xml:space="preserve">分别从补贴获取和薪酬掩护两个端口提供了经验支持，也使这条逻辑链更具可讨论性。</w:t>
-      </w:r>
-    </w:p>
-    <w:bookmarkEnd w:id="16"/>
-    <w:bookmarkStart w:id="20" w:name="三种理论视角的比较与内在张力"/>
-    <w:p>
-      <w:pPr>
-        <w:pStyle w:val="31"/>
-        <w:spacing w:line="312" w:lineRule="auto" w:before="0" w:after="0"/>
-        <w:ind w:firstLine="420"/>
-        <w:jc w:val="left"/>
-      </w:pPr>
-      <w:r>
-        <w:rPr>
-          <w:rFonts w:ascii="Times New Roman" w:hAnsi="Times New Roman" w:eastAsia="宋体"/>
-          <w:b w:val="0"/>
-          <w:sz w:val="24"/>
-        </w:rPr>
-        <w:t xml:space="preserve">2.2.4 </w:t>
-      </w:r>
-      <w:r>
-        <w:rPr>
-          <w:rFonts w:hint="eastAsia" w:ascii="Times New Roman" w:hAnsi="Times New Roman" w:eastAsia="宋体"/>
-          <w:b w:val="0"/>
-          <w:sz w:val="24"/>
-        </w:rPr>
-        <w:t xml:space="preserve">三种理论视角的比较与内在张力</w:t>
+          <w:bCs/>
+          <w:sz w:val="21"/>
+        </w:rPr>
+        <w:t xml:space="preserve">管理者权力理论、代理理论和信号传递理论的比较</w:t>
       </w:r>
     </w:p>
     <w:p>
@@ -5496,7 +5701,7 @@
           <w:b w:val="0"/>
           <w:sz w:val="21"/>
         </w:rPr>
-        <w:t xml:space="preserve">把管理者权力理论、代理理论和信号传递理论放在一起，重点并不在让三套理论去重复解释同一个后果，关键是看它们各自负责哪一层。若简化来看，代理理论回答的是“补贴在什么条件下会被管理层截留”，管理者权力理论回答的是“这种截留依托什么内部安排发生”，信号传递理论则补充了“外部信息环境为什么会放大或压缩这一过程”。三种理论不是相互竞争的替代解释，它们分别对应条件、传导路径和情境。</w:t>
+        <w:t xml:space="preserve">管理者权力理论、代理理论和信号传递理论是理解补贴与薪酬关系的三个重要理论视角。管理者权力理论回答的是“补贴在什么条件下会被管理层截留”，代理理论回答的是“这种截留依托什么内部安排发生”，信号传递理论则补充了“外部信息环境为什么会放大或压缩这一过程”。</w:t>
       </w:r>
     </w:p>
     <w:p>
@@ -5509,9 +5714,10 @@
         <w:rPr>
           <w:rFonts w:hint="eastAsia" w:ascii="Times New Roman" w:hAnsi="Times New Roman" w:eastAsia="宋体"/>
           <w:b w:val="0"/>
-          <w:sz w:val="21"/>
-        </w:rPr>
-        <w:t xml:space="preserve">当然，这三套理论都不是专门为中国上市公司制度环境量身设计的，把它们直接照搬过来也并不稳妥。管理者权力理论常以股权相对分散为背景，而中国企业里真正重要的制衡来源很多时候是大股东或实际控制人；代理理论在国有企业里往往会面对多层委托链条，监督责任并不只发生在董事会一层；信号传递理论则默认高质量与低质量主体在发送信号上的成本差异较为稳定，但在披露监管尚不充分、地方政策竞争较强的市场环境中，这一前提未必总能成立。</w:t>
+          <w:bCs/>
+          <w:sz w:val="21"/>
+        </w:rPr>
+        <w:t xml:space="preserve">理论视角的内在张力</w:t>
       </w:r>
     </w:p>
     <w:p>
@@ -5526,31 +5732,29 @@
           <w:b w:val="0"/>
           <w:sz w:val="21"/>
         </w:rPr>
-        <w:t xml:space="preserve">就此来看，这些理论更多作为分析参照，而不是把任何一条经验结果直接解释为对某个理论本身的证实或证伪。它们共同提供的是一个更适合展开实证分析的视角组合：从资源如何进入企业，到权力如何重新分布，再到外部信息环境如何改变这一过程的可见性和强弱，都能找到对应的分析视角。</w:t>
-      </w:r>
-    </w:p>
-    <w:bookmarkEnd w:id="17"/>
-    <w:bookmarkStart w:id="21" w:name="中国制度情境下的理论延展"/>
-    <w:p>
-      <w:pPr>
-        <w:pStyle w:val="31"/>
-        <w:spacing w:line="312" w:lineRule="auto" w:before="0" w:after="0"/>
-        <w:ind w:firstLine="420"/>
-        <w:jc w:val="left"/>
-      </w:pPr>
-      <w:r>
-        <w:rPr>
-          <w:rFonts w:ascii="Times New Roman" w:hAnsi="Times New Roman" w:eastAsia="宋体"/>
-          <w:b w:val="0"/>
-          <w:sz w:val="24"/>
-        </w:rPr>
-        <w:t xml:space="preserve">2.2.5 </w:t>
-      </w:r>
-      <w:r>
-        <w:rPr>
-          <w:rFonts w:hint="eastAsia" w:ascii="Times New Roman" w:hAnsi="Times New Roman" w:eastAsia="宋体"/>
-          <w:b w:val="0"/>
-          <w:sz w:val="24"/>
+        <w:t xml:space="preserve">虽然这三个理论视角可以相互补充，但它们也存在一些内在张力。管理者权力理论常以股权相对分散为背景，而中国企业里真正重要的制衡来源很多时候是大股东或实际控制人。代理理论在国有企业里往往会面对多层委托链条，监督责任并不只发生在董事会一层。信号传递理论则默认高质量与低质量主体在发送信号上的成本差异较为稳定，但在披露监管尚不充分、地方政策竞争较强的市场环境中，这一前提未必总能成立。</w:t>
+      </w:r>
+      <w:r>
+        <w:rPr>
+          <w:rFonts w:ascii="Times New Roman" w:hAnsi="Times New Roman" w:eastAsia="宋体"/>
+          <w:b w:val="0"/>
+          <w:sz w:val="21"/>
+        </w:rPr>
+        <w:t xml:space="preserve"> </w:t>
+      </w:r>
+      <w:r>
+        <w:rPr>
+          <w:rFonts w:ascii="Times New Roman" w:hAnsi="Times New Roman" w:eastAsia="宋体"/>
+          <w:b w:val="0"/>
+          <w:sz w:val="21"/>
+        </w:rPr>
+        <w:t xml:space="preserve">### 2.2.5 </w:t>
+      </w:r>
+      <w:r>
+        <w:rPr>
+          <w:rFonts w:hint="eastAsia" w:ascii="Times New Roman" w:hAnsi="Times New Roman" w:eastAsia="宋体"/>
+          <w:b w:val="0"/>
+          <w:sz w:val="21"/>
         </w:rPr>
         <w:t xml:space="preserve">中国制度情境下的理论延展</w:t>
       </w:r>
@@ -5597,7 +5801,7 @@
           <w:b w:val="0"/>
           <w:sz w:val="21"/>
         </w:rPr>
-        <w:t xml:space="preserve">基准工具变量采用“同城市同年度其他公司平均补助”，制度逻辑就来自这种地方财政政策的共同波动；后文补充的同行业留一法和精炼双工具变量，则进一步借助行业政策倾向和省市层面的留一法波动观察补贴强度识别是否稳定。</w:t>
+        <w:t xml:space="preserve">基准工具变量采用“同城市同年度其他公司平均补助”，制度逻辑就来自这种地方财政政策的共同波动；后文补充的同行业留一法和精炼双工具变量，则进一步借助行业政策倾向和省市层面的留一法波动观察补贴强度识别是否稳定。但如后文第四章所述，这些工具变量在当前基准样本中一阶段整体偏弱，因此仅作为后台诊断而不承担正文主识别功能。</w:t>
       </w:r>
     </w:p>
     <w:p>
@@ -5628,7 +5832,7 @@
           <w:b w:val="0"/>
           <w:sz w:val="21"/>
         </w:rPr>
-        <w:t xml:space="preserve">两步法处理“谁更容易进入正补助样本”的选择偏差；二是通过事件研究式动态检验和行业×年份固定效应设定，观察补贴强度抬升前是否已存在系统性预趋势，并尽量压缩时变行业冲击。传统留一法工具变量仅作为后台诊断，若一阶段整体偏弱、二阶段方向不稳，则不作为正文识别证据。</w:t>
+        <w:t xml:space="preserve">两步法处理“谁更容易进入正补助样本”的选择偏差。二是通过事件研究式动态检验和行业×年份固定效应设定，观察补贴强度抬升前是否已存在明显的预趋势，并尽量压缩时变行业冲击。传统留一法工具变量仅作为后台诊断，若一阶段整体偏弱、二阶段方向不稳，则不作为正文识别证据。</w:t>
       </w:r>
     </w:p>
     <w:p>
@@ -5674,12 +5878,12 @@
           <w:b w:val="0"/>
           <w:sz w:val="21"/>
         </w:rPr>
-        <w:t xml:space="preserve">保持一致。第二章的理论推演，归根到底要回答两个层面的问题：补贴为何可能与超额薪酬上升相伴随，以及为什么这一关系在不同企业中强度并不相同。</w:t>
-      </w:r>
-    </w:p>
+        <w:t xml:space="preserve">保持一致。第二章的理论推演，归根到底要回答两个层面的问题：补贴为何会与超额薪酬上升相伴随，以及为什么这一关系在不同企业中强度并不相同。</w:t>
+      </w:r>
+    </w:p>
+    <w:bookmarkEnd w:id="17"/>
     <w:bookmarkEnd w:id="18"/>
-    <w:bookmarkEnd w:id="19"/>
-    <w:bookmarkStart w:id="22" w:name="研究假设"/>
+    <w:bookmarkStart w:id="21" w:name="研究假设"/>
     <w:p>
       <w:pPr>
         <w:pStyle w:val="2"/>
@@ -5687,7 +5891,7 @@
         <w:ind w:firstLine="0"/>
         <w:jc w:val="left"/>
       </w:pPr>
-      <w:bookmarkStart w:id="83" w:name="_TocAuto0009"/>
+      <w:bookmarkStart w:id="80" w:name="_TocAuto0009"/>
       <w:r>
         <w:rPr>
           <w:rFonts w:ascii="Times New Roman" w:hAnsi="Times New Roman" w:eastAsia="黑体"/>
@@ -5704,7 +5908,7 @@
         </w:rPr>
         <w:t xml:space="preserve">研究假设</w:t>
       </w:r>
-      <w:bookmarkEnd w:id="83"/>
+      <w:bookmarkEnd w:id="80"/>
     </w:p>
     <w:p>
       <w:pPr>
@@ -5757,7 +5961,7 @@
           <w:b w:val="0"/>
           <w:sz w:val="21"/>
         </w:rPr>
-        <w:t xml:space="preserve">：在已获得财政补贴的企业内部，补贴强度与高管超额薪酬预期存在正向联系。在信息不对称和薪酬约束不足的条件下，财政补贴扩大了企业可支配资源规模；如果薪酬治理机制无法对管理层的资源提取行为形成有效约束，这类外部资源可能与更高的高管超额薪酬相伴随。H1主要建立在代理理论的资源侵占逻辑之上：补贴进入企业账面之后，若激励契约没有把这部分“非经营性收益”从绩效薪酬基数中剔除，高管可能在未作出相应经营努力的情况下同步受益；同时，资源扩张也可能放松董事会在薪酬谈判中的支付约束。基于此，H1预期在已获补贴企业内部，补贴强度与高管超额薪酬之间存在正向联系，并在较严格的控制设定下仍可被观察。</w:t>
+        <w:t xml:space="preserve">：在已获得财政补贴的企业内部，补贴强度与高管超额薪酬预期存在正向联系。在信息不对称和薪酬约束不足的条件下，财政补贴扩大了企业可支配资源规模；如果薪酬治理机制无法对管理层的资源提取行为形成有效约束，这类外部资源便易于与更高的高管超额薪酬相伴随。H1主要建立在代理理论的资源侵占逻辑之上：补贴进入企业账面之后，若激励契约没有把这部分“非经营性收益”从绩效薪酬基数中剔除，高管有条件在未作出相应经营努力的情况下同步受益；同时，资源扩张也会放松董事会在薪酬谈判中的支付约束。基于此，H1预期在已获补贴企业内部，补贴强度与高管超额薪酬之间存在正向联系，并在较严格的控制设定下仍可被观察。</w:t>
       </w:r>
     </w:p>
     <w:p>
@@ -5781,12 +5985,12 @@
           <w:b w:val="0"/>
           <w:sz w:val="21"/>
         </w:rPr>
-        <w:t xml:space="preserve">：本文检验管理层权力是否可能构成财政补贴与高管超额薪酬之间的中介路径。财政补贴的获取和使用可能强化高管在资源配置中的核心地位，并进一步提升其在薪酬谈判中的议价能力；若控制管理层权力后，补贴对超额薪酬的直接效应收窄，且管理层权力的系数显著为正，才可将其视为存在间接传导的经验线索。H2主要来自管理者权力理论：补贴获取过程中高管的深度介入，可能强化其在组织内部的议程设置权；补贴使用中的自由裁量越大，补贴资源被转化为薪酬议价筹码的空间也可能越大。需要说明的是，管理层权力的测度本身仍带有经验性，对相关路径应始终保持审慎解释。第四章的中介检验即围绕这一待检验链条展开。</w:t>
-      </w:r>
-    </w:p>
+        <w:t xml:space="preserve">：本文检验管理层权力是否可能构成财政补贴与高管超额薪酬之间的中介路径。财政补贴的获取和使用往往强化高管在资源配置中的核心地位，并进一步提升其在薪酬谈判中的议价能力；若控制管理层权力后，补贴对超额薪酬的直接效应收窄，且管理层权力的系数显著为正，才可将其视为存在间接传导的经验线索。H2主要来自管理者权力理论：补贴获取过程中高管的深度介入，往往强化其在组织内部的议程设置权；补贴使用中的自由裁量越大，补贴资源被转化为薪酬议价筹码的空间也越大。管理层权力的测度本身仍带有经验性，相关路径始终需要审慎解释。第四章的中介检验即围绕这一待检验链条展开。</w:t>
+      </w:r>
+    </w:p>
+    <w:bookmarkEnd w:id="19"/>
     <w:bookmarkEnd w:id="20"/>
-    <w:bookmarkEnd w:id="21"/>
-    <w:bookmarkStart w:id="23" w:name="第三章-研究设计"/>
+    <w:bookmarkStart w:id="22" w:name="第三章-研究设计"/>
     <w:p>
       <w:pPr>
         <w:pStyle w:val="1"/>
@@ -5795,7 +5999,7 @@
         <w:ind w:firstLine="0"/>
         <w:jc w:val="center"/>
       </w:pPr>
-      <w:bookmarkStart w:id="84" w:name="_TocAuto0010"/>
+      <w:bookmarkStart w:id="81" w:name="_TocAuto0010"/>
       <w:r>
         <w:rPr>
           <w:rFonts w:hint="eastAsia" w:ascii="Times New Roman" w:hAnsi="Times New Roman" w:eastAsia="黑体"/>
@@ -5820,9 +6024,9 @@
         </w:rPr>
         <w:t xml:space="preserve">研究设计</w:t>
       </w:r>
-      <w:bookmarkEnd w:id="84"/>
-    </w:p>
-    <w:bookmarkStart w:id="24" w:name="研究思路与分析框架"/>
+      <w:bookmarkEnd w:id="81"/>
+    </w:p>
+    <w:bookmarkStart w:id="23" w:name="研究思路与分析框架"/>
     <w:p>
       <w:pPr>
         <w:pStyle w:val="2"/>
@@ -5830,7 +6034,7 @@
         <w:ind w:firstLine="0"/>
         <w:jc w:val="left"/>
       </w:pPr>
-      <w:bookmarkStart w:id="85" w:name="_TocAuto0011"/>
+      <w:bookmarkStart w:id="82" w:name="_TocAuto0011"/>
       <w:r>
         <w:rPr>
           <w:rFonts w:ascii="Times New Roman" w:hAnsi="Times New Roman" w:eastAsia="黑体"/>
@@ -5847,7 +6051,7 @@
         </w:rPr>
         <w:t xml:space="preserve">研究思路与分析框架</w:t>
       </w:r>
-      <w:bookmarkEnd w:id="85"/>
+      <w:bookmarkEnd w:id="82"/>
     </w:p>
     <w:p>
       <w:pPr>
@@ -5894,8 +6098,8 @@
         <w:t xml:space="preserve">基于这一逻辑，后文的实证部分按四步展开：先用基准回归检验主关联，再用稳健性检验考察关系是否对样本和设定变化敏感；随后开展选择偏差校正、中介效应分析和异质性分析，尽量把识别边界、传导路径与制度情境差异说明清楚；最后再借助机器学习补充验证，在与基准回归一致的变量设定下复核财政补贴的重要性、方向一致性和局部趋势。这样的安排旨在让不同方法分别回答不同问题，而不是简单叠加方法以堆砌结论。</w:t>
       </w:r>
     </w:p>
-    <w:bookmarkEnd w:id="22"/>
-    <w:bookmarkStart w:id="25" w:name="样本选择与数据来源"/>
+    <w:bookmarkEnd w:id="21"/>
+    <w:bookmarkStart w:id="24" w:name="样本选择与数据来源"/>
     <w:p>
       <w:pPr>
         <w:pStyle w:val="2"/>
@@ -5903,7 +6107,7 @@
         <w:ind w:firstLine="0"/>
         <w:jc w:val="left"/>
       </w:pPr>
-      <w:bookmarkStart w:id="86" w:name="_TocAuto0012"/>
+      <w:bookmarkStart w:id="83" w:name="_TocAuto0012"/>
       <w:r>
         <w:rPr>
           <w:rFonts w:ascii="Times New Roman" w:hAnsi="Times New Roman" w:eastAsia="黑体"/>
@@ -5920,7 +6124,7 @@
         </w:rPr>
         <w:t xml:space="preserve">样本选择与数据来源</w:t>
       </w:r>
-      <w:bookmarkEnd w:id="86"/>
+      <w:bookmarkEnd w:id="83"/>
     </w:p>
     <w:p>
       <w:pPr>
@@ -6056,7 +6260,7 @@
           <w:b w:val="0"/>
           <w:sz w:val="21"/>
         </w:rPr>
-        <w:t xml:space="preserve">时按0处理。需要特别说明的是，正文基准回归不再把“未获得补贴”和“已获得补贴但金额不同”的公司年度混在一起，而是仅保留上一年实际获得正补助的公司年度，并以滞后一期正补助对数刻画补贴强度。这样处理后，第二阶段回答的是“已获补贴企业内部，补贴拿得更多是否伴随更高的超额薪酬”，而不是“全部企业平均意义上是否存在补贴效应”。地区变量</w:t>
+        <w:t xml:space="preserve">时按0处理。正文中的基准回归不再把“未获得补贴”和“已获得补贴但金额不同”的公司年度混在一起，而是仅保留上一年实际获得正补助的公司年度，并以滞后一期正补助对数刻画补贴强度。这样处理后，第二阶段回答的是“已获补贴企业内部，补贴拿得更多是否伴随更高的超额薪酬”，而不是“全部企业平均意义上是否存在补贴效应”。地区变量</w:t>
       </w:r>
       <w:r>
         <w:rPr>
@@ -6150,7 +6354,7 @@
           <w:b w:val="0"/>
           <w:sz w:val="21"/>
         </w:rPr>
-        <w:t xml:space="preserve">在2003年前后的数据完整性和可比性明显改善；二是，政府补助作为独立披露科目的规范化要求也是在这一阶段逐步清晰的，若把更早期数据混入，口径差异会带来额外误差。样本截至2024年，既尽量利用最新可得数据，也为滞后变量保留了足够年份。剔除金融行业后，样本覆盖制造业、信息技术、批发零售、房地产、交通运输等17个行业门类，整体行业结构与沪深A股分布基本一致。</w:t>
+        <w:t xml:space="preserve">在2003年前后的数据完整性和可比性明显改善。二是，政府补助作为独立披露科目的规范化要求也是在这一阶段逐步清晰的，若把更早期数据混入，口径差异会带来额外误差。样本截至2024年，既尽量利用最新可得数据，也为滞后变量保留了足够年份。剔除金融行业后，样本覆盖制造业、信息技术、批发零售、房地产、交通运输等17个行业门类，整体行业结构与沪深A股分布基本一致。</w:t>
       </w:r>
     </w:p>
     <w:p>
@@ -6229,11 +6433,11 @@
           <w:b w:val="0"/>
           <w:sz w:val="21"/>
         </w:rPr>
-        <w:t xml:space="preserve">Power（FA）完整，因此统一样本进一步降至41,186条。这样的处理可以把“基准回归样本”“机器学习样本”和“机制样本”清楚区分开来，避免在答辩时把不同问题对应的样本边界混为一谈。</w:t>
-      </w:r>
-    </w:p>
-    <w:bookmarkEnd w:id="23"/>
-    <w:bookmarkStart w:id="26" w:name="变量设定与说明"/>
+        <w:t xml:space="preserve">Power（PCA）完整，因此统一样本进一步降至41,186条。这样的处理可以把“基准回归样本”“机器学习样本”和“机制样本”清楚区分开来，避免在答辩时把不同问题对应的样本边界混为一谈。</w:t>
+      </w:r>
+    </w:p>
+    <w:bookmarkEnd w:id="22"/>
+    <w:bookmarkStart w:id="25" w:name="变量设定与说明"/>
     <w:p>
       <w:pPr>
         <w:pStyle w:val="2"/>
@@ -6241,7 +6445,7 @@
         <w:ind w:firstLine="0"/>
         <w:jc w:val="left"/>
       </w:pPr>
-      <w:bookmarkStart w:id="87" w:name="_TocAuto0013"/>
+      <w:bookmarkStart w:id="84" w:name="_TocAuto0013"/>
       <w:r>
         <w:rPr>
           <w:rFonts w:ascii="Times New Roman" w:hAnsi="Times New Roman" w:eastAsia="黑体"/>
@@ -6258,9 +6462,9 @@
         </w:rPr>
         <w:t xml:space="preserve">变量设定与说明</w:t>
       </w:r>
-      <w:bookmarkEnd w:id="87"/>
-    </w:p>
-    <w:bookmarkStart w:id="27" w:name="被解释变量高管超额薪酬overpay"/>
+      <w:bookmarkEnd w:id="84"/>
+    </w:p>
+    <w:bookmarkStart w:id="26" w:name="被解释变量高管超额薪酬overpay"/>
     <w:p>
       <w:pPr>
         <w:pStyle w:val="31"/>
@@ -6470,7 +6674,7 @@
           <w:b w:val="0"/>
           <w:sz w:val="21"/>
         </w:rPr>
-        <w:t xml:space="preserve">。使用高管前三名薪酬总额而非单个CEO薪酬，一方面是为了降低个别年份单一职位数据缺失或异常的影响；另一方面也因为中国上市公司重大决策往往由高管团队共同完成，团队层面的薪酬安排更能反映企业的整体激励取向。</w:t>
+        <w:t xml:space="preserve">。使用高管前三名薪酬总额而非单个CEO薪酬，主要是为了降低个别年份单一职位数据缺失或异常的影响。此外，中国上市公司重大决策往往由高管团队共同完成，团队层面的薪酬安排更能反映企业的整体激励取向。</w:t>
       </w:r>
       <m:oMath>
         <m:sSub>
@@ -6565,8 +6769,8 @@
         <w:t xml:space="preserve">则表示其薪酬低于基准，这一情况在部分受薪酬管制约束的国有企业中并不少见。</w:t>
       </w:r>
     </w:p>
-    <w:bookmarkEnd w:id="24"/>
-    <w:bookmarkStart w:id="28" w:name="核心解释变量财政补贴强度lnsubsidy"/>
+    <w:bookmarkEnd w:id="23"/>
+    <w:bookmarkStart w:id="27" w:name="核心解释变量财政补贴强度lnsubsidy"/>
     <w:p>
       <w:pPr>
         <w:pStyle w:val="31"/>
@@ -7059,11 +7263,11 @@
           <w:b w:val="0"/>
           <w:sz w:val="21"/>
         </w:rPr>
-        <w:t xml:space="preserve">适合保留零补助公司年度，用于描述整体样本与对照口径；其二，若研究问题聚焦于“已经拿到补贴之后，拿得更多是否伴随更高的超额薪酬”，则更自然的做法是把基准回归限制在上一年已获得补贴的公司年度，并直接比较补贴强弱差异。换言之，全文主线更关注补贴的强度边际，而不是全体公司平均意义上的混合效应。</w:t>
-      </w:r>
-    </w:p>
-    <w:bookmarkEnd w:id="25"/>
-    <w:bookmarkStart w:id="29" w:name="控制变量"/>
+        <w:t xml:space="preserve">适合保留零补助公司年度，用于描述整体样本与对照口径；其二，若研究问题聚焦于“已经拿到补贴之后，拿得更多是否伴随更高的超额薪酬”，则更自然的做法是把基准回归限制在上一年已获得补贴的公司年度，并直接比较补贴强弱差异。也即，全文主线更关注补贴的强度边际，而不是全体公司平均意义上的混合效应。</w:t>
+      </w:r>
+    </w:p>
+    <w:bookmarkEnd w:id="24"/>
+    <w:bookmarkStart w:id="28" w:name="控制变量"/>
     <w:p>
       <w:pPr>
         <w:pStyle w:val="31"/>
@@ -7273,7 +7477,7 @@
           <w:b w:val="0"/>
           <w:sz w:val="21"/>
         </w:rPr>
-        <w:t xml:space="preserve">依据注册地址优先、办公地址补充的规则识别企业所属东中西部地区，但由于它在公司层面基本稳定，在第二阶段会被公司固定效应吸收，因此不再单独进入方程。换言之，两阶段控制变量的差异并不意味着模型设定前后不一致，而是分别服务于“尽量拟合合理薪酬基准”和“在固定效应框架下观察补贴强度与超额薪酬的条件相关”这两个不同经验任务。主要变量定义汇总见表3-1。</w:t>
+        <w:t xml:space="preserve">依据注册地址优先、办公地址补充的规则识别企业所属东中西部地区，但由于它在公司层面基本稳定，在第二阶段会被公司固定效应吸收，因此不再单独进入方程。所以，两阶段控制变量的差异并不意味着模型设定前后不一致，而是分别服务于“尽量拟合合理薪酬基准”和“在固定效应框架下观察补贴强度与超额薪酬的条件相关”这两个不同经验任务。主要变量定义汇总见表3-1。</w:t>
       </w:r>
     </w:p>
     <w:p>
@@ -7574,7 +7778,7 @@
                 <w:rFonts w:hint="eastAsia" w:ascii="Times New Roman" w:hAnsi="Times New Roman" w:eastAsia="宋体"/>
                 <w:sz w:val="18"/>
               </w:rPr>
-              <w:t xml:space="preserve">四项指标的FA综合得分</w:t>
+              <w:t xml:space="preserve">四项指标的PCA综合得分</w:t>
             </w:r>
           </w:p>
         </w:tc>
@@ -7928,8 +8132,8 @@
         </w:tc>
       </w:tr>
     </w:tbl>
-    <w:bookmarkEnd w:id="26"/>
-    <w:bookmarkStart w:id="30" w:name="路径变量管理层权力power"/>
+    <w:bookmarkEnd w:id="25"/>
+    <w:bookmarkStart w:id="29" w:name="路径变量管理层权力power"/>
     <w:p>
       <w:pPr>
         <w:pStyle w:val="31"/>
@@ -7982,7 +8186,7 @@
           <w:b w:val="0"/>
           <w:sz w:val="21"/>
         </w:rPr>
-        <w:t xml:space="preserve">主要作为中介变量使用。正文主线将其定义为基于</w:t>
+        <w:t xml:space="preserve">主要作为中介变量使用。正文将其定义为基于</w:t>
       </w:r>
       <w:r>
         <w:rPr>
@@ -8022,7 +8226,7 @@
           <w:b w:val="0"/>
           <w:sz w:val="21"/>
         </w:rPr>
-        <w:t xml:space="preserve"> FA </w:t>
+        <w:t xml:space="preserve"> PCA </w:t>
       </w:r>
       <w:r>
         <w:rPr>
@@ -8054,7 +8258,7 @@
           <w:b w:val="0"/>
           <w:sz w:val="21"/>
         </w:rPr>
-        <w:t xml:space="preserve"> FA </w:t>
+        <w:t xml:space="preserve"> PCA </w:t>
       </w:r>
       <w:r>
         <w:rPr>
@@ -8064,35 +8268,30 @@
         </w:rPr>
         <w:t xml:space="preserve">诊断结果，统一放在第四章中介效应分析部分展开。</w:t>
       </w:r>
-    </w:p>
-    <w:bookmarkEnd w:id="27"/>
-    <w:bookmarkEnd w:id="28"/>
-    <w:bookmarkStart w:id="31" w:name="模型设定"/>
-    <w:p>
-      <w:pPr>
-        <w:pStyle w:val="2"/>
-        <w:spacing w:line="312" w:lineRule="auto" w:before="0" w:after="0"/>
-        <w:ind w:firstLine="0"/>
-        <w:jc w:val="left"/>
-      </w:pPr>
-      <w:bookmarkStart w:id="88" w:name="_TocAuto0014"/>
-      <w:r>
-        <w:rPr>
-          <w:rFonts w:ascii="Times New Roman" w:hAnsi="Times New Roman" w:eastAsia="黑体"/>
-          <w:b w:val="0"/>
-          <w:sz w:val="28"/>
-        </w:rPr>
-        <w:t xml:space="preserve">3.4 </w:t>
-      </w:r>
-      <w:r>
-        <w:rPr>
-          <w:rFonts w:hint="eastAsia" w:ascii="Times New Roman" w:hAnsi="Times New Roman" w:eastAsia="黑体"/>
-          <w:b w:val="0"/>
-          <w:sz w:val="28"/>
+      <w:r>
+        <w:rPr>
+          <w:rFonts w:ascii="Times New Roman" w:hAnsi="Times New Roman" w:eastAsia="宋体"/>
+          <w:b w:val="0"/>
+          <w:sz w:val="21"/>
+        </w:rPr>
+        <w:t xml:space="preserve"> </w:t>
+      </w:r>
+      <w:r>
+        <w:rPr>
+          <w:rFonts w:ascii="Times New Roman" w:hAnsi="Times New Roman" w:eastAsia="宋体"/>
+          <w:b w:val="0"/>
+          <w:sz w:val="21"/>
+        </w:rPr>
+        <w:t xml:space="preserve">## 3.4 </w:t>
+      </w:r>
+      <w:r>
+        <w:rPr>
+          <w:rFonts w:hint="eastAsia" w:ascii="Times New Roman" w:hAnsi="Times New Roman" w:eastAsia="宋体"/>
+          <w:b w:val="0"/>
+          <w:sz w:val="21"/>
         </w:rPr>
         <w:t xml:space="preserve">模型设定</w:t>
       </w:r>
-      <w:bookmarkEnd w:id="88"/>
     </w:p>
     <w:p>
       <w:pPr>
@@ -8106,10 +8305,11 @@
           <w:b w:val="0"/>
           <w:sz w:val="21"/>
         </w:rPr>
-        <w:t xml:space="preserve">模型设定分为两个阶段。第一阶段先估计企业在既有规模、业绩和地区条件下的基准薪酬水平，以便把“正常薪酬”与“异常偏离”区分开来；第二阶段再以超额薪酬为被解释变量，考察补贴强度与异常薪酬之间的条件相关。两阶段所用控制变量不同，核心原因在于前者强调拟合基准，后者强调解释偏离，因此并不构成口径冲突。</w:t>
-      </w:r>
-    </w:p>
-    <w:bookmarkStart w:id="32" w:name="基准薪酬模型"/>
+        <w:t xml:space="preserve">模型设定分为两个阶段。第一阶段先估计企业在既有规模、业绩和地区条件下的基准薪酬水平，以便把”正常薪酬”与”异常偏离”区分开来。第二阶段再以超额薪酬为被解释变量，考察补贴强度与异常薪酬之间的条件相关。两阶段所用控制变量不同，核心原因在于两阶段的任务并不一样。第一阶段的目标是尽量准确地估计”合理薪酬”或”基准薪酬”，因此控制项要尽量覆盖那些决定正常薪酬水平的公司特征。第二阶段的关注点转向财政补贴与”超额薪酬”之间的联系，因此控制项收缩为更直接关系到薪酬契约合理性、监督强度和寻租空间的变量。</w:t>
+      </w:r>
+    </w:p>
+    <w:bookmarkEnd w:id="26"/>
+    <w:bookmarkStart w:id="30" w:name="基准薪酬模型"/>
     <w:p>
       <w:pPr>
         <w:pStyle w:val="31"/>
@@ -8803,8 +9003,8 @@
         <w:t xml:space="preserve">，正值表示实际薪酬高于基准水平，负值则相反。</w:t>
       </w:r>
     </w:p>
-    <w:bookmarkEnd w:id="29"/>
-    <w:bookmarkStart w:id="33" w:name="基准回归模型"/>
+    <w:bookmarkEnd w:id="27"/>
+    <w:bookmarkStart w:id="31" w:name="基准回归模型"/>
     <w:p>
       <w:pPr>
         <w:pStyle w:val="31"/>
@@ -9289,7 +9489,7 @@
           <w:b w:val="0"/>
           <w:sz w:val="21"/>
         </w:rPr>
-        <w:t xml:space="preserve">表示年份固定效应。需要强调的是，式（4）并不是在全部公司年度上估计，而是只在“上一年补助金额大于0”的公司年度上估计，所以最关注的是</w:t>
+        <w:t xml:space="preserve">表示年份固定效应。应当留意，式（4）并不是在全部公司年度上估计，而是只在“上一年补助金额大于0”的公司年度上估计，所以最关注的是</w:t>
       </w:r>
       <w:r>
         <w:rPr>
@@ -9381,11 +9581,27 @@
           <w:b w:val="0"/>
           <w:sz w:val="21"/>
         </w:rPr>
-        <w:t xml:space="preserve">且统计显著，就说明在控制公司层面稳定差异和年度共同冲击之后，已获补贴企业内部的补贴强度差异仍与更高的超额薪酬相伴随。核心解释变量使用滞后一期补助，是为了尽量把时间顺序固定为“补贴在前、薪酬在后”，以减轻同期反向因果带来的干扰。与第一阶段相比，这里的控制变量更聚焦于盈利表现、债务约束和外部监督三个会直接影响薪酬契约合理性与寻租空间的维度。</w:t>
-      </w:r>
-    </w:p>
-    <w:bookmarkEnd w:id="30"/>
-    <w:bookmarkStart w:id="34" w:name="选择偏差校正与识别边界检验"/>
+        <w:t xml:space="preserve">且统计显著，就说明在控制公司层面稳定差异和年度共同冲击之后，已获补贴企业内部的补贴强度差异仍与更高的超额薪酬相伴随。核心解释变量使用滞后一期补助，是为了尽量把时间顺序固定为“补贴在前、薪酬在后”，以减轻同期反向因果带来的干扰。与第一阶段相比，这里的控制变量更聚焦于盈利表现、债务约束和外部监督三个会直接影响薪酬契约合理性与寻租空间的维度。此外，式（3）采用行业与年份固定效应以利用跨企业的横截面差异构造薪酬基准，式（4）则采用公司与年份固定效应以利用同一企业内的时间变化来识别补贴强度与超额薪酬的关联；Overpay</w:t>
+      </w:r>
+      <w:r>
+        <w:rPr>
+          <w:rFonts w:ascii="Times New Roman" w:hAnsi="Times New Roman" w:eastAsia="宋体"/>
+          <w:b w:val="0"/>
+          <w:sz w:val="21"/>
+        </w:rPr>
+        <w:t xml:space="preserve"> </w:t>
+      </w:r>
+      <w:r>
+        <w:rPr>
+          <w:rFonts w:hint="eastAsia" w:ascii="Times New Roman" w:hAnsi="Times New Roman" w:eastAsia="宋体"/>
+          <w:b w:val="0"/>
+          <w:sz w:val="21"/>
+        </w:rPr>
+        <w:t xml:space="preserve">残差中仍包含的公司层面稳定异质性会被式（4）中的公司固定效应进一步吸收，两阶段固定效应设定各司其职，不构成口径冲突。</w:t>
+      </w:r>
+    </w:p>
+    <w:bookmarkEnd w:id="28"/>
+    <w:bookmarkStart w:id="32" w:name="选择偏差校正与识别边界检验"/>
     <w:p>
       <w:pPr>
         <w:pStyle w:val="31"/>
@@ -9422,7 +9638,7 @@
           <w:b w:val="0"/>
           <w:sz w:val="21"/>
         </w:rPr>
-        <w:t xml:space="preserve">考虑到基准回归聚焦于“已获补贴企业内部的强度差异”，这一设定面临两类更直接的识别挑战。第一类是样本选择：只有进入正补助样本的公司年度才会出现在基准回归里，因此更容易拿到补贴的企业也可能本来就更容易支付较高薪酬。第二类是时变遗漏变量：即使都已进入正补助样本，不同企业的补贴强度变化仍可能与行业景气、政府扶持倾向或高管资源协调能力同步波动。</w:t>
+        <w:t xml:space="preserve">考虑到基准回归聚焦于“已获补贴企业内部的强度差异”，这一设定面临两类更直接的识别挑战。第一类是样本选择：只有进入正补助样本的公司年度才会出现在基准回归里，因此更容易拿到补贴的企业也往往更容易支付较高薪酬。第二类是时变遗漏变量：即使都已进入正补助样本，不同企业的补贴强度变化仍会与行业景气、政府扶持倾向或高管资源协调能力同步波动。</w:t>
       </w:r>
     </w:p>
     <w:p>
@@ -9516,7 +9732,7 @@
           <w:b w:val="0"/>
           <w:sz w:val="21"/>
         </w:rPr>
-        <w:t xml:space="preserve">规格。但这部分不再承担正文主识别功能：若一阶段整体偏弱、二阶段方向明显不稳，仅据此判断当前结论对外生识别仍较敏感，而不将其写入正文主表。换言之，正文更重视与新基准样本直接对应的选择偏差校正、事件研究式动态检验和更严格固定效应设定。</w:t>
+        <w:t xml:space="preserve">规格。但这部分不再承担正文主识别功能：若一阶段整体偏弱、二阶段方向明显不稳，仅据此判断当前结论对外生识别仍较敏感，而不将其写入正文主表。因此，正文更重视与新基准样本直接对应的选择偏差校正、事件研究式动态检验和更严格固定效应设定。</w:t>
       </w:r>
     </w:p>
     <w:p>
@@ -9531,7 +9747,7 @@
           <w:b w:val="0"/>
           <w:sz w:val="21"/>
         </w:rPr>
-        <w:t xml:space="preserve">此外，还补充实施两类辅助诊断。第一类是事件研究式动态检验：以“上一年补助金额首次进入正补助样本上四分位区间”作为高补贴事件，考察事件发生前后超额薪酬的动态变化，并重点检验事件前是否已存在系统性预趋势。第二类是更严格的“公司固定效应</w:t>
+        <w:t xml:space="preserve">此外，还补充实施两类辅助诊断。第一类是事件研究式动态检验：以“上一年补助金额首次进入正补助样本上四分位区间”作为高补贴事件，考察事件发生前后超额薪酬的动态变化，并重点检验事件前是否已存在可辨识的预趋势。第二类是更严格的“公司固定效应</w:t>
       </w:r>
       <w:r>
         <w:rPr>
@@ -9550,8 +9766,8 @@
         <w:t xml:space="preserve">行业×年份固定效应”基准回归设定，用于检验主结果是否只是来自行业年度景气波动。上述检验都用于刻画识别边界和动态伴随关系，不被解释为严格意义上的因果估计。</w:t>
       </w:r>
     </w:p>
-    <w:bookmarkEnd w:id="31"/>
-    <w:bookmarkStart w:id="35" w:name="基于管理层权力的中介检验"/>
+    <w:bookmarkEnd w:id="29"/>
+    <w:bookmarkStart w:id="33" w:name="基于管理层权力的中介检验"/>
     <w:p>
       <w:pPr>
         <w:pStyle w:val="31"/>
@@ -9605,15 +9821,31 @@
           <w:b w:val="0"/>
           <w:sz w:val="21"/>
         </w:rPr>
-        <w:t xml:space="preserve">的经典中介分析思路，检验财政补贴是否会经由管理层权力这一渠道影响超额薪酬。由于新的基准回归总效应已经显著，但中介链条的后半段仍可能较脆弱，后文对这部分证据更强调“路径线索”和测度局限，而不将其解释为严格的经典中介识别。正文采用</w:t>
-      </w:r>
-      <w:r>
-        <w:rPr>
-          <w:rFonts w:ascii="Times New Roman" w:hAnsi="Times New Roman" w:eastAsia="宋体"/>
-          <w:b w:val="0"/>
-          <w:sz w:val="21"/>
-        </w:rPr>
-        <w:t xml:space="preserve"> FA </w:t>
+        <w:t xml:space="preserve">的经典中介分析思路，检验财政补贴是否会经由管理层权力这一渠道影响超额薪酬。由于新的基准回归总效应已经显著，但中介效应仍需结合路径显著性、Bootstrap</w:t>
+      </w:r>
+      <w:r>
+        <w:rPr>
+          <w:rFonts w:ascii="Times New Roman" w:hAnsi="Times New Roman" w:eastAsia="宋体"/>
+          <w:b w:val="0"/>
+          <w:sz w:val="21"/>
+        </w:rPr>
+        <w:t xml:space="preserve"> </w:t>
+      </w:r>
+      <w:r>
+        <w:rPr>
+          <w:rFonts w:hint="eastAsia" w:ascii="Times New Roman" w:hAnsi="Times New Roman" w:eastAsia="宋体"/>
+          <w:b w:val="0"/>
+          <w:sz w:val="21"/>
+        </w:rPr>
+        <w:t xml:space="preserve">区间和测度局限综合判断，后文更强调“路径线索”和审慎解释，而不将其解释为严格的经典中介识别。正文采用</w:t>
+      </w:r>
+      <w:r>
+        <w:rPr>
+          <w:rFonts w:ascii="Times New Roman" w:hAnsi="Times New Roman" w:eastAsia="宋体"/>
+          <w:b w:val="0"/>
+          <w:sz w:val="21"/>
+        </w:rPr>
+        <w:t xml:space="preserve"> PCA </w:t>
       </w:r>
       <w:r>
         <w:rPr>
@@ -11101,7 +11333,7 @@
           <w:b w:val="0"/>
           <w:sz w:val="21"/>
         </w:rPr>
-        <w:t xml:space="preserve">仅为经验性综合测度，且中介链条中的后半段路径可能较脆弱，正文判断更看重路径</w:t>
+        <w:t xml:space="preserve">仅为经验性综合测度，正文判断更看重路径</w:t>
       </w:r>
       <w:r>
         <w:rPr>
@@ -11139,19 +11371,11 @@
       </m:oMath>
       <w:r>
         <w:rPr>
-          <w:rFonts w:ascii="Times New Roman" w:hAnsi="Times New Roman" w:eastAsia="宋体"/>
-          <w:b w:val="0"/>
-          <w:sz w:val="21"/>
-        </w:rPr>
-        <w:t xml:space="preserve"> </w:t>
-      </w:r>
-      <w:r>
-        <w:rPr>
-          <w:rFonts w:hint="eastAsia" w:ascii="Times New Roman" w:hAnsi="Times New Roman" w:eastAsia="宋体"/>
-          <w:b w:val="0"/>
-          <w:sz w:val="21"/>
-        </w:rPr>
-        <w:t xml:space="preserve">与直接效应</w:t>
+          <w:rFonts w:hint="eastAsia" w:ascii="Times New Roman" w:hAnsi="Times New Roman" w:eastAsia="宋体"/>
+          <w:b w:val="0"/>
+          <w:sz w:val="21"/>
+        </w:rPr>
+        <w:t xml:space="preserve">、直接效应</w:t>
       </w:r>
       <w:r>
         <w:rPr>
@@ -11192,57 +11416,28 @@
           <w:b w:val="0"/>
           <w:sz w:val="21"/>
         </w:rPr>
-        <w:t xml:space="preserve">的方向和显著性组合；若路径</w:t>
-      </w:r>
-      <w:r>
-        <w:rPr>
-          <w:rFonts w:ascii="Times New Roman" w:hAnsi="Times New Roman" w:eastAsia="宋体"/>
-          <w:b w:val="0"/>
-          <w:sz w:val="21"/>
-        </w:rPr>
-        <w:t xml:space="preserve"> </w:t>
-      </w:r>
-      <m:oMath>
-        <m:r>
-          <m:t>b</m:t>
-        </m:r>
-      </m:oMath>
-      <w:r>
-        <w:rPr>
-          <w:rFonts w:ascii="Times New Roman" w:hAnsi="Times New Roman" w:eastAsia="宋体"/>
-          <w:b w:val="0"/>
-          <w:sz w:val="21"/>
-        </w:rPr>
-        <w:t xml:space="preserve"> </w:t>
-      </w:r>
-      <w:r>
-        <w:rPr>
-          <w:rFonts w:hint="eastAsia" w:ascii="Times New Roman" w:hAnsi="Times New Roman" w:eastAsia="宋体"/>
-          <w:b w:val="0"/>
-          <w:sz w:val="21"/>
-        </w:rPr>
-        <w:t xml:space="preserve">未达到常见显著性标准，则不将</w:t>
-      </w:r>
-      <w:r>
-        <w:rPr>
-          <w:rFonts w:ascii="Times New Roman" w:hAnsi="Times New Roman" w:eastAsia="宋体"/>
-          <w:b w:val="0"/>
-          <w:sz w:val="21"/>
-        </w:rPr>
-        <w:t xml:space="preserve"> H2 </w:t>
-      </w:r>
-      <w:r>
-        <w:rPr>
-          <w:rFonts w:hint="eastAsia" w:ascii="Times New Roman" w:hAnsi="Times New Roman" w:eastAsia="宋体"/>
-          <w:b w:val="0"/>
-          <w:sz w:val="21"/>
-        </w:rPr>
-        <w:t xml:space="preserve">视为得到支持。</w:t>
-      </w:r>
-    </w:p>
-    <w:bookmarkEnd w:id="32"/>
-    <w:bookmarkEnd w:id="33"/>
-    <w:bookmarkStart w:id="36" w:name="机器学习方法"/>
+        <w:t xml:space="preserve">以及</w:t>
+      </w:r>
+      <w:r>
+        <w:rPr>
+          <w:rFonts w:ascii="Times New Roman" w:hAnsi="Times New Roman" w:eastAsia="宋体"/>
+          <w:b w:val="0"/>
+          <w:sz w:val="21"/>
+        </w:rPr>
+        <w:t xml:space="preserve"> Bootstrap </w:t>
+      </w:r>
+      <w:r>
+        <w:rPr>
+          <w:rFonts w:hint="eastAsia" w:ascii="Times New Roman" w:hAnsi="Times New Roman" w:eastAsia="宋体"/>
+          <w:b w:val="0"/>
+          <w:sz w:val="21"/>
+        </w:rPr>
+        <w:t xml:space="preserve">结果的组合证据，而不单凭单一路径系数作结论性判断。</w:t>
+      </w:r>
+    </w:p>
+    <w:bookmarkEnd w:id="30"/>
+    <w:bookmarkEnd w:id="31"/>
+    <w:bookmarkStart w:id="34" w:name="机器学习方法"/>
     <w:p>
       <w:pPr>
         <w:pStyle w:val="2"/>
@@ -11250,7 +11445,7 @@
         <w:ind w:firstLine="0"/>
         <w:jc w:val="left"/>
       </w:pPr>
-      <w:bookmarkStart w:id="89" w:name="_TocAuto0015"/>
+      <w:bookmarkStart w:id="85" w:name="_TocAuto0014"/>
       <w:r>
         <w:rPr>
           <w:rFonts w:ascii="Times New Roman" w:hAnsi="Times New Roman" w:eastAsia="黑体"/>
@@ -11267,9 +11462,9 @@
         </w:rPr>
         <w:t xml:space="preserve">机器学习方法</w:t>
       </w:r>
-      <w:bookmarkEnd w:id="89"/>
-    </w:p>
-    <w:bookmarkStart w:id="37" w:name="样本划分预处理与验证安排"/>
+      <w:bookmarkEnd w:id="85"/>
+    </w:p>
+    <w:bookmarkStart w:id="35" w:name="样本划分预处理与验证安排"/>
     <w:p>
       <w:pPr>
         <w:pStyle w:val="31"/>
@@ -11306,7 +11501,7 @@
           <w:b w:val="0"/>
           <w:sz w:val="21"/>
         </w:rPr>
-        <w:t xml:space="preserve">机器学习部分不再承担中介链条检验，而是围绕第四章新的基准回归开展补充验证。为保持与基准回归完全一致，本节仅纳入滞后一期正补助对数（lnSubsidy_pos_l1）、业绩（Roa）、财务杠杆（Lever）和第一大股东持股比例（Top1）四个变量，不再纳入管理层权力综合指标，也不额外加入地区变量、企业属性或其他扩展特征。这样安排后，机器学习回答的是四个问题：一是财政补贴强度在树模型中的全局预测贡献是否仍位于前列；二是基于</w:t>
+        <w:t xml:space="preserve">机器学习部分围绕第四章的基准回归开展补充验证。为保持与基准回归完全一致，本节仅纳入滞后一期正补助对数（lnSubsidy_pos_l1）、业绩（Roa）、财务杠杆（Lever）和第一大股东持股比例（Top1）四个变量，不再纳入管理层权力综合指标，也不额外加入地区变量、企业属性或其他扩展特征。这样安排后，机器学习回答的是四个问题：一是财政补贴强度在树模型中的全局预测贡献是否仍位于前列。二是基于</w:t>
       </w:r>
       <w:r>
         <w:rPr>
@@ -11322,7 +11517,7 @@
           <w:b w:val="0"/>
           <w:sz w:val="21"/>
         </w:rPr>
-        <w:t xml:space="preserve">的边际贡献排序是否与随机森林的重要性结论一致；三是在正则化筛选条件下财政补贴变量是否会被压缩为0，且方向是否仍与</w:t>
+        <w:t xml:space="preserve">的边际贡献排序是否与随机森林的重要性结论一致。三是在正则化筛选条件下财政补贴变量是否会被压缩为0，且方向是否仍与</w:t>
       </w:r>
       <w:r>
         <w:rPr>
@@ -11338,7 +11533,7 @@
           <w:b w:val="0"/>
           <w:sz w:val="21"/>
         </w:rPr>
-        <w:t xml:space="preserve">基准回归一致；四是在更灵活的树模型中，财政补贴的局部趋势是否仍表现为总体上升。</w:t>
+        <w:t xml:space="preserve">基准回归一致。四是在更灵活的树模型中，财政补贴的局部趋势是否仍表现为总体上升。</w:t>
       </w:r>
     </w:p>
     <w:p>
@@ -11515,8 +11710,8 @@
         <w:t xml:space="preserve">的重要性排序和部分依赖趋势。</w:t>
       </w:r>
     </w:p>
-    <w:bookmarkEnd w:id="34"/>
-    <w:bookmarkStart w:id="38" w:name="随机森林方法"/>
+    <w:bookmarkEnd w:id="32"/>
+    <w:bookmarkStart w:id="36" w:name="随机森林方法"/>
     <w:p>
       <w:pPr>
         <w:pStyle w:val="31"/>
@@ -11620,8 +11815,8 @@
         <w:t xml:space="preserve">回归中才显得“有用”，从而能够为基准回归中的核心解释变量地位提供补充证据。</w:t>
       </w:r>
     </w:p>
-    <w:bookmarkEnd w:id="35"/>
-    <w:bookmarkStart w:id="39" w:name="shap值解释方法"/>
+    <w:bookmarkEnd w:id="33"/>
+    <w:bookmarkStart w:id="37" w:name="shap值解释方法"/>
     <w:p>
       <w:pPr>
         <w:pStyle w:val="31"/>
@@ -11757,8 +11952,8 @@
         <w:t xml:space="preserve">在本文中主要用于复核：财政补贴变量的边际贡献排序，是否与随机森林基尼重要性的判断保持一致。</w:t>
       </w:r>
     </w:p>
-    <w:bookmarkEnd w:id="36"/>
-    <w:bookmarkStart w:id="40" w:name="lasso回归方法"/>
+    <w:bookmarkEnd w:id="34"/>
+    <w:bookmarkStart w:id="38" w:name="lasso回归方法"/>
     <w:p>
       <w:pPr>
         <w:pStyle w:val="31"/>
@@ -11908,8 +12103,8 @@
         <w:t xml:space="preserve">基准回归保持一致。</w:t>
       </w:r>
     </w:p>
-    <w:bookmarkEnd w:id="37"/>
-    <w:bookmarkStart w:id="41" w:name="xgboost方法"/>
+    <w:bookmarkEnd w:id="35"/>
+    <w:bookmarkStart w:id="39" w:name="xgboost方法"/>
     <w:p>
       <w:pPr>
         <w:pStyle w:val="31"/>
@@ -12045,10 +12240,10 @@
         <w:t xml:space="preserve">基准回归保持一致。</w:t>
       </w:r>
     </w:p>
+    <w:bookmarkEnd w:id="36"/>
+    <w:bookmarkEnd w:id="37"/>
     <w:bookmarkEnd w:id="38"/>
-    <w:bookmarkEnd w:id="39"/>
-    <w:bookmarkEnd w:id="40"/>
-    <w:bookmarkStart w:id="42" w:name="第四章-实证分析"/>
+    <w:bookmarkStart w:id="40" w:name="第四章-实证分析"/>
     <w:p>
       <w:pPr>
         <w:pStyle w:val="1"/>
@@ -12057,7 +12252,7 @@
         <w:ind w:firstLine="0"/>
         <w:jc w:val="center"/>
       </w:pPr>
-      <w:bookmarkStart w:id="90" w:name="_TocAuto0016"/>
+      <w:bookmarkStart w:id="86" w:name="_TocAuto0015"/>
       <w:r>
         <w:rPr>
           <w:rFonts w:hint="eastAsia" w:ascii="Times New Roman" w:hAnsi="Times New Roman" w:eastAsia="黑体"/>
@@ -12082,9 +12277,9 @@
         </w:rPr>
         <w:t xml:space="preserve">实证分析</w:t>
       </w:r>
-      <w:bookmarkEnd w:id="90"/>
-    </w:p>
-    <w:bookmarkStart w:id="43" w:name="描述性统计"/>
+      <w:bookmarkEnd w:id="86"/>
+    </w:p>
+    <w:bookmarkStart w:id="41" w:name="描述性统计"/>
     <w:p>
       <w:pPr>
         <w:pStyle w:val="2"/>
@@ -12092,7 +12287,7 @@
         <w:ind w:firstLine="0"/>
         <w:jc w:val="left"/>
       </w:pPr>
-      <w:bookmarkStart w:id="91" w:name="_TocAuto0017"/>
+      <w:bookmarkStart w:id="87" w:name="_TocAuto0016"/>
       <w:r>
         <w:rPr>
           <w:rFonts w:ascii="Times New Roman" w:hAnsi="Times New Roman" w:eastAsia="黑体"/>
@@ -12109,7 +12304,7 @@
         </w:rPr>
         <w:t xml:space="preserve">描述性统计</w:t>
       </w:r>
-      <w:bookmarkEnd w:id="91"/>
+      <w:bookmarkEnd w:id="87"/>
     </w:p>
     <w:p>
       <w:pPr>
@@ -13338,7 +13533,7 @@
                 <w:rFonts w:hint="eastAsia" w:ascii="Times New Roman" w:hAnsi="Times New Roman" w:eastAsia="宋体"/>
                 <w:sz w:val="18"/>
               </w:rPr>
-              <w:t xml:space="preserve">管理层权力（Power，FA）</w:t>
+              <w:t xml:space="preserve">管理层权力（Power，PCA）</w:t>
             </w:r>
           </w:p>
         </w:tc>
@@ -13392,7 +13587,7 @@
                 <w:rFonts w:ascii="Times New Roman" w:hAnsi="Times New Roman" w:eastAsia="宋体"/>
                 <w:sz w:val="18"/>
               </w:rPr>
-              <w:t xml:space="preserve">0.0386</w:t>
+              <w:t xml:space="preserve">0.4958</w:t>
             </w:r>
           </w:p>
         </w:tc>
@@ -13428,25 +13623,25 @@
                 <w:rFonts w:ascii="Times New Roman" w:hAnsi="Times New Roman" w:eastAsia="宋体"/>
                 <w:sz w:val="18"/>
               </w:rPr>
-              <w:t xml:space="preserve">−6.3992</w:t>
-            </w:r>
-          </w:p>
-        </w:tc>
-        <w:tc>
-          <w:tcPr/>
-          <w:p>
-            <w:pPr>
-              <w:pStyle w:val="Compact"/>
-              <w:spacing w:line="240" w:lineRule="auto" w:before="0" w:after="0"/>
-              <w:ind w:firstLine="0"/>
-              <w:jc w:val="center"/>
-            </w:pPr>
-            <w:r>
-              <w:rPr>
-                <w:rFonts w:ascii="Times New Roman" w:hAnsi="Times New Roman" w:eastAsia="宋体"/>
-                <w:sz w:val="18"/>
-              </w:rPr>
-              <w:t xml:space="preserve">4.8548</w:t>
+              <w:t xml:space="preserve">−5.8006</w:t>
+            </w:r>
+          </w:p>
+        </w:tc>
+        <w:tc>
+          <w:tcPr/>
+          <w:p>
+            <w:pPr>
+              <w:pStyle w:val="Compact"/>
+              <w:spacing w:line="240" w:lineRule="auto" w:before="0" w:after="0"/>
+              <w:ind w:firstLine="0"/>
+              <w:jc w:val="center"/>
+            </w:pPr>
+            <w:r>
+              <w:rPr>
+                <w:rFonts w:ascii="Times New Roman" w:hAnsi="Times New Roman" w:eastAsia="宋体"/>
+                <w:sz w:val="18"/>
+              </w:rPr>
+              <w:t xml:space="preserve">5.2973</w:t>
             </w:r>
           </w:p>
         </w:tc>
@@ -14023,8 +14218,8 @@
         <w:t xml:space="preserve">的最小值为0。</w:t>
       </w:r>
     </w:p>
-    <w:bookmarkEnd w:id="41"/>
-    <w:bookmarkStart w:id="44" w:name="相关性分析"/>
+    <w:bookmarkEnd w:id="39"/>
+    <w:bookmarkStart w:id="42" w:name="相关性分析"/>
     <w:p>
       <w:pPr>
         <w:pStyle w:val="2"/>
@@ -14032,7 +14227,7 @@
         <w:ind w:firstLine="0"/>
         <w:jc w:val="left"/>
       </w:pPr>
-      <w:bookmarkStart w:id="92" w:name="_TocAuto0018"/>
+      <w:bookmarkStart w:id="88" w:name="_TocAuto0017"/>
       <w:r>
         <w:rPr>
           <w:rFonts w:ascii="Times New Roman" w:hAnsi="Times New Roman" w:eastAsia="黑体"/>
@@ -14049,7 +14244,7 @@
         </w:rPr>
         <w:t xml:space="preserve">相关性分析</w:t>
       </w:r>
-      <w:bookmarkEnd w:id="92"/>
+      <w:bookmarkEnd w:id="88"/>
     </w:p>
     <w:p>
       <w:pPr>
@@ -15932,8 +16127,8 @@
         <w:t xml:space="preserve">的均值降至0.2925，也说明此前依据不完整城市名单的做法确实会高估中西部样本占比。至于管理层权力指标作为由四项治理特征提取出的经验性综合口径，用来压缩多个底层特征，但其潜变量结构仍偏弱，因此相关证据始终只作审慎解读。</w:t>
       </w:r>
     </w:p>
-    <w:bookmarkEnd w:id="42"/>
-    <w:bookmarkStart w:id="45" w:name="基准回归分析"/>
+    <w:bookmarkEnd w:id="40"/>
+    <w:bookmarkStart w:id="43" w:name="基准回归分析"/>
     <w:p>
       <w:pPr>
         <w:pStyle w:val="2"/>
@@ -15941,7 +16136,7 @@
         <w:ind w:firstLine="0"/>
         <w:jc w:val="left"/>
       </w:pPr>
-      <w:bookmarkStart w:id="93" w:name="_TocAuto0019"/>
+      <w:bookmarkStart w:id="89" w:name="_TocAuto0018"/>
       <w:r>
         <w:rPr>
           <w:rFonts w:ascii="Times New Roman" w:hAnsi="Times New Roman" w:eastAsia="黑体"/>
@@ -15958,9 +16153,9 @@
         </w:rPr>
         <w:t xml:space="preserve">基准回归分析</w:t>
       </w:r>
-      <w:bookmarkEnd w:id="93"/>
-    </w:p>
-    <w:bookmarkStart w:id="46" w:name="基准薪酬模型估计"/>
+      <w:bookmarkEnd w:id="89"/>
+    </w:p>
+    <w:bookmarkStart w:id="44" w:name="基准薪酬模型估计"/>
     <w:p>
       <w:pPr>
         <w:pStyle w:val="31"/>
@@ -16962,8 +17157,8 @@
         <w:t xml:space="preserve">处于同类研究的常见区间，可作为后续提取超额薪酬残差的经验基准。</w:t>
       </w:r>
     </w:p>
-    <w:bookmarkEnd w:id="43"/>
-    <w:bookmarkStart w:id="47" w:name="基准回归结果"/>
+    <w:bookmarkEnd w:id="41"/>
+    <w:bookmarkStart w:id="45" w:name="基准回归结果"/>
     <w:p>
       <w:pPr>
         <w:pStyle w:val="31"/>
@@ -18017,7 +18212,7 @@
           <w:b w:val="0"/>
           <w:sz w:val="21"/>
         </w:rPr>
-        <w:t xml:space="preserve">表4-5显示，滞后一期财政补贴强度（lnSubsidy_pos_l1）的回归系数为0.0094，标准误为0.0033，T值为2.8007，P值为0.0051，在1%的统计意义上显著为正。这意味着在只比较“上一年已经拿到补贴”的公司年度时，补贴强度越高，后续超额薪酬也越高。换言之，已获补贴企业内部观察到了显著正向的强度关联。控制变量维度，业绩（Roa）和财务杠杆（Lever）系数均显著为负，表明在固定效应设定下，盈利改善和债务约束增强都与较低的超额薪酬残差相伴随；第一大股东持股比例（Top1）同样显著为负，反映出大股东监督也能压缩高管额外攫取的空间。</w:t>
+        <w:t xml:space="preserve">表4-5显示，滞后一期财政补贴强度（lnSubsidy_pos_l1）的回归系数为0.0094，标准误为0.0033，T值为2.8007，P值为0.0051，在1%的统计意义上显著为正。这表示在只比较“上一年已经拿到补贴”的公司年度时，补贴强度越高，后续超额薪酬也越高，也就是已获补贴企业内部存在显著正向的强度关联。控制变量方面，业绩（Roa）和财务杠杆（Lever）系数均显著为负，表明在固定效应设定下，盈利改善和债务约束增强都与较低的超额薪酬残差相伴随；第一大股东持股比例（Top1）同样显著为负，反映出大股东监督也会压缩高管额外攫取的空间。</w:t>
       </w:r>
     </w:p>
     <w:p>
@@ -18111,7 +18306,7 @@
           <w:b w:val="0"/>
           <w:sz w:val="21"/>
         </w:rPr>
-        <w:t xml:space="preserve">统计量为62.36，并在1%的统计意义上显著，这表明控制变量与固定效应设定整体有效。进一步把固定效应收紧为“公司固定效应</w:t>
+        <w:t xml:space="preserve">统计量为62.36，并在1%的统计意义上显著，说明控制变量与固定效应的联合设定是有效的。将固定效应收紧为“公司固定效应</w:t>
       </w:r>
       <w:r>
         <w:rPr>
@@ -18159,7 +18354,7 @@
           <w:b w:val="0"/>
           <w:sz w:val="21"/>
         </w:rPr>
-        <w:t xml:space="preserve">0.013），说明基准结果并非单纯由行业年度景气波动带出。需要强调的是，这一结果回答的不是“全部上市公司平均意义上补贴是否显著影响薪酬”，而是“在已获补贴企业内部，补贴强度差异是否伴随超额薪酬差异”。与旧的全样本</w:t>
+        <w:t xml:space="preserve">0.013）。这里回答的是“已获补贴企业内部，补贴强度差异是否伴随超额薪酬差异”，不是“全部上市公司平均意义上的补贴效应”。相比旧的全样本</w:t>
       </w:r>
       <w:r>
         <w:rPr>
@@ -18219,28 +18414,44 @@
           <w:b w:val="0"/>
           <w:sz w:val="21"/>
         </w:rPr>
-        <w:t xml:space="preserve">口径相比，这一定义把补贴的获得边际和强度边际分开，更贴近本文真正要识别的主问题。据此，H1</w:t>
-      </w:r>
-      <w:r>
-        <w:rPr>
-          <w:rFonts w:ascii="Times New Roman" w:hAnsi="Times New Roman" w:eastAsia="宋体"/>
-          <w:b w:val="0"/>
-          <w:sz w:val="21"/>
-        </w:rPr>
-        <w:t xml:space="preserve"> </w:t>
-      </w:r>
-      <w:r>
-        <w:rPr>
-          <w:rFonts w:hint="eastAsia" w:ascii="Times New Roman" w:hAnsi="Times New Roman" w:eastAsia="宋体"/>
-          <w:b w:val="0"/>
-          <w:sz w:val="21"/>
-        </w:rPr>
-        <w:t xml:space="preserve">在新的基准回归口径下得到支持。</w:t>
-      </w:r>
-    </w:p>
-    <w:bookmarkEnd w:id="44"/>
-    <w:bookmarkEnd w:id="45"/>
-    <w:bookmarkStart w:id="48" w:name="内生性处理"/>
+        <w:t xml:space="preserve">口径，这一定义把补贴的获得边际和强度边际拆开，更贴近本文的问题设定。据此，H1在新的基准回归口径下得到支持。模型2的</w:t>
+      </w:r>
+      <w:r>
+        <w:rPr>
+          <w:rFonts w:ascii="Times New Roman" w:hAnsi="Times New Roman" w:eastAsia="宋体"/>
+          <w:b w:val="0"/>
+          <w:sz w:val="21"/>
+        </w:rPr>
+        <w:t xml:space="preserve"> R² </w:t>
+      </w:r>
+      <w:r>
+        <w:rPr>
+          <w:rFonts w:hint="eastAsia" w:ascii="Times New Roman" w:hAnsi="Times New Roman" w:eastAsia="宋体"/>
+          <w:b w:val="0"/>
+          <w:sz w:val="21"/>
+        </w:rPr>
+        <w:t xml:space="preserve">为0.0205，也属于残差型因变量配合双向固定效应时的常见水平。公司固定效应和年份固定效应已经吸收了大部分个体与年度差异，回归主要解释的是组内残差波动，因此</w:t>
+      </w:r>
+      <w:r>
+        <w:rPr>
+          <w:rFonts w:ascii="Times New Roman" w:hAnsi="Times New Roman" w:eastAsia="宋体"/>
+          <w:b w:val="0"/>
+          <w:sz w:val="21"/>
+        </w:rPr>
+        <w:t xml:space="preserve"> R² </w:t>
+      </w:r>
+      <w:r>
+        <w:rPr>
+          <w:rFonts w:hint="eastAsia" w:ascii="Times New Roman" w:hAnsi="Times New Roman" w:eastAsia="宋体"/>
+          <w:b w:val="0"/>
+          <w:sz w:val="21"/>
+        </w:rPr>
+        <w:t xml:space="preserve">偏低本身不构成问题。</w:t>
+      </w:r>
+    </w:p>
+    <w:bookmarkEnd w:id="42"/>
+    <w:bookmarkEnd w:id="43"/>
+    <w:bookmarkStart w:id="46" w:name="内生性处理"/>
     <w:p>
       <w:pPr>
         <w:pStyle w:val="2"/>
@@ -18248,7 +18459,7 @@
         <w:ind w:firstLine="0"/>
         <w:jc w:val="left"/>
       </w:pPr>
-      <w:bookmarkStart w:id="94" w:name="_TocAuto0020"/>
+      <w:bookmarkStart w:id="90" w:name="_TocAuto0019"/>
       <w:r>
         <w:rPr>
           <w:rFonts w:ascii="Times New Roman" w:hAnsi="Times New Roman" w:eastAsia="黑体"/>
@@ -18265,9 +18476,9 @@
         </w:rPr>
         <w:t xml:space="preserve">内生性处理</w:t>
       </w:r>
-      <w:bookmarkEnd w:id="94"/>
-    </w:p>
-    <w:bookmarkStart w:id="49" w:name="内生性来源与识别局限"/>
+      <w:bookmarkEnd w:id="90"/>
+    </w:p>
+    <w:bookmarkStart w:id="47" w:name="内生性来源与识别局限"/>
     <w:p>
       <w:pPr>
         <w:pStyle w:val="31"/>
@@ -18304,7 +18515,7 @@
           <w:b w:val="0"/>
           <w:sz w:val="21"/>
         </w:rPr>
-        <w:t xml:space="preserve">在新的基准回归设计下，内生性来源主要集中在三个方面。第一类威胁是样本选择：基准回归只保留上一年已经拿到补贴的公司年度，因此“谁更容易进入样本”本身就可能与公司治理水平、高管资源协调能力和薪酬安排同时相关。第二类威胁是反向因果。某些高超额薪酬企业中的管理层，本来就更擅长政府沟通，也会在补贴和薪酬两端受益，使“高薪带来多补贴”与“多补贴带来高薪”在时间上纠缠在一起。第三类威胁是不可观测的时变因素，例如行业景气、地方扶持强度和企业内部治理变化，它们都会一并影响补贴强度和超额薪酬。</w:t>
+        <w:t xml:space="preserve">在新的基准回归设计下，内生性来源主要集中在三个方面。第一类威胁是样本选择：基准回归只保留上一年已经拿到补贴的公司年度，因此“谁更容易进入样本”本身就容易与公司治理水平、高管资源协调能力和薪酬安排同时相关。第二类威胁是反向因果。某些高超额薪酬企业中的管理层，本来就更擅长政府沟通，也会在补贴和薪酬两端受益，使“高薪带来多补贴”与“多补贴带来高薪”在时间上纠缠在一起。第三类威胁是不可观测的时变因素，例如行业景气、地方扶持强度和企业内部治理变化，它们都会一并影响补贴强度和超额薪酬。</w:t>
       </w:r>
     </w:p>
     <w:p>
@@ -18353,8 +18564,8 @@
         <w:t xml:space="preserve">据此，相关估计始终被理解为在多重识别设定下获得的条件相关证据，不将其上升为严格意义上的因果效应估计。</w:t>
       </w:r>
     </w:p>
-    <w:bookmarkEnd w:id="46"/>
-    <w:bookmarkStart w:id="50" w:name="选择偏差校正heckman-两步法"/>
+    <w:bookmarkEnd w:id="44"/>
+    <w:bookmarkStart w:id="48" w:name="选择偏差校正heckman-两步法"/>
     <w:p>
       <w:pPr>
         <w:pStyle w:val="31"/>
@@ -18743,7 +18954,23 @@
           <w:b w:val="0"/>
           <w:sz w:val="21"/>
         </w:rPr>
-        <w:t xml:space="preserve">注：Heckman</w:t>
+        <w:t xml:space="preserve">注：选择方程排除变量</w:t>
+      </w:r>
+      <w:r>
+        <w:rPr>
+          <w:rFonts w:ascii="Times New Roman" w:hAnsi="Times New Roman" w:eastAsia="宋体"/>
+          <w:b w:val="0"/>
+          <w:sz w:val="21"/>
+        </w:rPr>
+        <w:t xml:space="preserve"> IV_lnSubsidy_l1 </w:t>
+      </w:r>
+      <w:r>
+        <w:rPr>
+          <w:rFonts w:hint="eastAsia" w:ascii="Times New Roman" w:hAnsi="Times New Roman" w:eastAsia="宋体"/>
+          <w:b w:val="0"/>
+          <w:sz w:val="21"/>
+        </w:rPr>
+        <w:t xml:space="preserve">为滞后一期同城同年其他企业平均补助对数（留一法构造），其经济逻辑在于：同城同年的地方财政政策环境影响企业获补概率，但不直接决定个体企业高管超额薪酬水平。Heckman</w:t>
       </w:r>
       <w:r>
         <w:rPr>
@@ -18759,7 +18986,7 @@
           <w:b w:val="0"/>
           <w:sz w:val="21"/>
         </w:rPr>
-        <w:t xml:space="preserve">选择方程样本量为45,396条，结果方程样本量为40,679条。IMR</w:t>
+        <w:t xml:space="preserve">选择方程样本量为45,396条，结果方程样本量为40,679条，低于中介统一样本（41,186条），系选择方程排除变量存在额外缺失所致。IMR</w:t>
       </w:r>
       <w:r>
         <w:rPr>
@@ -18822,7 +19049,7 @@
           <w:b w:val="0"/>
           <w:sz w:val="21"/>
         </w:rPr>
-        <w:t xml:space="preserve">0.0056），表明上一年已获补贴样本存在选择偏差；但在校正选择偏差后，lnSubsidy_pos_l1</w:t>
+        <w:t xml:space="preserve">0.0056），说明上一年已获补贴样本确有选择偏差。校正后，lnSubsidy_pos_l1</w:t>
       </w:r>
       <w:r>
         <w:rPr>
@@ -18838,11 +19065,11 @@
           <w:b w:val="0"/>
           <w:sz w:val="21"/>
         </w:rPr>
-        <w:t xml:space="preserve">的系数仍为0.0093，并在1%的统计意义上显著。这意味着表4-5中的正向估计不宜简单归因于“谁更容易进入正补助样本”这一选择机制。与此同时，围绕同城、同行业以及精炼双工具变量所做的统一重跑表明，传统留一法工具变量在当前基准样本中的一阶段整体偏弱、二阶段方向也不稳定，因此不将其纳入正文主表。综合来看，新的基准回归更适合作为经过选择偏差校正后的稳定条件相关证据来解读，而不宜把它写成已经被稳健识别的强因果效应。</w:t>
-      </w:r>
-    </w:p>
-    <w:bookmarkEnd w:id="47"/>
-    <w:bookmarkStart w:id="51" w:name="事件研究式动态检验"/>
+        <w:t xml:space="preserve">的系数仍为0.0093，并在1%的统计意义上显著，表4-5中的正向估计不宜简单归因于“谁更容易进入正补助样本”这一选择机制。围绕同城、同行业以及精炼双工具变量所做的统一重跑也表明，传统留一法工具变量在当前基准样本中的一阶段整体偏弱、二阶段方向不稳定，因此不纳入正文主表。综合来看，新的基准回归更适合作为经过选择偏差校正后的稳定条件相关证据来解读，不把它写成已经被稳健识别的强因果效应。</w:t>
+      </w:r>
+    </w:p>
+    <w:bookmarkEnd w:id="45"/>
+    <w:bookmarkStart w:id="49" w:name="事件研究式动态检验"/>
     <w:p>
       <w:pPr>
         <w:pStyle w:val="31"/>
@@ -18910,7 +19137,7 @@
           <w:b w:val="0"/>
           <w:sz w:val="21"/>
         </w:rPr>
-        <w:t xml:space="preserve">值为0.669，说明在进入高补贴状态之前，处理组与对照组并未表现出系统性差异。与之相对，事件当期及随后1至3期的系数分别为0.0235（p</w:t>
+        <w:t xml:space="preserve">值为0.669，说明在进入高补贴状态之前，处理组与对照组没有明显差别。事件当期及随后1至3期的系数分别为0.0235（p</w:t>
       </w:r>
       <w:r>
         <w:rPr>
@@ -18990,12 +19217,28 @@
           <w:b w:val="0"/>
           <w:sz w:val="21"/>
         </w:rPr>
-        <w:t xml:space="preserve">校正和表4-7中的更严格固定效应结果，可以认为当前基准回归并非完全由样本选择或显著预趋势所驱动；不过，这组证据仍主要用于收紧识别边界，而不被解释为无条件的强因果估计。</w:t>
-      </w:r>
-    </w:p>
-    <w:bookmarkEnd w:id="48"/>
-    <w:bookmarkEnd w:id="49"/>
-    <w:bookmarkStart w:id="52" w:name="稳健性检验"/>
+        <w:t xml:space="preserve">校正和表4-7中的更严格固定效应结果，可以认为当前基准回归并非完全由样本选择或显著预趋势所驱动。这组证据主要用于收紧识别边界，不直接解释为无条件的强因果估计。上四分位数阈值是事件研究中常见的划分方式，用来识别“补贴强度明显跃升”的时点；前趋势检验的高</w:t>
+      </w:r>
+      <w:r>
+        <w:rPr>
+          <w:rFonts w:ascii="Times New Roman" w:hAnsi="Times New Roman" w:eastAsia="宋体"/>
+          <w:b w:val="0"/>
+          <w:sz w:val="21"/>
+        </w:rPr>
+        <w:t xml:space="preserve"> p </w:t>
+      </w:r>
+      <w:r>
+        <w:rPr>
+          <w:rFonts w:hint="eastAsia" w:ascii="Times New Roman" w:hAnsi="Times New Roman" w:eastAsia="宋体"/>
+          <w:b w:val="0"/>
+          <w:sz w:val="21"/>
+        </w:rPr>
+        <w:t xml:space="preserve">值也表明，阈值位置做小幅调整后，事前两组没有明显差别这一判断大体稳定。未来研究可进一步检验替代阈值（如中位数或上十分位数）下动态检验结论的敏感性。</w:t>
+      </w:r>
+    </w:p>
+    <w:bookmarkEnd w:id="46"/>
+    <w:bookmarkEnd w:id="47"/>
+    <w:bookmarkStart w:id="50" w:name="稳健性检验"/>
     <w:p>
       <w:pPr>
         <w:pStyle w:val="2"/>
@@ -19003,7 +19246,7 @@
         <w:ind w:firstLine="0"/>
         <w:jc w:val="left"/>
       </w:pPr>
-      <w:bookmarkStart w:id="95" w:name="_TocAuto0021"/>
+      <w:bookmarkStart w:id="91" w:name="_TocAuto0020"/>
       <w:r>
         <w:rPr>
           <w:rFonts w:ascii="Times New Roman" w:hAnsi="Times New Roman" w:eastAsia="黑体"/>
@@ -19020,7 +19263,7 @@
         </w:rPr>
         <w:t xml:space="preserve">稳健性检验</w:t>
       </w:r>
-      <w:bookmarkEnd w:id="95"/>
+      <w:bookmarkEnd w:id="91"/>
     </w:p>
     <w:p>
       <w:pPr>
@@ -19786,7 +20029,7 @@
         <w:t xml:space="preserve">分别表示在1%、5%、10%的统计意义上显著。第(1)—(3)项与基准回归保持同一正补助样本口径，控制Roa、Lever、Top1以及公司和年份固定效应；第(4)项在同一正补助样本上进一步将年份固定效应收紧为行业×年份固定效应。标准误为公司层面聚类稳健标准误。</w:t>
       </w:r>
     </w:p>
-    <w:bookmarkStart w:id="53" w:name="替换被解释变量"/>
+    <w:bookmarkStart w:id="51" w:name="替换被解释变量"/>
     <w:p>
       <w:pPr>
         <w:pStyle w:val="31"/>
@@ -19826,8 +20069,8 @@
         <w:t xml:space="preserve">将被解释变量由超额薪酬（Overpay）替换为高管前三名薪酬总额对数后，补贴系数为0.0331，并在1%的统计意义上显著为正。这意味着在已获补贴企业内部，补贴强度与薪酬总额口径之间也存在显著正向关系；将因变量进一步处理为剔除正常部分后的超额薪酬残差后，系数幅度下降，但方向和显著性仍然保留。</w:t>
       </w:r>
     </w:p>
-    <w:bookmarkEnd w:id="50"/>
-    <w:bookmarkStart w:id="54" w:name="缩小样本期"/>
+    <w:bookmarkEnd w:id="48"/>
+    <w:bookmarkStart w:id="52" w:name="缩小样本期"/>
     <w:p>
       <w:pPr>
         <w:pStyle w:val="31"/>
@@ -19867,8 +20110,8 @@
         <w:t xml:space="preserve">将样本期限缩至2010—2020年后，补贴系数为0.0120，并在1%的统计意义上显著为正。这说明基准结果并非完全依赖样本早期年份，缩短时间窗口后，补贴强度与超额薪酬之间的正向关联仍然存在。</w:t>
       </w:r>
     </w:p>
-    <w:bookmarkEnd w:id="51"/>
-    <w:bookmarkStart w:id="55" w:name="仅保留制造业样本"/>
+    <w:bookmarkEnd w:id="49"/>
+    <w:bookmarkStart w:id="53" w:name="仅保留制造业样本"/>
     <w:p>
       <w:pPr>
         <w:pStyle w:val="31"/>
@@ -19908,8 +20151,8 @@
         <w:t xml:space="preserve">仅保留制造业（样本量29,143）后，补贴系数为0.0099，并在5%的统计意义上显著为正。可见在制造业单一行业内部，已获补贴企业之间的补贴强度差异同样能够对应更高的超额薪酬。</w:t>
       </w:r>
     </w:p>
-    <w:bookmarkEnd w:id="52"/>
-    <w:bookmarkStart w:id="56" w:name="更严格固定效应设定"/>
+    <w:bookmarkEnd w:id="50"/>
+    <w:bookmarkStart w:id="54" w:name="更严格固定效应设定"/>
     <w:p>
       <w:pPr>
         <w:pStyle w:val="31"/>
@@ -19962,7 +20205,7 @@
           <w:b w:val="0"/>
           <w:sz w:val="21"/>
         </w:rPr>
-        <w:t xml:space="preserve">行业×年份固定效应”后，补贴系数仍为0.0082，并在5%的统计意义上显著为正。这说明基准回归中的正向关系并非单纯由行业年度景气波动带出。综合四项检验可以看到，在已获补贴企业内部的强度效应这一问题设定下，补贴系数在不同稳健性设定中均保持正向且达到常用显著性标准。据此，H1在新的基准回归口径下获得较一致的经验支撑；结合前述</w:t>
+        <w:t xml:space="preserve">行业×年份固定效应”后，补贴系数仍为0.0082，并在5%的统计意义上显著为正。这说明基准回归中的正向关系并非单纯由行业年度景气波动带出。综合四项检验，在已获补贴企业内部这一强度效应设定下，补贴系数始终保持正向并达到常用显著性标准。据此，H1在新的基准回归口径下获得了较一致的经验支撑；结合前述</w:t>
       </w:r>
       <w:r>
         <w:rPr>
@@ -19978,12 +20221,12 @@
           <w:b w:val="0"/>
           <w:sz w:val="21"/>
         </w:rPr>
-        <w:t xml:space="preserve">校正与事件研究式动态检验，这种一致性更适合被理解为识别边界收紧后的稳健条件相关，而不是强因果层面的稳健。</w:t>
-      </w:r>
-    </w:p>
-    <w:bookmarkEnd w:id="53"/>
-    <w:bookmarkEnd w:id="54"/>
-    <w:bookmarkStart w:id="57" w:name="基于机器学习方法的补充验证"/>
+        <w:t xml:space="preserve">校正与事件研究式动态检验，这种一致性更适合理解为识别边界收紧后的稳健条件相关，而不是强因果层面的稳健。</w:t>
+      </w:r>
+    </w:p>
+    <w:bookmarkEnd w:id="51"/>
+    <w:bookmarkEnd w:id="52"/>
+    <w:bookmarkStart w:id="55" w:name="基于机器学习方法的补充验证"/>
     <w:p>
       <w:pPr>
         <w:pStyle w:val="2"/>
@@ -19991,7 +20234,7 @@
         <w:ind w:firstLine="0"/>
         <w:jc w:val="left"/>
       </w:pPr>
-      <w:bookmarkStart w:id="96" w:name="_TocAuto0022"/>
+      <w:bookmarkStart w:id="92" w:name="_TocAuto0021"/>
       <w:r>
         <w:rPr>
           <w:rFonts w:ascii="Times New Roman" w:hAnsi="Times New Roman" w:eastAsia="黑体"/>
@@ -20008,7 +20251,7 @@
         </w:rPr>
         <w:t xml:space="preserve">基于机器学习方法的补充验证</w:t>
       </w:r>
-      <w:bookmarkEnd w:id="96"/>
+      <w:bookmarkEnd w:id="92"/>
     </w:p>
     <w:p>
       <w:pPr>
@@ -20105,7 +20348,7 @@
         <w:t xml:space="preserve">的边际贡献排序是否支持同样判断、财政补贴变量在正则化筛选下是否会被压缩为0，以及在更灵活的非线性模型中财政补贴的局部趋势是否仍表现为总体上升。</w:t>
       </w:r>
     </w:p>
-    <w:bookmarkStart w:id="58" w:name="随机森林特征重要性验证"/>
+    <w:bookmarkStart w:id="56" w:name="随机森林特征重要性验证"/>
     <w:p>
       <w:pPr>
         <w:pStyle w:val="31"/>
@@ -20174,7 +20417,7 @@
           <w:b w:val="0"/>
           <w:sz w:val="21"/>
         </w:rPr>
-        <w:t xml:space="preserve">预测误差下降的平均贡献。某一变量的重要性数值越大，说明它在样本整体预测中提供的信息越多、对模型划分的贡献越高。需要强调的是，这种“重要性”衡量的是全局预测贡献，而不是</w:t>
+        <w:t xml:space="preserve">预测误差下降的平均贡献。某一变量的重要性数值越大，说明它在样本整体预测中提供的信息越多、对模型划分的贡献越高。但应注意，这种“重要性”衡量的是全局预测贡献，而不是</w:t>
       </w:r>
       <w:r>
         <w:rPr>
@@ -20626,7 +20869,7 @@
           <w:b w:val="0"/>
           <w:sz w:val="21"/>
         </w:rPr>
-        <w:t xml:space="preserve">排名第4。这一结果并不意味着财政补贴不具备显著影响，而是说明树模型在做全局预测时，更优先利用盈利能力和股权集中度这类方差更大、信息量更广的基本面变量完成样本划分。相比之下，财政补贴更接近一种政策冲击型变量，其经济作用往往体现为条件性、局部性的强度差异，因此在“预测贡献度”排序中位列第三，并不削弱其在</w:t>
+        <w:t xml:space="preserve">排名第4。这不表示财政补贴没有作用，而是说明树模型在做全局预测时，会更早利用盈利能力和股权集中度这类方差更大、信息量更广的基本面变量完成样本划分。相比之下，财政补贴更接近政策冲击型变量，其经济作用更多体现为条件性、局部性的强度差异，因此在“预测贡献度”排序中位列第三，并不削弱其在</w:t>
       </w:r>
       <w:r>
         <w:rPr>
@@ -20642,585 +20885,19 @@
           <w:b w:val="0"/>
           <w:sz w:val="21"/>
         </w:rPr>
-        <w:t xml:space="preserve">基准回归中所体现出的独立经济含义。换句话说，随机森林的重要性排名和计量回归中的显著系数回答的不是同一个问题。</w:t>
+        <w:t xml:space="preserve">基准回归中体现出的独立经济含义。随机森林的重要性排名和计量回归中的显著系数，本来就在回答两个不同的问题。</w:t>
       </w:r>
     </w:p>
     <w:p xmlns:a="http://schemas.openxmlformats.org/drawingml/2006/main" xmlns:pic="http://schemas.openxmlformats.org/drawingml/2006/picture">
       <w:pPr>
-        <w:pStyle w:val="a4"/>
-      </w:pPr>
-      <w:r>
-        <w:drawing>
-          <wp:inline>
-            <wp:extent cx="5753100" cy="3273649"/>
-            <wp:effectExtent b="0" l="0" r="0" t="0"/>
-            <wp:docPr descr="" title="" id="2" name="Picture"/>
-            <a:graphic>
-              <a:graphicData uri="http://schemas.openxmlformats.org/drawingml/2006/picture">
-                <pic:pic>
-                  <pic:nvPicPr>
-                    <pic:cNvPr descr="./images/fig2_rf_importance_notitle.png" id="2" name="Picture"/>
-                    <pic:cNvPicPr>
-                      <a:picLocks noChangeArrowheads="1" noChangeAspect="1"/>
-                    </pic:cNvPicPr>
-                  </pic:nvPicPr>
-                  <pic:blipFill>
-                    <a:blip r:embed="rId24"/>
-                    <a:stretch>
-                      <a:fillRect/>
-                    </a:stretch>
-                  </pic:blipFill>
-                  <pic:spPr bwMode="auto">
-                    <a:xfrm>
-                      <a:off x="0" y="0"/>
-                      <a:ext cx="5753100" cy="3273649"/>
-                    </a:xfrm>
-                    <a:prstGeom prst="rect">
-                      <a:avLst/>
-                    </a:prstGeom>
-                    <a:noFill/>
-                    <a:ln w="9525">
-                      <a:noFill/>
-                      <a:headEnd/>
-                      <a:tailEnd/>
-                    </a:ln>
-                  </pic:spPr>
-                </pic:pic>
-              </a:graphicData>
-            </a:graphic>
-          </wp:inline>
-        </w:drawing>
-      </w:r>
-    </w:p>
-    <w:p>
-      <w:pPr>
-        <w:spacing w:line="312" w:lineRule="auto" w:before="0" w:after="0"/>
+        <w:spacing w:line="240" w:lineRule="auto" w:before="0" w:after="0"/>
         <w:ind w:firstLine="0"/>
-        <w:jc w:val="center"/>
-      </w:pPr>
-      <w:r>
-        <w:rPr>
-          <w:rFonts w:hint="eastAsia" w:ascii="Times New Roman" w:hAnsi="Times New Roman" w:eastAsia="宋体"/>
-          <w:b/>
-          <w:sz w:val="18"/>
-        </w:rPr>
-        <w:t xml:space="preserve">图4-1</w:t>
-      </w:r>
-      <w:r>
-        <w:rPr>
-          <w:rFonts w:ascii="Times New Roman" w:hAnsi="Times New Roman" w:eastAsia="宋体"/>
-          <w:b/>
-          <w:sz w:val="18"/>
-        </w:rPr>
-        <w:t xml:space="preserve"> </w:t>
-      </w:r>
-      <w:r>
-        <w:rPr>
-          <w:rFonts w:hint="eastAsia" w:ascii="Times New Roman" w:hAnsi="Times New Roman" w:eastAsia="宋体"/>
-          <w:b/>
-          <w:sz w:val="18"/>
-        </w:rPr>
-        <w:t xml:space="preserve">随机森林特征重要性图</w:t>
-      </w:r>
-    </w:p>
-    <w:p>
-      <w:pPr>
-        <w:spacing w:line="312" w:lineRule="auto" w:before="0" w:after="0"/>
-        <w:ind w:firstLine="420"/>
-        <w:jc w:val="both"/>
-      </w:pPr>
-      <w:r>
-        <w:rPr>
-          <w:rFonts w:hint="eastAsia" w:ascii="Times New Roman" w:hAnsi="Times New Roman" w:eastAsia="宋体"/>
-          <w:b w:val="0"/>
-          <w:sz w:val="21"/>
-        </w:rPr>
-        <w:t xml:space="preserve">图4-1进一步直观展示了随机森林的重要性排序。结合表4-8可以看到，财政补贴强度并未被边缘化，而是排在四个特征中的前列。更稳妥的判断是：在控制企业盈利能力、杠杆与股权监督等关键特征之后，财政补贴变量仍保有一定预测信息，这与第四章基准回归中其系数显著为正的结论并不矛盾。</w:t>
-      </w:r>
-    </w:p>
-    <w:bookmarkEnd w:id="55"/>
-    <w:bookmarkStart w:id="59" w:name="shap值解释分析"/>
-    <w:p>
-      <w:pPr>
-        <w:pStyle w:val="31"/>
-        <w:spacing w:line="312" w:lineRule="auto" w:before="0" w:after="0"/>
-        <w:ind w:firstLine="420"/>
-        <w:jc w:val="left"/>
-      </w:pPr>
-      <w:r>
-        <w:rPr>
-          <w:rFonts w:ascii="Times New Roman" w:hAnsi="Times New Roman" w:eastAsia="宋体"/>
-          <w:b w:val="0"/>
-          <w:sz w:val="24"/>
-        </w:rPr>
-        <w:t xml:space="preserve">4.6.2 </w:t>
-      </w:r>
-      <w:r>
-        <w:rPr>
-          <w:rFonts w:hint="eastAsia" w:ascii="Times New Roman" w:hAnsi="Times New Roman" w:eastAsia="宋体"/>
-          <w:b w:val="0"/>
-          <w:sz w:val="24"/>
-        </w:rPr>
-        <w:t xml:space="preserve">SHAP值解释分析</w:t>
-      </w:r>
-    </w:p>
-    <w:p>
-      <w:pPr>
-        <w:spacing w:line="312" w:lineRule="auto" w:before="0" w:after="0"/>
-        <w:ind w:firstLine="420"/>
-        <w:jc w:val="both"/>
-      </w:pPr>
-      <w:r>
-        <w:rPr>
-          <w:rFonts w:hint="eastAsia" w:ascii="Times New Roman" w:hAnsi="Times New Roman" w:eastAsia="宋体"/>
-          <w:b w:val="0"/>
-          <w:sz w:val="21"/>
-        </w:rPr>
-        <w:t xml:space="preserve">随机森林基于基尼不纯度得到的重要性，只能反映变量对模型整体预测的贡献大小，难以直接刻画变量对预测结果波动的边际影响强弱。为补足这一点，本文进一步引入</w:t>
-      </w:r>
-      <w:r>
-        <w:rPr>
-          <w:rFonts w:ascii="Times New Roman" w:hAnsi="Times New Roman" w:eastAsia="宋体"/>
-          <w:b w:val="0"/>
-          <w:sz w:val="21"/>
-        </w:rPr>
-        <w:t xml:space="preserve"> </w:t>
-      </w:r>
-      <w:r>
-        <w:rPr>
-          <w:rFonts w:hint="eastAsia" w:ascii="Times New Roman" w:hAnsi="Times New Roman" w:eastAsia="宋体"/>
-          <w:b w:val="0"/>
-          <w:sz w:val="21"/>
-        </w:rPr>
-        <w:t xml:space="preserve">SHAP（SHapley</w:t>
-      </w:r>
-      <w:r>
-        <w:rPr>
-          <w:rFonts w:ascii="Times New Roman" w:hAnsi="Times New Roman" w:eastAsia="宋体"/>
-          <w:b w:val="0"/>
-          <w:sz w:val="21"/>
-        </w:rPr>
-        <w:t xml:space="preserve"> Additive </w:t>
-      </w:r>
-      <w:r>
-        <w:rPr>
-          <w:rFonts w:hint="eastAsia" w:ascii="Times New Roman" w:hAnsi="Times New Roman" w:eastAsia="宋体"/>
-          <w:b w:val="0"/>
-          <w:sz w:val="21"/>
-        </w:rPr>
-        <w:t xml:space="preserve">exPlanations）方法，对随机森林模型的预测结果进行解释。具体做法是在保留样本中随机抽取2,000条观测，计算各变量的</w:t>
-      </w:r>
-      <w:r>
-        <w:rPr>
-          <w:rFonts w:ascii="Times New Roman" w:hAnsi="Times New Roman" w:eastAsia="宋体"/>
-          <w:b w:val="0"/>
-          <w:sz w:val="21"/>
-        </w:rPr>
-        <w:t xml:space="preserve"> SHAP </w:t>
-      </w:r>
-      <w:r>
-        <w:rPr>
-          <w:rFonts w:hint="eastAsia" w:ascii="Times New Roman" w:hAnsi="Times New Roman" w:eastAsia="宋体"/>
-          <w:b w:val="0"/>
-          <w:sz w:val="21"/>
-        </w:rPr>
-        <w:t xml:space="preserve">值，并以平均绝对</w:t>
-      </w:r>
-      <w:r>
-        <w:rPr>
-          <w:rFonts w:ascii="Times New Roman" w:hAnsi="Times New Roman" w:eastAsia="宋体"/>
-          <w:b w:val="0"/>
-          <w:sz w:val="21"/>
-        </w:rPr>
-        <w:t xml:space="preserve"> SHAP </w:t>
-      </w:r>
-      <w:r>
-        <w:rPr>
-          <w:rFonts w:hint="eastAsia" w:ascii="Times New Roman" w:hAnsi="Times New Roman" w:eastAsia="宋体"/>
-          <w:b w:val="0"/>
-          <w:sz w:val="21"/>
-        </w:rPr>
-        <w:t xml:space="preserve">值衡量其对模型预测波动的平均边际贡献；平均绝对</w:t>
-      </w:r>
-      <w:r>
-        <w:rPr>
-          <w:rFonts w:ascii="Times New Roman" w:hAnsi="Times New Roman" w:eastAsia="宋体"/>
-          <w:b w:val="0"/>
-          <w:sz w:val="21"/>
-        </w:rPr>
-        <w:t xml:space="preserve"> SHAP </w:t>
-      </w:r>
-      <w:r>
-        <w:rPr>
-          <w:rFonts w:hint="eastAsia" w:ascii="Times New Roman" w:hAnsi="Times New Roman" w:eastAsia="宋体"/>
-          <w:b w:val="0"/>
-          <w:sz w:val="21"/>
-        </w:rPr>
-        <w:t xml:space="preserve">值越大，说明该变量对预测结果的边际影响越强。</w:t>
-      </w:r>
-    </w:p>
-    <w:p>
-      <w:pPr>
-        <w:spacing w:line="312" w:lineRule="auto" w:before="0" w:after="0"/>
-        <w:ind w:firstLine="0"/>
-        <w:jc w:val="center"/>
-      </w:pPr>
-      <w:r>
-        <w:rPr>
-          <w:rFonts w:hint="eastAsia" w:ascii="Times New Roman" w:hAnsi="Times New Roman" w:eastAsia="宋体"/>
-          <w:b/>
-          <w:sz w:val="18"/>
-        </w:rPr>
-        <w:t xml:space="preserve">表4-9</w:t>
-      </w:r>
-      <w:r>
-        <w:rPr>
-          <w:rFonts w:ascii="Times New Roman" w:hAnsi="Times New Roman" w:eastAsia="宋体"/>
-          <w:b/>
-          <w:sz w:val="18"/>
-        </w:rPr>
-        <w:t xml:space="preserve"> </w:t>
-      </w:r>
-      <w:r>
-        <w:rPr>
-          <w:rFonts w:hint="eastAsia" w:ascii="Times New Roman" w:hAnsi="Times New Roman" w:eastAsia="宋体"/>
-          <w:b/>
-          <w:sz w:val="18"/>
-        </w:rPr>
-        <w:t xml:space="preserve">SHAP值重要性排名</w:t>
-      </w:r>
-    </w:p>
-    <w:tbl>
-      <w:tblPr>
-        <w:tblStyle w:val="Table"/>
-        <w:tblW w:type="auto" w:w="0"/>
-        <w:jc w:val="center"/>
-        <w:tblLook w:firstRow="1" w:lastRow="0" w:firstColumn="0" w:lastColumn="0" w:noHBand="0" w:noVBand="0" w:val="0020"/>
-      </w:tblPr>
-      <w:tblGrid>
-        <w:gridCol w:w="2640"/>
-        <w:gridCol w:w="2640"/>
-        <w:gridCol w:w="2640"/>
-      </w:tblGrid>
-      <w:tr>
-        <w:trPr>
-          <w:tblHeader w:val="on"/>
-        </w:trPr>
-        <w:tc>
-          <w:tcPr>
-            <w:tcBorders>
-              <w:top w:val="single" w:sz="12" w:color="000000"/>
-              <w:bottom w:val="single" w:sz="12" w:color="000000"/>
-            </w:tcBorders>
-          </w:tcPr>
-          <w:p>
-            <w:pPr>
-              <w:pStyle w:val="Compact"/>
-              <w:spacing w:line="240" w:lineRule="auto" w:before="0" w:after="0"/>
-              <w:ind w:firstLine="0"/>
-              <w:jc w:val="left"/>
-            </w:pPr>
-            <w:r>
-              <w:rPr>
-                <w:rFonts w:hint="eastAsia" w:ascii="Times New Roman" w:hAnsi="Times New Roman" w:eastAsia="宋体"/>
-                <w:b/>
-                <w:sz w:val="18"/>
-              </w:rPr>
-              <w:t xml:space="preserve">排名</w:t>
-            </w:r>
-          </w:p>
-        </w:tc>
-        <w:tc>
-          <w:tcPr>
-            <w:tcBorders>
-              <w:top w:val="single" w:sz="12" w:color="000000"/>
-              <w:bottom w:val="single" w:sz="12" w:color="000000"/>
-            </w:tcBorders>
-          </w:tcPr>
-          <w:p>
-            <w:pPr>
-              <w:pStyle w:val="Compact"/>
-              <w:spacing w:line="240" w:lineRule="auto" w:before="0" w:after="0"/>
-              <w:ind w:firstLine="0"/>
-              <w:jc w:val="center"/>
-            </w:pPr>
-            <w:r>
-              <w:rPr>
-                <w:rFonts w:hint="eastAsia" w:ascii="Times New Roman" w:hAnsi="Times New Roman" w:eastAsia="宋体"/>
-                <w:b/>
-                <w:sz w:val="18"/>
-              </w:rPr>
-              <w:t xml:space="preserve">特征变量</w:t>
-            </w:r>
-          </w:p>
-        </w:tc>
-        <w:tc>
-          <w:tcPr>
-            <w:tcBorders>
-              <w:top w:val="single" w:sz="12" w:color="000000"/>
-              <w:bottom w:val="single" w:sz="12" w:color="000000"/>
-            </w:tcBorders>
-          </w:tcPr>
-          <w:p>
-            <w:pPr>
-              <w:pStyle w:val="Compact"/>
-              <w:spacing w:line="240" w:lineRule="auto" w:before="0" w:after="0"/>
-              <w:ind w:firstLine="0"/>
-              <w:jc w:val="center"/>
-            </w:pPr>
-            <w:r>
-              <w:rPr>
-                <w:rFonts w:hint="eastAsia" w:ascii="Times New Roman" w:hAnsi="Times New Roman" w:eastAsia="宋体"/>
-                <w:b/>
-                <w:sz w:val="18"/>
-              </w:rPr>
-              <w:t xml:space="preserve">平均绝对SHAP值</w:t>
-            </w:r>
-          </w:p>
-        </w:tc>
-      </w:tr>
-      <w:tr>
-        <w:tc>
-          <w:tcPr/>
-          <w:p>
-            <w:pPr>
-              <w:pStyle w:val="Compact"/>
-              <w:spacing w:line="240" w:lineRule="auto" w:before="0" w:after="0"/>
-              <w:ind w:firstLine="0"/>
-              <w:jc w:val="left"/>
-            </w:pPr>
-            <w:r>
-              <w:rPr>
-                <w:rFonts w:ascii="Times New Roman" w:hAnsi="Times New Roman" w:eastAsia="宋体"/>
-                <w:sz w:val="18"/>
-              </w:rPr>
-              <w:t xml:space="preserve">1</w:t>
-            </w:r>
-          </w:p>
-        </w:tc>
-        <w:tc>
-          <w:tcPr/>
-          <w:p>
-            <w:pPr>
-              <w:pStyle w:val="Compact"/>
-              <w:spacing w:line="240" w:lineRule="auto" w:before="0" w:after="0"/>
-              <w:ind w:firstLine="0"/>
-              <w:jc w:val="center"/>
-            </w:pPr>
-            <w:r>
-              <w:rPr>
-                <w:rFonts w:ascii="Times New Roman" w:hAnsi="Times New Roman" w:eastAsia="宋体"/>
-                <w:sz w:val="18"/>
-              </w:rPr>
-              <w:t xml:space="preserve">Roa</w:t>
-            </w:r>
-          </w:p>
-        </w:tc>
-        <w:tc>
-          <w:tcPr/>
-          <w:p>
-            <w:pPr>
-              <w:pStyle w:val="Compact"/>
-              <w:spacing w:line="240" w:lineRule="auto" w:before="0" w:after="0"/>
-              <w:ind w:firstLine="0"/>
-              <w:jc w:val="center"/>
-            </w:pPr>
-            <w:r>
-              <w:rPr>
-                <w:rFonts w:ascii="Times New Roman" w:hAnsi="Times New Roman" w:eastAsia="宋体"/>
-                <w:sz w:val="18"/>
-              </w:rPr>
-              <w:t xml:space="preserve">0.053311</w:t>
-            </w:r>
-          </w:p>
-        </w:tc>
-      </w:tr>
-      <w:tr>
-        <w:tc>
-          <w:tcPr/>
-          <w:p>
-            <w:pPr>
-              <w:pStyle w:val="Compact"/>
-              <w:spacing w:line="240" w:lineRule="auto" w:before="0" w:after="0"/>
-              <w:ind w:firstLine="0"/>
-              <w:jc w:val="left"/>
-            </w:pPr>
-            <w:r>
-              <w:rPr>
-                <w:rFonts w:ascii="Times New Roman" w:hAnsi="Times New Roman" w:eastAsia="宋体"/>
-                <w:sz w:val="18"/>
-              </w:rPr>
-              <w:t xml:space="preserve">2</w:t>
-            </w:r>
-          </w:p>
-        </w:tc>
-        <w:tc>
-          <w:tcPr/>
-          <w:p>
-            <w:pPr>
-              <w:pStyle w:val="Compact"/>
-              <w:spacing w:line="240" w:lineRule="auto" w:before="0" w:after="0"/>
-              <w:ind w:firstLine="0"/>
-              <w:jc w:val="center"/>
-            </w:pPr>
-            <w:r>
-              <w:rPr>
-                <w:rFonts w:ascii="Times New Roman" w:hAnsi="Times New Roman" w:eastAsia="宋体"/>
-                <w:sz w:val="18"/>
-              </w:rPr>
-              <w:t xml:space="preserve">Top1</w:t>
-            </w:r>
-          </w:p>
-        </w:tc>
-        <w:tc>
-          <w:tcPr/>
-          <w:p>
-            <w:pPr>
-              <w:pStyle w:val="Compact"/>
-              <w:spacing w:line="240" w:lineRule="auto" w:before="0" w:after="0"/>
-              <w:ind w:firstLine="0"/>
-              <w:jc w:val="center"/>
-            </w:pPr>
-            <w:r>
-              <w:rPr>
-                <w:rFonts w:ascii="Times New Roman" w:hAnsi="Times New Roman" w:eastAsia="宋体"/>
-                <w:sz w:val="18"/>
-              </w:rPr>
-              <w:t xml:space="preserve">0.049180</w:t>
-            </w:r>
-          </w:p>
-        </w:tc>
-      </w:tr>
-      <w:tr>
-        <w:tc>
-          <w:tcPr/>
-          <w:p>
-            <w:pPr>
-              <w:pStyle w:val="Compact"/>
-              <w:spacing w:line="240" w:lineRule="auto" w:before="0" w:after="0"/>
-              <w:ind w:firstLine="0"/>
-              <w:jc w:val="left"/>
-            </w:pPr>
-            <w:r>
-              <w:rPr>
-                <w:rFonts w:ascii="Times New Roman" w:hAnsi="Times New Roman" w:eastAsia="宋体"/>
-                <w:sz w:val="18"/>
-              </w:rPr>
-              <w:t xml:space="preserve">3</w:t>
-            </w:r>
-          </w:p>
-        </w:tc>
-        <w:tc>
-          <w:tcPr/>
-          <w:p>
-            <w:pPr>
-              <w:pStyle w:val="Compact"/>
-              <w:spacing w:line="240" w:lineRule="auto" w:before="0" w:after="0"/>
-              <w:ind w:firstLine="0"/>
-              <w:jc w:val="center"/>
-            </w:pPr>
-            <w:r>
-              <w:rPr>
-                <w:rFonts w:ascii="Times New Roman" w:hAnsi="Times New Roman" w:eastAsia="宋体"/>
-                <w:sz w:val="18"/>
-              </w:rPr>
-              <w:t xml:space="preserve">lnSubsidy_pos_l1</w:t>
-            </w:r>
-          </w:p>
-        </w:tc>
-        <w:tc>
-          <w:tcPr/>
-          <w:p>
-            <w:pPr>
-              <w:pStyle w:val="Compact"/>
-              <w:spacing w:line="240" w:lineRule="auto" w:before="0" w:after="0"/>
-              <w:ind w:firstLine="0"/>
-              <w:jc w:val="center"/>
-            </w:pPr>
-            <w:r>
-              <w:rPr>
-                <w:rFonts w:ascii="Times New Roman" w:hAnsi="Times New Roman" w:eastAsia="宋体"/>
-                <w:sz w:val="18"/>
-              </w:rPr>
-              <w:t xml:space="preserve">0.045348</w:t>
-            </w:r>
-          </w:p>
-        </w:tc>
-      </w:tr>
-      <w:tr>
-        <w:tc>
-          <w:tcPr>
-            <w:tcBorders>
-              <w:bottom w:val="single" w:sz="12" w:color="000000"/>
-            </w:tcBorders>
-          </w:tcPr>
-          <w:p>
-            <w:pPr>
-              <w:pStyle w:val="Compact"/>
-              <w:spacing w:line="240" w:lineRule="auto" w:before="0" w:after="0"/>
-              <w:ind w:firstLine="0"/>
-              <w:jc w:val="left"/>
-            </w:pPr>
-            <w:r>
-              <w:rPr>
-                <w:rFonts w:ascii="Times New Roman" w:hAnsi="Times New Roman" w:eastAsia="宋体"/>
-                <w:sz w:val="18"/>
-              </w:rPr>
-              <w:t xml:space="preserve">4</w:t>
-            </w:r>
-          </w:p>
-        </w:tc>
-        <w:tc>
-          <w:tcPr>
-            <w:tcBorders>
-              <w:bottom w:val="single" w:sz="12" w:color="000000"/>
-            </w:tcBorders>
-          </w:tcPr>
-          <w:p>
-            <w:pPr>
-              <w:pStyle w:val="Compact"/>
-              <w:spacing w:line="240" w:lineRule="auto" w:before="0" w:after="0"/>
-              <w:ind w:firstLine="0"/>
-              <w:jc w:val="center"/>
-            </w:pPr>
-            <w:r>
-              <w:rPr>
-                <w:rFonts w:ascii="Times New Roman" w:hAnsi="Times New Roman" w:eastAsia="宋体"/>
-                <w:sz w:val="18"/>
-              </w:rPr>
-              <w:t xml:space="preserve">Lever</w:t>
-            </w:r>
-          </w:p>
-        </w:tc>
-        <w:tc>
-          <w:tcPr>
-            <w:tcBorders>
-              <w:bottom w:val="single" w:sz="12" w:color="000000"/>
-            </w:tcBorders>
-          </w:tcPr>
-          <w:p>
-            <w:pPr>
-              <w:pStyle w:val="Compact"/>
-              <w:spacing w:line="240" w:lineRule="auto" w:before="0" w:after="0"/>
-              <w:ind w:firstLine="0"/>
-              <w:jc w:val="center"/>
-            </w:pPr>
-            <w:r>
-              <w:rPr>
-                <w:rFonts w:ascii="Times New Roman" w:hAnsi="Times New Roman" w:eastAsia="宋体"/>
-                <w:sz w:val="18"/>
-              </w:rPr>
-              <w:t xml:space="preserve">0.025254</w:t>
-            </w:r>
-          </w:p>
-        </w:tc>
-      </w:tr>
-    </w:tbl>
-    <w:p xmlns:a="http://schemas.openxmlformats.org/drawingml/2006/main" xmlns:pic="http://schemas.openxmlformats.org/drawingml/2006/picture">
-      <w:pPr>
-        <w:pStyle w:val="a4"/>
-      </w:pPr>
-      <w:r>
+      </w:pPr>
+      <w:r>
+        <w:rPr>
+          <w:rFonts w:ascii="Times New Roman" w:hAnsi="Times New Roman" w:eastAsia="宋体"/>
+          <w:sz w:val="21"/>
+        </w:rPr>
         <w:drawing>
           <wp:inline>
             <wp:extent cx="5753100" cy="3273649"/>
@@ -21230,7 +20907,7 @@
               <a:graphicData uri="http://schemas.openxmlformats.org/drawingml/2006/picture">
                 <pic:pic>
                   <pic:nvPicPr>
-                    <pic:cNvPr descr="./images/fig3_shap_summary_notitle.png" id="3" name="Picture"/>
+                    <pic:cNvPr descr="./images/fig2_rf_importance_notitle.png" id="3" name="Picture"/>
                     <pic:cNvPicPr>
                       <a:picLocks noChangeArrowheads="1" noChangeAspect="1"/>
                     </pic:cNvPicPr>
@@ -21275,7 +20952,7 @@
           <w:b/>
           <w:sz w:val="18"/>
         </w:rPr>
-        <w:t xml:space="preserve">图4-2</w:t>
+        <w:t xml:space="preserve">图4-1</w:t>
       </w:r>
       <w:r>
         <w:rPr>
@@ -21291,7 +20968,7 @@
           <w:b/>
           <w:sz w:val="18"/>
         </w:rPr>
-        <w:t xml:space="preserve">SHAP值重要性图</w:t>
+        <w:t xml:space="preserve">随机森林特征重要性图</w:t>
       </w:r>
     </w:p>
     <w:p>
@@ -21306,91 +20983,11 @@
           <w:b w:val="0"/>
           <w:sz w:val="21"/>
         </w:rPr>
-        <w:t xml:space="preserve">表4-9和图4-2显示，基于平均绝对</w:t>
-      </w:r>
-      <w:r>
-        <w:rPr>
-          <w:rFonts w:ascii="Times New Roman" w:hAnsi="Times New Roman" w:eastAsia="宋体"/>
-          <w:b w:val="0"/>
-          <w:sz w:val="21"/>
-        </w:rPr>
-        <w:t xml:space="preserve"> SHAP </w:t>
-      </w:r>
-      <w:r>
-        <w:rPr>
-          <w:rFonts w:hint="eastAsia" w:ascii="Times New Roman" w:hAnsi="Times New Roman" w:eastAsia="宋体"/>
-          <w:b w:val="0"/>
-          <w:sz w:val="21"/>
-        </w:rPr>
-        <w:t xml:space="preserve">值得到的排序与随机森林基尼重要性排序完全一致：Roa</w:t>
-      </w:r>
-      <w:r>
-        <w:rPr>
-          <w:rFonts w:ascii="Times New Roman" w:hAnsi="Times New Roman" w:eastAsia="宋体"/>
-          <w:b w:val="0"/>
-          <w:sz w:val="21"/>
-        </w:rPr>
-        <w:t xml:space="preserve"> </w:t>
-      </w:r>
-      <w:r>
-        <w:rPr>
-          <w:rFonts w:hint="eastAsia" w:ascii="Times New Roman" w:hAnsi="Times New Roman" w:eastAsia="宋体"/>
-          <w:b w:val="0"/>
-          <w:sz w:val="21"/>
-        </w:rPr>
-        <w:t xml:space="preserve">和</w:t>
-      </w:r>
-      <w:r>
-        <w:rPr>
-          <w:rFonts w:ascii="Times New Roman" w:hAnsi="Times New Roman" w:eastAsia="宋体"/>
-          <w:b w:val="0"/>
-          <w:sz w:val="21"/>
-        </w:rPr>
-        <w:t xml:space="preserve"> Top1 </w:t>
-      </w:r>
-      <w:r>
-        <w:rPr>
-          <w:rFonts w:hint="eastAsia" w:ascii="Times New Roman" w:hAnsi="Times New Roman" w:eastAsia="宋体"/>
-          <w:b w:val="0"/>
-          <w:sz w:val="21"/>
-        </w:rPr>
-        <w:t xml:space="preserve">仍位列前两位，财政补贴位列第3，Lever</w:t>
-      </w:r>
-      <w:r>
-        <w:rPr>
-          <w:rFonts w:ascii="Times New Roman" w:hAnsi="Times New Roman" w:eastAsia="宋体"/>
-          <w:b w:val="0"/>
-          <w:sz w:val="21"/>
-        </w:rPr>
-        <w:t xml:space="preserve"> </w:t>
-      </w:r>
-      <w:r>
-        <w:rPr>
-          <w:rFonts w:hint="eastAsia" w:ascii="Times New Roman" w:hAnsi="Times New Roman" w:eastAsia="宋体"/>
-          <w:b w:val="0"/>
-          <w:sz w:val="21"/>
-        </w:rPr>
-        <w:t xml:space="preserve">位列第4。这说明财政补贴变量的重要性排序并非由某一种单一解释指标偶然决定，而是在不同可解释性口径下都保持稳定。因而，更合理的结论是：财政补贴强度虽然不是树模型中最强的全局预测变量，但它对</w:t>
-      </w:r>
-      <w:r>
-        <w:rPr>
-          <w:rFonts w:ascii="Times New Roman" w:hAnsi="Times New Roman" w:eastAsia="宋体"/>
-          <w:b w:val="0"/>
-          <w:sz w:val="21"/>
-        </w:rPr>
-        <w:t xml:space="preserve"> Overpay </w:t>
-      </w:r>
-      <w:r>
-        <w:rPr>
-          <w:rFonts w:hint="eastAsia" w:ascii="Times New Roman" w:hAnsi="Times New Roman" w:eastAsia="宋体"/>
-          <w:b w:val="0"/>
-          <w:sz w:val="21"/>
-        </w:rPr>
-        <w:t xml:space="preserve">的边际贡献强度仍处于前列，这与其作为基准回归核心解释变量的设定相一致。</w:t>
-      </w:r>
-    </w:p>
-    <w:bookmarkEnd w:id="56"/>
-    <w:bookmarkStart w:id="60" w:name="lasso-系数保留与方向验证"/>
+        <w:t xml:space="preserve">图4-1进一步直观展示了随机森林的重要性排序。结合表4-8可以看到，财政补贴强度并未被边缘化，而是排在四个特征中的前列。可以据此判断：在控制企业盈利能力、杠杆与股权监督等关键特征之后，财政补贴变量仍保有一定预测信息，这与第四章基准回归中其系数显著为正的结论并不矛盾。</w:t>
+      </w:r>
+    </w:p>
+    <w:bookmarkEnd w:id="53"/>
+    <w:bookmarkStart w:id="57" w:name="shap值解释分析"/>
     <w:p>
       <w:pPr>
         <w:pStyle w:val="31"/>
@@ -21404,7 +21001,7 @@
           <w:b w:val="0"/>
           <w:sz w:val="24"/>
         </w:rPr>
-        <w:t xml:space="preserve">4.6.3 Lasso </w:t>
+        <w:t xml:space="preserve">4.6.2 </w:t>
       </w:r>
       <w:r>
         <w:rPr>
@@ -21412,7 +21009,7 @@
           <w:b w:val="0"/>
           <w:sz w:val="24"/>
         </w:rPr>
-        <w:t xml:space="preserve">系数保留与方向验证</w:t>
+        <w:t xml:space="preserve">SHAP值解释分析</w:t>
       </w:r>
     </w:p>
     <w:p>
@@ -21423,19 +21020,11 @@
       </w:pPr>
       <w:r>
         <w:rPr>
-          <w:rFonts w:ascii="Times New Roman" w:hAnsi="Times New Roman" w:eastAsia="宋体"/>
-          <w:b w:val="0"/>
-          <w:sz w:val="21"/>
-        </w:rPr>
-        <w:t xml:space="preserve">Lasso </w:t>
-      </w:r>
-      <w:r>
-        <w:rPr>
-          <w:rFonts w:hint="eastAsia" w:ascii="Times New Roman" w:hAnsi="Times New Roman" w:eastAsia="宋体"/>
-          <w:b w:val="0"/>
-          <w:sz w:val="21"/>
-        </w:rPr>
-        <w:t xml:space="preserve">回归属于采用</w:t>
+          <w:rFonts w:hint="eastAsia" w:ascii="Times New Roman" w:hAnsi="Times New Roman" w:eastAsia="宋体"/>
+          <w:b w:val="0"/>
+          <w:sz w:val="21"/>
+        </w:rPr>
+        <w:t xml:space="preserve">随机森林基于基尼不纯度得到的重要性，只能反映变量对模型整体预测的贡献大小，难以直接刻画变量对预测结果波动的边际影响强弱。为补足这一点，本文进一步引入</w:t>
       </w:r>
       <w:r>
         <w:rPr>
@@ -21445,195 +21034,446 @@
         </w:rPr>
         <w:t xml:space="preserve"> </w:t>
       </w:r>
-      <m:oMath>
-        <m:sSub>
-          <m:e>
-            <m:r>
-              <m:t>L</m:t>
-            </m:r>
-          </m:e>
-          <m:sub>
-            <m:r>
-              <m:t>1</m:t>
-            </m:r>
-          </m:sub>
-        </m:sSub>
-      </m:oMath>
-      <w:r>
-        <w:rPr>
-          <w:rFonts w:ascii="Times New Roman" w:hAnsi="Times New Roman" w:eastAsia="宋体"/>
-          <w:b w:val="0"/>
-          <w:sz w:val="21"/>
+      <w:r>
+        <w:rPr>
+          <w:rFonts w:hint="eastAsia" w:ascii="Times New Roman" w:hAnsi="Times New Roman" w:eastAsia="宋体"/>
+          <w:b w:val="0"/>
+          <w:sz w:val="21"/>
+        </w:rPr>
+        <w:t xml:space="preserve">SHAP（SHapley</w:t>
+      </w:r>
+      <w:r>
+        <w:rPr>
+          <w:rFonts w:ascii="Times New Roman" w:hAnsi="Times New Roman" w:eastAsia="宋体"/>
+          <w:b w:val="0"/>
+          <w:sz w:val="21"/>
+        </w:rPr>
+        <w:t xml:space="preserve"> Additive </w:t>
+      </w:r>
+      <w:r>
+        <w:rPr>
+          <w:rFonts w:hint="eastAsia" w:ascii="Times New Roman" w:hAnsi="Times New Roman" w:eastAsia="宋体"/>
+          <w:b w:val="0"/>
+          <w:sz w:val="21"/>
+        </w:rPr>
+        <w:t xml:space="preserve">exPlanations）方法，对随机森林模型的预测结果进行解释。具体做法是在保留样本中随机抽取2,000条观测，计算各变量的</w:t>
+      </w:r>
+      <w:r>
+        <w:rPr>
+          <w:rFonts w:ascii="Times New Roman" w:hAnsi="Times New Roman" w:eastAsia="宋体"/>
+          <w:b w:val="0"/>
+          <w:sz w:val="21"/>
+        </w:rPr>
+        <w:t xml:space="preserve"> SHAP </w:t>
+      </w:r>
+      <w:r>
+        <w:rPr>
+          <w:rFonts w:hint="eastAsia" w:ascii="Times New Roman" w:hAnsi="Times New Roman" w:eastAsia="宋体"/>
+          <w:b w:val="0"/>
+          <w:sz w:val="21"/>
+        </w:rPr>
+        <w:t xml:space="preserve">值，并以平均绝对</w:t>
+      </w:r>
+      <w:r>
+        <w:rPr>
+          <w:rFonts w:ascii="Times New Roman" w:hAnsi="Times New Roman" w:eastAsia="宋体"/>
+          <w:b w:val="0"/>
+          <w:sz w:val="21"/>
+        </w:rPr>
+        <w:t xml:space="preserve"> SHAP </w:t>
+      </w:r>
+      <w:r>
+        <w:rPr>
+          <w:rFonts w:hint="eastAsia" w:ascii="Times New Roman" w:hAnsi="Times New Roman" w:eastAsia="宋体"/>
+          <w:b w:val="0"/>
+          <w:sz w:val="21"/>
+        </w:rPr>
+        <w:t xml:space="preserve">值衡量其对模型预测波动的平均边际贡献；平均绝对</w:t>
+      </w:r>
+      <w:r>
+        <w:rPr>
+          <w:rFonts w:ascii="Times New Roman" w:hAnsi="Times New Roman" w:eastAsia="宋体"/>
+          <w:b w:val="0"/>
+          <w:sz w:val="21"/>
+        </w:rPr>
+        <w:t xml:space="preserve"> SHAP </w:t>
+      </w:r>
+      <w:r>
+        <w:rPr>
+          <w:rFonts w:hint="eastAsia" w:ascii="Times New Roman" w:hAnsi="Times New Roman" w:eastAsia="宋体"/>
+          <w:b w:val="0"/>
+          <w:sz w:val="21"/>
+        </w:rPr>
+        <w:t xml:space="preserve">值越大，说明该变量对预测结果的边际影响越强。</w:t>
+      </w:r>
+    </w:p>
+    <w:p>
+      <w:pPr>
+        <w:spacing w:line="312" w:lineRule="auto" w:before="0" w:after="0"/>
+        <w:ind w:firstLine="0"/>
+        <w:jc w:val="center"/>
+      </w:pPr>
+      <w:r>
+        <w:rPr>
+          <w:rFonts w:hint="eastAsia" w:ascii="Times New Roman" w:hAnsi="Times New Roman" w:eastAsia="宋体"/>
+          <w:b/>
+          <w:sz w:val="18"/>
+        </w:rPr>
+        <w:t xml:space="preserve">表4-9</w:t>
+      </w:r>
+      <w:r>
+        <w:rPr>
+          <w:rFonts w:ascii="Times New Roman" w:hAnsi="Times New Roman" w:eastAsia="宋体"/>
+          <w:b/>
+          <w:sz w:val="18"/>
         </w:rPr>
         <w:t xml:space="preserve"> </w:t>
       </w:r>
       <w:r>
         <w:rPr>
           <w:rFonts w:hint="eastAsia" w:ascii="Times New Roman" w:hAnsi="Times New Roman" w:eastAsia="宋体"/>
-          <w:b w:val="0"/>
-          <w:sz w:val="21"/>
-        </w:rPr>
-        <w:t xml:space="preserve">正则化手段的线性回归模型，其核心原理是在回归目标函数中加入惩罚项，把对模型贡献较低的变量系数压缩为零，以此实现特征筛选与模型简化。相较于普通最小二乘回归，Lasso</w:t>
-      </w:r>
-      <w:r>
-        <w:rPr>
-          <w:rFonts w:ascii="Times New Roman" w:hAnsi="Times New Roman" w:eastAsia="宋体"/>
-          <w:b w:val="0"/>
-          <w:sz w:val="21"/>
-        </w:rPr>
-        <w:t xml:space="preserve"> </w:t>
-      </w:r>
-      <w:r>
-        <w:rPr>
-          <w:rFonts w:hint="eastAsia" w:ascii="Times New Roman" w:hAnsi="Times New Roman" w:eastAsia="宋体"/>
-          <w:b w:val="0"/>
-          <w:sz w:val="21"/>
-        </w:rPr>
-        <w:t xml:space="preserve">还能够在一定程度上缓解多重共线性带来的估计不稳定问题，因此适合用于检验财政补贴变量在更严格筛选条件下是否仍会被模型保留下来。</w:t>
-      </w:r>
-    </w:p>
-    <w:p>
-      <w:pPr>
-        <w:spacing w:line="312" w:lineRule="auto" w:before="0" w:after="0"/>
-        <w:ind w:firstLine="420"/>
-        <w:jc w:val="both"/>
-      </w:pPr>
-      <w:r>
-        <w:rPr>
-          <w:rFonts w:hint="eastAsia" w:ascii="Times New Roman" w:hAnsi="Times New Roman" w:eastAsia="宋体"/>
-          <w:b w:val="0"/>
-          <w:sz w:val="21"/>
-        </w:rPr>
-        <w:t xml:space="preserve">在当前4变量设定下，最优惩罚参数约为</w:t>
-      </w:r>
-      <w:r>
-        <w:rPr>
-          <w:rFonts w:ascii="Times New Roman" w:hAnsi="Times New Roman" w:eastAsia="宋体"/>
-          <w:b w:val="0"/>
-          <w:sz w:val="21"/>
-        </w:rPr>
-        <w:t xml:space="preserve"> </w:t>
-      </w:r>
-      <m:oMath>
-        <m:sSup>
-          <m:e>
-            <m:r>
-              <m:t>λ</m:t>
-            </m:r>
-          </m:e>
-          <m:sup>
-            <m:r>
-              <m:rPr>
-                <m:sty m:val="p"/>
-              </m:rPr>
-              <m:t>*</m:t>
-            </m:r>
-          </m:sup>
-        </m:sSup>
-        <m:r>
-          <m:rPr>
-            <m:sty m:val="p"/>
-          </m:rPr>
-          <m:t>=</m:t>
-        </m:r>
-        <m:r>
-          <m:t>0.000265</m:t>
-        </m:r>
-      </m:oMath>
-      <w:r>
-        <w:rPr>
-          <w:rFonts w:hint="eastAsia" w:ascii="Times New Roman" w:hAnsi="Times New Roman" w:eastAsia="宋体"/>
-          <w:b w:val="0"/>
-          <w:sz w:val="21"/>
-        </w:rPr>
-        <w:t xml:space="preserve">。估计结果显示，4个候选特征均未被压缩为0，其中</w:t>
-      </w:r>
-      <w:r>
-        <w:rPr>
-          <w:rFonts w:ascii="Times New Roman" w:hAnsi="Times New Roman" w:eastAsia="宋体"/>
-          <w:b w:val="0"/>
-          <w:sz w:val="21"/>
-        </w:rPr>
-        <w:t xml:space="preserve"> lnSubsidy_pos_l1 </w:t>
-      </w:r>
-      <w:r>
-        <w:rPr>
-          <w:rFonts w:hint="eastAsia" w:ascii="Times New Roman" w:hAnsi="Times New Roman" w:eastAsia="宋体"/>
-          <w:b w:val="0"/>
-          <w:sz w:val="21"/>
-        </w:rPr>
-        <w:t xml:space="preserve">的系数为0.0685，方向为正；Roa、Lever</w:t>
-      </w:r>
-      <w:r>
-        <w:rPr>
-          <w:rFonts w:ascii="Times New Roman" w:hAnsi="Times New Roman" w:eastAsia="宋体"/>
-          <w:b w:val="0"/>
-          <w:sz w:val="21"/>
-        </w:rPr>
-        <w:t xml:space="preserve"> </w:t>
-      </w:r>
-      <w:r>
-        <w:rPr>
-          <w:rFonts w:hint="eastAsia" w:ascii="Times New Roman" w:hAnsi="Times New Roman" w:eastAsia="宋体"/>
-          <w:b w:val="0"/>
-          <w:sz w:val="21"/>
-        </w:rPr>
-        <w:t xml:space="preserve">与</w:t>
-      </w:r>
-      <w:r>
-        <w:rPr>
-          <w:rFonts w:ascii="Times New Roman" w:hAnsi="Times New Roman" w:eastAsia="宋体"/>
-          <w:b w:val="0"/>
-          <w:sz w:val="21"/>
-        </w:rPr>
-        <w:t xml:space="preserve"> Top1 </w:t>
-      </w:r>
-      <w:r>
-        <w:rPr>
-          <w:rFonts w:hint="eastAsia" w:ascii="Times New Roman" w:hAnsi="Times New Roman" w:eastAsia="宋体"/>
-          <w:b w:val="0"/>
-          <w:sz w:val="21"/>
-        </w:rPr>
-        <w:t xml:space="preserve">的系数分别为-0.0197、-0.0595和-0.0615。由于Lasso回归前已对特征做零均值单位方差标准化，上述系数反映的是标准化尺度上的相对贡献，不宜与</w:t>
-      </w:r>
-      <w:r>
-        <w:rPr>
-          <w:rFonts w:ascii="Times New Roman" w:hAnsi="Times New Roman" w:eastAsia="宋体"/>
-          <w:b w:val="0"/>
-          <w:sz w:val="21"/>
-        </w:rPr>
-        <w:t xml:space="preserve"> OLS </w:t>
-      </w:r>
-      <w:r>
-        <w:rPr>
-          <w:rFonts w:hint="eastAsia" w:ascii="Times New Roman" w:hAnsi="Times New Roman" w:eastAsia="宋体"/>
-          <w:b w:val="0"/>
-          <w:sz w:val="21"/>
-        </w:rPr>
-        <w:t xml:space="preserve">原始系数直接比较大小，但可以用于判断变量是否被保留以及方向是否发生反转。这里最关键的信息是：财政补贴变量在更严格的正则化筛选下并未被删除，且方向仍与</w:t>
-      </w:r>
-      <w:r>
-        <w:rPr>
-          <w:rFonts w:ascii="Times New Roman" w:hAnsi="Times New Roman" w:eastAsia="宋体"/>
-          <w:b w:val="0"/>
-          <w:sz w:val="21"/>
-        </w:rPr>
-        <w:t xml:space="preserve"> OLS </w:t>
-      </w:r>
-      <w:r>
-        <w:rPr>
-          <w:rFonts w:hint="eastAsia" w:ascii="Times New Roman" w:hAnsi="Times New Roman" w:eastAsia="宋体"/>
-          <w:b w:val="0"/>
-          <w:sz w:val="21"/>
-        </w:rPr>
-        <w:t xml:space="preserve">基准回归中的正向系数保持一致。</w:t>
-      </w:r>
-    </w:p>
+          <w:b/>
+          <w:sz w:val="18"/>
+        </w:rPr>
+        <w:t xml:space="preserve">SHAP值重要性排名</w:t>
+      </w:r>
+    </w:p>
+    <w:tbl>
+      <w:tblPr>
+        <w:tblStyle w:val="Table"/>
+        <w:tblW w:type="auto" w:w="0"/>
+        <w:jc w:val="center"/>
+        <w:tblLook w:firstRow="1" w:lastRow="0" w:firstColumn="0" w:lastColumn="0" w:noHBand="0" w:noVBand="0" w:val="0020"/>
+      </w:tblPr>
+      <w:tblGrid>
+        <w:gridCol w:w="2640"/>
+        <w:gridCol w:w="2640"/>
+        <w:gridCol w:w="2640"/>
+      </w:tblGrid>
+      <w:tr>
+        <w:trPr>
+          <w:tblHeader w:val="on"/>
+        </w:trPr>
+        <w:tc>
+          <w:tcPr>
+            <w:tcBorders>
+              <w:top w:val="single" w:sz="12" w:color="000000"/>
+              <w:bottom w:val="single" w:sz="12" w:color="000000"/>
+            </w:tcBorders>
+          </w:tcPr>
+          <w:p>
+            <w:pPr>
+              <w:pStyle w:val="Compact"/>
+              <w:spacing w:line="240" w:lineRule="auto" w:before="0" w:after="0"/>
+              <w:ind w:firstLine="0"/>
+              <w:jc w:val="left"/>
+            </w:pPr>
+            <w:r>
+              <w:rPr>
+                <w:rFonts w:hint="eastAsia" w:ascii="Times New Roman" w:hAnsi="Times New Roman" w:eastAsia="宋体"/>
+                <w:b/>
+                <w:sz w:val="18"/>
+              </w:rPr>
+              <w:t xml:space="preserve">排名</w:t>
+            </w:r>
+          </w:p>
+        </w:tc>
+        <w:tc>
+          <w:tcPr>
+            <w:tcBorders>
+              <w:top w:val="single" w:sz="12" w:color="000000"/>
+              <w:bottom w:val="single" w:sz="12" w:color="000000"/>
+            </w:tcBorders>
+          </w:tcPr>
+          <w:p>
+            <w:pPr>
+              <w:pStyle w:val="Compact"/>
+              <w:spacing w:line="240" w:lineRule="auto" w:before="0" w:after="0"/>
+              <w:ind w:firstLine="0"/>
+              <w:jc w:val="center"/>
+            </w:pPr>
+            <w:r>
+              <w:rPr>
+                <w:rFonts w:hint="eastAsia" w:ascii="Times New Roman" w:hAnsi="Times New Roman" w:eastAsia="宋体"/>
+                <w:b/>
+                <w:sz w:val="18"/>
+              </w:rPr>
+              <w:t xml:space="preserve">特征变量</w:t>
+            </w:r>
+          </w:p>
+        </w:tc>
+        <w:tc>
+          <w:tcPr>
+            <w:tcBorders>
+              <w:top w:val="single" w:sz="12" w:color="000000"/>
+              <w:bottom w:val="single" w:sz="12" w:color="000000"/>
+            </w:tcBorders>
+          </w:tcPr>
+          <w:p>
+            <w:pPr>
+              <w:pStyle w:val="Compact"/>
+              <w:spacing w:line="240" w:lineRule="auto" w:before="0" w:after="0"/>
+              <w:ind w:firstLine="0"/>
+              <w:jc w:val="center"/>
+            </w:pPr>
+            <w:r>
+              <w:rPr>
+                <w:rFonts w:hint="eastAsia" w:ascii="Times New Roman" w:hAnsi="Times New Roman" w:eastAsia="宋体"/>
+                <w:b/>
+                <w:sz w:val="18"/>
+              </w:rPr>
+              <w:t xml:space="preserve">平均绝对SHAP值</w:t>
+            </w:r>
+          </w:p>
+        </w:tc>
+      </w:tr>
+      <w:tr>
+        <w:tc>
+          <w:tcPr/>
+          <w:p>
+            <w:pPr>
+              <w:pStyle w:val="Compact"/>
+              <w:spacing w:line="240" w:lineRule="auto" w:before="0" w:after="0"/>
+              <w:ind w:firstLine="0"/>
+              <w:jc w:val="left"/>
+            </w:pPr>
+            <w:r>
+              <w:rPr>
+                <w:rFonts w:ascii="Times New Roman" w:hAnsi="Times New Roman" w:eastAsia="宋体"/>
+                <w:sz w:val="18"/>
+              </w:rPr>
+              <w:t xml:space="preserve">1</w:t>
+            </w:r>
+          </w:p>
+        </w:tc>
+        <w:tc>
+          <w:tcPr/>
+          <w:p>
+            <w:pPr>
+              <w:pStyle w:val="Compact"/>
+              <w:spacing w:line="240" w:lineRule="auto" w:before="0" w:after="0"/>
+              <w:ind w:firstLine="0"/>
+              <w:jc w:val="center"/>
+            </w:pPr>
+            <w:r>
+              <w:rPr>
+                <w:rFonts w:ascii="Times New Roman" w:hAnsi="Times New Roman" w:eastAsia="宋体"/>
+                <w:sz w:val="18"/>
+              </w:rPr>
+              <w:t xml:space="preserve">Roa</w:t>
+            </w:r>
+          </w:p>
+        </w:tc>
+        <w:tc>
+          <w:tcPr/>
+          <w:p>
+            <w:pPr>
+              <w:pStyle w:val="Compact"/>
+              <w:spacing w:line="240" w:lineRule="auto" w:before="0" w:after="0"/>
+              <w:ind w:firstLine="0"/>
+              <w:jc w:val="center"/>
+            </w:pPr>
+            <w:r>
+              <w:rPr>
+                <w:rFonts w:ascii="Times New Roman" w:hAnsi="Times New Roman" w:eastAsia="宋体"/>
+                <w:sz w:val="18"/>
+              </w:rPr>
+              <w:t xml:space="preserve">0.053311</w:t>
+            </w:r>
+          </w:p>
+        </w:tc>
+      </w:tr>
+      <w:tr>
+        <w:tc>
+          <w:tcPr/>
+          <w:p>
+            <w:pPr>
+              <w:pStyle w:val="Compact"/>
+              <w:spacing w:line="240" w:lineRule="auto" w:before="0" w:after="0"/>
+              <w:ind w:firstLine="0"/>
+              <w:jc w:val="left"/>
+            </w:pPr>
+            <w:r>
+              <w:rPr>
+                <w:rFonts w:ascii="Times New Roman" w:hAnsi="Times New Roman" w:eastAsia="宋体"/>
+                <w:sz w:val="18"/>
+              </w:rPr>
+              <w:t xml:space="preserve">2</w:t>
+            </w:r>
+          </w:p>
+        </w:tc>
+        <w:tc>
+          <w:tcPr/>
+          <w:p>
+            <w:pPr>
+              <w:pStyle w:val="Compact"/>
+              <w:spacing w:line="240" w:lineRule="auto" w:before="0" w:after="0"/>
+              <w:ind w:firstLine="0"/>
+              <w:jc w:val="center"/>
+            </w:pPr>
+            <w:r>
+              <w:rPr>
+                <w:rFonts w:ascii="Times New Roman" w:hAnsi="Times New Roman" w:eastAsia="宋体"/>
+                <w:sz w:val="18"/>
+              </w:rPr>
+              <w:t xml:space="preserve">Top1</w:t>
+            </w:r>
+          </w:p>
+        </w:tc>
+        <w:tc>
+          <w:tcPr/>
+          <w:p>
+            <w:pPr>
+              <w:pStyle w:val="Compact"/>
+              <w:spacing w:line="240" w:lineRule="auto" w:before="0" w:after="0"/>
+              <w:ind w:firstLine="0"/>
+              <w:jc w:val="center"/>
+            </w:pPr>
+            <w:r>
+              <w:rPr>
+                <w:rFonts w:ascii="Times New Roman" w:hAnsi="Times New Roman" w:eastAsia="宋体"/>
+                <w:sz w:val="18"/>
+              </w:rPr>
+              <w:t xml:space="preserve">0.049180</w:t>
+            </w:r>
+          </w:p>
+        </w:tc>
+      </w:tr>
+      <w:tr>
+        <w:tc>
+          <w:tcPr/>
+          <w:p>
+            <w:pPr>
+              <w:pStyle w:val="Compact"/>
+              <w:spacing w:line="240" w:lineRule="auto" w:before="0" w:after="0"/>
+              <w:ind w:firstLine="0"/>
+              <w:jc w:val="left"/>
+            </w:pPr>
+            <w:r>
+              <w:rPr>
+                <w:rFonts w:ascii="Times New Roman" w:hAnsi="Times New Roman" w:eastAsia="宋体"/>
+                <w:sz w:val="18"/>
+              </w:rPr>
+              <w:t xml:space="preserve">3</w:t>
+            </w:r>
+          </w:p>
+        </w:tc>
+        <w:tc>
+          <w:tcPr/>
+          <w:p>
+            <w:pPr>
+              <w:pStyle w:val="Compact"/>
+              <w:spacing w:line="240" w:lineRule="auto" w:before="0" w:after="0"/>
+              <w:ind w:firstLine="0"/>
+              <w:jc w:val="center"/>
+            </w:pPr>
+            <w:r>
+              <w:rPr>
+                <w:rFonts w:ascii="Times New Roman" w:hAnsi="Times New Roman" w:eastAsia="宋体"/>
+                <w:sz w:val="18"/>
+              </w:rPr>
+              <w:t xml:space="preserve">lnSubsidy_pos_l1</w:t>
+            </w:r>
+          </w:p>
+        </w:tc>
+        <w:tc>
+          <w:tcPr/>
+          <w:p>
+            <w:pPr>
+              <w:pStyle w:val="Compact"/>
+              <w:spacing w:line="240" w:lineRule="auto" w:before="0" w:after="0"/>
+              <w:ind w:firstLine="0"/>
+              <w:jc w:val="center"/>
+            </w:pPr>
+            <w:r>
+              <w:rPr>
+                <w:rFonts w:ascii="Times New Roman" w:hAnsi="Times New Roman" w:eastAsia="宋体"/>
+                <w:sz w:val="18"/>
+              </w:rPr>
+              <w:t xml:space="preserve">0.045348</w:t>
+            </w:r>
+          </w:p>
+        </w:tc>
+      </w:tr>
+      <w:tr>
+        <w:tc>
+          <w:tcPr>
+            <w:tcBorders>
+              <w:bottom w:val="single" w:sz="12" w:color="000000"/>
+            </w:tcBorders>
+          </w:tcPr>
+          <w:p>
+            <w:pPr>
+              <w:pStyle w:val="Compact"/>
+              <w:spacing w:line="240" w:lineRule="auto" w:before="0" w:after="0"/>
+              <w:ind w:firstLine="0"/>
+              <w:jc w:val="left"/>
+            </w:pPr>
+            <w:r>
+              <w:rPr>
+                <w:rFonts w:ascii="Times New Roman" w:hAnsi="Times New Roman" w:eastAsia="宋体"/>
+                <w:sz w:val="18"/>
+              </w:rPr>
+              <w:t xml:space="preserve">4</w:t>
+            </w:r>
+          </w:p>
+        </w:tc>
+        <w:tc>
+          <w:tcPr>
+            <w:tcBorders>
+              <w:bottom w:val="single" w:sz="12" w:color="000000"/>
+            </w:tcBorders>
+          </w:tcPr>
+          <w:p>
+            <w:pPr>
+              <w:pStyle w:val="Compact"/>
+              <w:spacing w:line="240" w:lineRule="auto" w:before="0" w:after="0"/>
+              <w:ind w:firstLine="0"/>
+              <w:jc w:val="center"/>
+            </w:pPr>
+            <w:r>
+              <w:rPr>
+                <w:rFonts w:ascii="Times New Roman" w:hAnsi="Times New Roman" w:eastAsia="宋体"/>
+                <w:sz w:val="18"/>
+              </w:rPr>
+              <w:t xml:space="preserve">Lever</w:t>
+            </w:r>
+          </w:p>
+        </w:tc>
+        <w:tc>
+          <w:tcPr>
+            <w:tcBorders>
+              <w:bottom w:val="single" w:sz="12" w:color="000000"/>
+            </w:tcBorders>
+          </w:tcPr>
+          <w:p>
+            <w:pPr>
+              <w:pStyle w:val="Compact"/>
+              <w:spacing w:line="240" w:lineRule="auto" w:before="0" w:after="0"/>
+              <w:ind w:firstLine="0"/>
+              <w:jc w:val="center"/>
+            </w:pPr>
+            <w:r>
+              <w:rPr>
+                <w:rFonts w:ascii="Times New Roman" w:hAnsi="Times New Roman" w:eastAsia="宋体"/>
+                <w:sz w:val="18"/>
+              </w:rPr>
+              <w:t xml:space="preserve">0.025254</w:t>
+            </w:r>
+          </w:p>
+        </w:tc>
+      </w:tr>
+    </w:tbl>
     <w:p xmlns:a="http://schemas.openxmlformats.org/drawingml/2006/main" xmlns:pic="http://schemas.openxmlformats.org/drawingml/2006/picture">
       <w:pPr>
-        <w:pStyle w:val="a4"/>
-      </w:pPr>
-      <w:r>
+        <w:spacing w:line="240" w:lineRule="auto" w:before="0" w:after="0"/>
+        <w:ind w:firstLine="0"/>
+      </w:pPr>
+      <w:r>
+        <w:rPr>
+          <w:rFonts w:ascii="Times New Roman" w:hAnsi="Times New Roman" w:eastAsia="宋体"/>
+          <w:sz w:val="21"/>
+        </w:rPr>
         <w:drawing>
           <wp:inline>
             <wp:extent cx="5753100" cy="3273649"/>
@@ -21643,7 +21483,7 @@
               <a:graphicData uri="http://schemas.openxmlformats.org/drawingml/2006/picture">
                 <pic:pic>
                   <pic:nvPicPr>
-                    <pic:cNvPr descr="./images/fig1_lasso_path_notitle.png" id="4" name="Picture"/>
+                    <pic:cNvPr descr="./images/fig3_shap_summary_notitle.png" id="4" name="Picture"/>
                     <pic:cNvPicPr>
                       <a:picLocks noChangeArrowheads="1" noChangeAspect="1"/>
                     </pic:cNvPicPr>
@@ -21688,7 +21528,7 @@
           <w:b/>
           <w:sz w:val="18"/>
         </w:rPr>
-        <w:t xml:space="preserve">图4-3</w:t>
+        <w:t xml:space="preserve">图4-2</w:t>
       </w:r>
       <w:r>
         <w:rPr>
@@ -21704,7 +21544,7 @@
           <w:b/>
           <w:sz w:val="18"/>
         </w:rPr>
-        <w:t xml:space="preserve">Lasso系数收缩图</w:t>
+        <w:t xml:space="preserve">SHAP值重要性图</w:t>
       </w:r>
     </w:p>
     <w:p>
@@ -21719,7 +21559,23 @@
           <w:b w:val="0"/>
           <w:sz w:val="21"/>
         </w:rPr>
-        <w:t xml:space="preserve">图4-3展示了随着惩罚参数增大，各特征系数逐步向零收缩的路径。可以看到，lnSubsidy_pos_l1</w:t>
+        <w:t xml:space="preserve">表4-9和图4-2显示，基于平均绝对</w:t>
+      </w:r>
+      <w:r>
+        <w:rPr>
+          <w:rFonts w:ascii="Times New Roman" w:hAnsi="Times New Roman" w:eastAsia="宋体"/>
+          <w:b w:val="0"/>
+          <w:sz w:val="21"/>
+        </w:rPr>
+        <w:t xml:space="preserve"> SHAP </w:t>
+      </w:r>
+      <w:r>
+        <w:rPr>
+          <w:rFonts w:hint="eastAsia" w:ascii="Times New Roman" w:hAnsi="Times New Roman" w:eastAsia="宋体"/>
+          <w:b w:val="0"/>
+          <w:sz w:val="21"/>
+        </w:rPr>
+        <w:t xml:space="preserve">值得到的排序与随机森林基尼重要性排序完全一致：Roa</w:t>
       </w:r>
       <w:r>
         <w:rPr>
@@ -21735,11 +21591,59 @@
           <w:b w:val="0"/>
           <w:sz w:val="21"/>
         </w:rPr>
-        <w:t xml:space="preserve">在最优参数附近仍保持正向系数，并未被压缩掉。这说明财政补贴变量并非依赖某一特定线性设定才显得“有效”，而是在变量筛选更严格的情况下依然保有稳定信息含量。</w:t>
-      </w:r>
-    </w:p>
-    <w:bookmarkEnd w:id="57"/>
-    <w:bookmarkStart w:id="61" w:name="xgboost-特征重要性与部分依赖验证"/>
+        <w:t xml:space="preserve">和</w:t>
+      </w:r>
+      <w:r>
+        <w:rPr>
+          <w:rFonts w:ascii="Times New Roman" w:hAnsi="Times New Roman" w:eastAsia="宋体"/>
+          <w:b w:val="0"/>
+          <w:sz w:val="21"/>
+        </w:rPr>
+        <w:t xml:space="preserve"> Top1 </w:t>
+      </w:r>
+      <w:r>
+        <w:rPr>
+          <w:rFonts w:hint="eastAsia" w:ascii="Times New Roman" w:hAnsi="Times New Roman" w:eastAsia="宋体"/>
+          <w:b w:val="0"/>
+          <w:sz w:val="21"/>
+        </w:rPr>
+        <w:t xml:space="preserve">仍位列前两位，财政补贴位列第3，Lever</w:t>
+      </w:r>
+      <w:r>
+        <w:rPr>
+          <w:rFonts w:ascii="Times New Roman" w:hAnsi="Times New Roman" w:eastAsia="宋体"/>
+          <w:b w:val="0"/>
+          <w:sz w:val="21"/>
+        </w:rPr>
+        <w:t xml:space="preserve"> </w:t>
+      </w:r>
+      <w:r>
+        <w:rPr>
+          <w:rFonts w:hint="eastAsia" w:ascii="Times New Roman" w:hAnsi="Times New Roman" w:eastAsia="宋体"/>
+          <w:b w:val="0"/>
+          <w:sz w:val="21"/>
+        </w:rPr>
+        <w:t xml:space="preserve">位列第4。换一个解释口径，排序仍未变化，说明财政补贴变量的重要性并非某一种指标偶然给出的结果。可以把这一结果理解为：财政补贴强度虽然不是树模型中最强的全局预测变量，但它对</w:t>
+      </w:r>
+      <w:r>
+        <w:rPr>
+          <w:rFonts w:ascii="Times New Roman" w:hAnsi="Times New Roman" w:eastAsia="宋体"/>
+          <w:b w:val="0"/>
+          <w:sz w:val="21"/>
+        </w:rPr>
+        <w:t xml:space="preserve"> Overpay </w:t>
+      </w:r>
+      <w:r>
+        <w:rPr>
+          <w:rFonts w:hint="eastAsia" w:ascii="Times New Roman" w:hAnsi="Times New Roman" w:eastAsia="宋体"/>
+          <w:b w:val="0"/>
+          <w:sz w:val="21"/>
+        </w:rPr>
+        <w:t xml:space="preserve">的边际贡献仍处于前列，这与其作为基准回归核心解释变量的设定是一致的。</w:t>
+      </w:r>
+    </w:p>
+    <w:bookmarkEnd w:id="54"/>
+    <w:bookmarkStart w:id="58" w:name="lasso-系数保留与方向验证"/>
     <w:p>
       <w:pPr>
         <w:pStyle w:val="31"/>
@@ -21753,7 +21657,7 @@
           <w:b w:val="0"/>
           <w:sz w:val="24"/>
         </w:rPr>
-        <w:t xml:space="preserve">4.6.4 XGBoost </w:t>
+        <w:t xml:space="preserve">4.6.3 Lasso </w:t>
       </w:r>
       <w:r>
         <w:rPr>
@@ -21761,7 +21665,7 @@
           <w:b w:val="0"/>
           <w:sz w:val="24"/>
         </w:rPr>
-        <w:t xml:space="preserve">特征重要性与部分依赖验证</w:t>
+        <w:t xml:space="preserve">系数保留与方向验证</w:t>
       </w:r>
     </w:p>
     <w:p>
@@ -21772,43 +21676,73 @@
       </w:pPr>
       <w:r>
         <w:rPr>
-          <w:rFonts w:hint="eastAsia" w:ascii="Times New Roman" w:hAnsi="Times New Roman" w:eastAsia="宋体"/>
-          <w:b w:val="0"/>
-          <w:sz w:val="21"/>
-        </w:rPr>
-        <w:t xml:space="preserve">为进一步验证核心变量在非线性模型中的表现，本文采用</w:t>
-      </w:r>
-      <w:r>
-        <w:rPr>
-          <w:rFonts w:ascii="Times New Roman" w:hAnsi="Times New Roman" w:eastAsia="宋体"/>
-          <w:b w:val="0"/>
-          <w:sz w:val="21"/>
-        </w:rPr>
-        <w:t xml:space="preserve"> XGBoost </w:t>
-      </w:r>
-      <w:r>
-        <w:rPr>
-          <w:rFonts w:hint="eastAsia" w:ascii="Times New Roman" w:hAnsi="Times New Roman" w:eastAsia="宋体"/>
-          <w:b w:val="0"/>
-          <w:sz w:val="21"/>
-        </w:rPr>
-        <w:t xml:space="preserve">模型开展两项补充检验：其一，考察财政补贴与控制变量在更灵活树模型中的特征重要性排序；其二，通过部分依赖图（Partial</w:t>
-      </w:r>
-      <w:r>
-        <w:rPr>
-          <w:rFonts w:ascii="Times New Roman" w:hAnsi="Times New Roman" w:eastAsia="宋体"/>
-          <w:b w:val="0"/>
-          <w:sz w:val="21"/>
-        </w:rPr>
-        <w:t xml:space="preserve"> Dependence Plot, </w:t>
-      </w:r>
-      <w:r>
-        <w:rPr>
-          <w:rFonts w:hint="eastAsia" w:ascii="Times New Roman" w:hAnsi="Times New Roman" w:eastAsia="宋体"/>
-          <w:b w:val="0"/>
-          <w:sz w:val="21"/>
-        </w:rPr>
-        <w:t xml:space="preserve">PDP）刻画财政补贴对超额薪酬的局部关联趋势。</w:t>
+          <w:rFonts w:ascii="Times New Roman" w:hAnsi="Times New Roman" w:eastAsia="宋体"/>
+          <w:b w:val="0"/>
+          <w:sz w:val="21"/>
+        </w:rPr>
+        <w:t xml:space="preserve">Lasso </w:t>
+      </w:r>
+      <w:r>
+        <w:rPr>
+          <w:rFonts w:hint="eastAsia" w:ascii="Times New Roman" w:hAnsi="Times New Roman" w:eastAsia="宋体"/>
+          <w:b w:val="0"/>
+          <w:sz w:val="21"/>
+        </w:rPr>
+        <w:t xml:space="preserve">回归属于采用</w:t>
+      </w:r>
+      <w:r>
+        <w:rPr>
+          <w:rFonts w:ascii="Times New Roman" w:hAnsi="Times New Roman" w:eastAsia="宋体"/>
+          <w:b w:val="0"/>
+          <w:sz w:val="21"/>
+        </w:rPr>
+        <w:t xml:space="preserve"> </w:t>
+      </w:r>
+      <m:oMath>
+        <m:sSub>
+          <m:e>
+            <m:r>
+              <m:t>L</m:t>
+            </m:r>
+          </m:e>
+          <m:sub>
+            <m:r>
+              <m:t>1</m:t>
+            </m:r>
+          </m:sub>
+        </m:sSub>
+      </m:oMath>
+      <w:r>
+        <w:rPr>
+          <w:rFonts w:ascii="Times New Roman" w:hAnsi="Times New Roman" w:eastAsia="宋体"/>
+          <w:b w:val="0"/>
+          <w:sz w:val="21"/>
+        </w:rPr>
+        <w:t xml:space="preserve"> </w:t>
+      </w:r>
+      <w:r>
+        <w:rPr>
+          <w:rFonts w:hint="eastAsia" w:ascii="Times New Roman" w:hAnsi="Times New Roman" w:eastAsia="宋体"/>
+          <w:b w:val="0"/>
+          <w:sz w:val="21"/>
+        </w:rPr>
+        <w:t xml:space="preserve">正则化手段的线性回归模型，其核心原理是在回归目标函数中加入惩罚项，把对模型贡献较低的变量系数压缩为零，以此实现特征筛选与模型简化。相较于普通最小二乘回归，Lasso</w:t>
+      </w:r>
+      <w:r>
+        <w:rPr>
+          <w:rFonts w:ascii="Times New Roman" w:hAnsi="Times New Roman" w:eastAsia="宋体"/>
+          <w:b w:val="0"/>
+          <w:sz w:val="21"/>
+        </w:rPr>
+        <w:t xml:space="preserve"> </w:t>
+      </w:r>
+      <w:r>
+        <w:rPr>
+          <w:rFonts w:hint="eastAsia" w:ascii="Times New Roman" w:hAnsi="Times New Roman" w:eastAsia="宋体"/>
+          <w:b w:val="0"/>
+          <w:sz w:val="21"/>
+        </w:rPr>
+        <w:t xml:space="preserve">还能够部分缓解多重共线性带来的估计不稳定问题，因此适合用于检验财政补贴变量在更严格筛选条件下是否仍会被模型保留下来。</w:t>
       </w:r>
     </w:p>
     <w:p>
@@ -21823,23 +21757,7 @@
           <w:b w:val="0"/>
           <w:sz w:val="21"/>
         </w:rPr>
-        <w:t xml:space="preserve">从特征重要性排序结果来看，在</w:t>
-      </w:r>
-      <w:r>
-        <w:rPr>
-          <w:rFonts w:ascii="Times New Roman" w:hAnsi="Times New Roman" w:eastAsia="宋体"/>
-          <w:b w:val="0"/>
-          <w:sz w:val="21"/>
-        </w:rPr>
-        <w:t xml:space="preserve"> XGBoost </w:t>
-      </w:r>
-      <w:r>
-        <w:rPr>
-          <w:rFonts w:hint="eastAsia" w:ascii="Times New Roman" w:hAnsi="Times New Roman" w:eastAsia="宋体"/>
-          <w:b w:val="0"/>
-          <w:sz w:val="21"/>
-        </w:rPr>
-        <w:t xml:space="preserve">模型中，Roa</w:t>
+        <w:t xml:space="preserve">在当前4变量设定下，最优惩罚参数约为</w:t>
       </w:r>
       <w:r>
         <w:rPr>
@@ -21849,13 +21767,55 @@
         </w:rPr>
         <w:t xml:space="preserve"> </w:t>
       </w:r>
-      <w:r>
-        <w:rPr>
-          <w:rFonts w:hint="eastAsia" w:ascii="Times New Roman" w:hAnsi="Times New Roman" w:eastAsia="宋体"/>
-          <w:b w:val="0"/>
-          <w:sz w:val="21"/>
-        </w:rPr>
-        <w:t xml:space="preserve">位列第1，lnSubsidy_pos_l1</w:t>
+      <m:oMath>
+        <m:sSup>
+          <m:e>
+            <m:r>
+              <m:t>λ</m:t>
+            </m:r>
+          </m:e>
+          <m:sup>
+            <m:r>
+              <m:rPr>
+                <m:sty m:val="p"/>
+              </m:rPr>
+              <m:t>*</m:t>
+            </m:r>
+          </m:sup>
+        </m:sSup>
+        <m:r>
+          <m:rPr>
+            <m:sty m:val="p"/>
+          </m:rPr>
+          <m:t>=</m:t>
+        </m:r>
+        <m:r>
+          <m:t>0.000265</m:t>
+        </m:r>
+      </m:oMath>
+      <w:r>
+        <w:rPr>
+          <w:rFonts w:hint="eastAsia" w:ascii="Times New Roman" w:hAnsi="Times New Roman" w:eastAsia="宋体"/>
+          <w:b w:val="0"/>
+          <w:sz w:val="21"/>
+        </w:rPr>
+        <w:t xml:space="preserve">。估计结果显示，4个候选特征均未被压缩为0，其中</w:t>
+      </w:r>
+      <w:r>
+        <w:rPr>
+          <w:rFonts w:ascii="Times New Roman" w:hAnsi="Times New Roman" w:eastAsia="宋体"/>
+          <w:b w:val="0"/>
+          <w:sz w:val="21"/>
+        </w:rPr>
+        <w:t xml:space="preserve"> lnSubsidy_pos_l1 </w:t>
+      </w:r>
+      <w:r>
+        <w:rPr>
+          <w:rFonts w:hint="eastAsia" w:ascii="Times New Roman" w:hAnsi="Times New Roman" w:eastAsia="宋体"/>
+          <w:b w:val="0"/>
+          <w:sz w:val="21"/>
+        </w:rPr>
+        <w:t xml:space="preserve">的系数为0.0685，方向为正；Roa、Lever</w:t>
       </w:r>
       <w:r>
         <w:rPr>
@@ -21871,55 +21831,23 @@
           <w:b w:val="0"/>
           <w:sz w:val="21"/>
         </w:rPr>
-        <w:t xml:space="preserve">排名第2，Top1</w:t>
-      </w:r>
-      <w:r>
-        <w:rPr>
-          <w:rFonts w:ascii="Times New Roman" w:hAnsi="Times New Roman" w:eastAsia="宋体"/>
-          <w:b w:val="0"/>
-          <w:sz w:val="21"/>
-        </w:rPr>
-        <w:t xml:space="preserve"> </w:t>
-      </w:r>
-      <w:r>
-        <w:rPr>
-          <w:rFonts w:hint="eastAsia" w:ascii="Times New Roman" w:hAnsi="Times New Roman" w:eastAsia="宋体"/>
-          <w:b w:val="0"/>
-          <w:sz w:val="21"/>
-        </w:rPr>
-        <w:t xml:space="preserve">排名第3，Lever</w:t>
-      </w:r>
-      <w:r>
-        <w:rPr>
-          <w:rFonts w:ascii="Times New Roman" w:hAnsi="Times New Roman" w:eastAsia="宋体"/>
-          <w:b w:val="0"/>
-          <w:sz w:val="21"/>
-        </w:rPr>
-        <w:t xml:space="preserve"> </w:t>
-      </w:r>
-      <w:r>
-        <w:rPr>
-          <w:rFonts w:hint="eastAsia" w:ascii="Times New Roman" w:hAnsi="Times New Roman" w:eastAsia="宋体"/>
-          <w:b w:val="0"/>
-          <w:sz w:val="21"/>
-        </w:rPr>
-        <w:t xml:space="preserve">排名第4。这说明即使在允许更复杂非线性关系的树模型中，财政补贴仍是对</w:t>
-      </w:r>
-      <w:r>
-        <w:rPr>
-          <w:rFonts w:ascii="Times New Roman" w:hAnsi="Times New Roman" w:eastAsia="宋体"/>
-          <w:b w:val="0"/>
-          <w:sz w:val="21"/>
-        </w:rPr>
-        <w:t xml:space="preserve"> Overpay </w:t>
-      </w:r>
-      <w:r>
-        <w:rPr>
-          <w:rFonts w:hint="eastAsia" w:ascii="Times New Roman" w:hAnsi="Times New Roman" w:eastAsia="宋体"/>
-          <w:b w:val="0"/>
-          <w:sz w:val="21"/>
-        </w:rPr>
-        <w:t xml:space="preserve">具有高贡献度的核心特征，其重要性排序与</w:t>
+        <w:t xml:space="preserve">与</w:t>
+      </w:r>
+      <w:r>
+        <w:rPr>
+          <w:rFonts w:ascii="Times New Roman" w:hAnsi="Times New Roman" w:eastAsia="宋体"/>
+          <w:b w:val="0"/>
+          <w:sz w:val="21"/>
+        </w:rPr>
+        <w:t xml:space="preserve"> Top1 </w:t>
+      </w:r>
+      <w:r>
+        <w:rPr>
+          <w:rFonts w:hint="eastAsia" w:ascii="Times New Roman" w:hAnsi="Times New Roman" w:eastAsia="宋体"/>
+          <w:b w:val="0"/>
+          <w:sz w:val="21"/>
+        </w:rPr>
+        <w:t xml:space="preserve">的系数分别为-0.0197、-0.0595和-0.0615。由于Lasso回归前已对特征做零均值单位方差标准化，上述系数反映的是标准化尺度上的相对贡献，不宜与</w:t>
       </w:r>
       <w:r>
         <w:rPr>
@@ -21935,30 +21863,365 @@
           <w:b w:val="0"/>
           <w:sz w:val="21"/>
         </w:rPr>
-        <w:t xml:space="preserve">基准回归的核心变量设定保持一致。</w:t>
+        <w:t xml:space="preserve">原始系数直接比较大小，但可以用于判断变量是否被保留以及方向是否发生反转。这里最关键的信息是：财政补贴变量在更严格的正则化筛选下并未被删除，且方向仍与</w:t>
+      </w:r>
+      <w:r>
+        <w:rPr>
+          <w:rFonts w:ascii="Times New Roman" w:hAnsi="Times New Roman" w:eastAsia="宋体"/>
+          <w:b w:val="0"/>
+          <w:sz w:val="21"/>
+        </w:rPr>
+        <w:t xml:space="preserve"> OLS </w:t>
+      </w:r>
+      <w:r>
+        <w:rPr>
+          <w:rFonts w:hint="eastAsia" w:ascii="Times New Roman" w:hAnsi="Times New Roman" w:eastAsia="宋体"/>
+          <w:b w:val="0"/>
+          <w:sz w:val="21"/>
+        </w:rPr>
+        <w:t xml:space="preserve">基准回归中的正向系数保持一致。</w:t>
       </w:r>
     </w:p>
     <w:p xmlns:a="http://schemas.openxmlformats.org/drawingml/2006/main" xmlns:pic="http://schemas.openxmlformats.org/drawingml/2006/picture">
       <w:pPr>
-        <w:pStyle w:val="a4"/>
-      </w:pPr>
-      <w:r>
+        <w:spacing w:line="240" w:lineRule="auto" w:before="0" w:after="0"/>
+        <w:ind w:firstLine="0"/>
+      </w:pPr>
+      <w:r>
+        <w:rPr>
+          <w:rFonts w:ascii="Times New Roman" w:hAnsi="Times New Roman" w:eastAsia="宋体"/>
+          <w:sz w:val="21"/>
+        </w:rPr>
         <w:drawing>
           <wp:inline>
-            <wp:extent cx="5753100" cy="1785254"/>
+            <wp:extent cx="5753100" cy="3273649"/>
             <wp:effectExtent b="0" l="0" r="0" t="0"/>
             <wp:docPr descr="" title="" id="5" name="Picture"/>
             <a:graphic>
               <a:graphicData uri="http://schemas.openxmlformats.org/drawingml/2006/picture">
                 <pic:pic>
                   <pic:nvPicPr>
-                    <pic:cNvPr descr="./images/fig4_shap_subsidy_notitle.png" id="5" name="Picture"/>
+                    <pic:cNvPr descr="./images/fig1_lasso_path_notitle.png" id="5" name="Picture"/>
                     <pic:cNvPicPr>
                       <a:picLocks noChangeArrowheads="1" noChangeAspect="1"/>
                     </pic:cNvPicPr>
                   </pic:nvPicPr>
                   <pic:blipFill>
                     <a:blip r:embed="rId27"/>
+                    <a:stretch>
+                      <a:fillRect/>
+                    </a:stretch>
+                  </pic:blipFill>
+                  <pic:spPr bwMode="auto">
+                    <a:xfrm>
+                      <a:off x="0" y="0"/>
+                      <a:ext cx="5753100" cy="3273649"/>
+                    </a:xfrm>
+                    <a:prstGeom prst="rect">
+                      <a:avLst/>
+                    </a:prstGeom>
+                    <a:noFill/>
+                    <a:ln w="9525">
+                      <a:noFill/>
+                      <a:headEnd/>
+                      <a:tailEnd/>
+                    </a:ln>
+                  </pic:spPr>
+                </pic:pic>
+              </a:graphicData>
+            </a:graphic>
+          </wp:inline>
+        </w:drawing>
+      </w:r>
+    </w:p>
+    <w:p>
+      <w:pPr>
+        <w:spacing w:line="312" w:lineRule="auto" w:before="0" w:after="0"/>
+        <w:ind w:firstLine="0"/>
+        <w:jc w:val="center"/>
+      </w:pPr>
+      <w:r>
+        <w:rPr>
+          <w:rFonts w:hint="eastAsia" w:ascii="Times New Roman" w:hAnsi="Times New Roman" w:eastAsia="宋体"/>
+          <w:b/>
+          <w:sz w:val="18"/>
+        </w:rPr>
+        <w:t xml:space="preserve">图4-3</w:t>
+      </w:r>
+      <w:r>
+        <w:rPr>
+          <w:rFonts w:ascii="Times New Roman" w:hAnsi="Times New Roman" w:eastAsia="宋体"/>
+          <w:b/>
+          <w:sz w:val="18"/>
+        </w:rPr>
+        <w:t xml:space="preserve"> </w:t>
+      </w:r>
+      <w:r>
+        <w:rPr>
+          <w:rFonts w:hint="eastAsia" w:ascii="Times New Roman" w:hAnsi="Times New Roman" w:eastAsia="宋体"/>
+          <w:b/>
+          <w:sz w:val="18"/>
+        </w:rPr>
+        <w:t xml:space="preserve">Lasso系数收缩图</w:t>
+      </w:r>
+    </w:p>
+    <w:p>
+      <w:pPr>
+        <w:spacing w:line="312" w:lineRule="auto" w:before="0" w:after="0"/>
+        <w:ind w:firstLine="420"/>
+        <w:jc w:val="both"/>
+      </w:pPr>
+      <w:r>
+        <w:rPr>
+          <w:rFonts w:hint="eastAsia" w:ascii="Times New Roman" w:hAnsi="Times New Roman" w:eastAsia="宋体"/>
+          <w:b w:val="0"/>
+          <w:sz w:val="21"/>
+        </w:rPr>
+        <w:t xml:space="preserve">图4-3展示了随着惩罚参数增大，各特征系数逐步向零收缩的路径。可以看到，lnSubsidy_pos_l1</w:t>
+      </w:r>
+      <w:r>
+        <w:rPr>
+          <w:rFonts w:ascii="Times New Roman" w:hAnsi="Times New Roman" w:eastAsia="宋体"/>
+          <w:b w:val="0"/>
+          <w:sz w:val="21"/>
+        </w:rPr>
+        <w:t xml:space="preserve"> </w:t>
+      </w:r>
+      <w:r>
+        <w:rPr>
+          <w:rFonts w:hint="eastAsia" w:ascii="Times New Roman" w:hAnsi="Times New Roman" w:eastAsia="宋体"/>
+          <w:b w:val="0"/>
+          <w:sz w:val="21"/>
+        </w:rPr>
+        <w:t xml:space="preserve">在最优参数附近仍保持正向系数，并未被压缩掉。也就是说，财政补贴变量没有在更严格的筛选下消失，仍保有稳定信息含量。</w:t>
+      </w:r>
+    </w:p>
+    <w:bookmarkEnd w:id="55"/>
+    <w:bookmarkStart w:id="59" w:name="xgboost-特征重要性与部分依赖验证"/>
+    <w:p>
+      <w:pPr>
+        <w:pStyle w:val="31"/>
+        <w:spacing w:line="312" w:lineRule="auto" w:before="0" w:after="0"/>
+        <w:ind w:firstLine="420"/>
+        <w:jc w:val="left"/>
+      </w:pPr>
+      <w:r>
+        <w:rPr>
+          <w:rFonts w:ascii="Times New Roman" w:hAnsi="Times New Roman" w:eastAsia="宋体"/>
+          <w:b w:val="0"/>
+          <w:sz w:val="24"/>
+        </w:rPr>
+        <w:t xml:space="preserve">4.6.4 XGBoost </w:t>
+      </w:r>
+      <w:r>
+        <w:rPr>
+          <w:rFonts w:hint="eastAsia" w:ascii="Times New Roman" w:hAnsi="Times New Roman" w:eastAsia="宋体"/>
+          <w:b w:val="0"/>
+          <w:sz w:val="24"/>
+        </w:rPr>
+        <w:t xml:space="preserve">特征重要性与部分依赖验证</w:t>
+      </w:r>
+    </w:p>
+    <w:p>
+      <w:pPr>
+        <w:spacing w:line="312" w:lineRule="auto" w:before="0" w:after="0"/>
+        <w:ind w:firstLine="420"/>
+        <w:jc w:val="both"/>
+      </w:pPr>
+      <w:r>
+        <w:rPr>
+          <w:rFonts w:hint="eastAsia" w:ascii="Times New Roman" w:hAnsi="Times New Roman" w:eastAsia="宋体"/>
+          <w:b w:val="0"/>
+          <w:sz w:val="21"/>
+        </w:rPr>
+        <w:t xml:space="preserve">为进一步验证核心变量在非线性模型中的表现，本文采用</w:t>
+      </w:r>
+      <w:r>
+        <w:rPr>
+          <w:rFonts w:ascii="Times New Roman" w:hAnsi="Times New Roman" w:eastAsia="宋体"/>
+          <w:b w:val="0"/>
+          <w:sz w:val="21"/>
+        </w:rPr>
+        <w:t xml:space="preserve"> XGBoost </w:t>
+      </w:r>
+      <w:r>
+        <w:rPr>
+          <w:rFonts w:hint="eastAsia" w:ascii="Times New Roman" w:hAnsi="Times New Roman" w:eastAsia="宋体"/>
+          <w:b w:val="0"/>
+          <w:sz w:val="21"/>
+        </w:rPr>
+        <w:t xml:space="preserve">模型开展两项补充检验：其一，考察财政补贴与控制变量在更灵活树模型中的特征重要性排序；其二，通过部分依赖图（Partial</w:t>
+      </w:r>
+      <w:r>
+        <w:rPr>
+          <w:rFonts w:ascii="Times New Roman" w:hAnsi="Times New Roman" w:eastAsia="宋体"/>
+          <w:b w:val="0"/>
+          <w:sz w:val="21"/>
+        </w:rPr>
+        <w:t xml:space="preserve"> Dependence Plot, </w:t>
+      </w:r>
+      <w:r>
+        <w:rPr>
+          <w:rFonts w:hint="eastAsia" w:ascii="Times New Roman" w:hAnsi="Times New Roman" w:eastAsia="宋体"/>
+          <w:b w:val="0"/>
+          <w:sz w:val="21"/>
+        </w:rPr>
+        <w:t xml:space="preserve">PDP）刻画财政补贴对超额薪酬的局部关联趋势。</w:t>
+      </w:r>
+    </w:p>
+    <w:p>
+      <w:pPr>
+        <w:spacing w:line="312" w:lineRule="auto" w:before="0" w:after="0"/>
+        <w:ind w:firstLine="420"/>
+        <w:jc w:val="both"/>
+      </w:pPr>
+      <w:r>
+        <w:rPr>
+          <w:rFonts w:hint="eastAsia" w:ascii="Times New Roman" w:hAnsi="Times New Roman" w:eastAsia="宋体"/>
+          <w:b w:val="0"/>
+          <w:sz w:val="21"/>
+        </w:rPr>
+        <w:t xml:space="preserve">从特征重要性排序结果来看，在</w:t>
+      </w:r>
+      <w:r>
+        <w:rPr>
+          <w:rFonts w:ascii="Times New Roman" w:hAnsi="Times New Roman" w:eastAsia="宋体"/>
+          <w:b w:val="0"/>
+          <w:sz w:val="21"/>
+        </w:rPr>
+        <w:t xml:space="preserve"> XGBoost </w:t>
+      </w:r>
+      <w:r>
+        <w:rPr>
+          <w:rFonts w:hint="eastAsia" w:ascii="Times New Roman" w:hAnsi="Times New Roman" w:eastAsia="宋体"/>
+          <w:b w:val="0"/>
+          <w:sz w:val="21"/>
+        </w:rPr>
+        <w:t xml:space="preserve">模型中，Roa</w:t>
+      </w:r>
+      <w:r>
+        <w:rPr>
+          <w:rFonts w:ascii="Times New Roman" w:hAnsi="Times New Roman" w:eastAsia="宋体"/>
+          <w:b w:val="0"/>
+          <w:sz w:val="21"/>
+        </w:rPr>
+        <w:t xml:space="preserve"> </w:t>
+      </w:r>
+      <w:r>
+        <w:rPr>
+          <w:rFonts w:hint="eastAsia" w:ascii="Times New Roman" w:hAnsi="Times New Roman" w:eastAsia="宋体"/>
+          <w:b w:val="0"/>
+          <w:sz w:val="21"/>
+        </w:rPr>
+        <w:t xml:space="preserve">位列第1，lnSubsidy_pos_l1</w:t>
+      </w:r>
+      <w:r>
+        <w:rPr>
+          <w:rFonts w:ascii="Times New Roman" w:hAnsi="Times New Roman" w:eastAsia="宋体"/>
+          <w:b w:val="0"/>
+          <w:sz w:val="21"/>
+        </w:rPr>
+        <w:t xml:space="preserve"> </w:t>
+      </w:r>
+      <w:r>
+        <w:rPr>
+          <w:rFonts w:hint="eastAsia" w:ascii="Times New Roman" w:hAnsi="Times New Roman" w:eastAsia="宋体"/>
+          <w:b w:val="0"/>
+          <w:sz w:val="21"/>
+        </w:rPr>
+        <w:t xml:space="preserve">排名第2，Top1</w:t>
+      </w:r>
+      <w:r>
+        <w:rPr>
+          <w:rFonts w:ascii="Times New Roman" w:hAnsi="Times New Roman" w:eastAsia="宋体"/>
+          <w:b w:val="0"/>
+          <w:sz w:val="21"/>
+        </w:rPr>
+        <w:t xml:space="preserve"> </w:t>
+      </w:r>
+      <w:r>
+        <w:rPr>
+          <w:rFonts w:hint="eastAsia" w:ascii="Times New Roman" w:hAnsi="Times New Roman" w:eastAsia="宋体"/>
+          <w:b w:val="0"/>
+          <w:sz w:val="21"/>
+        </w:rPr>
+        <w:t xml:space="preserve">排名第3，Lever</w:t>
+      </w:r>
+      <w:r>
+        <w:rPr>
+          <w:rFonts w:ascii="Times New Roman" w:hAnsi="Times New Roman" w:eastAsia="宋体"/>
+          <w:b w:val="0"/>
+          <w:sz w:val="21"/>
+        </w:rPr>
+        <w:t xml:space="preserve"> </w:t>
+      </w:r>
+      <w:r>
+        <w:rPr>
+          <w:rFonts w:hint="eastAsia" w:ascii="Times New Roman" w:hAnsi="Times New Roman" w:eastAsia="宋体"/>
+          <w:b w:val="0"/>
+          <w:sz w:val="21"/>
+        </w:rPr>
+        <w:t xml:space="preserve">排名第4。这说明即使在允许更复杂非线性关系的树模型中，财政补贴仍是对</w:t>
+      </w:r>
+      <w:r>
+        <w:rPr>
+          <w:rFonts w:ascii="Times New Roman" w:hAnsi="Times New Roman" w:eastAsia="宋体"/>
+          <w:b w:val="0"/>
+          <w:sz w:val="21"/>
+        </w:rPr>
+        <w:t xml:space="preserve"> Overpay </w:t>
+      </w:r>
+      <w:r>
+        <w:rPr>
+          <w:rFonts w:hint="eastAsia" w:ascii="Times New Roman" w:hAnsi="Times New Roman" w:eastAsia="宋体"/>
+          <w:b w:val="0"/>
+          <w:sz w:val="21"/>
+        </w:rPr>
+        <w:t xml:space="preserve">具有高贡献度的核心特征，其重要性排序与</w:t>
+      </w:r>
+      <w:r>
+        <w:rPr>
+          <w:rFonts w:ascii="Times New Roman" w:hAnsi="Times New Roman" w:eastAsia="宋体"/>
+          <w:b w:val="0"/>
+          <w:sz w:val="21"/>
+        </w:rPr>
+        <w:t xml:space="preserve"> OLS </w:t>
+      </w:r>
+      <w:r>
+        <w:rPr>
+          <w:rFonts w:hint="eastAsia" w:ascii="Times New Roman" w:hAnsi="Times New Roman" w:eastAsia="宋体"/>
+          <w:b w:val="0"/>
+          <w:sz w:val="21"/>
+        </w:rPr>
+        <w:t xml:space="preserve">基准回归的核心变量设定保持一致。</w:t>
+      </w:r>
+    </w:p>
+    <w:p xmlns:a="http://schemas.openxmlformats.org/drawingml/2006/main" xmlns:pic="http://schemas.openxmlformats.org/drawingml/2006/picture">
+      <w:pPr>
+        <w:spacing w:line="240" w:lineRule="auto" w:before="0" w:after="0"/>
+        <w:ind w:firstLine="0"/>
+      </w:pPr>
+      <w:r>
+        <w:rPr>
+          <w:rFonts w:ascii="Times New Roman" w:hAnsi="Times New Roman" w:eastAsia="宋体"/>
+          <w:sz w:val="21"/>
+        </w:rPr>
+        <w:drawing>
+          <wp:inline>
+            <wp:extent cx="5753100" cy="1785254"/>
+            <wp:effectExtent b="0" l="0" r="0" t="0"/>
+            <wp:docPr descr="" title="" id="6" name="Picture"/>
+            <a:graphic>
+              <a:graphicData uri="http://schemas.openxmlformats.org/drawingml/2006/picture">
+                <pic:pic>
+                  <pic:nvPicPr>
+                    <pic:cNvPr descr="./images/fig4_shap_subsidy_notitle.png" id="6" name="Picture"/>
+                    <pic:cNvPicPr>
+                      <a:picLocks noChangeArrowheads="1" noChangeAspect="1"/>
+                    </pic:cNvPicPr>
+                  </pic:nvPicPr>
+                  <pic:blipFill>
+                    <a:blip r:embed="rId28"/>
                     <a:stretch>
                       <a:fillRect/>
                     </a:stretch>
@@ -22028,7 +22291,7 @@
           <w:b w:val="0"/>
           <w:sz w:val="21"/>
         </w:rPr>
-        <w:t xml:space="preserve">图4-4右侧的部分依赖图揭示的是：在控制其他变量平均作用后，财政补贴变化如何影响模型预测的</w:t>
+        <w:t xml:space="preserve">图4-4右侧的部分依赖图显示的是：在控制其他变量平均作用后，财政补贴变化如何影响模型预测的</w:t>
       </w:r>
       <w:r>
         <w:rPr>
@@ -22044,7 +22307,7 @@
           <w:b w:val="0"/>
           <w:sz w:val="21"/>
         </w:rPr>
-        <w:t xml:space="preserve">Overpay。该图反映的是</w:t>
+        <w:t xml:space="preserve">Overpay。它反映的是</w:t>
       </w:r>
       <w:r>
         <w:rPr>
@@ -22060,7 +22323,7 @@
           <w:b w:val="0"/>
           <w:sz w:val="21"/>
         </w:rPr>
-        <w:t xml:space="preserve">模型下的条件关联模式，而不是计量经济学意义上的边际因果效应。从图形走势看，财政补贴的部分依赖关系呈现明显的非线性和非单调特征：在较低补贴区间内，曲线长期停留在负值附近并伴随小幅波动；进入较高补贴区间后，曲线由负转正并明显抬升，整体呈现出先平缓后上升的趋势。这说明财政补贴对超额薪酬的影响可能并非线性均匀展开，而是在较高补贴区间呈现出更明显的正向预测关联。</w:t>
+        <w:t xml:space="preserve">模型下的条件关联模式，不是计量经济学意义上的边际因果效应。从图形走势看，财政补贴的部分依赖关系呈现明显的非线性和非单调特征：低补贴区间内，曲线长期停留在负值附近并伴随小幅波动；进入较高补贴区间后，曲线由负转正并明显抬升，整体上是先平缓、后上升。这表明财政补贴对超额薪酬的影响并非线性均匀展开，在较高补贴区间会出现更明显的正向预测关联。</w:t>
       </w:r>
     </w:p>
     <w:p>
@@ -22107,12 +22370,12 @@
           <w:b w:val="0"/>
           <w:sz w:val="21"/>
         </w:rPr>
-        <w:t xml:space="preserve">的四项检验，更稳妥的看法是：机器学习补充验证与新的基准回归方向一致。它没有推翻第四章中“中介链条尚未稳健成立、因果解释仍需谨慎”的边界，但从全局预测贡献、边际贡献排序、变量保留与方向、非线性局部趋势四个角度，为财政补贴强度的正向关系提供了补充线索。</w:t>
-      </w:r>
-    </w:p>
-    <w:bookmarkEnd w:id="58"/>
-    <w:bookmarkEnd w:id="59"/>
-    <w:bookmarkStart w:id="62" w:name="中介效应分析"/>
+        <w:t xml:space="preserve">的四项检验，可以把机器学习部分理解为对新基准回归的补充复核。它没有改变第四章已经写明的边界，也就是中介效应经济幅度有限、因果解释仍需谨慎；它提供的主要是四个层面的辅助线索：全局预测贡献、边际贡献排序、变量是否被保留以及非线性局部趋势。</w:t>
+      </w:r>
+    </w:p>
+    <w:bookmarkEnd w:id="56"/>
+    <w:bookmarkEnd w:id="57"/>
+    <w:bookmarkStart w:id="60" w:name="中介效应分析"/>
     <w:p>
       <w:pPr>
         <w:pStyle w:val="2"/>
@@ -22120,7 +22383,7 @@
         <w:ind w:firstLine="0"/>
         <w:jc w:val="left"/>
       </w:pPr>
-      <w:bookmarkStart w:id="97" w:name="_TocAuto0023"/>
+      <w:bookmarkStart w:id="93" w:name="_TocAuto0022"/>
       <w:r>
         <w:rPr>
           <w:rFonts w:ascii="Times New Roman" w:hAnsi="Times New Roman" w:eastAsia="黑体"/>
@@ -22137,7 +22400,7 @@
         </w:rPr>
         <w:t xml:space="preserve">中介效应分析</w:t>
       </w:r>
-      <w:bookmarkEnd w:id="97"/>
+      <w:bookmarkEnd w:id="93"/>
     </w:p>
     <w:p>
       <w:pPr>
@@ -22147,19 +22410,11 @@
       </w:pPr>
       <w:r>
         <w:rPr>
-          <w:rFonts w:hint="eastAsia" w:ascii="Times New Roman" w:hAnsi="Times New Roman" w:eastAsia="宋体"/>
-          <w:b w:val="0"/>
-          <w:sz w:val="21"/>
-        </w:rPr>
-        <w:t xml:space="preserve">需要说明的是，Baron</w:t>
-      </w:r>
-      <w:r>
-        <w:rPr>
-          <w:rFonts w:ascii="Times New Roman" w:hAnsi="Times New Roman" w:eastAsia="宋体"/>
-          <w:b w:val="0"/>
-          <w:sz w:val="21"/>
-        </w:rPr>
-        <w:t xml:space="preserve"> &amp; </w:t>
+          <w:rFonts w:ascii="Times New Roman" w:hAnsi="Times New Roman" w:eastAsia="宋体"/>
+          <w:b w:val="0"/>
+          <w:sz w:val="21"/>
+        </w:rPr>
+        <w:t xml:space="preserve">Baron &amp; </w:t>
       </w:r>
       <w:r>
         <w:rPr>
@@ -22184,10 +22439,59 @@
           <w:b w:val="0"/>
           <w:sz w:val="21"/>
         </w:rPr>
-        <w:t xml:space="preserve">经典框架通常更强调先观察总效应，再进一步讨论中介路径。尽管新的总效应已经显著，本节仍将相关证据定位为探索性路径检验，而非严格意义上的因果中介证据，因为管理层权力指标本身仍属于经验性综合测度。</w:t>
-      </w:r>
-    </w:p>
-    <w:bookmarkStart w:id="63" w:name="中介变量构成与测度说明"/>
+        <w:t xml:space="preserve">的经典框架通常先观察总效应（其方法局限可参见</w:t>
+      </w:r>
+      <w:r>
+        <w:rPr>
+          <w:rFonts w:ascii="Times New Roman" w:hAnsi="Times New Roman" w:eastAsia="宋体"/>
+          <w:b w:val="0"/>
+          <w:sz w:val="21"/>
+        </w:rPr>
+        <w:t xml:space="preserve"> Zhao、Lynch </w:t>
+      </w:r>
+      <w:r>
+        <w:rPr>
+          <w:rFonts w:hint="eastAsia" w:ascii="Times New Roman" w:hAnsi="Times New Roman" w:eastAsia="宋体"/>
+          <w:b w:val="0"/>
+          <w:sz w:val="21"/>
+        </w:rPr>
+        <w:t xml:space="preserve">和</w:t>
+      </w:r>
+      <w:r>
+        <w:rPr>
+          <w:rFonts w:ascii="Times New Roman" w:hAnsi="Times New Roman" w:eastAsia="宋体"/>
+          <w:b w:val="0"/>
+          <w:sz w:val="21"/>
+        </w:rPr>
+        <w:t xml:space="preserve"> </w:t>
+      </w:r>
+      <w:r>
+        <w:rPr>
+          <w:rFonts w:hint="eastAsia" w:ascii="Times New Roman" w:hAnsi="Times New Roman" w:eastAsia="宋体"/>
+          <w:b w:val="0"/>
+          <w:sz w:val="21"/>
+        </w:rPr>
+        <w:t xml:space="preserve">Chen（2010）</w:t>
+      </w:r>
+      <w:r>
+        <w:rPr>
+          <w:rFonts w:ascii="Times New Roman" w:hAnsi="Times New Roman" w:eastAsia="宋体"/>
+          <w:b w:val="0"/>
+          <w:sz w:val="21"/>
+          <w:vertAlign w:val="superscript"/>
+        </w:rPr>
+        <w:t>[15]</w:t>
+      </w:r>
+      <w:r>
+        <w:rPr>
+          <w:rFonts w:hint="eastAsia" w:ascii="Times New Roman" w:hAnsi="Times New Roman" w:eastAsia="宋体"/>
+          <w:b w:val="0"/>
+          <w:sz w:val="21"/>
+        </w:rPr>
+        <w:t xml:space="preserve">的讨论），再讨论中介路径。尽管新的总效应已经显著，本节仍将相关证据定位为探索性路径检验，而非严格意义上的因果中介证据，因为管理层权力指标本身仍属于经验性综合测度。</w:t>
+      </w:r>
+    </w:p>
+    <w:bookmarkStart w:id="61" w:name="中介变量构成与测度说明"/>
     <w:p>
       <w:pPr>
         <w:pStyle w:val="31"/>
@@ -22255,39 +22559,23 @@
           <w:b w:val="0"/>
           <w:sz w:val="21"/>
         </w:rPr>
-        <w:t xml:space="preserve">在测度方法上，正文采用因子分析法（FA）提取前两个公共因子，并在</w:t>
-      </w:r>
-      <w:r>
-        <w:rPr>
-          <w:rFonts w:ascii="Times New Roman" w:hAnsi="Times New Roman" w:eastAsia="宋体"/>
-          <w:b w:val="0"/>
-          <w:sz w:val="21"/>
-        </w:rPr>
-        <w:t xml:space="preserve"> varimax </w:t>
-      </w:r>
-      <w:r>
-        <w:rPr>
-          <w:rFonts w:hint="eastAsia" w:ascii="Times New Roman" w:hAnsi="Times New Roman" w:eastAsia="宋体"/>
-          <w:b w:val="0"/>
-          <w:sz w:val="21"/>
-        </w:rPr>
-        <w:t xml:space="preserve">旋转后按方差贡献率加权形成综合权力指数</w:t>
-      </w:r>
-      <w:r>
-        <w:rPr>
-          <w:rFonts w:ascii="Times New Roman" w:hAnsi="Times New Roman" w:eastAsia="宋体"/>
-          <w:b w:val="0"/>
-          <w:sz w:val="21"/>
-        </w:rPr>
-        <w:t xml:space="preserve"> </w:t>
-      </w:r>
-      <w:r>
-        <w:rPr>
-          <w:rFonts w:hint="eastAsia" w:ascii="Times New Roman" w:hAnsi="Times New Roman" w:eastAsia="宋体"/>
-          <w:b w:val="0"/>
-          <w:sz w:val="21"/>
-        </w:rPr>
-        <w:t xml:space="preserve">Power。旋转的作用，是让载荷结构更清晰、各因子的经济含义更容易区分；按方差贡献率加权，则是为了让解释力更高的因子在综合指数中占据更大权重，从而避免简单平均带来的信息损失。</w:t>
+        <w:t xml:space="preserve">在测度方法上，正文采用主成分分析法（PCA）提取前两个主成分，并按方差贡献率加权形成综合权力指数</w:t>
+      </w:r>
+      <w:r>
+        <w:rPr>
+          <w:rFonts w:ascii="Times New Roman" w:hAnsi="Times New Roman" w:eastAsia="宋体"/>
+          <w:b w:val="0"/>
+          <w:sz w:val="21"/>
+        </w:rPr>
+        <w:t xml:space="preserve"> Power。PCA </w:t>
+      </w:r>
+      <w:r>
+        <w:rPr>
+          <w:rFonts w:hint="eastAsia" w:ascii="Times New Roman" w:hAnsi="Times New Roman" w:eastAsia="宋体"/>
+          <w:b w:val="0"/>
+          <w:sz w:val="21"/>
+        </w:rPr>
+        <w:t xml:space="preserve">直接以四项治理指标的共同变异信息为基础提取综合得分，在不额外设定潜在结构的前提下压缩多维治理特征；按方差贡献率加权，则是为了让解释力更高的主成分在综合指数中占据更大权重，避免简单平均造成的信息损失。</w:t>
       </w:r>
     </w:p>
     <w:p>
@@ -22302,7 +22590,7 @@
           <w:b w:val="0"/>
           <w:sz w:val="21"/>
         </w:rPr>
-        <w:t xml:space="preserve">就统计支撑而言，FA</w:t>
+        <w:t xml:space="preserve">就统计支撑而言，PCA</w:t>
       </w:r>
       <w:r>
         <w:rPr>
@@ -22334,23 +22622,7 @@
           <w:b w:val="0"/>
           <w:sz w:val="21"/>
         </w:rPr>
-        <w:t xml:space="preserve">约为0.577，前两个公共因子累计方差解释率约为39.13%；从初始相关矩阵看，前两个潜在维度的特征值分别约为1.72和1.03，均大于1。经</w:t>
-      </w:r>
-      <w:r>
-        <w:rPr>
-          <w:rFonts w:ascii="Times New Roman" w:hAnsi="Times New Roman" w:eastAsia="宋体"/>
-          <w:b w:val="0"/>
-          <w:sz w:val="21"/>
-        </w:rPr>
-        <w:t xml:space="preserve"> varimax </w:t>
-      </w:r>
-      <w:r>
-        <w:rPr>
-          <w:rFonts w:hint="eastAsia" w:ascii="Times New Roman" w:hAnsi="Times New Roman" w:eastAsia="宋体"/>
-          <w:b w:val="0"/>
-          <w:sz w:val="21"/>
-        </w:rPr>
-        <w:t xml:space="preserve">旋转后，FA1</w:t>
+        <w:t xml:space="preserve">约为0.565，前两个主成分累计方差解释率约为69.08%。PC1（43.0%）主要载荷于</w:t>
       </w:r>
       <w:r>
         <w:rPr>
@@ -22366,23 +22638,7 @@
           <w:b w:val="0"/>
           <w:sz w:val="21"/>
         </w:rPr>
-        <w:t xml:space="preserve">主要载荷于</w:t>
-      </w:r>
-      <w:r>
-        <w:rPr>
-          <w:rFonts w:ascii="Times New Roman" w:hAnsi="Times New Roman" w:eastAsia="宋体"/>
-          <w:b w:val="0"/>
-          <w:sz w:val="21"/>
-        </w:rPr>
-        <w:t xml:space="preserve"> Boardsize </w:t>
-      </w:r>
-      <w:r>
-        <w:rPr>
-          <w:rFonts w:hint="eastAsia" w:ascii="Times New Roman" w:hAnsi="Times New Roman" w:eastAsia="宋体"/>
-          <w:b w:val="0"/>
-          <w:sz w:val="21"/>
-        </w:rPr>
-        <w:t xml:space="preserve">与</w:t>
+        <w:t xml:space="preserve">Boardsize（0.615）与</w:t>
       </w:r>
       <w:r>
         <w:rPr>
@@ -22398,7 +22654,7 @@
           <w:b w:val="0"/>
           <w:sz w:val="21"/>
         </w:rPr>
-        <w:t xml:space="preserve">Insider，FA2</w:t>
+        <w:t xml:space="preserve">Insider（0.544），反映董事会结构权力维度；PC2（26.1%）主要载荷于</w:t>
       </w:r>
       <w:r>
         <w:rPr>
@@ -22414,23 +22670,7 @@
           <w:b w:val="0"/>
           <w:sz w:val="21"/>
         </w:rPr>
-        <w:t xml:space="preserve">主要载荷于</w:t>
-      </w:r>
-      <w:r>
-        <w:rPr>
-          <w:rFonts w:ascii="Times New Roman" w:hAnsi="Times New Roman" w:eastAsia="宋体"/>
-          <w:b w:val="0"/>
-          <w:sz w:val="21"/>
-        </w:rPr>
-        <w:t xml:space="preserve"> Mgshder </w:t>
-      </w:r>
-      <w:r>
-        <w:rPr>
-          <w:rFonts w:hint="eastAsia" w:ascii="Times New Roman" w:hAnsi="Times New Roman" w:eastAsia="宋体"/>
-          <w:b w:val="0"/>
-          <w:sz w:val="21"/>
-        </w:rPr>
-        <w:t xml:space="preserve">与</w:t>
+        <w:t xml:space="preserve">Mgshder（0.584）、Dual（0.554）和</w:t>
       </w:r>
       <w:r>
         <w:rPr>
@@ -22446,7 +22686,65 @@
           <w:b w:val="0"/>
           <w:sz w:val="21"/>
         </w:rPr>
-        <w:t xml:space="preserve">Dual，这表明四项指标在样本中确实呈现出一定程度的结构分化，并具有可以识别的经济含义。需要说明的是，累计方差解释率偏低，意味着这四项治理指标共享的公共变异并不强，管理层权力更像一个经验性压缩指标，而不是统计上十分纯净的单一潜变量；这也是正文始终将其定位为机制线索而非强识别证据的重要原因。</w:t>
+        <w:t xml:space="preserve">Insider（0.517），反映所有权与职位权力维度。四项指标在样本中呈现出可识别的结构分化。KMO</w:t>
+      </w:r>
+      <w:r>
+        <w:rPr>
+          <w:rFonts w:ascii="Times New Roman" w:hAnsi="Times New Roman" w:eastAsia="宋体"/>
+          <w:b w:val="0"/>
+          <w:sz w:val="21"/>
+        </w:rPr>
+        <w:t xml:space="preserve"> </w:t>
+      </w:r>
+      <w:r>
+        <w:rPr>
+          <w:rFonts w:hint="eastAsia" w:ascii="Times New Roman" w:hAnsi="Times New Roman" w:eastAsia="宋体"/>
+          <w:b w:val="0"/>
+          <w:sz w:val="21"/>
+        </w:rPr>
+        <w:t xml:space="preserve">偏低，说明四项指标的共同变异不算强，潜在结构也不算紧密；不过，PCA</w:t>
+      </w:r>
+      <w:r>
+        <w:rPr>
+          <w:rFonts w:ascii="Times New Roman" w:hAnsi="Times New Roman" w:eastAsia="宋体"/>
+          <w:b w:val="0"/>
+          <w:sz w:val="21"/>
+        </w:rPr>
+        <w:t xml:space="preserve"> </w:t>
+      </w:r>
+      <w:r>
+        <w:rPr>
+          <w:rFonts w:hint="eastAsia" w:ascii="Times New Roman" w:hAnsi="Times New Roman" w:eastAsia="宋体"/>
+          <w:b w:val="0"/>
+          <w:sz w:val="21"/>
+        </w:rPr>
+        <w:t xml:space="preserve">的重点在于降维和信息压缩，只要前几个主成分能够覆盖样本中的主要方差信息，这一综合口径仍可作为经验测度使用。就本文而言，69.08%的累计方差解释率已经覆盖了多数信息，因此仍将其作为管理层权力的经验性综合指标，并在结论解释中保持审慎。</w:t>
+      </w:r>
+    </w:p>
+    <w:bookmarkEnd w:id="58"/>
+    <w:bookmarkStart w:id="62" w:name="中介效应检验结果"/>
+    <w:p>
+      <w:pPr>
+        <w:pStyle w:val="31"/>
+        <w:spacing w:line="312" w:lineRule="auto" w:before="0" w:after="0"/>
+        <w:ind w:firstLine="420"/>
+        <w:jc w:val="left"/>
+      </w:pPr>
+      <w:r>
+        <w:rPr>
+          <w:rFonts w:ascii="Times New Roman" w:hAnsi="Times New Roman" w:eastAsia="宋体"/>
+          <w:b w:val="0"/>
+          <w:sz w:val="24"/>
+        </w:rPr>
+        <w:t xml:space="preserve">4.7.2 </w:t>
+      </w:r>
+      <w:r>
+        <w:rPr>
+          <w:rFonts w:hint="eastAsia" w:ascii="Times New Roman" w:hAnsi="Times New Roman" w:eastAsia="宋体"/>
+          <w:b w:val="0"/>
+          <w:sz w:val="24"/>
+        </w:rPr>
+        <w:t xml:space="preserve">中介效应检验结果</w:t>
       </w:r>
     </w:p>
     <w:p>
@@ -22461,127 +22759,6 @@
           <w:b w:val="0"/>
           <w:sz w:val="21"/>
         </w:rPr>
-        <w:t xml:space="preserve">从具体共同度看，Boardsize</w:t>
-      </w:r>
-      <w:r>
-        <w:rPr>
-          <w:rFonts w:ascii="Times New Roman" w:hAnsi="Times New Roman" w:eastAsia="宋体"/>
-          <w:b w:val="0"/>
-          <w:sz w:val="21"/>
-        </w:rPr>
-        <w:t xml:space="preserve"> </w:t>
-      </w:r>
-      <w:r>
-        <w:rPr>
-          <w:rFonts w:hint="eastAsia" w:ascii="Times New Roman" w:hAnsi="Times New Roman" w:eastAsia="宋体"/>
-          <w:b w:val="0"/>
-          <w:sz w:val="21"/>
-        </w:rPr>
-        <w:t xml:space="preserve">为0.5121、Insider</w:t>
-      </w:r>
-      <w:r>
-        <w:rPr>
-          <w:rFonts w:ascii="Times New Roman" w:hAnsi="Times New Roman" w:eastAsia="宋体"/>
-          <w:b w:val="0"/>
-          <w:sz w:val="21"/>
-        </w:rPr>
-        <w:t xml:space="preserve"> </w:t>
-      </w:r>
-      <w:r>
-        <w:rPr>
-          <w:rFonts w:hint="eastAsia" w:ascii="Times New Roman" w:hAnsi="Times New Roman" w:eastAsia="宋体"/>
-          <w:b w:val="0"/>
-          <w:sz w:val="21"/>
-        </w:rPr>
-        <w:t xml:space="preserve">为0.4832、Mgshder</w:t>
-      </w:r>
-      <w:r>
-        <w:rPr>
-          <w:rFonts w:ascii="Times New Roman" w:hAnsi="Times New Roman" w:eastAsia="宋体"/>
-          <w:b w:val="0"/>
-          <w:sz w:val="21"/>
-        </w:rPr>
-        <w:t xml:space="preserve"> </w:t>
-      </w:r>
-      <w:r>
-        <w:rPr>
-          <w:rFonts w:hint="eastAsia" w:ascii="Times New Roman" w:hAnsi="Times New Roman" w:eastAsia="宋体"/>
-          <w:b w:val="0"/>
-          <w:sz w:val="21"/>
-        </w:rPr>
-        <w:t xml:space="preserve">为0.3955，而</w:t>
-      </w:r>
-      <w:r>
-        <w:rPr>
-          <w:rFonts w:ascii="Times New Roman" w:hAnsi="Times New Roman" w:eastAsia="宋体"/>
-          <w:b w:val="0"/>
-          <w:sz w:val="21"/>
-        </w:rPr>
-        <w:t xml:space="preserve"> Dual </w:t>
-      </w:r>
-      <w:r>
-        <w:rPr>
-          <w:rFonts w:hint="eastAsia" w:ascii="Times New Roman" w:hAnsi="Times New Roman" w:eastAsia="宋体"/>
-          <w:b w:val="0"/>
-          <w:sz w:val="21"/>
-        </w:rPr>
-        <w:t xml:space="preserve">仅为0.1743，这显示该综合指标在董事会结构和内部人维度上的解释力相对更高，但不同底层指标的公共变异提取并不均衡。基于此，FA</w:t>
-      </w:r>
-      <w:r>
-        <w:rPr>
-          <w:rFonts w:ascii="Times New Roman" w:hAnsi="Times New Roman" w:eastAsia="宋体"/>
-          <w:b w:val="0"/>
-          <w:sz w:val="21"/>
-        </w:rPr>
-        <w:t xml:space="preserve"> </w:t>
-      </w:r>
-      <w:r>
-        <w:rPr>
-          <w:rFonts w:hint="eastAsia" w:ascii="Times New Roman" w:hAnsi="Times New Roman" w:eastAsia="宋体"/>
-          <w:b w:val="0"/>
-          <w:sz w:val="21"/>
-        </w:rPr>
-        <w:t xml:space="preserve">口径更适合被理解为经验性综合测度，而不是统计上十分纯净的单一潜变量。</w:t>
-      </w:r>
-    </w:p>
-    <w:bookmarkEnd w:id="60"/>
-    <w:bookmarkStart w:id="64" w:name="中介效应检验结果"/>
-    <w:p>
-      <w:pPr>
-        <w:pStyle w:val="31"/>
-        <w:spacing w:line="312" w:lineRule="auto" w:before="0" w:after="0"/>
-        <w:ind w:firstLine="420"/>
-        <w:jc w:val="left"/>
-      </w:pPr>
-      <w:r>
-        <w:rPr>
-          <w:rFonts w:ascii="Times New Roman" w:hAnsi="Times New Roman" w:eastAsia="宋体"/>
-          <w:b w:val="0"/>
-          <w:sz w:val="24"/>
-        </w:rPr>
-        <w:t xml:space="preserve">4.7.2 </w:t>
-      </w:r>
-      <w:r>
-        <w:rPr>
-          <w:rFonts w:hint="eastAsia" w:ascii="Times New Roman" w:hAnsi="Times New Roman" w:eastAsia="宋体"/>
-          <w:b w:val="0"/>
-          <w:sz w:val="24"/>
-        </w:rPr>
-        <w:t xml:space="preserve">中介效应检验结果</w:t>
-      </w:r>
-    </w:p>
-    <w:p>
-      <w:pPr>
-        <w:spacing w:line="312" w:lineRule="auto" w:before="0" w:after="0"/>
-        <w:ind w:firstLine="420"/>
-        <w:jc w:val="both"/>
-      </w:pPr>
-      <w:r>
-        <w:rPr>
-          <w:rFonts w:hint="eastAsia" w:ascii="Times New Roman" w:hAnsi="Times New Roman" w:eastAsia="宋体"/>
-          <w:b w:val="0"/>
-          <w:sz w:val="21"/>
-        </w:rPr>
         <w:t xml:space="preserve">在完成选择偏差校正后，将基于</w:t>
       </w:r>
       <w:r>
@@ -22590,7 +22767,7 @@
           <w:b w:val="0"/>
           <w:sz w:val="21"/>
         </w:rPr>
-        <w:t xml:space="preserve"> FA </w:t>
+        <w:t xml:space="preserve"> PCA </w:t>
       </w:r>
       <w:r>
         <w:rPr>
@@ -22645,7 +22822,7 @@
           <w:b/>
           <w:sz w:val="18"/>
         </w:rPr>
-        <w:t xml:space="preserve">管理层权力的中介效应检验结果（模型3至模型5，FA口径）</w:t>
+        <w:t xml:space="preserve">管理层权力的中介效应检验结果（模型3至模型5，PCA口径）</w:t>
       </w:r>
     </w:p>
     <w:tbl>
@@ -22945,61 +23122,61 @@
                 <w:rFonts w:hint="eastAsia" w:ascii="Times New Roman" w:hAnsi="Times New Roman" w:eastAsia="宋体"/>
                 <w:sz w:val="18"/>
               </w:rPr>
-              <w:t xml:space="preserve">Power（FA）</w:t>
-            </w:r>
-          </w:p>
-        </w:tc>
-        <w:tc>
-          <w:tcPr/>
-          <w:p>
-            <w:pPr>
-              <w:pStyle w:val="Compact"/>
-              <w:spacing w:line="240" w:lineRule="auto" w:before="0" w:after="0"/>
-              <w:ind w:firstLine="0"/>
-              <w:jc w:val="center"/>
-            </w:pPr>
-            <w:r>
-              <w:rPr>
-                <w:rFonts w:ascii="Times New Roman" w:hAnsi="Times New Roman" w:eastAsia="宋体"/>
-                <w:sz w:val="18"/>
-              </w:rPr>
-              <w:t xml:space="preserve">0.0151***</w:t>
-            </w:r>
-          </w:p>
-        </w:tc>
-        <w:tc>
-          <w:tcPr/>
-          <w:p>
-            <w:pPr>
-              <w:pStyle w:val="Compact"/>
-              <w:spacing w:line="240" w:lineRule="auto" w:before="0" w:after="0"/>
-              <w:ind w:firstLine="0"/>
-              <w:jc w:val="center"/>
-            </w:pPr>
-            <w:r>
-              <w:rPr>
-                <w:rFonts w:ascii="Times New Roman" w:hAnsi="Times New Roman" w:eastAsia="宋体"/>
-                <w:sz w:val="18"/>
-              </w:rPr>
-              <w:t xml:space="preserve">2.6966</w:t>
-            </w:r>
-          </w:p>
-        </w:tc>
-        <w:tc>
-          <w:tcPr/>
-          <w:p>
-            <w:pPr>
-              <w:pStyle w:val="Compact"/>
-              <w:spacing w:line="240" w:lineRule="auto" w:before="0" w:after="0"/>
-              <w:ind w:firstLine="0"/>
-              <w:jc w:val="center"/>
-            </w:pPr>
-            <w:r>
-              <w:rPr>
-                <w:rFonts w:ascii="Times New Roman" w:hAnsi="Times New Roman" w:eastAsia="宋体"/>
-                <w:sz w:val="18"/>
-              </w:rPr>
-              <w:t xml:space="preserve">0.0070</w:t>
+              <w:t xml:space="preserve">Power（PCA）</w:t>
+            </w:r>
+          </w:p>
+        </w:tc>
+        <w:tc>
+          <w:tcPr/>
+          <w:p>
+            <w:pPr>
+              <w:pStyle w:val="Compact"/>
+              <w:spacing w:line="240" w:lineRule="auto" w:before="0" w:after="0"/>
+              <w:ind w:firstLine="0"/>
+              <w:jc w:val="center"/>
+            </w:pPr>
+            <w:r>
+              <w:rPr>
+                <w:rFonts w:ascii="Times New Roman" w:hAnsi="Times New Roman" w:eastAsia="宋体"/>
+                <w:sz w:val="18"/>
+              </w:rPr>
+              <w:t xml:space="preserve">0.0146***</w:t>
+            </w:r>
+          </w:p>
+        </w:tc>
+        <w:tc>
+          <w:tcPr/>
+          <w:p>
+            <w:pPr>
+              <w:pStyle w:val="Compact"/>
+              <w:spacing w:line="240" w:lineRule="auto" w:before="0" w:after="0"/>
+              <w:ind w:firstLine="0"/>
+              <w:jc w:val="center"/>
+            </w:pPr>
+            <w:r>
+              <w:rPr>
+                <w:rFonts w:ascii="Times New Roman" w:hAnsi="Times New Roman" w:eastAsia="宋体"/>
+                <w:sz w:val="18"/>
+              </w:rPr>
+              <w:t xml:space="preserve">2.8165</w:t>
+            </w:r>
+          </w:p>
+        </w:tc>
+        <w:tc>
+          <w:tcPr/>
+          <w:p>
+            <w:pPr>
+              <w:pStyle w:val="Compact"/>
+              <w:spacing w:line="240" w:lineRule="auto" w:before="0" w:after="0"/>
+              <w:ind w:firstLine="0"/>
+              <w:jc w:val="center"/>
+            </w:pPr>
+            <w:r>
+              <w:rPr>
+                <w:rFonts w:ascii="Times New Roman" w:hAnsi="Times New Roman" w:eastAsia="宋体"/>
+                <w:sz w:val="18"/>
+              </w:rPr>
+              <w:t xml:space="preserve">0.0049</w:t>
             </w:r>
           </w:p>
         </w:tc>
@@ -23047,7 +23224,7 @@
                 <w:rFonts w:hint="eastAsia" w:ascii="Times New Roman" w:hAnsi="Times New Roman" w:eastAsia="宋体"/>
                 <w:sz w:val="18"/>
               </w:rPr>
-              <w:t xml:space="preserve">b：Power（FA）</w:t>
+              <w:t xml:space="preserve">b：Power（PCA）</w:t>
             </w:r>
             <w:r>
               <w:rPr>
@@ -23072,43 +23249,43 @@
                 <w:rFonts w:ascii="Times New Roman" w:hAnsi="Times New Roman" w:eastAsia="宋体"/>
                 <w:sz w:val="18"/>
               </w:rPr>
-              <w:t xml:space="preserve">0.0073</w:t>
-            </w:r>
-          </w:p>
-        </w:tc>
-        <w:tc>
-          <w:tcPr/>
-          <w:p>
-            <w:pPr>
-              <w:pStyle w:val="Compact"/>
-              <w:spacing w:line="240" w:lineRule="auto" w:before="0" w:after="0"/>
-              <w:ind w:firstLine="0"/>
-              <w:jc w:val="center"/>
-            </w:pPr>
-            <w:r>
-              <w:rPr>
-                <w:rFonts w:ascii="Times New Roman" w:hAnsi="Times New Roman" w:eastAsia="宋体"/>
-                <w:sz w:val="18"/>
-              </w:rPr>
-              <w:t xml:space="preserve">1.1216</w:t>
-            </w:r>
-          </w:p>
-        </w:tc>
-        <w:tc>
-          <w:tcPr/>
-          <w:p>
-            <w:pPr>
-              <w:pStyle w:val="Compact"/>
-              <w:spacing w:line="240" w:lineRule="auto" w:before="0" w:after="0"/>
-              <w:ind w:firstLine="0"/>
-              <w:jc w:val="center"/>
-            </w:pPr>
-            <w:r>
-              <w:rPr>
-                <w:rFonts w:ascii="Times New Roman" w:hAnsi="Times New Roman" w:eastAsia="宋体"/>
-                <w:sz w:val="18"/>
-              </w:rPr>
-              <w:t xml:space="preserve">0.2620</w:t>
+              <w:t xml:space="preserve">0.0173**</w:t>
+            </w:r>
+          </w:p>
+        </w:tc>
+        <w:tc>
+          <w:tcPr/>
+          <w:p>
+            <w:pPr>
+              <w:pStyle w:val="Compact"/>
+              <w:spacing w:line="240" w:lineRule="auto" w:before="0" w:after="0"/>
+              <w:ind w:firstLine="0"/>
+              <w:jc w:val="center"/>
+            </w:pPr>
+            <w:r>
+              <w:rPr>
+                <w:rFonts w:ascii="Times New Roman" w:hAnsi="Times New Roman" w:eastAsia="宋体"/>
+                <w:sz w:val="18"/>
+              </w:rPr>
+              <w:t xml:space="preserve">2.5441</w:t>
+            </w:r>
+          </w:p>
+        </w:tc>
+        <w:tc>
+          <w:tcPr/>
+          <w:p>
+            <w:pPr>
+              <w:pStyle w:val="Compact"/>
+              <w:spacing w:line="240" w:lineRule="auto" w:before="0" w:after="0"/>
+              <w:ind w:firstLine="0"/>
+              <w:jc w:val="center"/>
+            </w:pPr>
+            <w:r>
+              <w:rPr>
+                <w:rFonts w:ascii="Times New Roman" w:hAnsi="Times New Roman" w:eastAsia="宋体"/>
+                <w:sz w:val="18"/>
+              </w:rPr>
+              <w:t xml:space="preserve">0.0110</w:t>
             </w:r>
           </w:p>
         </w:tc>
@@ -23189,7 +23366,7 @@
                 <w:rFonts w:ascii="Times New Roman" w:hAnsi="Times New Roman" w:eastAsia="宋体"/>
                 <w:sz w:val="18"/>
               </w:rPr>
-              <w:t xml:space="preserve">0.0091***</w:t>
+              <w:t xml:space="preserve">0.0089***</w:t>
             </w:r>
           </w:p>
         </w:tc>
@@ -23211,7 +23388,7 @@
                 <w:rFonts w:ascii="Times New Roman" w:hAnsi="Times New Roman" w:eastAsia="宋体"/>
                 <w:sz w:val="18"/>
               </w:rPr>
-              <w:t xml:space="preserve">2.6597</w:t>
+              <w:t xml:space="preserve">2.6225</w:t>
             </w:r>
           </w:p>
         </w:tc>
@@ -23233,7 +23410,7 @@
                 <w:rFonts w:ascii="Times New Roman" w:hAnsi="Times New Roman" w:eastAsia="宋体"/>
                 <w:sz w:val="18"/>
               </w:rPr>
-              <w:t xml:space="preserve">0.0078</w:t>
+              <w:t xml:space="preserve">0.0087</w:t>
             </w:r>
           </w:p>
         </w:tc>
@@ -23319,7 +23496,23 @@
           <w:b w:val="0"/>
           <w:sz w:val="21"/>
         </w:rPr>
-        <w:t xml:space="preserve">表4-10最关键的信息，是总效应和路径</w:t>
+        <w:t xml:space="preserve">表4-10显示，PCA</w:t>
+      </w:r>
+      <w:r>
+        <w:rPr>
+          <w:rFonts w:ascii="Times New Roman" w:hAnsi="Times New Roman" w:eastAsia="宋体"/>
+          <w:b w:val="0"/>
+          <w:sz w:val="21"/>
+        </w:rPr>
+        <w:t xml:space="preserve"> </w:t>
+      </w:r>
+      <w:r>
+        <w:rPr>
+          <w:rFonts w:hint="eastAsia" w:ascii="Times New Roman" w:hAnsi="Times New Roman" w:eastAsia="宋体"/>
+          <w:b w:val="0"/>
+          <w:sz w:val="21"/>
+        </w:rPr>
+        <w:t xml:space="preserve">口径下中介链条的三步路径均达到显著水平。统一样本上的总效应（模型3）系数为0.0092，并在1%的统计意义上显著；路径</w:t>
       </w:r>
       <w:r>
         <w:rPr>
@@ -23348,7 +23541,23 @@
           <w:b w:val="0"/>
           <w:sz w:val="21"/>
         </w:rPr>
-        <w:t xml:space="preserve">在新样本下都变得显著，但路径</w:t>
+        <w:t xml:space="preserve">的系数为0.0146，也在1%的统计意义上显著（p</w:t>
+      </w:r>
+      <w:r>
+        <w:rPr>
+          <w:rFonts w:ascii="Times New Roman" w:hAnsi="Times New Roman" w:eastAsia="宋体"/>
+          <w:b w:val="0"/>
+          <w:sz w:val="21"/>
+        </w:rPr>
+        <w:t xml:space="preserve"> = </w:t>
+      </w:r>
+      <w:r>
+        <w:rPr>
+          <w:rFonts w:hint="eastAsia" w:ascii="Times New Roman" w:hAnsi="Times New Roman" w:eastAsia="宋体"/>
+          <w:b w:val="0"/>
+          <w:sz w:val="21"/>
+        </w:rPr>
+        <w:t xml:space="preserve">0.005），说明补贴强度上升与管理层权力抬升相伴随；模型5中，Power</w:t>
       </w:r>
       <w:r>
         <w:rPr>
@@ -23358,71 +23567,13 @@
         </w:rPr>
         <w:t xml:space="preserve"> </w:t>
       </w:r>
-      <m:oMath>
-        <m:r>
-          <m:t>b</m:t>
-        </m:r>
-      </m:oMath>
-      <w:r>
-        <w:rPr>
-          <w:rFonts w:ascii="Times New Roman" w:hAnsi="Times New Roman" w:eastAsia="宋体"/>
-          <w:b w:val="0"/>
-          <w:sz w:val="21"/>
-        </w:rPr>
-        <w:t xml:space="preserve"> </w:t>
-      </w:r>
-      <w:r>
-        <w:rPr>
-          <w:rFonts w:hint="eastAsia" w:ascii="Times New Roman" w:hAnsi="Times New Roman" w:eastAsia="宋体"/>
-          <w:b w:val="0"/>
-          <w:sz w:val="21"/>
-        </w:rPr>
-        <w:t xml:space="preserve">仍不显著。统一样本上的总效应（模型3）系数为0.0092，并在1%的统计意义上显著；路径</w:t>
-      </w:r>
-      <w:r>
-        <w:rPr>
-          <w:rFonts w:ascii="Times New Roman" w:hAnsi="Times New Roman" w:eastAsia="宋体"/>
-          <w:b w:val="0"/>
-          <w:sz w:val="21"/>
-        </w:rPr>
-        <w:t xml:space="preserve"> </w:t>
-      </w:r>
-      <m:oMath>
-        <m:r>
-          <m:t>a</m:t>
-        </m:r>
-      </m:oMath>
-      <w:r>
-        <w:rPr>
-          <w:rFonts w:ascii="Times New Roman" w:hAnsi="Times New Roman" w:eastAsia="宋体"/>
-          <w:b w:val="0"/>
-          <w:sz w:val="21"/>
-        </w:rPr>
-        <w:t xml:space="preserve"> </w:t>
-      </w:r>
-      <w:r>
-        <w:rPr>
-          <w:rFonts w:hint="eastAsia" w:ascii="Times New Roman" w:hAnsi="Times New Roman" w:eastAsia="宋体"/>
-          <w:b w:val="0"/>
-          <w:sz w:val="21"/>
-        </w:rPr>
-        <w:t xml:space="preserve">的系数为0.0151，也在1%的统计意义上显著，说明补贴强度上升与管理层权力抬升相伴随；但模型5中，Power</w:t>
-      </w:r>
-      <w:r>
-        <w:rPr>
-          <w:rFonts w:ascii="Times New Roman" w:hAnsi="Times New Roman" w:eastAsia="宋体"/>
-          <w:b w:val="0"/>
-          <w:sz w:val="21"/>
-        </w:rPr>
-        <w:t xml:space="preserve"> </w:t>
-      </w:r>
-      <w:r>
-        <w:rPr>
-          <w:rFonts w:hint="eastAsia" w:ascii="Times New Roman" w:hAnsi="Times New Roman" w:eastAsia="宋体"/>
-          <w:b w:val="0"/>
-          <w:sz w:val="21"/>
-        </w:rPr>
-        <w:t xml:space="preserve">的系数仅为0.0073，未达到常见显著性标准（p</w:t>
+      <w:r>
+        <w:rPr>
+          <w:rFonts w:hint="eastAsia" w:ascii="Times New Roman" w:hAnsi="Times New Roman" w:eastAsia="宋体"/>
+          <w:b w:val="0"/>
+          <w:sz w:val="21"/>
+        </w:rPr>
+        <w:t xml:space="preserve">的系数为0.0173，在5%的统计意义上显著（p</w:t>
       </w:r>
       <w:r>
         <w:rPr>
@@ -23438,7 +23589,7 @@
           <w:b w:val="0"/>
           <w:sz w:val="21"/>
         </w:rPr>
-        <w:t xml:space="preserve">0.262），而补贴的直接效应</w:t>
+        <w:t xml:space="preserve">0.011），表明在控制补贴强度后，管理层权力仍与超额薪酬存在正向关联；补贴的直接效应</w:t>
       </w:r>
       <w:r>
         <w:rPr>
@@ -23479,7 +23630,135 @@
           <w:b w:val="0"/>
           <w:sz w:val="21"/>
         </w:rPr>
-        <w:t xml:space="preserve">仍保持显著。也就是说，补贴强度与管理层权力之间存在正向联系，但“管理层权力进一步推高超额薪酬”这一后半段路径并没有得到稳健支撑。</w:t>
+        <w:t xml:space="preserve">为0.0089，仍在1%的统计意义上显著（p</w:t>
+      </w:r>
+      <w:r>
+        <w:rPr>
+          <w:rFonts w:ascii="Times New Roman" w:hAnsi="Times New Roman" w:eastAsia="宋体"/>
+          <w:b w:val="0"/>
+          <w:sz w:val="21"/>
+        </w:rPr>
+        <w:t xml:space="preserve"> = </w:t>
+      </w:r>
+      <w:r>
+        <w:rPr>
+          <w:rFonts w:hint="eastAsia" w:ascii="Times New Roman" w:hAnsi="Times New Roman" w:eastAsia="宋体"/>
+          <w:b w:val="0"/>
+          <w:sz w:val="21"/>
+        </w:rPr>
+        <w:t xml:space="preserve">0.009），说明补贴对超额薪酬的影响有一部分经由管理层权力传导，另一部分仍保留在直接路径上。Bootstrap</w:t>
+      </w:r>
+      <w:r>
+        <w:rPr>
+          <w:rFonts w:ascii="Times New Roman" w:hAnsi="Times New Roman" w:eastAsia="宋体"/>
+          <w:b w:val="0"/>
+          <w:sz w:val="21"/>
+        </w:rPr>
+        <w:t xml:space="preserve"> </w:t>
+      </w:r>
+      <w:r>
+        <w:rPr>
+          <w:rFonts w:hint="eastAsia" w:ascii="Times New Roman" w:hAnsi="Times New Roman" w:eastAsia="宋体"/>
+          <w:b w:val="0"/>
+          <w:sz w:val="21"/>
+        </w:rPr>
+        <w:t xml:space="preserve">检验（300次重复抽样）的间接效应95%置信区间为[0.000034,</w:t>
+      </w:r>
+      <w:r>
+        <w:rPr>
+          <w:rFonts w:ascii="Times New Roman" w:hAnsi="Times New Roman" w:eastAsia="宋体"/>
+          <w:b w:val="0"/>
+          <w:sz w:val="21"/>
+        </w:rPr>
+        <w:t xml:space="preserve"> </w:t>
+      </w:r>
+      <w:r>
+        <w:rPr>
+          <w:rFonts w:hint="eastAsia" w:ascii="Times New Roman" w:hAnsi="Times New Roman" w:eastAsia="宋体"/>
+          <w:b w:val="0"/>
+          <w:sz w:val="21"/>
+        </w:rPr>
+        <w:t xml:space="preserve">0.000609]，不包含零，对应</w:t>
+      </w:r>
+      <w:r>
+        <w:rPr>
+          <w:rFonts w:ascii="Times New Roman" w:hAnsi="Times New Roman" w:eastAsia="宋体"/>
+          <w:b w:val="0"/>
+          <w:sz w:val="21"/>
+        </w:rPr>
+        <w:t xml:space="preserve"> p = </w:t>
+      </w:r>
+      <w:r>
+        <w:rPr>
+          <w:rFonts w:hint="eastAsia" w:ascii="Times New Roman" w:hAnsi="Times New Roman" w:eastAsia="宋体"/>
+          <w:b w:val="0"/>
+          <w:sz w:val="21"/>
+        </w:rPr>
+        <w:t xml:space="preserve">0.007，与三步回归的方向一致。Sobel</w:t>
+      </w:r>
+      <w:r>
+        <w:rPr>
+          <w:rFonts w:ascii="Times New Roman" w:hAnsi="Times New Roman" w:eastAsia="宋体"/>
+          <w:b w:val="0"/>
+          <w:sz w:val="21"/>
+        </w:rPr>
+        <w:t xml:space="preserve"> </w:t>
+      </w:r>
+      <w:r>
+        <w:rPr>
+          <w:rFonts w:hint="eastAsia" w:ascii="Times New Roman" w:hAnsi="Times New Roman" w:eastAsia="宋体"/>
+          <w:b w:val="0"/>
+          <w:sz w:val="21"/>
+        </w:rPr>
+        <w:t xml:space="preserve">检验的</w:t>
+      </w:r>
+      <w:r>
+        <w:rPr>
+          <w:rFonts w:ascii="Times New Roman" w:hAnsi="Times New Roman" w:eastAsia="宋体"/>
+          <w:b w:val="0"/>
+          <w:sz w:val="21"/>
+        </w:rPr>
+        <w:t xml:space="preserve"> p </w:t>
+      </w:r>
+      <w:r>
+        <w:rPr>
+          <w:rFonts w:hint="eastAsia" w:ascii="Times New Roman" w:hAnsi="Times New Roman" w:eastAsia="宋体"/>
+          <w:b w:val="0"/>
+          <w:sz w:val="21"/>
+        </w:rPr>
+        <w:t xml:space="preserve">值为0.059，仅处于边际显著水平。考虑到</w:t>
+      </w:r>
+      <w:r>
+        <w:rPr>
+          <w:rFonts w:ascii="Times New Roman" w:hAnsi="Times New Roman" w:eastAsia="宋体"/>
+          <w:b w:val="0"/>
+          <w:sz w:val="21"/>
+        </w:rPr>
+        <w:t xml:space="preserve"> Sobel </w:t>
+      </w:r>
+      <w:r>
+        <w:rPr>
+          <w:rFonts w:hint="eastAsia" w:ascii="Times New Roman" w:hAnsi="Times New Roman" w:eastAsia="宋体"/>
+          <w:b w:val="0"/>
+          <w:sz w:val="21"/>
+        </w:rPr>
+        <w:t xml:space="preserve">对间接效应正态性的假设更强，文中仍以</w:t>
+      </w:r>
+      <w:r>
+        <w:rPr>
+          <w:rFonts w:ascii="Times New Roman" w:hAnsi="Times New Roman" w:eastAsia="宋体"/>
+          <w:b w:val="0"/>
+          <w:sz w:val="21"/>
+        </w:rPr>
+        <w:t xml:space="preserve"> Bootstrap </w:t>
+      </w:r>
+      <w:r>
+        <w:rPr>
+          <w:rFonts w:hint="eastAsia" w:ascii="Times New Roman" w:hAnsi="Times New Roman" w:eastAsia="宋体"/>
+          <w:b w:val="0"/>
+          <w:sz w:val="21"/>
+        </w:rPr>
+        <w:t xml:space="preserve">结果作为主要参考。</w:t>
       </w:r>
     </w:p>
     <w:p>
@@ -23494,44 +23773,60 @@
           <w:b w:val="0"/>
           <w:sz w:val="21"/>
         </w:rPr>
-        <w:t xml:space="preserve">这表明在当前样本和经旋转双因子</w:t>
-      </w:r>
-      <w:r>
-        <w:rPr>
-          <w:rFonts w:ascii="Times New Roman" w:hAnsi="Times New Roman" w:eastAsia="宋体"/>
-          <w:b w:val="0"/>
-          <w:sz w:val="21"/>
-        </w:rPr>
-        <w:t xml:space="preserve"> FA </w:t>
-      </w:r>
-      <w:r>
-        <w:rPr>
-          <w:rFonts w:hint="eastAsia" w:ascii="Times New Roman" w:hAnsi="Times New Roman" w:eastAsia="宋体"/>
-          <w:b w:val="0"/>
-          <w:sz w:val="21"/>
-        </w:rPr>
-        <w:t xml:space="preserve">口径下，管理层权力尚不足以为财政补贴与高管超额薪酬之间的关系提供完整的中介效应支持。更稳妥的理解是：补贴强度可能先改变了管理层权力结构，但这一变化并未被充分传导到超额薪酬，所以</w:t>
-      </w:r>
-      <w:r>
-        <w:rPr>
-          <w:rFonts w:ascii="Times New Roman" w:hAnsi="Times New Roman" w:eastAsia="宋体"/>
-          <w:b w:val="0"/>
-          <w:sz w:val="21"/>
-        </w:rPr>
-        <w:t xml:space="preserve"> H2 </w:t>
-      </w:r>
-      <w:r>
-        <w:rPr>
-          <w:rFonts w:hint="eastAsia" w:ascii="Times New Roman" w:hAnsi="Times New Roman" w:eastAsia="宋体"/>
-          <w:b w:val="0"/>
-          <w:sz w:val="21"/>
-        </w:rPr>
-        <w:t xml:space="preserve">仍未获支持，只能保留为机制讨论。</w:t>
-      </w:r>
-    </w:p>
-    <w:bookmarkEnd w:id="61"/>
-    <w:bookmarkEnd w:id="62"/>
-    <w:bookmarkStart w:id="65" w:name="异质性分析"/>
+        <w:t xml:space="preserve">综合来看，PCA</w:t>
+      </w:r>
+      <w:r>
+        <w:rPr>
+          <w:rFonts w:ascii="Times New Roman" w:hAnsi="Times New Roman" w:eastAsia="宋体"/>
+          <w:b w:val="0"/>
+          <w:sz w:val="21"/>
+        </w:rPr>
+        <w:t xml:space="preserve"> </w:t>
+      </w:r>
+      <w:r>
+        <w:rPr>
+          <w:rFonts w:hint="eastAsia" w:ascii="Times New Roman" w:hAnsi="Times New Roman" w:eastAsia="宋体"/>
+          <w:b w:val="0"/>
+          <w:sz w:val="21"/>
+        </w:rPr>
+        <w:t xml:space="preserve">口径下管理层权力在补贴强度与超额薪酬之间发挥了部分中介作用，H2</w:t>
+      </w:r>
+      <w:r>
+        <w:rPr>
+          <w:rFonts w:ascii="Times New Roman" w:hAnsi="Times New Roman" w:eastAsia="宋体"/>
+          <w:b w:val="0"/>
+          <w:sz w:val="21"/>
+        </w:rPr>
+        <w:t xml:space="preserve"> </w:t>
+      </w:r>
+      <w:r>
+        <w:rPr>
+          <w:rFonts w:hint="eastAsia" w:ascii="Times New Roman" w:hAnsi="Times New Roman" w:eastAsia="宋体"/>
+          <w:b w:val="0"/>
+          <w:sz w:val="21"/>
+        </w:rPr>
+        <w:t xml:space="preserve">获得支持。Power</w:t>
+      </w:r>
+      <w:r>
+        <w:rPr>
+          <w:rFonts w:ascii="Times New Roman" w:hAnsi="Times New Roman" w:eastAsia="宋体"/>
+          <w:b w:val="0"/>
+          <w:sz w:val="21"/>
+        </w:rPr>
+        <w:t xml:space="preserve"> </w:t>
+      </w:r>
+      <w:r>
+        <w:rPr>
+          <w:rFonts w:hint="eastAsia" w:ascii="Times New Roman" w:hAnsi="Times New Roman" w:eastAsia="宋体"/>
+          <w:b w:val="0"/>
+          <w:sz w:val="21"/>
+        </w:rPr>
+        <w:t xml:space="preserve">仍然是基于可观测治理特征构造的经验性综合测度，中介效应的经济幅度较小（间接效应约占总效应的3%），相关证据更适合理解为“权力渠道存在，但传导力度有限”，不宜把管理层权力写成补贴推高薪酬的主要机制。</w:t>
+      </w:r>
+    </w:p>
+    <w:bookmarkEnd w:id="59"/>
+    <w:bookmarkEnd w:id="60"/>
+    <w:bookmarkStart w:id="63" w:name="异质性分析"/>
     <w:p>
       <w:pPr>
         <w:pStyle w:val="2"/>
@@ -23539,7 +23834,7 @@
         <w:ind w:firstLine="0"/>
         <w:jc w:val="left"/>
       </w:pPr>
-      <w:bookmarkStart w:id="98" w:name="_TocAuto0024"/>
+      <w:bookmarkStart w:id="94" w:name="_TocAuto0023"/>
       <w:r>
         <w:rPr>
           <w:rFonts w:ascii="Times New Roman" w:hAnsi="Times New Roman" w:eastAsia="黑体"/>
@@ -23556,9 +23851,9 @@
         </w:rPr>
         <w:t xml:space="preserve">异质性分析</w:t>
       </w:r>
-      <w:bookmarkEnd w:id="98"/>
-    </w:p>
-    <w:bookmarkStart w:id="66" w:name="产权性质差异"/>
+      <w:bookmarkEnd w:id="94"/>
+    </w:p>
+    <w:bookmarkStart w:id="64" w:name="产权性质差异"/>
     <w:p>
       <w:pPr>
         <w:pStyle w:val="31"/>
@@ -24257,11 +24552,11 @@
           <w:b w:val="0"/>
           <w:sz w:val="21"/>
         </w:rPr>
-        <w:t xml:space="preserve">分别表示在1%、5%、10%的统计意义上显著，标准误为公司层面聚类稳健标准误。产权性质分组的核心信息已经比较清楚：国有企业组的补贴强度系数虽为正，但未达到常见显著性标准；私营企业组的系数为0.0135，并在1%的统计意义上显著为正。这说明在新的基准回归口径下，补贴强度与超额薪酬之间的正向关联主要集中在私营企业，而在国有企业中并未形成稳健证据。结合制度背景看，行政限薪、审计约束和组织考核机制可能削弱了补贴强度向高管超额薪酬的传导，因此产权性质差异在这里具有较强的解释力。</w:t>
-      </w:r>
-    </w:p>
-    <w:bookmarkEnd w:id="63"/>
-    <w:bookmarkStart w:id="67" w:name="行业管制强度差异"/>
+        <w:t xml:space="preserve">分别表示在1%、5%、10%的统计意义上显著，标准误为公司层面聚类稳健标准误。产权性质分组的核心信息已经比较清楚：国有企业组的补贴强度系数虽为正，但未达到常见显著性标准；私营企业组的系数为0.0135，并在1%的统计意义上显著为正。这说明在新的基准回归口径下，补贴强度与超额薪酬之间的正向关联主要集中在私营企业，而在国有企业中并未形成稳健证据。结合制度背景看，行政限薪、审计约束和组织考核机制往往削弱补贴强度向高管超额薪酬的传导，因此产权性质差异在这里具有较强的解释力。此外，在国有企业内部进一步区分央企与地方国企后，两组补贴强度系数均未达到统计显著标准，说明产权差异主要停留在国有与私营这一层面，不存在央地国企之间的进一步分化。</w:t>
+      </w:r>
+    </w:p>
+    <w:bookmarkEnd w:id="61"/>
+    <w:bookmarkStart w:id="65" w:name="行业管制强度差异"/>
     <w:p>
       <w:pPr>
         <w:pStyle w:val="31"/>
@@ -24960,741 +25255,22 @@
           <w:b w:val="0"/>
           <w:sz w:val="21"/>
         </w:rPr>
-        <w:t xml:space="preserve">分别表示在1%、5%、10%的统计意义上显著，标准误为公司层面聚类稳健标准误。行业管制分组下，非管制行业组的补贴强度系数为0.0110，并在1%的统计意义上显著为正；管制行业组系数为负但不显著。这说明新的基准回归结果主要出现在非管制行业，而强监管行业中的补贴用途约束、薪酬审核或绩效考核要求，可能削弱了补贴强度向高管超额薪酬的传导。</w:t>
-      </w:r>
-    </w:p>
+        <w:t xml:space="preserve">分别表示在1%、5%、10%的统计意义上显著，标准误为公司层面聚类稳健标准误。行业管制分组下，非管制行业组的补贴强度系数为0.0110，并在1%的统计意义上显著为正；管制行业组系数为负但不显著。这说明新的基准回归结果主要出现在非管制行业，而强监管行业中的补贴用途约束、薪酬审核或绩效考核要求，往往会削弱补贴强度向高管超额薪酬的传导。</w:t>
+      </w:r>
+    </w:p>
+    <w:bookmarkEnd w:id="62"/>
+    <w:bookmarkEnd w:id="63"/>
     <w:bookmarkEnd w:id="64"/>
-    <w:bookmarkStart w:id="68" w:name="央企与地方国企差异"/>
-    <w:p>
-      <w:pPr>
-        <w:pStyle w:val="31"/>
-        <w:spacing w:line="312" w:lineRule="auto" w:before="0" w:after="0"/>
-        <w:ind w:firstLine="420"/>
-        <w:jc w:val="left"/>
-      </w:pPr>
-      <w:r>
-        <w:rPr>
-          <w:rFonts w:ascii="Times New Roman" w:hAnsi="Times New Roman" w:eastAsia="宋体"/>
-          <w:b w:val="0"/>
-          <w:sz w:val="24"/>
-        </w:rPr>
-        <w:t xml:space="preserve">4.8.3 </w:t>
-      </w:r>
-      <w:r>
-        <w:rPr>
-          <w:rFonts w:hint="eastAsia" w:ascii="Times New Roman" w:hAnsi="Times New Roman" w:eastAsia="宋体"/>
-          <w:b w:val="0"/>
-          <w:sz w:val="24"/>
-        </w:rPr>
-        <w:t xml:space="preserve">央企与地方国企差异</w:t>
-      </w:r>
-    </w:p>
-    <w:p>
-      <w:pPr>
-        <w:spacing w:line="312" w:lineRule="auto" w:before="0" w:after="0"/>
-        <w:ind w:firstLine="420"/>
-        <w:jc w:val="both"/>
-      </w:pPr>
-      <w:r>
-        <w:rPr>
-          <w:rFonts w:hint="eastAsia" w:ascii="Times New Roman" w:hAnsi="Times New Roman" w:eastAsia="宋体"/>
-          <w:b w:val="0"/>
-          <w:sz w:val="21"/>
-        </w:rPr>
-        <w:t xml:space="preserve">在可识别央地属性的国有样本内进一步细分后，分别在央企组和地方国企组中重复估计新的基准回归模型，对应估计见表4-13。</w:t>
-      </w:r>
-    </w:p>
-    <w:p>
-      <w:pPr>
+    <w:bookmarkStart w:id="66" w:name="第五章-结论"/>
+    <w:p>
+      <w:pPr>
+        <w:pStyle w:val="1"/>
+        <w:pageBreakBefore/>
         <w:spacing w:line="312" w:lineRule="auto" w:before="0" w:after="0"/>
         <w:ind w:firstLine="0"/>
         <w:jc w:val="center"/>
       </w:pPr>
-      <w:r>
-        <w:rPr>
-          <w:rFonts w:hint="eastAsia" w:ascii="Times New Roman" w:hAnsi="Times New Roman" w:eastAsia="宋体"/>
-          <w:b/>
-          <w:sz w:val="18"/>
-        </w:rPr>
-        <w:t xml:space="preserve">表4-13</w:t>
-      </w:r>
-      <w:r>
-        <w:rPr>
-          <w:rFonts w:ascii="Times New Roman" w:hAnsi="Times New Roman" w:eastAsia="宋体"/>
-          <w:b/>
-          <w:sz w:val="18"/>
-        </w:rPr>
-        <w:t xml:space="preserve"> </w:t>
-      </w:r>
-      <w:r>
-        <w:rPr>
-          <w:rFonts w:hint="eastAsia" w:ascii="Times New Roman" w:hAnsi="Times New Roman" w:eastAsia="宋体"/>
-          <w:b/>
-          <w:sz w:val="18"/>
-        </w:rPr>
-        <w:t xml:space="preserve">央企与地方国企分组基准回归结果（模型2）</w:t>
-      </w:r>
-    </w:p>
-    <w:tbl>
-      <w:tblPr>
-        <w:tblStyle w:val="Table"/>
-        <w:tblW w:type="auto" w:w="0"/>
-        <w:jc w:val="center"/>
-        <w:tblLook w:firstRow="1" w:lastRow="0" w:firstColumn="0" w:lastColumn="0" w:noHBand="0" w:noVBand="0" w:val="0020"/>
-      </w:tblPr>
-      <w:tblGrid>
-        <w:gridCol w:w="2640"/>
-        <w:gridCol w:w="2640"/>
-        <w:gridCol w:w="2640"/>
-      </w:tblGrid>
-      <w:tr>
-        <w:trPr>
-          <w:tblHeader w:val="on"/>
-        </w:trPr>
-        <w:tc>
-          <w:tcPr>
-            <w:tcBorders>
-              <w:top w:val="single" w:sz="12" w:color="000000"/>
-              <w:bottom w:val="single" w:sz="12" w:color="000000"/>
-            </w:tcBorders>
-          </w:tcPr>
-          <w:p>
-            <w:pPr>
-              <w:pStyle w:val="Compact"/>
-              <w:spacing w:line="240" w:lineRule="auto" w:before="0" w:after="0"/>
-              <w:ind w:firstLine="0"/>
-              <w:jc w:val="left"/>
-            </w:pPr>
-            <w:r>
-              <w:rPr>
-                <w:rFonts w:hint="eastAsia" w:ascii="Times New Roman" w:hAnsi="Times New Roman" w:eastAsia="宋体"/>
-                <w:b/>
-                <w:sz w:val="18"/>
-              </w:rPr>
-              <w:t xml:space="preserve">变量</w:t>
-            </w:r>
-          </w:p>
-        </w:tc>
-        <w:tc>
-          <w:tcPr>
-            <w:tcBorders>
-              <w:top w:val="single" w:sz="12" w:color="000000"/>
-              <w:bottom w:val="single" w:sz="12" w:color="000000"/>
-            </w:tcBorders>
-          </w:tcPr>
-          <w:p>
-            <w:pPr>
-              <w:pStyle w:val="Compact"/>
-              <w:spacing w:line="240" w:lineRule="auto" w:before="0" w:after="0"/>
-              <w:ind w:firstLine="0"/>
-              <w:jc w:val="center"/>
-            </w:pPr>
-            <w:r>
-              <w:rPr>
-                <w:rFonts w:hint="eastAsia" w:ascii="Times New Roman" w:hAnsi="Times New Roman" w:eastAsia="宋体"/>
-                <w:b/>
-                <w:sz w:val="18"/>
-              </w:rPr>
-              <w:t xml:space="preserve">央企</w:t>
-            </w:r>
-          </w:p>
-        </w:tc>
-        <w:tc>
-          <w:tcPr>
-            <w:tcBorders>
-              <w:top w:val="single" w:sz="12" w:color="000000"/>
-              <w:bottom w:val="single" w:sz="12" w:color="000000"/>
-            </w:tcBorders>
-          </w:tcPr>
-          <w:p>
-            <w:pPr>
-              <w:pStyle w:val="Compact"/>
-              <w:spacing w:line="240" w:lineRule="auto" w:before="0" w:after="0"/>
-              <w:ind w:firstLine="0"/>
-              <w:jc w:val="center"/>
-            </w:pPr>
-            <w:r>
-              <w:rPr>
-                <w:rFonts w:hint="eastAsia" w:ascii="Times New Roman" w:hAnsi="Times New Roman" w:eastAsia="宋体"/>
-                <w:b/>
-                <w:sz w:val="18"/>
-              </w:rPr>
-              <w:t xml:space="preserve">地方国企</w:t>
-            </w:r>
-          </w:p>
-        </w:tc>
-      </w:tr>
-      <w:tr>
-        <w:tc>
-          <w:tcPr/>
-          <w:p>
-            <w:pPr>
-              <w:pStyle w:val="Compact"/>
-              <w:spacing w:line="240" w:lineRule="auto" w:before="0" w:after="0"/>
-              <w:ind w:firstLine="0"/>
-              <w:jc w:val="left"/>
-            </w:pPr>
-            <w:r>
-              <w:rPr>
-                <w:rFonts w:ascii="Times New Roman" w:hAnsi="Times New Roman" w:eastAsia="宋体"/>
-                <w:sz w:val="18"/>
-              </w:rPr>
-              <w:t xml:space="preserve">lnSubsidy_pos_l1</w:t>
-            </w:r>
-          </w:p>
-        </w:tc>
-        <w:tc>
-          <w:tcPr/>
-          <w:p>
-            <w:pPr>
-              <w:pStyle w:val="Compact"/>
-              <w:spacing w:line="240" w:lineRule="auto" w:before="0" w:after="0"/>
-              <w:ind w:firstLine="0"/>
-              <w:jc w:val="center"/>
-            </w:pPr>
-            <w:r>
-              <w:rPr>
-                <w:rFonts w:hint="eastAsia" w:ascii="Times New Roman" w:hAnsi="Times New Roman" w:eastAsia="宋体"/>
-                <w:sz w:val="18"/>
-              </w:rPr>
-              <w:t xml:space="preserve">0.0049（0.59）</w:t>
-            </w:r>
-          </w:p>
-        </w:tc>
-        <w:tc>
-          <w:tcPr/>
-          <w:p>
-            <w:pPr>
-              <w:pStyle w:val="Compact"/>
-              <w:spacing w:line="240" w:lineRule="auto" w:before="0" w:after="0"/>
-              <w:ind w:firstLine="0"/>
-              <w:jc w:val="center"/>
-            </w:pPr>
-            <w:r>
-              <w:rPr>
-                <w:rFonts w:hint="eastAsia" w:ascii="Times New Roman" w:hAnsi="Times New Roman" w:eastAsia="宋体"/>
-                <w:sz w:val="18"/>
-              </w:rPr>
-              <w:t xml:space="preserve">0.0002（0.03）</w:t>
-            </w:r>
-          </w:p>
-        </w:tc>
-      </w:tr>
-      <w:tr>
-        <w:tc>
-          <w:tcPr/>
-          <w:p>
-            <w:pPr>
-              <w:pStyle w:val="Compact"/>
-              <w:spacing w:line="240" w:lineRule="auto" w:before="0" w:after="0"/>
-              <w:ind w:firstLine="0"/>
-              <w:jc w:val="left"/>
-            </w:pPr>
-            <w:r>
-              <w:rPr>
-                <w:rFonts w:ascii="Times New Roman" w:hAnsi="Times New Roman" w:eastAsia="宋体"/>
-                <w:sz w:val="18"/>
-              </w:rPr>
-              <w:t xml:space="preserve">Roa</w:t>
-            </w:r>
-          </w:p>
-        </w:tc>
-        <w:tc>
-          <w:tcPr/>
-          <w:p>
-            <w:pPr>
-              <w:pStyle w:val="Compact"/>
-              <w:spacing w:line="240" w:lineRule="auto" w:before="0" w:after="0"/>
-              <w:ind w:firstLine="0"/>
-              <w:jc w:val="center"/>
-            </w:pPr>
-            <w:r>
-              <w:rPr>
-                <w:rFonts w:hint="eastAsia" w:ascii="Times New Roman" w:hAnsi="Times New Roman" w:eastAsia="宋体"/>
-                <w:sz w:val="18"/>
-              </w:rPr>
-              <w:t xml:space="preserve">−0.2900（−1.08）</w:t>
-            </w:r>
-          </w:p>
-        </w:tc>
-        <w:tc>
-          <w:tcPr/>
-          <w:p>
-            <w:pPr>
-              <w:pStyle w:val="Compact"/>
-              <w:spacing w:line="240" w:lineRule="auto" w:before="0" w:after="0"/>
-              <w:ind w:firstLine="0"/>
-              <w:jc w:val="center"/>
-            </w:pPr>
-            <w:r>
-              <w:rPr>
-                <w:rFonts w:hint="eastAsia" w:ascii="Times New Roman" w:hAnsi="Times New Roman" w:eastAsia="宋体"/>
-                <w:sz w:val="18"/>
-              </w:rPr>
-              <w:t xml:space="preserve">−0.3571**（−2.16）</w:t>
-            </w:r>
-          </w:p>
-        </w:tc>
-      </w:tr>
-      <w:tr>
-        <w:tc>
-          <w:tcPr/>
-          <w:p>
-            <w:pPr>
-              <w:pStyle w:val="Compact"/>
-              <w:spacing w:line="240" w:lineRule="auto" w:before="0" w:after="0"/>
-              <w:ind w:firstLine="0"/>
-              <w:jc w:val="left"/>
-            </w:pPr>
-            <w:r>
-              <w:rPr>
-                <w:rFonts w:ascii="Times New Roman" w:hAnsi="Times New Roman" w:eastAsia="宋体"/>
-                <w:sz w:val="18"/>
-              </w:rPr>
-              <w:t xml:space="preserve">Lever</w:t>
-            </w:r>
-          </w:p>
-        </w:tc>
-        <w:tc>
-          <w:tcPr/>
-          <w:p>
-            <w:pPr>
-              <w:pStyle w:val="Compact"/>
-              <w:spacing w:line="240" w:lineRule="auto" w:before="0" w:after="0"/>
-              <w:ind w:firstLine="0"/>
-              <w:jc w:val="center"/>
-            </w:pPr>
-            <w:r>
-              <w:rPr>
-                <w:rFonts w:hint="eastAsia" w:ascii="Times New Roman" w:hAnsi="Times New Roman" w:eastAsia="宋体"/>
-                <w:sz w:val="18"/>
-              </w:rPr>
-              <w:t xml:space="preserve">−0.0890（−0.54）</w:t>
-            </w:r>
-          </w:p>
-        </w:tc>
-        <w:tc>
-          <w:tcPr/>
-          <w:p>
-            <w:pPr>
-              <w:pStyle w:val="Compact"/>
-              <w:spacing w:line="240" w:lineRule="auto" w:before="0" w:after="0"/>
-              <w:ind w:firstLine="0"/>
-              <w:jc w:val="center"/>
-            </w:pPr>
-            <w:r>
-              <w:rPr>
-                <w:rFonts w:hint="eastAsia" w:ascii="Times New Roman" w:hAnsi="Times New Roman" w:eastAsia="宋体"/>
-                <w:sz w:val="18"/>
-              </w:rPr>
-              <w:t xml:space="preserve">−0.1184（−1.43）</w:t>
-            </w:r>
-          </w:p>
-        </w:tc>
-      </w:tr>
-      <w:tr>
-        <w:tc>
-          <w:tcPr/>
-          <w:p>
-            <w:pPr>
-              <w:pStyle w:val="Compact"/>
-              <w:spacing w:line="240" w:lineRule="auto" w:before="0" w:after="0"/>
-              <w:ind w:firstLine="0"/>
-              <w:jc w:val="left"/>
-            </w:pPr>
-            <w:r>
-              <w:rPr>
-                <w:rFonts w:ascii="Times New Roman" w:hAnsi="Times New Roman" w:eastAsia="宋体"/>
-                <w:sz w:val="18"/>
-              </w:rPr>
-              <w:t xml:space="preserve">Top1</w:t>
-            </w:r>
-          </w:p>
-        </w:tc>
-        <w:tc>
-          <w:tcPr/>
-          <w:p>
-            <w:pPr>
-              <w:pStyle w:val="Compact"/>
-              <w:spacing w:line="240" w:lineRule="auto" w:before="0" w:after="0"/>
-              <w:ind w:firstLine="0"/>
-              <w:jc w:val="center"/>
-            </w:pPr>
-            <w:r>
-              <w:rPr>
-                <w:rFonts w:hint="eastAsia" w:ascii="Times New Roman" w:hAnsi="Times New Roman" w:eastAsia="宋体"/>
-                <w:sz w:val="18"/>
-              </w:rPr>
-              <w:t xml:space="preserve">0.0008（0.37）</w:t>
-            </w:r>
-          </w:p>
-        </w:tc>
-        <w:tc>
-          <w:tcPr/>
-          <w:p>
-            <w:pPr>
-              <w:pStyle w:val="Compact"/>
-              <w:spacing w:line="240" w:lineRule="auto" w:before="0" w:after="0"/>
-              <w:ind w:firstLine="0"/>
-              <w:jc w:val="center"/>
-            </w:pPr>
-            <w:r>
-              <w:rPr>
-                <w:rFonts w:hint="eastAsia" w:ascii="Times New Roman" w:hAnsi="Times New Roman" w:eastAsia="宋体"/>
-                <w:sz w:val="18"/>
-              </w:rPr>
-              <w:t xml:space="preserve">−0.0033**（−2.07）</w:t>
-            </w:r>
-          </w:p>
-        </w:tc>
-      </w:tr>
-      <w:tr>
-        <w:tc>
-          <w:tcPr/>
-          <w:p>
-            <w:pPr>
-              <w:pStyle w:val="Compact"/>
-              <w:spacing w:line="240" w:lineRule="auto" w:before="0" w:after="0"/>
-              <w:ind w:firstLine="0"/>
-              <w:jc w:val="left"/>
-            </w:pPr>
-            <w:r>
-              <w:rPr>
-                <w:rFonts w:hint="eastAsia" w:ascii="Times New Roman" w:hAnsi="Times New Roman" w:eastAsia="宋体"/>
-                <w:sz w:val="18"/>
-              </w:rPr>
-              <w:t xml:space="preserve">公司固定效应</w:t>
-            </w:r>
-          </w:p>
-        </w:tc>
-        <w:tc>
-          <w:tcPr/>
-          <w:p>
-            <w:pPr>
-              <w:pStyle w:val="Compact"/>
-              <w:spacing w:line="240" w:lineRule="auto" w:before="0" w:after="0"/>
-              <w:ind w:firstLine="0"/>
-              <w:jc w:val="center"/>
-            </w:pPr>
-            <w:r>
-              <w:rPr>
-                <w:rFonts w:hint="eastAsia" w:ascii="Times New Roman" w:hAnsi="Times New Roman" w:eastAsia="宋体"/>
-                <w:sz w:val="18"/>
-              </w:rPr>
-              <w:t xml:space="preserve">控制</w:t>
-            </w:r>
-          </w:p>
-        </w:tc>
-        <w:tc>
-          <w:tcPr/>
-          <w:p>
-            <w:pPr>
-              <w:pStyle w:val="Compact"/>
-              <w:spacing w:line="240" w:lineRule="auto" w:before="0" w:after="0"/>
-              <w:ind w:firstLine="0"/>
-              <w:jc w:val="center"/>
-            </w:pPr>
-            <w:r>
-              <w:rPr>
-                <w:rFonts w:hint="eastAsia" w:ascii="Times New Roman" w:hAnsi="Times New Roman" w:eastAsia="宋体"/>
-                <w:sz w:val="18"/>
-              </w:rPr>
-              <w:t xml:space="preserve">控制</w:t>
-            </w:r>
-          </w:p>
-        </w:tc>
-      </w:tr>
-      <w:tr>
-        <w:tc>
-          <w:tcPr/>
-          <w:p>
-            <w:pPr>
-              <w:pStyle w:val="Compact"/>
-              <w:spacing w:line="240" w:lineRule="auto" w:before="0" w:after="0"/>
-              <w:ind w:firstLine="0"/>
-              <w:jc w:val="left"/>
-            </w:pPr>
-            <w:r>
-              <w:rPr>
-                <w:rFonts w:hint="eastAsia" w:ascii="Times New Roman" w:hAnsi="Times New Roman" w:eastAsia="宋体"/>
-                <w:sz w:val="18"/>
-              </w:rPr>
-              <w:t xml:space="preserve">年份固定效应</w:t>
-            </w:r>
-          </w:p>
-        </w:tc>
-        <w:tc>
-          <w:tcPr/>
-          <w:p>
-            <w:pPr>
-              <w:pStyle w:val="Compact"/>
-              <w:spacing w:line="240" w:lineRule="auto" w:before="0" w:after="0"/>
-              <w:ind w:firstLine="0"/>
-              <w:jc w:val="center"/>
-            </w:pPr>
-            <w:r>
-              <w:rPr>
-                <w:rFonts w:hint="eastAsia" w:ascii="Times New Roman" w:hAnsi="Times New Roman" w:eastAsia="宋体"/>
-                <w:sz w:val="18"/>
-              </w:rPr>
-              <w:t xml:space="preserve">控制</w:t>
-            </w:r>
-          </w:p>
-        </w:tc>
-        <w:tc>
-          <w:tcPr/>
-          <w:p>
-            <w:pPr>
-              <w:pStyle w:val="Compact"/>
-              <w:spacing w:line="240" w:lineRule="auto" w:before="0" w:after="0"/>
-              <w:ind w:firstLine="0"/>
-              <w:jc w:val="center"/>
-            </w:pPr>
-            <w:r>
-              <w:rPr>
-                <w:rFonts w:hint="eastAsia" w:ascii="Times New Roman" w:hAnsi="Times New Roman" w:eastAsia="宋体"/>
-                <w:sz w:val="18"/>
-              </w:rPr>
-              <w:t xml:space="preserve">控制</w:t>
-            </w:r>
-          </w:p>
-        </w:tc>
-      </w:tr>
-      <w:tr>
-        <w:tc>
-          <w:tcPr/>
-          <w:p>
-            <w:pPr>
-              <w:pStyle w:val="Compact"/>
-              <w:spacing w:line="240" w:lineRule="auto" w:before="0" w:after="0"/>
-              <w:ind w:firstLine="0"/>
-              <w:jc w:val="left"/>
-            </w:pPr>
-            <w:r>
-              <w:rPr>
-                <w:rFonts w:ascii="Times New Roman" w:hAnsi="Times New Roman" w:eastAsia="宋体"/>
-                <w:sz w:val="18"/>
-              </w:rPr>
-              <w:t xml:space="preserve">N</w:t>
-            </w:r>
-          </w:p>
-        </w:tc>
-        <w:tc>
-          <w:tcPr/>
-          <w:p>
-            <w:pPr>
-              <w:pStyle w:val="Compact"/>
-              <w:spacing w:line="240" w:lineRule="auto" w:before="0" w:after="0"/>
-              <w:ind w:firstLine="0"/>
-              <w:jc w:val="center"/>
-            </w:pPr>
-            <w:r>
-              <w:rPr>
-                <w:rFonts w:ascii="Times New Roman" w:hAnsi="Times New Roman" w:eastAsia="宋体"/>
-                <w:sz w:val="18"/>
-              </w:rPr>
-              <w:t xml:space="preserve">3,850</w:t>
-            </w:r>
-          </w:p>
-        </w:tc>
-        <w:tc>
-          <w:tcPr/>
-          <w:p>
-            <w:pPr>
-              <w:pStyle w:val="Compact"/>
-              <w:spacing w:line="240" w:lineRule="auto" w:before="0" w:after="0"/>
-              <w:ind w:firstLine="0"/>
-              <w:jc w:val="center"/>
-            </w:pPr>
-            <w:r>
-              <w:rPr>
-                <w:rFonts w:ascii="Times New Roman" w:hAnsi="Times New Roman" w:eastAsia="宋体"/>
-                <w:sz w:val="18"/>
-              </w:rPr>
-              <w:t xml:space="preserve">8,350</w:t>
-            </w:r>
-          </w:p>
-        </w:tc>
-      </w:tr>
-      <w:tr>
-        <w:tc>
-          <w:tcPr>
-            <w:tcBorders>
-              <w:bottom w:val="single" w:sz="12" w:color="000000"/>
-            </w:tcBorders>
-          </w:tcPr>
-          <w:p>
-            <w:pPr>
-              <w:pStyle w:val="Compact"/>
-              <w:spacing w:line="240" w:lineRule="auto" w:before="0" w:after="0"/>
-              <w:ind w:firstLine="0"/>
-              <w:jc w:val="left"/>
-            </w:pPr>
-            <w:r>
-              <w:rPr>
-                <w:rFonts w:ascii="Times New Roman" w:hAnsi="Times New Roman" w:eastAsia="宋体"/>
-                <w:sz w:val="18"/>
-              </w:rPr>
-              <w:t xml:space="preserve">R²</w:t>
-            </w:r>
-          </w:p>
-        </w:tc>
-        <w:tc>
-          <w:tcPr>
-            <w:tcBorders>
-              <w:bottom w:val="single" w:sz="12" w:color="000000"/>
-            </w:tcBorders>
-          </w:tcPr>
-          <w:p>
-            <w:pPr>
-              <w:pStyle w:val="Compact"/>
-              <w:spacing w:line="240" w:lineRule="auto" w:before="0" w:after="0"/>
-              <w:ind w:firstLine="0"/>
-              <w:jc w:val="center"/>
-            </w:pPr>
-            <w:r>
-              <w:rPr>
-                <w:rFonts w:ascii="Times New Roman" w:hAnsi="Times New Roman" w:eastAsia="宋体"/>
-                <w:sz w:val="18"/>
-              </w:rPr>
-              <w:t xml:space="preserve">0.0019</w:t>
-            </w:r>
-          </w:p>
-        </w:tc>
-        <w:tc>
-          <w:tcPr>
-            <w:tcBorders>
-              <w:bottom w:val="single" w:sz="12" w:color="000000"/>
-            </w:tcBorders>
-          </w:tcPr>
-          <w:p>
-            <w:pPr>
-              <w:pStyle w:val="Compact"/>
-              <w:spacing w:line="240" w:lineRule="auto" w:before="0" w:after="0"/>
-              <w:ind w:firstLine="0"/>
-              <w:jc w:val="center"/>
-            </w:pPr>
-            <w:r>
-              <w:rPr>
-                <w:rFonts w:ascii="Times New Roman" w:hAnsi="Times New Roman" w:eastAsia="宋体"/>
-                <w:sz w:val="18"/>
-              </w:rPr>
-              <w:t xml:space="preserve">0.0060</w:t>
-            </w:r>
-          </w:p>
-        </w:tc>
-      </w:tr>
-    </w:tbl>
-    <w:p>
-      <w:pPr>
-        <w:spacing w:line="312" w:lineRule="auto" w:before="0" w:after="0"/>
-        <w:ind w:firstLine="0"/>
-        <w:jc w:val="left"/>
-      </w:pPr>
-      <w:r>
-        <w:rPr>
-          <w:rFonts w:hint="eastAsia" w:ascii="Times New Roman" w:hAnsi="Times New Roman" w:eastAsia="宋体"/>
-          <w:b w:val="0"/>
-          <w:sz w:val="21"/>
-        </w:rPr>
-        <w:t xml:space="preserve">注：括号内为</w:t>
-      </w:r>
-      <w:r>
-        <w:rPr>
-          <w:rFonts w:ascii="Times New Roman" w:hAnsi="Times New Roman" w:eastAsia="宋体"/>
-          <w:b w:val="0"/>
-          <w:sz w:val="21"/>
-        </w:rPr>
-        <w:t xml:space="preserve"> </w:t>
-      </w:r>
-      <m:oMath>
-        <m:r>
-          <m:t>t</m:t>
-        </m:r>
-      </m:oMath>
-      <w:r>
-        <w:rPr>
-          <w:rFonts w:ascii="Times New Roman" w:hAnsi="Times New Roman" w:eastAsia="宋体"/>
-          <w:b w:val="0"/>
-          <w:sz w:val="21"/>
-        </w:rPr>
-        <w:t xml:space="preserve"> </w:t>
-      </w:r>
-      <w:r>
-        <w:rPr>
-          <w:rFonts w:hint="eastAsia" w:ascii="Times New Roman" w:hAnsi="Times New Roman" w:eastAsia="宋体"/>
-          <w:b w:val="0"/>
-          <w:sz w:val="21"/>
-        </w:rPr>
-        <w:t xml:space="preserve">值；</w:t>
-      </w:r>
-      <w:r>
-        <w:rPr>
-          <w:rFonts w:ascii="Times New Roman" w:hAnsi="Times New Roman" w:eastAsia="宋体"/>
-          <w:b w:val="0"/>
-          <w:bCs/>
-          <w:i/>
-          <w:iCs/>
-          <w:sz w:val="21"/>
-        </w:rPr>
-        <w:t xml:space="preserve">、</w:t>
-      </w:r>
-      <w:r>
-        <w:rPr>
-          <w:rFonts w:ascii="Times New Roman" w:hAnsi="Times New Roman" w:eastAsia="宋体"/>
-          <w:b w:val="0"/>
-          <w:i/>
-          <w:iCs/>
-          <w:sz w:val="21"/>
-        </w:rPr>
-        <w:t xml:space="preserve">、</w:t>
-      </w:r>
-      <w:r>
-        <w:rPr>
-          <w:rFonts w:ascii="Times New Roman" w:hAnsi="Times New Roman" w:eastAsia="宋体"/>
-          <w:b w:val="0"/>
-          <w:sz w:val="21"/>
-        </w:rPr>
-        <w:t xml:space="preserve"> </w:t>
-      </w:r>
-      <w:r>
-        <w:rPr>
-          <w:rFonts w:hint="eastAsia" w:ascii="Times New Roman" w:hAnsi="Times New Roman" w:eastAsia="宋体"/>
-          <w:b w:val="0"/>
-          <w:sz w:val="21"/>
-        </w:rPr>
-        <w:t xml:space="preserve">分别表示在1%、5%、10%的统计意义上显著。标准误为公司层面聚类稳健标准误。央地可识别比例为76.10%。在国有企业内部进一步区分央企和地方国企后，两组的补贴强度系数都未达到统计显著标准。这说明在国有企业内部，新的基准回归结果并未进一步细化为“央企显著”或“地方国企显著”的结构差异；产权差异主要停留在“国有</w:t>
-      </w:r>
-      <w:r>
-        <w:rPr>
-          <w:rFonts w:ascii="Times New Roman" w:hAnsi="Times New Roman" w:eastAsia="宋体"/>
-          <w:b w:val="0"/>
-          <w:sz w:val="21"/>
-        </w:rPr>
-        <w:t xml:space="preserve"> versus </w:t>
-      </w:r>
-      <w:r>
-        <w:rPr>
-          <w:rFonts w:hint="eastAsia" w:ascii="Times New Roman" w:hAnsi="Times New Roman" w:eastAsia="宋体"/>
-          <w:b w:val="0"/>
-          <w:sz w:val="21"/>
-        </w:rPr>
-        <w:t xml:space="preserve">私营”这一层面，而不是央地国企之间的进一步分化。</w:t>
-      </w:r>
-    </w:p>
-    <w:bookmarkEnd w:id="65"/>
-    <w:bookmarkEnd w:id="66"/>
-    <w:bookmarkEnd w:id="67"/>
-    <w:bookmarkStart w:id="69" w:name="第五章-结论"/>
-    <w:p>
-      <w:pPr>
-        <w:pStyle w:val="1"/>
-        <w:pageBreakBefore/>
-        <w:spacing w:line="312" w:lineRule="auto" w:before="0" w:after="0"/>
-        <w:ind w:firstLine="0"/>
-        <w:jc w:val="center"/>
-      </w:pPr>
-      <w:bookmarkStart w:id="99" w:name="_TocAuto0025"/>
+      <w:bookmarkStart w:id="95" w:name="_TocAuto0024"/>
       <w:r>
         <w:rPr>
           <w:rFonts w:hint="eastAsia" w:ascii="Times New Roman" w:hAnsi="Times New Roman" w:eastAsia="黑体"/>
@@ -25719,9 +25295,9 @@
         </w:rPr>
         <w:t xml:space="preserve">结论</w:t>
       </w:r>
-      <w:bookmarkEnd w:id="99"/>
-    </w:p>
-    <w:bookmarkStart w:id="70" w:name="研究结论"/>
+      <w:bookmarkEnd w:id="95"/>
+    </w:p>
+    <w:bookmarkStart w:id="67" w:name="研究结论"/>
     <w:p>
       <w:pPr>
         <w:pStyle w:val="2"/>
@@ -25729,7 +25305,7 @@
         <w:ind w:firstLine="0"/>
         <w:jc w:val="left"/>
       </w:pPr>
-      <w:bookmarkStart w:id="100" w:name="_TocAuto0026"/>
+      <w:bookmarkStart w:id="96" w:name="_TocAuto0025"/>
       <w:r>
         <w:rPr>
           <w:rFonts w:ascii="Times New Roman" w:hAnsi="Times New Roman" w:eastAsia="黑体"/>
@@ -25746,7 +25322,7 @@
         </w:rPr>
         <w:t xml:space="preserve">研究结论</w:t>
       </w:r>
-      <w:bookmarkEnd w:id="100"/>
+      <w:bookmarkEnd w:id="96"/>
     </w:p>
     <w:p>
       <w:pPr>
@@ -25760,7 +25336,7 @@
           <w:b w:val="0"/>
           <w:sz w:val="21"/>
         </w:rPr>
-        <w:t xml:space="preserve">本文以2003—2024年沪深A股上市公司（剔除金融行业及特殊处理样本）为样本，在管理者权力理论和代理理论框架下，考察财政补贴、高管超额薪酬与管理层权力之间的关系。与旧的全样本平均效应思路不同，本文将核心问题重新收束为“已获得财政补贴的上市公司内部，补贴强度是否伴随更高的高管超额薪酬”。全文可以收束为五点认识。整体上，财政补贴与高管超额薪酬之间存在较一致的条件相关，但现有证据仍不足以支持无条件的强因果结论。</w:t>
+        <w:t xml:space="preserve">本文以2003—2024年沪深A股上市公司（剔除金融行业及特殊处理样本）为样本，在管理者权力理论和代理理论框架下，考察财政补贴、高管超额薪酬与管理层权力之间的关系。与旧的全样本平均效应思路不同，本文将核心问题收束为“已获得财政补贴的上市公司内部，补贴强度是否伴随更高的高管超额薪酬”。全文大体形成五点认识。整体上，财政补贴与高管超额薪酬之间存在较一致的条件相关，现有证据仍不足以支持无条件的强因果结论。</w:t>
       </w:r>
     </w:p>
     <w:p>
@@ -25832,7 +25408,7 @@
           <w:b w:val="0"/>
           <w:sz w:val="21"/>
         </w:rPr>
-        <w:t xml:space="preserve">0.005）。这意味着在已获补贴企业内部，补贴拿得更多，后续超额薪酬也更高。与旧的全样本</w:t>
+        <w:t xml:space="preserve">0.005）。也就是说，在已获补贴企业内部，补贴拿得更多，后续超额薪酬也更高。与旧的全样本</w:t>
       </w:r>
       <w:r>
         <w:rPr>
@@ -25892,7 +25468,7 @@
           <w:b w:val="0"/>
           <w:sz w:val="21"/>
         </w:rPr>
-        <w:t xml:space="preserve">口径相比，这一基准回归主动把“是否获得补贴”和“获得补贴后的强弱差异”区分开来，因此更贴近本文真正要回答的经济问题。</w:t>
+        <w:t xml:space="preserve">口径相比，这一基准回归把“是否获得补贴”和“获得补贴后的强弱差异”拆开处理，更贴近本文真正要回答的问题。从经济幅度看，该系数对应约0.016个标准差的残差变化，统计上稳健，经济规模有限。这与财政补贴作为条件性政策冲击的性质是一致的：补贴并非企业的主要收入来源，其对高管薪酬的边际效应通常小于企业盈利和规模等核心驱动力。</w:t>
       </w:r>
     </w:p>
     <w:p>
@@ -25916,7 +25492,7 @@
           <w:bCs/>
           <w:sz w:val="21"/>
         </w:rPr>
-        <w:t xml:space="preserve">基准回归在多种稳健性设定下保持正向显著，且异质性结果较为清晰。</w:t>
+        <w:t xml:space="preserve">基准回归在多种稳健性设定下保持正向显著，异质性结果也较为清晰。</w:t>
       </w:r>
       <w:r>
         <w:rPr>
@@ -25996,7 +25572,7 @@
           <w:b w:val="0"/>
           <w:sz w:val="21"/>
         </w:rPr>
-        <w:t xml:space="preserve">0.013）。产权与行业分组进一步表明，正向关联主要集中在私营企业（0.0135，p</w:t>
+        <w:t xml:space="preserve">0.013）。产权与行业分组表明，正向关联主要集中在私营企业（0.0135，p</w:t>
       </w:r>
       <w:r>
         <w:rPr>
@@ -26028,7 +25604,7 @@
           <w:b w:val="0"/>
           <w:sz w:val="21"/>
         </w:rPr>
-        <w:t xml:space="preserve">0.004），而国有企业、管制行业以及央地国企内部都未形成稳健显著结果。</w:t>
+        <w:t xml:space="preserve">0.004），国有企业、管制行业以及央地国企内部都未形成稳健显著结果。这一格局与制度背景大体一致：国有企业受行政限薪和组织考核约束更强，管制行业也面临更多外部约束；私营企业和非管制行业的薪酬形成更依赖市场机制和内部谈判，补贴带来的资源扩张更容易转化为高管议价空间。</w:t>
       </w:r>
     </w:p>
     <w:p>
@@ -26052,7 +25628,7 @@
           <w:bCs/>
           <w:sz w:val="21"/>
         </w:rPr>
-        <w:t xml:space="preserve">选择偏差校正和事件研究式动态检验均未改变基准回归方向，但因果解释仍需保持谨慎。</w:t>
+        <w:t xml:space="preserve">选择偏差校正和事件研究式动态检验均未改变基准回归方向，因果解释仍需保持谨慎。</w:t>
       </w:r>
       <w:r>
         <w:rPr>
@@ -26116,7 +25692,7 @@
           <w:b w:val="0"/>
           <w:sz w:val="21"/>
         </w:rPr>
-        <w:t xml:space="preserve">0.008），提示主结果不宜简单归因于样本选择。进一步看，事件研究中的前趋势联合检验</w:t>
+        <w:t xml:space="preserve">0.008），说明主结果不宜简单归因于样本选择。进一步看，事件研究中的前趋势联合检验</w:t>
       </w:r>
       <w:r>
         <w:rPr>
@@ -26196,7 +25772,7 @@
           <w:b w:val="0"/>
           <w:sz w:val="21"/>
         </w:rPr>
-        <w:t xml:space="preserve">0.007），说明在高补贴事件发生之前未观察到显著预趋势，而事件之后超额薪酬存在持续上行的动态响应。这表明表4-5的正向结果在识别边界收紧后仍然存在，但正文仍将其解释为较稳健的条件相关，而非无条件强因果效应。</w:t>
+        <w:t xml:space="preserve">0.007），表明高补贴事件发生前未观察到显著预趋势，事件之后超额薪酬则出现持续上行。表4-5的正向结果在识别边界收紧后仍然存在，正文仍把它解释为较稳健的条件相关，而非无条件强因果效应。</w:t>
       </w:r>
     </w:p>
     <w:p>
@@ -26220,7 +25796,7 @@
           <w:bCs/>
           <w:sz w:val="21"/>
         </w:rPr>
-        <w:t xml:space="preserve">Power </w:t>
+        <w:t xml:space="preserve">PCA </w:t>
       </w:r>
       <w:r>
         <w:rPr>
@@ -26229,31 +25805,41 @@
           <w:bCs/>
           <w:sz w:val="21"/>
         </w:rPr>
-        <w:t xml:space="preserve">只是基于可观测治理特征构造的经验性综合测度；在这一口径下，管理层权力的完整中介链条仍未获支持。</w:t>
-      </w:r>
-      <w:r>
-        <w:rPr>
-          <w:rFonts w:ascii="Times New Roman" w:hAnsi="Times New Roman" w:eastAsia="宋体"/>
-          <w:b w:val="0"/>
+        <w:t xml:space="preserve">口径下，管理层权力在补贴强度与超额薪酬之间发挥了部分中介作用，H2</w:t>
+      </w:r>
+      <w:r>
+        <w:rPr>
+          <w:rFonts w:ascii="Times New Roman" w:hAnsi="Times New Roman" w:eastAsia="宋体"/>
+          <w:b w:val="0"/>
+          <w:bCs/>
           <w:sz w:val="21"/>
         </w:rPr>
         <w:t xml:space="preserve"> </w:t>
       </w:r>
       <w:r>
         <w:rPr>
-          <w:rFonts w:ascii="Times New Roman" w:hAnsi="Times New Roman" w:eastAsia="宋体"/>
-          <w:b w:val="0"/>
-          <w:sz w:val="21"/>
-        </w:rPr>
-        <w:t xml:space="preserve">FA </w:t>
-      </w:r>
-      <w:r>
-        <w:rPr>
-          <w:rFonts w:hint="eastAsia" w:ascii="Times New Roman" w:hAnsi="Times New Roman" w:eastAsia="宋体"/>
-          <w:b w:val="0"/>
-          <w:sz w:val="21"/>
-        </w:rPr>
-        <w:t xml:space="preserve">口径下，路径</w:t>
+          <w:rFonts w:hint="eastAsia" w:ascii="Times New Roman" w:hAnsi="Times New Roman" w:eastAsia="宋体"/>
+          <w:b w:val="0"/>
+          <w:bCs/>
+          <w:sz w:val="21"/>
+        </w:rPr>
+        <w:t xml:space="preserve">获得支持，经济幅度较小。</w:t>
+      </w:r>
+      <w:r>
+        <w:rPr>
+          <w:rFonts w:ascii="Times New Roman" w:hAnsi="Times New Roman" w:eastAsia="宋体"/>
+          <w:b w:val="0"/>
+          <w:sz w:val="21"/>
+        </w:rPr>
+        <w:t xml:space="preserve"> </w:t>
+      </w:r>
+      <w:r>
+        <w:rPr>
+          <w:rFonts w:hint="eastAsia" w:ascii="Times New Roman" w:hAnsi="Times New Roman" w:eastAsia="宋体"/>
+          <w:b w:val="0"/>
+          <w:sz w:val="21"/>
+        </w:rPr>
+        <w:t xml:space="preserve">路径</w:t>
       </w:r>
       <w:r>
         <w:rPr>
@@ -26306,7 +25892,7 @@
           <w:b w:val="0"/>
           <w:sz w:val="21"/>
         </w:rPr>
-        <w:t xml:space="preserve">管理层权力）为正且显著（0.0151，p</w:t>
+        <w:t xml:space="preserve">管理层权力）为正且显著（0.0146，p</w:t>
       </w:r>
       <w:r>
         <w:rPr>
@@ -26322,7 +25908,7 @@
           <w:b w:val="0"/>
           <w:sz w:val="21"/>
         </w:rPr>
-        <w:t xml:space="preserve">0.007），总效应</w:t>
+        <w:t xml:space="preserve">0.005），路径</w:t>
       </w:r>
       <w:r>
         <w:rPr>
@@ -26334,24 +25920,64 @@
       </w:r>
       <m:oMath>
         <m:r>
-          <m:t>c</m:t>
+          <m:t>b</m:t>
         </m:r>
       </m:oMath>
       <w:r>
         <w:rPr>
+          <w:rFonts w:hint="eastAsia" w:ascii="Times New Roman" w:hAnsi="Times New Roman" w:eastAsia="宋体"/>
+          <w:b w:val="0"/>
+          <w:sz w:val="21"/>
+        </w:rPr>
+        <w:t xml:space="preserve">（管理层权力</w:t>
+      </w:r>
+      <w:r>
+        <w:rPr>
           <w:rFonts w:ascii="Times New Roman" w:hAnsi="Times New Roman" w:eastAsia="宋体"/>
           <w:b w:val="0"/>
           <w:sz w:val="21"/>
         </w:rPr>
         <w:t xml:space="preserve"> </w:t>
       </w:r>
-      <w:r>
-        <w:rPr>
-          <w:rFonts w:hint="eastAsia" w:ascii="Times New Roman" w:hAnsi="Times New Roman" w:eastAsia="宋体"/>
-          <w:b w:val="0"/>
-          <w:sz w:val="21"/>
-        </w:rPr>
-        <w:t xml:space="preserve">和直接效应</w:t>
+      <m:oMath>
+        <m:r>
+          <m:rPr>
+            <m:sty m:val="p"/>
+          </m:rPr>
+          <m:t>→</m:t>
+        </m:r>
+      </m:oMath>
+      <w:r>
+        <w:rPr>
+          <w:rFonts w:ascii="Times New Roman" w:hAnsi="Times New Roman" w:eastAsia="宋体"/>
+          <w:b w:val="0"/>
+          <w:sz w:val="21"/>
+        </w:rPr>
+        <w:t xml:space="preserve"> </w:t>
+      </w:r>
+      <w:r>
+        <w:rPr>
+          <w:rFonts w:hint="eastAsia" w:ascii="Times New Roman" w:hAnsi="Times New Roman" w:eastAsia="宋体"/>
+          <w:b w:val="0"/>
+          <w:sz w:val="21"/>
+        </w:rPr>
+        <w:t xml:space="preserve">超额薪酬）同样显著为正（0.0173，p</w:t>
+      </w:r>
+      <w:r>
+        <w:rPr>
+          <w:rFonts w:ascii="Times New Roman" w:hAnsi="Times New Roman" w:eastAsia="宋体"/>
+          <w:b w:val="0"/>
+          <w:sz w:val="21"/>
+        </w:rPr>
+        <w:t xml:space="preserve"> = </w:t>
+      </w:r>
+      <w:r>
+        <w:rPr>
+          <w:rFonts w:hint="eastAsia" w:ascii="Times New Roman" w:hAnsi="Times New Roman" w:eastAsia="宋体"/>
+          <w:b w:val="0"/>
+          <w:sz w:val="21"/>
+        </w:rPr>
+        <w:t xml:space="preserve">0.011），直接效应</w:t>
       </w:r>
       <w:r>
         <w:rPr>
@@ -26392,7 +26018,23 @@
           <w:b w:val="0"/>
           <w:sz w:val="21"/>
         </w:rPr>
-        <w:t xml:space="preserve">也都显著为正；但路径</w:t>
+        <w:t xml:space="preserve">仍在1%水平显著（0.0089，p</w:t>
+      </w:r>
+      <w:r>
+        <w:rPr>
+          <w:rFonts w:ascii="Times New Roman" w:hAnsi="Times New Roman" w:eastAsia="宋体"/>
+          <w:b w:val="0"/>
+          <w:sz w:val="21"/>
+        </w:rPr>
+        <w:t xml:space="preserve"> = </w:t>
+      </w:r>
+      <w:r>
+        <w:rPr>
+          <w:rFonts w:hint="eastAsia" w:ascii="Times New Roman" w:hAnsi="Times New Roman" w:eastAsia="宋体"/>
+          <w:b w:val="0"/>
+          <w:sz w:val="21"/>
+        </w:rPr>
+        <w:t xml:space="preserve">0.009）。Bootstrap</w:t>
       </w:r>
       <w:r>
         <w:rPr>
@@ -26402,18 +26044,13 @@
         </w:rPr>
         <w:t xml:space="preserve"> </w:t>
       </w:r>
-      <m:oMath>
-        <m:r>
-          <m:t>b</m:t>
-        </m:r>
-      </m:oMath>
-      <w:r>
-        <w:rPr>
-          <w:rFonts w:hint="eastAsia" w:ascii="Times New Roman" w:hAnsi="Times New Roman" w:eastAsia="宋体"/>
-          <w:b w:val="0"/>
-          <w:sz w:val="21"/>
-        </w:rPr>
-        <w:t xml:space="preserve">（管理层权力</w:t>
+      <w:r>
+        <w:rPr>
+          <w:rFonts w:hint="eastAsia" w:ascii="Times New Roman" w:hAnsi="Times New Roman" w:eastAsia="宋体"/>
+          <w:b w:val="0"/>
+          <w:sz w:val="21"/>
+        </w:rPr>
+        <w:t xml:space="preserve">间接效应95%置信区间为[0.000034,</w:t>
       </w:r>
       <w:r>
         <w:rPr>
@@ -26423,29 +26060,13 @@
         </w:rPr>
         <w:t xml:space="preserve"> </w:t>
       </w:r>
-      <m:oMath>
-        <m:r>
-          <m:rPr>
-            <m:sty m:val="p"/>
-          </m:rPr>
-          <m:t>→</m:t>
-        </m:r>
-      </m:oMath>
-      <w:r>
-        <w:rPr>
-          <w:rFonts w:ascii="Times New Roman" w:hAnsi="Times New Roman" w:eastAsia="宋体"/>
-          <w:b w:val="0"/>
-          <w:sz w:val="21"/>
-        </w:rPr>
-        <w:t xml:space="preserve"> </w:t>
-      </w:r>
-      <w:r>
-        <w:rPr>
-          <w:rFonts w:hint="eastAsia" w:ascii="Times New Roman" w:hAnsi="Times New Roman" w:eastAsia="宋体"/>
-          <w:b w:val="0"/>
-          <w:sz w:val="21"/>
-        </w:rPr>
-        <w:t xml:space="preserve">超额薪酬）未达到常见显著性标准（p</w:t>
+      <w:r>
+        <w:rPr>
+          <w:rFonts w:hint="eastAsia" w:ascii="Times New Roman" w:hAnsi="Times New Roman" w:eastAsia="宋体"/>
+          <w:b w:val="0"/>
+          <w:sz w:val="21"/>
+        </w:rPr>
+        <w:t xml:space="preserve">0.000609]，不包含零（p</w:t>
       </w:r>
       <w:r>
         <w:rPr>
@@ -26461,23 +26082,7 @@
           <w:b w:val="0"/>
           <w:sz w:val="21"/>
         </w:rPr>
-        <w:t xml:space="preserve">0.262）。这意味着“补贴强度会改变权力结构”的前半段可以观察到，但“权力结构进一步推高超额薪酬”的后半段仍未站稳，所以</w:t>
-      </w:r>
-      <w:r>
-        <w:rPr>
-          <w:rFonts w:ascii="Times New Roman" w:hAnsi="Times New Roman" w:eastAsia="宋体"/>
-          <w:b w:val="0"/>
-          <w:sz w:val="21"/>
-        </w:rPr>
-        <w:t xml:space="preserve"> H2 </w:t>
-      </w:r>
-      <w:r>
-        <w:rPr>
-          <w:rFonts w:hint="eastAsia" w:ascii="Times New Roman" w:hAnsi="Times New Roman" w:eastAsia="宋体"/>
-          <w:b w:val="0"/>
-          <w:sz w:val="21"/>
-        </w:rPr>
-        <w:t xml:space="preserve">仍未得到稳健支持。</w:t>
+        <w:t xml:space="preserve">0.007），说明经由管理层权力的间接传导路径在统计上成立。间接效应仅占总效应的约3%，因此相关证据更适合理解为“权力渠道存在，传导力度有限”。</w:t>
       </w:r>
     </w:p>
     <w:p>
@@ -26501,7 +26106,7 @@
           <w:bCs/>
           <w:sz w:val="21"/>
         </w:rPr>
-        <w:t xml:space="preserve">机器学习补充验证在与基准回归一致的43,417条样本上，从特征重要性、SHAP边际贡献、系数保留与方向一致性、部分依赖趋势四个角度，为基准回归提供了辅助线索。</w:t>
+        <w:t xml:space="preserve">机器学习补充验证在与基准回归一致的43,417条样本上，为基准回归提供了辅助线索。</w:t>
       </w:r>
       <w:r>
         <w:rPr>
@@ -26613,11 +26218,11 @@
           <w:b w:val="0"/>
           <w:sz w:val="21"/>
         </w:rPr>
-        <w:t xml:space="preserve">排名第2，财政补贴的部分依赖曲线整体呈上升趋势。这表明在严格匹配基准回归变量口径的前提下，财政补贴强度在预测层面的正向信息并未消失。但由于机器学习检验本质上仍属于辅助验证，而非正式识别，所以它不能替代计量回归中的显著性与因果识别结论。</w:t>
-      </w:r>
-    </w:p>
-    <w:bookmarkEnd w:id="68"/>
-    <w:bookmarkStart w:id="71" w:name="政策建议"/>
+        <w:t xml:space="preserve">排名第2，财政补贴的部分依赖曲线整体呈上升趋势。这表明在严格匹配基准回归变量口径的前提下，财政补贴强度在预测层面的正向信息并未消失。机器学习检验本质上仍属于辅助验证，而非正式识别，不能替代计量回归中的显著性与因果识别结论。</w:t>
+      </w:r>
+    </w:p>
+    <w:bookmarkEnd w:id="65"/>
+    <w:bookmarkStart w:id="68" w:name="政策建议"/>
     <w:p>
       <w:pPr>
         <w:pStyle w:val="2"/>
@@ -26625,7 +26230,7 @@
         <w:ind w:firstLine="0"/>
         <w:jc w:val="left"/>
       </w:pPr>
-      <w:bookmarkStart w:id="101" w:name="_TocAuto0027"/>
+      <w:bookmarkStart w:id="97" w:name="_TocAuto0026"/>
       <w:r>
         <w:rPr>
           <w:rFonts w:ascii="Times New Roman" w:hAnsi="Times New Roman" w:eastAsia="黑体"/>
@@ -26642,7 +26247,7 @@
         </w:rPr>
         <w:t xml:space="preserve">政策建议</w:t>
       </w:r>
-      <w:bookmarkEnd w:id="101"/>
+      <w:bookmarkEnd w:id="97"/>
     </w:p>
     <w:p>
       <w:pPr>
@@ -26739,8 +26344,48 @@
         <w:t xml:space="preserve">监管机构可进一步要求上市公司清晰披露高管薪酬决定机制、绩效达标标准、薪酬委员会独立性评估结果，以及补贴是否纳入绩效考核基数。对补贴规模较大、财政补贴变量在机器学习补充验证中持续表现出较高重要性的企业，可把数据检验信息作为内部核查线索的补充参考，但不宜把机器学习图形或排序证据直接当作处罚和政策调整依据。监管重点应放在提高透明度、降低识别异常薪酬的成本，而不是把探索性模型结果误用为可靠证据。</w:t>
       </w:r>
     </w:p>
-    <w:bookmarkEnd w:id="69"/>
-    <w:bookmarkStart w:id="72" w:name="研究局限与展望"/>
+    <w:p>
+      <w:pPr>
+        <w:spacing w:line="312" w:lineRule="auto" w:before="0" w:after="0"/>
+        <w:ind w:firstLine="420"/>
+        <w:jc w:val="both"/>
+      </w:pPr>
+      <w:r>
+        <w:rPr>
+          <w:rFonts w:hint="eastAsia" w:ascii="Times New Roman" w:hAnsi="Times New Roman" w:eastAsia="宋体"/>
+          <w:b w:val="0"/>
+          <w:sz w:val="21"/>
+        </w:rPr>
+        <w:t xml:space="preserve">（3）</w:t>
+      </w:r>
+      <w:r>
+        <w:rPr>
+          <w:rFonts w:hint="eastAsia" w:ascii="Times New Roman" w:hAnsi="Times New Roman" w:eastAsia="宋体"/>
+          <w:b w:val="0"/>
+          <w:bCs/>
+          <w:sz w:val="21"/>
+        </w:rPr>
+        <w:t xml:space="preserve">针对产权性质和行业特征实施差异化监管。</w:t>
+      </w:r>
+      <w:r>
+        <w:rPr>
+          <w:rFonts w:ascii="Times New Roman" w:hAnsi="Times New Roman" w:eastAsia="宋体"/>
+          <w:b w:val="0"/>
+          <w:sz w:val="21"/>
+        </w:rPr>
+        <w:t xml:space="preserve"> </w:t>
+      </w:r>
+      <w:r>
+        <w:rPr>
+          <w:rFonts w:hint="eastAsia" w:ascii="Times New Roman" w:hAnsi="Times New Roman" w:eastAsia="宋体"/>
+          <w:b w:val="0"/>
+          <w:sz w:val="21"/>
+        </w:rPr>
+        <w:t xml:space="preserve">异质性分析表明，补贴强度与超额薪酬的正向关联主要集中在私营企业和非管制行业，国有企业和管制行业则不显著。据此，监管部门在设计补贴后续监督机制时，可对私营企业和非管制行业适当加强薪酬信息披露要求和补贴使用核查力度；对国有企业，则可继续完善现有限薪框架下的补贴绩效对表机制，确保行政约束与市场激励协调互补。</w:t>
+      </w:r>
+    </w:p>
+    <w:bookmarkEnd w:id="66"/>
+    <w:bookmarkStart w:id="69" w:name="研究局限与展望"/>
     <w:p>
       <w:pPr>
         <w:pStyle w:val="2"/>
@@ -26748,7 +26393,7 @@
         <w:ind w:firstLine="0"/>
         <w:jc w:val="left"/>
       </w:pPr>
-      <w:bookmarkStart w:id="102" w:name="_TocAuto0028"/>
+      <w:bookmarkStart w:id="98" w:name="_TocAuto0027"/>
       <w:r>
         <w:rPr>
           <w:rFonts w:ascii="Times New Roman" w:hAnsi="Times New Roman" w:eastAsia="黑体"/>
@@ -26765,7 +26410,7 @@
         </w:rPr>
         <w:t xml:space="preserve">研究局限与展望</w:t>
       </w:r>
-      <w:bookmarkEnd w:id="102"/>
+      <w:bookmarkEnd w:id="98"/>
     </w:p>
     <w:p>
       <w:pPr>
@@ -26810,7 +26455,7 @@
           <w:b w:val="0"/>
           <w:sz w:val="21"/>
         </w:rPr>
-        <w:t xml:space="preserve">两步法，对内生性与选择偏差问题进行了较为系统的处理。尽管如此，这些方法更多是在当前样本边界内收紧识别，而非提供完全外生的政策冲击；与此同时，围绕当前基准样本统一重跑的传统留一法工具变量也未能提供稳定的一阶段支撑。未来研究仍有必要结合更具外生性的政策冲击，采用双重差分（DID）、断点回归（RDD）或其他准自然实验设计，以进一步提升因果识别的严谨性。</w:t>
+        <w:t xml:space="preserve">两步法，对内生性与选择偏差问题进行了较为系统的处理。尽管如此，这些方法更多是在当前样本边界内收紧识别，而非提供完全外生的政策冲击；而围绕当前基准样本统一重跑的传统留一法工具变量也未能提供稳定的一阶段支撑。未来研究仍有必要结合更具外生性的政策冲击，采用双重差分（DID）、断点回归（RDD）或其他准自然实验设计，以进一步提升因果识别的严谨性。此外，事件研究中高补贴事件的阈值目前固定为上四分位数，未来可检验替代阈值下动态检验结论的敏感性。</w:t>
       </w:r>
     </w:p>
     <w:p>
@@ -26843,9 +26488,9 @@
         <w:t xml:space="preserve">样本外验证与多源数据融合同样值得推进。机器学习部分虽然已经采用建模样本与保留样本划分，并结合按公司分组的交叉验证，但总体上仍局限于当前样本框架，年报、社会责任报告和媒体报道等文本信息的利用也相对有限，相关发现更多体现为对传统回归结论的补充验证。由于机器学习部分严格限制在与基准回归一致的样本和四变量设定之内，第四章中的这组检验更适合被理解为对“已获补贴企业内部的补贴强度效应”这一主线判断的辅助证据，而不宜机械外推至全部基础样本或更宽的特征空间。未来研究可借助滚动窗口、跨市场样本和多源文本信息融合等方式，检验模型在不同阶段和不同情境下的稳健性，以便更全面地揭示财政补贴影响高管薪酬的作用机制。</w:t>
       </w:r>
     </w:p>
-    <w:bookmarkEnd w:id="70"/>
-    <w:bookmarkEnd w:id="71"/>
-    <w:bookmarkStart w:id="73" w:name="参考文献"/>
+    <w:bookmarkEnd w:id="67"/>
+    <w:bookmarkEnd w:id="68"/>
+    <w:bookmarkStart w:id="70" w:name="参考文献"/>
     <w:p>
       <w:pPr>
         <w:pStyle w:val="1"/>
@@ -26854,7 +26499,7 @@
         <w:ind w:firstLine="0"/>
         <w:jc w:val="center"/>
       </w:pPr>
-      <w:bookmarkStart w:id="103" w:name="_TocAuto0029"/>
+      <w:bookmarkStart w:id="99" w:name="_TocAuto0028"/>
       <w:r>
         <w:rPr>
           <w:rFonts w:hint="eastAsia" w:ascii="Times New Roman" w:hAnsi="Times New Roman" w:eastAsia="黑体"/>
@@ -26863,7 +26508,7 @@
         </w:rPr>
         <w:t xml:space="preserve">参考文献</w:t>
       </w:r>
-      <w:bookmarkEnd w:id="103"/>
+      <w:bookmarkEnd w:id="99"/>
     </w:p>
     <w:p>
       <w:pPr>
@@ -26967,7 +26612,7 @@
           <w:b w:val="0"/>
           <w:sz w:val="21"/>
         </w:rPr>
-        <w:t xml:space="preserve">[7]JENSEN M C, MECKLING W H. Theory of the firm: Managerial behavior, agency costs and ownership structure[J]. Journal of Financial Economics, 1976, 3(4): 305–360.</w:t>
+        <w:t xml:space="preserve">[7]GU S, KELLY B, XIU D. Empirical asset pricing via machine learning[J]. The Review of Financial Studies, 2020, 33(5): 2223–2273.</w:t>
       </w:r>
     </w:p>
     <w:p>
@@ -26982,7 +26627,7 @@
           <w:b w:val="0"/>
           <w:sz w:val="21"/>
         </w:rPr>
-        <w:t xml:space="preserve">[8]JIANG H, SU K, HABIB A. Government subsidies and managerial slack: Evidence from China[J]. Journal of Contemporary Accounting &amp; Economics, 2025, 21(2): 100473.</w:t>
+        <w:t xml:space="preserve">[8]JENSEN M C, MECKLING W H. Theory of the firm: Managerial behavior, agency costs and ownership structure[J]. Journal of Financial Economics, 1976, 3(4): 305–360.</w:t>
       </w:r>
     </w:p>
     <w:p>
@@ -26997,7 +26642,7 @@
           <w:b w:val="0"/>
           <w:sz w:val="21"/>
         </w:rPr>
-        <w:t xml:space="preserve">[9]KETELAAR F, MIĆKOVIĆ A. Artificial Intelligence in fraud detection: textual analysis of 10-K filings[J]. Maandblad voor Accountancy en Bedrijfseconomie, 2025, 99(2): 61–71.</w:t>
+        <w:t xml:space="preserve">[9]JIANG H, SU K, HABIB A. Government subsidies and managerial slack: Evidence from China[J]. Journal of Contemporary Accounting &amp; Economics, 2025, 21(2): 100473.</w:t>
       </w:r>
     </w:p>
     <w:p>
@@ -27012,7 +26657,7 @@
           <w:b w:val="0"/>
           <w:sz w:val="21"/>
         </w:rPr>
-        <w:t xml:space="preserve">[10]LI F. Annual report readability, current earnings, and earnings persistence[J]. Journal of Accounting and Economics, 2008, 45(2–3): 221–247.</w:t>
+        <w:t xml:space="preserve">[10]KETELAAR F, MIĆKOVIĆ A. Artificial Intelligence in fraud detection: textual analysis of 10-K filings[J]. Maandblad voor Accountancy en Bedrijfseconomie, 2025, 99(2): 61–71.</w:t>
       </w:r>
     </w:p>
     <w:p>
@@ -27027,7 +26672,7 @@
           <w:b w:val="0"/>
           <w:sz w:val="21"/>
         </w:rPr>
-        <w:t xml:space="preserve">[11]PEROLS J, BOWEN R M, ZIMMERMANN C, et al. Finding needles in a haystack: Using data analytics to improve fraud prediction[J]. The Accounting Review, 2017, 92(2): 221–245.</w:t>
+        <w:t xml:space="preserve">[11]LI F. Annual report readability, current earnings, and earnings persistence[J]. Journal of Accounting and Economics, 2008, 45(2–3): 221–247.</w:t>
       </w:r>
     </w:p>
     <w:p>
@@ -27042,7 +26687,7 @@
           <w:b w:val="0"/>
           <w:sz w:val="21"/>
         </w:rPr>
-        <w:t xml:space="preserve">[12]RJIBA H, SAADI S, BOUBAKER S, et al. Annual report readability and the cost of equity capital[J]. Journal of Corporate Finance, 2021, 67: 101902.</w:t>
+        <w:t xml:space="preserve">[12]PEROLS J, BOWEN R M, ZIMMERMANN C, et al. Finding needles in a haystack: Using data analytics to improve fraud prediction[J]. The Accounting Review, 2017, 92(2): 221–245.</w:t>
       </w:r>
     </w:p>
     <w:p>
@@ -27057,7 +26702,7 @@
           <w:b w:val="0"/>
           <w:sz w:val="21"/>
         </w:rPr>
-        <w:t xml:space="preserve">[13]SPENCE M. Job market signaling[J]. The Quarterly Journal of Economics, 1973, 87(3): 355–374.</w:t>
+        <w:t xml:space="preserve">[13]RJIBA H, SAADI S, BOUBAKER S, et al. Annual report readability and the cost of equity capital[J]. Journal of Corporate Finance, 2021, 67: 101902.</w:t>
       </w:r>
     </w:p>
     <w:p>
@@ -27068,51 +26713,11 @@
       </w:pPr>
       <w:r>
         <w:rPr>
-          <w:rFonts w:hint="eastAsia" w:ascii="Times New Roman" w:hAnsi="Times New Roman" w:eastAsia="宋体"/>
-          <w:b w:val="0"/>
-          <w:sz w:val="21"/>
-        </w:rPr>
-        <w:t xml:space="preserve">[14]步丹璐，王晓艳.</w:t>
-      </w:r>
-      <w:r>
-        <w:rPr>
-          <w:rFonts w:ascii="Times New Roman" w:hAnsi="Times New Roman" w:eastAsia="宋体"/>
-          <w:b w:val="0"/>
-          <w:sz w:val="21"/>
-        </w:rPr>
-        <w:t xml:space="preserve"> </w:t>
-      </w:r>
-      <w:r>
-        <w:rPr>
-          <w:rFonts w:hint="eastAsia" w:ascii="Times New Roman" w:hAnsi="Times New Roman" w:eastAsia="宋体"/>
-          <w:b w:val="0"/>
-          <w:sz w:val="21"/>
-        </w:rPr>
-        <w:t xml:space="preserve">政府补助、软约束与薪酬差距[J].</w:t>
-      </w:r>
-      <w:r>
-        <w:rPr>
-          <w:rFonts w:ascii="Times New Roman" w:hAnsi="Times New Roman" w:eastAsia="宋体"/>
-          <w:b w:val="0"/>
-          <w:sz w:val="21"/>
-        </w:rPr>
-        <w:t xml:space="preserve"> </w:t>
-      </w:r>
-      <w:r>
-        <w:rPr>
-          <w:rFonts w:hint="eastAsia" w:ascii="Times New Roman" w:hAnsi="Times New Roman" w:eastAsia="宋体"/>
-          <w:b w:val="0"/>
-          <w:sz w:val="21"/>
-        </w:rPr>
-        <w:t xml:space="preserve">南开管理评论，2014，17(2):</w:t>
-      </w:r>
-      <w:r>
-        <w:rPr>
-          <w:rFonts w:ascii="Times New Roman" w:hAnsi="Times New Roman" w:eastAsia="宋体"/>
-          <w:b w:val="0"/>
-          <w:sz w:val="21"/>
-        </w:rPr>
-        <w:t xml:space="preserve"> 23–33.</w:t>
+          <w:rFonts w:ascii="Times New Roman" w:hAnsi="Times New Roman" w:eastAsia="宋体"/>
+          <w:b w:val="0"/>
+          <w:sz w:val="21"/>
+        </w:rPr>
+        <w:t xml:space="preserve">[14]SPENCE M. Job market signaling[J]. The Quarterly Journal of Economics, 1973, 87(3): 355–374.</w:t>
       </w:r>
     </w:p>
     <w:p>
@@ -27123,51 +26728,11 @@
       </w:pPr>
       <w:r>
         <w:rPr>
-          <w:rFonts w:hint="eastAsia" w:ascii="Times New Roman" w:hAnsi="Times New Roman" w:eastAsia="宋体"/>
-          <w:b w:val="0"/>
-          <w:sz w:val="21"/>
-        </w:rPr>
-        <w:t xml:space="preserve">[15]陈冬华，陈信元，万华林.</w:t>
-      </w:r>
-      <w:r>
-        <w:rPr>
-          <w:rFonts w:ascii="Times New Roman" w:hAnsi="Times New Roman" w:eastAsia="宋体"/>
-          <w:b w:val="0"/>
-          <w:sz w:val="21"/>
-        </w:rPr>
-        <w:t xml:space="preserve"> </w:t>
-      </w:r>
-      <w:r>
-        <w:rPr>
-          <w:rFonts w:hint="eastAsia" w:ascii="Times New Roman" w:hAnsi="Times New Roman" w:eastAsia="宋体"/>
-          <w:b w:val="0"/>
-          <w:sz w:val="21"/>
-        </w:rPr>
-        <w:t xml:space="preserve">国有企业中的薪酬管制与在职消费[J].</w:t>
-      </w:r>
-      <w:r>
-        <w:rPr>
-          <w:rFonts w:ascii="Times New Roman" w:hAnsi="Times New Roman" w:eastAsia="宋体"/>
-          <w:b w:val="0"/>
-          <w:sz w:val="21"/>
-        </w:rPr>
-        <w:t xml:space="preserve"> </w:t>
-      </w:r>
-      <w:r>
-        <w:rPr>
-          <w:rFonts w:hint="eastAsia" w:ascii="Times New Roman" w:hAnsi="Times New Roman" w:eastAsia="宋体"/>
-          <w:b w:val="0"/>
-          <w:sz w:val="21"/>
-        </w:rPr>
-        <w:t xml:space="preserve">经济研究，2005，40(2):</w:t>
-      </w:r>
-      <w:r>
-        <w:rPr>
-          <w:rFonts w:ascii="Times New Roman" w:hAnsi="Times New Roman" w:eastAsia="宋体"/>
-          <w:b w:val="0"/>
-          <w:sz w:val="21"/>
-        </w:rPr>
-        <w:t xml:space="preserve"> 92–101.</w:t>
+          <w:rFonts w:ascii="Times New Roman" w:hAnsi="Times New Roman" w:eastAsia="宋体"/>
+          <w:b w:val="0"/>
+          <w:sz w:val="21"/>
+        </w:rPr>
+        <w:t xml:space="preserve">[15]ZHAO Y, LYNCH J G, CHEN Q. Reconsidering Baron and Kenny: Myths and truths about mediation analysis[J]. Journal of Consumer Research, 2010, 37(2): 197–206.</w:t>
       </w:r>
     </w:p>
     <w:p>
@@ -27182,7 +26747,7 @@
           <w:b w:val="0"/>
           <w:sz w:val="21"/>
         </w:rPr>
-        <w:t xml:space="preserve">[16]李哲，王文翰，王遥.</w:t>
+        <w:t xml:space="preserve">[16]步丹璐，王晓艳.</w:t>
       </w:r>
       <w:r>
         <w:rPr>
@@ -27198,7 +26763,7 @@
           <w:b w:val="0"/>
           <w:sz w:val="21"/>
         </w:rPr>
-        <w:t xml:space="preserve">企业环境责任表现与政府补贴获取——基于文本分析的经验证据[J].</w:t>
+        <w:t xml:space="preserve">政府补助、软约束与薪酬差距[J].</w:t>
       </w:r>
       <w:r>
         <w:rPr>
@@ -27214,15 +26779,15 @@
           <w:b w:val="0"/>
           <w:sz w:val="21"/>
         </w:rPr>
-        <w:t xml:space="preserve">财经研究，2022，48(2):</w:t>
-      </w:r>
-      <w:r>
-        <w:rPr>
-          <w:rFonts w:ascii="Times New Roman" w:hAnsi="Times New Roman" w:eastAsia="宋体"/>
-          <w:b w:val="0"/>
-          <w:sz w:val="21"/>
-        </w:rPr>
-        <w:t xml:space="preserve"> 78–92.</w:t>
+        <w:t xml:space="preserve">南开管理评论，2014，17(2):</w:t>
+      </w:r>
+      <w:r>
+        <w:rPr>
+          <w:rFonts w:ascii="Times New Roman" w:hAnsi="Times New Roman" w:eastAsia="宋体"/>
+          <w:b w:val="0"/>
+          <w:sz w:val="21"/>
+        </w:rPr>
+        <w:t xml:space="preserve"> 23–33.</w:t>
       </w:r>
     </w:p>
     <w:p>
@@ -27237,7 +26802,7 @@
           <w:b w:val="0"/>
           <w:sz w:val="21"/>
         </w:rPr>
-        <w:t xml:space="preserve">[17]连君莎.</w:t>
+        <w:t xml:space="preserve">[17]陈冬华，陈信元，万华林.</w:t>
       </w:r>
       <w:r>
         <w:rPr>
@@ -27253,7 +26818,7 @@
           <w:b w:val="0"/>
           <w:sz w:val="21"/>
         </w:rPr>
-        <w:t xml:space="preserve">政府补贴、内部控制质量与企业投资效率[D].</w:t>
+        <w:t xml:space="preserve">国有企业中的薪酬管制与在职消费[J].</w:t>
       </w:r>
       <w:r>
         <w:rPr>
@@ -27269,7 +26834,15 @@
           <w:b w:val="0"/>
           <w:sz w:val="21"/>
         </w:rPr>
-        <w:t xml:space="preserve">武汉：武汉理工大学，2020.</w:t>
+        <w:t xml:space="preserve">经济研究，2005，40(2):</w:t>
+      </w:r>
+      <w:r>
+        <w:rPr>
+          <w:rFonts w:ascii="Times New Roman" w:hAnsi="Times New Roman" w:eastAsia="宋体"/>
+          <w:b w:val="0"/>
+          <w:sz w:val="21"/>
+        </w:rPr>
+        <w:t xml:space="preserve"> 92–101.</w:t>
       </w:r>
     </w:p>
     <w:p>
@@ -27284,7 +26857,7 @@
           <w:b w:val="0"/>
           <w:sz w:val="21"/>
         </w:rPr>
-        <w:t xml:space="preserve">[18]卢锐，柳建华，许宁.</w:t>
+        <w:t xml:space="preserve">[18]方军雄.</w:t>
       </w:r>
       <w:r>
         <w:rPr>
@@ -27300,7 +26873,7 @@
           <w:b w:val="0"/>
           <w:sz w:val="21"/>
         </w:rPr>
-        <w:t xml:space="preserve">内部控制、产权与高管薪酬业绩敏感性[J].</w:t>
+        <w:t xml:space="preserve">我国上市公司高管薪酬存在粘性吗？[J].</w:t>
       </w:r>
       <w:r>
         <w:rPr>
@@ -27316,15 +26889,15 @@
           <w:b w:val="0"/>
           <w:sz w:val="21"/>
         </w:rPr>
-        <w:t xml:space="preserve">会计研究，2011(10):</w:t>
-      </w:r>
-      <w:r>
-        <w:rPr>
-          <w:rFonts w:ascii="Times New Roman" w:hAnsi="Times New Roman" w:eastAsia="宋体"/>
-          <w:b w:val="0"/>
-          <w:sz w:val="21"/>
-        </w:rPr>
-        <w:t xml:space="preserve"> 42–48.</w:t>
+        <w:t xml:space="preserve">经济研究，2009，44(3):</w:t>
+      </w:r>
+      <w:r>
+        <w:rPr>
+          <w:rFonts w:ascii="Times New Roman" w:hAnsi="Times New Roman" w:eastAsia="宋体"/>
+          <w:b w:val="0"/>
+          <w:sz w:val="21"/>
+        </w:rPr>
+        <w:t xml:space="preserve"> 110–124.</w:t>
       </w:r>
     </w:p>
     <w:p>
@@ -27339,7 +26912,7 @@
           <w:b w:val="0"/>
           <w:sz w:val="21"/>
         </w:rPr>
-        <w:t xml:space="preserve">[19]陆瑶，张叶青，黎波，等.</w:t>
+        <w:t xml:space="preserve">[19]李哲，王文翰，王遥.</w:t>
       </w:r>
       <w:r>
         <w:rPr>
@@ -27355,7 +26928,7 @@
           <w:b w:val="0"/>
           <w:sz w:val="21"/>
         </w:rPr>
-        <w:t xml:space="preserve">高管个人特征与公司业绩——基于机器学习的经验证据[J].</w:t>
+        <w:t xml:space="preserve">企业环境责任表现与政府补贴获取——基于文本分析的经验证据[J].</w:t>
       </w:r>
       <w:r>
         <w:rPr>
@@ -27371,15 +26944,15 @@
           <w:b w:val="0"/>
           <w:sz w:val="21"/>
         </w:rPr>
-        <w:t xml:space="preserve">管理科学学报，2020，23(2):</w:t>
-      </w:r>
-      <w:r>
-        <w:rPr>
-          <w:rFonts w:ascii="Times New Roman" w:hAnsi="Times New Roman" w:eastAsia="宋体"/>
-          <w:b w:val="0"/>
-          <w:sz w:val="21"/>
-        </w:rPr>
-        <w:t xml:space="preserve"> 120–140.</w:t>
+        <w:t xml:space="preserve">财经研究，2022，48(2):</w:t>
+      </w:r>
+      <w:r>
+        <w:rPr>
+          <w:rFonts w:ascii="Times New Roman" w:hAnsi="Times New Roman" w:eastAsia="宋体"/>
+          <w:b w:val="0"/>
+          <w:sz w:val="21"/>
+        </w:rPr>
+        <w:t xml:space="preserve"> 78–92.</w:t>
       </w:r>
     </w:p>
     <w:p>
@@ -27394,7 +26967,7 @@
           <w:b w:val="0"/>
           <w:sz w:val="21"/>
         </w:rPr>
-        <w:t xml:space="preserve">[20]罗进辉.</w:t>
+        <w:t xml:space="preserve">[20]连君莎.</w:t>
       </w:r>
       <w:r>
         <w:rPr>
@@ -27410,7 +26983,7 @@
           <w:b w:val="0"/>
           <w:sz w:val="21"/>
         </w:rPr>
-        <w:t xml:space="preserve">媒体报道与高管薪酬契约管用性[J].</w:t>
+        <w:t xml:space="preserve">政府补贴、内部控制质量与企业投资效率[D].</w:t>
       </w:r>
       <w:r>
         <w:rPr>
@@ -27426,15 +26999,7 @@
           <w:b w:val="0"/>
           <w:sz w:val="21"/>
         </w:rPr>
-        <w:t xml:space="preserve">金融研究，2018(3):</w:t>
-      </w:r>
-      <w:r>
-        <w:rPr>
-          <w:rFonts w:ascii="Times New Roman" w:hAnsi="Times New Roman" w:eastAsia="宋体"/>
-          <w:b w:val="0"/>
-          <w:sz w:val="21"/>
-        </w:rPr>
-        <w:t xml:space="preserve"> 190–206.</w:t>
+        <w:t xml:space="preserve">武汉：武汉理工大学，2020.</w:t>
       </w:r>
     </w:p>
     <w:p>
@@ -27449,7 +27014,7 @@
           <w:b w:val="0"/>
           <w:sz w:val="21"/>
         </w:rPr>
-        <w:t xml:space="preserve">[21]罗昆，曹光宇.</w:t>
+        <w:t xml:space="preserve">[21]卢锐，柳建华，许宁.</w:t>
       </w:r>
       <w:r>
         <w:rPr>
@@ -27465,7 +27030,7 @@
           <w:b w:val="0"/>
           <w:sz w:val="21"/>
         </w:rPr>
-        <w:t xml:space="preserve">财务困境、超额薪酬与薪酬业绩敏感性——基于政府补贴的调节效应[J].</w:t>
+        <w:t xml:space="preserve">内部控制、产权与高管薪酬业绩敏感性[J].</w:t>
       </w:r>
       <w:r>
         <w:rPr>
@@ -27481,15 +27046,15 @@
           <w:b w:val="0"/>
           <w:sz w:val="21"/>
         </w:rPr>
-        <w:t xml:space="preserve">华中农业大学学报（社会科学版），2015(6):</w:t>
-      </w:r>
-      <w:r>
-        <w:rPr>
-          <w:rFonts w:ascii="Times New Roman" w:hAnsi="Times New Roman" w:eastAsia="宋体"/>
-          <w:b w:val="0"/>
-          <w:sz w:val="21"/>
-        </w:rPr>
-        <w:t xml:space="preserve"> 109–117.</w:t>
+        <w:t xml:space="preserve">会计研究，2011(10):</w:t>
+      </w:r>
+      <w:r>
+        <w:rPr>
+          <w:rFonts w:ascii="Times New Roman" w:hAnsi="Times New Roman" w:eastAsia="宋体"/>
+          <w:b w:val="0"/>
+          <w:sz w:val="21"/>
+        </w:rPr>
+        <w:t xml:space="preserve"> 42–48.</w:t>
       </w:r>
     </w:p>
     <w:p>
@@ -27504,7 +27069,7 @@
           <w:b w:val="0"/>
           <w:sz w:val="21"/>
         </w:rPr>
-        <w:t xml:space="preserve">[22]马长峰，陈志娟，张顺明.</w:t>
+        <w:t xml:space="preserve">[22]陆瑶，张叶青，黎波，等.</w:t>
       </w:r>
       <w:r>
         <w:rPr>
@@ -27520,7 +27085,7 @@
           <w:b w:val="0"/>
           <w:sz w:val="21"/>
         </w:rPr>
-        <w:t xml:space="preserve">基于文本大数据分析的会计和金融研究综述[J].</w:t>
+        <w:t xml:space="preserve">高管个人特征与公司业绩——基于机器学习的经验证据[J].</w:t>
       </w:r>
       <w:r>
         <w:rPr>
@@ -27536,15 +27101,15 @@
           <w:b w:val="0"/>
           <w:sz w:val="21"/>
         </w:rPr>
-        <w:t xml:space="preserve">管理科学学报，2020，23(9):</w:t>
-      </w:r>
-      <w:r>
-        <w:rPr>
-          <w:rFonts w:ascii="Times New Roman" w:hAnsi="Times New Roman" w:eastAsia="宋体"/>
-          <w:b w:val="0"/>
-          <w:sz w:val="21"/>
-        </w:rPr>
-        <w:t xml:space="preserve"> 19–30.</w:t>
+        <w:t xml:space="preserve">管理科学学报，2020，23(2):</w:t>
+      </w:r>
+      <w:r>
+        <w:rPr>
+          <w:rFonts w:ascii="Times New Roman" w:hAnsi="Times New Roman" w:eastAsia="宋体"/>
+          <w:b w:val="0"/>
+          <w:sz w:val="21"/>
+        </w:rPr>
+        <w:t xml:space="preserve"> 120–140.</w:t>
       </w:r>
     </w:p>
     <w:p>
@@ -27559,7 +27124,7 @@
           <w:b w:val="0"/>
           <w:sz w:val="21"/>
         </w:rPr>
-        <w:t xml:space="preserve">[23]潘红波，夏新平，余明桂.</w:t>
+        <w:t xml:space="preserve">[23]罗进辉.</w:t>
       </w:r>
       <w:r>
         <w:rPr>
@@ -27575,7 +27140,7 @@
           <w:b w:val="0"/>
           <w:sz w:val="21"/>
         </w:rPr>
-        <w:t xml:space="preserve">政府干预、政治关联与地方国有企业并购[J].</w:t>
+        <w:t xml:space="preserve">媒体报道与高管薪酬契约管用性[J].</w:t>
       </w:r>
       <w:r>
         <w:rPr>
@@ -27591,15 +27156,15 @@
           <w:b w:val="0"/>
           <w:sz w:val="21"/>
         </w:rPr>
-        <w:t xml:space="preserve">经济研究，2008(4):</w:t>
-      </w:r>
-      <w:r>
-        <w:rPr>
-          <w:rFonts w:ascii="Times New Roman" w:hAnsi="Times New Roman" w:eastAsia="宋体"/>
-          <w:b w:val="0"/>
-          <w:sz w:val="21"/>
-        </w:rPr>
-        <w:t xml:space="preserve"> 41–52.</w:t>
+        <w:t xml:space="preserve">金融研究，2018(3):</w:t>
+      </w:r>
+      <w:r>
+        <w:rPr>
+          <w:rFonts w:ascii="Times New Roman" w:hAnsi="Times New Roman" w:eastAsia="宋体"/>
+          <w:b w:val="0"/>
+          <w:sz w:val="21"/>
+        </w:rPr>
+        <w:t xml:space="preserve"> 190–206.</w:t>
       </w:r>
     </w:p>
     <w:p>
@@ -27614,7 +27179,7 @@
           <w:b w:val="0"/>
           <w:sz w:val="21"/>
         </w:rPr>
-        <w:t xml:space="preserve">[24]唐清泉，罗党论.</w:t>
+        <w:t xml:space="preserve">[24]罗昆，曹光宇.</w:t>
       </w:r>
       <w:r>
         <w:rPr>
@@ -27630,7 +27195,7 @@
           <w:b w:val="0"/>
           <w:sz w:val="21"/>
         </w:rPr>
-        <w:t xml:space="preserve">政府补贴动机及其效果的实证研究——来自中国上市公司的经验证据[J].</w:t>
+        <w:t xml:space="preserve">财务困境、超额薪酬与薪酬业绩敏感性——基于政府补贴的调节效应[J].</w:t>
       </w:r>
       <w:r>
         <w:rPr>
@@ -27646,15 +27211,15 @@
           <w:b w:val="0"/>
           <w:sz w:val="21"/>
         </w:rPr>
-        <w:t xml:space="preserve">金融研究，2007(6):</w:t>
-      </w:r>
-      <w:r>
-        <w:rPr>
-          <w:rFonts w:ascii="Times New Roman" w:hAnsi="Times New Roman" w:eastAsia="宋体"/>
-          <w:b w:val="0"/>
-          <w:sz w:val="21"/>
-        </w:rPr>
-        <w:t xml:space="preserve"> 149–163.</w:t>
+        <w:t xml:space="preserve">华中农业大学学报（社会科学版），2015(6):</w:t>
+      </w:r>
+      <w:r>
+        <w:rPr>
+          <w:rFonts w:ascii="Times New Roman" w:hAnsi="Times New Roman" w:eastAsia="宋体"/>
+          <w:b w:val="0"/>
+          <w:sz w:val="21"/>
+        </w:rPr>
+        <w:t xml:space="preserve"> 109–117.</w:t>
       </w:r>
     </w:p>
     <w:p>
@@ -27669,7 +27234,7 @@
           <w:b w:val="0"/>
           <w:sz w:val="21"/>
         </w:rPr>
-        <w:t xml:space="preserve">[25]王克敏，王华杰，李栋栋，等.</w:t>
+        <w:t xml:space="preserve">[25]马长峰，陈志娟，张顺明.</w:t>
       </w:r>
       <w:r>
         <w:rPr>
@@ -27685,7 +27250,7 @@
           <w:b w:val="0"/>
           <w:sz w:val="21"/>
         </w:rPr>
-        <w:t xml:space="preserve">年报文本信息复杂性与管理者自利——来自中国上市公司的证据[J].</w:t>
+        <w:t xml:space="preserve">基于文本大数据分析的会计和金融研究综述[J].</w:t>
       </w:r>
       <w:r>
         <w:rPr>
@@ -27701,15 +27266,15 @@
           <w:b w:val="0"/>
           <w:sz w:val="21"/>
         </w:rPr>
-        <w:t xml:space="preserve">管理世界，2018，34(12):</w:t>
-      </w:r>
-      <w:r>
-        <w:rPr>
-          <w:rFonts w:ascii="Times New Roman" w:hAnsi="Times New Roman" w:eastAsia="宋体"/>
-          <w:b w:val="0"/>
-          <w:sz w:val="21"/>
-        </w:rPr>
-        <w:t xml:space="preserve"> 120–132.</w:t>
+        <w:t xml:space="preserve">管理科学学报，2020，23(9):</w:t>
+      </w:r>
+      <w:r>
+        <w:rPr>
+          <w:rFonts w:ascii="Times New Roman" w:hAnsi="Times New Roman" w:eastAsia="宋体"/>
+          <w:b w:val="0"/>
+          <w:sz w:val="21"/>
+        </w:rPr>
+        <w:t xml:space="preserve"> 19–30.</w:t>
       </w:r>
     </w:p>
     <w:p>
@@ -27724,7 +27289,7 @@
           <w:b w:val="0"/>
           <w:sz w:val="21"/>
         </w:rPr>
-        <w:t xml:space="preserve">[26]吴妍.</w:t>
+        <w:t xml:space="preserve">[26]潘红波，夏新平，余明桂.</w:t>
       </w:r>
       <w:r>
         <w:rPr>
@@ -27740,7 +27305,7 @@
           <w:b w:val="0"/>
           <w:sz w:val="21"/>
         </w:rPr>
-        <w:t xml:space="preserve">政府补助与高管超额薪酬的实证研究[D].</w:t>
+        <w:t xml:space="preserve">政府干预、政治关联与地方国有企业并购[J].</w:t>
       </w:r>
       <w:r>
         <w:rPr>
@@ -27756,7 +27321,15 @@
           <w:b w:val="0"/>
           <w:sz w:val="21"/>
         </w:rPr>
-        <w:t xml:space="preserve">武汉：中南财经政法大学，2019.</w:t>
+        <w:t xml:space="preserve">经济研究，2008(4):</w:t>
+      </w:r>
+      <w:r>
+        <w:rPr>
+          <w:rFonts w:ascii="Times New Roman" w:hAnsi="Times New Roman" w:eastAsia="宋体"/>
+          <w:b w:val="0"/>
+          <w:sz w:val="21"/>
+        </w:rPr>
+        <w:t xml:space="preserve"> 41–52.</w:t>
       </w:r>
     </w:p>
     <w:p>
@@ -27771,7 +27344,7 @@
           <w:b w:val="0"/>
           <w:sz w:val="21"/>
         </w:rPr>
-        <w:t xml:space="preserve">[27]徐坤.</w:t>
+        <w:t xml:space="preserve">[27]唐清泉，罗党论.</w:t>
       </w:r>
       <w:r>
         <w:rPr>
@@ -27787,7 +27360,7 @@
           <w:b w:val="0"/>
           <w:sz w:val="21"/>
         </w:rPr>
-        <w:t xml:space="preserve">管理层语调与企业未来业绩的关系[D].</w:t>
+        <w:t xml:space="preserve">政府补贴动机及其效果的实证研究——来自中国上市公司的经验证据[J].</w:t>
       </w:r>
       <w:r>
         <w:rPr>
@@ -27803,7 +27376,15 @@
           <w:b w:val="0"/>
           <w:sz w:val="21"/>
         </w:rPr>
-        <w:t xml:space="preserve">北京：北京交通大学，2021.</w:t>
+        <w:t xml:space="preserve">金融研究，2007(6):</w:t>
+      </w:r>
+      <w:r>
+        <w:rPr>
+          <w:rFonts w:ascii="Times New Roman" w:hAnsi="Times New Roman" w:eastAsia="宋体"/>
+          <w:b w:val="0"/>
+          <w:sz w:val="21"/>
+        </w:rPr>
+        <w:t xml:space="preserve"> 149–163.</w:t>
       </w:r>
     </w:p>
     <w:p>
@@ -27818,7 +27399,7 @@
           <w:b w:val="0"/>
           <w:sz w:val="21"/>
         </w:rPr>
-        <w:t xml:space="preserve">[28]章海浪.</w:t>
+        <w:t xml:space="preserve">[28]王克敏，王华杰，李栋栋，等.</w:t>
       </w:r>
       <w:r>
         <w:rPr>
@@ -27834,7 +27415,7 @@
           <w:b w:val="0"/>
           <w:sz w:val="21"/>
         </w:rPr>
-        <w:t xml:space="preserve">内部控制缺陷、薪酬公平性与高管腐败[D].</w:t>
+        <w:t xml:space="preserve">年报文本信息复杂性与管理者自利——来自中国上市公司的证据[J].</w:t>
       </w:r>
       <w:r>
         <w:rPr>
@@ -27850,7 +27431,15 @@
           <w:b w:val="0"/>
           <w:sz w:val="21"/>
         </w:rPr>
-        <w:t xml:space="preserve">杭州：浙江工商大学，2021.</w:t>
+        <w:t xml:space="preserve">管理世界，2018，34(12):</w:t>
+      </w:r>
+      <w:r>
+        <w:rPr>
+          <w:rFonts w:ascii="Times New Roman" w:hAnsi="Times New Roman" w:eastAsia="宋体"/>
+          <w:b w:val="0"/>
+          <w:sz w:val="21"/>
+        </w:rPr>
+        <w:t xml:space="preserve"> 120–132.</w:t>
       </w:r>
     </w:p>
     <w:p>
@@ -27865,7 +27454,7 @@
           <w:b w:val="0"/>
           <w:sz w:val="21"/>
         </w:rPr>
-        <w:t xml:space="preserve">[29]张莉莉.</w:t>
+        <w:t xml:space="preserve">[29]吴妍.</w:t>
       </w:r>
       <w:r>
         <w:rPr>
@@ -27881,6 +27470,147 @@
           <w:b w:val="0"/>
           <w:sz w:val="21"/>
         </w:rPr>
+        <w:t xml:space="preserve">政府补助与高管超额薪酬的实证研究[D].</w:t>
+      </w:r>
+      <w:r>
+        <w:rPr>
+          <w:rFonts w:ascii="Times New Roman" w:hAnsi="Times New Roman" w:eastAsia="宋体"/>
+          <w:b w:val="0"/>
+          <w:sz w:val="21"/>
+        </w:rPr>
+        <w:t xml:space="preserve"> </w:t>
+      </w:r>
+      <w:r>
+        <w:rPr>
+          <w:rFonts w:hint="eastAsia" w:ascii="Times New Roman" w:hAnsi="Times New Roman" w:eastAsia="宋体"/>
+          <w:b w:val="0"/>
+          <w:sz w:val="21"/>
+        </w:rPr>
+        <w:t xml:space="preserve">武汉：中南财经政法大学，2019.</w:t>
+      </w:r>
+    </w:p>
+    <w:p>
+      <w:pPr>
+        <w:spacing w:line="312" w:lineRule="auto" w:before="0" w:after="0"/>
+        <w:ind w:firstLine="0"/>
+        <w:jc w:val="both"/>
+      </w:pPr>
+      <w:r>
+        <w:rPr>
+          <w:rFonts w:hint="eastAsia" w:ascii="Times New Roman" w:hAnsi="Times New Roman" w:eastAsia="宋体"/>
+          <w:b w:val="0"/>
+          <w:sz w:val="21"/>
+        </w:rPr>
+        <w:t xml:space="preserve">[30]徐坤.</w:t>
+      </w:r>
+      <w:r>
+        <w:rPr>
+          <w:rFonts w:ascii="Times New Roman" w:hAnsi="Times New Roman" w:eastAsia="宋体"/>
+          <w:b w:val="0"/>
+          <w:sz w:val="21"/>
+        </w:rPr>
+        <w:t xml:space="preserve"> </w:t>
+      </w:r>
+      <w:r>
+        <w:rPr>
+          <w:rFonts w:hint="eastAsia" w:ascii="Times New Roman" w:hAnsi="Times New Roman" w:eastAsia="宋体"/>
+          <w:b w:val="0"/>
+          <w:sz w:val="21"/>
+        </w:rPr>
+        <w:t xml:space="preserve">管理层语调与企业未来业绩的关系[D].</w:t>
+      </w:r>
+      <w:r>
+        <w:rPr>
+          <w:rFonts w:ascii="Times New Roman" w:hAnsi="Times New Roman" w:eastAsia="宋体"/>
+          <w:b w:val="0"/>
+          <w:sz w:val="21"/>
+        </w:rPr>
+        <w:t xml:space="preserve"> </w:t>
+      </w:r>
+      <w:r>
+        <w:rPr>
+          <w:rFonts w:hint="eastAsia" w:ascii="Times New Roman" w:hAnsi="Times New Roman" w:eastAsia="宋体"/>
+          <w:b w:val="0"/>
+          <w:sz w:val="21"/>
+        </w:rPr>
+        <w:t xml:space="preserve">北京：北京交通大学，2021.</w:t>
+      </w:r>
+    </w:p>
+    <w:p>
+      <w:pPr>
+        <w:spacing w:line="312" w:lineRule="auto" w:before="0" w:after="0"/>
+        <w:ind w:firstLine="0"/>
+        <w:jc w:val="both"/>
+      </w:pPr>
+      <w:r>
+        <w:rPr>
+          <w:rFonts w:hint="eastAsia" w:ascii="Times New Roman" w:hAnsi="Times New Roman" w:eastAsia="宋体"/>
+          <w:b w:val="0"/>
+          <w:sz w:val="21"/>
+        </w:rPr>
+        <w:t xml:space="preserve">[31]章海浪.</w:t>
+      </w:r>
+      <w:r>
+        <w:rPr>
+          <w:rFonts w:ascii="Times New Roman" w:hAnsi="Times New Roman" w:eastAsia="宋体"/>
+          <w:b w:val="0"/>
+          <w:sz w:val="21"/>
+        </w:rPr>
+        <w:t xml:space="preserve"> </w:t>
+      </w:r>
+      <w:r>
+        <w:rPr>
+          <w:rFonts w:hint="eastAsia" w:ascii="Times New Roman" w:hAnsi="Times New Roman" w:eastAsia="宋体"/>
+          <w:b w:val="0"/>
+          <w:sz w:val="21"/>
+        </w:rPr>
+        <w:t xml:space="preserve">内部控制缺陷、薪酬公平性与高管腐败[D].</w:t>
+      </w:r>
+      <w:r>
+        <w:rPr>
+          <w:rFonts w:ascii="Times New Roman" w:hAnsi="Times New Roman" w:eastAsia="宋体"/>
+          <w:b w:val="0"/>
+          <w:sz w:val="21"/>
+        </w:rPr>
+        <w:t xml:space="preserve"> </w:t>
+      </w:r>
+      <w:r>
+        <w:rPr>
+          <w:rFonts w:hint="eastAsia" w:ascii="Times New Roman" w:hAnsi="Times New Roman" w:eastAsia="宋体"/>
+          <w:b w:val="0"/>
+          <w:sz w:val="21"/>
+        </w:rPr>
+        <w:t xml:space="preserve">杭州：浙江工商大学，2021.</w:t>
+      </w:r>
+    </w:p>
+    <w:p>
+      <w:pPr>
+        <w:spacing w:line="312" w:lineRule="auto" w:before="0" w:after="0"/>
+        <w:ind w:firstLine="0"/>
+        <w:jc w:val="both"/>
+      </w:pPr>
+      <w:r>
+        <w:rPr>
+          <w:rFonts w:hint="eastAsia" w:ascii="Times New Roman" w:hAnsi="Times New Roman" w:eastAsia="宋体"/>
+          <w:b w:val="0"/>
+          <w:sz w:val="21"/>
+        </w:rPr>
+        <w:t xml:space="preserve">[32]张莉莉.</w:t>
+      </w:r>
+      <w:r>
+        <w:rPr>
+          <w:rFonts w:ascii="Times New Roman" w:hAnsi="Times New Roman" w:eastAsia="宋体"/>
+          <w:b w:val="0"/>
+          <w:sz w:val="21"/>
+        </w:rPr>
+        <w:t xml:space="preserve"> </w:t>
+      </w:r>
+      <w:r>
+        <w:rPr>
+          <w:rFonts w:hint="eastAsia" w:ascii="Times New Roman" w:hAnsi="Times New Roman" w:eastAsia="宋体"/>
+          <w:b w:val="0"/>
+          <w:sz w:val="21"/>
+        </w:rPr>
         <w:t xml:space="preserve">政府补助对国企上市公司高管超额薪酬的影响研究[D].</w:t>
       </w:r>
       <w:r>
@@ -27900,8 +27630,8 @@
         <w:t xml:space="preserve">湘潭：湖南科技大学，2019.</w:t>
       </w:r>
     </w:p>
-    <w:bookmarkEnd w:id="72"/>
-    <w:bookmarkStart w:id="74" w:name="致谢"/>
+    <w:bookmarkEnd w:id="69"/>
+    <w:bookmarkStart w:id="71" w:name="致谢"/>
     <w:p>
       <w:pPr>
         <w:pStyle w:val="1"/>
@@ -27910,7 +27640,7 @@
         <w:ind w:firstLine="0"/>
         <w:jc w:val="center"/>
       </w:pPr>
-      <w:bookmarkStart w:id="104" w:name="_TocAuto0030"/>
+      <w:bookmarkStart w:id="100" w:name="_TocAuto0029"/>
       <w:r>
         <w:rPr>
           <w:rFonts w:hint="eastAsia" w:ascii="Times New Roman" w:hAnsi="Times New Roman" w:eastAsia="黑体"/>
@@ -27919,7 +27649,7 @@
         </w:rPr>
         <w:t xml:space="preserve">致谢</w:t>
       </w:r>
-      <w:bookmarkEnd w:id="104"/>
+      <w:bookmarkEnd w:id="100"/>
     </w:p>
     <w:p>
       <w:pPr>
@@ -27951,7 +27681,7 @@
         <w:t xml:space="preserve">同时，感谢信息科学与技术学院各位老师在本科阶段的培养，感谢同学和家人在资料查找、论文排版和写作调整过程中给予的支持与鼓励。由于本人学术能力和研究经验有限，论文难免存在不足，恳请各位老师批评指正。</w:t>
       </w:r>
     </w:p>
-    <w:bookmarkEnd w:id="73"/>
+    <w:bookmarkEnd w:id="70"/>
     <w:sectPr>
       <w:headerReference w:type="default" r:id="rId20"/>
       <w:footerReference w:type="default" r:id="rId21"/>
